--- a/data/outputs/v2/Core_Mathematics/SS2.3_Rotation/Core_Mathematics_Rotation_CBE_LessonSequence.docx
+++ b/data/outputs/v2/Core_Mathematics/SS2.3_Rotation/Core_Mathematics_Rotation_CBE_LessonSequence.docx
@@ -3197,7 +3197,7 @@
             <w:pPr>
               <w:spacing w:after="20" w:before="0"/>
             </w:pPr>
-            <w:hyperlink w:history="1" r:id="rIdrcpkr22mm4qgekwuffpfb">
+            <w:hyperlink w:history="1" r:id="rIdkvwcj7lpvrnwi-ysercux">
               <w:r>
                 <w:rPr>
                   <w:rFonts w:ascii="Arial" w:cs="Arial" w:eastAsia="Arial" w:hAnsi="Arial"/>
@@ -3206,7 +3206,7 @@
                   <w:szCs w:val="16"/>
                   <w:u w:val="single" w:color="2E75B6"/>
                 </w:rPr>
-                <w:t xml:space="preserve">Another Pythagorean theorem proof</w:t>
+                <w:t xml:space="preserve">Identifying transformations</w:t>
               </w:r>
             </w:hyperlink>
           </w:p>
@@ -3230,7 +3230,7 @@
               <w:spacing w:after="10" w:before="0"/>
               <w:ind w:left="120"/>
             </w:pPr>
-            <w:hyperlink w:history="1" r:id="rIdgqkbkhefm1qmqo4gt5s2b">
+            <w:hyperlink w:history="1" r:id="rIdeliwypllhhdxyflosjvf9">
               <w:r>
                 <w:rPr>
                   <w:rFonts w:ascii="Arial" w:cs="Arial" w:eastAsia="Arial" w:hAnsi="Arial"/>
@@ -3268,14 +3268,14 @@
                 <w:sz w:val="16"/>
                 <w:szCs w:val="16"/>
               </w:rPr>
-              <w:t xml:space="preserve">📖 HTML:</w:t>
+              <w:t xml:space="preserve">📖 EXERCISE:</w:t>
             </w:r>
           </w:p>
           <w:p>
             <w:pPr>
               <w:spacing w:after="20" w:before="0"/>
             </w:pPr>
-            <w:hyperlink w:history="1" r:id="rIde9eok-pz5gamw-3awn83v">
+            <w:hyperlink w:history="1" r:id="rIdgfpjxu2nbgyosdkc3bwe_">
               <w:r>
                 <w:rPr>
                   <w:rFonts w:ascii="Arial" w:cs="Arial" w:eastAsia="Arial" w:hAnsi="Arial"/>
@@ -3284,7 +3284,7 @@
                   <w:szCs w:val="16"/>
                   <w:u w:val="single" w:color="2E75B6"/>
                 </w:rPr>
-                <w:t xml:space="preserve">Rotation Symmetry (Flexbook)</w:t>
+                <w:t xml:space="preserve">Rigid transformations: preserved properties</w:t>
               </w:r>
             </w:hyperlink>
           </w:p>
@@ -3300,7 +3300,7 @@
                 <w:sz w:val="14"/>
                 <w:szCs w:val="14"/>
               </w:rPr>
-              <w:t xml:space="preserve">Source: CK-12</w:t>
+              <w:t xml:space="preserve">Source: Khan Academy (English - US curriculum)</w:t>
             </w:r>
           </w:p>
           <w:p>
@@ -3308,7 +3308,7 @@
               <w:spacing w:after="10" w:before="0"/>
               <w:ind w:left="120"/>
             </w:pPr>
-            <w:hyperlink w:history="1" r:id="rIds5hwivth1e22nblz3r5bm">
+            <w:hyperlink w:history="1" r:id="rIdkkhp-ynzrdp2l1y6zic-z">
               <w:r>
                 <w:rPr>
                   <w:rFonts w:ascii="Arial" w:cs="Arial" w:eastAsia="Arial" w:hAnsi="Arial"/>
@@ -3503,7 +3503,7 @@
             <w:pPr>
               <w:spacing w:after="20" w:before="0"/>
             </w:pPr>
-            <w:hyperlink w:history="1" r:id="rIdgt81d77k720wwfu5p5gca">
+            <w:hyperlink w:history="1" r:id="rIdzpic_fgihlt0crd2azv_t">
               <w:r>
                 <w:rPr>
                   <w:rFonts w:ascii="Arial" w:cs="Arial" w:eastAsia="Arial" w:hAnsi="Arial"/>
@@ -3512,7 +3512,7 @@
                   <w:szCs w:val="16"/>
                   <w:u w:val="single" w:color="2E75B6"/>
                 </w:rPr>
-                <w:t xml:space="preserve">Another Pythagorean theorem proof</w:t>
+                <w:t xml:space="preserve">Defining transformations</w:t>
               </w:r>
             </w:hyperlink>
           </w:p>
@@ -3536,7 +3536,7 @@
               <w:spacing w:after="10" w:before="0"/>
               <w:ind w:left="120"/>
             </w:pPr>
-            <w:hyperlink w:history="1" r:id="rId8rsfc9yr_kpmrds9bmmkx">
+            <w:hyperlink w:history="1" r:id="rIdihpwtimy6dwe6ftp6c7r0">
               <w:r>
                 <w:rPr>
                   <w:rFonts w:ascii="Arial" w:cs="Arial" w:eastAsia="Arial" w:hAnsi="Arial"/>
@@ -3574,14 +3574,14 @@
                 <w:sz w:val="16"/>
                 <w:szCs w:val="16"/>
               </w:rPr>
-              <w:t xml:space="preserve">📖 HTML:</w:t>
+              <w:t xml:space="preserve">📖 EXERCISE:</w:t>
             </w:r>
           </w:p>
           <w:p>
             <w:pPr>
               <w:spacing w:after="20" w:before="0"/>
             </w:pPr>
-            <w:hyperlink w:history="1" r:id="rIdn1ls-crz9jw7zgrbkf2f2">
+            <w:hyperlink w:history="1" r:id="rIdvbrd4efizuhvwtzvcpmby">
               <w:r>
                 <w:rPr>
                   <w:rFonts w:ascii="Arial" w:cs="Arial" w:eastAsia="Arial" w:hAnsi="Arial"/>
@@ -3590,7 +3590,7 @@
                   <w:szCs w:val="16"/>
                   <w:u w:val="single" w:color="2E75B6"/>
                 </w:rPr>
-                <w:t xml:space="preserve">Rotation Symmetry (Flexbook)</w:t>
+                <w:t xml:space="preserve">Identify transformations</w:t>
               </w:r>
             </w:hyperlink>
           </w:p>
@@ -3606,7 +3606,7 @@
                 <w:sz w:val="14"/>
                 <w:szCs w:val="14"/>
               </w:rPr>
-              <w:t xml:space="preserve">Source: CK-12</w:t>
+              <w:t xml:space="preserve">Source: Khan Academy (English - US curriculum)</w:t>
             </w:r>
           </w:p>
           <w:p>
@@ -3614,7 +3614,7 @@
               <w:spacing w:after="10" w:before="0"/>
               <w:ind w:left="120"/>
             </w:pPr>
-            <w:hyperlink w:history="1" r:id="rIdzh9wrple0qburluitjvfq">
+            <w:hyperlink w:history="1" r:id="rId9fsrasc5xzwbbfgarmwki">
               <w:r>
                 <w:rPr>
                   <w:rFonts w:ascii="Arial" w:cs="Arial" w:eastAsia="Arial" w:hAnsi="Arial"/>
@@ -3809,7 +3809,7 @@
             <w:pPr>
               <w:spacing w:after="20" w:before="0"/>
             </w:pPr>
-            <w:hyperlink w:history="1" r:id="rIddq8wkqkh08yd7hwihn57e">
+            <w:hyperlink w:history="1" r:id="rIdlb1w_nzfm20rttig7lohx">
               <w:r>
                 <w:rPr>
                   <w:rFonts w:ascii="Arial" w:cs="Arial" w:eastAsia="Arial" w:hAnsi="Arial"/>
@@ -3818,7 +3818,7 @@
                   <w:szCs w:val="16"/>
                   <w:u w:val="single" w:color="2E75B6"/>
                 </w:rPr>
-                <w:t xml:space="preserve">Another Pythagorean theorem proof</w:t>
+                <w:t xml:space="preserve">Determining rotations</w:t>
               </w:r>
             </w:hyperlink>
           </w:p>
@@ -3842,7 +3842,7 @@
               <w:spacing w:after="10" w:before="0"/>
               <w:ind w:left="120"/>
             </w:pPr>
-            <w:hyperlink w:history="1" r:id="rId-y2yysckpxpxd0fzeh9cx">
+            <w:hyperlink w:history="1" r:id="rIdjrtwvd1p-avq-qetnyv5w">
               <w:r>
                 <w:rPr>
                   <w:rFonts w:ascii="Arial" w:cs="Arial" w:eastAsia="Arial" w:hAnsi="Arial"/>
@@ -3887,7 +3887,7 @@
             <w:pPr>
               <w:spacing w:after="20" w:before="0"/>
             </w:pPr>
-            <w:hyperlink w:history="1" r:id="rIdrnnvcejlv65jil5owudrh">
+            <w:hyperlink w:history="1" r:id="rIdznmqkel_jwcxsqysdjexm">
               <w:r>
                 <w:rPr>
                   <w:rFonts w:ascii="Arial" w:cs="Arial" w:eastAsia="Arial" w:hAnsi="Arial"/>
@@ -3896,7 +3896,7 @@
                   <w:szCs w:val="16"/>
                   <w:u w:val="single" w:color="2E75B6"/>
                 </w:rPr>
-                <w:t xml:space="preserve">Rotation Symmetry (Flexbook)</w:t>
+                <w:t xml:space="preserve">Translations, Rotations, and Reflections (Flexbook)</w:t>
               </w:r>
             </w:hyperlink>
           </w:p>
@@ -3920,7 +3920,7 @@
               <w:spacing w:after="10" w:before="0"/>
               <w:ind w:left="120"/>
             </w:pPr>
-            <w:hyperlink w:history="1" r:id="rIdiefqp1d1vs6ndumqux72t">
+            <w:hyperlink w:history="1" r:id="rId6fb5ind_k4lrti52uroj4">
               <w:r>
                 <w:rPr>
                   <w:rFonts w:ascii="Arial" w:cs="Arial" w:eastAsia="Arial" w:hAnsi="Arial"/>
@@ -4115,7 +4115,7 @@
             <w:pPr>
               <w:spacing w:after="20" w:before="0"/>
             </w:pPr>
-            <w:hyperlink w:history="1" r:id="rIdvaqkkjfi6qlhlmnhyb68q">
+            <w:hyperlink w:history="1" r:id="rId1x-uibqsolqx5pgzg0bpa">
               <w:r>
                 <w:rPr>
                   <w:rFonts w:ascii="Arial" w:cs="Arial" w:eastAsia="Arial" w:hAnsi="Arial"/>
@@ -4124,7 +4124,7 @@
                   <w:szCs w:val="16"/>
                   <w:u w:val="single" w:color="2E75B6"/>
                 </w:rPr>
-                <w:t xml:space="preserve">Another Pythagorean theorem proof</w:t>
+                <w:t xml:space="preserve">Working with matrices as transformations of the plane</w:t>
               </w:r>
             </w:hyperlink>
           </w:p>
@@ -4148,7 +4148,7 @@
               <w:spacing w:after="10" w:before="0"/>
               <w:ind w:left="120"/>
             </w:pPr>
-            <w:hyperlink w:history="1" r:id="rIdt_l7fdslkzwhfjdkjbrxb">
+            <w:hyperlink w:history="1" r:id="rIdkp8ssyfv_06f5cloypmvw">
               <w:r>
                 <w:rPr>
                   <w:rFonts w:ascii="Arial" w:cs="Arial" w:eastAsia="Arial" w:hAnsi="Arial"/>
@@ -4186,14 +4186,14 @@
                 <w:sz w:val="16"/>
                 <w:szCs w:val="16"/>
               </w:rPr>
-              <w:t xml:space="preserve">📖 HTML:</w:t>
+              <w:t xml:space="preserve">📖 EXERCISE:</w:t>
             </w:r>
           </w:p>
           <w:p>
             <w:pPr>
               <w:spacing w:after="20" w:before="0"/>
             </w:pPr>
-            <w:hyperlink w:history="1" r:id="rIduu2f1frdi-u3_o8y-9rdc">
+            <w:hyperlink w:history="1" r:id="rId4ftthcn6qmak8piw6cc81">
               <w:r>
                 <w:rPr>
                   <w:rFonts w:ascii="Arial" w:cs="Arial" w:eastAsia="Arial" w:hAnsi="Arial"/>
@@ -4202,7 +4202,7 @@
                   <w:szCs w:val="16"/>
                   <w:u w:val="single" w:color="2E75B6"/>
                 </w:rPr>
-                <w:t xml:space="preserve">Rotation Symmetry (Flexbook)</w:t>
+                <w:t xml:space="preserve">Translations, Rotations, and Reflections Practice</w:t>
               </w:r>
             </w:hyperlink>
           </w:p>
@@ -4226,7 +4226,7 @@
               <w:spacing w:after="10" w:before="0"/>
               <w:ind w:left="120"/>
             </w:pPr>
-            <w:hyperlink w:history="1" r:id="rIdo6aagtid65lv29rtpqti4">
+            <w:hyperlink w:history="1" r:id="rIdac-kzr6xocduthv8t57aq">
               <w:r>
                 <w:rPr>
                   <w:rFonts w:ascii="Arial" w:cs="Arial" w:eastAsia="Arial" w:hAnsi="Arial"/>
@@ -4421,7 +4421,7 @@
             <w:pPr>
               <w:spacing w:after="20" w:before="0"/>
             </w:pPr>
-            <w:hyperlink w:history="1" r:id="rIds1hnlbkfl9hjfa5g7jody">
+            <w:hyperlink w:history="1" r:id="rIdiu7rwwymjtu038kdremza">
               <w:r>
                 <w:rPr>
                   <w:rFonts w:ascii="Arial" w:cs="Arial" w:eastAsia="Arial" w:hAnsi="Arial"/>
@@ -4430,7 +4430,7 @@
                   <w:szCs w:val="16"/>
                   <w:u w:val="single" w:color="2E75B6"/>
                 </w:rPr>
-                <w:t xml:space="preserve">Another Pythagorean theorem proof</w:t>
+                <w:t xml:space="preserve">Identifying transformations</w:t>
               </w:r>
             </w:hyperlink>
           </w:p>
@@ -4454,7 +4454,7 @@
               <w:spacing w:after="10" w:before="0"/>
               <w:ind w:left="120"/>
             </w:pPr>
-            <w:hyperlink w:history="1" r:id="rIdje5iyzw6mtunhxf25b-sa">
+            <w:hyperlink w:history="1" r:id="rId01epbs9t0uazlhfcdbybr">
               <w:r>
                 <w:rPr>
                   <w:rFonts w:ascii="Arial" w:cs="Arial" w:eastAsia="Arial" w:hAnsi="Arial"/>
@@ -4499,7 +4499,7 @@
             <w:pPr>
               <w:spacing w:after="20" w:before="0"/>
             </w:pPr>
-            <w:hyperlink w:history="1" r:id="rIdfqa2e50giluyvsxgj1zff">
+            <w:hyperlink w:history="1" r:id="rIdw1ew8uvy_kcking6lshir">
               <w:r>
                 <w:rPr>
                   <w:rFonts w:ascii="Arial" w:cs="Arial" w:eastAsia="Arial" w:hAnsi="Arial"/>
@@ -4508,7 +4508,7 @@
                   <w:szCs w:val="16"/>
                   <w:u w:val="single" w:color="2E75B6"/>
                 </w:rPr>
-                <w:t xml:space="preserve">Rotation Symmetry (Flexbook)</w:t>
+                <w:t xml:space="preserve">Angles of Rotation in Standard Positions: Clock Angles (PLIX)</w:t>
               </w:r>
             </w:hyperlink>
           </w:p>
@@ -4532,7 +4532,7 @@
               <w:spacing w:after="10" w:before="0"/>
               <w:ind w:left="120"/>
             </w:pPr>
-            <w:hyperlink w:history="1" r:id="rIdte__uwlip_pk3vjl3ll1h">
+            <w:hyperlink w:history="1" r:id="rIdwjjz3gyiac4hhoj8gv2xi">
               <w:r>
                 <w:rPr>
                   <w:rFonts w:ascii="Arial" w:cs="Arial" w:eastAsia="Arial" w:hAnsi="Arial"/>
@@ -6019,7 +6019,7 @@
             <w:pPr>
               <w:spacing w:after="20" w:before="0"/>
             </w:pPr>
-            <w:hyperlink w:history="1" r:id="rIdmen0ntjrrcdsr68pplz5p">
+            <w:hyperlink w:history="1" r:id="rId9mgndya6jxvrfrjkct4f5">
               <w:r>
                 <w:rPr>
                   <w:rFonts w:ascii="Arial" w:cs="Arial" w:eastAsia="Arial" w:hAnsi="Arial"/>
@@ -6028,7 +6028,7 @@
                   <w:szCs w:val="16"/>
                   <w:u w:val="single" w:color="2E75B6"/>
                 </w:rPr>
-                <w:t xml:space="preserve">Properties of Equality and Congruence Principles - Basic</w:t>
+                <w:t xml:space="preserve">Determining rotations</w:t>
               </w:r>
             </w:hyperlink>
           </w:p>
@@ -6044,7 +6044,7 @@
                 <w:sz w:val="14"/>
                 <w:szCs w:val="14"/>
               </w:rPr>
-              <w:t xml:space="preserve">Source: CK-12</w:t>
+              <w:t xml:space="preserve">Source: Khan Academy (English - US curriculum)</w:t>
             </w:r>
           </w:p>
           <w:p>
@@ -6052,7 +6052,7 @@
               <w:spacing w:after="10" w:before="0"/>
               <w:ind w:left="120"/>
             </w:pPr>
-            <w:hyperlink w:history="1" r:id="rId-ssavl4s9sj7l7fqtq194">
+            <w:hyperlink w:history="1" r:id="rIdw3ptxtbrjhwsbnwxn1yg0">
               <w:r>
                 <w:rPr>
                   <w:rFonts w:ascii="Arial" w:cs="Arial" w:eastAsia="Arial" w:hAnsi="Arial"/>
@@ -6090,14 +6090,14 @@
                 <w:sz w:val="16"/>
                 <w:szCs w:val="16"/>
               </w:rPr>
-              <w:t xml:space="preserve">📖 HTML:</w:t>
+              <w:t xml:space="preserve">📖 EXERCISE:</w:t>
             </w:r>
           </w:p>
           <w:p>
             <w:pPr>
               <w:spacing w:after="20" w:before="0"/>
             </w:pPr>
-            <w:hyperlink w:history="1" r:id="rIdgde6_rxvvanysgtlq9jw-">
+            <w:hyperlink w:history="1" r:id="rIdpndpppldxng-yirsdn9st">
               <w:r>
                 <w:rPr>
                   <w:rFonts w:ascii="Arial" w:cs="Arial" w:eastAsia="Arial" w:hAnsi="Arial"/>
@@ -6106,7 +6106,7 @@
                   <w:szCs w:val="16"/>
                   <w:u w:val="single" w:color="2E75B6"/>
                 </w:rPr>
-                <w:t xml:space="preserve">Rotation Symmetry (Flexbook)</w:t>
+                <w:t xml:space="preserve">Determine rotations</w:t>
               </w:r>
             </w:hyperlink>
           </w:p>
@@ -6122,7 +6122,7 @@
                 <w:sz w:val="14"/>
                 <w:szCs w:val="14"/>
               </w:rPr>
-              <w:t xml:space="preserve">Source: CK-12</w:t>
+              <w:t xml:space="preserve">Source: Khan Academy (English - US curriculum)</w:t>
             </w:r>
           </w:p>
           <w:p>
@@ -6130,7 +6130,7 @@
               <w:spacing w:after="10" w:before="0"/>
               <w:ind w:left="120"/>
             </w:pPr>
-            <w:hyperlink w:history="1" r:id="rIdr4hcecvn873iydffdsfsj">
+            <w:hyperlink w:history="1" r:id="rIdgukv1xdioyfcgic4z9e0f">
               <w:r>
                 <w:rPr>
                   <w:rFonts w:ascii="Arial" w:cs="Arial" w:eastAsia="Arial" w:hAnsi="Arial"/>
@@ -6325,7 +6325,7 @@
             <w:pPr>
               <w:spacing w:after="20" w:before="0"/>
             </w:pPr>
-            <w:hyperlink w:history="1" r:id="rIdueo0vzee-xygztanebjn3">
+            <w:hyperlink w:history="1" r:id="rIdhrh1pylqv6lzn2gofc9ks">
               <w:r>
                 <w:rPr>
                   <w:rFonts w:ascii="Arial" w:cs="Arial" w:eastAsia="Arial" w:hAnsi="Arial"/>
@@ -6334,7 +6334,7 @@
                   <w:szCs w:val="16"/>
                   <w:u w:val="single" w:color="2E75B6"/>
                 </w:rPr>
-                <w:t xml:space="preserve">Properties of Equality and Congruence Principles - Basic</w:t>
+                <w:t xml:space="preserve">Proving the SAS triangle congruence criterion using transformations</w:t>
               </w:r>
             </w:hyperlink>
           </w:p>
@@ -6350,7 +6350,7 @@
                 <w:sz w:val="14"/>
                 <w:szCs w:val="14"/>
               </w:rPr>
-              <w:t xml:space="preserve">Source: CK-12</w:t>
+              <w:t xml:space="preserve">Source: Khan Academy (English - US curriculum)</w:t>
             </w:r>
           </w:p>
           <w:p>
@@ -6358,7 +6358,7 @@
               <w:spacing w:after="10" w:before="0"/>
               <w:ind w:left="120"/>
             </w:pPr>
-            <w:hyperlink w:history="1" r:id="rIdp2my2wisiib-6iqkasspy">
+            <w:hyperlink w:history="1" r:id="rIduf3uhrxkxznx58ebyoxfr">
               <w:r>
                 <w:rPr>
                   <w:rFonts w:ascii="Arial" w:cs="Arial" w:eastAsia="Arial" w:hAnsi="Arial"/>
@@ -6396,14 +6396,14 @@
                 <w:sz w:val="16"/>
                 <w:szCs w:val="16"/>
               </w:rPr>
-              <w:t xml:space="preserve">📖 HTML:</w:t>
+              <w:t xml:space="preserve">📖 EXERCISE:</w:t>
             </w:r>
           </w:p>
           <w:p>
             <w:pPr>
               <w:spacing w:after="20" w:before="0"/>
             </w:pPr>
-            <w:hyperlink w:history="1" r:id="rIdae218hwsgi7ia74uar20k">
+            <w:hyperlink w:history="1" r:id="rIdinqfkq6ch6_ull1iar_n3">
               <w:r>
                 <w:rPr>
                   <w:rFonts w:ascii="Arial" w:cs="Arial" w:eastAsia="Arial" w:hAnsi="Arial"/>
@@ -6412,7 +6412,7 @@
                   <w:szCs w:val="16"/>
                   <w:u w:val="single" w:color="2E75B6"/>
                 </w:rPr>
-                <w:t xml:space="preserve">Rotation Symmetry (Flexbook)</w:t>
+                <w:t xml:space="preserve">Prove triangle properties</w:t>
               </w:r>
             </w:hyperlink>
           </w:p>
@@ -6428,7 +6428,7 @@
                 <w:sz w:val="14"/>
                 <w:szCs w:val="14"/>
               </w:rPr>
-              <w:t xml:space="preserve">Source: CK-12</w:t>
+              <w:t xml:space="preserve">Source: Khan Academy (English - US curriculum)</w:t>
             </w:r>
           </w:p>
           <w:p>
@@ -6436,7 +6436,7 @@
               <w:spacing w:after="10" w:before="0"/>
               <w:ind w:left="120"/>
             </w:pPr>
-            <w:hyperlink w:history="1" r:id="rIdrewobtrpyf9wkowxvss1g">
+            <w:hyperlink w:history="1" r:id="rIda84y3uthzwfzhftwq94g7">
               <w:r>
                 <w:rPr>
                   <w:rFonts w:ascii="Arial" w:cs="Arial" w:eastAsia="Arial" w:hAnsi="Arial"/>
@@ -6631,7 +6631,7 @@
             <w:pPr>
               <w:spacing w:after="20" w:before="0"/>
             </w:pPr>
-            <w:hyperlink w:history="1" r:id="rIdv-k8ohrmmm5ve08jzajet">
+            <w:hyperlink w:history="1" r:id="rId6v48xzsl0szocsozrfsfh">
               <w:r>
                 <w:rPr>
                   <w:rFonts w:ascii="Arial" w:cs="Arial" w:eastAsia="Arial" w:hAnsi="Arial"/>
@@ -6640,7 +6640,7 @@
                   <w:szCs w:val="16"/>
                   <w:u w:val="single" w:color="2E75B6"/>
                 </w:rPr>
-                <w:t xml:space="preserve">Properties of Equality and Congruence Principles - Basic</w:t>
+                <w:t xml:space="preserve">Proving the ASA and AAS triangle congruence criteria using transformations</w:t>
               </w:r>
             </w:hyperlink>
           </w:p>
@@ -6656,7 +6656,7 @@
                 <w:sz w:val="14"/>
                 <w:szCs w:val="14"/>
               </w:rPr>
-              <w:t xml:space="preserve">Source: CK-12</w:t>
+              <w:t xml:space="preserve">Source: Khan Academy (English - US curriculum)</w:t>
             </w:r>
           </w:p>
           <w:p>
@@ -6664,7 +6664,7 @@
               <w:spacing w:after="10" w:before="0"/>
               <w:ind w:left="120"/>
             </w:pPr>
-            <w:hyperlink w:history="1" r:id="rId0ftiqeh7nbvz4-qxmu8ck">
+            <w:hyperlink w:history="1" r:id="rIdaoylxroyzrrhiutzemrdg">
               <w:r>
                 <w:rPr>
                   <w:rFonts w:ascii="Arial" w:cs="Arial" w:eastAsia="Arial" w:hAnsi="Arial"/>
@@ -6702,14 +6702,14 @@
                 <w:sz w:val="16"/>
                 <w:szCs w:val="16"/>
               </w:rPr>
-              <w:t xml:space="preserve">📖 HTML:</w:t>
+              <w:t xml:space="preserve">📖 EXERCISE:</w:t>
             </w:r>
           </w:p>
           <w:p>
             <w:pPr>
               <w:spacing w:after="20" w:before="0"/>
             </w:pPr>
-            <w:hyperlink w:history="1" r:id="rIdjo1zrd_6kzeb-5imhafcj">
+            <w:hyperlink w:history="1" r:id="rIdph8uf3eby2bu_rs-9bdpx">
               <w:r>
                 <w:rPr>
                   <w:rFonts w:ascii="Arial" w:cs="Arial" w:eastAsia="Arial" w:hAnsi="Arial"/>
@@ -6718,7 +6718,7 @@
                   <w:szCs w:val="16"/>
                   <w:u w:val="single" w:color="2E75B6"/>
                 </w:rPr>
-                <w:t xml:space="preserve">Rotation Symmetry (Flexbook)</w:t>
+                <w:t xml:space="preserve">Determine rotations (basic)</w:t>
               </w:r>
             </w:hyperlink>
           </w:p>
@@ -6734,7 +6734,7 @@
                 <w:sz w:val="14"/>
                 <w:szCs w:val="14"/>
               </w:rPr>
-              <w:t xml:space="preserve">Source: CK-12</w:t>
+              <w:t xml:space="preserve">Source: Khan Academy (English - US curriculum)</w:t>
             </w:r>
           </w:p>
           <w:p>
@@ -6742,7 +6742,7 @@
               <w:spacing w:after="10" w:before="0"/>
               <w:ind w:left="120"/>
             </w:pPr>
-            <w:hyperlink w:history="1" r:id="rId8lzr4zvvjy2o6nrmjq22n">
+            <w:hyperlink w:history="1" r:id="rIdyw9p5druuiqgjnge_iqx2">
               <w:r>
                 <w:rPr>
                   <w:rFonts w:ascii="Arial" w:cs="Arial" w:eastAsia="Arial" w:hAnsi="Arial"/>
@@ -6937,7 +6937,7 @@
             <w:pPr>
               <w:spacing w:after="20" w:before="0"/>
             </w:pPr>
-            <w:hyperlink w:history="1" r:id="rIdcjkmynq2gjy7t3ubqkncy">
+            <w:hyperlink w:history="1" r:id="rId6uxlzfmvygrcdng3zwyek">
               <w:r>
                 <w:rPr>
                   <w:rFonts w:ascii="Arial" w:cs="Arial" w:eastAsia="Arial" w:hAnsi="Arial"/>
@@ -6946,7 +6946,7 @@
                   <w:szCs w:val="16"/>
                   <w:u w:val="single" w:color="2E75B6"/>
                 </w:rPr>
-                <w:t xml:space="preserve">Properties of Equality and Congruence Principles - Basic</w:t>
+                <w:t xml:space="preserve">Proving the SSS triangle congruence criterion using transformations</w:t>
               </w:r>
             </w:hyperlink>
           </w:p>
@@ -6962,7 +6962,7 @@
                 <w:sz w:val="14"/>
                 <w:szCs w:val="14"/>
               </w:rPr>
-              <w:t xml:space="preserve">Source: CK-12</w:t>
+              <w:t xml:space="preserve">Source: Khan Academy (English - US curriculum)</w:t>
             </w:r>
           </w:p>
           <w:p>
@@ -6970,7 +6970,7 @@
               <w:spacing w:after="10" w:before="0"/>
               <w:ind w:left="120"/>
             </w:pPr>
-            <w:hyperlink w:history="1" r:id="rIds6g1g_upoq0iewzzzhwtl">
+            <w:hyperlink w:history="1" r:id="rIdgprub9feccqpgtlae9bge">
               <w:r>
                 <w:rPr>
                   <w:rFonts w:ascii="Arial" w:cs="Arial" w:eastAsia="Arial" w:hAnsi="Arial"/>
@@ -7015,7 +7015,7 @@
             <w:pPr>
               <w:spacing w:after="20" w:before="0"/>
             </w:pPr>
-            <w:hyperlink w:history="1" r:id="rIdgbydn189uau9bneijyoju">
+            <w:hyperlink w:history="1" r:id="rIdqiwytnowvuhhnku5k6p6q">
               <w:r>
                 <w:rPr>
                   <w:rFonts w:ascii="Arial" w:cs="Arial" w:eastAsia="Arial" w:hAnsi="Arial"/>
@@ -7024,7 +7024,7 @@
                   <w:szCs w:val="16"/>
                   <w:u w:val="single" w:color="2E75B6"/>
                 </w:rPr>
-                <w:t xml:space="preserve">Rotation Symmetry (Flexbook)</w:t>
+                <w:t xml:space="preserve">Angles of Rotation in Standard Positions: Clock Angles (PLIX)</w:t>
               </w:r>
             </w:hyperlink>
           </w:p>
@@ -7048,7 +7048,7 @@
               <w:spacing w:after="10" w:before="0"/>
               <w:ind w:left="120"/>
             </w:pPr>
-            <w:hyperlink w:history="1" r:id="rIdaizqgawxqllwfy1psdfe4">
+            <w:hyperlink w:history="1" r:id="rIdfox9n8kod5wqmovnddt9n">
               <w:r>
                 <w:rPr>
                   <w:rFonts w:ascii="Arial" w:cs="Arial" w:eastAsia="Arial" w:hAnsi="Arial"/>
@@ -7243,7 +7243,7 @@
             <w:pPr>
               <w:spacing w:after="20" w:before="0"/>
             </w:pPr>
-            <w:hyperlink w:history="1" r:id="rIda_r-f4tpqrysrhwke7_lw">
+            <w:hyperlink w:history="1" r:id="rId_sfvkq--2kngtcclj5lg2">
               <w:r>
                 <w:rPr>
                   <w:rFonts w:ascii="Arial" w:cs="Arial" w:eastAsia="Arial" w:hAnsi="Arial"/>
@@ -7252,7 +7252,7 @@
                   <w:szCs w:val="16"/>
                   <w:u w:val="single" w:color="2E75B6"/>
                 </w:rPr>
-                <w:t xml:space="preserve">Properties of Equality and Congruence Principles - Basic</w:t>
+                <w:t xml:space="preserve">Rotating points</w:t>
               </w:r>
             </w:hyperlink>
           </w:p>
@@ -7268,7 +7268,7 @@
                 <w:sz w:val="14"/>
                 <w:szCs w:val="14"/>
               </w:rPr>
-              <w:t xml:space="preserve">Source: CK-12</w:t>
+              <w:t xml:space="preserve">Source: Khan Academy (English - US curriculum)</w:t>
             </w:r>
           </w:p>
           <w:p>
@@ -7276,7 +7276,7 @@
               <w:spacing w:after="10" w:before="0"/>
               <w:ind w:left="120"/>
             </w:pPr>
-            <w:hyperlink w:history="1" r:id="rIdnf1qgs8kioeizzkpx9qda">
+            <w:hyperlink w:history="1" r:id="rId79fvdve9dzqo0uoztol7x">
               <w:r>
                 <w:rPr>
                   <w:rFonts w:ascii="Arial" w:cs="Arial" w:eastAsia="Arial" w:hAnsi="Arial"/>
@@ -7314,14 +7314,14 @@
                 <w:sz w:val="16"/>
                 <w:szCs w:val="16"/>
               </w:rPr>
-              <w:t xml:space="preserve">📖 HTML:</w:t>
+              <w:t xml:space="preserve">📖 EXERCISE:</w:t>
             </w:r>
           </w:p>
           <w:p>
             <w:pPr>
               <w:spacing w:after="20" w:before="0"/>
             </w:pPr>
-            <w:hyperlink w:history="1" r:id="rIdumgunu9kkdsbmvg-ouz4v">
+            <w:hyperlink w:history="1" r:id="rIdnwwbory1krwgw1h7je7v9">
               <w:r>
                 <w:rPr>
                   <w:rFonts w:ascii="Arial" w:cs="Arial" w:eastAsia="Arial" w:hAnsi="Arial"/>
@@ -7330,7 +7330,7 @@
                   <w:szCs w:val="16"/>
                   <w:u w:val="single" w:color="2E75B6"/>
                 </w:rPr>
-                <w:t xml:space="preserve">Rotation Symmetry (Flexbook)</w:t>
+                <w:t xml:space="preserve">Prove triangle congruence</w:t>
               </w:r>
             </w:hyperlink>
           </w:p>
@@ -7346,7 +7346,7 @@
                 <w:sz w:val="14"/>
                 <w:szCs w:val="14"/>
               </w:rPr>
-              <w:t xml:space="preserve">Source: CK-12</w:t>
+              <w:t xml:space="preserve">Source: Khan Academy (English - US curriculum)</w:t>
             </w:r>
           </w:p>
           <w:p>
@@ -7354,7 +7354,7 @@
               <w:spacing w:after="10" w:before="0"/>
               <w:ind w:left="120"/>
             </w:pPr>
-            <w:hyperlink w:history="1" r:id="rId1junsq9qpe5zfccslvfha">
+            <w:hyperlink w:history="1" r:id="rIdsgmyji8ko77hjple_nzew">
               <w:r>
                 <w:rPr>
                   <w:rFonts w:ascii="Arial" w:cs="Arial" w:eastAsia="Arial" w:hAnsi="Arial"/>
@@ -9228,7 +9228,7 @@
             <w:pPr>
               <w:spacing w:after="20" w:before="0"/>
             </w:pPr>
-            <w:hyperlink w:history="1" r:id="rId1miuygpxxjii-a8sgh-5p">
+            <w:hyperlink w:history="1" r:id="rIdqks4w7vd5hwwfzkgmzhka">
               <w:r>
                 <w:rPr>
                   <w:rFonts w:ascii="Arial" w:cs="Arial" w:eastAsia="Arial" w:hAnsi="Arial"/>
@@ -9237,7 +9237,7 @@
                   <w:szCs w:val="16"/>
                   <w:u w:val="single" w:color="2E75B6"/>
                 </w:rPr>
-                <w:t xml:space="preserve">Euclid as the father of geometry</w:t>
+                <w:t xml:space="preserve">Determining rotations</w:t>
               </w:r>
             </w:hyperlink>
           </w:p>
@@ -9261,7 +9261,7 @@
               <w:spacing w:after="10" w:before="0"/>
               <w:ind w:left="120"/>
             </w:pPr>
-            <w:hyperlink w:history="1" r:id="rIdjzgvgg4l6jq215o-hd-zb">
+            <w:hyperlink w:history="1" r:id="rId0slnnrg1kfogljvjf8bng">
               <w:r>
                 <w:rPr>
                   <w:rFonts w:ascii="Arial" w:cs="Arial" w:eastAsia="Arial" w:hAnsi="Arial"/>
@@ -9299,14 +9299,14 @@
                 <w:sz w:val="16"/>
                 <w:szCs w:val="16"/>
               </w:rPr>
-              <w:t xml:space="preserve">📖 HTML:</w:t>
+              <w:t xml:space="preserve">📖 EXERCISE:</w:t>
             </w:r>
           </w:p>
           <w:p>
             <w:pPr>
               <w:spacing w:after="20" w:before="0"/>
             </w:pPr>
-            <w:hyperlink w:history="1" r:id="rIdmpcwcr47wzdagckpuiret">
+            <w:hyperlink w:history="1" r:id="rIdz6rgcxqmwessuiom7rk5f">
               <w:r>
                 <w:rPr>
                   <w:rFonts w:ascii="Arial" w:cs="Arial" w:eastAsia="Arial" w:hAnsi="Arial"/>
@@ -9315,7 +9315,7 @@
                   <w:szCs w:val="16"/>
                   <w:u w:val="single" w:color="2E75B6"/>
                 </w:rPr>
-                <w:t xml:space="preserve">Rotation Symmetry (Flexbook)</w:t>
+                <w:t xml:space="preserve">Determine rotations</w:t>
               </w:r>
             </w:hyperlink>
           </w:p>
@@ -9331,7 +9331,7 @@
                 <w:sz w:val="14"/>
                 <w:szCs w:val="14"/>
               </w:rPr>
-              <w:t xml:space="preserve">Source: CK-12</w:t>
+              <w:t xml:space="preserve">Source: Khan Academy (English - US curriculum)</w:t>
             </w:r>
           </w:p>
           <w:p>
@@ -9339,7 +9339,7 @@
               <w:spacing w:after="10" w:before="0"/>
               <w:ind w:left="120"/>
             </w:pPr>
-            <w:hyperlink w:history="1" r:id="rId-qaebl0h4t83f2hzjeegj">
+            <w:hyperlink w:history="1" r:id="rIdkt-di3t_paajbg8hylrno">
               <w:r>
                 <w:rPr>
                   <w:rFonts w:ascii="Arial" w:cs="Arial" w:eastAsia="Arial" w:hAnsi="Arial"/>
@@ -9534,7 +9534,7 @@
             <w:pPr>
               <w:spacing w:after="20" w:before="0"/>
             </w:pPr>
-            <w:hyperlink w:history="1" r:id="rId4nlo0zqtq3momlq8krf9g">
+            <w:hyperlink w:history="1" r:id="rIdi7uf45xbv82ln3hz7ep-7">
               <w:r>
                 <w:rPr>
                   <w:rFonts w:ascii="Arial" w:cs="Arial" w:eastAsia="Arial" w:hAnsi="Arial"/>
@@ -9543,7 +9543,7 @@
                   <w:szCs w:val="16"/>
                   <w:u w:val="single" w:color="2E75B6"/>
                 </w:rPr>
-                <w:t xml:space="preserve">Euclid as the father of geometry</w:t>
+                <w:t xml:space="preserve">Rotating points</w:t>
               </w:r>
             </w:hyperlink>
           </w:p>
@@ -9567,7 +9567,7 @@
               <w:spacing w:after="10" w:before="0"/>
               <w:ind w:left="120"/>
             </w:pPr>
-            <w:hyperlink w:history="1" r:id="rIdczlxyao4hwiypkbqolrq-">
+            <w:hyperlink w:history="1" r:id="rIdt6ossuanm-jrkgacmzxf4">
               <w:r>
                 <w:rPr>
                   <w:rFonts w:ascii="Arial" w:cs="Arial" w:eastAsia="Arial" w:hAnsi="Arial"/>
@@ -9605,14 +9605,14 @@
                 <w:sz w:val="16"/>
                 <w:szCs w:val="16"/>
               </w:rPr>
-              <w:t xml:space="preserve">📖 HTML:</w:t>
+              <w:t xml:space="preserve">📖 EXERCISE:</w:t>
             </w:r>
           </w:p>
           <w:p>
             <w:pPr>
               <w:spacing w:after="20" w:before="0"/>
             </w:pPr>
-            <w:hyperlink w:history="1" r:id="rIdgk652noxespmnbsm_4yeh">
+            <w:hyperlink w:history="1" r:id="rIdstr_g6nt2xialbewncdcf">
               <w:r>
                 <w:rPr>
                   <w:rFonts w:ascii="Arial" w:cs="Arial" w:eastAsia="Arial" w:hAnsi="Arial"/>
@@ -9621,7 +9621,7 @@
                   <w:szCs w:val="16"/>
                   <w:u w:val="single" w:color="2E75B6"/>
                 </w:rPr>
-                <w:t xml:space="preserve">Rotation Symmetry (Flexbook)</w:t>
+                <w:t xml:space="preserve">Determine rotations (basic)</w:t>
               </w:r>
             </w:hyperlink>
           </w:p>
@@ -9637,7 +9637,7 @@
                 <w:sz w:val="14"/>
                 <w:szCs w:val="14"/>
               </w:rPr>
-              <w:t xml:space="preserve">Source: CK-12</w:t>
+              <w:t xml:space="preserve">Source: Khan Academy (English - US curriculum)</w:t>
             </w:r>
           </w:p>
           <w:p>
@@ -9645,7 +9645,7 @@
               <w:spacing w:after="10" w:before="0"/>
               <w:ind w:left="120"/>
             </w:pPr>
-            <w:hyperlink w:history="1" r:id="rIdk2li-xkg6vriedb1kv_ev">
+            <w:hyperlink w:history="1" r:id="rId3hxwu2wpvydycjjdd6rzd">
               <w:r>
                 <w:rPr>
                   <w:rFonts w:ascii="Arial" w:cs="Arial" w:eastAsia="Arial" w:hAnsi="Arial"/>
@@ -10030,7 +10030,7 @@
             <w:pPr>
               <w:spacing w:after="20" w:before="0"/>
             </w:pPr>
-            <w:hyperlink w:history="1" r:id="rId9zez7bvqijdezoa6ttdfs">
+            <w:hyperlink w:history="1" r:id="rIdlptbirdovoliki9hhjgfs">
               <w:r>
                 <w:rPr>
                   <w:rFonts w:ascii="Arial" w:cs="Arial" w:eastAsia="Arial" w:hAnsi="Arial"/>
@@ -10039,7 +10039,7 @@
                   <w:szCs w:val="16"/>
                   <w:u w:val="single" w:color="2E75B6"/>
                 </w:rPr>
-                <w:t xml:space="preserve">Euclid as the father of geometry</w:t>
+                <w:t xml:space="preserve">Determining rotations</w:t>
               </w:r>
             </w:hyperlink>
           </w:p>
@@ -10063,7 +10063,7 @@
               <w:spacing w:after="10" w:before="0"/>
               <w:ind w:left="120"/>
             </w:pPr>
-            <w:hyperlink w:history="1" r:id="rIdl7yqbncim-pba2bt5cw7y">
+            <w:hyperlink w:history="1" r:id="rIdurzuqtij47drm5srzhjw8">
               <w:r>
                 <w:rPr>
                   <w:rFonts w:ascii="Arial" w:cs="Arial" w:eastAsia="Arial" w:hAnsi="Arial"/>
@@ -10101,14 +10101,14 @@
                 <w:sz w:val="16"/>
                 <w:szCs w:val="16"/>
               </w:rPr>
-              <w:t xml:space="preserve">📖 HTML:</w:t>
+              <w:t xml:space="preserve">📖 EXERCISE:</w:t>
             </w:r>
           </w:p>
           <w:p>
             <w:pPr>
               <w:spacing w:after="20" w:before="0"/>
             </w:pPr>
-            <w:hyperlink w:history="1" r:id="rIdskj4erpkooknmb-al10kk">
+            <w:hyperlink w:history="1" r:id="rId_a7f91lbmotkuxllzy1wi">
               <w:r>
                 <w:rPr>
                   <w:rFonts w:ascii="Arial" w:cs="Arial" w:eastAsia="Arial" w:hAnsi="Arial"/>
@@ -10117,7 +10117,7 @@
                   <w:szCs w:val="16"/>
                   <w:u w:val="single" w:color="2E75B6"/>
                 </w:rPr>
-                <w:t xml:space="preserve">Rotation Symmetry (Flexbook)</w:t>
+                <w:t xml:space="preserve">Determine rotations</w:t>
               </w:r>
             </w:hyperlink>
           </w:p>
@@ -10133,7 +10133,7 @@
                 <w:sz w:val="14"/>
                 <w:szCs w:val="14"/>
               </w:rPr>
-              <w:t xml:space="preserve">Source: CK-12</w:t>
+              <w:t xml:space="preserve">Source: Khan Academy (English - US curriculum)</w:t>
             </w:r>
           </w:p>
           <w:p>
@@ -10141,7 +10141,7 @@
               <w:spacing w:after="10" w:before="0"/>
               <w:ind w:left="120"/>
             </w:pPr>
-            <w:hyperlink w:history="1" r:id="rIdf-jabczckns4l4nrm3tp1">
+            <w:hyperlink w:history="1" r:id="rIdopeljmkegsusmftwj8rd8">
               <w:r>
                 <w:rPr>
                   <w:rFonts w:ascii="Arial" w:cs="Arial" w:eastAsia="Arial" w:hAnsi="Arial"/>
@@ -10450,7 +10450,7 @@
             <w:pPr>
               <w:spacing w:after="20" w:before="0"/>
             </w:pPr>
-            <w:hyperlink w:history="1" r:id="rIdpcj3gnciqvrjpqtjw6knw">
+            <w:hyperlink w:history="1" r:id="rIda-bdrewzanxu6wmhfqsji">
               <w:r>
                 <w:rPr>
                   <w:rFonts w:ascii="Arial" w:cs="Arial" w:eastAsia="Arial" w:hAnsi="Arial"/>
@@ -10459,7 +10459,7 @@
                   <w:szCs w:val="16"/>
                   <w:u w:val="single" w:color="2E75B6"/>
                 </w:rPr>
-                <w:t xml:space="preserve">Euclid as the father of geometry</w:t>
+                <w:t xml:space="preserve">Determining rotations</w:t>
               </w:r>
             </w:hyperlink>
           </w:p>
@@ -10483,7 +10483,7 @@
               <w:spacing w:after="10" w:before="0"/>
               <w:ind w:left="120"/>
             </w:pPr>
-            <w:hyperlink w:history="1" r:id="rIduinws1srsxdl0amepzpae">
+            <w:hyperlink w:history="1" r:id="rIdzvnrrgfvhyjeswfvbjqlp">
               <w:r>
                 <w:rPr>
                   <w:rFonts w:ascii="Arial" w:cs="Arial" w:eastAsia="Arial" w:hAnsi="Arial"/>
@@ -10521,14 +10521,14 @@
                 <w:sz w:val="16"/>
                 <w:szCs w:val="16"/>
               </w:rPr>
-              <w:t xml:space="preserve">📖 HTML:</w:t>
+              <w:t xml:space="preserve">📖 EXERCISE:</w:t>
             </w:r>
           </w:p>
           <w:p>
             <w:pPr>
               <w:spacing w:after="20" w:before="0"/>
             </w:pPr>
-            <w:hyperlink w:history="1" r:id="rId5uufezn15bmghvkfcjen8">
+            <w:hyperlink w:history="1" r:id="rIdby4a0bdkhaciozxrd8vdt">
               <w:r>
                 <w:rPr>
                   <w:rFonts w:ascii="Arial" w:cs="Arial" w:eastAsia="Arial" w:hAnsi="Arial"/>
@@ -10537,7 +10537,7 @@
                   <w:szCs w:val="16"/>
                   <w:u w:val="single" w:color="2E75B6"/>
                 </w:rPr>
-                <w:t xml:space="preserve">Rotation Symmetry (Flexbook)</w:t>
+                <w:t xml:space="preserve">Determine rotations</w:t>
               </w:r>
             </w:hyperlink>
           </w:p>
@@ -10553,7 +10553,7 @@
                 <w:sz w:val="14"/>
                 <w:szCs w:val="14"/>
               </w:rPr>
-              <w:t xml:space="preserve">Source: CK-12</w:t>
+              <w:t xml:space="preserve">Source: Khan Academy (English - US curriculum)</w:t>
             </w:r>
           </w:p>
           <w:p>
@@ -10561,7 +10561,7 @@
               <w:spacing w:after="10" w:before="0"/>
               <w:ind w:left="120"/>
             </w:pPr>
-            <w:hyperlink w:history="1" r:id="rIdgzrrlg5zcldvjmy_o24qe">
+            <w:hyperlink w:history="1" r:id="rIdpzru0fa8kg7gmmtpk8vm-">
               <w:r>
                 <w:rPr>
                   <w:rFonts w:ascii="Arial" w:cs="Arial" w:eastAsia="Arial" w:hAnsi="Arial"/>
@@ -10832,7 +10832,7 @@
             <w:pPr>
               <w:spacing w:after="20" w:before="0"/>
             </w:pPr>
-            <w:hyperlink w:history="1" r:id="rIdttfwxhme9ks1b7adyfkw6">
+            <w:hyperlink w:history="1" r:id="rIdtba-40i9mjwjuvk7kwqwe">
               <w:r>
                 <w:rPr>
                   <w:rFonts w:ascii="Arial" w:cs="Arial" w:eastAsia="Arial" w:hAnsi="Arial"/>
@@ -10841,7 +10841,7 @@
                   <w:szCs w:val="16"/>
                   <w:u w:val="single" w:color="2E75B6"/>
                 </w:rPr>
-                <w:t xml:space="preserve">Euclid as the father of geometry</w:t>
+                <w:t xml:space="preserve">Determining rotations</w:t>
               </w:r>
             </w:hyperlink>
           </w:p>
@@ -10865,7 +10865,7 @@
               <w:spacing w:after="10" w:before="0"/>
               <w:ind w:left="120"/>
             </w:pPr>
-            <w:hyperlink w:history="1" r:id="rId752vabgftlrxbjseleyfb">
+            <w:hyperlink w:history="1" r:id="rIdg5tbizysmoarjv1iq7elc">
               <w:r>
                 <w:rPr>
                   <w:rFonts w:ascii="Arial" w:cs="Arial" w:eastAsia="Arial" w:hAnsi="Arial"/>
@@ -10903,14 +10903,14 @@
                 <w:sz w:val="16"/>
                 <w:szCs w:val="16"/>
               </w:rPr>
-              <w:t xml:space="preserve">📖 HTML:</w:t>
+              <w:t xml:space="preserve">📖 EXERCISE:</w:t>
             </w:r>
           </w:p>
           <w:p>
             <w:pPr>
               <w:spacing w:after="20" w:before="0"/>
             </w:pPr>
-            <w:hyperlink w:history="1" r:id="rId37xwzeaqfpwqhbwugifzd">
+            <w:hyperlink w:history="1" r:id="rIdjwssi1g_yw-4cwah5cjpn">
               <w:r>
                 <w:rPr>
                   <w:rFonts w:ascii="Arial" w:cs="Arial" w:eastAsia="Arial" w:hAnsi="Arial"/>
@@ -10919,7 +10919,7 @@
                   <w:szCs w:val="16"/>
                   <w:u w:val="single" w:color="2E75B6"/>
                 </w:rPr>
-                <w:t xml:space="preserve">Rotation Symmetry (Flexbook)</w:t>
+                <w:t xml:space="preserve">Determine rotations</w:t>
               </w:r>
             </w:hyperlink>
           </w:p>
@@ -10935,7 +10935,7 @@
                 <w:sz w:val="14"/>
                 <w:szCs w:val="14"/>
               </w:rPr>
-              <w:t xml:space="preserve">Source: CK-12</w:t>
+              <w:t xml:space="preserve">Source: Khan Academy (English - US curriculum)</w:t>
             </w:r>
           </w:p>
           <w:p>
@@ -10943,7 +10943,7 @@
               <w:spacing w:after="10" w:before="0"/>
               <w:ind w:left="120"/>
             </w:pPr>
-            <w:hyperlink w:history="1" r:id="rIdcfywt7a2-16lsqasorogg">
+            <w:hyperlink w:history="1" r:id="rIda-8pcg2jim9yjh26jx5pw">
               <w:r>
                 <w:rPr>
                   <w:rFonts w:ascii="Arial" w:cs="Arial" w:eastAsia="Arial" w:hAnsi="Arial"/>
@@ -12649,7 +12649,7 @@
             <w:pPr>
               <w:spacing w:after="20" w:before="0"/>
             </w:pPr>
-            <w:hyperlink w:history="1" r:id="rIdaihgaxsq-e-5ei4he3wbf">
+            <w:hyperlink w:history="1" r:id="rIdiw0lbgznoklzfryd2c6fn">
               <w:r>
                 <w:rPr>
                   <w:rFonts w:ascii="Arial" w:cs="Arial" w:eastAsia="Arial" w:hAnsi="Arial"/>
@@ -12658,7 +12658,7 @@
                   <w:szCs w:val="16"/>
                   <w:u w:val="single" w:color="2E75B6"/>
                 </w:rPr>
-                <w:t xml:space="preserve">Intro to the coordinate plane</w:t>
+                <w:t xml:space="preserve">Rotating shapes</w:t>
               </w:r>
             </w:hyperlink>
           </w:p>
@@ -12682,7 +12682,7 @@
               <w:spacing w:after="10" w:before="0"/>
               <w:ind w:left="120"/>
             </w:pPr>
-            <w:hyperlink w:history="1" r:id="rIdjpmn1howmjcaisuzconxv">
+            <w:hyperlink w:history="1" r:id="rIdevdkduio6p_mw3etwiyln">
               <w:r>
                 <w:rPr>
                   <w:rFonts w:ascii="Arial" w:cs="Arial" w:eastAsia="Arial" w:hAnsi="Arial"/>
@@ -12720,14 +12720,14 @@
                 <w:sz w:val="16"/>
                 <w:szCs w:val="16"/>
               </w:rPr>
-              <w:t xml:space="preserve">📖 HTML:</w:t>
+              <w:t xml:space="preserve">📖 EXERCISE:</w:t>
             </w:r>
           </w:p>
           <w:p>
             <w:pPr>
               <w:spacing w:after="20" w:before="0"/>
             </w:pPr>
-            <w:hyperlink w:history="1" r:id="rIdwpp41mwpdm5dvlzjaqu4d">
+            <w:hyperlink w:history="1" r:id="rIdsytdy1bc-cqde5z8n5w99">
               <w:r>
                 <w:rPr>
                   <w:rFonts w:ascii="Arial" w:cs="Arial" w:eastAsia="Arial" w:hAnsi="Arial"/>
@@ -12736,7 +12736,7 @@
                   <w:szCs w:val="16"/>
                   <w:u w:val="single" w:color="2E75B6"/>
                 </w:rPr>
-                <w:t xml:space="preserve">Rotation Symmetry (Flexbook)</w:t>
+                <w:t xml:space="preserve">Determine rotations (basic)</w:t>
               </w:r>
             </w:hyperlink>
           </w:p>
@@ -12752,7 +12752,7 @@
                 <w:sz w:val="14"/>
                 <w:szCs w:val="14"/>
               </w:rPr>
-              <w:t xml:space="preserve">Source: CK-12</w:t>
+              <w:t xml:space="preserve">Source: Khan Academy (English - US curriculum)</w:t>
             </w:r>
           </w:p>
           <w:p>
@@ -12760,7 +12760,7 @@
               <w:spacing w:after="10" w:before="0"/>
               <w:ind w:left="120"/>
             </w:pPr>
-            <w:hyperlink w:history="1" r:id="rIdpkjnt2-vpalszrmlfi1hi">
+            <w:hyperlink w:history="1" r:id="rIdl5_vrcbguai6tdb-3fvai">
               <w:r>
                 <w:rPr>
                   <w:rFonts w:ascii="Arial" w:cs="Arial" w:eastAsia="Arial" w:hAnsi="Arial"/>
@@ -12955,7 +12955,7 @@
             <w:pPr>
               <w:spacing w:after="20" w:before="0"/>
             </w:pPr>
-            <w:hyperlink w:history="1" r:id="rIdrixrny6atl3n311egzm55">
+            <w:hyperlink w:history="1" r:id="rId70okac04g93ktzwtlyd-1">
               <w:r>
                 <w:rPr>
                   <w:rFonts w:ascii="Arial" w:cs="Arial" w:eastAsia="Arial" w:hAnsi="Arial"/>
@@ -12964,7 +12964,7 @@
                   <w:szCs w:val="16"/>
                   <w:u w:val="single" w:color="2E75B6"/>
                 </w:rPr>
-                <w:t xml:space="preserve">Intro to the coordinate plane</w:t>
+                <w:t xml:space="preserve">Rotating shapes</w:t>
               </w:r>
             </w:hyperlink>
           </w:p>
@@ -12988,7 +12988,7 @@
               <w:spacing w:after="10" w:before="0"/>
               <w:ind w:left="120"/>
             </w:pPr>
-            <w:hyperlink w:history="1" r:id="rIdpvytr9pjoozja4l8kau0t">
+            <w:hyperlink w:history="1" r:id="rIdmpcit_ajenslqec9nzgan">
               <w:r>
                 <w:rPr>
                   <w:rFonts w:ascii="Arial" w:cs="Arial" w:eastAsia="Arial" w:hAnsi="Arial"/>
@@ -13026,14 +13026,14 @@
                 <w:sz w:val="16"/>
                 <w:szCs w:val="16"/>
               </w:rPr>
-              <w:t xml:space="preserve">📖 HTML:</w:t>
+              <w:t xml:space="preserve">📖 EXERCISE:</w:t>
             </w:r>
           </w:p>
           <w:p>
             <w:pPr>
               <w:spacing w:after="20" w:before="0"/>
             </w:pPr>
-            <w:hyperlink w:history="1" r:id="rId35uhm_v06fpjum3p5seel">
+            <w:hyperlink w:history="1" r:id="rId7qd1jq-xy4lav2w8qsqas">
               <w:r>
                 <w:rPr>
                   <w:rFonts w:ascii="Arial" w:cs="Arial" w:eastAsia="Arial" w:hAnsi="Arial"/>
@@ -13042,7 +13042,7 @@
                   <w:szCs w:val="16"/>
                   <w:u w:val="single" w:color="2E75B6"/>
                 </w:rPr>
-                <w:t xml:space="preserve">Rotation Symmetry (Flexbook)</w:t>
+                <w:t xml:space="preserve">Determine rotations</w:t>
               </w:r>
             </w:hyperlink>
           </w:p>
@@ -13058,7 +13058,7 @@
                 <w:sz w:val="14"/>
                 <w:szCs w:val="14"/>
               </w:rPr>
-              <w:t xml:space="preserve">Source: CK-12</w:t>
+              <w:t xml:space="preserve">Source: Khan Academy (English - US curriculum)</w:t>
             </w:r>
           </w:p>
           <w:p>
@@ -13066,7 +13066,7 @@
               <w:spacing w:after="10" w:before="0"/>
               <w:ind w:left="120"/>
             </w:pPr>
-            <w:hyperlink w:history="1" r:id="rIdmgoqw1jyxbiks920fir5i">
+            <w:hyperlink w:history="1" r:id="rId9zngv3laj-kvjoglhnoz2">
               <w:r>
                 <w:rPr>
                   <w:rFonts w:ascii="Arial" w:cs="Arial" w:eastAsia="Arial" w:hAnsi="Arial"/>
@@ -13261,7 +13261,7 @@
             <w:pPr>
               <w:spacing w:after="20" w:before="0"/>
             </w:pPr>
-            <w:hyperlink w:history="1" r:id="rIdbcsmm7aw6ojgsnz9t5t_g">
+            <w:hyperlink w:history="1" r:id="rIdsapcprkwjjp1qhrv9jdmw">
               <w:r>
                 <w:rPr>
                   <w:rFonts w:ascii="Arial" w:cs="Arial" w:eastAsia="Arial" w:hAnsi="Arial"/>
@@ -13270,7 +13270,7 @@
                   <w:szCs w:val="16"/>
                   <w:u w:val="single" w:color="2E75B6"/>
                 </w:rPr>
-                <w:t xml:space="preserve">Intro to the coordinate plane</w:t>
+                <w:t xml:space="preserve">Rotating shapes</w:t>
               </w:r>
             </w:hyperlink>
           </w:p>
@@ -13294,7 +13294,7 @@
               <w:spacing w:after="10" w:before="0"/>
               <w:ind w:left="120"/>
             </w:pPr>
-            <w:hyperlink w:history="1" r:id="rIdltfysykdwv-rpxv8a4m-g">
+            <w:hyperlink w:history="1" r:id="rIdlrkpiwndfebpdz6dc4c7g">
               <w:r>
                 <w:rPr>
                   <w:rFonts w:ascii="Arial" w:cs="Arial" w:eastAsia="Arial" w:hAnsi="Arial"/>
@@ -13332,14 +13332,14 @@
                 <w:sz w:val="16"/>
                 <w:szCs w:val="16"/>
               </w:rPr>
-              <w:t xml:space="preserve">📖 HTML:</w:t>
+              <w:t xml:space="preserve">📖 EXERCISE:</w:t>
             </w:r>
           </w:p>
           <w:p>
             <w:pPr>
               <w:spacing w:after="20" w:before="0"/>
             </w:pPr>
-            <w:hyperlink w:history="1" r:id="rIdnl7a_wy6lnsi7gmch_2af">
+            <w:hyperlink w:history="1" r:id="rId-vpcbnh68kiacnrm1e99d">
               <w:r>
                 <w:rPr>
                   <w:rFonts w:ascii="Arial" w:cs="Arial" w:eastAsia="Arial" w:hAnsi="Arial"/>
@@ -13348,7 +13348,7 @@
                   <w:szCs w:val="16"/>
                   <w:u w:val="single" w:color="2E75B6"/>
                 </w:rPr>
-                <w:t xml:space="preserve">Rotation Symmetry (Flexbook)</w:t>
+                <w:t xml:space="preserve">Rotate points (basic)</w:t>
               </w:r>
             </w:hyperlink>
           </w:p>
@@ -13364,7 +13364,7 @@
                 <w:sz w:val="14"/>
                 <w:szCs w:val="14"/>
               </w:rPr>
-              <w:t xml:space="preserve">Source: CK-12</w:t>
+              <w:t xml:space="preserve">Source: Khan Academy (English - US curriculum)</w:t>
             </w:r>
           </w:p>
           <w:p>
@@ -13372,7 +13372,7 @@
               <w:spacing w:after="10" w:before="0"/>
               <w:ind w:left="120"/>
             </w:pPr>
-            <w:hyperlink w:history="1" r:id="rId2sodbqfxmto3dohxmqxdl">
+            <w:hyperlink w:history="1" r:id="rIdbg3ui5q6zinx55r06jmp3">
               <w:r>
                 <w:rPr>
                   <w:rFonts w:ascii="Arial" w:cs="Arial" w:eastAsia="Arial" w:hAnsi="Arial"/>
@@ -13567,7 +13567,7 @@
             <w:pPr>
               <w:spacing w:after="20" w:before="0"/>
             </w:pPr>
-            <w:hyperlink w:history="1" r:id="rIdtfcr1mybzzvshgnhqzjtx">
+            <w:hyperlink w:history="1" r:id="rId-hqp1nccnljricrctejjy">
               <w:r>
                 <w:rPr>
                   <w:rFonts w:ascii="Arial" w:cs="Arial" w:eastAsia="Arial" w:hAnsi="Arial"/>
@@ -13576,7 +13576,7 @@
                   <w:szCs w:val="16"/>
                   <w:u w:val="single" w:color="2E75B6"/>
                 </w:rPr>
-                <w:t xml:space="preserve">Intro to the coordinate plane</w:t>
+                <w:t xml:space="preserve">Rotating shapes</w:t>
               </w:r>
             </w:hyperlink>
           </w:p>
@@ -13600,7 +13600,7 @@
               <w:spacing w:after="10" w:before="0"/>
               <w:ind w:left="120"/>
             </w:pPr>
-            <w:hyperlink w:history="1" r:id="rId722nd8yp648ocwht6fnek">
+            <w:hyperlink w:history="1" r:id="rIdjegs5fbewtjgsdhtdcc6m">
               <w:r>
                 <w:rPr>
                   <w:rFonts w:ascii="Arial" w:cs="Arial" w:eastAsia="Arial" w:hAnsi="Arial"/>
@@ -13638,14 +13638,14 @@
                 <w:sz w:val="16"/>
                 <w:szCs w:val="16"/>
               </w:rPr>
-              <w:t xml:space="preserve">📖 HTML:</w:t>
+              <w:t xml:space="preserve">📖 EXERCISE:</w:t>
             </w:r>
           </w:p>
           <w:p>
             <w:pPr>
               <w:spacing w:after="20" w:before="0"/>
             </w:pPr>
-            <w:hyperlink w:history="1" r:id="rId0iwvfuq9cfkdeaudhqqxx">
+            <w:hyperlink w:history="1" r:id="rIdp2aqgjec4cchvwr087h9-">
               <w:r>
                 <w:rPr>
                   <w:rFonts w:ascii="Arial" w:cs="Arial" w:eastAsia="Arial" w:hAnsi="Arial"/>
@@ -13654,7 +13654,7 @@
                   <w:szCs w:val="16"/>
                   <w:u w:val="single" w:color="2E75B6"/>
                 </w:rPr>
-                <w:t xml:space="preserve">Rotation Symmetry (Flexbook)</w:t>
+                <w:t xml:space="preserve">Determine rotations (basic)</w:t>
               </w:r>
             </w:hyperlink>
           </w:p>
@@ -13670,7 +13670,7 @@
                 <w:sz w:val="14"/>
                 <w:szCs w:val="14"/>
               </w:rPr>
-              <w:t xml:space="preserve">Source: CK-12</w:t>
+              <w:t xml:space="preserve">Source: Khan Academy (English - US curriculum)</w:t>
             </w:r>
           </w:p>
           <w:p>
@@ -13678,7 +13678,7 @@
               <w:spacing w:after="10" w:before="0"/>
               <w:ind w:left="120"/>
             </w:pPr>
-            <w:hyperlink w:history="1" r:id="rIdcggbhro8rojibgu_mayfg">
+            <w:hyperlink w:history="1" r:id="rIderzt4-ugv_p5wthpui-v5">
               <w:r>
                 <w:rPr>
                   <w:rFonts w:ascii="Arial" w:cs="Arial" w:eastAsia="Arial" w:hAnsi="Arial"/>
@@ -13873,7 +13873,7 @@
             <w:pPr>
               <w:spacing w:after="20" w:before="0"/>
             </w:pPr>
-            <w:hyperlink w:history="1" r:id="rId4ihfhlrat1rl1smo6gsio">
+            <w:hyperlink w:history="1" r:id="rIdejcr2u5b1-gdpcuguryc3">
               <w:r>
                 <w:rPr>
                   <w:rFonts w:ascii="Arial" w:cs="Arial" w:eastAsia="Arial" w:hAnsi="Arial"/>
@@ -13882,7 +13882,7 @@
                   <w:szCs w:val="16"/>
                   <w:u w:val="single" w:color="2E75B6"/>
                 </w:rPr>
-                <w:t xml:space="preserve">Intro to the coordinate plane</w:t>
+                <w:t xml:space="preserve">Rotating shapes</w:t>
               </w:r>
             </w:hyperlink>
           </w:p>
@@ -13906,7 +13906,7 @@
               <w:spacing w:after="10" w:before="0"/>
               <w:ind w:left="120"/>
             </w:pPr>
-            <w:hyperlink w:history="1" r:id="rIdiu3ml9wuii6vwkrm9ufcs">
+            <w:hyperlink w:history="1" r:id="rId21qd8fps1_rjdaxndvtqk">
               <w:r>
                 <w:rPr>
                   <w:rFonts w:ascii="Arial" w:cs="Arial" w:eastAsia="Arial" w:hAnsi="Arial"/>
@@ -13944,14 +13944,14 @@
                 <w:sz w:val="16"/>
                 <w:szCs w:val="16"/>
               </w:rPr>
-              <w:t xml:space="preserve">📖 HTML:</w:t>
+              <w:t xml:space="preserve">📖 EXERCISE:</w:t>
             </w:r>
           </w:p>
           <w:p>
             <w:pPr>
               <w:spacing w:after="20" w:before="0"/>
             </w:pPr>
-            <w:hyperlink w:history="1" r:id="rId74fbfn-lbrkiok-19pzs0">
+            <w:hyperlink w:history="1" r:id="rId7jgemt7myt12zzhww27ps">
               <w:r>
                 <w:rPr>
                   <w:rFonts w:ascii="Arial" w:cs="Arial" w:eastAsia="Arial" w:hAnsi="Arial"/>
@@ -13960,7 +13960,7 @@
                   <w:szCs w:val="16"/>
                   <w:u w:val="single" w:color="2E75B6"/>
                 </w:rPr>
-                <w:t xml:space="preserve">Rotation Symmetry (Flexbook)</w:t>
+                <w:t xml:space="preserve">Determine rotations (basic)</w:t>
               </w:r>
             </w:hyperlink>
           </w:p>
@@ -13976,7 +13976,7 @@
                 <w:sz w:val="14"/>
                 <w:szCs w:val="14"/>
               </w:rPr>
-              <w:t xml:space="preserve">Source: CK-12</w:t>
+              <w:t xml:space="preserve">Source: Khan Academy (English - US curriculum)</w:t>
             </w:r>
           </w:p>
           <w:p>
@@ -13984,7 +13984,7 @@
               <w:spacing w:after="10" w:before="0"/>
               <w:ind w:left="120"/>
             </w:pPr>
-            <w:hyperlink w:history="1" r:id="rIdfszxf4mcbxnrhtlkv4liz">
+            <w:hyperlink w:history="1" r:id="rIdf-xvkkrkmxn8-k3m2o41w">
               <w:r>
                 <w:rPr>
                   <w:rFonts w:ascii="Arial" w:cs="Arial" w:eastAsia="Arial" w:hAnsi="Arial"/>
@@ -15471,7 +15471,7 @@
             <w:pPr>
               <w:spacing w:after="20" w:before="0"/>
             </w:pPr>
-            <w:hyperlink w:history="1" r:id="rIdkwxdyliki8mr6xoxdaiy3">
+            <w:hyperlink w:history="1" r:id="rIdeztgnvw9keypsa1oikpfv">
               <w:r>
                 <w:rPr>
                   <w:rFonts w:ascii="Arial" w:cs="Arial" w:eastAsia="Arial" w:hAnsi="Arial"/>
@@ -15480,7 +15480,7 @@
                   <w:szCs w:val="16"/>
                   <w:u w:val="single" w:color="2E75B6"/>
                 </w:rPr>
-                <w:t xml:space="preserve">Proofs with transformations</w:t>
+                <w:t xml:space="preserve">Geometric constructions: perpendicular bisector</w:t>
               </w:r>
             </w:hyperlink>
           </w:p>
@@ -15504,7 +15504,7 @@
               <w:spacing w:after="10" w:before="0"/>
               <w:ind w:left="120"/>
             </w:pPr>
-            <w:hyperlink w:history="1" r:id="rId_smjcteucayh3j2fqjflz">
+            <w:hyperlink w:history="1" r:id="rIdhf4itmha0tfelqtoq4hgo">
               <w:r>
                 <w:rPr>
                   <w:rFonts w:ascii="Arial" w:cs="Arial" w:eastAsia="Arial" w:hAnsi="Arial"/>
@@ -15542,14 +15542,14 @@
                 <w:sz w:val="16"/>
                 <w:szCs w:val="16"/>
               </w:rPr>
-              <w:t xml:space="preserve">📖 HTML:</w:t>
+              <w:t xml:space="preserve">📖 EXERCISE:</w:t>
             </w:r>
           </w:p>
           <w:p>
             <w:pPr>
               <w:spacing w:after="20" w:before="0"/>
             </w:pPr>
-            <w:hyperlink w:history="1" r:id="rIdulghxshvachbtf-5p73so">
+            <w:hyperlink w:history="1" r:id="rIdsgetjy7ehhs4ccv-8agzq">
               <w:r>
                 <w:rPr>
                   <w:rFonts w:ascii="Arial" w:cs="Arial" w:eastAsia="Arial" w:hAnsi="Arial"/>
@@ -15558,7 +15558,7 @@
                   <w:szCs w:val="16"/>
                   <w:u w:val="single" w:color="2E75B6"/>
                 </w:rPr>
-                <w:t xml:space="preserve">Rotation Symmetry (Flexbook)</w:t>
+                <w:t xml:space="preserve">Justify constructions</w:t>
               </w:r>
             </w:hyperlink>
           </w:p>
@@ -15574,7 +15574,7 @@
                 <w:sz w:val="14"/>
                 <w:szCs w:val="14"/>
               </w:rPr>
-              <w:t xml:space="preserve">Source: CK-12</w:t>
+              <w:t xml:space="preserve">Source: Khan Academy (English - US curriculum)</w:t>
             </w:r>
           </w:p>
           <w:p>
@@ -15582,7 +15582,7 @@
               <w:spacing w:after="10" w:before="0"/>
               <w:ind w:left="120"/>
             </w:pPr>
-            <w:hyperlink w:history="1" r:id="rId1-1isxvue2dsdde6pibun">
+            <w:hyperlink w:history="1" r:id="rIdfkvbrssh76x5uuqq0kgea">
               <w:r>
                 <w:rPr>
                   <w:rFonts w:ascii="Arial" w:cs="Arial" w:eastAsia="Arial" w:hAnsi="Arial"/>
@@ -15777,7 +15777,7 @@
             <w:pPr>
               <w:spacing w:after="20" w:before="0"/>
             </w:pPr>
-            <w:hyperlink w:history="1" r:id="rId5o23qm6gesnkaba04ib4s">
+            <w:hyperlink w:history="1" r:id="rIdzye_dzfo9pclh_xrtiobx">
               <w:r>
                 <w:rPr>
                   <w:rFonts w:ascii="Arial" w:cs="Arial" w:eastAsia="Arial" w:hAnsi="Arial"/>
@@ -15786,7 +15786,7 @@
                   <w:szCs w:val="16"/>
                   <w:u w:val="single" w:color="2E75B6"/>
                 </w:rPr>
-                <w:t xml:space="preserve">Proofs with transformations</w:t>
+                <w:t xml:space="preserve">Geometric constructions: angle bisector</w:t>
               </w:r>
             </w:hyperlink>
           </w:p>
@@ -15810,7 +15810,7 @@
               <w:spacing w:after="10" w:before="0"/>
               <w:ind w:left="120"/>
             </w:pPr>
-            <w:hyperlink w:history="1" r:id="rIdix_dagfkjkl_epdixlihw">
+            <w:hyperlink w:history="1" r:id="rId73cffiw7t5vkvgtrgj8mh">
               <w:r>
                 <w:rPr>
                   <w:rFonts w:ascii="Arial" w:cs="Arial" w:eastAsia="Arial" w:hAnsi="Arial"/>
@@ -15848,14 +15848,14 @@
                 <w:sz w:val="16"/>
                 <w:szCs w:val="16"/>
               </w:rPr>
-              <w:t xml:space="preserve">📖 HTML:</w:t>
+              <w:t xml:space="preserve">📖 EXERCISE:</w:t>
             </w:r>
           </w:p>
           <w:p>
             <w:pPr>
               <w:spacing w:after="20" w:before="0"/>
             </w:pPr>
-            <w:hyperlink w:history="1" r:id="rIdfnkq8cf8v6euh9wnuf7k3">
+            <w:hyperlink w:history="1" r:id="rIde6zlazfnztruugtrpzmwf">
               <w:r>
                 <w:rPr>
                   <w:rFonts w:ascii="Arial" w:cs="Arial" w:eastAsia="Arial" w:hAnsi="Arial"/>
@@ -15864,7 +15864,7 @@
                   <w:szCs w:val="16"/>
                   <w:u w:val="single" w:color="2E75B6"/>
                 </w:rPr>
-                <w:t xml:space="preserve">Rotation Symmetry (Flexbook)</w:t>
+                <w:t xml:space="preserve">Determine rotations</w:t>
               </w:r>
             </w:hyperlink>
           </w:p>
@@ -15880,7 +15880,7 @@
                 <w:sz w:val="14"/>
                 <w:szCs w:val="14"/>
               </w:rPr>
-              <w:t xml:space="preserve">Source: CK-12</w:t>
+              <w:t xml:space="preserve">Source: Khan Academy (English - US curriculum)</w:t>
             </w:r>
           </w:p>
           <w:p>
@@ -15888,7 +15888,7 @@
               <w:spacing w:after="10" w:before="0"/>
               <w:ind w:left="120"/>
             </w:pPr>
-            <w:hyperlink w:history="1" r:id="rId77_q-r-sdlpg1scejuihl">
+            <w:hyperlink w:history="1" r:id="rIdxttqeqa2zk59shjkpb4sq">
               <w:r>
                 <w:rPr>
                   <w:rFonts w:ascii="Arial" w:cs="Arial" w:eastAsia="Arial" w:hAnsi="Arial"/>
@@ -16083,7 +16083,7 @@
             <w:pPr>
               <w:spacing w:after="20" w:before="0"/>
             </w:pPr>
-            <w:hyperlink w:history="1" r:id="rIdfyqhaii-sjkawnvqg9hml">
+            <w:hyperlink w:history="1" r:id="rIdtje4ebgrhwa9e_9r2mcwe">
               <w:r>
                 <w:rPr>
                   <w:rFonts w:ascii="Arial" w:cs="Arial" w:eastAsia="Arial" w:hAnsi="Arial"/>
@@ -16092,7 +16092,7 @@
                   <w:szCs w:val="16"/>
                   <w:u w:val="single" w:color="2E75B6"/>
                 </w:rPr>
-                <w:t xml:space="preserve">Proofs with transformations</w:t>
+                <w:t xml:space="preserve">Determining rotations</w:t>
               </w:r>
             </w:hyperlink>
           </w:p>
@@ -16116,7 +16116,7 @@
               <w:spacing w:after="10" w:before="0"/>
               <w:ind w:left="120"/>
             </w:pPr>
-            <w:hyperlink w:history="1" r:id="rId-gv_qmhebmnlnr1cb5pwz">
+            <w:hyperlink w:history="1" r:id="rIduc-gqbtf-jsiqb2uttklp">
               <w:r>
                 <w:rPr>
                   <w:rFonts w:ascii="Arial" w:cs="Arial" w:eastAsia="Arial" w:hAnsi="Arial"/>
@@ -16161,7 +16161,7 @@
             <w:pPr>
               <w:spacing w:after="20" w:before="0"/>
             </w:pPr>
-            <w:hyperlink w:history="1" r:id="rIdlswbpxarlzltgyvsyxfe0">
+            <w:hyperlink w:history="1" r:id="rIdkevhhmuqjinrgqq6_qjos">
               <w:r>
                 <w:rPr>
                   <w:rFonts w:ascii="Arial" w:cs="Arial" w:eastAsia="Arial" w:hAnsi="Arial"/>
@@ -16170,7 +16170,7 @@
                   <w:szCs w:val="16"/>
                   <w:u w:val="single" w:color="2E75B6"/>
                 </w:rPr>
-                <w:t xml:space="preserve">Rotation Symmetry (Flexbook)</w:t>
+                <w:t xml:space="preserve">Angles of Rotation in Standard Positions: Clock Angles (PLIX)</w:t>
               </w:r>
             </w:hyperlink>
           </w:p>
@@ -16194,7 +16194,7 @@
               <w:spacing w:after="10" w:before="0"/>
               <w:ind w:left="120"/>
             </w:pPr>
-            <w:hyperlink w:history="1" r:id="rIdtwmidwpp1x4ngiyc8-c56">
+            <w:hyperlink w:history="1" r:id="rIdzzy8kiz6tuliemubptehn">
               <w:r>
                 <w:rPr>
                   <w:rFonts w:ascii="Arial" w:cs="Arial" w:eastAsia="Arial" w:hAnsi="Arial"/>
@@ -16389,7 +16389,7 @@
             <w:pPr>
               <w:spacing w:after="20" w:before="0"/>
             </w:pPr>
-            <w:hyperlink w:history="1" r:id="rId6vr4gzyojdwxat-ozcx3n">
+            <w:hyperlink w:history="1" r:id="rId2pd-ucf4djfl0wfbxr0j8">
               <w:r>
                 <w:rPr>
                   <w:rFonts w:ascii="Arial" w:cs="Arial" w:eastAsia="Arial" w:hAnsi="Arial"/>
@@ -16398,7 +16398,7 @@
                   <w:szCs w:val="16"/>
                   <w:u w:val="single" w:color="2E75B6"/>
                 </w:rPr>
-                <w:t xml:space="preserve">Proofs with transformations</w:t>
+                <w:t xml:space="preserve">Geometric constructions: perpendicular bisector</w:t>
               </w:r>
             </w:hyperlink>
           </w:p>
@@ -16422,7 +16422,7 @@
               <w:spacing w:after="10" w:before="0"/>
               <w:ind w:left="120"/>
             </w:pPr>
-            <w:hyperlink w:history="1" r:id="rIdov5vqnspek85nspnb0u_2">
+            <w:hyperlink w:history="1" r:id="rIdgnmeswmpncm1hrkvslnqv">
               <w:r>
                 <w:rPr>
                   <w:rFonts w:ascii="Arial" w:cs="Arial" w:eastAsia="Arial" w:hAnsi="Arial"/>
@@ -16460,14 +16460,14 @@
                 <w:sz w:val="16"/>
                 <w:szCs w:val="16"/>
               </w:rPr>
-              <w:t xml:space="preserve">📖 HTML:</w:t>
+              <w:t xml:space="preserve">📖 EXERCISE:</w:t>
             </w:r>
           </w:p>
           <w:p>
             <w:pPr>
               <w:spacing w:after="20" w:before="0"/>
             </w:pPr>
-            <w:hyperlink w:history="1" r:id="rIdgwcqxbwf_sy4vnvoahrdf">
+            <w:hyperlink w:history="1" r:id="rIdav08bhyqw5lldao2faiaj">
               <w:r>
                 <w:rPr>
                   <w:rFonts w:ascii="Arial" w:cs="Arial" w:eastAsia="Arial" w:hAnsi="Arial"/>
@@ -16476,7 +16476,7 @@
                   <w:szCs w:val="16"/>
                   <w:u w:val="single" w:color="2E75B6"/>
                 </w:rPr>
-                <w:t xml:space="preserve">Rotation Symmetry (Flexbook)</w:t>
+                <w:t xml:space="preserve">Determine rotations (basic)</w:t>
               </w:r>
             </w:hyperlink>
           </w:p>
@@ -16492,7 +16492,7 @@
                 <w:sz w:val="14"/>
                 <w:szCs w:val="14"/>
               </w:rPr>
-              <w:t xml:space="preserve">Source: CK-12</w:t>
+              <w:t xml:space="preserve">Source: Khan Academy (English - US curriculum)</w:t>
             </w:r>
           </w:p>
           <w:p>
@@ -16500,7 +16500,7 @@
               <w:spacing w:after="10" w:before="0"/>
               <w:ind w:left="120"/>
             </w:pPr>
-            <w:hyperlink w:history="1" r:id="rIdhdikxf6jwtclrasw_upw4">
+            <w:hyperlink w:history="1" r:id="rIdtbn97ctxlvs3r8oxk2vvz">
               <w:r>
                 <w:rPr>
                   <w:rFonts w:ascii="Arial" w:cs="Arial" w:eastAsia="Arial" w:hAnsi="Arial"/>
@@ -16695,7 +16695,7 @@
             <w:pPr>
               <w:spacing w:after="20" w:before="0"/>
             </w:pPr>
-            <w:hyperlink w:history="1" r:id="rIdslii6h5oth3t54ik4xjzj">
+            <w:hyperlink w:history="1" r:id="rId-wencdrlqhhsbfd6wi3iq">
               <w:r>
                 <w:rPr>
                   <w:rFonts w:ascii="Arial" w:cs="Arial" w:eastAsia="Arial" w:hAnsi="Arial"/>
@@ -16704,7 +16704,7 @@
                   <w:szCs w:val="16"/>
                   <w:u w:val="single" w:color="2E75B6"/>
                 </w:rPr>
-                <w:t xml:space="preserve">Proofs with transformations</w:t>
+                <w:t xml:space="preserve">Geometric constructions: perpendicular bisector</w:t>
               </w:r>
             </w:hyperlink>
           </w:p>
@@ -16728,7 +16728,7 @@
               <w:spacing w:after="10" w:before="0"/>
               <w:ind w:left="120"/>
             </w:pPr>
-            <w:hyperlink w:history="1" r:id="rIdzmqs6imfgfygwsbuw5n1g">
+            <w:hyperlink w:history="1" r:id="rIdilxcqw2u9-zd3ylhbyopc">
               <w:r>
                 <w:rPr>
                   <w:rFonts w:ascii="Arial" w:cs="Arial" w:eastAsia="Arial" w:hAnsi="Arial"/>
@@ -16766,14 +16766,14 @@
                 <w:sz w:val="16"/>
                 <w:szCs w:val="16"/>
               </w:rPr>
-              <w:t xml:space="preserve">📖 HTML:</w:t>
+              <w:t xml:space="preserve">📖 EXERCISE:</w:t>
             </w:r>
           </w:p>
           <w:p>
             <w:pPr>
               <w:spacing w:after="20" w:before="0"/>
             </w:pPr>
-            <w:hyperlink w:history="1" r:id="rIdtosgjqw77ol1eioxnzqwi">
+            <w:hyperlink w:history="1" r:id="rId9qxkuq22yjs0a-xy7mnfd">
               <w:r>
                 <w:rPr>
                   <w:rFonts w:ascii="Arial" w:cs="Arial" w:eastAsia="Arial" w:hAnsi="Arial"/>
@@ -16782,7 +16782,7 @@
                   <w:szCs w:val="16"/>
                   <w:u w:val="single" w:color="2E75B6"/>
                 </w:rPr>
-                <w:t xml:space="preserve">Rotation Symmetry (Flexbook)</w:t>
+                <w:t xml:space="preserve">Justify constructions</w:t>
               </w:r>
             </w:hyperlink>
           </w:p>
@@ -16798,7 +16798,7 @@
                 <w:sz w:val="14"/>
                 <w:szCs w:val="14"/>
               </w:rPr>
-              <w:t xml:space="preserve">Source: CK-12</w:t>
+              <w:t xml:space="preserve">Source: Khan Academy (English - US curriculum)</w:t>
             </w:r>
           </w:p>
           <w:p>
@@ -16806,7 +16806,7 @@
               <w:spacing w:after="10" w:before="0"/>
               <w:ind w:left="120"/>
             </w:pPr>
-            <w:hyperlink w:history="1" r:id="rIdk2pyg4soiqkqdcpugcl3l">
+            <w:hyperlink w:history="1" r:id="rIdy6ofnhuusuqzii2wsretu">
               <w:r>
                 <w:rPr>
                   <w:rFonts w:ascii="Arial" w:cs="Arial" w:eastAsia="Arial" w:hAnsi="Arial"/>
@@ -18293,7 +18293,7 @@
             <w:pPr>
               <w:spacing w:after="20" w:before="0"/>
             </w:pPr>
-            <w:hyperlink w:history="1" r:id="rIdahktreo_so0s_ruzyc_wm">
+            <w:hyperlink w:history="1" r:id="rIdwndcnqhhvg7ekrtrwxph3">
               <w:r>
                 <w:rPr>
                   <w:rFonts w:ascii="Arial" w:cs="Arial" w:eastAsia="Arial" w:hAnsi="Arial"/>
@@ -18302,7 +18302,7 @@
                   <w:szCs w:val="16"/>
                   <w:u w:val="single" w:color="2E75B6"/>
                 </w:rPr>
-                <w:t xml:space="preserve">Parallelogram on the coordinate plane</w:t>
+                <w:t xml:space="preserve">Intro to rotational symmetry</w:t>
               </w:r>
             </w:hyperlink>
           </w:p>
@@ -18326,7 +18326,7 @@
               <w:spacing w:after="10" w:before="0"/>
               <w:ind w:left="120"/>
             </w:pPr>
-            <w:hyperlink w:history="1" r:id="rIdzgwm3lkb6le-uz7ccnuhz">
+            <w:hyperlink w:history="1" r:id="rIdecyg3xanwqpmtvljdkgfk">
               <w:r>
                 <w:rPr>
                   <w:rFonts w:ascii="Arial" w:cs="Arial" w:eastAsia="Arial" w:hAnsi="Arial"/>
@@ -18364,14 +18364,14 @@
                 <w:sz w:val="16"/>
                 <w:szCs w:val="16"/>
               </w:rPr>
-              <w:t xml:space="preserve">📖 HTML:</w:t>
+              <w:t xml:space="preserve">📖 EXERCISE:</w:t>
             </w:r>
           </w:p>
           <w:p>
             <w:pPr>
               <w:spacing w:after="20" w:before="0"/>
             </w:pPr>
-            <w:hyperlink w:history="1" r:id="rIdykel24jpcn0lruwpsy3ce">
+            <w:hyperlink w:history="1" r:id="rId__dhcra4cjsn9qvaimhe-">
               <w:r>
                 <w:rPr>
                   <w:rFonts w:ascii="Arial" w:cs="Arial" w:eastAsia="Arial" w:hAnsi="Arial"/>
@@ -18380,7 +18380,7 @@
                   <w:szCs w:val="16"/>
                   <w:u w:val="single" w:color="2E75B6"/>
                 </w:rPr>
-                <w:t xml:space="preserve">Shapes for Rotational Symmetry (PLIX)</w:t>
+                <w:t xml:space="preserve">Rotational symmetry of 2D shapes</w:t>
               </w:r>
             </w:hyperlink>
           </w:p>
@@ -18396,7 +18396,7 @@
                 <w:sz w:val="14"/>
                 <w:szCs w:val="14"/>
               </w:rPr>
-              <w:t xml:space="preserve">Source: CK-12</w:t>
+              <w:t xml:space="preserve">Source: Khan Academy (English - US curriculum)</w:t>
             </w:r>
           </w:p>
           <w:p>
@@ -18404,7 +18404,7 @@
               <w:spacing w:after="10" w:before="0"/>
               <w:ind w:left="120"/>
             </w:pPr>
-            <w:hyperlink w:history="1" r:id="rIding9s6ht72zzt5u-uzg2a">
+            <w:hyperlink w:history="1" r:id="rIdxicmw4ygfub01vqpjvsfn">
               <w:r>
                 <w:rPr>
                   <w:rFonts w:ascii="Arial" w:cs="Arial" w:eastAsia="Arial" w:hAnsi="Arial"/>
@@ -18599,7 +18599,7 @@
             <w:pPr>
               <w:spacing w:after="20" w:before="0"/>
             </w:pPr>
-            <w:hyperlink w:history="1" r:id="rIdtraxt7wn134uca5-36cf0">
+            <w:hyperlink w:history="1" r:id="rIdsdybr4amfkyfllzonwv-7">
               <w:r>
                 <w:rPr>
                   <w:rFonts w:ascii="Arial" w:cs="Arial" w:eastAsia="Arial" w:hAnsi="Arial"/>
@@ -18608,7 +18608,7 @@
                   <w:szCs w:val="16"/>
                   <w:u w:val="single" w:color="2E75B6"/>
                 </w:rPr>
-                <w:t xml:space="preserve">Parallelogram on the coordinate plane</w:t>
+                <w:t xml:space="preserve">Recognizing common 3D shapes</w:t>
               </w:r>
             </w:hyperlink>
           </w:p>
@@ -18632,7 +18632,7 @@
               <w:spacing w:after="10" w:before="0"/>
               <w:ind w:left="120"/>
             </w:pPr>
-            <w:hyperlink w:history="1" r:id="rIdfrguk149ounaxqnpiyutv">
+            <w:hyperlink w:history="1" r:id="rId_lb-w7uqw3qfptlhhj4lm">
               <w:r>
                 <w:rPr>
                   <w:rFonts w:ascii="Arial" w:cs="Arial" w:eastAsia="Arial" w:hAnsi="Arial"/>
@@ -18670,14 +18670,14 @@
                 <w:sz w:val="16"/>
                 <w:szCs w:val="16"/>
               </w:rPr>
-              <w:t xml:space="preserve">📖 HTML:</w:t>
+              <w:t xml:space="preserve">📖 EXERCISE:</w:t>
             </w:r>
           </w:p>
           <w:p>
             <w:pPr>
               <w:spacing w:after="20" w:before="0"/>
             </w:pPr>
-            <w:hyperlink w:history="1" r:id="rIdwmusy6hxwxwc6b63mh78q">
+            <w:hyperlink w:history="1" r:id="rIdqt0mtdccymrimmcgbfp7x">
               <w:r>
                 <w:rPr>
                   <w:rFonts w:ascii="Arial" w:cs="Arial" w:eastAsia="Arial" w:hAnsi="Arial"/>
@@ -18686,7 +18686,7 @@
                   <w:szCs w:val="16"/>
                   <w:u w:val="single" w:color="2E75B6"/>
                 </w:rPr>
-                <w:t xml:space="preserve">Shapes for Rotational Symmetry (PLIX)</w:t>
+                <w:t xml:space="preserve">Determine rotations</w:t>
               </w:r>
             </w:hyperlink>
           </w:p>
@@ -18702,7 +18702,7 @@
                 <w:sz w:val="14"/>
                 <w:szCs w:val="14"/>
               </w:rPr>
-              <w:t xml:space="preserve">Source: CK-12</w:t>
+              <w:t xml:space="preserve">Source: Khan Academy (English - US curriculum)</w:t>
             </w:r>
           </w:p>
           <w:p>
@@ -18710,7 +18710,7 @@
               <w:spacing w:after="10" w:before="0"/>
               <w:ind w:left="120"/>
             </w:pPr>
-            <w:hyperlink w:history="1" r:id="rIdiay-vucpvqun5e5kad2tu">
+            <w:hyperlink w:history="1" r:id="rIdvoosmmczxnccglpe-gx22">
               <w:r>
                 <w:rPr>
                   <w:rFonts w:ascii="Arial" w:cs="Arial" w:eastAsia="Arial" w:hAnsi="Arial"/>
@@ -18905,7 +18905,7 @@
             <w:pPr>
               <w:spacing w:after="20" w:before="0"/>
             </w:pPr>
-            <w:hyperlink w:history="1" r:id="rIdcb0ki9jwpzfcbtvhe6jct">
+            <w:hyperlink w:history="1" r:id="rIdydz_jhw3v_89vkhidk0os">
               <w:r>
                 <w:rPr>
                   <w:rFonts w:ascii="Arial" w:cs="Arial" w:eastAsia="Arial" w:hAnsi="Arial"/>
@@ -18914,7 +18914,7 @@
                   <w:szCs w:val="16"/>
                   <w:u w:val="single" w:color="2E75B6"/>
                 </w:rPr>
-                <w:t xml:space="preserve">Parallelogram on the coordinate plane</w:t>
+                <w:t xml:space="preserve">Intro to rotational symmetry</w:t>
               </w:r>
             </w:hyperlink>
           </w:p>
@@ -18938,7 +18938,7 @@
               <w:spacing w:after="10" w:before="0"/>
               <w:ind w:left="120"/>
             </w:pPr>
-            <w:hyperlink w:history="1" r:id="rIdcm9enn9ryebvuygrneycf">
+            <w:hyperlink w:history="1" r:id="rIdc772e-qc5n-9ijtd4-vfj">
               <w:r>
                 <w:rPr>
                   <w:rFonts w:ascii="Arial" w:cs="Arial" w:eastAsia="Arial" w:hAnsi="Arial"/>
@@ -18976,14 +18976,14 @@
                 <w:sz w:val="16"/>
                 <w:szCs w:val="16"/>
               </w:rPr>
-              <w:t xml:space="preserve">📖 HTML:</w:t>
+              <w:t xml:space="preserve">📖 EXERCISE:</w:t>
             </w:r>
           </w:p>
           <w:p>
             <w:pPr>
               <w:spacing w:after="20" w:before="0"/>
             </w:pPr>
-            <w:hyperlink w:history="1" r:id="rIdgyzi2vl5umkuaivuezet-">
+            <w:hyperlink w:history="1" r:id="rIdfl_bizkto9mcuop-o1r4v">
               <w:r>
                 <w:rPr>
                   <w:rFonts w:ascii="Arial" w:cs="Arial" w:eastAsia="Arial" w:hAnsi="Arial"/>
@@ -18992,7 +18992,7 @@
                   <w:szCs w:val="16"/>
                   <w:u w:val="single" w:color="2E75B6"/>
                 </w:rPr>
-                <w:t xml:space="preserve">Shapes for Rotational Symmetry (PLIX)</w:t>
+                <w:t xml:space="preserve">Determine rotations (basic)</w:t>
               </w:r>
             </w:hyperlink>
           </w:p>
@@ -19008,7 +19008,7 @@
                 <w:sz w:val="14"/>
                 <w:szCs w:val="14"/>
               </w:rPr>
-              <w:t xml:space="preserve">Source: CK-12</w:t>
+              <w:t xml:space="preserve">Source: Khan Academy (English - US curriculum)</w:t>
             </w:r>
           </w:p>
           <w:p>
@@ -19016,7 +19016,7 @@
               <w:spacing w:after="10" w:before="0"/>
               <w:ind w:left="120"/>
             </w:pPr>
-            <w:hyperlink w:history="1" r:id="rIdzzjpvhom8ohy7ymwallis">
+            <w:hyperlink w:history="1" r:id="rIdazbc4n-rshfx9bsbxcbi7">
               <w:r>
                 <w:rPr>
                   <w:rFonts w:ascii="Arial" w:cs="Arial" w:eastAsia="Arial" w:hAnsi="Arial"/>
@@ -19211,7 +19211,7 @@
             <w:pPr>
               <w:spacing w:after="20" w:before="0"/>
             </w:pPr>
-            <w:hyperlink w:history="1" r:id="rIdcfaxs5bvqxbgcz9clncyy">
+            <w:hyperlink w:history="1" r:id="rIdlqzsef6kplrza1it1n2qw">
               <w:r>
                 <w:rPr>
                   <w:rFonts w:ascii="Arial" w:cs="Arial" w:eastAsia="Arial" w:hAnsi="Arial"/>
@@ -19220,7 +19220,7 @@
                   <w:szCs w:val="16"/>
                   <w:u w:val="single" w:color="2E75B6"/>
                 </w:rPr>
-                <w:t xml:space="preserve">Parallelogram on the coordinate plane</w:t>
+                <w:t xml:space="preserve">Intro to rotational symmetry</w:t>
               </w:r>
             </w:hyperlink>
           </w:p>
@@ -19244,7 +19244,7 @@
               <w:spacing w:after="10" w:before="0"/>
               <w:ind w:left="120"/>
             </w:pPr>
-            <w:hyperlink w:history="1" r:id="rIdwxhwo2vxfntlfspxdd6xx">
+            <w:hyperlink w:history="1" r:id="rId8wovmzmrgbl5bufuvoa-u">
               <w:r>
                 <w:rPr>
                   <w:rFonts w:ascii="Arial" w:cs="Arial" w:eastAsia="Arial" w:hAnsi="Arial"/>
@@ -19282,14 +19282,14 @@
                 <w:sz w:val="16"/>
                 <w:szCs w:val="16"/>
               </w:rPr>
-              <w:t xml:space="preserve">📖 HTML:</w:t>
+              <w:t xml:space="preserve">📖 EXERCISE:</w:t>
             </w:r>
           </w:p>
           <w:p>
             <w:pPr>
               <w:spacing w:after="20" w:before="0"/>
             </w:pPr>
-            <w:hyperlink w:history="1" r:id="rId3uhfhnhaeamslxs60pkpa">
+            <w:hyperlink w:history="1" r:id="rIdp-2imz3egrpkeyvfzcewm">
               <w:r>
                 <w:rPr>
                   <w:rFonts w:ascii="Arial" w:cs="Arial" w:eastAsia="Arial" w:hAnsi="Arial"/>
@@ -19298,7 +19298,7 @@
                   <w:szCs w:val="16"/>
                   <w:u w:val="single" w:color="2E75B6"/>
                 </w:rPr>
-                <w:t xml:space="preserve">Shapes for Rotational Symmetry (PLIX)</w:t>
+                <w:t xml:space="preserve">Rotational symmetry of 2D shapes</w:t>
               </w:r>
             </w:hyperlink>
           </w:p>
@@ -19314,7 +19314,7 @@
                 <w:sz w:val="14"/>
                 <w:szCs w:val="14"/>
               </w:rPr>
-              <w:t xml:space="preserve">Source: CK-12</w:t>
+              <w:t xml:space="preserve">Source: Khan Academy (English - US curriculum)</w:t>
             </w:r>
           </w:p>
           <w:p>
@@ -19322,7 +19322,7 @@
               <w:spacing w:after="10" w:before="0"/>
               <w:ind w:left="120"/>
             </w:pPr>
-            <w:hyperlink w:history="1" r:id="rIdbrii__n-yvgwucgek8qdc">
+            <w:hyperlink w:history="1" r:id="rIdv-jmqhfakcarxzod27m0s">
               <w:r>
                 <w:rPr>
                   <w:rFonts w:ascii="Arial" w:cs="Arial" w:eastAsia="Arial" w:hAnsi="Arial"/>
@@ -19517,7 +19517,7 @@
             <w:pPr>
               <w:spacing w:after="20" w:before="0"/>
             </w:pPr>
-            <w:hyperlink w:history="1" r:id="rIdcibctjvyvzflapgc-sn-e">
+            <w:hyperlink w:history="1" r:id="rIdic8pzkvut-vjnlua08rxb">
               <w:r>
                 <w:rPr>
                   <w:rFonts w:ascii="Arial" w:cs="Arial" w:eastAsia="Arial" w:hAnsi="Arial"/>
@@ -19526,7 +19526,7 @@
                   <w:szCs w:val="16"/>
                   <w:u w:val="single" w:color="2E75B6"/>
                 </w:rPr>
-                <w:t xml:space="preserve">Parallelogram on the coordinate plane</w:t>
+                <w:t xml:space="preserve">Intro to rotational symmetry</w:t>
               </w:r>
             </w:hyperlink>
           </w:p>
@@ -19550,7 +19550,7 @@
               <w:spacing w:after="10" w:before="0"/>
               <w:ind w:left="120"/>
             </w:pPr>
-            <w:hyperlink w:history="1" r:id="rIdace4nqap_mrxi_h9uaias">
+            <w:hyperlink w:history="1" r:id="rIdib2ce3is-mxhhtw1otrxl">
               <w:r>
                 <w:rPr>
                   <w:rFonts w:ascii="Arial" w:cs="Arial" w:eastAsia="Arial" w:hAnsi="Arial"/>
@@ -19588,14 +19588,14 @@
                 <w:sz w:val="16"/>
                 <w:szCs w:val="16"/>
               </w:rPr>
-              <w:t xml:space="preserve">📖 HTML:</w:t>
+              <w:t xml:space="preserve">📖 EXERCISE:</w:t>
             </w:r>
           </w:p>
           <w:p>
             <w:pPr>
               <w:spacing w:after="20" w:before="0"/>
             </w:pPr>
-            <w:hyperlink w:history="1" r:id="rIdwe-rcmqetekamgvcd2-5q">
+            <w:hyperlink w:history="1" r:id="rId2mgr0gf9qjzc5atiw52zv">
               <w:r>
                 <w:rPr>
                   <w:rFonts w:ascii="Arial" w:cs="Arial" w:eastAsia="Arial" w:hAnsi="Arial"/>
@@ -19604,7 +19604,7 @@
                   <w:szCs w:val="16"/>
                   <w:u w:val="single" w:color="2E75B6"/>
                 </w:rPr>
-                <w:t xml:space="preserve">Shapes for Rotational Symmetry (PLIX)</w:t>
+                <w:t xml:space="preserve">Rotational symmetry of 2D shapes</w:t>
               </w:r>
             </w:hyperlink>
           </w:p>
@@ -19620,7 +19620,7 @@
                 <w:sz w:val="14"/>
                 <w:szCs w:val="14"/>
               </w:rPr>
-              <w:t xml:space="preserve">Source: CK-12</w:t>
+              <w:t xml:space="preserve">Source: Khan Academy (English - US curriculum)</w:t>
             </w:r>
           </w:p>
           <w:p>
@@ -19628,7 +19628,7 @@
               <w:spacing w:after="10" w:before="0"/>
               <w:ind w:left="120"/>
             </w:pPr>
-            <w:hyperlink w:history="1" r:id="rIdhsu1t94-jo5mduwmdqfed">
+            <w:hyperlink w:history="1" r:id="rIdotmousrkmq9hezimq1qmb">
               <w:r>
                 <w:rPr>
                   <w:rFonts w:ascii="Arial" w:cs="Arial" w:eastAsia="Arial" w:hAnsi="Arial"/>
@@ -21115,7 +21115,7 @@
             <w:pPr>
               <w:spacing w:after="20" w:before="0"/>
             </w:pPr>
-            <w:hyperlink w:history="1" r:id="rIdv3cws0_xediomgbxgoqns">
+            <w:hyperlink w:history="1" r:id="rIdul1jb1nh6zrkvo1yyrqif">
               <w:r>
                 <w:rPr>
                   <w:rFonts w:ascii="Arial" w:cs="Arial" w:eastAsia="Arial" w:hAnsi="Arial"/>
@@ -21124,7 +21124,7 @@
                   <w:szCs w:val="16"/>
                   <w:u w:val="single" w:color="2E75B6"/>
                 </w:rPr>
-                <w:t xml:space="preserve">Properties of Equality and Congruence Principles - Basic</w:t>
+                <w:t xml:space="preserve">Identifying transformations</w:t>
               </w:r>
             </w:hyperlink>
           </w:p>
@@ -21140,7 +21140,7 @@
                 <w:sz w:val="14"/>
                 <w:szCs w:val="14"/>
               </w:rPr>
-              <w:t xml:space="preserve">Source: CK-12</w:t>
+              <w:t xml:space="preserve">Source: Khan Academy (English - US curriculum)</w:t>
             </w:r>
           </w:p>
           <w:p>
@@ -21148,7 +21148,7 @@
               <w:spacing w:after="10" w:before="0"/>
               <w:ind w:left="120"/>
             </w:pPr>
-            <w:hyperlink w:history="1" r:id="rIdozz2u02j-alycsdfdeib3">
+            <w:hyperlink w:history="1" r:id="rIdqhqj22szzgiqsrsoyhcg6">
               <w:r>
                 <w:rPr>
                   <w:rFonts w:ascii="Arial" w:cs="Arial" w:eastAsia="Arial" w:hAnsi="Arial"/>
@@ -21186,14 +21186,14 @@
                 <w:sz w:val="16"/>
                 <w:szCs w:val="16"/>
               </w:rPr>
-              <w:t xml:space="preserve">📖 HTML:</w:t>
+              <w:t xml:space="preserve">📖 EXERCISE:</w:t>
             </w:r>
           </w:p>
           <w:p>
             <w:pPr>
               <w:spacing w:after="20" w:before="0"/>
             </w:pPr>
-            <w:hyperlink w:history="1" r:id="rIdekq7fs471ghlwazbl_ad_">
+            <w:hyperlink w:history="1" r:id="rIdligmdmjiyrx7h-unh9btd">
               <w:r>
                 <w:rPr>
                   <w:rFonts w:ascii="Arial" w:cs="Arial" w:eastAsia="Arial" w:hAnsi="Arial"/>
@@ -21202,7 +21202,7 @@
                   <w:szCs w:val="16"/>
                   <w:u w:val="single" w:color="2E75B6"/>
                 </w:rPr>
-                <w:t xml:space="preserve">Rotation Symmetry (Flexbook)</w:t>
+                <w:t xml:space="preserve">Mapping shapes</w:t>
               </w:r>
             </w:hyperlink>
           </w:p>
@@ -21218,7 +21218,7 @@
                 <w:sz w:val="14"/>
                 <w:szCs w:val="14"/>
               </w:rPr>
-              <w:t xml:space="preserve">Source: CK-12</w:t>
+              <w:t xml:space="preserve">Source: Khan Academy (English - US curriculum)</w:t>
             </w:r>
           </w:p>
           <w:p>
@@ -21226,7 +21226,7 @@
               <w:spacing w:after="10" w:before="0"/>
               <w:ind w:left="120"/>
             </w:pPr>
-            <w:hyperlink w:history="1" r:id="rIdl2xwzkjq05h66qdk2ugj-">
+            <w:hyperlink w:history="1" r:id="rId-oygsrnr38g0ko1gzcp1w">
               <w:r>
                 <w:rPr>
                   <w:rFonts w:ascii="Arial" w:cs="Arial" w:eastAsia="Arial" w:hAnsi="Arial"/>
@@ -21421,7 +21421,7 @@
             <w:pPr>
               <w:spacing w:after="20" w:before="0"/>
             </w:pPr>
-            <w:hyperlink w:history="1" r:id="rIdelenm0pxoj15bkdmdqsgk">
+            <w:hyperlink w:history="1" r:id="rIdhu6o7iqkpb_xb9znpgef8">
               <w:r>
                 <w:rPr>
                   <w:rFonts w:ascii="Arial" w:cs="Arial" w:eastAsia="Arial" w:hAnsi="Arial"/>
@@ -21430,7 +21430,7 @@
                   <w:szCs w:val="16"/>
                   <w:u w:val="single" w:color="2E75B6"/>
                 </w:rPr>
-                <w:t xml:space="preserve">Properties of Equality and Congruence Principles - Basic</w:t>
+                <w:t xml:space="preserve">Defining transformations</w:t>
               </w:r>
             </w:hyperlink>
           </w:p>
@@ -21446,7 +21446,7 @@
                 <w:sz w:val="14"/>
                 <w:szCs w:val="14"/>
               </w:rPr>
-              <w:t xml:space="preserve">Source: CK-12</w:t>
+              <w:t xml:space="preserve">Source: Khan Academy (English - US curriculum)</w:t>
             </w:r>
           </w:p>
           <w:p>
@@ -21454,7 +21454,7 @@
               <w:spacing w:after="10" w:before="0"/>
               <w:ind w:left="120"/>
             </w:pPr>
-            <w:hyperlink w:history="1" r:id="rIdlt38t7nl0-l9fcpm9fyoe">
+            <w:hyperlink w:history="1" r:id="rIdpbemdsowib3_luignfx18">
               <w:r>
                 <w:rPr>
                   <w:rFonts w:ascii="Arial" w:cs="Arial" w:eastAsia="Arial" w:hAnsi="Arial"/>
@@ -21492,14 +21492,14 @@
                 <w:sz w:val="16"/>
                 <w:szCs w:val="16"/>
               </w:rPr>
-              <w:t xml:space="preserve">📖 HTML:</w:t>
+              <w:t xml:space="preserve">📖 EXERCISE:</w:t>
             </w:r>
           </w:p>
           <w:p>
             <w:pPr>
               <w:spacing w:after="20" w:before="0"/>
             </w:pPr>
-            <w:hyperlink w:history="1" r:id="rIdzfj9j4ubrhp4broorjqy1">
+            <w:hyperlink w:history="1" r:id="rIdqxo13wb31h1dkld9pb6hu">
               <w:r>
                 <w:rPr>
                   <w:rFonts w:ascii="Arial" w:cs="Arial" w:eastAsia="Arial" w:hAnsi="Arial"/>
@@ -21508,7 +21508,7 @@
                   <w:szCs w:val="16"/>
                   <w:u w:val="single" w:color="2E75B6"/>
                 </w:rPr>
-                <w:t xml:space="preserve">Rotation Symmetry (Flexbook)</w:t>
+                <w:t xml:space="preserve">Rigid transformations: preserved properties</w:t>
               </w:r>
             </w:hyperlink>
           </w:p>
@@ -21524,7 +21524,7 @@
                 <w:sz w:val="14"/>
                 <w:szCs w:val="14"/>
               </w:rPr>
-              <w:t xml:space="preserve">Source: CK-12</w:t>
+              <w:t xml:space="preserve">Source: Khan Academy (English - US curriculum)</w:t>
             </w:r>
           </w:p>
           <w:p>
@@ -21532,7 +21532,7 @@
               <w:spacing w:after="10" w:before="0"/>
               <w:ind w:left="120"/>
             </w:pPr>
-            <w:hyperlink w:history="1" r:id="rIdtxeh6tbctwbim1sle3p0h">
+            <w:hyperlink w:history="1" r:id="rIdttnun5pmconvxy_c6n2m6">
               <w:r>
                 <w:rPr>
                   <w:rFonts w:ascii="Arial" w:cs="Arial" w:eastAsia="Arial" w:hAnsi="Arial"/>
@@ -21727,7 +21727,7 @@
             <w:pPr>
               <w:spacing w:after="20" w:before="0"/>
             </w:pPr>
-            <w:hyperlink w:history="1" r:id="rIdo3yss-vrjbxcycxplqtkc">
+            <w:hyperlink w:history="1" r:id="rIdxdwrncsemxiedqtw_dwsd">
               <w:r>
                 <w:rPr>
                   <w:rFonts w:ascii="Arial" w:cs="Arial" w:eastAsia="Arial" w:hAnsi="Arial"/>
@@ -21736,7 +21736,7 @@
                   <w:szCs w:val="16"/>
                   <w:u w:val="single" w:color="2E75B6"/>
                 </w:rPr>
-                <w:t xml:space="preserve">Properties of Equality and Congruence Principles - Basic</w:t>
+                <w:t xml:space="preserve">Working with matrices as transformations of the plane</w:t>
               </w:r>
             </w:hyperlink>
           </w:p>
@@ -21752,7 +21752,7 @@
                 <w:sz w:val="14"/>
                 <w:szCs w:val="14"/>
               </w:rPr>
-              <w:t xml:space="preserve">Source: CK-12</w:t>
+              <w:t xml:space="preserve">Source: Khan Academy (English - US curriculum)</w:t>
             </w:r>
           </w:p>
           <w:p>
@@ -21760,7 +21760,7 @@
               <w:spacing w:after="10" w:before="0"/>
               <w:ind w:left="120"/>
             </w:pPr>
-            <w:hyperlink w:history="1" r:id="rIdddclzwwa9vtfj3n3g9utf">
+            <w:hyperlink w:history="1" r:id="rId9kmh9nrb1bvyzyu67wlty">
               <w:r>
                 <w:rPr>
                   <w:rFonts w:ascii="Arial" w:cs="Arial" w:eastAsia="Arial" w:hAnsi="Arial"/>
@@ -21798,14 +21798,14 @@
                 <w:sz w:val="16"/>
                 <w:szCs w:val="16"/>
               </w:rPr>
-              <w:t xml:space="preserve">📖 HTML:</w:t>
+              <w:t xml:space="preserve">📖 EXERCISE:</w:t>
             </w:r>
           </w:p>
           <w:p>
             <w:pPr>
               <w:spacing w:after="20" w:before="0"/>
             </w:pPr>
-            <w:hyperlink w:history="1" r:id="rIdezgism8pnbz9_qjnvqnhc">
+            <w:hyperlink w:history="1" r:id="rIdschfdos8ysdkmuggeohxy">
               <w:r>
                 <w:rPr>
                   <w:rFonts w:ascii="Arial" w:cs="Arial" w:eastAsia="Arial" w:hAnsi="Arial"/>
@@ -21814,7 +21814,7 @@
                   <w:szCs w:val="16"/>
                   <w:u w:val="single" w:color="2E75B6"/>
                 </w:rPr>
-                <w:t xml:space="preserve">Rotation Symmetry (Flexbook)</w:t>
+                <w:t xml:space="preserve">Identify transformations</w:t>
               </w:r>
             </w:hyperlink>
           </w:p>
@@ -21830,7 +21830,7 @@
                 <w:sz w:val="14"/>
                 <w:szCs w:val="14"/>
               </w:rPr>
-              <w:t xml:space="preserve">Source: CK-12</w:t>
+              <w:t xml:space="preserve">Source: Khan Academy (English - US curriculum)</w:t>
             </w:r>
           </w:p>
           <w:p>
@@ -21838,7 +21838,7 @@
               <w:spacing w:after="10" w:before="0"/>
               <w:ind w:left="120"/>
             </w:pPr>
-            <w:hyperlink w:history="1" r:id="rIdg2xdyik1qxbepm9r3f3jz">
+            <w:hyperlink w:history="1" r:id="rIdhrttubjqb0gwos0amujv9">
               <w:r>
                 <w:rPr>
                   <w:rFonts w:ascii="Arial" w:cs="Arial" w:eastAsia="Arial" w:hAnsi="Arial"/>
@@ -22033,7 +22033,7 @@
             <w:pPr>
               <w:spacing w:after="20" w:before="0"/>
             </w:pPr>
-            <w:hyperlink w:history="1" r:id="rIdj8ovzkeloyanzng6mnufy">
+            <w:hyperlink w:history="1" r:id="rIdmmrqa2tmvzs2pbpgnbgil">
               <w:r>
                 <w:rPr>
                   <w:rFonts w:ascii="Arial" w:cs="Arial" w:eastAsia="Arial" w:hAnsi="Arial"/>
@@ -22042,7 +22042,7 @@
                   <w:szCs w:val="16"/>
                   <w:u w:val="single" w:color="2E75B6"/>
                 </w:rPr>
-                <w:t xml:space="preserve">Properties of Equality and Congruence Principles - Basic</w:t>
+                <w:t xml:space="preserve">Identifying transformations</w:t>
               </w:r>
             </w:hyperlink>
           </w:p>
@@ -22058,7 +22058,7 @@
                 <w:sz w:val="14"/>
                 <w:szCs w:val="14"/>
               </w:rPr>
-              <w:t xml:space="preserve">Source: CK-12</w:t>
+              <w:t xml:space="preserve">Source: Khan Academy (English - US curriculum)</w:t>
             </w:r>
           </w:p>
           <w:p>
@@ -22066,7 +22066,7 @@
               <w:spacing w:after="10" w:before="0"/>
               <w:ind w:left="120"/>
             </w:pPr>
-            <w:hyperlink w:history="1" r:id="rId4pfxxxrxo_gdahpykh2aq">
+            <w:hyperlink w:history="1" r:id="rIderg_-4qku-ifbgtbqoig-">
               <w:r>
                 <w:rPr>
                   <w:rFonts w:ascii="Arial" w:cs="Arial" w:eastAsia="Arial" w:hAnsi="Arial"/>
@@ -22111,7 +22111,7 @@
             <w:pPr>
               <w:spacing w:after="20" w:before="0"/>
             </w:pPr>
-            <w:hyperlink w:history="1" r:id="rIdy7x0nbgwgwp__cljnyx1h">
+            <w:hyperlink w:history="1" r:id="rIdfqeycoyxlexwx2qjwgri_">
               <w:r>
                 <w:rPr>
                   <w:rFonts w:ascii="Arial" w:cs="Arial" w:eastAsia="Arial" w:hAnsi="Arial"/>
@@ -22120,7 +22120,7 @@
                   <w:szCs w:val="16"/>
                   <w:u w:val="single" w:color="2E75B6"/>
                 </w:rPr>
-                <w:t xml:space="preserve">Rotation Symmetry (Flexbook)</w:t>
+                <w:t xml:space="preserve">Translations, Rotations, and Reflections (Flexbook)</w:t>
               </w:r>
             </w:hyperlink>
           </w:p>
@@ -22144,7 +22144,7 @@
               <w:spacing w:after="10" w:before="0"/>
               <w:ind w:left="120"/>
             </w:pPr>
-            <w:hyperlink w:history="1" r:id="rIdaafnjmcxteqht_rv8ehso">
+            <w:hyperlink w:history="1" r:id="rIdd1cbyem26ihzeux0rmta-">
               <w:r>
                 <w:rPr>
                   <w:rFonts w:ascii="Arial" w:cs="Arial" w:eastAsia="Arial" w:hAnsi="Arial"/>
@@ -22339,7 +22339,7 @@
             <w:pPr>
               <w:spacing w:after="20" w:before="0"/>
             </w:pPr>
-            <w:hyperlink w:history="1" r:id="rIdcslabq9zl1u0ldpzoxdeq">
+            <w:hyperlink w:history="1" r:id="rId1-urzwwb8x4_dcuveoq--">
               <w:r>
                 <w:rPr>
                   <w:rFonts w:ascii="Arial" w:cs="Arial" w:eastAsia="Arial" w:hAnsi="Arial"/>
@@ -22348,7 +22348,7 @@
                   <w:szCs w:val="16"/>
                   <w:u w:val="single" w:color="2E75B6"/>
                 </w:rPr>
-                <w:t xml:space="preserve">Properties of Equality and Congruence Principles - Basic</w:t>
+                <w:t xml:space="preserve">Identifying transformations</w:t>
               </w:r>
             </w:hyperlink>
           </w:p>
@@ -22364,7 +22364,7 @@
                 <w:sz w:val="14"/>
                 <w:szCs w:val="14"/>
               </w:rPr>
-              <w:t xml:space="preserve">Source: CK-12</w:t>
+              <w:t xml:space="preserve">Source: Khan Academy (English - US curriculum)</w:t>
             </w:r>
           </w:p>
           <w:p>
@@ -22372,7 +22372,7 @@
               <w:spacing w:after="10" w:before="0"/>
               <w:ind w:left="120"/>
             </w:pPr>
-            <w:hyperlink w:history="1" r:id="rIdwcgfj_pqxmvzbhl1no9vu">
+            <w:hyperlink w:history="1" r:id="rIdauo4wvafqnzsm4rnuw0u1">
               <w:r>
                 <w:rPr>
                   <w:rFonts w:ascii="Arial" w:cs="Arial" w:eastAsia="Arial" w:hAnsi="Arial"/>
@@ -22410,14 +22410,14 @@
                 <w:sz w:val="16"/>
                 <w:szCs w:val="16"/>
               </w:rPr>
-              <w:t xml:space="preserve">📖 HTML:</w:t>
+              <w:t xml:space="preserve">📖 EXERCISE:</w:t>
             </w:r>
           </w:p>
           <w:p>
             <w:pPr>
               <w:spacing w:after="20" w:before="0"/>
             </w:pPr>
-            <w:hyperlink w:history="1" r:id="rIdtfnsxnj4dg8khthjzj_rb">
+            <w:hyperlink w:history="1" r:id="rIdu826kitwcjncl_wwqxraq">
               <w:r>
                 <w:rPr>
                   <w:rFonts w:ascii="Arial" w:cs="Arial" w:eastAsia="Arial" w:hAnsi="Arial"/>
@@ -22426,7 +22426,7 @@
                   <w:szCs w:val="16"/>
                   <w:u w:val="single" w:color="2E75B6"/>
                 </w:rPr>
-                <w:t xml:space="preserve">Rotation Symmetry (Flexbook)</w:t>
+                <w:t xml:space="preserve">Translations, Rotations, and Reflections Practice</w:t>
               </w:r>
             </w:hyperlink>
           </w:p>
@@ -22450,7 +22450,7 @@
               <w:spacing w:after="10" w:before="0"/>
               <w:ind w:left="120"/>
             </w:pPr>
-            <w:hyperlink w:history="1" r:id="rIdyymqiv3iliqyat2szb4qe">
+            <w:hyperlink w:history="1" r:id="rIdtokzpzta6ou4ucokiqwky">
               <w:r>
                 <w:rPr>
                   <w:rFonts w:ascii="Arial" w:cs="Arial" w:eastAsia="Arial" w:hAnsi="Arial"/>
@@ -23937,7 +23937,7 @@
             <w:pPr>
               <w:spacing w:after="20" w:before="0"/>
             </w:pPr>
-            <w:hyperlink w:history="1" r:id="rId6h9j72yjmw_lu_lbvjk00">
+            <w:hyperlink w:history="1" r:id="rIdfrfjku1ddnwxf4q4omnl-">
               <w:r>
                 <w:rPr>
                   <w:rFonts w:ascii="Arial" w:cs="Arial" w:eastAsia="Arial" w:hAnsi="Arial"/>
@@ -23946,7 +23946,7 @@
                   <w:szCs w:val="16"/>
                   <w:u w:val="single" w:color="2E75B6"/>
                 </w:rPr>
-                <w:t xml:space="preserve">Intro to the coordinate plane</w:t>
+                <w:t xml:space="preserve">Intro to rotational symmetry</w:t>
               </w:r>
             </w:hyperlink>
           </w:p>
@@ -23970,7 +23970,7 @@
               <w:spacing w:after="10" w:before="0"/>
               <w:ind w:left="120"/>
             </w:pPr>
-            <w:hyperlink w:history="1" r:id="rIdpanm-m1dvvrmo2kxysnu7">
+            <w:hyperlink w:history="1" r:id="rIdb2imbzs35bovqwj3xzdxe">
               <w:r>
                 <w:rPr>
                   <w:rFonts w:ascii="Arial" w:cs="Arial" w:eastAsia="Arial" w:hAnsi="Arial"/>
@@ -24008,14 +24008,14 @@
                 <w:sz w:val="16"/>
                 <w:szCs w:val="16"/>
               </w:rPr>
-              <w:t xml:space="preserve">📖 HTML:</w:t>
+              <w:t xml:space="preserve">📖 EXERCISE:</w:t>
             </w:r>
           </w:p>
           <w:p>
             <w:pPr>
               <w:spacing w:after="20" w:before="0"/>
             </w:pPr>
-            <w:hyperlink w:history="1" r:id="rIdv6vblsfbhdwe6n5a4kx-n">
+            <w:hyperlink w:history="1" r:id="rIdg3zhn1dxz9o83m2l2fydf">
               <w:r>
                 <w:rPr>
                   <w:rFonts w:ascii="Arial" w:cs="Arial" w:eastAsia="Arial" w:hAnsi="Arial"/>
@@ -24024,7 +24024,7 @@
                   <w:szCs w:val="16"/>
                   <w:u w:val="single" w:color="2E75B6"/>
                 </w:rPr>
-                <w:t xml:space="preserve">Rotation Symmetry (Flexbook)</w:t>
+                <w:t xml:space="preserve">Determine rotations</w:t>
               </w:r>
             </w:hyperlink>
           </w:p>
@@ -24040,7 +24040,7 @@
                 <w:sz w:val="14"/>
                 <w:szCs w:val="14"/>
               </w:rPr>
-              <w:t xml:space="preserve">Source: CK-12</w:t>
+              <w:t xml:space="preserve">Source: Khan Academy (English - US curriculum)</w:t>
             </w:r>
           </w:p>
           <w:p>
@@ -24048,7 +24048,7 @@
               <w:spacing w:after="10" w:before="0"/>
               <w:ind w:left="120"/>
             </w:pPr>
-            <w:hyperlink w:history="1" r:id="rIdhay7eaximh0z8hxejiqdj">
+            <w:hyperlink w:history="1" r:id="rIdqv65etlhrxb5aaje8crff">
               <w:r>
                 <w:rPr>
                   <w:rFonts w:ascii="Arial" w:cs="Arial" w:eastAsia="Arial" w:hAnsi="Arial"/>
@@ -24243,7 +24243,7 @@
             <w:pPr>
               <w:spacing w:after="20" w:before="0"/>
             </w:pPr>
-            <w:hyperlink w:history="1" r:id="rIdmiulv02pror1qpiiufsl8">
+            <w:hyperlink w:history="1" r:id="rIdzrksi4xql7iri0tt0rfx0">
               <w:r>
                 <w:rPr>
                   <w:rFonts w:ascii="Arial" w:cs="Arial" w:eastAsia="Arial" w:hAnsi="Arial"/>
@@ -24252,7 +24252,7 @@
                   <w:szCs w:val="16"/>
                   <w:u w:val="single" w:color="2E75B6"/>
                 </w:rPr>
-                <w:t xml:space="preserve">Intro to the coordinate plane</w:t>
+                <w:t xml:space="preserve">Intro to rotational symmetry</w:t>
               </w:r>
             </w:hyperlink>
           </w:p>
@@ -24276,7 +24276,7 @@
               <w:spacing w:after="10" w:before="0"/>
               <w:ind w:left="120"/>
             </w:pPr>
-            <w:hyperlink w:history="1" r:id="rIdbc6ngqz5zx6egf-voyhhc">
+            <w:hyperlink w:history="1" r:id="rIdpzxl4hc-4yjoq-39prxny">
               <w:r>
                 <w:rPr>
                   <w:rFonts w:ascii="Arial" w:cs="Arial" w:eastAsia="Arial" w:hAnsi="Arial"/>
@@ -24314,14 +24314,14 @@
                 <w:sz w:val="16"/>
                 <w:szCs w:val="16"/>
               </w:rPr>
-              <w:t xml:space="preserve">📖 HTML:</w:t>
+              <w:t xml:space="preserve">📖 EXERCISE:</w:t>
             </w:r>
           </w:p>
           <w:p>
             <w:pPr>
               <w:spacing w:after="20" w:before="0"/>
             </w:pPr>
-            <w:hyperlink w:history="1" r:id="rIdt1wnrfqmebv_e064zepgd">
+            <w:hyperlink w:history="1" r:id="rIdf6chrmh8hv7jn0ffwnkuc">
               <w:r>
                 <w:rPr>
                   <w:rFonts w:ascii="Arial" w:cs="Arial" w:eastAsia="Arial" w:hAnsi="Arial"/>
@@ -24330,7 +24330,7 @@
                   <w:szCs w:val="16"/>
                   <w:u w:val="single" w:color="2E75B6"/>
                 </w:rPr>
-                <w:t xml:space="preserve">Rotation Symmetry (Flexbook)</w:t>
+                <w:t xml:space="preserve">Determine rotations (basic)</w:t>
               </w:r>
             </w:hyperlink>
           </w:p>
@@ -24346,7 +24346,7 @@
                 <w:sz w:val="14"/>
                 <w:szCs w:val="14"/>
               </w:rPr>
-              <w:t xml:space="preserve">Source: CK-12</w:t>
+              <w:t xml:space="preserve">Source: Khan Academy (English - US curriculum)</w:t>
             </w:r>
           </w:p>
           <w:p>
@@ -24354,7 +24354,7 @@
               <w:spacing w:after="10" w:before="0"/>
               <w:ind w:left="120"/>
             </w:pPr>
-            <w:hyperlink w:history="1" r:id="rId8jl-ywyimay8i8hwj_k6e">
+            <w:hyperlink w:history="1" r:id="rIdsvvlurhu8quxb4to1fuvo">
               <w:r>
                 <w:rPr>
                   <w:rFonts w:ascii="Arial" w:cs="Arial" w:eastAsia="Arial" w:hAnsi="Arial"/>
@@ -24549,7 +24549,7 @@
             <w:pPr>
               <w:spacing w:after="20" w:before="0"/>
             </w:pPr>
-            <w:hyperlink w:history="1" r:id="rIdvd320gyxh9vksqwknvt2b">
+            <w:hyperlink w:history="1" r:id="rId9dqnkq5cw-8hkhxt-qoue">
               <w:r>
                 <w:rPr>
                   <w:rFonts w:ascii="Arial" w:cs="Arial" w:eastAsia="Arial" w:hAnsi="Arial"/>
@@ -24558,7 +24558,7 @@
                   <w:szCs w:val="16"/>
                   <w:u w:val="single" w:color="2E75B6"/>
                 </w:rPr>
-                <w:t xml:space="preserve">Intro to the coordinate plane</w:t>
+                <w:t xml:space="preserve">Intro to rotational symmetry</w:t>
               </w:r>
             </w:hyperlink>
           </w:p>
@@ -24582,7 +24582,7 @@
               <w:spacing w:after="10" w:before="0"/>
               <w:ind w:left="120"/>
             </w:pPr>
-            <w:hyperlink w:history="1" r:id="rIdvuf80ji7qyirib65bmsff">
+            <w:hyperlink w:history="1" r:id="rIdwvm2xwyho-q46bpibr4vf">
               <w:r>
                 <w:rPr>
                   <w:rFonts w:ascii="Arial" w:cs="Arial" w:eastAsia="Arial" w:hAnsi="Arial"/>
@@ -24627,7 +24627,7 @@
             <w:pPr>
               <w:spacing w:after="20" w:before="0"/>
             </w:pPr>
-            <w:hyperlink w:history="1" r:id="rIdw4me1kbm_rq0jnj_35ost">
+            <w:hyperlink w:history="1" r:id="rId41boyogbcjlwtzaurcgqh">
               <w:r>
                 <w:rPr>
                   <w:rFonts w:ascii="Arial" w:cs="Arial" w:eastAsia="Arial" w:hAnsi="Arial"/>
@@ -24636,7 +24636,7 @@
                   <w:szCs w:val="16"/>
                   <w:u w:val="single" w:color="2E75B6"/>
                 </w:rPr>
-                <w:t xml:space="preserve">Rotation Symmetry (Flexbook)</w:t>
+                <w:t xml:space="preserve">Functions on a Cartesian Plane (Flexbook)</w:t>
               </w:r>
             </w:hyperlink>
           </w:p>
@@ -24660,7 +24660,7 @@
               <w:spacing w:after="10" w:before="0"/>
               <w:ind w:left="120"/>
             </w:pPr>
-            <w:hyperlink w:history="1" r:id="rIdwi8rege-5fyyjeynztpew">
+            <w:hyperlink w:history="1" r:id="rIdudkqlgxfcufd8_fzpwpfg">
               <w:r>
                 <w:rPr>
                   <w:rFonts w:ascii="Arial" w:cs="Arial" w:eastAsia="Arial" w:hAnsi="Arial"/>
@@ -25273,7 +25273,7 @@
             <w:pPr>
               <w:spacing w:after="20" w:before="0"/>
             </w:pPr>
-            <w:hyperlink w:history="1" r:id="rIdog-zqd9z26az-5phhzuqw">
+            <w:hyperlink w:history="1" r:id="rIdlwjy1vx5orlnhhql3xzit">
               <w:r>
                 <w:rPr>
                   <w:rFonts w:ascii="Arial" w:cs="Arial" w:eastAsia="Arial" w:hAnsi="Arial"/>
@@ -25282,7 +25282,7 @@
                   <w:szCs w:val="16"/>
                   <w:u w:val="single" w:color="2E75B6"/>
                 </w:rPr>
-                <w:t xml:space="preserve">Intro to the coordinate plane</w:t>
+                <w:t xml:space="preserve">Intro to rotational symmetry</w:t>
               </w:r>
             </w:hyperlink>
           </w:p>
@@ -25306,7 +25306,7 @@
               <w:spacing w:after="10" w:before="0"/>
               <w:ind w:left="120"/>
             </w:pPr>
-            <w:hyperlink w:history="1" r:id="rIdykm6sb8_nxy-tuq4b713w">
+            <w:hyperlink w:history="1" r:id="rId5v80ufvnipqfl3z85fx3k">
               <w:r>
                 <w:rPr>
                   <w:rFonts w:ascii="Arial" w:cs="Arial" w:eastAsia="Arial" w:hAnsi="Arial"/>
@@ -25344,14 +25344,14 @@
                 <w:sz w:val="16"/>
                 <w:szCs w:val="16"/>
               </w:rPr>
-              <w:t xml:space="preserve">📖 HTML:</w:t>
+              <w:t xml:space="preserve">📖 EXERCISE:</w:t>
             </w:r>
           </w:p>
           <w:p>
             <w:pPr>
               <w:spacing w:after="20" w:before="0"/>
             </w:pPr>
-            <w:hyperlink w:history="1" r:id="rId_odfloeh32hbjjmglwanr">
+            <w:hyperlink w:history="1" r:id="rIdpiy8vwyjr5jarty4brduf">
               <w:r>
                 <w:rPr>
                   <w:rFonts w:ascii="Arial" w:cs="Arial" w:eastAsia="Arial" w:hAnsi="Arial"/>
@@ -25360,7 +25360,7 @@
                   <w:szCs w:val="16"/>
                   <w:u w:val="single" w:color="2E75B6"/>
                 </w:rPr>
-                <w:t xml:space="preserve">Rotation Symmetry (Flexbook)</w:t>
+                <w:t xml:space="preserve">Functions on a Cartesian Plane Practice</w:t>
               </w:r>
             </w:hyperlink>
           </w:p>
@@ -25384,7 +25384,7 @@
               <w:spacing w:after="10" w:before="0"/>
               <w:ind w:left="120"/>
             </w:pPr>
-            <w:hyperlink w:history="1" r:id="rIdlokuhlw0ftlvfjkbny5qq">
+            <w:hyperlink w:history="1" r:id="rIdc2j8nrxtrwm9bgy2jdjro">
               <w:r>
                 <w:rPr>
                   <w:rFonts w:ascii="Arial" w:cs="Arial" w:eastAsia="Arial" w:hAnsi="Arial"/>
@@ -25579,7 +25579,7 @@
             <w:pPr>
               <w:spacing w:after="20" w:before="0"/>
             </w:pPr>
-            <w:hyperlink w:history="1" r:id="rIdw11ongnzu2v5sbcehw0qy">
+            <w:hyperlink w:history="1" r:id="rId5qfd3iq4kcog1ufkoxv0c">
               <w:r>
                 <w:rPr>
                   <w:rFonts w:ascii="Arial" w:cs="Arial" w:eastAsia="Arial" w:hAnsi="Arial"/>
@@ -25588,7 +25588,7 @@
                   <w:szCs w:val="16"/>
                   <w:u w:val="single" w:color="2E75B6"/>
                 </w:rPr>
-                <w:t xml:space="preserve">Intro to the coordinate plane</w:t>
+                <w:t xml:space="preserve">Intro to rotational symmetry</w:t>
               </w:r>
             </w:hyperlink>
           </w:p>
@@ -25612,7 +25612,7 @@
               <w:spacing w:after="10" w:before="0"/>
               <w:ind w:left="120"/>
             </w:pPr>
-            <w:hyperlink w:history="1" r:id="rIdeyy6brwnanonwp9l0ax69">
+            <w:hyperlink w:history="1" r:id="rId6uu2cl7dfqdzgc2vcpb4j">
               <w:r>
                 <w:rPr>
                   <w:rFonts w:ascii="Arial" w:cs="Arial" w:eastAsia="Arial" w:hAnsi="Arial"/>
@@ -25657,7 +25657,7 @@
             <w:pPr>
               <w:spacing w:after="20" w:before="0"/>
             </w:pPr>
-            <w:hyperlink w:history="1" r:id="rId-i3tv6r14dqxptfoirgwc">
+            <w:hyperlink w:history="1" r:id="rIdgyzobduej3qqp-agqhb0w">
               <w:r>
                 <w:rPr>
                   <w:rFonts w:ascii="Arial" w:cs="Arial" w:eastAsia="Arial" w:hAnsi="Arial"/>
@@ -25666,7 +25666,7 @@
                   <w:szCs w:val="16"/>
                   <w:u w:val="single" w:color="2E75B6"/>
                 </w:rPr>
-                <w:t xml:space="preserve">Rotation Symmetry (Flexbook)</w:t>
+                <w:t xml:space="preserve">Functions on a Cartesian Plane (PLIX)</w:t>
               </w:r>
             </w:hyperlink>
           </w:p>
@@ -25690,7 +25690,7 @@
               <w:spacing w:after="10" w:before="0"/>
               <w:ind w:left="120"/>
             </w:pPr>
-            <w:hyperlink w:history="1" r:id="rIdcyqsbstbkp40nhg92qx9b">
+            <w:hyperlink w:history="1" r:id="rIdv87scslem9fq2piq4hez6">
               <w:r>
                 <w:rPr>
                   <w:rFonts w:ascii="Arial" w:cs="Arial" w:eastAsia="Arial" w:hAnsi="Arial"/>

--- a/data/outputs/v2/Core_Mathematics/SS2.3_Rotation/Core_Mathematics_Rotation_CBE_LessonSequence.docx
+++ b/data/outputs/v2/Core_Mathematics/SS2.3_Rotation/Core_Mathematics_Rotation_CBE_LessonSequence.docx
@@ -3197,7 +3197,7 @@
             <w:pPr>
               <w:spacing w:after="20" w:before="0"/>
             </w:pPr>
-            <w:hyperlink w:history="1" r:id="rIdkvwcj7lpvrnwi-ysercux">
+            <w:hyperlink w:history="1" r:id="rId0alllnqiddbksl7upexzj">
               <w:r>
                 <w:rPr>
                   <w:rFonts w:ascii="Arial" w:cs="Arial" w:eastAsia="Arial" w:hAnsi="Arial"/>
@@ -3230,7 +3230,7 @@
               <w:spacing w:after="10" w:before="0"/>
               <w:ind w:left="120"/>
             </w:pPr>
-            <w:hyperlink w:history="1" r:id="rIdeliwypllhhdxyflosjvf9">
+            <w:hyperlink w:history="1" r:id="rIdwabwrjkofcgdwblsy6vtl">
               <w:r>
                 <w:rPr>
                   <w:rFonts w:ascii="Arial" w:cs="Arial" w:eastAsia="Arial" w:hAnsi="Arial"/>
@@ -3275,7 +3275,7 @@
             <w:pPr>
               <w:spacing w:after="20" w:before="0"/>
             </w:pPr>
-            <w:hyperlink w:history="1" r:id="rIdgfpjxu2nbgyosdkc3bwe_">
+            <w:hyperlink w:history="1" r:id="rId08mz-0lu51g2rsqpqa_mt">
               <w:r>
                 <w:rPr>
                   <w:rFonts w:ascii="Arial" w:cs="Arial" w:eastAsia="Arial" w:hAnsi="Arial"/>
@@ -3308,7 +3308,7 @@
               <w:spacing w:after="10" w:before="0"/>
               <w:ind w:left="120"/>
             </w:pPr>
-            <w:hyperlink w:history="1" r:id="rIdkkhp-ynzrdp2l1y6zic-z">
+            <w:hyperlink w:history="1" r:id="rIdf7v0eyz59inolcnghgdci">
               <w:r>
                 <w:rPr>
                   <w:rFonts w:ascii="Arial" w:cs="Arial" w:eastAsia="Arial" w:hAnsi="Arial"/>
@@ -3503,7 +3503,7 @@
             <w:pPr>
               <w:spacing w:after="20" w:before="0"/>
             </w:pPr>
-            <w:hyperlink w:history="1" r:id="rIdzpic_fgihlt0crd2azv_t">
+            <w:hyperlink w:history="1" r:id="rId3p4sxjjekcxio5aisc66m">
               <w:r>
                 <w:rPr>
                   <w:rFonts w:ascii="Arial" w:cs="Arial" w:eastAsia="Arial" w:hAnsi="Arial"/>
@@ -3536,7 +3536,7 @@
               <w:spacing w:after="10" w:before="0"/>
               <w:ind w:left="120"/>
             </w:pPr>
-            <w:hyperlink w:history="1" r:id="rIdihpwtimy6dwe6ftp6c7r0">
+            <w:hyperlink w:history="1" r:id="rIdx_q2jjrccagzecyn6tecy">
               <w:r>
                 <w:rPr>
                   <w:rFonts w:ascii="Arial" w:cs="Arial" w:eastAsia="Arial" w:hAnsi="Arial"/>
@@ -3581,7 +3581,7 @@
             <w:pPr>
               <w:spacing w:after="20" w:before="0"/>
             </w:pPr>
-            <w:hyperlink w:history="1" r:id="rIdvbrd4efizuhvwtzvcpmby">
+            <w:hyperlink w:history="1" r:id="rId0_w5pxgv0rlpdb6eqjgbt">
               <w:r>
                 <w:rPr>
                   <w:rFonts w:ascii="Arial" w:cs="Arial" w:eastAsia="Arial" w:hAnsi="Arial"/>
@@ -3590,7 +3590,7 @@
                   <w:szCs w:val="16"/>
                   <w:u w:val="single" w:color="2E75B6"/>
                 </w:rPr>
-                <w:t xml:space="preserve">Identify transformations</w:t>
+                <w:t xml:space="preserve">Determine rotations</w:t>
               </w:r>
             </w:hyperlink>
           </w:p>
@@ -3614,7 +3614,7 @@
               <w:spacing w:after="10" w:before="0"/>
               <w:ind w:left="120"/>
             </w:pPr>
-            <w:hyperlink w:history="1" r:id="rId9fsrasc5xzwbbfgarmwki">
+            <w:hyperlink w:history="1" r:id="rId8amkumjsh0llfgf4uptj7">
               <w:r>
                 <w:rPr>
                   <w:rFonts w:ascii="Arial" w:cs="Arial" w:eastAsia="Arial" w:hAnsi="Arial"/>
@@ -3809,7 +3809,7 @@
             <w:pPr>
               <w:spacing w:after="20" w:before="0"/>
             </w:pPr>
-            <w:hyperlink w:history="1" r:id="rIdlb1w_nzfm20rttig7lohx">
+            <w:hyperlink w:history="1" r:id="rIdsafribgwnrgfygnoh-gwz">
               <w:r>
                 <w:rPr>
                   <w:rFonts w:ascii="Arial" w:cs="Arial" w:eastAsia="Arial" w:hAnsi="Arial"/>
@@ -3842,7 +3842,7 @@
               <w:spacing w:after="10" w:before="0"/>
               <w:ind w:left="120"/>
             </w:pPr>
-            <w:hyperlink w:history="1" r:id="rIdjrtwvd1p-avq-qetnyv5w">
+            <w:hyperlink w:history="1" r:id="rIdtwoqnk92rprjub-b1xycu">
               <w:r>
                 <w:rPr>
                   <w:rFonts w:ascii="Arial" w:cs="Arial" w:eastAsia="Arial" w:hAnsi="Arial"/>
@@ -3887,7 +3887,7 @@
             <w:pPr>
               <w:spacing w:after="20" w:before="0"/>
             </w:pPr>
-            <w:hyperlink w:history="1" r:id="rIdznmqkel_jwcxsqysdjexm">
+            <w:hyperlink w:history="1" r:id="rIdrclw6yiso-jepqatsydhb">
               <w:r>
                 <w:rPr>
                   <w:rFonts w:ascii="Arial" w:cs="Arial" w:eastAsia="Arial" w:hAnsi="Arial"/>
@@ -3920,7 +3920,7 @@
               <w:spacing w:after="10" w:before="0"/>
               <w:ind w:left="120"/>
             </w:pPr>
-            <w:hyperlink w:history="1" r:id="rId6fb5ind_k4lrti52uroj4">
+            <w:hyperlink w:history="1" r:id="rIdbhsia-qqjsovap2aledu8">
               <w:r>
                 <w:rPr>
                   <w:rFonts w:ascii="Arial" w:cs="Arial" w:eastAsia="Arial" w:hAnsi="Arial"/>
@@ -4115,7 +4115,7 @@
             <w:pPr>
               <w:spacing w:after="20" w:before="0"/>
             </w:pPr>
-            <w:hyperlink w:history="1" r:id="rId1x-uibqsolqx5pgzg0bpa">
+            <w:hyperlink w:history="1" r:id="rIdbvebdrfvli5cnbu8fi-w1">
               <w:r>
                 <w:rPr>
                   <w:rFonts w:ascii="Arial" w:cs="Arial" w:eastAsia="Arial" w:hAnsi="Arial"/>
@@ -4148,7 +4148,7 @@
               <w:spacing w:after="10" w:before="0"/>
               <w:ind w:left="120"/>
             </w:pPr>
-            <w:hyperlink w:history="1" r:id="rIdkp8ssyfv_06f5cloypmvw">
+            <w:hyperlink w:history="1" r:id="rIdvkr4ivj0pepcas4pddkji">
               <w:r>
                 <w:rPr>
                   <w:rFonts w:ascii="Arial" w:cs="Arial" w:eastAsia="Arial" w:hAnsi="Arial"/>
@@ -4193,7 +4193,7 @@
             <w:pPr>
               <w:spacing w:after="20" w:before="0"/>
             </w:pPr>
-            <w:hyperlink w:history="1" r:id="rId4ftthcn6qmak8piw6cc81">
+            <w:hyperlink w:history="1" r:id="rIdq-hcg3gkyswn4dg0uiym1">
               <w:r>
                 <w:rPr>
                   <w:rFonts w:ascii="Arial" w:cs="Arial" w:eastAsia="Arial" w:hAnsi="Arial"/>
@@ -4226,7 +4226,7 @@
               <w:spacing w:after="10" w:before="0"/>
               <w:ind w:left="120"/>
             </w:pPr>
-            <w:hyperlink w:history="1" r:id="rIdac-kzr6xocduthv8t57aq">
+            <w:hyperlink w:history="1" r:id="rIdsokl9kteei2rkkntpfb37">
               <w:r>
                 <w:rPr>
                   <w:rFonts w:ascii="Arial" w:cs="Arial" w:eastAsia="Arial" w:hAnsi="Arial"/>
@@ -4421,7 +4421,7 @@
             <w:pPr>
               <w:spacing w:after="20" w:before="0"/>
             </w:pPr>
-            <w:hyperlink w:history="1" r:id="rIdiu7rwwymjtu038kdremza">
+            <w:hyperlink w:history="1" r:id="rIdqdpt0mdb6xyfygdsnv6uh">
               <w:r>
                 <w:rPr>
                   <w:rFonts w:ascii="Arial" w:cs="Arial" w:eastAsia="Arial" w:hAnsi="Arial"/>
@@ -4430,7 +4430,7 @@
                   <w:szCs w:val="16"/>
                   <w:u w:val="single" w:color="2E75B6"/>
                 </w:rPr>
-                <w:t xml:space="preserve">Identifying transformations</w:t>
+                <w:t xml:space="preserve">Examples: Determine Angles of Rotation</w:t>
               </w:r>
             </w:hyperlink>
           </w:p>
@@ -4446,7 +4446,7 @@
                 <w:sz w:val="14"/>
                 <w:szCs w:val="14"/>
               </w:rPr>
-              <w:t xml:space="preserve">Source: Khan Academy (English - US curriculum)</w:t>
+              <w:t xml:space="preserve">Source: CK-12</w:t>
             </w:r>
           </w:p>
           <w:p>
@@ -4454,7 +4454,7 @@
               <w:spacing w:after="10" w:before="0"/>
               <w:ind w:left="120"/>
             </w:pPr>
-            <w:hyperlink w:history="1" r:id="rId01epbs9t0uazlhfcdbybr">
+            <w:hyperlink w:history="1" r:id="rIdwmn6bqwfnegkrctssyfaj">
               <w:r>
                 <w:rPr>
                   <w:rFonts w:ascii="Arial" w:cs="Arial" w:eastAsia="Arial" w:hAnsi="Arial"/>
@@ -4492,14 +4492,14 @@
                 <w:sz w:val="16"/>
                 <w:szCs w:val="16"/>
               </w:rPr>
-              <w:t xml:space="preserve">📖 HTML:</w:t>
+              <w:t xml:space="preserve">📖 EXERCISE:</w:t>
             </w:r>
           </w:p>
           <w:p>
             <w:pPr>
               <w:spacing w:after="20" w:before="0"/>
             </w:pPr>
-            <w:hyperlink w:history="1" r:id="rIdw1ew8uvy_kcking6lshir">
+            <w:hyperlink w:history="1" r:id="rIdgqwf6pmqssawhvmmeqsdr">
               <w:r>
                 <w:rPr>
                   <w:rFonts w:ascii="Arial" w:cs="Arial" w:eastAsia="Arial" w:hAnsi="Arial"/>
@@ -4508,7 +4508,7 @@
                   <w:szCs w:val="16"/>
                   <w:u w:val="single" w:color="2E75B6"/>
                 </w:rPr>
-                <w:t xml:space="preserve">Angles of Rotation in Standard Positions: Clock Angles (PLIX)</w:t>
+                <w:t xml:space="preserve">Determine rotations (basic)</w:t>
               </w:r>
             </w:hyperlink>
           </w:p>
@@ -4524,7 +4524,7 @@
                 <w:sz w:val="14"/>
                 <w:szCs w:val="14"/>
               </w:rPr>
-              <w:t xml:space="preserve">Source: CK-12</w:t>
+              <w:t xml:space="preserve">Source: Khan Academy (English - US curriculum)</w:t>
             </w:r>
           </w:p>
           <w:p>
@@ -4532,7 +4532,7 @@
               <w:spacing w:after="10" w:before="0"/>
               <w:ind w:left="120"/>
             </w:pPr>
-            <w:hyperlink w:history="1" r:id="rIdwjjz3gyiac4hhoj8gv2xi">
+            <w:hyperlink w:history="1" r:id="rId4hwbyt8eqifpv9otrzmo0">
               <w:r>
                 <w:rPr>
                   <w:rFonts w:ascii="Arial" w:cs="Arial" w:eastAsia="Arial" w:hAnsi="Arial"/>
@@ -6019,7 +6019,7 @@
             <w:pPr>
               <w:spacing w:after="20" w:before="0"/>
             </w:pPr>
-            <w:hyperlink w:history="1" r:id="rId9mgndya6jxvrfrjkct4f5">
+            <w:hyperlink w:history="1" r:id="rIdrcluctcnmfniplrc7ujmf">
               <w:r>
                 <w:rPr>
                   <w:rFonts w:ascii="Arial" w:cs="Arial" w:eastAsia="Arial" w:hAnsi="Arial"/>
@@ -6052,7 +6052,7 @@
               <w:spacing w:after="10" w:before="0"/>
               <w:ind w:left="120"/>
             </w:pPr>
-            <w:hyperlink w:history="1" r:id="rIdw3ptxtbrjhwsbnwxn1yg0">
+            <w:hyperlink w:history="1" r:id="rIdbgyiccfmcjhybusdt8isk">
               <w:r>
                 <w:rPr>
                   <w:rFonts w:ascii="Arial" w:cs="Arial" w:eastAsia="Arial" w:hAnsi="Arial"/>
@@ -6097,7 +6097,7 @@
             <w:pPr>
               <w:spacing w:after="20" w:before="0"/>
             </w:pPr>
-            <w:hyperlink w:history="1" r:id="rIdpndpppldxng-yirsdn9st">
+            <w:hyperlink w:history="1" r:id="rIdf1c2rlws9ftoedeluyqan">
               <w:r>
                 <w:rPr>
                   <w:rFonts w:ascii="Arial" w:cs="Arial" w:eastAsia="Arial" w:hAnsi="Arial"/>
@@ -6130,7 +6130,7 @@
               <w:spacing w:after="10" w:before="0"/>
               <w:ind w:left="120"/>
             </w:pPr>
-            <w:hyperlink w:history="1" r:id="rIdgukv1xdioyfcgic4z9e0f">
+            <w:hyperlink w:history="1" r:id="rId3grcxnydsc84rllakbc7s">
               <w:r>
                 <w:rPr>
                   <w:rFonts w:ascii="Arial" w:cs="Arial" w:eastAsia="Arial" w:hAnsi="Arial"/>
@@ -6325,7 +6325,7 @@
             <w:pPr>
               <w:spacing w:after="20" w:before="0"/>
             </w:pPr>
-            <w:hyperlink w:history="1" r:id="rIdhrh1pylqv6lzn2gofc9ks">
+            <w:hyperlink w:history="1" r:id="rIdkkmtq-ptyeewckbsvcoof">
               <w:r>
                 <w:rPr>
                   <w:rFonts w:ascii="Arial" w:cs="Arial" w:eastAsia="Arial" w:hAnsi="Arial"/>
@@ -6358,7 +6358,7 @@
               <w:spacing w:after="10" w:before="0"/>
               <w:ind w:left="120"/>
             </w:pPr>
-            <w:hyperlink w:history="1" r:id="rIduf3uhrxkxznx58ebyoxfr">
+            <w:hyperlink w:history="1" r:id="rId7raeudyisxagsuhvgqggw">
               <w:r>
                 <w:rPr>
                   <w:rFonts w:ascii="Arial" w:cs="Arial" w:eastAsia="Arial" w:hAnsi="Arial"/>
@@ -6403,7 +6403,7 @@
             <w:pPr>
               <w:spacing w:after="20" w:before="0"/>
             </w:pPr>
-            <w:hyperlink w:history="1" r:id="rIdinqfkq6ch6_ull1iar_n3">
+            <w:hyperlink w:history="1" r:id="rId0pheznyu1zkpczagubagn">
               <w:r>
                 <w:rPr>
                   <w:rFonts w:ascii="Arial" w:cs="Arial" w:eastAsia="Arial" w:hAnsi="Arial"/>
@@ -6412,7 +6412,7 @@
                   <w:szCs w:val="16"/>
                   <w:u w:val="single" w:color="2E75B6"/>
                 </w:rPr>
-                <w:t xml:space="preserve">Prove triangle properties</w:t>
+                <w:t xml:space="preserve">Determine rotations (basic)</w:t>
               </w:r>
             </w:hyperlink>
           </w:p>
@@ -6436,7 +6436,7 @@
               <w:spacing w:after="10" w:before="0"/>
               <w:ind w:left="120"/>
             </w:pPr>
-            <w:hyperlink w:history="1" r:id="rIda84y3uthzwfzhftwq94g7">
+            <w:hyperlink w:history="1" r:id="rId01pbfm9m8vtpaqx-omxl6">
               <w:r>
                 <w:rPr>
                   <w:rFonts w:ascii="Arial" w:cs="Arial" w:eastAsia="Arial" w:hAnsi="Arial"/>
@@ -6631,7 +6631,7 @@
             <w:pPr>
               <w:spacing w:after="20" w:before="0"/>
             </w:pPr>
-            <w:hyperlink w:history="1" r:id="rId6v48xzsl0szocsozrfsfh">
+            <w:hyperlink w:history="1" r:id="rId8gcsxc5zeyt8khv5w2m8l">
               <w:r>
                 <w:rPr>
                   <w:rFonts w:ascii="Arial" w:cs="Arial" w:eastAsia="Arial" w:hAnsi="Arial"/>
@@ -6664,7 +6664,7 @@
               <w:spacing w:after="10" w:before="0"/>
               <w:ind w:left="120"/>
             </w:pPr>
-            <w:hyperlink w:history="1" r:id="rIdaoylxroyzrrhiutzemrdg">
+            <w:hyperlink w:history="1" r:id="rIdpprvld0jk5hyvfyzrzwvi">
               <w:r>
                 <w:rPr>
                   <w:rFonts w:ascii="Arial" w:cs="Arial" w:eastAsia="Arial" w:hAnsi="Arial"/>
@@ -6709,7 +6709,7 @@
             <w:pPr>
               <w:spacing w:after="20" w:before="0"/>
             </w:pPr>
-            <w:hyperlink w:history="1" r:id="rIdph8uf3eby2bu_rs-9bdpx">
+            <w:hyperlink w:history="1" r:id="rIdorqa7g1bozcznfieqwdjo">
               <w:r>
                 <w:rPr>
                   <w:rFonts w:ascii="Arial" w:cs="Arial" w:eastAsia="Arial" w:hAnsi="Arial"/>
@@ -6718,7 +6718,7 @@
                   <w:szCs w:val="16"/>
                   <w:u w:val="single" w:color="2E75B6"/>
                 </w:rPr>
-                <w:t xml:space="preserve">Determine rotations (basic)</w:t>
+                <w:t xml:space="preserve">Determine rotations</w:t>
               </w:r>
             </w:hyperlink>
           </w:p>
@@ -6742,7 +6742,7 @@
               <w:spacing w:after="10" w:before="0"/>
               <w:ind w:left="120"/>
             </w:pPr>
-            <w:hyperlink w:history="1" r:id="rIdyw9p5druuiqgjnge_iqx2">
+            <w:hyperlink w:history="1" r:id="rIdwgep-vz90kdlbmof2sjdz">
               <w:r>
                 <w:rPr>
                   <w:rFonts w:ascii="Arial" w:cs="Arial" w:eastAsia="Arial" w:hAnsi="Arial"/>
@@ -6937,7 +6937,313 @@
             <w:pPr>
               <w:spacing w:after="20" w:before="0"/>
             </w:pPr>
-            <w:hyperlink w:history="1" r:id="rId6uxlzfmvygrcdng3zwyek">
+            <w:hyperlink w:history="1" r:id="rIdjxnnfok2_msujweh92e1t">
+              <w:r>
+                <w:rPr>
+                  <w:rFonts w:ascii="Arial" w:cs="Arial" w:eastAsia="Arial" w:hAnsi="Arial"/>
+                  <w:color w:val="2E75B6"/>
+                  <w:sz w:val="16"/>
+                  <w:szCs w:val="16"/>
+                  <w:u w:val="single" w:color="2E75B6"/>
+                </w:rPr>
+                <w:t xml:space="preserve">Proving triangle congruence</w:t>
+              </w:r>
+            </w:hyperlink>
+          </w:p>
+          <w:p>
+            <w:pPr>
+              <w:spacing w:after="10" w:before="0"/>
+              <w:ind w:left="120"/>
+            </w:pPr>
+            <w:r>
+              <w:rPr>
+                <w:rFonts w:ascii="Arial" w:cs="Arial" w:eastAsia="Arial" w:hAnsi="Arial"/>
+                <w:color w:val="595959"/>
+                <w:sz w:val="14"/>
+                <w:szCs w:val="14"/>
+              </w:rPr>
+              <w:t xml:space="preserve">Source: Khan Academy (English - US curriculum)</w:t>
+            </w:r>
+          </w:p>
+          <w:p>
+            <w:pPr>
+              <w:spacing w:after="10" w:before="0"/>
+              <w:ind w:left="120"/>
+            </w:pPr>
+            <w:hyperlink w:history="1" r:id="rIdtdvcp6flbkt6mxojevrl6">
+              <w:r>
+                <w:rPr>
+                  <w:rFonts w:ascii="Arial" w:cs="Arial" w:eastAsia="Arial" w:hAnsi="Arial"/>
+                  <w:color w:val="595959"/>
+                  <w:sz w:val="14"/>
+                  <w:szCs w:val="14"/>
+                  <w:u w:val="single" w:color="595959"/>
+                </w:rPr>
+                <w:t xml:space="preserve">🔍 Search ARES for similar videos</w:t>
+              </w:r>
+            </w:hyperlink>
+          </w:p>
+          <w:p>
+            <w:pPr>
+              <w:spacing w:after="40" w:before="0"/>
+            </w:pPr>
+            <w:r>
+              <w:rPr>
+                <w:sz w:val="14"/>
+                <w:szCs w:val="14"/>
+              </w:rPr>
+              <w:t xml:space="preserve"/>
+            </w:r>
+          </w:p>
+          <w:p>
+            <w:pPr>
+              <w:spacing w:after="20" w:before="0"/>
+            </w:pPr>
+            <w:r>
+              <w:rPr>
+                <w:rFonts w:ascii="Arial" w:cs="Arial" w:eastAsia="Arial" w:hAnsi="Arial"/>
+                <w:b/>
+                <w:bCs/>
+                <w:color w:val="1F3864"/>
+                <w:sz w:val="16"/>
+                <w:szCs w:val="16"/>
+              </w:rPr>
+              <w:t xml:space="preserve">📖 EXERCISE:</w:t>
+            </w:r>
+          </w:p>
+          <w:p>
+            <w:pPr>
+              <w:spacing w:after="20" w:before="0"/>
+            </w:pPr>
+            <w:hyperlink w:history="1" r:id="rIdqwvpeg8jtap4p5mocm0pe">
+              <w:r>
+                <w:rPr>
+                  <w:rFonts w:ascii="Arial" w:cs="Arial" w:eastAsia="Arial" w:hAnsi="Arial"/>
+                  <w:color w:val="2E75B6"/>
+                  <w:sz w:val="16"/>
+                  <w:szCs w:val="16"/>
+                  <w:u w:val="single" w:color="2E75B6"/>
+                </w:rPr>
+                <w:t xml:space="preserve">Determine rotations</w:t>
+              </w:r>
+            </w:hyperlink>
+          </w:p>
+          <w:p>
+            <w:pPr>
+              <w:spacing w:after="10" w:before="0"/>
+              <w:ind w:left="120"/>
+            </w:pPr>
+            <w:r>
+              <w:rPr>
+                <w:rFonts w:ascii="Arial" w:cs="Arial" w:eastAsia="Arial" w:hAnsi="Arial"/>
+                <w:color w:val="595959"/>
+                <w:sz w:val="14"/>
+                <w:szCs w:val="14"/>
+              </w:rPr>
+              <w:t xml:space="preserve">Source: Khan Academy (English - US curriculum)</w:t>
+            </w:r>
+          </w:p>
+          <w:p>
+            <w:pPr>
+              <w:spacing w:after="10" w:before="0"/>
+              <w:ind w:left="120"/>
+            </w:pPr>
+            <w:hyperlink w:history="1" r:id="rIdozvisxzzamc_hujzdqvfo">
+              <w:r>
+                <w:rPr>
+                  <w:rFonts w:ascii="Arial" w:cs="Arial" w:eastAsia="Arial" w:hAnsi="Arial"/>
+                  <w:color w:val="595959"/>
+                  <w:sz w:val="14"/>
+                  <w:szCs w:val="14"/>
+                  <w:u w:val="single" w:color="595959"/>
+                </w:rPr>
+                <w:t xml:space="preserve">🔍 Search ARES for similar readings</w:t>
+              </w:r>
+            </w:hyperlink>
+          </w:p>
+        </w:tc>
+        <w:tc>
+          <w:tcPr>
+            <w:tcW w:type="dxa" w:w="3040"/>
+            <w:shd w:fill="FFFFFF" w:color="auto" w:val="clear"/>
+            <w:tcMar>
+              <w:top w:type="dxa" w:w="60"/>
+              <w:left w:type="dxa" w:w="120"/>
+              <w:bottom w:type="dxa" w:w="60"/>
+              <w:right w:type="dxa" w:w="120"/>
+            </w:tcMar>
+            <w:vAlign w:val="top"/>
+          </w:tcPr>
+          <w:p>
+            <w:pPr>
+              <w:spacing w:after="40" w:before="0"/>
+              <w:jc w:val="left"/>
+            </w:pPr>
+            <w:r>
+              <w:rPr>
+                <w:rFonts w:ascii="Arial" w:cs="Arial" w:eastAsia="Arial" w:hAnsi="Arial"/>
+                <w:b w:val="false"/>
+                <w:bCs w:val="false"/>
+                <w:i w:val="false"/>
+                <w:iCs w:val="false"/>
+                <w:color w:val="000000"/>
+                <w:sz w:val="18"/>
+                <w:szCs w:val="18"/>
+              </w:rPr>
+              <w:t xml:space="preserve">Each learner receives two sticky notes (or writes on a slip of paper). On the first sticky note (green), the learner writes one thing from today's investigation that directly answers a question already on the DQB. On the second sticky note (orange), the learner writes one new question that today's lesson has made them wonder about (e.g., 'How do we calculate the exact position of A′ if we know the angle and the coordinates of A?' or 'What happens if the centre of rotation is inside the shape?'). Learners place their green notes on the DQB next to the question they believe they have answered, and orange notes in a 'New Wonders' section. The class reads two or three of each aloud. The teacher also adds the co-constructed Class List of Properties (a summary card) to the DQB as 'Evidence from Lesson 2'. Groups briefly discuss: 'Looking at our DQB — what big question remains unanswered that we still need to figure out?'</w:t>
+            </w:r>
+          </w:p>
+        </w:tc>
+        <w:tc>
+          <w:tcPr>
+            <w:tcW w:type="dxa" w:w="3040"/>
+            <w:shd w:fill="F2F2F2" w:color="auto" w:val="clear"/>
+            <w:tcMar>
+              <w:top w:type="dxa" w:w="60"/>
+              <w:left w:type="dxa" w:w="120"/>
+              <w:bottom w:type="dxa" w:w="60"/>
+              <w:right w:type="dxa" w:w="120"/>
+            </w:tcMar>
+            <w:vAlign w:val="top"/>
+          </w:tcPr>
+          <w:p>
+            <w:pPr>
+              <w:spacing w:after="40" w:before="0"/>
+              <w:jc w:val="left"/>
+            </w:pPr>
+            <w:r>
+              <w:rPr>
+                <w:rFonts w:ascii="Arial" w:cs="Arial" w:eastAsia="Arial" w:hAnsi="Arial"/>
+                <w:b w:val="false"/>
+                <w:bCs w:val="false"/>
+                <w:i w:val="false"/>
+                <w:iCs w:val="false"/>
+                <w:color w:val="000000"/>
+                <w:sz w:val="18"/>
+                <w:szCs w:val="18"/>
+              </w:rPr>
+              <w:t xml:space="preserve">Distribute two sticky notes to each learner. Say: 'On the GREEN note, write one thing you proved today that answers a question already on our DQB. On the ORANGE note, write one new question that today has made you wonder about. You have 3 minutes — write now.' [Circulate. After 3 minutes:] 'Come and place your green note next to the DQB question it answers. Place your orange note in the New Wonders section.' [Allow 2 minutes for placement.] Read two green notes aloud — choose ones that use the word 'congruent' or 'invariant' to model precise mathematical language. Read two orange notes aloud — choose ones that point forward to Lesson 3 content (coordinates, calculation of image position). Say: 'I am adding our Class List of Properties to the DQB — this is our shared evidence from Lesson 2.' Pin the chart paper summary card. Ask: 'Look at the whole DQB. What ONE big question is still completely unanswered?' Cold-call three learners. [Wait 10 seconds each.] Affirm responses pointing to the calculation of image coordinates — 'That question — how do we find exactly where A′ is using numbers — is what Lessons 3 and 4 will tackle.'</w:t>
+            </w:r>
+          </w:p>
+        </w:tc>
+        <w:tc>
+          <w:tcPr>
+            <w:tcW w:type="dxa" w:w="3040"/>
+            <w:shd w:fill="FFFFFF" w:color="auto" w:val="clear"/>
+            <w:tcMar>
+              <w:top w:type="dxa" w:w="60"/>
+              <w:left w:type="dxa" w:w="120"/>
+              <w:bottom w:type="dxa" w:w="60"/>
+              <w:right w:type="dxa" w:w="120"/>
+            </w:tcMar>
+            <w:vAlign w:val="top"/>
+          </w:tcPr>
+          <w:p>
+            <w:pPr>
+              <w:spacing w:after="40" w:before="0"/>
+              <w:jc w:val="left"/>
+            </w:pPr>
+            <w:r>
+              <w:rPr>
+                <w:rFonts w:ascii="Arial" w:cs="Arial" w:eastAsia="Arial" w:hAnsi="Arial"/>
+                <w:b w:val="false"/>
+                <w:bCs w:val="false"/>
+                <w:i w:val="false"/>
+                <w:iCs w:val="false"/>
+                <w:color w:val="000000"/>
+                <w:sz w:val="18"/>
+                <w:szCs w:val="18"/>
+              </w:rPr>
+              <w:t xml:space="preserve">Two-Colour Sticky Note DQB Protocol. Using two distinct colours (evidence vs. new wonders) trains learners to distinguish between claims they can now support with evidence and questions that require further investigation. This metacognitive routine makes the incremental, evidence-based nature of scientific and mathematical thinking visible and tangible. Publicly placing evidence notes next to the specific DQB question they answer gives learners the experience of 'closing a loop' — a powerful motivator for continued inquiry. The teacher's selection of forward-pointing orange notes creates a productive bridge to Lesson 3.</w:t>
+            </w:r>
+          </w:p>
+        </w:tc>
+        <w:tc>
+          <w:tcPr>
+            <w:tcW w:type="dxa" w:w="3040"/>
+            <w:shd w:fill="F2F2F2" w:color="auto" w:val="clear"/>
+            <w:tcMar>
+              <w:top w:type="dxa" w:w="60"/>
+              <w:left w:type="dxa" w:w="120"/>
+              <w:bottom w:type="dxa" w:w="60"/>
+              <w:right w:type="dxa" w:w="120"/>
+            </w:tcMar>
+            <w:vAlign w:val="top"/>
+          </w:tcPr>
+          <w:p>
+            <w:pPr>
+              <w:spacing w:after="40" w:before="0"/>
+              <w:jc w:val="left"/>
+            </w:pPr>
+            <w:r>
+              <w:rPr>
+                <w:rFonts w:ascii="Arial" w:cs="Arial" w:eastAsia="Arial" w:hAnsi="Arial"/>
+                <w:b w:val="false"/>
+                <w:bCs w:val="false"/>
+                <w:i w:val="false"/>
+                <w:iCs w:val="false"/>
+                <w:color w:val="000000"/>
+                <w:sz w:val="18"/>
+                <w:szCs w:val="18"/>
+              </w:rPr>
+              <w:t xml:space="preserve">Teacher reads all green sticky notes after the lesson (not in real time) to check three things: (1) Does the learner correctly identify which DQB question their evidence addresses? (2) Does the learner's language reflect today's formal properties (congruence, invariant centre, equal angle, direction)? (3) Does the learner's orange note suggest they are thinking beyond today's content toward calculation/coordinates (readiness for Lesson 3) or are they still clarifying today's concepts (needs consolidation before Lesson 3)? Any learner whose green note contains a misconception (e.g., 'rotation makes the shape bigger') is noted for targeted follow-up at the start of Lesson 3.</w:t>
+            </w:r>
+          </w:p>
+        </w:tc>
+      </w:tr>
+      <w:tr>
+        <w:tc>
+          <w:tcPr>
+            <w:tcW w:type="dxa" w:w="1520"/>
+            <w:shd w:fill="D5E8F0" w:color="auto" w:val="clear"/>
+            <w:tcMar>
+              <w:top w:type="dxa" w:w="60"/>
+              <w:left w:type="dxa" w:w="120"/>
+              <w:bottom w:type="dxa" w:w="60"/>
+              <w:right w:type="dxa" w:w="120"/>
+            </w:tcMar>
+            <w:vAlign w:val="top"/>
+          </w:tcPr>
+          <w:p>
+            <w:pPr>
+              <w:spacing w:after="40" w:before="0"/>
+              <w:jc w:val="left"/>
+            </w:pPr>
+            <w:r>
+              <w:rPr>
+                <w:rFonts w:ascii="Arial" w:cs="Arial" w:eastAsia="Arial" w:hAnsi="Arial"/>
+                <w:b/>
+                <w:bCs/>
+                <w:i w:val="false"/>
+                <w:iCs w:val="false"/>
+                <w:color w:val="000000"/>
+                <w:sz w:val="18"/>
+                <w:szCs w:val="18"/>
+              </w:rPr>
+              <w:t xml:space="preserve">Model Building Phase</w:t>
+            </w:r>
+          </w:p>
+          <w:p>
+            <w:pPr>
+              <w:spacing w:after="20" w:before="0"/>
+            </w:pPr>
+            <w:r>
+              <w:rPr>
+                <w:rFonts w:ascii="Arial" w:cs="Arial" w:eastAsia="Arial" w:hAnsi="Arial"/>
+                <w:b/>
+                <w:bCs/>
+                <w:color w:val="1F3864"/>
+                <w:sz w:val="16"/>
+                <w:szCs w:val="16"/>
+              </w:rPr>
+              <w:t xml:space="preserve">📹 VIDEO:</w:t>
+            </w:r>
+          </w:p>
+          <w:p>
+            <w:pPr>
+              <w:spacing w:after="20" w:before="0"/>
+            </w:pPr>
+            <w:hyperlink w:history="1" r:id="rId1vxtdl_-hvklcpvibyzeh">
               <w:r>
                 <w:rPr>
                   <w:rFonts w:ascii="Arial" w:cs="Arial" w:eastAsia="Arial" w:hAnsi="Arial"/>
@@ -6970,7 +7276,7 @@
               <w:spacing w:after="10" w:before="0"/>
               <w:ind w:left="120"/>
             </w:pPr>
-            <w:hyperlink w:history="1" r:id="rIdgprub9feccqpgtlae9bge">
+            <w:hyperlink w:history="1" r:id="rIdmvmwhwiipnc4wbvt4lpz2">
               <w:r>
                 <w:rPr>
                   <w:rFonts w:ascii="Arial" w:cs="Arial" w:eastAsia="Arial" w:hAnsi="Arial"/>
@@ -7008,14 +7314,14 @@
                 <w:sz w:val="16"/>
                 <w:szCs w:val="16"/>
               </w:rPr>
-              <w:t xml:space="preserve">📖 HTML:</w:t>
+              <w:t xml:space="preserve">📖 EXERCISE:</w:t>
             </w:r>
           </w:p>
           <w:p>
             <w:pPr>
               <w:spacing w:after="20" w:before="0"/>
             </w:pPr>
-            <w:hyperlink w:history="1" r:id="rIdqiwytnowvuhhnku5k6p6q">
+            <w:hyperlink w:history="1" r:id="rIdjgkifosv6blk_behbitzm">
               <w:r>
                 <w:rPr>
                   <w:rFonts w:ascii="Arial" w:cs="Arial" w:eastAsia="Arial" w:hAnsi="Arial"/>
@@ -7024,7 +7330,7 @@
                   <w:szCs w:val="16"/>
                   <w:u w:val="single" w:color="2E75B6"/>
                 </w:rPr>
-                <w:t xml:space="preserve">Angles of Rotation in Standard Positions: Clock Angles (PLIX)</w:t>
+                <w:t xml:space="preserve">Determine rotations</w:t>
               </w:r>
             </w:hyperlink>
           </w:p>
@@ -7040,7 +7346,7 @@
                 <w:sz w:val="14"/>
                 <w:szCs w:val="14"/>
               </w:rPr>
-              <w:t xml:space="preserve">Source: CK-12</w:t>
+              <w:t xml:space="preserve">Source: Khan Academy (English - US curriculum)</w:t>
             </w:r>
           </w:p>
           <w:p>
@@ -7048,313 +7354,7 @@
               <w:spacing w:after="10" w:before="0"/>
               <w:ind w:left="120"/>
             </w:pPr>
-            <w:hyperlink w:history="1" r:id="rIdfox9n8kod5wqmovnddt9n">
-              <w:r>
-                <w:rPr>
-                  <w:rFonts w:ascii="Arial" w:cs="Arial" w:eastAsia="Arial" w:hAnsi="Arial"/>
-                  <w:color w:val="595959"/>
-                  <w:sz w:val="14"/>
-                  <w:szCs w:val="14"/>
-                  <w:u w:val="single" w:color="595959"/>
-                </w:rPr>
-                <w:t xml:space="preserve">🔍 Search ARES for similar readings</w:t>
-              </w:r>
-            </w:hyperlink>
-          </w:p>
-        </w:tc>
-        <w:tc>
-          <w:tcPr>
-            <w:tcW w:type="dxa" w:w="3040"/>
-            <w:shd w:fill="FFFFFF" w:color="auto" w:val="clear"/>
-            <w:tcMar>
-              <w:top w:type="dxa" w:w="60"/>
-              <w:left w:type="dxa" w:w="120"/>
-              <w:bottom w:type="dxa" w:w="60"/>
-              <w:right w:type="dxa" w:w="120"/>
-            </w:tcMar>
-            <w:vAlign w:val="top"/>
-          </w:tcPr>
-          <w:p>
-            <w:pPr>
-              <w:spacing w:after="40" w:before="0"/>
-              <w:jc w:val="left"/>
-            </w:pPr>
-            <w:r>
-              <w:rPr>
-                <w:rFonts w:ascii="Arial" w:cs="Arial" w:eastAsia="Arial" w:hAnsi="Arial"/>
-                <w:b w:val="false"/>
-                <w:bCs w:val="false"/>
-                <w:i w:val="false"/>
-                <w:iCs w:val="false"/>
-                <w:color w:val="000000"/>
-                <w:sz w:val="18"/>
-                <w:szCs w:val="18"/>
-              </w:rPr>
-              <w:t xml:space="preserve">Each learner receives two sticky notes (or writes on a slip of paper). On the first sticky note (green), the learner writes one thing from today's investigation that directly answers a question already on the DQB. On the second sticky note (orange), the learner writes one new question that today's lesson has made them wonder about (e.g., 'How do we calculate the exact position of A′ if we know the angle and the coordinates of A?' or 'What happens if the centre of rotation is inside the shape?'). Learners place their green notes on the DQB next to the question they believe they have answered, and orange notes in a 'New Wonders' section. The class reads two or three of each aloud. The teacher also adds the co-constructed Class List of Properties (a summary card) to the DQB as 'Evidence from Lesson 2'. Groups briefly discuss: 'Looking at our DQB — what big question remains unanswered that we still need to figure out?'</w:t>
-            </w:r>
-          </w:p>
-        </w:tc>
-        <w:tc>
-          <w:tcPr>
-            <w:tcW w:type="dxa" w:w="3040"/>
-            <w:shd w:fill="F2F2F2" w:color="auto" w:val="clear"/>
-            <w:tcMar>
-              <w:top w:type="dxa" w:w="60"/>
-              <w:left w:type="dxa" w:w="120"/>
-              <w:bottom w:type="dxa" w:w="60"/>
-              <w:right w:type="dxa" w:w="120"/>
-            </w:tcMar>
-            <w:vAlign w:val="top"/>
-          </w:tcPr>
-          <w:p>
-            <w:pPr>
-              <w:spacing w:after="40" w:before="0"/>
-              <w:jc w:val="left"/>
-            </w:pPr>
-            <w:r>
-              <w:rPr>
-                <w:rFonts w:ascii="Arial" w:cs="Arial" w:eastAsia="Arial" w:hAnsi="Arial"/>
-                <w:b w:val="false"/>
-                <w:bCs w:val="false"/>
-                <w:i w:val="false"/>
-                <w:iCs w:val="false"/>
-                <w:color w:val="000000"/>
-                <w:sz w:val="18"/>
-                <w:szCs w:val="18"/>
-              </w:rPr>
-              <w:t xml:space="preserve">Distribute two sticky notes to each learner. Say: 'On the GREEN note, write one thing you proved today that answers a question already on our DQB. On the ORANGE note, write one new question that today has made you wonder about. You have 3 minutes — write now.' [Circulate. After 3 minutes:] 'Come and place your green note next to the DQB question it answers. Place your orange note in the New Wonders section.' [Allow 2 minutes for placement.] Read two green notes aloud — choose ones that use the word 'congruent' or 'invariant' to model precise mathematical language. Read two orange notes aloud — choose ones that point forward to Lesson 3 content (coordinates, calculation of image position). Say: 'I am adding our Class List of Properties to the DQB — this is our shared evidence from Lesson 2.' Pin the chart paper summary card. Ask: 'Look at the whole DQB. What ONE big question is still completely unanswered?' Cold-call three learners. [Wait 10 seconds each.] Affirm responses pointing to the calculation of image coordinates — 'That question — how do we find exactly where A′ is using numbers — is what Lessons 3 and 4 will tackle.'</w:t>
-            </w:r>
-          </w:p>
-        </w:tc>
-        <w:tc>
-          <w:tcPr>
-            <w:tcW w:type="dxa" w:w="3040"/>
-            <w:shd w:fill="FFFFFF" w:color="auto" w:val="clear"/>
-            <w:tcMar>
-              <w:top w:type="dxa" w:w="60"/>
-              <w:left w:type="dxa" w:w="120"/>
-              <w:bottom w:type="dxa" w:w="60"/>
-              <w:right w:type="dxa" w:w="120"/>
-            </w:tcMar>
-            <w:vAlign w:val="top"/>
-          </w:tcPr>
-          <w:p>
-            <w:pPr>
-              <w:spacing w:after="40" w:before="0"/>
-              <w:jc w:val="left"/>
-            </w:pPr>
-            <w:r>
-              <w:rPr>
-                <w:rFonts w:ascii="Arial" w:cs="Arial" w:eastAsia="Arial" w:hAnsi="Arial"/>
-                <w:b w:val="false"/>
-                <w:bCs w:val="false"/>
-                <w:i w:val="false"/>
-                <w:iCs w:val="false"/>
-                <w:color w:val="000000"/>
-                <w:sz w:val="18"/>
-                <w:szCs w:val="18"/>
-              </w:rPr>
-              <w:t xml:space="preserve">Two-Colour Sticky Note DQB Protocol. Using two distinct colours (evidence vs. new wonders) trains learners to distinguish between claims they can now support with evidence and questions that require further investigation. This metacognitive routine makes the incremental, evidence-based nature of scientific and mathematical thinking visible and tangible. Publicly placing evidence notes next to the specific DQB question they answer gives learners the experience of 'closing a loop' — a powerful motivator for continued inquiry. The teacher's selection of forward-pointing orange notes creates a productive bridge to Lesson 3.</w:t>
-            </w:r>
-          </w:p>
-        </w:tc>
-        <w:tc>
-          <w:tcPr>
-            <w:tcW w:type="dxa" w:w="3040"/>
-            <w:shd w:fill="F2F2F2" w:color="auto" w:val="clear"/>
-            <w:tcMar>
-              <w:top w:type="dxa" w:w="60"/>
-              <w:left w:type="dxa" w:w="120"/>
-              <w:bottom w:type="dxa" w:w="60"/>
-              <w:right w:type="dxa" w:w="120"/>
-            </w:tcMar>
-            <w:vAlign w:val="top"/>
-          </w:tcPr>
-          <w:p>
-            <w:pPr>
-              <w:spacing w:after="40" w:before="0"/>
-              <w:jc w:val="left"/>
-            </w:pPr>
-            <w:r>
-              <w:rPr>
-                <w:rFonts w:ascii="Arial" w:cs="Arial" w:eastAsia="Arial" w:hAnsi="Arial"/>
-                <w:b w:val="false"/>
-                <w:bCs w:val="false"/>
-                <w:i w:val="false"/>
-                <w:iCs w:val="false"/>
-                <w:color w:val="000000"/>
-                <w:sz w:val="18"/>
-                <w:szCs w:val="18"/>
-              </w:rPr>
-              <w:t xml:space="preserve">Teacher reads all green sticky notes after the lesson (not in real time) to check three things: (1) Does the learner correctly identify which DQB question their evidence addresses? (2) Does the learner's language reflect today's formal properties (congruence, invariant centre, equal angle, direction)? (3) Does the learner's orange note suggest they are thinking beyond today's content toward calculation/coordinates (readiness for Lesson 3) or are they still clarifying today's concepts (needs consolidation before Lesson 3)? Any learner whose green note contains a misconception (e.g., 'rotation makes the shape bigger') is noted for targeted follow-up at the start of Lesson 3.</w:t>
-            </w:r>
-          </w:p>
-        </w:tc>
-      </w:tr>
-      <w:tr>
-        <w:tc>
-          <w:tcPr>
-            <w:tcW w:type="dxa" w:w="1520"/>
-            <w:shd w:fill="D5E8F0" w:color="auto" w:val="clear"/>
-            <w:tcMar>
-              <w:top w:type="dxa" w:w="60"/>
-              <w:left w:type="dxa" w:w="120"/>
-              <w:bottom w:type="dxa" w:w="60"/>
-              <w:right w:type="dxa" w:w="120"/>
-            </w:tcMar>
-            <w:vAlign w:val="top"/>
-          </w:tcPr>
-          <w:p>
-            <w:pPr>
-              <w:spacing w:after="40" w:before="0"/>
-              <w:jc w:val="left"/>
-            </w:pPr>
-            <w:r>
-              <w:rPr>
-                <w:rFonts w:ascii="Arial" w:cs="Arial" w:eastAsia="Arial" w:hAnsi="Arial"/>
-                <w:b/>
-                <w:bCs/>
-                <w:i w:val="false"/>
-                <w:iCs w:val="false"/>
-                <w:color w:val="000000"/>
-                <w:sz w:val="18"/>
-                <w:szCs w:val="18"/>
-              </w:rPr>
-              <w:t xml:space="preserve">Model Building Phase</w:t>
-            </w:r>
-          </w:p>
-          <w:p>
-            <w:pPr>
-              <w:spacing w:after="20" w:before="0"/>
-            </w:pPr>
-            <w:r>
-              <w:rPr>
-                <w:rFonts w:ascii="Arial" w:cs="Arial" w:eastAsia="Arial" w:hAnsi="Arial"/>
-                <w:b/>
-                <w:bCs/>
-                <w:color w:val="1F3864"/>
-                <w:sz w:val="16"/>
-                <w:szCs w:val="16"/>
-              </w:rPr>
-              <w:t xml:space="preserve">📹 VIDEO:</w:t>
-            </w:r>
-          </w:p>
-          <w:p>
-            <w:pPr>
-              <w:spacing w:after="20" w:before="0"/>
-            </w:pPr>
-            <w:hyperlink w:history="1" r:id="rId_sfvkq--2kngtcclj5lg2">
-              <w:r>
-                <w:rPr>
-                  <w:rFonts w:ascii="Arial" w:cs="Arial" w:eastAsia="Arial" w:hAnsi="Arial"/>
-                  <w:color w:val="2E75B6"/>
-                  <w:sz w:val="16"/>
-                  <w:szCs w:val="16"/>
-                  <w:u w:val="single" w:color="2E75B6"/>
-                </w:rPr>
-                <w:t xml:space="preserve">Rotating points</w:t>
-              </w:r>
-            </w:hyperlink>
-          </w:p>
-          <w:p>
-            <w:pPr>
-              <w:spacing w:after="10" w:before="0"/>
-              <w:ind w:left="120"/>
-            </w:pPr>
-            <w:r>
-              <w:rPr>
-                <w:rFonts w:ascii="Arial" w:cs="Arial" w:eastAsia="Arial" w:hAnsi="Arial"/>
-                <w:color w:val="595959"/>
-                <w:sz w:val="14"/>
-                <w:szCs w:val="14"/>
-              </w:rPr>
-              <w:t xml:space="preserve">Source: Khan Academy (English - US curriculum)</w:t>
-            </w:r>
-          </w:p>
-          <w:p>
-            <w:pPr>
-              <w:spacing w:after="10" w:before="0"/>
-              <w:ind w:left="120"/>
-            </w:pPr>
-            <w:hyperlink w:history="1" r:id="rId79fvdve9dzqo0uoztol7x">
-              <w:r>
-                <w:rPr>
-                  <w:rFonts w:ascii="Arial" w:cs="Arial" w:eastAsia="Arial" w:hAnsi="Arial"/>
-                  <w:color w:val="595959"/>
-                  <w:sz w:val="14"/>
-                  <w:szCs w:val="14"/>
-                  <w:u w:val="single" w:color="595959"/>
-                </w:rPr>
-                <w:t xml:space="preserve">🔍 Search ARES for similar videos</w:t>
-              </w:r>
-            </w:hyperlink>
-          </w:p>
-          <w:p>
-            <w:pPr>
-              <w:spacing w:after="40" w:before="0"/>
-            </w:pPr>
-            <w:r>
-              <w:rPr>
-                <w:sz w:val="14"/>
-                <w:szCs w:val="14"/>
-              </w:rPr>
-              <w:t xml:space="preserve"/>
-            </w:r>
-          </w:p>
-          <w:p>
-            <w:pPr>
-              <w:spacing w:after="20" w:before="0"/>
-            </w:pPr>
-            <w:r>
-              <w:rPr>
-                <w:rFonts w:ascii="Arial" w:cs="Arial" w:eastAsia="Arial" w:hAnsi="Arial"/>
-                <w:b/>
-                <w:bCs/>
-                <w:color w:val="1F3864"/>
-                <w:sz w:val="16"/>
-                <w:szCs w:val="16"/>
-              </w:rPr>
-              <w:t xml:space="preserve">📖 EXERCISE:</w:t>
-            </w:r>
-          </w:p>
-          <w:p>
-            <w:pPr>
-              <w:spacing w:after="20" w:before="0"/>
-            </w:pPr>
-            <w:hyperlink w:history="1" r:id="rIdnwwbory1krwgw1h7je7v9">
-              <w:r>
-                <w:rPr>
-                  <w:rFonts w:ascii="Arial" w:cs="Arial" w:eastAsia="Arial" w:hAnsi="Arial"/>
-                  <w:color w:val="2E75B6"/>
-                  <w:sz w:val="16"/>
-                  <w:szCs w:val="16"/>
-                  <w:u w:val="single" w:color="2E75B6"/>
-                </w:rPr>
-                <w:t xml:space="preserve">Prove triangle congruence</w:t>
-              </w:r>
-            </w:hyperlink>
-          </w:p>
-          <w:p>
-            <w:pPr>
-              <w:spacing w:after="10" w:before="0"/>
-              <w:ind w:left="120"/>
-            </w:pPr>
-            <w:r>
-              <w:rPr>
-                <w:rFonts w:ascii="Arial" w:cs="Arial" w:eastAsia="Arial" w:hAnsi="Arial"/>
-                <w:color w:val="595959"/>
-                <w:sz w:val="14"/>
-                <w:szCs w:val="14"/>
-              </w:rPr>
-              <w:t xml:space="preserve">Source: Khan Academy (English - US curriculum)</w:t>
-            </w:r>
-          </w:p>
-          <w:p>
-            <w:pPr>
-              <w:spacing w:after="10" w:before="0"/>
-              <w:ind w:left="120"/>
-            </w:pPr>
-            <w:hyperlink w:history="1" r:id="rIdsgmyji8ko77hjple_nzew">
+            <w:hyperlink w:history="1" r:id="rIda_ifzrbc54bwkgqehkfpf">
               <w:r>
                 <w:rPr>
                   <w:rFonts w:ascii="Arial" w:cs="Arial" w:eastAsia="Arial" w:hAnsi="Arial"/>
@@ -9228,7 +9228,7 @@
             <w:pPr>
               <w:spacing w:after="20" w:before="0"/>
             </w:pPr>
-            <w:hyperlink w:history="1" r:id="rIdqks4w7vd5hwwfzkgmzhka">
+            <w:hyperlink w:history="1" r:id="rIddfbgmea4j4ol6amtke4w5">
               <w:r>
                 <w:rPr>
                   <w:rFonts w:ascii="Arial" w:cs="Arial" w:eastAsia="Arial" w:hAnsi="Arial"/>
@@ -9261,7 +9261,7 @@
               <w:spacing w:after="10" w:before="0"/>
               <w:ind w:left="120"/>
             </w:pPr>
-            <w:hyperlink w:history="1" r:id="rId0slnnrg1kfogljvjf8bng">
+            <w:hyperlink w:history="1" r:id="rIdkmv1kevi2ji6kdlkrmn3a">
               <w:r>
                 <w:rPr>
                   <w:rFonts w:ascii="Arial" w:cs="Arial" w:eastAsia="Arial" w:hAnsi="Arial"/>
@@ -9306,7 +9306,7 @@
             <w:pPr>
               <w:spacing w:after="20" w:before="0"/>
             </w:pPr>
-            <w:hyperlink w:history="1" r:id="rIdz6rgcxqmwessuiom7rk5f">
+            <w:hyperlink w:history="1" r:id="rIdkyc0i1ff7n6jsljzrx_z_">
               <w:r>
                 <w:rPr>
                   <w:rFonts w:ascii="Arial" w:cs="Arial" w:eastAsia="Arial" w:hAnsi="Arial"/>
@@ -9339,7 +9339,7 @@
               <w:spacing w:after="10" w:before="0"/>
               <w:ind w:left="120"/>
             </w:pPr>
-            <w:hyperlink w:history="1" r:id="rIdkt-di3t_paajbg8hylrno">
+            <w:hyperlink w:history="1" r:id="rIda1cwhf513a1di-jlacmni">
               <w:r>
                 <w:rPr>
                   <w:rFonts w:ascii="Arial" w:cs="Arial" w:eastAsia="Arial" w:hAnsi="Arial"/>
@@ -9534,7 +9534,7 @@
             <w:pPr>
               <w:spacing w:after="20" w:before="0"/>
             </w:pPr>
-            <w:hyperlink w:history="1" r:id="rIdi7uf45xbv82ln3hz7ep-7">
+            <w:hyperlink w:history="1" r:id="rIdzs-tpneykgrdwr9y2z45p">
               <w:r>
                 <w:rPr>
                   <w:rFonts w:ascii="Arial" w:cs="Arial" w:eastAsia="Arial" w:hAnsi="Arial"/>
@@ -9543,7 +9543,7 @@
                   <w:szCs w:val="16"/>
                   <w:u w:val="single" w:color="2E75B6"/>
                 </w:rPr>
-                <w:t xml:space="preserve">Rotating points</w:t>
+                <w:t xml:space="preserve">Disc method rotation around horizontal line</w:t>
               </w:r>
             </w:hyperlink>
           </w:p>
@@ -9567,7 +9567,7 @@
               <w:spacing w:after="10" w:before="0"/>
               <w:ind w:left="120"/>
             </w:pPr>
-            <w:hyperlink w:history="1" r:id="rIdt6ossuanm-jrkgacmzxf4">
+            <w:hyperlink w:history="1" r:id="rIdpp2vfjukdthugbb-e5p5s">
               <w:r>
                 <w:rPr>
                   <w:rFonts w:ascii="Arial" w:cs="Arial" w:eastAsia="Arial" w:hAnsi="Arial"/>
@@ -9612,7 +9612,7 @@
             <w:pPr>
               <w:spacing w:after="20" w:before="0"/>
             </w:pPr>
-            <w:hyperlink w:history="1" r:id="rIdstr_g6nt2xialbewncdcf">
+            <w:hyperlink w:history="1" r:id="rIdzdkps5viptox5hyoka00i">
               <w:r>
                 <w:rPr>
                   <w:rFonts w:ascii="Arial" w:cs="Arial" w:eastAsia="Arial" w:hAnsi="Arial"/>
@@ -9645,7 +9645,7 @@
               <w:spacing w:after="10" w:before="0"/>
               <w:ind w:left="120"/>
             </w:pPr>
-            <w:hyperlink w:history="1" r:id="rId3hxwu2wpvydycjjdd6rzd">
+            <w:hyperlink w:history="1" r:id="rIdzntbyyhgjgrxucoqoaqhm">
               <w:r>
                 <w:rPr>
                   <w:rFonts w:ascii="Arial" w:cs="Arial" w:eastAsia="Arial" w:hAnsi="Arial"/>
@@ -10030,7 +10030,7 @@
             <w:pPr>
               <w:spacing w:after="20" w:before="0"/>
             </w:pPr>
-            <w:hyperlink w:history="1" r:id="rIdlptbirdovoliki9hhjgfs">
+            <w:hyperlink w:history="1" r:id="rId_f66ozxwj8ahehlb8ey0w">
               <w:r>
                 <w:rPr>
                   <w:rFonts w:ascii="Arial" w:cs="Arial" w:eastAsia="Arial" w:hAnsi="Arial"/>
@@ -10063,7 +10063,7 @@
               <w:spacing w:after="10" w:before="0"/>
               <w:ind w:left="120"/>
             </w:pPr>
-            <w:hyperlink w:history="1" r:id="rIdurzuqtij47drm5srzhjw8">
+            <w:hyperlink w:history="1" r:id="rIdwvzvn49aqm6qxtz1q_a8n">
               <w:r>
                 <w:rPr>
                   <w:rFonts w:ascii="Arial" w:cs="Arial" w:eastAsia="Arial" w:hAnsi="Arial"/>
@@ -10108,7 +10108,7 @@
             <w:pPr>
               <w:spacing w:after="20" w:before="0"/>
             </w:pPr>
-            <w:hyperlink w:history="1" r:id="rId_a7f91lbmotkuxllzy1wi">
+            <w:hyperlink w:history="1" r:id="rIdbj4hdv9hwzvetmtgueucc">
               <w:r>
                 <w:rPr>
                   <w:rFonts w:ascii="Arial" w:cs="Arial" w:eastAsia="Arial" w:hAnsi="Arial"/>
@@ -10141,7 +10141,7 @@
               <w:spacing w:after="10" w:before="0"/>
               <w:ind w:left="120"/>
             </w:pPr>
-            <w:hyperlink w:history="1" r:id="rIdopeljmkegsusmftwj8rd8">
+            <w:hyperlink w:history="1" r:id="rIdbeivtfkxvpttlzz1tfuel">
               <w:r>
                 <w:rPr>
                   <w:rFonts w:ascii="Arial" w:cs="Arial" w:eastAsia="Arial" w:hAnsi="Arial"/>
@@ -10450,7 +10450,7 @@
             <w:pPr>
               <w:spacing w:after="20" w:before="0"/>
             </w:pPr>
-            <w:hyperlink w:history="1" r:id="rIda-bdrewzanxu6wmhfqsji">
+            <w:hyperlink w:history="1" r:id="rIdd3fbem_vaofix1mwiejiz">
               <w:r>
                 <w:rPr>
                   <w:rFonts w:ascii="Arial" w:cs="Arial" w:eastAsia="Arial" w:hAnsi="Arial"/>
@@ -10483,7 +10483,7 @@
               <w:spacing w:after="10" w:before="0"/>
               <w:ind w:left="120"/>
             </w:pPr>
-            <w:hyperlink w:history="1" r:id="rIdzvnrrgfvhyjeswfvbjqlp">
+            <w:hyperlink w:history="1" r:id="rIdw1g992r3dcdvfvvwtzaem">
               <w:r>
                 <w:rPr>
                   <w:rFonts w:ascii="Arial" w:cs="Arial" w:eastAsia="Arial" w:hAnsi="Arial"/>
@@ -10528,7 +10528,7 @@
             <w:pPr>
               <w:spacing w:after="20" w:before="0"/>
             </w:pPr>
-            <w:hyperlink w:history="1" r:id="rIdby4a0bdkhaciozxrd8vdt">
+            <w:hyperlink w:history="1" r:id="rIdw9dmm5dkaq3blvtegjejf">
               <w:r>
                 <w:rPr>
                   <w:rFonts w:ascii="Arial" w:cs="Arial" w:eastAsia="Arial" w:hAnsi="Arial"/>
@@ -10561,7 +10561,7 @@
               <w:spacing w:after="10" w:before="0"/>
               <w:ind w:left="120"/>
             </w:pPr>
-            <w:hyperlink w:history="1" r:id="rIdpzru0fa8kg7gmmtpk8vm-">
+            <w:hyperlink w:history="1" r:id="rIducba84ka5gfmnkca5r9gx">
               <w:r>
                 <w:rPr>
                   <w:rFonts w:ascii="Arial" w:cs="Arial" w:eastAsia="Arial" w:hAnsi="Arial"/>
@@ -10832,7 +10832,7 @@
             <w:pPr>
               <w:spacing w:after="20" w:before="0"/>
             </w:pPr>
-            <w:hyperlink w:history="1" r:id="rIdtba-40i9mjwjuvk7kwqwe">
+            <w:hyperlink w:history="1" r:id="rIdhvli7khnlknv_xyzihuyj">
               <w:r>
                 <w:rPr>
                   <w:rFonts w:ascii="Arial" w:cs="Arial" w:eastAsia="Arial" w:hAnsi="Arial"/>
@@ -10865,7 +10865,7 @@
               <w:spacing w:after="10" w:before="0"/>
               <w:ind w:left="120"/>
             </w:pPr>
-            <w:hyperlink w:history="1" r:id="rIdg5tbizysmoarjv1iq7elc">
+            <w:hyperlink w:history="1" r:id="rIdfgiro3t8jrtfqcc2gsnqn">
               <w:r>
                 <w:rPr>
                   <w:rFonts w:ascii="Arial" w:cs="Arial" w:eastAsia="Arial" w:hAnsi="Arial"/>
@@ -10910,7 +10910,7 @@
             <w:pPr>
               <w:spacing w:after="20" w:before="0"/>
             </w:pPr>
-            <w:hyperlink w:history="1" r:id="rIdjwssi1g_yw-4cwah5cjpn">
+            <w:hyperlink w:history="1" r:id="rIdqu-jxrripehq7b6n_pi-x">
               <w:r>
                 <w:rPr>
                   <w:rFonts w:ascii="Arial" w:cs="Arial" w:eastAsia="Arial" w:hAnsi="Arial"/>
@@ -10943,7 +10943,7 @@
               <w:spacing w:after="10" w:before="0"/>
               <w:ind w:left="120"/>
             </w:pPr>
-            <w:hyperlink w:history="1" r:id="rIda-8pcg2jim9yjh26jx5pw">
+            <w:hyperlink w:history="1" r:id="rIduveokkquq-qbemns6dkul">
               <w:r>
                 <w:rPr>
                   <w:rFonts w:ascii="Arial" w:cs="Arial" w:eastAsia="Arial" w:hAnsi="Arial"/>
@@ -12649,7 +12649,7 @@
             <w:pPr>
               <w:spacing w:after="20" w:before="0"/>
             </w:pPr>
-            <w:hyperlink w:history="1" r:id="rIdiw0lbgznoklzfryd2c6fn">
+            <w:hyperlink w:history="1" r:id="rIdd0zedggsfpit0ybtw5uxv">
               <w:r>
                 <w:rPr>
                   <w:rFonts w:ascii="Arial" w:cs="Arial" w:eastAsia="Arial" w:hAnsi="Arial"/>
@@ -12682,7 +12682,7 @@
               <w:spacing w:after="10" w:before="0"/>
               <w:ind w:left="120"/>
             </w:pPr>
-            <w:hyperlink w:history="1" r:id="rIdevdkduio6p_mw3etwiyln">
+            <w:hyperlink w:history="1" r:id="rIdvl49wmjosenljdmog_rp1">
               <w:r>
                 <w:rPr>
                   <w:rFonts w:ascii="Arial" w:cs="Arial" w:eastAsia="Arial" w:hAnsi="Arial"/>
@@ -12727,7 +12727,7 @@
             <w:pPr>
               <w:spacing w:after="20" w:before="0"/>
             </w:pPr>
-            <w:hyperlink w:history="1" r:id="rIdsytdy1bc-cqde5z8n5w99">
+            <w:hyperlink w:history="1" r:id="rIdskl_9i13stp8lcit7kboi">
               <w:r>
                 <w:rPr>
                   <w:rFonts w:ascii="Arial" w:cs="Arial" w:eastAsia="Arial" w:hAnsi="Arial"/>
@@ -12760,7 +12760,7 @@
               <w:spacing w:after="10" w:before="0"/>
               <w:ind w:left="120"/>
             </w:pPr>
-            <w:hyperlink w:history="1" r:id="rIdl5_vrcbguai6tdb-3fvai">
+            <w:hyperlink w:history="1" r:id="rIdh6odl9qpq5c9dwymihe7g">
               <w:r>
                 <w:rPr>
                   <w:rFonts w:ascii="Arial" w:cs="Arial" w:eastAsia="Arial" w:hAnsi="Arial"/>
@@ -12955,7 +12955,7 @@
             <w:pPr>
               <w:spacing w:after="20" w:before="0"/>
             </w:pPr>
-            <w:hyperlink w:history="1" r:id="rId70okac04g93ktzwtlyd-1">
+            <w:hyperlink w:history="1" r:id="rIdgbwpezsvoiokipnxiesim">
               <w:r>
                 <w:rPr>
                   <w:rFonts w:ascii="Arial" w:cs="Arial" w:eastAsia="Arial" w:hAnsi="Arial"/>
@@ -12988,7 +12988,7 @@
               <w:spacing w:after="10" w:before="0"/>
               <w:ind w:left="120"/>
             </w:pPr>
-            <w:hyperlink w:history="1" r:id="rIdmpcit_ajenslqec9nzgan">
+            <w:hyperlink w:history="1" r:id="rIdvhlma228lvfp6fqxxixyu">
               <w:r>
                 <w:rPr>
                   <w:rFonts w:ascii="Arial" w:cs="Arial" w:eastAsia="Arial" w:hAnsi="Arial"/>
@@ -13033,7 +13033,7 @@
             <w:pPr>
               <w:spacing w:after="20" w:before="0"/>
             </w:pPr>
-            <w:hyperlink w:history="1" r:id="rId7qd1jq-xy4lav2w8qsqas">
+            <w:hyperlink w:history="1" r:id="rIdmio0-5phqthkiwr-w_5ps">
               <w:r>
                 <w:rPr>
                   <w:rFonts w:ascii="Arial" w:cs="Arial" w:eastAsia="Arial" w:hAnsi="Arial"/>
@@ -13066,7 +13066,7 @@
               <w:spacing w:after="10" w:before="0"/>
               <w:ind w:left="120"/>
             </w:pPr>
-            <w:hyperlink w:history="1" r:id="rId9zngv3laj-kvjoglhnoz2">
+            <w:hyperlink w:history="1" r:id="rIdzxtbkhxztm93tlbnszuvn">
               <w:r>
                 <w:rPr>
                   <w:rFonts w:ascii="Arial" w:cs="Arial" w:eastAsia="Arial" w:hAnsi="Arial"/>
@@ -13261,7 +13261,7 @@
             <w:pPr>
               <w:spacing w:after="20" w:before="0"/>
             </w:pPr>
-            <w:hyperlink w:history="1" r:id="rIdsapcprkwjjp1qhrv9jdmw">
+            <w:hyperlink w:history="1" r:id="rIdj4iwgubpr-uzpb2-irsuu">
               <w:r>
                 <w:rPr>
                   <w:rFonts w:ascii="Arial" w:cs="Arial" w:eastAsia="Arial" w:hAnsi="Arial"/>
@@ -13294,7 +13294,7 @@
               <w:spacing w:after="10" w:before="0"/>
               <w:ind w:left="120"/>
             </w:pPr>
-            <w:hyperlink w:history="1" r:id="rIdlrkpiwndfebpdz6dc4c7g">
+            <w:hyperlink w:history="1" r:id="rIdzwzdorda95az_qmmay-9t">
               <w:r>
                 <w:rPr>
                   <w:rFonts w:ascii="Arial" w:cs="Arial" w:eastAsia="Arial" w:hAnsi="Arial"/>
@@ -13339,7 +13339,7 @@
             <w:pPr>
               <w:spacing w:after="20" w:before="0"/>
             </w:pPr>
-            <w:hyperlink w:history="1" r:id="rId-vpcbnh68kiacnrm1e99d">
+            <w:hyperlink w:history="1" r:id="rIdjtsc5vuydk0mgf9z5jvfv">
               <w:r>
                 <w:rPr>
                   <w:rFonts w:ascii="Arial" w:cs="Arial" w:eastAsia="Arial" w:hAnsi="Arial"/>
@@ -13372,7 +13372,7 @@
               <w:spacing w:after="10" w:before="0"/>
               <w:ind w:left="120"/>
             </w:pPr>
-            <w:hyperlink w:history="1" r:id="rIdbg3ui5q6zinx55r06jmp3">
+            <w:hyperlink w:history="1" r:id="rId-ghbyuwazcsewuwo2ofsy">
               <w:r>
                 <w:rPr>
                   <w:rFonts w:ascii="Arial" w:cs="Arial" w:eastAsia="Arial" w:hAnsi="Arial"/>
@@ -13567,7 +13567,7 @@
             <w:pPr>
               <w:spacing w:after="20" w:before="0"/>
             </w:pPr>
-            <w:hyperlink w:history="1" r:id="rId-hqp1nccnljricrctejjy">
+            <w:hyperlink w:history="1" r:id="rIdg2uehb4h1fc-kvr5ywijm">
               <w:r>
                 <w:rPr>
                   <w:rFonts w:ascii="Arial" w:cs="Arial" w:eastAsia="Arial" w:hAnsi="Arial"/>
@@ -13600,7 +13600,7 @@
               <w:spacing w:after="10" w:before="0"/>
               <w:ind w:left="120"/>
             </w:pPr>
-            <w:hyperlink w:history="1" r:id="rIdjegs5fbewtjgsdhtdcc6m">
+            <w:hyperlink w:history="1" r:id="rIds7oei2ghpk1afif5-hem0">
               <w:r>
                 <w:rPr>
                   <w:rFonts w:ascii="Arial" w:cs="Arial" w:eastAsia="Arial" w:hAnsi="Arial"/>
@@ -13645,7 +13645,7 @@
             <w:pPr>
               <w:spacing w:after="20" w:before="0"/>
             </w:pPr>
-            <w:hyperlink w:history="1" r:id="rIdp2aqgjec4cchvwr087h9-">
+            <w:hyperlink w:history="1" r:id="rId3ftjumk3q3xchwsgffglp">
               <w:r>
                 <w:rPr>
                   <w:rFonts w:ascii="Arial" w:cs="Arial" w:eastAsia="Arial" w:hAnsi="Arial"/>
@@ -13678,7 +13678,7 @@
               <w:spacing w:after="10" w:before="0"/>
               <w:ind w:left="120"/>
             </w:pPr>
-            <w:hyperlink w:history="1" r:id="rIderzt4-ugv_p5wthpui-v5">
+            <w:hyperlink w:history="1" r:id="rIdw4wqoixg3-7mhmklttxpb">
               <w:r>
                 <w:rPr>
                   <w:rFonts w:ascii="Arial" w:cs="Arial" w:eastAsia="Arial" w:hAnsi="Arial"/>
@@ -13873,7 +13873,7 @@
             <w:pPr>
               <w:spacing w:after="20" w:before="0"/>
             </w:pPr>
-            <w:hyperlink w:history="1" r:id="rIdejcr2u5b1-gdpcuguryc3">
+            <w:hyperlink w:history="1" r:id="rIdkv80elr1_t8itgcn4vqxe">
               <w:r>
                 <w:rPr>
                   <w:rFonts w:ascii="Arial" w:cs="Arial" w:eastAsia="Arial" w:hAnsi="Arial"/>
@@ -13906,7 +13906,7 @@
               <w:spacing w:after="10" w:before="0"/>
               <w:ind w:left="120"/>
             </w:pPr>
-            <w:hyperlink w:history="1" r:id="rId21qd8fps1_rjdaxndvtqk">
+            <w:hyperlink w:history="1" r:id="rIdwxm3sgp5f37gnyymrlvff">
               <w:r>
                 <w:rPr>
                   <w:rFonts w:ascii="Arial" w:cs="Arial" w:eastAsia="Arial" w:hAnsi="Arial"/>
@@ -13951,7 +13951,7 @@
             <w:pPr>
               <w:spacing w:after="20" w:before="0"/>
             </w:pPr>
-            <w:hyperlink w:history="1" r:id="rId7jgemt7myt12zzhww27ps">
+            <w:hyperlink w:history="1" r:id="rIddrrcasu_kkbusumw0sd4e">
               <w:r>
                 <w:rPr>
                   <w:rFonts w:ascii="Arial" w:cs="Arial" w:eastAsia="Arial" w:hAnsi="Arial"/>
@@ -13984,7 +13984,7 @@
               <w:spacing w:after="10" w:before="0"/>
               <w:ind w:left="120"/>
             </w:pPr>
-            <w:hyperlink w:history="1" r:id="rIdf-xvkkrkmxn8-k3m2o41w">
+            <w:hyperlink w:history="1" r:id="rIdq4jjabrahc29l_dfyviah">
               <w:r>
                 <w:rPr>
                   <w:rFonts w:ascii="Arial" w:cs="Arial" w:eastAsia="Arial" w:hAnsi="Arial"/>
@@ -15471,7 +15471,7 @@
             <w:pPr>
               <w:spacing w:after="20" w:before="0"/>
             </w:pPr>
-            <w:hyperlink w:history="1" r:id="rIdeztgnvw9keypsa1oikpfv">
+            <w:hyperlink w:history="1" r:id="rIdrtmttozm8cuyx_mfc2s_p">
               <w:r>
                 <w:rPr>
                   <w:rFonts w:ascii="Arial" w:cs="Arial" w:eastAsia="Arial" w:hAnsi="Arial"/>
@@ -15504,7 +15504,7 @@
               <w:spacing w:after="10" w:before="0"/>
               <w:ind w:left="120"/>
             </w:pPr>
-            <w:hyperlink w:history="1" r:id="rIdhf4itmha0tfelqtoq4hgo">
+            <w:hyperlink w:history="1" r:id="rIdm8omww9jpjffx3xyam3ao">
               <w:r>
                 <w:rPr>
                   <w:rFonts w:ascii="Arial" w:cs="Arial" w:eastAsia="Arial" w:hAnsi="Arial"/>
@@ -15549,7 +15549,619 @@
             <w:pPr>
               <w:spacing w:after="20" w:before="0"/>
             </w:pPr>
-            <w:hyperlink w:history="1" r:id="rIdsgetjy7ehhs4ccv-8agzq">
+            <w:hyperlink w:history="1" r:id="rIdi5gza33iajebloul8kk11">
+              <w:r>
+                <w:rPr>
+                  <w:rFonts w:ascii="Arial" w:cs="Arial" w:eastAsia="Arial" w:hAnsi="Arial"/>
+                  <w:color w:val="2E75B6"/>
+                  <w:sz w:val="16"/>
+                  <w:szCs w:val="16"/>
+                  <w:u w:val="single" w:color="2E75B6"/>
+                </w:rPr>
+                <w:t xml:space="preserve">Determine rotations</w:t>
+              </w:r>
+            </w:hyperlink>
+          </w:p>
+          <w:p>
+            <w:pPr>
+              <w:spacing w:after="10" w:before="0"/>
+              <w:ind w:left="120"/>
+            </w:pPr>
+            <w:r>
+              <w:rPr>
+                <w:rFonts w:ascii="Arial" w:cs="Arial" w:eastAsia="Arial" w:hAnsi="Arial"/>
+                <w:color w:val="595959"/>
+                <w:sz w:val="14"/>
+                <w:szCs w:val="14"/>
+              </w:rPr>
+              <w:t xml:space="preserve">Source: Khan Academy (English - US curriculum)</w:t>
+            </w:r>
+          </w:p>
+          <w:p>
+            <w:pPr>
+              <w:spacing w:after="10" w:before="0"/>
+              <w:ind w:left="120"/>
+            </w:pPr>
+            <w:hyperlink w:history="1" r:id="rIdlm7c_toq3f6n6wqqdfqvd">
+              <w:r>
+                <w:rPr>
+                  <w:rFonts w:ascii="Arial" w:cs="Arial" w:eastAsia="Arial" w:hAnsi="Arial"/>
+                  <w:color w:val="595959"/>
+                  <w:sz w:val="14"/>
+                  <w:szCs w:val="14"/>
+                  <w:u w:val="single" w:color="595959"/>
+                </w:rPr>
+                <w:t xml:space="preserve">🔍 Search ARES for similar readings</w:t>
+              </w:r>
+            </w:hyperlink>
+          </w:p>
+        </w:tc>
+        <w:tc>
+          <w:tcPr>
+            <w:tcW w:type="dxa" w:w="3040"/>
+            <w:shd w:fill="FFFFFF" w:color="auto" w:val="clear"/>
+            <w:tcMar>
+              <w:top w:type="dxa" w:w="60"/>
+              <w:left w:type="dxa" w:w="120"/>
+              <w:bottom w:type="dxa" w:w="60"/>
+              <w:right w:type="dxa" w:w="120"/>
+            </w:tcMar>
+            <w:vAlign w:val="top"/>
+          </w:tcPr>
+          <w:p>
+            <w:pPr>
+              <w:spacing w:after="40" w:before="0"/>
+              <w:jc w:val="left"/>
+            </w:pPr>
+            <w:r>
+              <w:rPr>
+                <w:rFonts w:ascii="Arial" w:cs="Arial" w:eastAsia="Arial" w:hAnsi="Arial"/>
+                <w:b w:val="false"/>
+                <w:bCs w:val="false"/>
+                <w:i w:val="false"/>
+                <w:iCs w:val="false"/>
+                <w:color w:val="000000"/>
+                <w:sz w:val="18"/>
+                <w:szCs w:val="18"/>
+              </w:rPr>
+              <w:t xml:space="preserve">Learners are shown a large printed image (or projected slide) of the University of Nairobi clock tower with the minute hand drawn in two positions: pointing to 12 (straight up) and pointing to 4 (i.e., 120° clockwise). The centre of the clock face is covered with a circular sticker so learners cannot see it. Alongside the clock image is a simple geometric diagram: triangle ABC and its image triangle A'B'C' on plain paper — no centre marked, no angle labelled. Learners individually write answers to two questions in their exercise books: (1) 'Where do you think the fixed point (centre of rotation) is for the clock hands — inside the clock face, on its edge, or somewhere else? Explain your reasoning.' (2) 'If you were given only triangle ABC and triangle A'B'C' and nothing else, describe in words ONE strategy you might use to find the centre of rotation.' After 4 minutes of silent individual writing, learners share their predictions with a shoulder partner for 2 minutes. The teacher then cold-calls 3 pairs to share — recording key predicted strategies on the board under the heading 'Our Predictions' without evaluating them yet.</w:t>
+            </w:r>
+          </w:p>
+        </w:tc>
+        <w:tc>
+          <w:tcPr>
+            <w:tcW w:type="dxa" w:w="3040"/>
+            <w:shd w:fill="F2F2F2" w:color="auto" w:val="clear"/>
+            <w:tcMar>
+              <w:top w:type="dxa" w:w="60"/>
+              <w:left w:type="dxa" w:w="120"/>
+              <w:bottom w:type="dxa" w:w="60"/>
+              <w:right w:type="dxa" w:w="120"/>
+            </w:tcMar>
+            <w:vAlign w:val="top"/>
+          </w:tcPr>
+          <w:p>
+            <w:pPr>
+              <w:spacing w:after="40" w:before="0"/>
+              <w:jc w:val="left"/>
+            </w:pPr>
+            <w:r>
+              <w:rPr>
+                <w:rFonts w:ascii="Arial" w:cs="Arial" w:eastAsia="Arial" w:hAnsi="Arial"/>
+                <w:b w:val="false"/>
+                <w:bCs w:val="false"/>
+                <w:i w:val="false"/>
+                <w:iCs w:val="false"/>
+                <w:color w:val="000000"/>
+                <w:sz w:val="18"/>
+                <w:szCs w:val="18"/>
+              </w:rPr>
+              <w:t xml:space="preserve">Display the clock image and the triangle diagram simultaneously. Say: 'Look carefully at both images. The clock hand has moved — but its pivot is hidden. The triangle has moved — but we have not told you where the centre is. In your books, answer the two questions on the board. You have 4 minutes of silent thinking time — no talking yet.' Start a visible 4-minute timer. After the timer: 'Turn to your shoulder partner and share your ideas. You have 2 minutes.' After partner talk, cold-call exactly 3 pairs using a random name stick. For each response say: 'Interesting — I am writing that on our Predictions board. We will come back to test it.' Do NOT confirm or reject any prediction. Write verbatim key phrases from learners (e.g., 'the centre is in the middle somewhere', 'draw lines connecting matching corners', 'use a compass to find equal distances'). Wait 10–12 seconds after each cold-call before prompting if silence falls.</w:t>
+            </w:r>
+          </w:p>
+        </w:tc>
+        <w:tc>
+          <w:tcPr>
+            <w:tcW w:type="dxa" w:w="3040"/>
+            <w:shd w:fill="FFFFFF" w:color="auto" w:val="clear"/>
+            <w:tcMar>
+              <w:top w:type="dxa" w:w="60"/>
+              <w:left w:type="dxa" w:w="120"/>
+              <w:bottom w:type="dxa" w:w="60"/>
+              <w:right w:type="dxa" w:w="120"/>
+            </w:tcMar>
+            <w:vAlign w:val="top"/>
+          </w:tcPr>
+          <w:p>
+            <w:pPr>
+              <w:spacing w:after="40" w:before="0"/>
+              <w:jc w:val="left"/>
+            </w:pPr>
+            <w:r>
+              <w:rPr>
+                <w:rFonts w:ascii="Arial" w:cs="Arial" w:eastAsia="Arial" w:hAnsi="Arial"/>
+                <w:b w:val="false"/>
+                <w:bCs w:val="false"/>
+                <w:i w:val="false"/>
+                <w:iCs w:val="false"/>
+                <w:color w:val="000000"/>
+                <w:sz w:val="18"/>
+                <w:szCs w:val="18"/>
+              </w:rPr>
+              <w:t xml:space="preserve">Think-Write-Pair-Share with Anchored Prediction: By requiring individual written predictions before discussion, every learner commits to a personal hypothesis. Anchoring to the clock phenomenon activates prior knowledge about fixed centres from earlier lessons and creates cognitive dissonance (the centre is hidden — how do we find it?) that motivates the investigation. The public Predictions board creates accountability — learners will revisit it at the end of the lesson.</w:t>
+            </w:r>
+          </w:p>
+        </w:tc>
+        <w:tc>
+          <w:tcPr>
+            <w:tcW w:type="dxa" w:w="3040"/>
+            <w:shd w:fill="F2F2F2" w:color="auto" w:val="clear"/>
+            <w:tcMar>
+              <w:top w:type="dxa" w:w="60"/>
+              <w:left w:type="dxa" w:w="120"/>
+              <w:bottom w:type="dxa" w:w="60"/>
+              <w:right w:type="dxa" w:w="120"/>
+            </w:tcMar>
+            <w:vAlign w:val="top"/>
+          </w:tcPr>
+          <w:p>
+            <w:pPr>
+              <w:spacing w:after="40" w:before="0"/>
+              <w:jc w:val="left"/>
+            </w:pPr>
+            <w:r>
+              <w:rPr>
+                <w:rFonts w:ascii="Arial" w:cs="Arial" w:eastAsia="Arial" w:hAnsi="Arial"/>
+                <w:b w:val="false"/>
+                <w:bCs w:val="false"/>
+                <w:i w:val="false"/>
+                <w:iCs w:val="false"/>
+                <w:color w:val="000000"/>
+                <w:sz w:val="18"/>
+                <w:szCs w:val="18"/>
+              </w:rPr>
+              <w:t xml:space="preserve">Observable indicator: every learner has written at least one sentence for each question before partner talk begins. Teacher circulates during silent writing and scans books — look specifically for whether learners reference 'equal distance from object and image' (shows readiness) or offer only vague guesses (shows need for scaffolding during the investigation). Note 2–3 learners who wrote the word 'perpendicular' or 'bisector' — they will be strategically placed in groups to act as peer scaffolds.</w:t>
+            </w:r>
+          </w:p>
+        </w:tc>
+      </w:tr>
+      <w:tr>
+        <w:tc>
+          <w:tcPr>
+            <w:tcW w:type="dxa" w:w="1520"/>
+            <w:shd w:fill="D9EEF1" w:color="auto" w:val="clear"/>
+            <w:tcMar>
+              <w:top w:type="dxa" w:w="60"/>
+              <w:left w:type="dxa" w:w="120"/>
+              <w:bottom w:type="dxa" w:w="60"/>
+              <w:right w:type="dxa" w:w="120"/>
+            </w:tcMar>
+            <w:vAlign w:val="top"/>
+          </w:tcPr>
+          <w:p>
+            <w:pPr>
+              <w:spacing w:after="40" w:before="0"/>
+              <w:jc w:val="left"/>
+            </w:pPr>
+            <w:r>
+              <w:rPr>
+                <w:rFonts w:ascii="Arial" w:cs="Arial" w:eastAsia="Arial" w:hAnsi="Arial"/>
+                <w:b/>
+                <w:bCs/>
+                <w:i w:val="false"/>
+                <w:iCs w:val="false"/>
+                <w:color w:val="000000"/>
+                <w:sz w:val="18"/>
+                <w:szCs w:val="18"/>
+              </w:rPr>
+              <w:t xml:space="preserve">Observe Phase</w:t>
+            </w:r>
+          </w:p>
+          <w:p>
+            <w:pPr>
+              <w:spacing w:after="20" w:before="0"/>
+            </w:pPr>
+            <w:r>
+              <w:rPr>
+                <w:rFonts w:ascii="Arial" w:cs="Arial" w:eastAsia="Arial" w:hAnsi="Arial"/>
+                <w:b/>
+                <w:bCs/>
+                <w:color w:val="1F3864"/>
+                <w:sz w:val="16"/>
+                <w:szCs w:val="16"/>
+              </w:rPr>
+              <w:t xml:space="preserve">📹 VIDEO:</w:t>
+            </w:r>
+          </w:p>
+          <w:p>
+            <w:pPr>
+              <w:spacing w:after="20" w:before="0"/>
+            </w:pPr>
+            <w:hyperlink w:history="1" r:id="rId6jdf_bjq-qtdjknteeer8">
+              <w:r>
+                <w:rPr>
+                  <w:rFonts w:ascii="Arial" w:cs="Arial" w:eastAsia="Arial" w:hAnsi="Arial"/>
+                  <w:color w:val="2E75B6"/>
+                  <w:sz w:val="16"/>
+                  <w:szCs w:val="16"/>
+                  <w:u w:val="single" w:color="2E75B6"/>
+                </w:rPr>
+                <w:t xml:space="preserve">Determining rotations</w:t>
+              </w:r>
+            </w:hyperlink>
+          </w:p>
+          <w:p>
+            <w:pPr>
+              <w:spacing w:after="10" w:before="0"/>
+              <w:ind w:left="120"/>
+            </w:pPr>
+            <w:r>
+              <w:rPr>
+                <w:rFonts w:ascii="Arial" w:cs="Arial" w:eastAsia="Arial" w:hAnsi="Arial"/>
+                <w:color w:val="595959"/>
+                <w:sz w:val="14"/>
+                <w:szCs w:val="14"/>
+              </w:rPr>
+              <w:t xml:space="preserve">Source: Khan Academy (English - US curriculum)</w:t>
+            </w:r>
+          </w:p>
+          <w:p>
+            <w:pPr>
+              <w:spacing w:after="10" w:before="0"/>
+              <w:ind w:left="120"/>
+            </w:pPr>
+            <w:hyperlink w:history="1" r:id="rIdlmphpgi8ctlzg7kwk1zrx">
+              <w:r>
+                <w:rPr>
+                  <w:rFonts w:ascii="Arial" w:cs="Arial" w:eastAsia="Arial" w:hAnsi="Arial"/>
+                  <w:color w:val="595959"/>
+                  <w:sz w:val="14"/>
+                  <w:szCs w:val="14"/>
+                  <w:u w:val="single" w:color="595959"/>
+                </w:rPr>
+                <w:t xml:space="preserve">🔍 Search ARES for similar videos</w:t>
+              </w:r>
+            </w:hyperlink>
+          </w:p>
+          <w:p>
+            <w:pPr>
+              <w:spacing w:after="40" w:before="0"/>
+            </w:pPr>
+            <w:r>
+              <w:rPr>
+                <w:sz w:val="14"/>
+                <w:szCs w:val="14"/>
+              </w:rPr>
+              <w:t xml:space="preserve"/>
+            </w:r>
+          </w:p>
+          <w:p>
+            <w:pPr>
+              <w:spacing w:after="20" w:before="0"/>
+            </w:pPr>
+            <w:r>
+              <w:rPr>
+                <w:rFonts w:ascii="Arial" w:cs="Arial" w:eastAsia="Arial" w:hAnsi="Arial"/>
+                <w:b/>
+                <w:bCs/>
+                <w:color w:val="1F3864"/>
+                <w:sz w:val="16"/>
+                <w:szCs w:val="16"/>
+              </w:rPr>
+              <w:t xml:space="preserve">📖 EXERCISE:</w:t>
+            </w:r>
+          </w:p>
+          <w:p>
+            <w:pPr>
+              <w:spacing w:after="20" w:before="0"/>
+            </w:pPr>
+            <w:hyperlink w:history="1" r:id="rIduzzx5xndw96fnmebqwzid">
+              <w:r>
+                <w:rPr>
+                  <w:rFonts w:ascii="Arial" w:cs="Arial" w:eastAsia="Arial" w:hAnsi="Arial"/>
+                  <w:color w:val="2E75B6"/>
+                  <w:sz w:val="16"/>
+                  <w:szCs w:val="16"/>
+                  <w:u w:val="single" w:color="2E75B6"/>
+                </w:rPr>
+                <w:t xml:space="preserve">Determine rotations (basic)</w:t>
+              </w:r>
+            </w:hyperlink>
+          </w:p>
+          <w:p>
+            <w:pPr>
+              <w:spacing w:after="10" w:before="0"/>
+              <w:ind w:left="120"/>
+            </w:pPr>
+            <w:r>
+              <w:rPr>
+                <w:rFonts w:ascii="Arial" w:cs="Arial" w:eastAsia="Arial" w:hAnsi="Arial"/>
+                <w:color w:val="595959"/>
+                <w:sz w:val="14"/>
+                <w:szCs w:val="14"/>
+              </w:rPr>
+              <w:t xml:space="preserve">Source: Khan Academy (English - US curriculum)</w:t>
+            </w:r>
+          </w:p>
+          <w:p>
+            <w:pPr>
+              <w:spacing w:after="10" w:before="0"/>
+              <w:ind w:left="120"/>
+            </w:pPr>
+            <w:hyperlink w:history="1" r:id="rId9d9gfn-zz9fwf6ssooe59">
+              <w:r>
+                <w:rPr>
+                  <w:rFonts w:ascii="Arial" w:cs="Arial" w:eastAsia="Arial" w:hAnsi="Arial"/>
+                  <w:color w:val="595959"/>
+                  <w:sz w:val="14"/>
+                  <w:szCs w:val="14"/>
+                  <w:u w:val="single" w:color="595959"/>
+                </w:rPr>
+                <w:t xml:space="preserve">🔍 Search ARES for similar readings</w:t>
+              </w:r>
+            </w:hyperlink>
+          </w:p>
+        </w:tc>
+        <w:tc>
+          <w:tcPr>
+            <w:tcW w:type="dxa" w:w="3040"/>
+            <w:shd w:fill="FFFFFF" w:color="auto" w:val="clear"/>
+            <w:tcMar>
+              <w:top w:type="dxa" w:w="60"/>
+              <w:left w:type="dxa" w:w="120"/>
+              <w:bottom w:type="dxa" w:w="60"/>
+              <w:right w:type="dxa" w:w="120"/>
+            </w:tcMar>
+            <w:vAlign w:val="top"/>
+          </w:tcPr>
+          <w:p>
+            <w:pPr>
+              <w:spacing w:after="40" w:before="0"/>
+              <w:jc w:val="left"/>
+            </w:pPr>
+            <w:r>
+              <w:rPr>
+                <w:rFonts w:ascii="Arial" w:cs="Arial" w:eastAsia="Arial" w:hAnsi="Arial"/>
+                <w:b w:val="false"/>
+                <w:bCs w:val="false"/>
+                <w:i w:val="false"/>
+                <w:iCs w:val="false"/>
+                <w:color w:val="000000"/>
+                <w:sz w:val="18"/>
+                <w:szCs w:val="18"/>
+              </w:rPr>
+              <w:t xml:space="preserve">Learners work in pre-assigned groups of four. Each group receives: (a) Investigation Sheet 1 — plain paper with triangle PQR and image triangle P'Q'R' printed clearly (P→P', Q→Q', R→R' are labelled corresponding vertices); (b) Investigation Sheet 2 — a Cartesian plane (grid from −8 to 8 on both axes) with quadrilateral ABCD and image A'B'C'D' plotted; (c) a geometrical set (ruler, compass, protractor, set-square). Groups follow a structured investigation guide with four steps printed on the sheet: STEP 1 — On Investigation Sheet 1, draw the segment PP'. Construct its perpendicular bisector using your compass and ruler. Label it ℓ₁. STEP 2 — Draw segment QQ'. Construct its perpendicular bisector. Label it ℓ₂. Mark the point where ℓ₁ and ℓ₂ intersect. Label it O — this is your candidate centre of rotation. STEP 3 — Draw rays OP and OP'. Use your protractor to measure angle POP'. Record the angle and the direction (clockwise or anticlockwise). STEP 4 — VERIFY: Using O as centre and your measured angle, rotate triangle PQR. Check that R maps to R'. If it does, your centre and angle are correct. On Investigation Sheet 2 (Cartesian plane), repeat Steps 1–4 for quadrilateral ABCD. After completing both sheets, each group prepares a 90-second verbal report: state the centre coordinates, the angle, the direction, and whether verification succeeded.</w:t>
+            </w:r>
+          </w:p>
+        </w:tc>
+        <w:tc>
+          <w:tcPr>
+            <w:tcW w:type="dxa" w:w="3040"/>
+            <w:shd w:fill="F2F2F2" w:color="auto" w:val="clear"/>
+            <w:tcMar>
+              <w:top w:type="dxa" w:w="60"/>
+              <w:left w:type="dxa" w:w="120"/>
+              <w:bottom w:type="dxa" w:w="60"/>
+              <w:right w:type="dxa" w:w="120"/>
+            </w:tcMar>
+            <w:vAlign w:val="top"/>
+          </w:tcPr>
+          <w:p>
+            <w:pPr>
+              <w:spacing w:after="40" w:before="0"/>
+              <w:jc w:val="left"/>
+            </w:pPr>
+            <w:r>
+              <w:rPr>
+                <w:rFonts w:ascii="Arial" w:cs="Arial" w:eastAsia="Arial" w:hAnsi="Arial"/>
+                <w:b w:val="false"/>
+                <w:bCs w:val="false"/>
+                <w:i w:val="false"/>
+                <w:iCs w:val="false"/>
+                <w:color w:val="000000"/>
+                <w:sz w:val="18"/>
+                <w:szCs w:val="18"/>
+              </w:rPr>
+              <w:t xml:space="preserve">Distribute materials as groups settle. Read Step 1 aloud with the class: 'We are going to be mathematical detectives. The clock hand moved — we only know where it started and where it ended. Your job is to find the hidden pivot and the hidden angle using construction.' Set a visible 20-minute group work timer. Circulate using a rotation pattern — visit each group at least twice. At the first visit, ask: 'Show me your perpendicular bisector construction for PP'. How did you check that your bisector is truly perpendicular?' Wait 12 seconds for response. At the second visit, ask: 'You have found O. Before you measure the angle, predict — do you expect angle POP' to equal angle QOQ'? Why?' Wait 10 seconds. If a group finishes Steps 1–3 early, prompt: 'Excellent. Now do the verification — rotate P using O as centre and your angle. Does it land exactly on P'? What does that tell us about our construction?' If a group is stuck on Step 2 (perpendicular bisector construction), ask: 'Where does a point that is equidistant from Q and Q' always lie? Draw that locus.' Avoid giving the answer — use Socratic prompting only. With 5 minutes remaining, call: 'Groups, you have 5 minutes — make sure your Cartesian plane sheet is complete and prepare your 90-second report.'</w:t>
+            </w:r>
+          </w:p>
+        </w:tc>
+        <w:tc>
+          <w:tcPr>
+            <w:tcW w:type="dxa" w:w="3040"/>
+            <w:shd w:fill="FFFFFF" w:color="auto" w:val="clear"/>
+            <w:tcMar>
+              <w:top w:type="dxa" w:w="60"/>
+              <w:left w:type="dxa" w:w="120"/>
+              <w:bottom w:type="dxa" w:w="60"/>
+              <w:right w:type="dxa" w:w="120"/>
+            </w:tcMar>
+            <w:vAlign w:val="top"/>
+          </w:tcPr>
+          <w:p>
+            <w:pPr>
+              <w:spacing w:after="40" w:before="0"/>
+              <w:jc w:val="left"/>
+            </w:pPr>
+            <w:r>
+              <w:rPr>
+                <w:rFonts w:ascii="Arial" w:cs="Arial" w:eastAsia="Arial" w:hAnsi="Arial"/>
+                <w:b w:val="false"/>
+                <w:bCs w:val="false"/>
+                <w:i w:val="false"/>
+                <w:iCs w:val="false"/>
+                <w:color w:val="000000"/>
+                <w:sz w:val="18"/>
+                <w:szCs w:val="18"/>
+              </w:rPr>
+              <w:t xml:space="preserve">Structured Group Investigation with Verification Loop (NGSS Science and Engineering Practice 3 — Planning and Carrying Out Investigations; SEP 6 — Constructing Explanations): The four-step structure ensures learners do not just find an answer but test it. The verification step (Step 4) is critical — it transforms the activity from a construction exercise into a genuine scientific test of a hypothesis. Requiring the procedure on both plain paper AND the Cartesian plane builds the connection between geometric reasoning and coordinate reasoning, directly advancing the driving question about predicting positions on a grid.</w:t>
+            </w:r>
+          </w:p>
+        </w:tc>
+        <w:tc>
+          <w:tcPr>
+            <w:tcW w:type="dxa" w:w="3040"/>
+            <w:shd w:fill="F2F2F2" w:color="auto" w:val="clear"/>
+            <w:tcMar>
+              <w:top w:type="dxa" w:w="60"/>
+              <w:left w:type="dxa" w:w="120"/>
+              <w:bottom w:type="dxa" w:w="60"/>
+              <w:right w:type="dxa" w:w="120"/>
+            </w:tcMar>
+            <w:vAlign w:val="top"/>
+          </w:tcPr>
+          <w:p>
+            <w:pPr>
+              <w:spacing w:after="40" w:before="0"/>
+              <w:jc w:val="left"/>
+            </w:pPr>
+            <w:r>
+              <w:rPr>
+                <w:rFonts w:ascii="Arial" w:cs="Arial" w:eastAsia="Arial" w:hAnsi="Arial"/>
+                <w:b w:val="false"/>
+                <w:bCs w:val="false"/>
+                <w:i w:val="false"/>
+                <w:iCs w:val="false"/>
+                <w:color w:val="000000"/>
+                <w:sz w:val="18"/>
+                <w:szCs w:val="18"/>
+              </w:rPr>
+              <w:t xml:space="preserve">Observable indicators during circulation: (1) Both perpendicular bisectors are constructed with visible compass arcs — not just drawn freehand with a ruler. (2) The two bisectors intersect at a single point (not parallel, not widely divergent — if they are, the group has made a construction error and needs redirection). (3) The measured angle is consistent across two pairs of corresponding points (e.g., angle POP' ≈ angle QOQ') — this is the key check. (4) On the Cartesian plane, the centre coordinates are stated as an ordered pair. Flag any group where the two bisectors do not intersect within the page — this indicates a systematic error in constructing perpendicularity and requires immediate targeted intervention.</w:t>
+            </w:r>
+          </w:p>
+        </w:tc>
+      </w:tr>
+      <w:tr>
+        <w:tc>
+          <w:tcPr>
+            <w:tcW w:type="dxa" w:w="1520"/>
+            <w:shd w:fill="E2EFDA" w:color="auto" w:val="clear"/>
+            <w:tcMar>
+              <w:top w:type="dxa" w:w="60"/>
+              <w:left w:type="dxa" w:w="120"/>
+              <w:bottom w:type="dxa" w:w="60"/>
+              <w:right w:type="dxa" w:w="120"/>
+            </w:tcMar>
+            <w:vAlign w:val="top"/>
+          </w:tcPr>
+          <w:p>
+            <w:pPr>
+              <w:spacing w:after="40" w:before="0"/>
+              <w:jc w:val="left"/>
+            </w:pPr>
+            <w:r>
+              <w:rPr>
+                <w:rFonts w:ascii="Arial" w:cs="Arial" w:eastAsia="Arial" w:hAnsi="Arial"/>
+                <w:b/>
+                <w:bCs/>
+                <w:i w:val="false"/>
+                <w:iCs w:val="false"/>
+                <w:color w:val="000000"/>
+                <w:sz w:val="18"/>
+                <w:szCs w:val="18"/>
+              </w:rPr>
+              <w:t xml:space="preserve">Explain Phase</w:t>
+            </w:r>
+          </w:p>
+          <w:p>
+            <w:pPr>
+              <w:spacing w:after="20" w:before="0"/>
+            </w:pPr>
+            <w:r>
+              <w:rPr>
+                <w:rFonts w:ascii="Arial" w:cs="Arial" w:eastAsia="Arial" w:hAnsi="Arial"/>
+                <w:b/>
+                <w:bCs/>
+                <w:color w:val="1F3864"/>
+                <w:sz w:val="16"/>
+                <w:szCs w:val="16"/>
+              </w:rPr>
+              <w:t xml:space="preserve">📹 VIDEO:</w:t>
+            </w:r>
+          </w:p>
+          <w:p>
+            <w:pPr>
+              <w:spacing w:after="20" w:before="0"/>
+            </w:pPr>
+            <w:hyperlink w:history="1" r:id="rIdrrobr_sigahualdlxbhkt">
+              <w:r>
+                <w:rPr>
+                  <w:rFonts w:ascii="Arial" w:cs="Arial" w:eastAsia="Arial" w:hAnsi="Arial"/>
+                  <w:color w:val="2E75B6"/>
+                  <w:sz w:val="16"/>
+                  <w:szCs w:val="16"/>
+                  <w:u w:val="single" w:color="2E75B6"/>
+                </w:rPr>
+                <w:t xml:space="preserve">Geometric constructions: congruent angles</w:t>
+              </w:r>
+            </w:hyperlink>
+          </w:p>
+          <w:p>
+            <w:pPr>
+              <w:spacing w:after="10" w:before="0"/>
+              <w:ind w:left="120"/>
+            </w:pPr>
+            <w:r>
+              <w:rPr>
+                <w:rFonts w:ascii="Arial" w:cs="Arial" w:eastAsia="Arial" w:hAnsi="Arial"/>
+                <w:color w:val="595959"/>
+                <w:sz w:val="14"/>
+                <w:szCs w:val="14"/>
+              </w:rPr>
+              <w:t xml:space="preserve">Source: Khan Academy (English - US curriculum)</w:t>
+            </w:r>
+          </w:p>
+          <w:p>
+            <w:pPr>
+              <w:spacing w:after="10" w:before="0"/>
+              <w:ind w:left="120"/>
+            </w:pPr>
+            <w:hyperlink w:history="1" r:id="rIdtgestqukst7rr79aimytz">
+              <w:r>
+                <w:rPr>
+                  <w:rFonts w:ascii="Arial" w:cs="Arial" w:eastAsia="Arial" w:hAnsi="Arial"/>
+                  <w:color w:val="595959"/>
+                  <w:sz w:val="14"/>
+                  <w:szCs w:val="14"/>
+                  <w:u w:val="single" w:color="595959"/>
+                </w:rPr>
+                <w:t xml:space="preserve">🔍 Search ARES for similar videos</w:t>
+              </w:r>
+            </w:hyperlink>
+          </w:p>
+          <w:p>
+            <w:pPr>
+              <w:spacing w:after="40" w:before="0"/>
+            </w:pPr>
+            <w:r>
+              <w:rPr>
+                <w:sz w:val="14"/>
+                <w:szCs w:val="14"/>
+              </w:rPr>
+              <w:t xml:space="preserve"/>
+            </w:r>
+          </w:p>
+          <w:p>
+            <w:pPr>
+              <w:spacing w:after="20" w:before="0"/>
+            </w:pPr>
+            <w:r>
+              <w:rPr>
+                <w:rFonts w:ascii="Arial" w:cs="Arial" w:eastAsia="Arial" w:hAnsi="Arial"/>
+                <w:b/>
+                <w:bCs/>
+                <w:color w:val="1F3864"/>
+                <w:sz w:val="16"/>
+                <w:szCs w:val="16"/>
+              </w:rPr>
+              <w:t xml:space="preserve">📖 EXERCISE:</w:t>
+            </w:r>
+          </w:p>
+          <w:p>
+            <w:pPr>
+              <w:spacing w:after="20" w:before="0"/>
+            </w:pPr>
+            <w:hyperlink w:history="1" r:id="rIdgdk-gn2o8i1obxbsdeppd">
               <w:r>
                 <w:rPr>
                   <w:rFonts w:ascii="Arial" w:cs="Arial" w:eastAsia="Arial" w:hAnsi="Arial"/>
@@ -15582,7 +16194,7 @@
               <w:spacing w:after="10" w:before="0"/>
               <w:ind w:left="120"/>
             </w:pPr>
-            <w:hyperlink w:history="1" r:id="rIdfkvbrssh76x5uuqq0kgea">
+            <w:hyperlink w:history="1" r:id="rIdbtrzyuadzge9teijnjilz">
               <w:r>
                 <w:rPr>
                   <w:rFonts w:ascii="Arial" w:cs="Arial" w:eastAsia="Arial" w:hAnsi="Arial"/>
@@ -15624,7 +16236,7 @@
                 <w:sz w:val="18"/>
                 <w:szCs w:val="18"/>
               </w:rPr>
-              <w:t xml:space="preserve">Learners are shown a large printed image (or projected slide) of the University of Nairobi clock tower with the minute hand drawn in two positions: pointing to 12 (straight up) and pointing to 4 (i.e., 120° clockwise). The centre of the clock face is covered with a circular sticker so learners cannot see it. Alongside the clock image is a simple geometric diagram: triangle ABC and its image triangle A'B'C' on plain paper — no centre marked, no angle labelled. Learners individually write answers to two questions in their exercise books: (1) 'Where do you think the fixed point (centre of rotation) is for the clock hands — inside the clock face, on its edge, or somewhere else? Explain your reasoning.' (2) 'If you were given only triangle ABC and triangle A'B'C' and nothing else, describe in words ONE strategy you might use to find the centre of rotation.' After 4 minutes of silent individual writing, learners share their predictions with a shoulder partner for 2 minutes. The teacher then cold-calls 3 pairs to share — recording key predicted strategies on the board under the heading 'Our Predictions' without evaluating them yet.</w:t>
+              <w:t xml:space="preserve">Each group delivers their 90-second report to the class (teacher keeps time strictly). After all groups have reported, the teacher leads a whole-class consolidation using a large projected or drawn diagram. Learners copy a summary into their books under the heading: 'How to Find the Centre and Angle of Rotation.' The teacher then poses three deepening questions for learners to discuss in their groups for 3 minutes before a whole-class cold-call discussion: Q1 — 'We constructed TWO perpendicular bisectors. Why two and not just one?' Q2 — 'Wanjiku says: I only need to connect ONE pair of corresponding points to find the centre. Is Wanjiku correct? Explain.' Q3 — 'If the angle of rotation is exactly 180°, what do you expect to happen when you construct the perpendicular bisectors?' Learners then individually complete a 'Consolidation Check' — a single problem on their mini-whiteboards (or in books): given triangle KLM and its image K'L'M' on a pre-drawn grid, find the centre and angle of rotation. They hold up their boards when done.</w:t>
             </w:r>
           </w:p>
         </w:tc>
@@ -15656,7 +16268,7 @@
                 <w:sz w:val="18"/>
                 <w:szCs w:val="18"/>
               </w:rPr>
-              <w:t xml:space="preserve">Display the clock image and the triangle diagram simultaneously. Say: 'Look carefully at both images. The clock hand has moved — but its pivot is hidden. The triangle has moved — but we have not told you where the centre is. In your books, answer the two questions on the board. You have 4 minutes of silent thinking time — no talking yet.' Start a visible 4-minute timer. After the timer: 'Turn to your shoulder partner and share your ideas. You have 2 minutes.' After partner talk, cold-call exactly 3 pairs using a random name stick. For each response say: 'Interesting — I am writing that on our Predictions board. We will come back to test it.' Do NOT confirm or reject any prediction. Write verbatim key phrases from learners (e.g., 'the centre is in the middle somewhere', 'draw lines connecting matching corners', 'use a compass to find equal distances'). Wait 10–12 seconds after each cold-call before prompting if silence falls.</w:t>
+              <w:t xml:space="preserve">Time each group report strictly: 'Group 1 — 90 seconds starting now.' After all reports, say: 'Notice something remarkable — different groups, different triangles, but the same method worked every time. Why does that method always work?' Pause 12 seconds. Write the key theorem on the board verbatim as learners dictate it: 'The perpendicular bisector of the segment joining any object point to its corresponding image point under a rotation passes through the centre of rotation.' Underline 'any' and ask: 'Why does it work for ANY pair, not just a special one?' Cold-call 2 learners. For the three deepening questions, give 3 minutes of group discussion then cold-call one learner per question — wait 10 seconds after asking before accepting a response. For Q1 expected answer: one bisector gives a line of possible centres; a second bisector narrows it to a unique point. For Q2: Wanjiku is wrong — one bisector gives a locus, not a unique point. For Q3: the perpendicular bisectors will all be concurrent and the 'angle' will measure 180°; the centre will be the midpoint of each PP' segment. For the Consolidation Check: circulate rapidly, note how many learners have the correct centre marked with arcs visible, and how many have only guessed without construction.</w:t>
             </w:r>
           </w:p>
         </w:tc>
@@ -15688,7 +16300,7 @@
                 <w:sz w:val="18"/>
                 <w:szCs w:val="18"/>
               </w:rPr>
-              <w:t xml:space="preserve">Think-Write-Pair-Share with Anchored Prediction: By requiring individual written predictions before discussion, every learner commits to a personal hypothesis. Anchoring to the clock phenomenon activates prior knowledge about fixed centres from earlier lessons and creates cognitive dissonance (the centre is hidden — how do we find it?) that motivates the investigation. The public Predictions board creates accountability — learners will revisit it at the end of the lesson.</w:t>
+              <w:t xml:space="preserve">Gallery Report + Socratic Deepening + Consolidation Check (NGSS SEP 6 — Constructing Explanations; SEP 7 — Engaging in Argument from Evidence): The group reports give every learner an opportunity to hear the method articulated in peer language. The three deepening questions push beyond procedure into structural understanding — specifically, Q2 (Wanjiku's claim) and Q3 (180° case) require learners to test the boundaries of the method. The Consolidation Check provides immediate individual evidence of transfer.</w:t>
             </w:r>
           </w:p>
         </w:tc>
@@ -15720,7 +16332,7 @@
                 <w:sz w:val="18"/>
                 <w:szCs w:val="18"/>
               </w:rPr>
-              <w:t xml:space="preserve">Observable indicator: every learner has written at least one sentence for each question before partner talk begins. Teacher circulates during silent writing and scans books — look specifically for whether learners reference 'equal distance from object and image' (shows readiness) or offer only vague guesses (shows need for scaffolding during the investigation). Note 2–3 learners who wrote the word 'perpendicular' or 'bisector' — they will be strategically placed in groups to act as peer scaffolds.</w:t>
+              <w:t xml:space="preserve">Observable indicators: (1) During group reports — can the reporter state BOTH the centre (as coordinates or a described point) AND the direction of rotation? (2) For Q1 — does the learner articulate 'one line vs. a unique point'? (3) Consolidation Check — compass arcs visible on the perpendicular bisectors (not freehand lines). Teacher records on a class list: tick = arcs visible + correct centre; circle = correct centre but no arcs; cross = incorrect centre. This informs grouping for Lesson 6.</w:t>
             </w:r>
           </w:p>
         </w:tc>
@@ -15729,32 +16341,32 @@
         <w:tc>
           <w:tcPr>
             <w:tcW w:type="dxa" w:w="1520"/>
-            <w:shd w:fill="D9EEF1" w:color="auto" w:val="clear"/>
-            <w:tcMar>
-              <w:top w:type="dxa" w:w="60"/>
-              <w:left w:type="dxa" w:w="120"/>
-              <w:bottom w:type="dxa" w:w="60"/>
-              <w:right w:type="dxa" w:w="120"/>
-            </w:tcMar>
-            <w:vAlign w:val="top"/>
-          </w:tcPr>
-          <w:p>
-            <w:pPr>
-              <w:spacing w:after="40" w:before="0"/>
-              <w:jc w:val="left"/>
-            </w:pPr>
-            <w:r>
-              <w:rPr>
-                <w:rFonts w:ascii="Arial" w:cs="Arial" w:eastAsia="Arial" w:hAnsi="Arial"/>
-                <w:b/>
-                <w:bCs/>
-                <w:i w:val="false"/>
-                <w:iCs w:val="false"/>
-                <w:color w:val="000000"/>
-                <w:sz w:val="18"/>
-                <w:szCs w:val="18"/>
-              </w:rPr>
-              <w:t xml:space="preserve">Observe Phase</w:t>
+            <w:shd w:fill="FCE4D6" w:color="auto" w:val="clear"/>
+            <w:tcMar>
+              <w:top w:type="dxa" w:w="60"/>
+              <w:left w:type="dxa" w:w="120"/>
+              <w:bottom w:type="dxa" w:w="60"/>
+              <w:right w:type="dxa" w:w="120"/>
+            </w:tcMar>
+            <w:vAlign w:val="top"/>
+          </w:tcPr>
+          <w:p>
+            <w:pPr>
+              <w:spacing w:after="40" w:before="0"/>
+              <w:jc w:val="left"/>
+            </w:pPr>
+            <w:r>
+              <w:rPr>
+                <w:rFonts w:ascii="Arial" w:cs="Arial" w:eastAsia="Arial" w:hAnsi="Arial"/>
+                <w:b/>
+                <w:bCs/>
+                <w:i w:val="false"/>
+                <w:iCs w:val="false"/>
+                <w:color w:val="000000"/>
+                <w:sz w:val="18"/>
+                <w:szCs w:val="18"/>
+              </w:rPr>
+              <w:t xml:space="preserve">Driving Question Board (DQB) Creation</w:t>
             </w:r>
           </w:p>
           <w:p>
@@ -15777,7 +16389,7 @@
             <w:pPr>
               <w:spacing w:after="20" w:before="0"/>
             </w:pPr>
-            <w:hyperlink w:history="1" r:id="rIdzye_dzfo9pclh_xrtiobx">
+            <w:hyperlink w:history="1" r:id="rIdesgh0s5ok72cqr6u3y9sf">
               <w:r>
                 <w:rPr>
                   <w:rFonts w:ascii="Arial" w:cs="Arial" w:eastAsia="Arial" w:hAnsi="Arial"/>
@@ -15810,7 +16422,7 @@
               <w:spacing w:after="10" w:before="0"/>
               <w:ind w:left="120"/>
             </w:pPr>
-            <w:hyperlink w:history="1" r:id="rId73cffiw7t5vkvgtrgj8mh">
+            <w:hyperlink w:history="1" r:id="rIdprnowtiuohn33vpky_szj">
               <w:r>
                 <w:rPr>
                   <w:rFonts w:ascii="Arial" w:cs="Arial" w:eastAsia="Arial" w:hAnsi="Arial"/>
@@ -15848,6 +16460,312 @@
                 <w:sz w:val="16"/>
                 <w:szCs w:val="16"/>
               </w:rPr>
+              <w:t xml:space="preserve">📖 HTML:</w:t>
+            </w:r>
+          </w:p>
+          <w:p>
+            <w:pPr>
+              <w:spacing w:after="20" w:before="0"/>
+            </w:pPr>
+            <w:hyperlink w:history="1" r:id="rIdgx02mtbvgyyrvxnp2cvor">
+              <w:r>
+                <w:rPr>
+                  <w:rFonts w:ascii="Arial" w:cs="Arial" w:eastAsia="Arial" w:hAnsi="Arial"/>
+                  <w:color w:val="2E75B6"/>
+                  <w:sz w:val="16"/>
+                  <w:szCs w:val="16"/>
+                  <w:u w:val="single" w:color="2E75B6"/>
+                </w:rPr>
+                <w:t xml:space="preserve">Angles of Rotation in Standard Positions: Clock Angles (PLIX)</w:t>
+              </w:r>
+            </w:hyperlink>
+          </w:p>
+          <w:p>
+            <w:pPr>
+              <w:spacing w:after="10" w:before="0"/>
+              <w:ind w:left="120"/>
+            </w:pPr>
+            <w:r>
+              <w:rPr>
+                <w:rFonts w:ascii="Arial" w:cs="Arial" w:eastAsia="Arial" w:hAnsi="Arial"/>
+                <w:color w:val="595959"/>
+                <w:sz w:val="14"/>
+                <w:szCs w:val="14"/>
+              </w:rPr>
+              <w:t xml:space="preserve">Source: CK-12</w:t>
+            </w:r>
+          </w:p>
+          <w:p>
+            <w:pPr>
+              <w:spacing w:after="10" w:before="0"/>
+              <w:ind w:left="120"/>
+            </w:pPr>
+            <w:hyperlink w:history="1" r:id="rIduywxnnfwx5oycvptrz-r1">
+              <w:r>
+                <w:rPr>
+                  <w:rFonts w:ascii="Arial" w:cs="Arial" w:eastAsia="Arial" w:hAnsi="Arial"/>
+                  <w:color w:val="595959"/>
+                  <w:sz w:val="14"/>
+                  <w:szCs w:val="14"/>
+                  <w:u w:val="single" w:color="595959"/>
+                </w:rPr>
+                <w:t xml:space="preserve">🔍 Search ARES for similar readings</w:t>
+              </w:r>
+            </w:hyperlink>
+          </w:p>
+        </w:tc>
+        <w:tc>
+          <w:tcPr>
+            <w:tcW w:type="dxa" w:w="3040"/>
+            <w:shd w:fill="FFFFFF" w:color="auto" w:val="clear"/>
+            <w:tcMar>
+              <w:top w:type="dxa" w:w="60"/>
+              <w:left w:type="dxa" w:w="120"/>
+              <w:bottom w:type="dxa" w:w="60"/>
+              <w:right w:type="dxa" w:w="120"/>
+            </w:tcMar>
+            <w:vAlign w:val="top"/>
+          </w:tcPr>
+          <w:p>
+            <w:pPr>
+              <w:spacing w:after="40" w:before="0"/>
+              <w:jc w:val="left"/>
+            </w:pPr>
+            <w:r>
+              <w:rPr>
+                <w:rFonts w:ascii="Arial" w:cs="Arial" w:eastAsia="Arial" w:hAnsi="Arial"/>
+                <w:b w:val="false"/>
+                <w:bCs w:val="false"/>
+                <w:i w:val="false"/>
+                <w:iCs w:val="false"/>
+                <w:color w:val="000000"/>
+                <w:sz w:val="18"/>
+                <w:szCs w:val="18"/>
+              </w:rPr>
+              <w:t xml:space="preserve">The class returns to the Driving Question Board (DQB) displayed prominently at the front. The teacher reads the current driving question aloud: 'When the minute hand of the clock at the University of Nairobi completes its journey around the clock face, what mathematical rules govern exactly where every point on the hand ends up — and how can we use those rules to rotate any shape to any position, on paper and on a grid?' Learners individually write one sticky note (or a card if sticky notes are unavailable) with a NEW understanding they can now add to the DQB — beginning with the sentence stem: 'We can now...' and one remaining question beginning with 'We still wonder...' Two volunteers read their 'We can now...' cards aloud before posting. The teacher posts a class-wide 'Evidence Card' on the DQB reading: 'LESSON 5 EVIDENCE: Given only an object and its image, we can use perpendicular bisector construction to find the hidden centre of rotation and a protractor to find the hidden angle. We verified this works on both plain paper and the Cartesian plane.' The teacher explicitly connects back to the phenomenon: 'If someone photographed the Nairobi clock at 12:00 and again at 12:20, and covered the centre of the clock face — we now have the tools to find exactly where the pivot is, using only the two positions of the hand.'</w:t>
+            </w:r>
+          </w:p>
+        </w:tc>
+        <w:tc>
+          <w:tcPr>
+            <w:tcW w:type="dxa" w:w="3040"/>
+            <w:shd w:fill="F2F2F2" w:color="auto" w:val="clear"/>
+            <w:tcMar>
+              <w:top w:type="dxa" w:w="60"/>
+              <w:left w:type="dxa" w:w="120"/>
+              <w:bottom w:type="dxa" w:w="60"/>
+              <w:right w:type="dxa" w:w="120"/>
+            </w:tcMar>
+            <w:vAlign w:val="top"/>
+          </w:tcPr>
+          <w:p>
+            <w:pPr>
+              <w:spacing w:after="40" w:before="0"/>
+              <w:jc w:val="left"/>
+            </w:pPr>
+            <w:r>
+              <w:rPr>
+                <w:rFonts w:ascii="Arial" w:cs="Arial" w:eastAsia="Arial" w:hAnsi="Arial"/>
+                <w:b w:val="false"/>
+                <w:bCs w:val="false"/>
+                <w:i w:val="false"/>
+                <w:iCs w:val="false"/>
+                <w:color w:val="000000"/>
+                <w:sz w:val="18"/>
+                <w:szCs w:val="18"/>
+              </w:rPr>
+              <w:t xml:space="preserve">Point to the DQB and say: 'Every lesson, we add to this board. Today we did something different — we worked backwards. Write your I can now... and I still wonder... cards. You have 3 minutes of silent writing.' After 3 minutes: 'Who will share their I can now...?' Cold-call 2 volunteers. After each share, ask the class: 'Does everyone agree this belongs on the DQB? Thumbs up, thumbs sideways, or thumbs down.' Resolve any thumbs-sideways or thumbs-down by asking: 'What would you change about the wording?' Post the class Evidence Card with ceremony: 'This is a big moment — this card shows we can now reverse-engineer a rotation. That is a powerful mathematical skill.' Point back to the clock image: 'The clock engineers at the University of Nairobi know exactly where the pivot of that minute hand is — but now, even if someone removed that information, you could find it again.' Remind learners: 'Keep your I still wonder... questions — we will answer some of them in Lessons 6 and 7.'</w:t>
+            </w:r>
+          </w:p>
+        </w:tc>
+        <w:tc>
+          <w:tcPr>
+            <w:tcW w:type="dxa" w:w="3040"/>
+            <w:shd w:fill="FFFFFF" w:color="auto" w:val="clear"/>
+            <w:tcMar>
+              <w:top w:type="dxa" w:w="60"/>
+              <w:left w:type="dxa" w:w="120"/>
+              <w:bottom w:type="dxa" w:w="60"/>
+              <w:right w:type="dxa" w:w="120"/>
+            </w:tcMar>
+            <w:vAlign w:val="top"/>
+          </w:tcPr>
+          <w:p>
+            <w:pPr>
+              <w:spacing w:after="40" w:before="0"/>
+              <w:jc w:val="left"/>
+            </w:pPr>
+            <w:r>
+              <w:rPr>
+                <w:rFonts w:ascii="Arial" w:cs="Arial" w:eastAsia="Arial" w:hAnsi="Arial"/>
+                <w:b w:val="false"/>
+                <w:bCs w:val="false"/>
+                <w:i w:val="false"/>
+                <w:iCs w:val="false"/>
+                <w:color w:val="000000"/>
+                <w:sz w:val="18"/>
+                <w:szCs w:val="18"/>
+              </w:rPr>
+              <w:t xml:space="preserve">Driving Question Board Update with Evidence Card (Science and Engineering Practice 8 — Obtaining, Evaluating and Communicating Information): The DQB is a cumulative public record of the class's growing understanding. Requiring learners to write both a 'can now' and a 'still wonder' card maintains epistemic humility — learners track not just what they know but what remains open. The Evidence Card physically documents the lesson's contribution to the overall storyline, making the learning progression visible.</w:t>
+            </w:r>
+          </w:p>
+        </w:tc>
+        <w:tc>
+          <w:tcPr>
+            <w:tcW w:type="dxa" w:w="3040"/>
+            <w:shd w:fill="F2F2F2" w:color="auto" w:val="clear"/>
+            <w:tcMar>
+              <w:top w:type="dxa" w:w="60"/>
+              <w:left w:type="dxa" w:w="120"/>
+              <w:bottom w:type="dxa" w:w="60"/>
+              <w:right w:type="dxa" w:w="120"/>
+            </w:tcMar>
+            <w:vAlign w:val="top"/>
+          </w:tcPr>
+          <w:p>
+            <w:pPr>
+              <w:spacing w:after="40" w:before="0"/>
+              <w:jc w:val="left"/>
+            </w:pPr>
+            <w:r>
+              <w:rPr>
+                <w:rFonts w:ascii="Arial" w:cs="Arial" w:eastAsia="Arial" w:hAnsi="Arial"/>
+                <w:b w:val="false"/>
+                <w:bCs w:val="false"/>
+                <w:i w:val="false"/>
+                <w:iCs w:val="false"/>
+                <w:color w:val="000000"/>
+                <w:sz w:val="18"/>
+                <w:szCs w:val="18"/>
+              </w:rPr>
+              <w:t xml:space="preserve">Observable indicators: (1) 'We can now...' cards use mathematical language — look for the words 'perpendicular bisector', 'centre of rotation', 'angle of rotation', 'verify'. Cards that only say 'we can find the centre' without any method reference suggest surface-level understanding. (2) 'We still wonder...' cards reveal productive next questions (e.g., 'What if the object and image overlap?', 'Does it work for rotations of more than 180°?') versus confusion-based questions (e.g., 'Why do we draw two lines?') — the latter signals the need for re-teaching in the next lesson's warm-up.</w:t>
+            </w:r>
+          </w:p>
+        </w:tc>
+      </w:tr>
+      <w:tr>
+        <w:tc>
+          <w:tcPr>
+            <w:tcW w:type="dxa" w:w="1520"/>
+            <w:shd w:fill="D5E8F0" w:color="auto" w:val="clear"/>
+            <w:tcMar>
+              <w:top w:type="dxa" w:w="60"/>
+              <w:left w:type="dxa" w:w="120"/>
+              <w:bottom w:type="dxa" w:w="60"/>
+              <w:right w:type="dxa" w:w="120"/>
+            </w:tcMar>
+            <w:vAlign w:val="top"/>
+          </w:tcPr>
+          <w:p>
+            <w:pPr>
+              <w:spacing w:after="40" w:before="0"/>
+              <w:jc w:val="left"/>
+            </w:pPr>
+            <w:r>
+              <w:rPr>
+                <w:rFonts w:ascii="Arial" w:cs="Arial" w:eastAsia="Arial" w:hAnsi="Arial"/>
+                <w:b/>
+                <w:bCs/>
+                <w:i w:val="false"/>
+                <w:iCs w:val="false"/>
+                <w:color w:val="000000"/>
+                <w:sz w:val="18"/>
+                <w:szCs w:val="18"/>
+              </w:rPr>
+              <w:t xml:space="preserve">Model Building Phase</w:t>
+            </w:r>
+          </w:p>
+          <w:p>
+            <w:pPr>
+              <w:spacing w:after="20" w:before="0"/>
+            </w:pPr>
+            <w:r>
+              <w:rPr>
+                <w:rFonts w:ascii="Arial" w:cs="Arial" w:eastAsia="Arial" w:hAnsi="Arial"/>
+                <w:b/>
+                <w:bCs/>
+                <w:color w:val="1F3864"/>
+                <w:sz w:val="16"/>
+                <w:szCs w:val="16"/>
+              </w:rPr>
+              <w:t xml:space="preserve">📹 VIDEO:</w:t>
+            </w:r>
+          </w:p>
+          <w:p>
+            <w:pPr>
+              <w:spacing w:after="20" w:before="0"/>
+            </w:pPr>
+            <w:hyperlink w:history="1" r:id="rIds1qnoe2wjzmxr_khvfcyx">
+              <w:r>
+                <w:rPr>
+                  <w:rFonts w:ascii="Arial" w:cs="Arial" w:eastAsia="Arial" w:hAnsi="Arial"/>
+                  <w:color w:val="2E75B6"/>
+                  <w:sz w:val="16"/>
+                  <w:szCs w:val="16"/>
+                  <w:u w:val="single" w:color="2E75B6"/>
+                </w:rPr>
+                <w:t xml:space="preserve">Geometric constructions: parallel line</w:t>
+              </w:r>
+            </w:hyperlink>
+          </w:p>
+          <w:p>
+            <w:pPr>
+              <w:spacing w:after="10" w:before="0"/>
+              <w:ind w:left="120"/>
+            </w:pPr>
+            <w:r>
+              <w:rPr>
+                <w:rFonts w:ascii="Arial" w:cs="Arial" w:eastAsia="Arial" w:hAnsi="Arial"/>
+                <w:color w:val="595959"/>
+                <w:sz w:val="14"/>
+                <w:szCs w:val="14"/>
+              </w:rPr>
+              <w:t xml:space="preserve">Source: Khan Academy (English - US curriculum)</w:t>
+            </w:r>
+          </w:p>
+          <w:p>
+            <w:pPr>
+              <w:spacing w:after="10" w:before="0"/>
+              <w:ind w:left="120"/>
+            </w:pPr>
+            <w:hyperlink w:history="1" r:id="rIdb4864lvqnf8ltbgpse2dw">
+              <w:r>
+                <w:rPr>
+                  <w:rFonts w:ascii="Arial" w:cs="Arial" w:eastAsia="Arial" w:hAnsi="Arial"/>
+                  <w:color w:val="595959"/>
+                  <w:sz w:val="14"/>
+                  <w:szCs w:val="14"/>
+                  <w:u w:val="single" w:color="595959"/>
+                </w:rPr>
+                <w:t xml:space="preserve">🔍 Search ARES for similar videos</w:t>
+              </w:r>
+            </w:hyperlink>
+          </w:p>
+          <w:p>
+            <w:pPr>
+              <w:spacing w:after="40" w:before="0"/>
+            </w:pPr>
+            <w:r>
+              <w:rPr>
+                <w:sz w:val="14"/>
+                <w:szCs w:val="14"/>
+              </w:rPr>
+              <w:t xml:space="preserve"/>
+            </w:r>
+          </w:p>
+          <w:p>
+            <w:pPr>
+              <w:spacing w:after="20" w:before="0"/>
+            </w:pPr>
+            <w:r>
+              <w:rPr>
+                <w:rFonts w:ascii="Arial" w:cs="Arial" w:eastAsia="Arial" w:hAnsi="Arial"/>
+                <w:b/>
+                <w:bCs/>
+                <w:color w:val="1F3864"/>
+                <w:sz w:val="16"/>
+                <w:szCs w:val="16"/>
+              </w:rPr>
               <w:t xml:space="preserve">📖 EXERCISE:</w:t>
             </w:r>
           </w:p>
@@ -15855,7 +16773,7 @@
             <w:pPr>
               <w:spacing w:after="20" w:before="0"/>
             </w:pPr>
-            <w:hyperlink w:history="1" r:id="rIde6zlazfnztruugtrpzmwf">
+            <w:hyperlink w:history="1" r:id="rIdugrv0hl3stkfvsxs8vlxn">
               <w:r>
                 <w:rPr>
                   <w:rFonts w:ascii="Arial" w:cs="Arial" w:eastAsia="Arial" w:hAnsi="Arial"/>
@@ -15888,925 +16806,7 @@
               <w:spacing w:after="10" w:before="0"/>
               <w:ind w:left="120"/>
             </w:pPr>
-            <w:hyperlink w:history="1" r:id="rIdxttqeqa2zk59shjkpb4sq">
-              <w:r>
-                <w:rPr>
-                  <w:rFonts w:ascii="Arial" w:cs="Arial" w:eastAsia="Arial" w:hAnsi="Arial"/>
-                  <w:color w:val="595959"/>
-                  <w:sz w:val="14"/>
-                  <w:szCs w:val="14"/>
-                  <w:u w:val="single" w:color="595959"/>
-                </w:rPr>
-                <w:t xml:space="preserve">🔍 Search ARES for similar readings</w:t>
-              </w:r>
-            </w:hyperlink>
-          </w:p>
-        </w:tc>
-        <w:tc>
-          <w:tcPr>
-            <w:tcW w:type="dxa" w:w="3040"/>
-            <w:shd w:fill="FFFFFF" w:color="auto" w:val="clear"/>
-            <w:tcMar>
-              <w:top w:type="dxa" w:w="60"/>
-              <w:left w:type="dxa" w:w="120"/>
-              <w:bottom w:type="dxa" w:w="60"/>
-              <w:right w:type="dxa" w:w="120"/>
-            </w:tcMar>
-            <w:vAlign w:val="top"/>
-          </w:tcPr>
-          <w:p>
-            <w:pPr>
-              <w:spacing w:after="40" w:before="0"/>
-              <w:jc w:val="left"/>
-            </w:pPr>
-            <w:r>
-              <w:rPr>
-                <w:rFonts w:ascii="Arial" w:cs="Arial" w:eastAsia="Arial" w:hAnsi="Arial"/>
-                <w:b w:val="false"/>
-                <w:bCs w:val="false"/>
-                <w:i w:val="false"/>
-                <w:iCs w:val="false"/>
-                <w:color w:val="000000"/>
-                <w:sz w:val="18"/>
-                <w:szCs w:val="18"/>
-              </w:rPr>
-              <w:t xml:space="preserve">Learners work in pre-assigned groups of four. Each group receives: (a) Investigation Sheet 1 — plain paper with triangle PQR and image triangle P'Q'R' printed clearly (P→P', Q→Q', R→R' are labelled corresponding vertices); (b) Investigation Sheet 2 — a Cartesian plane (grid from −8 to 8 on both axes) with quadrilateral ABCD and image A'B'C'D' plotted; (c) a geometrical set (ruler, compass, protractor, set-square). Groups follow a structured investigation guide with four steps printed on the sheet: STEP 1 — On Investigation Sheet 1, draw the segment PP'. Construct its perpendicular bisector using your compass and ruler. Label it ℓ₁. STEP 2 — Draw segment QQ'. Construct its perpendicular bisector. Label it ℓ₂. Mark the point where ℓ₁ and ℓ₂ intersect. Label it O — this is your candidate centre of rotation. STEP 3 — Draw rays OP and OP'. Use your protractor to measure angle POP'. Record the angle and the direction (clockwise or anticlockwise). STEP 4 — VERIFY: Using O as centre and your measured angle, rotate triangle PQR. Check that R maps to R'. If it does, your centre and angle are correct. On Investigation Sheet 2 (Cartesian plane), repeat Steps 1–4 for quadrilateral ABCD. After completing both sheets, each group prepares a 90-second verbal report: state the centre coordinates, the angle, the direction, and whether verification succeeded.</w:t>
-            </w:r>
-          </w:p>
-        </w:tc>
-        <w:tc>
-          <w:tcPr>
-            <w:tcW w:type="dxa" w:w="3040"/>
-            <w:shd w:fill="F2F2F2" w:color="auto" w:val="clear"/>
-            <w:tcMar>
-              <w:top w:type="dxa" w:w="60"/>
-              <w:left w:type="dxa" w:w="120"/>
-              <w:bottom w:type="dxa" w:w="60"/>
-              <w:right w:type="dxa" w:w="120"/>
-            </w:tcMar>
-            <w:vAlign w:val="top"/>
-          </w:tcPr>
-          <w:p>
-            <w:pPr>
-              <w:spacing w:after="40" w:before="0"/>
-              <w:jc w:val="left"/>
-            </w:pPr>
-            <w:r>
-              <w:rPr>
-                <w:rFonts w:ascii="Arial" w:cs="Arial" w:eastAsia="Arial" w:hAnsi="Arial"/>
-                <w:b w:val="false"/>
-                <w:bCs w:val="false"/>
-                <w:i w:val="false"/>
-                <w:iCs w:val="false"/>
-                <w:color w:val="000000"/>
-                <w:sz w:val="18"/>
-                <w:szCs w:val="18"/>
-              </w:rPr>
-              <w:t xml:space="preserve">Distribute materials as groups settle. Read Step 1 aloud with the class: 'We are going to be mathematical detectives. The clock hand moved — we only know where it started and where it ended. Your job is to find the hidden pivot and the hidden angle using construction.' Set a visible 20-minute group work timer. Circulate using a rotation pattern — visit each group at least twice. At the first visit, ask: 'Show me your perpendicular bisector construction for PP'. How did you check that your bisector is truly perpendicular?' Wait 12 seconds for response. At the second visit, ask: 'You have found O. Before you measure the angle, predict — do you expect angle POP' to equal angle QOQ'? Why?' Wait 10 seconds. If a group finishes Steps 1–3 early, prompt: 'Excellent. Now do the verification — rotate P using O as centre and your angle. Does it land exactly on P'? What does that tell us about our construction?' If a group is stuck on Step 2 (perpendicular bisector construction), ask: 'Where does a point that is equidistant from Q and Q' always lie? Draw that locus.' Avoid giving the answer — use Socratic prompting only. With 5 minutes remaining, call: 'Groups, you have 5 minutes — make sure your Cartesian plane sheet is complete and prepare your 90-second report.'</w:t>
-            </w:r>
-          </w:p>
-        </w:tc>
-        <w:tc>
-          <w:tcPr>
-            <w:tcW w:type="dxa" w:w="3040"/>
-            <w:shd w:fill="FFFFFF" w:color="auto" w:val="clear"/>
-            <w:tcMar>
-              <w:top w:type="dxa" w:w="60"/>
-              <w:left w:type="dxa" w:w="120"/>
-              <w:bottom w:type="dxa" w:w="60"/>
-              <w:right w:type="dxa" w:w="120"/>
-            </w:tcMar>
-            <w:vAlign w:val="top"/>
-          </w:tcPr>
-          <w:p>
-            <w:pPr>
-              <w:spacing w:after="40" w:before="0"/>
-              <w:jc w:val="left"/>
-            </w:pPr>
-            <w:r>
-              <w:rPr>
-                <w:rFonts w:ascii="Arial" w:cs="Arial" w:eastAsia="Arial" w:hAnsi="Arial"/>
-                <w:b w:val="false"/>
-                <w:bCs w:val="false"/>
-                <w:i w:val="false"/>
-                <w:iCs w:val="false"/>
-                <w:color w:val="000000"/>
-                <w:sz w:val="18"/>
-                <w:szCs w:val="18"/>
-              </w:rPr>
-              <w:t xml:space="preserve">Structured Group Investigation with Verification Loop (NGSS Science and Engineering Practice 3 — Planning and Carrying Out Investigations; SEP 6 — Constructing Explanations): The four-step structure ensures learners do not just find an answer but test it. The verification step (Step 4) is critical — it transforms the activity from a construction exercise into a genuine scientific test of a hypothesis. Requiring the procedure on both plain paper AND the Cartesian plane builds the connection between geometric reasoning and coordinate reasoning, directly advancing the driving question about predicting positions on a grid.</w:t>
-            </w:r>
-          </w:p>
-        </w:tc>
-        <w:tc>
-          <w:tcPr>
-            <w:tcW w:type="dxa" w:w="3040"/>
-            <w:shd w:fill="F2F2F2" w:color="auto" w:val="clear"/>
-            <w:tcMar>
-              <w:top w:type="dxa" w:w="60"/>
-              <w:left w:type="dxa" w:w="120"/>
-              <w:bottom w:type="dxa" w:w="60"/>
-              <w:right w:type="dxa" w:w="120"/>
-            </w:tcMar>
-            <w:vAlign w:val="top"/>
-          </w:tcPr>
-          <w:p>
-            <w:pPr>
-              <w:spacing w:after="40" w:before="0"/>
-              <w:jc w:val="left"/>
-            </w:pPr>
-            <w:r>
-              <w:rPr>
-                <w:rFonts w:ascii="Arial" w:cs="Arial" w:eastAsia="Arial" w:hAnsi="Arial"/>
-                <w:b w:val="false"/>
-                <w:bCs w:val="false"/>
-                <w:i w:val="false"/>
-                <w:iCs w:val="false"/>
-                <w:color w:val="000000"/>
-                <w:sz w:val="18"/>
-                <w:szCs w:val="18"/>
-              </w:rPr>
-              <w:t xml:space="preserve">Observable indicators during circulation: (1) Both perpendicular bisectors are constructed with visible compass arcs — not just drawn freehand with a ruler. (2) The two bisectors intersect at a single point (not parallel, not widely divergent — if they are, the group has made a construction error and needs redirection). (3) The measured angle is consistent across two pairs of corresponding points (e.g., angle POP' ≈ angle QOQ') — this is the key check. (4) On the Cartesian plane, the centre coordinates are stated as an ordered pair. Flag any group where the two bisectors do not intersect within the page — this indicates a systematic error in constructing perpendicularity and requires immediate targeted intervention.</w:t>
-            </w:r>
-          </w:p>
-        </w:tc>
-      </w:tr>
-      <w:tr>
-        <w:tc>
-          <w:tcPr>
-            <w:tcW w:type="dxa" w:w="1520"/>
-            <w:shd w:fill="E2EFDA" w:color="auto" w:val="clear"/>
-            <w:tcMar>
-              <w:top w:type="dxa" w:w="60"/>
-              <w:left w:type="dxa" w:w="120"/>
-              <w:bottom w:type="dxa" w:w="60"/>
-              <w:right w:type="dxa" w:w="120"/>
-            </w:tcMar>
-            <w:vAlign w:val="top"/>
-          </w:tcPr>
-          <w:p>
-            <w:pPr>
-              <w:spacing w:after="40" w:before="0"/>
-              <w:jc w:val="left"/>
-            </w:pPr>
-            <w:r>
-              <w:rPr>
-                <w:rFonts w:ascii="Arial" w:cs="Arial" w:eastAsia="Arial" w:hAnsi="Arial"/>
-                <w:b/>
-                <w:bCs/>
-                <w:i w:val="false"/>
-                <w:iCs w:val="false"/>
-                <w:color w:val="000000"/>
-                <w:sz w:val="18"/>
-                <w:szCs w:val="18"/>
-              </w:rPr>
-              <w:t xml:space="preserve">Explain Phase</w:t>
-            </w:r>
-          </w:p>
-          <w:p>
-            <w:pPr>
-              <w:spacing w:after="20" w:before="0"/>
-            </w:pPr>
-            <w:r>
-              <w:rPr>
-                <w:rFonts w:ascii="Arial" w:cs="Arial" w:eastAsia="Arial" w:hAnsi="Arial"/>
-                <w:b/>
-                <w:bCs/>
-                <w:color w:val="1F3864"/>
-                <w:sz w:val="16"/>
-                <w:szCs w:val="16"/>
-              </w:rPr>
-              <w:t xml:space="preserve">📹 VIDEO:</w:t>
-            </w:r>
-          </w:p>
-          <w:p>
-            <w:pPr>
-              <w:spacing w:after="20" w:before="0"/>
-            </w:pPr>
-            <w:hyperlink w:history="1" r:id="rIdtje4ebgrhwa9e_9r2mcwe">
-              <w:r>
-                <w:rPr>
-                  <w:rFonts w:ascii="Arial" w:cs="Arial" w:eastAsia="Arial" w:hAnsi="Arial"/>
-                  <w:color w:val="2E75B6"/>
-                  <w:sz w:val="16"/>
-                  <w:szCs w:val="16"/>
-                  <w:u w:val="single" w:color="2E75B6"/>
-                </w:rPr>
-                <w:t xml:space="preserve">Determining rotations</w:t>
-              </w:r>
-            </w:hyperlink>
-          </w:p>
-          <w:p>
-            <w:pPr>
-              <w:spacing w:after="10" w:before="0"/>
-              <w:ind w:left="120"/>
-            </w:pPr>
-            <w:r>
-              <w:rPr>
-                <w:rFonts w:ascii="Arial" w:cs="Arial" w:eastAsia="Arial" w:hAnsi="Arial"/>
-                <w:color w:val="595959"/>
-                <w:sz w:val="14"/>
-                <w:szCs w:val="14"/>
-              </w:rPr>
-              <w:t xml:space="preserve">Source: Khan Academy (English - US curriculum)</w:t>
-            </w:r>
-          </w:p>
-          <w:p>
-            <w:pPr>
-              <w:spacing w:after="10" w:before="0"/>
-              <w:ind w:left="120"/>
-            </w:pPr>
-            <w:hyperlink w:history="1" r:id="rIduc-gqbtf-jsiqb2uttklp">
-              <w:r>
-                <w:rPr>
-                  <w:rFonts w:ascii="Arial" w:cs="Arial" w:eastAsia="Arial" w:hAnsi="Arial"/>
-                  <w:color w:val="595959"/>
-                  <w:sz w:val="14"/>
-                  <w:szCs w:val="14"/>
-                  <w:u w:val="single" w:color="595959"/>
-                </w:rPr>
-                <w:t xml:space="preserve">🔍 Search ARES for similar videos</w:t>
-              </w:r>
-            </w:hyperlink>
-          </w:p>
-          <w:p>
-            <w:pPr>
-              <w:spacing w:after="40" w:before="0"/>
-            </w:pPr>
-            <w:r>
-              <w:rPr>
-                <w:sz w:val="14"/>
-                <w:szCs w:val="14"/>
-              </w:rPr>
-              <w:t xml:space="preserve"/>
-            </w:r>
-          </w:p>
-          <w:p>
-            <w:pPr>
-              <w:spacing w:after="20" w:before="0"/>
-            </w:pPr>
-            <w:r>
-              <w:rPr>
-                <w:rFonts w:ascii="Arial" w:cs="Arial" w:eastAsia="Arial" w:hAnsi="Arial"/>
-                <w:b/>
-                <w:bCs/>
-                <w:color w:val="1F3864"/>
-                <w:sz w:val="16"/>
-                <w:szCs w:val="16"/>
-              </w:rPr>
-              <w:t xml:space="preserve">📖 HTML:</w:t>
-            </w:r>
-          </w:p>
-          <w:p>
-            <w:pPr>
-              <w:spacing w:after="20" w:before="0"/>
-            </w:pPr>
-            <w:hyperlink w:history="1" r:id="rIdkevhhmuqjinrgqq6_qjos">
-              <w:r>
-                <w:rPr>
-                  <w:rFonts w:ascii="Arial" w:cs="Arial" w:eastAsia="Arial" w:hAnsi="Arial"/>
-                  <w:color w:val="2E75B6"/>
-                  <w:sz w:val="16"/>
-                  <w:szCs w:val="16"/>
-                  <w:u w:val="single" w:color="2E75B6"/>
-                </w:rPr>
-                <w:t xml:space="preserve">Angles of Rotation in Standard Positions: Clock Angles (PLIX)</w:t>
-              </w:r>
-            </w:hyperlink>
-          </w:p>
-          <w:p>
-            <w:pPr>
-              <w:spacing w:after="10" w:before="0"/>
-              <w:ind w:left="120"/>
-            </w:pPr>
-            <w:r>
-              <w:rPr>
-                <w:rFonts w:ascii="Arial" w:cs="Arial" w:eastAsia="Arial" w:hAnsi="Arial"/>
-                <w:color w:val="595959"/>
-                <w:sz w:val="14"/>
-                <w:szCs w:val="14"/>
-              </w:rPr>
-              <w:t xml:space="preserve">Source: CK-12</w:t>
-            </w:r>
-          </w:p>
-          <w:p>
-            <w:pPr>
-              <w:spacing w:after="10" w:before="0"/>
-              <w:ind w:left="120"/>
-            </w:pPr>
-            <w:hyperlink w:history="1" r:id="rIdzzy8kiz6tuliemubptehn">
-              <w:r>
-                <w:rPr>
-                  <w:rFonts w:ascii="Arial" w:cs="Arial" w:eastAsia="Arial" w:hAnsi="Arial"/>
-                  <w:color w:val="595959"/>
-                  <w:sz w:val="14"/>
-                  <w:szCs w:val="14"/>
-                  <w:u w:val="single" w:color="595959"/>
-                </w:rPr>
-                <w:t xml:space="preserve">🔍 Search ARES for similar readings</w:t>
-              </w:r>
-            </w:hyperlink>
-          </w:p>
-        </w:tc>
-        <w:tc>
-          <w:tcPr>
-            <w:tcW w:type="dxa" w:w="3040"/>
-            <w:shd w:fill="FFFFFF" w:color="auto" w:val="clear"/>
-            <w:tcMar>
-              <w:top w:type="dxa" w:w="60"/>
-              <w:left w:type="dxa" w:w="120"/>
-              <w:bottom w:type="dxa" w:w="60"/>
-              <w:right w:type="dxa" w:w="120"/>
-            </w:tcMar>
-            <w:vAlign w:val="top"/>
-          </w:tcPr>
-          <w:p>
-            <w:pPr>
-              <w:spacing w:after="40" w:before="0"/>
-              <w:jc w:val="left"/>
-            </w:pPr>
-            <w:r>
-              <w:rPr>
-                <w:rFonts w:ascii="Arial" w:cs="Arial" w:eastAsia="Arial" w:hAnsi="Arial"/>
-                <w:b w:val="false"/>
-                <w:bCs w:val="false"/>
-                <w:i w:val="false"/>
-                <w:iCs w:val="false"/>
-                <w:color w:val="000000"/>
-                <w:sz w:val="18"/>
-                <w:szCs w:val="18"/>
-              </w:rPr>
-              <w:t xml:space="preserve">Each group delivers their 90-second report to the class (teacher keeps time strictly). After all groups have reported, the teacher leads a whole-class consolidation using a large projected or drawn diagram. Learners copy a summary into their books under the heading: 'How to Find the Centre and Angle of Rotation.' The teacher then poses three deepening questions for learners to discuss in their groups for 3 minutes before a whole-class cold-call discussion: Q1 — 'We constructed TWO perpendicular bisectors. Why two and not just one?' Q2 — 'Wanjiku says: I only need to connect ONE pair of corresponding points to find the centre. Is Wanjiku correct? Explain.' Q3 — 'If the angle of rotation is exactly 180°, what do you expect to happen when you construct the perpendicular bisectors?' Learners then individually complete a 'Consolidation Check' — a single problem on their mini-whiteboards (or in books): given triangle KLM and its image K'L'M' on a pre-drawn grid, find the centre and angle of rotation. They hold up their boards when done.</w:t>
-            </w:r>
-          </w:p>
-        </w:tc>
-        <w:tc>
-          <w:tcPr>
-            <w:tcW w:type="dxa" w:w="3040"/>
-            <w:shd w:fill="F2F2F2" w:color="auto" w:val="clear"/>
-            <w:tcMar>
-              <w:top w:type="dxa" w:w="60"/>
-              <w:left w:type="dxa" w:w="120"/>
-              <w:bottom w:type="dxa" w:w="60"/>
-              <w:right w:type="dxa" w:w="120"/>
-            </w:tcMar>
-            <w:vAlign w:val="top"/>
-          </w:tcPr>
-          <w:p>
-            <w:pPr>
-              <w:spacing w:after="40" w:before="0"/>
-              <w:jc w:val="left"/>
-            </w:pPr>
-            <w:r>
-              <w:rPr>
-                <w:rFonts w:ascii="Arial" w:cs="Arial" w:eastAsia="Arial" w:hAnsi="Arial"/>
-                <w:b w:val="false"/>
-                <w:bCs w:val="false"/>
-                <w:i w:val="false"/>
-                <w:iCs w:val="false"/>
-                <w:color w:val="000000"/>
-                <w:sz w:val="18"/>
-                <w:szCs w:val="18"/>
-              </w:rPr>
-              <w:t xml:space="preserve">Time each group report strictly: 'Group 1 — 90 seconds starting now.' After all reports, say: 'Notice something remarkable — different groups, different triangles, but the same method worked every time. Why does that method always work?' Pause 12 seconds. Write the key theorem on the board verbatim as learners dictate it: 'The perpendicular bisector of the segment joining any object point to its corresponding image point under a rotation passes through the centre of rotation.' Underline 'any' and ask: 'Why does it work for ANY pair, not just a special one?' Cold-call 2 learners. For the three deepening questions, give 3 minutes of group discussion then cold-call one learner per question — wait 10 seconds after asking before accepting a response. For Q1 expected answer: one bisector gives a line of possible centres; a second bisector narrows it to a unique point. For Q2: Wanjiku is wrong — one bisector gives a locus, not a unique point. For Q3: the perpendicular bisectors will all be concurrent and the 'angle' will measure 180°; the centre will be the midpoint of each PP' segment. For the Consolidation Check: circulate rapidly, note how many learners have the correct centre marked with arcs visible, and how many have only guessed without construction.</w:t>
-            </w:r>
-          </w:p>
-        </w:tc>
-        <w:tc>
-          <w:tcPr>
-            <w:tcW w:type="dxa" w:w="3040"/>
-            <w:shd w:fill="FFFFFF" w:color="auto" w:val="clear"/>
-            <w:tcMar>
-              <w:top w:type="dxa" w:w="60"/>
-              <w:left w:type="dxa" w:w="120"/>
-              <w:bottom w:type="dxa" w:w="60"/>
-              <w:right w:type="dxa" w:w="120"/>
-            </w:tcMar>
-            <w:vAlign w:val="top"/>
-          </w:tcPr>
-          <w:p>
-            <w:pPr>
-              <w:spacing w:after="40" w:before="0"/>
-              <w:jc w:val="left"/>
-            </w:pPr>
-            <w:r>
-              <w:rPr>
-                <w:rFonts w:ascii="Arial" w:cs="Arial" w:eastAsia="Arial" w:hAnsi="Arial"/>
-                <w:b w:val="false"/>
-                <w:bCs w:val="false"/>
-                <w:i w:val="false"/>
-                <w:iCs w:val="false"/>
-                <w:color w:val="000000"/>
-                <w:sz w:val="18"/>
-                <w:szCs w:val="18"/>
-              </w:rPr>
-              <w:t xml:space="preserve">Gallery Report + Socratic Deepening + Consolidation Check (NGSS SEP 6 — Constructing Explanations; SEP 7 — Engaging in Argument from Evidence): The group reports give every learner an opportunity to hear the method articulated in peer language. The three deepening questions push beyond procedure into structural understanding — specifically, Q2 (Wanjiku's claim) and Q3 (180° case) require learners to test the boundaries of the method. The Consolidation Check provides immediate individual evidence of transfer.</w:t>
-            </w:r>
-          </w:p>
-        </w:tc>
-        <w:tc>
-          <w:tcPr>
-            <w:tcW w:type="dxa" w:w="3040"/>
-            <w:shd w:fill="F2F2F2" w:color="auto" w:val="clear"/>
-            <w:tcMar>
-              <w:top w:type="dxa" w:w="60"/>
-              <w:left w:type="dxa" w:w="120"/>
-              <w:bottom w:type="dxa" w:w="60"/>
-              <w:right w:type="dxa" w:w="120"/>
-            </w:tcMar>
-            <w:vAlign w:val="top"/>
-          </w:tcPr>
-          <w:p>
-            <w:pPr>
-              <w:spacing w:after="40" w:before="0"/>
-              <w:jc w:val="left"/>
-            </w:pPr>
-            <w:r>
-              <w:rPr>
-                <w:rFonts w:ascii="Arial" w:cs="Arial" w:eastAsia="Arial" w:hAnsi="Arial"/>
-                <w:b w:val="false"/>
-                <w:bCs w:val="false"/>
-                <w:i w:val="false"/>
-                <w:iCs w:val="false"/>
-                <w:color w:val="000000"/>
-                <w:sz w:val="18"/>
-                <w:szCs w:val="18"/>
-              </w:rPr>
-              <w:t xml:space="preserve">Observable indicators: (1) During group reports — can the reporter state BOTH the centre (as coordinates or a described point) AND the direction of rotation? (2) For Q1 — does the learner articulate 'one line vs. a unique point'? (3) Consolidation Check — compass arcs visible on the perpendicular bisectors (not freehand lines). Teacher records on a class list: tick = arcs visible + correct centre; circle = correct centre but no arcs; cross = incorrect centre. This informs grouping for Lesson 6.</w:t>
-            </w:r>
-          </w:p>
-        </w:tc>
-      </w:tr>
-      <w:tr>
-        <w:tc>
-          <w:tcPr>
-            <w:tcW w:type="dxa" w:w="1520"/>
-            <w:shd w:fill="FCE4D6" w:color="auto" w:val="clear"/>
-            <w:tcMar>
-              <w:top w:type="dxa" w:w="60"/>
-              <w:left w:type="dxa" w:w="120"/>
-              <w:bottom w:type="dxa" w:w="60"/>
-              <w:right w:type="dxa" w:w="120"/>
-            </w:tcMar>
-            <w:vAlign w:val="top"/>
-          </w:tcPr>
-          <w:p>
-            <w:pPr>
-              <w:spacing w:after="40" w:before="0"/>
-              <w:jc w:val="left"/>
-            </w:pPr>
-            <w:r>
-              <w:rPr>
-                <w:rFonts w:ascii="Arial" w:cs="Arial" w:eastAsia="Arial" w:hAnsi="Arial"/>
-                <w:b/>
-                <w:bCs/>
-                <w:i w:val="false"/>
-                <w:iCs w:val="false"/>
-                <w:color w:val="000000"/>
-                <w:sz w:val="18"/>
-                <w:szCs w:val="18"/>
-              </w:rPr>
-              <w:t xml:space="preserve">Driving Question Board (DQB) Creation</w:t>
-            </w:r>
-          </w:p>
-          <w:p>
-            <w:pPr>
-              <w:spacing w:after="20" w:before="0"/>
-            </w:pPr>
-            <w:r>
-              <w:rPr>
-                <w:rFonts w:ascii="Arial" w:cs="Arial" w:eastAsia="Arial" w:hAnsi="Arial"/>
-                <w:b/>
-                <w:bCs/>
-                <w:color w:val="1F3864"/>
-                <w:sz w:val="16"/>
-                <w:szCs w:val="16"/>
-              </w:rPr>
-              <w:t xml:space="preserve">📹 VIDEO:</w:t>
-            </w:r>
-          </w:p>
-          <w:p>
-            <w:pPr>
-              <w:spacing w:after="20" w:before="0"/>
-            </w:pPr>
-            <w:hyperlink w:history="1" r:id="rId2pd-ucf4djfl0wfbxr0j8">
-              <w:r>
-                <w:rPr>
-                  <w:rFonts w:ascii="Arial" w:cs="Arial" w:eastAsia="Arial" w:hAnsi="Arial"/>
-                  <w:color w:val="2E75B6"/>
-                  <w:sz w:val="16"/>
-                  <w:szCs w:val="16"/>
-                  <w:u w:val="single" w:color="2E75B6"/>
-                </w:rPr>
-                <w:t xml:space="preserve">Geometric constructions: perpendicular bisector</w:t>
-              </w:r>
-            </w:hyperlink>
-          </w:p>
-          <w:p>
-            <w:pPr>
-              <w:spacing w:after="10" w:before="0"/>
-              <w:ind w:left="120"/>
-            </w:pPr>
-            <w:r>
-              <w:rPr>
-                <w:rFonts w:ascii="Arial" w:cs="Arial" w:eastAsia="Arial" w:hAnsi="Arial"/>
-                <w:color w:val="595959"/>
-                <w:sz w:val="14"/>
-                <w:szCs w:val="14"/>
-              </w:rPr>
-              <w:t xml:space="preserve">Source: Khan Academy (English - US curriculum)</w:t>
-            </w:r>
-          </w:p>
-          <w:p>
-            <w:pPr>
-              <w:spacing w:after="10" w:before="0"/>
-              <w:ind w:left="120"/>
-            </w:pPr>
-            <w:hyperlink w:history="1" r:id="rIdgnmeswmpncm1hrkvslnqv">
-              <w:r>
-                <w:rPr>
-                  <w:rFonts w:ascii="Arial" w:cs="Arial" w:eastAsia="Arial" w:hAnsi="Arial"/>
-                  <w:color w:val="595959"/>
-                  <w:sz w:val="14"/>
-                  <w:szCs w:val="14"/>
-                  <w:u w:val="single" w:color="595959"/>
-                </w:rPr>
-                <w:t xml:space="preserve">🔍 Search ARES for similar videos</w:t>
-              </w:r>
-            </w:hyperlink>
-          </w:p>
-          <w:p>
-            <w:pPr>
-              <w:spacing w:after="40" w:before="0"/>
-            </w:pPr>
-            <w:r>
-              <w:rPr>
-                <w:sz w:val="14"/>
-                <w:szCs w:val="14"/>
-              </w:rPr>
-              <w:t xml:space="preserve"/>
-            </w:r>
-          </w:p>
-          <w:p>
-            <w:pPr>
-              <w:spacing w:after="20" w:before="0"/>
-            </w:pPr>
-            <w:r>
-              <w:rPr>
-                <w:rFonts w:ascii="Arial" w:cs="Arial" w:eastAsia="Arial" w:hAnsi="Arial"/>
-                <w:b/>
-                <w:bCs/>
-                <w:color w:val="1F3864"/>
-                <w:sz w:val="16"/>
-                <w:szCs w:val="16"/>
-              </w:rPr>
-              <w:t xml:space="preserve">📖 EXERCISE:</w:t>
-            </w:r>
-          </w:p>
-          <w:p>
-            <w:pPr>
-              <w:spacing w:after="20" w:before="0"/>
-            </w:pPr>
-            <w:hyperlink w:history="1" r:id="rIdav08bhyqw5lldao2faiaj">
-              <w:r>
-                <w:rPr>
-                  <w:rFonts w:ascii="Arial" w:cs="Arial" w:eastAsia="Arial" w:hAnsi="Arial"/>
-                  <w:color w:val="2E75B6"/>
-                  <w:sz w:val="16"/>
-                  <w:szCs w:val="16"/>
-                  <w:u w:val="single" w:color="2E75B6"/>
-                </w:rPr>
-                <w:t xml:space="preserve">Determine rotations (basic)</w:t>
-              </w:r>
-            </w:hyperlink>
-          </w:p>
-          <w:p>
-            <w:pPr>
-              <w:spacing w:after="10" w:before="0"/>
-              <w:ind w:left="120"/>
-            </w:pPr>
-            <w:r>
-              <w:rPr>
-                <w:rFonts w:ascii="Arial" w:cs="Arial" w:eastAsia="Arial" w:hAnsi="Arial"/>
-                <w:color w:val="595959"/>
-                <w:sz w:val="14"/>
-                <w:szCs w:val="14"/>
-              </w:rPr>
-              <w:t xml:space="preserve">Source: Khan Academy (English - US curriculum)</w:t>
-            </w:r>
-          </w:p>
-          <w:p>
-            <w:pPr>
-              <w:spacing w:after="10" w:before="0"/>
-              <w:ind w:left="120"/>
-            </w:pPr>
-            <w:hyperlink w:history="1" r:id="rIdtbn97ctxlvs3r8oxk2vvz">
-              <w:r>
-                <w:rPr>
-                  <w:rFonts w:ascii="Arial" w:cs="Arial" w:eastAsia="Arial" w:hAnsi="Arial"/>
-                  <w:color w:val="595959"/>
-                  <w:sz w:val="14"/>
-                  <w:szCs w:val="14"/>
-                  <w:u w:val="single" w:color="595959"/>
-                </w:rPr>
-                <w:t xml:space="preserve">🔍 Search ARES for similar readings</w:t>
-              </w:r>
-            </w:hyperlink>
-          </w:p>
-        </w:tc>
-        <w:tc>
-          <w:tcPr>
-            <w:tcW w:type="dxa" w:w="3040"/>
-            <w:shd w:fill="FFFFFF" w:color="auto" w:val="clear"/>
-            <w:tcMar>
-              <w:top w:type="dxa" w:w="60"/>
-              <w:left w:type="dxa" w:w="120"/>
-              <w:bottom w:type="dxa" w:w="60"/>
-              <w:right w:type="dxa" w:w="120"/>
-            </w:tcMar>
-            <w:vAlign w:val="top"/>
-          </w:tcPr>
-          <w:p>
-            <w:pPr>
-              <w:spacing w:after="40" w:before="0"/>
-              <w:jc w:val="left"/>
-            </w:pPr>
-            <w:r>
-              <w:rPr>
-                <w:rFonts w:ascii="Arial" w:cs="Arial" w:eastAsia="Arial" w:hAnsi="Arial"/>
-                <w:b w:val="false"/>
-                <w:bCs w:val="false"/>
-                <w:i w:val="false"/>
-                <w:iCs w:val="false"/>
-                <w:color w:val="000000"/>
-                <w:sz w:val="18"/>
-                <w:szCs w:val="18"/>
-              </w:rPr>
-              <w:t xml:space="preserve">The class returns to the Driving Question Board (DQB) displayed prominently at the front. The teacher reads the current driving question aloud: 'When the minute hand of the clock at the University of Nairobi completes its journey around the clock face, what mathematical rules govern exactly where every point on the hand ends up — and how can we use those rules to rotate any shape to any position, on paper and on a grid?' Learners individually write one sticky note (or a card if sticky notes are unavailable) with a NEW understanding they can now add to the DQB — beginning with the sentence stem: 'We can now...' and one remaining question beginning with 'We still wonder...' Two volunteers read their 'We can now...' cards aloud before posting. The teacher posts a class-wide 'Evidence Card' on the DQB reading: 'LESSON 5 EVIDENCE: Given only an object and its image, we can use perpendicular bisector construction to find the hidden centre of rotation and a protractor to find the hidden angle. We verified this works on both plain paper and the Cartesian plane.' The teacher explicitly connects back to the phenomenon: 'If someone photographed the Nairobi clock at 12:00 and again at 12:20, and covered the centre of the clock face — we now have the tools to find exactly where the pivot is, using only the two positions of the hand.'</w:t>
-            </w:r>
-          </w:p>
-        </w:tc>
-        <w:tc>
-          <w:tcPr>
-            <w:tcW w:type="dxa" w:w="3040"/>
-            <w:shd w:fill="F2F2F2" w:color="auto" w:val="clear"/>
-            <w:tcMar>
-              <w:top w:type="dxa" w:w="60"/>
-              <w:left w:type="dxa" w:w="120"/>
-              <w:bottom w:type="dxa" w:w="60"/>
-              <w:right w:type="dxa" w:w="120"/>
-            </w:tcMar>
-            <w:vAlign w:val="top"/>
-          </w:tcPr>
-          <w:p>
-            <w:pPr>
-              <w:spacing w:after="40" w:before="0"/>
-              <w:jc w:val="left"/>
-            </w:pPr>
-            <w:r>
-              <w:rPr>
-                <w:rFonts w:ascii="Arial" w:cs="Arial" w:eastAsia="Arial" w:hAnsi="Arial"/>
-                <w:b w:val="false"/>
-                <w:bCs w:val="false"/>
-                <w:i w:val="false"/>
-                <w:iCs w:val="false"/>
-                <w:color w:val="000000"/>
-                <w:sz w:val="18"/>
-                <w:szCs w:val="18"/>
-              </w:rPr>
-              <w:t xml:space="preserve">Point to the DQB and say: 'Every lesson, we add to this board. Today we did something different — we worked backwards. Write your I can now... and I still wonder... cards. You have 3 minutes of silent writing.' After 3 minutes: 'Who will share their I can now...?' Cold-call 2 volunteers. After each share, ask the class: 'Does everyone agree this belongs on the DQB? Thumbs up, thumbs sideways, or thumbs down.' Resolve any thumbs-sideways or thumbs-down by asking: 'What would you change about the wording?' Post the class Evidence Card with ceremony: 'This is a big moment — this card shows we can now reverse-engineer a rotation. That is a powerful mathematical skill.' Point back to the clock image: 'The clock engineers at the University of Nairobi know exactly where the pivot of that minute hand is — but now, even if someone removed that information, you could find it again.' Remind learners: 'Keep your I still wonder... questions — we will answer some of them in Lessons 6 and 7.'</w:t>
-            </w:r>
-          </w:p>
-        </w:tc>
-        <w:tc>
-          <w:tcPr>
-            <w:tcW w:type="dxa" w:w="3040"/>
-            <w:shd w:fill="FFFFFF" w:color="auto" w:val="clear"/>
-            <w:tcMar>
-              <w:top w:type="dxa" w:w="60"/>
-              <w:left w:type="dxa" w:w="120"/>
-              <w:bottom w:type="dxa" w:w="60"/>
-              <w:right w:type="dxa" w:w="120"/>
-            </w:tcMar>
-            <w:vAlign w:val="top"/>
-          </w:tcPr>
-          <w:p>
-            <w:pPr>
-              <w:spacing w:after="40" w:before="0"/>
-              <w:jc w:val="left"/>
-            </w:pPr>
-            <w:r>
-              <w:rPr>
-                <w:rFonts w:ascii="Arial" w:cs="Arial" w:eastAsia="Arial" w:hAnsi="Arial"/>
-                <w:b w:val="false"/>
-                <w:bCs w:val="false"/>
-                <w:i w:val="false"/>
-                <w:iCs w:val="false"/>
-                <w:color w:val="000000"/>
-                <w:sz w:val="18"/>
-                <w:szCs w:val="18"/>
-              </w:rPr>
-              <w:t xml:space="preserve">Driving Question Board Update with Evidence Card (Science and Engineering Practice 8 — Obtaining, Evaluating and Communicating Information): The DQB is a cumulative public record of the class's growing understanding. Requiring learners to write both a 'can now' and a 'still wonder' card maintains epistemic humility — learners track not just what they know but what remains open. The Evidence Card physically documents the lesson's contribution to the overall storyline, making the learning progression visible.</w:t>
-            </w:r>
-          </w:p>
-        </w:tc>
-        <w:tc>
-          <w:tcPr>
-            <w:tcW w:type="dxa" w:w="3040"/>
-            <w:shd w:fill="F2F2F2" w:color="auto" w:val="clear"/>
-            <w:tcMar>
-              <w:top w:type="dxa" w:w="60"/>
-              <w:left w:type="dxa" w:w="120"/>
-              <w:bottom w:type="dxa" w:w="60"/>
-              <w:right w:type="dxa" w:w="120"/>
-            </w:tcMar>
-            <w:vAlign w:val="top"/>
-          </w:tcPr>
-          <w:p>
-            <w:pPr>
-              <w:spacing w:after="40" w:before="0"/>
-              <w:jc w:val="left"/>
-            </w:pPr>
-            <w:r>
-              <w:rPr>
-                <w:rFonts w:ascii="Arial" w:cs="Arial" w:eastAsia="Arial" w:hAnsi="Arial"/>
-                <w:b w:val="false"/>
-                <w:bCs w:val="false"/>
-                <w:i w:val="false"/>
-                <w:iCs w:val="false"/>
-                <w:color w:val="000000"/>
-                <w:sz w:val="18"/>
-                <w:szCs w:val="18"/>
-              </w:rPr>
-              <w:t xml:space="preserve">Observable indicators: (1) 'We can now...' cards use mathematical language — look for the words 'perpendicular bisector', 'centre of rotation', 'angle of rotation', 'verify'. Cards that only say 'we can find the centre' without any method reference suggest surface-level understanding. (2) 'We still wonder...' cards reveal productive next questions (e.g., 'What if the object and image overlap?', 'Does it work for rotations of more than 180°?') versus confusion-based questions (e.g., 'Why do we draw two lines?') — the latter signals the need for re-teaching in the next lesson's warm-up.</w:t>
-            </w:r>
-          </w:p>
-        </w:tc>
-      </w:tr>
-      <w:tr>
-        <w:tc>
-          <w:tcPr>
-            <w:tcW w:type="dxa" w:w="1520"/>
-            <w:shd w:fill="D5E8F0" w:color="auto" w:val="clear"/>
-            <w:tcMar>
-              <w:top w:type="dxa" w:w="60"/>
-              <w:left w:type="dxa" w:w="120"/>
-              <w:bottom w:type="dxa" w:w="60"/>
-              <w:right w:type="dxa" w:w="120"/>
-            </w:tcMar>
-            <w:vAlign w:val="top"/>
-          </w:tcPr>
-          <w:p>
-            <w:pPr>
-              <w:spacing w:after="40" w:before="0"/>
-              <w:jc w:val="left"/>
-            </w:pPr>
-            <w:r>
-              <w:rPr>
-                <w:rFonts w:ascii="Arial" w:cs="Arial" w:eastAsia="Arial" w:hAnsi="Arial"/>
-                <w:b/>
-                <w:bCs/>
-                <w:i w:val="false"/>
-                <w:iCs w:val="false"/>
-                <w:color w:val="000000"/>
-                <w:sz w:val="18"/>
-                <w:szCs w:val="18"/>
-              </w:rPr>
-              <w:t xml:space="preserve">Model Building Phase</w:t>
-            </w:r>
-          </w:p>
-          <w:p>
-            <w:pPr>
-              <w:spacing w:after="20" w:before="0"/>
-            </w:pPr>
-            <w:r>
-              <w:rPr>
-                <w:rFonts w:ascii="Arial" w:cs="Arial" w:eastAsia="Arial" w:hAnsi="Arial"/>
-                <w:b/>
-                <w:bCs/>
-                <w:color w:val="1F3864"/>
-                <w:sz w:val="16"/>
-                <w:szCs w:val="16"/>
-              </w:rPr>
-              <w:t xml:space="preserve">📹 VIDEO:</w:t>
-            </w:r>
-          </w:p>
-          <w:p>
-            <w:pPr>
-              <w:spacing w:after="20" w:before="0"/>
-            </w:pPr>
-            <w:hyperlink w:history="1" r:id="rId-wencdrlqhhsbfd6wi3iq">
-              <w:r>
-                <w:rPr>
-                  <w:rFonts w:ascii="Arial" w:cs="Arial" w:eastAsia="Arial" w:hAnsi="Arial"/>
-                  <w:color w:val="2E75B6"/>
-                  <w:sz w:val="16"/>
-                  <w:szCs w:val="16"/>
-                  <w:u w:val="single" w:color="2E75B6"/>
-                </w:rPr>
-                <w:t xml:space="preserve">Geometric constructions: perpendicular bisector</w:t>
-              </w:r>
-            </w:hyperlink>
-          </w:p>
-          <w:p>
-            <w:pPr>
-              <w:spacing w:after="10" w:before="0"/>
-              <w:ind w:left="120"/>
-            </w:pPr>
-            <w:r>
-              <w:rPr>
-                <w:rFonts w:ascii="Arial" w:cs="Arial" w:eastAsia="Arial" w:hAnsi="Arial"/>
-                <w:color w:val="595959"/>
-                <w:sz w:val="14"/>
-                <w:szCs w:val="14"/>
-              </w:rPr>
-              <w:t xml:space="preserve">Source: Khan Academy (English - US curriculum)</w:t>
-            </w:r>
-          </w:p>
-          <w:p>
-            <w:pPr>
-              <w:spacing w:after="10" w:before="0"/>
-              <w:ind w:left="120"/>
-            </w:pPr>
-            <w:hyperlink w:history="1" r:id="rIdilxcqw2u9-zd3ylhbyopc">
-              <w:r>
-                <w:rPr>
-                  <w:rFonts w:ascii="Arial" w:cs="Arial" w:eastAsia="Arial" w:hAnsi="Arial"/>
-                  <w:color w:val="595959"/>
-                  <w:sz w:val="14"/>
-                  <w:szCs w:val="14"/>
-                  <w:u w:val="single" w:color="595959"/>
-                </w:rPr>
-                <w:t xml:space="preserve">🔍 Search ARES for similar videos</w:t>
-              </w:r>
-            </w:hyperlink>
-          </w:p>
-          <w:p>
-            <w:pPr>
-              <w:spacing w:after="40" w:before="0"/>
-            </w:pPr>
-            <w:r>
-              <w:rPr>
-                <w:sz w:val="14"/>
-                <w:szCs w:val="14"/>
-              </w:rPr>
-              <w:t xml:space="preserve"/>
-            </w:r>
-          </w:p>
-          <w:p>
-            <w:pPr>
-              <w:spacing w:after="20" w:before="0"/>
-            </w:pPr>
-            <w:r>
-              <w:rPr>
-                <w:rFonts w:ascii="Arial" w:cs="Arial" w:eastAsia="Arial" w:hAnsi="Arial"/>
-                <w:b/>
-                <w:bCs/>
-                <w:color w:val="1F3864"/>
-                <w:sz w:val="16"/>
-                <w:szCs w:val="16"/>
-              </w:rPr>
-              <w:t xml:space="preserve">📖 EXERCISE:</w:t>
-            </w:r>
-          </w:p>
-          <w:p>
-            <w:pPr>
-              <w:spacing w:after="20" w:before="0"/>
-            </w:pPr>
-            <w:hyperlink w:history="1" r:id="rId9qxkuq22yjs0a-xy7mnfd">
-              <w:r>
-                <w:rPr>
-                  <w:rFonts w:ascii="Arial" w:cs="Arial" w:eastAsia="Arial" w:hAnsi="Arial"/>
-                  <w:color w:val="2E75B6"/>
-                  <w:sz w:val="16"/>
-                  <w:szCs w:val="16"/>
-                  <w:u w:val="single" w:color="2E75B6"/>
-                </w:rPr>
-                <w:t xml:space="preserve">Justify constructions</w:t>
-              </w:r>
-            </w:hyperlink>
-          </w:p>
-          <w:p>
-            <w:pPr>
-              <w:spacing w:after="10" w:before="0"/>
-              <w:ind w:left="120"/>
-            </w:pPr>
-            <w:r>
-              <w:rPr>
-                <w:rFonts w:ascii="Arial" w:cs="Arial" w:eastAsia="Arial" w:hAnsi="Arial"/>
-                <w:color w:val="595959"/>
-                <w:sz w:val="14"/>
-                <w:szCs w:val="14"/>
-              </w:rPr>
-              <w:t xml:space="preserve">Source: Khan Academy (English - US curriculum)</w:t>
-            </w:r>
-          </w:p>
-          <w:p>
-            <w:pPr>
-              <w:spacing w:after="10" w:before="0"/>
-              <w:ind w:left="120"/>
-            </w:pPr>
-            <w:hyperlink w:history="1" r:id="rIdy6ofnhuusuqzii2wsretu">
+            <w:hyperlink w:history="1" r:id="rIdzv6v8imcwacsbbr2ijyan">
               <w:r>
                 <w:rPr>
                   <w:rFonts w:ascii="Arial" w:cs="Arial" w:eastAsia="Arial" w:hAnsi="Arial"/>
@@ -18293,7 +18293,7 @@
             <w:pPr>
               <w:spacing w:after="20" w:before="0"/>
             </w:pPr>
-            <w:hyperlink w:history="1" r:id="rIdwndcnqhhvg7ekrtrwxph3">
+            <w:hyperlink w:history="1" r:id="rId44yyb4vnndm9lidn34zsf">
               <w:r>
                 <w:rPr>
                   <w:rFonts w:ascii="Arial" w:cs="Arial" w:eastAsia="Arial" w:hAnsi="Arial"/>
@@ -18326,7 +18326,7 @@
               <w:spacing w:after="10" w:before="0"/>
               <w:ind w:left="120"/>
             </w:pPr>
-            <w:hyperlink w:history="1" r:id="rIdecyg3xanwqpmtvljdkgfk">
+            <w:hyperlink w:history="1" r:id="rIdqce2exuckwwekzmkqfief">
               <w:r>
                 <w:rPr>
                   <w:rFonts w:ascii="Arial" w:cs="Arial" w:eastAsia="Arial" w:hAnsi="Arial"/>
@@ -18371,7 +18371,313 @@
             <w:pPr>
               <w:spacing w:after="20" w:before="0"/>
             </w:pPr>
-            <w:hyperlink w:history="1" r:id="rId__dhcra4cjsn9qvaimhe-">
+            <w:hyperlink w:history="1" r:id="rIdett_pl-zlxb16qlwc_eb_">
+              <w:r>
+                <w:rPr>
+                  <w:rFonts w:ascii="Arial" w:cs="Arial" w:eastAsia="Arial" w:hAnsi="Arial"/>
+                  <w:color w:val="2E75B6"/>
+                  <w:sz w:val="16"/>
+                  <w:szCs w:val="16"/>
+                  <w:u w:val="single" w:color="2E75B6"/>
+                </w:rPr>
+                <w:t xml:space="preserve">Determine rotations</w:t>
+              </w:r>
+            </w:hyperlink>
+          </w:p>
+          <w:p>
+            <w:pPr>
+              <w:spacing w:after="10" w:before="0"/>
+              <w:ind w:left="120"/>
+            </w:pPr>
+            <w:r>
+              <w:rPr>
+                <w:rFonts w:ascii="Arial" w:cs="Arial" w:eastAsia="Arial" w:hAnsi="Arial"/>
+                <w:color w:val="595959"/>
+                <w:sz w:val="14"/>
+                <w:szCs w:val="14"/>
+              </w:rPr>
+              <w:t xml:space="preserve">Source: Khan Academy (English - US curriculum)</w:t>
+            </w:r>
+          </w:p>
+          <w:p>
+            <w:pPr>
+              <w:spacing w:after="10" w:before="0"/>
+              <w:ind w:left="120"/>
+            </w:pPr>
+            <w:hyperlink w:history="1" r:id="rIdjdojff7tgnowju3qfc8es">
+              <w:r>
+                <w:rPr>
+                  <w:rFonts w:ascii="Arial" w:cs="Arial" w:eastAsia="Arial" w:hAnsi="Arial"/>
+                  <w:color w:val="595959"/>
+                  <w:sz w:val="14"/>
+                  <w:szCs w:val="14"/>
+                  <w:u w:val="single" w:color="595959"/>
+                </w:rPr>
+                <w:t xml:space="preserve">🔍 Search ARES for similar readings</w:t>
+              </w:r>
+            </w:hyperlink>
+          </w:p>
+        </w:tc>
+        <w:tc>
+          <w:tcPr>
+            <w:tcW w:type="dxa" w:w="3040"/>
+            <w:shd w:fill="FFFFFF" w:color="auto" w:val="clear"/>
+            <w:tcMar>
+              <w:top w:type="dxa" w:w="60"/>
+              <w:left w:type="dxa" w:w="120"/>
+              <w:bottom w:type="dxa" w:w="60"/>
+              <w:right w:type="dxa" w:w="120"/>
+            </w:tcMar>
+            <w:vAlign w:val="top"/>
+          </w:tcPr>
+          <w:p>
+            <w:pPr>
+              <w:spacing w:after="40" w:before="0"/>
+              <w:jc w:val="left"/>
+            </w:pPr>
+            <w:r>
+              <w:rPr>
+                <w:rFonts w:ascii="Arial" w:cs="Arial" w:eastAsia="Arial" w:hAnsi="Arial"/>
+                <w:b w:val="false"/>
+                <w:bCs w:val="false"/>
+                <w:i w:val="false"/>
+                <w:iCs w:val="false"/>
+                <w:color w:val="000000"/>
+                <w:sz w:val="18"/>
+                <w:szCs w:val="18"/>
+              </w:rPr>
+              <w:t xml:space="preserve">Learners are shown three images on the board side by side: (1) a photograph of the Nairobi University clock face, (2) a photograph of a Maasai kiondo basket viewed from above showing its hexagonal weave, and (3) a photograph of a three-bladed Rift Valley windmill viewed from the front. Each learner independently writes answers to two prompt questions in their exercise books: (a) 'If you rotated this object about its centre by less than 360°, at how many positions would it look exactly the same as it did at the start? Write a number for each image.' (b) 'What is special about those positions — can you describe the angle between them?' After 3 minutes of silent individual writing, learners share predictions with a partner (Think-Pair). No feedback is given yet — predictions are held for comparison after the Observe phase.</w:t>
+            </w:r>
+          </w:p>
+        </w:tc>
+        <w:tc>
+          <w:tcPr>
+            <w:tcW w:type="dxa" w:w="3040"/>
+            <w:shd w:fill="F2F2F2" w:color="auto" w:val="clear"/>
+            <w:tcMar>
+              <w:top w:type="dxa" w:w="60"/>
+              <w:left w:type="dxa" w:w="120"/>
+              <w:bottom w:type="dxa" w:w="60"/>
+              <w:right w:type="dxa" w:w="120"/>
+            </w:tcMar>
+            <w:vAlign w:val="top"/>
+          </w:tcPr>
+          <w:p>
+            <w:pPr>
+              <w:spacing w:after="40" w:before="0"/>
+              <w:jc w:val="left"/>
+            </w:pPr>
+            <w:r>
+              <w:rPr>
+                <w:rFonts w:ascii="Arial" w:cs="Arial" w:eastAsia="Arial" w:hAnsi="Arial"/>
+                <w:b w:val="false"/>
+                <w:bCs w:val="false"/>
+                <w:i w:val="false"/>
+                <w:iCs w:val="false"/>
+                <w:color w:val="000000"/>
+                <w:sz w:val="18"/>
+                <w:szCs w:val="18"/>
+              </w:rPr>
+              <w:t xml:space="preserve">Display the three images and read the two prompt questions aloud. Say: 'Do not guess randomly — look carefully at the shapes and patterns in each image. Think about what you already know about rotation from our previous lessons.' Allow 3 minutes of silent individual thinking (DO NOT circulate or hint). After 3 minutes say: 'Now share your prediction with the person next to you — 90 seconds only.' After sharing, cold-call exactly 3 pairs (select one strong, one average, one hesitant learner from previous lessons). For each, ask: 'What number did you predict for the kiondo basket — and why?' Record the three predicted numbers for the hexagon on the board under the heading 'OUR PREDICTIONS'. Do not affirm or correct yet. Close by saying: 'Hold those predictions — we are about to test them with our hands.'</w:t>
+            </w:r>
+          </w:p>
+        </w:tc>
+        <w:tc>
+          <w:tcPr>
+            <w:tcW w:type="dxa" w:w="3040"/>
+            <w:shd w:fill="FFFFFF" w:color="auto" w:val="clear"/>
+            <w:tcMar>
+              <w:top w:type="dxa" w:w="60"/>
+              <w:left w:type="dxa" w:w="120"/>
+              <w:bottom w:type="dxa" w:w="60"/>
+              <w:right w:type="dxa" w:w="120"/>
+            </w:tcMar>
+            <w:vAlign w:val="top"/>
+          </w:tcPr>
+          <w:p>
+            <w:pPr>
+              <w:spacing w:after="40" w:before="0"/>
+              <w:jc w:val="left"/>
+            </w:pPr>
+            <w:r>
+              <w:rPr>
+                <w:rFonts w:ascii="Arial" w:cs="Arial" w:eastAsia="Arial" w:hAnsi="Arial"/>
+                <w:b w:val="false"/>
+                <w:bCs w:val="false"/>
+                <w:i w:val="false"/>
+                <w:iCs w:val="false"/>
+                <w:color w:val="000000"/>
+                <w:sz w:val="18"/>
+                <w:szCs w:val="18"/>
+              </w:rPr>
+              <w:t xml:space="preserve">Think-Pair-Share with Anchored Prediction Recording. By writing predictions before any instruction, learners activate prior knowledge of rotation (from Lessons 1–5) and create a personal cognitive stake in the outcome. Recording predictions publicly on the board creates a reference point that will generate productive cognitive conflict or confirmation during the Observe phase, deepening encoding of the concept.</w:t>
+            </w:r>
+          </w:p>
+        </w:tc>
+        <w:tc>
+          <w:tcPr>
+            <w:tcW w:type="dxa" w:w="3040"/>
+            <w:shd w:fill="F2F2F2" w:color="auto" w:val="clear"/>
+            <w:tcMar>
+              <w:top w:type="dxa" w:w="60"/>
+              <w:left w:type="dxa" w:w="120"/>
+              <w:bottom w:type="dxa" w:w="60"/>
+              <w:right w:type="dxa" w:w="120"/>
+            </w:tcMar>
+            <w:vAlign w:val="top"/>
+          </w:tcPr>
+          <w:p>
+            <w:pPr>
+              <w:spacing w:after="40" w:before="0"/>
+              <w:jc w:val="left"/>
+            </w:pPr>
+            <w:r>
+              <w:rPr>
+                <w:rFonts w:ascii="Arial" w:cs="Arial" w:eastAsia="Arial" w:hAnsi="Arial"/>
+                <w:b w:val="false"/>
+                <w:bCs w:val="false"/>
+                <w:i w:val="false"/>
+                <w:iCs w:val="false"/>
+                <w:color w:val="000000"/>
+                <w:sz w:val="18"/>
+                <w:szCs w:val="18"/>
+              </w:rPr>
+              <w:t xml:space="preserve">Observable indicator: Every learner has written at least one numerical prediction per image in their exercise book before the pair-share begins. The teacher scans books during the cold-call phase. Red flag: if more than one-third of learners write '1' for all three images, the teacher notes this as a misconception to address explicitly in the Explain phase — it suggests learners are confusing 'the shape looks different when rotated' with 'the shape maps onto itself'.</w:t>
+            </w:r>
+          </w:p>
+        </w:tc>
+      </w:tr>
+      <w:tr>
+        <w:tc>
+          <w:tcPr>
+            <w:tcW w:type="dxa" w:w="1520"/>
+            <w:shd w:fill="D9EEF1" w:color="auto" w:val="clear"/>
+            <w:tcMar>
+              <w:top w:type="dxa" w:w="60"/>
+              <w:left w:type="dxa" w:w="120"/>
+              <w:bottom w:type="dxa" w:w="60"/>
+              <w:right w:type="dxa" w:w="120"/>
+            </w:tcMar>
+            <w:vAlign w:val="top"/>
+          </w:tcPr>
+          <w:p>
+            <w:pPr>
+              <w:spacing w:after="40" w:before="0"/>
+              <w:jc w:val="left"/>
+            </w:pPr>
+            <w:r>
+              <w:rPr>
+                <w:rFonts w:ascii="Arial" w:cs="Arial" w:eastAsia="Arial" w:hAnsi="Arial"/>
+                <w:b/>
+                <w:bCs/>
+                <w:i w:val="false"/>
+                <w:iCs w:val="false"/>
+                <w:color w:val="000000"/>
+                <w:sz w:val="18"/>
+                <w:szCs w:val="18"/>
+              </w:rPr>
+              <w:t xml:space="preserve">Observe Phase</w:t>
+            </w:r>
+          </w:p>
+          <w:p>
+            <w:pPr>
+              <w:spacing w:after="20" w:before="0"/>
+            </w:pPr>
+            <w:r>
+              <w:rPr>
+                <w:rFonts w:ascii="Arial" w:cs="Arial" w:eastAsia="Arial" w:hAnsi="Arial"/>
+                <w:b/>
+                <w:bCs/>
+                <w:color w:val="1F3864"/>
+                <w:sz w:val="16"/>
+                <w:szCs w:val="16"/>
+              </w:rPr>
+              <w:t xml:space="preserve">📹 VIDEO:</w:t>
+            </w:r>
+          </w:p>
+          <w:p>
+            <w:pPr>
+              <w:spacing w:after="20" w:before="0"/>
+            </w:pPr>
+            <w:hyperlink w:history="1" r:id="rIdhh4sczc7eenfylwrbni2p">
+              <w:r>
+                <w:rPr>
+                  <w:rFonts w:ascii="Arial" w:cs="Arial" w:eastAsia="Arial" w:hAnsi="Arial"/>
+                  <w:color w:val="2E75B6"/>
+                  <w:sz w:val="16"/>
+                  <w:szCs w:val="16"/>
+                  <w:u w:val="single" w:color="2E75B6"/>
+                </w:rPr>
+                <w:t xml:space="preserve">Recognizing common 3D shapes</w:t>
+              </w:r>
+            </w:hyperlink>
+          </w:p>
+          <w:p>
+            <w:pPr>
+              <w:spacing w:after="10" w:before="0"/>
+              <w:ind w:left="120"/>
+            </w:pPr>
+            <w:r>
+              <w:rPr>
+                <w:rFonts w:ascii="Arial" w:cs="Arial" w:eastAsia="Arial" w:hAnsi="Arial"/>
+                <w:color w:val="595959"/>
+                <w:sz w:val="14"/>
+                <w:szCs w:val="14"/>
+              </w:rPr>
+              <w:t xml:space="preserve">Source: Khan Academy (English - US curriculum)</w:t>
+            </w:r>
+          </w:p>
+          <w:p>
+            <w:pPr>
+              <w:spacing w:after="10" w:before="0"/>
+              <w:ind w:left="120"/>
+            </w:pPr>
+            <w:hyperlink w:history="1" r:id="rIdf9zxwd80tgrpyi5iciuxi">
+              <w:r>
+                <w:rPr>
+                  <w:rFonts w:ascii="Arial" w:cs="Arial" w:eastAsia="Arial" w:hAnsi="Arial"/>
+                  <w:color w:val="595959"/>
+                  <w:sz w:val="14"/>
+                  <w:szCs w:val="14"/>
+                  <w:u w:val="single" w:color="595959"/>
+                </w:rPr>
+                <w:t xml:space="preserve">🔍 Search ARES for similar videos</w:t>
+              </w:r>
+            </w:hyperlink>
+          </w:p>
+          <w:p>
+            <w:pPr>
+              <w:spacing w:after="40" w:before="0"/>
+            </w:pPr>
+            <w:r>
+              <w:rPr>
+                <w:sz w:val="14"/>
+                <w:szCs w:val="14"/>
+              </w:rPr>
+              <w:t xml:space="preserve"/>
+            </w:r>
+          </w:p>
+          <w:p>
+            <w:pPr>
+              <w:spacing w:after="20" w:before="0"/>
+            </w:pPr>
+            <w:r>
+              <w:rPr>
+                <w:rFonts w:ascii="Arial" w:cs="Arial" w:eastAsia="Arial" w:hAnsi="Arial"/>
+                <w:b/>
+                <w:bCs/>
+                <w:color w:val="1F3864"/>
+                <w:sz w:val="16"/>
+                <w:szCs w:val="16"/>
+              </w:rPr>
+              <w:t xml:space="preserve">📖 EXERCISE:</w:t>
+            </w:r>
+          </w:p>
+          <w:p>
+            <w:pPr>
+              <w:spacing w:after="20" w:before="0"/>
+            </w:pPr>
+            <w:hyperlink w:history="1" r:id="rIdtw-yrsbcsi2kkasmoojjb">
               <w:r>
                 <w:rPr>
                   <w:rFonts w:ascii="Arial" w:cs="Arial" w:eastAsia="Arial" w:hAnsi="Arial"/>
@@ -18404,7 +18710,7 @@
               <w:spacing w:after="10" w:before="0"/>
               <w:ind w:left="120"/>
             </w:pPr>
-            <w:hyperlink w:history="1" r:id="rIdxicmw4ygfub01vqpjvsfn">
+            <w:hyperlink w:history="1" r:id="rIdblvlj_209w_sxgri0_fam">
               <w:r>
                 <w:rPr>
                   <w:rFonts w:ascii="Arial" w:cs="Arial" w:eastAsia="Arial" w:hAnsi="Arial"/>
@@ -18446,7 +18752,7 @@
                 <w:sz w:val="18"/>
                 <w:szCs w:val="18"/>
               </w:rPr>
-              <w:t xml:space="preserve">Learners are shown three images on the board side by side: (1) a photograph of the Nairobi University clock face, (2) a photograph of a Maasai kiondo basket viewed from above showing its hexagonal weave, and (3) a photograph of a three-bladed Rift Valley windmill viewed from the front. Each learner independently writes answers to two prompt questions in their exercise books: (a) 'If you rotated this object about its centre by less than 360°, at how many positions would it look exactly the same as it did at the start? Write a number for each image.' (b) 'What is special about those positions — can you describe the angle between them?' After 3 minutes of silent individual writing, learners share predictions with a partner (Think-Pair). No feedback is given yet — predictions are held for comparison after the Observe phase.</w:t>
+              <w:t xml:space="preserve">Groups of 3–4 learners each receive: one A4 sheet with printed outlines of an equilateral triangle, a square, and a regular hexagon (large enough to cut out, minimum 8 cm side); scissors; a blank A4 sheet; a sharp pencil; and a pin or drawing pin. Step 1 (8 min): Each group cuts out the three polygons. They place the equilateral triangle cutout on top of its printed outline on the blank sheet and push the pin through the centre point (teacher has pre-marked the centres). One learner holds the pin still while another slowly rotates the cutout clockwise. The group counts every position at which the cutout perfectly covers the outline again, including the starting position at 360°. They record: 'Equilateral triangle — maps onto itself at ___°, ___°, ___° — ORDER = ___'. They repeat for the square and the regular hexagon. Step 2 (10 min): Each group receives or examines one of four solid models (square pyramid, triangular prism, cone, tetrahedron — rotated between groups). Learners hold the solid, identify a vertical axis (using a pencil pushed through or held alongside), slowly rotate it, and count how many times the solid looks identical in one full 360° turn. They record: 'Solid: ___ — Axis description: ___ — ORDER = ___'. Step 3 (7 min): Groups share results with the class; teacher compiles a single class table on the DQB with columns: Shape/Solid | Number of sides or faces | Angle between identical positions | Order of rotational symmetry.</w:t>
             </w:r>
           </w:p>
         </w:tc>
@@ -18478,7 +18784,7 @@
                 <w:sz w:val="18"/>
                 <w:szCs w:val="18"/>
               </w:rPr>
-              <w:t xml:space="preserve">Display the three images and read the two prompt questions aloud. Say: 'Do not guess randomly — look carefully at the shapes and patterns in each image. Think about what you already know about rotation from our previous lessons.' Allow 3 minutes of silent individual thinking (DO NOT circulate or hint). After 3 minutes say: 'Now share your prediction with the person next to you — 90 seconds only.' After sharing, cold-call exactly 3 pairs (select one strong, one average, one hesitant learner from previous lessons). For each, ask: 'What number did you predict for the kiondo basket — and why?' Record the three predicted numbers for the hexagon on the board under the heading 'OUR PREDICTIONS'. Do not affirm or correct yet. Close by saying: 'Hold those predictions — we are about to test them with our hands.'</w:t>
+              <w:t xml:space="preserve">Distribute materials before the bell (pre-cut centre marks on polygon outlines save time). Circulate continuously during Step 1. At the 4-minute mark, stop the class for 30 seconds and say: 'Make sure the PIN is exactly at the centre I have marked — if it is off-centre, your count will be wrong. Check now.' At the 8-minute mark, cold-call one group: 'Group 3 — what order did you get for the equilateral triangle? How many degrees between each identical position?' (Wait 10 seconds.) During Step 2, prompt groups handling the cone: 'Is every position around the vertical axis identical for a cone? What does that tell you about its order?' (Wait 15 seconds before accepting answers.) During Step 3 (class table compilation), call on a DIFFERENT group for each solid. After the table is complete, point to the kiondo basket image and say: 'Look at the hexagon row in our table. Does the kiondo basket pattern match what we found? Talk to your partner — 30 seconds.' Cold-call 2 pairs. Then point to the clock image: 'The minute hand itself — just the hand, not the clock face — what order of rotational symmetry does it have? Why?' (Wait 10 seconds.) Expected answer: order 1 — it only maps onto itself after a full 360°. Validate and annotate the clock image on the board.</w:t>
             </w:r>
           </w:p>
         </w:tc>
@@ -18510,7 +18816,7 @@
                 <w:sz w:val="18"/>
                 <w:szCs w:val="18"/>
               </w:rPr>
-              <w:t xml:space="preserve">Think-Pair-Share with Anchored Prediction Recording. By writing predictions before any instruction, learners activate prior knowledge of rotation (from Lessons 1–5) and create a personal cognitive stake in the outcome. Recording predictions publicly on the board creates a reference point that will generate productive cognitive conflict or confirmation during the Observe phase, deepening encoding of the concept.</w:t>
+              <w:t xml:space="preserve">Hands-On Manipulative Rotation with Structured Data Recording. Physical rotation of paper cutouts gives learners proprioceptive and visual evidence of the moment a shape 'clicks' back into its outline. Recording angles at each coincidence (120°, 240°, 360° for the triangle) before computing the order builds the conceptual link: order = 360° ÷ angle between coincidences. The class compilation table (DQB entry) transforms individual group findings into shared public knowledge, enabling cross-group comparison and pattern recognition.</w:t>
             </w:r>
           </w:p>
         </w:tc>
@@ -18542,7 +18848,7 @@
                 <w:sz w:val="18"/>
                 <w:szCs w:val="18"/>
               </w:rPr>
-              <w:t xml:space="preserve">Observable indicator: Every learner has written at least one numerical prediction per image in their exercise book before the pair-share begins. The teacher scans books during the cold-call phase. Red flag: if more than one-third of learners write '1' for all three images, the teacher notes this as a misconception to address explicitly in the Explain phase — it suggests learners are confusing 'the shape looks different when rotated' with 'the shape maps onto itself'.</w:t>
+              <w:t xml:space="preserve">Observable indicator: Each group's written record shows three separate entries (triangle, square, hexagon) with both the angle values and the order number correctly completed before Step 2 begins. The teacher checks at least two groups' written records during circulation. Red flag: A group recording order 6 for the square has likely miscounted — teacher intervenes immediately: 'Show me the six positions on your square cutout — point to each one.' A group recording order 1 for the regular hexagon has likely not placed the pin accurately at the centre — teacher demonstrates correct re-pinning.</w:t>
             </w:r>
           </w:p>
         </w:tc>
@@ -18551,32 +18857,32 @@
         <w:tc>
           <w:tcPr>
             <w:tcW w:type="dxa" w:w="1520"/>
-            <w:shd w:fill="D9EEF1" w:color="auto" w:val="clear"/>
-            <w:tcMar>
-              <w:top w:type="dxa" w:w="60"/>
-              <w:left w:type="dxa" w:w="120"/>
-              <w:bottom w:type="dxa" w:w="60"/>
-              <w:right w:type="dxa" w:w="120"/>
-            </w:tcMar>
-            <w:vAlign w:val="top"/>
-          </w:tcPr>
-          <w:p>
-            <w:pPr>
-              <w:spacing w:after="40" w:before="0"/>
-              <w:jc w:val="left"/>
-            </w:pPr>
-            <w:r>
-              <w:rPr>
-                <w:rFonts w:ascii="Arial" w:cs="Arial" w:eastAsia="Arial" w:hAnsi="Arial"/>
-                <w:b/>
-                <w:bCs/>
-                <w:i w:val="false"/>
-                <w:iCs w:val="false"/>
-                <w:color w:val="000000"/>
-                <w:sz w:val="18"/>
-                <w:szCs w:val="18"/>
-              </w:rPr>
-              <w:t xml:space="preserve">Observe Phase</w:t>
+            <w:shd w:fill="E2EFDA" w:color="auto" w:val="clear"/>
+            <w:tcMar>
+              <w:top w:type="dxa" w:w="60"/>
+              <w:left w:type="dxa" w:w="120"/>
+              <w:bottom w:type="dxa" w:w="60"/>
+              <w:right w:type="dxa" w:w="120"/>
+            </w:tcMar>
+            <w:vAlign w:val="top"/>
+          </w:tcPr>
+          <w:p>
+            <w:pPr>
+              <w:spacing w:after="40" w:before="0"/>
+              <w:jc w:val="left"/>
+            </w:pPr>
+            <w:r>
+              <w:rPr>
+                <w:rFonts w:ascii="Arial" w:cs="Arial" w:eastAsia="Arial" w:hAnsi="Arial"/>
+                <w:b/>
+                <w:bCs/>
+                <w:i w:val="false"/>
+                <w:iCs w:val="false"/>
+                <w:color w:val="000000"/>
+                <w:sz w:val="18"/>
+                <w:szCs w:val="18"/>
+              </w:rPr>
+              <w:t xml:space="preserve">Explain Phase</w:t>
             </w:r>
           </w:p>
           <w:p>
@@ -18599,7 +18905,7 @@
             <w:pPr>
               <w:spacing w:after="20" w:before="0"/>
             </w:pPr>
-            <w:hyperlink w:history="1" r:id="rIdsdybr4amfkyfllzonwv-7">
+            <w:hyperlink w:history="1" r:id="rIdreacm_qo7glahvqqor01b">
               <w:r>
                 <w:rPr>
                   <w:rFonts w:ascii="Arial" w:cs="Arial" w:eastAsia="Arial" w:hAnsi="Arial"/>
@@ -18608,7 +18914,7 @@
                   <w:szCs w:val="16"/>
                   <w:u w:val="single" w:color="2E75B6"/>
                 </w:rPr>
-                <w:t xml:space="preserve">Recognizing common 3D shapes</w:t>
+                <w:t xml:space="preserve">Intro to rotational symmetry</w:t>
               </w:r>
             </w:hyperlink>
           </w:p>
@@ -18632,7 +18938,7 @@
               <w:spacing w:after="10" w:before="0"/>
               <w:ind w:left="120"/>
             </w:pPr>
-            <w:hyperlink w:history="1" r:id="rId_lb-w7uqw3qfptlhhj4lm">
+            <w:hyperlink w:history="1" r:id="rIdsyaips2kleupynrjwpr2s">
               <w:r>
                 <w:rPr>
                   <w:rFonts w:ascii="Arial" w:cs="Arial" w:eastAsia="Arial" w:hAnsi="Arial"/>
@@ -18677,7 +18983,313 @@
             <w:pPr>
               <w:spacing w:after="20" w:before="0"/>
             </w:pPr>
-            <w:hyperlink w:history="1" r:id="rIdqt0mtdccymrimmcgbfp7x">
+            <w:hyperlink w:history="1" r:id="rIdl_-cuckvnyv6-8gpsdi90">
+              <w:r>
+                <w:rPr>
+                  <w:rFonts w:ascii="Arial" w:cs="Arial" w:eastAsia="Arial" w:hAnsi="Arial"/>
+                  <w:color w:val="2E75B6"/>
+                  <w:sz w:val="16"/>
+                  <w:szCs w:val="16"/>
+                  <w:u w:val="single" w:color="2E75B6"/>
+                </w:rPr>
+                <w:t xml:space="preserve">Determine rotations (basic)</w:t>
+              </w:r>
+            </w:hyperlink>
+          </w:p>
+          <w:p>
+            <w:pPr>
+              <w:spacing w:after="10" w:before="0"/>
+              <w:ind w:left="120"/>
+            </w:pPr>
+            <w:r>
+              <w:rPr>
+                <w:rFonts w:ascii="Arial" w:cs="Arial" w:eastAsia="Arial" w:hAnsi="Arial"/>
+                <w:color w:val="595959"/>
+                <w:sz w:val="14"/>
+                <w:szCs w:val="14"/>
+              </w:rPr>
+              <w:t xml:space="preserve">Source: Khan Academy (English - US curriculum)</w:t>
+            </w:r>
+          </w:p>
+          <w:p>
+            <w:pPr>
+              <w:spacing w:after="10" w:before="0"/>
+              <w:ind w:left="120"/>
+            </w:pPr>
+            <w:hyperlink w:history="1" r:id="rIdh4rksph7vv4vrm5umsvg2">
+              <w:r>
+                <w:rPr>
+                  <w:rFonts w:ascii="Arial" w:cs="Arial" w:eastAsia="Arial" w:hAnsi="Arial"/>
+                  <w:color w:val="595959"/>
+                  <w:sz w:val="14"/>
+                  <w:szCs w:val="14"/>
+                  <w:u w:val="single" w:color="595959"/>
+                </w:rPr>
+                <w:t xml:space="preserve">🔍 Search ARES for similar readings</w:t>
+              </w:r>
+            </w:hyperlink>
+          </w:p>
+        </w:tc>
+        <w:tc>
+          <w:tcPr>
+            <w:tcW w:type="dxa" w:w="3040"/>
+            <w:shd w:fill="FFFFFF" w:color="auto" w:val="clear"/>
+            <w:tcMar>
+              <w:top w:type="dxa" w:w="60"/>
+              <w:left w:type="dxa" w:w="120"/>
+              <w:bottom w:type="dxa" w:w="60"/>
+              <w:right w:type="dxa" w:w="120"/>
+            </w:tcMar>
+            <w:vAlign w:val="top"/>
+          </w:tcPr>
+          <w:p>
+            <w:pPr>
+              <w:spacing w:after="40" w:before="0"/>
+              <w:jc w:val="left"/>
+            </w:pPr>
+            <w:r>
+              <w:rPr>
+                <w:rFonts w:ascii="Arial" w:cs="Arial" w:eastAsia="Arial" w:hAnsi="Arial"/>
+                <w:b w:val="false"/>
+                <w:bCs w:val="false"/>
+                <w:i w:val="false"/>
+                <w:iCs w:val="false"/>
+                <w:color w:val="000000"/>
+                <w:sz w:val="18"/>
+                <w:szCs w:val="18"/>
+              </w:rPr>
+              <w:t xml:space="preserve">The teacher leads a whole-class structured discussion to formalise the concept. Learners copy a definition into their notes: 'A plane figure has rotational symmetry of order n about a centre point C if rotating it by (360°/n) maps it exactly onto itself. Every shape has at least order 1.' Learners then individually complete three short written tasks in their exercise books: Task A — 'A regular pentagon: predict its order without cutting a cutout. Justify your answer using the formula angle = 360°/n.' Task B — 'A Rift Valley windmill has 3 identical blades equally spaced. State its order of rotational symmetry and the angle between each coincident position.' Task C — 'The axis of a triangular prism runs through the centres of the two triangular faces. State the order of rotational symmetry about this axis.' After 6 minutes, learners compare answers with a partner, then the teacher conducts a whole-class cold-call debrief.</w:t>
+            </w:r>
+          </w:p>
+        </w:tc>
+        <w:tc>
+          <w:tcPr>
+            <w:tcW w:type="dxa" w:w="3040"/>
+            <w:shd w:fill="F2F2F2" w:color="auto" w:val="clear"/>
+            <w:tcMar>
+              <w:top w:type="dxa" w:w="60"/>
+              <w:left w:type="dxa" w:w="120"/>
+              <w:bottom w:type="dxa" w:w="60"/>
+              <w:right w:type="dxa" w:w="120"/>
+            </w:tcMar>
+            <w:vAlign w:val="top"/>
+          </w:tcPr>
+          <w:p>
+            <w:pPr>
+              <w:spacing w:after="40" w:before="0"/>
+              <w:jc w:val="left"/>
+            </w:pPr>
+            <w:r>
+              <w:rPr>
+                <w:rFonts w:ascii="Arial" w:cs="Arial" w:eastAsia="Arial" w:hAnsi="Arial"/>
+                <w:b w:val="false"/>
+                <w:bCs w:val="false"/>
+                <w:i w:val="false"/>
+                <w:iCs w:val="false"/>
+                <w:color w:val="000000"/>
+                <w:sz w:val="18"/>
+                <w:szCs w:val="18"/>
+              </w:rPr>
+              <w:t xml:space="preserve">Write the formal definition on the board and read it aloud. Emphasise: 'The key phrase is MAPS EXACTLY ONTO ITSELF — not just looks similar, but every point coincides.' Write the formula on the board: ORDER n = 360° ÷ (smallest angle of rotation that maps the shape onto itself). Then say: 'Work on Tasks A, B and C silently for 6 minutes.' Set a visible timer. After 6 minutes: 'Compare with your partner — 2 minutes.' Then cold-call: for Task A, call on a learner who was hesitant in Phase 1: 'What order did you get for the regular pentagon, and what angle?' (Wait 10 seconds. Expected: order 5, angle 72°.) For Task B, call on a different learner: 'What does the windmill order tell us — could you predict where the blade will be after the wind turns it by 120°?' (Wait 12 seconds.) For Task C, call on a third learner: 'What is the order for the triangular prism about that axis — and why does it match the triangle cutout order from our experiment?' (Wait 10 seconds.) Explicitly connect back to the phenomenon: 'Return to the Nairobi clock. If the clock face had only 3 markings equally spaced — like a windmill — what would its order be? What about 12 markings like a real clock face?' Write responses on the board beside the clock image.</w:t>
+            </w:r>
+          </w:p>
+        </w:tc>
+        <w:tc>
+          <w:tcPr>
+            <w:tcW w:type="dxa" w:w="3040"/>
+            <w:shd w:fill="FFFFFF" w:color="auto" w:val="clear"/>
+            <w:tcMar>
+              <w:top w:type="dxa" w:w="60"/>
+              <w:left w:type="dxa" w:w="120"/>
+              <w:bottom w:type="dxa" w:w="60"/>
+              <w:right w:type="dxa" w:w="120"/>
+            </w:tcMar>
+            <w:vAlign w:val="top"/>
+          </w:tcPr>
+          <w:p>
+            <w:pPr>
+              <w:spacing w:after="40" w:before="0"/>
+              <w:jc w:val="left"/>
+            </w:pPr>
+            <w:r>
+              <w:rPr>
+                <w:rFonts w:ascii="Arial" w:cs="Arial" w:eastAsia="Arial" w:hAnsi="Arial"/>
+                <w:b w:val="false"/>
+                <w:bCs w:val="false"/>
+                <w:i w:val="false"/>
+                <w:iCs w:val="false"/>
+                <w:color w:val="000000"/>
+                <w:sz w:val="18"/>
+                <w:szCs w:val="18"/>
+              </w:rPr>
+              <w:t xml:space="preserve">Concept Definition Formalisation followed by Near-Transfer Application Tasks. Moving from physical manipulation (Phase 2) to formal symbolic definition and then immediately to application tasks (pentagon, windmill, prism) follows the concrete–pictorial–abstract progression. The windmill task (Task B) is a deliberate near-transfer to the Rift Valley context, ensuring learners experience the concept as generalisable beyond the classroom polygons. Cold-call sequencing (hesitant → average → strong) ensures all ability levels engage publicly with formalised reasoning.</w:t>
+            </w:r>
+          </w:p>
+        </w:tc>
+        <w:tc>
+          <w:tcPr>
+            <w:tcW w:type="dxa" w:w="3040"/>
+            <w:shd w:fill="F2F2F2" w:color="auto" w:val="clear"/>
+            <w:tcMar>
+              <w:top w:type="dxa" w:w="60"/>
+              <w:left w:type="dxa" w:w="120"/>
+              <w:bottom w:type="dxa" w:w="60"/>
+              <w:right w:type="dxa" w:w="120"/>
+            </w:tcMar>
+            <w:vAlign w:val="top"/>
+          </w:tcPr>
+          <w:p>
+            <w:pPr>
+              <w:spacing w:after="40" w:before="0"/>
+              <w:jc w:val="left"/>
+            </w:pPr>
+            <w:r>
+              <w:rPr>
+                <w:rFonts w:ascii="Arial" w:cs="Arial" w:eastAsia="Arial" w:hAnsi="Arial"/>
+                <w:b w:val="false"/>
+                <w:bCs w:val="false"/>
+                <w:i w:val="false"/>
+                <w:iCs w:val="false"/>
+                <w:color w:val="000000"/>
+                <w:sz w:val="18"/>
+                <w:szCs w:val="18"/>
+              </w:rPr>
+              <w:t xml:space="preserve">Observable indicator: All learners have written the formal definition verbatim and completed all three tasks before the debrief. For Task A, the correct answer (order 5, 72°) requires applying the formula — not physical manipulation. A learner who writes order 5 but cannot explain why has surface recall without conceptual understanding; the teacher notes this and will revisit during the Model Building phase. For Task C, a learner who says order 2 (instead of order 3) for the triangular prism is confusing the number of rectangular faces with the triangular face symmetry — teacher clarifies on the spot by holding up the model and rotating it.</w:t>
+            </w:r>
+          </w:p>
+        </w:tc>
+      </w:tr>
+      <w:tr>
+        <w:tc>
+          <w:tcPr>
+            <w:tcW w:type="dxa" w:w="1520"/>
+            <w:shd w:fill="FCE4D6" w:color="auto" w:val="clear"/>
+            <w:tcMar>
+              <w:top w:type="dxa" w:w="60"/>
+              <w:left w:type="dxa" w:w="120"/>
+              <w:bottom w:type="dxa" w:w="60"/>
+              <w:right w:type="dxa" w:w="120"/>
+            </w:tcMar>
+            <w:vAlign w:val="top"/>
+          </w:tcPr>
+          <w:p>
+            <w:pPr>
+              <w:spacing w:after="40" w:before="0"/>
+              <w:jc w:val="left"/>
+            </w:pPr>
+            <w:r>
+              <w:rPr>
+                <w:rFonts w:ascii="Arial" w:cs="Arial" w:eastAsia="Arial" w:hAnsi="Arial"/>
+                <w:b/>
+                <w:bCs/>
+                <w:i w:val="false"/>
+                <w:iCs w:val="false"/>
+                <w:color w:val="000000"/>
+                <w:sz w:val="18"/>
+                <w:szCs w:val="18"/>
+              </w:rPr>
+              <w:t xml:space="preserve">Driving Question Board (DQB) Creation</w:t>
+            </w:r>
+          </w:p>
+          <w:p>
+            <w:pPr>
+              <w:spacing w:after="20" w:before="0"/>
+            </w:pPr>
+            <w:r>
+              <w:rPr>
+                <w:rFonts w:ascii="Arial" w:cs="Arial" w:eastAsia="Arial" w:hAnsi="Arial"/>
+                <w:b/>
+                <w:bCs/>
+                <w:color w:val="1F3864"/>
+                <w:sz w:val="16"/>
+                <w:szCs w:val="16"/>
+              </w:rPr>
+              <w:t xml:space="preserve">📹 VIDEO:</w:t>
+            </w:r>
+          </w:p>
+          <w:p>
+            <w:pPr>
+              <w:spacing w:after="20" w:before="0"/>
+            </w:pPr>
+            <w:hyperlink w:history="1" r:id="rIdt_epz4_tlicim0arkzfrj">
+              <w:r>
+                <w:rPr>
+                  <w:rFonts w:ascii="Arial" w:cs="Arial" w:eastAsia="Arial" w:hAnsi="Arial"/>
+                  <w:color w:val="2E75B6"/>
+                  <w:sz w:val="16"/>
+                  <w:szCs w:val="16"/>
+                  <w:u w:val="single" w:color="2E75B6"/>
+                </w:rPr>
+                <w:t xml:space="preserve">Intro to rotational symmetry</w:t>
+              </w:r>
+            </w:hyperlink>
+          </w:p>
+          <w:p>
+            <w:pPr>
+              <w:spacing w:after="10" w:before="0"/>
+              <w:ind w:left="120"/>
+            </w:pPr>
+            <w:r>
+              <w:rPr>
+                <w:rFonts w:ascii="Arial" w:cs="Arial" w:eastAsia="Arial" w:hAnsi="Arial"/>
+                <w:color w:val="595959"/>
+                <w:sz w:val="14"/>
+                <w:szCs w:val="14"/>
+              </w:rPr>
+              <w:t xml:space="preserve">Source: Khan Academy (English - US curriculum)</w:t>
+            </w:r>
+          </w:p>
+          <w:p>
+            <w:pPr>
+              <w:spacing w:after="10" w:before="0"/>
+              <w:ind w:left="120"/>
+            </w:pPr>
+            <w:hyperlink w:history="1" r:id="rIdnwhgdream6fx--v3bwycd">
+              <w:r>
+                <w:rPr>
+                  <w:rFonts w:ascii="Arial" w:cs="Arial" w:eastAsia="Arial" w:hAnsi="Arial"/>
+                  <w:color w:val="595959"/>
+                  <w:sz w:val="14"/>
+                  <w:szCs w:val="14"/>
+                  <w:u w:val="single" w:color="595959"/>
+                </w:rPr>
+                <w:t xml:space="preserve">🔍 Search ARES for similar videos</w:t>
+              </w:r>
+            </w:hyperlink>
+          </w:p>
+          <w:p>
+            <w:pPr>
+              <w:spacing w:after="40" w:before="0"/>
+            </w:pPr>
+            <w:r>
+              <w:rPr>
+                <w:sz w:val="14"/>
+                <w:szCs w:val="14"/>
+              </w:rPr>
+              <w:t xml:space="preserve"/>
+            </w:r>
+          </w:p>
+          <w:p>
+            <w:pPr>
+              <w:spacing w:after="20" w:before="0"/>
+            </w:pPr>
+            <w:r>
+              <w:rPr>
+                <w:rFonts w:ascii="Arial" w:cs="Arial" w:eastAsia="Arial" w:hAnsi="Arial"/>
+                <w:b/>
+                <w:bCs/>
+                <w:color w:val="1F3864"/>
+                <w:sz w:val="16"/>
+                <w:szCs w:val="16"/>
+              </w:rPr>
+              <w:t xml:space="preserve">📖 EXERCISE:</w:t>
+            </w:r>
+          </w:p>
+          <w:p>
+            <w:pPr>
+              <w:spacing w:after="20" w:before="0"/>
+            </w:pPr>
+            <w:hyperlink w:history="1" r:id="rIdt5kui-vjrvvlodsi3gqf-">
               <w:r>
                 <w:rPr>
                   <w:rFonts w:ascii="Arial" w:cs="Arial" w:eastAsia="Arial" w:hAnsi="Arial"/>
@@ -18710,7 +19322,7 @@
               <w:spacing w:after="10" w:before="0"/>
               <w:ind w:left="120"/>
             </w:pPr>
-            <w:hyperlink w:history="1" r:id="rIdvoosmmczxnccglpe-gx22">
+            <w:hyperlink w:history="1" r:id="rIdc_n3srbaamr0qk3ptejhj">
               <w:r>
                 <w:rPr>
                   <w:rFonts w:ascii="Arial" w:cs="Arial" w:eastAsia="Arial" w:hAnsi="Arial"/>
@@ -18752,7 +19364,7 @@
                 <w:sz w:val="18"/>
                 <w:szCs w:val="18"/>
               </w:rPr>
-              <w:t xml:space="preserve">Groups of 3–4 learners each receive: one A4 sheet with printed outlines of an equilateral triangle, a square, and a regular hexagon (large enough to cut out, minimum 8 cm side); scissors; a blank A4 sheet; a sharp pencil; and a pin or drawing pin. Step 1 (8 min): Each group cuts out the three polygons. They place the equilateral triangle cutout on top of its printed outline on the blank sheet and push the pin through the centre point (teacher has pre-marked the centres). One learner holds the pin still while another slowly rotates the cutout clockwise. The group counts every position at which the cutout perfectly covers the outline again, including the starting position at 360°. They record: 'Equilateral triangle — maps onto itself at ___°, ___°, ___° — ORDER = ___'. They repeat for the square and the regular hexagon. Step 2 (10 min): Each group receives or examines one of four solid models (square pyramid, triangular prism, cone, tetrahedron — rotated between groups). Learners hold the solid, identify a vertical axis (using a pencil pushed through or held alongside), slowly rotate it, and count how many times the solid looks identical in one full 360° turn. They record: 'Solid: ___ — Axis description: ___ — ORDER = ___'. Step 3 (7 min): Groups share results with the class; teacher compiles a single class table on the DQB with columns: Shape/Solid | Number of sides or faces | Angle between identical positions | Order of rotational symmetry.</w:t>
+              <w:t xml:space="preserve">The class revisits the full Driving Question Board. The teacher reads the Driving Question aloud: 'When the minute hand of the clock at the University of Nairobi completes its journey around the clock face, what mathematical rules govern exactly where every point on the hand ends up — and how can we use those rules to rotate any shape to any position, on paper and on a grid?' Learners are asked to discuss in pairs: 'What NEW understanding from today's lesson can we add to our board? What new questions has today raised?' After 2 minutes of pair discussion, each group contributes one sticky note (or the teacher writes their contribution on the board) under two DQB columns: WHAT WE NOW KNOW and NEW QUESTIONS WE HAVE. The teacher then reads back all current WHAT WE NOW KNOW entries from Lessons 1–6 to show the cumulative progression of the sequence.</w:t>
             </w:r>
           </w:p>
         </w:tc>
@@ -18784,7 +19396,7 @@
                 <w:sz w:val="18"/>
                 <w:szCs w:val="18"/>
               </w:rPr>
-              <w:t xml:space="preserve">Distribute materials before the bell (pre-cut centre marks on polygon outlines save time). Circulate continuously during Step 1. At the 4-minute mark, stop the class for 30 seconds and say: 'Make sure the PIN is exactly at the centre I have marked — if it is off-centre, your count will be wrong. Check now.' At the 8-minute mark, cold-call one group: 'Group 3 — what order did you get for the equilateral triangle? How many degrees between each identical position?' (Wait 10 seconds.) During Step 2, prompt groups handling the cone: 'Is every position around the vertical axis identical for a cone? What does that tell you about its order?' (Wait 15 seconds before accepting answers.) During Step 3 (class table compilation), call on a DIFFERENT group for each solid. After the table is complete, point to the kiondo basket image and say: 'Look at the hexagon row in our table. Does the kiondo basket pattern match what we found? Talk to your partner — 30 seconds.' Cold-call 2 pairs. Then point to the clock image: 'The minute hand itself — just the hand, not the clock face — what order of rotational symmetry does it have? Why?' (Wait 10 seconds.) Expected answer: order 1 — it only maps onto itself after a full 360°. Validate and annotate the clock image on the board.</w:t>
+              <w:t xml:space="preserve">Point to the DQB and say: 'Let us update our board. We started this unit asking how the Nairobi clock hand works mathematically. What can we now say that we could NOT say before today?' Allow 2 minutes of pair discussion. Then cold-call one pair per group (aim for 4–5 contributions). As each contribution is stated, the teacher writes it in the WHAT WE NOW KNOW column using the learner's own words, then adds a brief mathematical annotation. Example: a learner says 'the hexagon fits into itself six times' — teacher writes this, then annotates: 'Order 6; angle = 360°÷6 = 60°.' For the NEW QUESTIONS column, prompt: 'Has anyone wondered — if we rotate a shape and it maps onto itself, is that shape congruent to its rotated image? We will explore that in Lesson 7.' Add this as a teacher-seeded question. Close by pointing to the clock: 'The full clock face with 12 hour-marks has order ___?' Cold-call. (Expected: 12. Angle: 30°.) Write it on the board as the capstone DQB entry for Lesson 6.</w:t>
             </w:r>
           </w:p>
         </w:tc>
@@ -18816,7 +19428,7 @@
                 <w:sz w:val="18"/>
                 <w:szCs w:val="18"/>
               </w:rPr>
-              <w:t xml:space="preserve">Hands-On Manipulative Rotation with Structured Data Recording. Physical rotation of paper cutouts gives learners proprioceptive and visual evidence of the moment a shape 'clicks' back into its outline. Recording angles at each coincidence (120°, 240°, 360° for the triangle) before computing the order builds the conceptual link: order = 360° ÷ angle between coincidences. The class compilation table (DQB entry) transforms individual group findings into shared public knowledge, enabling cross-group comparison and pattern recognition.</w:t>
+              <w:t xml:space="preserve">Cumulative Public Knowledge Construction on the DQB. The DQB functions as a living, co-authored record of the class's growing understanding. Reading back all Lesson 1–6 entries aloud activates retrieval practice across the entire evidence sequence, strengthening long-term retention. The teacher-seeded question about congruence creates a forward-looking bridge to Lesson 7, demonstrating to learners that their investigation is not yet complete — sustaining curiosity and epistemic motivation.</w:t>
             </w:r>
           </w:p>
         </w:tc>
@@ -18848,7 +19460,7 @@
                 <w:sz w:val="18"/>
                 <w:szCs w:val="18"/>
               </w:rPr>
-              <w:t xml:space="preserve">Observable indicator: Each group's written record shows three separate entries (triangle, square, hexagon) with both the angle values and the order number correctly completed before Step 2 begins. The teacher checks at least two groups' written records during circulation. Red flag: A group recording order 6 for the square has likely miscounted — teacher intervenes immediately: 'Show me the six positions on your square cutout — point to each one.' A group recording order 1 for the regular hexagon has likely not placed the pin accurately at the centre — teacher demonstrates correct re-pinning.</w:t>
+              <w:t xml:space="preserve">Observable indicator: Every group contributes at least one substantive entry to the DQB (not merely 'we learned rotation'). The teacher listens for mathematical precision — entries must include the word 'order' or a specific angle. Red flag: if groups contribute only qualitative statements ('shapes can turn and look the same'), the teacher prompts: 'Can you say that using a number and a degree symbol?' before accepting the contribution.</w:t>
             </w:r>
           </w:p>
         </w:tc>
@@ -18857,32 +19469,32 @@
         <w:tc>
           <w:tcPr>
             <w:tcW w:type="dxa" w:w="1520"/>
-            <w:shd w:fill="E2EFDA" w:color="auto" w:val="clear"/>
-            <w:tcMar>
-              <w:top w:type="dxa" w:w="60"/>
-              <w:left w:type="dxa" w:w="120"/>
-              <w:bottom w:type="dxa" w:w="60"/>
-              <w:right w:type="dxa" w:w="120"/>
-            </w:tcMar>
-            <w:vAlign w:val="top"/>
-          </w:tcPr>
-          <w:p>
-            <w:pPr>
-              <w:spacing w:after="40" w:before="0"/>
-              <w:jc w:val="left"/>
-            </w:pPr>
-            <w:r>
-              <w:rPr>
-                <w:rFonts w:ascii="Arial" w:cs="Arial" w:eastAsia="Arial" w:hAnsi="Arial"/>
-                <w:b/>
-                <w:bCs/>
-                <w:i w:val="false"/>
-                <w:iCs w:val="false"/>
-                <w:color w:val="000000"/>
-                <w:sz w:val="18"/>
-                <w:szCs w:val="18"/>
-              </w:rPr>
-              <w:t xml:space="preserve">Explain Phase</w:t>
+            <w:shd w:fill="D5E8F0" w:color="auto" w:val="clear"/>
+            <w:tcMar>
+              <w:top w:type="dxa" w:w="60"/>
+              <w:left w:type="dxa" w:w="120"/>
+              <w:bottom w:type="dxa" w:w="60"/>
+              <w:right w:type="dxa" w:w="120"/>
+            </w:tcMar>
+            <w:vAlign w:val="top"/>
+          </w:tcPr>
+          <w:p>
+            <w:pPr>
+              <w:spacing w:after="40" w:before="0"/>
+              <w:jc w:val="left"/>
+            </w:pPr>
+            <w:r>
+              <w:rPr>
+                <w:rFonts w:ascii="Arial" w:cs="Arial" w:eastAsia="Arial" w:hAnsi="Arial"/>
+                <w:b/>
+                <w:bCs/>
+                <w:i w:val="false"/>
+                <w:iCs w:val="false"/>
+                <w:color w:val="000000"/>
+                <w:sz w:val="18"/>
+                <w:szCs w:val="18"/>
+              </w:rPr>
+              <w:t xml:space="preserve">Model Building Phase</w:t>
             </w:r>
           </w:p>
           <w:p>
@@ -18905,7 +19517,7 @@
             <w:pPr>
               <w:spacing w:after="20" w:before="0"/>
             </w:pPr>
-            <w:hyperlink w:history="1" r:id="rIdydz_jhw3v_89vkhidk0os">
+            <w:hyperlink w:history="1" r:id="rIdqy59d0l_anpdxd-3qhfxi">
               <w:r>
                 <w:rPr>
                   <w:rFonts w:ascii="Arial" w:cs="Arial" w:eastAsia="Arial" w:hAnsi="Arial"/>
@@ -18938,7 +19550,7 @@
               <w:spacing w:after="10" w:before="0"/>
               <w:ind w:left="120"/>
             </w:pPr>
-            <w:hyperlink w:history="1" r:id="rIdc772e-qc5n-9ijtd4-vfj">
+            <w:hyperlink w:history="1" r:id="rIde6bxc6ud7hw_io8_-ompo">
               <w:r>
                 <w:rPr>
                   <w:rFonts w:ascii="Arial" w:cs="Arial" w:eastAsia="Arial" w:hAnsi="Arial"/>
@@ -18983,7 +19595,7 @@
             <w:pPr>
               <w:spacing w:after="20" w:before="0"/>
             </w:pPr>
-            <w:hyperlink w:history="1" r:id="rIdfl_bizkto9mcuop-o1r4v">
+            <w:hyperlink w:history="1" r:id="rIdlewk0ogyk1y_wsfgordbw">
               <w:r>
                 <w:rPr>
                   <w:rFonts w:ascii="Arial" w:cs="Arial" w:eastAsia="Arial" w:hAnsi="Arial"/>
@@ -18992,7 +19604,7 @@
                   <w:szCs w:val="16"/>
                   <w:u w:val="single" w:color="2E75B6"/>
                 </w:rPr>
-                <w:t xml:space="preserve">Determine rotations (basic)</w:t>
+                <w:t xml:space="preserve">Determine rotations</w:t>
               </w:r>
             </w:hyperlink>
           </w:p>
@@ -19016,619 +19628,7 @@
               <w:spacing w:after="10" w:before="0"/>
               <w:ind w:left="120"/>
             </w:pPr>
-            <w:hyperlink w:history="1" r:id="rIdazbc4n-rshfx9bsbxcbi7">
-              <w:r>
-                <w:rPr>
-                  <w:rFonts w:ascii="Arial" w:cs="Arial" w:eastAsia="Arial" w:hAnsi="Arial"/>
-                  <w:color w:val="595959"/>
-                  <w:sz w:val="14"/>
-                  <w:szCs w:val="14"/>
-                  <w:u w:val="single" w:color="595959"/>
-                </w:rPr>
-                <w:t xml:space="preserve">🔍 Search ARES for similar readings</w:t>
-              </w:r>
-            </w:hyperlink>
-          </w:p>
-        </w:tc>
-        <w:tc>
-          <w:tcPr>
-            <w:tcW w:type="dxa" w:w="3040"/>
-            <w:shd w:fill="FFFFFF" w:color="auto" w:val="clear"/>
-            <w:tcMar>
-              <w:top w:type="dxa" w:w="60"/>
-              <w:left w:type="dxa" w:w="120"/>
-              <w:bottom w:type="dxa" w:w="60"/>
-              <w:right w:type="dxa" w:w="120"/>
-            </w:tcMar>
-            <w:vAlign w:val="top"/>
-          </w:tcPr>
-          <w:p>
-            <w:pPr>
-              <w:spacing w:after="40" w:before="0"/>
-              <w:jc w:val="left"/>
-            </w:pPr>
-            <w:r>
-              <w:rPr>
-                <w:rFonts w:ascii="Arial" w:cs="Arial" w:eastAsia="Arial" w:hAnsi="Arial"/>
-                <w:b w:val="false"/>
-                <w:bCs w:val="false"/>
-                <w:i w:val="false"/>
-                <w:iCs w:val="false"/>
-                <w:color w:val="000000"/>
-                <w:sz w:val="18"/>
-                <w:szCs w:val="18"/>
-              </w:rPr>
-              <w:t xml:space="preserve">The teacher leads a whole-class structured discussion to formalise the concept. Learners copy a definition into their notes: 'A plane figure has rotational symmetry of order n about a centre point C if rotating it by (360°/n) maps it exactly onto itself. Every shape has at least order 1.' Learners then individually complete three short written tasks in their exercise books: Task A — 'A regular pentagon: predict its order without cutting a cutout. Justify your answer using the formula angle = 360°/n.' Task B — 'A Rift Valley windmill has 3 identical blades equally spaced. State its order of rotational symmetry and the angle between each coincident position.' Task C — 'The axis of a triangular prism runs through the centres of the two triangular faces. State the order of rotational symmetry about this axis.' After 6 minutes, learners compare answers with a partner, then the teacher conducts a whole-class cold-call debrief.</w:t>
-            </w:r>
-          </w:p>
-        </w:tc>
-        <w:tc>
-          <w:tcPr>
-            <w:tcW w:type="dxa" w:w="3040"/>
-            <w:shd w:fill="F2F2F2" w:color="auto" w:val="clear"/>
-            <w:tcMar>
-              <w:top w:type="dxa" w:w="60"/>
-              <w:left w:type="dxa" w:w="120"/>
-              <w:bottom w:type="dxa" w:w="60"/>
-              <w:right w:type="dxa" w:w="120"/>
-            </w:tcMar>
-            <w:vAlign w:val="top"/>
-          </w:tcPr>
-          <w:p>
-            <w:pPr>
-              <w:spacing w:after="40" w:before="0"/>
-              <w:jc w:val="left"/>
-            </w:pPr>
-            <w:r>
-              <w:rPr>
-                <w:rFonts w:ascii="Arial" w:cs="Arial" w:eastAsia="Arial" w:hAnsi="Arial"/>
-                <w:b w:val="false"/>
-                <w:bCs w:val="false"/>
-                <w:i w:val="false"/>
-                <w:iCs w:val="false"/>
-                <w:color w:val="000000"/>
-                <w:sz w:val="18"/>
-                <w:szCs w:val="18"/>
-              </w:rPr>
-              <w:t xml:space="preserve">Write the formal definition on the board and read it aloud. Emphasise: 'The key phrase is MAPS EXACTLY ONTO ITSELF — not just looks similar, but every point coincides.' Write the formula on the board: ORDER n = 360° ÷ (smallest angle of rotation that maps the shape onto itself). Then say: 'Work on Tasks A, B and C silently for 6 minutes.' Set a visible timer. After 6 minutes: 'Compare with your partner — 2 minutes.' Then cold-call: for Task A, call on a learner who was hesitant in Phase 1: 'What order did you get for the regular pentagon, and what angle?' (Wait 10 seconds. Expected: order 5, angle 72°.) For Task B, call on a different learner: 'What does the windmill order tell us — could you predict where the blade will be after the wind turns it by 120°?' (Wait 12 seconds.) For Task C, call on a third learner: 'What is the order for the triangular prism about that axis — and why does it match the triangle cutout order from our experiment?' (Wait 10 seconds.) Explicitly connect back to the phenomenon: 'Return to the Nairobi clock. If the clock face had only 3 markings equally spaced — like a windmill — what would its order be? What about 12 markings like a real clock face?' Write responses on the board beside the clock image.</w:t>
-            </w:r>
-          </w:p>
-        </w:tc>
-        <w:tc>
-          <w:tcPr>
-            <w:tcW w:type="dxa" w:w="3040"/>
-            <w:shd w:fill="FFFFFF" w:color="auto" w:val="clear"/>
-            <w:tcMar>
-              <w:top w:type="dxa" w:w="60"/>
-              <w:left w:type="dxa" w:w="120"/>
-              <w:bottom w:type="dxa" w:w="60"/>
-              <w:right w:type="dxa" w:w="120"/>
-            </w:tcMar>
-            <w:vAlign w:val="top"/>
-          </w:tcPr>
-          <w:p>
-            <w:pPr>
-              <w:spacing w:after="40" w:before="0"/>
-              <w:jc w:val="left"/>
-            </w:pPr>
-            <w:r>
-              <w:rPr>
-                <w:rFonts w:ascii="Arial" w:cs="Arial" w:eastAsia="Arial" w:hAnsi="Arial"/>
-                <w:b w:val="false"/>
-                <w:bCs w:val="false"/>
-                <w:i w:val="false"/>
-                <w:iCs w:val="false"/>
-                <w:color w:val="000000"/>
-                <w:sz w:val="18"/>
-                <w:szCs w:val="18"/>
-              </w:rPr>
-              <w:t xml:space="preserve">Concept Definition Formalisation followed by Near-Transfer Application Tasks. Moving from physical manipulation (Phase 2) to formal symbolic definition and then immediately to application tasks (pentagon, windmill, prism) follows the concrete–pictorial–abstract progression. The windmill task (Task B) is a deliberate near-transfer to the Rift Valley context, ensuring learners experience the concept as generalisable beyond the classroom polygons. Cold-call sequencing (hesitant → average → strong) ensures all ability levels engage publicly with formalised reasoning.</w:t>
-            </w:r>
-          </w:p>
-        </w:tc>
-        <w:tc>
-          <w:tcPr>
-            <w:tcW w:type="dxa" w:w="3040"/>
-            <w:shd w:fill="F2F2F2" w:color="auto" w:val="clear"/>
-            <w:tcMar>
-              <w:top w:type="dxa" w:w="60"/>
-              <w:left w:type="dxa" w:w="120"/>
-              <w:bottom w:type="dxa" w:w="60"/>
-              <w:right w:type="dxa" w:w="120"/>
-            </w:tcMar>
-            <w:vAlign w:val="top"/>
-          </w:tcPr>
-          <w:p>
-            <w:pPr>
-              <w:spacing w:after="40" w:before="0"/>
-              <w:jc w:val="left"/>
-            </w:pPr>
-            <w:r>
-              <w:rPr>
-                <w:rFonts w:ascii="Arial" w:cs="Arial" w:eastAsia="Arial" w:hAnsi="Arial"/>
-                <w:b w:val="false"/>
-                <w:bCs w:val="false"/>
-                <w:i w:val="false"/>
-                <w:iCs w:val="false"/>
-                <w:color w:val="000000"/>
-                <w:sz w:val="18"/>
-                <w:szCs w:val="18"/>
-              </w:rPr>
-              <w:t xml:space="preserve">Observable indicator: All learners have written the formal definition verbatim and completed all three tasks before the debrief. For Task A, the correct answer (order 5, 72°) requires applying the formula — not physical manipulation. A learner who writes order 5 but cannot explain why has surface recall without conceptual understanding; the teacher notes this and will revisit during the Model Building phase. For Task C, a learner who says order 2 (instead of order 3) for the triangular prism is confusing the number of rectangular faces with the triangular face symmetry — teacher clarifies on the spot by holding up the model and rotating it.</w:t>
-            </w:r>
-          </w:p>
-        </w:tc>
-      </w:tr>
-      <w:tr>
-        <w:tc>
-          <w:tcPr>
-            <w:tcW w:type="dxa" w:w="1520"/>
-            <w:shd w:fill="FCE4D6" w:color="auto" w:val="clear"/>
-            <w:tcMar>
-              <w:top w:type="dxa" w:w="60"/>
-              <w:left w:type="dxa" w:w="120"/>
-              <w:bottom w:type="dxa" w:w="60"/>
-              <w:right w:type="dxa" w:w="120"/>
-            </w:tcMar>
-            <w:vAlign w:val="top"/>
-          </w:tcPr>
-          <w:p>
-            <w:pPr>
-              <w:spacing w:after="40" w:before="0"/>
-              <w:jc w:val="left"/>
-            </w:pPr>
-            <w:r>
-              <w:rPr>
-                <w:rFonts w:ascii="Arial" w:cs="Arial" w:eastAsia="Arial" w:hAnsi="Arial"/>
-                <w:b/>
-                <w:bCs/>
-                <w:i w:val="false"/>
-                <w:iCs w:val="false"/>
-                <w:color w:val="000000"/>
-                <w:sz w:val="18"/>
-                <w:szCs w:val="18"/>
-              </w:rPr>
-              <w:t xml:space="preserve">Driving Question Board (DQB) Creation</w:t>
-            </w:r>
-          </w:p>
-          <w:p>
-            <w:pPr>
-              <w:spacing w:after="20" w:before="0"/>
-            </w:pPr>
-            <w:r>
-              <w:rPr>
-                <w:rFonts w:ascii="Arial" w:cs="Arial" w:eastAsia="Arial" w:hAnsi="Arial"/>
-                <w:b/>
-                <w:bCs/>
-                <w:color w:val="1F3864"/>
-                <w:sz w:val="16"/>
-                <w:szCs w:val="16"/>
-              </w:rPr>
-              <w:t xml:space="preserve">📹 VIDEO:</w:t>
-            </w:r>
-          </w:p>
-          <w:p>
-            <w:pPr>
-              <w:spacing w:after="20" w:before="0"/>
-            </w:pPr>
-            <w:hyperlink w:history="1" r:id="rIdlqzsef6kplrza1it1n2qw">
-              <w:r>
-                <w:rPr>
-                  <w:rFonts w:ascii="Arial" w:cs="Arial" w:eastAsia="Arial" w:hAnsi="Arial"/>
-                  <w:color w:val="2E75B6"/>
-                  <w:sz w:val="16"/>
-                  <w:szCs w:val="16"/>
-                  <w:u w:val="single" w:color="2E75B6"/>
-                </w:rPr>
-                <w:t xml:space="preserve">Intro to rotational symmetry</w:t>
-              </w:r>
-            </w:hyperlink>
-          </w:p>
-          <w:p>
-            <w:pPr>
-              <w:spacing w:after="10" w:before="0"/>
-              <w:ind w:left="120"/>
-            </w:pPr>
-            <w:r>
-              <w:rPr>
-                <w:rFonts w:ascii="Arial" w:cs="Arial" w:eastAsia="Arial" w:hAnsi="Arial"/>
-                <w:color w:val="595959"/>
-                <w:sz w:val="14"/>
-                <w:szCs w:val="14"/>
-              </w:rPr>
-              <w:t xml:space="preserve">Source: Khan Academy (English - US curriculum)</w:t>
-            </w:r>
-          </w:p>
-          <w:p>
-            <w:pPr>
-              <w:spacing w:after="10" w:before="0"/>
-              <w:ind w:left="120"/>
-            </w:pPr>
-            <w:hyperlink w:history="1" r:id="rId8wovmzmrgbl5bufuvoa-u">
-              <w:r>
-                <w:rPr>
-                  <w:rFonts w:ascii="Arial" w:cs="Arial" w:eastAsia="Arial" w:hAnsi="Arial"/>
-                  <w:color w:val="595959"/>
-                  <w:sz w:val="14"/>
-                  <w:szCs w:val="14"/>
-                  <w:u w:val="single" w:color="595959"/>
-                </w:rPr>
-                <w:t xml:space="preserve">🔍 Search ARES for similar videos</w:t>
-              </w:r>
-            </w:hyperlink>
-          </w:p>
-          <w:p>
-            <w:pPr>
-              <w:spacing w:after="40" w:before="0"/>
-            </w:pPr>
-            <w:r>
-              <w:rPr>
-                <w:sz w:val="14"/>
-                <w:szCs w:val="14"/>
-              </w:rPr>
-              <w:t xml:space="preserve"/>
-            </w:r>
-          </w:p>
-          <w:p>
-            <w:pPr>
-              <w:spacing w:after="20" w:before="0"/>
-            </w:pPr>
-            <w:r>
-              <w:rPr>
-                <w:rFonts w:ascii="Arial" w:cs="Arial" w:eastAsia="Arial" w:hAnsi="Arial"/>
-                <w:b/>
-                <w:bCs/>
-                <w:color w:val="1F3864"/>
-                <w:sz w:val="16"/>
-                <w:szCs w:val="16"/>
-              </w:rPr>
-              <w:t xml:space="preserve">📖 EXERCISE:</w:t>
-            </w:r>
-          </w:p>
-          <w:p>
-            <w:pPr>
-              <w:spacing w:after="20" w:before="0"/>
-            </w:pPr>
-            <w:hyperlink w:history="1" r:id="rIdp-2imz3egrpkeyvfzcewm">
-              <w:r>
-                <w:rPr>
-                  <w:rFonts w:ascii="Arial" w:cs="Arial" w:eastAsia="Arial" w:hAnsi="Arial"/>
-                  <w:color w:val="2E75B6"/>
-                  <w:sz w:val="16"/>
-                  <w:szCs w:val="16"/>
-                  <w:u w:val="single" w:color="2E75B6"/>
-                </w:rPr>
-                <w:t xml:space="preserve">Rotational symmetry of 2D shapes</w:t>
-              </w:r>
-            </w:hyperlink>
-          </w:p>
-          <w:p>
-            <w:pPr>
-              <w:spacing w:after="10" w:before="0"/>
-              <w:ind w:left="120"/>
-            </w:pPr>
-            <w:r>
-              <w:rPr>
-                <w:rFonts w:ascii="Arial" w:cs="Arial" w:eastAsia="Arial" w:hAnsi="Arial"/>
-                <w:color w:val="595959"/>
-                <w:sz w:val="14"/>
-                <w:szCs w:val="14"/>
-              </w:rPr>
-              <w:t xml:space="preserve">Source: Khan Academy (English - US curriculum)</w:t>
-            </w:r>
-          </w:p>
-          <w:p>
-            <w:pPr>
-              <w:spacing w:after="10" w:before="0"/>
-              <w:ind w:left="120"/>
-            </w:pPr>
-            <w:hyperlink w:history="1" r:id="rIdv-jmqhfakcarxzod27m0s">
-              <w:r>
-                <w:rPr>
-                  <w:rFonts w:ascii="Arial" w:cs="Arial" w:eastAsia="Arial" w:hAnsi="Arial"/>
-                  <w:color w:val="595959"/>
-                  <w:sz w:val="14"/>
-                  <w:szCs w:val="14"/>
-                  <w:u w:val="single" w:color="595959"/>
-                </w:rPr>
-                <w:t xml:space="preserve">🔍 Search ARES for similar readings</w:t>
-              </w:r>
-            </w:hyperlink>
-          </w:p>
-        </w:tc>
-        <w:tc>
-          <w:tcPr>
-            <w:tcW w:type="dxa" w:w="3040"/>
-            <w:shd w:fill="FFFFFF" w:color="auto" w:val="clear"/>
-            <w:tcMar>
-              <w:top w:type="dxa" w:w="60"/>
-              <w:left w:type="dxa" w:w="120"/>
-              <w:bottom w:type="dxa" w:w="60"/>
-              <w:right w:type="dxa" w:w="120"/>
-            </w:tcMar>
-            <w:vAlign w:val="top"/>
-          </w:tcPr>
-          <w:p>
-            <w:pPr>
-              <w:spacing w:after="40" w:before="0"/>
-              <w:jc w:val="left"/>
-            </w:pPr>
-            <w:r>
-              <w:rPr>
-                <w:rFonts w:ascii="Arial" w:cs="Arial" w:eastAsia="Arial" w:hAnsi="Arial"/>
-                <w:b w:val="false"/>
-                <w:bCs w:val="false"/>
-                <w:i w:val="false"/>
-                <w:iCs w:val="false"/>
-                <w:color w:val="000000"/>
-                <w:sz w:val="18"/>
-                <w:szCs w:val="18"/>
-              </w:rPr>
-              <w:t xml:space="preserve">The class revisits the full Driving Question Board. The teacher reads the Driving Question aloud: 'When the minute hand of the clock at the University of Nairobi completes its journey around the clock face, what mathematical rules govern exactly where every point on the hand ends up — and how can we use those rules to rotate any shape to any position, on paper and on a grid?' Learners are asked to discuss in pairs: 'What NEW understanding from today's lesson can we add to our board? What new questions has today raised?' After 2 minutes of pair discussion, each group contributes one sticky note (or the teacher writes their contribution on the board) under two DQB columns: WHAT WE NOW KNOW and NEW QUESTIONS WE HAVE. The teacher then reads back all current WHAT WE NOW KNOW entries from Lessons 1–6 to show the cumulative progression of the sequence.</w:t>
-            </w:r>
-          </w:p>
-        </w:tc>
-        <w:tc>
-          <w:tcPr>
-            <w:tcW w:type="dxa" w:w="3040"/>
-            <w:shd w:fill="F2F2F2" w:color="auto" w:val="clear"/>
-            <w:tcMar>
-              <w:top w:type="dxa" w:w="60"/>
-              <w:left w:type="dxa" w:w="120"/>
-              <w:bottom w:type="dxa" w:w="60"/>
-              <w:right w:type="dxa" w:w="120"/>
-            </w:tcMar>
-            <w:vAlign w:val="top"/>
-          </w:tcPr>
-          <w:p>
-            <w:pPr>
-              <w:spacing w:after="40" w:before="0"/>
-              <w:jc w:val="left"/>
-            </w:pPr>
-            <w:r>
-              <w:rPr>
-                <w:rFonts w:ascii="Arial" w:cs="Arial" w:eastAsia="Arial" w:hAnsi="Arial"/>
-                <w:b w:val="false"/>
-                <w:bCs w:val="false"/>
-                <w:i w:val="false"/>
-                <w:iCs w:val="false"/>
-                <w:color w:val="000000"/>
-                <w:sz w:val="18"/>
-                <w:szCs w:val="18"/>
-              </w:rPr>
-              <w:t xml:space="preserve">Point to the DQB and say: 'Let us update our board. We started this unit asking how the Nairobi clock hand works mathematically. What can we now say that we could NOT say before today?' Allow 2 minutes of pair discussion. Then cold-call one pair per group (aim for 4–5 contributions). As each contribution is stated, the teacher writes it in the WHAT WE NOW KNOW column using the learner's own words, then adds a brief mathematical annotation. Example: a learner says 'the hexagon fits into itself six times' — teacher writes this, then annotates: 'Order 6; angle = 360°÷6 = 60°.' For the NEW QUESTIONS column, prompt: 'Has anyone wondered — if we rotate a shape and it maps onto itself, is that shape congruent to its rotated image? We will explore that in Lesson 7.' Add this as a teacher-seeded question. Close by pointing to the clock: 'The full clock face with 12 hour-marks has order ___?' Cold-call. (Expected: 12. Angle: 30°.) Write it on the board as the capstone DQB entry for Lesson 6.</w:t>
-            </w:r>
-          </w:p>
-        </w:tc>
-        <w:tc>
-          <w:tcPr>
-            <w:tcW w:type="dxa" w:w="3040"/>
-            <w:shd w:fill="FFFFFF" w:color="auto" w:val="clear"/>
-            <w:tcMar>
-              <w:top w:type="dxa" w:w="60"/>
-              <w:left w:type="dxa" w:w="120"/>
-              <w:bottom w:type="dxa" w:w="60"/>
-              <w:right w:type="dxa" w:w="120"/>
-            </w:tcMar>
-            <w:vAlign w:val="top"/>
-          </w:tcPr>
-          <w:p>
-            <w:pPr>
-              <w:spacing w:after="40" w:before="0"/>
-              <w:jc w:val="left"/>
-            </w:pPr>
-            <w:r>
-              <w:rPr>
-                <w:rFonts w:ascii="Arial" w:cs="Arial" w:eastAsia="Arial" w:hAnsi="Arial"/>
-                <w:b w:val="false"/>
-                <w:bCs w:val="false"/>
-                <w:i w:val="false"/>
-                <w:iCs w:val="false"/>
-                <w:color w:val="000000"/>
-                <w:sz w:val="18"/>
-                <w:szCs w:val="18"/>
-              </w:rPr>
-              <w:t xml:space="preserve">Cumulative Public Knowledge Construction on the DQB. The DQB functions as a living, co-authored record of the class's growing understanding. Reading back all Lesson 1–6 entries aloud activates retrieval practice across the entire evidence sequence, strengthening long-term retention. The teacher-seeded question about congruence creates a forward-looking bridge to Lesson 7, demonstrating to learners that their investigation is not yet complete — sustaining curiosity and epistemic motivation.</w:t>
-            </w:r>
-          </w:p>
-        </w:tc>
-        <w:tc>
-          <w:tcPr>
-            <w:tcW w:type="dxa" w:w="3040"/>
-            <w:shd w:fill="F2F2F2" w:color="auto" w:val="clear"/>
-            <w:tcMar>
-              <w:top w:type="dxa" w:w="60"/>
-              <w:left w:type="dxa" w:w="120"/>
-              <w:bottom w:type="dxa" w:w="60"/>
-              <w:right w:type="dxa" w:w="120"/>
-            </w:tcMar>
-            <w:vAlign w:val="top"/>
-          </w:tcPr>
-          <w:p>
-            <w:pPr>
-              <w:spacing w:after="40" w:before="0"/>
-              <w:jc w:val="left"/>
-            </w:pPr>
-            <w:r>
-              <w:rPr>
-                <w:rFonts w:ascii="Arial" w:cs="Arial" w:eastAsia="Arial" w:hAnsi="Arial"/>
-                <w:b w:val="false"/>
-                <w:bCs w:val="false"/>
-                <w:i w:val="false"/>
-                <w:iCs w:val="false"/>
-                <w:color w:val="000000"/>
-                <w:sz w:val="18"/>
-                <w:szCs w:val="18"/>
-              </w:rPr>
-              <w:t xml:space="preserve">Observable indicator: Every group contributes at least one substantive entry to the DQB (not merely 'we learned rotation'). The teacher listens for mathematical precision — entries must include the word 'order' or a specific angle. Red flag: if groups contribute only qualitative statements ('shapes can turn and look the same'), the teacher prompts: 'Can you say that using a number and a degree symbol?' before accepting the contribution.</w:t>
-            </w:r>
-          </w:p>
-        </w:tc>
-      </w:tr>
-      <w:tr>
-        <w:tc>
-          <w:tcPr>
-            <w:tcW w:type="dxa" w:w="1520"/>
-            <w:shd w:fill="D5E8F0" w:color="auto" w:val="clear"/>
-            <w:tcMar>
-              <w:top w:type="dxa" w:w="60"/>
-              <w:left w:type="dxa" w:w="120"/>
-              <w:bottom w:type="dxa" w:w="60"/>
-              <w:right w:type="dxa" w:w="120"/>
-            </w:tcMar>
-            <w:vAlign w:val="top"/>
-          </w:tcPr>
-          <w:p>
-            <w:pPr>
-              <w:spacing w:after="40" w:before="0"/>
-              <w:jc w:val="left"/>
-            </w:pPr>
-            <w:r>
-              <w:rPr>
-                <w:rFonts w:ascii="Arial" w:cs="Arial" w:eastAsia="Arial" w:hAnsi="Arial"/>
-                <w:b/>
-                <w:bCs/>
-                <w:i w:val="false"/>
-                <w:iCs w:val="false"/>
-                <w:color w:val="000000"/>
-                <w:sz w:val="18"/>
-                <w:szCs w:val="18"/>
-              </w:rPr>
-              <w:t xml:space="preserve">Model Building Phase</w:t>
-            </w:r>
-          </w:p>
-          <w:p>
-            <w:pPr>
-              <w:spacing w:after="20" w:before="0"/>
-            </w:pPr>
-            <w:r>
-              <w:rPr>
-                <w:rFonts w:ascii="Arial" w:cs="Arial" w:eastAsia="Arial" w:hAnsi="Arial"/>
-                <w:b/>
-                <w:bCs/>
-                <w:color w:val="1F3864"/>
-                <w:sz w:val="16"/>
-                <w:szCs w:val="16"/>
-              </w:rPr>
-              <w:t xml:space="preserve">📹 VIDEO:</w:t>
-            </w:r>
-          </w:p>
-          <w:p>
-            <w:pPr>
-              <w:spacing w:after="20" w:before="0"/>
-            </w:pPr>
-            <w:hyperlink w:history="1" r:id="rIdic8pzkvut-vjnlua08rxb">
-              <w:r>
-                <w:rPr>
-                  <w:rFonts w:ascii="Arial" w:cs="Arial" w:eastAsia="Arial" w:hAnsi="Arial"/>
-                  <w:color w:val="2E75B6"/>
-                  <w:sz w:val="16"/>
-                  <w:szCs w:val="16"/>
-                  <w:u w:val="single" w:color="2E75B6"/>
-                </w:rPr>
-                <w:t xml:space="preserve">Intro to rotational symmetry</w:t>
-              </w:r>
-            </w:hyperlink>
-          </w:p>
-          <w:p>
-            <w:pPr>
-              <w:spacing w:after="10" w:before="0"/>
-              <w:ind w:left="120"/>
-            </w:pPr>
-            <w:r>
-              <w:rPr>
-                <w:rFonts w:ascii="Arial" w:cs="Arial" w:eastAsia="Arial" w:hAnsi="Arial"/>
-                <w:color w:val="595959"/>
-                <w:sz w:val="14"/>
-                <w:szCs w:val="14"/>
-              </w:rPr>
-              <w:t xml:space="preserve">Source: Khan Academy (English - US curriculum)</w:t>
-            </w:r>
-          </w:p>
-          <w:p>
-            <w:pPr>
-              <w:spacing w:after="10" w:before="0"/>
-              <w:ind w:left="120"/>
-            </w:pPr>
-            <w:hyperlink w:history="1" r:id="rIdib2ce3is-mxhhtw1otrxl">
-              <w:r>
-                <w:rPr>
-                  <w:rFonts w:ascii="Arial" w:cs="Arial" w:eastAsia="Arial" w:hAnsi="Arial"/>
-                  <w:color w:val="595959"/>
-                  <w:sz w:val="14"/>
-                  <w:szCs w:val="14"/>
-                  <w:u w:val="single" w:color="595959"/>
-                </w:rPr>
-                <w:t xml:space="preserve">🔍 Search ARES for similar videos</w:t>
-              </w:r>
-            </w:hyperlink>
-          </w:p>
-          <w:p>
-            <w:pPr>
-              <w:spacing w:after="40" w:before="0"/>
-            </w:pPr>
-            <w:r>
-              <w:rPr>
-                <w:sz w:val="14"/>
-                <w:szCs w:val="14"/>
-              </w:rPr>
-              <w:t xml:space="preserve"/>
-            </w:r>
-          </w:p>
-          <w:p>
-            <w:pPr>
-              <w:spacing w:after="20" w:before="0"/>
-            </w:pPr>
-            <w:r>
-              <w:rPr>
-                <w:rFonts w:ascii="Arial" w:cs="Arial" w:eastAsia="Arial" w:hAnsi="Arial"/>
-                <w:b/>
-                <w:bCs/>
-                <w:color w:val="1F3864"/>
-                <w:sz w:val="16"/>
-                <w:szCs w:val="16"/>
-              </w:rPr>
-              <w:t xml:space="preserve">📖 EXERCISE:</w:t>
-            </w:r>
-          </w:p>
-          <w:p>
-            <w:pPr>
-              <w:spacing w:after="20" w:before="0"/>
-            </w:pPr>
-            <w:hyperlink w:history="1" r:id="rId2mgr0gf9qjzc5atiw52zv">
-              <w:r>
-                <w:rPr>
-                  <w:rFonts w:ascii="Arial" w:cs="Arial" w:eastAsia="Arial" w:hAnsi="Arial"/>
-                  <w:color w:val="2E75B6"/>
-                  <w:sz w:val="16"/>
-                  <w:szCs w:val="16"/>
-                  <w:u w:val="single" w:color="2E75B6"/>
-                </w:rPr>
-                <w:t xml:space="preserve">Rotational symmetry of 2D shapes</w:t>
-              </w:r>
-            </w:hyperlink>
-          </w:p>
-          <w:p>
-            <w:pPr>
-              <w:spacing w:after="10" w:before="0"/>
-              <w:ind w:left="120"/>
-            </w:pPr>
-            <w:r>
-              <w:rPr>
-                <w:rFonts w:ascii="Arial" w:cs="Arial" w:eastAsia="Arial" w:hAnsi="Arial"/>
-                <w:color w:val="595959"/>
-                <w:sz w:val="14"/>
-                <w:szCs w:val="14"/>
-              </w:rPr>
-              <w:t xml:space="preserve">Source: Khan Academy (English - US curriculum)</w:t>
-            </w:r>
-          </w:p>
-          <w:p>
-            <w:pPr>
-              <w:spacing w:after="10" w:before="0"/>
-              <w:ind w:left="120"/>
-            </w:pPr>
-            <w:hyperlink w:history="1" r:id="rIdotmousrkmq9hezimq1qmb">
+            <w:hyperlink w:history="1" r:id="rIdydwximeq4mcb8vqxzlde7">
               <w:r>
                 <w:rPr>
                   <w:rFonts w:ascii="Arial" w:cs="Arial" w:eastAsia="Arial" w:hAnsi="Arial"/>
@@ -21115,7 +21115,7 @@
             <w:pPr>
               <w:spacing w:after="20" w:before="0"/>
             </w:pPr>
-            <w:hyperlink w:history="1" r:id="rIdul1jb1nh6zrkvo1yyrqif">
+            <w:hyperlink w:history="1" r:id="rIdcmfqudrf_iezrgqm2wpd0">
               <w:r>
                 <w:rPr>
                   <w:rFonts w:ascii="Arial" w:cs="Arial" w:eastAsia="Arial" w:hAnsi="Arial"/>
@@ -21148,7 +21148,7 @@
               <w:spacing w:after="10" w:before="0"/>
               <w:ind w:left="120"/>
             </w:pPr>
-            <w:hyperlink w:history="1" r:id="rIdqhqj22szzgiqsrsoyhcg6">
+            <w:hyperlink w:history="1" r:id="rIdepquhvjljrv-karjhrgdl">
               <w:r>
                 <w:rPr>
                   <w:rFonts w:ascii="Arial" w:cs="Arial" w:eastAsia="Arial" w:hAnsi="Arial"/>
@@ -21186,6 +21186,312 @@
                 <w:sz w:val="16"/>
                 <w:szCs w:val="16"/>
               </w:rPr>
+              <w:t xml:space="preserve">📖 HTML:</w:t>
+            </w:r>
+          </w:p>
+          <w:p>
+            <w:pPr>
+              <w:spacing w:after="20" w:before="0"/>
+            </w:pPr>
+            <w:hyperlink w:history="1" r:id="rIdlfb6zf-ncvg92wftbsdie">
+              <w:r>
+                <w:rPr>
+                  <w:rFonts w:ascii="Arial" w:cs="Arial" w:eastAsia="Arial" w:hAnsi="Arial"/>
+                  <w:color w:val="2E75B6"/>
+                  <w:sz w:val="16"/>
+                  <w:szCs w:val="16"/>
+                  <w:u w:val="single" w:color="2E75B6"/>
+                </w:rPr>
+                <w:t xml:space="preserve">Translations, Rotations, and Reflections (Flexbook)</w:t>
+              </w:r>
+            </w:hyperlink>
+          </w:p>
+          <w:p>
+            <w:pPr>
+              <w:spacing w:after="10" w:before="0"/>
+              <w:ind w:left="120"/>
+            </w:pPr>
+            <w:r>
+              <w:rPr>
+                <w:rFonts w:ascii="Arial" w:cs="Arial" w:eastAsia="Arial" w:hAnsi="Arial"/>
+                <w:color w:val="595959"/>
+                <w:sz w:val="14"/>
+                <w:szCs w:val="14"/>
+              </w:rPr>
+              <w:t xml:space="preserve">Source: CK-12</w:t>
+            </w:r>
+          </w:p>
+          <w:p>
+            <w:pPr>
+              <w:spacing w:after="10" w:before="0"/>
+              <w:ind w:left="120"/>
+            </w:pPr>
+            <w:hyperlink w:history="1" r:id="rIds7jomxucwy4hsquxhisw1">
+              <w:r>
+                <w:rPr>
+                  <w:rFonts w:ascii="Arial" w:cs="Arial" w:eastAsia="Arial" w:hAnsi="Arial"/>
+                  <w:color w:val="595959"/>
+                  <w:sz w:val="14"/>
+                  <w:szCs w:val="14"/>
+                  <w:u w:val="single" w:color="595959"/>
+                </w:rPr>
+                <w:t xml:space="preserve">🔍 Search ARES for similar readings</w:t>
+              </w:r>
+            </w:hyperlink>
+          </w:p>
+        </w:tc>
+        <w:tc>
+          <w:tcPr>
+            <w:tcW w:type="dxa" w:w="3040"/>
+            <w:shd w:fill="FFFFFF" w:color="auto" w:val="clear"/>
+            <w:tcMar>
+              <w:top w:type="dxa" w:w="60"/>
+              <w:left w:type="dxa" w:w="120"/>
+              <w:bottom w:type="dxa" w:w="60"/>
+              <w:right w:type="dxa" w:w="120"/>
+            </w:tcMar>
+            <w:vAlign w:val="top"/>
+          </w:tcPr>
+          <w:p>
+            <w:pPr>
+              <w:spacing w:after="40" w:before="0"/>
+              <w:jc w:val="left"/>
+            </w:pPr>
+            <w:r>
+              <w:rPr>
+                <w:rFonts w:ascii="Arial" w:cs="Arial" w:eastAsia="Arial" w:hAnsi="Arial"/>
+                <w:b w:val="false"/>
+                <w:bCs w:val="false"/>
+                <w:i w:val="false"/>
+                <w:iCs w:val="false"/>
+                <w:color w:val="000000"/>
+                <w:sz w:val="18"/>
+                <w:szCs w:val="18"/>
+              </w:rPr>
+              <w:t xml:space="preserve">Learners are shown two large printed outlines of the University of Nairobi clock's minute hand: one pointing to 12 (straight up) and one pointing to 3 (pointing right). The teacher places both cut-outs on the board and asks: 'These two hands are congruent — I promise you. But I want you to predict, before we test anything: if I pick up the 3 o'clock hand and try to slide it, without flipping it, onto the 12 o'clock hand — will it match perfectly?' Learners write a YES/NO prediction with a one-sentence justification in their exercise books. They then share with a shoulder partner for 90 seconds before three pairs are cold-called to share predictions with the class. A quick show-of-hands tally is recorded on the board (YES vs NO).</w:t>
+            </w:r>
+          </w:p>
+        </w:tc>
+        <w:tc>
+          <w:tcPr>
+            <w:tcW w:type="dxa" w:w="3040"/>
+            <w:shd w:fill="F2F2F2" w:color="auto" w:val="clear"/>
+            <w:tcMar>
+              <w:top w:type="dxa" w:w="60"/>
+              <w:left w:type="dxa" w:w="120"/>
+              <w:bottom w:type="dxa" w:w="60"/>
+              <w:right w:type="dxa" w:w="120"/>
+            </w:tcMar>
+            <w:vAlign w:val="top"/>
+          </w:tcPr>
+          <w:p>
+            <w:pPr>
+              <w:spacing w:after="40" w:before="0"/>
+              <w:jc w:val="left"/>
+            </w:pPr>
+            <w:r>
+              <w:rPr>
+                <w:rFonts w:ascii="Arial" w:cs="Arial" w:eastAsia="Arial" w:hAnsi="Arial"/>
+                <w:b w:val="false"/>
+                <w:bCs w:val="false"/>
+                <w:i w:val="false"/>
+                <w:iCs w:val="false"/>
+                <w:color w:val="000000"/>
+                <w:sz w:val="18"/>
+                <w:szCs w:val="18"/>
+              </w:rPr>
+              <w:t xml:space="preserve">Display the two clock-hand outlines prominently. Say verbatim: 'I am not asking you to calculate anything yet. I want your gut feeling — scientist's instinct. Write it down, then tell your partner.' Allow 90 seconds of pair talk, then cold-call exactly 3 pairs using the class register (rows 1, 3, and 5). Record the tally visibly. Do NOT correct predictions — say: 'We will find out together. Hold that thought.' Wait time after each cold-call: 12 seconds minimum before prompting.</w:t>
+            </w:r>
+          </w:p>
+        </w:tc>
+        <w:tc>
+          <w:tcPr>
+            <w:tcW w:type="dxa" w:w="3040"/>
+            <w:shd w:fill="FFFFFF" w:color="auto" w:val="clear"/>
+            <w:tcMar>
+              <w:top w:type="dxa" w:w="60"/>
+              <w:left w:type="dxa" w:w="120"/>
+              <w:bottom w:type="dxa" w:w="60"/>
+              <w:right w:type="dxa" w:w="120"/>
+            </w:tcMar>
+            <w:vAlign w:val="top"/>
+          </w:tcPr>
+          <w:p>
+            <w:pPr>
+              <w:spacing w:after="40" w:before="0"/>
+              <w:jc w:val="left"/>
+            </w:pPr>
+            <w:r>
+              <w:rPr>
+                <w:rFonts w:ascii="Arial" w:cs="Arial" w:eastAsia="Arial" w:hAnsi="Arial"/>
+                <w:b w:val="false"/>
+                <w:bCs w:val="false"/>
+                <w:i w:val="false"/>
+                <w:iCs w:val="false"/>
+                <w:color w:val="000000"/>
+                <w:sz w:val="18"/>
+                <w:szCs w:val="18"/>
+              </w:rPr>
+              <w:t xml:space="preserve">Prediction-with-justification (Claim–Evidence–Reasoning primer): By committing a written prediction before the activity, learners activate prior knowledge about congruence and create a cognitive anchor. The subsequent tally makes disagreement visible, generating productive tension that the Observe phase will resolve.</w:t>
+            </w:r>
+          </w:p>
+        </w:tc>
+        <w:tc>
+          <w:tcPr>
+            <w:tcW w:type="dxa" w:w="3040"/>
+            <w:shd w:fill="F2F2F2" w:color="auto" w:val="clear"/>
+            <w:tcMar>
+              <w:top w:type="dxa" w:w="60"/>
+              <w:left w:type="dxa" w:w="120"/>
+              <w:bottom w:type="dxa" w:w="60"/>
+              <w:right w:type="dxa" w:w="120"/>
+            </w:tcMar>
+            <w:vAlign w:val="top"/>
+          </w:tcPr>
+          <w:p>
+            <w:pPr>
+              <w:spacing w:after="40" w:before="0"/>
+              <w:jc w:val="left"/>
+            </w:pPr>
+            <w:r>
+              <w:rPr>
+                <w:rFonts w:ascii="Arial" w:cs="Arial" w:eastAsia="Arial" w:hAnsi="Arial"/>
+                <w:b w:val="false"/>
+                <w:bCs w:val="false"/>
+                <w:i w:val="false"/>
+                <w:iCs w:val="false"/>
+                <w:color w:val="000000"/>
+                <w:sz w:val="18"/>
+                <w:szCs w:val="18"/>
+              </w:rPr>
+              <w:t xml:space="preserve">Observable indicator: Every learner has a written YES/NO plus a sentence in their book before pair-share begins. Listen for justifications that reference 'sliding' vs 'turning' — this reveals whether learners already sense the direction-of-congruence distinction. Flag learners who say 'it doesn't matter how you move it' for targeted questioning during Phase 2.</w:t>
+            </w:r>
+          </w:p>
+        </w:tc>
+      </w:tr>
+      <w:tr>
+        <w:tc>
+          <w:tcPr>
+            <w:tcW w:type="dxa" w:w="1520"/>
+            <w:shd w:fill="D9EEF1" w:color="auto" w:val="clear"/>
+            <w:tcMar>
+              <w:top w:type="dxa" w:w="60"/>
+              <w:left w:type="dxa" w:w="120"/>
+              <w:bottom w:type="dxa" w:w="60"/>
+              <w:right w:type="dxa" w:w="120"/>
+            </w:tcMar>
+            <w:vAlign w:val="top"/>
+          </w:tcPr>
+          <w:p>
+            <w:pPr>
+              <w:spacing w:after="40" w:before="0"/>
+              <w:jc w:val="left"/>
+            </w:pPr>
+            <w:r>
+              <w:rPr>
+                <w:rFonts w:ascii="Arial" w:cs="Arial" w:eastAsia="Arial" w:hAnsi="Arial"/>
+                <w:b/>
+                <w:bCs/>
+                <w:i w:val="false"/>
+                <w:iCs w:val="false"/>
+                <w:color w:val="000000"/>
+                <w:sz w:val="18"/>
+                <w:szCs w:val="18"/>
+              </w:rPr>
+              <w:t xml:space="preserve">Observe Phase</w:t>
+            </w:r>
+          </w:p>
+          <w:p>
+            <w:pPr>
+              <w:spacing w:after="20" w:before="0"/>
+            </w:pPr>
+            <w:r>
+              <w:rPr>
+                <w:rFonts w:ascii="Arial" w:cs="Arial" w:eastAsia="Arial" w:hAnsi="Arial"/>
+                <w:b/>
+                <w:bCs/>
+                <w:color w:val="1F3864"/>
+                <w:sz w:val="16"/>
+                <w:szCs w:val="16"/>
+              </w:rPr>
+              <w:t xml:space="preserve">📹 VIDEO:</w:t>
+            </w:r>
+          </w:p>
+          <w:p>
+            <w:pPr>
+              <w:spacing w:after="20" w:before="0"/>
+            </w:pPr>
+            <w:hyperlink w:history="1" r:id="rIdjxry-z34zcnmvgaddizz6">
+              <w:r>
+                <w:rPr>
+                  <w:rFonts w:ascii="Arial" w:cs="Arial" w:eastAsia="Arial" w:hAnsi="Arial"/>
+                  <w:color w:val="2E75B6"/>
+                  <w:sz w:val="16"/>
+                  <w:szCs w:val="16"/>
+                  <w:u w:val="single" w:color="2E75B6"/>
+                </w:rPr>
+                <w:t xml:space="preserve">Defining transformations</w:t>
+              </w:r>
+            </w:hyperlink>
+          </w:p>
+          <w:p>
+            <w:pPr>
+              <w:spacing w:after="10" w:before="0"/>
+              <w:ind w:left="120"/>
+            </w:pPr>
+            <w:r>
+              <w:rPr>
+                <w:rFonts w:ascii="Arial" w:cs="Arial" w:eastAsia="Arial" w:hAnsi="Arial"/>
+                <w:color w:val="595959"/>
+                <w:sz w:val="14"/>
+                <w:szCs w:val="14"/>
+              </w:rPr>
+              <w:t xml:space="preserve">Source: Khan Academy (English - US curriculum)</w:t>
+            </w:r>
+          </w:p>
+          <w:p>
+            <w:pPr>
+              <w:spacing w:after="10" w:before="0"/>
+              <w:ind w:left="120"/>
+            </w:pPr>
+            <w:hyperlink w:history="1" r:id="rIdfhnkargbxffrrahnjjnf0">
+              <w:r>
+                <w:rPr>
+                  <w:rFonts w:ascii="Arial" w:cs="Arial" w:eastAsia="Arial" w:hAnsi="Arial"/>
+                  <w:color w:val="595959"/>
+                  <w:sz w:val="14"/>
+                  <w:szCs w:val="14"/>
+                  <w:u w:val="single" w:color="595959"/>
+                </w:rPr>
+                <w:t xml:space="preserve">🔍 Search ARES for similar videos</w:t>
+              </w:r>
+            </w:hyperlink>
+          </w:p>
+          <w:p>
+            <w:pPr>
+              <w:spacing w:after="40" w:before="0"/>
+            </w:pPr>
+            <w:r>
+              <w:rPr>
+                <w:sz w:val="14"/>
+                <w:szCs w:val="14"/>
+              </w:rPr>
+              <w:t xml:space="preserve"/>
+            </w:r>
+          </w:p>
+          <w:p>
+            <w:pPr>
+              <w:spacing w:after="20" w:before="0"/>
+            </w:pPr>
+            <w:r>
+              <w:rPr>
+                <w:rFonts w:ascii="Arial" w:cs="Arial" w:eastAsia="Arial" w:hAnsi="Arial"/>
+                <w:b/>
+                <w:bCs/>
+                <w:color w:val="1F3864"/>
+                <w:sz w:val="16"/>
+                <w:szCs w:val="16"/>
+              </w:rPr>
               <w:t xml:space="preserve">📖 EXERCISE:</w:t>
             </w:r>
           </w:p>
@@ -21193,7 +21499,313 @@
             <w:pPr>
               <w:spacing w:after="20" w:before="0"/>
             </w:pPr>
-            <w:hyperlink w:history="1" r:id="rIdligmdmjiyrx7h-unh9btd">
+            <w:hyperlink w:history="1" r:id="rIdw2i-ximyxm3nzwebmtejf">
+              <w:r>
+                <w:rPr>
+                  <w:rFonts w:ascii="Arial" w:cs="Arial" w:eastAsia="Arial" w:hAnsi="Arial"/>
+                  <w:color w:val="2E75B6"/>
+                  <w:sz w:val="16"/>
+                  <w:szCs w:val="16"/>
+                  <w:u w:val="single" w:color="2E75B6"/>
+                </w:rPr>
+                <w:t xml:space="preserve">Translations, Rotations, and Reflections Practice</w:t>
+              </w:r>
+            </w:hyperlink>
+          </w:p>
+          <w:p>
+            <w:pPr>
+              <w:spacing w:after="10" w:before="0"/>
+              <w:ind w:left="120"/>
+            </w:pPr>
+            <w:r>
+              <w:rPr>
+                <w:rFonts w:ascii="Arial" w:cs="Arial" w:eastAsia="Arial" w:hAnsi="Arial"/>
+                <w:color w:val="595959"/>
+                <w:sz w:val="14"/>
+                <w:szCs w:val="14"/>
+              </w:rPr>
+              <w:t xml:space="preserve">Source: CK-12</w:t>
+            </w:r>
+          </w:p>
+          <w:p>
+            <w:pPr>
+              <w:spacing w:after="10" w:before="0"/>
+              <w:ind w:left="120"/>
+            </w:pPr>
+            <w:hyperlink w:history="1" r:id="rIddfezfrklzlew8_mws1dob">
+              <w:r>
+                <w:rPr>
+                  <w:rFonts w:ascii="Arial" w:cs="Arial" w:eastAsia="Arial" w:hAnsi="Arial"/>
+                  <w:color w:val="595959"/>
+                  <w:sz w:val="14"/>
+                  <w:szCs w:val="14"/>
+                  <w:u w:val="single" w:color="595959"/>
+                </w:rPr>
+                <w:t xml:space="preserve">🔍 Search ARES for similar readings</w:t>
+              </w:r>
+            </w:hyperlink>
+          </w:p>
+        </w:tc>
+        <w:tc>
+          <w:tcPr>
+            <w:tcW w:type="dxa" w:w="3040"/>
+            <w:shd w:fill="FFFFFF" w:color="auto" w:val="clear"/>
+            <w:tcMar>
+              <w:top w:type="dxa" w:w="60"/>
+              <w:left w:type="dxa" w:w="120"/>
+              <w:bottom w:type="dxa" w:w="60"/>
+              <w:right w:type="dxa" w:w="120"/>
+            </w:tcMar>
+            <w:vAlign w:val="top"/>
+          </w:tcPr>
+          <w:p>
+            <w:pPr>
+              <w:spacing w:after="40" w:before="0"/>
+              <w:jc w:val="left"/>
+            </w:pPr>
+            <w:r>
+              <w:rPr>
+                <w:rFonts w:ascii="Arial" w:cs="Arial" w:eastAsia="Arial" w:hAnsi="Arial"/>
+                <w:b w:val="false"/>
+                <w:bCs w:val="false"/>
+                <w:i w:val="false"/>
+                <w:iCs w:val="false"/>
+                <w:color w:val="000000"/>
+                <w:sz w:val="18"/>
+                <w:szCs w:val="18"/>
+              </w:rPr>
+              <w:t xml:space="preserve">Groups of 3 receive an envelope containing four pairs of paper cutouts labelled with letters: Pair A (triangle and its translation image from Lesson 3), Pair B (triangle and its rotation image from Lesson 4), Pair C (quadrilateral and its reflection image from Lesson 2 sub-strand revision), and Pair D (the two clock-hand outlines from the predict phase). For each pair, groups must attempt three actions in order and record results on a structured observation table: (1) SLIDE only — can you make the image land exactly on the object by sliding alone? (2) FLIP then slide — does flipping (turning the cutout over) and then sliding make them match? (3) LIFT — do you need to pick the cutout completely up off the table to make them match? Groups record YES/NO for each action per pair, then write one sentence describing what they notice about which transformations required lifting.</w:t>
+            </w:r>
+          </w:p>
+        </w:tc>
+        <w:tc>
+          <w:tcPr>
+            <w:tcW w:type="dxa" w:w="3040"/>
+            <w:shd w:fill="F2F2F2" w:color="auto" w:val="clear"/>
+            <w:tcMar>
+              <w:top w:type="dxa" w:w="60"/>
+              <w:left w:type="dxa" w:w="120"/>
+              <w:bottom w:type="dxa" w:w="60"/>
+              <w:right w:type="dxa" w:w="120"/>
+            </w:tcMar>
+            <w:vAlign w:val="top"/>
+          </w:tcPr>
+          <w:p>
+            <w:pPr>
+              <w:spacing w:after="40" w:before="0"/>
+              <w:jc w:val="left"/>
+            </w:pPr>
+            <w:r>
+              <w:rPr>
+                <w:rFonts w:ascii="Arial" w:cs="Arial" w:eastAsia="Arial" w:hAnsi="Arial"/>
+                <w:b w:val="false"/>
+                <w:bCs w:val="false"/>
+                <w:i w:val="false"/>
+                <w:iCs w:val="false"/>
+                <w:color w:val="000000"/>
+                <w:sz w:val="18"/>
+                <w:szCs w:val="18"/>
+              </w:rPr>
+              <w:t xml:space="preserve">Distribute envelopes and the printed observation table. Say: 'You have exactly 12 minutes. Do the three actions in order — slide, flip-then-slide, lift. Record honestly what you see. If your group disagrees, write both answers and be ready to argue.' Circulate and narrate what you see without giving answers: 'Interesting — I see that group trying to slide Pair B. What are you noticing?' At the 10-minute mark, say: 'Two more minutes — make sure every row of your table is filled.' At 12 minutes, call time. Cold-call 4 groups (one per pair) to report their observation-table findings for that pair. Wait 10 seconds after each group reports before asking the class: 'Does any group disagree with that finding?'</w:t>
+            </w:r>
+          </w:p>
+        </w:tc>
+        <w:tc>
+          <w:tcPr>
+            <w:tcW w:type="dxa" w:w="3040"/>
+            <w:shd w:fill="FFFFFF" w:color="auto" w:val="clear"/>
+            <w:tcMar>
+              <w:top w:type="dxa" w:w="60"/>
+              <w:left w:type="dxa" w:w="120"/>
+              <w:bottom w:type="dxa" w:w="60"/>
+              <w:right w:type="dxa" w:w="120"/>
+            </w:tcMar>
+            <w:vAlign w:val="top"/>
+          </w:tcPr>
+          <w:p>
+            <w:pPr>
+              <w:spacing w:after="40" w:before="0"/>
+              <w:jc w:val="left"/>
+            </w:pPr>
+            <w:r>
+              <w:rPr>
+                <w:rFonts w:ascii="Arial" w:cs="Arial" w:eastAsia="Arial" w:hAnsi="Arial"/>
+                <w:b w:val="false"/>
+                <w:bCs w:val="false"/>
+                <w:i w:val="false"/>
+                <w:iCs w:val="false"/>
+                <w:color w:val="000000"/>
+                <w:sz w:val="18"/>
+                <w:szCs w:val="18"/>
+              </w:rPr>
+              <w:t xml:space="preserve">Manipulative-based evidence gathering (physical superimposition test): The three-step protocol (slide → flip-then-slide → lift) is a structured scientific procedure. It isolates the variable — which type of motion is needed — and makes the abstract distinction between direct and opposite congruence tangible and memorable. Connecting Pairs A/B/C/D to transformations learners themselves performed in earlier lessons grounds the new concept in their own prior work.</w:t>
+            </w:r>
+          </w:p>
+        </w:tc>
+        <w:tc>
+          <w:tcPr>
+            <w:tcW w:type="dxa" w:w="3040"/>
+            <w:shd w:fill="F2F2F2" w:color="auto" w:val="clear"/>
+            <w:tcMar>
+              <w:top w:type="dxa" w:w="60"/>
+              <w:left w:type="dxa" w:w="120"/>
+              <w:bottom w:type="dxa" w:w="60"/>
+              <w:right w:type="dxa" w:w="120"/>
+            </w:tcMar>
+            <w:vAlign w:val="top"/>
+          </w:tcPr>
+          <w:p>
+            <w:pPr>
+              <w:spacing w:after="40" w:before="0"/>
+              <w:jc w:val="left"/>
+            </w:pPr>
+            <w:r>
+              <w:rPr>
+                <w:rFonts w:ascii="Arial" w:cs="Arial" w:eastAsia="Arial" w:hAnsi="Arial"/>
+                <w:b w:val="false"/>
+                <w:bCs w:val="false"/>
+                <w:i w:val="false"/>
+                <w:iCs w:val="false"/>
+                <w:color w:val="000000"/>
+                <w:sz w:val="18"/>
+                <w:szCs w:val="18"/>
+              </w:rPr>
+              <w:t xml:space="preserve">Observable indicator: Completed observation table with YES/NO entries for all 12 cells (4 pairs × 3 actions). Listen for groups that correctly identify that Pair A (translation) can be matched by sliding alone, while Pairs B and C (rotation and reflection) require lifting. If groups claim Pair B can be matched by sliding, prompt: 'Show me — keep the cutout flat on the table and try.' This exposes the misconception kinesthetically.</w:t>
+            </w:r>
+          </w:p>
+        </w:tc>
+      </w:tr>
+      <w:tr>
+        <w:tc>
+          <w:tcPr>
+            <w:tcW w:type="dxa" w:w="1520"/>
+            <w:shd w:fill="E2EFDA" w:color="auto" w:val="clear"/>
+            <w:tcMar>
+              <w:top w:type="dxa" w:w="60"/>
+              <w:left w:type="dxa" w:w="120"/>
+              <w:bottom w:type="dxa" w:w="60"/>
+              <w:right w:type="dxa" w:w="120"/>
+            </w:tcMar>
+            <w:vAlign w:val="top"/>
+          </w:tcPr>
+          <w:p>
+            <w:pPr>
+              <w:spacing w:after="40" w:before="0"/>
+              <w:jc w:val="left"/>
+            </w:pPr>
+            <w:r>
+              <w:rPr>
+                <w:rFonts w:ascii="Arial" w:cs="Arial" w:eastAsia="Arial" w:hAnsi="Arial"/>
+                <w:b/>
+                <w:bCs/>
+                <w:i w:val="false"/>
+                <w:iCs w:val="false"/>
+                <w:color w:val="000000"/>
+                <w:sz w:val="18"/>
+                <w:szCs w:val="18"/>
+              </w:rPr>
+              <w:t xml:space="preserve">Explain Phase</w:t>
+            </w:r>
+          </w:p>
+          <w:p>
+            <w:pPr>
+              <w:spacing w:after="20" w:before="0"/>
+            </w:pPr>
+            <w:r>
+              <w:rPr>
+                <w:rFonts w:ascii="Arial" w:cs="Arial" w:eastAsia="Arial" w:hAnsi="Arial"/>
+                <w:b/>
+                <w:bCs/>
+                <w:color w:val="1F3864"/>
+                <w:sz w:val="16"/>
+                <w:szCs w:val="16"/>
+              </w:rPr>
+              <w:t xml:space="preserve">📹 VIDEO:</w:t>
+            </w:r>
+          </w:p>
+          <w:p>
+            <w:pPr>
+              <w:spacing w:after="20" w:before="0"/>
+            </w:pPr>
+            <w:hyperlink w:history="1" r:id="rId4euvwvclgtvyuko2bf7s-">
+              <w:r>
+                <w:rPr>
+                  <w:rFonts w:ascii="Arial" w:cs="Arial" w:eastAsia="Arial" w:hAnsi="Arial"/>
+                  <w:color w:val="2E75B6"/>
+                  <w:sz w:val="16"/>
+                  <w:szCs w:val="16"/>
+                  <w:u w:val="single" w:color="2E75B6"/>
+                </w:rPr>
+                <w:t xml:space="preserve">Working with matrices as transformations of the plane</w:t>
+              </w:r>
+            </w:hyperlink>
+          </w:p>
+          <w:p>
+            <w:pPr>
+              <w:spacing w:after="10" w:before="0"/>
+              <w:ind w:left="120"/>
+            </w:pPr>
+            <w:r>
+              <w:rPr>
+                <w:rFonts w:ascii="Arial" w:cs="Arial" w:eastAsia="Arial" w:hAnsi="Arial"/>
+                <w:color w:val="595959"/>
+                <w:sz w:val="14"/>
+                <w:szCs w:val="14"/>
+              </w:rPr>
+              <w:t xml:space="preserve">Source: Khan Academy (English - US curriculum)</w:t>
+            </w:r>
+          </w:p>
+          <w:p>
+            <w:pPr>
+              <w:spacing w:after="10" w:before="0"/>
+              <w:ind w:left="120"/>
+            </w:pPr>
+            <w:hyperlink w:history="1" r:id="rIdsohix8v1s1oqxsbzpbvzf">
+              <w:r>
+                <w:rPr>
+                  <w:rFonts w:ascii="Arial" w:cs="Arial" w:eastAsia="Arial" w:hAnsi="Arial"/>
+                  <w:color w:val="595959"/>
+                  <w:sz w:val="14"/>
+                  <w:szCs w:val="14"/>
+                  <w:u w:val="single" w:color="595959"/>
+                </w:rPr>
+                <w:t xml:space="preserve">🔍 Search ARES for similar videos</w:t>
+              </w:r>
+            </w:hyperlink>
+          </w:p>
+          <w:p>
+            <w:pPr>
+              <w:spacing w:after="40" w:before="0"/>
+            </w:pPr>
+            <w:r>
+              <w:rPr>
+                <w:sz w:val="14"/>
+                <w:szCs w:val="14"/>
+              </w:rPr>
+              <w:t xml:space="preserve"/>
+            </w:r>
+          </w:p>
+          <w:p>
+            <w:pPr>
+              <w:spacing w:after="20" w:before="0"/>
+            </w:pPr>
+            <w:r>
+              <w:rPr>
+                <w:rFonts w:ascii="Arial" w:cs="Arial" w:eastAsia="Arial" w:hAnsi="Arial"/>
+                <w:b/>
+                <w:bCs/>
+                <w:color w:val="1F3864"/>
+                <w:sz w:val="16"/>
+                <w:szCs w:val="16"/>
+              </w:rPr>
+              <w:t xml:space="preserve">📖 EXERCISE:</w:t>
+            </w:r>
+          </w:p>
+          <w:p>
+            <w:pPr>
+              <w:spacing w:after="20" w:before="0"/>
+            </w:pPr>
+            <w:hyperlink w:history="1" r:id="rIdktoygyezfoi_nm92ydj3d">
               <w:r>
                 <w:rPr>
                   <w:rFonts w:ascii="Arial" w:cs="Arial" w:eastAsia="Arial" w:hAnsi="Arial"/>
@@ -21226,7 +21838,7 @@
               <w:spacing w:after="10" w:before="0"/>
               <w:ind w:left="120"/>
             </w:pPr>
-            <w:hyperlink w:history="1" r:id="rId-oygsrnr38g0ko1gzcp1w">
+            <w:hyperlink w:history="1" r:id="rIdxmraoy8jtjuykply784dt">
               <w:r>
                 <w:rPr>
                   <w:rFonts w:ascii="Arial" w:cs="Arial" w:eastAsia="Arial" w:hAnsi="Arial"/>
@@ -21268,7 +21880,7 @@
                 <w:sz w:val="18"/>
                 <w:szCs w:val="18"/>
               </w:rPr>
-              <w:t xml:space="preserve">Learners are shown two large printed outlines of the University of Nairobi clock's minute hand: one pointing to 12 (straight up) and one pointing to 3 (pointing right). The teacher places both cut-outs on the board and asks: 'These two hands are congruent — I promise you. But I want you to predict, before we test anything: if I pick up the 3 o'clock hand and try to slide it, without flipping it, onto the 12 o'clock hand — will it match perfectly?' Learners write a YES/NO prediction with a one-sentence justification in their exercise books. They then share with a shoulder partner for 90 seconds before three pairs are cold-called to share predictions with the class. A quick show-of-hands tally is recorded on the board (YES vs NO).</w:t>
+              <w:t xml:space="preserve">The teacher introduces the formal vocabulary: DIRECT CONGRUENCE (image matches object by sliding alone — no lifting, no flipping) and OPPOSITE CONGRUENCE (image matches object only after lifting it off the plane — flipping it over). Learners copy a three-column summary table into their books: Transformation | Congruence Type | Why Lifting Is (or Is Not) Needed. They complete the table for translation, rotation, and reflection using the evidence from Phase 2. Next, learners tackle a worked-example card: a scalene triangle PQR with vertices P(1,2), Q(4,2), R(4,5) and its rotation image P'(-2,1), Q'(-2,4), R'(-5,4) under 90° anticlockwise rotation about the origin. They must (a) verify the two triangles are congruent by measuring side lengths, (b) attempt to describe whether a slide alone could superimpose P'Q'R' onto PQR, and (c) state the congruence type with justification. A class discussion follows, anchored by the question: 'Why does rotation produce opposite congruence even though it does not involve a mirror?'</w:t>
             </w:r>
           </w:p>
         </w:tc>
@@ -21300,7 +21912,7 @@
                 <w:sz w:val="18"/>
                 <w:szCs w:val="18"/>
               </w:rPr>
-              <w:t xml:space="preserve">Display the two clock-hand outlines prominently. Say verbatim: 'I am not asking you to calculate anything yet. I want your gut feeling — scientist's instinct. Write it down, then tell your partner.' Allow 90 seconds of pair talk, then cold-call exactly 3 pairs using the class register (rows 1, 3, and 5). Record the tally visibly. Do NOT correct predictions — say: 'We will find out together. Hold that thought.' Wait time after each cold-call: 12 seconds minimum before prompting.</w:t>
+              <w:t xml:space="preserve">Introduce vocabulary with a gesture: hold up a flat hand and slide it (direct) vs pick it up, flip it over, place it down (opposite). Write both terms on the board with colour coding — DIRECT in blue, OPPOSITE in red. Say verbatim: 'In your table, I want a mathematical reason in column 3, not just the word yes or no. A reason like: because the orientation of the vertices changes.' Give 8 minutes for the table and worked example. Then cold-call 2 learners for part (a), 2 for part (b), and 1 for part (c) — 5 different learners. After part (c) answer, pose to the class: 'Hands down — think for 12 seconds. Why does rotation flip orientation even though there is no mirror?' After 12 seconds, take 3 volunteer responses before giving the teacher explanation: rotation reverses the cyclic order of vertices (clockwise becomes anticlockwise), which is the geometric signature of opposite congruence.</w:t>
             </w:r>
           </w:p>
         </w:tc>
@@ -21332,7 +21944,7 @@
                 <w:sz w:val="18"/>
                 <w:szCs w:val="18"/>
               </w:rPr>
-              <w:t xml:space="preserve">Prediction-with-justification (Claim–Evidence–Reasoning primer): By committing a written prediction before the activity, learners activate prior knowledge about congruence and create a cognitive anchor. The subsequent tally makes disagreement visible, generating productive tension that the Observe phase will resolve.</w:t>
+              <w:t xml:space="preserve">Concept-mapping through structured note table: The three-column table forces learners to connect three representations — the transformation name, the abstract congruence category, and the physical/geometric reason. The worked coordinate example bridges the physical superimposition test (Phase 2) to formal mathematical verification, advancing from concrete to abstract (Bruner's CPA progression).</w:t>
             </w:r>
           </w:p>
         </w:tc>
@@ -21364,7 +21976,7 @@
                 <w:sz w:val="18"/>
                 <w:szCs w:val="18"/>
               </w:rPr>
-              <w:t xml:space="preserve">Observable indicator: Every learner has a written YES/NO plus a sentence in their book before pair-share begins. Listen for justifications that reference 'sliding' vs 'turning' — this reveals whether learners already sense the direction-of-congruence distinction. Flag learners who say 'it doesn't matter how you move it' for targeted questioning during Phase 2.</w:t>
+              <w:t xml:space="preserve">Observable indicator: Column 3 of the table contains a geometric reason (not just 'yes/no'). In the worked example, learners should state that PQ = P'Q', QR = Q'R', PR = P'R' (congruent sides) but that the cyclic order P→Q→R is clockwise while P'→Q'→R' is anticlockwise, confirming opposite congruence. Misconception to watch: learners who confuse 'opposite congruence' with 'not congruent' — address immediately with: 'Opposite congruence still means same shape, same size. Only the orientation in the plane differs.'</w:t>
             </w:r>
           </w:p>
         </w:tc>
@@ -21373,32 +21985,32 @@
         <w:tc>
           <w:tcPr>
             <w:tcW w:type="dxa" w:w="1520"/>
-            <w:shd w:fill="D9EEF1" w:color="auto" w:val="clear"/>
-            <w:tcMar>
-              <w:top w:type="dxa" w:w="60"/>
-              <w:left w:type="dxa" w:w="120"/>
-              <w:bottom w:type="dxa" w:w="60"/>
-              <w:right w:type="dxa" w:w="120"/>
-            </w:tcMar>
-            <w:vAlign w:val="top"/>
-          </w:tcPr>
-          <w:p>
-            <w:pPr>
-              <w:spacing w:after="40" w:before="0"/>
-              <w:jc w:val="left"/>
-            </w:pPr>
-            <w:r>
-              <w:rPr>
-                <w:rFonts w:ascii="Arial" w:cs="Arial" w:eastAsia="Arial" w:hAnsi="Arial"/>
-                <w:b/>
-                <w:bCs/>
-                <w:i w:val="false"/>
-                <w:iCs w:val="false"/>
-                <w:color w:val="000000"/>
-                <w:sz w:val="18"/>
-                <w:szCs w:val="18"/>
-              </w:rPr>
-              <w:t xml:space="preserve">Observe Phase</w:t>
+            <w:shd w:fill="FCE4D6" w:color="auto" w:val="clear"/>
+            <w:tcMar>
+              <w:top w:type="dxa" w:w="60"/>
+              <w:left w:type="dxa" w:w="120"/>
+              <w:bottom w:type="dxa" w:w="60"/>
+              <w:right w:type="dxa" w:w="120"/>
+            </w:tcMar>
+            <w:vAlign w:val="top"/>
+          </w:tcPr>
+          <w:p>
+            <w:pPr>
+              <w:spacing w:after="40" w:before="0"/>
+              <w:jc w:val="left"/>
+            </w:pPr>
+            <w:r>
+              <w:rPr>
+                <w:rFonts w:ascii="Arial" w:cs="Arial" w:eastAsia="Arial" w:hAnsi="Arial"/>
+                <w:b/>
+                <w:bCs/>
+                <w:i w:val="false"/>
+                <w:iCs w:val="false"/>
+                <w:color w:val="000000"/>
+                <w:sz w:val="18"/>
+                <w:szCs w:val="18"/>
+              </w:rPr>
+              <w:t xml:space="preserve">Driving Question Board (DQB) Creation</w:t>
             </w:r>
           </w:p>
           <w:p>
@@ -21421,7 +22033,7 @@
             <w:pPr>
               <w:spacing w:after="20" w:before="0"/>
             </w:pPr>
-            <w:hyperlink w:history="1" r:id="rIdhu6o7iqkpb_xb9znpgef8">
+            <w:hyperlink w:history="1" r:id="rId7vemfyzgelsdla0qccfgg">
               <w:r>
                 <w:rPr>
                   <w:rFonts w:ascii="Arial" w:cs="Arial" w:eastAsia="Arial" w:hAnsi="Arial"/>
@@ -21430,7 +22042,7 @@
                   <w:szCs w:val="16"/>
                   <w:u w:val="single" w:color="2E75B6"/>
                 </w:rPr>
-                <w:t xml:space="preserve">Defining transformations</w:t>
+                <w:t xml:space="preserve">Congruent shapes &amp; transformations</w:t>
               </w:r>
             </w:hyperlink>
           </w:p>
@@ -21454,7 +22066,7 @@
               <w:spacing w:after="10" w:before="0"/>
               <w:ind w:left="120"/>
             </w:pPr>
-            <w:hyperlink w:history="1" r:id="rIdpbemdsowib3_luignfx18">
+            <w:hyperlink w:history="1" r:id="rIdwyd4l4m0dpickmw1o7ewf">
               <w:r>
                 <w:rPr>
                   <w:rFonts w:ascii="Arial" w:cs="Arial" w:eastAsia="Arial" w:hAnsi="Arial"/>
@@ -21499,7 +22111,7 @@
             <w:pPr>
               <w:spacing w:after="20" w:before="0"/>
             </w:pPr>
-            <w:hyperlink w:history="1" r:id="rIdqxo13wb31h1dkld9pb6hu">
+            <w:hyperlink w:history="1" r:id="rIdcnoesb-nfgr4snmebutwj">
               <w:r>
                 <w:rPr>
                   <w:rFonts w:ascii="Arial" w:cs="Arial" w:eastAsia="Arial" w:hAnsi="Arial"/>
@@ -21532,7 +22144,7 @@
               <w:spacing w:after="10" w:before="0"/>
               <w:ind w:left="120"/>
             </w:pPr>
-            <w:hyperlink w:history="1" r:id="rIdttnun5pmconvxy_c6n2m6">
+            <w:hyperlink w:history="1" r:id="rIdeyczazo8ql5jtdipcgvmo">
               <w:r>
                 <w:rPr>
                   <w:rFonts w:ascii="Arial" w:cs="Arial" w:eastAsia="Arial" w:hAnsi="Arial"/>
@@ -21574,7 +22186,7 @@
                 <w:sz w:val="18"/>
                 <w:szCs w:val="18"/>
               </w:rPr>
-              <w:t xml:space="preserve">Groups of 3 receive an envelope containing four pairs of paper cutouts labelled with letters: Pair A (triangle and its translation image from Lesson 3), Pair B (triangle and its rotation image from Lesson 4), Pair C (quadrilateral and its reflection image from Lesson 2 sub-strand revision), and Pair D (the two clock-hand outlines from the predict phase). For each pair, groups must attempt three actions in order and record results on a structured observation table: (1) SLIDE only — can you make the image land exactly on the object by sliding alone? (2) FLIP then slide — does flipping (turning the cutout over) and then sliding make them match? (3) LIFT — do you need to pick the cutout completely up off the table to make them match? Groups record YES/NO for each action per pair, then write one sentence describing what they notice about which transformations required lifting.</w:t>
+              <w:t xml:space="preserve">Each learner receives two sticky notes. On the YELLOW note they write one thing that surprised them today — something they predicted differently in Phase 1. On the GREEN note they write one updated answer to any question currently on the class Driving Question Board (DQB). The teacher then draws the class's attention to the DQB and asks: 'Earlier in our unit, someone posted the question: Are all rotated images identical to the original shape? Can someone now give a precise, upgraded answer to that?' Learners discuss in pairs for 60 seconds, then one pair shares. The teacher models writing a class-consensus update on the DQB card: 'Yes — rotated images are congruent to their objects (same shape, same size, same distances from centre), but the congruence is OPPOSITE — the cyclic order of vertices reverses, so the image cannot be superimposed on the object without lifting it from the plane.' Finally, learners revisit the clock scenario: 'The hour hand at 12:00 and the hour hand at 3:00 — what type of congruence connects them?' Learners write their answer on the back of their GREEN sticky note.</w:t>
             </w:r>
           </w:p>
         </w:tc>
@@ -21606,7 +22218,7 @@
                 <w:sz w:val="18"/>
                 <w:szCs w:val="18"/>
               </w:rPr>
-              <w:t xml:space="preserve">Distribute envelopes and the printed observation table. Say: 'You have exactly 12 minutes. Do the three actions in order — slide, flip-then-slide, lift. Record honestly what you see. If your group disagrees, write both answers and be ready to argue.' Circulate and narrate what you see without giving answers: 'Interesting — I see that group trying to slide Pair B. What are you noticing?' At the 10-minute mark, say: 'Two more minutes — make sure every row of your table is filled.' At 12 minutes, call time. Cold-call 4 groups (one per pair) to report their observation-table findings for that pair. Wait 10 seconds after each group reports before asking the class: 'Does any group disagree with that finding?'</w:t>
+              <w:t xml:space="preserve">Hand out sticky notes. Say: 'Yellow = your biggest surprise today. Green = your best answer to any DQB question. You have 3 minutes — write independently, no talking.' After 3 minutes, collect sticky notes and read 4–5 yellow notes aloud anonymously: 'Someone wrote: I thought rotation was the same as translation in terms of congruence type. That is a great surprise to record.' Post selected green notes on the DQB. Then pose the clock question verbatim: 'Hour hand at 12 and hour hand at 3 — direct or opposite congruence?' Wait 12 seconds. Take 4 responses via cold-call. Confirm: 'Opposite congruence — the hand has been rotated, not slid, so its orientation in the plane has changed relative to the original position.'</w:t>
             </w:r>
           </w:p>
         </w:tc>
@@ -21638,7 +22250,7 @@
                 <w:sz w:val="18"/>
                 <w:szCs w:val="18"/>
               </w:rPr>
-              <w:t xml:space="preserve">Manipulative-based evidence gathering (physical superimposition test): The three-step protocol (slide → flip-then-slide → lift) is a structured scientific procedure. It isolates the variable — which type of motion is needed — and makes the abstract distinction between direct and opposite congruence tangible and memorable. Connecting Pairs A/B/C/D to transformations learners themselves performed in earlier lessons grounds the new concept in their own prior work.</w:t>
+              <w:t xml:space="preserve">Driving Question Board curation (metacognitive anchoring): Returning to student-generated questions and publicly updating answers models scientific knowledge-building — understanding grows iteratively. The clock anchor ensures that abstract congruence vocabulary is immediately grounded in the lesson's phenomenon, preventing inert knowledge.</w:t>
             </w:r>
           </w:p>
         </w:tc>
@@ -21670,7 +22282,7 @@
                 <w:sz w:val="18"/>
                 <w:szCs w:val="18"/>
               </w:rPr>
-              <w:t xml:space="preserve">Observable indicator: Completed observation table with YES/NO entries for all 12 cells (4 pairs × 3 actions). Listen for groups that correctly identify that Pair A (translation) can be matched by sliding alone, while Pairs B and C (rotation and reflection) require lifting. If groups claim Pair B can be matched by sliding, prompt: 'Show me — keep the cutout flat on the table and try.' This exposes the misconception kinesthetically.</w:t>
+              <w:t xml:space="preserve">Observable indicator: Green sticky notes contain specific, accurate DQB updates using the terms 'direct congruence' or 'opposite congruence' correctly. The clock question response should specify 'opposite congruence' with a rotation justification. Collect all sticky notes — they form an exit-ticket data set for planning Lesson 8 consolidation emphasis.</w:t>
             </w:r>
           </w:p>
         </w:tc>
@@ -21679,32 +22291,32 @@
         <w:tc>
           <w:tcPr>
             <w:tcW w:type="dxa" w:w="1520"/>
-            <w:shd w:fill="E2EFDA" w:color="auto" w:val="clear"/>
-            <w:tcMar>
-              <w:top w:type="dxa" w:w="60"/>
-              <w:left w:type="dxa" w:w="120"/>
-              <w:bottom w:type="dxa" w:w="60"/>
-              <w:right w:type="dxa" w:w="120"/>
-            </w:tcMar>
-            <w:vAlign w:val="top"/>
-          </w:tcPr>
-          <w:p>
-            <w:pPr>
-              <w:spacing w:after="40" w:before="0"/>
-              <w:jc w:val="left"/>
-            </w:pPr>
-            <w:r>
-              <w:rPr>
-                <w:rFonts w:ascii="Arial" w:cs="Arial" w:eastAsia="Arial" w:hAnsi="Arial"/>
-                <w:b/>
-                <w:bCs/>
-                <w:i w:val="false"/>
-                <w:iCs w:val="false"/>
-                <w:color w:val="000000"/>
-                <w:sz w:val="18"/>
-                <w:szCs w:val="18"/>
-              </w:rPr>
-              <w:t xml:space="preserve">Explain Phase</w:t>
+            <w:shd w:fill="D5E8F0" w:color="auto" w:val="clear"/>
+            <w:tcMar>
+              <w:top w:type="dxa" w:w="60"/>
+              <w:left w:type="dxa" w:w="120"/>
+              <w:bottom w:type="dxa" w:w="60"/>
+              <w:right w:type="dxa" w:w="120"/>
+            </w:tcMar>
+            <w:vAlign w:val="top"/>
+          </w:tcPr>
+          <w:p>
+            <w:pPr>
+              <w:spacing w:after="40" w:before="0"/>
+              <w:jc w:val="left"/>
+            </w:pPr>
+            <w:r>
+              <w:rPr>
+                <w:rFonts w:ascii="Arial" w:cs="Arial" w:eastAsia="Arial" w:hAnsi="Arial"/>
+                <w:b/>
+                <w:bCs/>
+                <w:i w:val="false"/>
+                <w:iCs w:val="false"/>
+                <w:color w:val="000000"/>
+                <w:sz w:val="18"/>
+                <w:szCs w:val="18"/>
+              </w:rPr>
+              <w:t xml:space="preserve">Model Building Phase</w:t>
             </w:r>
           </w:p>
           <w:p>
@@ -21727,7 +22339,7 @@
             <w:pPr>
               <w:spacing w:after="20" w:before="0"/>
             </w:pPr>
-            <w:hyperlink w:history="1" r:id="rIdxdwrncsemxiedqtw_dwsd">
+            <w:hyperlink w:history="1" r:id="rIdkpljvafz2fzk2h0gjevyn">
               <w:r>
                 <w:rPr>
                   <w:rFonts w:ascii="Arial" w:cs="Arial" w:eastAsia="Arial" w:hAnsi="Arial"/>
@@ -21736,7 +22348,7 @@
                   <w:szCs w:val="16"/>
                   <w:u w:val="single" w:color="2E75B6"/>
                 </w:rPr>
-                <w:t xml:space="preserve">Working with matrices as transformations of the plane</w:t>
+                <w:t xml:space="preserve">Linear transformation examples: Rotations in R2</w:t>
               </w:r>
             </w:hyperlink>
           </w:p>
@@ -21760,7 +22372,7 @@
               <w:spacing w:after="10" w:before="0"/>
               <w:ind w:left="120"/>
             </w:pPr>
-            <w:hyperlink w:history="1" r:id="rId9kmh9nrb1bvyzyu67wlty">
+            <w:hyperlink w:history="1" r:id="rId56shvnouh5sl197h882hj">
               <w:r>
                 <w:rPr>
                   <w:rFonts w:ascii="Arial" w:cs="Arial" w:eastAsia="Arial" w:hAnsi="Arial"/>
@@ -21805,7 +22417,7 @@
             <w:pPr>
               <w:spacing w:after="20" w:before="0"/>
             </w:pPr>
-            <w:hyperlink w:history="1" r:id="rIdschfdos8ysdkmuggeohxy">
+            <w:hyperlink w:history="1" r:id="rIdbut-bgan6thsfv9hxii7l">
               <w:r>
                 <w:rPr>
                   <w:rFonts w:ascii="Arial" w:cs="Arial" w:eastAsia="Arial" w:hAnsi="Arial"/>
@@ -21838,619 +22450,7 @@
               <w:spacing w:after="10" w:before="0"/>
               <w:ind w:left="120"/>
             </w:pPr>
-            <w:hyperlink w:history="1" r:id="rIdhrttubjqb0gwos0amujv9">
-              <w:r>
-                <w:rPr>
-                  <w:rFonts w:ascii="Arial" w:cs="Arial" w:eastAsia="Arial" w:hAnsi="Arial"/>
-                  <w:color w:val="595959"/>
-                  <w:sz w:val="14"/>
-                  <w:szCs w:val="14"/>
-                  <w:u w:val="single" w:color="595959"/>
-                </w:rPr>
-                <w:t xml:space="preserve">🔍 Search ARES for similar readings</w:t>
-              </w:r>
-            </w:hyperlink>
-          </w:p>
-        </w:tc>
-        <w:tc>
-          <w:tcPr>
-            <w:tcW w:type="dxa" w:w="3040"/>
-            <w:shd w:fill="FFFFFF" w:color="auto" w:val="clear"/>
-            <w:tcMar>
-              <w:top w:type="dxa" w:w="60"/>
-              <w:left w:type="dxa" w:w="120"/>
-              <w:bottom w:type="dxa" w:w="60"/>
-              <w:right w:type="dxa" w:w="120"/>
-            </w:tcMar>
-            <w:vAlign w:val="top"/>
-          </w:tcPr>
-          <w:p>
-            <w:pPr>
-              <w:spacing w:after="40" w:before="0"/>
-              <w:jc w:val="left"/>
-            </w:pPr>
-            <w:r>
-              <w:rPr>
-                <w:rFonts w:ascii="Arial" w:cs="Arial" w:eastAsia="Arial" w:hAnsi="Arial"/>
-                <w:b w:val="false"/>
-                <w:bCs w:val="false"/>
-                <w:i w:val="false"/>
-                <w:iCs w:val="false"/>
-                <w:color w:val="000000"/>
-                <w:sz w:val="18"/>
-                <w:szCs w:val="18"/>
-              </w:rPr>
-              <w:t xml:space="preserve">The teacher introduces the formal vocabulary: DIRECT CONGRUENCE (image matches object by sliding alone — no lifting, no flipping) and OPPOSITE CONGRUENCE (image matches object only after lifting it off the plane — flipping it over). Learners copy a three-column summary table into their books: Transformation | Congruence Type | Why Lifting Is (or Is Not) Needed. They complete the table for translation, rotation, and reflection using the evidence from Phase 2. Next, learners tackle a worked-example card: a scalene triangle PQR with vertices P(1,2), Q(4,2), R(4,5) and its rotation image P'(-2,1), Q'(-2,4), R'(-5,4) under 90° anticlockwise rotation about the origin. They must (a) verify the two triangles are congruent by measuring side lengths, (b) attempt to describe whether a slide alone could superimpose P'Q'R' onto PQR, and (c) state the congruence type with justification. A class discussion follows, anchored by the question: 'Why does rotation produce opposite congruence even though it does not involve a mirror?'</w:t>
-            </w:r>
-          </w:p>
-        </w:tc>
-        <w:tc>
-          <w:tcPr>
-            <w:tcW w:type="dxa" w:w="3040"/>
-            <w:shd w:fill="F2F2F2" w:color="auto" w:val="clear"/>
-            <w:tcMar>
-              <w:top w:type="dxa" w:w="60"/>
-              <w:left w:type="dxa" w:w="120"/>
-              <w:bottom w:type="dxa" w:w="60"/>
-              <w:right w:type="dxa" w:w="120"/>
-            </w:tcMar>
-            <w:vAlign w:val="top"/>
-          </w:tcPr>
-          <w:p>
-            <w:pPr>
-              <w:spacing w:after="40" w:before="0"/>
-              <w:jc w:val="left"/>
-            </w:pPr>
-            <w:r>
-              <w:rPr>
-                <w:rFonts w:ascii="Arial" w:cs="Arial" w:eastAsia="Arial" w:hAnsi="Arial"/>
-                <w:b w:val="false"/>
-                <w:bCs w:val="false"/>
-                <w:i w:val="false"/>
-                <w:iCs w:val="false"/>
-                <w:color w:val="000000"/>
-                <w:sz w:val="18"/>
-                <w:szCs w:val="18"/>
-              </w:rPr>
-              <w:t xml:space="preserve">Introduce vocabulary with a gesture: hold up a flat hand and slide it (direct) vs pick it up, flip it over, place it down (opposite). Write both terms on the board with colour coding — DIRECT in blue, OPPOSITE in red. Say verbatim: 'In your table, I want a mathematical reason in column 3, not just the word yes or no. A reason like: because the orientation of the vertices changes.' Give 8 minutes for the table and worked example. Then cold-call 2 learners for part (a), 2 for part (b), and 1 for part (c) — 5 different learners. After part (c) answer, pose to the class: 'Hands down — think for 12 seconds. Why does rotation flip orientation even though there is no mirror?' After 12 seconds, take 3 volunteer responses before giving the teacher explanation: rotation reverses the cyclic order of vertices (clockwise becomes anticlockwise), which is the geometric signature of opposite congruence.</w:t>
-            </w:r>
-          </w:p>
-        </w:tc>
-        <w:tc>
-          <w:tcPr>
-            <w:tcW w:type="dxa" w:w="3040"/>
-            <w:shd w:fill="FFFFFF" w:color="auto" w:val="clear"/>
-            <w:tcMar>
-              <w:top w:type="dxa" w:w="60"/>
-              <w:left w:type="dxa" w:w="120"/>
-              <w:bottom w:type="dxa" w:w="60"/>
-              <w:right w:type="dxa" w:w="120"/>
-            </w:tcMar>
-            <w:vAlign w:val="top"/>
-          </w:tcPr>
-          <w:p>
-            <w:pPr>
-              <w:spacing w:after="40" w:before="0"/>
-              <w:jc w:val="left"/>
-            </w:pPr>
-            <w:r>
-              <w:rPr>
-                <w:rFonts w:ascii="Arial" w:cs="Arial" w:eastAsia="Arial" w:hAnsi="Arial"/>
-                <w:b w:val="false"/>
-                <w:bCs w:val="false"/>
-                <w:i w:val="false"/>
-                <w:iCs w:val="false"/>
-                <w:color w:val="000000"/>
-                <w:sz w:val="18"/>
-                <w:szCs w:val="18"/>
-              </w:rPr>
-              <w:t xml:space="preserve">Concept-mapping through structured note table: The three-column table forces learners to connect three representations — the transformation name, the abstract congruence category, and the physical/geometric reason. The worked coordinate example bridges the physical superimposition test (Phase 2) to formal mathematical verification, advancing from concrete to abstract (Bruner's CPA progression).</w:t>
-            </w:r>
-          </w:p>
-        </w:tc>
-        <w:tc>
-          <w:tcPr>
-            <w:tcW w:type="dxa" w:w="3040"/>
-            <w:shd w:fill="F2F2F2" w:color="auto" w:val="clear"/>
-            <w:tcMar>
-              <w:top w:type="dxa" w:w="60"/>
-              <w:left w:type="dxa" w:w="120"/>
-              <w:bottom w:type="dxa" w:w="60"/>
-              <w:right w:type="dxa" w:w="120"/>
-            </w:tcMar>
-            <w:vAlign w:val="top"/>
-          </w:tcPr>
-          <w:p>
-            <w:pPr>
-              <w:spacing w:after="40" w:before="0"/>
-              <w:jc w:val="left"/>
-            </w:pPr>
-            <w:r>
-              <w:rPr>
-                <w:rFonts w:ascii="Arial" w:cs="Arial" w:eastAsia="Arial" w:hAnsi="Arial"/>
-                <w:b w:val="false"/>
-                <w:bCs w:val="false"/>
-                <w:i w:val="false"/>
-                <w:iCs w:val="false"/>
-                <w:color w:val="000000"/>
-                <w:sz w:val="18"/>
-                <w:szCs w:val="18"/>
-              </w:rPr>
-              <w:t xml:space="preserve">Observable indicator: Column 3 of the table contains a geometric reason (not just 'yes/no'). In the worked example, learners should state that PQ = P'Q', QR = Q'R', PR = P'R' (congruent sides) but that the cyclic order P→Q→R is clockwise while P'→Q'→R' is anticlockwise, confirming opposite congruence. Misconception to watch: learners who confuse 'opposite congruence' with 'not congruent' — address immediately with: 'Opposite congruence still means same shape, same size. Only the orientation in the plane differs.'</w:t>
-            </w:r>
-          </w:p>
-        </w:tc>
-      </w:tr>
-      <w:tr>
-        <w:tc>
-          <w:tcPr>
-            <w:tcW w:type="dxa" w:w="1520"/>
-            <w:shd w:fill="FCE4D6" w:color="auto" w:val="clear"/>
-            <w:tcMar>
-              <w:top w:type="dxa" w:w="60"/>
-              <w:left w:type="dxa" w:w="120"/>
-              <w:bottom w:type="dxa" w:w="60"/>
-              <w:right w:type="dxa" w:w="120"/>
-            </w:tcMar>
-            <w:vAlign w:val="top"/>
-          </w:tcPr>
-          <w:p>
-            <w:pPr>
-              <w:spacing w:after="40" w:before="0"/>
-              <w:jc w:val="left"/>
-            </w:pPr>
-            <w:r>
-              <w:rPr>
-                <w:rFonts w:ascii="Arial" w:cs="Arial" w:eastAsia="Arial" w:hAnsi="Arial"/>
-                <w:b/>
-                <w:bCs/>
-                <w:i w:val="false"/>
-                <w:iCs w:val="false"/>
-                <w:color w:val="000000"/>
-                <w:sz w:val="18"/>
-                <w:szCs w:val="18"/>
-              </w:rPr>
-              <w:t xml:space="preserve">Driving Question Board (DQB) Creation</w:t>
-            </w:r>
-          </w:p>
-          <w:p>
-            <w:pPr>
-              <w:spacing w:after="20" w:before="0"/>
-            </w:pPr>
-            <w:r>
-              <w:rPr>
-                <w:rFonts w:ascii="Arial" w:cs="Arial" w:eastAsia="Arial" w:hAnsi="Arial"/>
-                <w:b/>
-                <w:bCs/>
-                <w:color w:val="1F3864"/>
-                <w:sz w:val="16"/>
-                <w:szCs w:val="16"/>
-              </w:rPr>
-              <w:t xml:space="preserve">📹 VIDEO:</w:t>
-            </w:r>
-          </w:p>
-          <w:p>
-            <w:pPr>
-              <w:spacing w:after="20" w:before="0"/>
-            </w:pPr>
-            <w:hyperlink w:history="1" r:id="rIdmmrqa2tmvzs2pbpgnbgil">
-              <w:r>
-                <w:rPr>
-                  <w:rFonts w:ascii="Arial" w:cs="Arial" w:eastAsia="Arial" w:hAnsi="Arial"/>
-                  <w:color w:val="2E75B6"/>
-                  <w:sz w:val="16"/>
-                  <w:szCs w:val="16"/>
-                  <w:u w:val="single" w:color="2E75B6"/>
-                </w:rPr>
-                <w:t xml:space="preserve">Identifying transformations</w:t>
-              </w:r>
-            </w:hyperlink>
-          </w:p>
-          <w:p>
-            <w:pPr>
-              <w:spacing w:after="10" w:before="0"/>
-              <w:ind w:left="120"/>
-            </w:pPr>
-            <w:r>
-              <w:rPr>
-                <w:rFonts w:ascii="Arial" w:cs="Arial" w:eastAsia="Arial" w:hAnsi="Arial"/>
-                <w:color w:val="595959"/>
-                <w:sz w:val="14"/>
-                <w:szCs w:val="14"/>
-              </w:rPr>
-              <w:t xml:space="preserve">Source: Khan Academy (English - US curriculum)</w:t>
-            </w:r>
-          </w:p>
-          <w:p>
-            <w:pPr>
-              <w:spacing w:after="10" w:before="0"/>
-              <w:ind w:left="120"/>
-            </w:pPr>
-            <w:hyperlink w:history="1" r:id="rIderg_-4qku-ifbgtbqoig-">
-              <w:r>
-                <w:rPr>
-                  <w:rFonts w:ascii="Arial" w:cs="Arial" w:eastAsia="Arial" w:hAnsi="Arial"/>
-                  <w:color w:val="595959"/>
-                  <w:sz w:val="14"/>
-                  <w:szCs w:val="14"/>
-                  <w:u w:val="single" w:color="595959"/>
-                </w:rPr>
-                <w:t xml:space="preserve">🔍 Search ARES for similar videos</w:t>
-              </w:r>
-            </w:hyperlink>
-          </w:p>
-          <w:p>
-            <w:pPr>
-              <w:spacing w:after="40" w:before="0"/>
-            </w:pPr>
-            <w:r>
-              <w:rPr>
-                <w:sz w:val="14"/>
-                <w:szCs w:val="14"/>
-              </w:rPr>
-              <w:t xml:space="preserve"/>
-            </w:r>
-          </w:p>
-          <w:p>
-            <w:pPr>
-              <w:spacing w:after="20" w:before="0"/>
-            </w:pPr>
-            <w:r>
-              <w:rPr>
-                <w:rFonts w:ascii="Arial" w:cs="Arial" w:eastAsia="Arial" w:hAnsi="Arial"/>
-                <w:b/>
-                <w:bCs/>
-                <w:color w:val="1F3864"/>
-                <w:sz w:val="16"/>
-                <w:szCs w:val="16"/>
-              </w:rPr>
-              <w:t xml:space="preserve">📖 HTML:</w:t>
-            </w:r>
-          </w:p>
-          <w:p>
-            <w:pPr>
-              <w:spacing w:after="20" w:before="0"/>
-            </w:pPr>
-            <w:hyperlink w:history="1" r:id="rIdfqeycoyxlexwx2qjwgri_">
-              <w:r>
-                <w:rPr>
-                  <w:rFonts w:ascii="Arial" w:cs="Arial" w:eastAsia="Arial" w:hAnsi="Arial"/>
-                  <w:color w:val="2E75B6"/>
-                  <w:sz w:val="16"/>
-                  <w:szCs w:val="16"/>
-                  <w:u w:val="single" w:color="2E75B6"/>
-                </w:rPr>
-                <w:t xml:space="preserve">Translations, Rotations, and Reflections (Flexbook)</w:t>
-              </w:r>
-            </w:hyperlink>
-          </w:p>
-          <w:p>
-            <w:pPr>
-              <w:spacing w:after="10" w:before="0"/>
-              <w:ind w:left="120"/>
-            </w:pPr>
-            <w:r>
-              <w:rPr>
-                <w:rFonts w:ascii="Arial" w:cs="Arial" w:eastAsia="Arial" w:hAnsi="Arial"/>
-                <w:color w:val="595959"/>
-                <w:sz w:val="14"/>
-                <w:szCs w:val="14"/>
-              </w:rPr>
-              <w:t xml:space="preserve">Source: CK-12</w:t>
-            </w:r>
-          </w:p>
-          <w:p>
-            <w:pPr>
-              <w:spacing w:after="10" w:before="0"/>
-              <w:ind w:left="120"/>
-            </w:pPr>
-            <w:hyperlink w:history="1" r:id="rIdd1cbyem26ihzeux0rmta-">
-              <w:r>
-                <w:rPr>
-                  <w:rFonts w:ascii="Arial" w:cs="Arial" w:eastAsia="Arial" w:hAnsi="Arial"/>
-                  <w:color w:val="595959"/>
-                  <w:sz w:val="14"/>
-                  <w:szCs w:val="14"/>
-                  <w:u w:val="single" w:color="595959"/>
-                </w:rPr>
-                <w:t xml:space="preserve">🔍 Search ARES for similar readings</w:t>
-              </w:r>
-            </w:hyperlink>
-          </w:p>
-        </w:tc>
-        <w:tc>
-          <w:tcPr>
-            <w:tcW w:type="dxa" w:w="3040"/>
-            <w:shd w:fill="FFFFFF" w:color="auto" w:val="clear"/>
-            <w:tcMar>
-              <w:top w:type="dxa" w:w="60"/>
-              <w:left w:type="dxa" w:w="120"/>
-              <w:bottom w:type="dxa" w:w="60"/>
-              <w:right w:type="dxa" w:w="120"/>
-            </w:tcMar>
-            <w:vAlign w:val="top"/>
-          </w:tcPr>
-          <w:p>
-            <w:pPr>
-              <w:spacing w:after="40" w:before="0"/>
-              <w:jc w:val="left"/>
-            </w:pPr>
-            <w:r>
-              <w:rPr>
-                <w:rFonts w:ascii="Arial" w:cs="Arial" w:eastAsia="Arial" w:hAnsi="Arial"/>
-                <w:b w:val="false"/>
-                <w:bCs w:val="false"/>
-                <w:i w:val="false"/>
-                <w:iCs w:val="false"/>
-                <w:color w:val="000000"/>
-                <w:sz w:val="18"/>
-                <w:szCs w:val="18"/>
-              </w:rPr>
-              <w:t xml:space="preserve">Each learner receives two sticky notes. On the YELLOW note they write one thing that surprised them today — something they predicted differently in Phase 1. On the GREEN note they write one updated answer to any question currently on the class Driving Question Board (DQB). The teacher then draws the class's attention to the DQB and asks: 'Earlier in our unit, someone posted the question: Are all rotated images identical to the original shape? Can someone now give a precise, upgraded answer to that?' Learners discuss in pairs for 60 seconds, then one pair shares. The teacher models writing a class-consensus update on the DQB card: 'Yes — rotated images are congruent to their objects (same shape, same size, same distances from centre), but the congruence is OPPOSITE — the cyclic order of vertices reverses, so the image cannot be superimposed on the object without lifting it from the plane.' Finally, learners revisit the clock scenario: 'The hour hand at 12:00 and the hour hand at 3:00 — what type of congruence connects them?' Learners write their answer on the back of their GREEN sticky note.</w:t>
-            </w:r>
-          </w:p>
-        </w:tc>
-        <w:tc>
-          <w:tcPr>
-            <w:tcW w:type="dxa" w:w="3040"/>
-            <w:shd w:fill="F2F2F2" w:color="auto" w:val="clear"/>
-            <w:tcMar>
-              <w:top w:type="dxa" w:w="60"/>
-              <w:left w:type="dxa" w:w="120"/>
-              <w:bottom w:type="dxa" w:w="60"/>
-              <w:right w:type="dxa" w:w="120"/>
-            </w:tcMar>
-            <w:vAlign w:val="top"/>
-          </w:tcPr>
-          <w:p>
-            <w:pPr>
-              <w:spacing w:after="40" w:before="0"/>
-              <w:jc w:val="left"/>
-            </w:pPr>
-            <w:r>
-              <w:rPr>
-                <w:rFonts w:ascii="Arial" w:cs="Arial" w:eastAsia="Arial" w:hAnsi="Arial"/>
-                <w:b w:val="false"/>
-                <w:bCs w:val="false"/>
-                <w:i w:val="false"/>
-                <w:iCs w:val="false"/>
-                <w:color w:val="000000"/>
-                <w:sz w:val="18"/>
-                <w:szCs w:val="18"/>
-              </w:rPr>
-              <w:t xml:space="preserve">Hand out sticky notes. Say: 'Yellow = your biggest surprise today. Green = your best answer to any DQB question. You have 3 minutes — write independently, no talking.' After 3 minutes, collect sticky notes and read 4–5 yellow notes aloud anonymously: 'Someone wrote: I thought rotation was the same as translation in terms of congruence type. That is a great surprise to record.' Post selected green notes on the DQB. Then pose the clock question verbatim: 'Hour hand at 12 and hour hand at 3 — direct or opposite congruence?' Wait 12 seconds. Take 4 responses via cold-call. Confirm: 'Opposite congruence — the hand has been rotated, not slid, so its orientation in the plane has changed relative to the original position.'</w:t>
-            </w:r>
-          </w:p>
-        </w:tc>
-        <w:tc>
-          <w:tcPr>
-            <w:tcW w:type="dxa" w:w="3040"/>
-            <w:shd w:fill="FFFFFF" w:color="auto" w:val="clear"/>
-            <w:tcMar>
-              <w:top w:type="dxa" w:w="60"/>
-              <w:left w:type="dxa" w:w="120"/>
-              <w:bottom w:type="dxa" w:w="60"/>
-              <w:right w:type="dxa" w:w="120"/>
-            </w:tcMar>
-            <w:vAlign w:val="top"/>
-          </w:tcPr>
-          <w:p>
-            <w:pPr>
-              <w:spacing w:after="40" w:before="0"/>
-              <w:jc w:val="left"/>
-            </w:pPr>
-            <w:r>
-              <w:rPr>
-                <w:rFonts w:ascii="Arial" w:cs="Arial" w:eastAsia="Arial" w:hAnsi="Arial"/>
-                <w:b w:val="false"/>
-                <w:bCs w:val="false"/>
-                <w:i w:val="false"/>
-                <w:iCs w:val="false"/>
-                <w:color w:val="000000"/>
-                <w:sz w:val="18"/>
-                <w:szCs w:val="18"/>
-              </w:rPr>
-              <w:t xml:space="preserve">Driving Question Board curation (metacognitive anchoring): Returning to student-generated questions and publicly updating answers models scientific knowledge-building — understanding grows iteratively. The clock anchor ensures that abstract congruence vocabulary is immediately grounded in the lesson's phenomenon, preventing inert knowledge.</w:t>
-            </w:r>
-          </w:p>
-        </w:tc>
-        <w:tc>
-          <w:tcPr>
-            <w:tcW w:type="dxa" w:w="3040"/>
-            <w:shd w:fill="F2F2F2" w:color="auto" w:val="clear"/>
-            <w:tcMar>
-              <w:top w:type="dxa" w:w="60"/>
-              <w:left w:type="dxa" w:w="120"/>
-              <w:bottom w:type="dxa" w:w="60"/>
-              <w:right w:type="dxa" w:w="120"/>
-            </w:tcMar>
-            <w:vAlign w:val="top"/>
-          </w:tcPr>
-          <w:p>
-            <w:pPr>
-              <w:spacing w:after="40" w:before="0"/>
-              <w:jc w:val="left"/>
-            </w:pPr>
-            <w:r>
-              <w:rPr>
-                <w:rFonts w:ascii="Arial" w:cs="Arial" w:eastAsia="Arial" w:hAnsi="Arial"/>
-                <w:b w:val="false"/>
-                <w:bCs w:val="false"/>
-                <w:i w:val="false"/>
-                <w:iCs w:val="false"/>
-                <w:color w:val="000000"/>
-                <w:sz w:val="18"/>
-                <w:szCs w:val="18"/>
-              </w:rPr>
-              <w:t xml:space="preserve">Observable indicator: Green sticky notes contain specific, accurate DQB updates using the terms 'direct congruence' or 'opposite congruence' correctly. The clock question response should specify 'opposite congruence' with a rotation justification. Collect all sticky notes — they form an exit-ticket data set for planning Lesson 8 consolidation emphasis.</w:t>
-            </w:r>
-          </w:p>
-        </w:tc>
-      </w:tr>
-      <w:tr>
-        <w:tc>
-          <w:tcPr>
-            <w:tcW w:type="dxa" w:w="1520"/>
-            <w:shd w:fill="D5E8F0" w:color="auto" w:val="clear"/>
-            <w:tcMar>
-              <w:top w:type="dxa" w:w="60"/>
-              <w:left w:type="dxa" w:w="120"/>
-              <w:bottom w:type="dxa" w:w="60"/>
-              <w:right w:type="dxa" w:w="120"/>
-            </w:tcMar>
-            <w:vAlign w:val="top"/>
-          </w:tcPr>
-          <w:p>
-            <w:pPr>
-              <w:spacing w:after="40" w:before="0"/>
-              <w:jc w:val="left"/>
-            </w:pPr>
-            <w:r>
-              <w:rPr>
-                <w:rFonts w:ascii="Arial" w:cs="Arial" w:eastAsia="Arial" w:hAnsi="Arial"/>
-                <w:b/>
-                <w:bCs/>
-                <w:i w:val="false"/>
-                <w:iCs w:val="false"/>
-                <w:color w:val="000000"/>
-                <w:sz w:val="18"/>
-                <w:szCs w:val="18"/>
-              </w:rPr>
-              <w:t xml:space="preserve">Model Building Phase</w:t>
-            </w:r>
-          </w:p>
-          <w:p>
-            <w:pPr>
-              <w:spacing w:after="20" w:before="0"/>
-            </w:pPr>
-            <w:r>
-              <w:rPr>
-                <w:rFonts w:ascii="Arial" w:cs="Arial" w:eastAsia="Arial" w:hAnsi="Arial"/>
-                <w:b/>
-                <w:bCs/>
-                <w:color w:val="1F3864"/>
-                <w:sz w:val="16"/>
-                <w:szCs w:val="16"/>
-              </w:rPr>
-              <w:t xml:space="preserve">📹 VIDEO:</w:t>
-            </w:r>
-          </w:p>
-          <w:p>
-            <w:pPr>
-              <w:spacing w:after="20" w:before="0"/>
-            </w:pPr>
-            <w:hyperlink w:history="1" r:id="rId1-urzwwb8x4_dcuveoq--">
-              <w:r>
-                <w:rPr>
-                  <w:rFonts w:ascii="Arial" w:cs="Arial" w:eastAsia="Arial" w:hAnsi="Arial"/>
-                  <w:color w:val="2E75B6"/>
-                  <w:sz w:val="16"/>
-                  <w:szCs w:val="16"/>
-                  <w:u w:val="single" w:color="2E75B6"/>
-                </w:rPr>
-                <w:t xml:space="preserve">Identifying transformations</w:t>
-              </w:r>
-            </w:hyperlink>
-          </w:p>
-          <w:p>
-            <w:pPr>
-              <w:spacing w:after="10" w:before="0"/>
-              <w:ind w:left="120"/>
-            </w:pPr>
-            <w:r>
-              <w:rPr>
-                <w:rFonts w:ascii="Arial" w:cs="Arial" w:eastAsia="Arial" w:hAnsi="Arial"/>
-                <w:color w:val="595959"/>
-                <w:sz w:val="14"/>
-                <w:szCs w:val="14"/>
-              </w:rPr>
-              <w:t xml:space="preserve">Source: Khan Academy (English - US curriculum)</w:t>
-            </w:r>
-          </w:p>
-          <w:p>
-            <w:pPr>
-              <w:spacing w:after="10" w:before="0"/>
-              <w:ind w:left="120"/>
-            </w:pPr>
-            <w:hyperlink w:history="1" r:id="rIdauo4wvafqnzsm4rnuw0u1">
-              <w:r>
-                <w:rPr>
-                  <w:rFonts w:ascii="Arial" w:cs="Arial" w:eastAsia="Arial" w:hAnsi="Arial"/>
-                  <w:color w:val="595959"/>
-                  <w:sz w:val="14"/>
-                  <w:szCs w:val="14"/>
-                  <w:u w:val="single" w:color="595959"/>
-                </w:rPr>
-                <w:t xml:space="preserve">🔍 Search ARES for similar videos</w:t>
-              </w:r>
-            </w:hyperlink>
-          </w:p>
-          <w:p>
-            <w:pPr>
-              <w:spacing w:after="40" w:before="0"/>
-            </w:pPr>
-            <w:r>
-              <w:rPr>
-                <w:sz w:val="14"/>
-                <w:szCs w:val="14"/>
-              </w:rPr>
-              <w:t xml:space="preserve"/>
-            </w:r>
-          </w:p>
-          <w:p>
-            <w:pPr>
-              <w:spacing w:after="20" w:before="0"/>
-            </w:pPr>
-            <w:r>
-              <w:rPr>
-                <w:rFonts w:ascii="Arial" w:cs="Arial" w:eastAsia="Arial" w:hAnsi="Arial"/>
-                <w:b/>
-                <w:bCs/>
-                <w:color w:val="1F3864"/>
-                <w:sz w:val="16"/>
-                <w:szCs w:val="16"/>
-              </w:rPr>
-              <w:t xml:space="preserve">📖 EXERCISE:</w:t>
-            </w:r>
-          </w:p>
-          <w:p>
-            <w:pPr>
-              <w:spacing w:after="20" w:before="0"/>
-            </w:pPr>
-            <w:hyperlink w:history="1" r:id="rIdu826kitwcjncl_wwqxraq">
-              <w:r>
-                <w:rPr>
-                  <w:rFonts w:ascii="Arial" w:cs="Arial" w:eastAsia="Arial" w:hAnsi="Arial"/>
-                  <w:color w:val="2E75B6"/>
-                  <w:sz w:val="16"/>
-                  <w:szCs w:val="16"/>
-                  <w:u w:val="single" w:color="2E75B6"/>
-                </w:rPr>
-                <w:t xml:space="preserve">Translations, Rotations, and Reflections Practice</w:t>
-              </w:r>
-            </w:hyperlink>
-          </w:p>
-          <w:p>
-            <w:pPr>
-              <w:spacing w:after="10" w:before="0"/>
-              <w:ind w:left="120"/>
-            </w:pPr>
-            <w:r>
-              <w:rPr>
-                <w:rFonts w:ascii="Arial" w:cs="Arial" w:eastAsia="Arial" w:hAnsi="Arial"/>
-                <w:color w:val="595959"/>
-                <w:sz w:val="14"/>
-                <w:szCs w:val="14"/>
-              </w:rPr>
-              <w:t xml:space="preserve">Source: CK-12</w:t>
-            </w:r>
-          </w:p>
-          <w:p>
-            <w:pPr>
-              <w:spacing w:after="10" w:before="0"/>
-              <w:ind w:left="120"/>
-            </w:pPr>
-            <w:hyperlink w:history="1" r:id="rIdtokzpzta6ou4ucokiqwky">
+            <w:hyperlink w:history="1" r:id="rIda9li2dyfbcqdunguiltjn">
               <w:r>
                 <w:rPr>
                   <w:rFonts w:ascii="Arial" w:cs="Arial" w:eastAsia="Arial" w:hAnsi="Arial"/>
@@ -23937,7 +23937,7 @@
             <w:pPr>
               <w:spacing w:after="20" w:before="0"/>
             </w:pPr>
-            <w:hyperlink w:history="1" r:id="rIdfrfjku1ddnwxf4q4omnl-">
+            <w:hyperlink w:history="1" r:id="rIdyuharjcrr03cusiylr80i">
               <w:r>
                 <w:rPr>
                   <w:rFonts w:ascii="Arial" w:cs="Arial" w:eastAsia="Arial" w:hAnsi="Arial"/>
@@ -23970,7 +23970,7 @@
               <w:spacing w:after="10" w:before="0"/>
               <w:ind w:left="120"/>
             </w:pPr>
-            <w:hyperlink w:history="1" r:id="rIdb2imbzs35bovqwj3xzdxe">
+            <w:hyperlink w:history="1" r:id="rIdkjbef9jynjg4surdacfgn">
               <w:r>
                 <w:rPr>
                   <w:rFonts w:ascii="Arial" w:cs="Arial" w:eastAsia="Arial" w:hAnsi="Arial"/>
@@ -24015,7 +24015,7 @@
             <w:pPr>
               <w:spacing w:after="20" w:before="0"/>
             </w:pPr>
-            <w:hyperlink w:history="1" r:id="rIdg3zhn1dxz9o83m2l2fydf">
+            <w:hyperlink w:history="1" r:id="rIdgy-kbd91zmsror8ktjeab">
               <w:r>
                 <w:rPr>
                   <w:rFonts w:ascii="Arial" w:cs="Arial" w:eastAsia="Arial" w:hAnsi="Arial"/>
@@ -24048,7 +24048,7 @@
               <w:spacing w:after="10" w:before="0"/>
               <w:ind w:left="120"/>
             </w:pPr>
-            <w:hyperlink w:history="1" r:id="rIdqv65etlhrxb5aaje8crff">
+            <w:hyperlink w:history="1" r:id="rIdagr50yctqw-yulwo9dupt">
               <w:r>
                 <w:rPr>
                   <w:rFonts w:ascii="Arial" w:cs="Arial" w:eastAsia="Arial" w:hAnsi="Arial"/>
@@ -24243,7 +24243,313 @@
             <w:pPr>
               <w:spacing w:after="20" w:before="0"/>
             </w:pPr>
-            <w:hyperlink w:history="1" r:id="rIdzrksi4xql7iri0tt0rfx0">
+            <w:hyperlink w:history="1" r:id="rId8rs1jrxxgugwicnx_4vdk">
+              <w:r>
+                <w:rPr>
+                  <w:rFonts w:ascii="Arial" w:cs="Arial" w:eastAsia="Arial" w:hAnsi="Arial"/>
+                  <w:color w:val="2E75B6"/>
+                  <w:sz w:val="16"/>
+                  <w:szCs w:val="16"/>
+                  <w:u w:val="single" w:color="2E75B6"/>
+                </w:rPr>
+                <w:t xml:space="preserve">Determining rotations</w:t>
+              </w:r>
+            </w:hyperlink>
+          </w:p>
+          <w:p>
+            <w:pPr>
+              <w:spacing w:after="10" w:before="0"/>
+              <w:ind w:left="120"/>
+            </w:pPr>
+            <w:r>
+              <w:rPr>
+                <w:rFonts w:ascii="Arial" w:cs="Arial" w:eastAsia="Arial" w:hAnsi="Arial"/>
+                <w:color w:val="595959"/>
+                <w:sz w:val="14"/>
+                <w:szCs w:val="14"/>
+              </w:rPr>
+              <w:t xml:space="preserve">Source: Khan Academy (English - US curriculum)</w:t>
+            </w:r>
+          </w:p>
+          <w:p>
+            <w:pPr>
+              <w:spacing w:after="10" w:before="0"/>
+              <w:ind w:left="120"/>
+            </w:pPr>
+            <w:hyperlink w:history="1" r:id="rIdu8o6hvjlqzndzf4tmq1o-">
+              <w:r>
+                <w:rPr>
+                  <w:rFonts w:ascii="Arial" w:cs="Arial" w:eastAsia="Arial" w:hAnsi="Arial"/>
+                  <w:color w:val="595959"/>
+                  <w:sz w:val="14"/>
+                  <w:szCs w:val="14"/>
+                  <w:u w:val="single" w:color="595959"/>
+                </w:rPr>
+                <w:t xml:space="preserve">🔍 Search ARES for similar videos</w:t>
+              </w:r>
+            </w:hyperlink>
+          </w:p>
+          <w:p>
+            <w:pPr>
+              <w:spacing w:after="40" w:before="0"/>
+            </w:pPr>
+            <w:r>
+              <w:rPr>
+                <w:sz w:val="14"/>
+                <w:szCs w:val="14"/>
+              </w:rPr>
+              <w:t xml:space="preserve"/>
+            </w:r>
+          </w:p>
+          <w:p>
+            <w:pPr>
+              <w:spacing w:after="20" w:before="0"/>
+            </w:pPr>
+            <w:r>
+              <w:rPr>
+                <w:rFonts w:ascii="Arial" w:cs="Arial" w:eastAsia="Arial" w:hAnsi="Arial"/>
+                <w:b/>
+                <w:bCs/>
+                <w:color w:val="1F3864"/>
+                <w:sz w:val="16"/>
+                <w:szCs w:val="16"/>
+              </w:rPr>
+              <w:t xml:space="preserve">📖 EXERCISE:</w:t>
+            </w:r>
+          </w:p>
+          <w:p>
+            <w:pPr>
+              <w:spacing w:after="20" w:before="0"/>
+            </w:pPr>
+            <w:hyperlink w:history="1" r:id="rIdz7pj4ughohety-ezst4er">
+              <w:r>
+                <w:rPr>
+                  <w:rFonts w:ascii="Arial" w:cs="Arial" w:eastAsia="Arial" w:hAnsi="Arial"/>
+                  <w:color w:val="2E75B6"/>
+                  <w:sz w:val="16"/>
+                  <w:szCs w:val="16"/>
+                  <w:u w:val="single" w:color="2E75B6"/>
+                </w:rPr>
+                <w:t xml:space="preserve">Determine rotations (basic)</w:t>
+              </w:r>
+            </w:hyperlink>
+          </w:p>
+          <w:p>
+            <w:pPr>
+              <w:spacing w:after="10" w:before="0"/>
+              <w:ind w:left="120"/>
+            </w:pPr>
+            <w:r>
+              <w:rPr>
+                <w:rFonts w:ascii="Arial" w:cs="Arial" w:eastAsia="Arial" w:hAnsi="Arial"/>
+                <w:color w:val="595959"/>
+                <w:sz w:val="14"/>
+                <w:szCs w:val="14"/>
+              </w:rPr>
+              <w:t xml:space="preserve">Source: Khan Academy (English - US curriculum)</w:t>
+            </w:r>
+          </w:p>
+          <w:p>
+            <w:pPr>
+              <w:spacing w:after="10" w:before="0"/>
+              <w:ind w:left="120"/>
+            </w:pPr>
+            <w:hyperlink w:history="1" r:id="rIdpwc1g_evpw1gf2h06m5lg">
+              <w:r>
+                <w:rPr>
+                  <w:rFonts w:ascii="Arial" w:cs="Arial" w:eastAsia="Arial" w:hAnsi="Arial"/>
+                  <w:color w:val="595959"/>
+                  <w:sz w:val="14"/>
+                  <w:szCs w:val="14"/>
+                  <w:u w:val="single" w:color="595959"/>
+                </w:rPr>
+                <w:t xml:space="preserve">🔍 Search ARES for similar readings</w:t>
+              </w:r>
+            </w:hyperlink>
+          </w:p>
+        </w:tc>
+        <w:tc>
+          <w:tcPr>
+            <w:tcW w:type="dxa" w:w="3040"/>
+            <w:shd w:fill="FFFFFF" w:color="auto" w:val="clear"/>
+            <w:tcMar>
+              <w:top w:type="dxa" w:w="60"/>
+              <w:left w:type="dxa" w:w="120"/>
+              <w:bottom w:type="dxa" w:w="60"/>
+              <w:right w:type="dxa" w:w="120"/>
+            </w:tcMar>
+            <w:vAlign w:val="top"/>
+          </w:tcPr>
+          <w:p>
+            <w:pPr>
+              <w:spacing w:after="40" w:before="0"/>
+              <w:jc w:val="left"/>
+            </w:pPr>
+            <w:r>
+              <w:rPr>
+                <w:rFonts w:ascii="Arial" w:cs="Arial" w:eastAsia="Arial" w:hAnsi="Arial"/>
+                <w:b w:val="false"/>
+                <w:bCs w:val="false"/>
+                <w:i w:val="false"/>
+                <w:iCs w:val="false"/>
+                <w:color w:val="000000"/>
+                <w:sz w:val="18"/>
+                <w:szCs w:val="18"/>
+              </w:rPr>
+              <w:t xml:space="preserve">Teacher distributes a pre-printed A4 activity sheet (or learners rule one in their exercise books following teacher's board diagram). The sheet shows a Cartesian plane with the clock face centred at the origin. The minute hand at 12:00 has its tip plotted at point A(0, 5). Three additional labelled points mark the shaft of the hand: B(0, 3) and C(0, 1), so learners are rotating a line segment (model of the hand) rather than just a single point. Learners are also shown a short replay (2 minutes) of the anchoring phenomenon clip — or the teacher uses a printed four-image sequence pinned to the board — showing the hand at 12:00, 12:15, 12:30, and 12:45. Learners observe and record two things in their books: (1) What stays the same across all four images? (2) What changes? They share observations with their table group (groups of 4).</w:t>
+            </w:r>
+          </w:p>
+        </w:tc>
+        <w:tc>
+          <w:tcPr>
+            <w:tcW w:type="dxa" w:w="3040"/>
+            <w:shd w:fill="F2F2F2" w:color="auto" w:val="clear"/>
+            <w:tcMar>
+              <w:top w:type="dxa" w:w="60"/>
+              <w:left w:type="dxa" w:w="120"/>
+              <w:bottom w:type="dxa" w:w="60"/>
+              <w:right w:type="dxa" w:w="120"/>
+            </w:tcMar>
+            <w:vAlign w:val="top"/>
+          </w:tcPr>
+          <w:p>
+            <w:pPr>
+              <w:spacing w:after="40" w:before="0"/>
+              <w:jc w:val="left"/>
+            </w:pPr>
+            <w:r>
+              <w:rPr>
+                <w:rFonts w:ascii="Arial" w:cs="Arial" w:eastAsia="Arial" w:hAnsi="Arial"/>
+                <w:b w:val="false"/>
+                <w:bCs w:val="false"/>
+                <w:i w:val="false"/>
+                <w:iCs w:val="false"/>
+                <w:color w:val="000000"/>
+                <w:sz w:val="18"/>
+                <w:szCs w:val="18"/>
+              </w:rPr>
+              <w:t xml:space="preserve">Teacher says: 'Watch the clip one more time — this is the same phenomenon we started with eight lessons ago. But now you have a full mathematical toolkit. As you watch, I want you to notice and note: what is invariant — what never changes — and what is the variable — what changes each time.' [Play clip or reveal images one by one. Allow 2 minutes.] Teacher then distributes activity sheets. Teacher says: 'On your sheet, the clock centre is the origin. The tip of the hand at 12:00 is at A(0, 5). Points B and C are also on the hand. This is your object. Your task in the next phase will be to rotate this hand to its 12:15, 12:30, 12:45, and 1:00 positions.' Teacher asks the whole class: 'What is the angle the minute hand turns through every 15 minutes?' [WAIT TIME: 10 seconds.] Cold-calls 2 learners. Expected answer: 90°. Teacher confirms: 'Yes — 90° clockwise. And what rule do we use for a 90° clockwise rotation about the origin?' [WAIT TIME: 12 seconds.] Cold-calls 1 learner. Expected answer: (x, y) → (y, −x). Teacher writes this on the board and leaves it visible for Phase 3.</w:t>
+            </w:r>
+          </w:p>
+        </w:tc>
+        <w:tc>
+          <w:tcPr>
+            <w:tcW w:type="dxa" w:w="3040"/>
+            <w:shd w:fill="FFFFFF" w:color="auto" w:val="clear"/>
+            <w:tcMar>
+              <w:top w:type="dxa" w:w="60"/>
+              <w:left w:type="dxa" w:w="120"/>
+              <w:bottom w:type="dxa" w:w="60"/>
+              <w:right w:type="dxa" w:w="120"/>
+            </w:tcMar>
+            <w:vAlign w:val="top"/>
+          </w:tcPr>
+          <w:p>
+            <w:pPr>
+              <w:spacing w:after="40" w:before="0"/>
+              <w:jc w:val="left"/>
+            </w:pPr>
+            <w:r>
+              <w:rPr>
+                <w:rFonts w:ascii="Arial" w:cs="Arial" w:eastAsia="Arial" w:hAnsi="Arial"/>
+                <w:b w:val="false"/>
+                <w:bCs w:val="false"/>
+                <w:i w:val="false"/>
+                <w:iCs w:val="false"/>
+                <w:color w:val="000000"/>
+                <w:sz w:val="18"/>
+                <w:szCs w:val="18"/>
+              </w:rPr>
+              <w:t xml:space="preserve">Anchoring Return + Structured Observation: Returning to the original phenomenon video/images at the final lesson closes the narrative loop of the unit and signals to learners that all their accumulated knowledge now applies to this one motivating context. Asking learners to distinguish 'what stays the same' from 'what changes' deepens their understanding of the mathematical concept of invariance under rotation — a key idea in transformation geometry.</w:t>
+            </w:r>
+          </w:p>
+        </w:tc>
+        <w:tc>
+          <w:tcPr>
+            <w:tcW w:type="dxa" w:w="3040"/>
+            <w:shd w:fill="F2F2F2" w:color="auto" w:val="clear"/>
+            <w:tcMar>
+              <w:top w:type="dxa" w:w="60"/>
+              <w:left w:type="dxa" w:w="120"/>
+              <w:bottom w:type="dxa" w:w="60"/>
+              <w:right w:type="dxa" w:w="120"/>
+            </w:tcMar>
+            <w:vAlign w:val="top"/>
+          </w:tcPr>
+          <w:p>
+            <w:pPr>
+              <w:spacing w:after="40" w:before="0"/>
+              <w:jc w:val="left"/>
+            </w:pPr>
+            <w:r>
+              <w:rPr>
+                <w:rFonts w:ascii="Arial" w:cs="Arial" w:eastAsia="Arial" w:hAnsi="Arial"/>
+                <w:b w:val="false"/>
+                <w:bCs w:val="false"/>
+                <w:i w:val="false"/>
+                <w:iCs w:val="false"/>
+                <w:color w:val="000000"/>
+                <w:sz w:val="18"/>
+                <w:szCs w:val="18"/>
+              </w:rPr>
+              <w:t xml:space="preserve">Observable indicator: During the group sharing of observations, learners should state that distance from the centre (length of the hand), shape of the hand, and size are invariant, while direction/angle changes. Teacher listens to group discussions and intervenes if learners say 'the hand flips' (confusing with reflection) or 'the hand moves sideways' (confusing with translation). These are targeted for correction in Phase 3.</w:t>
+            </w:r>
+          </w:p>
+        </w:tc>
+      </w:tr>
+      <w:tr>
+        <w:tc>
+          <w:tcPr>
+            <w:tcW w:type="dxa" w:w="1520"/>
+            <w:shd w:fill="E2EFDA" w:color="auto" w:val="clear"/>
+            <w:tcMar>
+              <w:top w:type="dxa" w:w="60"/>
+              <w:left w:type="dxa" w:w="120"/>
+              <w:bottom w:type="dxa" w:w="60"/>
+              <w:right w:type="dxa" w:w="120"/>
+            </w:tcMar>
+            <w:vAlign w:val="top"/>
+          </w:tcPr>
+          <w:p>
+            <w:pPr>
+              <w:spacing w:after="40" w:before="0"/>
+              <w:jc w:val="left"/>
+            </w:pPr>
+            <w:r>
+              <w:rPr>
+                <w:rFonts w:ascii="Arial" w:cs="Arial" w:eastAsia="Arial" w:hAnsi="Arial"/>
+                <w:b/>
+                <w:bCs/>
+                <w:i w:val="false"/>
+                <w:iCs w:val="false"/>
+                <w:color w:val="000000"/>
+                <w:sz w:val="18"/>
+                <w:szCs w:val="18"/>
+              </w:rPr>
+              <w:t xml:space="preserve">Explain Phase</w:t>
+            </w:r>
+          </w:p>
+          <w:p>
+            <w:pPr>
+              <w:spacing w:after="20" w:before="0"/>
+            </w:pPr>
+            <w:r>
+              <w:rPr>
+                <w:rFonts w:ascii="Arial" w:cs="Arial" w:eastAsia="Arial" w:hAnsi="Arial"/>
+                <w:b/>
+                <w:bCs/>
+                <w:color w:val="1F3864"/>
+                <w:sz w:val="16"/>
+                <w:szCs w:val="16"/>
+              </w:rPr>
+              <w:t xml:space="preserve">📹 VIDEO:</w:t>
+            </w:r>
+          </w:p>
+          <w:p>
+            <w:pPr>
+              <w:spacing w:after="20" w:before="0"/>
+            </w:pPr>
+            <w:hyperlink w:history="1" r:id="rIdfpv7hf8pzsm1sfhvovii3">
               <w:r>
                 <w:rPr>
                   <w:rFonts w:ascii="Arial" w:cs="Arial" w:eastAsia="Arial" w:hAnsi="Arial"/>
@@ -24276,7 +24582,7 @@
               <w:spacing w:after="10" w:before="0"/>
               <w:ind w:left="120"/>
             </w:pPr>
-            <w:hyperlink w:history="1" r:id="rIdpzxl4hc-4yjoq-39prxny">
+            <w:hyperlink w:history="1" r:id="rIdidi_rh80cwdwikcpgrple">
               <w:r>
                 <w:rPr>
                   <w:rFonts w:ascii="Arial" w:cs="Arial" w:eastAsia="Arial" w:hAnsi="Arial"/>
@@ -24314,14 +24620,14 @@
                 <w:sz w:val="16"/>
                 <w:szCs w:val="16"/>
               </w:rPr>
-              <w:t xml:space="preserve">📖 EXERCISE:</w:t>
+              <w:t xml:space="preserve">📖 HTML:</w:t>
             </w:r>
           </w:p>
           <w:p>
             <w:pPr>
               <w:spacing w:after="20" w:before="0"/>
             </w:pPr>
-            <w:hyperlink w:history="1" r:id="rIdf6chrmh8hv7jn0ffwnkuc">
+            <w:hyperlink w:history="1" r:id="rIdnicofbmkm7jmm65v6mzno">
               <w:r>
                 <w:rPr>
                   <w:rFonts w:ascii="Arial" w:cs="Arial" w:eastAsia="Arial" w:hAnsi="Arial"/>
@@ -24330,7 +24636,7 @@
                   <w:szCs w:val="16"/>
                   <w:u w:val="single" w:color="2E75B6"/>
                 </w:rPr>
-                <w:t xml:space="preserve">Determine rotations (basic)</w:t>
+                <w:t xml:space="preserve">Angles of Rotation in Standard Positions: Clock Angles (PLIX)</w:t>
               </w:r>
             </w:hyperlink>
           </w:p>
@@ -24346,7 +24652,7 @@
                 <w:sz w:val="14"/>
                 <w:szCs w:val="14"/>
               </w:rPr>
-              <w:t xml:space="preserve">Source: Khan Academy (English - US curriculum)</w:t>
+              <w:t xml:space="preserve">Source: CK-12</w:t>
             </w:r>
           </w:p>
           <w:p>
@@ -24354,7 +24660,7 @@
               <w:spacing w:after="10" w:before="0"/>
               <w:ind w:left="120"/>
             </w:pPr>
-            <w:hyperlink w:history="1" r:id="rIdsvvlurhu8quxb4to1fuvo">
+            <w:hyperlink w:history="1" r:id="rIdqbdsplrft_7azyu7o1m6x">
               <w:r>
                 <w:rPr>
                   <w:rFonts w:ascii="Arial" w:cs="Arial" w:eastAsia="Arial" w:hAnsi="Arial"/>
@@ -24396,7 +24702,273 @@
                 <w:sz w:val="18"/>
                 <w:szCs w:val="18"/>
               </w:rPr>
-              <w:t xml:space="preserve">Teacher distributes a pre-printed A4 activity sheet (or learners rule one in their exercise books following teacher's board diagram). The sheet shows a Cartesian plane with the clock face centred at the origin. The minute hand at 12:00 has its tip plotted at point A(0, 5). Three additional labelled points mark the shaft of the hand: B(0, 3) and C(0, 1), so learners are rotating a line segment (model of the hand) rather than just a single point. Learners are also shown a short replay (2 minutes) of the anchoring phenomenon clip — or the teacher uses a printed four-image sequence pinned to the board — showing the hand at 12:00, 12:15, 12:30, and 12:45. Learners observe and record two things in their books: (1) What stays the same across all four images? (2) What changes? They share observations with their table group (groups of 4).</w:t>
+              <w:t xml:space="preserve">Learners work through a structured seven-part class activity, individually first, then checking in pairs. The seven parts map directly to the seven SLOs of the sub-strand:</w:t>
+            </w:r>
+          </w:p>
+          <w:p>
+            <w:pPr>
+              <w:spacing w:after="40" w:before="0"/>
+              <w:jc w:val="left"/>
+            </w:pPr>
+            <w:r>
+              <w:rPr>
+                <w:rFonts w:ascii="Arial" w:cs="Arial" w:eastAsia="Arial" w:hAnsi="Arial"/>
+                <w:b w:val="false"/>
+                <w:bCs w:val="false"/>
+                <w:i w:val="false"/>
+                <w:iCs w:val="false"/>
+                <w:color w:val="000000"/>
+                <w:sz w:val="18"/>
+                <w:szCs w:val="18"/>
+              </w:rPr>
+              <w:t xml:space="preserve"/>
+            </w:r>
+          </w:p>
+          <w:p>
+            <w:pPr>
+              <w:spacing w:after="40" w:before="0"/>
+              <w:jc w:val="left"/>
+            </w:pPr>
+            <w:r>
+              <w:rPr>
+                <w:rFonts w:ascii="Arial" w:cs="Arial" w:eastAsia="Arial" w:hAnsi="Arial"/>
+                <w:b w:val="false"/>
+                <w:bCs w:val="false"/>
+                <w:i w:val="false"/>
+                <w:iCs w:val="false"/>
+                <w:color w:val="000000"/>
+                <w:sz w:val="18"/>
+                <w:szCs w:val="18"/>
+              </w:rPr>
+              <w:t xml:space="preserve">PART A — Rotate on the Cartesian plane: Using the coordinate rule for 90° clockwise rotation (x, y) → (y, −x), learners calculate the image of each of the three points A(0,5), B(0,3), C(0,1) at 12:15. They repeat for 12:30 [180°: (x,y)→(−x,−y)], 12:45 [270° clockwise = 90° anticlockwise: (x,y)→(−y,x)], and 1:00 [360°: hand returns to original]. They plot all positions on the Cartesian plane and connect corresponding image points to form the hand at each time. They label each image clearly.</w:t>
+            </w:r>
+          </w:p>
+          <w:p>
+            <w:pPr>
+              <w:spacing w:after="40" w:before="0"/>
+              <w:jc w:val="left"/>
+            </w:pPr>
+            <w:r>
+              <w:rPr>
+                <w:rFonts w:ascii="Arial" w:cs="Arial" w:eastAsia="Arial" w:hAnsi="Arial"/>
+                <w:b w:val="false"/>
+                <w:bCs w:val="false"/>
+                <w:i w:val="false"/>
+                <w:iCs w:val="false"/>
+                <w:color w:val="000000"/>
+                <w:sz w:val="18"/>
+                <w:szCs w:val="18"/>
+              </w:rPr>
+              <w:t xml:space="preserve"/>
+            </w:r>
+          </w:p>
+          <w:p>
+            <w:pPr>
+              <w:spacing w:after="40" w:before="0"/>
+              <w:jc w:val="left"/>
+            </w:pPr>
+            <w:r>
+              <w:rPr>
+                <w:rFonts w:ascii="Arial" w:cs="Arial" w:eastAsia="Arial" w:hAnsi="Arial"/>
+                <w:b w:val="false"/>
+                <w:bCs w:val="false"/>
+                <w:i w:val="false"/>
+                <w:iCs w:val="false"/>
+                <w:color w:val="000000"/>
+                <w:sz w:val="18"/>
+                <w:szCs w:val="18"/>
+              </w:rPr>
+              <w:t xml:space="preserve">PART B — Determine centre and angle of rotation: Learners are given a second pre-drawn diagram showing a triangle PQR and its image P'Q'R' on a Cartesian plane (a scenario based on a rotating matatu wheel spoke in Nairobi's CBD). Using perpendicular bisectors of PP' and QQ', they construct the centre of rotation. They then measure the angle of rotation using a protractor.</w:t>
+            </w:r>
+          </w:p>
+          <w:p>
+            <w:pPr>
+              <w:spacing w:after="40" w:before="0"/>
+              <w:jc w:val="left"/>
+            </w:pPr>
+            <w:r>
+              <w:rPr>
+                <w:rFonts w:ascii="Arial" w:cs="Arial" w:eastAsia="Arial" w:hAnsi="Arial"/>
+                <w:b w:val="false"/>
+                <w:bCs w:val="false"/>
+                <w:i w:val="false"/>
+                <w:iCs w:val="false"/>
+                <w:color w:val="000000"/>
+                <w:sz w:val="18"/>
+                <w:szCs w:val="18"/>
+              </w:rPr>
+              <w:t xml:space="preserve"/>
+            </w:r>
+          </w:p>
+          <w:p>
+            <w:pPr>
+              <w:spacing w:after="40" w:before="0"/>
+              <w:jc w:val="left"/>
+            </w:pPr>
+            <w:r>
+              <w:rPr>
+                <w:rFonts w:ascii="Arial" w:cs="Arial" w:eastAsia="Arial" w:hAnsi="Arial"/>
+                <w:b w:val="false"/>
+                <w:bCs w:val="false"/>
+                <w:i w:val="false"/>
+                <w:iCs w:val="false"/>
+                <w:color w:val="000000"/>
+                <w:sz w:val="18"/>
+                <w:szCs w:val="18"/>
+              </w:rPr>
+              <w:t xml:space="preserve">PART C — Order of rotational symmetry (plane figure): Learners are given outlines of three plane figures: (i) a regular hexagon (like the cross-section of a pencil), (ii) a rectangle (like a door of a classroom at their school), and (iii) the letter 'S'. They determine the order of rotational symmetry of each.</w:t>
+            </w:r>
+          </w:p>
+          <w:p>
+            <w:pPr>
+              <w:spacing w:after="40" w:before="0"/>
+              <w:jc w:val="left"/>
+            </w:pPr>
+            <w:r>
+              <w:rPr>
+                <w:rFonts w:ascii="Arial" w:cs="Arial" w:eastAsia="Arial" w:hAnsi="Arial"/>
+                <w:b w:val="false"/>
+                <w:bCs w:val="false"/>
+                <w:i w:val="false"/>
+                <w:iCs w:val="false"/>
+                <w:color w:val="000000"/>
+                <w:sz w:val="18"/>
+                <w:szCs w:val="18"/>
+              </w:rPr>
+              <w:t xml:space="preserve"/>
+            </w:r>
+          </w:p>
+          <w:p>
+            <w:pPr>
+              <w:spacing w:after="40" w:before="0"/>
+              <w:jc w:val="left"/>
+            </w:pPr>
+            <w:r>
+              <w:rPr>
+                <w:rFonts w:ascii="Arial" w:cs="Arial" w:eastAsia="Arial" w:hAnsi="Arial"/>
+                <w:b w:val="false"/>
+                <w:bCs w:val="false"/>
+                <w:i w:val="false"/>
+                <w:iCs w:val="false"/>
+                <w:color w:val="000000"/>
+                <w:sz w:val="18"/>
+                <w:szCs w:val="18"/>
+              </w:rPr>
+              <w:t xml:space="preserve">PART D — Axis and order of rotational symmetry (solid): Learners examine a labelled diagram of a triangular prism (like the shape of a tent used at Uhuru Gardens). They identify the axis of rotational symmetry and state the order.</w:t>
+            </w:r>
+          </w:p>
+          <w:p>
+            <w:pPr>
+              <w:spacing w:after="40" w:before="0"/>
+              <w:jc w:val="left"/>
+            </w:pPr>
+            <w:r>
+              <w:rPr>
+                <w:rFonts w:ascii="Arial" w:cs="Arial" w:eastAsia="Arial" w:hAnsi="Arial"/>
+                <w:b w:val="false"/>
+                <w:bCs w:val="false"/>
+                <w:i w:val="false"/>
+                <w:iCs w:val="false"/>
+                <w:color w:val="000000"/>
+                <w:sz w:val="18"/>
+                <w:szCs w:val="18"/>
+              </w:rPr>
+              <w:t xml:space="preserve"/>
+            </w:r>
+          </w:p>
+          <w:p>
+            <w:pPr>
+              <w:spacing w:after="40" w:before="0"/>
+              <w:jc w:val="left"/>
+            </w:pPr>
+            <w:r>
+              <w:rPr>
+                <w:rFonts w:ascii="Arial" w:cs="Arial" w:eastAsia="Arial" w:hAnsi="Arial"/>
+                <w:b w:val="false"/>
+                <w:bCs w:val="false"/>
+                <w:i w:val="false"/>
+                <w:iCs w:val="false"/>
+                <w:color w:val="000000"/>
+                <w:sz w:val="18"/>
+                <w:szCs w:val="18"/>
+              </w:rPr>
+              <w:t xml:space="preserve">PART E — Congruence from rotation: Learners are shown four pairs of triangles on a grid. They must identify which pairs are congruent by rotation (not reflection or translation), stating the evidence: same side lengths, same angles, same orientation type (direct congruence).</w:t>
+            </w:r>
+          </w:p>
+          <w:p>
+            <w:pPr>
+              <w:spacing w:after="40" w:before="0"/>
+              <w:jc w:val="left"/>
+            </w:pPr>
+            <w:r>
+              <w:rPr>
+                <w:rFonts w:ascii="Arial" w:cs="Arial" w:eastAsia="Arial" w:hAnsi="Arial"/>
+                <w:b w:val="false"/>
+                <w:bCs w:val="false"/>
+                <w:i w:val="false"/>
+                <w:iCs w:val="false"/>
+                <w:color w:val="000000"/>
+                <w:sz w:val="18"/>
+                <w:szCs w:val="18"/>
+              </w:rPr>
+              <w:t xml:space="preserve"/>
+            </w:r>
+          </w:p>
+          <w:p>
+            <w:pPr>
+              <w:spacing w:after="40" w:before="0"/>
+              <w:jc w:val="left"/>
+            </w:pPr>
+            <w:r>
+              <w:rPr>
+                <w:rFonts w:ascii="Arial" w:cs="Arial" w:eastAsia="Arial" w:hAnsi="Arial"/>
+                <w:b w:val="false"/>
+                <w:bCs w:val="false"/>
+                <w:i w:val="false"/>
+                <w:iCs w:val="false"/>
+                <w:color w:val="000000"/>
+                <w:sz w:val="18"/>
+                <w:szCs w:val="18"/>
+              </w:rPr>
+              <w:t xml:space="preserve">PART F — Real-life appreciation task: Learners identify TWO examples of rotation in their school or home environment in Nairobi or their locality. For each they write: (a) what is rotating, (b) the approximate centre of rotation, (c) the angle or range of rotation, and (d) the order of rotational symmetry if applicable. Examples might include: a ceiling fan at City Hall, the rotating beater blades of a uji-stirring machine at home, the wheels of a mkokoteni (handcart) in Gikomba market, or the hands of a wall clock in the school office.</w:t>
+            </w:r>
+          </w:p>
+          <w:p>
+            <w:pPr>
+              <w:spacing w:after="40" w:before="0"/>
+              <w:jc w:val="left"/>
+            </w:pPr>
+            <w:r>
+              <w:rPr>
+                <w:rFonts w:ascii="Arial" w:cs="Arial" w:eastAsia="Arial" w:hAnsi="Arial"/>
+                <w:b w:val="false"/>
+                <w:bCs w:val="false"/>
+                <w:i w:val="false"/>
+                <w:iCs w:val="false"/>
+                <w:color w:val="000000"/>
+                <w:sz w:val="18"/>
+                <w:szCs w:val="18"/>
+              </w:rPr>
+              <w:t xml:space="preserve"/>
+            </w:r>
+          </w:p>
+          <w:p>
+            <w:pPr>
+              <w:spacing w:after="40" w:before="0"/>
+              <w:jc w:val="left"/>
+            </w:pPr>
+            <w:r>
+              <w:rPr>
+                <w:rFonts w:ascii="Arial" w:cs="Arial" w:eastAsia="Arial" w:hAnsi="Arial"/>
+                <w:b w:val="false"/>
+                <w:bCs w:val="false"/>
+                <w:i w:val="false"/>
+                <w:iCs w:val="false"/>
+                <w:color w:val="000000"/>
+                <w:sz w:val="18"/>
+                <w:szCs w:val="18"/>
+              </w:rPr>
+              <w:t xml:space="preserve">PART G — Written answer to the driving question: Learners write a minimum 5-sentence paragraph answering: 'When the minute hand of the clock at the University of Nairobi completes its journey around the clock face, what mathematical rules govern exactly where every point on the hand ends up — and how can we use those rules to rotate any shape to any position, on paper and on a grid?'</w:t>
             </w:r>
           </w:p>
         </w:tc>
@@ -24428,7 +25000,159 @@
                 <w:sz w:val="18"/>
                 <w:szCs w:val="18"/>
               </w:rPr>
-              <w:t xml:space="preserve">Teacher says: 'Watch the clip one more time — this is the same phenomenon we started with eight lessons ago. But now you have a full mathematical toolkit. As you watch, I want you to notice and note: what is invariant — what never changes — and what is the variable — what changes each time.' [Play clip or reveal images one by one. Allow 2 minutes.] Teacher then distributes activity sheets. Teacher says: 'On your sheet, the clock centre is the origin. The tip of the hand at 12:00 is at A(0, 5). Points B and C are also on the hand. This is your object. Your task in the next phase will be to rotate this hand to its 12:15, 12:30, 12:45, and 1:00 positions.' Teacher asks the whole class: 'What is the angle the minute hand turns through every 15 minutes?' [WAIT TIME: 10 seconds.] Cold-calls 2 learners. Expected answer: 90°. Teacher confirms: 'Yes — 90° clockwise. And what rule do we use for a 90° clockwise rotation about the origin?' [WAIT TIME: 12 seconds.] Cold-calls 1 learner. Expected answer: (x, y) → (y, −x). Teacher writes this on the board and leaves it visible for Phase 3.</w:t>
+              <w:t xml:space="preserve">Teacher introduces the seven-part activity by saying: 'This activity is your opportunity to show everything you have learned across this entire unit. Each part connects back to our clock — our phenomenon. Work individually first, then compare with your partner.' Teacher sets a visible timer: Parts A–B: 20 minutes; Parts C–E: 10 minutes; Part F: 5 minutes; Part G: 8 minutes.</w:t>
+            </w:r>
+          </w:p>
+          <w:p>
+            <w:pPr>
+              <w:spacing w:after="40" w:before="0"/>
+              <w:jc w:val="left"/>
+            </w:pPr>
+            <w:r>
+              <w:rPr>
+                <w:rFonts w:ascii="Arial" w:cs="Arial" w:eastAsia="Arial" w:hAnsi="Arial"/>
+                <w:b w:val="false"/>
+                <w:bCs w:val="false"/>
+                <w:i w:val="false"/>
+                <w:iCs w:val="false"/>
+                <w:color w:val="000000"/>
+                <w:sz w:val="18"/>
+                <w:szCs w:val="18"/>
+              </w:rPr>
+              <w:t xml:space="preserve"/>
+            </w:r>
+          </w:p>
+          <w:p>
+            <w:pPr>
+              <w:spacing w:after="40" w:before="0"/>
+              <w:jc w:val="left"/>
+            </w:pPr>
+            <w:r>
+              <w:rPr>
+                <w:rFonts w:ascii="Arial" w:cs="Arial" w:eastAsia="Arial" w:hAnsi="Arial"/>
+                <w:b w:val="false"/>
+                <w:bCs w:val="false"/>
+                <w:i w:val="false"/>
+                <w:iCs w:val="false"/>
+                <w:color w:val="000000"/>
+                <w:sz w:val="18"/>
+                <w:szCs w:val="18"/>
+              </w:rPr>
+              <w:t xml:space="preserve">During Part A, teacher circulates and looks for correct application of rules. After 8 minutes, teacher pauses the class and says: 'Cold check — without looking at your partner: what are the coordinates of A' at 12:15 if A is at (0,5) and we rotate 90° clockwise?' [WAIT TIME: 12 seconds.] Cold-calls 4 learners. Records answers on board. If any learner gives (−5, 0) — the anticlockwise answer — teacher does NOT immediately correct but says: 'Two different answers are on the board. Turn to your partner: which is 90° clockwise and which is 90° anticlockwise? How do you know?' [Allow 2 minutes of pair discussion.] Then resolves with whole class: the rule (x,y)→(y,−x) gives clockwise; (x,y)→(−y,x) gives anticlockwise. For A(0,5): clockwise → (5,0). Teacher confirms: 'At 12:15, the tip of the Nairobi clock hand is at (5,0). Does that make sense looking at the clock image?' [Points to the 3 o'clock position on the diagram.]</w:t>
+            </w:r>
+          </w:p>
+          <w:p>
+            <w:pPr>
+              <w:spacing w:after="40" w:before="0"/>
+              <w:jc w:val="left"/>
+            </w:pPr>
+            <w:r>
+              <w:rPr>
+                <w:rFonts w:ascii="Arial" w:cs="Arial" w:eastAsia="Arial" w:hAnsi="Arial"/>
+                <w:b w:val="false"/>
+                <w:bCs w:val="false"/>
+                <w:i w:val="false"/>
+                <w:iCs w:val="false"/>
+                <w:color w:val="000000"/>
+                <w:sz w:val="18"/>
+                <w:szCs w:val="18"/>
+              </w:rPr>
+              <w:t xml:space="preserve"/>
+            </w:r>
+          </w:p>
+          <w:p>
+            <w:pPr>
+              <w:spacing w:after="40" w:before="0"/>
+              <w:jc w:val="left"/>
+            </w:pPr>
+            <w:r>
+              <w:rPr>
+                <w:rFonts w:ascii="Arial" w:cs="Arial" w:eastAsia="Arial" w:hAnsi="Arial"/>
+                <w:b w:val="false"/>
+                <w:bCs w:val="false"/>
+                <w:i w:val="false"/>
+                <w:iCs w:val="false"/>
+                <w:color w:val="000000"/>
+                <w:sz w:val="18"/>
+                <w:szCs w:val="18"/>
+              </w:rPr>
+              <w:t xml:space="preserve">During Part B, teacher says: 'Remember — to find the centre of rotation, we draw the perpendicular bisector of the segment joining each original point to its image. The centre is where these bisectors meet. This is a construction — use your compasses and ruler carefully.' Teacher demonstrates the first perpendicular bisector on the board for PP' while learners watch, then says: 'Now you complete it for QQ'. The intersection is your centre.'</w:t>
+            </w:r>
+          </w:p>
+          <w:p>
+            <w:pPr>
+              <w:spacing w:after="40" w:before="0"/>
+              <w:jc w:val="left"/>
+            </w:pPr>
+            <w:r>
+              <w:rPr>
+                <w:rFonts w:ascii="Arial" w:cs="Arial" w:eastAsia="Arial" w:hAnsi="Arial"/>
+                <w:b w:val="false"/>
+                <w:bCs w:val="false"/>
+                <w:i w:val="false"/>
+                <w:iCs w:val="false"/>
+                <w:color w:val="000000"/>
+                <w:sz w:val="18"/>
+                <w:szCs w:val="18"/>
+              </w:rPr>
+              <w:t xml:space="preserve"/>
+            </w:r>
+          </w:p>
+          <w:p>
+            <w:pPr>
+              <w:spacing w:after="40" w:before="0"/>
+              <w:jc w:val="left"/>
+            </w:pPr>
+            <w:r>
+              <w:rPr>
+                <w:rFonts w:ascii="Arial" w:cs="Arial" w:eastAsia="Arial" w:hAnsi="Arial"/>
+                <w:b w:val="false"/>
+                <w:bCs w:val="false"/>
+                <w:i w:val="false"/>
+                <w:iCs w:val="false"/>
+                <w:color w:val="000000"/>
+                <w:sz w:val="18"/>
+                <w:szCs w:val="18"/>
+              </w:rPr>
+              <w:t xml:space="preserve">For Part C, teacher cold-calls 3 learners for the order of symmetry of the regular hexagon. Expected: 6. For the rectangle: 2. For 'S': 2. Teacher asks: 'Why does the letter S have order 2 but not order 4?' [WAIT TIME: 10 seconds.] Cold-calls 1 learner.</w:t>
+            </w:r>
+          </w:p>
+          <w:p>
+            <w:pPr>
+              <w:spacing w:after="40" w:before="0"/>
+              <w:jc w:val="left"/>
+            </w:pPr>
+            <w:r>
+              <w:rPr>
+                <w:rFonts w:ascii="Arial" w:cs="Arial" w:eastAsia="Arial" w:hAnsi="Arial"/>
+                <w:b w:val="false"/>
+                <w:bCs w:val="false"/>
+                <w:i w:val="false"/>
+                <w:iCs w:val="false"/>
+                <w:color w:val="000000"/>
+                <w:sz w:val="18"/>
+                <w:szCs w:val="18"/>
+              </w:rPr>
+              <w:t xml:space="preserve"/>
+            </w:r>
+          </w:p>
+          <w:p>
+            <w:pPr>
+              <w:spacing w:after="40" w:before="0"/>
+              <w:jc w:val="left"/>
+            </w:pPr>
+            <w:r>
+              <w:rPr>
+                <w:rFonts w:ascii="Arial" w:cs="Arial" w:eastAsia="Arial" w:hAnsi="Arial"/>
+                <w:b w:val="false"/>
+                <w:bCs w:val="false"/>
+                <w:i w:val="false"/>
+                <w:iCs w:val="false"/>
+                <w:color w:val="000000"/>
+                <w:sz w:val="18"/>
+                <w:szCs w:val="18"/>
+              </w:rPr>
+              <w:t xml:space="preserve">For Part G (written answer), teacher says: 'Your paragraph must include at least four of these mathematical terms — write them on your page as a checklist before you start: centre of rotation, angle of rotation, coordinate rule, invariant, congruence, rotational symmetry.' Teacher writes these six terms on the board.</w:t>
             </w:r>
           </w:p>
         </w:tc>
@@ -24460,7 +25184,7 @@
                 <w:sz w:val="18"/>
                 <w:szCs w:val="18"/>
               </w:rPr>
-              <w:t xml:space="preserve">Anchoring Return + Structured Observation: Returning to the original phenomenon video/images at the final lesson closes the narrative loop of the unit and signals to learners that all their accumulated knowledge now applies to this one motivating context. Asking learners to distinguish 'what stays the same' from 'what changes' deepens their understanding of the mathematical concept of invariance under rotation — a key idea in transformation geometry.</w:t>
+              <w:t xml:space="preserve">Integrated Performance Task with Graduated Complexity: The seven-part structure moves from procedural fluency (Part A: applying coordinate rules) through conceptual understanding (Parts B–E: constructing, classifying, deducing) to transfer (Part F: real-life application) and synthesis (Part G: written argumentation). This matches NGSS Science and Engineering Practice 6 (Constructing Explanations) and Practice 8 (Obtaining, Evaluating, and Communicating Information). Requiring learners to use discipline-specific vocabulary in Part G forces them to consolidate and communicate their conceptual understanding rather than simply executing procedures.</w:t>
             </w:r>
           </w:p>
         </w:tc>
@@ -24492,7 +25216,7 @@
                 <w:sz w:val="18"/>
                 <w:szCs w:val="18"/>
               </w:rPr>
-              <w:t xml:space="preserve">Observable indicator: During the group sharing of observations, learners should state that distance from the centre (length of the hand), shape of the hand, and size are invariant, while direction/angle changes. Teacher listens to group discussions and intervenes if learners say 'the hand flips' (confusing with reflection) or 'the hand moves sideways' (confusing with translation). These are targeted for correction in Phase 3.</w:t>
+              <w:t xml:space="preserve">Multiple checkpoints: (1) Cold-call on Part A coordinates — teacher records how many of the 4 cold-called learners give the correct clockwise answer; target is 3/4 or better before moving on. (2) During Part B construction, teacher checks that perpendicular bisectors are drawn with compasses (not just estimated by eye) — a specific, observable indicator of procedural accuracy. (3) Part G written paragraphs are scanned by teacher in the final 3 minutes — teacher looks for presence of at least 3 of the 6 target vocabulary terms as a minimum acceptable response indicator. Learners who write fewer than 3 terms are flagged for follow-up.</w:t>
             </w:r>
           </w:p>
         </w:tc>
@@ -24501,32 +25225,32 @@
         <w:tc>
           <w:tcPr>
             <w:tcW w:type="dxa" w:w="1520"/>
-            <w:shd w:fill="E2EFDA" w:color="auto" w:val="clear"/>
-            <w:tcMar>
-              <w:top w:type="dxa" w:w="60"/>
-              <w:left w:type="dxa" w:w="120"/>
-              <w:bottom w:type="dxa" w:w="60"/>
-              <w:right w:type="dxa" w:w="120"/>
-            </w:tcMar>
-            <w:vAlign w:val="top"/>
-          </w:tcPr>
-          <w:p>
-            <w:pPr>
-              <w:spacing w:after="40" w:before="0"/>
-              <w:jc w:val="left"/>
-            </w:pPr>
-            <w:r>
-              <w:rPr>
-                <w:rFonts w:ascii="Arial" w:cs="Arial" w:eastAsia="Arial" w:hAnsi="Arial"/>
-                <w:b/>
-                <w:bCs/>
-                <w:i w:val="false"/>
-                <w:iCs w:val="false"/>
-                <w:color w:val="000000"/>
-                <w:sz w:val="18"/>
-                <w:szCs w:val="18"/>
-              </w:rPr>
-              <w:t xml:space="preserve">Explain Phase</w:t>
+            <w:shd w:fill="FCE4D6" w:color="auto" w:val="clear"/>
+            <w:tcMar>
+              <w:top w:type="dxa" w:w="60"/>
+              <w:left w:type="dxa" w:w="120"/>
+              <w:bottom w:type="dxa" w:w="60"/>
+              <w:right w:type="dxa" w:w="120"/>
+            </w:tcMar>
+            <w:vAlign w:val="top"/>
+          </w:tcPr>
+          <w:p>
+            <w:pPr>
+              <w:spacing w:after="40" w:before="0"/>
+              <w:jc w:val="left"/>
+            </w:pPr>
+            <w:r>
+              <w:rPr>
+                <w:rFonts w:ascii="Arial" w:cs="Arial" w:eastAsia="Arial" w:hAnsi="Arial"/>
+                <w:b/>
+                <w:bCs/>
+                <w:i w:val="false"/>
+                <w:iCs w:val="false"/>
+                <w:color w:val="000000"/>
+                <w:sz w:val="18"/>
+                <w:szCs w:val="18"/>
+              </w:rPr>
+              <w:t xml:space="preserve">Driving Question Board (DQB) Creation</w:t>
             </w:r>
           </w:p>
           <w:p>
@@ -24549,7 +25273,7 @@
             <w:pPr>
               <w:spacing w:after="20" w:before="0"/>
             </w:pPr>
-            <w:hyperlink w:history="1" r:id="rId9dqnkq5cw-8hkhxt-qoue">
+            <w:hyperlink w:history="1" r:id="rIdwhihfwbkahahi-vnynmnz">
               <w:r>
                 <w:rPr>
                   <w:rFonts w:ascii="Arial" w:cs="Arial" w:eastAsia="Arial" w:hAnsi="Arial"/>
@@ -24582,7 +25306,7 @@
               <w:spacing w:after="10" w:before="0"/>
               <w:ind w:left="120"/>
             </w:pPr>
-            <w:hyperlink w:history="1" r:id="rIdwvm2xwyho-q46bpibr4vf">
+            <w:hyperlink w:history="1" r:id="rIdxghlhqpahyw436k-4srnw">
               <w:r>
                 <w:rPr>
                   <w:rFonts w:ascii="Arial" w:cs="Arial" w:eastAsia="Arial" w:hAnsi="Arial"/>
@@ -24620,14 +25344,14 @@
                 <w:sz w:val="16"/>
                 <w:szCs w:val="16"/>
               </w:rPr>
-              <w:t xml:space="preserve">📖 HTML:</w:t>
+              <w:t xml:space="preserve">📖 EXERCISE:</w:t>
             </w:r>
           </w:p>
           <w:p>
             <w:pPr>
               <w:spacing w:after="20" w:before="0"/>
             </w:pPr>
-            <w:hyperlink w:history="1" r:id="rId41boyogbcjlwtzaurcgqh">
+            <w:hyperlink w:history="1" r:id="rIdtdlhlcaonzoflzj57tntp">
               <w:r>
                 <w:rPr>
                   <w:rFonts w:ascii="Arial" w:cs="Arial" w:eastAsia="Arial" w:hAnsi="Arial"/>
@@ -24636,7 +25360,7 @@
                   <w:szCs w:val="16"/>
                   <w:u w:val="single" w:color="2E75B6"/>
                 </w:rPr>
-                <w:t xml:space="preserve">Functions on a Cartesian Plane (Flexbook)</w:t>
+                <w:t xml:space="preserve">Determine rotations</w:t>
               </w:r>
             </w:hyperlink>
           </w:p>
@@ -24652,7 +25376,7 @@
                 <w:sz w:val="14"/>
                 <w:szCs w:val="14"/>
               </w:rPr>
-              <w:t xml:space="preserve">Source: CK-12</w:t>
+              <w:t xml:space="preserve">Source: Khan Academy (English - US curriculum)</w:t>
             </w:r>
           </w:p>
           <w:p>
@@ -24660,7 +25384,7 @@
               <w:spacing w:after="10" w:before="0"/>
               <w:ind w:left="120"/>
             </w:pPr>
-            <w:hyperlink w:history="1" r:id="rIdudkqlgxfcufd8_fzpwpfg">
+            <w:hyperlink w:history="1" r:id="rIdm4eb9k7_17dwmcihodpba">
               <w:r>
                 <w:rPr>
                   <w:rFonts w:ascii="Arial" w:cs="Arial" w:eastAsia="Arial" w:hAnsi="Arial"/>
@@ -24702,273 +25426,7 @@
                 <w:sz w:val="18"/>
                 <w:szCs w:val="18"/>
               </w:rPr>
-              <w:t xml:space="preserve">Learners work through a structured seven-part class activity, individually first, then checking in pairs. The seven parts map directly to the seven SLOs of the sub-strand:</w:t>
-            </w:r>
-          </w:p>
-          <w:p>
-            <w:pPr>
-              <w:spacing w:after="40" w:before="0"/>
-              <w:jc w:val="left"/>
-            </w:pPr>
-            <w:r>
-              <w:rPr>
-                <w:rFonts w:ascii="Arial" w:cs="Arial" w:eastAsia="Arial" w:hAnsi="Arial"/>
-                <w:b w:val="false"/>
-                <w:bCs w:val="false"/>
-                <w:i w:val="false"/>
-                <w:iCs w:val="false"/>
-                <w:color w:val="000000"/>
-                <w:sz w:val="18"/>
-                <w:szCs w:val="18"/>
-              </w:rPr>
-              <w:t xml:space="preserve"/>
-            </w:r>
-          </w:p>
-          <w:p>
-            <w:pPr>
-              <w:spacing w:after="40" w:before="0"/>
-              <w:jc w:val="left"/>
-            </w:pPr>
-            <w:r>
-              <w:rPr>
-                <w:rFonts w:ascii="Arial" w:cs="Arial" w:eastAsia="Arial" w:hAnsi="Arial"/>
-                <w:b w:val="false"/>
-                <w:bCs w:val="false"/>
-                <w:i w:val="false"/>
-                <w:iCs w:val="false"/>
-                <w:color w:val="000000"/>
-                <w:sz w:val="18"/>
-                <w:szCs w:val="18"/>
-              </w:rPr>
-              <w:t xml:space="preserve">PART A — Rotate on the Cartesian plane: Using the coordinate rule for 90° clockwise rotation (x, y) → (y, −x), learners calculate the image of each of the three points A(0,5), B(0,3), C(0,1) at 12:15. They repeat for 12:30 [180°: (x,y)→(−x,−y)], 12:45 [270° clockwise = 90° anticlockwise: (x,y)→(−y,x)], and 1:00 [360°: hand returns to original]. They plot all positions on the Cartesian plane and connect corresponding image points to form the hand at each time. They label each image clearly.</w:t>
-            </w:r>
-          </w:p>
-          <w:p>
-            <w:pPr>
-              <w:spacing w:after="40" w:before="0"/>
-              <w:jc w:val="left"/>
-            </w:pPr>
-            <w:r>
-              <w:rPr>
-                <w:rFonts w:ascii="Arial" w:cs="Arial" w:eastAsia="Arial" w:hAnsi="Arial"/>
-                <w:b w:val="false"/>
-                <w:bCs w:val="false"/>
-                <w:i w:val="false"/>
-                <w:iCs w:val="false"/>
-                <w:color w:val="000000"/>
-                <w:sz w:val="18"/>
-                <w:szCs w:val="18"/>
-              </w:rPr>
-              <w:t xml:space="preserve"/>
-            </w:r>
-          </w:p>
-          <w:p>
-            <w:pPr>
-              <w:spacing w:after="40" w:before="0"/>
-              <w:jc w:val="left"/>
-            </w:pPr>
-            <w:r>
-              <w:rPr>
-                <w:rFonts w:ascii="Arial" w:cs="Arial" w:eastAsia="Arial" w:hAnsi="Arial"/>
-                <w:b w:val="false"/>
-                <w:bCs w:val="false"/>
-                <w:i w:val="false"/>
-                <w:iCs w:val="false"/>
-                <w:color w:val="000000"/>
-                <w:sz w:val="18"/>
-                <w:szCs w:val="18"/>
-              </w:rPr>
-              <w:t xml:space="preserve">PART B — Determine centre and angle of rotation: Learners are given a second pre-drawn diagram showing a triangle PQR and its image P'Q'R' on a Cartesian plane (a scenario based on a rotating matatu wheel spoke in Nairobi's CBD). Using perpendicular bisectors of PP' and QQ', they construct the centre of rotation. They then measure the angle of rotation using a protractor.</w:t>
-            </w:r>
-          </w:p>
-          <w:p>
-            <w:pPr>
-              <w:spacing w:after="40" w:before="0"/>
-              <w:jc w:val="left"/>
-            </w:pPr>
-            <w:r>
-              <w:rPr>
-                <w:rFonts w:ascii="Arial" w:cs="Arial" w:eastAsia="Arial" w:hAnsi="Arial"/>
-                <w:b w:val="false"/>
-                <w:bCs w:val="false"/>
-                <w:i w:val="false"/>
-                <w:iCs w:val="false"/>
-                <w:color w:val="000000"/>
-                <w:sz w:val="18"/>
-                <w:szCs w:val="18"/>
-              </w:rPr>
-              <w:t xml:space="preserve"/>
-            </w:r>
-          </w:p>
-          <w:p>
-            <w:pPr>
-              <w:spacing w:after="40" w:before="0"/>
-              <w:jc w:val="left"/>
-            </w:pPr>
-            <w:r>
-              <w:rPr>
-                <w:rFonts w:ascii="Arial" w:cs="Arial" w:eastAsia="Arial" w:hAnsi="Arial"/>
-                <w:b w:val="false"/>
-                <w:bCs w:val="false"/>
-                <w:i w:val="false"/>
-                <w:iCs w:val="false"/>
-                <w:color w:val="000000"/>
-                <w:sz w:val="18"/>
-                <w:szCs w:val="18"/>
-              </w:rPr>
-              <w:t xml:space="preserve">PART C — Order of rotational symmetry (plane figure): Learners are given outlines of three plane figures: (i) a regular hexagon (like the cross-section of a pencil), (ii) a rectangle (like a door of a classroom at their school), and (iii) the letter 'S'. They determine the order of rotational symmetry of each.</w:t>
-            </w:r>
-          </w:p>
-          <w:p>
-            <w:pPr>
-              <w:spacing w:after="40" w:before="0"/>
-              <w:jc w:val="left"/>
-            </w:pPr>
-            <w:r>
-              <w:rPr>
-                <w:rFonts w:ascii="Arial" w:cs="Arial" w:eastAsia="Arial" w:hAnsi="Arial"/>
-                <w:b w:val="false"/>
-                <w:bCs w:val="false"/>
-                <w:i w:val="false"/>
-                <w:iCs w:val="false"/>
-                <w:color w:val="000000"/>
-                <w:sz w:val="18"/>
-                <w:szCs w:val="18"/>
-              </w:rPr>
-              <w:t xml:space="preserve"/>
-            </w:r>
-          </w:p>
-          <w:p>
-            <w:pPr>
-              <w:spacing w:after="40" w:before="0"/>
-              <w:jc w:val="left"/>
-            </w:pPr>
-            <w:r>
-              <w:rPr>
-                <w:rFonts w:ascii="Arial" w:cs="Arial" w:eastAsia="Arial" w:hAnsi="Arial"/>
-                <w:b w:val="false"/>
-                <w:bCs w:val="false"/>
-                <w:i w:val="false"/>
-                <w:iCs w:val="false"/>
-                <w:color w:val="000000"/>
-                <w:sz w:val="18"/>
-                <w:szCs w:val="18"/>
-              </w:rPr>
-              <w:t xml:space="preserve">PART D — Axis and order of rotational symmetry (solid): Learners examine a labelled diagram of a triangular prism (like the shape of a tent used at Uhuru Gardens). They identify the axis of rotational symmetry and state the order.</w:t>
-            </w:r>
-          </w:p>
-          <w:p>
-            <w:pPr>
-              <w:spacing w:after="40" w:before="0"/>
-              <w:jc w:val="left"/>
-            </w:pPr>
-            <w:r>
-              <w:rPr>
-                <w:rFonts w:ascii="Arial" w:cs="Arial" w:eastAsia="Arial" w:hAnsi="Arial"/>
-                <w:b w:val="false"/>
-                <w:bCs w:val="false"/>
-                <w:i w:val="false"/>
-                <w:iCs w:val="false"/>
-                <w:color w:val="000000"/>
-                <w:sz w:val="18"/>
-                <w:szCs w:val="18"/>
-              </w:rPr>
-              <w:t xml:space="preserve"/>
-            </w:r>
-          </w:p>
-          <w:p>
-            <w:pPr>
-              <w:spacing w:after="40" w:before="0"/>
-              <w:jc w:val="left"/>
-            </w:pPr>
-            <w:r>
-              <w:rPr>
-                <w:rFonts w:ascii="Arial" w:cs="Arial" w:eastAsia="Arial" w:hAnsi="Arial"/>
-                <w:b w:val="false"/>
-                <w:bCs w:val="false"/>
-                <w:i w:val="false"/>
-                <w:iCs w:val="false"/>
-                <w:color w:val="000000"/>
-                <w:sz w:val="18"/>
-                <w:szCs w:val="18"/>
-              </w:rPr>
-              <w:t xml:space="preserve">PART E — Congruence from rotation: Learners are shown four pairs of triangles on a grid. They must identify which pairs are congruent by rotation (not reflection or translation), stating the evidence: same side lengths, same angles, same orientation type (direct congruence).</w:t>
-            </w:r>
-          </w:p>
-          <w:p>
-            <w:pPr>
-              <w:spacing w:after="40" w:before="0"/>
-              <w:jc w:val="left"/>
-            </w:pPr>
-            <w:r>
-              <w:rPr>
-                <w:rFonts w:ascii="Arial" w:cs="Arial" w:eastAsia="Arial" w:hAnsi="Arial"/>
-                <w:b w:val="false"/>
-                <w:bCs w:val="false"/>
-                <w:i w:val="false"/>
-                <w:iCs w:val="false"/>
-                <w:color w:val="000000"/>
-                <w:sz w:val="18"/>
-                <w:szCs w:val="18"/>
-              </w:rPr>
-              <w:t xml:space="preserve"/>
-            </w:r>
-          </w:p>
-          <w:p>
-            <w:pPr>
-              <w:spacing w:after="40" w:before="0"/>
-              <w:jc w:val="left"/>
-            </w:pPr>
-            <w:r>
-              <w:rPr>
-                <w:rFonts w:ascii="Arial" w:cs="Arial" w:eastAsia="Arial" w:hAnsi="Arial"/>
-                <w:b w:val="false"/>
-                <w:bCs w:val="false"/>
-                <w:i w:val="false"/>
-                <w:iCs w:val="false"/>
-                <w:color w:val="000000"/>
-                <w:sz w:val="18"/>
-                <w:szCs w:val="18"/>
-              </w:rPr>
-              <w:t xml:space="preserve">PART F — Real-life appreciation task: Learners identify TWO examples of rotation in their school or home environment in Nairobi or their locality. For each they write: (a) what is rotating, (b) the approximate centre of rotation, (c) the angle or range of rotation, and (d) the order of rotational symmetry if applicable. Examples might include: a ceiling fan at City Hall, the rotating beater blades of a uji-stirring machine at home, the wheels of a mkokoteni (handcart) in Gikomba market, or the hands of a wall clock in the school office.</w:t>
-            </w:r>
-          </w:p>
-          <w:p>
-            <w:pPr>
-              <w:spacing w:after="40" w:before="0"/>
-              <w:jc w:val="left"/>
-            </w:pPr>
-            <w:r>
-              <w:rPr>
-                <w:rFonts w:ascii="Arial" w:cs="Arial" w:eastAsia="Arial" w:hAnsi="Arial"/>
-                <w:b w:val="false"/>
-                <w:bCs w:val="false"/>
-                <w:i w:val="false"/>
-                <w:iCs w:val="false"/>
-                <w:color w:val="000000"/>
-                <w:sz w:val="18"/>
-                <w:szCs w:val="18"/>
-              </w:rPr>
-              <w:t xml:space="preserve"/>
-            </w:r>
-          </w:p>
-          <w:p>
-            <w:pPr>
-              <w:spacing w:after="40" w:before="0"/>
-              <w:jc w:val="left"/>
-            </w:pPr>
-            <w:r>
-              <w:rPr>
-                <w:rFonts w:ascii="Arial" w:cs="Arial" w:eastAsia="Arial" w:hAnsi="Arial"/>
-                <w:b w:val="false"/>
-                <w:bCs w:val="false"/>
-                <w:i w:val="false"/>
-                <w:iCs w:val="false"/>
-                <w:color w:val="000000"/>
-                <w:sz w:val="18"/>
-                <w:szCs w:val="18"/>
-              </w:rPr>
-              <w:t xml:space="preserve">PART G — Written answer to the driving question: Learners write a minimum 5-sentence paragraph answering: 'When the minute hand of the clock at the University of Nairobi completes its journey around the clock face, what mathematical rules govern exactly where every point on the hand ends up — and how can we use those rules to rotate any shape to any position, on paper and on a grid?'</w:t>
+              <w:t xml:space="preserve">Each learner reads back their Part G written paragraph silently. They then write their final answer to the driving question on a fresh sticky note (or in a designated box on the activity sheet) and post it on the DQB under the column 'We now know'. They also retrieve any sticky notes they posted in earlier lessons under 'We wonder' and check whether those questions have now been answered. As a table group, they do a 2-minute 'DQB sweep': identify any questions still unanswered and decide whether to post them on a final 'Still wondering' column (which the teacher commits to addressing or directing learners to explore independently). One representative from each table group reads aloud one 'We now know' statement to the class.</w:t>
             </w:r>
           </w:p>
         </w:tc>
@@ -25000,159 +25458,7 @@
                 <w:sz w:val="18"/>
                 <w:szCs w:val="18"/>
               </w:rPr>
-              <w:t xml:space="preserve">Teacher introduces the seven-part activity by saying: 'This activity is your opportunity to show everything you have learned across this entire unit. Each part connects back to our clock — our phenomenon. Work individually first, then compare with your partner.' Teacher sets a visible timer: Parts A–B: 20 minutes; Parts C–E: 10 minutes; Part F: 5 minutes; Part G: 8 minutes.</w:t>
-            </w:r>
-          </w:p>
-          <w:p>
-            <w:pPr>
-              <w:spacing w:after="40" w:before="0"/>
-              <w:jc w:val="left"/>
-            </w:pPr>
-            <w:r>
-              <w:rPr>
-                <w:rFonts w:ascii="Arial" w:cs="Arial" w:eastAsia="Arial" w:hAnsi="Arial"/>
-                <w:b w:val="false"/>
-                <w:bCs w:val="false"/>
-                <w:i w:val="false"/>
-                <w:iCs w:val="false"/>
-                <w:color w:val="000000"/>
-                <w:sz w:val="18"/>
-                <w:szCs w:val="18"/>
-              </w:rPr>
-              <w:t xml:space="preserve"/>
-            </w:r>
-          </w:p>
-          <w:p>
-            <w:pPr>
-              <w:spacing w:after="40" w:before="0"/>
-              <w:jc w:val="left"/>
-            </w:pPr>
-            <w:r>
-              <w:rPr>
-                <w:rFonts w:ascii="Arial" w:cs="Arial" w:eastAsia="Arial" w:hAnsi="Arial"/>
-                <w:b w:val="false"/>
-                <w:bCs w:val="false"/>
-                <w:i w:val="false"/>
-                <w:iCs w:val="false"/>
-                <w:color w:val="000000"/>
-                <w:sz w:val="18"/>
-                <w:szCs w:val="18"/>
-              </w:rPr>
-              <w:t xml:space="preserve">During Part A, teacher circulates and looks for correct application of rules. After 8 minutes, teacher pauses the class and says: 'Cold check — without looking at your partner: what are the coordinates of A' at 12:15 if A is at (0,5) and we rotate 90° clockwise?' [WAIT TIME: 12 seconds.] Cold-calls 4 learners. Records answers on board. If any learner gives (−5, 0) — the anticlockwise answer — teacher does NOT immediately correct but says: 'Two different answers are on the board. Turn to your partner: which is 90° clockwise and which is 90° anticlockwise? How do you know?' [Allow 2 minutes of pair discussion.] Then resolves with whole class: the rule (x,y)→(y,−x) gives clockwise; (x,y)→(−y,x) gives anticlockwise. For A(0,5): clockwise → (5,0). Teacher confirms: 'At 12:15, the tip of the Nairobi clock hand is at (5,0). Does that make sense looking at the clock image?' [Points to the 3 o'clock position on the diagram.]</w:t>
-            </w:r>
-          </w:p>
-          <w:p>
-            <w:pPr>
-              <w:spacing w:after="40" w:before="0"/>
-              <w:jc w:val="left"/>
-            </w:pPr>
-            <w:r>
-              <w:rPr>
-                <w:rFonts w:ascii="Arial" w:cs="Arial" w:eastAsia="Arial" w:hAnsi="Arial"/>
-                <w:b w:val="false"/>
-                <w:bCs w:val="false"/>
-                <w:i w:val="false"/>
-                <w:iCs w:val="false"/>
-                <w:color w:val="000000"/>
-                <w:sz w:val="18"/>
-                <w:szCs w:val="18"/>
-              </w:rPr>
-              <w:t xml:space="preserve"/>
-            </w:r>
-          </w:p>
-          <w:p>
-            <w:pPr>
-              <w:spacing w:after="40" w:before="0"/>
-              <w:jc w:val="left"/>
-            </w:pPr>
-            <w:r>
-              <w:rPr>
-                <w:rFonts w:ascii="Arial" w:cs="Arial" w:eastAsia="Arial" w:hAnsi="Arial"/>
-                <w:b w:val="false"/>
-                <w:bCs w:val="false"/>
-                <w:i w:val="false"/>
-                <w:iCs w:val="false"/>
-                <w:color w:val="000000"/>
-                <w:sz w:val="18"/>
-                <w:szCs w:val="18"/>
-              </w:rPr>
-              <w:t xml:space="preserve">During Part B, teacher says: 'Remember — to find the centre of rotation, we draw the perpendicular bisector of the segment joining each original point to its image. The centre is where these bisectors meet. This is a construction — use your compasses and ruler carefully.' Teacher demonstrates the first perpendicular bisector on the board for PP' while learners watch, then says: 'Now you complete it for QQ'. The intersection is your centre.'</w:t>
-            </w:r>
-          </w:p>
-          <w:p>
-            <w:pPr>
-              <w:spacing w:after="40" w:before="0"/>
-              <w:jc w:val="left"/>
-            </w:pPr>
-            <w:r>
-              <w:rPr>
-                <w:rFonts w:ascii="Arial" w:cs="Arial" w:eastAsia="Arial" w:hAnsi="Arial"/>
-                <w:b w:val="false"/>
-                <w:bCs w:val="false"/>
-                <w:i w:val="false"/>
-                <w:iCs w:val="false"/>
-                <w:color w:val="000000"/>
-                <w:sz w:val="18"/>
-                <w:szCs w:val="18"/>
-              </w:rPr>
-              <w:t xml:space="preserve"/>
-            </w:r>
-          </w:p>
-          <w:p>
-            <w:pPr>
-              <w:spacing w:after="40" w:before="0"/>
-              <w:jc w:val="left"/>
-            </w:pPr>
-            <w:r>
-              <w:rPr>
-                <w:rFonts w:ascii="Arial" w:cs="Arial" w:eastAsia="Arial" w:hAnsi="Arial"/>
-                <w:b w:val="false"/>
-                <w:bCs w:val="false"/>
-                <w:i w:val="false"/>
-                <w:iCs w:val="false"/>
-                <w:color w:val="000000"/>
-                <w:sz w:val="18"/>
-                <w:szCs w:val="18"/>
-              </w:rPr>
-              <w:t xml:space="preserve">For Part C, teacher cold-calls 3 learners for the order of symmetry of the regular hexagon. Expected: 6. For the rectangle: 2. For 'S': 2. Teacher asks: 'Why does the letter S have order 2 but not order 4?' [WAIT TIME: 10 seconds.] Cold-calls 1 learner.</w:t>
-            </w:r>
-          </w:p>
-          <w:p>
-            <w:pPr>
-              <w:spacing w:after="40" w:before="0"/>
-              <w:jc w:val="left"/>
-            </w:pPr>
-            <w:r>
-              <w:rPr>
-                <w:rFonts w:ascii="Arial" w:cs="Arial" w:eastAsia="Arial" w:hAnsi="Arial"/>
-                <w:b w:val="false"/>
-                <w:bCs w:val="false"/>
-                <w:i w:val="false"/>
-                <w:iCs w:val="false"/>
-                <w:color w:val="000000"/>
-                <w:sz w:val="18"/>
-                <w:szCs w:val="18"/>
-              </w:rPr>
-              <w:t xml:space="preserve"/>
-            </w:r>
-          </w:p>
-          <w:p>
-            <w:pPr>
-              <w:spacing w:after="40" w:before="0"/>
-              <w:jc w:val="left"/>
-            </w:pPr>
-            <w:r>
-              <w:rPr>
-                <w:rFonts w:ascii="Arial" w:cs="Arial" w:eastAsia="Arial" w:hAnsi="Arial"/>
-                <w:b w:val="false"/>
-                <w:bCs w:val="false"/>
-                <w:i w:val="false"/>
-                <w:iCs w:val="false"/>
-                <w:color w:val="000000"/>
-                <w:sz w:val="18"/>
-                <w:szCs w:val="18"/>
-              </w:rPr>
-              <w:t xml:space="preserve">For Part G (written answer), teacher says: 'Your paragraph must include at least four of these mathematical terms — write them on your page as a checklist before you start: centre of rotation, angle of rotation, coordinate rule, invariant, congruence, rotational symmetry.' Teacher writes these six terms on the board.</w:t>
+              <w:t xml:space="preserve">Teacher directs learners' attention to the full DQB display (which has been built up across all 8 lessons). Teacher says: 'This board has been our running record of thinking since Lesson 1 — every question you asked, every idea you posted. Today we complete it.' Teacher reads aloud 2–3 of the most interesting 'We wonder' questions posted in earlier lessons — for example, 'Can you rotate about a point outside the shape?' or 'What happens if the angle is not a multiple of 90°?' Teacher says: 'Have we answered these? Raise your hand if you can answer the first one.' [WAIT TIME: 10 seconds.] Cold-calls 1 learner. Teacher then says: 'Now write your final answer to the driving question on your sticky note. You have 3 minutes. Be precise — use the mathematical language from Part G.' [Allow 3 minutes silent writing.] After posting, teacher invites one representative from each table to read their 'We now know' statement. Teacher synthesises by pointing to the clock image and saying: 'From the very first lesson, this clock asked us a question. Today, you answered it — with coordinate rules, construction, symmetry, and congruence. That is what mathematicians do.'</w:t>
             </w:r>
           </w:p>
         </w:tc>
@@ -25184,7 +25490,7 @@
                 <w:sz w:val="18"/>
                 <w:szCs w:val="18"/>
               </w:rPr>
-              <w:t xml:space="preserve">Integrated Performance Task with Graduated Complexity: The seven-part structure moves from procedural fluency (Part A: applying coordinate rules) through conceptual understanding (Parts B–E: constructing, classifying, deducing) to transfer (Part F: real-life application) and synthesis (Part G: written argumentation). This matches NGSS Science and Engineering Practice 6 (Constructing Explanations) and Practice 8 (Obtaining, Evaluating, and Communicating Information). Requiring learners to use discipline-specific vocabulary in Part G forces them to consolidate and communicate their conceptual understanding rather than simply executing procedures.</w:t>
+              <w:t xml:space="preserve">DQB Closure — Narrative Arc Completion: The DQB has functioned throughout the unit as a public record of the class's evolving understanding. Completing it in the final lesson provides learners with a visible, concrete representation of their intellectual growth. Reading aloud earlier questions and answering them in the final lesson demonstrates that science and mathematics are not a collection of facts but a progressive process of inquiry — directly mirroring NGSS Practice 1 (Asking Questions) and Practice 6 (Constructing Explanations). This also supports metacognitive development as learners reflect on what they did not know in Lesson 1 versus what they know now.</w:t>
             </w:r>
           </w:p>
         </w:tc>
@@ -25216,7 +25522,7 @@
                 <w:sz w:val="18"/>
                 <w:szCs w:val="18"/>
               </w:rPr>
-              <w:t xml:space="preserve">Multiple checkpoints: (1) Cold-call on Part A coordinates — teacher records how many of the 4 cold-called learners give the correct clockwise answer; target is 3/4 or better before moving on. (2) During Part B construction, teacher checks that perpendicular bisectors are drawn with compasses (not just estimated by eye) — a specific, observable indicator of procedural accuracy. (3) Part G written paragraphs are scanned by teacher in the final 3 minutes — teacher looks for presence of at least 3 of the 6 target vocabulary terms as a minimum acceptable response indicator. Learners who write fewer than 3 terms are flagged for follow-up.</w:t>
+              <w:t xml:space="preserve">Observable indicator: Each learner's sticky note contains a complete, mathematically accurate answer to the driving question — specifically naming: (a) the centre of rotation as the fixed point, (b) a specific coordinate rule, (c) the angle corresponding to each clock position, and (d) the concept of congruence between object and image. Teacher reads 5–6 sticky notes as learners post them and selects 2 exemplary ones to read aloud as models, naming the learner (with permission) and highlighting the mathematical precision used.</w:t>
             </w:r>
           </w:p>
         </w:tc>
@@ -25225,32 +25531,32 @@
         <w:tc>
           <w:tcPr>
             <w:tcW w:type="dxa" w:w="1520"/>
-            <w:shd w:fill="FCE4D6" w:color="auto" w:val="clear"/>
-            <w:tcMar>
-              <w:top w:type="dxa" w:w="60"/>
-              <w:left w:type="dxa" w:w="120"/>
-              <w:bottom w:type="dxa" w:w="60"/>
-              <w:right w:type="dxa" w:w="120"/>
-            </w:tcMar>
-            <w:vAlign w:val="top"/>
-          </w:tcPr>
-          <w:p>
-            <w:pPr>
-              <w:spacing w:after="40" w:before="0"/>
-              <w:jc w:val="left"/>
-            </w:pPr>
-            <w:r>
-              <w:rPr>
-                <w:rFonts w:ascii="Arial" w:cs="Arial" w:eastAsia="Arial" w:hAnsi="Arial"/>
-                <w:b/>
-                <w:bCs/>
-                <w:i w:val="false"/>
-                <w:iCs w:val="false"/>
-                <w:color w:val="000000"/>
-                <w:sz w:val="18"/>
-                <w:szCs w:val="18"/>
-              </w:rPr>
-              <w:t xml:space="preserve">Driving Question Board (DQB) Creation</w:t>
+            <w:shd w:fill="D5E8F0" w:color="auto" w:val="clear"/>
+            <w:tcMar>
+              <w:top w:type="dxa" w:w="60"/>
+              <w:left w:type="dxa" w:w="120"/>
+              <w:bottom w:type="dxa" w:w="60"/>
+              <w:right w:type="dxa" w:w="120"/>
+            </w:tcMar>
+            <w:vAlign w:val="top"/>
+          </w:tcPr>
+          <w:p>
+            <w:pPr>
+              <w:spacing w:after="40" w:before="0"/>
+              <w:jc w:val="left"/>
+            </w:pPr>
+            <w:r>
+              <w:rPr>
+                <w:rFonts w:ascii="Arial" w:cs="Arial" w:eastAsia="Arial" w:hAnsi="Arial"/>
+                <w:b/>
+                <w:bCs/>
+                <w:i w:val="false"/>
+                <w:iCs w:val="false"/>
+                <w:color w:val="000000"/>
+                <w:sz w:val="18"/>
+                <w:szCs w:val="18"/>
+              </w:rPr>
+              <w:t xml:space="preserve">Model Building Phase</w:t>
             </w:r>
           </w:p>
           <w:p>
@@ -25273,7 +25579,7 @@
             <w:pPr>
               <w:spacing w:after="20" w:before="0"/>
             </w:pPr>
-            <w:hyperlink w:history="1" r:id="rIdlwjy1vx5orlnhhql3xzit">
+            <w:hyperlink w:history="1" r:id="rId0u3wwbwiymickezc3xnja">
               <w:r>
                 <w:rPr>
                   <w:rFonts w:ascii="Arial" w:cs="Arial" w:eastAsia="Arial" w:hAnsi="Arial"/>
@@ -25306,7 +25612,7 @@
               <w:spacing w:after="10" w:before="0"/>
               <w:ind w:left="120"/>
             </w:pPr>
-            <w:hyperlink w:history="1" r:id="rId5v80ufvnipqfl3z85fx3k">
+            <w:hyperlink w:history="1" r:id="rIdqe79zqe2rhgx-txs5dn4v">
               <w:r>
                 <w:rPr>
                   <w:rFonts w:ascii="Arial" w:cs="Arial" w:eastAsia="Arial" w:hAnsi="Arial"/>
@@ -25351,7 +25657,7 @@
             <w:pPr>
               <w:spacing w:after="20" w:before="0"/>
             </w:pPr>
-            <w:hyperlink w:history="1" r:id="rIdpiy8vwyjr5jarty4brduf">
+            <w:hyperlink w:history="1" r:id="rIdgurayds_j7wazietcesad">
               <w:r>
                 <w:rPr>
                   <w:rFonts w:ascii="Arial" w:cs="Arial" w:eastAsia="Arial" w:hAnsi="Arial"/>
@@ -25360,7 +25666,7 @@
                   <w:szCs w:val="16"/>
                   <w:u w:val="single" w:color="2E75B6"/>
                 </w:rPr>
-                <w:t xml:space="preserve">Functions on a Cartesian Plane Practice</w:t>
+                <w:t xml:space="preserve">Determine rotations</w:t>
               </w:r>
             </w:hyperlink>
           </w:p>
@@ -25376,7 +25682,7 @@
                 <w:sz w:val="14"/>
                 <w:szCs w:val="14"/>
               </w:rPr>
-              <w:t xml:space="preserve">Source: CK-12</w:t>
+              <w:t xml:space="preserve">Source: Khan Academy (English - US curriculum)</w:t>
             </w:r>
           </w:p>
           <w:p>
@@ -25384,313 +25690,7 @@
               <w:spacing w:after="10" w:before="0"/>
               <w:ind w:left="120"/>
             </w:pPr>
-            <w:hyperlink w:history="1" r:id="rIdc2j8nrxtrwm9bgy2jdjro">
-              <w:r>
-                <w:rPr>
-                  <w:rFonts w:ascii="Arial" w:cs="Arial" w:eastAsia="Arial" w:hAnsi="Arial"/>
-                  <w:color w:val="595959"/>
-                  <w:sz w:val="14"/>
-                  <w:szCs w:val="14"/>
-                  <w:u w:val="single" w:color="595959"/>
-                </w:rPr>
-                <w:t xml:space="preserve">🔍 Search ARES for similar readings</w:t>
-              </w:r>
-            </w:hyperlink>
-          </w:p>
-        </w:tc>
-        <w:tc>
-          <w:tcPr>
-            <w:tcW w:type="dxa" w:w="3040"/>
-            <w:shd w:fill="FFFFFF" w:color="auto" w:val="clear"/>
-            <w:tcMar>
-              <w:top w:type="dxa" w:w="60"/>
-              <w:left w:type="dxa" w:w="120"/>
-              <w:bottom w:type="dxa" w:w="60"/>
-              <w:right w:type="dxa" w:w="120"/>
-            </w:tcMar>
-            <w:vAlign w:val="top"/>
-          </w:tcPr>
-          <w:p>
-            <w:pPr>
-              <w:spacing w:after="40" w:before="0"/>
-              <w:jc w:val="left"/>
-            </w:pPr>
-            <w:r>
-              <w:rPr>
-                <w:rFonts w:ascii="Arial" w:cs="Arial" w:eastAsia="Arial" w:hAnsi="Arial"/>
-                <w:b w:val="false"/>
-                <w:bCs w:val="false"/>
-                <w:i w:val="false"/>
-                <w:iCs w:val="false"/>
-                <w:color w:val="000000"/>
-                <w:sz w:val="18"/>
-                <w:szCs w:val="18"/>
-              </w:rPr>
-              <w:t xml:space="preserve">Each learner reads back their Part G written paragraph silently. They then write their final answer to the driving question on a fresh sticky note (or in a designated box on the activity sheet) and post it on the DQB under the column 'We now know'. They also retrieve any sticky notes they posted in earlier lessons under 'We wonder' and check whether those questions have now been answered. As a table group, they do a 2-minute 'DQB sweep': identify any questions still unanswered and decide whether to post them on a final 'Still wondering' column (which the teacher commits to addressing or directing learners to explore independently). One representative from each table group reads aloud one 'We now know' statement to the class.</w:t>
-            </w:r>
-          </w:p>
-        </w:tc>
-        <w:tc>
-          <w:tcPr>
-            <w:tcW w:type="dxa" w:w="3040"/>
-            <w:shd w:fill="F2F2F2" w:color="auto" w:val="clear"/>
-            <w:tcMar>
-              <w:top w:type="dxa" w:w="60"/>
-              <w:left w:type="dxa" w:w="120"/>
-              <w:bottom w:type="dxa" w:w="60"/>
-              <w:right w:type="dxa" w:w="120"/>
-            </w:tcMar>
-            <w:vAlign w:val="top"/>
-          </w:tcPr>
-          <w:p>
-            <w:pPr>
-              <w:spacing w:after="40" w:before="0"/>
-              <w:jc w:val="left"/>
-            </w:pPr>
-            <w:r>
-              <w:rPr>
-                <w:rFonts w:ascii="Arial" w:cs="Arial" w:eastAsia="Arial" w:hAnsi="Arial"/>
-                <w:b w:val="false"/>
-                <w:bCs w:val="false"/>
-                <w:i w:val="false"/>
-                <w:iCs w:val="false"/>
-                <w:color w:val="000000"/>
-                <w:sz w:val="18"/>
-                <w:szCs w:val="18"/>
-              </w:rPr>
-              <w:t xml:space="preserve">Teacher directs learners' attention to the full DQB display (which has been built up across all 8 lessons). Teacher says: 'This board has been our running record of thinking since Lesson 1 — every question you asked, every idea you posted. Today we complete it.' Teacher reads aloud 2–3 of the most interesting 'We wonder' questions posted in earlier lessons — for example, 'Can you rotate about a point outside the shape?' or 'What happens if the angle is not a multiple of 90°?' Teacher says: 'Have we answered these? Raise your hand if you can answer the first one.' [WAIT TIME: 10 seconds.] Cold-calls 1 learner. Teacher then says: 'Now write your final answer to the driving question on your sticky note. You have 3 minutes. Be precise — use the mathematical language from Part G.' [Allow 3 minutes silent writing.] After posting, teacher invites one representative from each table to read their 'We now know' statement. Teacher synthesises by pointing to the clock image and saying: 'From the very first lesson, this clock asked us a question. Today, you answered it — with coordinate rules, construction, symmetry, and congruence. That is what mathematicians do.'</w:t>
-            </w:r>
-          </w:p>
-        </w:tc>
-        <w:tc>
-          <w:tcPr>
-            <w:tcW w:type="dxa" w:w="3040"/>
-            <w:shd w:fill="FFFFFF" w:color="auto" w:val="clear"/>
-            <w:tcMar>
-              <w:top w:type="dxa" w:w="60"/>
-              <w:left w:type="dxa" w:w="120"/>
-              <w:bottom w:type="dxa" w:w="60"/>
-              <w:right w:type="dxa" w:w="120"/>
-            </w:tcMar>
-            <w:vAlign w:val="top"/>
-          </w:tcPr>
-          <w:p>
-            <w:pPr>
-              <w:spacing w:after="40" w:before="0"/>
-              <w:jc w:val="left"/>
-            </w:pPr>
-            <w:r>
-              <w:rPr>
-                <w:rFonts w:ascii="Arial" w:cs="Arial" w:eastAsia="Arial" w:hAnsi="Arial"/>
-                <w:b w:val="false"/>
-                <w:bCs w:val="false"/>
-                <w:i w:val="false"/>
-                <w:iCs w:val="false"/>
-                <w:color w:val="000000"/>
-                <w:sz w:val="18"/>
-                <w:szCs w:val="18"/>
-              </w:rPr>
-              <w:t xml:space="preserve">DQB Closure — Narrative Arc Completion: The DQB has functioned throughout the unit as a public record of the class's evolving understanding. Completing it in the final lesson provides learners with a visible, concrete representation of their intellectual growth. Reading aloud earlier questions and answering them in the final lesson demonstrates that science and mathematics are not a collection of facts but a progressive process of inquiry — directly mirroring NGSS Practice 1 (Asking Questions) and Practice 6 (Constructing Explanations). This also supports metacognitive development as learners reflect on what they did not know in Lesson 1 versus what they know now.</w:t>
-            </w:r>
-          </w:p>
-        </w:tc>
-        <w:tc>
-          <w:tcPr>
-            <w:tcW w:type="dxa" w:w="3040"/>
-            <w:shd w:fill="F2F2F2" w:color="auto" w:val="clear"/>
-            <w:tcMar>
-              <w:top w:type="dxa" w:w="60"/>
-              <w:left w:type="dxa" w:w="120"/>
-              <w:bottom w:type="dxa" w:w="60"/>
-              <w:right w:type="dxa" w:w="120"/>
-            </w:tcMar>
-            <w:vAlign w:val="top"/>
-          </w:tcPr>
-          <w:p>
-            <w:pPr>
-              <w:spacing w:after="40" w:before="0"/>
-              <w:jc w:val="left"/>
-            </w:pPr>
-            <w:r>
-              <w:rPr>
-                <w:rFonts w:ascii="Arial" w:cs="Arial" w:eastAsia="Arial" w:hAnsi="Arial"/>
-                <w:b w:val="false"/>
-                <w:bCs w:val="false"/>
-                <w:i w:val="false"/>
-                <w:iCs w:val="false"/>
-                <w:color w:val="000000"/>
-                <w:sz w:val="18"/>
-                <w:szCs w:val="18"/>
-              </w:rPr>
-              <w:t xml:space="preserve">Observable indicator: Each learner's sticky note contains a complete, mathematically accurate answer to the driving question — specifically naming: (a) the centre of rotation as the fixed point, (b) a specific coordinate rule, (c) the angle corresponding to each clock position, and (d) the concept of congruence between object and image. Teacher reads 5–6 sticky notes as learners post them and selects 2 exemplary ones to read aloud as models, naming the learner (with permission) and highlighting the mathematical precision used.</w:t>
-            </w:r>
-          </w:p>
-        </w:tc>
-      </w:tr>
-      <w:tr>
-        <w:tc>
-          <w:tcPr>
-            <w:tcW w:type="dxa" w:w="1520"/>
-            <w:shd w:fill="D5E8F0" w:color="auto" w:val="clear"/>
-            <w:tcMar>
-              <w:top w:type="dxa" w:w="60"/>
-              <w:left w:type="dxa" w:w="120"/>
-              <w:bottom w:type="dxa" w:w="60"/>
-              <w:right w:type="dxa" w:w="120"/>
-            </w:tcMar>
-            <w:vAlign w:val="top"/>
-          </w:tcPr>
-          <w:p>
-            <w:pPr>
-              <w:spacing w:after="40" w:before="0"/>
-              <w:jc w:val="left"/>
-            </w:pPr>
-            <w:r>
-              <w:rPr>
-                <w:rFonts w:ascii="Arial" w:cs="Arial" w:eastAsia="Arial" w:hAnsi="Arial"/>
-                <w:b/>
-                <w:bCs/>
-                <w:i w:val="false"/>
-                <w:iCs w:val="false"/>
-                <w:color w:val="000000"/>
-                <w:sz w:val="18"/>
-                <w:szCs w:val="18"/>
-              </w:rPr>
-              <w:t xml:space="preserve">Model Building Phase</w:t>
-            </w:r>
-          </w:p>
-          <w:p>
-            <w:pPr>
-              <w:spacing w:after="20" w:before="0"/>
-            </w:pPr>
-            <w:r>
-              <w:rPr>
-                <w:rFonts w:ascii="Arial" w:cs="Arial" w:eastAsia="Arial" w:hAnsi="Arial"/>
-                <w:b/>
-                <w:bCs/>
-                <w:color w:val="1F3864"/>
-                <w:sz w:val="16"/>
-                <w:szCs w:val="16"/>
-              </w:rPr>
-              <w:t xml:space="preserve">📹 VIDEO:</w:t>
-            </w:r>
-          </w:p>
-          <w:p>
-            <w:pPr>
-              <w:spacing w:after="20" w:before="0"/>
-            </w:pPr>
-            <w:hyperlink w:history="1" r:id="rId5qfd3iq4kcog1ufkoxv0c">
-              <w:r>
-                <w:rPr>
-                  <w:rFonts w:ascii="Arial" w:cs="Arial" w:eastAsia="Arial" w:hAnsi="Arial"/>
-                  <w:color w:val="2E75B6"/>
-                  <w:sz w:val="16"/>
-                  <w:szCs w:val="16"/>
-                  <w:u w:val="single" w:color="2E75B6"/>
-                </w:rPr>
-                <w:t xml:space="preserve">Intro to rotational symmetry</w:t>
-              </w:r>
-            </w:hyperlink>
-          </w:p>
-          <w:p>
-            <w:pPr>
-              <w:spacing w:after="10" w:before="0"/>
-              <w:ind w:left="120"/>
-            </w:pPr>
-            <w:r>
-              <w:rPr>
-                <w:rFonts w:ascii="Arial" w:cs="Arial" w:eastAsia="Arial" w:hAnsi="Arial"/>
-                <w:color w:val="595959"/>
-                <w:sz w:val="14"/>
-                <w:szCs w:val="14"/>
-              </w:rPr>
-              <w:t xml:space="preserve">Source: Khan Academy (English - US curriculum)</w:t>
-            </w:r>
-          </w:p>
-          <w:p>
-            <w:pPr>
-              <w:spacing w:after="10" w:before="0"/>
-              <w:ind w:left="120"/>
-            </w:pPr>
-            <w:hyperlink w:history="1" r:id="rId6uu2cl7dfqdzgc2vcpb4j">
-              <w:r>
-                <w:rPr>
-                  <w:rFonts w:ascii="Arial" w:cs="Arial" w:eastAsia="Arial" w:hAnsi="Arial"/>
-                  <w:color w:val="595959"/>
-                  <w:sz w:val="14"/>
-                  <w:szCs w:val="14"/>
-                  <w:u w:val="single" w:color="595959"/>
-                </w:rPr>
-                <w:t xml:space="preserve">🔍 Search ARES for similar videos</w:t>
-              </w:r>
-            </w:hyperlink>
-          </w:p>
-          <w:p>
-            <w:pPr>
-              <w:spacing w:after="40" w:before="0"/>
-            </w:pPr>
-            <w:r>
-              <w:rPr>
-                <w:sz w:val="14"/>
-                <w:szCs w:val="14"/>
-              </w:rPr>
-              <w:t xml:space="preserve"/>
-            </w:r>
-          </w:p>
-          <w:p>
-            <w:pPr>
-              <w:spacing w:after="20" w:before="0"/>
-            </w:pPr>
-            <w:r>
-              <w:rPr>
-                <w:rFonts w:ascii="Arial" w:cs="Arial" w:eastAsia="Arial" w:hAnsi="Arial"/>
-                <w:b/>
-                <w:bCs/>
-                <w:color w:val="1F3864"/>
-                <w:sz w:val="16"/>
-                <w:szCs w:val="16"/>
-              </w:rPr>
-              <w:t xml:space="preserve">📖 HTML:</w:t>
-            </w:r>
-          </w:p>
-          <w:p>
-            <w:pPr>
-              <w:spacing w:after="20" w:before="0"/>
-            </w:pPr>
-            <w:hyperlink w:history="1" r:id="rIdgyzobduej3qqp-agqhb0w">
-              <w:r>
-                <w:rPr>
-                  <w:rFonts w:ascii="Arial" w:cs="Arial" w:eastAsia="Arial" w:hAnsi="Arial"/>
-                  <w:color w:val="2E75B6"/>
-                  <w:sz w:val="16"/>
-                  <w:szCs w:val="16"/>
-                  <w:u w:val="single" w:color="2E75B6"/>
-                </w:rPr>
-                <w:t xml:space="preserve">Functions on a Cartesian Plane (PLIX)</w:t>
-              </w:r>
-            </w:hyperlink>
-          </w:p>
-          <w:p>
-            <w:pPr>
-              <w:spacing w:after="10" w:before="0"/>
-              <w:ind w:left="120"/>
-            </w:pPr>
-            <w:r>
-              <w:rPr>
-                <w:rFonts w:ascii="Arial" w:cs="Arial" w:eastAsia="Arial" w:hAnsi="Arial"/>
-                <w:color w:val="595959"/>
-                <w:sz w:val="14"/>
-                <w:szCs w:val="14"/>
-              </w:rPr>
-              <w:t xml:space="preserve">Source: CK-12</w:t>
-            </w:r>
-          </w:p>
-          <w:p>
-            <w:pPr>
-              <w:spacing w:after="10" w:before="0"/>
-              <w:ind w:left="120"/>
-            </w:pPr>
-            <w:hyperlink w:history="1" r:id="rIdv87scslem9fq2piq4hez6">
+            <w:hyperlink w:history="1" r:id="rId2yhh4skzuyipatnumd_el">
               <w:r>
                 <w:rPr>
                   <w:rFonts w:ascii="Arial" w:cs="Arial" w:eastAsia="Arial" w:hAnsi="Arial"/>

--- a/data/outputs/v2/Core_Mathematics/SS2.3_Rotation/Core_Mathematics_Rotation_CBE_LessonSequence.docx
+++ b/data/outputs/v2/Core_Mathematics/SS2.3_Rotation/Core_Mathematics_Rotation_CBE_LessonSequence.docx
@@ -42,6 +42,177 @@
     </w:p>
     <w:p>
       <w:pPr>
+        <w:spacing w:after="80" w:before="120"/>
+      </w:pPr>
+      <w:r>
+        <w:rPr>
+          <w:rFonts w:ascii="Arial" w:cs="Arial" w:eastAsia="Arial" w:hAnsi="Arial"/>
+          <w:b/>
+          <w:bCs/>
+          <w:color w:val="1F3864"/>
+          <w:sz w:val="20"/>
+          <w:szCs w:val="20"/>
+        </w:rPr>
+        <w:t xml:space="preserve">ATTRIBUTION AND LICENSING</w:t>
+      </w:r>
+    </w:p>
+    <w:p>
+      <w:pPr>
+        <w:spacing w:after="60" w:before="0"/>
+      </w:pPr>
+      <w:r>
+        <w:rPr>
+          <w:rFonts w:ascii="Arial" w:cs="Arial" w:eastAsia="Arial" w:hAnsi="Arial"/>
+          <w:b/>
+          <w:bCs/>
+          <w:sz w:val="17"/>
+          <w:szCs w:val="17"/>
+        </w:rPr>
+        <w:t xml:space="preserve">Curriculum Alignment: </w:t>
+      </w:r>
+      <w:r>
+        <w:rPr>
+          <w:rFonts w:ascii="Arial" w:cs="Arial" w:eastAsia="Arial" w:hAnsi="Arial"/>
+          <w:sz w:val="17"/>
+          <w:szCs w:val="17"/>
+        </w:rPr>
+        <w:t xml:space="preserve">Structured in pedagogical alignment with the competence-based curriculum format and learning outcomes established by the Kenya Institute of Curriculum Development (KICD). This material is independently developed and is not officially endorsed or published by KICD.</w:t>
+      </w:r>
+    </w:p>
+    <w:p>
+      <w:pPr>
+        <w:spacing w:after="60" w:before="0"/>
+      </w:pPr>
+      <w:r>
+        <w:rPr>
+          <w:rFonts w:ascii="Arial" w:cs="Arial" w:eastAsia="Arial" w:hAnsi="Arial"/>
+          <w:b/>
+          <w:bCs/>
+          <w:sz w:val="17"/>
+          <w:szCs w:val="17"/>
+        </w:rPr>
+        <w:t xml:space="preserve">Content &amp; Pedagogy: </w:t>
+      </w:r>
+      <w:r>
+        <w:rPr>
+          <w:rFonts w:ascii="Arial" w:cs="Arial" w:eastAsia="Arial" w:hAnsi="Arial"/>
+          <w:sz w:val="17"/>
+          <w:szCs w:val="17"/>
+        </w:rPr>
+        <w:t xml:space="preserve">Developed and adapted by the educator team at SeaVuria (registered 501(c)(3) in the United States and registered NGO in Kenya, No. 872-850A-BF11), who designed the pedagogical framework, lesson templates and exemplar lessons on which this material is based.</w:t>
+      </w:r>
+    </w:p>
+    <w:p>
+      <w:pPr>
+        <w:spacing w:after="60" w:before="0"/>
+      </w:pPr>
+      <w:r>
+        <w:rPr>
+          <w:rFonts w:ascii="Arial" w:cs="Arial" w:eastAsia="Arial" w:hAnsi="Arial"/>
+          <w:b/>
+          <w:bCs/>
+          <w:sz w:val="17"/>
+          <w:szCs w:val="17"/>
+        </w:rPr>
+        <w:t xml:space="preserve">Production &amp; Layout: </w:t>
+      </w:r>
+      <w:r>
+        <w:rPr>
+          <w:rFonts w:ascii="Arial" w:cs="Arial" w:eastAsia="Arial" w:hAnsi="Arial"/>
+          <w:sz w:val="17"/>
+          <w:szCs w:val="17"/>
+        </w:rPr>
+        <w:t xml:space="preserve">Educational design and curriculum sequencing by SeaVuria. Technical layout, structural formatting, and digital optimization/implementation executed in partnership with ARES Education (registered 501(c)(3) in the United States and Canada (as Afretech Aid) and registered NGO in Kenya), with lesson drafting and compilation assisted by AI (Claude, Anthropic).</w:t>
+      </w:r>
+    </w:p>
+    <w:p>
+      <w:pPr>
+        <w:pBdr>
+          <w:bottom w:val="single" w:color="1F3864" w:sz="6" w:space="6"/>
+        </w:pBdr>
+        <w:spacing w:after="60" w:before="0"/>
+      </w:pPr>
+      <w:r>
+        <w:rPr>
+          <w:rFonts w:ascii="Arial" w:cs="Arial" w:eastAsia="Arial" w:hAnsi="Arial"/>
+          <w:b/>
+          <w:bCs/>
+          <w:sz w:val="17"/>
+          <w:szCs w:val="17"/>
+        </w:rPr>
+        <w:t xml:space="preserve">Licensing &amp; Copyright: </w:t>
+      </w:r>
+      <w:r>
+        <w:rPr>
+          <w:rFonts w:ascii="Arial" w:cs="Arial" w:eastAsia="Arial" w:hAnsi="Arial"/>
+          <w:sz w:val="17"/>
+          <w:szCs w:val="17"/>
+        </w:rPr>
+        <w:t xml:space="preserve">© 2026 SeaVuria and ARES. This work is licensed under a </w:t>
+      </w:r>
+      <w:hyperlink w:history="1" r:id="rIdp9xzruv_-ddgjucawohha">
+        <w:r>
+          <w:rPr>
+            <w:rFonts w:ascii="Arial" w:cs="Arial" w:eastAsia="Arial" w:hAnsi="Arial"/>
+            <w:color w:val="1F6B75"/>
+            <w:sz w:val="17"/>
+            <w:szCs w:val="17"/>
+            <w:u w:val="single" w:color="1F6B75"/>
+          </w:rPr>
+          <w:t xml:space="preserve">Creative Commons Attribution-NonCommercial 4.0 International License</w:t>
+        </w:r>
+      </w:hyperlink>
+      <w:r>
+        <w:rPr>
+          <w:rFonts w:ascii="Arial" w:cs="Arial" w:eastAsia="Arial" w:hAnsi="Arial"/>
+          <w:sz w:val="17"/>
+          <w:szCs w:val="17"/>
+        </w:rPr>
+        <w:t xml:space="preserve"> (</w:t>
+      </w:r>
+      <w:hyperlink w:history="1" r:id="rIdt-a6debwtxpgzrrzawuef">
+        <w:r>
+          <w:rPr>
+            <w:rFonts w:ascii="Arial" w:cs="Arial" w:eastAsia="Arial" w:hAnsi="Arial"/>
+            <w:color w:val="1F6B75"/>
+            <w:sz w:val="17"/>
+            <w:szCs w:val="17"/>
+            <w:u w:val="single" w:color="1F6B75"/>
+          </w:rPr>
+          <w:t xml:space="preserve">CC BY-NC 4.0</w:t>
+        </w:r>
+      </w:hyperlink>
+      <w:r>
+        <w:rPr>
+          <w:rFonts w:ascii="Arial" w:cs="Arial" w:eastAsia="Arial" w:hAnsi="Arial"/>
+          <w:sz w:val="17"/>
+          <w:szCs w:val="17"/>
+        </w:rPr>
+        <w:t xml:space="preserve">). To view a copy of this license, visit </w:t>
+      </w:r>
+      <w:hyperlink w:history="1" r:id="rIdeoawa6olg4zthtcnaz1bv">
+        <w:r>
+          <w:rPr>
+            <w:rFonts w:ascii="Arial" w:cs="Arial" w:eastAsia="Arial" w:hAnsi="Arial"/>
+            <w:color w:val="1F6B75"/>
+            <w:sz w:val="17"/>
+            <w:szCs w:val="17"/>
+            <w:u w:val="single" w:color="1F6B75"/>
+          </w:rPr>
+          <w:t xml:space="preserve">https://creativecommons.org/licenses/by-nc/4.0/</w:t>
+        </w:r>
+      </w:hyperlink>
+      <w:r>
+        <w:rPr>
+          <w:rFonts w:ascii="Arial" w:cs="Arial" w:eastAsia="Arial" w:hAnsi="Arial"/>
+          <w:sz w:val="17"/>
+          <w:szCs w:val="17"/>
+        </w:rPr>
+        <w:t xml:space="preserve">. You are free to copy, redistribute, and adapt this material in any medium or format, provided appropriate credit is given and the material is not used for commercial purposes. KICD learning outcomes and curriculum designations reproduced here for alignment purposes remain the property of KICD and are not covered by this license. Linked external resources (e.g. CK-12, Khan Academy, PhET) are subject to their own licenses.</w:t>
+      </w:r>
+    </w:p>
+    <w:p>
+      <w:pPr>
         <w:spacing w:after="120"/>
       </w:pPr>
       <w:r>
@@ -3197,7 +3368,7 @@
             <w:pPr>
               <w:spacing w:after="20" w:before="0"/>
             </w:pPr>
-            <w:hyperlink w:history="1" r:id="rId0alllnqiddbksl7upexzj">
+            <w:hyperlink w:history="1" r:id="rIdh9ehguwisosukyq6chksd">
               <w:r>
                 <w:rPr>
                   <w:rFonts w:ascii="Arial" w:cs="Arial" w:eastAsia="Arial" w:hAnsi="Arial"/>
@@ -3230,7 +3401,7 @@
               <w:spacing w:after="10" w:before="0"/>
               <w:ind w:left="120"/>
             </w:pPr>
-            <w:hyperlink w:history="1" r:id="rIdwabwrjkofcgdwblsy6vtl">
+            <w:hyperlink w:history="1" r:id="rIdubhvtyow9ycb-rg9xiu5r">
               <w:r>
                 <w:rPr>
                   <w:rFonts w:ascii="Arial" w:cs="Arial" w:eastAsia="Arial" w:hAnsi="Arial"/>
@@ -3275,7 +3446,7 @@
             <w:pPr>
               <w:spacing w:after="20" w:before="0"/>
             </w:pPr>
-            <w:hyperlink w:history="1" r:id="rId08mz-0lu51g2rsqpqa_mt">
+            <w:hyperlink w:history="1" r:id="rIdxfiykunsgmmcqobvk6x4h">
               <w:r>
                 <w:rPr>
                   <w:rFonts w:ascii="Arial" w:cs="Arial" w:eastAsia="Arial" w:hAnsi="Arial"/>
@@ -3308,7 +3479,7 @@
               <w:spacing w:after="10" w:before="0"/>
               <w:ind w:left="120"/>
             </w:pPr>
-            <w:hyperlink w:history="1" r:id="rIdf7v0eyz59inolcnghgdci">
+            <w:hyperlink w:history="1" r:id="rIdirmngxmqliegfuowjwjtm">
               <w:r>
                 <w:rPr>
                   <w:rFonts w:ascii="Arial" w:cs="Arial" w:eastAsia="Arial" w:hAnsi="Arial"/>
@@ -3503,7 +3674,7 @@
             <w:pPr>
               <w:spacing w:after="20" w:before="0"/>
             </w:pPr>
-            <w:hyperlink w:history="1" r:id="rId3p4sxjjekcxio5aisc66m">
+            <w:hyperlink w:history="1" r:id="rIdyuouutir8-dfqkqz4gp1u">
               <w:r>
                 <w:rPr>
                   <w:rFonts w:ascii="Arial" w:cs="Arial" w:eastAsia="Arial" w:hAnsi="Arial"/>
@@ -3536,7 +3707,7 @@
               <w:spacing w:after="10" w:before="0"/>
               <w:ind w:left="120"/>
             </w:pPr>
-            <w:hyperlink w:history="1" r:id="rIdx_q2jjrccagzecyn6tecy">
+            <w:hyperlink w:history="1" r:id="rIdtryn3qeydixike2sbeajv">
               <w:r>
                 <w:rPr>
                   <w:rFonts w:ascii="Arial" w:cs="Arial" w:eastAsia="Arial" w:hAnsi="Arial"/>
@@ -3581,7 +3752,7 @@
             <w:pPr>
               <w:spacing w:after="20" w:before="0"/>
             </w:pPr>
-            <w:hyperlink w:history="1" r:id="rId0_w5pxgv0rlpdb6eqjgbt">
+            <w:hyperlink w:history="1" r:id="rIdshgte4-2_7_y6kmdszvtk">
               <w:r>
                 <w:rPr>
                   <w:rFonts w:ascii="Arial" w:cs="Arial" w:eastAsia="Arial" w:hAnsi="Arial"/>
@@ -3614,7 +3785,7 @@
               <w:spacing w:after="10" w:before="0"/>
               <w:ind w:left="120"/>
             </w:pPr>
-            <w:hyperlink w:history="1" r:id="rId8amkumjsh0llfgf4uptj7">
+            <w:hyperlink w:history="1" r:id="rIdkfyldqzhyq9xtwnvbboju">
               <w:r>
                 <w:rPr>
                   <w:rFonts w:ascii="Arial" w:cs="Arial" w:eastAsia="Arial" w:hAnsi="Arial"/>
@@ -3809,7 +3980,7 @@
             <w:pPr>
               <w:spacing w:after="20" w:before="0"/>
             </w:pPr>
-            <w:hyperlink w:history="1" r:id="rIdsafribgwnrgfygnoh-gwz">
+            <w:hyperlink w:history="1" r:id="rIdymo-yics8b25n2ao2cvoe">
               <w:r>
                 <w:rPr>
                   <w:rFonts w:ascii="Arial" w:cs="Arial" w:eastAsia="Arial" w:hAnsi="Arial"/>
@@ -3842,7 +4013,7 @@
               <w:spacing w:after="10" w:before="0"/>
               <w:ind w:left="120"/>
             </w:pPr>
-            <w:hyperlink w:history="1" r:id="rIdtwoqnk92rprjub-b1xycu">
+            <w:hyperlink w:history="1" r:id="rIdfi5hmk0ajyifilpwoena-">
               <w:r>
                 <w:rPr>
                   <w:rFonts w:ascii="Arial" w:cs="Arial" w:eastAsia="Arial" w:hAnsi="Arial"/>
@@ -3887,7 +4058,7 @@
             <w:pPr>
               <w:spacing w:after="20" w:before="0"/>
             </w:pPr>
-            <w:hyperlink w:history="1" r:id="rIdrclw6yiso-jepqatsydhb">
+            <w:hyperlink w:history="1" r:id="rIdywywki4_ku_ag4mkphlym">
               <w:r>
                 <w:rPr>
                   <w:rFonts w:ascii="Arial" w:cs="Arial" w:eastAsia="Arial" w:hAnsi="Arial"/>
@@ -3920,7 +4091,7 @@
               <w:spacing w:after="10" w:before="0"/>
               <w:ind w:left="120"/>
             </w:pPr>
-            <w:hyperlink w:history="1" r:id="rIdbhsia-qqjsovap2aledu8">
+            <w:hyperlink w:history="1" r:id="rIdyickrhihtksi2lmpnmzxs">
               <w:r>
                 <w:rPr>
                   <w:rFonts w:ascii="Arial" w:cs="Arial" w:eastAsia="Arial" w:hAnsi="Arial"/>
@@ -4115,7 +4286,7 @@
             <w:pPr>
               <w:spacing w:after="20" w:before="0"/>
             </w:pPr>
-            <w:hyperlink w:history="1" r:id="rIdbvebdrfvli5cnbu8fi-w1">
+            <w:hyperlink w:history="1" r:id="rIdlinbe0-bc2bqmvpghfwbp">
               <w:r>
                 <w:rPr>
                   <w:rFonts w:ascii="Arial" w:cs="Arial" w:eastAsia="Arial" w:hAnsi="Arial"/>
@@ -4148,7 +4319,7 @@
               <w:spacing w:after="10" w:before="0"/>
               <w:ind w:left="120"/>
             </w:pPr>
-            <w:hyperlink w:history="1" r:id="rIdvkr4ivj0pepcas4pddkji">
+            <w:hyperlink w:history="1" r:id="rIdiupup01oqkshansyxexag">
               <w:r>
                 <w:rPr>
                   <w:rFonts w:ascii="Arial" w:cs="Arial" w:eastAsia="Arial" w:hAnsi="Arial"/>
@@ -4193,7 +4364,7 @@
             <w:pPr>
               <w:spacing w:after="20" w:before="0"/>
             </w:pPr>
-            <w:hyperlink w:history="1" r:id="rIdq-hcg3gkyswn4dg0uiym1">
+            <w:hyperlink w:history="1" r:id="rIdq8nzpab9ubiucdnpnerhp">
               <w:r>
                 <w:rPr>
                   <w:rFonts w:ascii="Arial" w:cs="Arial" w:eastAsia="Arial" w:hAnsi="Arial"/>
@@ -4226,7 +4397,7 @@
               <w:spacing w:after="10" w:before="0"/>
               <w:ind w:left="120"/>
             </w:pPr>
-            <w:hyperlink w:history="1" r:id="rIdsokl9kteei2rkkntpfb37">
+            <w:hyperlink w:history="1" r:id="rIdwxxm_ds7ldn4yrtbshulf">
               <w:r>
                 <w:rPr>
                   <w:rFonts w:ascii="Arial" w:cs="Arial" w:eastAsia="Arial" w:hAnsi="Arial"/>
@@ -4421,7 +4592,7 @@
             <w:pPr>
               <w:spacing w:after="20" w:before="0"/>
             </w:pPr>
-            <w:hyperlink w:history="1" r:id="rIdqdpt0mdb6xyfygdsnv6uh">
+            <w:hyperlink w:history="1" r:id="rIdohtxxwylhxud3tc7-oati">
               <w:r>
                 <w:rPr>
                   <w:rFonts w:ascii="Arial" w:cs="Arial" w:eastAsia="Arial" w:hAnsi="Arial"/>
@@ -4454,7 +4625,7 @@
               <w:spacing w:after="10" w:before="0"/>
               <w:ind w:left="120"/>
             </w:pPr>
-            <w:hyperlink w:history="1" r:id="rIdwmn6bqwfnegkrctssyfaj">
+            <w:hyperlink w:history="1" r:id="rIdh6ga5i7pgwwrfiuqtdriw">
               <w:r>
                 <w:rPr>
                   <w:rFonts w:ascii="Arial" w:cs="Arial" w:eastAsia="Arial" w:hAnsi="Arial"/>
@@ -4499,7 +4670,7 @@
             <w:pPr>
               <w:spacing w:after="20" w:before="0"/>
             </w:pPr>
-            <w:hyperlink w:history="1" r:id="rIdgqwf6pmqssawhvmmeqsdr">
+            <w:hyperlink w:history="1" r:id="rIdaajlpxouqumanl90zfz6n">
               <w:r>
                 <w:rPr>
                   <w:rFonts w:ascii="Arial" w:cs="Arial" w:eastAsia="Arial" w:hAnsi="Arial"/>
@@ -4532,7 +4703,7 @@
               <w:spacing w:after="10" w:before="0"/>
               <w:ind w:left="120"/>
             </w:pPr>
-            <w:hyperlink w:history="1" r:id="rId4hwbyt8eqifpv9otrzmo0">
+            <w:hyperlink w:history="1" r:id="rIddmuufk7x6fzk1mx6dfcj-">
               <w:r>
                 <w:rPr>
                   <w:rFonts w:ascii="Arial" w:cs="Arial" w:eastAsia="Arial" w:hAnsi="Arial"/>
@@ -5028,6 +5199,65 @@
         </w:tc>
       </w:tr>
     </w:tbl>
+    <w:p>
+      <w:pPr>
+        <w:pBdr>
+          <w:top w:val="single" w:color="BBBBBB" w:sz="4" w:space="4"/>
+        </w:pBdr>
+        <w:spacing w:after="0" w:before="160"/>
+      </w:pPr>
+      <w:r>
+        <w:rPr>
+          <w:rFonts w:ascii="Arial" w:cs="Arial" w:eastAsia="Arial" w:hAnsi="Arial"/>
+          <w:color w:val="666666"/>
+          <w:sz w:val="14"/>
+          <w:szCs w:val="14"/>
+        </w:rPr>
+        <w:t xml:space="preserve">© 2026 SeaVuria and ARES. Aligned with KICD objectives. Developed by SeaVuria; technical implementation by ARES (with AI assistance from Claude). Licensed under </w:t>
+      </w:r>
+      <w:hyperlink w:history="1" r:id="rIdznts3wpgkhoicjbqrqewo">
+        <w:r>
+          <w:rPr>
+            <w:rFonts w:ascii="Arial" w:cs="Arial" w:eastAsia="Arial" w:hAnsi="Arial"/>
+            <w:color w:val="1F6B75"/>
+            <w:sz w:val="14"/>
+            <w:szCs w:val="14"/>
+            <w:u w:val="single" w:color="1F6B75"/>
+          </w:rPr>
+          <w:t xml:space="preserve">CC BY-NC 4.0</w:t>
+        </w:r>
+      </w:hyperlink>
+      <w:r>
+        <w:rPr>
+          <w:rFonts w:ascii="Arial" w:cs="Arial" w:eastAsia="Arial" w:hAnsi="Arial"/>
+          <w:color w:val="666666"/>
+          <w:sz w:val="14"/>
+          <w:szCs w:val="14"/>
+        </w:rPr>
+        <w:t xml:space="preserve"> (</w:t>
+      </w:r>
+      <w:hyperlink w:history="1" r:id="rIdfqkx_a2y_2g5cmsp2uth_">
+        <w:r>
+          <w:rPr>
+            <w:rFonts w:ascii="Arial" w:cs="Arial" w:eastAsia="Arial" w:hAnsi="Arial"/>
+            <w:color w:val="1F6B75"/>
+            <w:sz w:val="14"/>
+            <w:szCs w:val="14"/>
+            <w:u w:val="single" w:color="1F6B75"/>
+          </w:rPr>
+          <w:t xml:space="preserve">https://creativecommons.org/licenses/by-nc/4.0/</w:t>
+        </w:r>
+      </w:hyperlink>
+      <w:r>
+        <w:rPr>
+          <w:rFonts w:ascii="Arial" w:cs="Arial" w:eastAsia="Arial" w:hAnsi="Arial"/>
+          <w:color w:val="666666"/>
+          <w:sz w:val="14"/>
+          <w:szCs w:val="14"/>
+        </w:rPr>
+        <w:t xml:space="preserve">).</w:t>
+      </w:r>
+    </w:p>
     <w:p>
       <w:r>
         <w:br w:type="page"/>
@@ -6019,7 +6249,7 @@
             <w:pPr>
               <w:spacing w:after="20" w:before="0"/>
             </w:pPr>
-            <w:hyperlink w:history="1" r:id="rIdrcluctcnmfniplrc7ujmf">
+            <w:hyperlink w:history="1" r:id="rIdsbupupaec2zoh9hzjpq6m">
               <w:r>
                 <w:rPr>
                   <w:rFonts w:ascii="Arial" w:cs="Arial" w:eastAsia="Arial" w:hAnsi="Arial"/>
@@ -6052,7 +6282,7 @@
               <w:spacing w:after="10" w:before="0"/>
               <w:ind w:left="120"/>
             </w:pPr>
-            <w:hyperlink w:history="1" r:id="rIdbgyiccfmcjhybusdt8isk">
+            <w:hyperlink w:history="1" r:id="rIdfbyo6sb682dqthgre9pj9">
               <w:r>
                 <w:rPr>
                   <w:rFonts w:ascii="Arial" w:cs="Arial" w:eastAsia="Arial" w:hAnsi="Arial"/>
@@ -6097,7 +6327,7 @@
             <w:pPr>
               <w:spacing w:after="20" w:before="0"/>
             </w:pPr>
-            <w:hyperlink w:history="1" r:id="rIdf1c2rlws9ftoedeluyqan">
+            <w:hyperlink w:history="1" r:id="rIdyfankjhkwkzb-45dcd0v6">
               <w:r>
                 <w:rPr>
                   <w:rFonts w:ascii="Arial" w:cs="Arial" w:eastAsia="Arial" w:hAnsi="Arial"/>
@@ -6130,7 +6360,7 @@
               <w:spacing w:after="10" w:before="0"/>
               <w:ind w:left="120"/>
             </w:pPr>
-            <w:hyperlink w:history="1" r:id="rId3grcxnydsc84rllakbc7s">
+            <w:hyperlink w:history="1" r:id="rIdgy0qdhxlmrfddvsfftbcy">
               <w:r>
                 <w:rPr>
                   <w:rFonts w:ascii="Arial" w:cs="Arial" w:eastAsia="Arial" w:hAnsi="Arial"/>
@@ -6325,7 +6555,7 @@
             <w:pPr>
               <w:spacing w:after="20" w:before="0"/>
             </w:pPr>
-            <w:hyperlink w:history="1" r:id="rIdkkmtq-ptyeewckbsvcoof">
+            <w:hyperlink w:history="1" r:id="rIdkclbgnu7_xf1ej3smugv2">
               <w:r>
                 <w:rPr>
                   <w:rFonts w:ascii="Arial" w:cs="Arial" w:eastAsia="Arial" w:hAnsi="Arial"/>
@@ -6358,7 +6588,7 @@
               <w:spacing w:after="10" w:before="0"/>
               <w:ind w:left="120"/>
             </w:pPr>
-            <w:hyperlink w:history="1" r:id="rId7raeudyisxagsuhvgqggw">
+            <w:hyperlink w:history="1" r:id="rIdyndmqpluuuaqy_dtenfng">
               <w:r>
                 <w:rPr>
                   <w:rFonts w:ascii="Arial" w:cs="Arial" w:eastAsia="Arial" w:hAnsi="Arial"/>
@@ -6403,7 +6633,7 @@
             <w:pPr>
               <w:spacing w:after="20" w:before="0"/>
             </w:pPr>
-            <w:hyperlink w:history="1" r:id="rId0pheznyu1zkpczagubagn">
+            <w:hyperlink w:history="1" r:id="rIdvl8nnobiietpiudeyndcu">
               <w:r>
                 <w:rPr>
                   <w:rFonts w:ascii="Arial" w:cs="Arial" w:eastAsia="Arial" w:hAnsi="Arial"/>
@@ -6436,7 +6666,7 @@
               <w:spacing w:after="10" w:before="0"/>
               <w:ind w:left="120"/>
             </w:pPr>
-            <w:hyperlink w:history="1" r:id="rId01pbfm9m8vtpaqx-omxl6">
+            <w:hyperlink w:history="1" r:id="rIdygwojwnbitaxsfupp3ssg">
               <w:r>
                 <w:rPr>
                   <w:rFonts w:ascii="Arial" w:cs="Arial" w:eastAsia="Arial" w:hAnsi="Arial"/>
@@ -6631,7 +6861,7 @@
             <w:pPr>
               <w:spacing w:after="20" w:before="0"/>
             </w:pPr>
-            <w:hyperlink w:history="1" r:id="rId8gcsxc5zeyt8khv5w2m8l">
+            <w:hyperlink w:history="1" r:id="rId8nzxn9iay_egvt6pzhaiz">
               <w:r>
                 <w:rPr>
                   <w:rFonts w:ascii="Arial" w:cs="Arial" w:eastAsia="Arial" w:hAnsi="Arial"/>
@@ -6664,7 +6894,7 @@
               <w:spacing w:after="10" w:before="0"/>
               <w:ind w:left="120"/>
             </w:pPr>
-            <w:hyperlink w:history="1" r:id="rIdpprvld0jk5hyvfyzrzwvi">
+            <w:hyperlink w:history="1" r:id="rIdhlls6xttypzs4d6m_icbr">
               <w:r>
                 <w:rPr>
                   <w:rFonts w:ascii="Arial" w:cs="Arial" w:eastAsia="Arial" w:hAnsi="Arial"/>
@@ -6709,7 +6939,7 @@
             <w:pPr>
               <w:spacing w:after="20" w:before="0"/>
             </w:pPr>
-            <w:hyperlink w:history="1" r:id="rIdorqa7g1bozcznfieqwdjo">
+            <w:hyperlink w:history="1" r:id="rIdi_ytlylps33wlwi3vwnhp">
               <w:r>
                 <w:rPr>
                   <w:rFonts w:ascii="Arial" w:cs="Arial" w:eastAsia="Arial" w:hAnsi="Arial"/>
@@ -6742,7 +6972,7 @@
               <w:spacing w:after="10" w:before="0"/>
               <w:ind w:left="120"/>
             </w:pPr>
-            <w:hyperlink w:history="1" r:id="rIdwgep-vz90kdlbmof2sjdz">
+            <w:hyperlink w:history="1" r:id="rIddmawpzkz2wukoh22u8wjh">
               <w:r>
                 <w:rPr>
                   <w:rFonts w:ascii="Arial" w:cs="Arial" w:eastAsia="Arial" w:hAnsi="Arial"/>
@@ -6937,7 +7167,7 @@
             <w:pPr>
               <w:spacing w:after="20" w:before="0"/>
             </w:pPr>
-            <w:hyperlink w:history="1" r:id="rIdjxnnfok2_msujweh92e1t">
+            <w:hyperlink w:history="1" r:id="rId4racdhdkyfrth5joti1s9">
               <w:r>
                 <w:rPr>
                   <w:rFonts w:ascii="Arial" w:cs="Arial" w:eastAsia="Arial" w:hAnsi="Arial"/>
@@ -6970,7 +7200,7 @@
               <w:spacing w:after="10" w:before="0"/>
               <w:ind w:left="120"/>
             </w:pPr>
-            <w:hyperlink w:history="1" r:id="rIdtdvcp6flbkt6mxojevrl6">
+            <w:hyperlink w:history="1" r:id="rIdazb_8ogsjs95x0pddw8ut">
               <w:r>
                 <w:rPr>
                   <w:rFonts w:ascii="Arial" w:cs="Arial" w:eastAsia="Arial" w:hAnsi="Arial"/>
@@ -7015,7 +7245,7 @@
             <w:pPr>
               <w:spacing w:after="20" w:before="0"/>
             </w:pPr>
-            <w:hyperlink w:history="1" r:id="rIdqwvpeg8jtap4p5mocm0pe">
+            <w:hyperlink w:history="1" r:id="rId_5aozamlveykndki_a_a7">
               <w:r>
                 <w:rPr>
                   <w:rFonts w:ascii="Arial" w:cs="Arial" w:eastAsia="Arial" w:hAnsi="Arial"/>
@@ -7048,7 +7278,7 @@
               <w:spacing w:after="10" w:before="0"/>
               <w:ind w:left="120"/>
             </w:pPr>
-            <w:hyperlink w:history="1" r:id="rIdozvisxzzamc_hujzdqvfo">
+            <w:hyperlink w:history="1" r:id="rIdqpmabuldwnfjvq7_xkjs9">
               <w:r>
                 <w:rPr>
                   <w:rFonts w:ascii="Arial" w:cs="Arial" w:eastAsia="Arial" w:hAnsi="Arial"/>
@@ -7243,7 +7473,7 @@
             <w:pPr>
               <w:spacing w:after="20" w:before="0"/>
             </w:pPr>
-            <w:hyperlink w:history="1" r:id="rId1vxtdl_-hvklcpvibyzeh">
+            <w:hyperlink w:history="1" r:id="rIdcvulddb9tgyc03dozhztj">
               <w:r>
                 <w:rPr>
                   <w:rFonts w:ascii="Arial" w:cs="Arial" w:eastAsia="Arial" w:hAnsi="Arial"/>
@@ -7276,7 +7506,7 @@
               <w:spacing w:after="10" w:before="0"/>
               <w:ind w:left="120"/>
             </w:pPr>
-            <w:hyperlink w:history="1" r:id="rIdmvmwhwiipnc4wbvt4lpz2">
+            <w:hyperlink w:history="1" r:id="rId3va9ewehgmvt28ji7vyur">
               <w:r>
                 <w:rPr>
                   <w:rFonts w:ascii="Arial" w:cs="Arial" w:eastAsia="Arial" w:hAnsi="Arial"/>
@@ -7321,7 +7551,7 @@
             <w:pPr>
               <w:spacing w:after="20" w:before="0"/>
             </w:pPr>
-            <w:hyperlink w:history="1" r:id="rIdjgkifosv6blk_behbitzm">
+            <w:hyperlink w:history="1" r:id="rIdy7qk4xy_dlein1glmirsv">
               <w:r>
                 <w:rPr>
                   <w:rFonts w:ascii="Arial" w:cs="Arial" w:eastAsia="Arial" w:hAnsi="Arial"/>
@@ -7354,7 +7584,7 @@
               <w:spacing w:after="10" w:before="0"/>
               <w:ind w:left="120"/>
             </w:pPr>
-            <w:hyperlink w:history="1" r:id="rIda_ifzrbc54bwkgqehkfpf">
+            <w:hyperlink w:history="1" r:id="rIdtynsurpt1edgqfocyrndv">
               <w:r>
                 <w:rPr>
                   <w:rFonts w:ascii="Arial" w:cs="Arial" w:eastAsia="Arial" w:hAnsi="Arial"/>
@@ -8078,6 +8308,65 @@
         </w:tc>
       </w:tr>
     </w:tbl>
+    <w:p>
+      <w:pPr>
+        <w:pBdr>
+          <w:top w:val="single" w:color="BBBBBB" w:sz="4" w:space="4"/>
+        </w:pBdr>
+        <w:spacing w:after="0" w:before="160"/>
+      </w:pPr>
+      <w:r>
+        <w:rPr>
+          <w:rFonts w:ascii="Arial" w:cs="Arial" w:eastAsia="Arial" w:hAnsi="Arial"/>
+          <w:color w:val="666666"/>
+          <w:sz w:val="14"/>
+          <w:szCs w:val="14"/>
+        </w:rPr>
+        <w:t xml:space="preserve">© 2026 SeaVuria and ARES. Aligned with KICD objectives. Developed by SeaVuria; technical implementation by ARES (with AI assistance from Claude). Licensed under </w:t>
+      </w:r>
+      <w:hyperlink w:history="1" r:id="rIduvz9-zttd4j4mg4e1-mhs">
+        <w:r>
+          <w:rPr>
+            <w:rFonts w:ascii="Arial" w:cs="Arial" w:eastAsia="Arial" w:hAnsi="Arial"/>
+            <w:color w:val="1F6B75"/>
+            <w:sz w:val="14"/>
+            <w:szCs w:val="14"/>
+            <w:u w:val="single" w:color="1F6B75"/>
+          </w:rPr>
+          <w:t xml:space="preserve">CC BY-NC 4.0</w:t>
+        </w:r>
+      </w:hyperlink>
+      <w:r>
+        <w:rPr>
+          <w:rFonts w:ascii="Arial" w:cs="Arial" w:eastAsia="Arial" w:hAnsi="Arial"/>
+          <w:color w:val="666666"/>
+          <w:sz w:val="14"/>
+          <w:szCs w:val="14"/>
+        </w:rPr>
+        <w:t xml:space="preserve"> (</w:t>
+      </w:r>
+      <w:hyperlink w:history="1" r:id="rIdl1nohnbpcill7wrxng-_f">
+        <w:r>
+          <w:rPr>
+            <w:rFonts w:ascii="Arial" w:cs="Arial" w:eastAsia="Arial" w:hAnsi="Arial"/>
+            <w:color w:val="1F6B75"/>
+            <w:sz w:val="14"/>
+            <w:szCs w:val="14"/>
+            <w:u w:val="single" w:color="1F6B75"/>
+          </w:rPr>
+          <w:t xml:space="preserve">https://creativecommons.org/licenses/by-nc/4.0/</w:t>
+        </w:r>
+      </w:hyperlink>
+      <w:r>
+        <w:rPr>
+          <w:rFonts w:ascii="Arial" w:cs="Arial" w:eastAsia="Arial" w:hAnsi="Arial"/>
+          <w:color w:val="666666"/>
+          <w:sz w:val="14"/>
+          <w:szCs w:val="14"/>
+        </w:rPr>
+        <w:t xml:space="preserve">).</w:t>
+      </w:r>
+    </w:p>
     <w:p>
       <w:r>
         <w:br w:type="page"/>
@@ -9228,7 +9517,7 @@
             <w:pPr>
               <w:spacing w:after="20" w:before="0"/>
             </w:pPr>
-            <w:hyperlink w:history="1" r:id="rIddfbgmea4j4ol6amtke4w5">
+            <w:hyperlink w:history="1" r:id="rIdc14-cvnyijthyz43h66bn">
               <w:r>
                 <w:rPr>
                   <w:rFonts w:ascii="Arial" w:cs="Arial" w:eastAsia="Arial" w:hAnsi="Arial"/>
@@ -9261,7 +9550,7 @@
               <w:spacing w:after="10" w:before="0"/>
               <w:ind w:left="120"/>
             </w:pPr>
-            <w:hyperlink w:history="1" r:id="rIdkmv1kevi2ji6kdlkrmn3a">
+            <w:hyperlink w:history="1" r:id="rIdhff4a7nz-dajschvm66on">
               <w:r>
                 <w:rPr>
                   <w:rFonts w:ascii="Arial" w:cs="Arial" w:eastAsia="Arial" w:hAnsi="Arial"/>
@@ -9306,7 +9595,7 @@
             <w:pPr>
               <w:spacing w:after="20" w:before="0"/>
             </w:pPr>
-            <w:hyperlink w:history="1" r:id="rIdkyc0i1ff7n6jsljzrx_z_">
+            <w:hyperlink w:history="1" r:id="rIdlil2ylseybxdvmutjin4b">
               <w:r>
                 <w:rPr>
                   <w:rFonts w:ascii="Arial" w:cs="Arial" w:eastAsia="Arial" w:hAnsi="Arial"/>
@@ -9339,7 +9628,7 @@
               <w:spacing w:after="10" w:before="0"/>
               <w:ind w:left="120"/>
             </w:pPr>
-            <w:hyperlink w:history="1" r:id="rIda1cwhf513a1di-jlacmni">
+            <w:hyperlink w:history="1" r:id="rIdfj6x4ualys7woyq07liig">
               <w:r>
                 <w:rPr>
                   <w:rFonts w:ascii="Arial" w:cs="Arial" w:eastAsia="Arial" w:hAnsi="Arial"/>
@@ -9534,7 +9823,7 @@
             <w:pPr>
               <w:spacing w:after="20" w:before="0"/>
             </w:pPr>
-            <w:hyperlink w:history="1" r:id="rIdzs-tpneykgrdwr9y2z45p">
+            <w:hyperlink w:history="1" r:id="rIduy7xig3yjbb1ncfnz5lxs">
               <w:r>
                 <w:rPr>
                   <w:rFonts w:ascii="Arial" w:cs="Arial" w:eastAsia="Arial" w:hAnsi="Arial"/>
@@ -9567,7 +9856,7 @@
               <w:spacing w:after="10" w:before="0"/>
               <w:ind w:left="120"/>
             </w:pPr>
-            <w:hyperlink w:history="1" r:id="rIdpp2vfjukdthugbb-e5p5s">
+            <w:hyperlink w:history="1" r:id="rIdlbgyno3ysiyt1rsc2g9es">
               <w:r>
                 <w:rPr>
                   <w:rFonts w:ascii="Arial" w:cs="Arial" w:eastAsia="Arial" w:hAnsi="Arial"/>
@@ -9612,7 +9901,7 @@
             <w:pPr>
               <w:spacing w:after="20" w:before="0"/>
             </w:pPr>
-            <w:hyperlink w:history="1" r:id="rIdzdkps5viptox5hyoka00i">
+            <w:hyperlink w:history="1" r:id="rIdka8cmexj1dlm4q0za7m_n">
               <w:r>
                 <w:rPr>
                   <w:rFonts w:ascii="Arial" w:cs="Arial" w:eastAsia="Arial" w:hAnsi="Arial"/>
@@ -9645,7 +9934,7 @@
               <w:spacing w:after="10" w:before="0"/>
               <w:ind w:left="120"/>
             </w:pPr>
-            <w:hyperlink w:history="1" r:id="rIdzntbyyhgjgrxucoqoaqhm">
+            <w:hyperlink w:history="1" r:id="rId4k1k66r4ooe0apzlaznn_">
               <w:r>
                 <w:rPr>
                   <w:rFonts w:ascii="Arial" w:cs="Arial" w:eastAsia="Arial" w:hAnsi="Arial"/>
@@ -10030,7 +10319,7 @@
             <w:pPr>
               <w:spacing w:after="20" w:before="0"/>
             </w:pPr>
-            <w:hyperlink w:history="1" r:id="rId_f66ozxwj8ahehlb8ey0w">
+            <w:hyperlink w:history="1" r:id="rId5zdkrkwdshputuxavxbsw">
               <w:r>
                 <w:rPr>
                   <w:rFonts w:ascii="Arial" w:cs="Arial" w:eastAsia="Arial" w:hAnsi="Arial"/>
@@ -10063,7 +10352,7 @@
               <w:spacing w:after="10" w:before="0"/>
               <w:ind w:left="120"/>
             </w:pPr>
-            <w:hyperlink w:history="1" r:id="rIdwvzvn49aqm6qxtz1q_a8n">
+            <w:hyperlink w:history="1" r:id="rIdbykr37nvpu_s9jtfeib8e">
               <w:r>
                 <w:rPr>
                   <w:rFonts w:ascii="Arial" w:cs="Arial" w:eastAsia="Arial" w:hAnsi="Arial"/>
@@ -10108,7 +10397,7 @@
             <w:pPr>
               <w:spacing w:after="20" w:before="0"/>
             </w:pPr>
-            <w:hyperlink w:history="1" r:id="rIdbj4hdv9hwzvetmtgueucc">
+            <w:hyperlink w:history="1" r:id="rId53jntmpngjhzrplw1hnzu">
               <w:r>
                 <w:rPr>
                   <w:rFonts w:ascii="Arial" w:cs="Arial" w:eastAsia="Arial" w:hAnsi="Arial"/>
@@ -10141,7 +10430,7 @@
               <w:spacing w:after="10" w:before="0"/>
               <w:ind w:left="120"/>
             </w:pPr>
-            <w:hyperlink w:history="1" r:id="rIdbeivtfkxvpttlzz1tfuel">
+            <w:hyperlink w:history="1" r:id="rId522o7_j1si713o2u5nomc">
               <w:r>
                 <w:rPr>
                   <w:rFonts w:ascii="Arial" w:cs="Arial" w:eastAsia="Arial" w:hAnsi="Arial"/>
@@ -10450,7 +10739,7 @@
             <w:pPr>
               <w:spacing w:after="20" w:before="0"/>
             </w:pPr>
-            <w:hyperlink w:history="1" r:id="rIdd3fbem_vaofix1mwiejiz">
+            <w:hyperlink w:history="1" r:id="rIdasjxj_d-ydb8xufwnuqt7">
               <w:r>
                 <w:rPr>
                   <w:rFonts w:ascii="Arial" w:cs="Arial" w:eastAsia="Arial" w:hAnsi="Arial"/>
@@ -10483,7 +10772,7 @@
               <w:spacing w:after="10" w:before="0"/>
               <w:ind w:left="120"/>
             </w:pPr>
-            <w:hyperlink w:history="1" r:id="rIdw1g992r3dcdvfvvwtzaem">
+            <w:hyperlink w:history="1" r:id="rIddb9l84_9rogxaqftwknds">
               <w:r>
                 <w:rPr>
                   <w:rFonts w:ascii="Arial" w:cs="Arial" w:eastAsia="Arial" w:hAnsi="Arial"/>
@@ -10528,7 +10817,7 @@
             <w:pPr>
               <w:spacing w:after="20" w:before="0"/>
             </w:pPr>
-            <w:hyperlink w:history="1" r:id="rIdw9dmm5dkaq3blvtegjejf">
+            <w:hyperlink w:history="1" r:id="rIdu0xlj9s98tjc5j8blkiy5">
               <w:r>
                 <w:rPr>
                   <w:rFonts w:ascii="Arial" w:cs="Arial" w:eastAsia="Arial" w:hAnsi="Arial"/>
@@ -10561,7 +10850,7 @@
               <w:spacing w:after="10" w:before="0"/>
               <w:ind w:left="120"/>
             </w:pPr>
-            <w:hyperlink w:history="1" r:id="rIducba84ka5gfmnkca5r9gx">
+            <w:hyperlink w:history="1" r:id="rIda3mah6vuwuuco_6olypdk">
               <w:r>
                 <w:rPr>
                   <w:rFonts w:ascii="Arial" w:cs="Arial" w:eastAsia="Arial" w:hAnsi="Arial"/>
@@ -10832,7 +11121,7 @@
             <w:pPr>
               <w:spacing w:after="20" w:before="0"/>
             </w:pPr>
-            <w:hyperlink w:history="1" r:id="rIdhvli7khnlknv_xyzihuyj">
+            <w:hyperlink w:history="1" r:id="rIdxwghpf8unwx84owuqfgrg">
               <w:r>
                 <w:rPr>
                   <w:rFonts w:ascii="Arial" w:cs="Arial" w:eastAsia="Arial" w:hAnsi="Arial"/>
@@ -10865,7 +11154,7 @@
               <w:spacing w:after="10" w:before="0"/>
               <w:ind w:left="120"/>
             </w:pPr>
-            <w:hyperlink w:history="1" r:id="rIdfgiro3t8jrtfqcc2gsnqn">
+            <w:hyperlink w:history="1" r:id="rId2rapxx-y61m2tx3oiqyra">
               <w:r>
                 <w:rPr>
                   <w:rFonts w:ascii="Arial" w:cs="Arial" w:eastAsia="Arial" w:hAnsi="Arial"/>
@@ -10910,7 +11199,7 @@
             <w:pPr>
               <w:spacing w:after="20" w:before="0"/>
             </w:pPr>
-            <w:hyperlink w:history="1" r:id="rIdqu-jxrripehq7b6n_pi-x">
+            <w:hyperlink w:history="1" r:id="rIdb7umikkbryaonqtoe64s_">
               <w:r>
                 <w:rPr>
                   <w:rFonts w:ascii="Arial" w:cs="Arial" w:eastAsia="Arial" w:hAnsi="Arial"/>
@@ -10943,7 +11232,7 @@
               <w:spacing w:after="10" w:before="0"/>
               <w:ind w:left="120"/>
             </w:pPr>
-            <w:hyperlink w:history="1" r:id="rIduveokkquq-qbemns6dkul">
+            <w:hyperlink w:history="1" r:id="rId0mq_mntcndsguptfzxpzu">
               <w:r>
                 <w:rPr>
                   <w:rFonts w:ascii="Arial" w:cs="Arial" w:eastAsia="Arial" w:hAnsi="Arial"/>
@@ -11515,6 +11804,65 @@
         </w:tc>
       </w:tr>
     </w:tbl>
+    <w:p>
+      <w:pPr>
+        <w:pBdr>
+          <w:top w:val="single" w:color="BBBBBB" w:sz="4" w:space="4"/>
+        </w:pBdr>
+        <w:spacing w:after="0" w:before="160"/>
+      </w:pPr>
+      <w:r>
+        <w:rPr>
+          <w:rFonts w:ascii="Arial" w:cs="Arial" w:eastAsia="Arial" w:hAnsi="Arial"/>
+          <w:color w:val="666666"/>
+          <w:sz w:val="14"/>
+          <w:szCs w:val="14"/>
+        </w:rPr>
+        <w:t xml:space="preserve">© 2026 SeaVuria and ARES. Aligned with KICD objectives. Developed by SeaVuria; technical implementation by ARES (with AI assistance from Claude). Licensed under </w:t>
+      </w:r>
+      <w:hyperlink w:history="1" r:id="rIdm8xpwsmphx_5g92i8zfaz">
+        <w:r>
+          <w:rPr>
+            <w:rFonts w:ascii="Arial" w:cs="Arial" w:eastAsia="Arial" w:hAnsi="Arial"/>
+            <w:color w:val="1F6B75"/>
+            <w:sz w:val="14"/>
+            <w:szCs w:val="14"/>
+            <w:u w:val="single" w:color="1F6B75"/>
+          </w:rPr>
+          <w:t xml:space="preserve">CC BY-NC 4.0</w:t>
+        </w:r>
+      </w:hyperlink>
+      <w:r>
+        <w:rPr>
+          <w:rFonts w:ascii="Arial" w:cs="Arial" w:eastAsia="Arial" w:hAnsi="Arial"/>
+          <w:color w:val="666666"/>
+          <w:sz w:val="14"/>
+          <w:szCs w:val="14"/>
+        </w:rPr>
+        <w:t xml:space="preserve"> (</w:t>
+      </w:r>
+      <w:hyperlink w:history="1" r:id="rIdnv90xk2qbdwjwr_zzjbgt">
+        <w:r>
+          <w:rPr>
+            <w:rFonts w:ascii="Arial" w:cs="Arial" w:eastAsia="Arial" w:hAnsi="Arial"/>
+            <w:color w:val="1F6B75"/>
+            <w:sz w:val="14"/>
+            <w:szCs w:val="14"/>
+            <w:u w:val="single" w:color="1F6B75"/>
+          </w:rPr>
+          <w:t xml:space="preserve">https://creativecommons.org/licenses/by-nc/4.0/</w:t>
+        </w:r>
+      </w:hyperlink>
+      <w:r>
+        <w:rPr>
+          <w:rFonts w:ascii="Arial" w:cs="Arial" w:eastAsia="Arial" w:hAnsi="Arial"/>
+          <w:color w:val="666666"/>
+          <w:sz w:val="14"/>
+          <w:szCs w:val="14"/>
+        </w:rPr>
+        <w:t xml:space="preserve">).</w:t>
+      </w:r>
+    </w:p>
     <w:p>
       <w:r>
         <w:br w:type="page"/>
@@ -12649,7 +12997,7 @@
             <w:pPr>
               <w:spacing w:after="20" w:before="0"/>
             </w:pPr>
-            <w:hyperlink w:history="1" r:id="rIdd0zedggsfpit0ybtw5uxv">
+            <w:hyperlink w:history="1" r:id="rIdltcg2gvdhw470atkmqb2s">
               <w:r>
                 <w:rPr>
                   <w:rFonts w:ascii="Arial" w:cs="Arial" w:eastAsia="Arial" w:hAnsi="Arial"/>
@@ -12682,7 +13030,7 @@
               <w:spacing w:after="10" w:before="0"/>
               <w:ind w:left="120"/>
             </w:pPr>
-            <w:hyperlink w:history="1" r:id="rIdvl49wmjosenljdmog_rp1">
+            <w:hyperlink w:history="1" r:id="rId-l_7yem3zz5diitekqkxu">
               <w:r>
                 <w:rPr>
                   <w:rFonts w:ascii="Arial" w:cs="Arial" w:eastAsia="Arial" w:hAnsi="Arial"/>
@@ -12727,7 +13075,7 @@
             <w:pPr>
               <w:spacing w:after="20" w:before="0"/>
             </w:pPr>
-            <w:hyperlink w:history="1" r:id="rIdskl_9i13stp8lcit7kboi">
+            <w:hyperlink w:history="1" r:id="rIdwiegcrz-riwz2ouhftbai">
               <w:r>
                 <w:rPr>
                   <w:rFonts w:ascii="Arial" w:cs="Arial" w:eastAsia="Arial" w:hAnsi="Arial"/>
@@ -12760,7 +13108,7 @@
               <w:spacing w:after="10" w:before="0"/>
               <w:ind w:left="120"/>
             </w:pPr>
-            <w:hyperlink w:history="1" r:id="rIdh6odl9qpq5c9dwymihe7g">
+            <w:hyperlink w:history="1" r:id="rIddtmcyerqvrfogxtktcsms">
               <w:r>
                 <w:rPr>
                   <w:rFonts w:ascii="Arial" w:cs="Arial" w:eastAsia="Arial" w:hAnsi="Arial"/>
@@ -12955,7 +13303,7 @@
             <w:pPr>
               <w:spacing w:after="20" w:before="0"/>
             </w:pPr>
-            <w:hyperlink w:history="1" r:id="rIdgbwpezsvoiokipnxiesim">
+            <w:hyperlink w:history="1" r:id="rId73lvsupyygllcfjnmvxsd">
               <w:r>
                 <w:rPr>
                   <w:rFonts w:ascii="Arial" w:cs="Arial" w:eastAsia="Arial" w:hAnsi="Arial"/>
@@ -12988,7 +13336,7 @@
               <w:spacing w:after="10" w:before="0"/>
               <w:ind w:left="120"/>
             </w:pPr>
-            <w:hyperlink w:history="1" r:id="rIdvhlma228lvfp6fqxxixyu">
+            <w:hyperlink w:history="1" r:id="rIdyjfmevuo_pymy9x27_q8r">
               <w:r>
                 <w:rPr>
                   <w:rFonts w:ascii="Arial" w:cs="Arial" w:eastAsia="Arial" w:hAnsi="Arial"/>
@@ -13033,7 +13381,7 @@
             <w:pPr>
               <w:spacing w:after="20" w:before="0"/>
             </w:pPr>
-            <w:hyperlink w:history="1" r:id="rIdmio0-5phqthkiwr-w_5ps">
+            <w:hyperlink w:history="1" r:id="rIdmt8quddk4knqrkp7m--gt">
               <w:r>
                 <w:rPr>
                   <w:rFonts w:ascii="Arial" w:cs="Arial" w:eastAsia="Arial" w:hAnsi="Arial"/>
@@ -13066,7 +13414,7 @@
               <w:spacing w:after="10" w:before="0"/>
               <w:ind w:left="120"/>
             </w:pPr>
-            <w:hyperlink w:history="1" r:id="rIdzxtbkhxztm93tlbnszuvn">
+            <w:hyperlink w:history="1" r:id="rIdo_rue59hmtyfkhaujweef">
               <w:r>
                 <w:rPr>
                   <w:rFonts w:ascii="Arial" w:cs="Arial" w:eastAsia="Arial" w:hAnsi="Arial"/>
@@ -13261,7 +13609,7 @@
             <w:pPr>
               <w:spacing w:after="20" w:before="0"/>
             </w:pPr>
-            <w:hyperlink w:history="1" r:id="rIdj4iwgubpr-uzpb2-irsuu">
+            <w:hyperlink w:history="1" r:id="rIdzc9xu3dbxcrgapn2t-2wc">
               <w:r>
                 <w:rPr>
                   <w:rFonts w:ascii="Arial" w:cs="Arial" w:eastAsia="Arial" w:hAnsi="Arial"/>
@@ -13294,7 +13642,7 @@
               <w:spacing w:after="10" w:before="0"/>
               <w:ind w:left="120"/>
             </w:pPr>
-            <w:hyperlink w:history="1" r:id="rIdzwzdorda95az_qmmay-9t">
+            <w:hyperlink w:history="1" r:id="rIdw13dwgpf-bexcwjzmjxxo">
               <w:r>
                 <w:rPr>
                   <w:rFonts w:ascii="Arial" w:cs="Arial" w:eastAsia="Arial" w:hAnsi="Arial"/>
@@ -13339,7 +13687,7 @@
             <w:pPr>
               <w:spacing w:after="20" w:before="0"/>
             </w:pPr>
-            <w:hyperlink w:history="1" r:id="rIdjtsc5vuydk0mgf9z5jvfv">
+            <w:hyperlink w:history="1" r:id="rIduvum-zbycaxdtbf_hsvsg">
               <w:r>
                 <w:rPr>
                   <w:rFonts w:ascii="Arial" w:cs="Arial" w:eastAsia="Arial" w:hAnsi="Arial"/>
@@ -13372,7 +13720,7 @@
               <w:spacing w:after="10" w:before="0"/>
               <w:ind w:left="120"/>
             </w:pPr>
-            <w:hyperlink w:history="1" r:id="rId-ghbyuwazcsewuwo2ofsy">
+            <w:hyperlink w:history="1" r:id="rIdsmov0usp9veejhk4rmqs3">
               <w:r>
                 <w:rPr>
                   <w:rFonts w:ascii="Arial" w:cs="Arial" w:eastAsia="Arial" w:hAnsi="Arial"/>
@@ -13567,7 +13915,7 @@
             <w:pPr>
               <w:spacing w:after="20" w:before="0"/>
             </w:pPr>
-            <w:hyperlink w:history="1" r:id="rIdg2uehb4h1fc-kvr5ywijm">
+            <w:hyperlink w:history="1" r:id="rIdhsxo9-02502cmrpnd1f4g">
               <w:r>
                 <w:rPr>
                   <w:rFonts w:ascii="Arial" w:cs="Arial" w:eastAsia="Arial" w:hAnsi="Arial"/>
@@ -13600,7 +13948,7 @@
               <w:spacing w:after="10" w:before="0"/>
               <w:ind w:left="120"/>
             </w:pPr>
-            <w:hyperlink w:history="1" r:id="rIds7oei2ghpk1afif5-hem0">
+            <w:hyperlink w:history="1" r:id="rIdkcae14zcbscqykcvyd35a">
               <w:r>
                 <w:rPr>
                   <w:rFonts w:ascii="Arial" w:cs="Arial" w:eastAsia="Arial" w:hAnsi="Arial"/>
@@ -13645,7 +13993,7 @@
             <w:pPr>
               <w:spacing w:after="20" w:before="0"/>
             </w:pPr>
-            <w:hyperlink w:history="1" r:id="rId3ftjumk3q3xchwsgffglp">
+            <w:hyperlink w:history="1" r:id="rIdwrn4f7rlfm5yc_pifdglc">
               <w:r>
                 <w:rPr>
                   <w:rFonts w:ascii="Arial" w:cs="Arial" w:eastAsia="Arial" w:hAnsi="Arial"/>
@@ -13678,7 +14026,7 @@
               <w:spacing w:after="10" w:before="0"/>
               <w:ind w:left="120"/>
             </w:pPr>
-            <w:hyperlink w:history="1" r:id="rIdw4wqoixg3-7mhmklttxpb">
+            <w:hyperlink w:history="1" r:id="rId7ree86ybtzp0z1hpomjkr">
               <w:r>
                 <w:rPr>
                   <w:rFonts w:ascii="Arial" w:cs="Arial" w:eastAsia="Arial" w:hAnsi="Arial"/>
@@ -13873,7 +14221,7 @@
             <w:pPr>
               <w:spacing w:after="20" w:before="0"/>
             </w:pPr>
-            <w:hyperlink w:history="1" r:id="rIdkv80elr1_t8itgcn4vqxe">
+            <w:hyperlink w:history="1" r:id="rIda6kzvj3ohxgalsj4bgcoo">
               <w:r>
                 <w:rPr>
                   <w:rFonts w:ascii="Arial" w:cs="Arial" w:eastAsia="Arial" w:hAnsi="Arial"/>
@@ -13906,7 +14254,7 @@
               <w:spacing w:after="10" w:before="0"/>
               <w:ind w:left="120"/>
             </w:pPr>
-            <w:hyperlink w:history="1" r:id="rIdwxm3sgp5f37gnyymrlvff">
+            <w:hyperlink w:history="1" r:id="rIdfextiy5jyxr9wybd1ovvx">
               <w:r>
                 <w:rPr>
                   <w:rFonts w:ascii="Arial" w:cs="Arial" w:eastAsia="Arial" w:hAnsi="Arial"/>
@@ -13951,7 +14299,7 @@
             <w:pPr>
               <w:spacing w:after="20" w:before="0"/>
             </w:pPr>
-            <w:hyperlink w:history="1" r:id="rIddrrcasu_kkbusumw0sd4e">
+            <w:hyperlink w:history="1" r:id="rIdwvubq-hjxwd1wa3b2orxm">
               <w:r>
                 <w:rPr>
                   <w:rFonts w:ascii="Arial" w:cs="Arial" w:eastAsia="Arial" w:hAnsi="Arial"/>
@@ -13984,7 +14332,7 @@
               <w:spacing w:after="10" w:before="0"/>
               <w:ind w:left="120"/>
             </w:pPr>
-            <w:hyperlink w:history="1" r:id="rIdq4jjabrahc29l_dfyviah">
+            <w:hyperlink w:history="1" r:id="rId0pwich13ufui1o9lonavp">
               <w:r>
                 <w:rPr>
                   <w:rFonts w:ascii="Arial" w:cs="Arial" w:eastAsia="Arial" w:hAnsi="Arial"/>
@@ -14480,6 +14828,65 @@
         </w:tc>
       </w:tr>
     </w:tbl>
+    <w:p>
+      <w:pPr>
+        <w:pBdr>
+          <w:top w:val="single" w:color="BBBBBB" w:sz="4" w:space="4"/>
+        </w:pBdr>
+        <w:spacing w:after="0" w:before="160"/>
+      </w:pPr>
+      <w:r>
+        <w:rPr>
+          <w:rFonts w:ascii="Arial" w:cs="Arial" w:eastAsia="Arial" w:hAnsi="Arial"/>
+          <w:color w:val="666666"/>
+          <w:sz w:val="14"/>
+          <w:szCs w:val="14"/>
+        </w:rPr>
+        <w:t xml:space="preserve">© 2026 SeaVuria and ARES. Aligned with KICD objectives. Developed by SeaVuria; technical implementation by ARES (with AI assistance from Claude). Licensed under </w:t>
+      </w:r>
+      <w:hyperlink w:history="1" r:id="rIdmlwtnzacnxeycjhjxqenx">
+        <w:r>
+          <w:rPr>
+            <w:rFonts w:ascii="Arial" w:cs="Arial" w:eastAsia="Arial" w:hAnsi="Arial"/>
+            <w:color w:val="1F6B75"/>
+            <w:sz w:val="14"/>
+            <w:szCs w:val="14"/>
+            <w:u w:val="single" w:color="1F6B75"/>
+          </w:rPr>
+          <w:t xml:space="preserve">CC BY-NC 4.0</w:t>
+        </w:r>
+      </w:hyperlink>
+      <w:r>
+        <w:rPr>
+          <w:rFonts w:ascii="Arial" w:cs="Arial" w:eastAsia="Arial" w:hAnsi="Arial"/>
+          <w:color w:val="666666"/>
+          <w:sz w:val="14"/>
+          <w:szCs w:val="14"/>
+        </w:rPr>
+        <w:t xml:space="preserve"> (</w:t>
+      </w:r>
+      <w:hyperlink w:history="1" r:id="rIdmdwimbo0kgmwbpvn0-mzj">
+        <w:r>
+          <w:rPr>
+            <w:rFonts w:ascii="Arial" w:cs="Arial" w:eastAsia="Arial" w:hAnsi="Arial"/>
+            <w:color w:val="1F6B75"/>
+            <w:sz w:val="14"/>
+            <w:szCs w:val="14"/>
+            <w:u w:val="single" w:color="1F6B75"/>
+          </w:rPr>
+          <w:t xml:space="preserve">https://creativecommons.org/licenses/by-nc/4.0/</w:t>
+        </w:r>
+      </w:hyperlink>
+      <w:r>
+        <w:rPr>
+          <w:rFonts w:ascii="Arial" w:cs="Arial" w:eastAsia="Arial" w:hAnsi="Arial"/>
+          <w:color w:val="666666"/>
+          <w:sz w:val="14"/>
+          <w:szCs w:val="14"/>
+        </w:rPr>
+        <w:t xml:space="preserve">).</w:t>
+      </w:r>
+    </w:p>
     <w:p>
       <w:r>
         <w:br w:type="page"/>
@@ -15471,7 +15878,7 @@
             <w:pPr>
               <w:spacing w:after="20" w:before="0"/>
             </w:pPr>
-            <w:hyperlink w:history="1" r:id="rIdrtmttozm8cuyx_mfc2s_p">
+            <w:hyperlink w:history="1" r:id="rIdazdjvkb3dhtuv-phb_tz2">
               <w:r>
                 <w:rPr>
                   <w:rFonts w:ascii="Arial" w:cs="Arial" w:eastAsia="Arial" w:hAnsi="Arial"/>
@@ -15504,7 +15911,7 @@
               <w:spacing w:after="10" w:before="0"/>
               <w:ind w:left="120"/>
             </w:pPr>
-            <w:hyperlink w:history="1" r:id="rIdm8omww9jpjffx3xyam3ao">
+            <w:hyperlink w:history="1" r:id="rId7bdgy39fguxu3zmbcj-ug">
               <w:r>
                 <w:rPr>
                   <w:rFonts w:ascii="Arial" w:cs="Arial" w:eastAsia="Arial" w:hAnsi="Arial"/>
@@ -15549,7 +15956,7 @@
             <w:pPr>
               <w:spacing w:after="20" w:before="0"/>
             </w:pPr>
-            <w:hyperlink w:history="1" r:id="rIdi5gza33iajebloul8kk11">
+            <w:hyperlink w:history="1" r:id="rIdjt5yv0x_secintiaprobb">
               <w:r>
                 <w:rPr>
                   <w:rFonts w:ascii="Arial" w:cs="Arial" w:eastAsia="Arial" w:hAnsi="Arial"/>
@@ -15582,7 +15989,7 @@
               <w:spacing w:after="10" w:before="0"/>
               <w:ind w:left="120"/>
             </w:pPr>
-            <w:hyperlink w:history="1" r:id="rIdlm7c_toq3f6n6wqqdfqvd">
+            <w:hyperlink w:history="1" r:id="rIdd-i3u5we0eeh8agj_61ke">
               <w:r>
                 <w:rPr>
                   <w:rFonts w:ascii="Arial" w:cs="Arial" w:eastAsia="Arial" w:hAnsi="Arial"/>
@@ -15777,7 +16184,7 @@
             <w:pPr>
               <w:spacing w:after="20" w:before="0"/>
             </w:pPr>
-            <w:hyperlink w:history="1" r:id="rId6jdf_bjq-qtdjknteeer8">
+            <w:hyperlink w:history="1" r:id="rIdhm1_vmhb-no-5jwwm3frq">
               <w:r>
                 <w:rPr>
                   <w:rFonts w:ascii="Arial" w:cs="Arial" w:eastAsia="Arial" w:hAnsi="Arial"/>
@@ -15810,7 +16217,7 @@
               <w:spacing w:after="10" w:before="0"/>
               <w:ind w:left="120"/>
             </w:pPr>
-            <w:hyperlink w:history="1" r:id="rIdlmphpgi8ctlzg7kwk1zrx">
+            <w:hyperlink w:history="1" r:id="rIdgsicqukgzovh6fbjavksu">
               <w:r>
                 <w:rPr>
                   <w:rFonts w:ascii="Arial" w:cs="Arial" w:eastAsia="Arial" w:hAnsi="Arial"/>
@@ -15855,7 +16262,7 @@
             <w:pPr>
               <w:spacing w:after="20" w:before="0"/>
             </w:pPr>
-            <w:hyperlink w:history="1" r:id="rIduzzx5xndw96fnmebqwzid">
+            <w:hyperlink w:history="1" r:id="rIdgv_rqwpus2fxpytbs-mii">
               <w:r>
                 <w:rPr>
                   <w:rFonts w:ascii="Arial" w:cs="Arial" w:eastAsia="Arial" w:hAnsi="Arial"/>
@@ -15888,7 +16295,7 @@
               <w:spacing w:after="10" w:before="0"/>
               <w:ind w:left="120"/>
             </w:pPr>
-            <w:hyperlink w:history="1" r:id="rId9d9gfn-zz9fwf6ssooe59">
+            <w:hyperlink w:history="1" r:id="rIdiwlcwguklxfxqorug72et">
               <w:r>
                 <w:rPr>
                   <w:rFonts w:ascii="Arial" w:cs="Arial" w:eastAsia="Arial" w:hAnsi="Arial"/>
@@ -16083,7 +16490,7 @@
             <w:pPr>
               <w:spacing w:after="20" w:before="0"/>
             </w:pPr>
-            <w:hyperlink w:history="1" r:id="rIdrrobr_sigahualdlxbhkt">
+            <w:hyperlink w:history="1" r:id="rIdy-dip_8kgw5oelewh0lwm">
               <w:r>
                 <w:rPr>
                   <w:rFonts w:ascii="Arial" w:cs="Arial" w:eastAsia="Arial" w:hAnsi="Arial"/>
@@ -16116,7 +16523,7 @@
               <w:spacing w:after="10" w:before="0"/>
               <w:ind w:left="120"/>
             </w:pPr>
-            <w:hyperlink w:history="1" r:id="rIdtgestqukst7rr79aimytz">
+            <w:hyperlink w:history="1" r:id="rIdue7py5jbzkuevn_feqb-q">
               <w:r>
                 <w:rPr>
                   <w:rFonts w:ascii="Arial" w:cs="Arial" w:eastAsia="Arial" w:hAnsi="Arial"/>
@@ -16161,7 +16568,7 @@
             <w:pPr>
               <w:spacing w:after="20" w:before="0"/>
             </w:pPr>
-            <w:hyperlink w:history="1" r:id="rIdgdk-gn2o8i1obxbsdeppd">
+            <w:hyperlink w:history="1" r:id="rIdnmdnbfmkf3pg4v2feojzb">
               <w:r>
                 <w:rPr>
                   <w:rFonts w:ascii="Arial" w:cs="Arial" w:eastAsia="Arial" w:hAnsi="Arial"/>
@@ -16194,7 +16601,7 @@
               <w:spacing w:after="10" w:before="0"/>
               <w:ind w:left="120"/>
             </w:pPr>
-            <w:hyperlink w:history="1" r:id="rIdbtrzyuadzge9teijnjilz">
+            <w:hyperlink w:history="1" r:id="rIdzwja2yihi0t0mhuibhjrj">
               <w:r>
                 <w:rPr>
                   <w:rFonts w:ascii="Arial" w:cs="Arial" w:eastAsia="Arial" w:hAnsi="Arial"/>
@@ -16389,7 +16796,7 @@
             <w:pPr>
               <w:spacing w:after="20" w:before="0"/>
             </w:pPr>
-            <w:hyperlink w:history="1" r:id="rIdesgh0s5ok72cqr6u3y9sf">
+            <w:hyperlink w:history="1" r:id="rIdcszllz31iysna5fl8ouxs">
               <w:r>
                 <w:rPr>
                   <w:rFonts w:ascii="Arial" w:cs="Arial" w:eastAsia="Arial" w:hAnsi="Arial"/>
@@ -16422,7 +16829,7 @@
               <w:spacing w:after="10" w:before="0"/>
               <w:ind w:left="120"/>
             </w:pPr>
-            <w:hyperlink w:history="1" r:id="rIdprnowtiuohn33vpky_szj">
+            <w:hyperlink w:history="1" r:id="rId-ocyxsz1pm0twgcsy-yp3">
               <w:r>
                 <w:rPr>
                   <w:rFonts w:ascii="Arial" w:cs="Arial" w:eastAsia="Arial" w:hAnsi="Arial"/>
@@ -16467,7 +16874,7 @@
             <w:pPr>
               <w:spacing w:after="20" w:before="0"/>
             </w:pPr>
-            <w:hyperlink w:history="1" r:id="rIdgx02mtbvgyyrvxnp2cvor">
+            <w:hyperlink w:history="1" r:id="rIdnuszullxhtc5c_01-1dkt">
               <w:r>
                 <w:rPr>
                   <w:rFonts w:ascii="Arial" w:cs="Arial" w:eastAsia="Arial" w:hAnsi="Arial"/>
@@ -16500,7 +16907,7 @@
               <w:spacing w:after="10" w:before="0"/>
               <w:ind w:left="120"/>
             </w:pPr>
-            <w:hyperlink w:history="1" r:id="rIduywxnnfwx5oycvptrz-r1">
+            <w:hyperlink w:history="1" r:id="rIdcqdk2npw3ympf8qv9ikuh">
               <w:r>
                 <w:rPr>
                   <w:rFonts w:ascii="Arial" w:cs="Arial" w:eastAsia="Arial" w:hAnsi="Arial"/>
@@ -16695,7 +17102,7 @@
             <w:pPr>
               <w:spacing w:after="20" w:before="0"/>
             </w:pPr>
-            <w:hyperlink w:history="1" r:id="rIds1qnoe2wjzmxr_khvfcyx">
+            <w:hyperlink w:history="1" r:id="rId9ptwnlu7tpcxf4vnciswg">
               <w:r>
                 <w:rPr>
                   <w:rFonts w:ascii="Arial" w:cs="Arial" w:eastAsia="Arial" w:hAnsi="Arial"/>
@@ -16728,7 +17135,7 @@
               <w:spacing w:after="10" w:before="0"/>
               <w:ind w:left="120"/>
             </w:pPr>
-            <w:hyperlink w:history="1" r:id="rIdb4864lvqnf8ltbgpse2dw">
+            <w:hyperlink w:history="1" r:id="rIdlteashbhtlklglfgowhl6">
               <w:r>
                 <w:rPr>
                   <w:rFonts w:ascii="Arial" w:cs="Arial" w:eastAsia="Arial" w:hAnsi="Arial"/>
@@ -16773,7 +17180,7 @@
             <w:pPr>
               <w:spacing w:after="20" w:before="0"/>
             </w:pPr>
-            <w:hyperlink w:history="1" r:id="rIdugrv0hl3stkfvsxs8vlxn">
+            <w:hyperlink w:history="1" r:id="rIdfkmuexu9kle7censo3oc_">
               <w:r>
                 <w:rPr>
                   <w:rFonts w:ascii="Arial" w:cs="Arial" w:eastAsia="Arial" w:hAnsi="Arial"/>
@@ -16806,7 +17213,7 @@
               <w:spacing w:after="10" w:before="0"/>
               <w:ind w:left="120"/>
             </w:pPr>
-            <w:hyperlink w:history="1" r:id="rIdzv6v8imcwacsbbr2ijyan">
+            <w:hyperlink w:history="1" r:id="rIdcvm8hy0nvtmk0xu_98yux">
               <w:r>
                 <w:rPr>
                   <w:rFonts w:ascii="Arial" w:cs="Arial" w:eastAsia="Arial" w:hAnsi="Arial"/>
@@ -17302,6 +17709,65 @@
         </w:tc>
       </w:tr>
     </w:tbl>
+    <w:p>
+      <w:pPr>
+        <w:pBdr>
+          <w:top w:val="single" w:color="BBBBBB" w:sz="4" w:space="4"/>
+        </w:pBdr>
+        <w:spacing w:after="0" w:before="160"/>
+      </w:pPr>
+      <w:r>
+        <w:rPr>
+          <w:rFonts w:ascii="Arial" w:cs="Arial" w:eastAsia="Arial" w:hAnsi="Arial"/>
+          <w:color w:val="666666"/>
+          <w:sz w:val="14"/>
+          <w:szCs w:val="14"/>
+        </w:rPr>
+        <w:t xml:space="preserve">© 2026 SeaVuria and ARES. Aligned with KICD objectives. Developed by SeaVuria; technical implementation by ARES (with AI assistance from Claude). Licensed under </w:t>
+      </w:r>
+      <w:hyperlink w:history="1" r:id="rIdosjmstz9qwo8h1k1upmug">
+        <w:r>
+          <w:rPr>
+            <w:rFonts w:ascii="Arial" w:cs="Arial" w:eastAsia="Arial" w:hAnsi="Arial"/>
+            <w:color w:val="1F6B75"/>
+            <w:sz w:val="14"/>
+            <w:szCs w:val="14"/>
+            <w:u w:val="single" w:color="1F6B75"/>
+          </w:rPr>
+          <w:t xml:space="preserve">CC BY-NC 4.0</w:t>
+        </w:r>
+      </w:hyperlink>
+      <w:r>
+        <w:rPr>
+          <w:rFonts w:ascii="Arial" w:cs="Arial" w:eastAsia="Arial" w:hAnsi="Arial"/>
+          <w:color w:val="666666"/>
+          <w:sz w:val="14"/>
+          <w:szCs w:val="14"/>
+        </w:rPr>
+        <w:t xml:space="preserve"> (</w:t>
+      </w:r>
+      <w:hyperlink w:history="1" r:id="rIdv9te11bh52yi19uocrlip">
+        <w:r>
+          <w:rPr>
+            <w:rFonts w:ascii="Arial" w:cs="Arial" w:eastAsia="Arial" w:hAnsi="Arial"/>
+            <w:color w:val="1F6B75"/>
+            <w:sz w:val="14"/>
+            <w:szCs w:val="14"/>
+            <w:u w:val="single" w:color="1F6B75"/>
+          </w:rPr>
+          <w:t xml:space="preserve">https://creativecommons.org/licenses/by-nc/4.0/</w:t>
+        </w:r>
+      </w:hyperlink>
+      <w:r>
+        <w:rPr>
+          <w:rFonts w:ascii="Arial" w:cs="Arial" w:eastAsia="Arial" w:hAnsi="Arial"/>
+          <w:color w:val="666666"/>
+          <w:sz w:val="14"/>
+          <w:szCs w:val="14"/>
+        </w:rPr>
+        <w:t xml:space="preserve">).</w:t>
+      </w:r>
+    </w:p>
     <w:p>
       <w:r>
         <w:br w:type="page"/>
@@ -18293,7 +18759,7 @@
             <w:pPr>
               <w:spacing w:after="20" w:before="0"/>
             </w:pPr>
-            <w:hyperlink w:history="1" r:id="rId44yyb4vnndm9lidn34zsf">
+            <w:hyperlink w:history="1" r:id="rId7y2tz-u6aryn5jsw8ufk6">
               <w:r>
                 <w:rPr>
                   <w:rFonts w:ascii="Arial" w:cs="Arial" w:eastAsia="Arial" w:hAnsi="Arial"/>
@@ -18326,7 +18792,7 @@
               <w:spacing w:after="10" w:before="0"/>
               <w:ind w:left="120"/>
             </w:pPr>
-            <w:hyperlink w:history="1" r:id="rIdqce2exuckwwekzmkqfief">
+            <w:hyperlink w:history="1" r:id="rIdv0rtk_mwnr3ooy6j1it5g">
               <w:r>
                 <w:rPr>
                   <w:rFonts w:ascii="Arial" w:cs="Arial" w:eastAsia="Arial" w:hAnsi="Arial"/>
@@ -18371,7 +18837,7 @@
             <w:pPr>
               <w:spacing w:after="20" w:before="0"/>
             </w:pPr>
-            <w:hyperlink w:history="1" r:id="rIdett_pl-zlxb16qlwc_eb_">
+            <w:hyperlink w:history="1" r:id="rIddukfoma4bi2q42iz1wnlt">
               <w:r>
                 <w:rPr>
                   <w:rFonts w:ascii="Arial" w:cs="Arial" w:eastAsia="Arial" w:hAnsi="Arial"/>
@@ -18404,7 +18870,7 @@
               <w:spacing w:after="10" w:before="0"/>
               <w:ind w:left="120"/>
             </w:pPr>
-            <w:hyperlink w:history="1" r:id="rIdjdojff7tgnowju3qfc8es">
+            <w:hyperlink w:history="1" r:id="rIdatte7r8-lfeyduh95ea8b">
               <w:r>
                 <w:rPr>
                   <w:rFonts w:ascii="Arial" w:cs="Arial" w:eastAsia="Arial" w:hAnsi="Arial"/>
@@ -18599,7 +19065,7 @@
             <w:pPr>
               <w:spacing w:after="20" w:before="0"/>
             </w:pPr>
-            <w:hyperlink w:history="1" r:id="rIdhh4sczc7eenfylwrbni2p">
+            <w:hyperlink w:history="1" r:id="rIdytoir1msxhl4sq-vjmlzy">
               <w:r>
                 <w:rPr>
                   <w:rFonts w:ascii="Arial" w:cs="Arial" w:eastAsia="Arial" w:hAnsi="Arial"/>
@@ -18632,7 +19098,7 @@
               <w:spacing w:after="10" w:before="0"/>
               <w:ind w:left="120"/>
             </w:pPr>
-            <w:hyperlink w:history="1" r:id="rIdf9zxwd80tgrpyi5iciuxi">
+            <w:hyperlink w:history="1" r:id="rIdmrtw1ueiuj3xdkqboc9g7">
               <w:r>
                 <w:rPr>
                   <w:rFonts w:ascii="Arial" w:cs="Arial" w:eastAsia="Arial" w:hAnsi="Arial"/>
@@ -18677,7 +19143,7 @@
             <w:pPr>
               <w:spacing w:after="20" w:before="0"/>
             </w:pPr>
-            <w:hyperlink w:history="1" r:id="rIdtw-yrsbcsi2kkasmoojjb">
+            <w:hyperlink w:history="1" r:id="rIdn1v_bfat_fuhqt6trj6aa">
               <w:r>
                 <w:rPr>
                   <w:rFonts w:ascii="Arial" w:cs="Arial" w:eastAsia="Arial" w:hAnsi="Arial"/>
@@ -18710,7 +19176,7 @@
               <w:spacing w:after="10" w:before="0"/>
               <w:ind w:left="120"/>
             </w:pPr>
-            <w:hyperlink w:history="1" r:id="rIdblvlj_209w_sxgri0_fam">
+            <w:hyperlink w:history="1" r:id="rIdrn8h3--e3munutihr5bqv">
               <w:r>
                 <w:rPr>
                   <w:rFonts w:ascii="Arial" w:cs="Arial" w:eastAsia="Arial" w:hAnsi="Arial"/>
@@ -18905,7 +19371,7 @@
             <w:pPr>
               <w:spacing w:after="20" w:before="0"/>
             </w:pPr>
-            <w:hyperlink w:history="1" r:id="rIdreacm_qo7glahvqqor01b">
+            <w:hyperlink w:history="1" r:id="rId7opne6l6m-vx4vjw1pxxb">
               <w:r>
                 <w:rPr>
                   <w:rFonts w:ascii="Arial" w:cs="Arial" w:eastAsia="Arial" w:hAnsi="Arial"/>
@@ -18938,7 +19404,7 @@
               <w:spacing w:after="10" w:before="0"/>
               <w:ind w:left="120"/>
             </w:pPr>
-            <w:hyperlink w:history="1" r:id="rIdsyaips2kleupynrjwpr2s">
+            <w:hyperlink w:history="1" r:id="rId8dhwvwmvgif9w8xcvxzjl">
               <w:r>
                 <w:rPr>
                   <w:rFonts w:ascii="Arial" w:cs="Arial" w:eastAsia="Arial" w:hAnsi="Arial"/>
@@ -18983,7 +19449,7 @@
             <w:pPr>
               <w:spacing w:after="20" w:before="0"/>
             </w:pPr>
-            <w:hyperlink w:history="1" r:id="rIdl_-cuckvnyv6-8gpsdi90">
+            <w:hyperlink w:history="1" r:id="rIdqmmzn3cnpbeufvcel1ncr">
               <w:r>
                 <w:rPr>
                   <w:rFonts w:ascii="Arial" w:cs="Arial" w:eastAsia="Arial" w:hAnsi="Arial"/>
@@ -19016,7 +19482,7 @@
               <w:spacing w:after="10" w:before="0"/>
               <w:ind w:left="120"/>
             </w:pPr>
-            <w:hyperlink w:history="1" r:id="rIdh4rksph7vv4vrm5umsvg2">
+            <w:hyperlink w:history="1" r:id="rIdsguwe2vlkfvrwhdt2rplr">
               <w:r>
                 <w:rPr>
                   <w:rFonts w:ascii="Arial" w:cs="Arial" w:eastAsia="Arial" w:hAnsi="Arial"/>
@@ -19211,7 +19677,7 @@
             <w:pPr>
               <w:spacing w:after="20" w:before="0"/>
             </w:pPr>
-            <w:hyperlink w:history="1" r:id="rIdt_epz4_tlicim0arkzfrj">
+            <w:hyperlink w:history="1" r:id="rIdu-h-gyhdnz0d8fsosed6b">
               <w:r>
                 <w:rPr>
                   <w:rFonts w:ascii="Arial" w:cs="Arial" w:eastAsia="Arial" w:hAnsi="Arial"/>
@@ -19244,7 +19710,7 @@
               <w:spacing w:after="10" w:before="0"/>
               <w:ind w:left="120"/>
             </w:pPr>
-            <w:hyperlink w:history="1" r:id="rIdnwhgdream6fx--v3bwycd">
+            <w:hyperlink w:history="1" r:id="rIdplhtfff4n9ampxzmho74w">
               <w:r>
                 <w:rPr>
                   <w:rFonts w:ascii="Arial" w:cs="Arial" w:eastAsia="Arial" w:hAnsi="Arial"/>
@@ -19289,7 +19755,7 @@
             <w:pPr>
               <w:spacing w:after="20" w:before="0"/>
             </w:pPr>
-            <w:hyperlink w:history="1" r:id="rIdt5kui-vjrvvlodsi3gqf-">
+            <w:hyperlink w:history="1" r:id="rIdmso4pafk1m9zlrruhlgwc">
               <w:r>
                 <w:rPr>
                   <w:rFonts w:ascii="Arial" w:cs="Arial" w:eastAsia="Arial" w:hAnsi="Arial"/>
@@ -19322,7 +19788,7 @@
               <w:spacing w:after="10" w:before="0"/>
               <w:ind w:left="120"/>
             </w:pPr>
-            <w:hyperlink w:history="1" r:id="rIdc_n3srbaamr0qk3ptejhj">
+            <w:hyperlink w:history="1" r:id="rIdafvolczbsj4m_rhrcjmia">
               <w:r>
                 <w:rPr>
                   <w:rFonts w:ascii="Arial" w:cs="Arial" w:eastAsia="Arial" w:hAnsi="Arial"/>
@@ -19517,7 +19983,7 @@
             <w:pPr>
               <w:spacing w:after="20" w:before="0"/>
             </w:pPr>
-            <w:hyperlink w:history="1" r:id="rIdqy59d0l_anpdxd-3qhfxi">
+            <w:hyperlink w:history="1" r:id="rIdc-miyhkw-tcy2ixj6ke9u">
               <w:r>
                 <w:rPr>
                   <w:rFonts w:ascii="Arial" w:cs="Arial" w:eastAsia="Arial" w:hAnsi="Arial"/>
@@ -19550,7 +20016,7 @@
               <w:spacing w:after="10" w:before="0"/>
               <w:ind w:left="120"/>
             </w:pPr>
-            <w:hyperlink w:history="1" r:id="rIde6bxc6ud7hw_io8_-ompo">
+            <w:hyperlink w:history="1" r:id="rId7htnuqscz4kmltladelgz">
               <w:r>
                 <w:rPr>
                   <w:rFonts w:ascii="Arial" w:cs="Arial" w:eastAsia="Arial" w:hAnsi="Arial"/>
@@ -19595,7 +20061,7 @@
             <w:pPr>
               <w:spacing w:after="20" w:before="0"/>
             </w:pPr>
-            <w:hyperlink w:history="1" r:id="rIdlewk0ogyk1y_wsfgordbw">
+            <w:hyperlink w:history="1" r:id="rIdp0ewmehgzbhzw9wc9pifi">
               <w:r>
                 <w:rPr>
                   <w:rFonts w:ascii="Arial" w:cs="Arial" w:eastAsia="Arial" w:hAnsi="Arial"/>
@@ -19628,7 +20094,7 @@
               <w:spacing w:after="10" w:before="0"/>
               <w:ind w:left="120"/>
             </w:pPr>
-            <w:hyperlink w:history="1" r:id="rIdydwximeq4mcb8vqxzlde7">
+            <w:hyperlink w:history="1" r:id="rIdvom4epupytk_9i3jzafxi">
               <w:r>
                 <w:rPr>
                   <w:rFonts w:ascii="Arial" w:cs="Arial" w:eastAsia="Arial" w:hAnsi="Arial"/>
@@ -20124,6 +20590,65 @@
         </w:tc>
       </w:tr>
     </w:tbl>
+    <w:p>
+      <w:pPr>
+        <w:pBdr>
+          <w:top w:val="single" w:color="BBBBBB" w:sz="4" w:space="4"/>
+        </w:pBdr>
+        <w:spacing w:after="0" w:before="160"/>
+      </w:pPr>
+      <w:r>
+        <w:rPr>
+          <w:rFonts w:ascii="Arial" w:cs="Arial" w:eastAsia="Arial" w:hAnsi="Arial"/>
+          <w:color w:val="666666"/>
+          <w:sz w:val="14"/>
+          <w:szCs w:val="14"/>
+        </w:rPr>
+        <w:t xml:space="preserve">© 2026 SeaVuria and ARES. Aligned with KICD objectives. Developed by SeaVuria; technical implementation by ARES (with AI assistance from Claude). Licensed under </w:t>
+      </w:r>
+      <w:hyperlink w:history="1" r:id="rId9tnhwz00ojpagep2u8amf">
+        <w:r>
+          <w:rPr>
+            <w:rFonts w:ascii="Arial" w:cs="Arial" w:eastAsia="Arial" w:hAnsi="Arial"/>
+            <w:color w:val="1F6B75"/>
+            <w:sz w:val="14"/>
+            <w:szCs w:val="14"/>
+            <w:u w:val="single" w:color="1F6B75"/>
+          </w:rPr>
+          <w:t xml:space="preserve">CC BY-NC 4.0</w:t>
+        </w:r>
+      </w:hyperlink>
+      <w:r>
+        <w:rPr>
+          <w:rFonts w:ascii="Arial" w:cs="Arial" w:eastAsia="Arial" w:hAnsi="Arial"/>
+          <w:color w:val="666666"/>
+          <w:sz w:val="14"/>
+          <w:szCs w:val="14"/>
+        </w:rPr>
+        <w:t xml:space="preserve"> (</w:t>
+      </w:r>
+      <w:hyperlink w:history="1" r:id="rId_751cobxy_mc1fy28tgd5">
+        <w:r>
+          <w:rPr>
+            <w:rFonts w:ascii="Arial" w:cs="Arial" w:eastAsia="Arial" w:hAnsi="Arial"/>
+            <w:color w:val="1F6B75"/>
+            <w:sz w:val="14"/>
+            <w:szCs w:val="14"/>
+            <w:u w:val="single" w:color="1F6B75"/>
+          </w:rPr>
+          <w:t xml:space="preserve">https://creativecommons.org/licenses/by-nc/4.0/</w:t>
+        </w:r>
+      </w:hyperlink>
+      <w:r>
+        <w:rPr>
+          <w:rFonts w:ascii="Arial" w:cs="Arial" w:eastAsia="Arial" w:hAnsi="Arial"/>
+          <w:color w:val="666666"/>
+          <w:sz w:val="14"/>
+          <w:szCs w:val="14"/>
+        </w:rPr>
+        <w:t xml:space="preserve">).</w:t>
+      </w:r>
+    </w:p>
     <w:p>
       <w:r>
         <w:br w:type="page"/>
@@ -21115,7 +21640,7 @@
             <w:pPr>
               <w:spacing w:after="20" w:before="0"/>
             </w:pPr>
-            <w:hyperlink w:history="1" r:id="rIdcmfqudrf_iezrgqm2wpd0">
+            <w:hyperlink w:history="1" r:id="rIddwozhrjpu44xeepdkzkre">
               <w:r>
                 <w:rPr>
                   <w:rFonts w:ascii="Arial" w:cs="Arial" w:eastAsia="Arial" w:hAnsi="Arial"/>
@@ -21148,7 +21673,7 @@
               <w:spacing w:after="10" w:before="0"/>
               <w:ind w:left="120"/>
             </w:pPr>
-            <w:hyperlink w:history="1" r:id="rIdepquhvjljrv-karjhrgdl">
+            <w:hyperlink w:history="1" r:id="rId4g8nmazg9rysvrlffeo26">
               <w:r>
                 <w:rPr>
                   <w:rFonts w:ascii="Arial" w:cs="Arial" w:eastAsia="Arial" w:hAnsi="Arial"/>
@@ -21193,7 +21718,7 @@
             <w:pPr>
               <w:spacing w:after="20" w:before="0"/>
             </w:pPr>
-            <w:hyperlink w:history="1" r:id="rIdlfb6zf-ncvg92wftbsdie">
+            <w:hyperlink w:history="1" r:id="rId7a7pa8mqbj_5fdjnw1keo">
               <w:r>
                 <w:rPr>
                   <w:rFonts w:ascii="Arial" w:cs="Arial" w:eastAsia="Arial" w:hAnsi="Arial"/>
@@ -21226,7 +21751,7 @@
               <w:spacing w:after="10" w:before="0"/>
               <w:ind w:left="120"/>
             </w:pPr>
-            <w:hyperlink w:history="1" r:id="rIds7jomxucwy4hsquxhisw1">
+            <w:hyperlink w:history="1" r:id="rIdhi1lmb4lo1rh8nyppzfvt">
               <w:r>
                 <w:rPr>
                   <w:rFonts w:ascii="Arial" w:cs="Arial" w:eastAsia="Arial" w:hAnsi="Arial"/>
@@ -21421,7 +21946,7 @@
             <w:pPr>
               <w:spacing w:after="20" w:before="0"/>
             </w:pPr>
-            <w:hyperlink w:history="1" r:id="rIdjxry-z34zcnmvgaddizz6">
+            <w:hyperlink w:history="1" r:id="rIdjzfnjlxkhc1qkhnbanhoc">
               <w:r>
                 <w:rPr>
                   <w:rFonts w:ascii="Arial" w:cs="Arial" w:eastAsia="Arial" w:hAnsi="Arial"/>
@@ -21454,7 +21979,7 @@
               <w:spacing w:after="10" w:before="0"/>
               <w:ind w:left="120"/>
             </w:pPr>
-            <w:hyperlink w:history="1" r:id="rIdfhnkargbxffrrahnjjnf0">
+            <w:hyperlink w:history="1" r:id="rIdstplzyrqsugkphoqp_iby">
               <w:r>
                 <w:rPr>
                   <w:rFonts w:ascii="Arial" w:cs="Arial" w:eastAsia="Arial" w:hAnsi="Arial"/>
@@ -21499,7 +22024,7 @@
             <w:pPr>
               <w:spacing w:after="20" w:before="0"/>
             </w:pPr>
-            <w:hyperlink w:history="1" r:id="rIdw2i-ximyxm3nzwebmtejf">
+            <w:hyperlink w:history="1" r:id="rId9yy4odxar3sbnj3mm8tn3">
               <w:r>
                 <w:rPr>
                   <w:rFonts w:ascii="Arial" w:cs="Arial" w:eastAsia="Arial" w:hAnsi="Arial"/>
@@ -21532,7 +22057,7 @@
               <w:spacing w:after="10" w:before="0"/>
               <w:ind w:left="120"/>
             </w:pPr>
-            <w:hyperlink w:history="1" r:id="rIddfezfrklzlew8_mws1dob">
+            <w:hyperlink w:history="1" r:id="rIdwpsozpqhvzmud5cho7fhg">
               <w:r>
                 <w:rPr>
                   <w:rFonts w:ascii="Arial" w:cs="Arial" w:eastAsia="Arial" w:hAnsi="Arial"/>
@@ -21727,7 +22252,7 @@
             <w:pPr>
               <w:spacing w:after="20" w:before="0"/>
             </w:pPr>
-            <w:hyperlink w:history="1" r:id="rId4euvwvclgtvyuko2bf7s-">
+            <w:hyperlink w:history="1" r:id="rIdsrw_h0btmf7kxk7jimk3z">
               <w:r>
                 <w:rPr>
                   <w:rFonts w:ascii="Arial" w:cs="Arial" w:eastAsia="Arial" w:hAnsi="Arial"/>
@@ -21760,7 +22285,7 @@
               <w:spacing w:after="10" w:before="0"/>
               <w:ind w:left="120"/>
             </w:pPr>
-            <w:hyperlink w:history="1" r:id="rIdsohix8v1s1oqxsbzpbvzf">
+            <w:hyperlink w:history="1" r:id="rIdsixuwzlvbm2djcogzqtkk">
               <w:r>
                 <w:rPr>
                   <w:rFonts w:ascii="Arial" w:cs="Arial" w:eastAsia="Arial" w:hAnsi="Arial"/>
@@ -21805,7 +22330,7 @@
             <w:pPr>
               <w:spacing w:after="20" w:before="0"/>
             </w:pPr>
-            <w:hyperlink w:history="1" r:id="rIdktoygyezfoi_nm92ydj3d">
+            <w:hyperlink w:history="1" r:id="rId7eyc_q6aa71j1gakorj9r">
               <w:r>
                 <w:rPr>
                   <w:rFonts w:ascii="Arial" w:cs="Arial" w:eastAsia="Arial" w:hAnsi="Arial"/>
@@ -21838,7 +22363,7 @@
               <w:spacing w:after="10" w:before="0"/>
               <w:ind w:left="120"/>
             </w:pPr>
-            <w:hyperlink w:history="1" r:id="rIdxmraoy8jtjuykply784dt">
+            <w:hyperlink w:history="1" r:id="rIdmldehidje8vurke83bn8j">
               <w:r>
                 <w:rPr>
                   <w:rFonts w:ascii="Arial" w:cs="Arial" w:eastAsia="Arial" w:hAnsi="Arial"/>
@@ -22033,7 +22558,7 @@
             <w:pPr>
               <w:spacing w:after="20" w:before="0"/>
             </w:pPr>
-            <w:hyperlink w:history="1" r:id="rId7vemfyzgelsdla0qccfgg">
+            <w:hyperlink w:history="1" r:id="rIdqrcpoyaurxthxludlazfp">
               <w:r>
                 <w:rPr>
                   <w:rFonts w:ascii="Arial" w:cs="Arial" w:eastAsia="Arial" w:hAnsi="Arial"/>
@@ -22066,7 +22591,7 @@
               <w:spacing w:after="10" w:before="0"/>
               <w:ind w:left="120"/>
             </w:pPr>
-            <w:hyperlink w:history="1" r:id="rIdwyd4l4m0dpickmw1o7ewf">
+            <w:hyperlink w:history="1" r:id="rIdwzdpehpkqqxygt1o5ox8d">
               <w:r>
                 <w:rPr>
                   <w:rFonts w:ascii="Arial" w:cs="Arial" w:eastAsia="Arial" w:hAnsi="Arial"/>
@@ -22111,7 +22636,7 @@
             <w:pPr>
               <w:spacing w:after="20" w:before="0"/>
             </w:pPr>
-            <w:hyperlink w:history="1" r:id="rIdcnoesb-nfgr4snmebutwj">
+            <w:hyperlink w:history="1" r:id="rIdhtpnlx3aghlhh0zv9lm08">
               <w:r>
                 <w:rPr>
                   <w:rFonts w:ascii="Arial" w:cs="Arial" w:eastAsia="Arial" w:hAnsi="Arial"/>
@@ -22144,7 +22669,7 @@
               <w:spacing w:after="10" w:before="0"/>
               <w:ind w:left="120"/>
             </w:pPr>
-            <w:hyperlink w:history="1" r:id="rIdeyczazo8ql5jtdipcgvmo">
+            <w:hyperlink w:history="1" r:id="rId1ttddzrjrfirl2ml-w6hl">
               <w:r>
                 <w:rPr>
                   <w:rFonts w:ascii="Arial" w:cs="Arial" w:eastAsia="Arial" w:hAnsi="Arial"/>
@@ -22339,7 +22864,7 @@
             <w:pPr>
               <w:spacing w:after="20" w:before="0"/>
             </w:pPr>
-            <w:hyperlink w:history="1" r:id="rIdkpljvafz2fzk2h0gjevyn">
+            <w:hyperlink w:history="1" r:id="rId8yjofkb1cbhy6lpeljwft">
               <w:r>
                 <w:rPr>
                   <w:rFonts w:ascii="Arial" w:cs="Arial" w:eastAsia="Arial" w:hAnsi="Arial"/>
@@ -22372,7 +22897,7 @@
               <w:spacing w:after="10" w:before="0"/>
               <w:ind w:left="120"/>
             </w:pPr>
-            <w:hyperlink w:history="1" r:id="rId56shvnouh5sl197h882hj">
+            <w:hyperlink w:history="1" r:id="rIdz0cr1bokpd37kg8glwr6x">
               <w:r>
                 <w:rPr>
                   <w:rFonts w:ascii="Arial" w:cs="Arial" w:eastAsia="Arial" w:hAnsi="Arial"/>
@@ -22417,7 +22942,7 @@
             <w:pPr>
               <w:spacing w:after="20" w:before="0"/>
             </w:pPr>
-            <w:hyperlink w:history="1" r:id="rIdbut-bgan6thsfv9hxii7l">
+            <w:hyperlink w:history="1" r:id="rIdnb_5gpj9t8pmb-vfbkzqm">
               <w:r>
                 <w:rPr>
                   <w:rFonts w:ascii="Arial" w:cs="Arial" w:eastAsia="Arial" w:hAnsi="Arial"/>
@@ -22450,7 +22975,7 @@
               <w:spacing w:after="10" w:before="0"/>
               <w:ind w:left="120"/>
             </w:pPr>
-            <w:hyperlink w:history="1" r:id="rIda9li2dyfbcqdunguiltjn">
+            <w:hyperlink w:history="1" r:id="rIdehnlnmyovhpxbqqdaxuhu">
               <w:r>
                 <w:rPr>
                   <w:rFonts w:ascii="Arial" w:cs="Arial" w:eastAsia="Arial" w:hAnsi="Arial"/>
@@ -22946,6 +23471,65 @@
         </w:tc>
       </w:tr>
     </w:tbl>
+    <w:p>
+      <w:pPr>
+        <w:pBdr>
+          <w:top w:val="single" w:color="BBBBBB" w:sz="4" w:space="4"/>
+        </w:pBdr>
+        <w:spacing w:after="0" w:before="160"/>
+      </w:pPr>
+      <w:r>
+        <w:rPr>
+          <w:rFonts w:ascii="Arial" w:cs="Arial" w:eastAsia="Arial" w:hAnsi="Arial"/>
+          <w:color w:val="666666"/>
+          <w:sz w:val="14"/>
+          <w:szCs w:val="14"/>
+        </w:rPr>
+        <w:t xml:space="preserve">© 2026 SeaVuria and ARES. Aligned with KICD objectives. Developed by SeaVuria; technical implementation by ARES (with AI assistance from Claude). Licensed under </w:t>
+      </w:r>
+      <w:hyperlink w:history="1" r:id="rIdtm7itx1kbqslvr7hyfnvo">
+        <w:r>
+          <w:rPr>
+            <w:rFonts w:ascii="Arial" w:cs="Arial" w:eastAsia="Arial" w:hAnsi="Arial"/>
+            <w:color w:val="1F6B75"/>
+            <w:sz w:val="14"/>
+            <w:szCs w:val="14"/>
+            <w:u w:val="single" w:color="1F6B75"/>
+          </w:rPr>
+          <w:t xml:space="preserve">CC BY-NC 4.0</w:t>
+        </w:r>
+      </w:hyperlink>
+      <w:r>
+        <w:rPr>
+          <w:rFonts w:ascii="Arial" w:cs="Arial" w:eastAsia="Arial" w:hAnsi="Arial"/>
+          <w:color w:val="666666"/>
+          <w:sz w:val="14"/>
+          <w:szCs w:val="14"/>
+        </w:rPr>
+        <w:t xml:space="preserve"> (</w:t>
+      </w:r>
+      <w:hyperlink w:history="1" r:id="rIdez0ajvh6mrxkwm8g9-qhp">
+        <w:r>
+          <w:rPr>
+            <w:rFonts w:ascii="Arial" w:cs="Arial" w:eastAsia="Arial" w:hAnsi="Arial"/>
+            <w:color w:val="1F6B75"/>
+            <w:sz w:val="14"/>
+            <w:szCs w:val="14"/>
+            <w:u w:val="single" w:color="1F6B75"/>
+          </w:rPr>
+          <w:t xml:space="preserve">https://creativecommons.org/licenses/by-nc/4.0/</w:t>
+        </w:r>
+      </w:hyperlink>
+      <w:r>
+        <w:rPr>
+          <w:rFonts w:ascii="Arial" w:cs="Arial" w:eastAsia="Arial" w:hAnsi="Arial"/>
+          <w:color w:val="666666"/>
+          <w:sz w:val="14"/>
+          <w:szCs w:val="14"/>
+        </w:rPr>
+        <w:t xml:space="preserve">).</w:t>
+      </w:r>
+    </w:p>
     <w:p>
       <w:r>
         <w:br w:type="page"/>
@@ -23937,7 +24521,7 @@
             <w:pPr>
               <w:spacing w:after="20" w:before="0"/>
             </w:pPr>
-            <w:hyperlink w:history="1" r:id="rIdyuharjcrr03cusiylr80i">
+            <w:hyperlink w:history="1" r:id="rIdrifqnv3prp0ggfxehs_t9">
               <w:r>
                 <w:rPr>
                   <w:rFonts w:ascii="Arial" w:cs="Arial" w:eastAsia="Arial" w:hAnsi="Arial"/>
@@ -23970,7 +24554,7 @@
               <w:spacing w:after="10" w:before="0"/>
               <w:ind w:left="120"/>
             </w:pPr>
-            <w:hyperlink w:history="1" r:id="rIdkjbef9jynjg4surdacfgn">
+            <w:hyperlink w:history="1" r:id="rIdg7v5end8ux3tofk7jnctr">
               <w:r>
                 <w:rPr>
                   <w:rFonts w:ascii="Arial" w:cs="Arial" w:eastAsia="Arial" w:hAnsi="Arial"/>
@@ -24015,7 +24599,7 @@
             <w:pPr>
               <w:spacing w:after="20" w:before="0"/>
             </w:pPr>
-            <w:hyperlink w:history="1" r:id="rIdgy-kbd91zmsror8ktjeab">
+            <w:hyperlink w:history="1" r:id="rIdchmtq48gxnax8kqqn9ajc">
               <w:r>
                 <w:rPr>
                   <w:rFonts w:ascii="Arial" w:cs="Arial" w:eastAsia="Arial" w:hAnsi="Arial"/>
@@ -24048,7 +24632,7 @@
               <w:spacing w:after="10" w:before="0"/>
               <w:ind w:left="120"/>
             </w:pPr>
-            <w:hyperlink w:history="1" r:id="rIdagr50yctqw-yulwo9dupt">
+            <w:hyperlink w:history="1" r:id="rIdrfjon_lcmmktburiczl8s">
               <w:r>
                 <w:rPr>
                   <w:rFonts w:ascii="Arial" w:cs="Arial" w:eastAsia="Arial" w:hAnsi="Arial"/>
@@ -24243,7 +24827,7 @@
             <w:pPr>
               <w:spacing w:after="20" w:before="0"/>
             </w:pPr>
-            <w:hyperlink w:history="1" r:id="rId8rs1jrxxgugwicnx_4vdk">
+            <w:hyperlink w:history="1" r:id="rId9grzhqroaf6kwhtknqi-b">
               <w:r>
                 <w:rPr>
                   <w:rFonts w:ascii="Arial" w:cs="Arial" w:eastAsia="Arial" w:hAnsi="Arial"/>
@@ -24276,7 +24860,7 @@
               <w:spacing w:after="10" w:before="0"/>
               <w:ind w:left="120"/>
             </w:pPr>
-            <w:hyperlink w:history="1" r:id="rIdu8o6hvjlqzndzf4tmq1o-">
+            <w:hyperlink w:history="1" r:id="rId1cax_ujm3waci9fsn9grw">
               <w:r>
                 <w:rPr>
                   <w:rFonts w:ascii="Arial" w:cs="Arial" w:eastAsia="Arial" w:hAnsi="Arial"/>
@@ -24321,7 +24905,7 @@
             <w:pPr>
               <w:spacing w:after="20" w:before="0"/>
             </w:pPr>
-            <w:hyperlink w:history="1" r:id="rIdz7pj4ughohety-ezst4er">
+            <w:hyperlink w:history="1" r:id="rIdiqpi8_c0fzrkkeynmr-zt">
               <w:r>
                 <w:rPr>
                   <w:rFonts w:ascii="Arial" w:cs="Arial" w:eastAsia="Arial" w:hAnsi="Arial"/>
@@ -24354,7 +24938,7 @@
               <w:spacing w:after="10" w:before="0"/>
               <w:ind w:left="120"/>
             </w:pPr>
-            <w:hyperlink w:history="1" r:id="rIdpwc1g_evpw1gf2h06m5lg">
+            <w:hyperlink w:history="1" r:id="rIdpprsn-xivljr4iogmx1ly">
               <w:r>
                 <w:rPr>
                   <w:rFonts w:ascii="Arial" w:cs="Arial" w:eastAsia="Arial" w:hAnsi="Arial"/>
@@ -24549,7 +25133,7 @@
             <w:pPr>
               <w:spacing w:after="20" w:before="0"/>
             </w:pPr>
-            <w:hyperlink w:history="1" r:id="rIdfpv7hf8pzsm1sfhvovii3">
+            <w:hyperlink w:history="1" r:id="rIdbd_u3wot_ddhlpabkllk1">
               <w:r>
                 <w:rPr>
                   <w:rFonts w:ascii="Arial" w:cs="Arial" w:eastAsia="Arial" w:hAnsi="Arial"/>
@@ -24582,7 +25166,7 @@
               <w:spacing w:after="10" w:before="0"/>
               <w:ind w:left="120"/>
             </w:pPr>
-            <w:hyperlink w:history="1" r:id="rIdidi_rh80cwdwikcpgrple">
+            <w:hyperlink w:history="1" r:id="rIdhep2imphtghtpkyse6nxa">
               <w:r>
                 <w:rPr>
                   <w:rFonts w:ascii="Arial" w:cs="Arial" w:eastAsia="Arial" w:hAnsi="Arial"/>
@@ -24627,7 +25211,7 @@
             <w:pPr>
               <w:spacing w:after="20" w:before="0"/>
             </w:pPr>
-            <w:hyperlink w:history="1" r:id="rIdnicofbmkm7jmm65v6mzno">
+            <w:hyperlink w:history="1" r:id="rIdkzwqyg-zo_c8bivldfacr">
               <w:r>
                 <w:rPr>
                   <w:rFonts w:ascii="Arial" w:cs="Arial" w:eastAsia="Arial" w:hAnsi="Arial"/>
@@ -24660,7 +25244,7 @@
               <w:spacing w:after="10" w:before="0"/>
               <w:ind w:left="120"/>
             </w:pPr>
-            <w:hyperlink w:history="1" r:id="rIdqbdsplrft_7azyu7o1m6x">
+            <w:hyperlink w:history="1" r:id="rIdwdf_ccnxkz6rfao2hgiqn">
               <w:r>
                 <w:rPr>
                   <w:rFonts w:ascii="Arial" w:cs="Arial" w:eastAsia="Arial" w:hAnsi="Arial"/>
@@ -25273,7 +25857,7 @@
             <w:pPr>
               <w:spacing w:after="20" w:before="0"/>
             </w:pPr>
-            <w:hyperlink w:history="1" r:id="rIdwhihfwbkahahi-vnynmnz">
+            <w:hyperlink w:history="1" r:id="rIdybregqkopyi6vlb6rh_sj">
               <w:r>
                 <w:rPr>
                   <w:rFonts w:ascii="Arial" w:cs="Arial" w:eastAsia="Arial" w:hAnsi="Arial"/>
@@ -25306,7 +25890,7 @@
               <w:spacing w:after="10" w:before="0"/>
               <w:ind w:left="120"/>
             </w:pPr>
-            <w:hyperlink w:history="1" r:id="rIdxghlhqpahyw436k-4srnw">
+            <w:hyperlink w:history="1" r:id="rIduxdo-isgzc0uhzw8vxf9e">
               <w:r>
                 <w:rPr>
                   <w:rFonts w:ascii="Arial" w:cs="Arial" w:eastAsia="Arial" w:hAnsi="Arial"/>
@@ -25351,7 +25935,7 @@
             <w:pPr>
               <w:spacing w:after="20" w:before="0"/>
             </w:pPr>
-            <w:hyperlink w:history="1" r:id="rIdtdlhlcaonzoflzj57tntp">
+            <w:hyperlink w:history="1" r:id="rIdpnkbs0o5dvqxmotd32v6-">
               <w:r>
                 <w:rPr>
                   <w:rFonts w:ascii="Arial" w:cs="Arial" w:eastAsia="Arial" w:hAnsi="Arial"/>
@@ -25384,7 +25968,7 @@
               <w:spacing w:after="10" w:before="0"/>
               <w:ind w:left="120"/>
             </w:pPr>
-            <w:hyperlink w:history="1" r:id="rIdm4eb9k7_17dwmcihodpba">
+            <w:hyperlink w:history="1" r:id="rIdmnae7s1_kgumhjqb-uess">
               <w:r>
                 <w:rPr>
                   <w:rFonts w:ascii="Arial" w:cs="Arial" w:eastAsia="Arial" w:hAnsi="Arial"/>
@@ -25579,7 +26163,7 @@
             <w:pPr>
               <w:spacing w:after="20" w:before="0"/>
             </w:pPr>
-            <w:hyperlink w:history="1" r:id="rId0u3wwbwiymickezc3xnja">
+            <w:hyperlink w:history="1" r:id="rIdeqwqobqhh_6jldqti_r2y">
               <w:r>
                 <w:rPr>
                   <w:rFonts w:ascii="Arial" w:cs="Arial" w:eastAsia="Arial" w:hAnsi="Arial"/>
@@ -25612,7 +26196,7 @@
               <w:spacing w:after="10" w:before="0"/>
               <w:ind w:left="120"/>
             </w:pPr>
-            <w:hyperlink w:history="1" r:id="rIdqe79zqe2rhgx-txs5dn4v">
+            <w:hyperlink w:history="1" r:id="rIdpiaqlshsxqeueu5a82zzq">
               <w:r>
                 <w:rPr>
                   <w:rFonts w:ascii="Arial" w:cs="Arial" w:eastAsia="Arial" w:hAnsi="Arial"/>
@@ -25657,7 +26241,7 @@
             <w:pPr>
               <w:spacing w:after="20" w:before="0"/>
             </w:pPr>
-            <w:hyperlink w:history="1" r:id="rIdgurayds_j7wazietcesad">
+            <w:hyperlink w:history="1" r:id="rIdr_8vi2lzspjxwn-zwevt7">
               <w:r>
                 <w:rPr>
                   <w:rFonts w:ascii="Arial" w:cs="Arial" w:eastAsia="Arial" w:hAnsi="Arial"/>
@@ -25690,7 +26274,7 @@
               <w:spacing w:after="10" w:before="0"/>
               <w:ind w:left="120"/>
             </w:pPr>
-            <w:hyperlink w:history="1" r:id="rId2yhh4skzuyipatnumd_el">
+            <w:hyperlink w:history="1" r:id="rIdfmavakcqv_-y1crvokckv">
               <w:r>
                 <w:rPr>
                   <w:rFonts w:ascii="Arial" w:cs="Arial" w:eastAsia="Arial" w:hAnsi="Arial"/>
@@ -26186,6 +26770,65 @@
         </w:tc>
       </w:tr>
     </w:tbl>
+    <w:p>
+      <w:pPr>
+        <w:pBdr>
+          <w:top w:val="single" w:color="BBBBBB" w:sz="4" w:space="4"/>
+        </w:pBdr>
+        <w:spacing w:after="0" w:before="160"/>
+      </w:pPr>
+      <w:r>
+        <w:rPr>
+          <w:rFonts w:ascii="Arial" w:cs="Arial" w:eastAsia="Arial" w:hAnsi="Arial"/>
+          <w:color w:val="666666"/>
+          <w:sz w:val="14"/>
+          <w:szCs w:val="14"/>
+        </w:rPr>
+        <w:t xml:space="preserve">© 2026 SeaVuria and ARES. Aligned with KICD objectives. Developed by SeaVuria; technical implementation by ARES (with AI assistance from Claude). Licensed under </w:t>
+      </w:r>
+      <w:hyperlink w:history="1" r:id="rIdizj-w31cftduacvnmwbeg">
+        <w:r>
+          <w:rPr>
+            <w:rFonts w:ascii="Arial" w:cs="Arial" w:eastAsia="Arial" w:hAnsi="Arial"/>
+            <w:color w:val="1F6B75"/>
+            <w:sz w:val="14"/>
+            <w:szCs w:val="14"/>
+            <w:u w:val="single" w:color="1F6B75"/>
+          </w:rPr>
+          <w:t xml:space="preserve">CC BY-NC 4.0</w:t>
+        </w:r>
+      </w:hyperlink>
+      <w:r>
+        <w:rPr>
+          <w:rFonts w:ascii="Arial" w:cs="Arial" w:eastAsia="Arial" w:hAnsi="Arial"/>
+          <w:color w:val="666666"/>
+          <w:sz w:val="14"/>
+          <w:szCs w:val="14"/>
+        </w:rPr>
+        <w:t xml:space="preserve"> (</w:t>
+      </w:r>
+      <w:hyperlink w:history="1" r:id="rIdemsofoo-vdcq54zgyuo_l">
+        <w:r>
+          <w:rPr>
+            <w:rFonts w:ascii="Arial" w:cs="Arial" w:eastAsia="Arial" w:hAnsi="Arial"/>
+            <w:color w:val="1F6B75"/>
+            <w:sz w:val="14"/>
+            <w:szCs w:val="14"/>
+            <w:u w:val="single" w:color="1F6B75"/>
+          </w:rPr>
+          <w:t xml:space="preserve">https://creativecommons.org/licenses/by-nc/4.0/</w:t>
+        </w:r>
+      </w:hyperlink>
+      <w:r>
+        <w:rPr>
+          <w:rFonts w:ascii="Arial" w:cs="Arial" w:eastAsia="Arial" w:hAnsi="Arial"/>
+          <w:color w:val="666666"/>
+          <w:sz w:val="14"/>
+          <w:szCs w:val="14"/>
+        </w:rPr>
+        <w:t xml:space="preserve">).</w:t>
+      </w:r>
+    </w:p>
     <w:p>
       <w:r>
         <w:br w:type="page"/>

--- a/data/outputs/v2/Core_Mathematics/SS2.3_Rotation/Core_Mathematics_Rotation_CBE_LessonSequence.docx
+++ b/data/outputs/v2/Core_Mathematics/SS2.3_Rotation/Core_Mathematics_Rotation_CBE_LessonSequence.docx
@@ -38,6 +38,2172 @@
           <w:szCs w:val="22"/>
         </w:rPr>
         <w:t xml:space="preserve">CBE Phenomenon-Driven Lesson Sequence — Sub-Strand 2.3 (8 Lessons)</w:t>
+      </w:r>
+    </w:p>
+    <w:p>
+      <w:pPr>
+        <w:spacing w:after="120"/>
+      </w:pPr>
+      <w:r>
+        <w:t xml:space="preserve"/>
+      </w:r>
+    </w:p>
+    <w:tbl>
+      <w:tblPr>
+        <w:tblW w:type="dxa" w:w="13680"/>
+        <w:tblBorders>
+          <w:top w:val="single" w:color="AAAAAA" w:sz="4"/>
+          <w:left w:val="single" w:color="AAAAAA" w:sz="4"/>
+          <w:bottom w:val="single" w:color="AAAAAA" w:sz="4"/>
+          <w:right w:val="single" w:color="AAAAAA" w:sz="4"/>
+          <w:insideH w:val="single" w:color="auto" w:sz="4"/>
+          <w:insideV w:val="single" w:color="auto" w:sz="4"/>
+        </w:tblBorders>
+        <w:tblLayout w:type="fixed"/>
+      </w:tblPr>
+      <w:tblGrid>
+        <w:gridCol w:w="3000"/>
+        <w:gridCol w:w="10680"/>
+      </w:tblGrid>
+      <w:tr>
+        <w:tc>
+          <w:tcPr>
+            <w:tcW w:type="dxa" w:w="13680"/>
+            <w:gridSpan w:val="2"/>
+            <w:shd w:fill="1F3864" w:color="auto" w:val="clear"/>
+            <w:tcMar>
+              <w:top w:type="dxa" w:w="60"/>
+              <w:left w:type="dxa" w:w="120"/>
+              <w:bottom w:type="dxa" w:w="60"/>
+              <w:right w:type="dxa" w:w="120"/>
+            </w:tcMar>
+            <w:vAlign w:val="top"/>
+          </w:tcPr>
+          <w:p>
+            <w:pPr>
+              <w:spacing w:after="40" w:before="0"/>
+              <w:jc w:val="center"/>
+            </w:pPr>
+            <w:r>
+              <w:rPr>
+                <w:rFonts w:ascii="Arial" w:cs="Arial" w:eastAsia="Arial" w:hAnsi="Arial"/>
+                <w:b/>
+                <w:bCs/>
+                <w:i w:val="false"/>
+                <w:iCs w:val="false"/>
+                <w:color w:val="FFFFFF"/>
+                <w:sz w:val="22"/>
+                <w:szCs w:val="22"/>
+              </w:rPr>
+              <w:t xml:space="preserve">SUB-STRAND OVERVIEW</w:t>
+            </w:r>
+          </w:p>
+        </w:tc>
+      </w:tr>
+      <w:tr>
+        <w:tc>
+          <w:tcPr>
+            <w:tcW w:type="dxa" w:w="3000"/>
+            <w:shd w:fill="D5E8F0" w:color="auto" w:val="clear"/>
+            <w:tcMar>
+              <w:top w:type="dxa" w:w="60"/>
+              <w:left w:type="dxa" w:w="120"/>
+              <w:bottom w:type="dxa" w:w="60"/>
+              <w:right w:type="dxa" w:w="120"/>
+            </w:tcMar>
+            <w:vAlign w:val="top"/>
+          </w:tcPr>
+          <w:p>
+            <w:pPr>
+              <w:spacing w:after="40" w:before="0"/>
+              <w:jc w:val="left"/>
+            </w:pPr>
+            <w:r>
+              <w:rPr>
+                <w:rFonts w:ascii="Arial" w:cs="Arial" w:eastAsia="Arial" w:hAnsi="Arial"/>
+                <w:b/>
+                <w:bCs/>
+                <w:i w:val="false"/>
+                <w:iCs w:val="false"/>
+                <w:color w:val="000000"/>
+                <w:sz w:val="18"/>
+                <w:szCs w:val="18"/>
+              </w:rPr>
+              <w:t xml:space="preserve">Grade Level</w:t>
+            </w:r>
+          </w:p>
+        </w:tc>
+        <w:tc>
+          <w:tcPr>
+            <w:tcW w:type="dxa" w:w="10680"/>
+            <w:shd w:fill="FFFFFF" w:color="auto" w:val="clear"/>
+            <w:tcMar>
+              <w:top w:type="dxa" w:w="60"/>
+              <w:left w:type="dxa" w:w="120"/>
+              <w:bottom w:type="dxa" w:w="60"/>
+              <w:right w:type="dxa" w:w="120"/>
+            </w:tcMar>
+            <w:vAlign w:val="top"/>
+          </w:tcPr>
+          <w:p>
+            <w:pPr>
+              <w:spacing w:after="40" w:before="0"/>
+              <w:jc w:val="left"/>
+            </w:pPr>
+            <w:r>
+              <w:rPr>
+                <w:rFonts w:ascii="Arial" w:cs="Arial" w:eastAsia="Arial" w:hAnsi="Arial"/>
+                <w:b w:val="false"/>
+                <w:bCs w:val="false"/>
+                <w:i w:val="false"/>
+                <w:iCs w:val="false"/>
+                <w:color w:val="000000"/>
+                <w:sz w:val="18"/>
+                <w:szCs w:val="18"/>
+              </w:rPr>
+              <w:t xml:space="preserve">10</w:t>
+            </w:r>
+          </w:p>
+        </w:tc>
+      </w:tr>
+      <w:tr>
+        <w:tc>
+          <w:tcPr>
+            <w:tcW w:type="dxa" w:w="3000"/>
+            <w:shd w:fill="D5E8F0" w:color="auto" w:val="clear"/>
+            <w:tcMar>
+              <w:top w:type="dxa" w:w="60"/>
+              <w:left w:type="dxa" w:w="120"/>
+              <w:bottom w:type="dxa" w:w="60"/>
+              <w:right w:type="dxa" w:w="120"/>
+            </w:tcMar>
+            <w:vAlign w:val="top"/>
+          </w:tcPr>
+          <w:p>
+            <w:pPr>
+              <w:spacing w:after="40" w:before="0"/>
+              <w:jc w:val="left"/>
+            </w:pPr>
+            <w:r>
+              <w:rPr>
+                <w:rFonts w:ascii="Arial" w:cs="Arial" w:eastAsia="Arial" w:hAnsi="Arial"/>
+                <w:b/>
+                <w:bCs/>
+                <w:i w:val="false"/>
+                <w:iCs w:val="false"/>
+                <w:color w:val="000000"/>
+                <w:sz w:val="18"/>
+                <w:szCs w:val="18"/>
+              </w:rPr>
+              <w:t xml:space="preserve">Subject</w:t>
+            </w:r>
+          </w:p>
+        </w:tc>
+        <w:tc>
+          <w:tcPr>
+            <w:tcW w:type="dxa" w:w="10680"/>
+            <w:shd w:fill="FFFFFF" w:color="auto" w:val="clear"/>
+            <w:tcMar>
+              <w:top w:type="dxa" w:w="60"/>
+              <w:left w:type="dxa" w:w="120"/>
+              <w:bottom w:type="dxa" w:w="60"/>
+              <w:right w:type="dxa" w:w="120"/>
+            </w:tcMar>
+            <w:vAlign w:val="top"/>
+          </w:tcPr>
+          <w:p>
+            <w:pPr>
+              <w:spacing w:after="40" w:before="0"/>
+              <w:jc w:val="left"/>
+            </w:pPr>
+            <w:r>
+              <w:rPr>
+                <w:rFonts w:ascii="Arial" w:cs="Arial" w:eastAsia="Arial" w:hAnsi="Arial"/>
+                <w:b w:val="false"/>
+                <w:bCs w:val="false"/>
+                <w:i w:val="false"/>
+                <w:iCs w:val="false"/>
+                <w:color w:val="000000"/>
+                <w:sz w:val="18"/>
+                <w:szCs w:val="18"/>
+              </w:rPr>
+              <w:t xml:space="preserve">Core Mathematics</w:t>
+            </w:r>
+          </w:p>
+        </w:tc>
+      </w:tr>
+      <w:tr>
+        <w:tc>
+          <w:tcPr>
+            <w:tcW w:type="dxa" w:w="3000"/>
+            <w:shd w:fill="D5E8F0" w:color="auto" w:val="clear"/>
+            <w:tcMar>
+              <w:top w:type="dxa" w:w="60"/>
+              <w:left w:type="dxa" w:w="120"/>
+              <w:bottom w:type="dxa" w:w="60"/>
+              <w:right w:type="dxa" w:w="120"/>
+            </w:tcMar>
+            <w:vAlign w:val="top"/>
+          </w:tcPr>
+          <w:p>
+            <w:pPr>
+              <w:spacing w:after="40" w:before="0"/>
+              <w:jc w:val="left"/>
+            </w:pPr>
+            <w:r>
+              <w:rPr>
+                <w:rFonts w:ascii="Arial" w:cs="Arial" w:eastAsia="Arial" w:hAnsi="Arial"/>
+                <w:b/>
+                <w:bCs/>
+                <w:i w:val="false"/>
+                <w:iCs w:val="false"/>
+                <w:color w:val="000000"/>
+                <w:sz w:val="18"/>
+                <w:szCs w:val="18"/>
+              </w:rPr>
+              <w:t xml:space="preserve">Strand</w:t>
+            </w:r>
+          </w:p>
+        </w:tc>
+        <w:tc>
+          <w:tcPr>
+            <w:tcW w:type="dxa" w:w="10680"/>
+            <w:shd w:fill="FFFFFF" w:color="auto" w:val="clear"/>
+            <w:tcMar>
+              <w:top w:type="dxa" w:w="60"/>
+              <w:left w:type="dxa" w:w="120"/>
+              <w:bottom w:type="dxa" w:w="60"/>
+              <w:right w:type="dxa" w:w="120"/>
+            </w:tcMar>
+            <w:vAlign w:val="top"/>
+          </w:tcPr>
+          <w:p>
+            <w:pPr>
+              <w:spacing w:after="40" w:before="0"/>
+              <w:jc w:val="left"/>
+            </w:pPr>
+            <w:r>
+              <w:rPr>
+                <w:rFonts w:ascii="Arial" w:cs="Arial" w:eastAsia="Arial" w:hAnsi="Arial"/>
+                <w:b w:val="false"/>
+                <w:bCs w:val="false"/>
+                <w:i w:val="false"/>
+                <w:iCs w:val="false"/>
+                <w:color w:val="000000"/>
+                <w:sz w:val="18"/>
+                <w:szCs w:val="18"/>
+              </w:rPr>
+              <w:t xml:space="preserve">Strand 2.0: Measurements and Geometry</w:t>
+            </w:r>
+          </w:p>
+        </w:tc>
+      </w:tr>
+      <w:tr>
+        <w:tc>
+          <w:tcPr>
+            <w:tcW w:type="dxa" w:w="3000"/>
+            <w:shd w:fill="D5E8F0" w:color="auto" w:val="clear"/>
+            <w:tcMar>
+              <w:top w:type="dxa" w:w="60"/>
+              <w:left w:type="dxa" w:w="120"/>
+              <w:bottom w:type="dxa" w:w="60"/>
+              <w:right w:type="dxa" w:w="120"/>
+            </w:tcMar>
+            <w:vAlign w:val="top"/>
+          </w:tcPr>
+          <w:p>
+            <w:pPr>
+              <w:spacing w:after="40" w:before="0"/>
+              <w:jc w:val="left"/>
+            </w:pPr>
+            <w:r>
+              <w:rPr>
+                <w:rFonts w:ascii="Arial" w:cs="Arial" w:eastAsia="Arial" w:hAnsi="Arial"/>
+                <w:b/>
+                <w:bCs/>
+                <w:i w:val="false"/>
+                <w:iCs w:val="false"/>
+                <w:color w:val="000000"/>
+                <w:sz w:val="18"/>
+                <w:szCs w:val="18"/>
+              </w:rPr>
+              <w:t xml:space="preserve">Sub-Strand</w:t>
+            </w:r>
+          </w:p>
+        </w:tc>
+        <w:tc>
+          <w:tcPr>
+            <w:tcW w:type="dxa" w:w="10680"/>
+            <w:shd w:fill="FFFFFF" w:color="auto" w:val="clear"/>
+            <w:tcMar>
+              <w:top w:type="dxa" w:w="60"/>
+              <w:left w:type="dxa" w:w="120"/>
+              <w:bottom w:type="dxa" w:w="60"/>
+              <w:right w:type="dxa" w:w="120"/>
+            </w:tcMar>
+            <w:vAlign w:val="top"/>
+          </w:tcPr>
+          <w:p>
+            <w:pPr>
+              <w:spacing w:after="40" w:before="0"/>
+              <w:jc w:val="left"/>
+            </w:pPr>
+            <w:r>
+              <w:rPr>
+                <w:rFonts w:ascii="Arial" w:cs="Arial" w:eastAsia="Arial" w:hAnsi="Arial"/>
+                <w:b w:val="false"/>
+                <w:bCs w:val="false"/>
+                <w:i w:val="false"/>
+                <w:iCs w:val="false"/>
+                <w:color w:val="000000"/>
+                <w:sz w:val="18"/>
+                <w:szCs w:val="18"/>
+              </w:rPr>
+              <w:t xml:space="preserve">Sub-Strand 2.3: Rotation</w:t>
+            </w:r>
+          </w:p>
+        </w:tc>
+      </w:tr>
+      <w:tr>
+        <w:tc>
+          <w:tcPr>
+            <w:tcW w:type="dxa" w:w="3000"/>
+            <w:shd w:fill="D5E8F0" w:color="auto" w:val="clear"/>
+            <w:tcMar>
+              <w:top w:type="dxa" w:w="60"/>
+              <w:left w:type="dxa" w:w="120"/>
+              <w:bottom w:type="dxa" w:w="60"/>
+              <w:right w:type="dxa" w:w="120"/>
+            </w:tcMar>
+            <w:vAlign w:val="top"/>
+          </w:tcPr>
+          <w:p>
+            <w:pPr>
+              <w:spacing w:after="40" w:before="0"/>
+              <w:jc w:val="left"/>
+            </w:pPr>
+            <w:r>
+              <w:rPr>
+                <w:rFonts w:ascii="Arial" w:cs="Arial" w:eastAsia="Arial" w:hAnsi="Arial"/>
+                <w:b/>
+                <w:bCs/>
+                <w:i w:val="false"/>
+                <w:iCs w:val="false"/>
+                <w:color w:val="000000"/>
+                <w:sz w:val="18"/>
+                <w:szCs w:val="18"/>
+              </w:rPr>
+              <w:t xml:space="preserve">Total Duration</w:t>
+            </w:r>
+          </w:p>
+        </w:tc>
+        <w:tc>
+          <w:tcPr>
+            <w:tcW w:type="dxa" w:w="10680"/>
+            <w:shd w:fill="FFFFFF" w:color="auto" w:val="clear"/>
+            <w:tcMar>
+              <w:top w:type="dxa" w:w="60"/>
+              <w:left w:type="dxa" w:w="120"/>
+              <w:bottom w:type="dxa" w:w="60"/>
+              <w:right w:type="dxa" w:w="120"/>
+            </w:tcMar>
+            <w:vAlign w:val="top"/>
+          </w:tcPr>
+          <w:p>
+            <w:pPr>
+              <w:spacing w:after="40" w:before="0"/>
+              <w:jc w:val="left"/>
+            </w:pPr>
+            <w:r>
+              <w:rPr>
+                <w:rFonts w:ascii="Arial" w:cs="Arial" w:eastAsia="Arial" w:hAnsi="Arial"/>
+                <w:b w:val="false"/>
+                <w:bCs w:val="false"/>
+                <w:i w:val="false"/>
+                <w:iCs w:val="false"/>
+                <w:color w:val="000000"/>
+                <w:sz w:val="18"/>
+                <w:szCs w:val="18"/>
+              </w:rPr>
+              <w:t xml:space="preserve">8 lessons × 40 minutes = 320 minutes total</w:t>
+            </w:r>
+          </w:p>
+        </w:tc>
+      </w:tr>
+      <w:tr>
+        <w:tc>
+          <w:tcPr>
+            <w:tcW w:type="dxa" w:w="3000"/>
+            <w:shd w:fill="D5E8F0" w:color="auto" w:val="clear"/>
+            <w:tcMar>
+              <w:top w:type="dxa" w:w="60"/>
+              <w:left w:type="dxa" w:w="120"/>
+              <w:bottom w:type="dxa" w:w="60"/>
+              <w:right w:type="dxa" w:w="120"/>
+            </w:tcMar>
+            <w:vAlign w:val="top"/>
+          </w:tcPr>
+          <w:p>
+            <w:pPr>
+              <w:spacing w:after="40" w:before="0"/>
+              <w:jc w:val="left"/>
+            </w:pPr>
+            <w:r>
+              <w:rPr>
+                <w:rFonts w:ascii="Arial" w:cs="Arial" w:eastAsia="Arial" w:hAnsi="Arial"/>
+                <w:b/>
+                <w:bCs/>
+                <w:i w:val="false"/>
+                <w:iCs w:val="false"/>
+                <w:color w:val="000000"/>
+                <w:sz w:val="18"/>
+                <w:szCs w:val="18"/>
+              </w:rPr>
+              <w:t xml:space="preserve">Sub-Strand Content</w:t>
+            </w:r>
+          </w:p>
+        </w:tc>
+        <w:tc>
+          <w:tcPr>
+            <w:tcW w:type="dxa" w:w="10680"/>
+            <w:shd w:fill="FFFFFF" w:color="auto" w:val="clear"/>
+            <w:tcMar>
+              <w:top w:type="dxa" w:w="60"/>
+              <w:left w:type="dxa" w:w="120"/>
+              <w:bottom w:type="dxa" w:w="60"/>
+              <w:right w:type="dxa" w:w="120"/>
+            </w:tcMar>
+            <w:vAlign w:val="top"/>
+          </w:tcPr>
+          <w:p>
+            <w:pPr>
+              <w:spacing w:after="30" w:before="0"/>
+              <w:ind w:left="360" w:hanging="180"/>
+              <w:jc w:val="left"/>
+            </w:pPr>
+            <w:r>
+              <w:rPr>
+                <w:rFonts w:ascii="Arial" w:cs="Arial" w:eastAsia="Arial" w:hAnsi="Arial"/>
+                <w:b w:val="false"/>
+                <w:bCs w:val="false"/>
+                <w:i w:val="false"/>
+                <w:iCs w:val="false"/>
+                <w:color w:val="000000"/>
+                <w:sz w:val="18"/>
+                <w:szCs w:val="18"/>
+              </w:rPr>
+              <w:t xml:space="preserve">–  Properties of rotation (centre, angle, direction — clockwise and anticlockwise)</w:t>
+            </w:r>
+          </w:p>
+          <w:p>
+            <w:pPr>
+              <w:spacing w:after="30" w:before="0"/>
+              <w:ind w:left="360" w:hanging="180"/>
+              <w:jc w:val="left"/>
+            </w:pPr>
+            <w:r>
+              <w:rPr>
+                <w:rFonts w:ascii="Arial" w:cs="Arial" w:eastAsia="Arial" w:hAnsi="Arial"/>
+                <w:b w:val="false"/>
+                <w:bCs w:val="false"/>
+                <w:i w:val="false"/>
+                <w:iCs w:val="false"/>
+                <w:color w:val="000000"/>
+                <w:sz w:val="18"/>
+                <w:szCs w:val="18"/>
+              </w:rPr>
+              <w:t xml:space="preserve">–  Rotation on a plane surface (using construction to locate images given centre and angle of rotation)</w:t>
+            </w:r>
+          </w:p>
+          <w:p>
+            <w:pPr>
+              <w:spacing w:after="30" w:before="0"/>
+              <w:ind w:left="360" w:hanging="180"/>
+              <w:jc w:val="left"/>
+            </w:pPr>
+            <w:r>
+              <w:rPr>
+                <w:rFonts w:ascii="Arial" w:cs="Arial" w:eastAsia="Arial" w:hAnsi="Arial"/>
+                <w:b w:val="false"/>
+                <w:bCs w:val="false"/>
+                <w:i w:val="false"/>
+                <w:iCs w:val="false"/>
+                <w:color w:val="000000"/>
+                <w:sz w:val="18"/>
+                <w:szCs w:val="18"/>
+              </w:rPr>
+              <w:t xml:space="preserve">–  Rotation on the Cartesian plane (rotating objects given the centre and angle of rotation using coordinates)</w:t>
+            </w:r>
+          </w:p>
+          <w:p>
+            <w:pPr>
+              <w:spacing w:after="30" w:before="0"/>
+              <w:ind w:left="360" w:hanging="180"/>
+              <w:jc w:val="left"/>
+            </w:pPr>
+            <w:r>
+              <w:rPr>
+                <w:rFonts w:ascii="Arial" w:cs="Arial" w:eastAsia="Arial" w:hAnsi="Arial"/>
+                <w:b w:val="false"/>
+                <w:bCs w:val="false"/>
+                <w:i w:val="false"/>
+                <w:iCs w:val="false"/>
+                <w:color w:val="000000"/>
+                <w:sz w:val="18"/>
+                <w:szCs w:val="18"/>
+              </w:rPr>
+              <w:t xml:space="preserve">–  Determining the centre and angle of rotation given an object and its image (construction method)</w:t>
+            </w:r>
+          </w:p>
+          <w:p>
+            <w:pPr>
+              <w:spacing w:after="30" w:before="0"/>
+              <w:ind w:left="360" w:hanging="180"/>
+              <w:jc w:val="left"/>
+            </w:pPr>
+            <w:r>
+              <w:rPr>
+                <w:rFonts w:ascii="Arial" w:cs="Arial" w:eastAsia="Arial" w:hAnsi="Arial"/>
+                <w:b w:val="false"/>
+                <w:bCs w:val="false"/>
+                <w:i w:val="false"/>
+                <w:iCs w:val="false"/>
+                <w:color w:val="000000"/>
+                <w:sz w:val="18"/>
+                <w:szCs w:val="18"/>
+              </w:rPr>
+              <w:t xml:space="preserve">–  Rotational symmetry of plane figures (locating points of symmetry; determining order of rotational symmetry)</w:t>
+            </w:r>
+          </w:p>
+          <w:p>
+            <w:pPr>
+              <w:spacing w:after="30" w:before="0"/>
+              <w:ind w:left="360" w:hanging="180"/>
+              <w:jc w:val="left"/>
+            </w:pPr>
+            <w:r>
+              <w:rPr>
+                <w:rFonts w:ascii="Arial" w:cs="Arial" w:eastAsia="Arial" w:hAnsi="Arial"/>
+                <w:b w:val="false"/>
+                <w:bCs w:val="false"/>
+                <w:i w:val="false"/>
+                <w:iCs w:val="false"/>
+                <w:color w:val="000000"/>
+                <w:sz w:val="18"/>
+                <w:szCs w:val="18"/>
+              </w:rPr>
+              <w:t xml:space="preserve">–  Axis and order of rotational symmetry in solids (pyramids, triangular prisms, cones, tetrahedrons)</w:t>
+            </w:r>
+          </w:p>
+          <w:p>
+            <w:pPr>
+              <w:spacing w:after="30" w:before="0"/>
+              <w:ind w:left="360" w:hanging="180"/>
+              <w:jc w:val="left"/>
+            </w:pPr>
+            <w:r>
+              <w:rPr>
+                <w:rFonts w:ascii="Arial" w:cs="Arial" w:eastAsia="Arial" w:hAnsi="Arial"/>
+                <w:b w:val="false"/>
+                <w:bCs w:val="false"/>
+                <w:i w:val="false"/>
+                <w:iCs w:val="false"/>
+                <w:color w:val="000000"/>
+                <w:sz w:val="18"/>
+                <w:szCs w:val="18"/>
+              </w:rPr>
+              <w:t xml:space="preserve">–  Rotation and congruence (deducing congruence — opposite congruence — from rotation)</w:t>
+            </w:r>
+          </w:p>
+          <w:p>
+            <w:pPr>
+              <w:spacing w:after="30" w:before="0"/>
+              <w:ind w:left="360" w:hanging="180"/>
+              <w:jc w:val="left"/>
+            </w:pPr>
+            <w:r>
+              <w:rPr>
+                <w:rFonts w:ascii="Arial" w:cs="Arial" w:eastAsia="Arial" w:hAnsi="Arial"/>
+                <w:b w:val="false"/>
+                <w:bCs w:val="false"/>
+                <w:i w:val="false"/>
+                <w:iCs w:val="false"/>
+                <w:color w:val="000000"/>
+                <w:sz w:val="18"/>
+                <w:szCs w:val="18"/>
+              </w:rPr>
+              <w:t xml:space="preserve">–  Application of rotation in real-life situations</w:t>
+            </w:r>
+          </w:p>
+        </w:tc>
+      </w:tr>
+      <w:tr>
+        <w:tc>
+          <w:tcPr>
+            <w:tcW w:type="dxa" w:w="3000"/>
+            <w:shd w:fill="D5E8F0" w:color="auto" w:val="clear"/>
+            <w:tcMar>
+              <w:top w:type="dxa" w:w="60"/>
+              <w:left w:type="dxa" w:w="120"/>
+              <w:bottom w:type="dxa" w:w="60"/>
+              <w:right w:type="dxa" w:w="120"/>
+            </w:tcMar>
+            <w:vAlign w:val="top"/>
+          </w:tcPr>
+          <w:p>
+            <w:pPr>
+              <w:spacing w:after="40" w:before="0"/>
+              <w:jc w:val="left"/>
+            </w:pPr>
+            <w:r>
+              <w:rPr>
+                <w:rFonts w:ascii="Arial" w:cs="Arial" w:eastAsia="Arial" w:hAnsi="Arial"/>
+                <w:b/>
+                <w:bCs/>
+                <w:i w:val="false"/>
+                <w:iCs w:val="false"/>
+                <w:color w:val="000000"/>
+                <w:sz w:val="18"/>
+                <w:szCs w:val="18"/>
+              </w:rPr>
+              <w:t xml:space="preserve">Learning Outcomes</w:t>
+            </w:r>
+          </w:p>
+        </w:tc>
+        <w:tc>
+          <w:tcPr>
+            <w:tcW w:type="dxa" w:w="10680"/>
+            <w:shd w:fill="FFFFFF" w:color="auto" w:val="clear"/>
+            <w:tcMar>
+              <w:top w:type="dxa" w:w="60"/>
+              <w:left w:type="dxa" w:w="120"/>
+              <w:bottom w:type="dxa" w:w="60"/>
+              <w:right w:type="dxa" w:w="120"/>
+            </w:tcMar>
+            <w:vAlign w:val="top"/>
+          </w:tcPr>
+          <w:p>
+            <w:pPr>
+              <w:spacing w:after="40" w:before="0"/>
+              <w:jc w:val="left"/>
+            </w:pPr>
+            <w:r>
+              <w:rPr>
+                <w:rFonts w:ascii="Arial" w:cs="Arial" w:eastAsia="Arial" w:hAnsi="Arial"/>
+                <w:b w:val="false"/>
+                <w:bCs w:val="false"/>
+                <w:i w:val="false"/>
+                <w:iCs w:val="false"/>
+                <w:color w:val="000000"/>
+                <w:sz w:val="18"/>
+                <w:szCs w:val="18"/>
+              </w:rPr>
+              <w:t xml:space="preserve">By the end of the sub-strand, the learner should be able to:</w:t>
+            </w:r>
+          </w:p>
+          <w:p>
+            <w:pPr>
+              <w:spacing w:after="40" w:before="0"/>
+              <w:jc w:val="left"/>
+            </w:pPr>
+            <w:r>
+              <w:rPr>
+                <w:rFonts w:ascii="Arial" w:cs="Arial" w:eastAsia="Arial" w:hAnsi="Arial"/>
+                <w:b w:val="false"/>
+                <w:bCs w:val="false"/>
+                <w:i w:val="false"/>
+                <w:iCs w:val="false"/>
+                <w:color w:val="000000"/>
+                <w:sz w:val="18"/>
+                <w:szCs w:val="18"/>
+              </w:rPr>
+              <w:t xml:space="preserve">a) determine the properties of rotation in different situations,</w:t>
+            </w:r>
+          </w:p>
+          <w:p>
+            <w:pPr>
+              <w:spacing w:after="40" w:before="0"/>
+              <w:jc w:val="left"/>
+            </w:pPr>
+            <w:r>
+              <w:rPr>
+                <w:rFonts w:ascii="Arial" w:cs="Arial" w:eastAsia="Arial" w:hAnsi="Arial"/>
+                <w:b w:val="false"/>
+                <w:bCs w:val="false"/>
+                <w:i w:val="false"/>
+                <w:iCs w:val="false"/>
+                <w:color w:val="000000"/>
+                <w:sz w:val="18"/>
+                <w:szCs w:val="18"/>
+              </w:rPr>
+              <w:t xml:space="preserve">b) rotate an object given the centre and angle of rotation on a plane surface and the Cartesian plane,</w:t>
+            </w:r>
+          </w:p>
+          <w:p>
+            <w:pPr>
+              <w:spacing w:after="40" w:before="0"/>
+              <w:jc w:val="left"/>
+            </w:pPr>
+            <w:r>
+              <w:rPr>
+                <w:rFonts w:ascii="Arial" w:cs="Arial" w:eastAsia="Arial" w:hAnsi="Arial"/>
+                <w:b w:val="false"/>
+                <w:bCs w:val="false"/>
+                <w:i w:val="false"/>
+                <w:iCs w:val="false"/>
+                <w:color w:val="000000"/>
+                <w:sz w:val="18"/>
+                <w:szCs w:val="18"/>
+              </w:rPr>
+              <w:t xml:space="preserve">c) determine the centre and angle of rotation given an object and its image,</w:t>
+            </w:r>
+          </w:p>
+          <w:p>
+            <w:pPr>
+              <w:spacing w:after="40" w:before="0"/>
+              <w:jc w:val="left"/>
+            </w:pPr>
+            <w:r>
+              <w:rPr>
+                <w:rFonts w:ascii="Arial" w:cs="Arial" w:eastAsia="Arial" w:hAnsi="Arial"/>
+                <w:b w:val="false"/>
+                <w:bCs w:val="false"/>
+                <w:i w:val="false"/>
+                <w:iCs w:val="false"/>
+                <w:color w:val="000000"/>
+                <w:sz w:val="18"/>
+                <w:szCs w:val="18"/>
+              </w:rPr>
+              <w:t xml:space="preserve">d) determine the order of rotational symmetry of plane figures,</w:t>
+            </w:r>
+          </w:p>
+          <w:p>
+            <w:pPr>
+              <w:spacing w:after="40" w:before="0"/>
+              <w:jc w:val="left"/>
+            </w:pPr>
+            <w:r>
+              <w:rPr>
+                <w:rFonts w:ascii="Arial" w:cs="Arial" w:eastAsia="Arial" w:hAnsi="Arial"/>
+                <w:b w:val="false"/>
+                <w:bCs w:val="false"/>
+                <w:i w:val="false"/>
+                <w:iCs w:val="false"/>
+                <w:color w:val="000000"/>
+                <w:sz w:val="18"/>
+                <w:szCs w:val="18"/>
+              </w:rPr>
+              <w:t xml:space="preserve">e) determine the axis and order of rotational symmetry in solids,</w:t>
+            </w:r>
+          </w:p>
+          <w:p>
+            <w:pPr>
+              <w:spacing w:after="40" w:before="0"/>
+              <w:jc w:val="left"/>
+            </w:pPr>
+            <w:r>
+              <w:rPr>
+                <w:rFonts w:ascii="Arial" w:cs="Arial" w:eastAsia="Arial" w:hAnsi="Arial"/>
+                <w:b w:val="false"/>
+                <w:bCs w:val="false"/>
+                <w:i w:val="false"/>
+                <w:iCs w:val="false"/>
+                <w:color w:val="000000"/>
+                <w:sz w:val="18"/>
+                <w:szCs w:val="18"/>
+              </w:rPr>
+              <w:t xml:space="preserve">f) deduce congruence from rotation,</w:t>
+            </w:r>
+          </w:p>
+          <w:p>
+            <w:pPr>
+              <w:spacing w:after="40" w:before="0"/>
+              <w:jc w:val="left"/>
+            </w:pPr>
+            <w:r>
+              <w:rPr>
+                <w:rFonts w:ascii="Arial" w:cs="Arial" w:eastAsia="Arial" w:hAnsi="Arial"/>
+                <w:b w:val="false"/>
+                <w:bCs w:val="false"/>
+                <w:i w:val="false"/>
+                <w:iCs w:val="false"/>
+                <w:color w:val="000000"/>
+                <w:sz w:val="18"/>
+                <w:szCs w:val="18"/>
+              </w:rPr>
+              <w:t xml:space="preserve">g) appreciate the application of rotation in real-life situations.</w:t>
+            </w:r>
+          </w:p>
+        </w:tc>
+      </w:tr>
+      <w:tr>
+        <w:tc>
+          <w:tcPr>
+            <w:tcW w:type="dxa" w:w="3000"/>
+            <w:shd w:fill="D5E8F0" w:color="auto" w:val="clear"/>
+            <w:tcMar>
+              <w:top w:type="dxa" w:w="60"/>
+              <w:left w:type="dxa" w:w="120"/>
+              <w:bottom w:type="dxa" w:w="60"/>
+              <w:right w:type="dxa" w:w="120"/>
+            </w:tcMar>
+            <w:vAlign w:val="top"/>
+          </w:tcPr>
+          <w:p>
+            <w:pPr>
+              <w:spacing w:after="40" w:before="0"/>
+              <w:jc w:val="left"/>
+            </w:pPr>
+            <w:r>
+              <w:rPr>
+                <w:rFonts w:ascii="Arial" w:cs="Arial" w:eastAsia="Arial" w:hAnsi="Arial"/>
+                <w:b/>
+                <w:bCs/>
+                <w:i w:val="false"/>
+                <w:iCs w:val="false"/>
+                <w:color w:val="000000"/>
+                <w:sz w:val="18"/>
+                <w:szCs w:val="18"/>
+              </w:rPr>
+              <w:t xml:space="preserve">Core Competencies</w:t>
+            </w:r>
+          </w:p>
+        </w:tc>
+        <w:tc>
+          <w:tcPr>
+            <w:tcW w:type="dxa" w:w="10680"/>
+            <w:shd w:fill="FFFFFF" w:color="auto" w:val="clear"/>
+            <w:tcMar>
+              <w:top w:type="dxa" w:w="60"/>
+              <w:left w:type="dxa" w:w="120"/>
+              <w:bottom w:type="dxa" w:w="60"/>
+              <w:right w:type="dxa" w:w="120"/>
+            </w:tcMar>
+            <w:vAlign w:val="top"/>
+          </w:tcPr>
+          <w:p>
+            <w:pPr>
+              <w:spacing w:after="30" w:before="0"/>
+              <w:ind w:left="360" w:hanging="180"/>
+              <w:jc w:val="left"/>
+            </w:pPr>
+            <w:r>
+              <w:rPr>
+                <w:rFonts w:ascii="Arial" w:cs="Arial" w:eastAsia="Arial" w:hAnsi="Arial"/>
+                <w:b w:val="false"/>
+                <w:bCs w:val="false"/>
+                <w:i w:val="false"/>
+                <w:iCs w:val="false"/>
+                <w:color w:val="000000"/>
+                <w:sz w:val="18"/>
+                <w:szCs w:val="18"/>
+              </w:rPr>
+              <w:t xml:space="preserve">–  Critical Thinking and Problem Solving: the learner draws objects and their images and through construction establishes the centres and angles of rotation, analysing spatial relationships on both plane surfaces and the Cartesian plane.</w:t>
+            </w:r>
+          </w:p>
+          <w:p>
+            <w:pPr>
+              <w:spacing w:after="30" w:before="0"/>
+              <w:ind w:left="360" w:hanging="180"/>
+              <w:jc w:val="left"/>
+            </w:pPr>
+            <w:r>
+              <w:rPr>
+                <w:rFonts w:ascii="Arial" w:cs="Arial" w:eastAsia="Arial" w:hAnsi="Arial"/>
+                <w:b w:val="false"/>
+                <w:bCs w:val="false"/>
+                <w:i w:val="false"/>
+                <w:iCs w:val="false"/>
+                <w:color w:val="000000"/>
+                <w:sz w:val="18"/>
+                <w:szCs w:val="18"/>
+              </w:rPr>
+              <w:t xml:space="preserve">–  Communication and Collaboration: the learner discusses using an object and its image on a plane surface to generate the properties of rotation, sharing reasoning with peers during group investigations involving clock hands, paper cutouts, and solid figures collected from the environment.</w:t>
+            </w:r>
+          </w:p>
+        </w:tc>
+      </w:tr>
+      <w:tr>
+        <w:tc>
+          <w:tcPr>
+            <w:tcW w:type="dxa" w:w="3000"/>
+            <w:shd w:fill="E2EFDA" w:color="auto" w:val="clear"/>
+            <w:tcMar>
+              <w:top w:type="dxa" w:w="60"/>
+              <w:left w:type="dxa" w:w="120"/>
+              <w:bottom w:type="dxa" w:w="60"/>
+              <w:right w:type="dxa" w:w="120"/>
+            </w:tcMar>
+            <w:vAlign w:val="top"/>
+          </w:tcPr>
+          <w:p>
+            <w:pPr>
+              <w:spacing w:after="40" w:before="0"/>
+              <w:jc w:val="left"/>
+            </w:pPr>
+            <w:r>
+              <w:rPr>
+                <w:rFonts w:ascii="Arial" w:cs="Arial" w:eastAsia="Arial" w:hAnsi="Arial"/>
+                <w:b/>
+                <w:bCs/>
+                <w:i w:val="false"/>
+                <w:iCs w:val="false"/>
+                <w:color w:val="000000"/>
+                <w:sz w:val="18"/>
+                <w:szCs w:val="18"/>
+              </w:rPr>
+              <w:t xml:space="preserve">Core Values</w:t>
+            </w:r>
+          </w:p>
+        </w:tc>
+        <w:tc>
+          <w:tcPr>
+            <w:tcW w:type="dxa" w:w="10680"/>
+            <w:shd w:fill="FFFFFF" w:color="auto" w:val="clear"/>
+            <w:tcMar>
+              <w:top w:type="dxa" w:w="60"/>
+              <w:left w:type="dxa" w:w="120"/>
+              <w:bottom w:type="dxa" w:w="60"/>
+              <w:right w:type="dxa" w:w="120"/>
+            </w:tcMar>
+            <w:vAlign w:val="top"/>
+          </w:tcPr>
+          <w:p>
+            <w:pPr>
+              <w:spacing w:after="30" w:before="0"/>
+              <w:ind w:left="360" w:hanging="180"/>
+              <w:jc w:val="left"/>
+            </w:pPr>
+            <w:r>
+              <w:rPr>
+                <w:rFonts w:ascii="Arial" w:cs="Arial" w:eastAsia="Arial" w:hAnsi="Arial"/>
+                <w:b w:val="false"/>
+                <w:bCs w:val="false"/>
+                <w:i w:val="false"/>
+                <w:iCs w:val="false"/>
+                <w:color w:val="000000"/>
+                <w:sz w:val="18"/>
+                <w:szCs w:val="18"/>
+              </w:rPr>
+              <w:t xml:space="preserve">–  Responsibility: the learner takes care of learning resources collected from the immediate environment (e.g., pyramids, cones, triangular prisms) to establish their axis and order of rotational symmetry.</w:t>
+            </w:r>
+          </w:p>
+          <w:p>
+            <w:pPr>
+              <w:spacing w:after="30" w:before="0"/>
+              <w:ind w:left="360" w:hanging="180"/>
+              <w:jc w:val="left"/>
+            </w:pPr>
+            <w:r>
+              <w:rPr>
+                <w:rFonts w:ascii="Arial" w:cs="Arial" w:eastAsia="Arial" w:hAnsi="Arial"/>
+                <w:b w:val="false"/>
+                <w:bCs w:val="false"/>
+                <w:i w:val="false"/>
+                <w:iCs w:val="false"/>
+                <w:color w:val="000000"/>
+                <w:sz w:val="18"/>
+                <w:szCs w:val="18"/>
+              </w:rPr>
+              <w:t xml:space="preserve">–  Respect: learners appreciate each other's opinion as they discuss and draw the image under a rotation given the object, centre and angle of rotation.</w:t>
+            </w:r>
+          </w:p>
+        </w:tc>
+      </w:tr>
+      <w:tr>
+        <w:tc>
+          <w:tcPr>
+            <w:tcW w:type="dxa" w:w="3000"/>
+            <w:shd w:fill="D5E8F0" w:color="auto" w:val="clear"/>
+            <w:tcMar>
+              <w:top w:type="dxa" w:w="60"/>
+              <w:left w:type="dxa" w:w="120"/>
+              <w:bottom w:type="dxa" w:w="60"/>
+              <w:right w:type="dxa" w:w="120"/>
+            </w:tcMar>
+            <w:vAlign w:val="top"/>
+          </w:tcPr>
+          <w:p>
+            <w:pPr>
+              <w:spacing w:after="40" w:before="0"/>
+              <w:jc w:val="left"/>
+            </w:pPr>
+            <w:r>
+              <w:rPr>
+                <w:rFonts w:ascii="Arial" w:cs="Arial" w:eastAsia="Arial" w:hAnsi="Arial"/>
+                <w:b/>
+                <w:bCs/>
+                <w:i w:val="false"/>
+                <w:iCs w:val="false"/>
+                <w:color w:val="000000"/>
+                <w:sz w:val="18"/>
+                <w:szCs w:val="18"/>
+              </w:rPr>
+              <w:t xml:space="preserve">Science &amp; Engineering Practices</w:t>
+            </w:r>
+          </w:p>
+        </w:tc>
+        <w:tc>
+          <w:tcPr>
+            <w:tcW w:type="dxa" w:w="10680"/>
+            <w:shd w:fill="FFFFFF" w:color="auto" w:val="clear"/>
+            <w:tcMar>
+              <w:top w:type="dxa" w:w="60"/>
+              <w:left w:type="dxa" w:w="120"/>
+              <w:bottom w:type="dxa" w:w="60"/>
+              <w:right w:type="dxa" w:w="120"/>
+            </w:tcMar>
+            <w:vAlign w:val="top"/>
+          </w:tcPr>
+          <w:p>
+            <w:pPr>
+              <w:spacing w:after="30" w:before="0"/>
+              <w:ind w:left="360" w:hanging="180"/>
+              <w:jc w:val="left"/>
+            </w:pPr>
+            <w:r>
+              <w:rPr>
+                <w:rFonts w:ascii="Arial" w:cs="Arial" w:eastAsia="Arial" w:hAnsi="Arial"/>
+                <w:b w:val="false"/>
+                <w:bCs w:val="false"/>
+                <w:i w:val="false"/>
+                <w:iCs w:val="false"/>
+                <w:color w:val="000000"/>
+                <w:sz w:val="18"/>
+                <w:szCs w:val="18"/>
+              </w:rPr>
+              <w:t xml:space="preserve">–  Developing and Using Models: learners construct geometric models on plane surfaces and the Cartesian plane to represent and predict the position of rotated images, revising their models as they discover properties of rotation.</w:t>
+            </w:r>
+          </w:p>
+          <w:p>
+            <w:pPr>
+              <w:spacing w:after="30" w:before="0"/>
+              <w:ind w:left="360" w:hanging="180"/>
+              <w:jc w:val="left"/>
+            </w:pPr>
+            <w:r>
+              <w:rPr>
+                <w:rFonts w:ascii="Arial" w:cs="Arial" w:eastAsia="Arial" w:hAnsi="Arial"/>
+                <w:b w:val="false"/>
+                <w:bCs w:val="false"/>
+                <w:i w:val="false"/>
+                <w:iCs w:val="false"/>
+                <w:color w:val="000000"/>
+                <w:sz w:val="18"/>
+                <w:szCs w:val="18"/>
+              </w:rPr>
+              <w:t xml:space="preserve">–  Planning and Carrying Out Investigations: learners carry out structured investigations using improvised clocks, paper cutouts, and collected solids to generate and test the properties of rotational symmetry.</w:t>
+            </w:r>
+          </w:p>
+          <w:p>
+            <w:pPr>
+              <w:spacing w:after="30" w:before="0"/>
+              <w:ind w:left="360" w:hanging="180"/>
+              <w:jc w:val="left"/>
+            </w:pPr>
+            <w:r>
+              <w:rPr>
+                <w:rFonts w:ascii="Arial" w:cs="Arial" w:eastAsia="Arial" w:hAnsi="Arial"/>
+                <w:b w:val="false"/>
+                <w:bCs w:val="false"/>
+                <w:i w:val="false"/>
+                <w:iCs w:val="false"/>
+                <w:color w:val="000000"/>
+                <w:sz w:val="18"/>
+                <w:szCs w:val="18"/>
+              </w:rPr>
+              <w:t xml:space="preserve">–  Analysing and Interpreting Data: learners analyse coordinate pairs of objects and their images to determine patterns (e.g., invariant centre, preserved distances), deduce the angle of rotation, and identify congruence relationships.</w:t>
+            </w:r>
+          </w:p>
+        </w:tc>
+      </w:tr>
+      <w:tr>
+        <w:tc>
+          <w:tcPr>
+            <w:tcW w:type="dxa" w:w="3000"/>
+            <w:shd w:fill="FCE4D6" w:color="auto" w:val="clear"/>
+            <w:tcMar>
+              <w:top w:type="dxa" w:w="60"/>
+              <w:left w:type="dxa" w:w="120"/>
+              <w:bottom w:type="dxa" w:w="60"/>
+              <w:right w:type="dxa" w:w="120"/>
+            </w:tcMar>
+            <w:vAlign w:val="top"/>
+          </w:tcPr>
+          <w:p>
+            <w:pPr>
+              <w:spacing w:after="40" w:before="0"/>
+              <w:jc w:val="left"/>
+            </w:pPr>
+            <w:r>
+              <w:rPr>
+                <w:rFonts w:ascii="Arial" w:cs="Arial" w:eastAsia="Arial" w:hAnsi="Arial"/>
+                <w:b/>
+                <w:bCs/>
+                <w:i w:val="false"/>
+                <w:iCs w:val="false"/>
+                <w:color w:val="000000"/>
+                <w:sz w:val="18"/>
+                <w:szCs w:val="18"/>
+              </w:rPr>
+              <w:t xml:space="preserve">Pertinent &amp; Contemporary Issues (PCIs)</w:t>
+            </w:r>
+          </w:p>
+        </w:tc>
+        <w:tc>
+          <w:tcPr>
+            <w:tcW w:type="dxa" w:w="10680"/>
+            <w:shd w:fill="FFFFFF" w:color="auto" w:val="clear"/>
+            <w:tcMar>
+              <w:top w:type="dxa" w:w="60"/>
+              <w:left w:type="dxa" w:w="120"/>
+              <w:bottom w:type="dxa" w:w="60"/>
+              <w:right w:type="dxa" w:w="120"/>
+            </w:tcMar>
+            <w:vAlign w:val="top"/>
+          </w:tcPr>
+          <w:p>
+            <w:pPr>
+              <w:spacing w:after="30" w:before="0"/>
+              <w:ind w:left="360" w:hanging="180"/>
+              <w:jc w:val="left"/>
+            </w:pPr>
+            <w:r>
+              <w:rPr>
+                <w:rFonts w:ascii="Arial" w:cs="Arial" w:eastAsia="Arial" w:hAnsi="Arial"/>
+                <w:b w:val="false"/>
+                <w:bCs w:val="false"/>
+                <w:i w:val="false"/>
+                <w:iCs w:val="false"/>
+                <w:color w:val="000000"/>
+                <w:sz w:val="18"/>
+                <w:szCs w:val="18"/>
+              </w:rPr>
+              <w:t xml:space="preserve">–  Environmental Education: as the learner responsibly collects regular solids (pyramids, cones, tetrahedrons, triangular prisms) from the immediate environment to determine the axis and order of rotational symmetry, promoting mindful interaction with natural and manufactured objects.</w:t>
+            </w:r>
+          </w:p>
+        </w:tc>
+      </w:tr>
+      <w:tr>
+        <w:tc>
+          <w:tcPr>
+            <w:tcW w:type="dxa" w:w="3000"/>
+            <w:shd w:fill="D9EEF1" w:color="auto" w:val="clear"/>
+            <w:tcMar>
+              <w:top w:type="dxa" w:w="60"/>
+              <w:left w:type="dxa" w:w="120"/>
+              <w:bottom w:type="dxa" w:w="60"/>
+              <w:right w:type="dxa" w:w="120"/>
+            </w:tcMar>
+            <w:vAlign w:val="top"/>
+          </w:tcPr>
+          <w:p>
+            <w:pPr>
+              <w:spacing w:after="40" w:before="0"/>
+              <w:jc w:val="left"/>
+            </w:pPr>
+            <w:r>
+              <w:rPr>
+                <w:rFonts w:ascii="Arial" w:cs="Arial" w:eastAsia="Arial" w:hAnsi="Arial"/>
+                <w:b/>
+                <w:bCs/>
+                <w:i w:val="false"/>
+                <w:iCs w:val="false"/>
+                <w:color w:val="000000"/>
+                <w:sz w:val="18"/>
+                <w:szCs w:val="18"/>
+              </w:rPr>
+              <w:t xml:space="preserve">Career Connections</w:t>
+            </w:r>
+          </w:p>
+        </w:tc>
+        <w:tc>
+          <w:tcPr>
+            <w:tcW w:type="dxa" w:w="10680"/>
+            <w:shd w:fill="FFFFFF" w:color="auto" w:val="clear"/>
+            <w:tcMar>
+              <w:top w:type="dxa" w:w="60"/>
+              <w:left w:type="dxa" w:w="120"/>
+              <w:bottom w:type="dxa" w:w="60"/>
+              <w:right w:type="dxa" w:w="120"/>
+            </w:tcMar>
+            <w:vAlign w:val="top"/>
+          </w:tcPr>
+          <w:p>
+            <w:pPr>
+              <w:spacing w:after="30" w:before="0"/>
+              <w:ind w:left="360" w:hanging="180"/>
+              <w:jc w:val="left"/>
+            </w:pPr>
+            <w:r>
+              <w:rPr>
+                <w:rFonts w:ascii="Arial" w:cs="Arial" w:eastAsia="Arial" w:hAnsi="Arial"/>
+                <w:b w:val="false"/>
+                <w:bCs w:val="false"/>
+                <w:i w:val="false"/>
+                <w:iCs w:val="false"/>
+                <w:color w:val="000000"/>
+                <w:sz w:val="18"/>
+                <w:szCs w:val="18"/>
+              </w:rPr>
+              <w:t xml:space="preserve">–  Architecture and Engineering: rotation is fundamental in the design of buildings, bridges, and mechanical components — e.g., the rotating turbines at Olkaria Geothermal Plant in the Rift Valley rely on rotational symmetry for efficient energy generation.</w:t>
+            </w:r>
+          </w:p>
+          <w:p>
+            <w:pPr>
+              <w:spacing w:after="30" w:before="0"/>
+              <w:ind w:left="360" w:hanging="180"/>
+              <w:jc w:val="left"/>
+            </w:pPr>
+            <w:r>
+              <w:rPr>
+                <w:rFonts w:ascii="Arial" w:cs="Arial" w:eastAsia="Arial" w:hAnsi="Arial"/>
+                <w:b w:val="false"/>
+                <w:bCs w:val="false"/>
+                <w:i w:val="false"/>
+                <w:iCs w:val="false"/>
+                <w:color w:val="000000"/>
+                <w:sz w:val="18"/>
+                <w:szCs w:val="18"/>
+              </w:rPr>
+              <w:t xml:space="preserve">–  Graphic Design and Animation: rotation transformations underpin digital design, logo creation, and animation used in Kenya's growing creative industry, including media houses in Nairobi.</w:t>
+            </w:r>
+          </w:p>
+          <w:p>
+            <w:pPr>
+              <w:spacing w:after="30" w:before="0"/>
+              <w:ind w:left="360" w:hanging="180"/>
+              <w:jc w:val="left"/>
+            </w:pPr>
+            <w:r>
+              <w:rPr>
+                <w:rFonts w:ascii="Arial" w:cs="Arial" w:eastAsia="Arial" w:hAnsi="Arial"/>
+                <w:b w:val="false"/>
+                <w:bCs w:val="false"/>
+                <w:i w:val="false"/>
+                <w:iCs w:val="false"/>
+                <w:color w:val="000000"/>
+                <w:sz w:val="18"/>
+                <w:szCs w:val="18"/>
+              </w:rPr>
+              <w:t xml:space="preserve">–  Manufacturing and Textile Design: rotational patterns are used in fabric and kitenge print design, as well as in the machining of gear-driven equipment in Kenyan agro-processing factories.</w:t>
+            </w:r>
+          </w:p>
+          <w:p>
+            <w:pPr>
+              <w:spacing w:after="30" w:before="0"/>
+              <w:ind w:left="360" w:hanging="180"/>
+              <w:jc w:val="left"/>
+            </w:pPr>
+            <w:r>
+              <w:rPr>
+                <w:rFonts w:ascii="Arial" w:cs="Arial" w:eastAsia="Arial" w:hAnsi="Arial"/>
+                <w:b w:val="false"/>
+                <w:bCs w:val="false"/>
+                <w:i w:val="false"/>
+                <w:iCs w:val="false"/>
+                <w:color w:val="000000"/>
+                <w:sz w:val="18"/>
+                <w:szCs w:val="18"/>
+              </w:rPr>
+              <w:t xml:space="preserve">–  Aviation and Navigation: pilots and navigators use angular rotation concepts when plotting flight paths and bearing changes, relevant to Kenya's busy airspace managed through Wilson Airport and JKIA in Nairobi.</w:t>
+            </w:r>
+          </w:p>
+          <w:p>
+            <w:pPr>
+              <w:spacing w:after="30" w:before="0"/>
+              <w:ind w:left="360" w:hanging="180"/>
+              <w:jc w:val="left"/>
+            </w:pPr>
+            <w:r>
+              <w:rPr>
+                <w:rFonts w:ascii="Arial" w:cs="Arial" w:eastAsia="Arial" w:hAnsi="Arial"/>
+                <w:b w:val="false"/>
+                <w:bCs w:val="false"/>
+                <w:i w:val="false"/>
+                <w:iCs w:val="false"/>
+                <w:color w:val="000000"/>
+                <w:sz w:val="18"/>
+                <w:szCs w:val="18"/>
+              </w:rPr>
+              <w:t xml:space="preserve">–  Medicine and Medical Imaging: CT scanners and MRI machines use rotational mechanics; understanding rotation supports careers in biomedical engineering and radiography at hospitals such as Kenyatta National Hospital.</w:t>
+            </w:r>
+          </w:p>
+        </w:tc>
+      </w:tr>
+      <w:tr>
+        <w:tc>
+          <w:tcPr>
+            <w:tcW w:type="dxa" w:w="3000"/>
+            <w:shd w:fill="D5E8F0" w:color="auto" w:val="clear"/>
+            <w:tcMar>
+              <w:top w:type="dxa" w:w="60"/>
+              <w:left w:type="dxa" w:w="120"/>
+              <w:bottom w:type="dxa" w:w="60"/>
+              <w:right w:type="dxa" w:w="120"/>
+            </w:tcMar>
+            <w:vAlign w:val="top"/>
+          </w:tcPr>
+          <w:p>
+            <w:pPr>
+              <w:spacing w:after="40" w:before="0"/>
+              <w:jc w:val="left"/>
+            </w:pPr>
+            <w:r>
+              <w:rPr>
+                <w:rFonts w:ascii="Arial" w:cs="Arial" w:eastAsia="Arial" w:hAnsi="Arial"/>
+                <w:b/>
+                <w:bCs/>
+                <w:i w:val="false"/>
+                <w:iCs w:val="false"/>
+                <w:color w:val="000000"/>
+                <w:sz w:val="18"/>
+                <w:szCs w:val="18"/>
+              </w:rPr>
+              <w:t xml:space="preserve">Focus for Lessons</w:t>
+            </w:r>
+          </w:p>
+        </w:tc>
+        <w:tc>
+          <w:tcPr>
+            <w:tcW w:type="dxa" w:w="10680"/>
+            <w:shd w:fill="FFFFFF" w:color="auto" w:val="clear"/>
+            <w:tcMar>
+              <w:top w:type="dxa" w:w="60"/>
+              <w:left w:type="dxa" w:w="120"/>
+              <w:bottom w:type="dxa" w:w="60"/>
+              <w:right w:type="dxa" w:w="120"/>
+            </w:tcMar>
+            <w:vAlign w:val="top"/>
+          </w:tcPr>
+          <w:p>
+            <w:pPr>
+              <w:spacing w:after="40" w:before="0"/>
+              <w:jc w:val="left"/>
+            </w:pPr>
+            <w:r>
+              <w:rPr>
+                <w:rFonts w:ascii="Arial" w:cs="Arial" w:eastAsia="Arial" w:hAnsi="Arial"/>
+                <w:b w:val="false"/>
+                <w:bCs w:val="false"/>
+                <w:i w:val="false"/>
+                <w:iCs w:val="false"/>
+                <w:color w:val="000000"/>
+                <w:sz w:val="18"/>
+                <w:szCs w:val="18"/>
+              </w:rPr>
+              <w:t xml:space="preserve">This unit develops learners' understanding of rotation as a geometric transformation, progressing from hands-on exploration of the properties of rotation using improvised clocks and paper cutouts, to precise construction on plane surfaces and the Cartesian plane, and finally to the identification of rotational symmetry in both plane figures and three-dimensional solids. The Kenyan context is woven throughout — from the rotating hands of the clock tower at the University of Nairobi, to the rotational symmetry of Maasai shields and the gear systems in Nairobi's industrial area — grounding abstract mathematics in familiar, observable phenomena. Learners also deduce congruence from rotation, connecting this sub-strand to the broader theme of geometric transformations in Strand 2.0.</w:t>
+            </w:r>
+          </w:p>
+        </w:tc>
+      </w:tr>
+      <w:tr>
+        <w:tc>
+          <w:tcPr>
+            <w:tcW w:type="dxa" w:w="3000"/>
+            <w:shd w:fill="EAD1F5" w:color="auto" w:val="clear"/>
+            <w:tcMar>
+              <w:top w:type="dxa" w:w="60"/>
+              <w:left w:type="dxa" w:w="120"/>
+              <w:bottom w:type="dxa" w:w="60"/>
+              <w:right w:type="dxa" w:w="120"/>
+            </w:tcMar>
+            <w:vAlign w:val="top"/>
+          </w:tcPr>
+          <w:p>
+            <w:pPr>
+              <w:spacing w:after="40" w:before="0"/>
+              <w:jc w:val="left"/>
+            </w:pPr>
+            <w:r>
+              <w:rPr>
+                <w:rFonts w:ascii="Arial" w:cs="Arial" w:eastAsia="Arial" w:hAnsi="Arial"/>
+                <w:b/>
+                <w:bCs/>
+                <w:i w:val="false"/>
+                <w:iCs w:val="false"/>
+                <w:color w:val="000000"/>
+                <w:sz w:val="18"/>
+                <w:szCs w:val="18"/>
+              </w:rPr>
+              <w:t xml:space="preserve">Driving Question / Key Inquiry Questions</w:t>
+            </w:r>
+          </w:p>
+        </w:tc>
+        <w:tc>
+          <w:tcPr>
+            <w:tcW w:type="dxa" w:w="10680"/>
+            <w:shd w:fill="FFFFFF" w:color="auto" w:val="clear"/>
+            <w:tcMar>
+              <w:top w:type="dxa" w:w="60"/>
+              <w:left w:type="dxa" w:w="120"/>
+              <w:bottom w:type="dxa" w:w="60"/>
+              <w:right w:type="dxa" w:w="120"/>
+            </w:tcMar>
+            <w:vAlign w:val="top"/>
+          </w:tcPr>
+          <w:p>
+            <w:pPr>
+              <w:spacing w:after="40" w:before="0"/>
+              <w:jc w:val="left"/>
+            </w:pPr>
+            <w:r>
+              <w:rPr>
+                <w:rFonts w:ascii="Arial" w:cs="Arial" w:eastAsia="Arial" w:hAnsi="Arial"/>
+                <w:b w:val="false"/>
+                <w:bCs w:val="false"/>
+                <w:i w:val="false"/>
+                <w:iCs w:val="false"/>
+                <w:color w:val="000000"/>
+                <w:sz w:val="18"/>
+                <w:szCs w:val="18"/>
+              </w:rPr>
+              <w:t xml:space="preserve">DRIVING QUESTION: When the minute hand of the clock at the University of Nairobi completes its journey around the clock face, what mathematical rules govern exactly where every point on the hand ends up — and how can we use those rules to rotate any shape to any position, on paper and on a grid?</w:t>
+            </w:r>
+          </w:p>
+          <w:p>
+            <w:pPr>
+              <w:spacing w:after="40" w:before="0"/>
+              <w:jc w:val="left"/>
+            </w:pPr>
+            <w:r>
+              <w:rPr>
+                <w:rFonts w:ascii="Arial" w:cs="Arial" w:eastAsia="Arial" w:hAnsi="Arial"/>
+                <w:b w:val="false"/>
+                <w:bCs w:val="false"/>
+                <w:i w:val="false"/>
+                <w:iCs w:val="false"/>
+                <w:color w:val="000000"/>
+                <w:sz w:val="18"/>
+                <w:szCs w:val="18"/>
+              </w:rPr>
+              <w:t xml:space="preserve"/>
+            </w:r>
+          </w:p>
+          <w:p>
+            <w:pPr>
+              <w:spacing w:after="40" w:before="0"/>
+              <w:jc w:val="left"/>
+            </w:pPr>
+            <w:r>
+              <w:rPr>
+                <w:rFonts w:ascii="Arial" w:cs="Arial" w:eastAsia="Arial" w:hAnsi="Arial"/>
+                <w:b w:val="false"/>
+                <w:bCs w:val="false"/>
+                <w:i w:val="false"/>
+                <w:iCs w:val="false"/>
+                <w:color w:val="000000"/>
+                <w:sz w:val="18"/>
+                <w:szCs w:val="18"/>
+              </w:rPr>
+              <w:t xml:space="preserve">KICD KEY INQUIRY QUESTION:</w:t>
+            </w:r>
+          </w:p>
+          <w:p>
+            <w:pPr>
+              <w:spacing w:after="40" w:before="0"/>
+              <w:jc w:val="left"/>
+            </w:pPr>
+            <w:r>
+              <w:rPr>
+                <w:rFonts w:ascii="Arial" w:cs="Arial" w:eastAsia="Arial" w:hAnsi="Arial"/>
+                <w:b w:val="false"/>
+                <w:bCs w:val="false"/>
+                <w:i w:val="false"/>
+                <w:iCs w:val="false"/>
+                <w:color w:val="000000"/>
+                <w:sz w:val="18"/>
+                <w:szCs w:val="18"/>
+              </w:rPr>
+              <w:t xml:space="preserve">1. How is rotation applied in real-life situations?</w:t>
+            </w:r>
+          </w:p>
+        </w:tc>
+      </w:tr>
+      <w:tr>
+        <w:tc>
+          <w:tcPr>
+            <w:tcW w:type="dxa" w:w="3000"/>
+            <w:shd w:fill="EAD1F5" w:color="auto" w:val="clear"/>
+            <w:tcMar>
+              <w:top w:type="dxa" w:w="60"/>
+              <w:left w:type="dxa" w:w="120"/>
+              <w:bottom w:type="dxa" w:w="60"/>
+              <w:right w:type="dxa" w:w="120"/>
+            </w:tcMar>
+            <w:vAlign w:val="top"/>
+          </w:tcPr>
+          <w:p>
+            <w:pPr>
+              <w:spacing w:after="40" w:before="0"/>
+              <w:jc w:val="left"/>
+            </w:pPr>
+            <w:r>
+              <w:rPr>
+                <w:rFonts w:ascii="Arial" w:cs="Arial" w:eastAsia="Arial" w:hAnsi="Arial"/>
+                <w:b/>
+                <w:bCs/>
+                <w:i w:val="false"/>
+                <w:iCs w:val="false"/>
+                <w:color w:val="000000"/>
+                <w:sz w:val="18"/>
+                <w:szCs w:val="18"/>
+              </w:rPr>
+              <w:t xml:space="preserve">Anchoring Phenomenon</w:t>
+            </w:r>
+          </w:p>
+        </w:tc>
+        <w:tc>
+          <w:tcPr>
+            <w:tcW w:type="dxa" w:w="10680"/>
+            <w:shd w:fill="FFFFFF" w:color="auto" w:val="clear"/>
+            <w:tcMar>
+              <w:top w:type="dxa" w:w="60"/>
+              <w:left w:type="dxa" w:w="120"/>
+              <w:bottom w:type="dxa" w:w="60"/>
+              <w:right w:type="dxa" w:w="120"/>
+            </w:tcMar>
+            <w:vAlign w:val="top"/>
+          </w:tcPr>
+          <w:p>
+            <w:pPr>
+              <w:spacing w:after="40" w:before="0"/>
+              <w:jc w:val="left"/>
+            </w:pPr>
+            <w:r>
+              <w:rPr>
+                <w:rFonts w:ascii="Arial" w:cs="Arial" w:eastAsia="Arial" w:hAnsi="Arial"/>
+                <w:b w:val="false"/>
+                <w:bCs w:val="false"/>
+                <w:i w:val="false"/>
+                <w:iCs w:val="false"/>
+                <w:color w:val="000000"/>
+                <w:sz w:val="18"/>
+                <w:szCs w:val="18"/>
+              </w:rPr>
+              <w:t xml:space="preserve">THE ANCHORING PHENOMENON — "THE SPINNING HANDS OF NAIROBI'S CLOCK TOWER"</w:t>
+            </w:r>
+          </w:p>
+          <w:p>
+            <w:pPr>
+              <w:spacing w:after="40" w:before="0"/>
+              <w:jc w:val="left"/>
+            </w:pPr>
+            <w:r>
+              <w:rPr>
+                <w:rFonts w:ascii="Arial" w:cs="Arial" w:eastAsia="Arial" w:hAnsi="Arial"/>
+                <w:b w:val="false"/>
+                <w:bCs w:val="false"/>
+                <w:i w:val="false"/>
+                <w:iCs w:val="false"/>
+                <w:color w:val="000000"/>
+                <w:sz w:val="18"/>
+                <w:szCs w:val="18"/>
+              </w:rPr>
+              <w:t xml:space="preserve"/>
+            </w:r>
+          </w:p>
+          <w:p>
+            <w:pPr>
+              <w:spacing w:after="40" w:before="0"/>
+              <w:jc w:val="left"/>
+            </w:pPr>
+            <w:r>
+              <w:rPr>
+                <w:rFonts w:ascii="Arial" w:cs="Arial" w:eastAsia="Arial" w:hAnsi="Arial"/>
+                <w:b w:val="false"/>
+                <w:bCs w:val="false"/>
+                <w:i w:val="false"/>
+                <w:iCs w:val="false"/>
+                <w:color w:val="000000"/>
+                <w:sz w:val="18"/>
+                <w:szCs w:val="18"/>
+              </w:rPr>
+              <w:t xml:space="preserve">Students are shown a short video clip (or a large printed image sequence) of the clock on the Administration Block of the University of Nairobi. The clip captures the minute hand at four distinct positions over one hour: 12:00, 12:15, 12:30, and 12:45. The hand is clearly the same length and shape at every position, yet it points in a completely different direction each time.</w:t>
+            </w:r>
+          </w:p>
+          <w:p>
+            <w:pPr>
+              <w:spacing w:after="40" w:before="0"/>
+              <w:jc w:val="left"/>
+            </w:pPr>
+            <w:r>
+              <w:rPr>
+                <w:rFonts w:ascii="Arial" w:cs="Arial" w:eastAsia="Arial" w:hAnsi="Arial"/>
+                <w:b w:val="false"/>
+                <w:bCs w:val="false"/>
+                <w:i w:val="false"/>
+                <w:iCs w:val="false"/>
+                <w:color w:val="000000"/>
+                <w:sz w:val="18"/>
+                <w:szCs w:val="18"/>
+              </w:rPr>
+              <w:t xml:space="preserve"/>
+            </w:r>
+          </w:p>
+          <w:p>
+            <w:pPr>
+              <w:spacing w:after="40" w:before="0"/>
+              <w:jc w:val="left"/>
+            </w:pPr>
+            <w:r>
+              <w:rPr>
+                <w:rFonts w:ascii="Arial" w:cs="Arial" w:eastAsia="Arial" w:hAnsi="Arial"/>
+                <w:b w:val="false"/>
+                <w:bCs w:val="false"/>
+                <w:i w:val="false"/>
+                <w:iCs w:val="false"/>
+                <w:color w:val="000000"/>
+                <w:sz w:val="18"/>
+                <w:szCs w:val="18"/>
+              </w:rPr>
+              <w:t xml:space="preserve">Students are asked to observe and discuss: The minute hand has moved — but what exactly has changed, and what has stayed the same? The tip of the hand traces a perfect circular arc. The hand itself does not stretch, shrink, or flip. Every point on the hand remains exactly the same distance from the centre of the clock face. Yet the hand has unmistakably moved.</w:t>
+            </w:r>
+          </w:p>
+          <w:p>
+            <w:pPr>
+              <w:spacing w:after="40" w:before="0"/>
+              <w:jc w:val="left"/>
+            </w:pPr>
+            <w:r>
+              <w:rPr>
+                <w:rFonts w:ascii="Arial" w:cs="Arial" w:eastAsia="Arial" w:hAnsi="Arial"/>
+                <w:b w:val="false"/>
+                <w:bCs w:val="false"/>
+                <w:i w:val="false"/>
+                <w:iCs w:val="false"/>
+                <w:color w:val="000000"/>
+                <w:sz w:val="18"/>
+                <w:szCs w:val="18"/>
+              </w:rPr>
+              <w:t xml:space="preserve"/>
+            </w:r>
+          </w:p>
+          <w:p>
+            <w:pPr>
+              <w:spacing w:after="40" w:before="0"/>
+              <w:jc w:val="left"/>
+            </w:pPr>
+            <w:r>
+              <w:rPr>
+                <w:rFonts w:ascii="Arial" w:cs="Arial" w:eastAsia="Arial" w:hAnsi="Arial"/>
+                <w:b w:val="false"/>
+                <w:bCs w:val="false"/>
+                <w:i w:val="false"/>
+                <w:iCs w:val="false"/>
+                <w:color w:val="000000"/>
+                <w:sz w:val="18"/>
+                <w:szCs w:val="18"/>
+              </w:rPr>
+              <w:t xml:space="preserve">This is puzzling because it challenges learners to articulate what kind of motion this is — it is neither a slide (translation) nor a mirror flip (reflection). Something is turning about a fixed point. The questions that naturally arise are: Where is the fixed point? How much has the hand turned? Could we predict exactly where the hand will be after any given amount of time? And — if we placed the hand on a coordinate grid, could we calculate the new position of every point on it mathematically?</w:t>
+            </w:r>
+          </w:p>
+          <w:p>
+            <w:pPr>
+              <w:spacing w:after="40" w:before="0"/>
+              <w:jc w:val="left"/>
+            </w:pPr>
+            <w:r>
+              <w:rPr>
+                <w:rFonts w:ascii="Arial" w:cs="Arial" w:eastAsia="Arial" w:hAnsi="Arial"/>
+                <w:b w:val="false"/>
+                <w:bCs w:val="false"/>
+                <w:i w:val="false"/>
+                <w:iCs w:val="false"/>
+                <w:color w:val="000000"/>
+                <w:sz w:val="18"/>
+                <w:szCs w:val="18"/>
+              </w:rPr>
+              <w:t xml:space="preserve"/>
+            </w:r>
+          </w:p>
+          <w:p>
+            <w:pPr>
+              <w:spacing w:after="40" w:before="0"/>
+              <w:jc w:val="left"/>
+            </w:pPr>
+            <w:r>
+              <w:rPr>
+                <w:rFonts w:ascii="Arial" w:cs="Arial" w:eastAsia="Arial" w:hAnsi="Arial"/>
+                <w:b w:val="false"/>
+                <w:bCs w:val="false"/>
+                <w:i w:val="false"/>
+                <w:iCs w:val="false"/>
+                <w:color w:val="000000"/>
+                <w:sz w:val="18"/>
+                <w:szCs w:val="18"/>
+              </w:rPr>
+              <w:t xml:space="preserve">This phenomenon anchors the entire unit: every lesson returns to the idea of a fixed centre, a measurable angle, a preserved shape and size, and a predictable new position — the four pillars of rotation as a geometric transformation.</w:t>
+            </w:r>
+          </w:p>
+        </w:tc>
+      </w:tr>
+      <w:tr>
+        <w:tc>
+          <w:tcPr>
+            <w:tcW w:type="dxa" w:w="3000"/>
+            <w:shd w:fill="D9EEF1" w:color="auto" w:val="clear"/>
+            <w:tcMar>
+              <w:top w:type="dxa" w:w="60"/>
+              <w:left w:type="dxa" w:w="120"/>
+              <w:bottom w:type="dxa" w:w="60"/>
+              <w:right w:type="dxa" w:w="120"/>
+            </w:tcMar>
+            <w:vAlign w:val="top"/>
+          </w:tcPr>
+          <w:p>
+            <w:pPr>
+              <w:spacing w:after="40" w:before="0"/>
+              <w:jc w:val="left"/>
+            </w:pPr>
+            <w:r>
+              <w:rPr>
+                <w:rFonts w:ascii="Arial" w:cs="Arial" w:eastAsia="Arial" w:hAnsi="Arial"/>
+                <w:b/>
+                <w:bCs/>
+                <w:i w:val="false"/>
+                <w:iCs w:val="false"/>
+                <w:color w:val="000000"/>
+                <w:sz w:val="18"/>
+                <w:szCs w:val="18"/>
+              </w:rPr>
+              <w:t xml:space="preserve">Storyline Thread</w:t>
+            </w:r>
+          </w:p>
+        </w:tc>
+        <w:tc>
+          <w:tcPr>
+            <w:tcW w:type="dxa" w:w="10680"/>
+            <w:shd w:fill="FFFFFF" w:color="auto" w:val="clear"/>
+            <w:tcMar>
+              <w:top w:type="dxa" w:w="60"/>
+              <w:left w:type="dxa" w:w="120"/>
+              <w:bottom w:type="dxa" w:w="60"/>
+              <w:right w:type="dxa" w:w="120"/>
+            </w:tcMar>
+            <w:vAlign w:val="top"/>
+          </w:tcPr>
+          <w:p>
+            <w:pPr>
+              <w:spacing w:after="40" w:before="0"/>
+              <w:jc w:val="left"/>
+            </w:pPr>
+            <w:r>
+              <w:rPr>
+                <w:rFonts w:ascii="Arial" w:cs="Arial" w:eastAsia="Arial" w:hAnsi="Arial"/>
+                <w:b w:val="false"/>
+                <w:bCs w:val="false"/>
+                <w:i w:val="false"/>
+                <w:iCs w:val="false"/>
+                <w:color w:val="000000"/>
+                <w:sz w:val="18"/>
+                <w:szCs w:val="18"/>
+              </w:rPr>
+              <w:t xml:space="preserve">Lesson 1 — PREDICT: "What is happening to the clock hand?" | Learners observe the anchoring phenomenon (clock tower video/image sequence). In groups they predict what has changed and what has stayed the same. They sketch the hand at each position and attempt to describe the motion in their own words. The teacher records predictions on the Driving Question Board (DQB). Key vocabulary — centre, angle, direction, clockwise, anticlockwise — is introduced through discussion. Learners use an improvised clock (a card arrow pinned to a board) to demonstrate and discover that distance from centre is preserved.</w:t>
+            </w:r>
+          </w:p>
+          <w:p>
+            <w:pPr>
+              <w:spacing w:after="40" w:before="0"/>
+              <w:jc w:val="left"/>
+            </w:pPr>
+            <w:r>
+              <w:rPr>
+                <w:rFonts w:ascii="Arial" w:cs="Arial" w:eastAsia="Arial" w:hAnsi="Arial"/>
+                <w:b w:val="false"/>
+                <w:bCs w:val="false"/>
+                <w:i w:val="false"/>
+                <w:iCs w:val="false"/>
+                <w:color w:val="000000"/>
+                <w:sz w:val="18"/>
+                <w:szCs w:val="18"/>
+              </w:rPr>
+              <w:t xml:space="preserve"/>
+            </w:r>
+          </w:p>
+          <w:p>
+            <w:pPr>
+              <w:spacing w:after="40" w:before="0"/>
+              <w:jc w:val="left"/>
+            </w:pPr>
+            <w:r>
+              <w:rPr>
+                <w:rFonts w:ascii="Arial" w:cs="Arial" w:eastAsia="Arial" w:hAnsi="Arial"/>
+                <w:b w:val="false"/>
+                <w:bCs w:val="false"/>
+                <w:i w:val="false"/>
+                <w:iCs w:val="false"/>
+                <w:color w:val="000000"/>
+                <w:sz w:val="18"/>
+                <w:szCs w:val="18"/>
+              </w:rPr>
+              <w:t xml:space="preserve">Lesson 2 — OBSERVE &amp; EXPLORE: "Discovering the Properties of Rotation" | Learners use paper cutouts of plane figures (triangles, quadrilaterals) and a pin (as the centre of rotation) to physically rotate objects through specified angles on plain paper. They record observations: object and image are congruent; every point moves through the same angle; the centre is the only invariant point; direction matters. Groups share findings and a class list of Properties of Rotation is compiled and added to the DQB. Connection to the posho mill supporting phenomenon is made.</w:t>
+            </w:r>
+          </w:p>
+          <w:p>
+            <w:pPr>
+              <w:spacing w:after="40" w:before="0"/>
+              <w:jc w:val="left"/>
+            </w:pPr>
+            <w:r>
+              <w:rPr>
+                <w:rFonts w:ascii="Arial" w:cs="Arial" w:eastAsia="Arial" w:hAnsi="Arial"/>
+                <w:b w:val="false"/>
+                <w:bCs w:val="false"/>
+                <w:i w:val="false"/>
+                <w:iCs w:val="false"/>
+                <w:color w:val="000000"/>
+                <w:sz w:val="18"/>
+                <w:szCs w:val="18"/>
+              </w:rPr>
+              <w:t xml:space="preserve"/>
+            </w:r>
+          </w:p>
+          <w:p>
+            <w:pPr>
+              <w:spacing w:after="40" w:before="0"/>
+              <w:jc w:val="left"/>
+            </w:pPr>
+            <w:r>
+              <w:rPr>
+                <w:rFonts w:ascii="Arial" w:cs="Arial" w:eastAsia="Arial" w:hAnsi="Arial"/>
+                <w:b w:val="false"/>
+                <w:bCs w:val="false"/>
+                <w:i w:val="false"/>
+                <w:iCs w:val="false"/>
+                <w:color w:val="000000"/>
+                <w:sz w:val="18"/>
+                <w:szCs w:val="18"/>
+              </w:rPr>
+              <w:t xml:space="preserve">Lesson 3 — EXPLAIN &amp; PRACTISE: "Rotating Objects on a Plane Surface" | Learners use a geometrical set (ruler, compass, protractor) to construct the image of a given object under a specified rotation (centre and angle given) on plain paper. Step-by-step construction method is developed collaboratively: locate centre, draw rays from centre through each vertex, measure the angle, mark the image vertex at equal distance. Multiple examples with different centres (inside, outside, on the object) and angles (90°, 180°, 270°) are practised. Learners connect this to the clock-hand phenomenon — the centre of the clock is always fixed.</w:t>
+            </w:r>
+          </w:p>
+          <w:p>
+            <w:pPr>
+              <w:spacing w:after="40" w:before="0"/>
+              <w:jc w:val="left"/>
+            </w:pPr>
+            <w:r>
+              <w:rPr>
+                <w:rFonts w:ascii="Arial" w:cs="Arial" w:eastAsia="Arial" w:hAnsi="Arial"/>
+                <w:b w:val="false"/>
+                <w:bCs w:val="false"/>
+                <w:i w:val="false"/>
+                <w:iCs w:val="false"/>
+                <w:color w:val="000000"/>
+                <w:sz w:val="18"/>
+                <w:szCs w:val="18"/>
+              </w:rPr>
+              <w:t xml:space="preserve"/>
+            </w:r>
+          </w:p>
+          <w:p>
+            <w:pPr>
+              <w:spacing w:after="40" w:before="0"/>
+              <w:jc w:val="left"/>
+            </w:pPr>
+            <w:r>
+              <w:rPr>
+                <w:rFonts w:ascii="Arial" w:cs="Arial" w:eastAsia="Arial" w:hAnsi="Arial"/>
+                <w:b w:val="false"/>
+                <w:bCs w:val="false"/>
+                <w:i w:val="false"/>
+                <w:iCs w:val="false"/>
+                <w:color w:val="000000"/>
+                <w:sz w:val="18"/>
+                <w:szCs w:val="18"/>
+              </w:rPr>
+              <w:t xml:space="preserve">Lesson 4 — EXPLAIN &amp; PRACTISE: "Rotation on the Cartesian Plane" | Learners transfer the construction skill to the Cartesian plane. Using coordinate grids, they rotate objects about the origin and about other specified centres through 90°, 180°, and 270° (clockwise and anticlockwise). They discover and record coordinate rules (e.g., 90° anticlockwise about the origin: (x, y) → (−y, x)) through guided pattern-spotting. The Kasarani football rolling phenomenon is revisited — learners calculate where a marked point would appear after a 90° and 180° rotation.</w:t>
+            </w:r>
+          </w:p>
+          <w:p>
+            <w:pPr>
+              <w:spacing w:after="40" w:before="0"/>
+              <w:jc w:val="left"/>
+            </w:pPr>
+            <w:r>
+              <w:rPr>
+                <w:rFonts w:ascii="Arial" w:cs="Arial" w:eastAsia="Arial" w:hAnsi="Arial"/>
+                <w:b w:val="false"/>
+                <w:bCs w:val="false"/>
+                <w:i w:val="false"/>
+                <w:iCs w:val="false"/>
+                <w:color w:val="000000"/>
+                <w:sz w:val="18"/>
+                <w:szCs w:val="18"/>
+              </w:rPr>
+              <w:t xml:space="preserve"/>
+            </w:r>
+          </w:p>
+          <w:p>
+            <w:pPr>
+              <w:spacing w:after="40" w:before="0"/>
+              <w:jc w:val="left"/>
+            </w:pPr>
+            <w:r>
+              <w:rPr>
+                <w:rFonts w:ascii="Arial" w:cs="Arial" w:eastAsia="Arial" w:hAnsi="Arial"/>
+                <w:b w:val="false"/>
+                <w:bCs w:val="false"/>
+                <w:i w:val="false"/>
+                <w:iCs w:val="false"/>
+                <w:color w:val="000000"/>
+                <w:sz w:val="18"/>
+                <w:szCs w:val="18"/>
+              </w:rPr>
+              <w:t xml:space="preserve">Lesson 5 — INVESTIGATE: "Finding the Centre and Angle of Rotation" | Given only an object and its image (no centre or angle provided), learners use perpendicular bisector construction to locate the centre of rotation and a protractor to measure the angle. Group investigation on plain paper and Cartesian plane. Results are verified by rotating the object using the found centre and angle and checking it maps onto the image. Learners return to the DQB and update: "We can work backwards — find the centre and angle from the evidence."</w:t>
+            </w:r>
+          </w:p>
+          <w:p>
+            <w:pPr>
+              <w:spacing w:after="40" w:before="0"/>
+              <w:jc w:val="left"/>
+            </w:pPr>
+            <w:r>
+              <w:rPr>
+                <w:rFonts w:ascii="Arial" w:cs="Arial" w:eastAsia="Arial" w:hAnsi="Arial"/>
+                <w:b w:val="false"/>
+                <w:bCs w:val="false"/>
+                <w:i w:val="false"/>
+                <w:iCs w:val="false"/>
+                <w:color w:val="000000"/>
+                <w:sz w:val="18"/>
+                <w:szCs w:val="18"/>
+              </w:rPr>
+              <w:t xml:space="preserve"/>
+            </w:r>
+          </w:p>
+          <w:p>
+            <w:pPr>
+              <w:spacing w:after="40" w:before="0"/>
+              <w:jc w:val="left"/>
+            </w:pPr>
+            <w:r>
+              <w:rPr>
+                <w:rFonts w:ascii="Arial" w:cs="Arial" w:eastAsia="Arial" w:hAnsi="Arial"/>
+                <w:b w:val="false"/>
+                <w:bCs w:val="false"/>
+                <w:i w:val="false"/>
+                <w:iCs w:val="false"/>
+                <w:color w:val="000000"/>
+                <w:sz w:val="18"/>
+                <w:szCs w:val="18"/>
+              </w:rPr>
+              <w:t xml:space="preserve">Lesson 6 — EXPLORE: "Rotational Symmetry of Plane Figures and Solids" | Learners use paper cutouts of regular polygons (equilateral triangle, square, regular hexagon — connecting to patterns on a Maasai kiondo basket) to locate points of rotational symmetry and determine the order of rotational symmetry for each figure. They then collect or examine models of 3-D solids (pyramids, triangular prisms, cones, tetrahedrons — connecting to the Rift Valley windmill phenomenon) and identify the axis and order of rotational symmetry for each solid. Findings are recorded in a class table on the DQB.</w:t>
+            </w:r>
+          </w:p>
+          <w:p>
+            <w:pPr>
+              <w:spacing w:after="40" w:before="0"/>
+              <w:jc w:val="left"/>
+            </w:pPr>
+            <w:r>
+              <w:rPr>
+                <w:rFonts w:ascii="Arial" w:cs="Arial" w:eastAsia="Arial" w:hAnsi="Arial"/>
+                <w:b w:val="false"/>
+                <w:bCs w:val="false"/>
+                <w:i w:val="false"/>
+                <w:iCs w:val="false"/>
+                <w:color w:val="000000"/>
+                <w:sz w:val="18"/>
+                <w:szCs w:val="18"/>
+              </w:rPr>
+              <w:t xml:space="preserve"/>
+            </w:r>
+          </w:p>
+          <w:p>
+            <w:pPr>
+              <w:spacing w:after="40" w:before="0"/>
+              <w:jc w:val="left"/>
+            </w:pPr>
+            <w:r>
+              <w:rPr>
+                <w:rFonts w:ascii="Arial" w:cs="Arial" w:eastAsia="Arial" w:hAnsi="Arial"/>
+                <w:b w:val="false"/>
+                <w:bCs w:val="false"/>
+                <w:i w:val="false"/>
+                <w:iCs w:val="false"/>
+                <w:color w:val="000000"/>
+                <w:sz w:val="18"/>
+                <w:szCs w:val="18"/>
+              </w:rPr>
+              <w:t xml:space="preserve">Lesson 7 — EXPLAIN: "Rotation and Congruence" | Learners use pairs of object-and-image cutouts from previous lessons to classify the type of congruence produced by rotation (opposite congruence — the image cannot be superimposed without lifting from the plane, unlike direct congruence from translation). They compare this with congruence from reflection (also opposite) and from translation (direct). A sorting activity consolidates understanding. Learners connect to the clock: the hour hand at 3:00 and at 9:00 are congruent — but one is a rotation of the other, not a reflection.</w:t>
+            </w:r>
+          </w:p>
+          <w:p>
+            <w:pPr>
+              <w:spacing w:after="40" w:before="0"/>
+              <w:jc w:val="left"/>
+            </w:pPr>
+            <w:r>
+              <w:rPr>
+                <w:rFonts w:ascii="Arial" w:cs="Arial" w:eastAsia="Arial" w:hAnsi="Arial"/>
+                <w:b w:val="false"/>
+                <w:bCs w:val="false"/>
+                <w:i w:val="false"/>
+                <w:iCs w:val="false"/>
+                <w:color w:val="000000"/>
+                <w:sz w:val="18"/>
+                <w:szCs w:val="18"/>
+              </w:rPr>
+              <w:t xml:space="preserve"/>
+            </w:r>
+          </w:p>
+          <w:p>
+            <w:pPr>
+              <w:spacing w:after="40" w:before="0"/>
+              <w:jc w:val="left"/>
+            </w:pPr>
+            <w:r>
+              <w:rPr>
+                <w:rFonts w:ascii="Arial" w:cs="Arial" w:eastAsia="Arial" w:hAnsi="Arial"/>
+                <w:b w:val="false"/>
+                <w:bCs w:val="false"/>
+                <w:i w:val="false"/>
+                <w:iCs w:val="false"/>
+                <w:color w:val="000000"/>
+                <w:sz w:val="18"/>
+                <w:szCs w:val="18"/>
+              </w:rPr>
+              <w:t xml:space="preserve">Lesson 8 — MODEL BUILDING, APPLICATION &amp; ASSESSMENT: "Putting It All Together" | Learners revisit the anchoring phenomenon: given the clock hand position at 12:00 on a coordinate grid, they calculate its exact position at 12:15, 12:30, 12:45, and 1:00 using rotation rules. They then complete a structured class activity covering all seven SLOs: rotate an object on the Cartesian plane, find a centre and angle of rotation, determine rotational symmetry order of a given figure and solid, and identify congruence from rotation. Final DQB review: learners articulate a full answer to the driving question in writing. Real-life appreciation task: identify two examples of rotation in their school or home environment in Nairobi/their locality and describe the centre, angle, and order of symmetry.</w:t>
+            </w:r>
+          </w:p>
+        </w:tc>
+      </w:tr>
+      <w:tr>
+        <w:tc>
+          <w:tcPr>
+            <w:tcW w:type="dxa" w:w="3000"/>
+            <w:shd w:fill="EAD1F5" w:color="auto" w:val="clear"/>
+            <w:tcMar>
+              <w:top w:type="dxa" w:w="60"/>
+              <w:left w:type="dxa" w:w="120"/>
+              <w:bottom w:type="dxa" w:w="60"/>
+              <w:right w:type="dxa" w:w="120"/>
+            </w:tcMar>
+            <w:vAlign w:val="top"/>
+          </w:tcPr>
+          <w:p>
+            <w:pPr>
+              <w:spacing w:after="40" w:before="0"/>
+              <w:jc w:val="left"/>
+            </w:pPr>
+            <w:r>
+              <w:rPr>
+                <w:rFonts w:ascii="Arial" w:cs="Arial" w:eastAsia="Arial" w:hAnsi="Arial"/>
+                <w:b/>
+                <w:bCs/>
+                <w:i w:val="false"/>
+                <w:iCs w:val="false"/>
+                <w:color w:val="000000"/>
+                <w:sz w:val="18"/>
+                <w:szCs w:val="18"/>
+              </w:rPr>
+              <w:t xml:space="preserve">Supporting Phenomena</w:t>
+            </w:r>
+          </w:p>
+        </w:tc>
+        <w:tc>
+          <w:tcPr>
+            <w:tcW w:type="dxa" w:w="10680"/>
+            <w:shd w:fill="FFFFFF" w:color="auto" w:val="clear"/>
+            <w:tcMar>
+              <w:top w:type="dxa" w:w="60"/>
+              <w:left w:type="dxa" w:w="120"/>
+              <w:bottom w:type="dxa" w:w="60"/>
+              <w:right w:type="dxa" w:w="120"/>
+            </w:tcMar>
+            <w:vAlign w:val="top"/>
+          </w:tcPr>
+          <w:p>
+            <w:pPr>
+              <w:spacing w:after="30" w:before="0"/>
+              <w:ind w:left="360" w:hanging="180"/>
+              <w:jc w:val="left"/>
+            </w:pPr>
+            <w:r>
+              <w:rPr>
+                <w:rFonts w:ascii="Arial" w:cs="Arial" w:eastAsia="Arial" w:hAnsi="Arial"/>
+                <w:b w:val="false"/>
+                <w:bCs w:val="false"/>
+                <w:i w:val="false"/>
+                <w:iCs w:val="false"/>
+                <w:color w:val="000000"/>
+                <w:sz w:val="18"/>
+                <w:szCs w:val="18"/>
+              </w:rPr>
+              <w:t xml:space="preserve">–  The rotating blades of a maize grinding mill (posho mill) in a Kisumu market: learners observe that each blade tip traces a circle around a fixed axle — prompting questions about the centre of rotation, the angle swept per second, and the symmetry of the blade arrangement.</w:t>
+            </w:r>
+          </w:p>
+          <w:p>
+            <w:pPr>
+              <w:spacing w:after="30" w:before="0"/>
+              <w:ind w:left="360" w:hanging="180"/>
+              <w:jc w:val="left"/>
+            </w:pPr>
+            <w:r>
+              <w:rPr>
+                <w:rFonts w:ascii="Arial" w:cs="Arial" w:eastAsia="Arial" w:hAnsi="Arial"/>
+                <w:b w:val="false"/>
+                <w:bCs w:val="false"/>
+                <w:i w:val="false"/>
+                <w:iCs w:val="false"/>
+                <w:color w:val="000000"/>
+                <w:sz w:val="18"/>
+                <w:szCs w:val="18"/>
+              </w:rPr>
+              <w:t xml:space="preserve">–  Rotational patterns on a traditional Kikuyu/Maasai woven basket (kiondo): learners examine how the same motif repeats at equal angular intervals around a central point, introducing the concept of order of rotational symmetry in a culturally familiar object.</w:t>
+            </w:r>
+          </w:p>
+          <w:p>
+            <w:pPr>
+              <w:spacing w:after="30" w:before="0"/>
+              <w:ind w:left="360" w:hanging="180"/>
+              <w:jc w:val="left"/>
+            </w:pPr>
+            <w:r>
+              <w:rPr>
+                <w:rFonts w:ascii="Arial" w:cs="Arial" w:eastAsia="Arial" w:hAnsi="Arial"/>
+                <w:b w:val="false"/>
+                <w:bCs w:val="false"/>
+                <w:i w:val="false"/>
+                <w:iCs w:val="false"/>
+                <w:color w:val="000000"/>
+                <w:sz w:val="18"/>
+                <w:szCs w:val="18"/>
+              </w:rPr>
+              <w:t xml:space="preserve">–  A football (soccer ball) rolling across the pitch at Kasarani Stadium in Nairobi: learners notice that as the ball rolls, a mark on its surface traces a curved path — the mark rotates about the ball's moving centre, connecting rotation to real-world circular motion.</w:t>
+            </w:r>
+          </w:p>
+          <w:p>
+            <w:pPr>
+              <w:spacing w:after="30" w:before="0"/>
+              <w:ind w:left="360" w:hanging="180"/>
+              <w:jc w:val="left"/>
+            </w:pPr>
+            <w:r>
+              <w:rPr>
+                <w:rFonts w:ascii="Arial" w:cs="Arial" w:eastAsia="Arial" w:hAnsi="Arial"/>
+                <w:b w:val="false"/>
+                <w:bCs w:val="false"/>
+                <w:i w:val="false"/>
+                <w:iCs w:val="false"/>
+                <w:color w:val="000000"/>
+                <w:sz w:val="18"/>
+                <w:szCs w:val="18"/>
+              </w:rPr>
+              <w:t xml:space="preserve">–  The rotating spray arm inside a water-pumping windmill on a Rift Valley farm: learners observe that the arm returns to its original orientation after a full 360° turn, and that opposite arms are congruent images of each other — linking rotation to both symmetry and congruence.</w:t>
+            </w:r>
+          </w:p>
+        </w:tc>
+      </w:tr>
+    </w:tbl>
+    <w:p>
+      <w:pPr>
+        <w:spacing w:after="120"/>
+      </w:pPr>
+      <w:r>
+        <w:t xml:space="preserve"/>
       </w:r>
     </w:p>
     <w:p>
@@ -150,7 +2316,7 @@
         </w:rPr>
         <w:t xml:space="preserve">© 2026 SeaVuria and ARES. This work is licensed under a </w:t>
       </w:r>
-      <w:hyperlink w:history="1" r:id="rIdp9xzruv_-ddgjucawohha">
+      <w:hyperlink w:history="1" r:id="rIdulguyyvqpgwvrhoru_uva">
         <w:r>
           <w:rPr>
             <w:rFonts w:ascii="Arial" w:cs="Arial" w:eastAsia="Arial" w:hAnsi="Arial"/>
@@ -170,7 +2336,7 @@
         </w:rPr>
         <w:t xml:space="preserve"> (</w:t>
       </w:r>
-      <w:hyperlink w:history="1" r:id="rIdt-a6debwtxpgzrrzawuef">
+      <w:hyperlink w:history="1" r:id="rIdnnwdik9bfhhmn3pkfitmo">
         <w:r>
           <w:rPr>
             <w:rFonts w:ascii="Arial" w:cs="Arial" w:eastAsia="Arial" w:hAnsi="Arial"/>
@@ -190,7 +2356,7 @@
         </w:rPr>
         <w:t xml:space="preserve">). To view a copy of this license, visit </w:t>
       </w:r>
-      <w:hyperlink w:history="1" r:id="rIdeoawa6olg4zthtcnaz1bv">
+      <w:hyperlink w:history="1" r:id="rId6fiamm3-8rneeuimeo_om">
         <w:r>
           <w:rPr>
             <w:rFonts w:ascii="Arial" w:cs="Arial" w:eastAsia="Arial" w:hAnsi="Arial"/>
@@ -209,2172 +2375,6 @@
           <w:szCs w:val="17"/>
         </w:rPr>
         <w:t xml:space="preserve">. You are free to copy, redistribute, and adapt this material in any medium or format, provided appropriate credit is given and the material is not used for commercial purposes. KICD learning outcomes and curriculum designations reproduced here for alignment purposes remain the property of KICD and are not covered by this license. Linked external resources (e.g. CK-12, Khan Academy, PhET) are subject to their own licenses.</w:t>
-      </w:r>
-    </w:p>
-    <w:p>
-      <w:pPr>
-        <w:spacing w:after="120"/>
-      </w:pPr>
-      <w:r>
-        <w:t xml:space="preserve"/>
-      </w:r>
-    </w:p>
-    <w:tbl>
-      <w:tblPr>
-        <w:tblW w:type="dxa" w:w="13680"/>
-        <w:tblBorders>
-          <w:top w:val="single" w:color="AAAAAA" w:sz="4"/>
-          <w:left w:val="single" w:color="AAAAAA" w:sz="4"/>
-          <w:bottom w:val="single" w:color="AAAAAA" w:sz="4"/>
-          <w:right w:val="single" w:color="AAAAAA" w:sz="4"/>
-          <w:insideH w:val="single" w:color="auto" w:sz="4"/>
-          <w:insideV w:val="single" w:color="auto" w:sz="4"/>
-        </w:tblBorders>
-        <w:tblLayout w:type="fixed"/>
-      </w:tblPr>
-      <w:tblGrid>
-        <w:gridCol w:w="3000"/>
-        <w:gridCol w:w="10680"/>
-      </w:tblGrid>
-      <w:tr>
-        <w:tc>
-          <w:tcPr>
-            <w:tcW w:type="dxa" w:w="13680"/>
-            <w:gridSpan w:val="2"/>
-            <w:shd w:fill="1F3864" w:color="auto" w:val="clear"/>
-            <w:tcMar>
-              <w:top w:type="dxa" w:w="60"/>
-              <w:left w:type="dxa" w:w="120"/>
-              <w:bottom w:type="dxa" w:w="60"/>
-              <w:right w:type="dxa" w:w="120"/>
-            </w:tcMar>
-            <w:vAlign w:val="top"/>
-          </w:tcPr>
-          <w:p>
-            <w:pPr>
-              <w:spacing w:after="40" w:before="0"/>
-              <w:jc w:val="center"/>
-            </w:pPr>
-            <w:r>
-              <w:rPr>
-                <w:rFonts w:ascii="Arial" w:cs="Arial" w:eastAsia="Arial" w:hAnsi="Arial"/>
-                <w:b/>
-                <w:bCs/>
-                <w:i w:val="false"/>
-                <w:iCs w:val="false"/>
-                <w:color w:val="FFFFFF"/>
-                <w:sz w:val="22"/>
-                <w:szCs w:val="22"/>
-              </w:rPr>
-              <w:t xml:space="preserve">SUB-STRAND OVERVIEW</w:t>
-            </w:r>
-          </w:p>
-        </w:tc>
-      </w:tr>
-      <w:tr>
-        <w:tc>
-          <w:tcPr>
-            <w:tcW w:type="dxa" w:w="3000"/>
-            <w:shd w:fill="D5E8F0" w:color="auto" w:val="clear"/>
-            <w:tcMar>
-              <w:top w:type="dxa" w:w="60"/>
-              <w:left w:type="dxa" w:w="120"/>
-              <w:bottom w:type="dxa" w:w="60"/>
-              <w:right w:type="dxa" w:w="120"/>
-            </w:tcMar>
-            <w:vAlign w:val="top"/>
-          </w:tcPr>
-          <w:p>
-            <w:pPr>
-              <w:spacing w:after="40" w:before="0"/>
-              <w:jc w:val="left"/>
-            </w:pPr>
-            <w:r>
-              <w:rPr>
-                <w:rFonts w:ascii="Arial" w:cs="Arial" w:eastAsia="Arial" w:hAnsi="Arial"/>
-                <w:b/>
-                <w:bCs/>
-                <w:i w:val="false"/>
-                <w:iCs w:val="false"/>
-                <w:color w:val="000000"/>
-                <w:sz w:val="18"/>
-                <w:szCs w:val="18"/>
-              </w:rPr>
-              <w:t xml:space="preserve">Grade Level</w:t>
-            </w:r>
-          </w:p>
-        </w:tc>
-        <w:tc>
-          <w:tcPr>
-            <w:tcW w:type="dxa" w:w="10680"/>
-            <w:shd w:fill="FFFFFF" w:color="auto" w:val="clear"/>
-            <w:tcMar>
-              <w:top w:type="dxa" w:w="60"/>
-              <w:left w:type="dxa" w:w="120"/>
-              <w:bottom w:type="dxa" w:w="60"/>
-              <w:right w:type="dxa" w:w="120"/>
-            </w:tcMar>
-            <w:vAlign w:val="top"/>
-          </w:tcPr>
-          <w:p>
-            <w:pPr>
-              <w:spacing w:after="40" w:before="0"/>
-              <w:jc w:val="left"/>
-            </w:pPr>
-            <w:r>
-              <w:rPr>
-                <w:rFonts w:ascii="Arial" w:cs="Arial" w:eastAsia="Arial" w:hAnsi="Arial"/>
-                <w:b w:val="false"/>
-                <w:bCs w:val="false"/>
-                <w:i w:val="false"/>
-                <w:iCs w:val="false"/>
-                <w:color w:val="000000"/>
-                <w:sz w:val="18"/>
-                <w:szCs w:val="18"/>
-              </w:rPr>
-              <w:t xml:space="preserve">10</w:t>
-            </w:r>
-          </w:p>
-        </w:tc>
-      </w:tr>
-      <w:tr>
-        <w:tc>
-          <w:tcPr>
-            <w:tcW w:type="dxa" w:w="3000"/>
-            <w:shd w:fill="D5E8F0" w:color="auto" w:val="clear"/>
-            <w:tcMar>
-              <w:top w:type="dxa" w:w="60"/>
-              <w:left w:type="dxa" w:w="120"/>
-              <w:bottom w:type="dxa" w:w="60"/>
-              <w:right w:type="dxa" w:w="120"/>
-            </w:tcMar>
-            <w:vAlign w:val="top"/>
-          </w:tcPr>
-          <w:p>
-            <w:pPr>
-              <w:spacing w:after="40" w:before="0"/>
-              <w:jc w:val="left"/>
-            </w:pPr>
-            <w:r>
-              <w:rPr>
-                <w:rFonts w:ascii="Arial" w:cs="Arial" w:eastAsia="Arial" w:hAnsi="Arial"/>
-                <w:b/>
-                <w:bCs/>
-                <w:i w:val="false"/>
-                <w:iCs w:val="false"/>
-                <w:color w:val="000000"/>
-                <w:sz w:val="18"/>
-                <w:szCs w:val="18"/>
-              </w:rPr>
-              <w:t xml:space="preserve">Subject</w:t>
-            </w:r>
-          </w:p>
-        </w:tc>
-        <w:tc>
-          <w:tcPr>
-            <w:tcW w:type="dxa" w:w="10680"/>
-            <w:shd w:fill="FFFFFF" w:color="auto" w:val="clear"/>
-            <w:tcMar>
-              <w:top w:type="dxa" w:w="60"/>
-              <w:left w:type="dxa" w:w="120"/>
-              <w:bottom w:type="dxa" w:w="60"/>
-              <w:right w:type="dxa" w:w="120"/>
-            </w:tcMar>
-            <w:vAlign w:val="top"/>
-          </w:tcPr>
-          <w:p>
-            <w:pPr>
-              <w:spacing w:after="40" w:before="0"/>
-              <w:jc w:val="left"/>
-            </w:pPr>
-            <w:r>
-              <w:rPr>
-                <w:rFonts w:ascii="Arial" w:cs="Arial" w:eastAsia="Arial" w:hAnsi="Arial"/>
-                <w:b w:val="false"/>
-                <w:bCs w:val="false"/>
-                <w:i w:val="false"/>
-                <w:iCs w:val="false"/>
-                <w:color w:val="000000"/>
-                <w:sz w:val="18"/>
-                <w:szCs w:val="18"/>
-              </w:rPr>
-              <w:t xml:space="preserve">Core Mathematics</w:t>
-            </w:r>
-          </w:p>
-        </w:tc>
-      </w:tr>
-      <w:tr>
-        <w:tc>
-          <w:tcPr>
-            <w:tcW w:type="dxa" w:w="3000"/>
-            <w:shd w:fill="D5E8F0" w:color="auto" w:val="clear"/>
-            <w:tcMar>
-              <w:top w:type="dxa" w:w="60"/>
-              <w:left w:type="dxa" w:w="120"/>
-              <w:bottom w:type="dxa" w:w="60"/>
-              <w:right w:type="dxa" w:w="120"/>
-            </w:tcMar>
-            <w:vAlign w:val="top"/>
-          </w:tcPr>
-          <w:p>
-            <w:pPr>
-              <w:spacing w:after="40" w:before="0"/>
-              <w:jc w:val="left"/>
-            </w:pPr>
-            <w:r>
-              <w:rPr>
-                <w:rFonts w:ascii="Arial" w:cs="Arial" w:eastAsia="Arial" w:hAnsi="Arial"/>
-                <w:b/>
-                <w:bCs/>
-                <w:i w:val="false"/>
-                <w:iCs w:val="false"/>
-                <w:color w:val="000000"/>
-                <w:sz w:val="18"/>
-                <w:szCs w:val="18"/>
-              </w:rPr>
-              <w:t xml:space="preserve">Strand</w:t>
-            </w:r>
-          </w:p>
-        </w:tc>
-        <w:tc>
-          <w:tcPr>
-            <w:tcW w:type="dxa" w:w="10680"/>
-            <w:shd w:fill="FFFFFF" w:color="auto" w:val="clear"/>
-            <w:tcMar>
-              <w:top w:type="dxa" w:w="60"/>
-              <w:left w:type="dxa" w:w="120"/>
-              <w:bottom w:type="dxa" w:w="60"/>
-              <w:right w:type="dxa" w:w="120"/>
-            </w:tcMar>
-            <w:vAlign w:val="top"/>
-          </w:tcPr>
-          <w:p>
-            <w:pPr>
-              <w:spacing w:after="40" w:before="0"/>
-              <w:jc w:val="left"/>
-            </w:pPr>
-            <w:r>
-              <w:rPr>
-                <w:rFonts w:ascii="Arial" w:cs="Arial" w:eastAsia="Arial" w:hAnsi="Arial"/>
-                <w:b w:val="false"/>
-                <w:bCs w:val="false"/>
-                <w:i w:val="false"/>
-                <w:iCs w:val="false"/>
-                <w:color w:val="000000"/>
-                <w:sz w:val="18"/>
-                <w:szCs w:val="18"/>
-              </w:rPr>
-              <w:t xml:space="preserve">Strand 2.0: Measurements and Geometry</w:t>
-            </w:r>
-          </w:p>
-        </w:tc>
-      </w:tr>
-      <w:tr>
-        <w:tc>
-          <w:tcPr>
-            <w:tcW w:type="dxa" w:w="3000"/>
-            <w:shd w:fill="D5E8F0" w:color="auto" w:val="clear"/>
-            <w:tcMar>
-              <w:top w:type="dxa" w:w="60"/>
-              <w:left w:type="dxa" w:w="120"/>
-              <w:bottom w:type="dxa" w:w="60"/>
-              <w:right w:type="dxa" w:w="120"/>
-            </w:tcMar>
-            <w:vAlign w:val="top"/>
-          </w:tcPr>
-          <w:p>
-            <w:pPr>
-              <w:spacing w:after="40" w:before="0"/>
-              <w:jc w:val="left"/>
-            </w:pPr>
-            <w:r>
-              <w:rPr>
-                <w:rFonts w:ascii="Arial" w:cs="Arial" w:eastAsia="Arial" w:hAnsi="Arial"/>
-                <w:b/>
-                <w:bCs/>
-                <w:i w:val="false"/>
-                <w:iCs w:val="false"/>
-                <w:color w:val="000000"/>
-                <w:sz w:val="18"/>
-                <w:szCs w:val="18"/>
-              </w:rPr>
-              <w:t xml:space="preserve">Sub-Strand</w:t>
-            </w:r>
-          </w:p>
-        </w:tc>
-        <w:tc>
-          <w:tcPr>
-            <w:tcW w:type="dxa" w:w="10680"/>
-            <w:shd w:fill="FFFFFF" w:color="auto" w:val="clear"/>
-            <w:tcMar>
-              <w:top w:type="dxa" w:w="60"/>
-              <w:left w:type="dxa" w:w="120"/>
-              <w:bottom w:type="dxa" w:w="60"/>
-              <w:right w:type="dxa" w:w="120"/>
-            </w:tcMar>
-            <w:vAlign w:val="top"/>
-          </w:tcPr>
-          <w:p>
-            <w:pPr>
-              <w:spacing w:after="40" w:before="0"/>
-              <w:jc w:val="left"/>
-            </w:pPr>
-            <w:r>
-              <w:rPr>
-                <w:rFonts w:ascii="Arial" w:cs="Arial" w:eastAsia="Arial" w:hAnsi="Arial"/>
-                <w:b w:val="false"/>
-                <w:bCs w:val="false"/>
-                <w:i w:val="false"/>
-                <w:iCs w:val="false"/>
-                <w:color w:val="000000"/>
-                <w:sz w:val="18"/>
-                <w:szCs w:val="18"/>
-              </w:rPr>
-              <w:t xml:space="preserve">Sub-Strand 2.3: Rotation</w:t>
-            </w:r>
-          </w:p>
-        </w:tc>
-      </w:tr>
-      <w:tr>
-        <w:tc>
-          <w:tcPr>
-            <w:tcW w:type="dxa" w:w="3000"/>
-            <w:shd w:fill="D5E8F0" w:color="auto" w:val="clear"/>
-            <w:tcMar>
-              <w:top w:type="dxa" w:w="60"/>
-              <w:left w:type="dxa" w:w="120"/>
-              <w:bottom w:type="dxa" w:w="60"/>
-              <w:right w:type="dxa" w:w="120"/>
-            </w:tcMar>
-            <w:vAlign w:val="top"/>
-          </w:tcPr>
-          <w:p>
-            <w:pPr>
-              <w:spacing w:after="40" w:before="0"/>
-              <w:jc w:val="left"/>
-            </w:pPr>
-            <w:r>
-              <w:rPr>
-                <w:rFonts w:ascii="Arial" w:cs="Arial" w:eastAsia="Arial" w:hAnsi="Arial"/>
-                <w:b/>
-                <w:bCs/>
-                <w:i w:val="false"/>
-                <w:iCs w:val="false"/>
-                <w:color w:val="000000"/>
-                <w:sz w:val="18"/>
-                <w:szCs w:val="18"/>
-              </w:rPr>
-              <w:t xml:space="preserve">Total Duration</w:t>
-            </w:r>
-          </w:p>
-        </w:tc>
-        <w:tc>
-          <w:tcPr>
-            <w:tcW w:type="dxa" w:w="10680"/>
-            <w:shd w:fill="FFFFFF" w:color="auto" w:val="clear"/>
-            <w:tcMar>
-              <w:top w:type="dxa" w:w="60"/>
-              <w:left w:type="dxa" w:w="120"/>
-              <w:bottom w:type="dxa" w:w="60"/>
-              <w:right w:type="dxa" w:w="120"/>
-            </w:tcMar>
-            <w:vAlign w:val="top"/>
-          </w:tcPr>
-          <w:p>
-            <w:pPr>
-              <w:spacing w:after="40" w:before="0"/>
-              <w:jc w:val="left"/>
-            </w:pPr>
-            <w:r>
-              <w:rPr>
-                <w:rFonts w:ascii="Arial" w:cs="Arial" w:eastAsia="Arial" w:hAnsi="Arial"/>
-                <w:b w:val="false"/>
-                <w:bCs w:val="false"/>
-                <w:i w:val="false"/>
-                <w:iCs w:val="false"/>
-                <w:color w:val="000000"/>
-                <w:sz w:val="18"/>
-                <w:szCs w:val="18"/>
-              </w:rPr>
-              <w:t xml:space="preserve">8 lessons × 40 minutes = 320 minutes total</w:t>
-            </w:r>
-          </w:p>
-        </w:tc>
-      </w:tr>
-      <w:tr>
-        <w:tc>
-          <w:tcPr>
-            <w:tcW w:type="dxa" w:w="3000"/>
-            <w:shd w:fill="D5E8F0" w:color="auto" w:val="clear"/>
-            <w:tcMar>
-              <w:top w:type="dxa" w:w="60"/>
-              <w:left w:type="dxa" w:w="120"/>
-              <w:bottom w:type="dxa" w:w="60"/>
-              <w:right w:type="dxa" w:w="120"/>
-            </w:tcMar>
-            <w:vAlign w:val="top"/>
-          </w:tcPr>
-          <w:p>
-            <w:pPr>
-              <w:spacing w:after="40" w:before="0"/>
-              <w:jc w:val="left"/>
-            </w:pPr>
-            <w:r>
-              <w:rPr>
-                <w:rFonts w:ascii="Arial" w:cs="Arial" w:eastAsia="Arial" w:hAnsi="Arial"/>
-                <w:b/>
-                <w:bCs/>
-                <w:i w:val="false"/>
-                <w:iCs w:val="false"/>
-                <w:color w:val="000000"/>
-                <w:sz w:val="18"/>
-                <w:szCs w:val="18"/>
-              </w:rPr>
-              <w:t xml:space="preserve">Sub-Strand Content</w:t>
-            </w:r>
-          </w:p>
-        </w:tc>
-        <w:tc>
-          <w:tcPr>
-            <w:tcW w:type="dxa" w:w="10680"/>
-            <w:shd w:fill="FFFFFF" w:color="auto" w:val="clear"/>
-            <w:tcMar>
-              <w:top w:type="dxa" w:w="60"/>
-              <w:left w:type="dxa" w:w="120"/>
-              <w:bottom w:type="dxa" w:w="60"/>
-              <w:right w:type="dxa" w:w="120"/>
-            </w:tcMar>
-            <w:vAlign w:val="top"/>
-          </w:tcPr>
-          <w:p>
-            <w:pPr>
-              <w:spacing w:after="30" w:before="0"/>
-              <w:ind w:left="360" w:hanging="180"/>
-              <w:jc w:val="left"/>
-            </w:pPr>
-            <w:r>
-              <w:rPr>
-                <w:rFonts w:ascii="Arial" w:cs="Arial" w:eastAsia="Arial" w:hAnsi="Arial"/>
-                <w:b w:val="false"/>
-                <w:bCs w:val="false"/>
-                <w:i w:val="false"/>
-                <w:iCs w:val="false"/>
-                <w:color w:val="000000"/>
-                <w:sz w:val="18"/>
-                <w:szCs w:val="18"/>
-              </w:rPr>
-              <w:t xml:space="preserve">–  Properties of rotation (centre, angle, direction — clockwise and anticlockwise)</w:t>
-            </w:r>
-          </w:p>
-          <w:p>
-            <w:pPr>
-              <w:spacing w:after="30" w:before="0"/>
-              <w:ind w:left="360" w:hanging="180"/>
-              <w:jc w:val="left"/>
-            </w:pPr>
-            <w:r>
-              <w:rPr>
-                <w:rFonts w:ascii="Arial" w:cs="Arial" w:eastAsia="Arial" w:hAnsi="Arial"/>
-                <w:b w:val="false"/>
-                <w:bCs w:val="false"/>
-                <w:i w:val="false"/>
-                <w:iCs w:val="false"/>
-                <w:color w:val="000000"/>
-                <w:sz w:val="18"/>
-                <w:szCs w:val="18"/>
-              </w:rPr>
-              <w:t xml:space="preserve">–  Rotation on a plane surface (using construction to locate images given centre and angle of rotation)</w:t>
-            </w:r>
-          </w:p>
-          <w:p>
-            <w:pPr>
-              <w:spacing w:after="30" w:before="0"/>
-              <w:ind w:left="360" w:hanging="180"/>
-              <w:jc w:val="left"/>
-            </w:pPr>
-            <w:r>
-              <w:rPr>
-                <w:rFonts w:ascii="Arial" w:cs="Arial" w:eastAsia="Arial" w:hAnsi="Arial"/>
-                <w:b w:val="false"/>
-                <w:bCs w:val="false"/>
-                <w:i w:val="false"/>
-                <w:iCs w:val="false"/>
-                <w:color w:val="000000"/>
-                <w:sz w:val="18"/>
-                <w:szCs w:val="18"/>
-              </w:rPr>
-              <w:t xml:space="preserve">–  Rotation on the Cartesian plane (rotating objects given the centre and angle of rotation using coordinates)</w:t>
-            </w:r>
-          </w:p>
-          <w:p>
-            <w:pPr>
-              <w:spacing w:after="30" w:before="0"/>
-              <w:ind w:left="360" w:hanging="180"/>
-              <w:jc w:val="left"/>
-            </w:pPr>
-            <w:r>
-              <w:rPr>
-                <w:rFonts w:ascii="Arial" w:cs="Arial" w:eastAsia="Arial" w:hAnsi="Arial"/>
-                <w:b w:val="false"/>
-                <w:bCs w:val="false"/>
-                <w:i w:val="false"/>
-                <w:iCs w:val="false"/>
-                <w:color w:val="000000"/>
-                <w:sz w:val="18"/>
-                <w:szCs w:val="18"/>
-              </w:rPr>
-              <w:t xml:space="preserve">–  Determining the centre and angle of rotation given an object and its image (construction method)</w:t>
-            </w:r>
-          </w:p>
-          <w:p>
-            <w:pPr>
-              <w:spacing w:after="30" w:before="0"/>
-              <w:ind w:left="360" w:hanging="180"/>
-              <w:jc w:val="left"/>
-            </w:pPr>
-            <w:r>
-              <w:rPr>
-                <w:rFonts w:ascii="Arial" w:cs="Arial" w:eastAsia="Arial" w:hAnsi="Arial"/>
-                <w:b w:val="false"/>
-                <w:bCs w:val="false"/>
-                <w:i w:val="false"/>
-                <w:iCs w:val="false"/>
-                <w:color w:val="000000"/>
-                <w:sz w:val="18"/>
-                <w:szCs w:val="18"/>
-              </w:rPr>
-              <w:t xml:space="preserve">–  Rotational symmetry of plane figures (locating points of symmetry; determining order of rotational symmetry)</w:t>
-            </w:r>
-          </w:p>
-          <w:p>
-            <w:pPr>
-              <w:spacing w:after="30" w:before="0"/>
-              <w:ind w:left="360" w:hanging="180"/>
-              <w:jc w:val="left"/>
-            </w:pPr>
-            <w:r>
-              <w:rPr>
-                <w:rFonts w:ascii="Arial" w:cs="Arial" w:eastAsia="Arial" w:hAnsi="Arial"/>
-                <w:b w:val="false"/>
-                <w:bCs w:val="false"/>
-                <w:i w:val="false"/>
-                <w:iCs w:val="false"/>
-                <w:color w:val="000000"/>
-                <w:sz w:val="18"/>
-                <w:szCs w:val="18"/>
-              </w:rPr>
-              <w:t xml:space="preserve">–  Axis and order of rotational symmetry in solids (pyramids, triangular prisms, cones, tetrahedrons)</w:t>
-            </w:r>
-          </w:p>
-          <w:p>
-            <w:pPr>
-              <w:spacing w:after="30" w:before="0"/>
-              <w:ind w:left="360" w:hanging="180"/>
-              <w:jc w:val="left"/>
-            </w:pPr>
-            <w:r>
-              <w:rPr>
-                <w:rFonts w:ascii="Arial" w:cs="Arial" w:eastAsia="Arial" w:hAnsi="Arial"/>
-                <w:b w:val="false"/>
-                <w:bCs w:val="false"/>
-                <w:i w:val="false"/>
-                <w:iCs w:val="false"/>
-                <w:color w:val="000000"/>
-                <w:sz w:val="18"/>
-                <w:szCs w:val="18"/>
-              </w:rPr>
-              <w:t xml:space="preserve">–  Rotation and congruence (deducing congruence — opposite congruence — from rotation)</w:t>
-            </w:r>
-          </w:p>
-          <w:p>
-            <w:pPr>
-              <w:spacing w:after="30" w:before="0"/>
-              <w:ind w:left="360" w:hanging="180"/>
-              <w:jc w:val="left"/>
-            </w:pPr>
-            <w:r>
-              <w:rPr>
-                <w:rFonts w:ascii="Arial" w:cs="Arial" w:eastAsia="Arial" w:hAnsi="Arial"/>
-                <w:b w:val="false"/>
-                <w:bCs w:val="false"/>
-                <w:i w:val="false"/>
-                <w:iCs w:val="false"/>
-                <w:color w:val="000000"/>
-                <w:sz w:val="18"/>
-                <w:szCs w:val="18"/>
-              </w:rPr>
-              <w:t xml:space="preserve">–  Application of rotation in real-life situations</w:t>
-            </w:r>
-          </w:p>
-        </w:tc>
-      </w:tr>
-      <w:tr>
-        <w:tc>
-          <w:tcPr>
-            <w:tcW w:type="dxa" w:w="3000"/>
-            <w:shd w:fill="D5E8F0" w:color="auto" w:val="clear"/>
-            <w:tcMar>
-              <w:top w:type="dxa" w:w="60"/>
-              <w:left w:type="dxa" w:w="120"/>
-              <w:bottom w:type="dxa" w:w="60"/>
-              <w:right w:type="dxa" w:w="120"/>
-            </w:tcMar>
-            <w:vAlign w:val="top"/>
-          </w:tcPr>
-          <w:p>
-            <w:pPr>
-              <w:spacing w:after="40" w:before="0"/>
-              <w:jc w:val="left"/>
-            </w:pPr>
-            <w:r>
-              <w:rPr>
-                <w:rFonts w:ascii="Arial" w:cs="Arial" w:eastAsia="Arial" w:hAnsi="Arial"/>
-                <w:b/>
-                <w:bCs/>
-                <w:i w:val="false"/>
-                <w:iCs w:val="false"/>
-                <w:color w:val="000000"/>
-                <w:sz w:val="18"/>
-                <w:szCs w:val="18"/>
-              </w:rPr>
-              <w:t xml:space="preserve">Learning Outcomes</w:t>
-            </w:r>
-          </w:p>
-        </w:tc>
-        <w:tc>
-          <w:tcPr>
-            <w:tcW w:type="dxa" w:w="10680"/>
-            <w:shd w:fill="FFFFFF" w:color="auto" w:val="clear"/>
-            <w:tcMar>
-              <w:top w:type="dxa" w:w="60"/>
-              <w:left w:type="dxa" w:w="120"/>
-              <w:bottom w:type="dxa" w:w="60"/>
-              <w:right w:type="dxa" w:w="120"/>
-            </w:tcMar>
-            <w:vAlign w:val="top"/>
-          </w:tcPr>
-          <w:p>
-            <w:pPr>
-              <w:spacing w:after="40" w:before="0"/>
-              <w:jc w:val="left"/>
-            </w:pPr>
-            <w:r>
-              <w:rPr>
-                <w:rFonts w:ascii="Arial" w:cs="Arial" w:eastAsia="Arial" w:hAnsi="Arial"/>
-                <w:b w:val="false"/>
-                <w:bCs w:val="false"/>
-                <w:i w:val="false"/>
-                <w:iCs w:val="false"/>
-                <w:color w:val="000000"/>
-                <w:sz w:val="18"/>
-                <w:szCs w:val="18"/>
-              </w:rPr>
-              <w:t xml:space="preserve">By the end of the sub-strand, the learner should be able to:</w:t>
-            </w:r>
-          </w:p>
-          <w:p>
-            <w:pPr>
-              <w:spacing w:after="40" w:before="0"/>
-              <w:jc w:val="left"/>
-            </w:pPr>
-            <w:r>
-              <w:rPr>
-                <w:rFonts w:ascii="Arial" w:cs="Arial" w:eastAsia="Arial" w:hAnsi="Arial"/>
-                <w:b w:val="false"/>
-                <w:bCs w:val="false"/>
-                <w:i w:val="false"/>
-                <w:iCs w:val="false"/>
-                <w:color w:val="000000"/>
-                <w:sz w:val="18"/>
-                <w:szCs w:val="18"/>
-              </w:rPr>
-              <w:t xml:space="preserve">a) determine the properties of rotation in different situations,</w:t>
-            </w:r>
-          </w:p>
-          <w:p>
-            <w:pPr>
-              <w:spacing w:after="40" w:before="0"/>
-              <w:jc w:val="left"/>
-            </w:pPr>
-            <w:r>
-              <w:rPr>
-                <w:rFonts w:ascii="Arial" w:cs="Arial" w:eastAsia="Arial" w:hAnsi="Arial"/>
-                <w:b w:val="false"/>
-                <w:bCs w:val="false"/>
-                <w:i w:val="false"/>
-                <w:iCs w:val="false"/>
-                <w:color w:val="000000"/>
-                <w:sz w:val="18"/>
-                <w:szCs w:val="18"/>
-              </w:rPr>
-              <w:t xml:space="preserve">b) rotate an object given the centre and angle of rotation on a plane surface and the Cartesian plane,</w:t>
-            </w:r>
-          </w:p>
-          <w:p>
-            <w:pPr>
-              <w:spacing w:after="40" w:before="0"/>
-              <w:jc w:val="left"/>
-            </w:pPr>
-            <w:r>
-              <w:rPr>
-                <w:rFonts w:ascii="Arial" w:cs="Arial" w:eastAsia="Arial" w:hAnsi="Arial"/>
-                <w:b w:val="false"/>
-                <w:bCs w:val="false"/>
-                <w:i w:val="false"/>
-                <w:iCs w:val="false"/>
-                <w:color w:val="000000"/>
-                <w:sz w:val="18"/>
-                <w:szCs w:val="18"/>
-              </w:rPr>
-              <w:t xml:space="preserve">c) determine the centre and angle of rotation given an object and its image,</w:t>
-            </w:r>
-          </w:p>
-          <w:p>
-            <w:pPr>
-              <w:spacing w:after="40" w:before="0"/>
-              <w:jc w:val="left"/>
-            </w:pPr>
-            <w:r>
-              <w:rPr>
-                <w:rFonts w:ascii="Arial" w:cs="Arial" w:eastAsia="Arial" w:hAnsi="Arial"/>
-                <w:b w:val="false"/>
-                <w:bCs w:val="false"/>
-                <w:i w:val="false"/>
-                <w:iCs w:val="false"/>
-                <w:color w:val="000000"/>
-                <w:sz w:val="18"/>
-                <w:szCs w:val="18"/>
-              </w:rPr>
-              <w:t xml:space="preserve">d) determine the order of rotational symmetry of plane figures,</w:t>
-            </w:r>
-          </w:p>
-          <w:p>
-            <w:pPr>
-              <w:spacing w:after="40" w:before="0"/>
-              <w:jc w:val="left"/>
-            </w:pPr>
-            <w:r>
-              <w:rPr>
-                <w:rFonts w:ascii="Arial" w:cs="Arial" w:eastAsia="Arial" w:hAnsi="Arial"/>
-                <w:b w:val="false"/>
-                <w:bCs w:val="false"/>
-                <w:i w:val="false"/>
-                <w:iCs w:val="false"/>
-                <w:color w:val="000000"/>
-                <w:sz w:val="18"/>
-                <w:szCs w:val="18"/>
-              </w:rPr>
-              <w:t xml:space="preserve">e) determine the axis and order of rotational symmetry in solids,</w:t>
-            </w:r>
-          </w:p>
-          <w:p>
-            <w:pPr>
-              <w:spacing w:after="40" w:before="0"/>
-              <w:jc w:val="left"/>
-            </w:pPr>
-            <w:r>
-              <w:rPr>
-                <w:rFonts w:ascii="Arial" w:cs="Arial" w:eastAsia="Arial" w:hAnsi="Arial"/>
-                <w:b w:val="false"/>
-                <w:bCs w:val="false"/>
-                <w:i w:val="false"/>
-                <w:iCs w:val="false"/>
-                <w:color w:val="000000"/>
-                <w:sz w:val="18"/>
-                <w:szCs w:val="18"/>
-              </w:rPr>
-              <w:t xml:space="preserve">f) deduce congruence from rotation,</w:t>
-            </w:r>
-          </w:p>
-          <w:p>
-            <w:pPr>
-              <w:spacing w:after="40" w:before="0"/>
-              <w:jc w:val="left"/>
-            </w:pPr>
-            <w:r>
-              <w:rPr>
-                <w:rFonts w:ascii="Arial" w:cs="Arial" w:eastAsia="Arial" w:hAnsi="Arial"/>
-                <w:b w:val="false"/>
-                <w:bCs w:val="false"/>
-                <w:i w:val="false"/>
-                <w:iCs w:val="false"/>
-                <w:color w:val="000000"/>
-                <w:sz w:val="18"/>
-                <w:szCs w:val="18"/>
-              </w:rPr>
-              <w:t xml:space="preserve">g) appreciate the application of rotation in real-life situations.</w:t>
-            </w:r>
-          </w:p>
-        </w:tc>
-      </w:tr>
-      <w:tr>
-        <w:tc>
-          <w:tcPr>
-            <w:tcW w:type="dxa" w:w="3000"/>
-            <w:shd w:fill="D5E8F0" w:color="auto" w:val="clear"/>
-            <w:tcMar>
-              <w:top w:type="dxa" w:w="60"/>
-              <w:left w:type="dxa" w:w="120"/>
-              <w:bottom w:type="dxa" w:w="60"/>
-              <w:right w:type="dxa" w:w="120"/>
-            </w:tcMar>
-            <w:vAlign w:val="top"/>
-          </w:tcPr>
-          <w:p>
-            <w:pPr>
-              <w:spacing w:after="40" w:before="0"/>
-              <w:jc w:val="left"/>
-            </w:pPr>
-            <w:r>
-              <w:rPr>
-                <w:rFonts w:ascii="Arial" w:cs="Arial" w:eastAsia="Arial" w:hAnsi="Arial"/>
-                <w:b/>
-                <w:bCs/>
-                <w:i w:val="false"/>
-                <w:iCs w:val="false"/>
-                <w:color w:val="000000"/>
-                <w:sz w:val="18"/>
-                <w:szCs w:val="18"/>
-              </w:rPr>
-              <w:t xml:space="preserve">Core Competencies</w:t>
-            </w:r>
-          </w:p>
-        </w:tc>
-        <w:tc>
-          <w:tcPr>
-            <w:tcW w:type="dxa" w:w="10680"/>
-            <w:shd w:fill="FFFFFF" w:color="auto" w:val="clear"/>
-            <w:tcMar>
-              <w:top w:type="dxa" w:w="60"/>
-              <w:left w:type="dxa" w:w="120"/>
-              <w:bottom w:type="dxa" w:w="60"/>
-              <w:right w:type="dxa" w:w="120"/>
-            </w:tcMar>
-            <w:vAlign w:val="top"/>
-          </w:tcPr>
-          <w:p>
-            <w:pPr>
-              <w:spacing w:after="30" w:before="0"/>
-              <w:ind w:left="360" w:hanging="180"/>
-              <w:jc w:val="left"/>
-            </w:pPr>
-            <w:r>
-              <w:rPr>
-                <w:rFonts w:ascii="Arial" w:cs="Arial" w:eastAsia="Arial" w:hAnsi="Arial"/>
-                <w:b w:val="false"/>
-                <w:bCs w:val="false"/>
-                <w:i w:val="false"/>
-                <w:iCs w:val="false"/>
-                <w:color w:val="000000"/>
-                <w:sz w:val="18"/>
-                <w:szCs w:val="18"/>
-              </w:rPr>
-              <w:t xml:space="preserve">–  Critical Thinking and Problem Solving: the learner draws objects and their images and through construction establishes the centres and angles of rotation, analysing spatial relationships on both plane surfaces and the Cartesian plane.</w:t>
-            </w:r>
-          </w:p>
-          <w:p>
-            <w:pPr>
-              <w:spacing w:after="30" w:before="0"/>
-              <w:ind w:left="360" w:hanging="180"/>
-              <w:jc w:val="left"/>
-            </w:pPr>
-            <w:r>
-              <w:rPr>
-                <w:rFonts w:ascii="Arial" w:cs="Arial" w:eastAsia="Arial" w:hAnsi="Arial"/>
-                <w:b w:val="false"/>
-                <w:bCs w:val="false"/>
-                <w:i w:val="false"/>
-                <w:iCs w:val="false"/>
-                <w:color w:val="000000"/>
-                <w:sz w:val="18"/>
-                <w:szCs w:val="18"/>
-              </w:rPr>
-              <w:t xml:space="preserve">–  Communication and Collaboration: the learner discusses using an object and its image on a plane surface to generate the properties of rotation, sharing reasoning with peers during group investigations involving clock hands, paper cutouts, and solid figures collected from the environment.</w:t>
-            </w:r>
-          </w:p>
-        </w:tc>
-      </w:tr>
-      <w:tr>
-        <w:tc>
-          <w:tcPr>
-            <w:tcW w:type="dxa" w:w="3000"/>
-            <w:shd w:fill="E2EFDA" w:color="auto" w:val="clear"/>
-            <w:tcMar>
-              <w:top w:type="dxa" w:w="60"/>
-              <w:left w:type="dxa" w:w="120"/>
-              <w:bottom w:type="dxa" w:w="60"/>
-              <w:right w:type="dxa" w:w="120"/>
-            </w:tcMar>
-            <w:vAlign w:val="top"/>
-          </w:tcPr>
-          <w:p>
-            <w:pPr>
-              <w:spacing w:after="40" w:before="0"/>
-              <w:jc w:val="left"/>
-            </w:pPr>
-            <w:r>
-              <w:rPr>
-                <w:rFonts w:ascii="Arial" w:cs="Arial" w:eastAsia="Arial" w:hAnsi="Arial"/>
-                <w:b/>
-                <w:bCs/>
-                <w:i w:val="false"/>
-                <w:iCs w:val="false"/>
-                <w:color w:val="000000"/>
-                <w:sz w:val="18"/>
-                <w:szCs w:val="18"/>
-              </w:rPr>
-              <w:t xml:space="preserve">Core Values</w:t>
-            </w:r>
-          </w:p>
-        </w:tc>
-        <w:tc>
-          <w:tcPr>
-            <w:tcW w:type="dxa" w:w="10680"/>
-            <w:shd w:fill="FFFFFF" w:color="auto" w:val="clear"/>
-            <w:tcMar>
-              <w:top w:type="dxa" w:w="60"/>
-              <w:left w:type="dxa" w:w="120"/>
-              <w:bottom w:type="dxa" w:w="60"/>
-              <w:right w:type="dxa" w:w="120"/>
-            </w:tcMar>
-            <w:vAlign w:val="top"/>
-          </w:tcPr>
-          <w:p>
-            <w:pPr>
-              <w:spacing w:after="30" w:before="0"/>
-              <w:ind w:left="360" w:hanging="180"/>
-              <w:jc w:val="left"/>
-            </w:pPr>
-            <w:r>
-              <w:rPr>
-                <w:rFonts w:ascii="Arial" w:cs="Arial" w:eastAsia="Arial" w:hAnsi="Arial"/>
-                <w:b w:val="false"/>
-                <w:bCs w:val="false"/>
-                <w:i w:val="false"/>
-                <w:iCs w:val="false"/>
-                <w:color w:val="000000"/>
-                <w:sz w:val="18"/>
-                <w:szCs w:val="18"/>
-              </w:rPr>
-              <w:t xml:space="preserve">–  Responsibility: the learner takes care of learning resources collected from the immediate environment (e.g., pyramids, cones, triangular prisms) to establish their axis and order of rotational symmetry.</w:t>
-            </w:r>
-          </w:p>
-          <w:p>
-            <w:pPr>
-              <w:spacing w:after="30" w:before="0"/>
-              <w:ind w:left="360" w:hanging="180"/>
-              <w:jc w:val="left"/>
-            </w:pPr>
-            <w:r>
-              <w:rPr>
-                <w:rFonts w:ascii="Arial" w:cs="Arial" w:eastAsia="Arial" w:hAnsi="Arial"/>
-                <w:b w:val="false"/>
-                <w:bCs w:val="false"/>
-                <w:i w:val="false"/>
-                <w:iCs w:val="false"/>
-                <w:color w:val="000000"/>
-                <w:sz w:val="18"/>
-                <w:szCs w:val="18"/>
-              </w:rPr>
-              <w:t xml:space="preserve">–  Respect: learners appreciate each other's opinion as they discuss and draw the image under a rotation given the object, centre and angle of rotation.</w:t>
-            </w:r>
-          </w:p>
-        </w:tc>
-      </w:tr>
-      <w:tr>
-        <w:tc>
-          <w:tcPr>
-            <w:tcW w:type="dxa" w:w="3000"/>
-            <w:shd w:fill="D5E8F0" w:color="auto" w:val="clear"/>
-            <w:tcMar>
-              <w:top w:type="dxa" w:w="60"/>
-              <w:left w:type="dxa" w:w="120"/>
-              <w:bottom w:type="dxa" w:w="60"/>
-              <w:right w:type="dxa" w:w="120"/>
-            </w:tcMar>
-            <w:vAlign w:val="top"/>
-          </w:tcPr>
-          <w:p>
-            <w:pPr>
-              <w:spacing w:after="40" w:before="0"/>
-              <w:jc w:val="left"/>
-            </w:pPr>
-            <w:r>
-              <w:rPr>
-                <w:rFonts w:ascii="Arial" w:cs="Arial" w:eastAsia="Arial" w:hAnsi="Arial"/>
-                <w:b/>
-                <w:bCs/>
-                <w:i w:val="false"/>
-                <w:iCs w:val="false"/>
-                <w:color w:val="000000"/>
-                <w:sz w:val="18"/>
-                <w:szCs w:val="18"/>
-              </w:rPr>
-              <w:t xml:space="preserve">Science &amp; Engineering Practices</w:t>
-            </w:r>
-          </w:p>
-        </w:tc>
-        <w:tc>
-          <w:tcPr>
-            <w:tcW w:type="dxa" w:w="10680"/>
-            <w:shd w:fill="FFFFFF" w:color="auto" w:val="clear"/>
-            <w:tcMar>
-              <w:top w:type="dxa" w:w="60"/>
-              <w:left w:type="dxa" w:w="120"/>
-              <w:bottom w:type="dxa" w:w="60"/>
-              <w:right w:type="dxa" w:w="120"/>
-            </w:tcMar>
-            <w:vAlign w:val="top"/>
-          </w:tcPr>
-          <w:p>
-            <w:pPr>
-              <w:spacing w:after="30" w:before="0"/>
-              <w:ind w:left="360" w:hanging="180"/>
-              <w:jc w:val="left"/>
-            </w:pPr>
-            <w:r>
-              <w:rPr>
-                <w:rFonts w:ascii="Arial" w:cs="Arial" w:eastAsia="Arial" w:hAnsi="Arial"/>
-                <w:b w:val="false"/>
-                <w:bCs w:val="false"/>
-                <w:i w:val="false"/>
-                <w:iCs w:val="false"/>
-                <w:color w:val="000000"/>
-                <w:sz w:val="18"/>
-                <w:szCs w:val="18"/>
-              </w:rPr>
-              <w:t xml:space="preserve">–  Developing and Using Models: learners construct geometric models on plane surfaces and the Cartesian plane to represent and predict the position of rotated images, revising their models as they discover properties of rotation.</w:t>
-            </w:r>
-          </w:p>
-          <w:p>
-            <w:pPr>
-              <w:spacing w:after="30" w:before="0"/>
-              <w:ind w:left="360" w:hanging="180"/>
-              <w:jc w:val="left"/>
-            </w:pPr>
-            <w:r>
-              <w:rPr>
-                <w:rFonts w:ascii="Arial" w:cs="Arial" w:eastAsia="Arial" w:hAnsi="Arial"/>
-                <w:b w:val="false"/>
-                <w:bCs w:val="false"/>
-                <w:i w:val="false"/>
-                <w:iCs w:val="false"/>
-                <w:color w:val="000000"/>
-                <w:sz w:val="18"/>
-                <w:szCs w:val="18"/>
-              </w:rPr>
-              <w:t xml:space="preserve">–  Planning and Carrying Out Investigations: learners carry out structured investigations using improvised clocks, paper cutouts, and collected solids to generate and test the properties of rotational symmetry.</w:t>
-            </w:r>
-          </w:p>
-          <w:p>
-            <w:pPr>
-              <w:spacing w:after="30" w:before="0"/>
-              <w:ind w:left="360" w:hanging="180"/>
-              <w:jc w:val="left"/>
-            </w:pPr>
-            <w:r>
-              <w:rPr>
-                <w:rFonts w:ascii="Arial" w:cs="Arial" w:eastAsia="Arial" w:hAnsi="Arial"/>
-                <w:b w:val="false"/>
-                <w:bCs w:val="false"/>
-                <w:i w:val="false"/>
-                <w:iCs w:val="false"/>
-                <w:color w:val="000000"/>
-                <w:sz w:val="18"/>
-                <w:szCs w:val="18"/>
-              </w:rPr>
-              <w:t xml:space="preserve">–  Analysing and Interpreting Data: learners analyse coordinate pairs of objects and their images to determine patterns (e.g., invariant centre, preserved distances), deduce the angle of rotation, and identify congruence relationships.</w:t>
-            </w:r>
-          </w:p>
-        </w:tc>
-      </w:tr>
-      <w:tr>
-        <w:tc>
-          <w:tcPr>
-            <w:tcW w:type="dxa" w:w="3000"/>
-            <w:shd w:fill="FCE4D6" w:color="auto" w:val="clear"/>
-            <w:tcMar>
-              <w:top w:type="dxa" w:w="60"/>
-              <w:left w:type="dxa" w:w="120"/>
-              <w:bottom w:type="dxa" w:w="60"/>
-              <w:right w:type="dxa" w:w="120"/>
-            </w:tcMar>
-            <w:vAlign w:val="top"/>
-          </w:tcPr>
-          <w:p>
-            <w:pPr>
-              <w:spacing w:after="40" w:before="0"/>
-              <w:jc w:val="left"/>
-            </w:pPr>
-            <w:r>
-              <w:rPr>
-                <w:rFonts w:ascii="Arial" w:cs="Arial" w:eastAsia="Arial" w:hAnsi="Arial"/>
-                <w:b/>
-                <w:bCs/>
-                <w:i w:val="false"/>
-                <w:iCs w:val="false"/>
-                <w:color w:val="000000"/>
-                <w:sz w:val="18"/>
-                <w:szCs w:val="18"/>
-              </w:rPr>
-              <w:t xml:space="preserve">Pertinent &amp; Contemporary Issues (PCIs)</w:t>
-            </w:r>
-          </w:p>
-        </w:tc>
-        <w:tc>
-          <w:tcPr>
-            <w:tcW w:type="dxa" w:w="10680"/>
-            <w:shd w:fill="FFFFFF" w:color="auto" w:val="clear"/>
-            <w:tcMar>
-              <w:top w:type="dxa" w:w="60"/>
-              <w:left w:type="dxa" w:w="120"/>
-              <w:bottom w:type="dxa" w:w="60"/>
-              <w:right w:type="dxa" w:w="120"/>
-            </w:tcMar>
-            <w:vAlign w:val="top"/>
-          </w:tcPr>
-          <w:p>
-            <w:pPr>
-              <w:spacing w:after="30" w:before="0"/>
-              <w:ind w:left="360" w:hanging="180"/>
-              <w:jc w:val="left"/>
-            </w:pPr>
-            <w:r>
-              <w:rPr>
-                <w:rFonts w:ascii="Arial" w:cs="Arial" w:eastAsia="Arial" w:hAnsi="Arial"/>
-                <w:b w:val="false"/>
-                <w:bCs w:val="false"/>
-                <w:i w:val="false"/>
-                <w:iCs w:val="false"/>
-                <w:color w:val="000000"/>
-                <w:sz w:val="18"/>
-                <w:szCs w:val="18"/>
-              </w:rPr>
-              <w:t xml:space="preserve">–  Environmental Education: as the learner responsibly collects regular solids (pyramids, cones, tetrahedrons, triangular prisms) from the immediate environment to determine the axis and order of rotational symmetry, promoting mindful interaction with natural and manufactured objects.</w:t>
-            </w:r>
-          </w:p>
-        </w:tc>
-      </w:tr>
-      <w:tr>
-        <w:tc>
-          <w:tcPr>
-            <w:tcW w:type="dxa" w:w="3000"/>
-            <w:shd w:fill="D9EEF1" w:color="auto" w:val="clear"/>
-            <w:tcMar>
-              <w:top w:type="dxa" w:w="60"/>
-              <w:left w:type="dxa" w:w="120"/>
-              <w:bottom w:type="dxa" w:w="60"/>
-              <w:right w:type="dxa" w:w="120"/>
-            </w:tcMar>
-            <w:vAlign w:val="top"/>
-          </w:tcPr>
-          <w:p>
-            <w:pPr>
-              <w:spacing w:after="40" w:before="0"/>
-              <w:jc w:val="left"/>
-            </w:pPr>
-            <w:r>
-              <w:rPr>
-                <w:rFonts w:ascii="Arial" w:cs="Arial" w:eastAsia="Arial" w:hAnsi="Arial"/>
-                <w:b/>
-                <w:bCs/>
-                <w:i w:val="false"/>
-                <w:iCs w:val="false"/>
-                <w:color w:val="000000"/>
-                <w:sz w:val="18"/>
-                <w:szCs w:val="18"/>
-              </w:rPr>
-              <w:t xml:space="preserve">Career Connections</w:t>
-            </w:r>
-          </w:p>
-        </w:tc>
-        <w:tc>
-          <w:tcPr>
-            <w:tcW w:type="dxa" w:w="10680"/>
-            <w:shd w:fill="FFFFFF" w:color="auto" w:val="clear"/>
-            <w:tcMar>
-              <w:top w:type="dxa" w:w="60"/>
-              <w:left w:type="dxa" w:w="120"/>
-              <w:bottom w:type="dxa" w:w="60"/>
-              <w:right w:type="dxa" w:w="120"/>
-            </w:tcMar>
-            <w:vAlign w:val="top"/>
-          </w:tcPr>
-          <w:p>
-            <w:pPr>
-              <w:spacing w:after="30" w:before="0"/>
-              <w:ind w:left="360" w:hanging="180"/>
-              <w:jc w:val="left"/>
-            </w:pPr>
-            <w:r>
-              <w:rPr>
-                <w:rFonts w:ascii="Arial" w:cs="Arial" w:eastAsia="Arial" w:hAnsi="Arial"/>
-                <w:b w:val="false"/>
-                <w:bCs w:val="false"/>
-                <w:i w:val="false"/>
-                <w:iCs w:val="false"/>
-                <w:color w:val="000000"/>
-                <w:sz w:val="18"/>
-                <w:szCs w:val="18"/>
-              </w:rPr>
-              <w:t xml:space="preserve">–  Architecture and Engineering: rotation is fundamental in the design of buildings, bridges, and mechanical components — e.g., the rotating turbines at Olkaria Geothermal Plant in the Rift Valley rely on rotational symmetry for efficient energy generation.</w:t>
-            </w:r>
-          </w:p>
-          <w:p>
-            <w:pPr>
-              <w:spacing w:after="30" w:before="0"/>
-              <w:ind w:left="360" w:hanging="180"/>
-              <w:jc w:val="left"/>
-            </w:pPr>
-            <w:r>
-              <w:rPr>
-                <w:rFonts w:ascii="Arial" w:cs="Arial" w:eastAsia="Arial" w:hAnsi="Arial"/>
-                <w:b w:val="false"/>
-                <w:bCs w:val="false"/>
-                <w:i w:val="false"/>
-                <w:iCs w:val="false"/>
-                <w:color w:val="000000"/>
-                <w:sz w:val="18"/>
-                <w:szCs w:val="18"/>
-              </w:rPr>
-              <w:t xml:space="preserve">–  Graphic Design and Animation: rotation transformations underpin digital design, logo creation, and animation used in Kenya's growing creative industry, including media houses in Nairobi.</w:t>
-            </w:r>
-          </w:p>
-          <w:p>
-            <w:pPr>
-              <w:spacing w:after="30" w:before="0"/>
-              <w:ind w:left="360" w:hanging="180"/>
-              <w:jc w:val="left"/>
-            </w:pPr>
-            <w:r>
-              <w:rPr>
-                <w:rFonts w:ascii="Arial" w:cs="Arial" w:eastAsia="Arial" w:hAnsi="Arial"/>
-                <w:b w:val="false"/>
-                <w:bCs w:val="false"/>
-                <w:i w:val="false"/>
-                <w:iCs w:val="false"/>
-                <w:color w:val="000000"/>
-                <w:sz w:val="18"/>
-                <w:szCs w:val="18"/>
-              </w:rPr>
-              <w:t xml:space="preserve">–  Manufacturing and Textile Design: rotational patterns are used in fabric and kitenge print design, as well as in the machining of gear-driven equipment in Kenyan agro-processing factories.</w:t>
-            </w:r>
-          </w:p>
-          <w:p>
-            <w:pPr>
-              <w:spacing w:after="30" w:before="0"/>
-              <w:ind w:left="360" w:hanging="180"/>
-              <w:jc w:val="left"/>
-            </w:pPr>
-            <w:r>
-              <w:rPr>
-                <w:rFonts w:ascii="Arial" w:cs="Arial" w:eastAsia="Arial" w:hAnsi="Arial"/>
-                <w:b w:val="false"/>
-                <w:bCs w:val="false"/>
-                <w:i w:val="false"/>
-                <w:iCs w:val="false"/>
-                <w:color w:val="000000"/>
-                <w:sz w:val="18"/>
-                <w:szCs w:val="18"/>
-              </w:rPr>
-              <w:t xml:space="preserve">–  Aviation and Navigation: pilots and navigators use angular rotation concepts when plotting flight paths and bearing changes, relevant to Kenya's busy airspace managed through Wilson Airport and JKIA in Nairobi.</w:t>
-            </w:r>
-          </w:p>
-          <w:p>
-            <w:pPr>
-              <w:spacing w:after="30" w:before="0"/>
-              <w:ind w:left="360" w:hanging="180"/>
-              <w:jc w:val="left"/>
-            </w:pPr>
-            <w:r>
-              <w:rPr>
-                <w:rFonts w:ascii="Arial" w:cs="Arial" w:eastAsia="Arial" w:hAnsi="Arial"/>
-                <w:b w:val="false"/>
-                <w:bCs w:val="false"/>
-                <w:i w:val="false"/>
-                <w:iCs w:val="false"/>
-                <w:color w:val="000000"/>
-                <w:sz w:val="18"/>
-                <w:szCs w:val="18"/>
-              </w:rPr>
-              <w:t xml:space="preserve">–  Medicine and Medical Imaging: CT scanners and MRI machines use rotational mechanics; understanding rotation supports careers in biomedical engineering and radiography at hospitals such as Kenyatta National Hospital.</w:t>
-            </w:r>
-          </w:p>
-        </w:tc>
-      </w:tr>
-      <w:tr>
-        <w:tc>
-          <w:tcPr>
-            <w:tcW w:type="dxa" w:w="3000"/>
-            <w:shd w:fill="D5E8F0" w:color="auto" w:val="clear"/>
-            <w:tcMar>
-              <w:top w:type="dxa" w:w="60"/>
-              <w:left w:type="dxa" w:w="120"/>
-              <w:bottom w:type="dxa" w:w="60"/>
-              <w:right w:type="dxa" w:w="120"/>
-            </w:tcMar>
-            <w:vAlign w:val="top"/>
-          </w:tcPr>
-          <w:p>
-            <w:pPr>
-              <w:spacing w:after="40" w:before="0"/>
-              <w:jc w:val="left"/>
-            </w:pPr>
-            <w:r>
-              <w:rPr>
-                <w:rFonts w:ascii="Arial" w:cs="Arial" w:eastAsia="Arial" w:hAnsi="Arial"/>
-                <w:b/>
-                <w:bCs/>
-                <w:i w:val="false"/>
-                <w:iCs w:val="false"/>
-                <w:color w:val="000000"/>
-                <w:sz w:val="18"/>
-                <w:szCs w:val="18"/>
-              </w:rPr>
-              <w:t xml:space="preserve">Focus for Lessons</w:t>
-            </w:r>
-          </w:p>
-        </w:tc>
-        <w:tc>
-          <w:tcPr>
-            <w:tcW w:type="dxa" w:w="10680"/>
-            <w:shd w:fill="FFFFFF" w:color="auto" w:val="clear"/>
-            <w:tcMar>
-              <w:top w:type="dxa" w:w="60"/>
-              <w:left w:type="dxa" w:w="120"/>
-              <w:bottom w:type="dxa" w:w="60"/>
-              <w:right w:type="dxa" w:w="120"/>
-            </w:tcMar>
-            <w:vAlign w:val="top"/>
-          </w:tcPr>
-          <w:p>
-            <w:pPr>
-              <w:spacing w:after="40" w:before="0"/>
-              <w:jc w:val="left"/>
-            </w:pPr>
-            <w:r>
-              <w:rPr>
-                <w:rFonts w:ascii="Arial" w:cs="Arial" w:eastAsia="Arial" w:hAnsi="Arial"/>
-                <w:b w:val="false"/>
-                <w:bCs w:val="false"/>
-                <w:i w:val="false"/>
-                <w:iCs w:val="false"/>
-                <w:color w:val="000000"/>
-                <w:sz w:val="18"/>
-                <w:szCs w:val="18"/>
-              </w:rPr>
-              <w:t xml:space="preserve">This unit develops learners' understanding of rotation as a geometric transformation, progressing from hands-on exploration of the properties of rotation using improvised clocks and paper cutouts, to precise construction on plane surfaces and the Cartesian plane, and finally to the identification of rotational symmetry in both plane figures and three-dimensional solids. The Kenyan context is woven throughout — from the rotating hands of the clock tower at the University of Nairobi, to the rotational symmetry of Maasai shields and the gear systems in Nairobi's industrial area — grounding abstract mathematics in familiar, observable phenomena. Learners also deduce congruence from rotation, connecting this sub-strand to the broader theme of geometric transformations in Strand 2.0.</w:t>
-            </w:r>
-          </w:p>
-        </w:tc>
-      </w:tr>
-      <w:tr>
-        <w:tc>
-          <w:tcPr>
-            <w:tcW w:type="dxa" w:w="3000"/>
-            <w:shd w:fill="EAD1F5" w:color="auto" w:val="clear"/>
-            <w:tcMar>
-              <w:top w:type="dxa" w:w="60"/>
-              <w:left w:type="dxa" w:w="120"/>
-              <w:bottom w:type="dxa" w:w="60"/>
-              <w:right w:type="dxa" w:w="120"/>
-            </w:tcMar>
-            <w:vAlign w:val="top"/>
-          </w:tcPr>
-          <w:p>
-            <w:pPr>
-              <w:spacing w:after="40" w:before="0"/>
-              <w:jc w:val="left"/>
-            </w:pPr>
-            <w:r>
-              <w:rPr>
-                <w:rFonts w:ascii="Arial" w:cs="Arial" w:eastAsia="Arial" w:hAnsi="Arial"/>
-                <w:b/>
-                <w:bCs/>
-                <w:i w:val="false"/>
-                <w:iCs w:val="false"/>
-                <w:color w:val="000000"/>
-                <w:sz w:val="18"/>
-                <w:szCs w:val="18"/>
-              </w:rPr>
-              <w:t xml:space="preserve">Driving Question / Key Inquiry Questions</w:t>
-            </w:r>
-          </w:p>
-        </w:tc>
-        <w:tc>
-          <w:tcPr>
-            <w:tcW w:type="dxa" w:w="10680"/>
-            <w:shd w:fill="FFFFFF" w:color="auto" w:val="clear"/>
-            <w:tcMar>
-              <w:top w:type="dxa" w:w="60"/>
-              <w:left w:type="dxa" w:w="120"/>
-              <w:bottom w:type="dxa" w:w="60"/>
-              <w:right w:type="dxa" w:w="120"/>
-            </w:tcMar>
-            <w:vAlign w:val="top"/>
-          </w:tcPr>
-          <w:p>
-            <w:pPr>
-              <w:spacing w:after="40" w:before="0"/>
-              <w:jc w:val="left"/>
-            </w:pPr>
-            <w:r>
-              <w:rPr>
-                <w:rFonts w:ascii="Arial" w:cs="Arial" w:eastAsia="Arial" w:hAnsi="Arial"/>
-                <w:b w:val="false"/>
-                <w:bCs w:val="false"/>
-                <w:i w:val="false"/>
-                <w:iCs w:val="false"/>
-                <w:color w:val="000000"/>
-                <w:sz w:val="18"/>
-                <w:szCs w:val="18"/>
-              </w:rPr>
-              <w:t xml:space="preserve">DRIVING QUESTION: When the minute hand of the clock at the University of Nairobi completes its journey around the clock face, what mathematical rules govern exactly where every point on the hand ends up — and how can we use those rules to rotate any shape to any position, on paper and on a grid?</w:t>
-            </w:r>
-          </w:p>
-          <w:p>
-            <w:pPr>
-              <w:spacing w:after="40" w:before="0"/>
-              <w:jc w:val="left"/>
-            </w:pPr>
-            <w:r>
-              <w:rPr>
-                <w:rFonts w:ascii="Arial" w:cs="Arial" w:eastAsia="Arial" w:hAnsi="Arial"/>
-                <w:b w:val="false"/>
-                <w:bCs w:val="false"/>
-                <w:i w:val="false"/>
-                <w:iCs w:val="false"/>
-                <w:color w:val="000000"/>
-                <w:sz w:val="18"/>
-                <w:szCs w:val="18"/>
-              </w:rPr>
-              <w:t xml:space="preserve"/>
-            </w:r>
-          </w:p>
-          <w:p>
-            <w:pPr>
-              <w:spacing w:after="40" w:before="0"/>
-              <w:jc w:val="left"/>
-            </w:pPr>
-            <w:r>
-              <w:rPr>
-                <w:rFonts w:ascii="Arial" w:cs="Arial" w:eastAsia="Arial" w:hAnsi="Arial"/>
-                <w:b w:val="false"/>
-                <w:bCs w:val="false"/>
-                <w:i w:val="false"/>
-                <w:iCs w:val="false"/>
-                <w:color w:val="000000"/>
-                <w:sz w:val="18"/>
-                <w:szCs w:val="18"/>
-              </w:rPr>
-              <w:t xml:space="preserve">KICD KEY INQUIRY QUESTION:</w:t>
-            </w:r>
-          </w:p>
-          <w:p>
-            <w:pPr>
-              <w:spacing w:after="40" w:before="0"/>
-              <w:jc w:val="left"/>
-            </w:pPr>
-            <w:r>
-              <w:rPr>
-                <w:rFonts w:ascii="Arial" w:cs="Arial" w:eastAsia="Arial" w:hAnsi="Arial"/>
-                <w:b w:val="false"/>
-                <w:bCs w:val="false"/>
-                <w:i w:val="false"/>
-                <w:iCs w:val="false"/>
-                <w:color w:val="000000"/>
-                <w:sz w:val="18"/>
-                <w:szCs w:val="18"/>
-              </w:rPr>
-              <w:t xml:space="preserve">1. How is rotation applied in real-life situations?</w:t>
-            </w:r>
-          </w:p>
-        </w:tc>
-      </w:tr>
-      <w:tr>
-        <w:tc>
-          <w:tcPr>
-            <w:tcW w:type="dxa" w:w="3000"/>
-            <w:shd w:fill="EAD1F5" w:color="auto" w:val="clear"/>
-            <w:tcMar>
-              <w:top w:type="dxa" w:w="60"/>
-              <w:left w:type="dxa" w:w="120"/>
-              <w:bottom w:type="dxa" w:w="60"/>
-              <w:right w:type="dxa" w:w="120"/>
-            </w:tcMar>
-            <w:vAlign w:val="top"/>
-          </w:tcPr>
-          <w:p>
-            <w:pPr>
-              <w:spacing w:after="40" w:before="0"/>
-              <w:jc w:val="left"/>
-            </w:pPr>
-            <w:r>
-              <w:rPr>
-                <w:rFonts w:ascii="Arial" w:cs="Arial" w:eastAsia="Arial" w:hAnsi="Arial"/>
-                <w:b/>
-                <w:bCs/>
-                <w:i w:val="false"/>
-                <w:iCs w:val="false"/>
-                <w:color w:val="000000"/>
-                <w:sz w:val="18"/>
-                <w:szCs w:val="18"/>
-              </w:rPr>
-              <w:t xml:space="preserve">Anchoring Phenomenon</w:t>
-            </w:r>
-          </w:p>
-        </w:tc>
-        <w:tc>
-          <w:tcPr>
-            <w:tcW w:type="dxa" w:w="10680"/>
-            <w:shd w:fill="FFFFFF" w:color="auto" w:val="clear"/>
-            <w:tcMar>
-              <w:top w:type="dxa" w:w="60"/>
-              <w:left w:type="dxa" w:w="120"/>
-              <w:bottom w:type="dxa" w:w="60"/>
-              <w:right w:type="dxa" w:w="120"/>
-            </w:tcMar>
-            <w:vAlign w:val="top"/>
-          </w:tcPr>
-          <w:p>
-            <w:pPr>
-              <w:spacing w:after="40" w:before="0"/>
-              <w:jc w:val="left"/>
-            </w:pPr>
-            <w:r>
-              <w:rPr>
-                <w:rFonts w:ascii="Arial" w:cs="Arial" w:eastAsia="Arial" w:hAnsi="Arial"/>
-                <w:b w:val="false"/>
-                <w:bCs w:val="false"/>
-                <w:i w:val="false"/>
-                <w:iCs w:val="false"/>
-                <w:color w:val="000000"/>
-                <w:sz w:val="18"/>
-                <w:szCs w:val="18"/>
-              </w:rPr>
-              <w:t xml:space="preserve">THE ANCHORING PHENOMENON — "THE SPINNING HANDS OF NAIROBI'S CLOCK TOWER"</w:t>
-            </w:r>
-          </w:p>
-          <w:p>
-            <w:pPr>
-              <w:spacing w:after="40" w:before="0"/>
-              <w:jc w:val="left"/>
-            </w:pPr>
-            <w:r>
-              <w:rPr>
-                <w:rFonts w:ascii="Arial" w:cs="Arial" w:eastAsia="Arial" w:hAnsi="Arial"/>
-                <w:b w:val="false"/>
-                <w:bCs w:val="false"/>
-                <w:i w:val="false"/>
-                <w:iCs w:val="false"/>
-                <w:color w:val="000000"/>
-                <w:sz w:val="18"/>
-                <w:szCs w:val="18"/>
-              </w:rPr>
-              <w:t xml:space="preserve"/>
-            </w:r>
-          </w:p>
-          <w:p>
-            <w:pPr>
-              <w:spacing w:after="40" w:before="0"/>
-              <w:jc w:val="left"/>
-            </w:pPr>
-            <w:r>
-              <w:rPr>
-                <w:rFonts w:ascii="Arial" w:cs="Arial" w:eastAsia="Arial" w:hAnsi="Arial"/>
-                <w:b w:val="false"/>
-                <w:bCs w:val="false"/>
-                <w:i w:val="false"/>
-                <w:iCs w:val="false"/>
-                <w:color w:val="000000"/>
-                <w:sz w:val="18"/>
-                <w:szCs w:val="18"/>
-              </w:rPr>
-              <w:t xml:space="preserve">Students are shown a short video clip (or a large printed image sequence) of the clock on the Administration Block of the University of Nairobi. The clip captures the minute hand at four distinct positions over one hour: 12:00, 12:15, 12:30, and 12:45. The hand is clearly the same length and shape at every position, yet it points in a completely different direction each time.</w:t>
-            </w:r>
-          </w:p>
-          <w:p>
-            <w:pPr>
-              <w:spacing w:after="40" w:before="0"/>
-              <w:jc w:val="left"/>
-            </w:pPr>
-            <w:r>
-              <w:rPr>
-                <w:rFonts w:ascii="Arial" w:cs="Arial" w:eastAsia="Arial" w:hAnsi="Arial"/>
-                <w:b w:val="false"/>
-                <w:bCs w:val="false"/>
-                <w:i w:val="false"/>
-                <w:iCs w:val="false"/>
-                <w:color w:val="000000"/>
-                <w:sz w:val="18"/>
-                <w:szCs w:val="18"/>
-              </w:rPr>
-              <w:t xml:space="preserve"/>
-            </w:r>
-          </w:p>
-          <w:p>
-            <w:pPr>
-              <w:spacing w:after="40" w:before="0"/>
-              <w:jc w:val="left"/>
-            </w:pPr>
-            <w:r>
-              <w:rPr>
-                <w:rFonts w:ascii="Arial" w:cs="Arial" w:eastAsia="Arial" w:hAnsi="Arial"/>
-                <w:b w:val="false"/>
-                <w:bCs w:val="false"/>
-                <w:i w:val="false"/>
-                <w:iCs w:val="false"/>
-                <w:color w:val="000000"/>
-                <w:sz w:val="18"/>
-                <w:szCs w:val="18"/>
-              </w:rPr>
-              <w:t xml:space="preserve">Students are asked to observe and discuss: The minute hand has moved — but what exactly has changed, and what has stayed the same? The tip of the hand traces a perfect circular arc. The hand itself does not stretch, shrink, or flip. Every point on the hand remains exactly the same distance from the centre of the clock face. Yet the hand has unmistakably moved.</w:t>
-            </w:r>
-          </w:p>
-          <w:p>
-            <w:pPr>
-              <w:spacing w:after="40" w:before="0"/>
-              <w:jc w:val="left"/>
-            </w:pPr>
-            <w:r>
-              <w:rPr>
-                <w:rFonts w:ascii="Arial" w:cs="Arial" w:eastAsia="Arial" w:hAnsi="Arial"/>
-                <w:b w:val="false"/>
-                <w:bCs w:val="false"/>
-                <w:i w:val="false"/>
-                <w:iCs w:val="false"/>
-                <w:color w:val="000000"/>
-                <w:sz w:val="18"/>
-                <w:szCs w:val="18"/>
-              </w:rPr>
-              <w:t xml:space="preserve"/>
-            </w:r>
-          </w:p>
-          <w:p>
-            <w:pPr>
-              <w:spacing w:after="40" w:before="0"/>
-              <w:jc w:val="left"/>
-            </w:pPr>
-            <w:r>
-              <w:rPr>
-                <w:rFonts w:ascii="Arial" w:cs="Arial" w:eastAsia="Arial" w:hAnsi="Arial"/>
-                <w:b w:val="false"/>
-                <w:bCs w:val="false"/>
-                <w:i w:val="false"/>
-                <w:iCs w:val="false"/>
-                <w:color w:val="000000"/>
-                <w:sz w:val="18"/>
-                <w:szCs w:val="18"/>
-              </w:rPr>
-              <w:t xml:space="preserve">This is puzzling because it challenges learners to articulate what kind of motion this is — it is neither a slide (translation) nor a mirror flip (reflection). Something is turning about a fixed point. The questions that naturally arise are: Where is the fixed point? How much has the hand turned? Could we predict exactly where the hand will be after any given amount of time? And — if we placed the hand on a coordinate grid, could we calculate the new position of every point on it mathematically?</w:t>
-            </w:r>
-          </w:p>
-          <w:p>
-            <w:pPr>
-              <w:spacing w:after="40" w:before="0"/>
-              <w:jc w:val="left"/>
-            </w:pPr>
-            <w:r>
-              <w:rPr>
-                <w:rFonts w:ascii="Arial" w:cs="Arial" w:eastAsia="Arial" w:hAnsi="Arial"/>
-                <w:b w:val="false"/>
-                <w:bCs w:val="false"/>
-                <w:i w:val="false"/>
-                <w:iCs w:val="false"/>
-                <w:color w:val="000000"/>
-                <w:sz w:val="18"/>
-                <w:szCs w:val="18"/>
-              </w:rPr>
-              <w:t xml:space="preserve"/>
-            </w:r>
-          </w:p>
-          <w:p>
-            <w:pPr>
-              <w:spacing w:after="40" w:before="0"/>
-              <w:jc w:val="left"/>
-            </w:pPr>
-            <w:r>
-              <w:rPr>
-                <w:rFonts w:ascii="Arial" w:cs="Arial" w:eastAsia="Arial" w:hAnsi="Arial"/>
-                <w:b w:val="false"/>
-                <w:bCs w:val="false"/>
-                <w:i w:val="false"/>
-                <w:iCs w:val="false"/>
-                <w:color w:val="000000"/>
-                <w:sz w:val="18"/>
-                <w:szCs w:val="18"/>
-              </w:rPr>
-              <w:t xml:space="preserve">This phenomenon anchors the entire unit: every lesson returns to the idea of a fixed centre, a measurable angle, a preserved shape and size, and a predictable new position — the four pillars of rotation as a geometric transformation.</w:t>
-            </w:r>
-          </w:p>
-        </w:tc>
-      </w:tr>
-      <w:tr>
-        <w:tc>
-          <w:tcPr>
-            <w:tcW w:type="dxa" w:w="3000"/>
-            <w:shd w:fill="D9EEF1" w:color="auto" w:val="clear"/>
-            <w:tcMar>
-              <w:top w:type="dxa" w:w="60"/>
-              <w:left w:type="dxa" w:w="120"/>
-              <w:bottom w:type="dxa" w:w="60"/>
-              <w:right w:type="dxa" w:w="120"/>
-            </w:tcMar>
-            <w:vAlign w:val="top"/>
-          </w:tcPr>
-          <w:p>
-            <w:pPr>
-              <w:spacing w:after="40" w:before="0"/>
-              <w:jc w:val="left"/>
-            </w:pPr>
-            <w:r>
-              <w:rPr>
-                <w:rFonts w:ascii="Arial" w:cs="Arial" w:eastAsia="Arial" w:hAnsi="Arial"/>
-                <w:b/>
-                <w:bCs/>
-                <w:i w:val="false"/>
-                <w:iCs w:val="false"/>
-                <w:color w:val="000000"/>
-                <w:sz w:val="18"/>
-                <w:szCs w:val="18"/>
-              </w:rPr>
-              <w:t xml:space="preserve">Storyline Thread</w:t>
-            </w:r>
-          </w:p>
-        </w:tc>
-        <w:tc>
-          <w:tcPr>
-            <w:tcW w:type="dxa" w:w="10680"/>
-            <w:shd w:fill="FFFFFF" w:color="auto" w:val="clear"/>
-            <w:tcMar>
-              <w:top w:type="dxa" w:w="60"/>
-              <w:left w:type="dxa" w:w="120"/>
-              <w:bottom w:type="dxa" w:w="60"/>
-              <w:right w:type="dxa" w:w="120"/>
-            </w:tcMar>
-            <w:vAlign w:val="top"/>
-          </w:tcPr>
-          <w:p>
-            <w:pPr>
-              <w:spacing w:after="40" w:before="0"/>
-              <w:jc w:val="left"/>
-            </w:pPr>
-            <w:r>
-              <w:rPr>
-                <w:rFonts w:ascii="Arial" w:cs="Arial" w:eastAsia="Arial" w:hAnsi="Arial"/>
-                <w:b w:val="false"/>
-                <w:bCs w:val="false"/>
-                <w:i w:val="false"/>
-                <w:iCs w:val="false"/>
-                <w:color w:val="000000"/>
-                <w:sz w:val="18"/>
-                <w:szCs w:val="18"/>
-              </w:rPr>
-              <w:t xml:space="preserve">Lesson 1 — PREDICT: "What is happening to the clock hand?" | Learners observe the anchoring phenomenon (clock tower video/image sequence). In groups they predict what has changed and what has stayed the same. They sketch the hand at each position and attempt to describe the motion in their own words. The teacher records predictions on the Driving Question Board (DQB). Key vocabulary — centre, angle, direction, clockwise, anticlockwise — is introduced through discussion. Learners use an improvised clock (a card arrow pinned to a board) to demonstrate and discover that distance from centre is preserved.</w:t>
-            </w:r>
-          </w:p>
-          <w:p>
-            <w:pPr>
-              <w:spacing w:after="40" w:before="0"/>
-              <w:jc w:val="left"/>
-            </w:pPr>
-            <w:r>
-              <w:rPr>
-                <w:rFonts w:ascii="Arial" w:cs="Arial" w:eastAsia="Arial" w:hAnsi="Arial"/>
-                <w:b w:val="false"/>
-                <w:bCs w:val="false"/>
-                <w:i w:val="false"/>
-                <w:iCs w:val="false"/>
-                <w:color w:val="000000"/>
-                <w:sz w:val="18"/>
-                <w:szCs w:val="18"/>
-              </w:rPr>
-              <w:t xml:space="preserve"/>
-            </w:r>
-          </w:p>
-          <w:p>
-            <w:pPr>
-              <w:spacing w:after="40" w:before="0"/>
-              <w:jc w:val="left"/>
-            </w:pPr>
-            <w:r>
-              <w:rPr>
-                <w:rFonts w:ascii="Arial" w:cs="Arial" w:eastAsia="Arial" w:hAnsi="Arial"/>
-                <w:b w:val="false"/>
-                <w:bCs w:val="false"/>
-                <w:i w:val="false"/>
-                <w:iCs w:val="false"/>
-                <w:color w:val="000000"/>
-                <w:sz w:val="18"/>
-                <w:szCs w:val="18"/>
-              </w:rPr>
-              <w:t xml:space="preserve">Lesson 2 — OBSERVE &amp; EXPLORE: "Discovering the Properties of Rotation" | Learners use paper cutouts of plane figures (triangles, quadrilaterals) and a pin (as the centre of rotation) to physically rotate objects through specified angles on plain paper. They record observations: object and image are congruent; every point moves through the same angle; the centre is the only invariant point; direction matters. Groups share findings and a class list of Properties of Rotation is compiled and added to the DQB. Connection to the posho mill supporting phenomenon is made.</w:t>
-            </w:r>
-          </w:p>
-          <w:p>
-            <w:pPr>
-              <w:spacing w:after="40" w:before="0"/>
-              <w:jc w:val="left"/>
-            </w:pPr>
-            <w:r>
-              <w:rPr>
-                <w:rFonts w:ascii="Arial" w:cs="Arial" w:eastAsia="Arial" w:hAnsi="Arial"/>
-                <w:b w:val="false"/>
-                <w:bCs w:val="false"/>
-                <w:i w:val="false"/>
-                <w:iCs w:val="false"/>
-                <w:color w:val="000000"/>
-                <w:sz w:val="18"/>
-                <w:szCs w:val="18"/>
-              </w:rPr>
-              <w:t xml:space="preserve"/>
-            </w:r>
-          </w:p>
-          <w:p>
-            <w:pPr>
-              <w:spacing w:after="40" w:before="0"/>
-              <w:jc w:val="left"/>
-            </w:pPr>
-            <w:r>
-              <w:rPr>
-                <w:rFonts w:ascii="Arial" w:cs="Arial" w:eastAsia="Arial" w:hAnsi="Arial"/>
-                <w:b w:val="false"/>
-                <w:bCs w:val="false"/>
-                <w:i w:val="false"/>
-                <w:iCs w:val="false"/>
-                <w:color w:val="000000"/>
-                <w:sz w:val="18"/>
-                <w:szCs w:val="18"/>
-              </w:rPr>
-              <w:t xml:space="preserve">Lesson 3 — EXPLAIN &amp; PRACTISE: "Rotating Objects on a Plane Surface" | Learners use a geometrical set (ruler, compass, protractor) to construct the image of a given object under a specified rotation (centre and angle given) on plain paper. Step-by-step construction method is developed collaboratively: locate centre, draw rays from centre through each vertex, measure the angle, mark the image vertex at equal distance. Multiple examples with different centres (inside, outside, on the object) and angles (90°, 180°, 270°) are practised. Learners connect this to the clock-hand phenomenon — the centre of the clock is always fixed.</w:t>
-            </w:r>
-          </w:p>
-          <w:p>
-            <w:pPr>
-              <w:spacing w:after="40" w:before="0"/>
-              <w:jc w:val="left"/>
-            </w:pPr>
-            <w:r>
-              <w:rPr>
-                <w:rFonts w:ascii="Arial" w:cs="Arial" w:eastAsia="Arial" w:hAnsi="Arial"/>
-                <w:b w:val="false"/>
-                <w:bCs w:val="false"/>
-                <w:i w:val="false"/>
-                <w:iCs w:val="false"/>
-                <w:color w:val="000000"/>
-                <w:sz w:val="18"/>
-                <w:szCs w:val="18"/>
-              </w:rPr>
-              <w:t xml:space="preserve"/>
-            </w:r>
-          </w:p>
-          <w:p>
-            <w:pPr>
-              <w:spacing w:after="40" w:before="0"/>
-              <w:jc w:val="left"/>
-            </w:pPr>
-            <w:r>
-              <w:rPr>
-                <w:rFonts w:ascii="Arial" w:cs="Arial" w:eastAsia="Arial" w:hAnsi="Arial"/>
-                <w:b w:val="false"/>
-                <w:bCs w:val="false"/>
-                <w:i w:val="false"/>
-                <w:iCs w:val="false"/>
-                <w:color w:val="000000"/>
-                <w:sz w:val="18"/>
-                <w:szCs w:val="18"/>
-              </w:rPr>
-              <w:t xml:space="preserve">Lesson 4 — EXPLAIN &amp; PRACTISE: "Rotation on the Cartesian Plane" | Learners transfer the construction skill to the Cartesian plane. Using coordinate grids, they rotate objects about the origin and about other specified centres through 90°, 180°, and 270° (clockwise and anticlockwise). They discover and record coordinate rules (e.g., 90° anticlockwise about the origin: (x, y) → (−y, x)) through guided pattern-spotting. The Kasarani football rolling phenomenon is revisited — learners calculate where a marked point would appear after a 90° and 180° rotation.</w:t>
-            </w:r>
-          </w:p>
-          <w:p>
-            <w:pPr>
-              <w:spacing w:after="40" w:before="0"/>
-              <w:jc w:val="left"/>
-            </w:pPr>
-            <w:r>
-              <w:rPr>
-                <w:rFonts w:ascii="Arial" w:cs="Arial" w:eastAsia="Arial" w:hAnsi="Arial"/>
-                <w:b w:val="false"/>
-                <w:bCs w:val="false"/>
-                <w:i w:val="false"/>
-                <w:iCs w:val="false"/>
-                <w:color w:val="000000"/>
-                <w:sz w:val="18"/>
-                <w:szCs w:val="18"/>
-              </w:rPr>
-              <w:t xml:space="preserve"/>
-            </w:r>
-          </w:p>
-          <w:p>
-            <w:pPr>
-              <w:spacing w:after="40" w:before="0"/>
-              <w:jc w:val="left"/>
-            </w:pPr>
-            <w:r>
-              <w:rPr>
-                <w:rFonts w:ascii="Arial" w:cs="Arial" w:eastAsia="Arial" w:hAnsi="Arial"/>
-                <w:b w:val="false"/>
-                <w:bCs w:val="false"/>
-                <w:i w:val="false"/>
-                <w:iCs w:val="false"/>
-                <w:color w:val="000000"/>
-                <w:sz w:val="18"/>
-                <w:szCs w:val="18"/>
-              </w:rPr>
-              <w:t xml:space="preserve">Lesson 5 — INVESTIGATE: "Finding the Centre and Angle of Rotation" | Given only an object and its image (no centre or angle provided), learners use perpendicular bisector construction to locate the centre of rotation and a protractor to measure the angle. Group investigation on plain paper and Cartesian plane. Results are verified by rotating the object using the found centre and angle and checking it maps onto the image. Learners return to the DQB and update: "We can work backwards — find the centre and angle from the evidence."</w:t>
-            </w:r>
-          </w:p>
-          <w:p>
-            <w:pPr>
-              <w:spacing w:after="40" w:before="0"/>
-              <w:jc w:val="left"/>
-            </w:pPr>
-            <w:r>
-              <w:rPr>
-                <w:rFonts w:ascii="Arial" w:cs="Arial" w:eastAsia="Arial" w:hAnsi="Arial"/>
-                <w:b w:val="false"/>
-                <w:bCs w:val="false"/>
-                <w:i w:val="false"/>
-                <w:iCs w:val="false"/>
-                <w:color w:val="000000"/>
-                <w:sz w:val="18"/>
-                <w:szCs w:val="18"/>
-              </w:rPr>
-              <w:t xml:space="preserve"/>
-            </w:r>
-          </w:p>
-          <w:p>
-            <w:pPr>
-              <w:spacing w:after="40" w:before="0"/>
-              <w:jc w:val="left"/>
-            </w:pPr>
-            <w:r>
-              <w:rPr>
-                <w:rFonts w:ascii="Arial" w:cs="Arial" w:eastAsia="Arial" w:hAnsi="Arial"/>
-                <w:b w:val="false"/>
-                <w:bCs w:val="false"/>
-                <w:i w:val="false"/>
-                <w:iCs w:val="false"/>
-                <w:color w:val="000000"/>
-                <w:sz w:val="18"/>
-                <w:szCs w:val="18"/>
-              </w:rPr>
-              <w:t xml:space="preserve">Lesson 6 — EXPLORE: "Rotational Symmetry of Plane Figures and Solids" | Learners use paper cutouts of regular polygons (equilateral triangle, square, regular hexagon — connecting to patterns on a Maasai kiondo basket) to locate points of rotational symmetry and determine the order of rotational symmetry for each figure. They then collect or examine models of 3-D solids (pyramids, triangular prisms, cones, tetrahedrons — connecting to the Rift Valley windmill phenomenon) and identify the axis and order of rotational symmetry for each solid. Findings are recorded in a class table on the DQB.</w:t>
-            </w:r>
-          </w:p>
-          <w:p>
-            <w:pPr>
-              <w:spacing w:after="40" w:before="0"/>
-              <w:jc w:val="left"/>
-            </w:pPr>
-            <w:r>
-              <w:rPr>
-                <w:rFonts w:ascii="Arial" w:cs="Arial" w:eastAsia="Arial" w:hAnsi="Arial"/>
-                <w:b w:val="false"/>
-                <w:bCs w:val="false"/>
-                <w:i w:val="false"/>
-                <w:iCs w:val="false"/>
-                <w:color w:val="000000"/>
-                <w:sz w:val="18"/>
-                <w:szCs w:val="18"/>
-              </w:rPr>
-              <w:t xml:space="preserve"/>
-            </w:r>
-          </w:p>
-          <w:p>
-            <w:pPr>
-              <w:spacing w:after="40" w:before="0"/>
-              <w:jc w:val="left"/>
-            </w:pPr>
-            <w:r>
-              <w:rPr>
-                <w:rFonts w:ascii="Arial" w:cs="Arial" w:eastAsia="Arial" w:hAnsi="Arial"/>
-                <w:b w:val="false"/>
-                <w:bCs w:val="false"/>
-                <w:i w:val="false"/>
-                <w:iCs w:val="false"/>
-                <w:color w:val="000000"/>
-                <w:sz w:val="18"/>
-                <w:szCs w:val="18"/>
-              </w:rPr>
-              <w:t xml:space="preserve">Lesson 7 — EXPLAIN: "Rotation and Congruence" | Learners use pairs of object-and-image cutouts from previous lessons to classify the type of congruence produced by rotation (opposite congruence — the image cannot be superimposed without lifting from the plane, unlike direct congruence from translation). They compare this with congruence from reflection (also opposite) and from translation (direct). A sorting activity consolidates understanding. Learners connect to the clock: the hour hand at 3:00 and at 9:00 are congruent — but one is a rotation of the other, not a reflection.</w:t>
-            </w:r>
-          </w:p>
-          <w:p>
-            <w:pPr>
-              <w:spacing w:after="40" w:before="0"/>
-              <w:jc w:val="left"/>
-            </w:pPr>
-            <w:r>
-              <w:rPr>
-                <w:rFonts w:ascii="Arial" w:cs="Arial" w:eastAsia="Arial" w:hAnsi="Arial"/>
-                <w:b w:val="false"/>
-                <w:bCs w:val="false"/>
-                <w:i w:val="false"/>
-                <w:iCs w:val="false"/>
-                <w:color w:val="000000"/>
-                <w:sz w:val="18"/>
-                <w:szCs w:val="18"/>
-              </w:rPr>
-              <w:t xml:space="preserve"/>
-            </w:r>
-          </w:p>
-          <w:p>
-            <w:pPr>
-              <w:spacing w:after="40" w:before="0"/>
-              <w:jc w:val="left"/>
-            </w:pPr>
-            <w:r>
-              <w:rPr>
-                <w:rFonts w:ascii="Arial" w:cs="Arial" w:eastAsia="Arial" w:hAnsi="Arial"/>
-                <w:b w:val="false"/>
-                <w:bCs w:val="false"/>
-                <w:i w:val="false"/>
-                <w:iCs w:val="false"/>
-                <w:color w:val="000000"/>
-                <w:sz w:val="18"/>
-                <w:szCs w:val="18"/>
-              </w:rPr>
-              <w:t xml:space="preserve">Lesson 8 — MODEL BUILDING, APPLICATION &amp; ASSESSMENT: "Putting It All Together" | Learners revisit the anchoring phenomenon: given the clock hand position at 12:00 on a coordinate grid, they calculate its exact position at 12:15, 12:30, 12:45, and 1:00 using rotation rules. They then complete a structured class activity covering all seven SLOs: rotate an object on the Cartesian plane, find a centre and angle of rotation, determine rotational symmetry order of a given figure and solid, and identify congruence from rotation. Final DQB review: learners articulate a full answer to the driving question in writing. Real-life appreciation task: identify two examples of rotation in their school or home environment in Nairobi/their locality and describe the centre, angle, and order of symmetry.</w:t>
-            </w:r>
-          </w:p>
-        </w:tc>
-      </w:tr>
-      <w:tr>
-        <w:tc>
-          <w:tcPr>
-            <w:tcW w:type="dxa" w:w="3000"/>
-            <w:shd w:fill="EAD1F5" w:color="auto" w:val="clear"/>
-            <w:tcMar>
-              <w:top w:type="dxa" w:w="60"/>
-              <w:left w:type="dxa" w:w="120"/>
-              <w:bottom w:type="dxa" w:w="60"/>
-              <w:right w:type="dxa" w:w="120"/>
-            </w:tcMar>
-            <w:vAlign w:val="top"/>
-          </w:tcPr>
-          <w:p>
-            <w:pPr>
-              <w:spacing w:after="40" w:before="0"/>
-              <w:jc w:val="left"/>
-            </w:pPr>
-            <w:r>
-              <w:rPr>
-                <w:rFonts w:ascii="Arial" w:cs="Arial" w:eastAsia="Arial" w:hAnsi="Arial"/>
-                <w:b/>
-                <w:bCs/>
-                <w:i w:val="false"/>
-                <w:iCs w:val="false"/>
-                <w:color w:val="000000"/>
-                <w:sz w:val="18"/>
-                <w:szCs w:val="18"/>
-              </w:rPr>
-              <w:t xml:space="preserve">Supporting Phenomena</w:t>
-            </w:r>
-          </w:p>
-        </w:tc>
-        <w:tc>
-          <w:tcPr>
-            <w:tcW w:type="dxa" w:w="10680"/>
-            <w:shd w:fill="FFFFFF" w:color="auto" w:val="clear"/>
-            <w:tcMar>
-              <w:top w:type="dxa" w:w="60"/>
-              <w:left w:type="dxa" w:w="120"/>
-              <w:bottom w:type="dxa" w:w="60"/>
-              <w:right w:type="dxa" w:w="120"/>
-            </w:tcMar>
-            <w:vAlign w:val="top"/>
-          </w:tcPr>
-          <w:p>
-            <w:pPr>
-              <w:spacing w:after="30" w:before="0"/>
-              <w:ind w:left="360" w:hanging="180"/>
-              <w:jc w:val="left"/>
-            </w:pPr>
-            <w:r>
-              <w:rPr>
-                <w:rFonts w:ascii="Arial" w:cs="Arial" w:eastAsia="Arial" w:hAnsi="Arial"/>
-                <w:b w:val="false"/>
-                <w:bCs w:val="false"/>
-                <w:i w:val="false"/>
-                <w:iCs w:val="false"/>
-                <w:color w:val="000000"/>
-                <w:sz w:val="18"/>
-                <w:szCs w:val="18"/>
-              </w:rPr>
-              <w:t xml:space="preserve">–  The rotating blades of a maize grinding mill (posho mill) in a Kisumu market: learners observe that each blade tip traces a circle around a fixed axle — prompting questions about the centre of rotation, the angle swept per second, and the symmetry of the blade arrangement.</w:t>
-            </w:r>
-          </w:p>
-          <w:p>
-            <w:pPr>
-              <w:spacing w:after="30" w:before="0"/>
-              <w:ind w:left="360" w:hanging="180"/>
-              <w:jc w:val="left"/>
-            </w:pPr>
-            <w:r>
-              <w:rPr>
-                <w:rFonts w:ascii="Arial" w:cs="Arial" w:eastAsia="Arial" w:hAnsi="Arial"/>
-                <w:b w:val="false"/>
-                <w:bCs w:val="false"/>
-                <w:i w:val="false"/>
-                <w:iCs w:val="false"/>
-                <w:color w:val="000000"/>
-                <w:sz w:val="18"/>
-                <w:szCs w:val="18"/>
-              </w:rPr>
-              <w:t xml:space="preserve">–  Rotational patterns on a traditional Kikuyu/Maasai woven basket (kiondo): learners examine how the same motif repeats at equal angular intervals around a central point, introducing the concept of order of rotational symmetry in a culturally familiar object.</w:t>
-            </w:r>
-          </w:p>
-          <w:p>
-            <w:pPr>
-              <w:spacing w:after="30" w:before="0"/>
-              <w:ind w:left="360" w:hanging="180"/>
-              <w:jc w:val="left"/>
-            </w:pPr>
-            <w:r>
-              <w:rPr>
-                <w:rFonts w:ascii="Arial" w:cs="Arial" w:eastAsia="Arial" w:hAnsi="Arial"/>
-                <w:b w:val="false"/>
-                <w:bCs w:val="false"/>
-                <w:i w:val="false"/>
-                <w:iCs w:val="false"/>
-                <w:color w:val="000000"/>
-                <w:sz w:val="18"/>
-                <w:szCs w:val="18"/>
-              </w:rPr>
-              <w:t xml:space="preserve">–  A football (soccer ball) rolling across the pitch at Kasarani Stadium in Nairobi: learners notice that as the ball rolls, a mark on its surface traces a curved path — the mark rotates about the ball's moving centre, connecting rotation to real-world circular motion.</w:t>
-            </w:r>
-          </w:p>
-          <w:p>
-            <w:pPr>
-              <w:spacing w:after="30" w:before="0"/>
-              <w:ind w:left="360" w:hanging="180"/>
-              <w:jc w:val="left"/>
-            </w:pPr>
-            <w:r>
-              <w:rPr>
-                <w:rFonts w:ascii="Arial" w:cs="Arial" w:eastAsia="Arial" w:hAnsi="Arial"/>
-                <w:b w:val="false"/>
-                <w:bCs w:val="false"/>
-                <w:i w:val="false"/>
-                <w:iCs w:val="false"/>
-                <w:color w:val="000000"/>
-                <w:sz w:val="18"/>
-                <w:szCs w:val="18"/>
-              </w:rPr>
-              <w:t xml:space="preserve">–  The rotating spray arm inside a water-pumping windmill on a Rift Valley farm: learners observe that the arm returns to its original orientation after a full 360° turn, and that opposite arms are congruent images of each other — linking rotation to both symmetry and congruence.</w:t>
-            </w:r>
-          </w:p>
-        </w:tc>
-      </w:tr>
-    </w:tbl>
-    <w:p>
-      <w:pPr>
-        <w:spacing w:after="120"/>
-      </w:pPr>
-      <w:r>
-        <w:t xml:space="preserve"/>
       </w:r>
     </w:p>
     <w:p>
@@ -3368,7 +3368,7 @@
             <w:pPr>
               <w:spacing w:after="20" w:before="0"/>
             </w:pPr>
-            <w:hyperlink w:history="1" r:id="rIdh9ehguwisosukyq6chksd">
+            <w:hyperlink w:history="1" r:id="rIdrqamu2xuxluujqdckkr5y">
               <w:r>
                 <w:rPr>
                   <w:rFonts w:ascii="Arial" w:cs="Arial" w:eastAsia="Arial" w:hAnsi="Arial"/>
@@ -3401,7 +3401,7 @@
               <w:spacing w:after="10" w:before="0"/>
               <w:ind w:left="120"/>
             </w:pPr>
-            <w:hyperlink w:history="1" r:id="rIdubhvtyow9ycb-rg9xiu5r">
+            <w:hyperlink w:history="1" r:id="rId9ejhmoj8y1a701bs0vd20">
               <w:r>
                 <w:rPr>
                   <w:rFonts w:ascii="Arial" w:cs="Arial" w:eastAsia="Arial" w:hAnsi="Arial"/>
@@ -3446,7 +3446,7 @@
             <w:pPr>
               <w:spacing w:after="20" w:before="0"/>
             </w:pPr>
-            <w:hyperlink w:history="1" r:id="rIdxfiykunsgmmcqobvk6x4h">
+            <w:hyperlink w:history="1" r:id="rIdatm6knx5aauc5m-erjw1t">
               <w:r>
                 <w:rPr>
                   <w:rFonts w:ascii="Arial" w:cs="Arial" w:eastAsia="Arial" w:hAnsi="Arial"/>
@@ -3479,7 +3479,7 @@
               <w:spacing w:after="10" w:before="0"/>
               <w:ind w:left="120"/>
             </w:pPr>
-            <w:hyperlink w:history="1" r:id="rIdirmngxmqliegfuowjwjtm">
+            <w:hyperlink w:history="1" r:id="rIdxek3qcasx4a8ll0ry0e6s">
               <w:r>
                 <w:rPr>
                   <w:rFonts w:ascii="Arial" w:cs="Arial" w:eastAsia="Arial" w:hAnsi="Arial"/>
@@ -3674,7 +3674,7 @@
             <w:pPr>
               <w:spacing w:after="20" w:before="0"/>
             </w:pPr>
-            <w:hyperlink w:history="1" r:id="rIdyuouutir8-dfqkqz4gp1u">
+            <w:hyperlink w:history="1" r:id="rIdsou4olo9nvgresuvy8pwd">
               <w:r>
                 <w:rPr>
                   <w:rFonts w:ascii="Arial" w:cs="Arial" w:eastAsia="Arial" w:hAnsi="Arial"/>
@@ -3707,7 +3707,7 @@
               <w:spacing w:after="10" w:before="0"/>
               <w:ind w:left="120"/>
             </w:pPr>
-            <w:hyperlink w:history="1" r:id="rIdtryn3qeydixike2sbeajv">
+            <w:hyperlink w:history="1" r:id="rIdzqptpoglyb0peghscrxiy">
               <w:r>
                 <w:rPr>
                   <w:rFonts w:ascii="Arial" w:cs="Arial" w:eastAsia="Arial" w:hAnsi="Arial"/>
@@ -3752,7 +3752,7 @@
             <w:pPr>
               <w:spacing w:after="20" w:before="0"/>
             </w:pPr>
-            <w:hyperlink w:history="1" r:id="rIdshgte4-2_7_y6kmdszvtk">
+            <w:hyperlink w:history="1" r:id="rIdyw5xl6rvskrs1xy_few2p">
               <w:r>
                 <w:rPr>
                   <w:rFonts w:ascii="Arial" w:cs="Arial" w:eastAsia="Arial" w:hAnsi="Arial"/>
@@ -3785,7 +3785,7 @@
               <w:spacing w:after="10" w:before="0"/>
               <w:ind w:left="120"/>
             </w:pPr>
-            <w:hyperlink w:history="1" r:id="rIdkfyldqzhyq9xtwnvbboju">
+            <w:hyperlink w:history="1" r:id="rIdlax0a7viyn74xgjczsqir">
               <w:r>
                 <w:rPr>
                   <w:rFonts w:ascii="Arial" w:cs="Arial" w:eastAsia="Arial" w:hAnsi="Arial"/>
@@ -3980,7 +3980,7 @@
             <w:pPr>
               <w:spacing w:after="20" w:before="0"/>
             </w:pPr>
-            <w:hyperlink w:history="1" r:id="rIdymo-yics8b25n2ao2cvoe">
+            <w:hyperlink w:history="1" r:id="rIdvyh37haucvu1ddtdpdlea">
               <w:r>
                 <w:rPr>
                   <w:rFonts w:ascii="Arial" w:cs="Arial" w:eastAsia="Arial" w:hAnsi="Arial"/>
@@ -4013,7 +4013,7 @@
               <w:spacing w:after="10" w:before="0"/>
               <w:ind w:left="120"/>
             </w:pPr>
-            <w:hyperlink w:history="1" r:id="rIdfi5hmk0ajyifilpwoena-">
+            <w:hyperlink w:history="1" r:id="rIdonjwqlllggqomevlktfwm">
               <w:r>
                 <w:rPr>
                   <w:rFonts w:ascii="Arial" w:cs="Arial" w:eastAsia="Arial" w:hAnsi="Arial"/>
@@ -4058,7 +4058,7 @@
             <w:pPr>
               <w:spacing w:after="20" w:before="0"/>
             </w:pPr>
-            <w:hyperlink w:history="1" r:id="rIdywywki4_ku_ag4mkphlym">
+            <w:hyperlink w:history="1" r:id="rIdsmdr-ip0l8yomfzrimxyf">
               <w:r>
                 <w:rPr>
                   <w:rFonts w:ascii="Arial" w:cs="Arial" w:eastAsia="Arial" w:hAnsi="Arial"/>
@@ -4091,7 +4091,7 @@
               <w:spacing w:after="10" w:before="0"/>
               <w:ind w:left="120"/>
             </w:pPr>
-            <w:hyperlink w:history="1" r:id="rIdyickrhihtksi2lmpnmzxs">
+            <w:hyperlink w:history="1" r:id="rIdftea5pfolse_xtp70axds">
               <w:r>
                 <w:rPr>
                   <w:rFonts w:ascii="Arial" w:cs="Arial" w:eastAsia="Arial" w:hAnsi="Arial"/>
@@ -4286,7 +4286,7 @@
             <w:pPr>
               <w:spacing w:after="20" w:before="0"/>
             </w:pPr>
-            <w:hyperlink w:history="1" r:id="rIdlinbe0-bc2bqmvpghfwbp">
+            <w:hyperlink w:history="1" r:id="rIdnt9q8h0xfjyowueptcyk0">
               <w:r>
                 <w:rPr>
                   <w:rFonts w:ascii="Arial" w:cs="Arial" w:eastAsia="Arial" w:hAnsi="Arial"/>
@@ -4319,7 +4319,7 @@
               <w:spacing w:after="10" w:before="0"/>
               <w:ind w:left="120"/>
             </w:pPr>
-            <w:hyperlink w:history="1" r:id="rIdiupup01oqkshansyxexag">
+            <w:hyperlink w:history="1" r:id="rIdwapdz82v2wihf8-g4ipt7">
               <w:r>
                 <w:rPr>
                   <w:rFonts w:ascii="Arial" w:cs="Arial" w:eastAsia="Arial" w:hAnsi="Arial"/>
@@ -4364,7 +4364,7 @@
             <w:pPr>
               <w:spacing w:after="20" w:before="0"/>
             </w:pPr>
-            <w:hyperlink w:history="1" r:id="rIdq8nzpab9ubiucdnpnerhp">
+            <w:hyperlink w:history="1" r:id="rIdfirpvofvaczyhbwkf4kj6">
               <w:r>
                 <w:rPr>
                   <w:rFonts w:ascii="Arial" w:cs="Arial" w:eastAsia="Arial" w:hAnsi="Arial"/>
@@ -4397,7 +4397,7 @@
               <w:spacing w:after="10" w:before="0"/>
               <w:ind w:left="120"/>
             </w:pPr>
-            <w:hyperlink w:history="1" r:id="rIdwxxm_ds7ldn4yrtbshulf">
+            <w:hyperlink w:history="1" r:id="rIdruvei9n-a1ifs5k1gfssp">
               <w:r>
                 <w:rPr>
                   <w:rFonts w:ascii="Arial" w:cs="Arial" w:eastAsia="Arial" w:hAnsi="Arial"/>
@@ -4592,7 +4592,7 @@
             <w:pPr>
               <w:spacing w:after="20" w:before="0"/>
             </w:pPr>
-            <w:hyperlink w:history="1" r:id="rIdohtxxwylhxud3tc7-oati">
+            <w:hyperlink w:history="1" r:id="rId1ag8v3xrzch1efrdhvwu_">
               <w:r>
                 <w:rPr>
                   <w:rFonts w:ascii="Arial" w:cs="Arial" w:eastAsia="Arial" w:hAnsi="Arial"/>
@@ -4625,7 +4625,7 @@
               <w:spacing w:after="10" w:before="0"/>
               <w:ind w:left="120"/>
             </w:pPr>
-            <w:hyperlink w:history="1" r:id="rIdh6ga5i7pgwwrfiuqtdriw">
+            <w:hyperlink w:history="1" r:id="rId7rv0udwaz-hzxfnse1rxu">
               <w:r>
                 <w:rPr>
                   <w:rFonts w:ascii="Arial" w:cs="Arial" w:eastAsia="Arial" w:hAnsi="Arial"/>
@@ -4670,7 +4670,7 @@
             <w:pPr>
               <w:spacing w:after="20" w:before="0"/>
             </w:pPr>
-            <w:hyperlink w:history="1" r:id="rIdaajlpxouqumanl90zfz6n">
+            <w:hyperlink w:history="1" r:id="rIdqjwelegziiutqiosjkw1v">
               <w:r>
                 <w:rPr>
                   <w:rFonts w:ascii="Arial" w:cs="Arial" w:eastAsia="Arial" w:hAnsi="Arial"/>
@@ -4703,7 +4703,7 @@
               <w:spacing w:after="10" w:before="0"/>
               <w:ind w:left="120"/>
             </w:pPr>
-            <w:hyperlink w:history="1" r:id="rIddmuufk7x6fzk1mx6dfcj-">
+            <w:hyperlink w:history="1" r:id="rIdzyrzb7mcycznu_bvydi02">
               <w:r>
                 <w:rPr>
                   <w:rFonts w:ascii="Arial" w:cs="Arial" w:eastAsia="Arial" w:hAnsi="Arial"/>
@@ -5215,7 +5215,7 @@
         </w:rPr>
         <w:t xml:space="preserve">© 2026 SeaVuria and ARES. Aligned with KICD objectives. Developed by SeaVuria; technical implementation by ARES (with AI assistance from Claude). Licensed under </w:t>
       </w:r>
-      <w:hyperlink w:history="1" r:id="rIdznts3wpgkhoicjbqrqewo">
+      <w:hyperlink w:history="1" r:id="rIdhbtnsoqlqp74dh2779bib">
         <w:r>
           <w:rPr>
             <w:rFonts w:ascii="Arial" w:cs="Arial" w:eastAsia="Arial" w:hAnsi="Arial"/>
@@ -5236,7 +5236,7 @@
         </w:rPr>
         <w:t xml:space="preserve"> (</w:t>
       </w:r>
-      <w:hyperlink w:history="1" r:id="rIdfqkx_a2y_2g5cmsp2uth_">
+      <w:hyperlink w:history="1" r:id="rIdvxw3egf6janjop7nka7h3">
         <w:r>
           <w:rPr>
             <w:rFonts w:ascii="Arial" w:cs="Arial" w:eastAsia="Arial" w:hAnsi="Arial"/>
@@ -6249,7 +6249,7 @@
             <w:pPr>
               <w:spacing w:after="20" w:before="0"/>
             </w:pPr>
-            <w:hyperlink w:history="1" r:id="rIdsbupupaec2zoh9hzjpq6m">
+            <w:hyperlink w:history="1" r:id="rIdc5grxdts8h7r4hv4apshv">
               <w:r>
                 <w:rPr>
                   <w:rFonts w:ascii="Arial" w:cs="Arial" w:eastAsia="Arial" w:hAnsi="Arial"/>
@@ -6282,7 +6282,7 @@
               <w:spacing w:after="10" w:before="0"/>
               <w:ind w:left="120"/>
             </w:pPr>
-            <w:hyperlink w:history="1" r:id="rIdfbyo6sb682dqthgre9pj9">
+            <w:hyperlink w:history="1" r:id="rIdhic-bfp9rxvxc_n3ksgyu">
               <w:r>
                 <w:rPr>
                   <w:rFonts w:ascii="Arial" w:cs="Arial" w:eastAsia="Arial" w:hAnsi="Arial"/>
@@ -6327,7 +6327,7 @@
             <w:pPr>
               <w:spacing w:after="20" w:before="0"/>
             </w:pPr>
-            <w:hyperlink w:history="1" r:id="rIdyfankjhkwkzb-45dcd0v6">
+            <w:hyperlink w:history="1" r:id="rIdp88lxtqttbprviu60yw9s">
               <w:r>
                 <w:rPr>
                   <w:rFonts w:ascii="Arial" w:cs="Arial" w:eastAsia="Arial" w:hAnsi="Arial"/>
@@ -6360,7 +6360,7 @@
               <w:spacing w:after="10" w:before="0"/>
               <w:ind w:left="120"/>
             </w:pPr>
-            <w:hyperlink w:history="1" r:id="rIdgy0qdhxlmrfddvsfftbcy">
+            <w:hyperlink w:history="1" r:id="rIdtfuujlpp5pfjb1mnovu9o">
               <w:r>
                 <w:rPr>
                   <w:rFonts w:ascii="Arial" w:cs="Arial" w:eastAsia="Arial" w:hAnsi="Arial"/>
@@ -6555,7 +6555,7 @@
             <w:pPr>
               <w:spacing w:after="20" w:before="0"/>
             </w:pPr>
-            <w:hyperlink w:history="1" r:id="rIdkclbgnu7_xf1ej3smugv2">
+            <w:hyperlink w:history="1" r:id="rIdmec8jrxrwt1q_jggakwoa">
               <w:r>
                 <w:rPr>
                   <w:rFonts w:ascii="Arial" w:cs="Arial" w:eastAsia="Arial" w:hAnsi="Arial"/>
@@ -6588,7 +6588,7 @@
               <w:spacing w:after="10" w:before="0"/>
               <w:ind w:left="120"/>
             </w:pPr>
-            <w:hyperlink w:history="1" r:id="rIdyndmqpluuuaqy_dtenfng">
+            <w:hyperlink w:history="1" r:id="rIdlimc6a9tgc6kigrzwhtju">
               <w:r>
                 <w:rPr>
                   <w:rFonts w:ascii="Arial" w:cs="Arial" w:eastAsia="Arial" w:hAnsi="Arial"/>
@@ -6633,7 +6633,7 @@
             <w:pPr>
               <w:spacing w:after="20" w:before="0"/>
             </w:pPr>
-            <w:hyperlink w:history="1" r:id="rIdvl8nnobiietpiudeyndcu">
+            <w:hyperlink w:history="1" r:id="rIdwvieumvumui0eqewq1zay">
               <w:r>
                 <w:rPr>
                   <w:rFonts w:ascii="Arial" w:cs="Arial" w:eastAsia="Arial" w:hAnsi="Arial"/>
@@ -6666,7 +6666,7 @@
               <w:spacing w:after="10" w:before="0"/>
               <w:ind w:left="120"/>
             </w:pPr>
-            <w:hyperlink w:history="1" r:id="rIdygwojwnbitaxsfupp3ssg">
+            <w:hyperlink w:history="1" r:id="rIds9tffgjfgzlhlpsuh7azc">
               <w:r>
                 <w:rPr>
                   <w:rFonts w:ascii="Arial" w:cs="Arial" w:eastAsia="Arial" w:hAnsi="Arial"/>
@@ -6861,7 +6861,7 @@
             <w:pPr>
               <w:spacing w:after="20" w:before="0"/>
             </w:pPr>
-            <w:hyperlink w:history="1" r:id="rId8nzxn9iay_egvt6pzhaiz">
+            <w:hyperlink w:history="1" r:id="rIdow3epoou0mfckrietvnen">
               <w:r>
                 <w:rPr>
                   <w:rFonts w:ascii="Arial" w:cs="Arial" w:eastAsia="Arial" w:hAnsi="Arial"/>
@@ -6894,7 +6894,7 @@
               <w:spacing w:after="10" w:before="0"/>
               <w:ind w:left="120"/>
             </w:pPr>
-            <w:hyperlink w:history="1" r:id="rIdhlls6xttypzs4d6m_icbr">
+            <w:hyperlink w:history="1" r:id="rIdc7t-lvxdw4tl0fwvebcyr">
               <w:r>
                 <w:rPr>
                   <w:rFonts w:ascii="Arial" w:cs="Arial" w:eastAsia="Arial" w:hAnsi="Arial"/>
@@ -6939,7 +6939,7 @@
             <w:pPr>
               <w:spacing w:after="20" w:before="0"/>
             </w:pPr>
-            <w:hyperlink w:history="1" r:id="rIdi_ytlylps33wlwi3vwnhp">
+            <w:hyperlink w:history="1" r:id="rIdidghco2j8akjagtfyc6_9">
               <w:r>
                 <w:rPr>
                   <w:rFonts w:ascii="Arial" w:cs="Arial" w:eastAsia="Arial" w:hAnsi="Arial"/>
@@ -6972,7 +6972,7 @@
               <w:spacing w:after="10" w:before="0"/>
               <w:ind w:left="120"/>
             </w:pPr>
-            <w:hyperlink w:history="1" r:id="rIddmawpzkz2wukoh22u8wjh">
+            <w:hyperlink w:history="1" r:id="rId77fs2abwcyidgmdztef6p">
               <w:r>
                 <w:rPr>
                   <w:rFonts w:ascii="Arial" w:cs="Arial" w:eastAsia="Arial" w:hAnsi="Arial"/>
@@ -7167,7 +7167,7 @@
             <w:pPr>
               <w:spacing w:after="20" w:before="0"/>
             </w:pPr>
-            <w:hyperlink w:history="1" r:id="rId4racdhdkyfrth5joti1s9">
+            <w:hyperlink w:history="1" r:id="rId8jbenbcar3pkdtefcdref">
               <w:r>
                 <w:rPr>
                   <w:rFonts w:ascii="Arial" w:cs="Arial" w:eastAsia="Arial" w:hAnsi="Arial"/>
@@ -7200,7 +7200,7 @@
               <w:spacing w:after="10" w:before="0"/>
               <w:ind w:left="120"/>
             </w:pPr>
-            <w:hyperlink w:history="1" r:id="rIdazb_8ogsjs95x0pddw8ut">
+            <w:hyperlink w:history="1" r:id="rId_wapsk2ce4qpi8ouhok7i">
               <w:r>
                 <w:rPr>
                   <w:rFonts w:ascii="Arial" w:cs="Arial" w:eastAsia="Arial" w:hAnsi="Arial"/>
@@ -7245,7 +7245,7 @@
             <w:pPr>
               <w:spacing w:after="20" w:before="0"/>
             </w:pPr>
-            <w:hyperlink w:history="1" r:id="rId_5aozamlveykndki_a_a7">
+            <w:hyperlink w:history="1" r:id="rIde5w9gdzh3j35vfwviobbk">
               <w:r>
                 <w:rPr>
                   <w:rFonts w:ascii="Arial" w:cs="Arial" w:eastAsia="Arial" w:hAnsi="Arial"/>
@@ -7278,7 +7278,7 @@
               <w:spacing w:after="10" w:before="0"/>
               <w:ind w:left="120"/>
             </w:pPr>
-            <w:hyperlink w:history="1" r:id="rIdqpmabuldwnfjvq7_xkjs9">
+            <w:hyperlink w:history="1" r:id="rIdddjiu29ngw-5qag0nnnn8">
               <w:r>
                 <w:rPr>
                   <w:rFonts w:ascii="Arial" w:cs="Arial" w:eastAsia="Arial" w:hAnsi="Arial"/>
@@ -7473,7 +7473,7 @@
             <w:pPr>
               <w:spacing w:after="20" w:before="0"/>
             </w:pPr>
-            <w:hyperlink w:history="1" r:id="rIdcvulddb9tgyc03dozhztj">
+            <w:hyperlink w:history="1" r:id="rId5zwd_hyyli98waha1q96c">
               <w:r>
                 <w:rPr>
                   <w:rFonts w:ascii="Arial" w:cs="Arial" w:eastAsia="Arial" w:hAnsi="Arial"/>
@@ -7506,7 +7506,7 @@
               <w:spacing w:after="10" w:before="0"/>
               <w:ind w:left="120"/>
             </w:pPr>
-            <w:hyperlink w:history="1" r:id="rId3va9ewehgmvt28ji7vyur">
+            <w:hyperlink w:history="1" r:id="rIdk-mohmoivi_x82y0ya7oa">
               <w:r>
                 <w:rPr>
                   <w:rFonts w:ascii="Arial" w:cs="Arial" w:eastAsia="Arial" w:hAnsi="Arial"/>
@@ -7551,7 +7551,7 @@
             <w:pPr>
               <w:spacing w:after="20" w:before="0"/>
             </w:pPr>
-            <w:hyperlink w:history="1" r:id="rIdy7qk4xy_dlein1glmirsv">
+            <w:hyperlink w:history="1" r:id="rIdukj-afldtjckb8mhwgx0h">
               <w:r>
                 <w:rPr>
                   <w:rFonts w:ascii="Arial" w:cs="Arial" w:eastAsia="Arial" w:hAnsi="Arial"/>
@@ -7584,7 +7584,7 @@
               <w:spacing w:after="10" w:before="0"/>
               <w:ind w:left="120"/>
             </w:pPr>
-            <w:hyperlink w:history="1" r:id="rIdtynsurpt1edgqfocyrndv">
+            <w:hyperlink w:history="1" r:id="rIdpqws-ji8iahjyyqvmgak-">
               <w:r>
                 <w:rPr>
                   <w:rFonts w:ascii="Arial" w:cs="Arial" w:eastAsia="Arial" w:hAnsi="Arial"/>
@@ -8324,7 +8324,7 @@
         </w:rPr>
         <w:t xml:space="preserve">© 2026 SeaVuria and ARES. Aligned with KICD objectives. Developed by SeaVuria; technical implementation by ARES (with AI assistance from Claude). Licensed under </w:t>
       </w:r>
-      <w:hyperlink w:history="1" r:id="rIduvz9-zttd4j4mg4e1-mhs">
+      <w:hyperlink w:history="1" r:id="rId6kusurieflb_uufneq91u">
         <w:r>
           <w:rPr>
             <w:rFonts w:ascii="Arial" w:cs="Arial" w:eastAsia="Arial" w:hAnsi="Arial"/>
@@ -8345,7 +8345,7 @@
         </w:rPr>
         <w:t xml:space="preserve"> (</w:t>
       </w:r>
-      <w:hyperlink w:history="1" r:id="rIdl1nohnbpcill7wrxng-_f">
+      <w:hyperlink w:history="1" r:id="rIdrrp2_ctemjoraemb1pc6a">
         <w:r>
           <w:rPr>
             <w:rFonts w:ascii="Arial" w:cs="Arial" w:eastAsia="Arial" w:hAnsi="Arial"/>
@@ -9517,7 +9517,7 @@
             <w:pPr>
               <w:spacing w:after="20" w:before="0"/>
             </w:pPr>
-            <w:hyperlink w:history="1" r:id="rIdc14-cvnyijthyz43h66bn">
+            <w:hyperlink w:history="1" r:id="rIdt-lwi62n5pquhkcya87kq">
               <w:r>
                 <w:rPr>
                   <w:rFonts w:ascii="Arial" w:cs="Arial" w:eastAsia="Arial" w:hAnsi="Arial"/>
@@ -9550,7 +9550,7 @@
               <w:spacing w:after="10" w:before="0"/>
               <w:ind w:left="120"/>
             </w:pPr>
-            <w:hyperlink w:history="1" r:id="rIdhff4a7nz-dajschvm66on">
+            <w:hyperlink w:history="1" r:id="rIdrswlvwo2agmzx5e8icpwv">
               <w:r>
                 <w:rPr>
                   <w:rFonts w:ascii="Arial" w:cs="Arial" w:eastAsia="Arial" w:hAnsi="Arial"/>
@@ -9595,7 +9595,7 @@
             <w:pPr>
               <w:spacing w:after="20" w:before="0"/>
             </w:pPr>
-            <w:hyperlink w:history="1" r:id="rIdlil2ylseybxdvmutjin4b">
+            <w:hyperlink w:history="1" r:id="rIdfqozzj2xsasqwkc3yoyk_">
               <w:r>
                 <w:rPr>
                   <w:rFonts w:ascii="Arial" w:cs="Arial" w:eastAsia="Arial" w:hAnsi="Arial"/>
@@ -9628,7 +9628,7 @@
               <w:spacing w:after="10" w:before="0"/>
               <w:ind w:left="120"/>
             </w:pPr>
-            <w:hyperlink w:history="1" r:id="rIdfj6x4ualys7woyq07liig">
+            <w:hyperlink w:history="1" r:id="rIdabxrggc0gkuuhffsz_jct">
               <w:r>
                 <w:rPr>
                   <w:rFonts w:ascii="Arial" w:cs="Arial" w:eastAsia="Arial" w:hAnsi="Arial"/>
@@ -9823,7 +9823,7 @@
             <w:pPr>
               <w:spacing w:after="20" w:before="0"/>
             </w:pPr>
-            <w:hyperlink w:history="1" r:id="rIduy7xig3yjbb1ncfnz5lxs">
+            <w:hyperlink w:history="1" r:id="rIdbxtakqcwhus8hcui8tc3z">
               <w:r>
                 <w:rPr>
                   <w:rFonts w:ascii="Arial" w:cs="Arial" w:eastAsia="Arial" w:hAnsi="Arial"/>
@@ -9856,7 +9856,7 @@
               <w:spacing w:after="10" w:before="0"/>
               <w:ind w:left="120"/>
             </w:pPr>
-            <w:hyperlink w:history="1" r:id="rIdlbgyno3ysiyt1rsc2g9es">
+            <w:hyperlink w:history="1" r:id="rIdfvvcmra4jhemfnvvqfi1g">
               <w:r>
                 <w:rPr>
                   <w:rFonts w:ascii="Arial" w:cs="Arial" w:eastAsia="Arial" w:hAnsi="Arial"/>
@@ -9901,7 +9901,7 @@
             <w:pPr>
               <w:spacing w:after="20" w:before="0"/>
             </w:pPr>
-            <w:hyperlink w:history="1" r:id="rIdka8cmexj1dlm4q0za7m_n">
+            <w:hyperlink w:history="1" r:id="rIda1yeubkleimhwwdk11kka">
               <w:r>
                 <w:rPr>
                   <w:rFonts w:ascii="Arial" w:cs="Arial" w:eastAsia="Arial" w:hAnsi="Arial"/>
@@ -9934,7 +9934,7 @@
               <w:spacing w:after="10" w:before="0"/>
               <w:ind w:left="120"/>
             </w:pPr>
-            <w:hyperlink w:history="1" r:id="rId4k1k66r4ooe0apzlaznn_">
+            <w:hyperlink w:history="1" r:id="rIdo4qkk_kp6p5mfkiqhy6kt">
               <w:r>
                 <w:rPr>
                   <w:rFonts w:ascii="Arial" w:cs="Arial" w:eastAsia="Arial" w:hAnsi="Arial"/>
@@ -10319,7 +10319,7 @@
             <w:pPr>
               <w:spacing w:after="20" w:before="0"/>
             </w:pPr>
-            <w:hyperlink w:history="1" r:id="rId5zdkrkwdshputuxavxbsw">
+            <w:hyperlink w:history="1" r:id="rIdiyw8bqxmtcjpd0mkv6vje">
               <w:r>
                 <w:rPr>
                   <w:rFonts w:ascii="Arial" w:cs="Arial" w:eastAsia="Arial" w:hAnsi="Arial"/>
@@ -10352,7 +10352,7 @@
               <w:spacing w:after="10" w:before="0"/>
               <w:ind w:left="120"/>
             </w:pPr>
-            <w:hyperlink w:history="1" r:id="rIdbykr37nvpu_s9jtfeib8e">
+            <w:hyperlink w:history="1" r:id="rIdhpxq1dytfay4cgy9h5wmw">
               <w:r>
                 <w:rPr>
                   <w:rFonts w:ascii="Arial" w:cs="Arial" w:eastAsia="Arial" w:hAnsi="Arial"/>
@@ -10397,7 +10397,7 @@
             <w:pPr>
               <w:spacing w:after="20" w:before="0"/>
             </w:pPr>
-            <w:hyperlink w:history="1" r:id="rId53jntmpngjhzrplw1hnzu">
+            <w:hyperlink w:history="1" r:id="rIddpwgskngj05zr9oz1kl4y">
               <w:r>
                 <w:rPr>
                   <w:rFonts w:ascii="Arial" w:cs="Arial" w:eastAsia="Arial" w:hAnsi="Arial"/>
@@ -10430,7 +10430,7 @@
               <w:spacing w:after="10" w:before="0"/>
               <w:ind w:left="120"/>
             </w:pPr>
-            <w:hyperlink w:history="1" r:id="rId522o7_j1si713o2u5nomc">
+            <w:hyperlink w:history="1" r:id="rId5wg8gxab3jeetjpruzyuc">
               <w:r>
                 <w:rPr>
                   <w:rFonts w:ascii="Arial" w:cs="Arial" w:eastAsia="Arial" w:hAnsi="Arial"/>
@@ -10739,7 +10739,7 @@
             <w:pPr>
               <w:spacing w:after="20" w:before="0"/>
             </w:pPr>
-            <w:hyperlink w:history="1" r:id="rIdasjxj_d-ydb8xufwnuqt7">
+            <w:hyperlink w:history="1" r:id="rIdqottgqcej-p2yk92t5xe_">
               <w:r>
                 <w:rPr>
                   <w:rFonts w:ascii="Arial" w:cs="Arial" w:eastAsia="Arial" w:hAnsi="Arial"/>
@@ -10772,7 +10772,7 @@
               <w:spacing w:after="10" w:before="0"/>
               <w:ind w:left="120"/>
             </w:pPr>
-            <w:hyperlink w:history="1" r:id="rIddb9l84_9rogxaqftwknds">
+            <w:hyperlink w:history="1" r:id="rId_7sc9fnnbxoltibzp1lsx">
               <w:r>
                 <w:rPr>
                   <w:rFonts w:ascii="Arial" w:cs="Arial" w:eastAsia="Arial" w:hAnsi="Arial"/>
@@ -10817,7 +10817,7 @@
             <w:pPr>
               <w:spacing w:after="20" w:before="0"/>
             </w:pPr>
-            <w:hyperlink w:history="1" r:id="rIdu0xlj9s98tjc5j8blkiy5">
+            <w:hyperlink w:history="1" r:id="rIdxz-ojue-0lx7mqxdxht1s">
               <w:r>
                 <w:rPr>
                   <w:rFonts w:ascii="Arial" w:cs="Arial" w:eastAsia="Arial" w:hAnsi="Arial"/>
@@ -10850,7 +10850,7 @@
               <w:spacing w:after="10" w:before="0"/>
               <w:ind w:left="120"/>
             </w:pPr>
-            <w:hyperlink w:history="1" r:id="rIda3mah6vuwuuco_6olypdk">
+            <w:hyperlink w:history="1" r:id="rId9q-lvcm-v8yyjcbnmvyez">
               <w:r>
                 <w:rPr>
                   <w:rFonts w:ascii="Arial" w:cs="Arial" w:eastAsia="Arial" w:hAnsi="Arial"/>
@@ -11121,7 +11121,7 @@
             <w:pPr>
               <w:spacing w:after="20" w:before="0"/>
             </w:pPr>
-            <w:hyperlink w:history="1" r:id="rIdxwghpf8unwx84owuqfgrg">
+            <w:hyperlink w:history="1" r:id="rIdrcazpvlzgcn8ndrij2exs">
               <w:r>
                 <w:rPr>
                   <w:rFonts w:ascii="Arial" w:cs="Arial" w:eastAsia="Arial" w:hAnsi="Arial"/>
@@ -11154,7 +11154,7 @@
               <w:spacing w:after="10" w:before="0"/>
               <w:ind w:left="120"/>
             </w:pPr>
-            <w:hyperlink w:history="1" r:id="rId2rapxx-y61m2tx3oiqyra">
+            <w:hyperlink w:history="1" r:id="rId10svtglbykd6cs0hnsri-">
               <w:r>
                 <w:rPr>
                   <w:rFonts w:ascii="Arial" w:cs="Arial" w:eastAsia="Arial" w:hAnsi="Arial"/>
@@ -11199,7 +11199,7 @@
             <w:pPr>
               <w:spacing w:after="20" w:before="0"/>
             </w:pPr>
-            <w:hyperlink w:history="1" r:id="rIdb7umikkbryaonqtoe64s_">
+            <w:hyperlink w:history="1" r:id="rIdqfrbmmqf_s616hkciecox">
               <w:r>
                 <w:rPr>
                   <w:rFonts w:ascii="Arial" w:cs="Arial" w:eastAsia="Arial" w:hAnsi="Arial"/>
@@ -11232,7 +11232,7 @@
               <w:spacing w:after="10" w:before="0"/>
               <w:ind w:left="120"/>
             </w:pPr>
-            <w:hyperlink w:history="1" r:id="rId0mq_mntcndsguptfzxpzu">
+            <w:hyperlink w:history="1" r:id="rIdw79xs-l0ekps89fhjovwj">
               <w:r>
                 <w:rPr>
                   <w:rFonts w:ascii="Arial" w:cs="Arial" w:eastAsia="Arial" w:hAnsi="Arial"/>
@@ -11820,7 +11820,7 @@
         </w:rPr>
         <w:t xml:space="preserve">© 2026 SeaVuria and ARES. Aligned with KICD objectives. Developed by SeaVuria; technical implementation by ARES (with AI assistance from Claude). Licensed under </w:t>
       </w:r>
-      <w:hyperlink w:history="1" r:id="rIdm8xpwsmphx_5g92i8zfaz">
+      <w:hyperlink w:history="1" r:id="rIdoc-2vucijygyjwotzqv4a">
         <w:r>
           <w:rPr>
             <w:rFonts w:ascii="Arial" w:cs="Arial" w:eastAsia="Arial" w:hAnsi="Arial"/>
@@ -11841,7 +11841,7 @@
         </w:rPr>
         <w:t xml:space="preserve"> (</w:t>
       </w:r>
-      <w:hyperlink w:history="1" r:id="rIdnv90xk2qbdwjwr_zzjbgt">
+      <w:hyperlink w:history="1" r:id="rIdgzjwk_94awbquxeqq2omz">
         <w:r>
           <w:rPr>
             <w:rFonts w:ascii="Arial" w:cs="Arial" w:eastAsia="Arial" w:hAnsi="Arial"/>
@@ -12997,7 +12997,7 @@
             <w:pPr>
               <w:spacing w:after="20" w:before="0"/>
             </w:pPr>
-            <w:hyperlink w:history="1" r:id="rIdltcg2gvdhw470atkmqb2s">
+            <w:hyperlink w:history="1" r:id="rIdd5uqvvvrr0z1b3ldh1egk">
               <w:r>
                 <w:rPr>
                   <w:rFonts w:ascii="Arial" w:cs="Arial" w:eastAsia="Arial" w:hAnsi="Arial"/>
@@ -13030,7 +13030,7 @@
               <w:spacing w:after="10" w:before="0"/>
               <w:ind w:left="120"/>
             </w:pPr>
-            <w:hyperlink w:history="1" r:id="rId-l_7yem3zz5diitekqkxu">
+            <w:hyperlink w:history="1" r:id="rIdkiwaokkmzay1typgbqif9">
               <w:r>
                 <w:rPr>
                   <w:rFonts w:ascii="Arial" w:cs="Arial" w:eastAsia="Arial" w:hAnsi="Arial"/>
@@ -13075,7 +13075,7 @@
             <w:pPr>
               <w:spacing w:after="20" w:before="0"/>
             </w:pPr>
-            <w:hyperlink w:history="1" r:id="rIdwiegcrz-riwz2ouhftbai">
+            <w:hyperlink w:history="1" r:id="rIdf1_nhpn2mvdz4bh4humux">
               <w:r>
                 <w:rPr>
                   <w:rFonts w:ascii="Arial" w:cs="Arial" w:eastAsia="Arial" w:hAnsi="Arial"/>
@@ -13108,7 +13108,7 @@
               <w:spacing w:after="10" w:before="0"/>
               <w:ind w:left="120"/>
             </w:pPr>
-            <w:hyperlink w:history="1" r:id="rIddtmcyerqvrfogxtktcsms">
+            <w:hyperlink w:history="1" r:id="rId866fu-xrjrtd0u6eygxll">
               <w:r>
                 <w:rPr>
                   <w:rFonts w:ascii="Arial" w:cs="Arial" w:eastAsia="Arial" w:hAnsi="Arial"/>
@@ -13303,7 +13303,7 @@
             <w:pPr>
               <w:spacing w:after="20" w:before="0"/>
             </w:pPr>
-            <w:hyperlink w:history="1" r:id="rId73lvsupyygllcfjnmvxsd">
+            <w:hyperlink w:history="1" r:id="rIdmmfs0nwi4s3bwpbn8llri">
               <w:r>
                 <w:rPr>
                   <w:rFonts w:ascii="Arial" w:cs="Arial" w:eastAsia="Arial" w:hAnsi="Arial"/>
@@ -13336,7 +13336,7 @@
               <w:spacing w:after="10" w:before="0"/>
               <w:ind w:left="120"/>
             </w:pPr>
-            <w:hyperlink w:history="1" r:id="rIdyjfmevuo_pymy9x27_q8r">
+            <w:hyperlink w:history="1" r:id="rIdqc1sowougf5xam5sgm5st">
               <w:r>
                 <w:rPr>
                   <w:rFonts w:ascii="Arial" w:cs="Arial" w:eastAsia="Arial" w:hAnsi="Arial"/>
@@ -13381,7 +13381,7 @@
             <w:pPr>
               <w:spacing w:after="20" w:before="0"/>
             </w:pPr>
-            <w:hyperlink w:history="1" r:id="rIdmt8quddk4knqrkp7m--gt">
+            <w:hyperlink w:history="1" r:id="rIdtuinmrhgyefcpycam6ift">
               <w:r>
                 <w:rPr>
                   <w:rFonts w:ascii="Arial" w:cs="Arial" w:eastAsia="Arial" w:hAnsi="Arial"/>
@@ -13414,7 +13414,7 @@
               <w:spacing w:after="10" w:before="0"/>
               <w:ind w:left="120"/>
             </w:pPr>
-            <w:hyperlink w:history="1" r:id="rIdo_rue59hmtyfkhaujweef">
+            <w:hyperlink w:history="1" r:id="rIdw3afzsd5idd-7pjuca2xh">
               <w:r>
                 <w:rPr>
                   <w:rFonts w:ascii="Arial" w:cs="Arial" w:eastAsia="Arial" w:hAnsi="Arial"/>
@@ -13609,7 +13609,7 @@
             <w:pPr>
               <w:spacing w:after="20" w:before="0"/>
             </w:pPr>
-            <w:hyperlink w:history="1" r:id="rIdzc9xu3dbxcrgapn2t-2wc">
+            <w:hyperlink w:history="1" r:id="rIdzazz5ugcewr92s4vrnx1v">
               <w:r>
                 <w:rPr>
                   <w:rFonts w:ascii="Arial" w:cs="Arial" w:eastAsia="Arial" w:hAnsi="Arial"/>
@@ -13642,7 +13642,7 @@
               <w:spacing w:after="10" w:before="0"/>
               <w:ind w:left="120"/>
             </w:pPr>
-            <w:hyperlink w:history="1" r:id="rIdw13dwgpf-bexcwjzmjxxo">
+            <w:hyperlink w:history="1" r:id="rIdzpgrw_bjkii7vvbh0bcfa">
               <w:r>
                 <w:rPr>
                   <w:rFonts w:ascii="Arial" w:cs="Arial" w:eastAsia="Arial" w:hAnsi="Arial"/>
@@ -13687,7 +13687,7 @@
             <w:pPr>
               <w:spacing w:after="20" w:before="0"/>
             </w:pPr>
-            <w:hyperlink w:history="1" r:id="rIduvum-zbycaxdtbf_hsvsg">
+            <w:hyperlink w:history="1" r:id="rId28yhlvfaa_rbqc7js46bs">
               <w:r>
                 <w:rPr>
                   <w:rFonts w:ascii="Arial" w:cs="Arial" w:eastAsia="Arial" w:hAnsi="Arial"/>
@@ -13720,7 +13720,7 @@
               <w:spacing w:after="10" w:before="0"/>
               <w:ind w:left="120"/>
             </w:pPr>
-            <w:hyperlink w:history="1" r:id="rIdsmov0usp9veejhk4rmqs3">
+            <w:hyperlink w:history="1" r:id="rIdruzowcktoxyvhuionzarr">
               <w:r>
                 <w:rPr>
                   <w:rFonts w:ascii="Arial" w:cs="Arial" w:eastAsia="Arial" w:hAnsi="Arial"/>
@@ -13915,7 +13915,7 @@
             <w:pPr>
               <w:spacing w:after="20" w:before="0"/>
             </w:pPr>
-            <w:hyperlink w:history="1" r:id="rIdhsxo9-02502cmrpnd1f4g">
+            <w:hyperlink w:history="1" r:id="rIdpajy-lybsjscceahlwl-v">
               <w:r>
                 <w:rPr>
                   <w:rFonts w:ascii="Arial" w:cs="Arial" w:eastAsia="Arial" w:hAnsi="Arial"/>
@@ -13948,7 +13948,7 @@
               <w:spacing w:after="10" w:before="0"/>
               <w:ind w:left="120"/>
             </w:pPr>
-            <w:hyperlink w:history="1" r:id="rIdkcae14zcbscqykcvyd35a">
+            <w:hyperlink w:history="1" r:id="rId73evmspswxtzovormqnic">
               <w:r>
                 <w:rPr>
                   <w:rFonts w:ascii="Arial" w:cs="Arial" w:eastAsia="Arial" w:hAnsi="Arial"/>
@@ -13993,7 +13993,7 @@
             <w:pPr>
               <w:spacing w:after="20" w:before="0"/>
             </w:pPr>
-            <w:hyperlink w:history="1" r:id="rIdwrn4f7rlfm5yc_pifdglc">
+            <w:hyperlink w:history="1" r:id="rIdmfm_yrku42g7zg6nhgtce">
               <w:r>
                 <w:rPr>
                   <w:rFonts w:ascii="Arial" w:cs="Arial" w:eastAsia="Arial" w:hAnsi="Arial"/>
@@ -14026,7 +14026,7 @@
               <w:spacing w:after="10" w:before="0"/>
               <w:ind w:left="120"/>
             </w:pPr>
-            <w:hyperlink w:history="1" r:id="rId7ree86ybtzp0z1hpomjkr">
+            <w:hyperlink w:history="1" r:id="rIdw3wxjktdeqtvpmymqj-9j">
               <w:r>
                 <w:rPr>
                   <w:rFonts w:ascii="Arial" w:cs="Arial" w:eastAsia="Arial" w:hAnsi="Arial"/>
@@ -14221,7 +14221,7 @@
             <w:pPr>
               <w:spacing w:after="20" w:before="0"/>
             </w:pPr>
-            <w:hyperlink w:history="1" r:id="rIda6kzvj3ohxgalsj4bgcoo">
+            <w:hyperlink w:history="1" r:id="rIddpuibhebxf3ybc0bymlnw">
               <w:r>
                 <w:rPr>
                   <w:rFonts w:ascii="Arial" w:cs="Arial" w:eastAsia="Arial" w:hAnsi="Arial"/>
@@ -14254,7 +14254,7 @@
               <w:spacing w:after="10" w:before="0"/>
               <w:ind w:left="120"/>
             </w:pPr>
-            <w:hyperlink w:history="1" r:id="rIdfextiy5jyxr9wybd1ovvx">
+            <w:hyperlink w:history="1" r:id="rIduegxvphi5gx3tvchkmjtb">
               <w:r>
                 <w:rPr>
                   <w:rFonts w:ascii="Arial" w:cs="Arial" w:eastAsia="Arial" w:hAnsi="Arial"/>
@@ -14299,7 +14299,7 @@
             <w:pPr>
               <w:spacing w:after="20" w:before="0"/>
             </w:pPr>
-            <w:hyperlink w:history="1" r:id="rIdwvubq-hjxwd1wa3b2orxm">
+            <w:hyperlink w:history="1" r:id="rIda3rizak3us6xhrnrkhzjj">
               <w:r>
                 <w:rPr>
                   <w:rFonts w:ascii="Arial" w:cs="Arial" w:eastAsia="Arial" w:hAnsi="Arial"/>
@@ -14332,7 +14332,7 @@
               <w:spacing w:after="10" w:before="0"/>
               <w:ind w:left="120"/>
             </w:pPr>
-            <w:hyperlink w:history="1" r:id="rId0pwich13ufui1o9lonavp">
+            <w:hyperlink w:history="1" r:id="rIdnb8dwyb3wbgzjej4vvhrq">
               <w:r>
                 <w:rPr>
                   <w:rFonts w:ascii="Arial" w:cs="Arial" w:eastAsia="Arial" w:hAnsi="Arial"/>
@@ -14844,7 +14844,7 @@
         </w:rPr>
         <w:t xml:space="preserve">© 2026 SeaVuria and ARES. Aligned with KICD objectives. Developed by SeaVuria; technical implementation by ARES (with AI assistance from Claude). Licensed under </w:t>
       </w:r>
-      <w:hyperlink w:history="1" r:id="rIdmlwtnzacnxeycjhjxqenx">
+      <w:hyperlink w:history="1" r:id="rIdphf6kbkgjhe8t3es6wefh">
         <w:r>
           <w:rPr>
             <w:rFonts w:ascii="Arial" w:cs="Arial" w:eastAsia="Arial" w:hAnsi="Arial"/>
@@ -14865,7 +14865,7 @@
         </w:rPr>
         <w:t xml:space="preserve"> (</w:t>
       </w:r>
-      <w:hyperlink w:history="1" r:id="rIdmdwimbo0kgmwbpvn0-mzj">
+      <w:hyperlink w:history="1" r:id="rIdibuw2l34ecz08amhwb3pu">
         <w:r>
           <w:rPr>
             <w:rFonts w:ascii="Arial" w:cs="Arial" w:eastAsia="Arial" w:hAnsi="Arial"/>
@@ -15878,7 +15878,7 @@
             <w:pPr>
               <w:spacing w:after="20" w:before="0"/>
             </w:pPr>
-            <w:hyperlink w:history="1" r:id="rIdazdjvkb3dhtuv-phb_tz2">
+            <w:hyperlink w:history="1" r:id="rId2sdn4exbgcivfsl2nd6ul">
               <w:r>
                 <w:rPr>
                   <w:rFonts w:ascii="Arial" w:cs="Arial" w:eastAsia="Arial" w:hAnsi="Arial"/>
@@ -15911,7 +15911,7 @@
               <w:spacing w:after="10" w:before="0"/>
               <w:ind w:left="120"/>
             </w:pPr>
-            <w:hyperlink w:history="1" r:id="rId7bdgy39fguxu3zmbcj-ug">
+            <w:hyperlink w:history="1" r:id="rIdvg-5p7vwjexsd5hgmnuub">
               <w:r>
                 <w:rPr>
                   <w:rFonts w:ascii="Arial" w:cs="Arial" w:eastAsia="Arial" w:hAnsi="Arial"/>
@@ -15956,7 +15956,7 @@
             <w:pPr>
               <w:spacing w:after="20" w:before="0"/>
             </w:pPr>
-            <w:hyperlink w:history="1" r:id="rIdjt5yv0x_secintiaprobb">
+            <w:hyperlink w:history="1" r:id="rIdtbb_z8nrxge2nxczmx4lu">
               <w:r>
                 <w:rPr>
                   <w:rFonts w:ascii="Arial" w:cs="Arial" w:eastAsia="Arial" w:hAnsi="Arial"/>
@@ -15989,7 +15989,7 @@
               <w:spacing w:after="10" w:before="0"/>
               <w:ind w:left="120"/>
             </w:pPr>
-            <w:hyperlink w:history="1" r:id="rIdd-i3u5we0eeh8agj_61ke">
+            <w:hyperlink w:history="1" r:id="rIdgxgyafptaj5ymq0zud3yj">
               <w:r>
                 <w:rPr>
                   <w:rFonts w:ascii="Arial" w:cs="Arial" w:eastAsia="Arial" w:hAnsi="Arial"/>
@@ -16184,7 +16184,7 @@
             <w:pPr>
               <w:spacing w:after="20" w:before="0"/>
             </w:pPr>
-            <w:hyperlink w:history="1" r:id="rIdhm1_vmhb-no-5jwwm3frq">
+            <w:hyperlink w:history="1" r:id="rIdf5mlx-ztwpty0duurzs39">
               <w:r>
                 <w:rPr>
                   <w:rFonts w:ascii="Arial" w:cs="Arial" w:eastAsia="Arial" w:hAnsi="Arial"/>
@@ -16217,7 +16217,7 @@
               <w:spacing w:after="10" w:before="0"/>
               <w:ind w:left="120"/>
             </w:pPr>
-            <w:hyperlink w:history="1" r:id="rIdgsicqukgzovh6fbjavksu">
+            <w:hyperlink w:history="1" r:id="rIdmnytyxvvphvmqbckvryul">
               <w:r>
                 <w:rPr>
                   <w:rFonts w:ascii="Arial" w:cs="Arial" w:eastAsia="Arial" w:hAnsi="Arial"/>
@@ -16262,7 +16262,7 @@
             <w:pPr>
               <w:spacing w:after="20" w:before="0"/>
             </w:pPr>
-            <w:hyperlink w:history="1" r:id="rIdgv_rqwpus2fxpytbs-mii">
+            <w:hyperlink w:history="1" r:id="rIdvm1pe293o1toy7logjbhe">
               <w:r>
                 <w:rPr>
                   <w:rFonts w:ascii="Arial" w:cs="Arial" w:eastAsia="Arial" w:hAnsi="Arial"/>
@@ -16295,7 +16295,7 @@
               <w:spacing w:after="10" w:before="0"/>
               <w:ind w:left="120"/>
             </w:pPr>
-            <w:hyperlink w:history="1" r:id="rIdiwlcwguklxfxqorug72et">
+            <w:hyperlink w:history="1" r:id="rIdkz_h-qpkwclvqwj03-vw0">
               <w:r>
                 <w:rPr>
                   <w:rFonts w:ascii="Arial" w:cs="Arial" w:eastAsia="Arial" w:hAnsi="Arial"/>
@@ -16490,7 +16490,7 @@
             <w:pPr>
               <w:spacing w:after="20" w:before="0"/>
             </w:pPr>
-            <w:hyperlink w:history="1" r:id="rIdy-dip_8kgw5oelewh0lwm">
+            <w:hyperlink w:history="1" r:id="rIdiyonlsi8h22cdzwsp27va">
               <w:r>
                 <w:rPr>
                   <w:rFonts w:ascii="Arial" w:cs="Arial" w:eastAsia="Arial" w:hAnsi="Arial"/>
@@ -16523,7 +16523,7 @@
               <w:spacing w:after="10" w:before="0"/>
               <w:ind w:left="120"/>
             </w:pPr>
-            <w:hyperlink w:history="1" r:id="rIdue7py5jbzkuevn_feqb-q">
+            <w:hyperlink w:history="1" r:id="rIdx37nh7bh4xliviulj92ku">
               <w:r>
                 <w:rPr>
                   <w:rFonts w:ascii="Arial" w:cs="Arial" w:eastAsia="Arial" w:hAnsi="Arial"/>
@@ -16568,7 +16568,7 @@
             <w:pPr>
               <w:spacing w:after="20" w:before="0"/>
             </w:pPr>
-            <w:hyperlink w:history="1" r:id="rIdnmdnbfmkf3pg4v2feojzb">
+            <w:hyperlink w:history="1" r:id="rIdy9xtvu9afrnr2u8e9gvm9">
               <w:r>
                 <w:rPr>
                   <w:rFonts w:ascii="Arial" w:cs="Arial" w:eastAsia="Arial" w:hAnsi="Arial"/>
@@ -16601,7 +16601,7 @@
               <w:spacing w:after="10" w:before="0"/>
               <w:ind w:left="120"/>
             </w:pPr>
-            <w:hyperlink w:history="1" r:id="rIdzwja2yihi0t0mhuibhjrj">
+            <w:hyperlink w:history="1" r:id="rIdma_co8n66w-xhvjnzqnyk">
               <w:r>
                 <w:rPr>
                   <w:rFonts w:ascii="Arial" w:cs="Arial" w:eastAsia="Arial" w:hAnsi="Arial"/>
@@ -16796,7 +16796,7 @@
             <w:pPr>
               <w:spacing w:after="20" w:before="0"/>
             </w:pPr>
-            <w:hyperlink w:history="1" r:id="rIdcszllz31iysna5fl8ouxs">
+            <w:hyperlink w:history="1" r:id="rIdurwhhycaazppdxwl2dqcn">
               <w:r>
                 <w:rPr>
                   <w:rFonts w:ascii="Arial" w:cs="Arial" w:eastAsia="Arial" w:hAnsi="Arial"/>
@@ -16829,7 +16829,7 @@
               <w:spacing w:after="10" w:before="0"/>
               <w:ind w:left="120"/>
             </w:pPr>
-            <w:hyperlink w:history="1" r:id="rId-ocyxsz1pm0twgcsy-yp3">
+            <w:hyperlink w:history="1" r:id="rIddmeefykw2hw_92xy2ns9l">
               <w:r>
                 <w:rPr>
                   <w:rFonts w:ascii="Arial" w:cs="Arial" w:eastAsia="Arial" w:hAnsi="Arial"/>
@@ -16874,7 +16874,7 @@
             <w:pPr>
               <w:spacing w:after="20" w:before="0"/>
             </w:pPr>
-            <w:hyperlink w:history="1" r:id="rIdnuszullxhtc5c_01-1dkt">
+            <w:hyperlink w:history="1" r:id="rIdabzsc0rtvglpreybeuvm9">
               <w:r>
                 <w:rPr>
                   <w:rFonts w:ascii="Arial" w:cs="Arial" w:eastAsia="Arial" w:hAnsi="Arial"/>
@@ -16907,7 +16907,7 @@
               <w:spacing w:after="10" w:before="0"/>
               <w:ind w:left="120"/>
             </w:pPr>
-            <w:hyperlink w:history="1" r:id="rIdcqdk2npw3ympf8qv9ikuh">
+            <w:hyperlink w:history="1" r:id="rIdzsbhqp3os-znzk-bhride">
               <w:r>
                 <w:rPr>
                   <w:rFonts w:ascii="Arial" w:cs="Arial" w:eastAsia="Arial" w:hAnsi="Arial"/>
@@ -17102,7 +17102,7 @@
             <w:pPr>
               <w:spacing w:after="20" w:before="0"/>
             </w:pPr>
-            <w:hyperlink w:history="1" r:id="rId9ptwnlu7tpcxf4vnciswg">
+            <w:hyperlink w:history="1" r:id="rId28x0wgmie3xnqr3enclut">
               <w:r>
                 <w:rPr>
                   <w:rFonts w:ascii="Arial" w:cs="Arial" w:eastAsia="Arial" w:hAnsi="Arial"/>
@@ -17135,7 +17135,7 @@
               <w:spacing w:after="10" w:before="0"/>
               <w:ind w:left="120"/>
             </w:pPr>
-            <w:hyperlink w:history="1" r:id="rIdlteashbhtlklglfgowhl6">
+            <w:hyperlink w:history="1" r:id="rIda_t_g5cwhrwdecfxvzawa">
               <w:r>
                 <w:rPr>
                   <w:rFonts w:ascii="Arial" w:cs="Arial" w:eastAsia="Arial" w:hAnsi="Arial"/>
@@ -17180,7 +17180,7 @@
             <w:pPr>
               <w:spacing w:after="20" w:before="0"/>
             </w:pPr>
-            <w:hyperlink w:history="1" r:id="rIdfkmuexu9kle7censo3oc_">
+            <w:hyperlink w:history="1" r:id="rId5hdlp2d-6dvb-gsup5yur">
               <w:r>
                 <w:rPr>
                   <w:rFonts w:ascii="Arial" w:cs="Arial" w:eastAsia="Arial" w:hAnsi="Arial"/>
@@ -17213,7 +17213,7 @@
               <w:spacing w:after="10" w:before="0"/>
               <w:ind w:left="120"/>
             </w:pPr>
-            <w:hyperlink w:history="1" r:id="rIdcvm8hy0nvtmk0xu_98yux">
+            <w:hyperlink w:history="1" r:id="rId7o8uwobqkffe0vyonpw5z">
               <w:r>
                 <w:rPr>
                   <w:rFonts w:ascii="Arial" w:cs="Arial" w:eastAsia="Arial" w:hAnsi="Arial"/>
@@ -17725,7 +17725,7 @@
         </w:rPr>
         <w:t xml:space="preserve">© 2026 SeaVuria and ARES. Aligned with KICD objectives. Developed by SeaVuria; technical implementation by ARES (with AI assistance from Claude). Licensed under </w:t>
       </w:r>
-      <w:hyperlink w:history="1" r:id="rIdosjmstz9qwo8h1k1upmug">
+      <w:hyperlink w:history="1" r:id="rId8zxizrteoj3z3cavnmxxz">
         <w:r>
           <w:rPr>
             <w:rFonts w:ascii="Arial" w:cs="Arial" w:eastAsia="Arial" w:hAnsi="Arial"/>
@@ -17746,7 +17746,7 @@
         </w:rPr>
         <w:t xml:space="preserve"> (</w:t>
       </w:r>
-      <w:hyperlink w:history="1" r:id="rIdv9te11bh52yi19uocrlip">
+      <w:hyperlink w:history="1" r:id="rIdhzkoqg3nxxcpe4feokkzh">
         <w:r>
           <w:rPr>
             <w:rFonts w:ascii="Arial" w:cs="Arial" w:eastAsia="Arial" w:hAnsi="Arial"/>
@@ -18759,7 +18759,7 @@
             <w:pPr>
               <w:spacing w:after="20" w:before="0"/>
             </w:pPr>
-            <w:hyperlink w:history="1" r:id="rId7y2tz-u6aryn5jsw8ufk6">
+            <w:hyperlink w:history="1" r:id="rIdfonizfc1fhj2th8ym_uvv">
               <w:r>
                 <w:rPr>
                   <w:rFonts w:ascii="Arial" w:cs="Arial" w:eastAsia="Arial" w:hAnsi="Arial"/>
@@ -18792,7 +18792,7 @@
               <w:spacing w:after="10" w:before="0"/>
               <w:ind w:left="120"/>
             </w:pPr>
-            <w:hyperlink w:history="1" r:id="rIdv0rtk_mwnr3ooy6j1it5g">
+            <w:hyperlink w:history="1" r:id="rIdunoeabvk1cif2fculmivj">
               <w:r>
                 <w:rPr>
                   <w:rFonts w:ascii="Arial" w:cs="Arial" w:eastAsia="Arial" w:hAnsi="Arial"/>
@@ -18837,7 +18837,7 @@
             <w:pPr>
               <w:spacing w:after="20" w:before="0"/>
             </w:pPr>
-            <w:hyperlink w:history="1" r:id="rIddukfoma4bi2q42iz1wnlt">
+            <w:hyperlink w:history="1" r:id="rIdh6ogcggelxod_r553qy3w">
               <w:r>
                 <w:rPr>
                   <w:rFonts w:ascii="Arial" w:cs="Arial" w:eastAsia="Arial" w:hAnsi="Arial"/>
@@ -18870,7 +18870,7 @@
               <w:spacing w:after="10" w:before="0"/>
               <w:ind w:left="120"/>
             </w:pPr>
-            <w:hyperlink w:history="1" r:id="rIdatte7r8-lfeyduh95ea8b">
+            <w:hyperlink w:history="1" r:id="rIdifeuwejjoghqhvhjxodbw">
               <w:r>
                 <w:rPr>
                   <w:rFonts w:ascii="Arial" w:cs="Arial" w:eastAsia="Arial" w:hAnsi="Arial"/>
@@ -19065,7 +19065,7 @@
             <w:pPr>
               <w:spacing w:after="20" w:before="0"/>
             </w:pPr>
-            <w:hyperlink w:history="1" r:id="rIdytoir1msxhl4sq-vjmlzy">
+            <w:hyperlink w:history="1" r:id="rIdsxlamxezcrcbuuffzgoqi">
               <w:r>
                 <w:rPr>
                   <w:rFonts w:ascii="Arial" w:cs="Arial" w:eastAsia="Arial" w:hAnsi="Arial"/>
@@ -19098,7 +19098,7 @@
               <w:spacing w:after="10" w:before="0"/>
               <w:ind w:left="120"/>
             </w:pPr>
-            <w:hyperlink w:history="1" r:id="rIdmrtw1ueiuj3xdkqboc9g7">
+            <w:hyperlink w:history="1" r:id="rIduf9fbhhlj_7krngyl2p4g">
               <w:r>
                 <w:rPr>
                   <w:rFonts w:ascii="Arial" w:cs="Arial" w:eastAsia="Arial" w:hAnsi="Arial"/>
@@ -19143,7 +19143,7 @@
             <w:pPr>
               <w:spacing w:after="20" w:before="0"/>
             </w:pPr>
-            <w:hyperlink w:history="1" r:id="rIdn1v_bfat_fuhqt6trj6aa">
+            <w:hyperlink w:history="1" r:id="rIdcxr7wxudo5xsr9ocjbks6">
               <w:r>
                 <w:rPr>
                   <w:rFonts w:ascii="Arial" w:cs="Arial" w:eastAsia="Arial" w:hAnsi="Arial"/>
@@ -19176,7 +19176,7 @@
               <w:spacing w:after="10" w:before="0"/>
               <w:ind w:left="120"/>
             </w:pPr>
-            <w:hyperlink w:history="1" r:id="rIdrn8h3--e3munutihr5bqv">
+            <w:hyperlink w:history="1" r:id="rIdk_79htvngjbjn-zfwyrv8">
               <w:r>
                 <w:rPr>
                   <w:rFonts w:ascii="Arial" w:cs="Arial" w:eastAsia="Arial" w:hAnsi="Arial"/>
@@ -19371,7 +19371,7 @@
             <w:pPr>
               <w:spacing w:after="20" w:before="0"/>
             </w:pPr>
-            <w:hyperlink w:history="1" r:id="rId7opne6l6m-vx4vjw1pxxb">
+            <w:hyperlink w:history="1" r:id="rIdwu-_zgndog_n2ejlxypln">
               <w:r>
                 <w:rPr>
                   <w:rFonts w:ascii="Arial" w:cs="Arial" w:eastAsia="Arial" w:hAnsi="Arial"/>
@@ -19404,7 +19404,7 @@
               <w:spacing w:after="10" w:before="0"/>
               <w:ind w:left="120"/>
             </w:pPr>
-            <w:hyperlink w:history="1" r:id="rId8dhwvwmvgif9w8xcvxzjl">
+            <w:hyperlink w:history="1" r:id="rIdhg5sqyv3nvxds-3ujg66c">
               <w:r>
                 <w:rPr>
                   <w:rFonts w:ascii="Arial" w:cs="Arial" w:eastAsia="Arial" w:hAnsi="Arial"/>
@@ -19449,7 +19449,7 @@
             <w:pPr>
               <w:spacing w:after="20" w:before="0"/>
             </w:pPr>
-            <w:hyperlink w:history="1" r:id="rIdqmmzn3cnpbeufvcel1ncr">
+            <w:hyperlink w:history="1" r:id="rId64wfs9ykd-0r4emgk9uml">
               <w:r>
                 <w:rPr>
                   <w:rFonts w:ascii="Arial" w:cs="Arial" w:eastAsia="Arial" w:hAnsi="Arial"/>
@@ -19482,7 +19482,7 @@
               <w:spacing w:after="10" w:before="0"/>
               <w:ind w:left="120"/>
             </w:pPr>
-            <w:hyperlink w:history="1" r:id="rIdsguwe2vlkfvrwhdt2rplr">
+            <w:hyperlink w:history="1" r:id="rIdzqt75zndd0gif-p5odt5r">
               <w:r>
                 <w:rPr>
                   <w:rFonts w:ascii="Arial" w:cs="Arial" w:eastAsia="Arial" w:hAnsi="Arial"/>
@@ -19677,7 +19677,7 @@
             <w:pPr>
               <w:spacing w:after="20" w:before="0"/>
             </w:pPr>
-            <w:hyperlink w:history="1" r:id="rIdu-h-gyhdnz0d8fsosed6b">
+            <w:hyperlink w:history="1" r:id="rIdp6xdtuqve1owrroyysler">
               <w:r>
                 <w:rPr>
                   <w:rFonts w:ascii="Arial" w:cs="Arial" w:eastAsia="Arial" w:hAnsi="Arial"/>
@@ -19710,7 +19710,7 @@
               <w:spacing w:after="10" w:before="0"/>
               <w:ind w:left="120"/>
             </w:pPr>
-            <w:hyperlink w:history="1" r:id="rIdplhtfff4n9ampxzmho74w">
+            <w:hyperlink w:history="1" r:id="rId1pkc9jcmvbcisgs4iczl9">
               <w:r>
                 <w:rPr>
                   <w:rFonts w:ascii="Arial" w:cs="Arial" w:eastAsia="Arial" w:hAnsi="Arial"/>
@@ -19755,7 +19755,7 @@
             <w:pPr>
               <w:spacing w:after="20" w:before="0"/>
             </w:pPr>
-            <w:hyperlink w:history="1" r:id="rIdmso4pafk1m9zlrruhlgwc">
+            <w:hyperlink w:history="1" r:id="rIdsij-f-6ixudit9hrwm78z">
               <w:r>
                 <w:rPr>
                   <w:rFonts w:ascii="Arial" w:cs="Arial" w:eastAsia="Arial" w:hAnsi="Arial"/>
@@ -19788,7 +19788,7 @@
               <w:spacing w:after="10" w:before="0"/>
               <w:ind w:left="120"/>
             </w:pPr>
-            <w:hyperlink w:history="1" r:id="rIdafvolczbsj4m_rhrcjmia">
+            <w:hyperlink w:history="1" r:id="rIdj3bywc8mm2zk2bt4swohc">
               <w:r>
                 <w:rPr>
                   <w:rFonts w:ascii="Arial" w:cs="Arial" w:eastAsia="Arial" w:hAnsi="Arial"/>
@@ -19983,7 +19983,7 @@
             <w:pPr>
               <w:spacing w:after="20" w:before="0"/>
             </w:pPr>
-            <w:hyperlink w:history="1" r:id="rIdc-miyhkw-tcy2ixj6ke9u">
+            <w:hyperlink w:history="1" r:id="rIdnr6px52rfe3fdghgwe9r5">
               <w:r>
                 <w:rPr>
                   <w:rFonts w:ascii="Arial" w:cs="Arial" w:eastAsia="Arial" w:hAnsi="Arial"/>
@@ -20016,7 +20016,7 @@
               <w:spacing w:after="10" w:before="0"/>
               <w:ind w:left="120"/>
             </w:pPr>
-            <w:hyperlink w:history="1" r:id="rId7htnuqscz4kmltladelgz">
+            <w:hyperlink w:history="1" r:id="rIden5a2yqi8dzfqguvcpmy3">
               <w:r>
                 <w:rPr>
                   <w:rFonts w:ascii="Arial" w:cs="Arial" w:eastAsia="Arial" w:hAnsi="Arial"/>
@@ -20061,7 +20061,7 @@
             <w:pPr>
               <w:spacing w:after="20" w:before="0"/>
             </w:pPr>
-            <w:hyperlink w:history="1" r:id="rIdp0ewmehgzbhzw9wc9pifi">
+            <w:hyperlink w:history="1" r:id="rIdpdalrzmpftdm3l-ouf1xs">
               <w:r>
                 <w:rPr>
                   <w:rFonts w:ascii="Arial" w:cs="Arial" w:eastAsia="Arial" w:hAnsi="Arial"/>
@@ -20094,7 +20094,7 @@
               <w:spacing w:after="10" w:before="0"/>
               <w:ind w:left="120"/>
             </w:pPr>
-            <w:hyperlink w:history="1" r:id="rIdvom4epupytk_9i3jzafxi">
+            <w:hyperlink w:history="1" r:id="rIdx2tvef30i3m7en7rbmz-q">
               <w:r>
                 <w:rPr>
                   <w:rFonts w:ascii="Arial" w:cs="Arial" w:eastAsia="Arial" w:hAnsi="Arial"/>
@@ -20606,7 +20606,7 @@
         </w:rPr>
         <w:t xml:space="preserve">© 2026 SeaVuria and ARES. Aligned with KICD objectives. Developed by SeaVuria; technical implementation by ARES (with AI assistance from Claude). Licensed under </w:t>
       </w:r>
-      <w:hyperlink w:history="1" r:id="rId9tnhwz00ojpagep2u8amf">
+      <w:hyperlink w:history="1" r:id="rIdirctcfgw0e3ruzuzuvjqx">
         <w:r>
           <w:rPr>
             <w:rFonts w:ascii="Arial" w:cs="Arial" w:eastAsia="Arial" w:hAnsi="Arial"/>
@@ -20627,7 +20627,7 @@
         </w:rPr>
         <w:t xml:space="preserve"> (</w:t>
       </w:r>
-      <w:hyperlink w:history="1" r:id="rId_751cobxy_mc1fy28tgd5">
+      <w:hyperlink w:history="1" r:id="rIdiguwaorkktccvwjzabz6i">
         <w:r>
           <w:rPr>
             <w:rFonts w:ascii="Arial" w:cs="Arial" w:eastAsia="Arial" w:hAnsi="Arial"/>
@@ -21640,7 +21640,7 @@
             <w:pPr>
               <w:spacing w:after="20" w:before="0"/>
             </w:pPr>
-            <w:hyperlink w:history="1" r:id="rIddwozhrjpu44xeepdkzkre">
+            <w:hyperlink w:history="1" r:id="rIdgche4akkeflupgabkzx6u">
               <w:r>
                 <w:rPr>
                   <w:rFonts w:ascii="Arial" w:cs="Arial" w:eastAsia="Arial" w:hAnsi="Arial"/>
@@ -21673,7 +21673,7 @@
               <w:spacing w:after="10" w:before="0"/>
               <w:ind w:left="120"/>
             </w:pPr>
-            <w:hyperlink w:history="1" r:id="rId4g8nmazg9rysvrlffeo26">
+            <w:hyperlink w:history="1" r:id="rId030qqy6migysyndhhbclz">
               <w:r>
                 <w:rPr>
                   <w:rFonts w:ascii="Arial" w:cs="Arial" w:eastAsia="Arial" w:hAnsi="Arial"/>
@@ -21718,7 +21718,7 @@
             <w:pPr>
               <w:spacing w:after="20" w:before="0"/>
             </w:pPr>
-            <w:hyperlink w:history="1" r:id="rId7a7pa8mqbj_5fdjnw1keo">
+            <w:hyperlink w:history="1" r:id="rId4da43ib6yqpsci54z78jl">
               <w:r>
                 <w:rPr>
                   <w:rFonts w:ascii="Arial" w:cs="Arial" w:eastAsia="Arial" w:hAnsi="Arial"/>
@@ -21751,7 +21751,7 @@
               <w:spacing w:after="10" w:before="0"/>
               <w:ind w:left="120"/>
             </w:pPr>
-            <w:hyperlink w:history="1" r:id="rIdhi1lmb4lo1rh8nyppzfvt">
+            <w:hyperlink w:history="1" r:id="rIdxip-zwkodega9giyky7v4">
               <w:r>
                 <w:rPr>
                   <w:rFonts w:ascii="Arial" w:cs="Arial" w:eastAsia="Arial" w:hAnsi="Arial"/>
@@ -21946,7 +21946,7 @@
             <w:pPr>
               <w:spacing w:after="20" w:before="0"/>
             </w:pPr>
-            <w:hyperlink w:history="1" r:id="rIdjzfnjlxkhc1qkhnbanhoc">
+            <w:hyperlink w:history="1" r:id="rIdlshaa9ylnblsjp1u1xrtv">
               <w:r>
                 <w:rPr>
                   <w:rFonts w:ascii="Arial" w:cs="Arial" w:eastAsia="Arial" w:hAnsi="Arial"/>
@@ -21979,7 +21979,7 @@
               <w:spacing w:after="10" w:before="0"/>
               <w:ind w:left="120"/>
             </w:pPr>
-            <w:hyperlink w:history="1" r:id="rIdstplzyrqsugkphoqp_iby">
+            <w:hyperlink w:history="1" r:id="rIdjh1a8v3xc8bhn2jmrd92j">
               <w:r>
                 <w:rPr>
                   <w:rFonts w:ascii="Arial" w:cs="Arial" w:eastAsia="Arial" w:hAnsi="Arial"/>
@@ -22024,7 +22024,7 @@
             <w:pPr>
               <w:spacing w:after="20" w:before="0"/>
             </w:pPr>
-            <w:hyperlink w:history="1" r:id="rId9yy4odxar3sbnj3mm8tn3">
+            <w:hyperlink w:history="1" r:id="rId1b0dcmsgjahcokkfki4k4">
               <w:r>
                 <w:rPr>
                   <w:rFonts w:ascii="Arial" w:cs="Arial" w:eastAsia="Arial" w:hAnsi="Arial"/>
@@ -22057,7 +22057,7 @@
               <w:spacing w:after="10" w:before="0"/>
               <w:ind w:left="120"/>
             </w:pPr>
-            <w:hyperlink w:history="1" r:id="rIdwpsozpqhvzmud5cho7fhg">
+            <w:hyperlink w:history="1" r:id="rIduh233rfhkdyozetc4jfxq">
               <w:r>
                 <w:rPr>
                   <w:rFonts w:ascii="Arial" w:cs="Arial" w:eastAsia="Arial" w:hAnsi="Arial"/>
@@ -22252,7 +22252,7 @@
             <w:pPr>
               <w:spacing w:after="20" w:before="0"/>
             </w:pPr>
-            <w:hyperlink w:history="1" r:id="rIdsrw_h0btmf7kxk7jimk3z">
+            <w:hyperlink w:history="1" r:id="rIdlmg99_dah4t_s1o6g2tpf">
               <w:r>
                 <w:rPr>
                   <w:rFonts w:ascii="Arial" w:cs="Arial" w:eastAsia="Arial" w:hAnsi="Arial"/>
@@ -22285,7 +22285,7 @@
               <w:spacing w:after="10" w:before="0"/>
               <w:ind w:left="120"/>
             </w:pPr>
-            <w:hyperlink w:history="1" r:id="rIdsixuwzlvbm2djcogzqtkk">
+            <w:hyperlink w:history="1" r:id="rIdlfur5wsy7dn9hjmvaxe52">
               <w:r>
                 <w:rPr>
                   <w:rFonts w:ascii="Arial" w:cs="Arial" w:eastAsia="Arial" w:hAnsi="Arial"/>
@@ -22330,7 +22330,7 @@
             <w:pPr>
               <w:spacing w:after="20" w:before="0"/>
             </w:pPr>
-            <w:hyperlink w:history="1" r:id="rId7eyc_q6aa71j1gakorj9r">
+            <w:hyperlink w:history="1" r:id="rIdpv8ty1nvuhlyi8skuqggd">
               <w:r>
                 <w:rPr>
                   <w:rFonts w:ascii="Arial" w:cs="Arial" w:eastAsia="Arial" w:hAnsi="Arial"/>
@@ -22363,7 +22363,7 @@
               <w:spacing w:after="10" w:before="0"/>
               <w:ind w:left="120"/>
             </w:pPr>
-            <w:hyperlink w:history="1" r:id="rIdmldehidje8vurke83bn8j">
+            <w:hyperlink w:history="1" r:id="rIdamzoq4urxzipjzb7hn05o">
               <w:r>
                 <w:rPr>
                   <w:rFonts w:ascii="Arial" w:cs="Arial" w:eastAsia="Arial" w:hAnsi="Arial"/>
@@ -22558,7 +22558,7 @@
             <w:pPr>
               <w:spacing w:after="20" w:before="0"/>
             </w:pPr>
-            <w:hyperlink w:history="1" r:id="rIdqrcpoyaurxthxludlazfp">
+            <w:hyperlink w:history="1" r:id="rIdo1mzaec0pvefcc7u_dokm">
               <w:r>
                 <w:rPr>
                   <w:rFonts w:ascii="Arial" w:cs="Arial" w:eastAsia="Arial" w:hAnsi="Arial"/>
@@ -22591,7 +22591,7 @@
               <w:spacing w:after="10" w:before="0"/>
               <w:ind w:left="120"/>
             </w:pPr>
-            <w:hyperlink w:history="1" r:id="rIdwzdpehpkqqxygt1o5ox8d">
+            <w:hyperlink w:history="1" r:id="rId1qx3aezt_scikrt8nbwov">
               <w:r>
                 <w:rPr>
                   <w:rFonts w:ascii="Arial" w:cs="Arial" w:eastAsia="Arial" w:hAnsi="Arial"/>
@@ -22636,7 +22636,7 @@
             <w:pPr>
               <w:spacing w:after="20" w:before="0"/>
             </w:pPr>
-            <w:hyperlink w:history="1" r:id="rIdhtpnlx3aghlhh0zv9lm08">
+            <w:hyperlink w:history="1" r:id="rId6s74zvqlv8o4ejf8vadh8">
               <w:r>
                 <w:rPr>
                   <w:rFonts w:ascii="Arial" w:cs="Arial" w:eastAsia="Arial" w:hAnsi="Arial"/>
@@ -22669,7 +22669,7 @@
               <w:spacing w:after="10" w:before="0"/>
               <w:ind w:left="120"/>
             </w:pPr>
-            <w:hyperlink w:history="1" r:id="rId1ttddzrjrfirl2ml-w6hl">
+            <w:hyperlink w:history="1" r:id="rIdmb72nqvvehjqhzjhwnx1x">
               <w:r>
                 <w:rPr>
                   <w:rFonts w:ascii="Arial" w:cs="Arial" w:eastAsia="Arial" w:hAnsi="Arial"/>
@@ -22864,7 +22864,7 @@
             <w:pPr>
               <w:spacing w:after="20" w:before="0"/>
             </w:pPr>
-            <w:hyperlink w:history="1" r:id="rId8yjofkb1cbhy6lpeljwft">
+            <w:hyperlink w:history="1" r:id="rIdadthdpe2xt7qzryy4_ylz">
               <w:r>
                 <w:rPr>
                   <w:rFonts w:ascii="Arial" w:cs="Arial" w:eastAsia="Arial" w:hAnsi="Arial"/>
@@ -22897,7 +22897,7 @@
               <w:spacing w:after="10" w:before="0"/>
               <w:ind w:left="120"/>
             </w:pPr>
-            <w:hyperlink w:history="1" r:id="rIdz0cr1bokpd37kg8glwr6x">
+            <w:hyperlink w:history="1" r:id="rId_jypwieghsyrvgx1ufuin">
               <w:r>
                 <w:rPr>
                   <w:rFonts w:ascii="Arial" w:cs="Arial" w:eastAsia="Arial" w:hAnsi="Arial"/>
@@ -22942,7 +22942,7 @@
             <w:pPr>
               <w:spacing w:after="20" w:before="0"/>
             </w:pPr>
-            <w:hyperlink w:history="1" r:id="rIdnb_5gpj9t8pmb-vfbkzqm">
+            <w:hyperlink w:history="1" r:id="rIdijf5xtyeckgvtkm-wtpsa">
               <w:r>
                 <w:rPr>
                   <w:rFonts w:ascii="Arial" w:cs="Arial" w:eastAsia="Arial" w:hAnsi="Arial"/>
@@ -22975,7 +22975,7 @@
               <w:spacing w:after="10" w:before="0"/>
               <w:ind w:left="120"/>
             </w:pPr>
-            <w:hyperlink w:history="1" r:id="rIdehnlnmyovhpxbqqdaxuhu">
+            <w:hyperlink w:history="1" r:id="rIdtccctp8jyo3nqh_gnv0gp">
               <w:r>
                 <w:rPr>
                   <w:rFonts w:ascii="Arial" w:cs="Arial" w:eastAsia="Arial" w:hAnsi="Arial"/>
@@ -23487,7 +23487,7 @@
         </w:rPr>
         <w:t xml:space="preserve">© 2026 SeaVuria and ARES. Aligned with KICD objectives. Developed by SeaVuria; technical implementation by ARES (with AI assistance from Claude). Licensed under </w:t>
       </w:r>
-      <w:hyperlink w:history="1" r:id="rIdtm7itx1kbqslvr7hyfnvo">
+      <w:hyperlink w:history="1" r:id="rIdokyptue_okrarb2cihpw0">
         <w:r>
           <w:rPr>
             <w:rFonts w:ascii="Arial" w:cs="Arial" w:eastAsia="Arial" w:hAnsi="Arial"/>
@@ -23508,7 +23508,7 @@
         </w:rPr>
         <w:t xml:space="preserve"> (</w:t>
       </w:r>
-      <w:hyperlink w:history="1" r:id="rIdez0ajvh6mrxkwm8g9-qhp">
+      <w:hyperlink w:history="1" r:id="rIdvayde1etn7fz0kxaqpg33">
         <w:r>
           <w:rPr>
             <w:rFonts w:ascii="Arial" w:cs="Arial" w:eastAsia="Arial" w:hAnsi="Arial"/>
@@ -24521,7 +24521,7 @@
             <w:pPr>
               <w:spacing w:after="20" w:before="0"/>
             </w:pPr>
-            <w:hyperlink w:history="1" r:id="rIdrifqnv3prp0ggfxehs_t9">
+            <w:hyperlink w:history="1" r:id="rIdtpafeavt8yhx7z1symv6n">
               <w:r>
                 <w:rPr>
                   <w:rFonts w:ascii="Arial" w:cs="Arial" w:eastAsia="Arial" w:hAnsi="Arial"/>
@@ -24554,7 +24554,7 @@
               <w:spacing w:after="10" w:before="0"/>
               <w:ind w:left="120"/>
             </w:pPr>
-            <w:hyperlink w:history="1" r:id="rIdg7v5end8ux3tofk7jnctr">
+            <w:hyperlink w:history="1" r:id="rIdzoyiven3iws-qyuiyzr1q">
               <w:r>
                 <w:rPr>
                   <w:rFonts w:ascii="Arial" w:cs="Arial" w:eastAsia="Arial" w:hAnsi="Arial"/>
@@ -24599,7 +24599,7 @@
             <w:pPr>
               <w:spacing w:after="20" w:before="0"/>
             </w:pPr>
-            <w:hyperlink w:history="1" r:id="rIdchmtq48gxnax8kqqn9ajc">
+            <w:hyperlink w:history="1" r:id="rIdrlgvu4isuynsgk1sedgmc">
               <w:r>
                 <w:rPr>
                   <w:rFonts w:ascii="Arial" w:cs="Arial" w:eastAsia="Arial" w:hAnsi="Arial"/>
@@ -24632,7 +24632,7 @@
               <w:spacing w:after="10" w:before="0"/>
               <w:ind w:left="120"/>
             </w:pPr>
-            <w:hyperlink w:history="1" r:id="rIdrfjon_lcmmktburiczl8s">
+            <w:hyperlink w:history="1" r:id="rId6wctg5n_znakjcxiihdml">
               <w:r>
                 <w:rPr>
                   <w:rFonts w:ascii="Arial" w:cs="Arial" w:eastAsia="Arial" w:hAnsi="Arial"/>
@@ -24827,7 +24827,7 @@
             <w:pPr>
               <w:spacing w:after="20" w:before="0"/>
             </w:pPr>
-            <w:hyperlink w:history="1" r:id="rId9grzhqroaf6kwhtknqi-b">
+            <w:hyperlink w:history="1" r:id="rIdx1f6zlxirsogl5zzbaumd">
               <w:r>
                 <w:rPr>
                   <w:rFonts w:ascii="Arial" w:cs="Arial" w:eastAsia="Arial" w:hAnsi="Arial"/>
@@ -24860,7 +24860,7 @@
               <w:spacing w:after="10" w:before="0"/>
               <w:ind w:left="120"/>
             </w:pPr>
-            <w:hyperlink w:history="1" r:id="rId1cax_ujm3waci9fsn9grw">
+            <w:hyperlink w:history="1" r:id="rIdrmj_e0uzucatsv2ws6t7t">
               <w:r>
                 <w:rPr>
                   <w:rFonts w:ascii="Arial" w:cs="Arial" w:eastAsia="Arial" w:hAnsi="Arial"/>
@@ -24905,7 +24905,7 @@
             <w:pPr>
               <w:spacing w:after="20" w:before="0"/>
             </w:pPr>
-            <w:hyperlink w:history="1" r:id="rIdiqpi8_c0fzrkkeynmr-zt">
+            <w:hyperlink w:history="1" r:id="rIdi4vz3b8ssisf27gfs8mz1">
               <w:r>
                 <w:rPr>
                   <w:rFonts w:ascii="Arial" w:cs="Arial" w:eastAsia="Arial" w:hAnsi="Arial"/>
@@ -24938,7 +24938,7 @@
               <w:spacing w:after="10" w:before="0"/>
               <w:ind w:left="120"/>
             </w:pPr>
-            <w:hyperlink w:history="1" r:id="rIdpprsn-xivljr4iogmx1ly">
+            <w:hyperlink w:history="1" r:id="rIda1jzcb334ilti1omvu9re">
               <w:r>
                 <w:rPr>
                   <w:rFonts w:ascii="Arial" w:cs="Arial" w:eastAsia="Arial" w:hAnsi="Arial"/>
@@ -25133,7 +25133,7 @@
             <w:pPr>
               <w:spacing w:after="20" w:before="0"/>
             </w:pPr>
-            <w:hyperlink w:history="1" r:id="rIdbd_u3wot_ddhlpabkllk1">
+            <w:hyperlink w:history="1" r:id="rId6aknahzx1ajhcbk_dqknx">
               <w:r>
                 <w:rPr>
                   <w:rFonts w:ascii="Arial" w:cs="Arial" w:eastAsia="Arial" w:hAnsi="Arial"/>
@@ -25166,7 +25166,7 @@
               <w:spacing w:after="10" w:before="0"/>
               <w:ind w:left="120"/>
             </w:pPr>
-            <w:hyperlink w:history="1" r:id="rIdhep2imphtghtpkyse6nxa">
+            <w:hyperlink w:history="1" r:id="rId1u-n7vr-oy9qjiabprpkf">
               <w:r>
                 <w:rPr>
                   <w:rFonts w:ascii="Arial" w:cs="Arial" w:eastAsia="Arial" w:hAnsi="Arial"/>
@@ -25211,7 +25211,7 @@
             <w:pPr>
               <w:spacing w:after="20" w:before="0"/>
             </w:pPr>
-            <w:hyperlink w:history="1" r:id="rIdkzwqyg-zo_c8bivldfacr">
+            <w:hyperlink w:history="1" r:id="rId-uo7rtmpvljcqylu0e58r">
               <w:r>
                 <w:rPr>
                   <w:rFonts w:ascii="Arial" w:cs="Arial" w:eastAsia="Arial" w:hAnsi="Arial"/>
@@ -25244,7 +25244,7 @@
               <w:spacing w:after="10" w:before="0"/>
               <w:ind w:left="120"/>
             </w:pPr>
-            <w:hyperlink w:history="1" r:id="rIdwdf_ccnxkz6rfao2hgiqn">
+            <w:hyperlink w:history="1" r:id="rIdnp5bmhoty1shv30yc_d-k">
               <w:r>
                 <w:rPr>
                   <w:rFonts w:ascii="Arial" w:cs="Arial" w:eastAsia="Arial" w:hAnsi="Arial"/>
@@ -25857,7 +25857,7 @@
             <w:pPr>
               <w:spacing w:after="20" w:before="0"/>
             </w:pPr>
-            <w:hyperlink w:history="1" r:id="rIdybregqkopyi6vlb6rh_sj">
+            <w:hyperlink w:history="1" r:id="rIdjb3zuagzldy9jjqziq8fz">
               <w:r>
                 <w:rPr>
                   <w:rFonts w:ascii="Arial" w:cs="Arial" w:eastAsia="Arial" w:hAnsi="Arial"/>
@@ -25890,7 +25890,7 @@
               <w:spacing w:after="10" w:before="0"/>
               <w:ind w:left="120"/>
             </w:pPr>
-            <w:hyperlink w:history="1" r:id="rIduxdo-isgzc0uhzw8vxf9e">
+            <w:hyperlink w:history="1" r:id="rId5qqs1gm2h1hxjwimdzjyh">
               <w:r>
                 <w:rPr>
                   <w:rFonts w:ascii="Arial" w:cs="Arial" w:eastAsia="Arial" w:hAnsi="Arial"/>
@@ -25935,7 +25935,7 @@
             <w:pPr>
               <w:spacing w:after="20" w:before="0"/>
             </w:pPr>
-            <w:hyperlink w:history="1" r:id="rIdpnkbs0o5dvqxmotd32v6-">
+            <w:hyperlink w:history="1" r:id="rIdu8ivqolzwcbkszlsvsbp5">
               <w:r>
                 <w:rPr>
                   <w:rFonts w:ascii="Arial" w:cs="Arial" w:eastAsia="Arial" w:hAnsi="Arial"/>
@@ -25968,7 +25968,7 @@
               <w:spacing w:after="10" w:before="0"/>
               <w:ind w:left="120"/>
             </w:pPr>
-            <w:hyperlink w:history="1" r:id="rIdmnae7s1_kgumhjqb-uess">
+            <w:hyperlink w:history="1" r:id="rIdzihy0zeowxm17y3pbztkc">
               <w:r>
                 <w:rPr>
                   <w:rFonts w:ascii="Arial" w:cs="Arial" w:eastAsia="Arial" w:hAnsi="Arial"/>
@@ -26163,7 +26163,7 @@
             <w:pPr>
               <w:spacing w:after="20" w:before="0"/>
             </w:pPr>
-            <w:hyperlink w:history="1" r:id="rIdeqwqobqhh_6jldqti_r2y">
+            <w:hyperlink w:history="1" r:id="rId59we_aulemcanmdnxm-rz">
               <w:r>
                 <w:rPr>
                   <w:rFonts w:ascii="Arial" w:cs="Arial" w:eastAsia="Arial" w:hAnsi="Arial"/>
@@ -26196,7 +26196,7 @@
               <w:spacing w:after="10" w:before="0"/>
               <w:ind w:left="120"/>
             </w:pPr>
-            <w:hyperlink w:history="1" r:id="rIdpiaqlshsxqeueu5a82zzq">
+            <w:hyperlink w:history="1" r:id="rIdv0lif2nd6urzbxpmgcjrd">
               <w:r>
                 <w:rPr>
                   <w:rFonts w:ascii="Arial" w:cs="Arial" w:eastAsia="Arial" w:hAnsi="Arial"/>
@@ -26241,7 +26241,7 @@
             <w:pPr>
               <w:spacing w:after="20" w:before="0"/>
             </w:pPr>
-            <w:hyperlink w:history="1" r:id="rIdr_8vi2lzspjxwn-zwevt7">
+            <w:hyperlink w:history="1" r:id="rIdon1qicfv6gvdo3e-lkckj">
               <w:r>
                 <w:rPr>
                   <w:rFonts w:ascii="Arial" w:cs="Arial" w:eastAsia="Arial" w:hAnsi="Arial"/>
@@ -26274,7 +26274,7 @@
               <w:spacing w:after="10" w:before="0"/>
               <w:ind w:left="120"/>
             </w:pPr>
-            <w:hyperlink w:history="1" r:id="rIdfmavakcqv_-y1crvokckv">
+            <w:hyperlink w:history="1" r:id="rIdbwm-wtkyxemn2ldgtq5tg">
               <w:r>
                 <w:rPr>
                   <w:rFonts w:ascii="Arial" w:cs="Arial" w:eastAsia="Arial" w:hAnsi="Arial"/>
@@ -26786,7 +26786,7 @@
         </w:rPr>
         <w:t xml:space="preserve">© 2026 SeaVuria and ARES. Aligned with KICD objectives. Developed by SeaVuria; technical implementation by ARES (with AI assistance from Claude). Licensed under </w:t>
       </w:r>
-      <w:hyperlink w:history="1" r:id="rIdizj-w31cftduacvnmwbeg">
+      <w:hyperlink w:history="1" r:id="rIdbvwsnxxzjql9ervwsgxuw">
         <w:r>
           <w:rPr>
             <w:rFonts w:ascii="Arial" w:cs="Arial" w:eastAsia="Arial" w:hAnsi="Arial"/>
@@ -26807,7 +26807,7 @@
         </w:rPr>
         <w:t xml:space="preserve"> (</w:t>
       </w:r>
-      <w:hyperlink w:history="1" r:id="rIdemsofoo-vdcq54zgyuo_l">
+      <w:hyperlink w:history="1" r:id="rIdqcp_kiyoex0aly2kdydcr">
         <w:r>
           <w:rPr>
             <w:rFonts w:ascii="Arial" w:cs="Arial" w:eastAsia="Arial" w:hAnsi="Arial"/>

--- a/data/outputs/v2/Core_Mathematics/SS2.3_Rotation/Core_Mathematics_Rotation_CBE_LessonSequence.docx
+++ b/data/outputs/v2/Core_Mathematics/SS2.3_Rotation/Core_Mathematics_Rotation_CBE_LessonSequence.docx
@@ -2316,7 +2316,7 @@
         </w:rPr>
         <w:t xml:space="preserve">© 2026 SeaVuria and ARES. This work is licensed under a </w:t>
       </w:r>
-      <w:hyperlink w:history="1" r:id="rIdeucts3a9tjbdegjd5yhvd">
+      <w:hyperlink w:history="1" r:id="rIdc01lq7s1gclakqfufrkq7">
         <w:r>
           <w:rPr>
             <w:rFonts w:ascii="Arial" w:cs="Arial" w:eastAsia="Arial" w:hAnsi="Arial"/>
@@ -2336,7 +2336,7 @@
         </w:rPr>
         <w:t xml:space="preserve"> (</w:t>
       </w:r>
-      <w:hyperlink w:history="1" r:id="rIdbuz7eftvcrbwaqgpa3vzx">
+      <w:hyperlink w:history="1" r:id="rIdnvufmukzaqjve3ky7ffxw">
         <w:r>
           <w:rPr>
             <w:rFonts w:ascii="Arial" w:cs="Arial" w:eastAsia="Arial" w:hAnsi="Arial"/>
@@ -2356,7 +2356,7 @@
         </w:rPr>
         <w:t xml:space="preserve">). To view a copy of this license, visit </w:t>
       </w:r>
-      <w:hyperlink w:history="1" r:id="rIdf256kbt2phb8731nsaf--">
+      <w:hyperlink w:history="1" r:id="rIdkvoa_mv1fl-pw3hiwh6uj">
         <w:r>
           <w:rPr>
             <w:rFonts w:ascii="Arial" w:cs="Arial" w:eastAsia="Arial" w:hAnsi="Arial"/>
@@ -3368,7 +3368,7 @@
             <w:pPr>
               <w:spacing w:after="20" w:before="0"/>
             </w:pPr>
-            <w:hyperlink w:history="1" r:id="rIdr9zkcuiqswb3axmelub6f">
+            <w:hyperlink w:history="1" r:id="rIdyaxnxjorpox-l9-ej5s09">
               <w:r>
                 <w:rPr>
                   <w:rFonts w:ascii="Arial" w:cs="Arial" w:eastAsia="Arial" w:hAnsi="Arial"/>
@@ -3401,7 +3401,7 @@
               <w:spacing w:after="10" w:before="0"/>
               <w:ind w:left="120"/>
             </w:pPr>
-            <w:hyperlink w:history="1" r:id="rIdzuf9hulqkqudns9h0owwh">
+            <w:hyperlink w:history="1" r:id="rId4myeedtxqhwtshj4xphez">
               <w:r>
                 <w:rPr>
                   <w:rFonts w:ascii="Arial" w:cs="Arial" w:eastAsia="Arial" w:hAnsi="Arial"/>
@@ -3446,7 +3446,7 @@
             <w:pPr>
               <w:spacing w:after="20" w:before="0"/>
             </w:pPr>
-            <w:hyperlink w:history="1" r:id="rIdbxwfqyv3o7qmdxonmjwxv">
+            <w:hyperlink w:history="1" r:id="rId5lt0jvphlo47w2yshuqxd">
               <w:r>
                 <w:rPr>
                   <w:rFonts w:ascii="Arial" w:cs="Arial" w:eastAsia="Arial" w:hAnsi="Arial"/>
@@ -3479,7 +3479,7 @@
               <w:spacing w:after="10" w:before="0"/>
               <w:ind w:left="120"/>
             </w:pPr>
-            <w:hyperlink w:history="1" r:id="rIdiscvtrv9cr-tvnvk_idxp">
+            <w:hyperlink w:history="1" r:id="rIdubmbrscdfy4fmiih9977e">
               <w:r>
                 <w:rPr>
                   <w:rFonts w:ascii="Arial" w:cs="Arial" w:eastAsia="Arial" w:hAnsi="Arial"/>
@@ -3674,7 +3674,7 @@
             <w:pPr>
               <w:spacing w:after="20" w:before="0"/>
             </w:pPr>
-            <w:hyperlink w:history="1" r:id="rIdlx__quzg9ijafhon0uq9i">
+            <w:hyperlink w:history="1" r:id="rIdgzj4b6adr8jkiugyu4crq">
               <w:r>
                 <w:rPr>
                   <w:rFonts w:ascii="Arial" w:cs="Arial" w:eastAsia="Arial" w:hAnsi="Arial"/>
@@ -3707,7 +3707,7 @@
               <w:spacing w:after="10" w:before="0"/>
               <w:ind w:left="120"/>
             </w:pPr>
-            <w:hyperlink w:history="1" r:id="rIdywkckw9yblkl_wlpqqopj">
+            <w:hyperlink w:history="1" r:id="rIdetzx6bqwj5ntzdlgszwwl">
               <w:r>
                 <w:rPr>
                   <w:rFonts w:ascii="Arial" w:cs="Arial" w:eastAsia="Arial" w:hAnsi="Arial"/>
@@ -3752,7 +3752,7 @@
             <w:pPr>
               <w:spacing w:after="20" w:before="0"/>
             </w:pPr>
-            <w:hyperlink w:history="1" r:id="rIdag2fuuydiwxco387moayp">
+            <w:hyperlink w:history="1" r:id="rIddaq_tkw8i1puh4gtdmafi">
               <w:r>
                 <w:rPr>
                   <w:rFonts w:ascii="Arial" w:cs="Arial" w:eastAsia="Arial" w:hAnsi="Arial"/>
@@ -3785,7 +3785,7 @@
               <w:spacing w:after="10" w:before="0"/>
               <w:ind w:left="120"/>
             </w:pPr>
-            <w:hyperlink w:history="1" r:id="rIdeebo4frqfsxnfnqq70awr">
+            <w:hyperlink w:history="1" r:id="rIdidhb9uxin_uhbru1vweb2">
               <w:r>
                 <w:rPr>
                   <w:rFonts w:ascii="Arial" w:cs="Arial" w:eastAsia="Arial" w:hAnsi="Arial"/>
@@ -3980,7 +3980,7 @@
             <w:pPr>
               <w:spacing w:after="20" w:before="0"/>
             </w:pPr>
-            <w:hyperlink w:history="1" r:id="rIdfwqfkbt9zrb6k7znt1c9j">
+            <w:hyperlink w:history="1" r:id="rIdbkya4cmzzxko3z43zi037">
               <w:r>
                 <w:rPr>
                   <w:rFonts w:ascii="Arial" w:cs="Arial" w:eastAsia="Arial" w:hAnsi="Arial"/>
@@ -4013,7 +4013,7 @@
               <w:spacing w:after="10" w:before="0"/>
               <w:ind w:left="120"/>
             </w:pPr>
-            <w:hyperlink w:history="1" r:id="rIddikjdwytslkzbhok8srma">
+            <w:hyperlink w:history="1" r:id="rIde_rmofqziamd6ijjkyqjw">
               <w:r>
                 <w:rPr>
                   <w:rFonts w:ascii="Arial" w:cs="Arial" w:eastAsia="Arial" w:hAnsi="Arial"/>
@@ -4058,7 +4058,7 @@
             <w:pPr>
               <w:spacing w:after="20" w:before="0"/>
             </w:pPr>
-            <w:hyperlink w:history="1" r:id="rId7b8ynsdt1rcxqsekfmggf">
+            <w:hyperlink w:history="1" r:id="rId60eqh-z5bsmtv-z0s4lve">
               <w:r>
                 <w:rPr>
                   <w:rFonts w:ascii="Arial" w:cs="Arial" w:eastAsia="Arial" w:hAnsi="Arial"/>
@@ -4091,7 +4091,7 @@
               <w:spacing w:after="10" w:before="0"/>
               <w:ind w:left="120"/>
             </w:pPr>
-            <w:hyperlink w:history="1" r:id="rId_r6f3g-d-rvunfm5xx2yx">
+            <w:hyperlink w:history="1" r:id="rIdurr38cquqtvsugixekoyq">
               <w:r>
                 <w:rPr>
                   <w:rFonts w:ascii="Arial" w:cs="Arial" w:eastAsia="Arial" w:hAnsi="Arial"/>
@@ -4286,7 +4286,7 @@
             <w:pPr>
               <w:spacing w:after="20" w:before="0"/>
             </w:pPr>
-            <w:hyperlink w:history="1" r:id="rIdnwaktwfr2ckraboy_kxcv">
+            <w:hyperlink w:history="1" r:id="rIdwkb3zsa2o-pnmwcia8jbz">
               <w:r>
                 <w:rPr>
                   <w:rFonts w:ascii="Arial" w:cs="Arial" w:eastAsia="Arial" w:hAnsi="Arial"/>
@@ -4319,7 +4319,7 @@
               <w:spacing w:after="10" w:before="0"/>
               <w:ind w:left="120"/>
             </w:pPr>
-            <w:hyperlink w:history="1" r:id="rId6ac6wrofrg5058fq0iwp9">
+            <w:hyperlink w:history="1" r:id="rId68jaagh46s2ivavki1p4e">
               <w:r>
                 <w:rPr>
                   <w:rFonts w:ascii="Arial" w:cs="Arial" w:eastAsia="Arial" w:hAnsi="Arial"/>
@@ -4364,7 +4364,7 @@
             <w:pPr>
               <w:spacing w:after="20" w:before="0"/>
             </w:pPr>
-            <w:hyperlink w:history="1" r:id="rIdmmmkwe_pxuapvnxlbdpbm">
+            <w:hyperlink w:history="1" r:id="rIdcycsw8qscp6bogqbhujsq">
               <w:r>
                 <w:rPr>
                   <w:rFonts w:ascii="Arial" w:cs="Arial" w:eastAsia="Arial" w:hAnsi="Arial"/>
@@ -4397,7 +4397,7 @@
               <w:spacing w:after="10" w:before="0"/>
               <w:ind w:left="120"/>
             </w:pPr>
-            <w:hyperlink w:history="1" r:id="rIdqcavbd0xwtww2pcgirvhv">
+            <w:hyperlink w:history="1" r:id="rIdtbsdcylpibmdnhepuh2m0">
               <w:r>
                 <w:rPr>
                   <w:rFonts w:ascii="Arial" w:cs="Arial" w:eastAsia="Arial" w:hAnsi="Arial"/>
@@ -4592,7 +4592,7 @@
             <w:pPr>
               <w:spacing w:after="20" w:before="0"/>
             </w:pPr>
-            <w:hyperlink w:history="1" r:id="rIdtq0xdqewi36dhi8mai0up">
+            <w:hyperlink w:history="1" r:id="rIdvhevfxhox97illdsuzf70">
               <w:r>
                 <w:rPr>
                   <w:rFonts w:ascii="Arial" w:cs="Arial" w:eastAsia="Arial" w:hAnsi="Arial"/>
@@ -4625,7 +4625,7 @@
               <w:spacing w:after="10" w:before="0"/>
               <w:ind w:left="120"/>
             </w:pPr>
-            <w:hyperlink w:history="1" r:id="rId6lb9enxadyeqedncaz5gi">
+            <w:hyperlink w:history="1" r:id="rIdmwr2y_insjcy5rpx31jil">
               <w:r>
                 <w:rPr>
                   <w:rFonts w:ascii="Arial" w:cs="Arial" w:eastAsia="Arial" w:hAnsi="Arial"/>
@@ -4670,7 +4670,7 @@
             <w:pPr>
               <w:spacing w:after="20" w:before="0"/>
             </w:pPr>
-            <w:hyperlink w:history="1" r:id="rIdicerdr3aoi9fmkrpzz-dn">
+            <w:hyperlink w:history="1" r:id="rIdpiqli-rh4iwjmbzlkqm0s">
               <w:r>
                 <w:rPr>
                   <w:rFonts w:ascii="Arial" w:cs="Arial" w:eastAsia="Arial" w:hAnsi="Arial"/>
@@ -4703,7 +4703,7 @@
               <w:spacing w:after="10" w:before="0"/>
               <w:ind w:left="120"/>
             </w:pPr>
-            <w:hyperlink w:history="1" r:id="rIdox8nupsi6rg275slglnq5">
+            <w:hyperlink w:history="1" r:id="rId51ffp8tizhmox6szlcyio">
               <w:r>
                 <w:rPr>
                   <w:rFonts w:ascii="Arial" w:cs="Arial" w:eastAsia="Arial" w:hAnsi="Arial"/>
@@ -5215,7 +5215,7 @@
         </w:rPr>
         <w:t xml:space="preserve">© 2026 SeaVuria and ARES. Aligned with KICD objectives. Developed by SeaVuria; technical implementation by ARES (with AI assistance from Claude). Licensed under </w:t>
       </w:r>
-      <w:hyperlink w:history="1" r:id="rIdt5koomlnz4spokt2o3his">
+      <w:hyperlink w:history="1" r:id="rId67aja7ypvbr2b9upsynrx">
         <w:r>
           <w:rPr>
             <w:rFonts w:ascii="Arial" w:cs="Arial" w:eastAsia="Arial" w:hAnsi="Arial"/>
@@ -5236,7 +5236,7 @@
         </w:rPr>
         <w:t xml:space="preserve"> (</w:t>
       </w:r>
-      <w:hyperlink w:history="1" r:id="rIdnxwmrhqcylv4tw4ucle41">
+      <w:hyperlink w:history="1" r:id="rIdrkhph5t2exncnmj-imsni">
         <w:r>
           <w:rPr>
             <w:rFonts w:ascii="Arial" w:cs="Arial" w:eastAsia="Arial" w:hAnsi="Arial"/>
@@ -6249,7 +6249,7 @@
             <w:pPr>
               <w:spacing w:after="20" w:before="0"/>
             </w:pPr>
-            <w:hyperlink w:history="1" r:id="rId2o6wb2mfegjfb4d2av1hb">
+            <w:hyperlink w:history="1" r:id="rIdgmrtcy8ewz3ckfulubpbp">
               <w:r>
                 <w:rPr>
                   <w:rFonts w:ascii="Arial" w:cs="Arial" w:eastAsia="Arial" w:hAnsi="Arial"/>
@@ -6282,7 +6282,7 @@
               <w:spacing w:after="10" w:before="0"/>
               <w:ind w:left="120"/>
             </w:pPr>
-            <w:hyperlink w:history="1" r:id="rIdkstupx4pjcgv3pnszaagf">
+            <w:hyperlink w:history="1" r:id="rIdfuwdyegz-enkp6vpoxq-q">
               <w:r>
                 <w:rPr>
                   <w:rFonts w:ascii="Arial" w:cs="Arial" w:eastAsia="Arial" w:hAnsi="Arial"/>
@@ -6327,7 +6327,7 @@
             <w:pPr>
               <w:spacing w:after="20" w:before="0"/>
             </w:pPr>
-            <w:hyperlink w:history="1" r:id="rIdkotauoslesxwqvebb-n0x">
+            <w:hyperlink w:history="1" r:id="rIdeag4v28v--65x524fs30w">
               <w:r>
                 <w:rPr>
                   <w:rFonts w:ascii="Arial" w:cs="Arial" w:eastAsia="Arial" w:hAnsi="Arial"/>
@@ -6360,7 +6360,7 @@
               <w:spacing w:after="10" w:before="0"/>
               <w:ind w:left="120"/>
             </w:pPr>
-            <w:hyperlink w:history="1" r:id="rIdwnszd7ofub8v8g9xkx5e0">
+            <w:hyperlink w:history="1" r:id="rIdlstsvplmzi0o_pvn5sl49">
               <w:r>
                 <w:rPr>
                   <w:rFonts w:ascii="Arial" w:cs="Arial" w:eastAsia="Arial" w:hAnsi="Arial"/>
@@ -6555,7 +6555,7 @@
             <w:pPr>
               <w:spacing w:after="20" w:before="0"/>
             </w:pPr>
-            <w:hyperlink w:history="1" r:id="rIdwpe_jpvrpgritzkhwdwko">
+            <w:hyperlink w:history="1" r:id="rIdy8yiocvs7p5ecyi3jfxnp">
               <w:r>
                 <w:rPr>
                   <w:rFonts w:ascii="Arial" w:cs="Arial" w:eastAsia="Arial" w:hAnsi="Arial"/>
@@ -6588,7 +6588,7 @@
               <w:spacing w:after="10" w:before="0"/>
               <w:ind w:left="120"/>
             </w:pPr>
-            <w:hyperlink w:history="1" r:id="rIdgk2ndw6lid-rinbt0qb37">
+            <w:hyperlink w:history="1" r:id="rId-tdp4ucb3ev0fqjqcd02h">
               <w:r>
                 <w:rPr>
                   <w:rFonts w:ascii="Arial" w:cs="Arial" w:eastAsia="Arial" w:hAnsi="Arial"/>
@@ -6633,7 +6633,7 @@
             <w:pPr>
               <w:spacing w:after="20" w:before="0"/>
             </w:pPr>
-            <w:hyperlink w:history="1" r:id="rIdpz_7rhxrbctdlreidga27">
+            <w:hyperlink w:history="1" r:id="rIdyheghk-5rwm17hmnyuvdf">
               <w:r>
                 <w:rPr>
                   <w:rFonts w:ascii="Arial" w:cs="Arial" w:eastAsia="Arial" w:hAnsi="Arial"/>
@@ -6666,7 +6666,7 @@
               <w:spacing w:after="10" w:before="0"/>
               <w:ind w:left="120"/>
             </w:pPr>
-            <w:hyperlink w:history="1" r:id="rIdjgt0tk23kss3gwe9vhysf">
+            <w:hyperlink w:history="1" r:id="rIdq4mg8pimfmf5zavdwkxdb">
               <w:r>
                 <w:rPr>
                   <w:rFonts w:ascii="Arial" w:cs="Arial" w:eastAsia="Arial" w:hAnsi="Arial"/>
@@ -6861,7 +6861,7 @@
             <w:pPr>
               <w:spacing w:after="20" w:before="0"/>
             </w:pPr>
-            <w:hyperlink w:history="1" r:id="rIdmvhzteerbaxz4jhp-wpxw">
+            <w:hyperlink w:history="1" r:id="rIdhiw5u5fvtx0is26ygthmj">
               <w:r>
                 <w:rPr>
                   <w:rFonts w:ascii="Arial" w:cs="Arial" w:eastAsia="Arial" w:hAnsi="Arial"/>
@@ -6894,7 +6894,7 @@
               <w:spacing w:after="10" w:before="0"/>
               <w:ind w:left="120"/>
             </w:pPr>
-            <w:hyperlink w:history="1" r:id="rIds_wa1khkobtpbgzk7vqfq">
+            <w:hyperlink w:history="1" r:id="rIdnpgox-rs9r4b7ctvsdxys">
               <w:r>
                 <w:rPr>
                   <w:rFonts w:ascii="Arial" w:cs="Arial" w:eastAsia="Arial" w:hAnsi="Arial"/>
@@ -6939,7 +6939,7 @@
             <w:pPr>
               <w:spacing w:after="20" w:before="0"/>
             </w:pPr>
-            <w:hyperlink w:history="1" r:id="rIdlhybfi12uxavogtjfuifr">
+            <w:hyperlink w:history="1" r:id="rId_ogjlvy4fodqsz0h583fc">
               <w:r>
                 <w:rPr>
                   <w:rFonts w:ascii="Arial" w:cs="Arial" w:eastAsia="Arial" w:hAnsi="Arial"/>
@@ -6972,7 +6972,7 @@
               <w:spacing w:after="10" w:before="0"/>
               <w:ind w:left="120"/>
             </w:pPr>
-            <w:hyperlink w:history="1" r:id="rIdt5w443fzhooopjrcc906d">
+            <w:hyperlink w:history="1" r:id="rIdf3a76b2uu_ots9ehkfk9f">
               <w:r>
                 <w:rPr>
                   <w:rFonts w:ascii="Arial" w:cs="Arial" w:eastAsia="Arial" w:hAnsi="Arial"/>
@@ -7167,7 +7167,7 @@
             <w:pPr>
               <w:spacing w:after="20" w:before="0"/>
             </w:pPr>
-            <w:hyperlink w:history="1" r:id="rIdgmokinksdf1sud1-eyyce">
+            <w:hyperlink w:history="1" r:id="rIdpng5btuzn_s0g4cybhpge">
               <w:r>
                 <w:rPr>
                   <w:rFonts w:ascii="Arial" w:cs="Arial" w:eastAsia="Arial" w:hAnsi="Arial"/>
@@ -7200,7 +7200,7 @@
               <w:spacing w:after="10" w:before="0"/>
               <w:ind w:left="120"/>
             </w:pPr>
-            <w:hyperlink w:history="1" r:id="rId2eryt2gfeftorbu-fhoif">
+            <w:hyperlink w:history="1" r:id="rId26pflx3lehxgzrodlbcwz">
               <w:r>
                 <w:rPr>
                   <w:rFonts w:ascii="Arial" w:cs="Arial" w:eastAsia="Arial" w:hAnsi="Arial"/>
@@ -7245,7 +7245,7 @@
             <w:pPr>
               <w:spacing w:after="20" w:before="0"/>
             </w:pPr>
-            <w:hyperlink w:history="1" r:id="rIdr5znvpnb-zqajzcqynaci">
+            <w:hyperlink w:history="1" r:id="rIdycy81zrjm_rsw7zzrynhf">
               <w:r>
                 <w:rPr>
                   <w:rFonts w:ascii="Arial" w:cs="Arial" w:eastAsia="Arial" w:hAnsi="Arial"/>
@@ -7278,7 +7278,7 @@
               <w:spacing w:after="10" w:before="0"/>
               <w:ind w:left="120"/>
             </w:pPr>
-            <w:hyperlink w:history="1" r:id="rIdpuu7uf4cb4n66lwki-mit">
+            <w:hyperlink w:history="1" r:id="rIdygbhpufcdxnfcfio6prbr">
               <w:r>
                 <w:rPr>
                   <w:rFonts w:ascii="Arial" w:cs="Arial" w:eastAsia="Arial" w:hAnsi="Arial"/>
@@ -7473,7 +7473,7 @@
             <w:pPr>
               <w:spacing w:after="20" w:before="0"/>
             </w:pPr>
-            <w:hyperlink w:history="1" r:id="rIdbdn7-w3b74mk0booxqlsh">
+            <w:hyperlink w:history="1" r:id="rIdd2mdbcm8cdllrbzhzyy5v">
               <w:r>
                 <w:rPr>
                   <w:rFonts w:ascii="Arial" w:cs="Arial" w:eastAsia="Arial" w:hAnsi="Arial"/>
@@ -7506,7 +7506,7 @@
               <w:spacing w:after="10" w:before="0"/>
               <w:ind w:left="120"/>
             </w:pPr>
-            <w:hyperlink w:history="1" r:id="rId1ykjf_dx_xi2b-4hm_h_z">
+            <w:hyperlink w:history="1" r:id="rIdzlrnxgaysxadpvu7kyb35">
               <w:r>
                 <w:rPr>
                   <w:rFonts w:ascii="Arial" w:cs="Arial" w:eastAsia="Arial" w:hAnsi="Arial"/>
@@ -7551,7 +7551,7 @@
             <w:pPr>
               <w:spacing w:after="20" w:before="0"/>
             </w:pPr>
-            <w:hyperlink w:history="1" r:id="rIdgzy9ihzxvrbabbmmkmap7">
+            <w:hyperlink w:history="1" r:id="rId94zwudasmtf5g2djituvp">
               <w:r>
                 <w:rPr>
                   <w:rFonts w:ascii="Arial" w:cs="Arial" w:eastAsia="Arial" w:hAnsi="Arial"/>
@@ -7600,7 +7600,7 @@
               <w:spacing w:after="10" w:before="0"/>
               <w:ind w:left="120"/>
             </w:pPr>
-            <w:hyperlink w:history="1" r:id="rIdftlozhcls4kgtratqfppp">
+            <w:hyperlink w:history="1" r:id="rIdmzbzhxre2igymdamdxdvu">
               <w:r>
                 <w:rPr>
                   <w:rFonts w:ascii="Arial" w:cs="Arial" w:eastAsia="Arial" w:hAnsi="Arial"/>
@@ -8340,7 +8340,7 @@
         </w:rPr>
         <w:t xml:space="preserve">© 2026 SeaVuria and ARES. Aligned with KICD objectives. Developed by SeaVuria; technical implementation by ARES (with AI assistance from Claude). Licensed under </w:t>
       </w:r>
-      <w:hyperlink w:history="1" r:id="rIdqydn-eh_3nj4j9ffls6ua">
+      <w:hyperlink w:history="1" r:id="rIdkd863d27dfytzgjzd7rde">
         <w:r>
           <w:rPr>
             <w:rFonts w:ascii="Arial" w:cs="Arial" w:eastAsia="Arial" w:hAnsi="Arial"/>
@@ -8361,7 +8361,7 @@
         </w:rPr>
         <w:t xml:space="preserve"> (</w:t>
       </w:r>
-      <w:hyperlink w:history="1" r:id="rIddfmkyb0u-qxjtc7xfgqia">
+      <w:hyperlink w:history="1" r:id="rId2yq_krc3rekjl5j24d3tx">
         <w:r>
           <w:rPr>
             <w:rFonts w:ascii="Arial" w:cs="Arial" w:eastAsia="Arial" w:hAnsi="Arial"/>
@@ -9533,7 +9533,7 @@
             <w:pPr>
               <w:spacing w:after="20" w:before="0"/>
             </w:pPr>
-            <w:hyperlink w:history="1" r:id="rIdbq7qjs56uywakovf5s4zj">
+            <w:hyperlink w:history="1" r:id="rIdpsyw1wwljwg2szfctib78">
               <w:r>
                 <w:rPr>
                   <w:rFonts w:ascii="Arial" w:cs="Arial" w:eastAsia="Arial" w:hAnsi="Arial"/>
@@ -9566,7 +9566,7 @@
               <w:spacing w:after="10" w:before="0"/>
               <w:ind w:left="120"/>
             </w:pPr>
-            <w:hyperlink w:history="1" r:id="rIdsbpoofbtp2lzwlvnntrfr">
+            <w:hyperlink w:history="1" r:id="rId7tk0ntqacwsmu3fxlamki">
               <w:r>
                 <w:rPr>
                   <w:rFonts w:ascii="Arial" w:cs="Arial" w:eastAsia="Arial" w:hAnsi="Arial"/>
@@ -9611,7 +9611,7 @@
             <w:pPr>
               <w:spacing w:after="20" w:before="0"/>
             </w:pPr>
-            <w:hyperlink w:history="1" r:id="rIdgbj31cnn1okgybtkr42eu">
+            <w:hyperlink w:history="1" r:id="rIducdelmfmhr6eveuzzxco9">
               <w:r>
                 <w:rPr>
                   <w:rFonts w:ascii="Arial" w:cs="Arial" w:eastAsia="Arial" w:hAnsi="Arial"/>
@@ -9644,7 +9644,7 @@
               <w:spacing w:after="10" w:before="0"/>
               <w:ind w:left="120"/>
             </w:pPr>
-            <w:hyperlink w:history="1" r:id="rIdg__xbstsubmh-npprto0t">
+            <w:hyperlink w:history="1" r:id="rIdmfn71fnyks__zthqlv0kj">
               <w:r>
                 <w:rPr>
                   <w:rFonts w:ascii="Arial" w:cs="Arial" w:eastAsia="Arial" w:hAnsi="Arial"/>
@@ -9839,7 +9839,7 @@
             <w:pPr>
               <w:spacing w:after="20" w:before="0"/>
             </w:pPr>
-            <w:hyperlink w:history="1" r:id="rIdqnnqeywrr_w1pismxdmmf">
+            <w:hyperlink w:history="1" r:id="rIdbihxzfk6dhz_ftkknfc-e">
               <w:r>
                 <w:rPr>
                   <w:rFonts w:ascii="Arial" w:cs="Arial" w:eastAsia="Arial" w:hAnsi="Arial"/>
@@ -9872,7 +9872,7 @@
               <w:spacing w:after="10" w:before="0"/>
               <w:ind w:left="120"/>
             </w:pPr>
-            <w:hyperlink w:history="1" r:id="rIdogfd4qhaedsydbdc0kdsi">
+            <w:hyperlink w:history="1" r:id="rIdaecu6w6yb7ei59gp4rebv">
               <w:r>
                 <w:rPr>
                   <w:rFonts w:ascii="Arial" w:cs="Arial" w:eastAsia="Arial" w:hAnsi="Arial"/>
@@ -9917,7 +9917,7 @@
             <w:pPr>
               <w:spacing w:after="20" w:before="0"/>
             </w:pPr>
-            <w:hyperlink w:history="1" r:id="rIddnoztdfiukzxwgvg87veq">
+            <w:hyperlink w:history="1" r:id="rIdx1a8gdvoy7-qxm0fdxzmn">
               <w:r>
                 <w:rPr>
                   <w:rFonts w:ascii="Arial" w:cs="Arial" w:eastAsia="Arial" w:hAnsi="Arial"/>
@@ -9950,7 +9950,7 @@
               <w:spacing w:after="10" w:before="0"/>
               <w:ind w:left="120"/>
             </w:pPr>
-            <w:hyperlink w:history="1" r:id="rIdy-nij9uvehklg4w4w0we_">
+            <w:hyperlink w:history="1" r:id="rIdueawsptmeu9fpt-npfo1k">
               <w:r>
                 <w:rPr>
                   <w:rFonts w:ascii="Arial" w:cs="Arial" w:eastAsia="Arial" w:hAnsi="Arial"/>
@@ -10335,7 +10335,7 @@
             <w:pPr>
               <w:spacing w:after="20" w:before="0"/>
             </w:pPr>
-            <w:hyperlink w:history="1" r:id="rIdm3zauvvvifrm3vvdmges6">
+            <w:hyperlink w:history="1" r:id="rIdzv1p7z4jlwdo1ju1evyps">
               <w:r>
                 <w:rPr>
                   <w:rFonts w:ascii="Arial" w:cs="Arial" w:eastAsia="Arial" w:hAnsi="Arial"/>
@@ -10384,7 +10384,7 @@
               <w:spacing w:after="10" w:before="0"/>
               <w:ind w:left="120"/>
             </w:pPr>
-            <w:hyperlink w:history="1" r:id="rId0et7mdft-hrrffgyn6ncb">
+            <w:hyperlink w:history="1" r:id="rIdcuhb27c9uf4lobw8bnddv">
               <w:r>
                 <w:rPr>
                   <w:rFonts w:ascii="Arial" w:cs="Arial" w:eastAsia="Arial" w:hAnsi="Arial"/>
@@ -10429,7 +10429,7 @@
             <w:pPr>
               <w:spacing w:after="20" w:before="0"/>
             </w:pPr>
-            <w:hyperlink w:history="1" r:id="rIdxnvyxh_hgjbqbnw2y5jfs">
+            <w:hyperlink w:history="1" r:id="rIdasys6yrl_arpoch_s-ff5">
               <w:r>
                 <w:rPr>
                   <w:rFonts w:ascii="Arial" w:cs="Arial" w:eastAsia="Arial" w:hAnsi="Arial"/>
@@ -10478,7 +10478,7 @@
               <w:spacing w:after="10" w:before="0"/>
               <w:ind w:left="120"/>
             </w:pPr>
-            <w:hyperlink w:history="1" r:id="rId35joxnuh3toa0wcb3tv7t">
+            <w:hyperlink w:history="1" r:id="rId_ywilndmyzrkmjj83qp8s">
               <w:r>
                 <w:rPr>
                   <w:rFonts w:ascii="Arial" w:cs="Arial" w:eastAsia="Arial" w:hAnsi="Arial"/>
@@ -10787,7 +10787,7 @@
             <w:pPr>
               <w:spacing w:after="20" w:before="0"/>
             </w:pPr>
-            <w:hyperlink w:history="1" r:id="rIdoq9fwx-ltjskzegplry_g">
+            <w:hyperlink w:history="1" r:id="rId7wyip7u2kcl1-myyklvfu">
               <w:r>
                 <w:rPr>
                   <w:rFonts w:ascii="Arial" w:cs="Arial" w:eastAsia="Arial" w:hAnsi="Arial"/>
@@ -10836,7 +10836,7 @@
               <w:spacing w:after="10" w:before="0"/>
               <w:ind w:left="120"/>
             </w:pPr>
-            <w:hyperlink w:history="1" r:id="rIdawy9g-6acckj9gfj0sxm6">
+            <w:hyperlink w:history="1" r:id="rIdh_-rp2x3jzutjpjkreadc">
               <w:r>
                 <w:rPr>
                   <w:rFonts w:ascii="Arial" w:cs="Arial" w:eastAsia="Arial" w:hAnsi="Arial"/>
@@ -10881,7 +10881,7 @@
             <w:pPr>
               <w:spacing w:after="20" w:before="0"/>
             </w:pPr>
-            <w:hyperlink w:history="1" r:id="rIdpuak7vsenicygmxwcanux">
+            <w:hyperlink w:history="1" r:id="rId1oulen80k3j5-eb8x0i-2">
               <w:r>
                 <w:rPr>
                   <w:rFonts w:ascii="Arial" w:cs="Arial" w:eastAsia="Arial" w:hAnsi="Arial"/>
@@ -10930,7 +10930,7 @@
               <w:spacing w:after="10" w:before="0"/>
               <w:ind w:left="120"/>
             </w:pPr>
-            <w:hyperlink w:history="1" r:id="rIde0uxq21piyvf22np4cdb3">
+            <w:hyperlink w:history="1" r:id="rIdaetwrijzgl0_ri70uziv3">
               <w:r>
                 <w:rPr>
                   <w:rFonts w:ascii="Arial" w:cs="Arial" w:eastAsia="Arial" w:hAnsi="Arial"/>
@@ -11201,7 +11201,7 @@
             <w:pPr>
               <w:spacing w:after="20" w:before="0"/>
             </w:pPr>
-            <w:hyperlink w:history="1" r:id="rIdjaakw0bxg9n43c0lwuuiz">
+            <w:hyperlink w:history="1" r:id="rIdxza78bz7ulz3bwg8hgtnh">
               <w:r>
                 <w:rPr>
                   <w:rFonts w:ascii="Arial" w:cs="Arial" w:eastAsia="Arial" w:hAnsi="Arial"/>
@@ -11250,7 +11250,7 @@
               <w:spacing w:after="10" w:before="0"/>
               <w:ind w:left="120"/>
             </w:pPr>
-            <w:hyperlink w:history="1" r:id="rIdsrsl8z4yowzgd91hujmt7">
+            <w:hyperlink w:history="1" r:id="rIdgctbxljjzb0_o67iixir2">
               <w:r>
                 <w:rPr>
                   <w:rFonts w:ascii="Arial" w:cs="Arial" w:eastAsia="Arial" w:hAnsi="Arial"/>
@@ -11295,7 +11295,7 @@
             <w:pPr>
               <w:spacing w:after="20" w:before="0"/>
             </w:pPr>
-            <w:hyperlink w:history="1" r:id="rId8dhoh0iytflu7ni4xxsro">
+            <w:hyperlink w:history="1" r:id="rId3zgldipbjzjvtlq-t5u2g">
               <w:r>
                 <w:rPr>
                   <w:rFonts w:ascii="Arial" w:cs="Arial" w:eastAsia="Arial" w:hAnsi="Arial"/>
@@ -11344,7 +11344,7 @@
               <w:spacing w:after="10" w:before="0"/>
               <w:ind w:left="120"/>
             </w:pPr>
-            <w:hyperlink w:history="1" r:id="rIdanlxksxjq1evmzu_r0mlz">
+            <w:hyperlink w:history="1" r:id="rIdfdpiedomjodvhidhiilys">
               <w:r>
                 <w:rPr>
                   <w:rFonts w:ascii="Arial" w:cs="Arial" w:eastAsia="Arial" w:hAnsi="Arial"/>
@@ -11932,7 +11932,7 @@
         </w:rPr>
         <w:t xml:space="preserve">© 2026 SeaVuria and ARES. Aligned with KICD objectives. Developed by SeaVuria; technical implementation by ARES (with AI assistance from Claude). Licensed under </w:t>
       </w:r>
-      <w:hyperlink w:history="1" r:id="rIdoy1rw-f1peytkjhketxbe">
+      <w:hyperlink w:history="1" r:id="rIdz26fzatwsll4pdcqknblu">
         <w:r>
           <w:rPr>
             <w:rFonts w:ascii="Arial" w:cs="Arial" w:eastAsia="Arial" w:hAnsi="Arial"/>
@@ -11953,7 +11953,7 @@
         </w:rPr>
         <w:t xml:space="preserve"> (</w:t>
       </w:r>
-      <w:hyperlink w:history="1" r:id="rId0a_bruutm1rc6wat1myda">
+      <w:hyperlink w:history="1" r:id="rIdywzzwgfbfc9z_y-fwhslk">
         <w:r>
           <w:rPr>
             <w:rFonts w:ascii="Arial" w:cs="Arial" w:eastAsia="Arial" w:hAnsi="Arial"/>
@@ -13109,7 +13109,7 @@
             <w:pPr>
               <w:spacing w:after="20" w:before="0"/>
             </w:pPr>
-            <w:hyperlink w:history="1" r:id="rIdkh0dem8ijlhfqs4t8_0bv">
+            <w:hyperlink w:history="1" r:id="rIdiiebxhz4fjrzt7vkjuc8n">
               <w:r>
                 <w:rPr>
                   <w:rFonts w:ascii="Arial" w:cs="Arial" w:eastAsia="Arial" w:hAnsi="Arial"/>
@@ -13158,7 +13158,7 @@
               <w:spacing w:after="10" w:before="0"/>
               <w:ind w:left="120"/>
             </w:pPr>
-            <w:hyperlink w:history="1" r:id="rIdf-x4cbtvlayqfj_evarcq">
+            <w:hyperlink w:history="1" r:id="rId8t2anlvm_5caq7mi5shzf">
               <w:r>
                 <w:rPr>
                   <w:rFonts w:ascii="Arial" w:cs="Arial" w:eastAsia="Arial" w:hAnsi="Arial"/>
@@ -13203,7 +13203,7 @@
             <w:pPr>
               <w:spacing w:after="20" w:before="0"/>
             </w:pPr>
-            <w:hyperlink w:history="1" r:id="rIdzl4tciviwznvyihclaeeq">
+            <w:hyperlink w:history="1" r:id="rId1mvf1d4e4ivmdbhsvrih5">
               <w:r>
                 <w:rPr>
                   <w:rFonts w:ascii="Arial" w:cs="Arial" w:eastAsia="Arial" w:hAnsi="Arial"/>
@@ -13236,7 +13236,7 @@
               <w:spacing w:after="10" w:before="0"/>
               <w:ind w:left="120"/>
             </w:pPr>
-            <w:hyperlink w:history="1" r:id="rId5uehzbs0qf5o3aw1gnq1z">
+            <w:hyperlink w:history="1" r:id="rIduebkquxzyo_isye4fgqmx">
               <w:r>
                 <w:rPr>
                   <w:rFonts w:ascii="Arial" w:cs="Arial" w:eastAsia="Arial" w:hAnsi="Arial"/>
@@ -13431,7 +13431,7 @@
             <w:pPr>
               <w:spacing w:after="20" w:before="0"/>
             </w:pPr>
-            <w:hyperlink w:history="1" r:id="rIdbtp3nvy_0tmqvyqil2cq8">
+            <w:hyperlink w:history="1" r:id="rIdqy3zohwlnmghgtjsysndb">
               <w:r>
                 <w:rPr>
                   <w:rFonts w:ascii="Arial" w:cs="Arial" w:eastAsia="Arial" w:hAnsi="Arial"/>
@@ -13480,7 +13480,7 @@
               <w:spacing w:after="10" w:before="0"/>
               <w:ind w:left="120"/>
             </w:pPr>
-            <w:hyperlink w:history="1" r:id="rIdd-wbxou9bhpr9axj93jsh">
+            <w:hyperlink w:history="1" r:id="rId0cdjf_pk7g_q6ofcye52c">
               <w:r>
                 <w:rPr>
                   <w:rFonts w:ascii="Arial" w:cs="Arial" w:eastAsia="Arial" w:hAnsi="Arial"/>
@@ -13525,7 +13525,7 @@
             <w:pPr>
               <w:spacing w:after="20" w:before="0"/>
             </w:pPr>
-            <w:hyperlink w:history="1" r:id="rIdzar7oumjokdxovincdrln">
+            <w:hyperlink w:history="1" r:id="rIdd8zeseoazey6nesockqgm">
               <w:r>
                 <w:rPr>
                   <w:rFonts w:ascii="Arial" w:cs="Arial" w:eastAsia="Arial" w:hAnsi="Arial"/>
@@ -13558,7 +13558,7 @@
               <w:spacing w:after="10" w:before="0"/>
               <w:ind w:left="120"/>
             </w:pPr>
-            <w:hyperlink w:history="1" r:id="rIdnqm0xz82a87hgxzss4awx">
+            <w:hyperlink w:history="1" r:id="rId2xin382tfombf9r3nv96c">
               <w:r>
                 <w:rPr>
                   <w:rFonts w:ascii="Arial" w:cs="Arial" w:eastAsia="Arial" w:hAnsi="Arial"/>
@@ -13753,7 +13753,7 @@
             <w:pPr>
               <w:spacing w:after="20" w:before="0"/>
             </w:pPr>
-            <w:hyperlink w:history="1" r:id="rId4yyyeaqwchukvrfkeqzwd">
+            <w:hyperlink w:history="1" r:id="rIdne_iafh-psviwhq4draud">
               <w:r>
                 <w:rPr>
                   <w:rFonts w:ascii="Arial" w:cs="Arial" w:eastAsia="Arial" w:hAnsi="Arial"/>
@@ -13802,7 +13802,7 @@
               <w:spacing w:after="10" w:before="0"/>
               <w:ind w:left="120"/>
             </w:pPr>
-            <w:hyperlink w:history="1" r:id="rIdetchu4qydf3iqf5zlsmcn">
+            <w:hyperlink w:history="1" r:id="rIds2nwukg3q1f58u2bwlnfx">
               <w:r>
                 <w:rPr>
                   <w:rFonts w:ascii="Arial" w:cs="Arial" w:eastAsia="Arial" w:hAnsi="Arial"/>
@@ -13847,7 +13847,7 @@
             <w:pPr>
               <w:spacing w:after="20" w:before="0"/>
             </w:pPr>
-            <w:hyperlink w:history="1" r:id="rId5xjetlt-lcmejl9mw0gp-">
+            <w:hyperlink w:history="1" r:id="rIdwkmlzm-lkq4w0yrzfzlv4">
               <w:r>
                 <w:rPr>
                   <w:rFonts w:ascii="Arial" w:cs="Arial" w:eastAsia="Arial" w:hAnsi="Arial"/>
@@ -13880,7 +13880,7 @@
               <w:spacing w:after="10" w:before="0"/>
               <w:ind w:left="120"/>
             </w:pPr>
-            <w:hyperlink w:history="1" r:id="rIdhc7uqf_of4kozbovb1qac">
+            <w:hyperlink w:history="1" r:id="rIdtl75fkbxo76zugp9cfoek">
               <w:r>
                 <w:rPr>
                   <w:rFonts w:ascii="Arial" w:cs="Arial" w:eastAsia="Arial" w:hAnsi="Arial"/>
@@ -14075,7 +14075,7 @@
             <w:pPr>
               <w:spacing w:after="20" w:before="0"/>
             </w:pPr>
-            <w:hyperlink w:history="1" r:id="rIdg9uaazg_lkrm6cmnskvzz">
+            <w:hyperlink w:history="1" r:id="rIdyipzanreedifybfcwi6_j">
               <w:r>
                 <w:rPr>
                   <w:rFonts w:ascii="Arial" w:cs="Arial" w:eastAsia="Arial" w:hAnsi="Arial"/>
@@ -14124,7 +14124,7 @@
               <w:spacing w:after="10" w:before="0"/>
               <w:ind w:left="120"/>
             </w:pPr>
-            <w:hyperlink w:history="1" r:id="rIdlezpynadrrcvl6lmdkcw4">
+            <w:hyperlink w:history="1" r:id="rIdmv2zpctkdjz3wymd3qm9k">
               <w:r>
                 <w:rPr>
                   <w:rFonts w:ascii="Arial" w:cs="Arial" w:eastAsia="Arial" w:hAnsi="Arial"/>
@@ -14169,7 +14169,7 @@
             <w:pPr>
               <w:spacing w:after="20" w:before="0"/>
             </w:pPr>
-            <w:hyperlink w:history="1" r:id="rIdcut6kjedsikfcgwwpoa48">
+            <w:hyperlink w:history="1" r:id="rIdhqpo_lrdli74o8g3e9lmp">
               <w:r>
                 <w:rPr>
                   <w:rFonts w:ascii="Arial" w:cs="Arial" w:eastAsia="Arial" w:hAnsi="Arial"/>
@@ -14202,7 +14202,7 @@
               <w:spacing w:after="10" w:before="0"/>
               <w:ind w:left="120"/>
             </w:pPr>
-            <w:hyperlink w:history="1" r:id="rIdi9mv6oho8jihxpg01mhfk">
+            <w:hyperlink w:history="1" r:id="rId_5f7xymydtanqri_xwa_c">
               <w:r>
                 <w:rPr>
                   <w:rFonts w:ascii="Arial" w:cs="Arial" w:eastAsia="Arial" w:hAnsi="Arial"/>
@@ -14397,7 +14397,7 @@
             <w:pPr>
               <w:spacing w:after="20" w:before="0"/>
             </w:pPr>
-            <w:hyperlink w:history="1" r:id="rIdjcs-x3-dpv7fhra4d25be">
+            <w:hyperlink w:history="1" r:id="rIda1xmyfshiomsfpnh0ul_j">
               <w:r>
                 <w:rPr>
                   <w:rFonts w:ascii="Arial" w:cs="Arial" w:eastAsia="Arial" w:hAnsi="Arial"/>
@@ -14446,7 +14446,7 @@
               <w:spacing w:after="10" w:before="0"/>
               <w:ind w:left="120"/>
             </w:pPr>
-            <w:hyperlink w:history="1" r:id="rIdrf-9dnvhndpis2fp60gwt">
+            <w:hyperlink w:history="1" r:id="rId-t0w3z6fbnotktun5ewvc">
               <w:r>
                 <w:rPr>
                   <w:rFonts w:ascii="Arial" w:cs="Arial" w:eastAsia="Arial" w:hAnsi="Arial"/>
@@ -14491,7 +14491,7 @@
             <w:pPr>
               <w:spacing w:after="20" w:before="0"/>
             </w:pPr>
-            <w:hyperlink w:history="1" r:id="rIdphnvgxk2tmrei84bvuzma">
+            <w:hyperlink w:history="1" r:id="rId60nkekmd_got0vfhkicry">
               <w:r>
                 <w:rPr>
                   <w:rFonts w:ascii="Arial" w:cs="Arial" w:eastAsia="Arial" w:hAnsi="Arial"/>
@@ -14540,7 +14540,7 @@
               <w:spacing w:after="10" w:before="0"/>
               <w:ind w:left="120"/>
             </w:pPr>
-            <w:hyperlink w:history="1" r:id="rId7jb8ubz1ybp-ucrtzav5n">
+            <w:hyperlink w:history="1" r:id="rIdjng1nscc31mrzlqrrcfht">
               <w:r>
                 <w:rPr>
                   <w:rFonts w:ascii="Arial" w:cs="Arial" w:eastAsia="Arial" w:hAnsi="Arial"/>
@@ -15030,7 +15030,7 @@
                 <w:sz w:val="18"/>
                 <w:szCs w:val="18"/>
               </w:rPr>
-              <w:t xml:space="preserve">The coordinate rules explain precisely what happens to every point on the University of Nairobi clock minute hand as it rotates: each point's distance from the centre (the clock's pivot) is preserved — confirmed algebraically because √((−y)² + x²) = √(x² + y²) — and its new position after any multiple of 90° can be calculated exactly without drawing. The minute hand tip at (0, 5) on a grid maps to (−5, 0) after 90° anticlockwise (12:15 position), (0, −5) after 180° (12:30), and (5, 0) after 270° anticlockwise (12:45), precisely matching the four clock positions from the anchoring phenomenon. Mathematical rules, not just construction, now govern where every point ends up.</w:t>
+              <w:t xml:space="preserve">The coordinate rules explain precisely what happens to every point on the University of Nairobi clock minute hand as it rotates: each point's distance from the centre (the clock's pivot) is preserved — confirmed algebraically because √((−y)² + x²) = √(x² + y²) — and its new position after any multiple of 90° can be calculated exactly without drawing. The minute hand tip at (0, 5) on a grid maps to (−5, 0) after 90° anticlockwise (12:45 position), (0, −5) after 180° (12:30), and (5, 0) after 270° anticlockwise (12:15), precisely matching the four clock positions from the anchoring phenomenon. Mathematical rules, not just construction, now govern where every point ends up.</w:t>
             </w:r>
           </w:p>
         </w:tc>
@@ -15052,7 +15052,7 @@
         </w:rPr>
         <w:t xml:space="preserve">© 2026 SeaVuria and ARES. Aligned with KICD objectives. Developed by SeaVuria; technical implementation by ARES (with AI assistance from Claude). Licensed under </w:t>
       </w:r>
-      <w:hyperlink w:history="1" r:id="rIdnqy3kd-ic1vrz8n0hst87">
+      <w:hyperlink w:history="1" r:id="rIday9q-15bdly2u3a2oedub">
         <w:r>
           <w:rPr>
             <w:rFonts w:ascii="Arial" w:cs="Arial" w:eastAsia="Arial" w:hAnsi="Arial"/>
@@ -15073,7 +15073,7 @@
         </w:rPr>
         <w:t xml:space="preserve"> (</w:t>
       </w:r>
-      <w:hyperlink w:history="1" r:id="rIdg4eekylazhk-4z0efuo3p">
+      <w:hyperlink w:history="1" r:id="rIdsobettfpksxaikjxh7j-p">
         <w:r>
           <w:rPr>
             <w:rFonts w:ascii="Arial" w:cs="Arial" w:eastAsia="Arial" w:hAnsi="Arial"/>
@@ -16086,7 +16086,7 @@
             <w:pPr>
               <w:spacing w:after="20" w:before="0"/>
             </w:pPr>
-            <w:hyperlink w:history="1" r:id="rIdlsqdgbnz9d-2lq4fglqax">
+            <w:hyperlink w:history="1" r:id="rIdg69iky-e5sfxldyofzwhk">
               <w:r>
                 <w:rPr>
                   <w:rFonts w:ascii="Arial" w:cs="Arial" w:eastAsia="Arial" w:hAnsi="Arial"/>
@@ -16119,7 +16119,7 @@
               <w:spacing w:after="10" w:before="0"/>
               <w:ind w:left="120"/>
             </w:pPr>
-            <w:hyperlink w:history="1" r:id="rIdqy4dfqt-r9amjm4e5mlwv">
+            <w:hyperlink w:history="1" r:id="rIdayb8hzk0vz7mxbjzulag_">
               <w:r>
                 <w:rPr>
                   <w:rFonts w:ascii="Arial" w:cs="Arial" w:eastAsia="Arial" w:hAnsi="Arial"/>
@@ -16164,7 +16164,7 @@
             <w:pPr>
               <w:spacing w:after="20" w:before="0"/>
             </w:pPr>
-            <w:hyperlink w:history="1" r:id="rIdwidv7mjcm82d0wtt45m2y">
+            <w:hyperlink w:history="1" r:id="rIdzr7s7hnrx3lurlxhkxgyn">
               <w:r>
                 <w:rPr>
                   <w:rFonts w:ascii="Arial" w:cs="Arial" w:eastAsia="Arial" w:hAnsi="Arial"/>
@@ -16197,7 +16197,7 @@
               <w:spacing w:after="10" w:before="0"/>
               <w:ind w:left="120"/>
             </w:pPr>
-            <w:hyperlink w:history="1" r:id="rIdwax5y6b6twrxp2kljdi74">
+            <w:hyperlink w:history="1" r:id="rIdalkc5irxxewhtzv_m2-l9">
               <w:r>
                 <w:rPr>
                   <w:rFonts w:ascii="Arial" w:cs="Arial" w:eastAsia="Arial" w:hAnsi="Arial"/>
@@ -16392,7 +16392,7 @@
             <w:pPr>
               <w:spacing w:after="20" w:before="0"/>
             </w:pPr>
-            <w:hyperlink w:history="1" r:id="rIdoerqnh7xh3undgadvw9xp">
+            <w:hyperlink w:history="1" r:id="rIdr5op9j8omntv0re--n1cc">
               <w:r>
                 <w:rPr>
                   <w:rFonts w:ascii="Arial" w:cs="Arial" w:eastAsia="Arial" w:hAnsi="Arial"/>
@@ -16425,7 +16425,7 @@
               <w:spacing w:after="10" w:before="0"/>
               <w:ind w:left="120"/>
             </w:pPr>
-            <w:hyperlink w:history="1" r:id="rIdsrrykfds0mrjkv592m0ey">
+            <w:hyperlink w:history="1" r:id="rId8fnoxbucuyvmajvbshpvu">
               <w:r>
                 <w:rPr>
                   <w:rFonts w:ascii="Arial" w:cs="Arial" w:eastAsia="Arial" w:hAnsi="Arial"/>
@@ -16470,7 +16470,7 @@
             <w:pPr>
               <w:spacing w:after="20" w:before="0"/>
             </w:pPr>
-            <w:hyperlink w:history="1" r:id="rIdqarqudzevyc41jbijs6tz">
+            <w:hyperlink w:history="1" r:id="rId8q9t_og0ju6awy09xblkk">
               <w:r>
                 <w:rPr>
                   <w:rFonts w:ascii="Arial" w:cs="Arial" w:eastAsia="Arial" w:hAnsi="Arial"/>
@@ -16503,7 +16503,7 @@
               <w:spacing w:after="10" w:before="0"/>
               <w:ind w:left="120"/>
             </w:pPr>
-            <w:hyperlink w:history="1" r:id="rIdusxfepndgqshpa2saakh4">
+            <w:hyperlink w:history="1" r:id="rIdhypejsstuvr5gxx8rwlwh">
               <w:r>
                 <w:rPr>
                   <w:rFonts w:ascii="Arial" w:cs="Arial" w:eastAsia="Arial" w:hAnsi="Arial"/>
@@ -16698,7 +16698,7 @@
             <w:pPr>
               <w:spacing w:after="20" w:before="0"/>
             </w:pPr>
-            <w:hyperlink w:history="1" r:id="rIdfi03df16vgs9njmmdoz5f">
+            <w:hyperlink w:history="1" r:id="rIdm7aetkdklkq3zlflwrlis">
               <w:r>
                 <w:rPr>
                   <w:rFonts w:ascii="Arial" w:cs="Arial" w:eastAsia="Arial" w:hAnsi="Arial"/>
@@ -16731,7 +16731,7 @@
               <w:spacing w:after="10" w:before="0"/>
               <w:ind w:left="120"/>
             </w:pPr>
-            <w:hyperlink w:history="1" r:id="rIdj8zd13admwlgddsu_bqco">
+            <w:hyperlink w:history="1" r:id="rIded_unoyunhei1bmhk0r-n">
               <w:r>
                 <w:rPr>
                   <w:rFonts w:ascii="Arial" w:cs="Arial" w:eastAsia="Arial" w:hAnsi="Arial"/>
@@ -16776,7 +16776,7 @@
             <w:pPr>
               <w:spacing w:after="20" w:before="0"/>
             </w:pPr>
-            <w:hyperlink w:history="1" r:id="rId0yrmoispq5onl_owsdoj-">
+            <w:hyperlink w:history="1" r:id="rId53s-_kz-huranvvkyagn-">
               <w:r>
                 <w:rPr>
                   <w:rFonts w:ascii="Arial" w:cs="Arial" w:eastAsia="Arial" w:hAnsi="Arial"/>
@@ -16825,7 +16825,7 @@
               <w:spacing w:after="10" w:before="0"/>
               <w:ind w:left="120"/>
             </w:pPr>
-            <w:hyperlink w:history="1" r:id="rId9kl1x5n5qvk3phcrlqzdg">
+            <w:hyperlink w:history="1" r:id="rIdqnewouwwa7w0wcaqyusey">
               <w:r>
                 <w:rPr>
                   <w:rFonts w:ascii="Arial" w:cs="Arial" w:eastAsia="Arial" w:hAnsi="Arial"/>
@@ -17020,7 +17020,7 @@
             <w:pPr>
               <w:spacing w:after="20" w:before="0"/>
             </w:pPr>
-            <w:hyperlink w:history="1" r:id="rIdfdp2ckcaddzx-vmrw6rr2">
+            <w:hyperlink w:history="1" r:id="rIdx1u9gohugvfo87m6ljzio">
               <w:r>
                 <w:rPr>
                   <w:rFonts w:ascii="Arial" w:cs="Arial" w:eastAsia="Arial" w:hAnsi="Arial"/>
@@ -17053,7 +17053,7 @@
               <w:spacing w:after="10" w:before="0"/>
               <w:ind w:left="120"/>
             </w:pPr>
-            <w:hyperlink w:history="1" r:id="rIdpv2-4eotoetnxvgzrpraj">
+            <w:hyperlink w:history="1" r:id="rIdot6s8hnqxrw6mdyn_hlog">
               <w:r>
                 <w:rPr>
                   <w:rFonts w:ascii="Arial" w:cs="Arial" w:eastAsia="Arial" w:hAnsi="Arial"/>
@@ -17098,7 +17098,7 @@
             <w:pPr>
               <w:spacing w:after="20" w:before="0"/>
             </w:pPr>
-            <w:hyperlink w:history="1" r:id="rIdd9m1merk-vdmb6s58sli7">
+            <w:hyperlink w:history="1" r:id="rIdyq5vq1bzbvcts-8gymtkd">
               <w:r>
                 <w:rPr>
                   <w:rFonts w:ascii="Arial" w:cs="Arial" w:eastAsia="Arial" w:hAnsi="Arial"/>
@@ -17147,7 +17147,7 @@
               <w:spacing w:after="10" w:before="0"/>
               <w:ind w:left="120"/>
             </w:pPr>
-            <w:hyperlink w:history="1" r:id="rIdo-tmwkzh9c6tprbjnslmp">
+            <w:hyperlink w:history="1" r:id="rIdpfplvliaryzvg1glxlilg">
               <w:r>
                 <w:rPr>
                   <w:rFonts w:ascii="Arial" w:cs="Arial" w:eastAsia="Arial" w:hAnsi="Arial"/>
@@ -17342,7 +17342,7 @@
             <w:pPr>
               <w:spacing w:after="20" w:before="0"/>
             </w:pPr>
-            <w:hyperlink w:history="1" r:id="rIdqsfdjxtsn8a2x3rllc3lm">
+            <w:hyperlink w:history="1" r:id="rIdqn1sg0o0faopkyq-pkjdc">
               <w:r>
                 <w:rPr>
                   <w:rFonts w:ascii="Arial" w:cs="Arial" w:eastAsia="Arial" w:hAnsi="Arial"/>
@@ -17391,7 +17391,7 @@
               <w:spacing w:after="10" w:before="0"/>
               <w:ind w:left="120"/>
             </w:pPr>
-            <w:hyperlink w:history="1" r:id="rIdzj3qfyqxnxgqskg2wzd1w">
+            <w:hyperlink w:history="1" r:id="rIdujmch6gogq-0fhcm60ky2">
               <w:r>
                 <w:rPr>
                   <w:rFonts w:ascii="Arial" w:cs="Arial" w:eastAsia="Arial" w:hAnsi="Arial"/>
@@ -17436,7 +17436,7 @@
             <w:pPr>
               <w:spacing w:after="20" w:before="0"/>
             </w:pPr>
-            <w:hyperlink w:history="1" r:id="rIdjclyex_x_secctpuu-k9y">
+            <w:hyperlink w:history="1" r:id="rIdcn0wvktq8-db_czdmrdlu">
               <w:r>
                 <w:rPr>
                   <w:rFonts w:ascii="Arial" w:cs="Arial" w:eastAsia="Arial" w:hAnsi="Arial"/>
@@ -17485,7 +17485,7 @@
               <w:spacing w:after="10" w:before="0"/>
               <w:ind w:left="120"/>
             </w:pPr>
-            <w:hyperlink w:history="1" r:id="rIdx8vfsm2lzv9hcvcfqswzm">
+            <w:hyperlink w:history="1" r:id="rId0a2ylfcebts5c8j-przd9">
               <w:r>
                 <w:rPr>
                   <w:rFonts w:ascii="Arial" w:cs="Arial" w:eastAsia="Arial" w:hAnsi="Arial"/>
@@ -17997,7 +17997,7 @@
         </w:rPr>
         <w:t xml:space="preserve">© 2026 SeaVuria and ARES. Aligned with KICD objectives. Developed by SeaVuria; technical implementation by ARES (with AI assistance from Claude). Licensed under </w:t>
       </w:r>
-      <w:hyperlink w:history="1" r:id="rIdljfd2a6pwi34oogg0bsgs">
+      <w:hyperlink w:history="1" r:id="rIddwvz9i6hwjkstixs7axyd">
         <w:r>
           <w:rPr>
             <w:rFonts w:ascii="Arial" w:cs="Arial" w:eastAsia="Arial" w:hAnsi="Arial"/>
@@ -18018,7 +18018,7 @@
         </w:rPr>
         <w:t xml:space="preserve"> (</w:t>
       </w:r>
-      <w:hyperlink w:history="1" r:id="rIdoowcgduvfcpztz5xj2zh2">
+      <w:hyperlink w:history="1" r:id="rIdmjw-xqar-cxytlfi6b-pp">
         <w:r>
           <w:rPr>
             <w:rFonts w:ascii="Arial" w:cs="Arial" w:eastAsia="Arial" w:hAnsi="Arial"/>
@@ -19031,7 +19031,7 @@
             <w:pPr>
               <w:spacing w:after="20" w:before="0"/>
             </w:pPr>
-            <w:hyperlink w:history="1" r:id="rIdymaiupp5yrox083ikl2_i">
+            <w:hyperlink w:history="1" r:id="rIdmwes9f3vrsg1qej54qpe6">
               <w:r>
                 <w:rPr>
                   <w:rFonts w:ascii="Arial" w:cs="Arial" w:eastAsia="Arial" w:hAnsi="Arial"/>
@@ -19064,7 +19064,7 @@
               <w:spacing w:after="10" w:before="0"/>
               <w:ind w:left="120"/>
             </w:pPr>
-            <w:hyperlink w:history="1" r:id="rIdpzkcgphkmlhgp2_o8hoiq">
+            <w:hyperlink w:history="1" r:id="rIdye0z356oliic_cl5b_djb">
               <w:r>
                 <w:rPr>
                   <w:rFonts w:ascii="Arial" w:cs="Arial" w:eastAsia="Arial" w:hAnsi="Arial"/>
@@ -19109,7 +19109,7 @@
             <w:pPr>
               <w:spacing w:after="20" w:before="0"/>
             </w:pPr>
-            <w:hyperlink w:history="1" r:id="rId4744a9ojwv8vdfmvyuuvw">
+            <w:hyperlink w:history="1" r:id="rIdlp5gebyc1xpvhglgvwxee">
               <w:r>
                 <w:rPr>
                   <w:rFonts w:ascii="Arial" w:cs="Arial" w:eastAsia="Arial" w:hAnsi="Arial"/>
@@ -19142,7 +19142,7 @@
               <w:spacing w:after="10" w:before="0"/>
               <w:ind w:left="120"/>
             </w:pPr>
-            <w:hyperlink w:history="1" r:id="rId0hsonwemgildsd3_4zy2h">
+            <w:hyperlink w:history="1" r:id="rId1d8m6s72tq6klx6ddit6-">
               <w:r>
                 <w:rPr>
                   <w:rFonts w:ascii="Arial" w:cs="Arial" w:eastAsia="Arial" w:hAnsi="Arial"/>
@@ -19337,7 +19337,7 @@
             <w:pPr>
               <w:spacing w:after="20" w:before="0"/>
             </w:pPr>
-            <w:hyperlink w:history="1" r:id="rIdgohhn_2zp5hpqfrvhiset">
+            <w:hyperlink w:history="1" r:id="rId-79bnrytg1u93ixvrxzdx">
               <w:r>
                 <w:rPr>
                   <w:rFonts w:ascii="Arial" w:cs="Arial" w:eastAsia="Arial" w:hAnsi="Arial"/>
@@ -19370,7 +19370,7 @@
               <w:spacing w:after="10" w:before="0"/>
               <w:ind w:left="120"/>
             </w:pPr>
-            <w:hyperlink w:history="1" r:id="rIdhbsm9tazdhvsmjxu9v7mo">
+            <w:hyperlink w:history="1" r:id="rIdvgcprj8f81n0a-zmhltau">
               <w:r>
                 <w:rPr>
                   <w:rFonts w:ascii="Arial" w:cs="Arial" w:eastAsia="Arial" w:hAnsi="Arial"/>
@@ -19415,7 +19415,7 @@
             <w:pPr>
               <w:spacing w:after="20" w:before="0"/>
             </w:pPr>
-            <w:hyperlink w:history="1" r:id="rIdn6efs369nw1uwv5_jmd4n">
+            <w:hyperlink w:history="1" r:id="rIda7ap1lbsnk2dmtpi8oxfy">
               <w:r>
                 <w:rPr>
                   <w:rFonts w:ascii="Arial" w:cs="Arial" w:eastAsia="Arial" w:hAnsi="Arial"/>
@@ -19448,7 +19448,7 @@
               <w:spacing w:after="10" w:before="0"/>
               <w:ind w:left="120"/>
             </w:pPr>
-            <w:hyperlink w:history="1" r:id="rIdqqyj9wtsrq4y05aw4t1eq">
+            <w:hyperlink w:history="1" r:id="rIdu-9aodhx5mmybeulob9xi">
               <w:r>
                 <w:rPr>
                   <w:rFonts w:ascii="Arial" w:cs="Arial" w:eastAsia="Arial" w:hAnsi="Arial"/>
@@ -19643,7 +19643,7 @@
             <w:pPr>
               <w:spacing w:after="20" w:before="0"/>
             </w:pPr>
-            <w:hyperlink w:history="1" r:id="rIdiyckx7s2kqxhrk4kmwnw2">
+            <w:hyperlink w:history="1" r:id="rIdjgwsaqljoasqd1o5bw3gm">
               <w:r>
                 <w:rPr>
                   <w:rFonts w:ascii="Arial" w:cs="Arial" w:eastAsia="Arial" w:hAnsi="Arial"/>
@@ -19692,7 +19692,7 @@
               <w:spacing w:after="10" w:before="0"/>
               <w:ind w:left="120"/>
             </w:pPr>
-            <w:hyperlink w:history="1" r:id="rIddzqtlg8xzksoqxu_qkyff">
+            <w:hyperlink w:history="1" r:id="rIdji-sxcnh25e7plyxsxxcp">
               <w:r>
                 <w:rPr>
                   <w:rFonts w:ascii="Arial" w:cs="Arial" w:eastAsia="Arial" w:hAnsi="Arial"/>
@@ -19737,7 +19737,7 @@
             <w:pPr>
               <w:spacing w:after="20" w:before="0"/>
             </w:pPr>
-            <w:hyperlink w:history="1" r:id="rIdocwqdr9wgtvytrazlblvr">
+            <w:hyperlink w:history="1" r:id="rIdokxm-djz_u6tzsa7tn1nu">
               <w:r>
                 <w:rPr>
                   <w:rFonts w:ascii="Arial" w:cs="Arial" w:eastAsia="Arial" w:hAnsi="Arial"/>
@@ -19786,7 +19786,7 @@
               <w:spacing w:after="10" w:before="0"/>
               <w:ind w:left="120"/>
             </w:pPr>
-            <w:hyperlink w:history="1" r:id="rIdf3qy6yh1vqrlgpy5s0iph">
+            <w:hyperlink w:history="1" r:id="rIdaymgjm5vs9ujgeyfmunmk">
               <w:r>
                 <w:rPr>
                   <w:rFonts w:ascii="Arial" w:cs="Arial" w:eastAsia="Arial" w:hAnsi="Arial"/>
@@ -19981,7 +19981,7 @@
             <w:pPr>
               <w:spacing w:after="20" w:before="0"/>
             </w:pPr>
-            <w:hyperlink w:history="1" r:id="rId4mkk4wnd8gyxg9iacytz-">
+            <w:hyperlink w:history="1" r:id="rId-whx6n36_o1ocmuyvjsk1">
               <w:r>
                 <w:rPr>
                   <w:rFonts w:ascii="Arial" w:cs="Arial" w:eastAsia="Arial" w:hAnsi="Arial"/>
@@ -20030,7 +20030,7 @@
               <w:spacing w:after="10" w:before="0"/>
               <w:ind w:left="120"/>
             </w:pPr>
-            <w:hyperlink w:history="1" r:id="rIdwzk_l0jpiw4qyaceve4od">
+            <w:hyperlink w:history="1" r:id="rIdqf0gq3bwoohjxe1gs4nb8">
               <w:r>
                 <w:rPr>
                   <w:rFonts w:ascii="Arial" w:cs="Arial" w:eastAsia="Arial" w:hAnsi="Arial"/>
@@ -20075,7 +20075,7 @@
             <w:pPr>
               <w:spacing w:after="20" w:before="0"/>
             </w:pPr>
-            <w:hyperlink w:history="1" r:id="rIdkn434xbkhgcgkpvhloezp">
+            <w:hyperlink w:history="1" r:id="rIdh8o3q6pqgalicr3xtn7qc">
               <w:r>
                 <w:rPr>
                   <w:rFonts w:ascii="Arial" w:cs="Arial" w:eastAsia="Arial" w:hAnsi="Arial"/>
@@ -20124,7 +20124,7 @@
               <w:spacing w:after="10" w:before="0"/>
               <w:ind w:left="120"/>
             </w:pPr>
-            <w:hyperlink w:history="1" r:id="rIdl5aecl3pz0pfe-w1i8o93">
+            <w:hyperlink w:history="1" r:id="rIdfqbipfesbc2s4405bjddp">
               <w:r>
                 <w:rPr>
                   <w:rFonts w:ascii="Arial" w:cs="Arial" w:eastAsia="Arial" w:hAnsi="Arial"/>
@@ -20319,7 +20319,7 @@
             <w:pPr>
               <w:spacing w:after="20" w:before="0"/>
             </w:pPr>
-            <w:hyperlink w:history="1" r:id="rIdz2qnbyc1rcycrelnaipwk">
+            <w:hyperlink w:history="1" r:id="rIdi9pqo0_qtdgqw5lfvqyza">
               <w:r>
                 <w:rPr>
                   <w:rFonts w:ascii="Arial" w:cs="Arial" w:eastAsia="Arial" w:hAnsi="Arial"/>
@@ -20368,7 +20368,7 @@
               <w:spacing w:after="10" w:before="0"/>
               <w:ind w:left="120"/>
             </w:pPr>
-            <w:hyperlink w:history="1" r:id="rIdqigg7wyqrckci8b6zzxvl">
+            <w:hyperlink w:history="1" r:id="rId83aehmt2pqpgr3e61th9z">
               <w:r>
                 <w:rPr>
                   <w:rFonts w:ascii="Arial" w:cs="Arial" w:eastAsia="Arial" w:hAnsi="Arial"/>
@@ -20413,7 +20413,7 @@
             <w:pPr>
               <w:spacing w:after="20" w:before="0"/>
             </w:pPr>
-            <w:hyperlink w:history="1" r:id="rIdtpnxspo496xzvjqy36zt-">
+            <w:hyperlink w:history="1" r:id="rIdawayqkpmdwoteuymn6agy">
               <w:r>
                 <w:rPr>
                   <w:rFonts w:ascii="Arial" w:cs="Arial" w:eastAsia="Arial" w:hAnsi="Arial"/>
@@ -20462,7 +20462,7 @@
               <w:spacing w:after="10" w:before="0"/>
               <w:ind w:left="120"/>
             </w:pPr>
-            <w:hyperlink w:history="1" r:id="rIdi58arpccv_tyenhmez0mo">
+            <w:hyperlink w:history="1" r:id="rIdoj3hbzsi1kf5_c4sdv7v2">
               <w:r>
                 <w:rPr>
                   <w:rFonts w:ascii="Arial" w:cs="Arial" w:eastAsia="Arial" w:hAnsi="Arial"/>
@@ -20974,7 +20974,7 @@
         </w:rPr>
         <w:t xml:space="preserve">© 2026 SeaVuria and ARES. Aligned with KICD objectives. Developed by SeaVuria; technical implementation by ARES (with AI assistance from Claude). Licensed under </w:t>
       </w:r>
-      <w:hyperlink w:history="1" r:id="rIdtqq4bzzswb2mh0igtsy76">
+      <w:hyperlink w:history="1" r:id="rIdoqrilglbtwebwfuixxcxk">
         <w:r>
           <w:rPr>
             <w:rFonts w:ascii="Arial" w:cs="Arial" w:eastAsia="Arial" w:hAnsi="Arial"/>
@@ -20995,7 +20995,7 @@
         </w:rPr>
         <w:t xml:space="preserve"> (</w:t>
       </w:r>
-      <w:hyperlink w:history="1" r:id="rId-jwpzgjl3isfsy8k0ghjm">
+      <w:hyperlink w:history="1" r:id="rIdktqx5xz_kwjqcyxqtaozi">
         <w:r>
           <w:rPr>
             <w:rFonts w:ascii="Arial" w:cs="Arial" w:eastAsia="Arial" w:hAnsi="Arial"/>
@@ -21725,7 +21725,7 @@
                 <w:sz w:val="18"/>
                 <w:szCs w:val="18"/>
               </w:rPr>
-              <w:t xml:space="preserve">Lesson 7 is the EXPLAIN phase of the evidence-gathering sequence. Learners bring forward the object-and-image cutout pairs they produced during rotation activities in Lessons 3–5. Through a structured sorting activity they physically attempt to superimpose each image on its object — sliding, flipping, and lifting — to discover that rotated images require lifting from the plane to match their objects, classifying them as oppositely congruent. They compare this with translation pairs (directly congruent — no lifting needed) and reflection pairs (also oppositely congruent — lifting needed). A three-column sorting chart on the board consolidates understanding. The lesson closes by returning to the Nairobi clock: the hour hand at 3:00 and at 9:00 are congruent to the hand at 12:00 — but are they directly or oppositely congruent? Learners argue, justify, and update the Driving Question Board.</w:t>
+              <w:t xml:space="preserve">Lesson 7 is the EXPLAIN phase of the evidence-gathering sequence. Learners bring forward the object-and-image cutout pairs they produced during rotation activities in Lessons 3–5. Through a structured sorting activity they physically attempt to superimpose each image on its object — sliding, flipping, and lifting — to discover that rotated images require lifting from the plane to match their objects, classifying them as oppositely congruent. They compare this with translation pairs (directly congruent — no lifting needed) and reflection pairs (also oppositely congruent — lifting needed). A three-column sorting chart on the board consolidates understanding. The lesson closes by returning to the Nairobi clock: the minute hand at 12:15 and at 12:45 is congruent to the hand at 12:00 — but are they directly or oppositely congruent? Learners argue, justify, and update the Driving Question Board.</w:t>
             </w:r>
           </w:p>
         </w:tc>
@@ -22008,7 +22008,7 @@
             <w:pPr>
               <w:spacing w:after="20" w:before="0"/>
             </w:pPr>
-            <w:hyperlink w:history="1" r:id="rIdxfxo4v5ydyy6ej9_iov4q">
+            <w:hyperlink w:history="1" r:id="rIdirw_-6dojiunivagqxi8b">
               <w:r>
                 <w:rPr>
                   <w:rFonts w:ascii="Arial" w:cs="Arial" w:eastAsia="Arial" w:hAnsi="Arial"/>
@@ -22041,7 +22041,7 @@
               <w:spacing w:after="10" w:before="0"/>
               <w:ind w:left="120"/>
             </w:pPr>
-            <w:hyperlink w:history="1" r:id="rIdxlrgf9tie2nphilk2oxsf">
+            <w:hyperlink w:history="1" r:id="rIducjegs96okplu3xmemz8r">
               <w:r>
                 <w:rPr>
                   <w:rFonts w:ascii="Arial" w:cs="Arial" w:eastAsia="Arial" w:hAnsi="Arial"/>
@@ -22086,7 +22086,7 @@
             <w:pPr>
               <w:spacing w:after="20" w:before="0"/>
             </w:pPr>
-            <w:hyperlink w:history="1" r:id="rIdxqxdokm4vwv0w1xqp4h3n">
+            <w:hyperlink w:history="1" r:id="rIdbrgzxhnc_2cxt9nyzmuta">
               <w:r>
                 <w:rPr>
                   <w:rFonts w:ascii="Arial" w:cs="Arial" w:eastAsia="Arial" w:hAnsi="Arial"/>
@@ -22119,7 +22119,7 @@
               <w:spacing w:after="10" w:before="0"/>
               <w:ind w:left="120"/>
             </w:pPr>
-            <w:hyperlink w:history="1" r:id="rIdrvqs5ffehtzv2c-6dwjfl">
+            <w:hyperlink w:history="1" r:id="rIdtlnt-6nku9uu-3kfdohtb">
               <w:r>
                 <w:rPr>
                   <w:rFonts w:ascii="Arial" w:cs="Arial" w:eastAsia="Arial" w:hAnsi="Arial"/>
@@ -22314,7 +22314,7 @@
             <w:pPr>
               <w:spacing w:after="20" w:before="0"/>
             </w:pPr>
-            <w:hyperlink w:history="1" r:id="rIduajuolyajz3am-cfiw832">
+            <w:hyperlink w:history="1" r:id="rId9butiktxmvp3b4evmdzsi">
               <w:r>
                 <w:rPr>
                   <w:rFonts w:ascii="Arial" w:cs="Arial" w:eastAsia="Arial" w:hAnsi="Arial"/>
@@ -22347,7 +22347,7 @@
               <w:spacing w:after="10" w:before="0"/>
               <w:ind w:left="120"/>
             </w:pPr>
-            <w:hyperlink w:history="1" r:id="rIdlvehtidswkgtnhduhykmi">
+            <w:hyperlink w:history="1" r:id="rId_u4soriugvukvxtwjsjg7">
               <w:r>
                 <w:rPr>
                   <w:rFonts w:ascii="Arial" w:cs="Arial" w:eastAsia="Arial" w:hAnsi="Arial"/>
@@ -22392,7 +22392,7 @@
             <w:pPr>
               <w:spacing w:after="20" w:before="0"/>
             </w:pPr>
-            <w:hyperlink w:history="1" r:id="rIdi3nd8u0pa4q1ftdwruml9">
+            <w:hyperlink w:history="1" r:id="rIdgu-imaoxkcffcny2zoctd">
               <w:r>
                 <w:rPr>
                   <w:rFonts w:ascii="Arial" w:cs="Arial" w:eastAsia="Arial" w:hAnsi="Arial"/>
@@ -22425,7 +22425,7 @@
               <w:spacing w:after="10" w:before="0"/>
               <w:ind w:left="120"/>
             </w:pPr>
-            <w:hyperlink w:history="1" r:id="rIdaxykv99bwuogbxkqtzr2n">
+            <w:hyperlink w:history="1" r:id="rIdp5cknqw_tpyxqfdynhe1j">
               <w:r>
                 <w:rPr>
                   <w:rFonts w:ascii="Arial" w:cs="Arial" w:eastAsia="Arial" w:hAnsi="Arial"/>
@@ -22467,7 +22467,7 @@
                 <w:sz w:val="18"/>
                 <w:szCs w:val="18"/>
               </w:rPr>
-              <w:t xml:space="preserve">Groups of 3 receive an envelope containing four pairs of paper cutouts labelled with letters: Pair A (triangle and its translation image from Lesson 3), Pair B (triangle and its rotation image from Lesson 4), Pair C (quadrilateral and its reflection image from Lesson 2 sub-strand revision), and Pair D (the two clock-hand outlines from the predict phase). For each pair, groups must attempt three actions in order and record results on a structured observation table: (1) SLIDE only — can you make the image land exactly on the object by sliding alone? (2) FLIP then slide — does flipping (turning the cutout over) and then sliding make them match? (3) LIFT — do you need to pick the cutout completely up off the table to make them match? Groups record YES/NO for each action per pair, then write one sentence describing what they notice about which transformations required lifting.</w:t>
+              <w:t xml:space="preserve">Groups of 3 receive an envelope containing four pairs of paper cutouts labelled with letters: Pair A (triangle and its translation image from earlier sub-strand work), Pair B (triangle and its rotation image from Lesson 4), Pair C (quadrilateral and its reflection image from earlier sub-strand revision), and Pair D (the two clock-hand outlines from the predict phase). For each pair, groups must attempt three actions in order and record results on a structured observation table: (1) SLIDE only — can you make the image land exactly on the object by sliding alone? (2) FLIP then slide — does flipping (turning the cutout over) and then sliding make them match? (3) LIFT — do you need to pick the cutout completely up off the table to make them match? Groups record YES/NO for each action per pair, then write one sentence describing what they notice about which transformations required lifting.</w:t>
             </w:r>
           </w:p>
         </w:tc>
@@ -22620,7 +22620,7 @@
             <w:pPr>
               <w:spacing w:after="20" w:before="0"/>
             </w:pPr>
-            <w:hyperlink w:history="1" r:id="rIdqi_9ia8liyfcewnkaqoxc">
+            <w:hyperlink w:history="1" r:id="rIdokfg0urxtya3kw9wm5pvh">
               <w:r>
                 <w:rPr>
                   <w:rFonts w:ascii="Arial" w:cs="Arial" w:eastAsia="Arial" w:hAnsi="Arial"/>
@@ -22669,7 +22669,7 @@
               <w:spacing w:after="10" w:before="0"/>
               <w:ind w:left="120"/>
             </w:pPr>
-            <w:hyperlink w:history="1" r:id="rId32ptv3vj0unm2_iyvstpx">
+            <w:hyperlink w:history="1" r:id="rIdrfvtswgbxm9gqadvxe7p9">
               <w:r>
                 <w:rPr>
                   <w:rFonts w:ascii="Arial" w:cs="Arial" w:eastAsia="Arial" w:hAnsi="Arial"/>
@@ -22714,7 +22714,7 @@
             <w:pPr>
               <w:spacing w:after="20" w:before="0"/>
             </w:pPr>
-            <w:hyperlink w:history="1" r:id="rIdi4mxwhtxn1kfrbixrxx5n">
+            <w:hyperlink w:history="1" r:id="rIdte9uawwvdgkaxw5w27jy6">
               <w:r>
                 <w:rPr>
                   <w:rFonts w:ascii="Arial" w:cs="Arial" w:eastAsia="Arial" w:hAnsi="Arial"/>
@@ -22747,7 +22747,7 @@
               <w:spacing w:after="10" w:before="0"/>
               <w:ind w:left="120"/>
             </w:pPr>
-            <w:hyperlink w:history="1" r:id="rIdnfqu7tf1rfufah3ntf0my">
+            <w:hyperlink w:history="1" r:id="rIdhqlnsqaustbr0555pkbn7">
               <w:r>
                 <w:rPr>
                   <w:rFonts w:ascii="Arial" w:cs="Arial" w:eastAsia="Arial" w:hAnsi="Arial"/>
@@ -22942,7 +22942,7 @@
             <w:pPr>
               <w:spacing w:after="20" w:before="0"/>
             </w:pPr>
-            <w:hyperlink w:history="1" r:id="rIdzectvswimm0unttdtpmgf">
+            <w:hyperlink w:history="1" r:id="rIdmkbtwvj0rpb2m48vuekt2">
               <w:r>
                 <w:rPr>
                   <w:rFonts w:ascii="Arial" w:cs="Arial" w:eastAsia="Arial" w:hAnsi="Arial"/>
@@ -22991,7 +22991,7 @@
               <w:spacing w:after="10" w:before="0"/>
               <w:ind w:left="120"/>
             </w:pPr>
-            <w:hyperlink w:history="1" r:id="rIdkqxjub1sldbzvmwi8hijp">
+            <w:hyperlink w:history="1" r:id="rIdxuyoa8edrp4a0nkt52cpz">
               <w:r>
                 <w:rPr>
                   <w:rFonts w:ascii="Arial" w:cs="Arial" w:eastAsia="Arial" w:hAnsi="Arial"/>
@@ -23036,7 +23036,7 @@
             <w:pPr>
               <w:spacing w:after="20" w:before="0"/>
             </w:pPr>
-            <w:hyperlink w:history="1" r:id="rIdwfr5xaqnfxwpyazmiawph">
+            <w:hyperlink w:history="1" r:id="rIds5atbazerbk21q9-ljxyf">
               <w:r>
                 <w:rPr>
                   <w:rFonts w:ascii="Arial" w:cs="Arial" w:eastAsia="Arial" w:hAnsi="Arial"/>
@@ -23069,7 +23069,7 @@
               <w:spacing w:after="10" w:before="0"/>
               <w:ind w:left="120"/>
             </w:pPr>
-            <w:hyperlink w:history="1" r:id="rId4fakc_qfjwq82exdanzgu">
+            <w:hyperlink w:history="1" r:id="rIdw1tt9ufyzpmjaigock1xk">
               <w:r>
                 <w:rPr>
                   <w:rFonts w:ascii="Arial" w:cs="Arial" w:eastAsia="Arial" w:hAnsi="Arial"/>
@@ -23111,7 +23111,7 @@
                 <w:sz w:val="18"/>
                 <w:szCs w:val="18"/>
               </w:rPr>
-              <w:t xml:space="preserve">Each learner receives two sticky notes. On the YELLOW note they write one thing that surprised them today — something they predicted differently in Phase 1. On the GREEN note they write one updated answer to any question currently on the class Driving Question Board (DQB). The teacher then draws the class's attention to the DQB and asks: 'Earlier in our unit, someone posted the question: Are all rotated images identical to the original shape? Can someone now give a precise, upgraded answer to that?' Learners discuss in pairs for 60 seconds, then one pair shares. The teacher models writing a class-consensus update on the DQB card: 'Yes — rotated images are congruent to their objects (same shape, same size, same distances from centre), but the congruence is OPPOSITE — the cyclic order of vertices reverses, so the image cannot be superimposed on the object without lifting it from the plane.' Finally, learners revisit the clock scenario: 'The hour hand at 12:00 and the hour hand at 3:00 — what type of congruence connects them?' Learners write their answer on the back of their GREEN sticky note.</w:t>
+              <w:t xml:space="preserve">Each learner receives two sticky notes. On the YELLOW note they write one thing that surprised them today — something they predicted differently in Phase 1. On the GREEN note they write one updated answer to any question currently on the class Driving Question Board (DQB). The teacher then draws the class's attention to the DQB and asks: 'Earlier in our unit, someone posted the question: Are all rotated images identical to the original shape? Can someone now give a precise, upgraded answer to that?' Learners discuss in pairs for 60 seconds, then one pair shares. The teacher models writing a class-consensus update on the DQB card: 'Yes — rotated images are congruent to their objects (same shape, same size, same distances from centre), but the congruence is OPPOSITE — the cyclic order of vertices reverses, so the image cannot be superimposed on the object without lifting it from the plane.' Finally, learners revisit the clock scenario: 'The minute hand at 12:00 and the minute hand at 12:15 — what type of congruence connects them?' Learners write their answer on the back of their GREEN sticky note.</w:t>
             </w:r>
           </w:p>
         </w:tc>
@@ -23143,7 +23143,7 @@
                 <w:sz w:val="18"/>
                 <w:szCs w:val="18"/>
               </w:rPr>
-              <w:t xml:space="preserve">Hand out sticky notes. Say: 'Yellow = your biggest surprise today. Green = your best answer to any DQB question. You have 3 minutes — write independently, no talking.' After 3 minutes, collect sticky notes and read 4–5 yellow notes aloud anonymously: 'Someone wrote: I thought rotation was the same as translation in terms of congruence type. That is a great surprise to record.' Post selected green notes on the DQB. Then pose the clock question verbatim: 'Hour hand at 12 and hour hand at 3 — direct or opposite congruence?' Wait 12 seconds. Take 4 responses via cold-call. Confirm: 'Opposite congruence — the hand has been rotated, not slid, so its orientation in the plane has changed relative to the original position.'</w:t>
+              <w:t xml:space="preserve">Hand out sticky notes. Say: 'Yellow = your biggest surprise today. Green = your best answer to any DQB question. You have 3 minutes — write independently, no talking.' After 3 minutes, collect sticky notes and read 4–5 yellow notes aloud anonymously: 'Someone wrote: I thought rotation was the same as translation in terms of congruence type. That is a great surprise to record.' Post selected green notes on the DQB. Then pose the clock question verbatim: 'Minute hand at 12:00 and minute hand at 12:15 — direct or opposite congruence?' Wait 12 seconds. Take 4 responses via cold-call. Confirm: 'Opposite congruence — the hand has been rotated, not slid, so its orientation in the plane has changed relative to the original position.'</w:t>
             </w:r>
           </w:p>
         </w:tc>
@@ -23264,7 +23264,7 @@
             <w:pPr>
               <w:spacing w:after="20" w:before="0"/>
             </w:pPr>
-            <w:hyperlink w:history="1" r:id="rIdciqlscz8pzo7scv2qqi1s">
+            <w:hyperlink w:history="1" r:id="rIdeociscbfbkd3u10dwt0oe">
               <w:r>
                 <w:rPr>
                   <w:rFonts w:ascii="Arial" w:cs="Arial" w:eastAsia="Arial" w:hAnsi="Arial"/>
@@ -23313,7 +23313,7 @@
               <w:spacing w:after="10" w:before="0"/>
               <w:ind w:left="120"/>
             </w:pPr>
-            <w:hyperlink w:history="1" r:id="rId02cfjk7gy5cfemzragmyl">
+            <w:hyperlink w:history="1" r:id="rIdanssgpp1mqinaztvgdn5w">
               <w:r>
                 <w:rPr>
                   <w:rFonts w:ascii="Arial" w:cs="Arial" w:eastAsia="Arial" w:hAnsi="Arial"/>
@@ -23358,7 +23358,7 @@
             <w:pPr>
               <w:spacing w:after="20" w:before="0"/>
             </w:pPr>
-            <w:hyperlink w:history="1" r:id="rIdq6hnbhd61svbcyhkf8zau">
+            <w:hyperlink w:history="1" r:id="rIdmizuyebseaf-2ms27ar-w">
               <w:r>
                 <w:rPr>
                   <w:rFonts w:ascii="Arial" w:cs="Arial" w:eastAsia="Arial" w:hAnsi="Arial"/>
@@ -23391,7 +23391,7 @@
               <w:spacing w:after="10" w:before="0"/>
               <w:ind w:left="120"/>
             </w:pPr>
-            <w:hyperlink w:history="1" r:id="rIdqks5gfmibjyan-z9bhdcj">
+            <w:hyperlink w:history="1" r:id="rIdv1mwv2bab-whhwvbuzhse">
               <w:r>
                 <w:rPr>
                   <w:rFonts w:ascii="Arial" w:cs="Arial" w:eastAsia="Arial" w:hAnsi="Arial"/>
@@ -23465,7 +23465,7 @@
                 <w:sz w:val="18"/>
                 <w:szCs w:val="18"/>
               </w:rPr>
-              <w:t xml:space="preserve">Project the blank branching diagram on the board. Say: 'Copy this structure first — branches, colours, labels. You have 7 minutes to complete it and add your three Kenyan examples. Your examples must be different from mine.' Circulate and check that both Rotation and Reflection appear under Opposite Congruence — this is the most common omission. At 6 minutes, cold-call 3 learners to share their Kenyan examples. After sharing, say verbatim: 'Notice that our model is now connecting three lessons into one picture: Lesson 2 reflection, Lessons 3–5 rotation, Lesson 3 translation. That is what a good model does — it unifies.' Close by pointing to the phenomenon image: 'Every time the minute hand of Nairobi's clock completes a rotation, it produces a new position that is oppositely congruent to the start position. Our model now explains why.'</w:t>
+              <w:t xml:space="preserve">Project the blank branching diagram on the board. Say: 'Copy this structure first — branches, colours, labels. You have 7 minutes to complete it and add your three Kenyan examples. Your examples must be different from mine.' Circulate and check that both Rotation and Reflection appear under Opposite Congruence — this is the most common omission. At 6 minutes, cold-call 3 learners to share their Kenyan examples. After sharing, say verbatim: 'Notice that our model is now connecting three transformations into one picture: reflection and translation from earlier sub-strands, and rotation from Lessons 2–5. That is what a good model does — it unifies.' Close by pointing to the phenomenon image: 'Every time the minute hand of Nairobi's clock completes a rotation, it produces a new position that is oppositely congruent to the start position. Our model now explains why.'</w:t>
             </w:r>
           </w:p>
         </w:tc>
@@ -23815,7 +23815,7 @@
                 <w:sz w:val="18"/>
                 <w:szCs w:val="18"/>
               </w:rPr>
-              <w:t xml:space="preserve">Rotation produces OPPOSITE congruence: the rotated image is the same shape and size as the object, but its cyclic vertex order is reversed, so it cannot be superimposed on the object without lifting it off the plane. Translation produces DIRECT congruence (slide only). Reflection also produces opposite congruence. The hour hand of Nairobi's clock at different positions exemplifies opposite congruence through rotation.</w:t>
+              <w:t xml:space="preserve">Rotation produces OPPOSITE congruence: the rotated image is the same shape and size as the object, but its cyclic vertex order is reversed, so it cannot be superimposed on the object without lifting it off the plane. Translation produces DIRECT congruence (slide only). Reflection also produces opposite congruence. The minute hand of Nairobi's clock at different positions exemplifies opposite congruence through rotation.</w:t>
             </w:r>
           </w:p>
         </w:tc>
@@ -23903,7 +23903,7 @@
         </w:rPr>
         <w:t xml:space="preserve">© 2026 SeaVuria and ARES. Aligned with KICD objectives. Developed by SeaVuria; technical implementation by ARES (with AI assistance from Claude). Licensed under </w:t>
       </w:r>
-      <w:hyperlink w:history="1" r:id="rIdk2bdbq3vtu-_keewvn2b1">
+      <w:hyperlink w:history="1" r:id="rIdkyuc-28tyr55zriyjoibv">
         <w:r>
           <w:rPr>
             <w:rFonts w:ascii="Arial" w:cs="Arial" w:eastAsia="Arial" w:hAnsi="Arial"/>
@@ -23924,7 +23924,7 @@
         </w:rPr>
         <w:t xml:space="preserve"> (</w:t>
       </w:r>
-      <w:hyperlink w:history="1" r:id="rIdknixvdhthm7mojumqgi_5">
+      <w:hyperlink w:history="1" r:id="rId70eydakvuyoin-sk84-qb">
         <w:r>
           <w:rPr>
             <w:rFonts w:ascii="Arial" w:cs="Arial" w:eastAsia="Arial" w:hAnsi="Arial"/>
@@ -24937,7 +24937,7 @@
             <w:pPr>
               <w:spacing w:after="20" w:before="0"/>
             </w:pPr>
-            <w:hyperlink w:history="1" r:id="rIduo7v_whublzjrovgt50td">
+            <w:hyperlink w:history="1" r:id="rIddnj8it0cfahzpcjzwkl3f">
               <w:r>
                 <w:rPr>
                   <w:rFonts w:ascii="Arial" w:cs="Arial" w:eastAsia="Arial" w:hAnsi="Arial"/>
@@ -24970,7 +24970,7 @@
               <w:spacing w:after="10" w:before="0"/>
               <w:ind w:left="120"/>
             </w:pPr>
-            <w:hyperlink w:history="1" r:id="rIdnvjvenbtup3opwd9aggai">
+            <w:hyperlink w:history="1" r:id="rIdsm3u32gfbz4mdutaicqti">
               <w:r>
                 <w:rPr>
                   <w:rFonts w:ascii="Arial" w:cs="Arial" w:eastAsia="Arial" w:hAnsi="Arial"/>
@@ -25015,7 +25015,7 @@
             <w:pPr>
               <w:spacing w:after="20" w:before="0"/>
             </w:pPr>
-            <w:hyperlink w:history="1" r:id="rIdcs2tvuyjz4lr7ka-owwo8">
+            <w:hyperlink w:history="1" r:id="rIduas9plttq96ws6w27nthz">
               <w:r>
                 <w:rPr>
                   <w:rFonts w:ascii="Arial" w:cs="Arial" w:eastAsia="Arial" w:hAnsi="Arial"/>
@@ -25048,7 +25048,7 @@
               <w:spacing w:after="10" w:before="0"/>
               <w:ind w:left="120"/>
             </w:pPr>
-            <w:hyperlink w:history="1" r:id="rIdksxppqe8hehkxpsfablbd">
+            <w:hyperlink w:history="1" r:id="rId1rr2lze_bautpxet8phvn">
               <w:r>
                 <w:rPr>
                   <w:rFonts w:ascii="Arial" w:cs="Arial" w:eastAsia="Arial" w:hAnsi="Arial"/>
@@ -25243,7 +25243,7 @@
             <w:pPr>
               <w:spacing w:after="20" w:before="0"/>
             </w:pPr>
-            <w:hyperlink w:history="1" r:id="rIdgfgpd4pboqpzbrobdufnk">
+            <w:hyperlink w:history="1" r:id="rIdafukbmarm4jdqgchzwacb">
               <w:r>
                 <w:rPr>
                   <w:rFonts w:ascii="Arial" w:cs="Arial" w:eastAsia="Arial" w:hAnsi="Arial"/>
@@ -25276,7 +25276,7 @@
               <w:spacing w:after="10" w:before="0"/>
               <w:ind w:left="120"/>
             </w:pPr>
-            <w:hyperlink w:history="1" r:id="rIdgp6e977g1oo9bctwuspf6">
+            <w:hyperlink w:history="1" r:id="rIdojreyvmwtd6lcfgiahz8a">
               <w:r>
                 <w:rPr>
                   <w:rFonts w:ascii="Arial" w:cs="Arial" w:eastAsia="Arial" w:hAnsi="Arial"/>
@@ -25321,7 +25321,7 @@
             <w:pPr>
               <w:spacing w:after="20" w:before="0"/>
             </w:pPr>
-            <w:hyperlink w:history="1" r:id="rIdptrf8ttwo8f_b7m2dndu6">
+            <w:hyperlink w:history="1" r:id="rIdg31e4n_aeorg3pnyrfjcu">
               <w:r>
                 <w:rPr>
                   <w:rFonts w:ascii="Arial" w:cs="Arial" w:eastAsia="Arial" w:hAnsi="Arial"/>
@@ -25354,7 +25354,7 @@
               <w:spacing w:after="10" w:before="0"/>
               <w:ind w:left="120"/>
             </w:pPr>
-            <w:hyperlink w:history="1" r:id="rIdpzdsah77e4uytggzzpsoo">
+            <w:hyperlink w:history="1" r:id="rIdpau1ecek8shezkfvbtxzn">
               <w:r>
                 <w:rPr>
                   <w:rFonts w:ascii="Arial" w:cs="Arial" w:eastAsia="Arial" w:hAnsi="Arial"/>
@@ -25549,7 +25549,7 @@
             <w:pPr>
               <w:spacing w:after="20" w:before="0"/>
             </w:pPr>
-            <w:hyperlink w:history="1" r:id="rIdkjfk7ksbauxlk2lzowxhe">
+            <w:hyperlink w:history="1" r:id="rIdh94tczo7az-b3wz4ag6aw">
               <w:r>
                 <w:rPr>
                   <w:rFonts w:ascii="Arial" w:cs="Arial" w:eastAsia="Arial" w:hAnsi="Arial"/>
@@ -25582,7 +25582,7 @@
               <w:spacing w:after="10" w:before="0"/>
               <w:ind w:left="120"/>
             </w:pPr>
-            <w:hyperlink w:history="1" r:id="rIdygvvci4qjc8gppfcx8brc">
+            <w:hyperlink w:history="1" r:id="rIdgbnu4ha0eyyedp4mvhosq">
               <w:r>
                 <w:rPr>
                   <w:rFonts w:ascii="Arial" w:cs="Arial" w:eastAsia="Arial" w:hAnsi="Arial"/>
@@ -25627,7 +25627,7 @@
             <w:pPr>
               <w:spacing w:after="20" w:before="0"/>
             </w:pPr>
-            <w:hyperlink w:history="1" r:id="rIdn246iokoqkkzeqi4mud9x">
+            <w:hyperlink w:history="1" r:id="rId0hvla3umy1d36yyh2qdho">
               <w:r>
                 <w:rPr>
                   <w:rFonts w:ascii="Arial" w:cs="Arial" w:eastAsia="Arial" w:hAnsi="Arial"/>
@@ -25676,7 +25676,7 @@
               <w:spacing w:after="10" w:before="0"/>
               <w:ind w:left="120"/>
             </w:pPr>
-            <w:hyperlink w:history="1" r:id="rIdhh9v8tbx_feeaumqy7coe">
+            <w:hyperlink w:history="1" r:id="rId7hal-wiqycrqryiqichw5">
               <w:r>
                 <w:rPr>
                   <w:rFonts w:ascii="Arial" w:cs="Arial" w:eastAsia="Arial" w:hAnsi="Arial"/>
@@ -26289,7 +26289,7 @@
             <w:pPr>
               <w:spacing w:after="20" w:before="0"/>
             </w:pPr>
-            <w:hyperlink w:history="1" r:id="rIdw2foifwevcl-0ta2hbwwe">
+            <w:hyperlink w:history="1" r:id="rIdtfupmd2c33a-a-uuwd4bf">
               <w:r>
                 <w:rPr>
                   <w:rFonts w:ascii="Arial" w:cs="Arial" w:eastAsia="Arial" w:hAnsi="Arial"/>
@@ -26322,7 +26322,7 @@
               <w:spacing w:after="10" w:before="0"/>
               <w:ind w:left="120"/>
             </w:pPr>
-            <w:hyperlink w:history="1" r:id="rIdhker3jh9sqwmpbrgbgjtf">
+            <w:hyperlink w:history="1" r:id="rId7gk5-ofiwh413cimel5oc">
               <w:r>
                 <w:rPr>
                   <w:rFonts w:ascii="Arial" w:cs="Arial" w:eastAsia="Arial" w:hAnsi="Arial"/>
@@ -26367,7 +26367,7 @@
             <w:pPr>
               <w:spacing w:after="20" w:before="0"/>
             </w:pPr>
-            <w:hyperlink w:history="1" r:id="rId4t873m_e5q3omo98mlwci">
+            <w:hyperlink w:history="1" r:id="rIdvievwps8qzrn8xe80q_pq">
               <w:r>
                 <w:rPr>
                   <w:rFonts w:ascii="Arial" w:cs="Arial" w:eastAsia="Arial" w:hAnsi="Arial"/>
@@ -26416,7 +26416,7 @@
               <w:spacing w:after="10" w:before="0"/>
               <w:ind w:left="120"/>
             </w:pPr>
-            <w:hyperlink w:history="1" r:id="rIdlhniksdwakmhpfg7p0rgv">
+            <w:hyperlink w:history="1" r:id="rIdsbhkcejxv1pjz4jtswn2c">
               <w:r>
                 <w:rPr>
                   <w:rFonts w:ascii="Arial" w:cs="Arial" w:eastAsia="Arial" w:hAnsi="Arial"/>
@@ -26611,7 +26611,7 @@
             <w:pPr>
               <w:spacing w:after="20" w:before="0"/>
             </w:pPr>
-            <w:hyperlink w:history="1" r:id="rIdspwz-o7aufgvcqbesxwdr">
+            <w:hyperlink w:history="1" r:id="rIdhx_kmf__m66r2cdcaby3a">
               <w:r>
                 <w:rPr>
                   <w:rFonts w:ascii="Arial" w:cs="Arial" w:eastAsia="Arial" w:hAnsi="Arial"/>
@@ -26644,7 +26644,7 @@
               <w:spacing w:after="10" w:before="0"/>
               <w:ind w:left="120"/>
             </w:pPr>
-            <w:hyperlink w:history="1" r:id="rIdmd10ejsidnah7z3bjtuiu">
+            <w:hyperlink w:history="1" r:id="rIdmtcixyqbawt2in9o0r3qe">
               <w:r>
                 <w:rPr>
                   <w:rFonts w:ascii="Arial" w:cs="Arial" w:eastAsia="Arial" w:hAnsi="Arial"/>
@@ -26689,7 +26689,7 @@
             <w:pPr>
               <w:spacing w:after="20" w:before="0"/>
             </w:pPr>
-            <w:hyperlink w:history="1" r:id="rId6ndr7ou1b3rkr86_h8iiz">
+            <w:hyperlink w:history="1" r:id="rIdiystxurx-d3fl8zlhn9yd">
               <w:r>
                 <w:rPr>
                   <w:rFonts w:ascii="Arial" w:cs="Arial" w:eastAsia="Arial" w:hAnsi="Arial"/>
@@ -26738,7 +26738,7 @@
               <w:spacing w:after="10" w:before="0"/>
               <w:ind w:left="120"/>
             </w:pPr>
-            <w:hyperlink w:history="1" r:id="rIdqnqtvr4zhbmy4awptuvme">
+            <w:hyperlink w:history="1" r:id="rIdccx5hwy5bhfl9uhhhk1u-">
               <w:r>
                 <w:rPr>
                   <w:rFonts w:ascii="Arial" w:cs="Arial" w:eastAsia="Arial" w:hAnsi="Arial"/>
@@ -27096,7 +27096,7 @@
                 <w:sz w:val="18"/>
                 <w:szCs w:val="18"/>
               </w:rPr>
-              <w:t xml:space="preserve">Learners re-watched the anchoring phenomenon — the University of Nairobi Administration Block clock — and observed the minute hand (modelled as a line segment with points A(0,5), B(0,3), C(0,1) on a coordinate grid centred at the origin) at 12:00, 12:15, 12:30, 12:45, and 1:00. They observed that the length of the hand, the shape, and the distance of every point from the centre remained invariant at all four positions, while the direction of the hand changed by exactly 90° clockwise every 15 minutes.</w:t>
+              <w:t xml:space="preserve">Learners re-watched the anchoring phenomenon — the University of Nairobi Administration Block clock — and observed the minute hand (modelled as a line segment with points A(0,5), B(0,3), C(0,1) on a coordinate grid centred at the origin) at 12:00, 12:15, 12:30, 12:45, and 1:00. They observed that the length of the hand, the shape, and the distance of every point from the centre remained invariant at every position, while the direction of the hand changed by exactly 90° clockwise every 15 minutes.</w:t>
             </w:r>
           </w:p>
         </w:tc>
@@ -27250,7 +27250,7 @@
         </w:rPr>
         <w:t xml:space="preserve">© 2026 SeaVuria and ARES. Aligned with KICD objectives. Developed by SeaVuria; technical implementation by ARES (with AI assistance from Claude). Licensed under </w:t>
       </w:r>
-      <w:hyperlink w:history="1" r:id="rIdn6t1-pqaplxn3ohjo0uxx">
+      <w:hyperlink w:history="1" r:id="rIdn_heu9cwf9jsyjovlh6fe">
         <w:r>
           <w:rPr>
             <w:rFonts w:ascii="Arial" w:cs="Arial" w:eastAsia="Arial" w:hAnsi="Arial"/>
@@ -27271,7 +27271,7 @@
         </w:rPr>
         <w:t xml:space="preserve"> (</w:t>
       </w:r>
-      <w:hyperlink w:history="1" r:id="rId2ed6bi1fjtxzca4edekrj">
+      <w:hyperlink w:history="1" r:id="rIdezlnw6xokcahxu9ouqm2y">
         <w:r>
           <w:rPr>
             <w:rFonts w:ascii="Arial" w:cs="Arial" w:eastAsia="Arial" w:hAnsi="Arial"/>

--- a/data/outputs/v2/Core_Mathematics/SS2.3_Rotation/Core_Mathematics_Rotation_CBE_LessonSequence.docx
+++ b/data/outputs/v2/Core_Mathematics/SS2.3_Rotation/Core_Mathematics_Rotation_CBE_LessonSequence.docx
@@ -2316,7 +2316,7 @@
         </w:rPr>
         <w:t xml:space="preserve">© 2026 SeaVuria and ARES. This work is licensed under a </w:t>
       </w:r>
-      <w:hyperlink w:history="1" r:id="rIdc01lq7s1gclakqfufrkq7">
+      <w:hyperlink w:history="1" r:id="rIddzmalisarn2p4h4ffirqg">
         <w:r>
           <w:rPr>
             <w:rFonts w:ascii="Arial" w:cs="Arial" w:eastAsia="Arial" w:hAnsi="Arial"/>
@@ -2336,7 +2336,7 @@
         </w:rPr>
         <w:t xml:space="preserve"> (</w:t>
       </w:r>
-      <w:hyperlink w:history="1" r:id="rIdnvufmukzaqjve3ky7ffxw">
+      <w:hyperlink w:history="1" r:id="rIdfa0smejgochnqqx5a0so7">
         <w:r>
           <w:rPr>
             <w:rFonts w:ascii="Arial" w:cs="Arial" w:eastAsia="Arial" w:hAnsi="Arial"/>
@@ -2356,7 +2356,7 @@
         </w:rPr>
         <w:t xml:space="preserve">). To view a copy of this license, visit </w:t>
       </w:r>
-      <w:hyperlink w:history="1" r:id="rIdkvoa_mv1fl-pw3hiwh6uj">
+      <w:hyperlink w:history="1" r:id="rId2z4epj_slo3bxzz4sdynd">
         <w:r>
           <w:rPr>
             <w:rFonts w:ascii="Arial" w:cs="Arial" w:eastAsia="Arial" w:hAnsi="Arial"/>
@@ -3368,7 +3368,7 @@
             <w:pPr>
               <w:spacing w:after="20" w:before="0"/>
             </w:pPr>
-            <w:hyperlink w:history="1" r:id="rIdyaxnxjorpox-l9-ej5s09">
+            <w:hyperlink w:history="1" r:id="rIdbqd8bqhlwfxqoz19-czr-">
               <w:r>
                 <w:rPr>
                   <w:rFonts w:ascii="Arial" w:cs="Arial" w:eastAsia="Arial" w:hAnsi="Arial"/>
@@ -3401,7 +3401,7 @@
               <w:spacing w:after="10" w:before="0"/>
               <w:ind w:left="120"/>
             </w:pPr>
-            <w:hyperlink w:history="1" r:id="rId4myeedtxqhwtshj4xphez">
+            <w:hyperlink w:history="1" r:id="rId_r2w7-tmjap5ux5ds0ygs">
               <w:r>
                 <w:rPr>
                   <w:rFonts w:ascii="Arial" w:cs="Arial" w:eastAsia="Arial" w:hAnsi="Arial"/>
@@ -3446,7 +3446,7 @@
             <w:pPr>
               <w:spacing w:after="20" w:before="0"/>
             </w:pPr>
-            <w:hyperlink w:history="1" r:id="rId5lt0jvphlo47w2yshuqxd">
+            <w:hyperlink w:history="1" r:id="rIdl2r5g8rc8n75kb6mrqtpc">
               <w:r>
                 <w:rPr>
                   <w:rFonts w:ascii="Arial" w:cs="Arial" w:eastAsia="Arial" w:hAnsi="Arial"/>
@@ -3479,7 +3479,7 @@
               <w:spacing w:after="10" w:before="0"/>
               <w:ind w:left="120"/>
             </w:pPr>
-            <w:hyperlink w:history="1" r:id="rIdubmbrscdfy4fmiih9977e">
+            <w:hyperlink w:history="1" r:id="rIdms0p8lbrtv19iey5u46ok">
               <w:r>
                 <w:rPr>
                   <w:rFonts w:ascii="Arial" w:cs="Arial" w:eastAsia="Arial" w:hAnsi="Arial"/>
@@ -3674,7 +3674,7 @@
             <w:pPr>
               <w:spacing w:after="20" w:before="0"/>
             </w:pPr>
-            <w:hyperlink w:history="1" r:id="rIdgzj4b6adr8jkiugyu4crq">
+            <w:hyperlink w:history="1" r:id="rIdvbzcxvzwkvqyrqsrqho9y">
               <w:r>
                 <w:rPr>
                   <w:rFonts w:ascii="Arial" w:cs="Arial" w:eastAsia="Arial" w:hAnsi="Arial"/>
@@ -3707,7 +3707,7 @@
               <w:spacing w:after="10" w:before="0"/>
               <w:ind w:left="120"/>
             </w:pPr>
-            <w:hyperlink w:history="1" r:id="rIdetzx6bqwj5ntzdlgszwwl">
+            <w:hyperlink w:history="1" r:id="rIdlp2qkrlftdepkdavkcu0g">
               <w:r>
                 <w:rPr>
                   <w:rFonts w:ascii="Arial" w:cs="Arial" w:eastAsia="Arial" w:hAnsi="Arial"/>
@@ -3752,7 +3752,7 @@
             <w:pPr>
               <w:spacing w:after="20" w:before="0"/>
             </w:pPr>
-            <w:hyperlink w:history="1" r:id="rIddaq_tkw8i1puh4gtdmafi">
+            <w:hyperlink w:history="1" r:id="rIdembubh76dcdrpohvgn7px">
               <w:r>
                 <w:rPr>
                   <w:rFonts w:ascii="Arial" w:cs="Arial" w:eastAsia="Arial" w:hAnsi="Arial"/>
@@ -3785,7 +3785,7 @@
               <w:spacing w:after="10" w:before="0"/>
               <w:ind w:left="120"/>
             </w:pPr>
-            <w:hyperlink w:history="1" r:id="rIdidhb9uxin_uhbru1vweb2">
+            <w:hyperlink w:history="1" r:id="rIdiokf5rs0-joa6ronnmy6c">
               <w:r>
                 <w:rPr>
                   <w:rFonts w:ascii="Arial" w:cs="Arial" w:eastAsia="Arial" w:hAnsi="Arial"/>
@@ -3980,7 +3980,7 @@
             <w:pPr>
               <w:spacing w:after="20" w:before="0"/>
             </w:pPr>
-            <w:hyperlink w:history="1" r:id="rIdbkya4cmzzxko3z43zi037">
+            <w:hyperlink w:history="1" r:id="rId0itheohntbgnmrunzifyz">
               <w:r>
                 <w:rPr>
                   <w:rFonts w:ascii="Arial" w:cs="Arial" w:eastAsia="Arial" w:hAnsi="Arial"/>
@@ -4013,7 +4013,7 @@
               <w:spacing w:after="10" w:before="0"/>
               <w:ind w:left="120"/>
             </w:pPr>
-            <w:hyperlink w:history="1" r:id="rIde_rmofqziamd6ijjkyqjw">
+            <w:hyperlink w:history="1" r:id="rIdbmj7a0icqwqqrjrlsv2ba">
               <w:r>
                 <w:rPr>
                   <w:rFonts w:ascii="Arial" w:cs="Arial" w:eastAsia="Arial" w:hAnsi="Arial"/>
@@ -4058,7 +4058,7 @@
             <w:pPr>
               <w:spacing w:after="20" w:before="0"/>
             </w:pPr>
-            <w:hyperlink w:history="1" r:id="rId60eqh-z5bsmtv-z0s4lve">
+            <w:hyperlink w:history="1" r:id="rIdmowfmeniaw0mhuqhkgyr2">
               <w:r>
                 <w:rPr>
                   <w:rFonts w:ascii="Arial" w:cs="Arial" w:eastAsia="Arial" w:hAnsi="Arial"/>
@@ -4091,7 +4091,7 @@
               <w:spacing w:after="10" w:before="0"/>
               <w:ind w:left="120"/>
             </w:pPr>
-            <w:hyperlink w:history="1" r:id="rIdurr38cquqtvsugixekoyq">
+            <w:hyperlink w:history="1" r:id="rIddncxurjnbopa5rbbiay4o">
               <w:r>
                 <w:rPr>
                   <w:rFonts w:ascii="Arial" w:cs="Arial" w:eastAsia="Arial" w:hAnsi="Arial"/>
@@ -4286,7 +4286,7 @@
             <w:pPr>
               <w:spacing w:after="20" w:before="0"/>
             </w:pPr>
-            <w:hyperlink w:history="1" r:id="rIdwkb3zsa2o-pnmwcia8jbz">
+            <w:hyperlink w:history="1" r:id="rIdea5mswpmyrz-nlwai6jvr">
               <w:r>
                 <w:rPr>
                   <w:rFonts w:ascii="Arial" w:cs="Arial" w:eastAsia="Arial" w:hAnsi="Arial"/>
@@ -4319,7 +4319,7 @@
               <w:spacing w:after="10" w:before="0"/>
               <w:ind w:left="120"/>
             </w:pPr>
-            <w:hyperlink w:history="1" r:id="rId68jaagh46s2ivavki1p4e">
+            <w:hyperlink w:history="1" r:id="rIdsch_opgfw28yhqv6npxlw">
               <w:r>
                 <w:rPr>
                   <w:rFonts w:ascii="Arial" w:cs="Arial" w:eastAsia="Arial" w:hAnsi="Arial"/>
@@ -4364,7 +4364,7 @@
             <w:pPr>
               <w:spacing w:after="20" w:before="0"/>
             </w:pPr>
-            <w:hyperlink w:history="1" r:id="rIdcycsw8qscp6bogqbhujsq">
+            <w:hyperlink w:history="1" r:id="rIdo78ah-crrijdkuf4v803e">
               <w:r>
                 <w:rPr>
                   <w:rFonts w:ascii="Arial" w:cs="Arial" w:eastAsia="Arial" w:hAnsi="Arial"/>
@@ -4397,7 +4397,7 @@
               <w:spacing w:after="10" w:before="0"/>
               <w:ind w:left="120"/>
             </w:pPr>
-            <w:hyperlink w:history="1" r:id="rIdtbsdcylpibmdnhepuh2m0">
+            <w:hyperlink w:history="1" r:id="rIdttecxbcergot4seeb-mp4">
               <w:r>
                 <w:rPr>
                   <w:rFonts w:ascii="Arial" w:cs="Arial" w:eastAsia="Arial" w:hAnsi="Arial"/>
@@ -4592,7 +4592,7 @@
             <w:pPr>
               <w:spacing w:after="20" w:before="0"/>
             </w:pPr>
-            <w:hyperlink w:history="1" r:id="rIdvhevfxhox97illdsuzf70">
+            <w:hyperlink w:history="1" r:id="rIdugdspiaggtll60hqafskj">
               <w:r>
                 <w:rPr>
                   <w:rFonts w:ascii="Arial" w:cs="Arial" w:eastAsia="Arial" w:hAnsi="Arial"/>
@@ -4625,7 +4625,7 @@
               <w:spacing w:after="10" w:before="0"/>
               <w:ind w:left="120"/>
             </w:pPr>
-            <w:hyperlink w:history="1" r:id="rIdmwr2y_insjcy5rpx31jil">
+            <w:hyperlink w:history="1" r:id="rId9gge_rzbtllmo0sook3sz">
               <w:r>
                 <w:rPr>
                   <w:rFonts w:ascii="Arial" w:cs="Arial" w:eastAsia="Arial" w:hAnsi="Arial"/>
@@ -4670,7 +4670,7 @@
             <w:pPr>
               <w:spacing w:after="20" w:before="0"/>
             </w:pPr>
-            <w:hyperlink w:history="1" r:id="rIdpiqli-rh4iwjmbzlkqm0s">
+            <w:hyperlink w:history="1" r:id="rId0gfwg-pegwdqeigkfgpdn">
               <w:r>
                 <w:rPr>
                   <w:rFonts w:ascii="Arial" w:cs="Arial" w:eastAsia="Arial" w:hAnsi="Arial"/>
@@ -4703,7 +4703,7 @@
               <w:spacing w:after="10" w:before="0"/>
               <w:ind w:left="120"/>
             </w:pPr>
-            <w:hyperlink w:history="1" r:id="rId51ffp8tizhmox6szlcyio">
+            <w:hyperlink w:history="1" r:id="rIdjnoyb00axs7wc_zosumv6">
               <w:r>
                 <w:rPr>
                   <w:rFonts w:ascii="Arial" w:cs="Arial" w:eastAsia="Arial" w:hAnsi="Arial"/>
@@ -5215,7 +5215,7 @@
         </w:rPr>
         <w:t xml:space="preserve">© 2026 SeaVuria and ARES. Aligned with KICD objectives. Developed by SeaVuria; technical implementation by ARES (with AI assistance from Claude). Licensed under </w:t>
       </w:r>
-      <w:hyperlink w:history="1" r:id="rId67aja7ypvbr2b9upsynrx">
+      <w:hyperlink w:history="1" r:id="rId2bsq1itkoxbnekdlhyusk">
         <w:r>
           <w:rPr>
             <w:rFonts w:ascii="Arial" w:cs="Arial" w:eastAsia="Arial" w:hAnsi="Arial"/>
@@ -5236,7 +5236,7 @@
         </w:rPr>
         <w:t xml:space="preserve"> (</w:t>
       </w:r>
-      <w:hyperlink w:history="1" r:id="rIdrkhph5t2exncnmj-imsni">
+      <w:hyperlink w:history="1" r:id="rIdml4wvcooktx7juoyrsrh3">
         <w:r>
           <w:rPr>
             <w:rFonts w:ascii="Arial" w:cs="Arial" w:eastAsia="Arial" w:hAnsi="Arial"/>
@@ -6249,7 +6249,7 @@
             <w:pPr>
               <w:spacing w:after="20" w:before="0"/>
             </w:pPr>
-            <w:hyperlink w:history="1" r:id="rIdgmrtcy8ewz3ckfulubpbp">
+            <w:hyperlink w:history="1" r:id="rIdrpgjn-h4io52pg145ctuy">
               <w:r>
                 <w:rPr>
                   <w:rFonts w:ascii="Arial" w:cs="Arial" w:eastAsia="Arial" w:hAnsi="Arial"/>
@@ -6282,7 +6282,7 @@
               <w:spacing w:after="10" w:before="0"/>
               <w:ind w:left="120"/>
             </w:pPr>
-            <w:hyperlink w:history="1" r:id="rIdfuwdyegz-enkp6vpoxq-q">
+            <w:hyperlink w:history="1" r:id="rIdtudwjkv228y4ovwuxq6n8">
               <w:r>
                 <w:rPr>
                   <w:rFonts w:ascii="Arial" w:cs="Arial" w:eastAsia="Arial" w:hAnsi="Arial"/>
@@ -6327,7 +6327,7 @@
             <w:pPr>
               <w:spacing w:after="20" w:before="0"/>
             </w:pPr>
-            <w:hyperlink w:history="1" r:id="rIdeag4v28v--65x524fs30w">
+            <w:hyperlink w:history="1" r:id="rIdytlvwrrxwywweb0lzhl1g">
               <w:r>
                 <w:rPr>
                   <w:rFonts w:ascii="Arial" w:cs="Arial" w:eastAsia="Arial" w:hAnsi="Arial"/>
@@ -6360,7 +6360,7 @@
               <w:spacing w:after="10" w:before="0"/>
               <w:ind w:left="120"/>
             </w:pPr>
-            <w:hyperlink w:history="1" r:id="rIdlstsvplmzi0o_pvn5sl49">
+            <w:hyperlink w:history="1" r:id="rIdbexclds-lbgyx9awqe9bf">
               <w:r>
                 <w:rPr>
                   <w:rFonts w:ascii="Arial" w:cs="Arial" w:eastAsia="Arial" w:hAnsi="Arial"/>
@@ -6555,7 +6555,7 @@
             <w:pPr>
               <w:spacing w:after="20" w:before="0"/>
             </w:pPr>
-            <w:hyperlink w:history="1" r:id="rIdy8yiocvs7p5ecyi3jfxnp">
+            <w:hyperlink w:history="1" r:id="rIdyel-mhuyvpxx0blswfw1w">
               <w:r>
                 <w:rPr>
                   <w:rFonts w:ascii="Arial" w:cs="Arial" w:eastAsia="Arial" w:hAnsi="Arial"/>
@@ -6588,7 +6588,7 @@
               <w:spacing w:after="10" w:before="0"/>
               <w:ind w:left="120"/>
             </w:pPr>
-            <w:hyperlink w:history="1" r:id="rId-tdp4ucb3ev0fqjqcd02h">
+            <w:hyperlink w:history="1" r:id="rIdux8sfr4k_r7npmyx0uym7">
               <w:r>
                 <w:rPr>
                   <w:rFonts w:ascii="Arial" w:cs="Arial" w:eastAsia="Arial" w:hAnsi="Arial"/>
@@ -6633,7 +6633,7 @@
             <w:pPr>
               <w:spacing w:after="20" w:before="0"/>
             </w:pPr>
-            <w:hyperlink w:history="1" r:id="rIdyheghk-5rwm17hmnyuvdf">
+            <w:hyperlink w:history="1" r:id="rIdjmwirg_7jvdmjlfjzi9bo">
               <w:r>
                 <w:rPr>
                   <w:rFonts w:ascii="Arial" w:cs="Arial" w:eastAsia="Arial" w:hAnsi="Arial"/>
@@ -6666,7 +6666,7 @@
               <w:spacing w:after="10" w:before="0"/>
               <w:ind w:left="120"/>
             </w:pPr>
-            <w:hyperlink w:history="1" r:id="rIdq4mg8pimfmf5zavdwkxdb">
+            <w:hyperlink w:history="1" r:id="rIds_-neo028uoylppa3wxp6">
               <w:r>
                 <w:rPr>
                   <w:rFonts w:ascii="Arial" w:cs="Arial" w:eastAsia="Arial" w:hAnsi="Arial"/>
@@ -6861,7 +6861,7 @@
             <w:pPr>
               <w:spacing w:after="20" w:before="0"/>
             </w:pPr>
-            <w:hyperlink w:history="1" r:id="rIdhiw5u5fvtx0is26ygthmj">
+            <w:hyperlink w:history="1" r:id="rIdejd_e_z9eryvaacjxjkrq">
               <w:r>
                 <w:rPr>
                   <w:rFonts w:ascii="Arial" w:cs="Arial" w:eastAsia="Arial" w:hAnsi="Arial"/>
@@ -6894,7 +6894,7 @@
               <w:spacing w:after="10" w:before="0"/>
               <w:ind w:left="120"/>
             </w:pPr>
-            <w:hyperlink w:history="1" r:id="rIdnpgox-rs9r4b7ctvsdxys">
+            <w:hyperlink w:history="1" r:id="rIds6brk9emqv_gwlvkj7zum">
               <w:r>
                 <w:rPr>
                   <w:rFonts w:ascii="Arial" w:cs="Arial" w:eastAsia="Arial" w:hAnsi="Arial"/>
@@ -6939,7 +6939,7 @@
             <w:pPr>
               <w:spacing w:after="20" w:before="0"/>
             </w:pPr>
-            <w:hyperlink w:history="1" r:id="rId_ogjlvy4fodqsz0h583fc">
+            <w:hyperlink w:history="1" r:id="rIdl3o3vxl9xonw1o6vrwue0">
               <w:r>
                 <w:rPr>
                   <w:rFonts w:ascii="Arial" w:cs="Arial" w:eastAsia="Arial" w:hAnsi="Arial"/>
@@ -6972,7 +6972,7 @@
               <w:spacing w:after="10" w:before="0"/>
               <w:ind w:left="120"/>
             </w:pPr>
-            <w:hyperlink w:history="1" r:id="rIdf3a76b2uu_ots9ehkfk9f">
+            <w:hyperlink w:history="1" r:id="rIddovwysdjmodisxilrcf9r">
               <w:r>
                 <w:rPr>
                   <w:rFonts w:ascii="Arial" w:cs="Arial" w:eastAsia="Arial" w:hAnsi="Arial"/>
@@ -7167,7 +7167,7 @@
             <w:pPr>
               <w:spacing w:after="20" w:before="0"/>
             </w:pPr>
-            <w:hyperlink w:history="1" r:id="rIdpng5btuzn_s0g4cybhpge">
+            <w:hyperlink w:history="1" r:id="rIdl_yrrvix92yd5lmvmentd">
               <w:r>
                 <w:rPr>
                   <w:rFonts w:ascii="Arial" w:cs="Arial" w:eastAsia="Arial" w:hAnsi="Arial"/>
@@ -7200,7 +7200,7 @@
               <w:spacing w:after="10" w:before="0"/>
               <w:ind w:left="120"/>
             </w:pPr>
-            <w:hyperlink w:history="1" r:id="rId26pflx3lehxgzrodlbcwz">
+            <w:hyperlink w:history="1" r:id="rIdlw37lhifx3ssz7wuw-jvg">
               <w:r>
                 <w:rPr>
                   <w:rFonts w:ascii="Arial" w:cs="Arial" w:eastAsia="Arial" w:hAnsi="Arial"/>
@@ -7245,7 +7245,7 @@
             <w:pPr>
               <w:spacing w:after="20" w:before="0"/>
             </w:pPr>
-            <w:hyperlink w:history="1" r:id="rIdycy81zrjm_rsw7zzrynhf">
+            <w:hyperlink w:history="1" r:id="rIdcmgtk5q6sytqn5iq0r0xr">
               <w:r>
                 <w:rPr>
                   <w:rFonts w:ascii="Arial" w:cs="Arial" w:eastAsia="Arial" w:hAnsi="Arial"/>
@@ -7278,7 +7278,7 @@
               <w:spacing w:after="10" w:before="0"/>
               <w:ind w:left="120"/>
             </w:pPr>
-            <w:hyperlink w:history="1" r:id="rIdygbhpufcdxnfcfio6prbr">
+            <w:hyperlink w:history="1" r:id="rIdpx9wvsyfmqzme7sih8hxu">
               <w:r>
                 <w:rPr>
                   <w:rFonts w:ascii="Arial" w:cs="Arial" w:eastAsia="Arial" w:hAnsi="Arial"/>
@@ -7473,7 +7473,7 @@
             <w:pPr>
               <w:spacing w:after="20" w:before="0"/>
             </w:pPr>
-            <w:hyperlink w:history="1" r:id="rIdd2mdbcm8cdllrbzhzyy5v">
+            <w:hyperlink w:history="1" r:id="rIdvtgrqwilwttcxwmw4khni">
               <w:r>
                 <w:rPr>
                   <w:rFonts w:ascii="Arial" w:cs="Arial" w:eastAsia="Arial" w:hAnsi="Arial"/>
@@ -7506,7 +7506,7 @@
               <w:spacing w:after="10" w:before="0"/>
               <w:ind w:left="120"/>
             </w:pPr>
-            <w:hyperlink w:history="1" r:id="rIdzlrnxgaysxadpvu7kyb35">
+            <w:hyperlink w:history="1" r:id="rIdnzdc0qi9vo9ec0ak5vv0q">
               <w:r>
                 <w:rPr>
                   <w:rFonts w:ascii="Arial" w:cs="Arial" w:eastAsia="Arial" w:hAnsi="Arial"/>
@@ -7551,7 +7551,7 @@
             <w:pPr>
               <w:spacing w:after="20" w:before="0"/>
             </w:pPr>
-            <w:hyperlink w:history="1" r:id="rId94zwudasmtf5g2djituvp">
+            <w:hyperlink w:history="1" r:id="rId3csjlhw6rvpyr3ggxu-qg">
               <w:r>
                 <w:rPr>
                   <w:rFonts w:ascii="Arial" w:cs="Arial" w:eastAsia="Arial" w:hAnsi="Arial"/>
@@ -7600,7 +7600,7 @@
               <w:spacing w:after="10" w:before="0"/>
               <w:ind w:left="120"/>
             </w:pPr>
-            <w:hyperlink w:history="1" r:id="rIdmzbzhxre2igymdamdxdvu">
+            <w:hyperlink w:history="1" r:id="rIdfs41tz33e9u5es3kigogl">
               <w:r>
                 <w:rPr>
                   <w:rFonts w:ascii="Arial" w:cs="Arial" w:eastAsia="Arial" w:hAnsi="Arial"/>
@@ -8340,7 +8340,7 @@
         </w:rPr>
         <w:t xml:space="preserve">© 2026 SeaVuria and ARES. Aligned with KICD objectives. Developed by SeaVuria; technical implementation by ARES (with AI assistance from Claude). Licensed under </w:t>
       </w:r>
-      <w:hyperlink w:history="1" r:id="rIdkd863d27dfytzgjzd7rde">
+      <w:hyperlink w:history="1" r:id="rId6pcsbywqtnterdllljix7">
         <w:r>
           <w:rPr>
             <w:rFonts w:ascii="Arial" w:cs="Arial" w:eastAsia="Arial" w:hAnsi="Arial"/>
@@ -8361,7 +8361,7 @@
         </w:rPr>
         <w:t xml:space="preserve"> (</w:t>
       </w:r>
-      <w:hyperlink w:history="1" r:id="rId2yq_krc3rekjl5j24d3tx">
+      <w:hyperlink w:history="1" r:id="rIdhcipamzbxvuek443d13ut">
         <w:r>
           <w:rPr>
             <w:rFonts w:ascii="Arial" w:cs="Arial" w:eastAsia="Arial" w:hAnsi="Arial"/>
@@ -9533,7 +9533,7 @@
             <w:pPr>
               <w:spacing w:after="20" w:before="0"/>
             </w:pPr>
-            <w:hyperlink w:history="1" r:id="rIdpsyw1wwljwg2szfctib78">
+            <w:hyperlink w:history="1" r:id="rIdf03vsf-zpnkggmmmyfaph">
               <w:r>
                 <w:rPr>
                   <w:rFonts w:ascii="Arial" w:cs="Arial" w:eastAsia="Arial" w:hAnsi="Arial"/>
@@ -9566,7 +9566,7 @@
               <w:spacing w:after="10" w:before="0"/>
               <w:ind w:left="120"/>
             </w:pPr>
-            <w:hyperlink w:history="1" r:id="rId7tk0ntqacwsmu3fxlamki">
+            <w:hyperlink w:history="1" r:id="rIddwpb4cbb9jwfzv-5pqtvq">
               <w:r>
                 <w:rPr>
                   <w:rFonts w:ascii="Arial" w:cs="Arial" w:eastAsia="Arial" w:hAnsi="Arial"/>
@@ -9611,7 +9611,7 @@
             <w:pPr>
               <w:spacing w:after="20" w:before="0"/>
             </w:pPr>
-            <w:hyperlink w:history="1" r:id="rIducdelmfmhr6eveuzzxco9">
+            <w:hyperlink w:history="1" r:id="rId5szx4x0hj0mbtro1commy">
               <w:r>
                 <w:rPr>
                   <w:rFonts w:ascii="Arial" w:cs="Arial" w:eastAsia="Arial" w:hAnsi="Arial"/>
@@ -9644,7 +9644,7 @@
               <w:spacing w:after="10" w:before="0"/>
               <w:ind w:left="120"/>
             </w:pPr>
-            <w:hyperlink w:history="1" r:id="rIdmfn71fnyks__zthqlv0kj">
+            <w:hyperlink w:history="1" r:id="rIdki9evhuiuxnvuqk3ehwxv">
               <w:r>
                 <w:rPr>
                   <w:rFonts w:ascii="Arial" w:cs="Arial" w:eastAsia="Arial" w:hAnsi="Arial"/>
@@ -9839,7 +9839,7 @@
             <w:pPr>
               <w:spacing w:after="20" w:before="0"/>
             </w:pPr>
-            <w:hyperlink w:history="1" r:id="rIdbihxzfk6dhz_ftkknfc-e">
+            <w:hyperlink w:history="1" r:id="rIdnxqzqkzcfcbvk9q9slzbj">
               <w:r>
                 <w:rPr>
                   <w:rFonts w:ascii="Arial" w:cs="Arial" w:eastAsia="Arial" w:hAnsi="Arial"/>
@@ -9872,7 +9872,7 @@
               <w:spacing w:after="10" w:before="0"/>
               <w:ind w:left="120"/>
             </w:pPr>
-            <w:hyperlink w:history="1" r:id="rIdaecu6w6yb7ei59gp4rebv">
+            <w:hyperlink w:history="1" r:id="rIdryllptj19yegfrzcgt3lm">
               <w:r>
                 <w:rPr>
                   <w:rFonts w:ascii="Arial" w:cs="Arial" w:eastAsia="Arial" w:hAnsi="Arial"/>
@@ -9917,7 +9917,7 @@
             <w:pPr>
               <w:spacing w:after="20" w:before="0"/>
             </w:pPr>
-            <w:hyperlink w:history="1" r:id="rIdx1a8gdvoy7-qxm0fdxzmn">
+            <w:hyperlink w:history="1" r:id="rIdzocywxbdxjt4xo4ljtc0t">
               <w:r>
                 <w:rPr>
                   <w:rFonts w:ascii="Arial" w:cs="Arial" w:eastAsia="Arial" w:hAnsi="Arial"/>
@@ -9950,7 +9950,7 @@
               <w:spacing w:after="10" w:before="0"/>
               <w:ind w:left="120"/>
             </w:pPr>
-            <w:hyperlink w:history="1" r:id="rIdueawsptmeu9fpt-npfo1k">
+            <w:hyperlink w:history="1" r:id="rId-b6qdlu3pcgdhp0qdiint">
               <w:r>
                 <w:rPr>
                   <w:rFonts w:ascii="Arial" w:cs="Arial" w:eastAsia="Arial" w:hAnsi="Arial"/>
@@ -10335,7 +10335,7 @@
             <w:pPr>
               <w:spacing w:after="20" w:before="0"/>
             </w:pPr>
-            <w:hyperlink w:history="1" r:id="rIdzv1p7z4jlwdo1ju1evyps">
+            <w:hyperlink w:history="1" r:id="rIdqwi5jhkbfosiqs9-es5bq">
               <w:r>
                 <w:rPr>
                   <w:rFonts w:ascii="Arial" w:cs="Arial" w:eastAsia="Arial" w:hAnsi="Arial"/>
@@ -10384,7 +10384,7 @@
               <w:spacing w:after="10" w:before="0"/>
               <w:ind w:left="120"/>
             </w:pPr>
-            <w:hyperlink w:history="1" r:id="rIdcuhb27c9uf4lobw8bnddv">
+            <w:hyperlink w:history="1" r:id="rIdm2eoad6sanpw1tue5r8iv">
               <w:r>
                 <w:rPr>
                   <w:rFonts w:ascii="Arial" w:cs="Arial" w:eastAsia="Arial" w:hAnsi="Arial"/>
@@ -10429,7 +10429,7 @@
             <w:pPr>
               <w:spacing w:after="20" w:before="0"/>
             </w:pPr>
-            <w:hyperlink w:history="1" r:id="rIdasys6yrl_arpoch_s-ff5">
+            <w:hyperlink w:history="1" r:id="rIdjg51cq4qyaxucmsnv7z7d">
               <w:r>
                 <w:rPr>
                   <w:rFonts w:ascii="Arial" w:cs="Arial" w:eastAsia="Arial" w:hAnsi="Arial"/>
@@ -10478,7 +10478,7 @@
               <w:spacing w:after="10" w:before="0"/>
               <w:ind w:left="120"/>
             </w:pPr>
-            <w:hyperlink w:history="1" r:id="rId_ywilndmyzrkmjj83qp8s">
+            <w:hyperlink w:history="1" r:id="rIdcwrjk_5hosgmikvszp9-h">
               <w:r>
                 <w:rPr>
                   <w:rFonts w:ascii="Arial" w:cs="Arial" w:eastAsia="Arial" w:hAnsi="Arial"/>
@@ -10787,7 +10787,7 @@
             <w:pPr>
               <w:spacing w:after="20" w:before="0"/>
             </w:pPr>
-            <w:hyperlink w:history="1" r:id="rId7wyip7u2kcl1-myyklvfu">
+            <w:hyperlink w:history="1" r:id="rIdmqcavhn6mvhrk0kgihoew">
               <w:r>
                 <w:rPr>
                   <w:rFonts w:ascii="Arial" w:cs="Arial" w:eastAsia="Arial" w:hAnsi="Arial"/>
@@ -10836,7 +10836,7 @@
               <w:spacing w:after="10" w:before="0"/>
               <w:ind w:left="120"/>
             </w:pPr>
-            <w:hyperlink w:history="1" r:id="rIdh_-rp2x3jzutjpjkreadc">
+            <w:hyperlink w:history="1" r:id="rIdd8gad29jorvmivawrou2j">
               <w:r>
                 <w:rPr>
                   <w:rFonts w:ascii="Arial" w:cs="Arial" w:eastAsia="Arial" w:hAnsi="Arial"/>
@@ -10881,7 +10881,7 @@
             <w:pPr>
               <w:spacing w:after="20" w:before="0"/>
             </w:pPr>
-            <w:hyperlink w:history="1" r:id="rId1oulen80k3j5-eb8x0i-2">
+            <w:hyperlink w:history="1" r:id="rIdb-vpiw6gepyl5o2zxlwx_">
               <w:r>
                 <w:rPr>
                   <w:rFonts w:ascii="Arial" w:cs="Arial" w:eastAsia="Arial" w:hAnsi="Arial"/>
@@ -10930,7 +10930,7 @@
               <w:spacing w:after="10" w:before="0"/>
               <w:ind w:left="120"/>
             </w:pPr>
-            <w:hyperlink w:history="1" r:id="rIdaetwrijzgl0_ri70uziv3">
+            <w:hyperlink w:history="1" r:id="rIduxuiesfsuacqjfbnjwgxg">
               <w:r>
                 <w:rPr>
                   <w:rFonts w:ascii="Arial" w:cs="Arial" w:eastAsia="Arial" w:hAnsi="Arial"/>
@@ -11201,7 +11201,7 @@
             <w:pPr>
               <w:spacing w:after="20" w:before="0"/>
             </w:pPr>
-            <w:hyperlink w:history="1" r:id="rIdxza78bz7ulz3bwg8hgtnh">
+            <w:hyperlink w:history="1" r:id="rIdsk2qv4os0tcpztmvirkeh">
               <w:r>
                 <w:rPr>
                   <w:rFonts w:ascii="Arial" w:cs="Arial" w:eastAsia="Arial" w:hAnsi="Arial"/>
@@ -11250,7 +11250,7 @@
               <w:spacing w:after="10" w:before="0"/>
               <w:ind w:left="120"/>
             </w:pPr>
-            <w:hyperlink w:history="1" r:id="rIdgctbxljjzb0_o67iixir2">
+            <w:hyperlink w:history="1" r:id="rIdhgroo9taixypf_m5zrchf">
               <w:r>
                 <w:rPr>
                   <w:rFonts w:ascii="Arial" w:cs="Arial" w:eastAsia="Arial" w:hAnsi="Arial"/>
@@ -11295,7 +11295,7 @@
             <w:pPr>
               <w:spacing w:after="20" w:before="0"/>
             </w:pPr>
-            <w:hyperlink w:history="1" r:id="rId3zgldipbjzjvtlq-t5u2g">
+            <w:hyperlink w:history="1" r:id="rIdgmfti__dfltdirq1c0-dd">
               <w:r>
                 <w:rPr>
                   <w:rFonts w:ascii="Arial" w:cs="Arial" w:eastAsia="Arial" w:hAnsi="Arial"/>
@@ -11344,7 +11344,7 @@
               <w:spacing w:after="10" w:before="0"/>
               <w:ind w:left="120"/>
             </w:pPr>
-            <w:hyperlink w:history="1" r:id="rIdfdpiedomjodvhidhiilys">
+            <w:hyperlink w:history="1" r:id="rIdb6zehyfzga3xbyt861pjh">
               <w:r>
                 <w:rPr>
                   <w:rFonts w:ascii="Arial" w:cs="Arial" w:eastAsia="Arial" w:hAnsi="Arial"/>
@@ -11932,7 +11932,7 @@
         </w:rPr>
         <w:t xml:space="preserve">© 2026 SeaVuria and ARES. Aligned with KICD objectives. Developed by SeaVuria; technical implementation by ARES (with AI assistance from Claude). Licensed under </w:t>
       </w:r>
-      <w:hyperlink w:history="1" r:id="rIdz26fzatwsll4pdcqknblu">
+      <w:hyperlink w:history="1" r:id="rId09tp6wskrcelrfrbyrsqj">
         <w:r>
           <w:rPr>
             <w:rFonts w:ascii="Arial" w:cs="Arial" w:eastAsia="Arial" w:hAnsi="Arial"/>
@@ -11953,7 +11953,7 @@
         </w:rPr>
         <w:t xml:space="preserve"> (</w:t>
       </w:r>
-      <w:hyperlink w:history="1" r:id="rIdywzzwgfbfc9z_y-fwhslk">
+      <w:hyperlink w:history="1" r:id="rId0mye5d-ghrp_8_oszmjgr">
         <w:r>
           <w:rPr>
             <w:rFonts w:ascii="Arial" w:cs="Arial" w:eastAsia="Arial" w:hAnsi="Arial"/>
@@ -13109,7 +13109,7 @@
             <w:pPr>
               <w:spacing w:after="20" w:before="0"/>
             </w:pPr>
-            <w:hyperlink w:history="1" r:id="rIdiiebxhz4fjrzt7vkjuc8n">
+            <w:hyperlink w:history="1" r:id="rIdtf4p3wmtlb_yrexnlmezd">
               <w:r>
                 <w:rPr>
                   <w:rFonts w:ascii="Arial" w:cs="Arial" w:eastAsia="Arial" w:hAnsi="Arial"/>
@@ -13158,7 +13158,7 @@
               <w:spacing w:after="10" w:before="0"/>
               <w:ind w:left="120"/>
             </w:pPr>
-            <w:hyperlink w:history="1" r:id="rId8t2anlvm_5caq7mi5shzf">
+            <w:hyperlink w:history="1" r:id="rIdljbw8hmhrlroumvk_z_ju">
               <w:r>
                 <w:rPr>
                   <w:rFonts w:ascii="Arial" w:cs="Arial" w:eastAsia="Arial" w:hAnsi="Arial"/>
@@ -13203,7 +13203,7 @@
             <w:pPr>
               <w:spacing w:after="20" w:before="0"/>
             </w:pPr>
-            <w:hyperlink w:history="1" r:id="rId1mvf1d4e4ivmdbhsvrih5">
+            <w:hyperlink w:history="1" r:id="rId6po4x1rsgd_hec-lfesuc">
               <w:r>
                 <w:rPr>
                   <w:rFonts w:ascii="Arial" w:cs="Arial" w:eastAsia="Arial" w:hAnsi="Arial"/>
@@ -13236,7 +13236,7 @@
               <w:spacing w:after="10" w:before="0"/>
               <w:ind w:left="120"/>
             </w:pPr>
-            <w:hyperlink w:history="1" r:id="rIduebkquxzyo_isye4fgqmx">
+            <w:hyperlink w:history="1" r:id="rIdifh0tsdq6voc6gg7xmn2p">
               <w:r>
                 <w:rPr>
                   <w:rFonts w:ascii="Arial" w:cs="Arial" w:eastAsia="Arial" w:hAnsi="Arial"/>
@@ -13431,7 +13431,7 @@
             <w:pPr>
               <w:spacing w:after="20" w:before="0"/>
             </w:pPr>
-            <w:hyperlink w:history="1" r:id="rIdqy3zohwlnmghgtjsysndb">
+            <w:hyperlink w:history="1" r:id="rIdwhyvhc-smf6qfdqsa6hlz">
               <w:r>
                 <w:rPr>
                   <w:rFonts w:ascii="Arial" w:cs="Arial" w:eastAsia="Arial" w:hAnsi="Arial"/>
@@ -13480,7 +13480,7 @@
               <w:spacing w:after="10" w:before="0"/>
               <w:ind w:left="120"/>
             </w:pPr>
-            <w:hyperlink w:history="1" r:id="rId0cdjf_pk7g_q6ofcye52c">
+            <w:hyperlink w:history="1" r:id="rIdvn3fbrk0f5hd-dwoamidi">
               <w:r>
                 <w:rPr>
                   <w:rFonts w:ascii="Arial" w:cs="Arial" w:eastAsia="Arial" w:hAnsi="Arial"/>
@@ -13525,7 +13525,7 @@
             <w:pPr>
               <w:spacing w:after="20" w:before="0"/>
             </w:pPr>
-            <w:hyperlink w:history="1" r:id="rIdd8zeseoazey6nesockqgm">
+            <w:hyperlink w:history="1" r:id="rIdzt4v1ueytqt_nrjwbxdjv">
               <w:r>
                 <w:rPr>
                   <w:rFonts w:ascii="Arial" w:cs="Arial" w:eastAsia="Arial" w:hAnsi="Arial"/>
@@ -13558,7 +13558,7 @@
               <w:spacing w:after="10" w:before="0"/>
               <w:ind w:left="120"/>
             </w:pPr>
-            <w:hyperlink w:history="1" r:id="rId2xin382tfombf9r3nv96c">
+            <w:hyperlink w:history="1" r:id="rId4ngrwp1f4yubukxwbgwsr">
               <w:r>
                 <w:rPr>
                   <w:rFonts w:ascii="Arial" w:cs="Arial" w:eastAsia="Arial" w:hAnsi="Arial"/>
@@ -13753,7 +13753,7 @@
             <w:pPr>
               <w:spacing w:after="20" w:before="0"/>
             </w:pPr>
-            <w:hyperlink w:history="1" r:id="rIdne_iafh-psviwhq4draud">
+            <w:hyperlink w:history="1" r:id="rIdyoojmugbc6av1vac9tzji">
               <w:r>
                 <w:rPr>
                   <w:rFonts w:ascii="Arial" w:cs="Arial" w:eastAsia="Arial" w:hAnsi="Arial"/>
@@ -13802,7 +13802,7 @@
               <w:spacing w:after="10" w:before="0"/>
               <w:ind w:left="120"/>
             </w:pPr>
-            <w:hyperlink w:history="1" r:id="rIds2nwukg3q1f58u2bwlnfx">
+            <w:hyperlink w:history="1" r:id="rId5qnpm9qlnnfns-flfic1z">
               <w:r>
                 <w:rPr>
                   <w:rFonts w:ascii="Arial" w:cs="Arial" w:eastAsia="Arial" w:hAnsi="Arial"/>
@@ -13847,7 +13847,7 @@
             <w:pPr>
               <w:spacing w:after="20" w:before="0"/>
             </w:pPr>
-            <w:hyperlink w:history="1" r:id="rIdwkmlzm-lkq4w0yrzfzlv4">
+            <w:hyperlink w:history="1" r:id="rIdbdv5r00_2vnunuv878owe">
               <w:r>
                 <w:rPr>
                   <w:rFonts w:ascii="Arial" w:cs="Arial" w:eastAsia="Arial" w:hAnsi="Arial"/>
@@ -13880,7 +13880,7 @@
               <w:spacing w:after="10" w:before="0"/>
               <w:ind w:left="120"/>
             </w:pPr>
-            <w:hyperlink w:history="1" r:id="rIdtl75fkbxo76zugp9cfoek">
+            <w:hyperlink w:history="1" r:id="rIdysp0p3yfw1bcimm8v7hzd">
               <w:r>
                 <w:rPr>
                   <w:rFonts w:ascii="Arial" w:cs="Arial" w:eastAsia="Arial" w:hAnsi="Arial"/>
@@ -14075,7 +14075,7 @@
             <w:pPr>
               <w:spacing w:after="20" w:before="0"/>
             </w:pPr>
-            <w:hyperlink w:history="1" r:id="rIdyipzanreedifybfcwi6_j">
+            <w:hyperlink w:history="1" r:id="rIdtepqahen8l0c9s0blnzw-">
               <w:r>
                 <w:rPr>
                   <w:rFonts w:ascii="Arial" w:cs="Arial" w:eastAsia="Arial" w:hAnsi="Arial"/>
@@ -14124,7 +14124,7 @@
               <w:spacing w:after="10" w:before="0"/>
               <w:ind w:left="120"/>
             </w:pPr>
-            <w:hyperlink w:history="1" r:id="rIdmv2zpctkdjz3wymd3qm9k">
+            <w:hyperlink w:history="1" r:id="rIdyyg6ytyajbsqv0jjnnshu">
               <w:r>
                 <w:rPr>
                   <w:rFonts w:ascii="Arial" w:cs="Arial" w:eastAsia="Arial" w:hAnsi="Arial"/>
@@ -14169,7 +14169,7 @@
             <w:pPr>
               <w:spacing w:after="20" w:before="0"/>
             </w:pPr>
-            <w:hyperlink w:history="1" r:id="rIdhqpo_lrdli74o8g3e9lmp">
+            <w:hyperlink w:history="1" r:id="rIdyant9qwskgffrhrj4kzps">
               <w:r>
                 <w:rPr>
                   <w:rFonts w:ascii="Arial" w:cs="Arial" w:eastAsia="Arial" w:hAnsi="Arial"/>
@@ -14202,7 +14202,7 @@
               <w:spacing w:after="10" w:before="0"/>
               <w:ind w:left="120"/>
             </w:pPr>
-            <w:hyperlink w:history="1" r:id="rId_5f7xymydtanqri_xwa_c">
+            <w:hyperlink w:history="1" r:id="rId9tc9bbrpc61wusd5hojrz">
               <w:r>
                 <w:rPr>
                   <w:rFonts w:ascii="Arial" w:cs="Arial" w:eastAsia="Arial" w:hAnsi="Arial"/>
@@ -14397,7 +14397,7 @@
             <w:pPr>
               <w:spacing w:after="20" w:before="0"/>
             </w:pPr>
-            <w:hyperlink w:history="1" r:id="rIda1xmyfshiomsfpnh0ul_j">
+            <w:hyperlink w:history="1" r:id="rId1s4mrvirpc1txushujzzt">
               <w:r>
                 <w:rPr>
                   <w:rFonts w:ascii="Arial" w:cs="Arial" w:eastAsia="Arial" w:hAnsi="Arial"/>
@@ -14446,7 +14446,7 @@
               <w:spacing w:after="10" w:before="0"/>
               <w:ind w:left="120"/>
             </w:pPr>
-            <w:hyperlink w:history="1" r:id="rId-t0w3z6fbnotktun5ewvc">
+            <w:hyperlink w:history="1" r:id="rIdf4zwfj_w8kimv-1j8p-ry">
               <w:r>
                 <w:rPr>
                   <w:rFonts w:ascii="Arial" w:cs="Arial" w:eastAsia="Arial" w:hAnsi="Arial"/>
@@ -14491,7 +14491,7 @@
             <w:pPr>
               <w:spacing w:after="20" w:before="0"/>
             </w:pPr>
-            <w:hyperlink w:history="1" r:id="rId60nkekmd_got0vfhkicry">
+            <w:hyperlink w:history="1" r:id="rIdflojf4htv596ognl5bnkh">
               <w:r>
                 <w:rPr>
                   <w:rFonts w:ascii="Arial" w:cs="Arial" w:eastAsia="Arial" w:hAnsi="Arial"/>
@@ -14540,7 +14540,7 @@
               <w:spacing w:after="10" w:before="0"/>
               <w:ind w:left="120"/>
             </w:pPr>
-            <w:hyperlink w:history="1" r:id="rIdjng1nscc31mrzlqrrcfht">
+            <w:hyperlink w:history="1" r:id="rIdc-ytm3mjgqqoltace_ddb">
               <w:r>
                 <w:rPr>
                   <w:rFonts w:ascii="Arial" w:cs="Arial" w:eastAsia="Arial" w:hAnsi="Arial"/>
@@ -15052,7 +15052,7 @@
         </w:rPr>
         <w:t xml:space="preserve">© 2026 SeaVuria and ARES. Aligned with KICD objectives. Developed by SeaVuria; technical implementation by ARES (with AI assistance from Claude). Licensed under </w:t>
       </w:r>
-      <w:hyperlink w:history="1" r:id="rIday9q-15bdly2u3a2oedub">
+      <w:hyperlink w:history="1" r:id="rIdsy9ggimbbexcvhqxborue">
         <w:r>
           <w:rPr>
             <w:rFonts w:ascii="Arial" w:cs="Arial" w:eastAsia="Arial" w:hAnsi="Arial"/>
@@ -15073,7 +15073,7 @@
         </w:rPr>
         <w:t xml:space="preserve"> (</w:t>
       </w:r>
-      <w:hyperlink w:history="1" r:id="rIdsobettfpksxaikjxh7j-p">
+      <w:hyperlink w:history="1" r:id="rIdku1kszm3cgkiopfhte-4o">
         <w:r>
           <w:rPr>
             <w:rFonts w:ascii="Arial" w:cs="Arial" w:eastAsia="Arial" w:hAnsi="Arial"/>
@@ -16086,7 +16086,7 @@
             <w:pPr>
               <w:spacing w:after="20" w:before="0"/>
             </w:pPr>
-            <w:hyperlink w:history="1" r:id="rIdg69iky-e5sfxldyofzwhk">
+            <w:hyperlink w:history="1" r:id="rIdiowyeayvws0qdg_uepubs">
               <w:r>
                 <w:rPr>
                   <w:rFonts w:ascii="Arial" w:cs="Arial" w:eastAsia="Arial" w:hAnsi="Arial"/>
@@ -16119,7 +16119,7 @@
               <w:spacing w:after="10" w:before="0"/>
               <w:ind w:left="120"/>
             </w:pPr>
-            <w:hyperlink w:history="1" r:id="rIdayb8hzk0vz7mxbjzulag_">
+            <w:hyperlink w:history="1" r:id="rIdb9uv_lbu-yph-lifhh29y">
               <w:r>
                 <w:rPr>
                   <w:rFonts w:ascii="Arial" w:cs="Arial" w:eastAsia="Arial" w:hAnsi="Arial"/>
@@ -16164,7 +16164,7 @@
             <w:pPr>
               <w:spacing w:after="20" w:before="0"/>
             </w:pPr>
-            <w:hyperlink w:history="1" r:id="rIdzr7s7hnrx3lurlxhkxgyn">
+            <w:hyperlink w:history="1" r:id="rIdkbci7ivbfvzlkg9w_lwst">
               <w:r>
                 <w:rPr>
                   <w:rFonts w:ascii="Arial" w:cs="Arial" w:eastAsia="Arial" w:hAnsi="Arial"/>
@@ -16197,7 +16197,7 @@
               <w:spacing w:after="10" w:before="0"/>
               <w:ind w:left="120"/>
             </w:pPr>
-            <w:hyperlink w:history="1" r:id="rIdalkc5irxxewhtzv_m2-l9">
+            <w:hyperlink w:history="1" r:id="rIdzqky9slzdvhc4oyvnla4s">
               <w:r>
                 <w:rPr>
                   <w:rFonts w:ascii="Arial" w:cs="Arial" w:eastAsia="Arial" w:hAnsi="Arial"/>
@@ -16392,7 +16392,7 @@
             <w:pPr>
               <w:spacing w:after="20" w:before="0"/>
             </w:pPr>
-            <w:hyperlink w:history="1" r:id="rIdr5op9j8omntv0re--n1cc">
+            <w:hyperlink w:history="1" r:id="rId6dmb0jvrkzqaiezttaxdp">
               <w:r>
                 <w:rPr>
                   <w:rFonts w:ascii="Arial" w:cs="Arial" w:eastAsia="Arial" w:hAnsi="Arial"/>
@@ -16425,7 +16425,7 @@
               <w:spacing w:after="10" w:before="0"/>
               <w:ind w:left="120"/>
             </w:pPr>
-            <w:hyperlink w:history="1" r:id="rId8fnoxbucuyvmajvbshpvu">
+            <w:hyperlink w:history="1" r:id="rIdzqgqvfhdtej0t0tbwe77z">
               <w:r>
                 <w:rPr>
                   <w:rFonts w:ascii="Arial" w:cs="Arial" w:eastAsia="Arial" w:hAnsi="Arial"/>
@@ -16470,7 +16470,7 @@
             <w:pPr>
               <w:spacing w:after="20" w:before="0"/>
             </w:pPr>
-            <w:hyperlink w:history="1" r:id="rId8q9t_og0ju6awy09xblkk">
+            <w:hyperlink w:history="1" r:id="rId2dunq0vlfkbx90dkipo6m">
               <w:r>
                 <w:rPr>
                   <w:rFonts w:ascii="Arial" w:cs="Arial" w:eastAsia="Arial" w:hAnsi="Arial"/>
@@ -16503,7 +16503,7 @@
               <w:spacing w:after="10" w:before="0"/>
               <w:ind w:left="120"/>
             </w:pPr>
-            <w:hyperlink w:history="1" r:id="rIdhypejsstuvr5gxx8rwlwh">
+            <w:hyperlink w:history="1" r:id="rIddcsyxqagfbgspb1zfk2iy">
               <w:r>
                 <w:rPr>
                   <w:rFonts w:ascii="Arial" w:cs="Arial" w:eastAsia="Arial" w:hAnsi="Arial"/>
@@ -16698,7 +16698,7 @@
             <w:pPr>
               <w:spacing w:after="20" w:before="0"/>
             </w:pPr>
-            <w:hyperlink w:history="1" r:id="rIdm7aetkdklkq3zlflwrlis">
+            <w:hyperlink w:history="1" r:id="rIdqopwimn3ttoq7xyttgpna">
               <w:r>
                 <w:rPr>
                   <w:rFonts w:ascii="Arial" w:cs="Arial" w:eastAsia="Arial" w:hAnsi="Arial"/>
@@ -16731,7 +16731,7 @@
               <w:spacing w:after="10" w:before="0"/>
               <w:ind w:left="120"/>
             </w:pPr>
-            <w:hyperlink w:history="1" r:id="rIded_unoyunhei1bmhk0r-n">
+            <w:hyperlink w:history="1" r:id="rIdgbbjjgnqthkshipyallsn">
               <w:r>
                 <w:rPr>
                   <w:rFonts w:ascii="Arial" w:cs="Arial" w:eastAsia="Arial" w:hAnsi="Arial"/>
@@ -16776,7 +16776,7 @@
             <w:pPr>
               <w:spacing w:after="20" w:before="0"/>
             </w:pPr>
-            <w:hyperlink w:history="1" r:id="rId53s-_kz-huranvvkyagn-">
+            <w:hyperlink w:history="1" r:id="rIdeovfgl3nmavxaqq3yuitn">
               <w:r>
                 <w:rPr>
                   <w:rFonts w:ascii="Arial" w:cs="Arial" w:eastAsia="Arial" w:hAnsi="Arial"/>
@@ -16825,7 +16825,7 @@
               <w:spacing w:after="10" w:before="0"/>
               <w:ind w:left="120"/>
             </w:pPr>
-            <w:hyperlink w:history="1" r:id="rIdqnewouwwa7w0wcaqyusey">
+            <w:hyperlink w:history="1" r:id="rIdno-henewilk9lf6eejkja">
               <w:r>
                 <w:rPr>
                   <w:rFonts w:ascii="Arial" w:cs="Arial" w:eastAsia="Arial" w:hAnsi="Arial"/>
@@ -17020,7 +17020,7 @@
             <w:pPr>
               <w:spacing w:after="20" w:before="0"/>
             </w:pPr>
-            <w:hyperlink w:history="1" r:id="rIdx1u9gohugvfo87m6ljzio">
+            <w:hyperlink w:history="1" r:id="rId54lendrbfsp1h6ik6nuat">
               <w:r>
                 <w:rPr>
                   <w:rFonts w:ascii="Arial" w:cs="Arial" w:eastAsia="Arial" w:hAnsi="Arial"/>
@@ -17053,7 +17053,7 @@
               <w:spacing w:after="10" w:before="0"/>
               <w:ind w:left="120"/>
             </w:pPr>
-            <w:hyperlink w:history="1" r:id="rIdot6s8hnqxrw6mdyn_hlog">
+            <w:hyperlink w:history="1" r:id="rIdwafnsz0pmf2gygwfbgluo">
               <w:r>
                 <w:rPr>
                   <w:rFonts w:ascii="Arial" w:cs="Arial" w:eastAsia="Arial" w:hAnsi="Arial"/>
@@ -17098,7 +17098,7 @@
             <w:pPr>
               <w:spacing w:after="20" w:before="0"/>
             </w:pPr>
-            <w:hyperlink w:history="1" r:id="rIdyq5vq1bzbvcts-8gymtkd">
+            <w:hyperlink w:history="1" r:id="rIdckw3fu93tog2vy_u7pkkt">
               <w:r>
                 <w:rPr>
                   <w:rFonts w:ascii="Arial" w:cs="Arial" w:eastAsia="Arial" w:hAnsi="Arial"/>
@@ -17147,7 +17147,7 @@
               <w:spacing w:after="10" w:before="0"/>
               <w:ind w:left="120"/>
             </w:pPr>
-            <w:hyperlink w:history="1" r:id="rIdpfplvliaryzvg1glxlilg">
+            <w:hyperlink w:history="1" r:id="rId_ym7hyvyixfremmevnrkp">
               <w:r>
                 <w:rPr>
                   <w:rFonts w:ascii="Arial" w:cs="Arial" w:eastAsia="Arial" w:hAnsi="Arial"/>
@@ -17342,7 +17342,7 @@
             <w:pPr>
               <w:spacing w:after="20" w:before="0"/>
             </w:pPr>
-            <w:hyperlink w:history="1" r:id="rIdqn1sg0o0faopkyq-pkjdc">
+            <w:hyperlink w:history="1" r:id="rIdm7jtf29sp1tyeksmjzoqm">
               <w:r>
                 <w:rPr>
                   <w:rFonts w:ascii="Arial" w:cs="Arial" w:eastAsia="Arial" w:hAnsi="Arial"/>
@@ -17391,7 +17391,7 @@
               <w:spacing w:after="10" w:before="0"/>
               <w:ind w:left="120"/>
             </w:pPr>
-            <w:hyperlink w:history="1" r:id="rIdujmch6gogq-0fhcm60ky2">
+            <w:hyperlink w:history="1" r:id="rIdo1c6r1wnbxsni-vzkvq4m">
               <w:r>
                 <w:rPr>
                   <w:rFonts w:ascii="Arial" w:cs="Arial" w:eastAsia="Arial" w:hAnsi="Arial"/>
@@ -17436,7 +17436,7 @@
             <w:pPr>
               <w:spacing w:after="20" w:before="0"/>
             </w:pPr>
-            <w:hyperlink w:history="1" r:id="rIdcn0wvktq8-db_czdmrdlu">
+            <w:hyperlink w:history="1" r:id="rId0wvfn-hqiq-pigwz_ue0-">
               <w:r>
                 <w:rPr>
                   <w:rFonts w:ascii="Arial" w:cs="Arial" w:eastAsia="Arial" w:hAnsi="Arial"/>
@@ -17485,7 +17485,7 @@
               <w:spacing w:after="10" w:before="0"/>
               <w:ind w:left="120"/>
             </w:pPr>
-            <w:hyperlink w:history="1" r:id="rId0a2ylfcebts5c8j-przd9">
+            <w:hyperlink w:history="1" r:id="rIdm-s2umna4rby87a7mry4r">
               <w:r>
                 <w:rPr>
                   <w:rFonts w:ascii="Arial" w:cs="Arial" w:eastAsia="Arial" w:hAnsi="Arial"/>
@@ -17997,7 +17997,7 @@
         </w:rPr>
         <w:t xml:space="preserve">© 2026 SeaVuria and ARES. Aligned with KICD objectives. Developed by SeaVuria; technical implementation by ARES (with AI assistance from Claude). Licensed under </w:t>
       </w:r>
-      <w:hyperlink w:history="1" r:id="rIddwvz9i6hwjkstixs7axyd">
+      <w:hyperlink w:history="1" r:id="rId8gnk_di6v66vawmm5ztdt">
         <w:r>
           <w:rPr>
             <w:rFonts w:ascii="Arial" w:cs="Arial" w:eastAsia="Arial" w:hAnsi="Arial"/>
@@ -18018,7 +18018,7 @@
         </w:rPr>
         <w:t xml:space="preserve"> (</w:t>
       </w:r>
-      <w:hyperlink w:history="1" r:id="rIdmjw-xqar-cxytlfi6b-pp">
+      <w:hyperlink w:history="1" r:id="rIddbr63imkv6he2lufd8ka3">
         <w:r>
           <w:rPr>
             <w:rFonts w:ascii="Arial" w:cs="Arial" w:eastAsia="Arial" w:hAnsi="Arial"/>
@@ -19031,7 +19031,7 @@
             <w:pPr>
               <w:spacing w:after="20" w:before="0"/>
             </w:pPr>
-            <w:hyperlink w:history="1" r:id="rIdmwes9f3vrsg1qej54qpe6">
+            <w:hyperlink w:history="1" r:id="rIdpmjo7dri23l_o_-dxbgms">
               <w:r>
                 <w:rPr>
                   <w:rFonts w:ascii="Arial" w:cs="Arial" w:eastAsia="Arial" w:hAnsi="Arial"/>
@@ -19064,7 +19064,7 @@
               <w:spacing w:after="10" w:before="0"/>
               <w:ind w:left="120"/>
             </w:pPr>
-            <w:hyperlink w:history="1" r:id="rIdye0z356oliic_cl5b_djb">
+            <w:hyperlink w:history="1" r:id="rIdwpuxdms1ag3u4uefm8jmc">
               <w:r>
                 <w:rPr>
                   <w:rFonts w:ascii="Arial" w:cs="Arial" w:eastAsia="Arial" w:hAnsi="Arial"/>
@@ -19109,7 +19109,7 @@
             <w:pPr>
               <w:spacing w:after="20" w:before="0"/>
             </w:pPr>
-            <w:hyperlink w:history="1" r:id="rIdlp5gebyc1xpvhglgvwxee">
+            <w:hyperlink w:history="1" r:id="rIdgaimg9ov8xfnddin7lwkv">
               <w:r>
                 <w:rPr>
                   <w:rFonts w:ascii="Arial" w:cs="Arial" w:eastAsia="Arial" w:hAnsi="Arial"/>
@@ -19142,7 +19142,7 @@
               <w:spacing w:after="10" w:before="0"/>
               <w:ind w:left="120"/>
             </w:pPr>
-            <w:hyperlink w:history="1" r:id="rId1d8m6s72tq6klx6ddit6-">
+            <w:hyperlink w:history="1" r:id="rIdwgapptczcz0vervxxglqi">
               <w:r>
                 <w:rPr>
                   <w:rFonts w:ascii="Arial" w:cs="Arial" w:eastAsia="Arial" w:hAnsi="Arial"/>
@@ -19337,7 +19337,7 @@
             <w:pPr>
               <w:spacing w:after="20" w:before="0"/>
             </w:pPr>
-            <w:hyperlink w:history="1" r:id="rId-79bnrytg1u93ixvrxzdx">
+            <w:hyperlink w:history="1" r:id="rIdiogkhcgok_x1moow3db46">
               <w:r>
                 <w:rPr>
                   <w:rFonts w:ascii="Arial" w:cs="Arial" w:eastAsia="Arial" w:hAnsi="Arial"/>
@@ -19370,7 +19370,7 @@
               <w:spacing w:after="10" w:before="0"/>
               <w:ind w:left="120"/>
             </w:pPr>
-            <w:hyperlink w:history="1" r:id="rIdvgcprj8f81n0a-zmhltau">
+            <w:hyperlink w:history="1" r:id="rIdxqzz3ethvlsi6g-_--jyk">
               <w:r>
                 <w:rPr>
                   <w:rFonts w:ascii="Arial" w:cs="Arial" w:eastAsia="Arial" w:hAnsi="Arial"/>
@@ -19415,7 +19415,7 @@
             <w:pPr>
               <w:spacing w:after="20" w:before="0"/>
             </w:pPr>
-            <w:hyperlink w:history="1" r:id="rIda7ap1lbsnk2dmtpi8oxfy">
+            <w:hyperlink w:history="1" r:id="rIdtvoq3tnat9oxhfkkugc3q">
               <w:r>
                 <w:rPr>
                   <w:rFonts w:ascii="Arial" w:cs="Arial" w:eastAsia="Arial" w:hAnsi="Arial"/>
@@ -19448,7 +19448,7 @@
               <w:spacing w:after="10" w:before="0"/>
               <w:ind w:left="120"/>
             </w:pPr>
-            <w:hyperlink w:history="1" r:id="rIdu-9aodhx5mmybeulob9xi">
+            <w:hyperlink w:history="1" r:id="rIdmlq8axa8tfgo9a0uar2ri">
               <w:r>
                 <w:rPr>
                   <w:rFonts w:ascii="Arial" w:cs="Arial" w:eastAsia="Arial" w:hAnsi="Arial"/>
@@ -19643,7 +19643,7 @@
             <w:pPr>
               <w:spacing w:after="20" w:before="0"/>
             </w:pPr>
-            <w:hyperlink w:history="1" r:id="rIdjgwsaqljoasqd1o5bw3gm">
+            <w:hyperlink w:history="1" r:id="rIdhtco9gdjzf1kwyqp-x9fd">
               <w:r>
                 <w:rPr>
                   <w:rFonts w:ascii="Arial" w:cs="Arial" w:eastAsia="Arial" w:hAnsi="Arial"/>
@@ -19692,7 +19692,7 @@
               <w:spacing w:after="10" w:before="0"/>
               <w:ind w:left="120"/>
             </w:pPr>
-            <w:hyperlink w:history="1" r:id="rIdji-sxcnh25e7plyxsxxcp">
+            <w:hyperlink w:history="1" r:id="rIdlpg8soo5qqb2b_srx9hs5">
               <w:r>
                 <w:rPr>
                   <w:rFonts w:ascii="Arial" w:cs="Arial" w:eastAsia="Arial" w:hAnsi="Arial"/>
@@ -19737,7 +19737,7 @@
             <w:pPr>
               <w:spacing w:after="20" w:before="0"/>
             </w:pPr>
-            <w:hyperlink w:history="1" r:id="rIdokxm-djz_u6tzsa7tn1nu">
+            <w:hyperlink w:history="1" r:id="rIdgvrmiucxillnqmkix7ovn">
               <w:r>
                 <w:rPr>
                   <w:rFonts w:ascii="Arial" w:cs="Arial" w:eastAsia="Arial" w:hAnsi="Arial"/>
@@ -19786,7 +19786,7 @@
               <w:spacing w:after="10" w:before="0"/>
               <w:ind w:left="120"/>
             </w:pPr>
-            <w:hyperlink w:history="1" r:id="rIdaymgjm5vs9ujgeyfmunmk">
+            <w:hyperlink w:history="1" r:id="rIdouwjfagw7c4ekq0dfpgsv">
               <w:r>
                 <w:rPr>
                   <w:rFonts w:ascii="Arial" w:cs="Arial" w:eastAsia="Arial" w:hAnsi="Arial"/>
@@ -19981,7 +19981,7 @@
             <w:pPr>
               <w:spacing w:after="20" w:before="0"/>
             </w:pPr>
-            <w:hyperlink w:history="1" r:id="rId-whx6n36_o1ocmuyvjsk1">
+            <w:hyperlink w:history="1" r:id="rIdwth0dfnf2r0-pqgu7fkxx">
               <w:r>
                 <w:rPr>
                   <w:rFonts w:ascii="Arial" w:cs="Arial" w:eastAsia="Arial" w:hAnsi="Arial"/>
@@ -20030,7 +20030,7 @@
               <w:spacing w:after="10" w:before="0"/>
               <w:ind w:left="120"/>
             </w:pPr>
-            <w:hyperlink w:history="1" r:id="rIdqf0gq3bwoohjxe1gs4nb8">
+            <w:hyperlink w:history="1" r:id="rId9wmvivazcgojojyi_s67k">
               <w:r>
                 <w:rPr>
                   <w:rFonts w:ascii="Arial" w:cs="Arial" w:eastAsia="Arial" w:hAnsi="Arial"/>
@@ -20075,7 +20075,7 @@
             <w:pPr>
               <w:spacing w:after="20" w:before="0"/>
             </w:pPr>
-            <w:hyperlink w:history="1" r:id="rIdh8o3q6pqgalicr3xtn7qc">
+            <w:hyperlink w:history="1" r:id="rIdgh38enzpy34reqgfy-sns">
               <w:r>
                 <w:rPr>
                   <w:rFonts w:ascii="Arial" w:cs="Arial" w:eastAsia="Arial" w:hAnsi="Arial"/>
@@ -20124,7 +20124,7 @@
               <w:spacing w:after="10" w:before="0"/>
               <w:ind w:left="120"/>
             </w:pPr>
-            <w:hyperlink w:history="1" r:id="rIdfqbipfesbc2s4405bjddp">
+            <w:hyperlink w:history="1" r:id="rIdmp5wlzejqqag8o3kx61-i">
               <w:r>
                 <w:rPr>
                   <w:rFonts w:ascii="Arial" w:cs="Arial" w:eastAsia="Arial" w:hAnsi="Arial"/>
@@ -20319,7 +20319,7 @@
             <w:pPr>
               <w:spacing w:after="20" w:before="0"/>
             </w:pPr>
-            <w:hyperlink w:history="1" r:id="rIdi9pqo0_qtdgqw5lfvqyza">
+            <w:hyperlink w:history="1" r:id="rIdeez6u2fh7ep13o9r5r55a">
               <w:r>
                 <w:rPr>
                   <w:rFonts w:ascii="Arial" w:cs="Arial" w:eastAsia="Arial" w:hAnsi="Arial"/>
@@ -20368,7 +20368,7 @@
               <w:spacing w:after="10" w:before="0"/>
               <w:ind w:left="120"/>
             </w:pPr>
-            <w:hyperlink w:history="1" r:id="rId83aehmt2pqpgr3e61th9z">
+            <w:hyperlink w:history="1" r:id="rIdtr4itfw87xmdfjsw05p3g">
               <w:r>
                 <w:rPr>
                   <w:rFonts w:ascii="Arial" w:cs="Arial" w:eastAsia="Arial" w:hAnsi="Arial"/>
@@ -20413,7 +20413,7 @@
             <w:pPr>
               <w:spacing w:after="20" w:before="0"/>
             </w:pPr>
-            <w:hyperlink w:history="1" r:id="rIdawayqkpmdwoteuymn6agy">
+            <w:hyperlink w:history="1" r:id="rIdqtjxotr_4sihkrubwwnui">
               <w:r>
                 <w:rPr>
                   <w:rFonts w:ascii="Arial" w:cs="Arial" w:eastAsia="Arial" w:hAnsi="Arial"/>
@@ -20462,7 +20462,7 @@
               <w:spacing w:after="10" w:before="0"/>
               <w:ind w:left="120"/>
             </w:pPr>
-            <w:hyperlink w:history="1" r:id="rIdoj3hbzsi1kf5_c4sdv7v2">
+            <w:hyperlink w:history="1" r:id="rIdxj0fc0bedtrojwcn8jiim">
               <w:r>
                 <w:rPr>
                   <w:rFonts w:ascii="Arial" w:cs="Arial" w:eastAsia="Arial" w:hAnsi="Arial"/>
@@ -20974,7 +20974,7 @@
         </w:rPr>
         <w:t xml:space="preserve">© 2026 SeaVuria and ARES. Aligned with KICD objectives. Developed by SeaVuria; technical implementation by ARES (with AI assistance from Claude). Licensed under </w:t>
       </w:r>
-      <w:hyperlink w:history="1" r:id="rIdoqrilglbtwebwfuixxcxk">
+      <w:hyperlink w:history="1" r:id="rId_fpzlfad7erl_btdra1o5">
         <w:r>
           <w:rPr>
             <w:rFonts w:ascii="Arial" w:cs="Arial" w:eastAsia="Arial" w:hAnsi="Arial"/>
@@ -20995,7 +20995,7 @@
         </w:rPr>
         <w:t xml:space="preserve"> (</w:t>
       </w:r>
-      <w:hyperlink w:history="1" r:id="rIdktqx5xz_kwjqcyxqtaozi">
+      <w:hyperlink w:history="1" r:id="rIdtx2dy95ujz7zzmp9ukt9b">
         <w:r>
           <w:rPr>
             <w:rFonts w:ascii="Arial" w:cs="Arial" w:eastAsia="Arial" w:hAnsi="Arial"/>
@@ -22008,7 +22008,7 @@
             <w:pPr>
               <w:spacing w:after="20" w:before="0"/>
             </w:pPr>
-            <w:hyperlink w:history="1" r:id="rIdirw_-6dojiunivagqxi8b">
+            <w:hyperlink w:history="1" r:id="rIdfitbo71qym_f0buagtn1c">
               <w:r>
                 <w:rPr>
                   <w:rFonts w:ascii="Arial" w:cs="Arial" w:eastAsia="Arial" w:hAnsi="Arial"/>
@@ -22041,7 +22041,7 @@
               <w:spacing w:after="10" w:before="0"/>
               <w:ind w:left="120"/>
             </w:pPr>
-            <w:hyperlink w:history="1" r:id="rIducjegs96okplu3xmemz8r">
+            <w:hyperlink w:history="1" r:id="rIdtss1wgh6j_veh76_qbn7v">
               <w:r>
                 <w:rPr>
                   <w:rFonts w:ascii="Arial" w:cs="Arial" w:eastAsia="Arial" w:hAnsi="Arial"/>
@@ -22086,7 +22086,7 @@
             <w:pPr>
               <w:spacing w:after="20" w:before="0"/>
             </w:pPr>
-            <w:hyperlink w:history="1" r:id="rIdbrgzxhnc_2cxt9nyzmuta">
+            <w:hyperlink w:history="1" r:id="rIdkuijl8sjuz6mkueoidqcs">
               <w:r>
                 <w:rPr>
                   <w:rFonts w:ascii="Arial" w:cs="Arial" w:eastAsia="Arial" w:hAnsi="Arial"/>
@@ -22119,7 +22119,7 @@
               <w:spacing w:after="10" w:before="0"/>
               <w:ind w:left="120"/>
             </w:pPr>
-            <w:hyperlink w:history="1" r:id="rIdtlnt-6nku9uu-3kfdohtb">
+            <w:hyperlink w:history="1" r:id="rIdssq60_cl9fafsgvjqebay">
               <w:r>
                 <w:rPr>
                   <w:rFonts w:ascii="Arial" w:cs="Arial" w:eastAsia="Arial" w:hAnsi="Arial"/>
@@ -22314,7 +22314,7 @@
             <w:pPr>
               <w:spacing w:after="20" w:before="0"/>
             </w:pPr>
-            <w:hyperlink w:history="1" r:id="rId9butiktxmvp3b4evmdzsi">
+            <w:hyperlink w:history="1" r:id="rIdxksveuspniqgjls44l5kb">
               <w:r>
                 <w:rPr>
                   <w:rFonts w:ascii="Arial" w:cs="Arial" w:eastAsia="Arial" w:hAnsi="Arial"/>
@@ -22347,7 +22347,7 @@
               <w:spacing w:after="10" w:before="0"/>
               <w:ind w:left="120"/>
             </w:pPr>
-            <w:hyperlink w:history="1" r:id="rId_u4soriugvukvxtwjsjg7">
+            <w:hyperlink w:history="1" r:id="rIdzvot8facsuocxizmqbyvh">
               <w:r>
                 <w:rPr>
                   <w:rFonts w:ascii="Arial" w:cs="Arial" w:eastAsia="Arial" w:hAnsi="Arial"/>
@@ -22392,7 +22392,7 @@
             <w:pPr>
               <w:spacing w:after="20" w:before="0"/>
             </w:pPr>
-            <w:hyperlink w:history="1" r:id="rIdgu-imaoxkcffcny2zoctd">
+            <w:hyperlink w:history="1" r:id="rId7utpfkiv4wph_mtlpuphv">
               <w:r>
                 <w:rPr>
                   <w:rFonts w:ascii="Arial" w:cs="Arial" w:eastAsia="Arial" w:hAnsi="Arial"/>
@@ -22425,7 +22425,7 @@
               <w:spacing w:after="10" w:before="0"/>
               <w:ind w:left="120"/>
             </w:pPr>
-            <w:hyperlink w:history="1" r:id="rIdp5cknqw_tpyxqfdynhe1j">
+            <w:hyperlink w:history="1" r:id="rIdvddhkxiywa55nawdj9vui">
               <w:r>
                 <w:rPr>
                   <w:rFonts w:ascii="Arial" w:cs="Arial" w:eastAsia="Arial" w:hAnsi="Arial"/>
@@ -22620,7 +22620,7 @@
             <w:pPr>
               <w:spacing w:after="20" w:before="0"/>
             </w:pPr>
-            <w:hyperlink w:history="1" r:id="rIdokfg0urxtya3kw9wm5pvh">
+            <w:hyperlink w:history="1" r:id="rIdc_mlre0dcvysegohz2waj">
               <w:r>
                 <w:rPr>
                   <w:rFonts w:ascii="Arial" w:cs="Arial" w:eastAsia="Arial" w:hAnsi="Arial"/>
@@ -22669,7 +22669,7 @@
               <w:spacing w:after="10" w:before="0"/>
               <w:ind w:left="120"/>
             </w:pPr>
-            <w:hyperlink w:history="1" r:id="rIdrfvtswgbxm9gqadvxe7p9">
+            <w:hyperlink w:history="1" r:id="rIdodmrg6gluwd90k7lww9gf">
               <w:r>
                 <w:rPr>
                   <w:rFonts w:ascii="Arial" w:cs="Arial" w:eastAsia="Arial" w:hAnsi="Arial"/>
@@ -22714,7 +22714,7 @@
             <w:pPr>
               <w:spacing w:after="20" w:before="0"/>
             </w:pPr>
-            <w:hyperlink w:history="1" r:id="rIdte9uawwvdgkaxw5w27jy6">
+            <w:hyperlink w:history="1" r:id="rIdvkfwonutaq14gihl4y0ww">
               <w:r>
                 <w:rPr>
                   <w:rFonts w:ascii="Arial" w:cs="Arial" w:eastAsia="Arial" w:hAnsi="Arial"/>
@@ -22747,7 +22747,7 @@
               <w:spacing w:after="10" w:before="0"/>
               <w:ind w:left="120"/>
             </w:pPr>
-            <w:hyperlink w:history="1" r:id="rIdhqlnsqaustbr0555pkbn7">
+            <w:hyperlink w:history="1" r:id="rIds1xmovx0ny0otk2apypy7">
               <w:r>
                 <w:rPr>
                   <w:rFonts w:ascii="Arial" w:cs="Arial" w:eastAsia="Arial" w:hAnsi="Arial"/>
@@ -22942,7 +22942,7 @@
             <w:pPr>
               <w:spacing w:after="20" w:before="0"/>
             </w:pPr>
-            <w:hyperlink w:history="1" r:id="rIdmkbtwvj0rpb2m48vuekt2">
+            <w:hyperlink w:history="1" r:id="rIdjwiw_xxabvsnhsiegqgou">
               <w:r>
                 <w:rPr>
                   <w:rFonts w:ascii="Arial" w:cs="Arial" w:eastAsia="Arial" w:hAnsi="Arial"/>
@@ -22991,7 +22991,7 @@
               <w:spacing w:after="10" w:before="0"/>
               <w:ind w:left="120"/>
             </w:pPr>
-            <w:hyperlink w:history="1" r:id="rIdxuyoa8edrp4a0nkt52cpz">
+            <w:hyperlink w:history="1" r:id="rIdxp5sda-_gwon_7t6-whoc">
               <w:r>
                 <w:rPr>
                   <w:rFonts w:ascii="Arial" w:cs="Arial" w:eastAsia="Arial" w:hAnsi="Arial"/>
@@ -23036,7 +23036,7 @@
             <w:pPr>
               <w:spacing w:after="20" w:before="0"/>
             </w:pPr>
-            <w:hyperlink w:history="1" r:id="rIds5atbazerbk21q9-ljxyf">
+            <w:hyperlink w:history="1" r:id="rIdsaggryutrujyeql4bykfr">
               <w:r>
                 <w:rPr>
                   <w:rFonts w:ascii="Arial" w:cs="Arial" w:eastAsia="Arial" w:hAnsi="Arial"/>
@@ -23069,7 +23069,7 @@
               <w:spacing w:after="10" w:before="0"/>
               <w:ind w:left="120"/>
             </w:pPr>
-            <w:hyperlink w:history="1" r:id="rIdw1tt9ufyzpmjaigock1xk">
+            <w:hyperlink w:history="1" r:id="rIdj-afaedgbl041kmjmddly">
               <w:r>
                 <w:rPr>
                   <w:rFonts w:ascii="Arial" w:cs="Arial" w:eastAsia="Arial" w:hAnsi="Arial"/>
@@ -23264,7 +23264,7 @@
             <w:pPr>
               <w:spacing w:after="20" w:before="0"/>
             </w:pPr>
-            <w:hyperlink w:history="1" r:id="rIdeociscbfbkd3u10dwt0oe">
+            <w:hyperlink w:history="1" r:id="rIdla-_fub0isl7tzggjsdm9">
               <w:r>
                 <w:rPr>
                   <w:rFonts w:ascii="Arial" w:cs="Arial" w:eastAsia="Arial" w:hAnsi="Arial"/>
@@ -23313,7 +23313,7 @@
               <w:spacing w:after="10" w:before="0"/>
               <w:ind w:left="120"/>
             </w:pPr>
-            <w:hyperlink w:history="1" r:id="rIdanssgpp1mqinaztvgdn5w">
+            <w:hyperlink w:history="1" r:id="rIdahi5ebvamn4r1lse14bz8">
               <w:r>
                 <w:rPr>
                   <w:rFonts w:ascii="Arial" w:cs="Arial" w:eastAsia="Arial" w:hAnsi="Arial"/>
@@ -23358,7 +23358,7 @@
             <w:pPr>
               <w:spacing w:after="20" w:before="0"/>
             </w:pPr>
-            <w:hyperlink w:history="1" r:id="rIdmizuyebseaf-2ms27ar-w">
+            <w:hyperlink w:history="1" r:id="rIdkp8vfvva-ixcryx_vzblt">
               <w:r>
                 <w:rPr>
                   <w:rFonts w:ascii="Arial" w:cs="Arial" w:eastAsia="Arial" w:hAnsi="Arial"/>
@@ -23391,7 +23391,7 @@
               <w:spacing w:after="10" w:before="0"/>
               <w:ind w:left="120"/>
             </w:pPr>
-            <w:hyperlink w:history="1" r:id="rIdv1mwv2bab-whhwvbuzhse">
+            <w:hyperlink w:history="1" r:id="rId1vzgwcrjnbz6etscyx3zb">
               <w:r>
                 <w:rPr>
                   <w:rFonts w:ascii="Arial" w:cs="Arial" w:eastAsia="Arial" w:hAnsi="Arial"/>
@@ -23903,7 +23903,7 @@
         </w:rPr>
         <w:t xml:space="preserve">© 2026 SeaVuria and ARES. Aligned with KICD objectives. Developed by SeaVuria; technical implementation by ARES (with AI assistance from Claude). Licensed under </w:t>
       </w:r>
-      <w:hyperlink w:history="1" r:id="rIdkyuc-28tyr55zriyjoibv">
+      <w:hyperlink w:history="1" r:id="rId3d7b9dey_pd-wvizhco8p">
         <w:r>
           <w:rPr>
             <w:rFonts w:ascii="Arial" w:cs="Arial" w:eastAsia="Arial" w:hAnsi="Arial"/>
@@ -23924,7 +23924,7 @@
         </w:rPr>
         <w:t xml:space="preserve"> (</w:t>
       </w:r>
-      <w:hyperlink w:history="1" r:id="rId70eydakvuyoin-sk84-qb">
+      <w:hyperlink w:history="1" r:id="rIdybmjqbac_wxbendg3xpmb">
         <w:r>
           <w:rPr>
             <w:rFonts w:ascii="Arial" w:cs="Arial" w:eastAsia="Arial" w:hAnsi="Arial"/>
@@ -24937,7 +24937,7 @@
             <w:pPr>
               <w:spacing w:after="20" w:before="0"/>
             </w:pPr>
-            <w:hyperlink w:history="1" r:id="rIddnj8it0cfahzpcjzwkl3f">
+            <w:hyperlink w:history="1" r:id="rIdvik3xguidp1gpppvevroq">
               <w:r>
                 <w:rPr>
                   <w:rFonts w:ascii="Arial" w:cs="Arial" w:eastAsia="Arial" w:hAnsi="Arial"/>
@@ -24970,7 +24970,7 @@
               <w:spacing w:after="10" w:before="0"/>
               <w:ind w:left="120"/>
             </w:pPr>
-            <w:hyperlink w:history="1" r:id="rIdsm3u32gfbz4mdutaicqti">
+            <w:hyperlink w:history="1" r:id="rIdyoomcabam9-ej4nhoiqtj">
               <w:r>
                 <w:rPr>
                   <w:rFonts w:ascii="Arial" w:cs="Arial" w:eastAsia="Arial" w:hAnsi="Arial"/>
@@ -25015,7 +25015,7 @@
             <w:pPr>
               <w:spacing w:after="20" w:before="0"/>
             </w:pPr>
-            <w:hyperlink w:history="1" r:id="rIduas9plttq96ws6w27nthz">
+            <w:hyperlink w:history="1" r:id="rIdh_oxakmfcm5uxtcnasnxv">
               <w:r>
                 <w:rPr>
                   <w:rFonts w:ascii="Arial" w:cs="Arial" w:eastAsia="Arial" w:hAnsi="Arial"/>
@@ -25048,7 +25048,7 @@
               <w:spacing w:after="10" w:before="0"/>
               <w:ind w:left="120"/>
             </w:pPr>
-            <w:hyperlink w:history="1" r:id="rId1rr2lze_bautpxet8phvn">
+            <w:hyperlink w:history="1" r:id="rIdh2kuhk9icqb19px6zei7w">
               <w:r>
                 <w:rPr>
                   <w:rFonts w:ascii="Arial" w:cs="Arial" w:eastAsia="Arial" w:hAnsi="Arial"/>
@@ -25243,7 +25243,7 @@
             <w:pPr>
               <w:spacing w:after="20" w:before="0"/>
             </w:pPr>
-            <w:hyperlink w:history="1" r:id="rIdafukbmarm4jdqgchzwacb">
+            <w:hyperlink w:history="1" r:id="rIdqsom7pnjobmond1zzmbr5">
               <w:r>
                 <w:rPr>
                   <w:rFonts w:ascii="Arial" w:cs="Arial" w:eastAsia="Arial" w:hAnsi="Arial"/>
@@ -25276,7 +25276,7 @@
               <w:spacing w:after="10" w:before="0"/>
               <w:ind w:left="120"/>
             </w:pPr>
-            <w:hyperlink w:history="1" r:id="rIdojreyvmwtd6lcfgiahz8a">
+            <w:hyperlink w:history="1" r:id="rId74qrargbjjbrse2ctrqcj">
               <w:r>
                 <w:rPr>
                   <w:rFonts w:ascii="Arial" w:cs="Arial" w:eastAsia="Arial" w:hAnsi="Arial"/>
@@ -25321,7 +25321,7 @@
             <w:pPr>
               <w:spacing w:after="20" w:before="0"/>
             </w:pPr>
-            <w:hyperlink w:history="1" r:id="rIdg31e4n_aeorg3pnyrfjcu">
+            <w:hyperlink w:history="1" r:id="rId_6idm9rpnmzl9soxfrtmz">
               <w:r>
                 <w:rPr>
                   <w:rFonts w:ascii="Arial" w:cs="Arial" w:eastAsia="Arial" w:hAnsi="Arial"/>
@@ -25354,7 +25354,7 @@
               <w:spacing w:after="10" w:before="0"/>
               <w:ind w:left="120"/>
             </w:pPr>
-            <w:hyperlink w:history="1" r:id="rIdpau1ecek8shezkfvbtxzn">
+            <w:hyperlink w:history="1" r:id="rIdb0030qrjcda5i_a9fgizf">
               <w:r>
                 <w:rPr>
                   <w:rFonts w:ascii="Arial" w:cs="Arial" w:eastAsia="Arial" w:hAnsi="Arial"/>
@@ -25549,7 +25549,7 @@
             <w:pPr>
               <w:spacing w:after="20" w:before="0"/>
             </w:pPr>
-            <w:hyperlink w:history="1" r:id="rIdh94tczo7az-b3wz4ag6aw">
+            <w:hyperlink w:history="1" r:id="rIdqhtm18fazc4wniczjqopw">
               <w:r>
                 <w:rPr>
                   <w:rFonts w:ascii="Arial" w:cs="Arial" w:eastAsia="Arial" w:hAnsi="Arial"/>
@@ -25582,7 +25582,7 @@
               <w:spacing w:after="10" w:before="0"/>
               <w:ind w:left="120"/>
             </w:pPr>
-            <w:hyperlink w:history="1" r:id="rIdgbnu4ha0eyyedp4mvhosq">
+            <w:hyperlink w:history="1" r:id="rIdymn92zyhbjl1cboguz7iw">
               <w:r>
                 <w:rPr>
                   <w:rFonts w:ascii="Arial" w:cs="Arial" w:eastAsia="Arial" w:hAnsi="Arial"/>
@@ -25627,7 +25627,7 @@
             <w:pPr>
               <w:spacing w:after="20" w:before="0"/>
             </w:pPr>
-            <w:hyperlink w:history="1" r:id="rId0hvla3umy1d36yyh2qdho">
+            <w:hyperlink w:history="1" r:id="rId012xjur516mi-bhoaetyo">
               <w:r>
                 <w:rPr>
                   <w:rFonts w:ascii="Arial" w:cs="Arial" w:eastAsia="Arial" w:hAnsi="Arial"/>
@@ -25676,7 +25676,7 @@
               <w:spacing w:after="10" w:before="0"/>
               <w:ind w:left="120"/>
             </w:pPr>
-            <w:hyperlink w:history="1" r:id="rId7hal-wiqycrqryiqichw5">
+            <w:hyperlink w:history="1" r:id="rIddbatgb6igkglqemvhxpdy">
               <w:r>
                 <w:rPr>
                   <w:rFonts w:ascii="Arial" w:cs="Arial" w:eastAsia="Arial" w:hAnsi="Arial"/>
@@ -26289,7 +26289,7 @@
             <w:pPr>
               <w:spacing w:after="20" w:before="0"/>
             </w:pPr>
-            <w:hyperlink w:history="1" r:id="rIdtfupmd2c33a-a-uuwd4bf">
+            <w:hyperlink w:history="1" r:id="rIdpm9jekm7vl4lqmc03gr99">
               <w:r>
                 <w:rPr>
                   <w:rFonts w:ascii="Arial" w:cs="Arial" w:eastAsia="Arial" w:hAnsi="Arial"/>
@@ -26322,7 +26322,7 @@
               <w:spacing w:after="10" w:before="0"/>
               <w:ind w:left="120"/>
             </w:pPr>
-            <w:hyperlink w:history="1" r:id="rId7gk5-ofiwh413cimel5oc">
+            <w:hyperlink w:history="1" r:id="rIds0iwwuapmos_1kt3hgm5l">
               <w:r>
                 <w:rPr>
                   <w:rFonts w:ascii="Arial" w:cs="Arial" w:eastAsia="Arial" w:hAnsi="Arial"/>
@@ -26367,7 +26367,7 @@
             <w:pPr>
               <w:spacing w:after="20" w:before="0"/>
             </w:pPr>
-            <w:hyperlink w:history="1" r:id="rIdvievwps8qzrn8xe80q_pq">
+            <w:hyperlink w:history="1" r:id="rIdhmz4y-nle19dtisxrgmuh">
               <w:r>
                 <w:rPr>
                   <w:rFonts w:ascii="Arial" w:cs="Arial" w:eastAsia="Arial" w:hAnsi="Arial"/>
@@ -26416,7 +26416,7 @@
               <w:spacing w:after="10" w:before="0"/>
               <w:ind w:left="120"/>
             </w:pPr>
-            <w:hyperlink w:history="1" r:id="rIdsbhkcejxv1pjz4jtswn2c">
+            <w:hyperlink w:history="1" r:id="rIdgfor7n7zloikxj3ijhung">
               <w:r>
                 <w:rPr>
                   <w:rFonts w:ascii="Arial" w:cs="Arial" w:eastAsia="Arial" w:hAnsi="Arial"/>
@@ -26611,7 +26611,7 @@
             <w:pPr>
               <w:spacing w:after="20" w:before="0"/>
             </w:pPr>
-            <w:hyperlink w:history="1" r:id="rIdhx_kmf__m66r2cdcaby3a">
+            <w:hyperlink w:history="1" r:id="rId71d36iunj_rgi14qmdkyv">
               <w:r>
                 <w:rPr>
                   <w:rFonts w:ascii="Arial" w:cs="Arial" w:eastAsia="Arial" w:hAnsi="Arial"/>
@@ -26644,7 +26644,7 @@
               <w:spacing w:after="10" w:before="0"/>
               <w:ind w:left="120"/>
             </w:pPr>
-            <w:hyperlink w:history="1" r:id="rIdmtcixyqbawt2in9o0r3qe">
+            <w:hyperlink w:history="1" r:id="rIdob_bfgtkgb4qx_zrszrcu">
               <w:r>
                 <w:rPr>
                   <w:rFonts w:ascii="Arial" w:cs="Arial" w:eastAsia="Arial" w:hAnsi="Arial"/>
@@ -26689,7 +26689,7 @@
             <w:pPr>
               <w:spacing w:after="20" w:before="0"/>
             </w:pPr>
-            <w:hyperlink w:history="1" r:id="rIdiystxurx-d3fl8zlhn9yd">
+            <w:hyperlink w:history="1" r:id="rIdp8rm10vx60rmld7iydrqr">
               <w:r>
                 <w:rPr>
                   <w:rFonts w:ascii="Arial" w:cs="Arial" w:eastAsia="Arial" w:hAnsi="Arial"/>
@@ -26738,7 +26738,7 @@
               <w:spacing w:after="10" w:before="0"/>
               <w:ind w:left="120"/>
             </w:pPr>
-            <w:hyperlink w:history="1" r:id="rIdccx5hwy5bhfl9uhhhk1u-">
+            <w:hyperlink w:history="1" r:id="rId3wjm7btct0uxg9lplbdec">
               <w:r>
                 <w:rPr>
                   <w:rFonts w:ascii="Arial" w:cs="Arial" w:eastAsia="Arial" w:hAnsi="Arial"/>
@@ -27250,7 +27250,7 @@
         </w:rPr>
         <w:t xml:space="preserve">© 2026 SeaVuria and ARES. Aligned with KICD objectives. Developed by SeaVuria; technical implementation by ARES (with AI assistance from Claude). Licensed under </w:t>
       </w:r>
-      <w:hyperlink w:history="1" r:id="rIdn_heu9cwf9jsyjovlh6fe">
+      <w:hyperlink w:history="1" r:id="rIdyzqu-zh0xxvtak76femmy">
         <w:r>
           <w:rPr>
             <w:rFonts w:ascii="Arial" w:cs="Arial" w:eastAsia="Arial" w:hAnsi="Arial"/>
@@ -27271,7 +27271,7 @@
         </w:rPr>
         <w:t xml:space="preserve"> (</w:t>
       </w:r>
-      <w:hyperlink w:history="1" r:id="rIdezlnw6xokcahxu9ouqm2y">
+      <w:hyperlink w:history="1" r:id="rIdkqkflq8lg4ghhfzu63bz2">
         <w:r>
           <w:rPr>
             <w:rFonts w:ascii="Arial" w:cs="Arial" w:eastAsia="Arial" w:hAnsi="Arial"/>

--- a/data/outputs/v2/Core_Mathematics/SS2.3_Rotation/Core_Mathematics_Rotation_CBE_LessonSequence.docx
+++ b/data/outputs/v2/Core_Mathematics/SS2.3_Rotation/Core_Mathematics_Rotation_CBE_LessonSequence.docx
@@ -2316,7 +2316,7 @@
         </w:rPr>
         <w:t xml:space="preserve">© 2026 SeaVuria and ARES. This work is licensed under a </w:t>
       </w:r>
-      <w:hyperlink w:history="1" r:id="rIddzmalisarn2p4h4ffirqg">
+      <w:hyperlink w:history="1" r:id="rIdq3d39vow3kkvfkko6_hcd">
         <w:r>
           <w:rPr>
             <w:rFonts w:ascii="Arial" w:cs="Arial" w:eastAsia="Arial" w:hAnsi="Arial"/>
@@ -2336,7 +2336,7 @@
         </w:rPr>
         <w:t xml:space="preserve"> (</w:t>
       </w:r>
-      <w:hyperlink w:history="1" r:id="rIdfa0smejgochnqqx5a0so7">
+      <w:hyperlink w:history="1" r:id="rIdnloucov3yazr99_hmm8gw">
         <w:r>
           <w:rPr>
             <w:rFonts w:ascii="Arial" w:cs="Arial" w:eastAsia="Arial" w:hAnsi="Arial"/>
@@ -2356,7 +2356,7 @@
         </w:rPr>
         <w:t xml:space="preserve">). To view a copy of this license, visit </w:t>
       </w:r>
-      <w:hyperlink w:history="1" r:id="rId2z4epj_slo3bxzz4sdynd">
+      <w:hyperlink w:history="1" r:id="rIdd0czkvw7lmvv_zun82cea">
         <w:r>
           <w:rPr>
             <w:rFonts w:ascii="Arial" w:cs="Arial" w:eastAsia="Arial" w:hAnsi="Arial"/>
@@ -3368,7 +3368,7 @@
             <w:pPr>
               <w:spacing w:after="20" w:before="0"/>
             </w:pPr>
-            <w:hyperlink w:history="1" r:id="rIdbqd8bqhlwfxqoz19-czr-">
+            <w:hyperlink w:history="1" r:id="rId_mvljfo6trxl0yxcqrxnq">
               <w:r>
                 <w:rPr>
                   <w:rFonts w:ascii="Arial" w:cs="Arial" w:eastAsia="Arial" w:hAnsi="Arial"/>
@@ -3401,7 +3401,7 @@
               <w:spacing w:after="10" w:before="0"/>
               <w:ind w:left="120"/>
             </w:pPr>
-            <w:hyperlink w:history="1" r:id="rId_r2w7-tmjap5ux5ds0ygs">
+            <w:hyperlink w:history="1" r:id="rIdzdwkuonqyfbd_nmxuqkci">
               <w:r>
                 <w:rPr>
                   <w:rFonts w:ascii="Arial" w:cs="Arial" w:eastAsia="Arial" w:hAnsi="Arial"/>
@@ -3446,7 +3446,7 @@
             <w:pPr>
               <w:spacing w:after="20" w:before="0"/>
             </w:pPr>
-            <w:hyperlink w:history="1" r:id="rIdl2r5g8rc8n75kb6mrqtpc">
+            <w:hyperlink w:history="1" r:id="rIdqmamlpuey1xyhxwz6wd0w">
               <w:r>
                 <w:rPr>
                   <w:rFonts w:ascii="Arial" w:cs="Arial" w:eastAsia="Arial" w:hAnsi="Arial"/>
@@ -3479,7 +3479,7 @@
               <w:spacing w:after="10" w:before="0"/>
               <w:ind w:left="120"/>
             </w:pPr>
-            <w:hyperlink w:history="1" r:id="rIdms0p8lbrtv19iey5u46ok">
+            <w:hyperlink w:history="1" r:id="rId7f5xwekzuzmjmh0xbl7ls">
               <w:r>
                 <w:rPr>
                   <w:rFonts w:ascii="Arial" w:cs="Arial" w:eastAsia="Arial" w:hAnsi="Arial"/>
@@ -3674,7 +3674,7 @@
             <w:pPr>
               <w:spacing w:after="20" w:before="0"/>
             </w:pPr>
-            <w:hyperlink w:history="1" r:id="rIdvbzcxvzwkvqyrqsrqho9y">
+            <w:hyperlink w:history="1" r:id="rIdzfhetso-9n5n4v_rv5hbl">
               <w:r>
                 <w:rPr>
                   <w:rFonts w:ascii="Arial" w:cs="Arial" w:eastAsia="Arial" w:hAnsi="Arial"/>
@@ -3707,7 +3707,7 @@
               <w:spacing w:after="10" w:before="0"/>
               <w:ind w:left="120"/>
             </w:pPr>
-            <w:hyperlink w:history="1" r:id="rIdlp2qkrlftdepkdavkcu0g">
+            <w:hyperlink w:history="1" r:id="rId65qycbtje-lst0kk7qmos">
               <w:r>
                 <w:rPr>
                   <w:rFonts w:ascii="Arial" w:cs="Arial" w:eastAsia="Arial" w:hAnsi="Arial"/>
@@ -3752,7 +3752,7 @@
             <w:pPr>
               <w:spacing w:after="20" w:before="0"/>
             </w:pPr>
-            <w:hyperlink w:history="1" r:id="rIdembubh76dcdrpohvgn7px">
+            <w:hyperlink w:history="1" r:id="rIdna4pyphv2bazqhxxhnmkd">
               <w:r>
                 <w:rPr>
                   <w:rFonts w:ascii="Arial" w:cs="Arial" w:eastAsia="Arial" w:hAnsi="Arial"/>
@@ -3785,7 +3785,7 @@
               <w:spacing w:after="10" w:before="0"/>
               <w:ind w:left="120"/>
             </w:pPr>
-            <w:hyperlink w:history="1" r:id="rIdiokf5rs0-joa6ronnmy6c">
+            <w:hyperlink w:history="1" r:id="rIdcpt5acwkdoc3wstrne3uu">
               <w:r>
                 <w:rPr>
                   <w:rFonts w:ascii="Arial" w:cs="Arial" w:eastAsia="Arial" w:hAnsi="Arial"/>
@@ -3980,7 +3980,7 @@
             <w:pPr>
               <w:spacing w:after="20" w:before="0"/>
             </w:pPr>
-            <w:hyperlink w:history="1" r:id="rId0itheohntbgnmrunzifyz">
+            <w:hyperlink w:history="1" r:id="rIdcumd74jh0jopakc0sc0kr">
               <w:r>
                 <w:rPr>
                   <w:rFonts w:ascii="Arial" w:cs="Arial" w:eastAsia="Arial" w:hAnsi="Arial"/>
@@ -4013,7 +4013,7 @@
               <w:spacing w:after="10" w:before="0"/>
               <w:ind w:left="120"/>
             </w:pPr>
-            <w:hyperlink w:history="1" r:id="rIdbmj7a0icqwqqrjrlsv2ba">
+            <w:hyperlink w:history="1" r:id="rId_wcm3tifqp1x0grjeeku3">
               <w:r>
                 <w:rPr>
                   <w:rFonts w:ascii="Arial" w:cs="Arial" w:eastAsia="Arial" w:hAnsi="Arial"/>
@@ -4058,7 +4058,7 @@
             <w:pPr>
               <w:spacing w:after="20" w:before="0"/>
             </w:pPr>
-            <w:hyperlink w:history="1" r:id="rIdmowfmeniaw0mhuqhkgyr2">
+            <w:hyperlink w:history="1" r:id="rIdq1lc9qz4rhxcr7hj6hejg">
               <w:r>
                 <w:rPr>
                   <w:rFonts w:ascii="Arial" w:cs="Arial" w:eastAsia="Arial" w:hAnsi="Arial"/>
@@ -4091,7 +4091,7 @@
               <w:spacing w:after="10" w:before="0"/>
               <w:ind w:left="120"/>
             </w:pPr>
-            <w:hyperlink w:history="1" r:id="rIddncxurjnbopa5rbbiay4o">
+            <w:hyperlink w:history="1" r:id="rIdf5xi3srew0q7wpofxwlj0">
               <w:r>
                 <w:rPr>
                   <w:rFonts w:ascii="Arial" w:cs="Arial" w:eastAsia="Arial" w:hAnsi="Arial"/>
@@ -4286,7 +4286,7 @@
             <w:pPr>
               <w:spacing w:after="20" w:before="0"/>
             </w:pPr>
-            <w:hyperlink w:history="1" r:id="rIdea5mswpmyrz-nlwai6jvr">
+            <w:hyperlink w:history="1" r:id="rIdgl8oxjkmxuwcnh20_v63z">
               <w:r>
                 <w:rPr>
                   <w:rFonts w:ascii="Arial" w:cs="Arial" w:eastAsia="Arial" w:hAnsi="Arial"/>
@@ -4319,7 +4319,7 @@
               <w:spacing w:after="10" w:before="0"/>
               <w:ind w:left="120"/>
             </w:pPr>
-            <w:hyperlink w:history="1" r:id="rIdsch_opgfw28yhqv6npxlw">
+            <w:hyperlink w:history="1" r:id="rIdwmrtdz17awzxm0ndpwezu">
               <w:r>
                 <w:rPr>
                   <w:rFonts w:ascii="Arial" w:cs="Arial" w:eastAsia="Arial" w:hAnsi="Arial"/>
@@ -4364,7 +4364,7 @@
             <w:pPr>
               <w:spacing w:after="20" w:before="0"/>
             </w:pPr>
-            <w:hyperlink w:history="1" r:id="rIdo78ah-crrijdkuf4v803e">
+            <w:hyperlink w:history="1" r:id="rId1jv5z7sgy1ga3z_d9fwyx">
               <w:r>
                 <w:rPr>
                   <w:rFonts w:ascii="Arial" w:cs="Arial" w:eastAsia="Arial" w:hAnsi="Arial"/>
@@ -4397,7 +4397,7 @@
               <w:spacing w:after="10" w:before="0"/>
               <w:ind w:left="120"/>
             </w:pPr>
-            <w:hyperlink w:history="1" r:id="rIdttecxbcergot4seeb-mp4">
+            <w:hyperlink w:history="1" r:id="rIdzwo9yqg1qqawxsece7u3q">
               <w:r>
                 <w:rPr>
                   <w:rFonts w:ascii="Arial" w:cs="Arial" w:eastAsia="Arial" w:hAnsi="Arial"/>
@@ -4592,7 +4592,7 @@
             <w:pPr>
               <w:spacing w:after="20" w:before="0"/>
             </w:pPr>
-            <w:hyperlink w:history="1" r:id="rIdugdspiaggtll60hqafskj">
+            <w:hyperlink w:history="1" r:id="rIdiluofmvqweyhfvfwi2wje">
               <w:r>
                 <w:rPr>
                   <w:rFonts w:ascii="Arial" w:cs="Arial" w:eastAsia="Arial" w:hAnsi="Arial"/>
@@ -4625,7 +4625,7 @@
               <w:spacing w:after="10" w:before="0"/>
               <w:ind w:left="120"/>
             </w:pPr>
-            <w:hyperlink w:history="1" r:id="rId9gge_rzbtllmo0sook3sz">
+            <w:hyperlink w:history="1" r:id="rIdqdxs8bmyyzkbgpzottoi-">
               <w:r>
                 <w:rPr>
                   <w:rFonts w:ascii="Arial" w:cs="Arial" w:eastAsia="Arial" w:hAnsi="Arial"/>
@@ -4670,7 +4670,7 @@
             <w:pPr>
               <w:spacing w:after="20" w:before="0"/>
             </w:pPr>
-            <w:hyperlink w:history="1" r:id="rId0gfwg-pegwdqeigkfgpdn">
+            <w:hyperlink w:history="1" r:id="rIdjsznetowv3bj1kbcdlv2s">
               <w:r>
                 <w:rPr>
                   <w:rFonts w:ascii="Arial" w:cs="Arial" w:eastAsia="Arial" w:hAnsi="Arial"/>
@@ -4703,7 +4703,7 @@
               <w:spacing w:after="10" w:before="0"/>
               <w:ind w:left="120"/>
             </w:pPr>
-            <w:hyperlink w:history="1" r:id="rIdjnoyb00axs7wc_zosumv6">
+            <w:hyperlink w:history="1" r:id="rIdwuafoppdx0fv2azlqw4ss">
               <w:r>
                 <w:rPr>
                   <w:rFonts w:ascii="Arial" w:cs="Arial" w:eastAsia="Arial" w:hAnsi="Arial"/>
@@ -5215,7 +5215,7 @@
         </w:rPr>
         <w:t xml:space="preserve">© 2026 SeaVuria and ARES. Aligned with KICD objectives. Developed by SeaVuria; technical implementation by ARES (with AI assistance from Claude). Licensed under </w:t>
       </w:r>
-      <w:hyperlink w:history="1" r:id="rId2bsq1itkoxbnekdlhyusk">
+      <w:hyperlink w:history="1" r:id="rIdfnecbu_nwbor-101qwuvn">
         <w:r>
           <w:rPr>
             <w:rFonts w:ascii="Arial" w:cs="Arial" w:eastAsia="Arial" w:hAnsi="Arial"/>
@@ -5236,7 +5236,7 @@
         </w:rPr>
         <w:t xml:space="preserve"> (</w:t>
       </w:r>
-      <w:hyperlink w:history="1" r:id="rIdml4wvcooktx7juoyrsrh3">
+      <w:hyperlink w:history="1" r:id="rIdcxq0poyjz1tr_mwksadss">
         <w:r>
           <w:rPr>
             <w:rFonts w:ascii="Arial" w:cs="Arial" w:eastAsia="Arial" w:hAnsi="Arial"/>
@@ -6249,7 +6249,7 @@
             <w:pPr>
               <w:spacing w:after="20" w:before="0"/>
             </w:pPr>
-            <w:hyperlink w:history="1" r:id="rIdrpgjn-h4io52pg145ctuy">
+            <w:hyperlink w:history="1" r:id="rId4z7cn4rw09obt9bti0lht">
               <w:r>
                 <w:rPr>
                   <w:rFonts w:ascii="Arial" w:cs="Arial" w:eastAsia="Arial" w:hAnsi="Arial"/>
@@ -6282,7 +6282,7 @@
               <w:spacing w:after="10" w:before="0"/>
               <w:ind w:left="120"/>
             </w:pPr>
-            <w:hyperlink w:history="1" r:id="rIdtudwjkv228y4ovwuxq6n8">
+            <w:hyperlink w:history="1" r:id="rIdkt-ywy_2te8zdr9ibkb_i">
               <w:r>
                 <w:rPr>
                   <w:rFonts w:ascii="Arial" w:cs="Arial" w:eastAsia="Arial" w:hAnsi="Arial"/>
@@ -6327,7 +6327,7 @@
             <w:pPr>
               <w:spacing w:after="20" w:before="0"/>
             </w:pPr>
-            <w:hyperlink w:history="1" r:id="rIdytlvwrrxwywweb0lzhl1g">
+            <w:hyperlink w:history="1" r:id="rIda3hdtptpq6z9cqmi7lgy_">
               <w:r>
                 <w:rPr>
                   <w:rFonts w:ascii="Arial" w:cs="Arial" w:eastAsia="Arial" w:hAnsi="Arial"/>
@@ -6360,7 +6360,7 @@
               <w:spacing w:after="10" w:before="0"/>
               <w:ind w:left="120"/>
             </w:pPr>
-            <w:hyperlink w:history="1" r:id="rIdbexclds-lbgyx9awqe9bf">
+            <w:hyperlink w:history="1" r:id="rIdnzusr4ox-5prvqqm8hwu_">
               <w:r>
                 <w:rPr>
                   <w:rFonts w:ascii="Arial" w:cs="Arial" w:eastAsia="Arial" w:hAnsi="Arial"/>
@@ -6555,7 +6555,7 @@
             <w:pPr>
               <w:spacing w:after="20" w:before="0"/>
             </w:pPr>
-            <w:hyperlink w:history="1" r:id="rIdyel-mhuyvpxx0blswfw1w">
+            <w:hyperlink w:history="1" r:id="rId3v2xuobr8mfpmscc77hls">
               <w:r>
                 <w:rPr>
                   <w:rFonts w:ascii="Arial" w:cs="Arial" w:eastAsia="Arial" w:hAnsi="Arial"/>
@@ -6588,7 +6588,7 @@
               <w:spacing w:after="10" w:before="0"/>
               <w:ind w:left="120"/>
             </w:pPr>
-            <w:hyperlink w:history="1" r:id="rIdux8sfr4k_r7npmyx0uym7">
+            <w:hyperlink w:history="1" r:id="rId8i1swi9trfq1e-crcam1g">
               <w:r>
                 <w:rPr>
                   <w:rFonts w:ascii="Arial" w:cs="Arial" w:eastAsia="Arial" w:hAnsi="Arial"/>
@@ -6633,7 +6633,7 @@
             <w:pPr>
               <w:spacing w:after="20" w:before="0"/>
             </w:pPr>
-            <w:hyperlink w:history="1" r:id="rIdjmwirg_7jvdmjlfjzi9bo">
+            <w:hyperlink w:history="1" r:id="rIdmlk01tilfbea98x2jyfto">
               <w:r>
                 <w:rPr>
                   <w:rFonts w:ascii="Arial" w:cs="Arial" w:eastAsia="Arial" w:hAnsi="Arial"/>
@@ -6666,7 +6666,7 @@
               <w:spacing w:after="10" w:before="0"/>
               <w:ind w:left="120"/>
             </w:pPr>
-            <w:hyperlink w:history="1" r:id="rIds_-neo028uoylppa3wxp6">
+            <w:hyperlink w:history="1" r:id="rIdlf3lmz4zgu9iagevnzxgv">
               <w:r>
                 <w:rPr>
                   <w:rFonts w:ascii="Arial" w:cs="Arial" w:eastAsia="Arial" w:hAnsi="Arial"/>
@@ -6861,7 +6861,7 @@
             <w:pPr>
               <w:spacing w:after="20" w:before="0"/>
             </w:pPr>
-            <w:hyperlink w:history="1" r:id="rIdejd_e_z9eryvaacjxjkrq">
+            <w:hyperlink w:history="1" r:id="rIdj3jg2zsldvwkxkytn2wgp">
               <w:r>
                 <w:rPr>
                   <w:rFonts w:ascii="Arial" w:cs="Arial" w:eastAsia="Arial" w:hAnsi="Arial"/>
@@ -6894,7 +6894,7 @@
               <w:spacing w:after="10" w:before="0"/>
               <w:ind w:left="120"/>
             </w:pPr>
-            <w:hyperlink w:history="1" r:id="rIds6brk9emqv_gwlvkj7zum">
+            <w:hyperlink w:history="1" r:id="rIdohgsgs831v989syt8oi-g">
               <w:r>
                 <w:rPr>
                   <w:rFonts w:ascii="Arial" w:cs="Arial" w:eastAsia="Arial" w:hAnsi="Arial"/>
@@ -6939,7 +6939,7 @@
             <w:pPr>
               <w:spacing w:after="20" w:before="0"/>
             </w:pPr>
-            <w:hyperlink w:history="1" r:id="rIdl3o3vxl9xonw1o6vrwue0">
+            <w:hyperlink w:history="1" r:id="rIdd-r-wk25fpafe5rvxxgpg">
               <w:r>
                 <w:rPr>
                   <w:rFonts w:ascii="Arial" w:cs="Arial" w:eastAsia="Arial" w:hAnsi="Arial"/>
@@ -6972,7 +6972,7 @@
               <w:spacing w:after="10" w:before="0"/>
               <w:ind w:left="120"/>
             </w:pPr>
-            <w:hyperlink w:history="1" r:id="rIddovwysdjmodisxilrcf9r">
+            <w:hyperlink w:history="1" r:id="rIdsto-iqwyw-axfrxc5txn6">
               <w:r>
                 <w:rPr>
                   <w:rFonts w:ascii="Arial" w:cs="Arial" w:eastAsia="Arial" w:hAnsi="Arial"/>
@@ -7167,7 +7167,7 @@
             <w:pPr>
               <w:spacing w:after="20" w:before="0"/>
             </w:pPr>
-            <w:hyperlink w:history="1" r:id="rIdl_yrrvix92yd5lmvmentd">
+            <w:hyperlink w:history="1" r:id="rIdzant4gkdrfkwtna-5n9g-">
               <w:r>
                 <w:rPr>
                   <w:rFonts w:ascii="Arial" w:cs="Arial" w:eastAsia="Arial" w:hAnsi="Arial"/>
@@ -7200,7 +7200,7 @@
               <w:spacing w:after="10" w:before="0"/>
               <w:ind w:left="120"/>
             </w:pPr>
-            <w:hyperlink w:history="1" r:id="rIdlw37lhifx3ssz7wuw-jvg">
+            <w:hyperlink w:history="1" r:id="rIdapsiumvipptakzfoftilu">
               <w:r>
                 <w:rPr>
                   <w:rFonts w:ascii="Arial" w:cs="Arial" w:eastAsia="Arial" w:hAnsi="Arial"/>
@@ -7245,7 +7245,7 @@
             <w:pPr>
               <w:spacing w:after="20" w:before="0"/>
             </w:pPr>
-            <w:hyperlink w:history="1" r:id="rIdcmgtk5q6sytqn5iq0r0xr">
+            <w:hyperlink w:history="1" r:id="rId0vjguoao-me2bmexaouai">
               <w:r>
                 <w:rPr>
                   <w:rFonts w:ascii="Arial" w:cs="Arial" w:eastAsia="Arial" w:hAnsi="Arial"/>
@@ -7278,7 +7278,7 @@
               <w:spacing w:after="10" w:before="0"/>
               <w:ind w:left="120"/>
             </w:pPr>
-            <w:hyperlink w:history="1" r:id="rIdpx9wvsyfmqzme7sih8hxu">
+            <w:hyperlink w:history="1" r:id="rId_hgptofod4hglrn0tjz9n">
               <w:r>
                 <w:rPr>
                   <w:rFonts w:ascii="Arial" w:cs="Arial" w:eastAsia="Arial" w:hAnsi="Arial"/>
@@ -7473,7 +7473,7 @@
             <w:pPr>
               <w:spacing w:after="20" w:before="0"/>
             </w:pPr>
-            <w:hyperlink w:history="1" r:id="rIdvtgrqwilwttcxwmw4khni">
+            <w:hyperlink w:history="1" r:id="rIdmcdppom27aac5matxvwmr">
               <w:r>
                 <w:rPr>
                   <w:rFonts w:ascii="Arial" w:cs="Arial" w:eastAsia="Arial" w:hAnsi="Arial"/>
@@ -7506,7 +7506,7 @@
               <w:spacing w:after="10" w:before="0"/>
               <w:ind w:left="120"/>
             </w:pPr>
-            <w:hyperlink w:history="1" r:id="rIdnzdc0qi9vo9ec0ak5vv0q">
+            <w:hyperlink w:history="1" r:id="rId2vziymg3afitlqtwnrgwf">
               <w:r>
                 <w:rPr>
                   <w:rFonts w:ascii="Arial" w:cs="Arial" w:eastAsia="Arial" w:hAnsi="Arial"/>
@@ -7551,7 +7551,7 @@
             <w:pPr>
               <w:spacing w:after="20" w:before="0"/>
             </w:pPr>
-            <w:hyperlink w:history="1" r:id="rId3csjlhw6rvpyr3ggxu-qg">
+            <w:hyperlink w:history="1" r:id="rIda8hneqoqyx8y5ajeansjv">
               <w:r>
                 <w:rPr>
                   <w:rFonts w:ascii="Arial" w:cs="Arial" w:eastAsia="Arial" w:hAnsi="Arial"/>
@@ -7600,7 +7600,7 @@
               <w:spacing w:after="10" w:before="0"/>
               <w:ind w:left="120"/>
             </w:pPr>
-            <w:hyperlink w:history="1" r:id="rIdfs41tz33e9u5es3kigogl">
+            <w:hyperlink w:history="1" r:id="rIduj2fclwwumcic6x4rrglq">
               <w:r>
                 <w:rPr>
                   <w:rFonts w:ascii="Arial" w:cs="Arial" w:eastAsia="Arial" w:hAnsi="Arial"/>
@@ -8340,7 +8340,7 @@
         </w:rPr>
         <w:t xml:space="preserve">© 2026 SeaVuria and ARES. Aligned with KICD objectives. Developed by SeaVuria; technical implementation by ARES (with AI assistance from Claude). Licensed under </w:t>
       </w:r>
-      <w:hyperlink w:history="1" r:id="rId6pcsbywqtnterdllljix7">
+      <w:hyperlink w:history="1" r:id="rIdaetnhrrygcu5fxvfdpuet">
         <w:r>
           <w:rPr>
             <w:rFonts w:ascii="Arial" w:cs="Arial" w:eastAsia="Arial" w:hAnsi="Arial"/>
@@ -8361,7 +8361,7 @@
         </w:rPr>
         <w:t xml:space="preserve"> (</w:t>
       </w:r>
-      <w:hyperlink w:history="1" r:id="rIdhcipamzbxvuek443d13ut">
+      <w:hyperlink w:history="1" r:id="rId-7ypxeuha3yzih6nguwp7">
         <w:r>
           <w:rPr>
             <w:rFonts w:ascii="Arial" w:cs="Arial" w:eastAsia="Arial" w:hAnsi="Arial"/>
@@ -9533,7 +9533,7 @@
             <w:pPr>
               <w:spacing w:after="20" w:before="0"/>
             </w:pPr>
-            <w:hyperlink w:history="1" r:id="rIdf03vsf-zpnkggmmmyfaph">
+            <w:hyperlink w:history="1" r:id="rIdgp6vq4uinekpchzrlvitx">
               <w:r>
                 <w:rPr>
                   <w:rFonts w:ascii="Arial" w:cs="Arial" w:eastAsia="Arial" w:hAnsi="Arial"/>
@@ -9566,7 +9566,7 @@
               <w:spacing w:after="10" w:before="0"/>
               <w:ind w:left="120"/>
             </w:pPr>
-            <w:hyperlink w:history="1" r:id="rIddwpb4cbb9jwfzv-5pqtvq">
+            <w:hyperlink w:history="1" r:id="rIdvpwj5vuob4bhx0r9cdev1">
               <w:r>
                 <w:rPr>
                   <w:rFonts w:ascii="Arial" w:cs="Arial" w:eastAsia="Arial" w:hAnsi="Arial"/>
@@ -9611,7 +9611,7 @@
             <w:pPr>
               <w:spacing w:after="20" w:before="0"/>
             </w:pPr>
-            <w:hyperlink w:history="1" r:id="rId5szx4x0hj0mbtro1commy">
+            <w:hyperlink w:history="1" r:id="rIdfn0sho3iufn7tqq4yjbin">
               <w:r>
                 <w:rPr>
                   <w:rFonts w:ascii="Arial" w:cs="Arial" w:eastAsia="Arial" w:hAnsi="Arial"/>
@@ -9644,7 +9644,7 @@
               <w:spacing w:after="10" w:before="0"/>
               <w:ind w:left="120"/>
             </w:pPr>
-            <w:hyperlink w:history="1" r:id="rIdki9evhuiuxnvuqk3ehwxv">
+            <w:hyperlink w:history="1" r:id="rIdwsibgampwfbwgteq_ntkp">
               <w:r>
                 <w:rPr>
                   <w:rFonts w:ascii="Arial" w:cs="Arial" w:eastAsia="Arial" w:hAnsi="Arial"/>
@@ -9839,7 +9839,7 @@
             <w:pPr>
               <w:spacing w:after="20" w:before="0"/>
             </w:pPr>
-            <w:hyperlink w:history="1" r:id="rIdnxqzqkzcfcbvk9q9slzbj">
+            <w:hyperlink w:history="1" r:id="rIdywugy_87pt2dwoodm1kcc">
               <w:r>
                 <w:rPr>
                   <w:rFonts w:ascii="Arial" w:cs="Arial" w:eastAsia="Arial" w:hAnsi="Arial"/>
@@ -9872,7 +9872,7 @@
               <w:spacing w:after="10" w:before="0"/>
               <w:ind w:left="120"/>
             </w:pPr>
-            <w:hyperlink w:history="1" r:id="rIdryllptj19yegfrzcgt3lm">
+            <w:hyperlink w:history="1" r:id="rIdnf_idofnc-fxhye1eelhv">
               <w:r>
                 <w:rPr>
                   <w:rFonts w:ascii="Arial" w:cs="Arial" w:eastAsia="Arial" w:hAnsi="Arial"/>
@@ -9917,7 +9917,7 @@
             <w:pPr>
               <w:spacing w:after="20" w:before="0"/>
             </w:pPr>
-            <w:hyperlink w:history="1" r:id="rIdzocywxbdxjt4xo4ljtc0t">
+            <w:hyperlink w:history="1" r:id="rIddac0eghr_lwrssw1yk2nx">
               <w:r>
                 <w:rPr>
                   <w:rFonts w:ascii="Arial" w:cs="Arial" w:eastAsia="Arial" w:hAnsi="Arial"/>
@@ -9950,7 +9950,7 @@
               <w:spacing w:after="10" w:before="0"/>
               <w:ind w:left="120"/>
             </w:pPr>
-            <w:hyperlink w:history="1" r:id="rId-b6qdlu3pcgdhp0qdiint">
+            <w:hyperlink w:history="1" r:id="rId0p4muymkqk5qi2z5yvxur">
               <w:r>
                 <w:rPr>
                   <w:rFonts w:ascii="Arial" w:cs="Arial" w:eastAsia="Arial" w:hAnsi="Arial"/>
@@ -10335,7 +10335,7 @@
             <w:pPr>
               <w:spacing w:after="20" w:before="0"/>
             </w:pPr>
-            <w:hyperlink w:history="1" r:id="rIdqwi5jhkbfosiqs9-es5bq">
+            <w:hyperlink w:history="1" r:id="rIdi1ez4x-g34x7uybtmywrw">
               <w:r>
                 <w:rPr>
                   <w:rFonts w:ascii="Arial" w:cs="Arial" w:eastAsia="Arial" w:hAnsi="Arial"/>
@@ -10384,7 +10384,7 @@
               <w:spacing w:after="10" w:before="0"/>
               <w:ind w:left="120"/>
             </w:pPr>
-            <w:hyperlink w:history="1" r:id="rIdm2eoad6sanpw1tue5r8iv">
+            <w:hyperlink w:history="1" r:id="rIdb6ucaqtbhhfwln9zi4jc2">
               <w:r>
                 <w:rPr>
                   <w:rFonts w:ascii="Arial" w:cs="Arial" w:eastAsia="Arial" w:hAnsi="Arial"/>
@@ -10429,7 +10429,7 @@
             <w:pPr>
               <w:spacing w:after="20" w:before="0"/>
             </w:pPr>
-            <w:hyperlink w:history="1" r:id="rIdjg51cq4qyaxucmsnv7z7d">
+            <w:hyperlink w:history="1" r:id="rIdkos532ywzghnnzpymzbqu">
               <w:r>
                 <w:rPr>
                   <w:rFonts w:ascii="Arial" w:cs="Arial" w:eastAsia="Arial" w:hAnsi="Arial"/>
@@ -10478,7 +10478,7 @@
               <w:spacing w:after="10" w:before="0"/>
               <w:ind w:left="120"/>
             </w:pPr>
-            <w:hyperlink w:history="1" r:id="rIdcwrjk_5hosgmikvszp9-h">
+            <w:hyperlink w:history="1" r:id="rIdxa8dg2zz9vffeterftpd-">
               <w:r>
                 <w:rPr>
                   <w:rFonts w:ascii="Arial" w:cs="Arial" w:eastAsia="Arial" w:hAnsi="Arial"/>
@@ -10787,7 +10787,7 @@
             <w:pPr>
               <w:spacing w:after="20" w:before="0"/>
             </w:pPr>
-            <w:hyperlink w:history="1" r:id="rIdmqcavhn6mvhrk0kgihoew">
+            <w:hyperlink w:history="1" r:id="rIdxzcwc6k35j0xfh-ubfca0">
               <w:r>
                 <w:rPr>
                   <w:rFonts w:ascii="Arial" w:cs="Arial" w:eastAsia="Arial" w:hAnsi="Arial"/>
@@ -10836,7 +10836,7 @@
               <w:spacing w:after="10" w:before="0"/>
               <w:ind w:left="120"/>
             </w:pPr>
-            <w:hyperlink w:history="1" r:id="rIdd8gad29jorvmivawrou2j">
+            <w:hyperlink w:history="1" r:id="rIdguiy4c0iqsa-1wx0iqk3o">
               <w:r>
                 <w:rPr>
                   <w:rFonts w:ascii="Arial" w:cs="Arial" w:eastAsia="Arial" w:hAnsi="Arial"/>
@@ -10881,7 +10881,7 @@
             <w:pPr>
               <w:spacing w:after="20" w:before="0"/>
             </w:pPr>
-            <w:hyperlink w:history="1" r:id="rIdb-vpiw6gepyl5o2zxlwx_">
+            <w:hyperlink w:history="1" r:id="rIdemuy2xbg__ut-hd3tcg_l">
               <w:r>
                 <w:rPr>
                   <w:rFonts w:ascii="Arial" w:cs="Arial" w:eastAsia="Arial" w:hAnsi="Arial"/>
@@ -10930,7 +10930,7 @@
               <w:spacing w:after="10" w:before="0"/>
               <w:ind w:left="120"/>
             </w:pPr>
-            <w:hyperlink w:history="1" r:id="rIduxuiesfsuacqjfbnjwgxg">
+            <w:hyperlink w:history="1" r:id="rIdusprhxvf_bsqz_cgvty2q">
               <w:r>
                 <w:rPr>
                   <w:rFonts w:ascii="Arial" w:cs="Arial" w:eastAsia="Arial" w:hAnsi="Arial"/>
@@ -11201,7 +11201,7 @@
             <w:pPr>
               <w:spacing w:after="20" w:before="0"/>
             </w:pPr>
-            <w:hyperlink w:history="1" r:id="rIdsk2qv4os0tcpztmvirkeh">
+            <w:hyperlink w:history="1" r:id="rIdmjpqmcs129xd8egihwugs">
               <w:r>
                 <w:rPr>
                   <w:rFonts w:ascii="Arial" w:cs="Arial" w:eastAsia="Arial" w:hAnsi="Arial"/>
@@ -11250,7 +11250,7 @@
               <w:spacing w:after="10" w:before="0"/>
               <w:ind w:left="120"/>
             </w:pPr>
-            <w:hyperlink w:history="1" r:id="rIdhgroo9taixypf_m5zrchf">
+            <w:hyperlink w:history="1" r:id="rIdtkszqmwby3b4vtcnmwu-n">
               <w:r>
                 <w:rPr>
                   <w:rFonts w:ascii="Arial" w:cs="Arial" w:eastAsia="Arial" w:hAnsi="Arial"/>
@@ -11295,7 +11295,7 @@
             <w:pPr>
               <w:spacing w:after="20" w:before="0"/>
             </w:pPr>
-            <w:hyperlink w:history="1" r:id="rIdgmfti__dfltdirq1c0-dd">
+            <w:hyperlink w:history="1" r:id="rIdb19j87inkvxm__er_xlc6">
               <w:r>
                 <w:rPr>
                   <w:rFonts w:ascii="Arial" w:cs="Arial" w:eastAsia="Arial" w:hAnsi="Arial"/>
@@ -11344,7 +11344,7 @@
               <w:spacing w:after="10" w:before="0"/>
               <w:ind w:left="120"/>
             </w:pPr>
-            <w:hyperlink w:history="1" r:id="rIdb6zehyfzga3xbyt861pjh">
+            <w:hyperlink w:history="1" r:id="rIdquhqhppbrm66axvmxjak_">
               <w:r>
                 <w:rPr>
                   <w:rFonts w:ascii="Arial" w:cs="Arial" w:eastAsia="Arial" w:hAnsi="Arial"/>
@@ -11932,7 +11932,7 @@
         </w:rPr>
         <w:t xml:space="preserve">© 2026 SeaVuria and ARES. Aligned with KICD objectives. Developed by SeaVuria; technical implementation by ARES (with AI assistance from Claude). Licensed under </w:t>
       </w:r>
-      <w:hyperlink w:history="1" r:id="rId09tp6wskrcelrfrbyrsqj">
+      <w:hyperlink w:history="1" r:id="rIdngnrrbfncvywjjbue3jr9">
         <w:r>
           <w:rPr>
             <w:rFonts w:ascii="Arial" w:cs="Arial" w:eastAsia="Arial" w:hAnsi="Arial"/>
@@ -11953,7 +11953,7 @@
         </w:rPr>
         <w:t xml:space="preserve"> (</w:t>
       </w:r>
-      <w:hyperlink w:history="1" r:id="rId0mye5d-ghrp_8_oszmjgr">
+      <w:hyperlink w:history="1" r:id="rIdetsrjdxy1kiv6r1dtz6cm">
         <w:r>
           <w:rPr>
             <w:rFonts w:ascii="Arial" w:cs="Arial" w:eastAsia="Arial" w:hAnsi="Arial"/>
@@ -13109,7 +13109,7 @@
             <w:pPr>
               <w:spacing w:after="20" w:before="0"/>
             </w:pPr>
-            <w:hyperlink w:history="1" r:id="rIdtf4p3wmtlb_yrexnlmezd">
+            <w:hyperlink w:history="1" r:id="rIdr5x699elcfg1qwkz0oxdd">
               <w:r>
                 <w:rPr>
                   <w:rFonts w:ascii="Arial" w:cs="Arial" w:eastAsia="Arial" w:hAnsi="Arial"/>
@@ -13158,7 +13158,7 @@
               <w:spacing w:after="10" w:before="0"/>
               <w:ind w:left="120"/>
             </w:pPr>
-            <w:hyperlink w:history="1" r:id="rIdljbw8hmhrlroumvk_z_ju">
+            <w:hyperlink w:history="1" r:id="rIdo6-rr6epfkexkm0kp79vk">
               <w:r>
                 <w:rPr>
                   <w:rFonts w:ascii="Arial" w:cs="Arial" w:eastAsia="Arial" w:hAnsi="Arial"/>
@@ -13203,7 +13203,7 @@
             <w:pPr>
               <w:spacing w:after="20" w:before="0"/>
             </w:pPr>
-            <w:hyperlink w:history="1" r:id="rId6po4x1rsgd_hec-lfesuc">
+            <w:hyperlink w:history="1" r:id="rIdtpsdwnibriimetbtf8mnd">
               <w:r>
                 <w:rPr>
                   <w:rFonts w:ascii="Arial" w:cs="Arial" w:eastAsia="Arial" w:hAnsi="Arial"/>
@@ -13236,7 +13236,7 @@
               <w:spacing w:after="10" w:before="0"/>
               <w:ind w:left="120"/>
             </w:pPr>
-            <w:hyperlink w:history="1" r:id="rIdifh0tsdq6voc6gg7xmn2p">
+            <w:hyperlink w:history="1" r:id="rIdmv2y3kuqgck2rjsteoefj">
               <w:r>
                 <w:rPr>
                   <w:rFonts w:ascii="Arial" w:cs="Arial" w:eastAsia="Arial" w:hAnsi="Arial"/>
@@ -13431,7 +13431,7 @@
             <w:pPr>
               <w:spacing w:after="20" w:before="0"/>
             </w:pPr>
-            <w:hyperlink w:history="1" r:id="rIdwhyvhc-smf6qfdqsa6hlz">
+            <w:hyperlink w:history="1" r:id="rIdqlbdscoh5xmoobspkga5w">
               <w:r>
                 <w:rPr>
                   <w:rFonts w:ascii="Arial" w:cs="Arial" w:eastAsia="Arial" w:hAnsi="Arial"/>
@@ -13480,7 +13480,7 @@
               <w:spacing w:after="10" w:before="0"/>
               <w:ind w:left="120"/>
             </w:pPr>
-            <w:hyperlink w:history="1" r:id="rIdvn3fbrk0f5hd-dwoamidi">
+            <w:hyperlink w:history="1" r:id="rId4zw8rt1une-33iozef2ku">
               <w:r>
                 <w:rPr>
                   <w:rFonts w:ascii="Arial" w:cs="Arial" w:eastAsia="Arial" w:hAnsi="Arial"/>
@@ -13525,7 +13525,7 @@
             <w:pPr>
               <w:spacing w:after="20" w:before="0"/>
             </w:pPr>
-            <w:hyperlink w:history="1" r:id="rIdzt4v1ueytqt_nrjwbxdjv">
+            <w:hyperlink w:history="1" r:id="rIdd6cuhj4xvolnht5ampidz">
               <w:r>
                 <w:rPr>
                   <w:rFonts w:ascii="Arial" w:cs="Arial" w:eastAsia="Arial" w:hAnsi="Arial"/>
@@ -13558,7 +13558,7 @@
               <w:spacing w:after="10" w:before="0"/>
               <w:ind w:left="120"/>
             </w:pPr>
-            <w:hyperlink w:history="1" r:id="rId4ngrwp1f4yubukxwbgwsr">
+            <w:hyperlink w:history="1" r:id="rIdnvyi9thjcgxwevf3vyse_">
               <w:r>
                 <w:rPr>
                   <w:rFonts w:ascii="Arial" w:cs="Arial" w:eastAsia="Arial" w:hAnsi="Arial"/>
@@ -13753,7 +13753,7 @@
             <w:pPr>
               <w:spacing w:after="20" w:before="0"/>
             </w:pPr>
-            <w:hyperlink w:history="1" r:id="rIdyoojmugbc6av1vac9tzji">
+            <w:hyperlink w:history="1" r:id="rId2yqnrbvcof6ndwqk46efa">
               <w:r>
                 <w:rPr>
                   <w:rFonts w:ascii="Arial" w:cs="Arial" w:eastAsia="Arial" w:hAnsi="Arial"/>
@@ -13802,7 +13802,7 @@
               <w:spacing w:after="10" w:before="0"/>
               <w:ind w:left="120"/>
             </w:pPr>
-            <w:hyperlink w:history="1" r:id="rId5qnpm9qlnnfns-flfic1z">
+            <w:hyperlink w:history="1" r:id="rIdvyjik7ouqv8lskhr60yxo">
               <w:r>
                 <w:rPr>
                   <w:rFonts w:ascii="Arial" w:cs="Arial" w:eastAsia="Arial" w:hAnsi="Arial"/>
@@ -13847,7 +13847,7 @@
             <w:pPr>
               <w:spacing w:after="20" w:before="0"/>
             </w:pPr>
-            <w:hyperlink w:history="1" r:id="rIdbdv5r00_2vnunuv878owe">
+            <w:hyperlink w:history="1" r:id="rIdqoafgbeyprrehbrnvmo_o">
               <w:r>
                 <w:rPr>
                   <w:rFonts w:ascii="Arial" w:cs="Arial" w:eastAsia="Arial" w:hAnsi="Arial"/>
@@ -13880,7 +13880,7 @@
               <w:spacing w:after="10" w:before="0"/>
               <w:ind w:left="120"/>
             </w:pPr>
-            <w:hyperlink w:history="1" r:id="rIdysp0p3yfw1bcimm8v7hzd">
+            <w:hyperlink w:history="1" r:id="rIdqsh1erwzvutw5fpb5lt8r">
               <w:r>
                 <w:rPr>
                   <w:rFonts w:ascii="Arial" w:cs="Arial" w:eastAsia="Arial" w:hAnsi="Arial"/>
@@ -14075,7 +14075,7 @@
             <w:pPr>
               <w:spacing w:after="20" w:before="0"/>
             </w:pPr>
-            <w:hyperlink w:history="1" r:id="rIdtepqahen8l0c9s0blnzw-">
+            <w:hyperlink w:history="1" r:id="rIdxfs3n_jc3lmjpubmy4bpp">
               <w:r>
                 <w:rPr>
                   <w:rFonts w:ascii="Arial" w:cs="Arial" w:eastAsia="Arial" w:hAnsi="Arial"/>
@@ -14124,7 +14124,7 @@
               <w:spacing w:after="10" w:before="0"/>
               <w:ind w:left="120"/>
             </w:pPr>
-            <w:hyperlink w:history="1" r:id="rIdyyg6ytyajbsqv0jjnnshu">
+            <w:hyperlink w:history="1" r:id="rIdy1ogpo20y6fdnc78bxvgv">
               <w:r>
                 <w:rPr>
                   <w:rFonts w:ascii="Arial" w:cs="Arial" w:eastAsia="Arial" w:hAnsi="Arial"/>
@@ -14169,7 +14169,7 @@
             <w:pPr>
               <w:spacing w:after="20" w:before="0"/>
             </w:pPr>
-            <w:hyperlink w:history="1" r:id="rIdyant9qwskgffrhrj4kzps">
+            <w:hyperlink w:history="1" r:id="rId4llg3hz_hwk-nq1pwki1h">
               <w:r>
                 <w:rPr>
                   <w:rFonts w:ascii="Arial" w:cs="Arial" w:eastAsia="Arial" w:hAnsi="Arial"/>
@@ -14202,7 +14202,7 @@
               <w:spacing w:after="10" w:before="0"/>
               <w:ind w:left="120"/>
             </w:pPr>
-            <w:hyperlink w:history="1" r:id="rId9tc9bbrpc61wusd5hojrz">
+            <w:hyperlink w:history="1" r:id="rIdrwjvqvieclh0wbum-ekpq">
               <w:r>
                 <w:rPr>
                   <w:rFonts w:ascii="Arial" w:cs="Arial" w:eastAsia="Arial" w:hAnsi="Arial"/>
@@ -14397,7 +14397,7 @@
             <w:pPr>
               <w:spacing w:after="20" w:before="0"/>
             </w:pPr>
-            <w:hyperlink w:history="1" r:id="rId1s4mrvirpc1txushujzzt">
+            <w:hyperlink w:history="1" r:id="rIdbvtcrmuvrk2kv6x2jfkkw">
               <w:r>
                 <w:rPr>
                   <w:rFonts w:ascii="Arial" w:cs="Arial" w:eastAsia="Arial" w:hAnsi="Arial"/>
@@ -14446,7 +14446,7 @@
               <w:spacing w:after="10" w:before="0"/>
               <w:ind w:left="120"/>
             </w:pPr>
-            <w:hyperlink w:history="1" r:id="rIdf4zwfj_w8kimv-1j8p-ry">
+            <w:hyperlink w:history="1" r:id="rId3pgu8c3hgolksnulfzmhf">
               <w:r>
                 <w:rPr>
                   <w:rFonts w:ascii="Arial" w:cs="Arial" w:eastAsia="Arial" w:hAnsi="Arial"/>
@@ -14491,7 +14491,7 @@
             <w:pPr>
               <w:spacing w:after="20" w:before="0"/>
             </w:pPr>
-            <w:hyperlink w:history="1" r:id="rIdflojf4htv596ognl5bnkh">
+            <w:hyperlink w:history="1" r:id="rIdu3dnc10vt2yjtsvcxjcms">
               <w:r>
                 <w:rPr>
                   <w:rFonts w:ascii="Arial" w:cs="Arial" w:eastAsia="Arial" w:hAnsi="Arial"/>
@@ -14540,7 +14540,7 @@
               <w:spacing w:after="10" w:before="0"/>
               <w:ind w:left="120"/>
             </w:pPr>
-            <w:hyperlink w:history="1" r:id="rIdc-ytm3mjgqqoltace_ddb">
+            <w:hyperlink w:history="1" r:id="rId2ny9cp0_0nnqkuhwrfxpr">
               <w:r>
                 <w:rPr>
                   <w:rFonts w:ascii="Arial" w:cs="Arial" w:eastAsia="Arial" w:hAnsi="Arial"/>
@@ -15052,7 +15052,7 @@
         </w:rPr>
         <w:t xml:space="preserve">© 2026 SeaVuria and ARES. Aligned with KICD objectives. Developed by SeaVuria; technical implementation by ARES (with AI assistance from Claude). Licensed under </w:t>
       </w:r>
-      <w:hyperlink w:history="1" r:id="rIdsy9ggimbbexcvhqxborue">
+      <w:hyperlink w:history="1" r:id="rIdoki1gh9sb0zxewlxucwvi">
         <w:r>
           <w:rPr>
             <w:rFonts w:ascii="Arial" w:cs="Arial" w:eastAsia="Arial" w:hAnsi="Arial"/>
@@ -15073,7 +15073,7 @@
         </w:rPr>
         <w:t xml:space="preserve"> (</w:t>
       </w:r>
-      <w:hyperlink w:history="1" r:id="rIdku1kszm3cgkiopfhte-4o">
+      <w:hyperlink w:history="1" r:id="rIdbj_xtous-eabvennl6buu">
         <w:r>
           <w:rPr>
             <w:rFonts w:ascii="Arial" w:cs="Arial" w:eastAsia="Arial" w:hAnsi="Arial"/>
@@ -16086,7 +16086,7 @@
             <w:pPr>
               <w:spacing w:after="20" w:before="0"/>
             </w:pPr>
-            <w:hyperlink w:history="1" r:id="rIdiowyeayvws0qdg_uepubs">
+            <w:hyperlink w:history="1" r:id="rId7jfdwr6wpwgzlyrr3blx_">
               <w:r>
                 <w:rPr>
                   <w:rFonts w:ascii="Arial" w:cs="Arial" w:eastAsia="Arial" w:hAnsi="Arial"/>
@@ -16119,7 +16119,7 @@
               <w:spacing w:after="10" w:before="0"/>
               <w:ind w:left="120"/>
             </w:pPr>
-            <w:hyperlink w:history="1" r:id="rIdb9uv_lbu-yph-lifhh29y">
+            <w:hyperlink w:history="1" r:id="rIdcbgwmbgzqk_ftclqre8ds">
               <w:r>
                 <w:rPr>
                   <w:rFonts w:ascii="Arial" w:cs="Arial" w:eastAsia="Arial" w:hAnsi="Arial"/>
@@ -16164,7 +16164,7 @@
             <w:pPr>
               <w:spacing w:after="20" w:before="0"/>
             </w:pPr>
-            <w:hyperlink w:history="1" r:id="rIdkbci7ivbfvzlkg9w_lwst">
+            <w:hyperlink w:history="1" r:id="rIdzatvyxulxqbqgvybx2zye">
               <w:r>
                 <w:rPr>
                   <w:rFonts w:ascii="Arial" w:cs="Arial" w:eastAsia="Arial" w:hAnsi="Arial"/>
@@ -16197,7 +16197,7 @@
               <w:spacing w:after="10" w:before="0"/>
               <w:ind w:left="120"/>
             </w:pPr>
-            <w:hyperlink w:history="1" r:id="rIdzqky9slzdvhc4oyvnla4s">
+            <w:hyperlink w:history="1" r:id="rIdhiezpibn_1o6oasu3z1la">
               <w:r>
                 <w:rPr>
                   <w:rFonts w:ascii="Arial" w:cs="Arial" w:eastAsia="Arial" w:hAnsi="Arial"/>
@@ -16392,7 +16392,7 @@
             <w:pPr>
               <w:spacing w:after="20" w:before="0"/>
             </w:pPr>
-            <w:hyperlink w:history="1" r:id="rId6dmb0jvrkzqaiezttaxdp">
+            <w:hyperlink w:history="1" r:id="rIdkvnrkv0hynbvozhl6f673">
               <w:r>
                 <w:rPr>
                   <w:rFonts w:ascii="Arial" w:cs="Arial" w:eastAsia="Arial" w:hAnsi="Arial"/>
@@ -16425,7 +16425,7 @@
               <w:spacing w:after="10" w:before="0"/>
               <w:ind w:left="120"/>
             </w:pPr>
-            <w:hyperlink w:history="1" r:id="rIdzqgqvfhdtej0t0tbwe77z">
+            <w:hyperlink w:history="1" r:id="rIdze6p2dpic4pch0ofx7ri1">
               <w:r>
                 <w:rPr>
                   <w:rFonts w:ascii="Arial" w:cs="Arial" w:eastAsia="Arial" w:hAnsi="Arial"/>
@@ -16470,7 +16470,7 @@
             <w:pPr>
               <w:spacing w:after="20" w:before="0"/>
             </w:pPr>
-            <w:hyperlink w:history="1" r:id="rId2dunq0vlfkbx90dkipo6m">
+            <w:hyperlink w:history="1" r:id="rIdgj1y49xr8ehn2otjooox0">
               <w:r>
                 <w:rPr>
                   <w:rFonts w:ascii="Arial" w:cs="Arial" w:eastAsia="Arial" w:hAnsi="Arial"/>
@@ -16503,7 +16503,7 @@
               <w:spacing w:after="10" w:before="0"/>
               <w:ind w:left="120"/>
             </w:pPr>
-            <w:hyperlink w:history="1" r:id="rIddcsyxqagfbgspb1zfk2iy">
+            <w:hyperlink w:history="1" r:id="rIdvk8hpobz7yvo206r-onyw">
               <w:r>
                 <w:rPr>
                   <w:rFonts w:ascii="Arial" w:cs="Arial" w:eastAsia="Arial" w:hAnsi="Arial"/>
@@ -16698,7 +16698,7 @@
             <w:pPr>
               <w:spacing w:after="20" w:before="0"/>
             </w:pPr>
-            <w:hyperlink w:history="1" r:id="rIdqopwimn3ttoq7xyttgpna">
+            <w:hyperlink w:history="1" r:id="rIdir2xiq1iuqrrsw--pmqgi">
               <w:r>
                 <w:rPr>
                   <w:rFonts w:ascii="Arial" w:cs="Arial" w:eastAsia="Arial" w:hAnsi="Arial"/>
@@ -16731,7 +16731,7 @@
               <w:spacing w:after="10" w:before="0"/>
               <w:ind w:left="120"/>
             </w:pPr>
-            <w:hyperlink w:history="1" r:id="rIdgbbjjgnqthkshipyallsn">
+            <w:hyperlink w:history="1" r:id="rIdzlvamyvrhkqns1biu5rci">
               <w:r>
                 <w:rPr>
                   <w:rFonts w:ascii="Arial" w:cs="Arial" w:eastAsia="Arial" w:hAnsi="Arial"/>
@@ -16776,7 +16776,7 @@
             <w:pPr>
               <w:spacing w:after="20" w:before="0"/>
             </w:pPr>
-            <w:hyperlink w:history="1" r:id="rIdeovfgl3nmavxaqq3yuitn">
+            <w:hyperlink w:history="1" r:id="rId0bky6ain6m_uytin6uzfm">
               <w:r>
                 <w:rPr>
                   <w:rFonts w:ascii="Arial" w:cs="Arial" w:eastAsia="Arial" w:hAnsi="Arial"/>
@@ -16825,7 +16825,7 @@
               <w:spacing w:after="10" w:before="0"/>
               <w:ind w:left="120"/>
             </w:pPr>
-            <w:hyperlink w:history="1" r:id="rIdno-henewilk9lf6eejkja">
+            <w:hyperlink w:history="1" r:id="rIduuyxj7l4h-deh-a6l2itt">
               <w:r>
                 <w:rPr>
                   <w:rFonts w:ascii="Arial" w:cs="Arial" w:eastAsia="Arial" w:hAnsi="Arial"/>
@@ -17020,7 +17020,7 @@
             <w:pPr>
               <w:spacing w:after="20" w:before="0"/>
             </w:pPr>
-            <w:hyperlink w:history="1" r:id="rId54lendrbfsp1h6ik6nuat">
+            <w:hyperlink w:history="1" r:id="rIdz-nnsm_5uitx9kpobgl6p">
               <w:r>
                 <w:rPr>
                   <w:rFonts w:ascii="Arial" w:cs="Arial" w:eastAsia="Arial" w:hAnsi="Arial"/>
@@ -17053,7 +17053,7 @@
               <w:spacing w:after="10" w:before="0"/>
               <w:ind w:left="120"/>
             </w:pPr>
-            <w:hyperlink w:history="1" r:id="rIdwafnsz0pmf2gygwfbgluo">
+            <w:hyperlink w:history="1" r:id="rIdrhiebtt9x1-vmmtcmxrqx">
               <w:r>
                 <w:rPr>
                   <w:rFonts w:ascii="Arial" w:cs="Arial" w:eastAsia="Arial" w:hAnsi="Arial"/>
@@ -17098,7 +17098,7 @@
             <w:pPr>
               <w:spacing w:after="20" w:before="0"/>
             </w:pPr>
-            <w:hyperlink w:history="1" r:id="rIdckw3fu93tog2vy_u7pkkt">
+            <w:hyperlink w:history="1" r:id="rId5noz6vo7xlmqmdsqbtdr2">
               <w:r>
                 <w:rPr>
                   <w:rFonts w:ascii="Arial" w:cs="Arial" w:eastAsia="Arial" w:hAnsi="Arial"/>
@@ -17147,7 +17147,7 @@
               <w:spacing w:after="10" w:before="0"/>
               <w:ind w:left="120"/>
             </w:pPr>
-            <w:hyperlink w:history="1" r:id="rId_ym7hyvyixfremmevnrkp">
+            <w:hyperlink w:history="1" r:id="rId2saj44rez1ltuill0zkqc">
               <w:r>
                 <w:rPr>
                   <w:rFonts w:ascii="Arial" w:cs="Arial" w:eastAsia="Arial" w:hAnsi="Arial"/>
@@ -17342,7 +17342,7 @@
             <w:pPr>
               <w:spacing w:after="20" w:before="0"/>
             </w:pPr>
-            <w:hyperlink w:history="1" r:id="rIdm7jtf29sp1tyeksmjzoqm">
+            <w:hyperlink w:history="1" r:id="rIdutxohgr286zfwhe7izoyh">
               <w:r>
                 <w:rPr>
                   <w:rFonts w:ascii="Arial" w:cs="Arial" w:eastAsia="Arial" w:hAnsi="Arial"/>
@@ -17391,7 +17391,7 @@
               <w:spacing w:after="10" w:before="0"/>
               <w:ind w:left="120"/>
             </w:pPr>
-            <w:hyperlink w:history="1" r:id="rIdo1c6r1wnbxsni-vzkvq4m">
+            <w:hyperlink w:history="1" r:id="rIdfuifi2qgfynxjhitakztv">
               <w:r>
                 <w:rPr>
                   <w:rFonts w:ascii="Arial" w:cs="Arial" w:eastAsia="Arial" w:hAnsi="Arial"/>
@@ -17436,7 +17436,7 @@
             <w:pPr>
               <w:spacing w:after="20" w:before="0"/>
             </w:pPr>
-            <w:hyperlink w:history="1" r:id="rId0wvfn-hqiq-pigwz_ue0-">
+            <w:hyperlink w:history="1" r:id="rId2hsdmarmwxhtpouwnwswi">
               <w:r>
                 <w:rPr>
                   <w:rFonts w:ascii="Arial" w:cs="Arial" w:eastAsia="Arial" w:hAnsi="Arial"/>
@@ -17485,7 +17485,7 @@
               <w:spacing w:after="10" w:before="0"/>
               <w:ind w:left="120"/>
             </w:pPr>
-            <w:hyperlink w:history="1" r:id="rIdm-s2umna4rby87a7mry4r">
+            <w:hyperlink w:history="1" r:id="rId4e48tcsijmofxd1u4gkom">
               <w:r>
                 <w:rPr>
                   <w:rFonts w:ascii="Arial" w:cs="Arial" w:eastAsia="Arial" w:hAnsi="Arial"/>
@@ -17997,7 +17997,7 @@
         </w:rPr>
         <w:t xml:space="preserve">© 2026 SeaVuria and ARES. Aligned with KICD objectives. Developed by SeaVuria; technical implementation by ARES (with AI assistance from Claude). Licensed under </w:t>
       </w:r>
-      <w:hyperlink w:history="1" r:id="rId8gnk_di6v66vawmm5ztdt">
+      <w:hyperlink w:history="1" r:id="rId1r2m5ikcie731ca4rd0hy">
         <w:r>
           <w:rPr>
             <w:rFonts w:ascii="Arial" w:cs="Arial" w:eastAsia="Arial" w:hAnsi="Arial"/>
@@ -18018,7 +18018,7 @@
         </w:rPr>
         <w:t xml:space="preserve"> (</w:t>
       </w:r>
-      <w:hyperlink w:history="1" r:id="rIddbr63imkv6he2lufd8ka3">
+      <w:hyperlink w:history="1" r:id="rIdvmxhnnyw2mnm5ft4yor4j">
         <w:r>
           <w:rPr>
             <w:rFonts w:ascii="Arial" w:cs="Arial" w:eastAsia="Arial" w:hAnsi="Arial"/>
@@ -19031,7 +19031,7 @@
             <w:pPr>
               <w:spacing w:after="20" w:before="0"/>
             </w:pPr>
-            <w:hyperlink w:history="1" r:id="rIdpmjo7dri23l_o_-dxbgms">
+            <w:hyperlink w:history="1" r:id="rIdhs3gyaduddiezlne__b8v">
               <w:r>
                 <w:rPr>
                   <w:rFonts w:ascii="Arial" w:cs="Arial" w:eastAsia="Arial" w:hAnsi="Arial"/>
@@ -19064,7 +19064,7 @@
               <w:spacing w:after="10" w:before="0"/>
               <w:ind w:left="120"/>
             </w:pPr>
-            <w:hyperlink w:history="1" r:id="rIdwpuxdms1ag3u4uefm8jmc">
+            <w:hyperlink w:history="1" r:id="rIdhhrvf_sim-j9qfzdq8sol">
               <w:r>
                 <w:rPr>
                   <w:rFonts w:ascii="Arial" w:cs="Arial" w:eastAsia="Arial" w:hAnsi="Arial"/>
@@ -19109,7 +19109,7 @@
             <w:pPr>
               <w:spacing w:after="20" w:before="0"/>
             </w:pPr>
-            <w:hyperlink w:history="1" r:id="rIdgaimg9ov8xfnddin7lwkv">
+            <w:hyperlink w:history="1" r:id="rIdjnibca5egbrpdcm0gohrm">
               <w:r>
                 <w:rPr>
                   <w:rFonts w:ascii="Arial" w:cs="Arial" w:eastAsia="Arial" w:hAnsi="Arial"/>
@@ -19142,7 +19142,7 @@
               <w:spacing w:after="10" w:before="0"/>
               <w:ind w:left="120"/>
             </w:pPr>
-            <w:hyperlink w:history="1" r:id="rIdwgapptczcz0vervxxglqi">
+            <w:hyperlink w:history="1" r:id="rIdvijos2pr_iriocvxr1xo-">
               <w:r>
                 <w:rPr>
                   <w:rFonts w:ascii="Arial" w:cs="Arial" w:eastAsia="Arial" w:hAnsi="Arial"/>
@@ -19337,7 +19337,7 @@
             <w:pPr>
               <w:spacing w:after="20" w:before="0"/>
             </w:pPr>
-            <w:hyperlink w:history="1" r:id="rIdiogkhcgok_x1moow3db46">
+            <w:hyperlink w:history="1" r:id="rIdckxezmfmt51sxq5ldprif">
               <w:r>
                 <w:rPr>
                   <w:rFonts w:ascii="Arial" w:cs="Arial" w:eastAsia="Arial" w:hAnsi="Arial"/>
@@ -19370,7 +19370,7 @@
               <w:spacing w:after="10" w:before="0"/>
               <w:ind w:left="120"/>
             </w:pPr>
-            <w:hyperlink w:history="1" r:id="rIdxqzz3ethvlsi6g-_--jyk">
+            <w:hyperlink w:history="1" r:id="rIdu3m6afxoz_8xq7_xjkpm4">
               <w:r>
                 <w:rPr>
                   <w:rFonts w:ascii="Arial" w:cs="Arial" w:eastAsia="Arial" w:hAnsi="Arial"/>
@@ -19415,7 +19415,7 @@
             <w:pPr>
               <w:spacing w:after="20" w:before="0"/>
             </w:pPr>
-            <w:hyperlink w:history="1" r:id="rIdtvoq3tnat9oxhfkkugc3q">
+            <w:hyperlink w:history="1" r:id="rIdewg9okwwxctrz7bbsxusg">
               <w:r>
                 <w:rPr>
                   <w:rFonts w:ascii="Arial" w:cs="Arial" w:eastAsia="Arial" w:hAnsi="Arial"/>
@@ -19448,7 +19448,7 @@
               <w:spacing w:after="10" w:before="0"/>
               <w:ind w:left="120"/>
             </w:pPr>
-            <w:hyperlink w:history="1" r:id="rIdmlq8axa8tfgo9a0uar2ri">
+            <w:hyperlink w:history="1" r:id="rId_6s3ufjvn6fsq8umdgec7">
               <w:r>
                 <w:rPr>
                   <w:rFonts w:ascii="Arial" w:cs="Arial" w:eastAsia="Arial" w:hAnsi="Arial"/>
@@ -19643,7 +19643,7 @@
             <w:pPr>
               <w:spacing w:after="20" w:before="0"/>
             </w:pPr>
-            <w:hyperlink w:history="1" r:id="rIdhtco9gdjzf1kwyqp-x9fd">
+            <w:hyperlink w:history="1" r:id="rIdcug9qxe-qardjoryc3fpr">
               <w:r>
                 <w:rPr>
                   <w:rFonts w:ascii="Arial" w:cs="Arial" w:eastAsia="Arial" w:hAnsi="Arial"/>
@@ -19692,7 +19692,7 @@
               <w:spacing w:after="10" w:before="0"/>
               <w:ind w:left="120"/>
             </w:pPr>
-            <w:hyperlink w:history="1" r:id="rIdlpg8soo5qqb2b_srx9hs5">
+            <w:hyperlink w:history="1" r:id="rIdikybxdfqlt14t4gwzdjmg">
               <w:r>
                 <w:rPr>
                   <w:rFonts w:ascii="Arial" w:cs="Arial" w:eastAsia="Arial" w:hAnsi="Arial"/>
@@ -19737,7 +19737,7 @@
             <w:pPr>
               <w:spacing w:after="20" w:before="0"/>
             </w:pPr>
-            <w:hyperlink w:history="1" r:id="rIdgvrmiucxillnqmkix7ovn">
+            <w:hyperlink w:history="1" r:id="rIdo4dybgnrbyrmg00rhznkn">
               <w:r>
                 <w:rPr>
                   <w:rFonts w:ascii="Arial" w:cs="Arial" w:eastAsia="Arial" w:hAnsi="Arial"/>
@@ -19786,7 +19786,7 @@
               <w:spacing w:after="10" w:before="0"/>
               <w:ind w:left="120"/>
             </w:pPr>
-            <w:hyperlink w:history="1" r:id="rIdouwjfagw7c4ekq0dfpgsv">
+            <w:hyperlink w:history="1" r:id="rId5xxnxk20ca1h774dowwzz">
               <w:r>
                 <w:rPr>
                   <w:rFonts w:ascii="Arial" w:cs="Arial" w:eastAsia="Arial" w:hAnsi="Arial"/>
@@ -19981,7 +19981,7 @@
             <w:pPr>
               <w:spacing w:after="20" w:before="0"/>
             </w:pPr>
-            <w:hyperlink w:history="1" r:id="rIdwth0dfnf2r0-pqgu7fkxx">
+            <w:hyperlink w:history="1" r:id="rId1itxmtqdz34ul7slrvzjs">
               <w:r>
                 <w:rPr>
                   <w:rFonts w:ascii="Arial" w:cs="Arial" w:eastAsia="Arial" w:hAnsi="Arial"/>
@@ -20030,7 +20030,7 @@
               <w:spacing w:after="10" w:before="0"/>
               <w:ind w:left="120"/>
             </w:pPr>
-            <w:hyperlink w:history="1" r:id="rId9wmvivazcgojojyi_s67k">
+            <w:hyperlink w:history="1" r:id="rIdwksd_v3jsstvcpvrylpqn">
               <w:r>
                 <w:rPr>
                   <w:rFonts w:ascii="Arial" w:cs="Arial" w:eastAsia="Arial" w:hAnsi="Arial"/>
@@ -20075,7 +20075,7 @@
             <w:pPr>
               <w:spacing w:after="20" w:before="0"/>
             </w:pPr>
-            <w:hyperlink w:history="1" r:id="rIdgh38enzpy34reqgfy-sns">
+            <w:hyperlink w:history="1" r:id="rIddyuj3tgsmrizslhfmp6zz">
               <w:r>
                 <w:rPr>
                   <w:rFonts w:ascii="Arial" w:cs="Arial" w:eastAsia="Arial" w:hAnsi="Arial"/>
@@ -20124,7 +20124,7 @@
               <w:spacing w:after="10" w:before="0"/>
               <w:ind w:left="120"/>
             </w:pPr>
-            <w:hyperlink w:history="1" r:id="rIdmp5wlzejqqag8o3kx61-i">
+            <w:hyperlink w:history="1" r:id="rIdif_tto6drkq48-odpvxfg">
               <w:r>
                 <w:rPr>
                   <w:rFonts w:ascii="Arial" w:cs="Arial" w:eastAsia="Arial" w:hAnsi="Arial"/>
@@ -20319,7 +20319,7 @@
             <w:pPr>
               <w:spacing w:after="20" w:before="0"/>
             </w:pPr>
-            <w:hyperlink w:history="1" r:id="rIdeez6u2fh7ep13o9r5r55a">
+            <w:hyperlink w:history="1" r:id="rIdpmdyccf_ygxhzlxhxtser">
               <w:r>
                 <w:rPr>
                   <w:rFonts w:ascii="Arial" w:cs="Arial" w:eastAsia="Arial" w:hAnsi="Arial"/>
@@ -20368,7 +20368,7 @@
               <w:spacing w:after="10" w:before="0"/>
               <w:ind w:left="120"/>
             </w:pPr>
-            <w:hyperlink w:history="1" r:id="rIdtr4itfw87xmdfjsw05p3g">
+            <w:hyperlink w:history="1" r:id="rIdzdtke9pssq9qorzsqg3or">
               <w:r>
                 <w:rPr>
                   <w:rFonts w:ascii="Arial" w:cs="Arial" w:eastAsia="Arial" w:hAnsi="Arial"/>
@@ -20413,7 +20413,7 @@
             <w:pPr>
               <w:spacing w:after="20" w:before="0"/>
             </w:pPr>
-            <w:hyperlink w:history="1" r:id="rIdqtjxotr_4sihkrubwwnui">
+            <w:hyperlink w:history="1" r:id="rIdmz6eweqekaukpts0kaqkz">
               <w:r>
                 <w:rPr>
                   <w:rFonts w:ascii="Arial" w:cs="Arial" w:eastAsia="Arial" w:hAnsi="Arial"/>
@@ -20462,7 +20462,7 @@
               <w:spacing w:after="10" w:before="0"/>
               <w:ind w:left="120"/>
             </w:pPr>
-            <w:hyperlink w:history="1" r:id="rIdxj0fc0bedtrojwcn8jiim">
+            <w:hyperlink w:history="1" r:id="rId14-ltqsur51mtqv1clwvu">
               <w:r>
                 <w:rPr>
                   <w:rFonts w:ascii="Arial" w:cs="Arial" w:eastAsia="Arial" w:hAnsi="Arial"/>
@@ -20974,7 +20974,7 @@
         </w:rPr>
         <w:t xml:space="preserve">© 2026 SeaVuria and ARES. Aligned with KICD objectives. Developed by SeaVuria; technical implementation by ARES (with AI assistance from Claude). Licensed under </w:t>
       </w:r>
-      <w:hyperlink w:history="1" r:id="rId_fpzlfad7erl_btdra1o5">
+      <w:hyperlink w:history="1" r:id="rIdta0zexzjltunedox7-6kc">
         <w:r>
           <w:rPr>
             <w:rFonts w:ascii="Arial" w:cs="Arial" w:eastAsia="Arial" w:hAnsi="Arial"/>
@@ -20995,7 +20995,7 @@
         </w:rPr>
         <w:t xml:space="preserve"> (</w:t>
       </w:r>
-      <w:hyperlink w:history="1" r:id="rIdtx2dy95ujz7zzmp9ukt9b">
+      <w:hyperlink w:history="1" r:id="rIdi7mgzo4eyoozvq75ggnai">
         <w:r>
           <w:rPr>
             <w:rFonts w:ascii="Arial" w:cs="Arial" w:eastAsia="Arial" w:hAnsi="Arial"/>
@@ -22008,7 +22008,7 @@
             <w:pPr>
               <w:spacing w:after="20" w:before="0"/>
             </w:pPr>
-            <w:hyperlink w:history="1" r:id="rIdfitbo71qym_f0buagtn1c">
+            <w:hyperlink w:history="1" r:id="rIdvhvvh7iprylqk-iuua88w">
               <w:r>
                 <w:rPr>
                   <w:rFonts w:ascii="Arial" w:cs="Arial" w:eastAsia="Arial" w:hAnsi="Arial"/>
@@ -22041,7 +22041,7 @@
               <w:spacing w:after="10" w:before="0"/>
               <w:ind w:left="120"/>
             </w:pPr>
-            <w:hyperlink w:history="1" r:id="rIdtss1wgh6j_veh76_qbn7v">
+            <w:hyperlink w:history="1" r:id="rId-sxb2fgpr8lh6iqrfxzc_">
               <w:r>
                 <w:rPr>
                   <w:rFonts w:ascii="Arial" w:cs="Arial" w:eastAsia="Arial" w:hAnsi="Arial"/>
@@ -22086,7 +22086,7 @@
             <w:pPr>
               <w:spacing w:after="20" w:before="0"/>
             </w:pPr>
-            <w:hyperlink w:history="1" r:id="rIdkuijl8sjuz6mkueoidqcs">
+            <w:hyperlink w:history="1" r:id="rIdwj9ld9fh89nmk_u0-cuv8">
               <w:r>
                 <w:rPr>
                   <w:rFonts w:ascii="Arial" w:cs="Arial" w:eastAsia="Arial" w:hAnsi="Arial"/>
@@ -22119,7 +22119,7 @@
               <w:spacing w:after="10" w:before="0"/>
               <w:ind w:left="120"/>
             </w:pPr>
-            <w:hyperlink w:history="1" r:id="rIdssq60_cl9fafsgvjqebay">
+            <w:hyperlink w:history="1" r:id="rIdyh2ig8dbwt6clpvuflw0j">
               <w:r>
                 <w:rPr>
                   <w:rFonts w:ascii="Arial" w:cs="Arial" w:eastAsia="Arial" w:hAnsi="Arial"/>
@@ -22314,7 +22314,7 @@
             <w:pPr>
               <w:spacing w:after="20" w:before="0"/>
             </w:pPr>
-            <w:hyperlink w:history="1" r:id="rIdxksveuspniqgjls44l5kb">
+            <w:hyperlink w:history="1" r:id="rIdzdq3izigoelga47wdbm87">
               <w:r>
                 <w:rPr>
                   <w:rFonts w:ascii="Arial" w:cs="Arial" w:eastAsia="Arial" w:hAnsi="Arial"/>
@@ -22347,7 +22347,7 @@
               <w:spacing w:after="10" w:before="0"/>
               <w:ind w:left="120"/>
             </w:pPr>
-            <w:hyperlink w:history="1" r:id="rIdzvot8facsuocxizmqbyvh">
+            <w:hyperlink w:history="1" r:id="rIdkdymhylqsnl6msfyzm0ry">
               <w:r>
                 <w:rPr>
                   <w:rFonts w:ascii="Arial" w:cs="Arial" w:eastAsia="Arial" w:hAnsi="Arial"/>
@@ -22392,7 +22392,7 @@
             <w:pPr>
               <w:spacing w:after="20" w:before="0"/>
             </w:pPr>
-            <w:hyperlink w:history="1" r:id="rId7utpfkiv4wph_mtlpuphv">
+            <w:hyperlink w:history="1" r:id="rIdbqg191ppsnm_xaonllexo">
               <w:r>
                 <w:rPr>
                   <w:rFonts w:ascii="Arial" w:cs="Arial" w:eastAsia="Arial" w:hAnsi="Arial"/>
@@ -22425,7 +22425,7 @@
               <w:spacing w:after="10" w:before="0"/>
               <w:ind w:left="120"/>
             </w:pPr>
-            <w:hyperlink w:history="1" r:id="rIdvddhkxiywa55nawdj9vui">
+            <w:hyperlink w:history="1" r:id="rIdsdtb6joi9z_ybbjuekofs">
               <w:r>
                 <w:rPr>
                   <w:rFonts w:ascii="Arial" w:cs="Arial" w:eastAsia="Arial" w:hAnsi="Arial"/>
@@ -22620,7 +22620,7 @@
             <w:pPr>
               <w:spacing w:after="20" w:before="0"/>
             </w:pPr>
-            <w:hyperlink w:history="1" r:id="rIdc_mlre0dcvysegohz2waj">
+            <w:hyperlink w:history="1" r:id="rIdmsnxf6uzc6saipivuqmsz">
               <w:r>
                 <w:rPr>
                   <w:rFonts w:ascii="Arial" w:cs="Arial" w:eastAsia="Arial" w:hAnsi="Arial"/>
@@ -22669,7 +22669,7 @@
               <w:spacing w:after="10" w:before="0"/>
               <w:ind w:left="120"/>
             </w:pPr>
-            <w:hyperlink w:history="1" r:id="rIdodmrg6gluwd90k7lww9gf">
+            <w:hyperlink w:history="1" r:id="rIdm1pioy4nyqoxrudjmwnkw">
               <w:r>
                 <w:rPr>
                   <w:rFonts w:ascii="Arial" w:cs="Arial" w:eastAsia="Arial" w:hAnsi="Arial"/>
@@ -22714,7 +22714,7 @@
             <w:pPr>
               <w:spacing w:after="20" w:before="0"/>
             </w:pPr>
-            <w:hyperlink w:history="1" r:id="rIdvkfwonutaq14gihl4y0ww">
+            <w:hyperlink w:history="1" r:id="rIdbmizfdj6esx3f2zchu2o9">
               <w:r>
                 <w:rPr>
                   <w:rFonts w:ascii="Arial" w:cs="Arial" w:eastAsia="Arial" w:hAnsi="Arial"/>
@@ -22747,7 +22747,7 @@
               <w:spacing w:after="10" w:before="0"/>
               <w:ind w:left="120"/>
             </w:pPr>
-            <w:hyperlink w:history="1" r:id="rIds1xmovx0ny0otk2apypy7">
+            <w:hyperlink w:history="1" r:id="rId3lyskplkx7cerg_p_lqko">
               <w:r>
                 <w:rPr>
                   <w:rFonts w:ascii="Arial" w:cs="Arial" w:eastAsia="Arial" w:hAnsi="Arial"/>
@@ -22942,7 +22942,7 @@
             <w:pPr>
               <w:spacing w:after="20" w:before="0"/>
             </w:pPr>
-            <w:hyperlink w:history="1" r:id="rIdjwiw_xxabvsnhsiegqgou">
+            <w:hyperlink w:history="1" r:id="rIdsu7igccnpng0adzngkiox">
               <w:r>
                 <w:rPr>
                   <w:rFonts w:ascii="Arial" w:cs="Arial" w:eastAsia="Arial" w:hAnsi="Arial"/>
@@ -22991,7 +22991,7 @@
               <w:spacing w:after="10" w:before="0"/>
               <w:ind w:left="120"/>
             </w:pPr>
-            <w:hyperlink w:history="1" r:id="rIdxp5sda-_gwon_7t6-whoc">
+            <w:hyperlink w:history="1" r:id="rIdswhjractzq1favfjdtb5e">
               <w:r>
                 <w:rPr>
                   <w:rFonts w:ascii="Arial" w:cs="Arial" w:eastAsia="Arial" w:hAnsi="Arial"/>
@@ -23036,7 +23036,7 @@
             <w:pPr>
               <w:spacing w:after="20" w:before="0"/>
             </w:pPr>
-            <w:hyperlink w:history="1" r:id="rIdsaggryutrujyeql4bykfr">
+            <w:hyperlink w:history="1" r:id="rIdnfvbrptdzuetksyawi-nw">
               <w:r>
                 <w:rPr>
                   <w:rFonts w:ascii="Arial" w:cs="Arial" w:eastAsia="Arial" w:hAnsi="Arial"/>
@@ -23069,7 +23069,7 @@
               <w:spacing w:after="10" w:before="0"/>
               <w:ind w:left="120"/>
             </w:pPr>
-            <w:hyperlink w:history="1" r:id="rIdj-afaedgbl041kmjmddly">
+            <w:hyperlink w:history="1" r:id="rIdbju1koyyshhnh32kg0skk">
               <w:r>
                 <w:rPr>
                   <w:rFonts w:ascii="Arial" w:cs="Arial" w:eastAsia="Arial" w:hAnsi="Arial"/>
@@ -23264,7 +23264,7 @@
             <w:pPr>
               <w:spacing w:after="20" w:before="0"/>
             </w:pPr>
-            <w:hyperlink w:history="1" r:id="rIdla-_fub0isl7tzggjsdm9">
+            <w:hyperlink w:history="1" r:id="rIdohtwb3kpchklm4w1_dmjd">
               <w:r>
                 <w:rPr>
                   <w:rFonts w:ascii="Arial" w:cs="Arial" w:eastAsia="Arial" w:hAnsi="Arial"/>
@@ -23313,7 +23313,7 @@
               <w:spacing w:after="10" w:before="0"/>
               <w:ind w:left="120"/>
             </w:pPr>
-            <w:hyperlink w:history="1" r:id="rIdahi5ebvamn4r1lse14bz8">
+            <w:hyperlink w:history="1" r:id="rIdr_3arxdxqmqsgkugmf8x8">
               <w:r>
                 <w:rPr>
                   <w:rFonts w:ascii="Arial" w:cs="Arial" w:eastAsia="Arial" w:hAnsi="Arial"/>
@@ -23358,7 +23358,7 @@
             <w:pPr>
               <w:spacing w:after="20" w:before="0"/>
             </w:pPr>
-            <w:hyperlink w:history="1" r:id="rIdkp8vfvva-ixcryx_vzblt">
+            <w:hyperlink w:history="1" r:id="rIdlxrc_vjp2bu7df08e1gkx">
               <w:r>
                 <w:rPr>
                   <w:rFonts w:ascii="Arial" w:cs="Arial" w:eastAsia="Arial" w:hAnsi="Arial"/>
@@ -23391,7 +23391,7 @@
               <w:spacing w:after="10" w:before="0"/>
               <w:ind w:left="120"/>
             </w:pPr>
-            <w:hyperlink w:history="1" r:id="rId1vzgwcrjnbz6etscyx3zb">
+            <w:hyperlink w:history="1" r:id="rIdxovbub2rota4yoccufm28">
               <w:r>
                 <w:rPr>
                   <w:rFonts w:ascii="Arial" w:cs="Arial" w:eastAsia="Arial" w:hAnsi="Arial"/>
@@ -23903,7 +23903,7 @@
         </w:rPr>
         <w:t xml:space="preserve">© 2026 SeaVuria and ARES. Aligned with KICD objectives. Developed by SeaVuria; technical implementation by ARES (with AI assistance from Claude). Licensed under </w:t>
       </w:r>
-      <w:hyperlink w:history="1" r:id="rId3d7b9dey_pd-wvizhco8p">
+      <w:hyperlink w:history="1" r:id="rIdavoy9x27fetf9gubyoj83">
         <w:r>
           <w:rPr>
             <w:rFonts w:ascii="Arial" w:cs="Arial" w:eastAsia="Arial" w:hAnsi="Arial"/>
@@ -23924,7 +23924,7 @@
         </w:rPr>
         <w:t xml:space="preserve"> (</w:t>
       </w:r>
-      <w:hyperlink w:history="1" r:id="rIdybmjqbac_wxbendg3xpmb">
+      <w:hyperlink w:history="1" r:id="rIddebpuowxlatbay4toc7i_">
         <w:r>
           <w:rPr>
             <w:rFonts w:ascii="Arial" w:cs="Arial" w:eastAsia="Arial" w:hAnsi="Arial"/>
@@ -24937,7 +24937,7 @@
             <w:pPr>
               <w:spacing w:after="20" w:before="0"/>
             </w:pPr>
-            <w:hyperlink w:history="1" r:id="rIdvik3xguidp1gpppvevroq">
+            <w:hyperlink w:history="1" r:id="rIdcwrsfcxabgbkbfo_miy-i">
               <w:r>
                 <w:rPr>
                   <w:rFonts w:ascii="Arial" w:cs="Arial" w:eastAsia="Arial" w:hAnsi="Arial"/>
@@ -24970,7 +24970,7 @@
               <w:spacing w:after="10" w:before="0"/>
               <w:ind w:left="120"/>
             </w:pPr>
-            <w:hyperlink w:history="1" r:id="rIdyoomcabam9-ej4nhoiqtj">
+            <w:hyperlink w:history="1" r:id="rIde93gj7pagfgz4q96v6z9n">
               <w:r>
                 <w:rPr>
                   <w:rFonts w:ascii="Arial" w:cs="Arial" w:eastAsia="Arial" w:hAnsi="Arial"/>
@@ -25015,7 +25015,7 @@
             <w:pPr>
               <w:spacing w:after="20" w:before="0"/>
             </w:pPr>
-            <w:hyperlink w:history="1" r:id="rIdh_oxakmfcm5uxtcnasnxv">
+            <w:hyperlink w:history="1" r:id="rIdag95gh1vxccgex149nr31">
               <w:r>
                 <w:rPr>
                   <w:rFonts w:ascii="Arial" w:cs="Arial" w:eastAsia="Arial" w:hAnsi="Arial"/>
@@ -25048,7 +25048,7 @@
               <w:spacing w:after="10" w:before="0"/>
               <w:ind w:left="120"/>
             </w:pPr>
-            <w:hyperlink w:history="1" r:id="rIdh2kuhk9icqb19px6zei7w">
+            <w:hyperlink w:history="1" r:id="rIdqdrmcjfzowdb-pmyvxocp">
               <w:r>
                 <w:rPr>
                   <w:rFonts w:ascii="Arial" w:cs="Arial" w:eastAsia="Arial" w:hAnsi="Arial"/>
@@ -25243,7 +25243,7 @@
             <w:pPr>
               <w:spacing w:after="20" w:before="0"/>
             </w:pPr>
-            <w:hyperlink w:history="1" r:id="rIdqsom7pnjobmond1zzmbr5">
+            <w:hyperlink w:history="1" r:id="rIdomny43-hlhbzuxvqrnntk">
               <w:r>
                 <w:rPr>
                   <w:rFonts w:ascii="Arial" w:cs="Arial" w:eastAsia="Arial" w:hAnsi="Arial"/>
@@ -25276,7 +25276,7 @@
               <w:spacing w:after="10" w:before="0"/>
               <w:ind w:left="120"/>
             </w:pPr>
-            <w:hyperlink w:history="1" r:id="rId74qrargbjjbrse2ctrqcj">
+            <w:hyperlink w:history="1" r:id="rIdndd6jfu6wkwvwglh5-mr8">
               <w:r>
                 <w:rPr>
                   <w:rFonts w:ascii="Arial" w:cs="Arial" w:eastAsia="Arial" w:hAnsi="Arial"/>
@@ -25321,7 +25321,7 @@
             <w:pPr>
               <w:spacing w:after="20" w:before="0"/>
             </w:pPr>
-            <w:hyperlink w:history="1" r:id="rId_6idm9rpnmzl9soxfrtmz">
+            <w:hyperlink w:history="1" r:id="rIdevfbfsarr0gws9ktmpyvi">
               <w:r>
                 <w:rPr>
                   <w:rFonts w:ascii="Arial" w:cs="Arial" w:eastAsia="Arial" w:hAnsi="Arial"/>
@@ -25354,7 +25354,7 @@
               <w:spacing w:after="10" w:before="0"/>
               <w:ind w:left="120"/>
             </w:pPr>
-            <w:hyperlink w:history="1" r:id="rIdb0030qrjcda5i_a9fgizf">
+            <w:hyperlink w:history="1" r:id="rId68xsk9dzzthmzpslkhn9s">
               <w:r>
                 <w:rPr>
                   <w:rFonts w:ascii="Arial" w:cs="Arial" w:eastAsia="Arial" w:hAnsi="Arial"/>
@@ -25549,7 +25549,7 @@
             <w:pPr>
               <w:spacing w:after="20" w:before="0"/>
             </w:pPr>
-            <w:hyperlink w:history="1" r:id="rIdqhtm18fazc4wniczjqopw">
+            <w:hyperlink w:history="1" r:id="rIdhmjfgyxta_lnwkyzg-ewv">
               <w:r>
                 <w:rPr>
                   <w:rFonts w:ascii="Arial" w:cs="Arial" w:eastAsia="Arial" w:hAnsi="Arial"/>
@@ -25582,7 +25582,7 @@
               <w:spacing w:after="10" w:before="0"/>
               <w:ind w:left="120"/>
             </w:pPr>
-            <w:hyperlink w:history="1" r:id="rIdymn92zyhbjl1cboguz7iw">
+            <w:hyperlink w:history="1" r:id="rIdtriqjyhihtjdn5ihzeyiz">
               <w:r>
                 <w:rPr>
                   <w:rFonts w:ascii="Arial" w:cs="Arial" w:eastAsia="Arial" w:hAnsi="Arial"/>
@@ -25627,7 +25627,7 @@
             <w:pPr>
               <w:spacing w:after="20" w:before="0"/>
             </w:pPr>
-            <w:hyperlink w:history="1" r:id="rId012xjur516mi-bhoaetyo">
+            <w:hyperlink w:history="1" r:id="rIdd56en-cwbq7fvb0tlngii">
               <w:r>
                 <w:rPr>
                   <w:rFonts w:ascii="Arial" w:cs="Arial" w:eastAsia="Arial" w:hAnsi="Arial"/>
@@ -25676,7 +25676,7 @@
               <w:spacing w:after="10" w:before="0"/>
               <w:ind w:left="120"/>
             </w:pPr>
-            <w:hyperlink w:history="1" r:id="rIddbatgb6igkglqemvhxpdy">
+            <w:hyperlink w:history="1" r:id="rIdsyvauuq1o_tdon8_ds5ov">
               <w:r>
                 <w:rPr>
                   <w:rFonts w:ascii="Arial" w:cs="Arial" w:eastAsia="Arial" w:hAnsi="Arial"/>
@@ -26289,7 +26289,7 @@
             <w:pPr>
               <w:spacing w:after="20" w:before="0"/>
             </w:pPr>
-            <w:hyperlink w:history="1" r:id="rIdpm9jekm7vl4lqmc03gr99">
+            <w:hyperlink w:history="1" r:id="rIdlnpechlinapbwjnu3palx">
               <w:r>
                 <w:rPr>
                   <w:rFonts w:ascii="Arial" w:cs="Arial" w:eastAsia="Arial" w:hAnsi="Arial"/>
@@ -26322,7 +26322,7 @@
               <w:spacing w:after="10" w:before="0"/>
               <w:ind w:left="120"/>
             </w:pPr>
-            <w:hyperlink w:history="1" r:id="rIds0iwwuapmos_1kt3hgm5l">
+            <w:hyperlink w:history="1" r:id="rIdrakja9qvppoyutz8hypyg">
               <w:r>
                 <w:rPr>
                   <w:rFonts w:ascii="Arial" w:cs="Arial" w:eastAsia="Arial" w:hAnsi="Arial"/>
@@ -26367,7 +26367,7 @@
             <w:pPr>
               <w:spacing w:after="20" w:before="0"/>
             </w:pPr>
-            <w:hyperlink w:history="1" r:id="rIdhmz4y-nle19dtisxrgmuh">
+            <w:hyperlink w:history="1" r:id="rIdob5jktylaq0zdnzvgesnj">
               <w:r>
                 <w:rPr>
                   <w:rFonts w:ascii="Arial" w:cs="Arial" w:eastAsia="Arial" w:hAnsi="Arial"/>
@@ -26416,7 +26416,7 @@
               <w:spacing w:after="10" w:before="0"/>
               <w:ind w:left="120"/>
             </w:pPr>
-            <w:hyperlink w:history="1" r:id="rIdgfor7n7zloikxj3ijhung">
+            <w:hyperlink w:history="1" r:id="rIdfdtyzmk3lh5bnas04z86p">
               <w:r>
                 <w:rPr>
                   <w:rFonts w:ascii="Arial" w:cs="Arial" w:eastAsia="Arial" w:hAnsi="Arial"/>
@@ -26611,7 +26611,7 @@
             <w:pPr>
               <w:spacing w:after="20" w:before="0"/>
             </w:pPr>
-            <w:hyperlink w:history="1" r:id="rId71d36iunj_rgi14qmdkyv">
+            <w:hyperlink w:history="1" r:id="rIdnj7s3gd5sq_kvw-37j_gj">
               <w:r>
                 <w:rPr>
                   <w:rFonts w:ascii="Arial" w:cs="Arial" w:eastAsia="Arial" w:hAnsi="Arial"/>
@@ -26644,7 +26644,7 @@
               <w:spacing w:after="10" w:before="0"/>
               <w:ind w:left="120"/>
             </w:pPr>
-            <w:hyperlink w:history="1" r:id="rIdob_bfgtkgb4qx_zrszrcu">
+            <w:hyperlink w:history="1" r:id="rId64xt5ikdumvd1srlhrksh">
               <w:r>
                 <w:rPr>
                   <w:rFonts w:ascii="Arial" w:cs="Arial" w:eastAsia="Arial" w:hAnsi="Arial"/>
@@ -26689,7 +26689,7 @@
             <w:pPr>
               <w:spacing w:after="20" w:before="0"/>
             </w:pPr>
-            <w:hyperlink w:history="1" r:id="rIdp8rm10vx60rmld7iydrqr">
+            <w:hyperlink w:history="1" r:id="rIdmalq0g_ewnmiemmtpkaxp">
               <w:r>
                 <w:rPr>
                   <w:rFonts w:ascii="Arial" w:cs="Arial" w:eastAsia="Arial" w:hAnsi="Arial"/>
@@ -26738,7 +26738,7 @@
               <w:spacing w:after="10" w:before="0"/>
               <w:ind w:left="120"/>
             </w:pPr>
-            <w:hyperlink w:history="1" r:id="rId3wjm7btct0uxg9lplbdec">
+            <w:hyperlink w:history="1" r:id="rIdxh3nz08qwl3krczy1vryx">
               <w:r>
                 <w:rPr>
                   <w:rFonts w:ascii="Arial" w:cs="Arial" w:eastAsia="Arial" w:hAnsi="Arial"/>
@@ -27228,7 +27228,7 @@
                 <w:sz w:val="18"/>
                 <w:szCs w:val="18"/>
               </w:rPr>
-              <w:t xml:space="preserve">The minute hand of the University of Nairobi clock is a real-world example of rotation: a geometric transformation in which every point of an object turns through a fixed angle about a fixed centre (the origin/clock centre), preserving all distances and angles. The mathematical rules that govern exactly where every point ends up are coordinate rotation rules: for a 90° clockwise rotation, (x,y)→(y,−x); for 180°, (x,y)→(−x,−y); for 270° clockwise, (x,y)→(−y,x). These rules allow us to predict the precise location of every point on any shape after any rotation on the Cartesian plane. The object and its image are always directly congruent (same shape, same size, same orientation type). The clock hand itself has rotational symmetry of order 1 (as a non-symmetric shape), while the circular clock face has infinite rotational symmetry — both are explained by the same underlying mathematical structure of rotation.</w:t>
+              <w:t xml:space="preserve">The minute hand of the University of Nairobi clock is a real-world example of rotation: a geometric transformation in which every point of an object turns through a fixed angle about a fixed centre (the origin/clock centre), preserving all distances and angles. The mathematical rules that govern exactly where every point ends up are coordinate rotation rules: for a 90° clockwise rotation, (x,y)→(y,−x); for 180°, (x,y)→(−x,−y); for 270° clockwise, (x,y)→(−y,x). These rules allow us to predict the precise location of every point on any shape after any rotation on the Cartesian plane. The object and its image are always directly congruent (same shape, same size, same orientation type). The clock hand itself has rotational symmetry of order 1 (as a non-symmetric shape), while the clock face with its 12 hour-marks has rotational symmetry of order 12 (only a plain, unmarked circle would have infinite order) — both are explained by the same underlying mathematical structure of rotation.</w:t>
             </w:r>
           </w:p>
         </w:tc>
@@ -27250,7 +27250,7 @@
         </w:rPr>
         <w:t xml:space="preserve">© 2026 SeaVuria and ARES. Aligned with KICD objectives. Developed by SeaVuria; technical implementation by ARES (with AI assistance from Claude). Licensed under </w:t>
       </w:r>
-      <w:hyperlink w:history="1" r:id="rIdyzqu-zh0xxvtak76femmy">
+      <w:hyperlink w:history="1" r:id="rId0zzxhocjdhf55dmsbxevt">
         <w:r>
           <w:rPr>
             <w:rFonts w:ascii="Arial" w:cs="Arial" w:eastAsia="Arial" w:hAnsi="Arial"/>
@@ -27271,7 +27271,7 @@
         </w:rPr>
         <w:t xml:space="preserve"> (</w:t>
       </w:r>
-      <w:hyperlink w:history="1" r:id="rIdkqkflq8lg4ghhfzu63bz2">
+      <w:hyperlink w:history="1" r:id="rId515pva8d-ie1yok2vkqwh">
         <w:r>
           <w:rPr>
             <w:rFonts w:ascii="Arial" w:cs="Arial" w:eastAsia="Arial" w:hAnsi="Arial"/>

--- a/data/outputs/v2/Core_Mathematics/SS2.3_Rotation/Core_Mathematics_Rotation_CBE_LessonSequence.docx
+++ b/data/outputs/v2/Core_Mathematics/SS2.3_Rotation/Core_Mathematics_Rotation_CBE_LessonSequence.docx
@@ -2316,7 +2316,7 @@
         </w:rPr>
         <w:t xml:space="preserve">© 2026 SeaVuria and ARES. This work is licensed under a </w:t>
       </w:r>
-      <w:hyperlink w:history="1" r:id="rIdq3d39vow3kkvfkko6_hcd">
+      <w:hyperlink w:history="1" r:id="rIdpzvuacstkz-qqonpcfcrw">
         <w:r>
           <w:rPr>
             <w:rFonts w:ascii="Arial" w:cs="Arial" w:eastAsia="Arial" w:hAnsi="Arial"/>
@@ -2336,7 +2336,7 @@
         </w:rPr>
         <w:t xml:space="preserve"> (</w:t>
       </w:r>
-      <w:hyperlink w:history="1" r:id="rIdnloucov3yazr99_hmm8gw">
+      <w:hyperlink w:history="1" r:id="rIdusvqb0dfcuhmktxikecru">
         <w:r>
           <w:rPr>
             <w:rFonts w:ascii="Arial" w:cs="Arial" w:eastAsia="Arial" w:hAnsi="Arial"/>
@@ -2356,7 +2356,7 @@
         </w:rPr>
         <w:t xml:space="preserve">). To view a copy of this license, visit </w:t>
       </w:r>
-      <w:hyperlink w:history="1" r:id="rIdd0czkvw7lmvv_zun82cea">
+      <w:hyperlink w:history="1" r:id="rIdeqq6rdovpu8j4tefllp-p">
         <w:r>
           <w:rPr>
             <w:rFonts w:ascii="Arial" w:cs="Arial" w:eastAsia="Arial" w:hAnsi="Arial"/>
@@ -3368,7 +3368,7 @@
             <w:pPr>
               <w:spacing w:after="20" w:before="0"/>
             </w:pPr>
-            <w:hyperlink w:history="1" r:id="rId_mvljfo6trxl0yxcqrxnq">
+            <w:hyperlink w:history="1" r:id="rIdw2m6oiqg3gfoaru_85j-s">
               <w:r>
                 <w:rPr>
                   <w:rFonts w:ascii="Arial" w:cs="Arial" w:eastAsia="Arial" w:hAnsi="Arial"/>
@@ -3401,7 +3401,7 @@
               <w:spacing w:after="10" w:before="0"/>
               <w:ind w:left="120"/>
             </w:pPr>
-            <w:hyperlink w:history="1" r:id="rIdzdwkuonqyfbd_nmxuqkci">
+            <w:hyperlink w:history="1" r:id="rIdirfg2hm9whcasox9qi40o">
               <w:r>
                 <w:rPr>
                   <w:rFonts w:ascii="Arial" w:cs="Arial" w:eastAsia="Arial" w:hAnsi="Arial"/>
@@ -3446,7 +3446,7 @@
             <w:pPr>
               <w:spacing w:after="20" w:before="0"/>
             </w:pPr>
-            <w:hyperlink w:history="1" r:id="rIdqmamlpuey1xyhxwz6wd0w">
+            <w:hyperlink w:history="1" r:id="rIdxjxbanpfq1nnakmtn6nla">
               <w:r>
                 <w:rPr>
                   <w:rFonts w:ascii="Arial" w:cs="Arial" w:eastAsia="Arial" w:hAnsi="Arial"/>
@@ -3479,7 +3479,7 @@
               <w:spacing w:after="10" w:before="0"/>
               <w:ind w:left="120"/>
             </w:pPr>
-            <w:hyperlink w:history="1" r:id="rId7f5xwekzuzmjmh0xbl7ls">
+            <w:hyperlink w:history="1" r:id="rId-ophl4moamjnjoacyt0vw">
               <w:r>
                 <w:rPr>
                   <w:rFonts w:ascii="Arial" w:cs="Arial" w:eastAsia="Arial" w:hAnsi="Arial"/>
@@ -3674,7 +3674,7 @@
             <w:pPr>
               <w:spacing w:after="20" w:before="0"/>
             </w:pPr>
-            <w:hyperlink w:history="1" r:id="rIdzfhetso-9n5n4v_rv5hbl">
+            <w:hyperlink w:history="1" r:id="rIdjanuah7ti_6cx_iigygx7">
               <w:r>
                 <w:rPr>
                   <w:rFonts w:ascii="Arial" w:cs="Arial" w:eastAsia="Arial" w:hAnsi="Arial"/>
@@ -3707,7 +3707,7 @@
               <w:spacing w:after="10" w:before="0"/>
               <w:ind w:left="120"/>
             </w:pPr>
-            <w:hyperlink w:history="1" r:id="rId65qycbtje-lst0kk7qmos">
+            <w:hyperlink w:history="1" r:id="rId2um0rgocylsvjz4n0p4i7">
               <w:r>
                 <w:rPr>
                   <w:rFonts w:ascii="Arial" w:cs="Arial" w:eastAsia="Arial" w:hAnsi="Arial"/>
@@ -3752,7 +3752,7 @@
             <w:pPr>
               <w:spacing w:after="20" w:before="0"/>
             </w:pPr>
-            <w:hyperlink w:history="1" r:id="rIdna4pyphv2bazqhxxhnmkd">
+            <w:hyperlink w:history="1" r:id="rId3cjj6vads2rzyo0yqzowj">
               <w:r>
                 <w:rPr>
                   <w:rFonts w:ascii="Arial" w:cs="Arial" w:eastAsia="Arial" w:hAnsi="Arial"/>
@@ -3785,7 +3785,7 @@
               <w:spacing w:after="10" w:before="0"/>
               <w:ind w:left="120"/>
             </w:pPr>
-            <w:hyperlink w:history="1" r:id="rIdcpt5acwkdoc3wstrne3uu">
+            <w:hyperlink w:history="1" r:id="rIda8nj52syvsy53hdtl4er-">
               <w:r>
                 <w:rPr>
                   <w:rFonts w:ascii="Arial" w:cs="Arial" w:eastAsia="Arial" w:hAnsi="Arial"/>
@@ -3980,7 +3980,7 @@
             <w:pPr>
               <w:spacing w:after="20" w:before="0"/>
             </w:pPr>
-            <w:hyperlink w:history="1" r:id="rIdcumd74jh0jopakc0sc0kr">
+            <w:hyperlink w:history="1" r:id="rId_f3nk3rzt4x576d82cyxv">
               <w:r>
                 <w:rPr>
                   <w:rFonts w:ascii="Arial" w:cs="Arial" w:eastAsia="Arial" w:hAnsi="Arial"/>
@@ -4013,7 +4013,7 @@
               <w:spacing w:after="10" w:before="0"/>
               <w:ind w:left="120"/>
             </w:pPr>
-            <w:hyperlink w:history="1" r:id="rId_wcm3tifqp1x0grjeeku3">
+            <w:hyperlink w:history="1" r:id="rIdnbji9zkvjnqnrqmoixeky">
               <w:r>
                 <w:rPr>
                   <w:rFonts w:ascii="Arial" w:cs="Arial" w:eastAsia="Arial" w:hAnsi="Arial"/>
@@ -4058,7 +4058,7 @@
             <w:pPr>
               <w:spacing w:after="20" w:before="0"/>
             </w:pPr>
-            <w:hyperlink w:history="1" r:id="rIdq1lc9qz4rhxcr7hj6hejg">
+            <w:hyperlink w:history="1" r:id="rIdqi0g0lr31b19be0swyecq">
               <w:r>
                 <w:rPr>
                   <w:rFonts w:ascii="Arial" w:cs="Arial" w:eastAsia="Arial" w:hAnsi="Arial"/>
@@ -4091,7 +4091,7 @@
               <w:spacing w:after="10" w:before="0"/>
               <w:ind w:left="120"/>
             </w:pPr>
-            <w:hyperlink w:history="1" r:id="rIdf5xi3srew0q7wpofxwlj0">
+            <w:hyperlink w:history="1" r:id="rIdmdbenf6x02ovvp8sb1vo5">
               <w:r>
                 <w:rPr>
                   <w:rFonts w:ascii="Arial" w:cs="Arial" w:eastAsia="Arial" w:hAnsi="Arial"/>
@@ -4286,7 +4286,7 @@
             <w:pPr>
               <w:spacing w:after="20" w:before="0"/>
             </w:pPr>
-            <w:hyperlink w:history="1" r:id="rIdgl8oxjkmxuwcnh20_v63z">
+            <w:hyperlink w:history="1" r:id="rId3xrmxwrcqik5gizbwp7nf">
               <w:r>
                 <w:rPr>
                   <w:rFonts w:ascii="Arial" w:cs="Arial" w:eastAsia="Arial" w:hAnsi="Arial"/>
@@ -4319,7 +4319,7 @@
               <w:spacing w:after="10" w:before="0"/>
               <w:ind w:left="120"/>
             </w:pPr>
-            <w:hyperlink w:history="1" r:id="rIdwmrtdz17awzxm0ndpwezu">
+            <w:hyperlink w:history="1" r:id="rIdyn1kyqhflno5ufacsnrvy">
               <w:r>
                 <w:rPr>
                   <w:rFonts w:ascii="Arial" w:cs="Arial" w:eastAsia="Arial" w:hAnsi="Arial"/>
@@ -4364,7 +4364,7 @@
             <w:pPr>
               <w:spacing w:after="20" w:before="0"/>
             </w:pPr>
-            <w:hyperlink w:history="1" r:id="rId1jv5z7sgy1ga3z_d9fwyx">
+            <w:hyperlink w:history="1" r:id="rIdta1faiu8kokfqr0owgkpd">
               <w:r>
                 <w:rPr>
                   <w:rFonts w:ascii="Arial" w:cs="Arial" w:eastAsia="Arial" w:hAnsi="Arial"/>
@@ -4397,7 +4397,7 @@
               <w:spacing w:after="10" w:before="0"/>
               <w:ind w:left="120"/>
             </w:pPr>
-            <w:hyperlink w:history="1" r:id="rIdzwo9yqg1qqawxsece7u3q">
+            <w:hyperlink w:history="1" r:id="rIdrvu3a1gknsvmqvovvbkc0">
               <w:r>
                 <w:rPr>
                   <w:rFonts w:ascii="Arial" w:cs="Arial" w:eastAsia="Arial" w:hAnsi="Arial"/>
@@ -4592,7 +4592,7 @@
             <w:pPr>
               <w:spacing w:after="20" w:before="0"/>
             </w:pPr>
-            <w:hyperlink w:history="1" r:id="rIdiluofmvqweyhfvfwi2wje">
+            <w:hyperlink w:history="1" r:id="rIdffhutwwv-n8-cbodbgwu7">
               <w:r>
                 <w:rPr>
                   <w:rFonts w:ascii="Arial" w:cs="Arial" w:eastAsia="Arial" w:hAnsi="Arial"/>
@@ -4625,7 +4625,7 @@
               <w:spacing w:after="10" w:before="0"/>
               <w:ind w:left="120"/>
             </w:pPr>
-            <w:hyperlink w:history="1" r:id="rIdqdxs8bmyyzkbgpzottoi-">
+            <w:hyperlink w:history="1" r:id="rIdloyjzykjhsskgb3k_iprt">
               <w:r>
                 <w:rPr>
                   <w:rFonts w:ascii="Arial" w:cs="Arial" w:eastAsia="Arial" w:hAnsi="Arial"/>
@@ -4670,7 +4670,7 @@
             <w:pPr>
               <w:spacing w:after="20" w:before="0"/>
             </w:pPr>
-            <w:hyperlink w:history="1" r:id="rIdjsznetowv3bj1kbcdlv2s">
+            <w:hyperlink w:history="1" r:id="rIdw7d-gzhg7khqu4e9wcht0">
               <w:r>
                 <w:rPr>
                   <w:rFonts w:ascii="Arial" w:cs="Arial" w:eastAsia="Arial" w:hAnsi="Arial"/>
@@ -4703,7 +4703,7 @@
               <w:spacing w:after="10" w:before="0"/>
               <w:ind w:left="120"/>
             </w:pPr>
-            <w:hyperlink w:history="1" r:id="rIdwuafoppdx0fv2azlqw4ss">
+            <w:hyperlink w:history="1" r:id="rIdusnjmvp_rw_di-tsqnqen">
               <w:r>
                 <w:rPr>
                   <w:rFonts w:ascii="Arial" w:cs="Arial" w:eastAsia="Arial" w:hAnsi="Arial"/>
@@ -5215,7 +5215,7 @@
         </w:rPr>
         <w:t xml:space="preserve">© 2026 SeaVuria and ARES. Aligned with KICD objectives. Developed by SeaVuria; technical implementation by ARES (with AI assistance from Claude). Licensed under </w:t>
       </w:r>
-      <w:hyperlink w:history="1" r:id="rIdfnecbu_nwbor-101qwuvn">
+      <w:hyperlink w:history="1" r:id="rIdatwj0z4ayvfgzfjwofkuc">
         <w:r>
           <w:rPr>
             <w:rFonts w:ascii="Arial" w:cs="Arial" w:eastAsia="Arial" w:hAnsi="Arial"/>
@@ -5236,7 +5236,7 @@
         </w:rPr>
         <w:t xml:space="preserve"> (</w:t>
       </w:r>
-      <w:hyperlink w:history="1" r:id="rIdcxq0poyjz1tr_mwksadss">
+      <w:hyperlink w:history="1" r:id="rIdxez3dd7gjzm97bv2frjef">
         <w:r>
           <w:rPr>
             <w:rFonts w:ascii="Arial" w:cs="Arial" w:eastAsia="Arial" w:hAnsi="Arial"/>
@@ -6249,7 +6249,7 @@
             <w:pPr>
               <w:spacing w:after="20" w:before="0"/>
             </w:pPr>
-            <w:hyperlink w:history="1" r:id="rId4z7cn4rw09obt9bti0lht">
+            <w:hyperlink w:history="1" r:id="rIdbrfku6jtdnjnjfgqtfxos">
               <w:r>
                 <w:rPr>
                   <w:rFonts w:ascii="Arial" w:cs="Arial" w:eastAsia="Arial" w:hAnsi="Arial"/>
@@ -6282,7 +6282,7 @@
               <w:spacing w:after="10" w:before="0"/>
               <w:ind w:left="120"/>
             </w:pPr>
-            <w:hyperlink w:history="1" r:id="rIdkt-ywy_2te8zdr9ibkb_i">
+            <w:hyperlink w:history="1" r:id="rIdylag06mj5p8p6vfds0vck">
               <w:r>
                 <w:rPr>
                   <w:rFonts w:ascii="Arial" w:cs="Arial" w:eastAsia="Arial" w:hAnsi="Arial"/>
@@ -6327,7 +6327,7 @@
             <w:pPr>
               <w:spacing w:after="20" w:before="0"/>
             </w:pPr>
-            <w:hyperlink w:history="1" r:id="rIda3hdtptpq6z9cqmi7lgy_">
+            <w:hyperlink w:history="1" r:id="rIdrpb2k9pzguth_pt6fxwbh">
               <w:r>
                 <w:rPr>
                   <w:rFonts w:ascii="Arial" w:cs="Arial" w:eastAsia="Arial" w:hAnsi="Arial"/>
@@ -6360,7 +6360,7 @@
               <w:spacing w:after="10" w:before="0"/>
               <w:ind w:left="120"/>
             </w:pPr>
-            <w:hyperlink w:history="1" r:id="rIdnzusr4ox-5prvqqm8hwu_">
+            <w:hyperlink w:history="1" r:id="rIdgnkxueahzab7uwfhlr9gj">
               <w:r>
                 <w:rPr>
                   <w:rFonts w:ascii="Arial" w:cs="Arial" w:eastAsia="Arial" w:hAnsi="Arial"/>
@@ -6555,7 +6555,7 @@
             <w:pPr>
               <w:spacing w:after="20" w:before="0"/>
             </w:pPr>
-            <w:hyperlink w:history="1" r:id="rId3v2xuobr8mfpmscc77hls">
+            <w:hyperlink w:history="1" r:id="rIdsnvhhsibjrfdunxpjlahw">
               <w:r>
                 <w:rPr>
                   <w:rFonts w:ascii="Arial" w:cs="Arial" w:eastAsia="Arial" w:hAnsi="Arial"/>
@@ -6588,7 +6588,7 @@
               <w:spacing w:after="10" w:before="0"/>
               <w:ind w:left="120"/>
             </w:pPr>
-            <w:hyperlink w:history="1" r:id="rId8i1swi9trfq1e-crcam1g">
+            <w:hyperlink w:history="1" r:id="rIdsifccsg9hp6kypovnqwmt">
               <w:r>
                 <w:rPr>
                   <w:rFonts w:ascii="Arial" w:cs="Arial" w:eastAsia="Arial" w:hAnsi="Arial"/>
@@ -6633,7 +6633,7 @@
             <w:pPr>
               <w:spacing w:after="20" w:before="0"/>
             </w:pPr>
-            <w:hyperlink w:history="1" r:id="rIdmlk01tilfbea98x2jyfto">
+            <w:hyperlink w:history="1" r:id="rId7jav-mxilhurkbotu1i-l">
               <w:r>
                 <w:rPr>
                   <w:rFonts w:ascii="Arial" w:cs="Arial" w:eastAsia="Arial" w:hAnsi="Arial"/>
@@ -6666,7 +6666,7 @@
               <w:spacing w:after="10" w:before="0"/>
               <w:ind w:left="120"/>
             </w:pPr>
-            <w:hyperlink w:history="1" r:id="rIdlf3lmz4zgu9iagevnzxgv">
+            <w:hyperlink w:history="1" r:id="rIdwh-6h5qmh8h4kg08edf4e">
               <w:r>
                 <w:rPr>
                   <w:rFonts w:ascii="Arial" w:cs="Arial" w:eastAsia="Arial" w:hAnsi="Arial"/>
@@ -6861,7 +6861,7 @@
             <w:pPr>
               <w:spacing w:after="20" w:before="0"/>
             </w:pPr>
-            <w:hyperlink w:history="1" r:id="rIdj3jg2zsldvwkxkytn2wgp">
+            <w:hyperlink w:history="1" r:id="rId6phxjj8rsuuikvqylomaq">
               <w:r>
                 <w:rPr>
                   <w:rFonts w:ascii="Arial" w:cs="Arial" w:eastAsia="Arial" w:hAnsi="Arial"/>
@@ -6894,7 +6894,7 @@
               <w:spacing w:after="10" w:before="0"/>
               <w:ind w:left="120"/>
             </w:pPr>
-            <w:hyperlink w:history="1" r:id="rIdohgsgs831v989syt8oi-g">
+            <w:hyperlink w:history="1" r:id="rIdliyyd-gbkuytgyb3laqyr">
               <w:r>
                 <w:rPr>
                   <w:rFonts w:ascii="Arial" w:cs="Arial" w:eastAsia="Arial" w:hAnsi="Arial"/>
@@ -6939,7 +6939,7 @@
             <w:pPr>
               <w:spacing w:after="20" w:before="0"/>
             </w:pPr>
-            <w:hyperlink w:history="1" r:id="rIdd-r-wk25fpafe5rvxxgpg">
+            <w:hyperlink w:history="1" r:id="rIdkc5fhw5o_g9xpy_4_p5eu">
               <w:r>
                 <w:rPr>
                   <w:rFonts w:ascii="Arial" w:cs="Arial" w:eastAsia="Arial" w:hAnsi="Arial"/>
@@ -6972,7 +6972,7 @@
               <w:spacing w:after="10" w:before="0"/>
               <w:ind w:left="120"/>
             </w:pPr>
-            <w:hyperlink w:history="1" r:id="rIdsto-iqwyw-axfrxc5txn6">
+            <w:hyperlink w:history="1" r:id="rIdllb3ks2ykktuuxzoeb0fd">
               <w:r>
                 <w:rPr>
                   <w:rFonts w:ascii="Arial" w:cs="Arial" w:eastAsia="Arial" w:hAnsi="Arial"/>
@@ -7167,7 +7167,7 @@
             <w:pPr>
               <w:spacing w:after="20" w:before="0"/>
             </w:pPr>
-            <w:hyperlink w:history="1" r:id="rIdzant4gkdrfkwtna-5n9g-">
+            <w:hyperlink w:history="1" r:id="rIduplwplenehtllj6n6hi1l">
               <w:r>
                 <w:rPr>
                   <w:rFonts w:ascii="Arial" w:cs="Arial" w:eastAsia="Arial" w:hAnsi="Arial"/>
@@ -7200,7 +7200,7 @@
               <w:spacing w:after="10" w:before="0"/>
               <w:ind w:left="120"/>
             </w:pPr>
-            <w:hyperlink w:history="1" r:id="rIdapsiumvipptakzfoftilu">
+            <w:hyperlink w:history="1" r:id="rIdra-_zukzkouhdnh9gtisn">
               <w:r>
                 <w:rPr>
                   <w:rFonts w:ascii="Arial" w:cs="Arial" w:eastAsia="Arial" w:hAnsi="Arial"/>
@@ -7245,7 +7245,7 @@
             <w:pPr>
               <w:spacing w:after="20" w:before="0"/>
             </w:pPr>
-            <w:hyperlink w:history="1" r:id="rId0vjguoao-me2bmexaouai">
+            <w:hyperlink w:history="1" r:id="rIdgmxx6trbktjbmnyjqupc_">
               <w:r>
                 <w:rPr>
                   <w:rFonts w:ascii="Arial" w:cs="Arial" w:eastAsia="Arial" w:hAnsi="Arial"/>
@@ -7278,7 +7278,7 @@
               <w:spacing w:after="10" w:before="0"/>
               <w:ind w:left="120"/>
             </w:pPr>
-            <w:hyperlink w:history="1" r:id="rId_hgptofod4hglrn0tjz9n">
+            <w:hyperlink w:history="1" r:id="rId3oaj_ecepfuhntu96icbv">
               <w:r>
                 <w:rPr>
                   <w:rFonts w:ascii="Arial" w:cs="Arial" w:eastAsia="Arial" w:hAnsi="Arial"/>
@@ -7473,7 +7473,7 @@
             <w:pPr>
               <w:spacing w:after="20" w:before="0"/>
             </w:pPr>
-            <w:hyperlink w:history="1" r:id="rIdmcdppom27aac5matxvwmr">
+            <w:hyperlink w:history="1" r:id="rIdawht19uq1iwc37ft8-m77">
               <w:r>
                 <w:rPr>
                   <w:rFonts w:ascii="Arial" w:cs="Arial" w:eastAsia="Arial" w:hAnsi="Arial"/>
@@ -7506,7 +7506,7 @@
               <w:spacing w:after="10" w:before="0"/>
               <w:ind w:left="120"/>
             </w:pPr>
-            <w:hyperlink w:history="1" r:id="rId2vziymg3afitlqtwnrgwf">
+            <w:hyperlink w:history="1" r:id="rIdsd8y3rl2qucvipzzlqao-">
               <w:r>
                 <w:rPr>
                   <w:rFonts w:ascii="Arial" w:cs="Arial" w:eastAsia="Arial" w:hAnsi="Arial"/>
@@ -7551,7 +7551,7 @@
             <w:pPr>
               <w:spacing w:after="20" w:before="0"/>
             </w:pPr>
-            <w:hyperlink w:history="1" r:id="rIda8hneqoqyx8y5ajeansjv">
+            <w:hyperlink w:history="1" r:id="rIdwzczw5ozi7ocvysnb_3cr">
               <w:r>
                 <w:rPr>
                   <w:rFonts w:ascii="Arial" w:cs="Arial" w:eastAsia="Arial" w:hAnsi="Arial"/>
@@ -7600,7 +7600,7 @@
               <w:spacing w:after="10" w:before="0"/>
               <w:ind w:left="120"/>
             </w:pPr>
-            <w:hyperlink w:history="1" r:id="rIduj2fclwwumcic6x4rrglq">
+            <w:hyperlink w:history="1" r:id="rIdhdzs_lahobpxq_lah_ecg">
               <w:r>
                 <w:rPr>
                   <w:rFonts w:ascii="Arial" w:cs="Arial" w:eastAsia="Arial" w:hAnsi="Arial"/>
@@ -8340,7 +8340,7 @@
         </w:rPr>
         <w:t xml:space="preserve">© 2026 SeaVuria and ARES. Aligned with KICD objectives. Developed by SeaVuria; technical implementation by ARES (with AI assistance from Claude). Licensed under </w:t>
       </w:r>
-      <w:hyperlink w:history="1" r:id="rIdaetnhrrygcu5fxvfdpuet">
+      <w:hyperlink w:history="1" r:id="rId2spzaxkoekq5os5pdg0wj">
         <w:r>
           <w:rPr>
             <w:rFonts w:ascii="Arial" w:cs="Arial" w:eastAsia="Arial" w:hAnsi="Arial"/>
@@ -8361,7 +8361,7 @@
         </w:rPr>
         <w:t xml:space="preserve"> (</w:t>
       </w:r>
-      <w:hyperlink w:history="1" r:id="rId-7ypxeuha3yzih6nguwp7">
+      <w:hyperlink w:history="1" r:id="rIdlvsd07w-pia4dvudi0gx2">
         <w:r>
           <w:rPr>
             <w:rFonts w:ascii="Arial" w:cs="Arial" w:eastAsia="Arial" w:hAnsi="Arial"/>
@@ -9533,7 +9533,7 @@
             <w:pPr>
               <w:spacing w:after="20" w:before="0"/>
             </w:pPr>
-            <w:hyperlink w:history="1" r:id="rIdgp6vq4uinekpchzrlvitx">
+            <w:hyperlink w:history="1" r:id="rIdklwlh7favjqx3g7tplor9">
               <w:r>
                 <w:rPr>
                   <w:rFonts w:ascii="Arial" w:cs="Arial" w:eastAsia="Arial" w:hAnsi="Arial"/>
@@ -9566,7 +9566,7 @@
               <w:spacing w:after="10" w:before="0"/>
               <w:ind w:left="120"/>
             </w:pPr>
-            <w:hyperlink w:history="1" r:id="rIdvpwj5vuob4bhx0r9cdev1">
+            <w:hyperlink w:history="1" r:id="rIdbkfqn9zotmvo00kpmafjl">
               <w:r>
                 <w:rPr>
                   <w:rFonts w:ascii="Arial" w:cs="Arial" w:eastAsia="Arial" w:hAnsi="Arial"/>
@@ -9611,7 +9611,7 @@
             <w:pPr>
               <w:spacing w:after="20" w:before="0"/>
             </w:pPr>
-            <w:hyperlink w:history="1" r:id="rIdfn0sho3iufn7tqq4yjbin">
+            <w:hyperlink w:history="1" r:id="rIdsreryrivpv2xrcvqqpz_j">
               <w:r>
                 <w:rPr>
                   <w:rFonts w:ascii="Arial" w:cs="Arial" w:eastAsia="Arial" w:hAnsi="Arial"/>
@@ -9644,7 +9644,7 @@
               <w:spacing w:after="10" w:before="0"/>
               <w:ind w:left="120"/>
             </w:pPr>
-            <w:hyperlink w:history="1" r:id="rIdwsibgampwfbwgteq_ntkp">
+            <w:hyperlink w:history="1" r:id="rIdeduuyconvaofjfzhfpjfd">
               <w:r>
                 <w:rPr>
                   <w:rFonts w:ascii="Arial" w:cs="Arial" w:eastAsia="Arial" w:hAnsi="Arial"/>
@@ -9839,7 +9839,7 @@
             <w:pPr>
               <w:spacing w:after="20" w:before="0"/>
             </w:pPr>
-            <w:hyperlink w:history="1" r:id="rIdywugy_87pt2dwoodm1kcc">
+            <w:hyperlink w:history="1" r:id="rIdottbnp3j4n8afoquwa-8k">
               <w:r>
                 <w:rPr>
                   <w:rFonts w:ascii="Arial" w:cs="Arial" w:eastAsia="Arial" w:hAnsi="Arial"/>
@@ -9872,7 +9872,7 @@
               <w:spacing w:after="10" w:before="0"/>
               <w:ind w:left="120"/>
             </w:pPr>
-            <w:hyperlink w:history="1" r:id="rIdnf_idofnc-fxhye1eelhv">
+            <w:hyperlink w:history="1" r:id="rIdke7mq_2bj778syilgx1z4">
               <w:r>
                 <w:rPr>
                   <w:rFonts w:ascii="Arial" w:cs="Arial" w:eastAsia="Arial" w:hAnsi="Arial"/>
@@ -9917,7 +9917,7 @@
             <w:pPr>
               <w:spacing w:after="20" w:before="0"/>
             </w:pPr>
-            <w:hyperlink w:history="1" r:id="rIddac0eghr_lwrssw1yk2nx">
+            <w:hyperlink w:history="1" r:id="rId2orqjri7zggyidmt1puuu">
               <w:r>
                 <w:rPr>
                   <w:rFonts w:ascii="Arial" w:cs="Arial" w:eastAsia="Arial" w:hAnsi="Arial"/>
@@ -9950,7 +9950,7 @@
               <w:spacing w:after="10" w:before="0"/>
               <w:ind w:left="120"/>
             </w:pPr>
-            <w:hyperlink w:history="1" r:id="rId0p4muymkqk5qi2z5yvxur">
+            <w:hyperlink w:history="1" r:id="rIdycx9csjxd7bmehqs56alk">
               <w:r>
                 <w:rPr>
                   <w:rFonts w:ascii="Arial" w:cs="Arial" w:eastAsia="Arial" w:hAnsi="Arial"/>
@@ -10335,7 +10335,7 @@
             <w:pPr>
               <w:spacing w:after="20" w:before="0"/>
             </w:pPr>
-            <w:hyperlink w:history="1" r:id="rIdi1ez4x-g34x7uybtmywrw">
+            <w:hyperlink w:history="1" r:id="rIdibgnxcwb5skpysr50tncp">
               <w:r>
                 <w:rPr>
                   <w:rFonts w:ascii="Arial" w:cs="Arial" w:eastAsia="Arial" w:hAnsi="Arial"/>
@@ -10384,7 +10384,7 @@
               <w:spacing w:after="10" w:before="0"/>
               <w:ind w:left="120"/>
             </w:pPr>
-            <w:hyperlink w:history="1" r:id="rIdb6ucaqtbhhfwln9zi4jc2">
+            <w:hyperlink w:history="1" r:id="rId1iv1gcbolag7lt0hxx3p_">
               <w:r>
                 <w:rPr>
                   <w:rFonts w:ascii="Arial" w:cs="Arial" w:eastAsia="Arial" w:hAnsi="Arial"/>
@@ -10429,7 +10429,7 @@
             <w:pPr>
               <w:spacing w:after="20" w:before="0"/>
             </w:pPr>
-            <w:hyperlink w:history="1" r:id="rIdkos532ywzghnnzpymzbqu">
+            <w:hyperlink w:history="1" r:id="rIdzc5y0o58uwzizfqz2krlf">
               <w:r>
                 <w:rPr>
                   <w:rFonts w:ascii="Arial" w:cs="Arial" w:eastAsia="Arial" w:hAnsi="Arial"/>
@@ -10478,7 +10478,7 @@
               <w:spacing w:after="10" w:before="0"/>
               <w:ind w:left="120"/>
             </w:pPr>
-            <w:hyperlink w:history="1" r:id="rIdxa8dg2zz9vffeterftpd-">
+            <w:hyperlink w:history="1" r:id="rIdgradtedawllqauiekrmeu">
               <w:r>
                 <w:rPr>
                   <w:rFonts w:ascii="Arial" w:cs="Arial" w:eastAsia="Arial" w:hAnsi="Arial"/>
@@ -10787,7 +10787,7 @@
             <w:pPr>
               <w:spacing w:after="20" w:before="0"/>
             </w:pPr>
-            <w:hyperlink w:history="1" r:id="rIdxzcwc6k35j0xfh-ubfca0">
+            <w:hyperlink w:history="1" r:id="rId_x0wy4bnne7cal27lzmwy">
               <w:r>
                 <w:rPr>
                   <w:rFonts w:ascii="Arial" w:cs="Arial" w:eastAsia="Arial" w:hAnsi="Arial"/>
@@ -10836,7 +10836,7 @@
               <w:spacing w:after="10" w:before="0"/>
               <w:ind w:left="120"/>
             </w:pPr>
-            <w:hyperlink w:history="1" r:id="rIdguiy4c0iqsa-1wx0iqk3o">
+            <w:hyperlink w:history="1" r:id="rIdvijpsed7wb1ix1kg9xq0m">
               <w:r>
                 <w:rPr>
                   <w:rFonts w:ascii="Arial" w:cs="Arial" w:eastAsia="Arial" w:hAnsi="Arial"/>
@@ -10881,7 +10881,7 @@
             <w:pPr>
               <w:spacing w:after="20" w:before="0"/>
             </w:pPr>
-            <w:hyperlink w:history="1" r:id="rIdemuy2xbg__ut-hd3tcg_l">
+            <w:hyperlink w:history="1" r:id="rIdvznhrmm_8vhyrwjfh6aah">
               <w:r>
                 <w:rPr>
                   <w:rFonts w:ascii="Arial" w:cs="Arial" w:eastAsia="Arial" w:hAnsi="Arial"/>
@@ -10930,7 +10930,7 @@
               <w:spacing w:after="10" w:before="0"/>
               <w:ind w:left="120"/>
             </w:pPr>
-            <w:hyperlink w:history="1" r:id="rIdusprhxvf_bsqz_cgvty2q">
+            <w:hyperlink w:history="1" r:id="rIdeaepgiggz8e8ar3gskjie">
               <w:r>
                 <w:rPr>
                   <w:rFonts w:ascii="Arial" w:cs="Arial" w:eastAsia="Arial" w:hAnsi="Arial"/>
@@ -11201,7 +11201,7 @@
             <w:pPr>
               <w:spacing w:after="20" w:before="0"/>
             </w:pPr>
-            <w:hyperlink w:history="1" r:id="rIdmjpqmcs129xd8egihwugs">
+            <w:hyperlink w:history="1" r:id="rId3g-u66qns_cwadveqe99j">
               <w:r>
                 <w:rPr>
                   <w:rFonts w:ascii="Arial" w:cs="Arial" w:eastAsia="Arial" w:hAnsi="Arial"/>
@@ -11250,7 +11250,7 @@
               <w:spacing w:after="10" w:before="0"/>
               <w:ind w:left="120"/>
             </w:pPr>
-            <w:hyperlink w:history="1" r:id="rIdtkszqmwby3b4vtcnmwu-n">
+            <w:hyperlink w:history="1" r:id="rId380fc_cqiyqpzx_hah50y">
               <w:r>
                 <w:rPr>
                   <w:rFonts w:ascii="Arial" w:cs="Arial" w:eastAsia="Arial" w:hAnsi="Arial"/>
@@ -11295,7 +11295,7 @@
             <w:pPr>
               <w:spacing w:after="20" w:before="0"/>
             </w:pPr>
-            <w:hyperlink w:history="1" r:id="rIdb19j87inkvxm__er_xlc6">
+            <w:hyperlink w:history="1" r:id="rIdxzwi3q6ccsopqb6kogfv4">
               <w:r>
                 <w:rPr>
                   <w:rFonts w:ascii="Arial" w:cs="Arial" w:eastAsia="Arial" w:hAnsi="Arial"/>
@@ -11344,7 +11344,7 @@
               <w:spacing w:after="10" w:before="0"/>
               <w:ind w:left="120"/>
             </w:pPr>
-            <w:hyperlink w:history="1" r:id="rIdquhqhppbrm66axvmxjak_">
+            <w:hyperlink w:history="1" r:id="rIdmzvrnjj_xyuatbghwfi-z">
               <w:r>
                 <w:rPr>
                   <w:rFonts w:ascii="Arial" w:cs="Arial" w:eastAsia="Arial" w:hAnsi="Arial"/>
@@ -11932,7 +11932,7 @@
         </w:rPr>
         <w:t xml:space="preserve">© 2026 SeaVuria and ARES. Aligned with KICD objectives. Developed by SeaVuria; technical implementation by ARES (with AI assistance from Claude). Licensed under </w:t>
       </w:r>
-      <w:hyperlink w:history="1" r:id="rIdngnrrbfncvywjjbue3jr9">
+      <w:hyperlink w:history="1" r:id="rId51bm6jre9m_owiz9v6qmg">
         <w:r>
           <w:rPr>
             <w:rFonts w:ascii="Arial" w:cs="Arial" w:eastAsia="Arial" w:hAnsi="Arial"/>
@@ -11953,7 +11953,7 @@
         </w:rPr>
         <w:t xml:space="preserve"> (</w:t>
       </w:r>
-      <w:hyperlink w:history="1" r:id="rIdetsrjdxy1kiv6r1dtz6cm">
+      <w:hyperlink w:history="1" r:id="rId1yxzyjos7ahmpb_iwqone">
         <w:r>
           <w:rPr>
             <w:rFonts w:ascii="Arial" w:cs="Arial" w:eastAsia="Arial" w:hAnsi="Arial"/>
@@ -13109,7 +13109,7 @@
             <w:pPr>
               <w:spacing w:after="20" w:before="0"/>
             </w:pPr>
-            <w:hyperlink w:history="1" r:id="rIdr5x699elcfg1qwkz0oxdd">
+            <w:hyperlink w:history="1" r:id="rId5vdfaqfgei8pepcm6ngic">
               <w:r>
                 <w:rPr>
                   <w:rFonts w:ascii="Arial" w:cs="Arial" w:eastAsia="Arial" w:hAnsi="Arial"/>
@@ -13158,7 +13158,7 @@
               <w:spacing w:after="10" w:before="0"/>
               <w:ind w:left="120"/>
             </w:pPr>
-            <w:hyperlink w:history="1" r:id="rIdo6-rr6epfkexkm0kp79vk">
+            <w:hyperlink w:history="1" r:id="rId9cngkq9qn3ytqwxlpbevx">
               <w:r>
                 <w:rPr>
                   <w:rFonts w:ascii="Arial" w:cs="Arial" w:eastAsia="Arial" w:hAnsi="Arial"/>
@@ -13203,7 +13203,7 @@
             <w:pPr>
               <w:spacing w:after="20" w:before="0"/>
             </w:pPr>
-            <w:hyperlink w:history="1" r:id="rIdtpsdwnibriimetbtf8mnd">
+            <w:hyperlink w:history="1" r:id="rIdp9qa7x1zrhdpj7kq1zsuc">
               <w:r>
                 <w:rPr>
                   <w:rFonts w:ascii="Arial" w:cs="Arial" w:eastAsia="Arial" w:hAnsi="Arial"/>
@@ -13236,7 +13236,7 @@
               <w:spacing w:after="10" w:before="0"/>
               <w:ind w:left="120"/>
             </w:pPr>
-            <w:hyperlink w:history="1" r:id="rIdmv2y3kuqgck2rjsteoefj">
+            <w:hyperlink w:history="1" r:id="rIdvk5nwrdjqw6hbz6ehogzs">
               <w:r>
                 <w:rPr>
                   <w:rFonts w:ascii="Arial" w:cs="Arial" w:eastAsia="Arial" w:hAnsi="Arial"/>
@@ -13431,7 +13431,7 @@
             <w:pPr>
               <w:spacing w:after="20" w:before="0"/>
             </w:pPr>
-            <w:hyperlink w:history="1" r:id="rIdqlbdscoh5xmoobspkga5w">
+            <w:hyperlink w:history="1" r:id="rIdxdaxuwv32jkhsevwiofig">
               <w:r>
                 <w:rPr>
                   <w:rFonts w:ascii="Arial" w:cs="Arial" w:eastAsia="Arial" w:hAnsi="Arial"/>
@@ -13480,7 +13480,7 @@
               <w:spacing w:after="10" w:before="0"/>
               <w:ind w:left="120"/>
             </w:pPr>
-            <w:hyperlink w:history="1" r:id="rId4zw8rt1une-33iozef2ku">
+            <w:hyperlink w:history="1" r:id="rIds5k5pjz6-x9nay-akpzka">
               <w:r>
                 <w:rPr>
                   <w:rFonts w:ascii="Arial" w:cs="Arial" w:eastAsia="Arial" w:hAnsi="Arial"/>
@@ -13525,7 +13525,7 @@
             <w:pPr>
               <w:spacing w:after="20" w:before="0"/>
             </w:pPr>
-            <w:hyperlink w:history="1" r:id="rIdd6cuhj4xvolnht5ampidz">
+            <w:hyperlink w:history="1" r:id="rIdeoh-0mnnyfeaa6kfnd3wa">
               <w:r>
                 <w:rPr>
                   <w:rFonts w:ascii="Arial" w:cs="Arial" w:eastAsia="Arial" w:hAnsi="Arial"/>
@@ -13558,7 +13558,7 @@
               <w:spacing w:after="10" w:before="0"/>
               <w:ind w:left="120"/>
             </w:pPr>
-            <w:hyperlink w:history="1" r:id="rIdnvyi9thjcgxwevf3vyse_">
+            <w:hyperlink w:history="1" r:id="rIdhj5wchbofzdrx2u2yuiai">
               <w:r>
                 <w:rPr>
                   <w:rFonts w:ascii="Arial" w:cs="Arial" w:eastAsia="Arial" w:hAnsi="Arial"/>
@@ -13753,7 +13753,7 @@
             <w:pPr>
               <w:spacing w:after="20" w:before="0"/>
             </w:pPr>
-            <w:hyperlink w:history="1" r:id="rId2yqnrbvcof6ndwqk46efa">
+            <w:hyperlink w:history="1" r:id="rIdz3r3chl7vravlldpg3bis">
               <w:r>
                 <w:rPr>
                   <w:rFonts w:ascii="Arial" w:cs="Arial" w:eastAsia="Arial" w:hAnsi="Arial"/>
@@ -13802,7 +13802,7 @@
               <w:spacing w:after="10" w:before="0"/>
               <w:ind w:left="120"/>
             </w:pPr>
-            <w:hyperlink w:history="1" r:id="rIdvyjik7ouqv8lskhr60yxo">
+            <w:hyperlink w:history="1" r:id="rIdnkgaanuurxyvmswu7gn3p">
               <w:r>
                 <w:rPr>
                   <w:rFonts w:ascii="Arial" w:cs="Arial" w:eastAsia="Arial" w:hAnsi="Arial"/>
@@ -13847,7 +13847,7 @@
             <w:pPr>
               <w:spacing w:after="20" w:before="0"/>
             </w:pPr>
-            <w:hyperlink w:history="1" r:id="rIdqoafgbeyprrehbrnvmo_o">
+            <w:hyperlink w:history="1" r:id="rIdvddorox3cn41jddo_y5jg">
               <w:r>
                 <w:rPr>
                   <w:rFonts w:ascii="Arial" w:cs="Arial" w:eastAsia="Arial" w:hAnsi="Arial"/>
@@ -13880,7 +13880,7 @@
               <w:spacing w:after="10" w:before="0"/>
               <w:ind w:left="120"/>
             </w:pPr>
-            <w:hyperlink w:history="1" r:id="rIdqsh1erwzvutw5fpb5lt8r">
+            <w:hyperlink w:history="1" r:id="rIds3qchicwgnnska2wjsubo">
               <w:r>
                 <w:rPr>
                   <w:rFonts w:ascii="Arial" w:cs="Arial" w:eastAsia="Arial" w:hAnsi="Arial"/>
@@ -14075,7 +14075,7 @@
             <w:pPr>
               <w:spacing w:after="20" w:before="0"/>
             </w:pPr>
-            <w:hyperlink w:history="1" r:id="rIdxfs3n_jc3lmjpubmy4bpp">
+            <w:hyperlink w:history="1" r:id="rId5bijvkcg5qcgzfn3wvwi-">
               <w:r>
                 <w:rPr>
                   <w:rFonts w:ascii="Arial" w:cs="Arial" w:eastAsia="Arial" w:hAnsi="Arial"/>
@@ -14124,7 +14124,7 @@
               <w:spacing w:after="10" w:before="0"/>
               <w:ind w:left="120"/>
             </w:pPr>
-            <w:hyperlink w:history="1" r:id="rIdy1ogpo20y6fdnc78bxvgv">
+            <w:hyperlink w:history="1" r:id="rIdl5c-jfidw-xookxutdcnr">
               <w:r>
                 <w:rPr>
                   <w:rFonts w:ascii="Arial" w:cs="Arial" w:eastAsia="Arial" w:hAnsi="Arial"/>
@@ -14169,7 +14169,7 @@
             <w:pPr>
               <w:spacing w:after="20" w:before="0"/>
             </w:pPr>
-            <w:hyperlink w:history="1" r:id="rId4llg3hz_hwk-nq1pwki1h">
+            <w:hyperlink w:history="1" r:id="rIds8im2tixtdapieofnfwis">
               <w:r>
                 <w:rPr>
                   <w:rFonts w:ascii="Arial" w:cs="Arial" w:eastAsia="Arial" w:hAnsi="Arial"/>
@@ -14202,7 +14202,7 @@
               <w:spacing w:after="10" w:before="0"/>
               <w:ind w:left="120"/>
             </w:pPr>
-            <w:hyperlink w:history="1" r:id="rIdrwjvqvieclh0wbum-ekpq">
+            <w:hyperlink w:history="1" r:id="rIdh27g0zj-x5rf3j4znufco">
               <w:r>
                 <w:rPr>
                   <w:rFonts w:ascii="Arial" w:cs="Arial" w:eastAsia="Arial" w:hAnsi="Arial"/>
@@ -14397,7 +14397,7 @@
             <w:pPr>
               <w:spacing w:after="20" w:before="0"/>
             </w:pPr>
-            <w:hyperlink w:history="1" r:id="rIdbvtcrmuvrk2kv6x2jfkkw">
+            <w:hyperlink w:history="1" r:id="rIdy2vutnydfsw7wr_whdzfb">
               <w:r>
                 <w:rPr>
                   <w:rFonts w:ascii="Arial" w:cs="Arial" w:eastAsia="Arial" w:hAnsi="Arial"/>
@@ -14446,7 +14446,7 @@
               <w:spacing w:after="10" w:before="0"/>
               <w:ind w:left="120"/>
             </w:pPr>
-            <w:hyperlink w:history="1" r:id="rId3pgu8c3hgolksnulfzmhf">
+            <w:hyperlink w:history="1" r:id="rId1_quzc0vihd1fw-ltge-r">
               <w:r>
                 <w:rPr>
                   <w:rFonts w:ascii="Arial" w:cs="Arial" w:eastAsia="Arial" w:hAnsi="Arial"/>
@@ -14491,7 +14491,7 @@
             <w:pPr>
               <w:spacing w:after="20" w:before="0"/>
             </w:pPr>
-            <w:hyperlink w:history="1" r:id="rIdu3dnc10vt2yjtsvcxjcms">
+            <w:hyperlink w:history="1" r:id="rIdbzv762rfmqa8ttn-auaib">
               <w:r>
                 <w:rPr>
                   <w:rFonts w:ascii="Arial" w:cs="Arial" w:eastAsia="Arial" w:hAnsi="Arial"/>
@@ -14540,7 +14540,7 @@
               <w:spacing w:after="10" w:before="0"/>
               <w:ind w:left="120"/>
             </w:pPr>
-            <w:hyperlink w:history="1" r:id="rId2ny9cp0_0nnqkuhwrfxpr">
+            <w:hyperlink w:history="1" r:id="rIdvgeeyrmgeou-rdwyynhnx">
               <w:r>
                 <w:rPr>
                   <w:rFonts w:ascii="Arial" w:cs="Arial" w:eastAsia="Arial" w:hAnsi="Arial"/>
@@ -15052,7 +15052,7 @@
         </w:rPr>
         <w:t xml:space="preserve">© 2026 SeaVuria and ARES. Aligned with KICD objectives. Developed by SeaVuria; technical implementation by ARES (with AI assistance from Claude). Licensed under </w:t>
       </w:r>
-      <w:hyperlink w:history="1" r:id="rIdoki1gh9sb0zxewlxucwvi">
+      <w:hyperlink w:history="1" r:id="rId5upeunmgg709hzvdbah6i">
         <w:r>
           <w:rPr>
             <w:rFonts w:ascii="Arial" w:cs="Arial" w:eastAsia="Arial" w:hAnsi="Arial"/>
@@ -15073,7 +15073,7 @@
         </w:rPr>
         <w:t xml:space="preserve"> (</w:t>
       </w:r>
-      <w:hyperlink w:history="1" r:id="rIdbj_xtous-eabvennl6buu">
+      <w:hyperlink w:history="1" r:id="rIdaddwcvqarqonwrcacazqb">
         <w:r>
           <w:rPr>
             <w:rFonts w:ascii="Arial" w:cs="Arial" w:eastAsia="Arial" w:hAnsi="Arial"/>
@@ -16086,7 +16086,7 @@
             <w:pPr>
               <w:spacing w:after="20" w:before="0"/>
             </w:pPr>
-            <w:hyperlink w:history="1" r:id="rId7jfdwr6wpwgzlyrr3blx_">
+            <w:hyperlink w:history="1" r:id="rIdwqzn7dsbrhtr4vu5xj_ai">
               <w:r>
                 <w:rPr>
                   <w:rFonts w:ascii="Arial" w:cs="Arial" w:eastAsia="Arial" w:hAnsi="Arial"/>
@@ -16119,7 +16119,7 @@
               <w:spacing w:after="10" w:before="0"/>
               <w:ind w:left="120"/>
             </w:pPr>
-            <w:hyperlink w:history="1" r:id="rIdcbgwmbgzqk_ftclqre8ds">
+            <w:hyperlink w:history="1" r:id="rIdj4it2uzg6k1qe45wmqk0k">
               <w:r>
                 <w:rPr>
                   <w:rFonts w:ascii="Arial" w:cs="Arial" w:eastAsia="Arial" w:hAnsi="Arial"/>
@@ -16164,7 +16164,7 @@
             <w:pPr>
               <w:spacing w:after="20" w:before="0"/>
             </w:pPr>
-            <w:hyperlink w:history="1" r:id="rIdzatvyxulxqbqgvybx2zye">
+            <w:hyperlink w:history="1" r:id="rIdbquzwcqskqy5r_sss0m5d">
               <w:r>
                 <w:rPr>
                   <w:rFonts w:ascii="Arial" w:cs="Arial" w:eastAsia="Arial" w:hAnsi="Arial"/>
@@ -16197,7 +16197,7 @@
               <w:spacing w:after="10" w:before="0"/>
               <w:ind w:left="120"/>
             </w:pPr>
-            <w:hyperlink w:history="1" r:id="rIdhiezpibn_1o6oasu3z1la">
+            <w:hyperlink w:history="1" r:id="rIdeempbjgvsv3sk_94oylx7">
               <w:r>
                 <w:rPr>
                   <w:rFonts w:ascii="Arial" w:cs="Arial" w:eastAsia="Arial" w:hAnsi="Arial"/>
@@ -16392,7 +16392,7 @@
             <w:pPr>
               <w:spacing w:after="20" w:before="0"/>
             </w:pPr>
-            <w:hyperlink w:history="1" r:id="rIdkvnrkv0hynbvozhl6f673">
+            <w:hyperlink w:history="1" r:id="rIda9h1tddc5mlpscmx38i-r">
               <w:r>
                 <w:rPr>
                   <w:rFonts w:ascii="Arial" w:cs="Arial" w:eastAsia="Arial" w:hAnsi="Arial"/>
@@ -16425,7 +16425,7 @@
               <w:spacing w:after="10" w:before="0"/>
               <w:ind w:left="120"/>
             </w:pPr>
-            <w:hyperlink w:history="1" r:id="rIdze6p2dpic4pch0ofx7ri1">
+            <w:hyperlink w:history="1" r:id="rIddzhmnfgw73kcayka28vsk">
               <w:r>
                 <w:rPr>
                   <w:rFonts w:ascii="Arial" w:cs="Arial" w:eastAsia="Arial" w:hAnsi="Arial"/>
@@ -16470,7 +16470,7 @@
             <w:pPr>
               <w:spacing w:after="20" w:before="0"/>
             </w:pPr>
-            <w:hyperlink w:history="1" r:id="rIdgj1y49xr8ehn2otjooox0">
+            <w:hyperlink w:history="1" r:id="rIdpsqih8hoa7hqptrz2e8xn">
               <w:r>
                 <w:rPr>
                   <w:rFonts w:ascii="Arial" w:cs="Arial" w:eastAsia="Arial" w:hAnsi="Arial"/>
@@ -16503,7 +16503,7 @@
               <w:spacing w:after="10" w:before="0"/>
               <w:ind w:left="120"/>
             </w:pPr>
-            <w:hyperlink w:history="1" r:id="rIdvk8hpobz7yvo206r-onyw">
+            <w:hyperlink w:history="1" r:id="rIddzce8nxqin-6zj9dytsnt">
               <w:r>
                 <w:rPr>
                   <w:rFonts w:ascii="Arial" w:cs="Arial" w:eastAsia="Arial" w:hAnsi="Arial"/>
@@ -16698,7 +16698,7 @@
             <w:pPr>
               <w:spacing w:after="20" w:before="0"/>
             </w:pPr>
-            <w:hyperlink w:history="1" r:id="rIdir2xiq1iuqrrsw--pmqgi">
+            <w:hyperlink w:history="1" r:id="rIdnojsioiyg5lpcrbnyen5_">
               <w:r>
                 <w:rPr>
                   <w:rFonts w:ascii="Arial" w:cs="Arial" w:eastAsia="Arial" w:hAnsi="Arial"/>
@@ -16731,7 +16731,7 @@
               <w:spacing w:after="10" w:before="0"/>
               <w:ind w:left="120"/>
             </w:pPr>
-            <w:hyperlink w:history="1" r:id="rIdzlvamyvrhkqns1biu5rci">
+            <w:hyperlink w:history="1" r:id="rIdopytgglsio3fehpdx5aqr">
               <w:r>
                 <w:rPr>
                   <w:rFonts w:ascii="Arial" w:cs="Arial" w:eastAsia="Arial" w:hAnsi="Arial"/>
@@ -16776,7 +16776,7 @@
             <w:pPr>
               <w:spacing w:after="20" w:before="0"/>
             </w:pPr>
-            <w:hyperlink w:history="1" r:id="rId0bky6ain6m_uytin6uzfm">
+            <w:hyperlink w:history="1" r:id="rIdpul_c1642svffnkyzuqg1">
               <w:r>
                 <w:rPr>
                   <w:rFonts w:ascii="Arial" w:cs="Arial" w:eastAsia="Arial" w:hAnsi="Arial"/>
@@ -16825,7 +16825,7 @@
               <w:spacing w:after="10" w:before="0"/>
               <w:ind w:left="120"/>
             </w:pPr>
-            <w:hyperlink w:history="1" r:id="rIduuyxj7l4h-deh-a6l2itt">
+            <w:hyperlink w:history="1" r:id="rIdbfhoz_qvyofj65a-ktyzp">
               <w:r>
                 <w:rPr>
                   <w:rFonts w:ascii="Arial" w:cs="Arial" w:eastAsia="Arial" w:hAnsi="Arial"/>
@@ -17020,7 +17020,7 @@
             <w:pPr>
               <w:spacing w:after="20" w:before="0"/>
             </w:pPr>
-            <w:hyperlink w:history="1" r:id="rIdz-nnsm_5uitx9kpobgl6p">
+            <w:hyperlink w:history="1" r:id="rIdh8a_ae-bjp4shysz5oewj">
               <w:r>
                 <w:rPr>
                   <w:rFonts w:ascii="Arial" w:cs="Arial" w:eastAsia="Arial" w:hAnsi="Arial"/>
@@ -17053,7 +17053,7 @@
               <w:spacing w:after="10" w:before="0"/>
               <w:ind w:left="120"/>
             </w:pPr>
-            <w:hyperlink w:history="1" r:id="rIdrhiebtt9x1-vmmtcmxrqx">
+            <w:hyperlink w:history="1" r:id="rIdcf7i-_oh-7cqv-e-cgzug">
               <w:r>
                 <w:rPr>
                   <w:rFonts w:ascii="Arial" w:cs="Arial" w:eastAsia="Arial" w:hAnsi="Arial"/>
@@ -17098,7 +17098,7 @@
             <w:pPr>
               <w:spacing w:after="20" w:before="0"/>
             </w:pPr>
-            <w:hyperlink w:history="1" r:id="rId5noz6vo7xlmqmdsqbtdr2">
+            <w:hyperlink w:history="1" r:id="rIdrooindvv7nxxl0ntblzav">
               <w:r>
                 <w:rPr>
                   <w:rFonts w:ascii="Arial" w:cs="Arial" w:eastAsia="Arial" w:hAnsi="Arial"/>
@@ -17147,7 +17147,7 @@
               <w:spacing w:after="10" w:before="0"/>
               <w:ind w:left="120"/>
             </w:pPr>
-            <w:hyperlink w:history="1" r:id="rId2saj44rez1ltuill0zkqc">
+            <w:hyperlink w:history="1" r:id="rId4vq_pog0czse4hz6sgo-b">
               <w:r>
                 <w:rPr>
                   <w:rFonts w:ascii="Arial" w:cs="Arial" w:eastAsia="Arial" w:hAnsi="Arial"/>
@@ -17342,7 +17342,7 @@
             <w:pPr>
               <w:spacing w:after="20" w:before="0"/>
             </w:pPr>
-            <w:hyperlink w:history="1" r:id="rIdutxohgr286zfwhe7izoyh">
+            <w:hyperlink w:history="1" r:id="rId-21g1jzo86ao8kprlbl8l">
               <w:r>
                 <w:rPr>
                   <w:rFonts w:ascii="Arial" w:cs="Arial" w:eastAsia="Arial" w:hAnsi="Arial"/>
@@ -17391,7 +17391,7 @@
               <w:spacing w:after="10" w:before="0"/>
               <w:ind w:left="120"/>
             </w:pPr>
-            <w:hyperlink w:history="1" r:id="rIdfuifi2qgfynxjhitakztv">
+            <w:hyperlink w:history="1" r:id="rId1ig4s9nlir9uqewthqw1b">
               <w:r>
                 <w:rPr>
                   <w:rFonts w:ascii="Arial" w:cs="Arial" w:eastAsia="Arial" w:hAnsi="Arial"/>
@@ -17436,7 +17436,7 @@
             <w:pPr>
               <w:spacing w:after="20" w:before="0"/>
             </w:pPr>
-            <w:hyperlink w:history="1" r:id="rId2hsdmarmwxhtpouwnwswi">
+            <w:hyperlink w:history="1" r:id="rIduxbowjhtswqvkouqv-uad">
               <w:r>
                 <w:rPr>
                   <w:rFonts w:ascii="Arial" w:cs="Arial" w:eastAsia="Arial" w:hAnsi="Arial"/>
@@ -17485,7 +17485,7 @@
               <w:spacing w:after="10" w:before="0"/>
               <w:ind w:left="120"/>
             </w:pPr>
-            <w:hyperlink w:history="1" r:id="rId4e48tcsijmofxd1u4gkom">
+            <w:hyperlink w:history="1" r:id="rIdqtzitbzcs_g_25b-9pkn1">
               <w:r>
                 <w:rPr>
                   <w:rFonts w:ascii="Arial" w:cs="Arial" w:eastAsia="Arial" w:hAnsi="Arial"/>
@@ -17997,7 +17997,7 @@
         </w:rPr>
         <w:t xml:space="preserve">© 2026 SeaVuria and ARES. Aligned with KICD objectives. Developed by SeaVuria; technical implementation by ARES (with AI assistance from Claude). Licensed under </w:t>
       </w:r>
-      <w:hyperlink w:history="1" r:id="rId1r2m5ikcie731ca4rd0hy">
+      <w:hyperlink w:history="1" r:id="rIdct-ixqbzdf2oamqr95msh">
         <w:r>
           <w:rPr>
             <w:rFonts w:ascii="Arial" w:cs="Arial" w:eastAsia="Arial" w:hAnsi="Arial"/>
@@ -18018,7 +18018,7 @@
         </w:rPr>
         <w:t xml:space="preserve"> (</w:t>
       </w:r>
-      <w:hyperlink w:history="1" r:id="rIdvmxhnnyw2mnm5ft4yor4j">
+      <w:hyperlink w:history="1" r:id="rIdzoeb_lo7csmxhenwyoqvy">
         <w:r>
           <w:rPr>
             <w:rFonts w:ascii="Arial" w:cs="Arial" w:eastAsia="Arial" w:hAnsi="Arial"/>
@@ -19031,7 +19031,7 @@
             <w:pPr>
               <w:spacing w:after="20" w:before="0"/>
             </w:pPr>
-            <w:hyperlink w:history="1" r:id="rIdhs3gyaduddiezlne__b8v">
+            <w:hyperlink w:history="1" r:id="rIdmu6vzfzvulu-gasdywyto">
               <w:r>
                 <w:rPr>
                   <w:rFonts w:ascii="Arial" w:cs="Arial" w:eastAsia="Arial" w:hAnsi="Arial"/>
@@ -19064,7 +19064,7 @@
               <w:spacing w:after="10" w:before="0"/>
               <w:ind w:left="120"/>
             </w:pPr>
-            <w:hyperlink w:history="1" r:id="rIdhhrvf_sim-j9qfzdq8sol">
+            <w:hyperlink w:history="1" r:id="rIds4kmvzwty46k28e_vjedd">
               <w:r>
                 <w:rPr>
                   <w:rFonts w:ascii="Arial" w:cs="Arial" w:eastAsia="Arial" w:hAnsi="Arial"/>
@@ -19109,7 +19109,7 @@
             <w:pPr>
               <w:spacing w:after="20" w:before="0"/>
             </w:pPr>
-            <w:hyperlink w:history="1" r:id="rIdjnibca5egbrpdcm0gohrm">
+            <w:hyperlink w:history="1" r:id="rId9d8sg52dw0oqnfwasd1jw">
               <w:r>
                 <w:rPr>
                   <w:rFonts w:ascii="Arial" w:cs="Arial" w:eastAsia="Arial" w:hAnsi="Arial"/>
@@ -19142,7 +19142,7 @@
               <w:spacing w:after="10" w:before="0"/>
               <w:ind w:left="120"/>
             </w:pPr>
-            <w:hyperlink w:history="1" r:id="rIdvijos2pr_iriocvxr1xo-">
+            <w:hyperlink w:history="1" r:id="rIdpm1-78_wfreuueqzf-ajp">
               <w:r>
                 <w:rPr>
                   <w:rFonts w:ascii="Arial" w:cs="Arial" w:eastAsia="Arial" w:hAnsi="Arial"/>
@@ -19337,7 +19337,7 @@
             <w:pPr>
               <w:spacing w:after="20" w:before="0"/>
             </w:pPr>
-            <w:hyperlink w:history="1" r:id="rIdckxezmfmt51sxq5ldprif">
+            <w:hyperlink w:history="1" r:id="rIdeb5zbjjw9hgdqzy9_zwy5">
               <w:r>
                 <w:rPr>
                   <w:rFonts w:ascii="Arial" w:cs="Arial" w:eastAsia="Arial" w:hAnsi="Arial"/>
@@ -19370,7 +19370,7 @@
               <w:spacing w:after="10" w:before="0"/>
               <w:ind w:left="120"/>
             </w:pPr>
-            <w:hyperlink w:history="1" r:id="rIdu3m6afxoz_8xq7_xjkpm4">
+            <w:hyperlink w:history="1" r:id="rIdmx9vwuzeyl-gv_glgjhyp">
               <w:r>
                 <w:rPr>
                   <w:rFonts w:ascii="Arial" w:cs="Arial" w:eastAsia="Arial" w:hAnsi="Arial"/>
@@ -19415,7 +19415,7 @@
             <w:pPr>
               <w:spacing w:after="20" w:before="0"/>
             </w:pPr>
-            <w:hyperlink w:history="1" r:id="rIdewg9okwwxctrz7bbsxusg">
+            <w:hyperlink w:history="1" r:id="rIdwfmmkqihijbs8vajqz9cp">
               <w:r>
                 <w:rPr>
                   <w:rFonts w:ascii="Arial" w:cs="Arial" w:eastAsia="Arial" w:hAnsi="Arial"/>
@@ -19448,7 +19448,7 @@
               <w:spacing w:after="10" w:before="0"/>
               <w:ind w:left="120"/>
             </w:pPr>
-            <w:hyperlink w:history="1" r:id="rId_6s3ufjvn6fsq8umdgec7">
+            <w:hyperlink w:history="1" r:id="rIdvjobm9ufyiomixhunq5_2">
               <w:r>
                 <w:rPr>
                   <w:rFonts w:ascii="Arial" w:cs="Arial" w:eastAsia="Arial" w:hAnsi="Arial"/>
@@ -19643,7 +19643,7 @@
             <w:pPr>
               <w:spacing w:after="20" w:before="0"/>
             </w:pPr>
-            <w:hyperlink w:history="1" r:id="rIdcug9qxe-qardjoryc3fpr">
+            <w:hyperlink w:history="1" r:id="rIdejnje_iehrf80jzyixvz1">
               <w:r>
                 <w:rPr>
                   <w:rFonts w:ascii="Arial" w:cs="Arial" w:eastAsia="Arial" w:hAnsi="Arial"/>
@@ -19692,7 +19692,7 @@
               <w:spacing w:after="10" w:before="0"/>
               <w:ind w:left="120"/>
             </w:pPr>
-            <w:hyperlink w:history="1" r:id="rIdikybxdfqlt14t4gwzdjmg">
+            <w:hyperlink w:history="1" r:id="rIdvys8_s-urbp_qvgks_hpz">
               <w:r>
                 <w:rPr>
                   <w:rFonts w:ascii="Arial" w:cs="Arial" w:eastAsia="Arial" w:hAnsi="Arial"/>
@@ -19737,7 +19737,7 @@
             <w:pPr>
               <w:spacing w:after="20" w:before="0"/>
             </w:pPr>
-            <w:hyperlink w:history="1" r:id="rIdo4dybgnrbyrmg00rhznkn">
+            <w:hyperlink w:history="1" r:id="rIdz122kh5i7f4vrzmlehxvt">
               <w:r>
                 <w:rPr>
                   <w:rFonts w:ascii="Arial" w:cs="Arial" w:eastAsia="Arial" w:hAnsi="Arial"/>
@@ -19786,7 +19786,7 @@
               <w:spacing w:after="10" w:before="0"/>
               <w:ind w:left="120"/>
             </w:pPr>
-            <w:hyperlink w:history="1" r:id="rId5xxnxk20ca1h774dowwzz">
+            <w:hyperlink w:history="1" r:id="rIdgkzv2liv0-kco59ka6b08">
               <w:r>
                 <w:rPr>
                   <w:rFonts w:ascii="Arial" w:cs="Arial" w:eastAsia="Arial" w:hAnsi="Arial"/>
@@ -19981,7 +19981,7 @@
             <w:pPr>
               <w:spacing w:after="20" w:before="0"/>
             </w:pPr>
-            <w:hyperlink w:history="1" r:id="rId1itxmtqdz34ul7slrvzjs">
+            <w:hyperlink w:history="1" r:id="rIdwxbcevcvioj6vvx75egwe">
               <w:r>
                 <w:rPr>
                   <w:rFonts w:ascii="Arial" w:cs="Arial" w:eastAsia="Arial" w:hAnsi="Arial"/>
@@ -20030,7 +20030,7 @@
               <w:spacing w:after="10" w:before="0"/>
               <w:ind w:left="120"/>
             </w:pPr>
-            <w:hyperlink w:history="1" r:id="rIdwksd_v3jsstvcpvrylpqn">
+            <w:hyperlink w:history="1" r:id="rIdfr9n8o7ytuqgatb19jrrj">
               <w:r>
                 <w:rPr>
                   <w:rFonts w:ascii="Arial" w:cs="Arial" w:eastAsia="Arial" w:hAnsi="Arial"/>
@@ -20075,7 +20075,7 @@
             <w:pPr>
               <w:spacing w:after="20" w:before="0"/>
             </w:pPr>
-            <w:hyperlink w:history="1" r:id="rIddyuj3tgsmrizslhfmp6zz">
+            <w:hyperlink w:history="1" r:id="rId8fsthw1mvqsmjlsgha7gd">
               <w:r>
                 <w:rPr>
                   <w:rFonts w:ascii="Arial" w:cs="Arial" w:eastAsia="Arial" w:hAnsi="Arial"/>
@@ -20124,7 +20124,7 @@
               <w:spacing w:after="10" w:before="0"/>
               <w:ind w:left="120"/>
             </w:pPr>
-            <w:hyperlink w:history="1" r:id="rIdif_tto6drkq48-odpvxfg">
+            <w:hyperlink w:history="1" r:id="rIdy0ebcut6c6xss6iogj3q4">
               <w:r>
                 <w:rPr>
                   <w:rFonts w:ascii="Arial" w:cs="Arial" w:eastAsia="Arial" w:hAnsi="Arial"/>
@@ -20319,7 +20319,7 @@
             <w:pPr>
               <w:spacing w:after="20" w:before="0"/>
             </w:pPr>
-            <w:hyperlink w:history="1" r:id="rIdpmdyccf_ygxhzlxhxtser">
+            <w:hyperlink w:history="1" r:id="rIdwba6uc2olt2maggwyjp83">
               <w:r>
                 <w:rPr>
                   <w:rFonts w:ascii="Arial" w:cs="Arial" w:eastAsia="Arial" w:hAnsi="Arial"/>
@@ -20368,7 +20368,7 @@
               <w:spacing w:after="10" w:before="0"/>
               <w:ind w:left="120"/>
             </w:pPr>
-            <w:hyperlink w:history="1" r:id="rIdzdtke9pssq9qorzsqg3or">
+            <w:hyperlink w:history="1" r:id="rIdmeilu5idgtbkvcinvfwiy">
               <w:r>
                 <w:rPr>
                   <w:rFonts w:ascii="Arial" w:cs="Arial" w:eastAsia="Arial" w:hAnsi="Arial"/>
@@ -20413,7 +20413,7 @@
             <w:pPr>
               <w:spacing w:after="20" w:before="0"/>
             </w:pPr>
-            <w:hyperlink w:history="1" r:id="rIdmz6eweqekaukpts0kaqkz">
+            <w:hyperlink w:history="1" r:id="rIdyg8ivoiuu12xr23vgmg47">
               <w:r>
                 <w:rPr>
                   <w:rFonts w:ascii="Arial" w:cs="Arial" w:eastAsia="Arial" w:hAnsi="Arial"/>
@@ -20462,7 +20462,7 @@
               <w:spacing w:after="10" w:before="0"/>
               <w:ind w:left="120"/>
             </w:pPr>
-            <w:hyperlink w:history="1" r:id="rId14-ltqsur51mtqv1clwvu">
+            <w:hyperlink w:history="1" r:id="rIdnx5vjate50o1zytajthfg">
               <w:r>
                 <w:rPr>
                   <w:rFonts w:ascii="Arial" w:cs="Arial" w:eastAsia="Arial" w:hAnsi="Arial"/>
@@ -20974,7 +20974,7 @@
         </w:rPr>
         <w:t xml:space="preserve">© 2026 SeaVuria and ARES. Aligned with KICD objectives. Developed by SeaVuria; technical implementation by ARES (with AI assistance from Claude). Licensed under </w:t>
       </w:r>
-      <w:hyperlink w:history="1" r:id="rIdta0zexzjltunedox7-6kc">
+      <w:hyperlink w:history="1" r:id="rIdseqtuii1b6y2z4qvayojt">
         <w:r>
           <w:rPr>
             <w:rFonts w:ascii="Arial" w:cs="Arial" w:eastAsia="Arial" w:hAnsi="Arial"/>
@@ -20995,7 +20995,7 @@
         </w:rPr>
         <w:t xml:space="preserve"> (</w:t>
       </w:r>
-      <w:hyperlink w:history="1" r:id="rIdi7mgzo4eyoozvq75ggnai">
+      <w:hyperlink w:history="1" r:id="rIdbe0ylktvpbyo-fizyqjjj">
         <w:r>
           <w:rPr>
             <w:rFonts w:ascii="Arial" w:cs="Arial" w:eastAsia="Arial" w:hAnsi="Arial"/>
@@ -22008,7 +22008,7 @@
             <w:pPr>
               <w:spacing w:after="20" w:before="0"/>
             </w:pPr>
-            <w:hyperlink w:history="1" r:id="rIdvhvvh7iprylqk-iuua88w">
+            <w:hyperlink w:history="1" r:id="rIdqrefspussp37yeo02evaf">
               <w:r>
                 <w:rPr>
                   <w:rFonts w:ascii="Arial" w:cs="Arial" w:eastAsia="Arial" w:hAnsi="Arial"/>
@@ -22041,7 +22041,7 @@
               <w:spacing w:after="10" w:before="0"/>
               <w:ind w:left="120"/>
             </w:pPr>
-            <w:hyperlink w:history="1" r:id="rId-sxb2fgpr8lh6iqrfxzc_">
+            <w:hyperlink w:history="1" r:id="rIdhpphqsjc3zll3xkoqzxnp">
               <w:r>
                 <w:rPr>
                   <w:rFonts w:ascii="Arial" w:cs="Arial" w:eastAsia="Arial" w:hAnsi="Arial"/>
@@ -22086,7 +22086,7 @@
             <w:pPr>
               <w:spacing w:after="20" w:before="0"/>
             </w:pPr>
-            <w:hyperlink w:history="1" r:id="rIdwj9ld9fh89nmk_u0-cuv8">
+            <w:hyperlink w:history="1" r:id="rIdaaaq_ogaz5bfpeqhhclgs">
               <w:r>
                 <w:rPr>
                   <w:rFonts w:ascii="Arial" w:cs="Arial" w:eastAsia="Arial" w:hAnsi="Arial"/>
@@ -22119,7 +22119,7 @@
               <w:spacing w:after="10" w:before="0"/>
               <w:ind w:left="120"/>
             </w:pPr>
-            <w:hyperlink w:history="1" r:id="rIdyh2ig8dbwt6clpvuflw0j">
+            <w:hyperlink w:history="1" r:id="rId8qvknxfl1ht0wxotapvj6">
               <w:r>
                 <w:rPr>
                   <w:rFonts w:ascii="Arial" w:cs="Arial" w:eastAsia="Arial" w:hAnsi="Arial"/>
@@ -22314,7 +22314,7 @@
             <w:pPr>
               <w:spacing w:after="20" w:before="0"/>
             </w:pPr>
-            <w:hyperlink w:history="1" r:id="rIdzdq3izigoelga47wdbm87">
+            <w:hyperlink w:history="1" r:id="rIdu4xwbl6vvgwtt88scuic1">
               <w:r>
                 <w:rPr>
                   <w:rFonts w:ascii="Arial" w:cs="Arial" w:eastAsia="Arial" w:hAnsi="Arial"/>
@@ -22347,7 +22347,7 @@
               <w:spacing w:after="10" w:before="0"/>
               <w:ind w:left="120"/>
             </w:pPr>
-            <w:hyperlink w:history="1" r:id="rIdkdymhylqsnl6msfyzm0ry">
+            <w:hyperlink w:history="1" r:id="rId76k3zviu93lvnonsk8gfe">
               <w:r>
                 <w:rPr>
                   <w:rFonts w:ascii="Arial" w:cs="Arial" w:eastAsia="Arial" w:hAnsi="Arial"/>
@@ -22392,7 +22392,7 @@
             <w:pPr>
               <w:spacing w:after="20" w:before="0"/>
             </w:pPr>
-            <w:hyperlink w:history="1" r:id="rIdbqg191ppsnm_xaonllexo">
+            <w:hyperlink w:history="1" r:id="rIdunntgvh78mg1vhcb7y4d2">
               <w:r>
                 <w:rPr>
                   <w:rFonts w:ascii="Arial" w:cs="Arial" w:eastAsia="Arial" w:hAnsi="Arial"/>
@@ -22425,7 +22425,7 @@
               <w:spacing w:after="10" w:before="0"/>
               <w:ind w:left="120"/>
             </w:pPr>
-            <w:hyperlink w:history="1" r:id="rIdsdtb6joi9z_ybbjuekofs">
+            <w:hyperlink w:history="1" r:id="rIdg9uqzyure45tp1ps6d0lh">
               <w:r>
                 <w:rPr>
                   <w:rFonts w:ascii="Arial" w:cs="Arial" w:eastAsia="Arial" w:hAnsi="Arial"/>
@@ -22620,7 +22620,7 @@
             <w:pPr>
               <w:spacing w:after="20" w:before="0"/>
             </w:pPr>
-            <w:hyperlink w:history="1" r:id="rIdmsnxf6uzc6saipivuqmsz">
+            <w:hyperlink w:history="1" r:id="rId-ootfruy2uoryk2jzep-j">
               <w:r>
                 <w:rPr>
                   <w:rFonts w:ascii="Arial" w:cs="Arial" w:eastAsia="Arial" w:hAnsi="Arial"/>
@@ -22669,7 +22669,7 @@
               <w:spacing w:after="10" w:before="0"/>
               <w:ind w:left="120"/>
             </w:pPr>
-            <w:hyperlink w:history="1" r:id="rIdm1pioy4nyqoxrudjmwnkw">
+            <w:hyperlink w:history="1" r:id="rId7b3rs8ugizbn2fap7_jr9">
               <w:r>
                 <w:rPr>
                   <w:rFonts w:ascii="Arial" w:cs="Arial" w:eastAsia="Arial" w:hAnsi="Arial"/>
@@ -22714,7 +22714,7 @@
             <w:pPr>
               <w:spacing w:after="20" w:before="0"/>
             </w:pPr>
-            <w:hyperlink w:history="1" r:id="rIdbmizfdj6esx3f2zchu2o9">
+            <w:hyperlink w:history="1" r:id="rIdqt7a_hokqiizho2100-uh">
               <w:r>
                 <w:rPr>
                   <w:rFonts w:ascii="Arial" w:cs="Arial" w:eastAsia="Arial" w:hAnsi="Arial"/>
@@ -22747,7 +22747,7 @@
               <w:spacing w:after="10" w:before="0"/>
               <w:ind w:left="120"/>
             </w:pPr>
-            <w:hyperlink w:history="1" r:id="rId3lyskplkx7cerg_p_lqko">
+            <w:hyperlink w:history="1" r:id="rIdruigr6idvcevks8a7dgha">
               <w:r>
                 <w:rPr>
                   <w:rFonts w:ascii="Arial" w:cs="Arial" w:eastAsia="Arial" w:hAnsi="Arial"/>
@@ -22942,7 +22942,7 @@
             <w:pPr>
               <w:spacing w:after="20" w:before="0"/>
             </w:pPr>
-            <w:hyperlink w:history="1" r:id="rIdsu7igccnpng0adzngkiox">
+            <w:hyperlink w:history="1" r:id="rIdwyavjxwcpyxrmiyeva6ug">
               <w:r>
                 <w:rPr>
                   <w:rFonts w:ascii="Arial" w:cs="Arial" w:eastAsia="Arial" w:hAnsi="Arial"/>
@@ -22991,7 +22991,7 @@
               <w:spacing w:after="10" w:before="0"/>
               <w:ind w:left="120"/>
             </w:pPr>
-            <w:hyperlink w:history="1" r:id="rIdswhjractzq1favfjdtb5e">
+            <w:hyperlink w:history="1" r:id="rIdlxy0if2jczgvsm9mrt8hj">
               <w:r>
                 <w:rPr>
                   <w:rFonts w:ascii="Arial" w:cs="Arial" w:eastAsia="Arial" w:hAnsi="Arial"/>
@@ -23036,7 +23036,7 @@
             <w:pPr>
               <w:spacing w:after="20" w:before="0"/>
             </w:pPr>
-            <w:hyperlink w:history="1" r:id="rIdnfvbrptdzuetksyawi-nw">
+            <w:hyperlink w:history="1" r:id="rIdns6eyityfomxnv56ks6tk">
               <w:r>
                 <w:rPr>
                   <w:rFonts w:ascii="Arial" w:cs="Arial" w:eastAsia="Arial" w:hAnsi="Arial"/>
@@ -23069,7 +23069,7 @@
               <w:spacing w:after="10" w:before="0"/>
               <w:ind w:left="120"/>
             </w:pPr>
-            <w:hyperlink w:history="1" r:id="rIdbju1koyyshhnh32kg0skk">
+            <w:hyperlink w:history="1" r:id="rIdedtzcf99cvplazpkhp5wa">
               <w:r>
                 <w:rPr>
                   <w:rFonts w:ascii="Arial" w:cs="Arial" w:eastAsia="Arial" w:hAnsi="Arial"/>
@@ -23264,7 +23264,7 @@
             <w:pPr>
               <w:spacing w:after="20" w:before="0"/>
             </w:pPr>
-            <w:hyperlink w:history="1" r:id="rIdohtwb3kpchklm4w1_dmjd">
+            <w:hyperlink w:history="1" r:id="rIdiy8pa5gjwtr-mi_rdfoqn">
               <w:r>
                 <w:rPr>
                   <w:rFonts w:ascii="Arial" w:cs="Arial" w:eastAsia="Arial" w:hAnsi="Arial"/>
@@ -23313,7 +23313,7 @@
               <w:spacing w:after="10" w:before="0"/>
               <w:ind w:left="120"/>
             </w:pPr>
-            <w:hyperlink w:history="1" r:id="rIdr_3arxdxqmqsgkugmf8x8">
+            <w:hyperlink w:history="1" r:id="rId5lu_ubonw6woeexbirkbo">
               <w:r>
                 <w:rPr>
                   <w:rFonts w:ascii="Arial" w:cs="Arial" w:eastAsia="Arial" w:hAnsi="Arial"/>
@@ -23358,7 +23358,7 @@
             <w:pPr>
               <w:spacing w:after="20" w:before="0"/>
             </w:pPr>
-            <w:hyperlink w:history="1" r:id="rIdlxrc_vjp2bu7df08e1gkx">
+            <w:hyperlink w:history="1" r:id="rIdvyvtw3rae3pjjw25mah6g">
               <w:r>
                 <w:rPr>
                   <w:rFonts w:ascii="Arial" w:cs="Arial" w:eastAsia="Arial" w:hAnsi="Arial"/>
@@ -23391,7 +23391,7 @@
               <w:spacing w:after="10" w:before="0"/>
               <w:ind w:left="120"/>
             </w:pPr>
-            <w:hyperlink w:history="1" r:id="rIdxovbub2rota4yoccufm28">
+            <w:hyperlink w:history="1" r:id="rId_-z9wdtjym5gdjqmnxhmw">
               <w:r>
                 <w:rPr>
                   <w:rFonts w:ascii="Arial" w:cs="Arial" w:eastAsia="Arial" w:hAnsi="Arial"/>
@@ -23903,7 +23903,7 @@
         </w:rPr>
         <w:t xml:space="preserve">© 2026 SeaVuria and ARES. Aligned with KICD objectives. Developed by SeaVuria; technical implementation by ARES (with AI assistance from Claude). Licensed under </w:t>
       </w:r>
-      <w:hyperlink w:history="1" r:id="rIdavoy9x27fetf9gubyoj83">
+      <w:hyperlink w:history="1" r:id="rIdukracq1yw-fcimwvif_bg">
         <w:r>
           <w:rPr>
             <w:rFonts w:ascii="Arial" w:cs="Arial" w:eastAsia="Arial" w:hAnsi="Arial"/>
@@ -23924,7 +23924,7 @@
         </w:rPr>
         <w:t xml:space="preserve"> (</w:t>
       </w:r>
-      <w:hyperlink w:history="1" r:id="rIddebpuowxlatbay4toc7i_">
+      <w:hyperlink w:history="1" r:id="rIdyg7pe63ndryr8wul3ouuk">
         <w:r>
           <w:rPr>
             <w:rFonts w:ascii="Arial" w:cs="Arial" w:eastAsia="Arial" w:hAnsi="Arial"/>
@@ -24937,7 +24937,7 @@
             <w:pPr>
               <w:spacing w:after="20" w:before="0"/>
             </w:pPr>
-            <w:hyperlink w:history="1" r:id="rIdcwrsfcxabgbkbfo_miy-i">
+            <w:hyperlink w:history="1" r:id="rId3ydffrkarkyfgpnpyn4cr">
               <w:r>
                 <w:rPr>
                   <w:rFonts w:ascii="Arial" w:cs="Arial" w:eastAsia="Arial" w:hAnsi="Arial"/>
@@ -24970,7 +24970,7 @@
               <w:spacing w:after="10" w:before="0"/>
               <w:ind w:left="120"/>
             </w:pPr>
-            <w:hyperlink w:history="1" r:id="rIde93gj7pagfgz4q96v6z9n">
+            <w:hyperlink w:history="1" r:id="rId4s_dbrhxbgprzbxjhebhy">
               <w:r>
                 <w:rPr>
                   <w:rFonts w:ascii="Arial" w:cs="Arial" w:eastAsia="Arial" w:hAnsi="Arial"/>
@@ -25015,7 +25015,7 @@
             <w:pPr>
               <w:spacing w:after="20" w:before="0"/>
             </w:pPr>
-            <w:hyperlink w:history="1" r:id="rIdag95gh1vxccgex149nr31">
+            <w:hyperlink w:history="1" r:id="rIde-zkd9nn9vwukurzpte1m">
               <w:r>
                 <w:rPr>
                   <w:rFonts w:ascii="Arial" w:cs="Arial" w:eastAsia="Arial" w:hAnsi="Arial"/>
@@ -25048,7 +25048,7 @@
               <w:spacing w:after="10" w:before="0"/>
               <w:ind w:left="120"/>
             </w:pPr>
-            <w:hyperlink w:history="1" r:id="rIdqdrmcjfzowdb-pmyvxocp">
+            <w:hyperlink w:history="1" r:id="rIdnqnjw9jfodl2qicqy4yzx">
               <w:r>
                 <w:rPr>
                   <w:rFonts w:ascii="Arial" w:cs="Arial" w:eastAsia="Arial" w:hAnsi="Arial"/>
@@ -25243,7 +25243,7 @@
             <w:pPr>
               <w:spacing w:after="20" w:before="0"/>
             </w:pPr>
-            <w:hyperlink w:history="1" r:id="rIdomny43-hlhbzuxvqrnntk">
+            <w:hyperlink w:history="1" r:id="rIdtudem2qll0aiy1dixc4th">
               <w:r>
                 <w:rPr>
                   <w:rFonts w:ascii="Arial" w:cs="Arial" w:eastAsia="Arial" w:hAnsi="Arial"/>
@@ -25276,7 +25276,7 @@
               <w:spacing w:after="10" w:before="0"/>
               <w:ind w:left="120"/>
             </w:pPr>
-            <w:hyperlink w:history="1" r:id="rIdndd6jfu6wkwvwglh5-mr8">
+            <w:hyperlink w:history="1" r:id="rIdxybdea09mn3hjcsh2kab4">
               <w:r>
                 <w:rPr>
                   <w:rFonts w:ascii="Arial" w:cs="Arial" w:eastAsia="Arial" w:hAnsi="Arial"/>
@@ -25321,7 +25321,7 @@
             <w:pPr>
               <w:spacing w:after="20" w:before="0"/>
             </w:pPr>
-            <w:hyperlink w:history="1" r:id="rIdevfbfsarr0gws9ktmpyvi">
+            <w:hyperlink w:history="1" r:id="rIdxug3ko_jmwub91uofdsq7">
               <w:r>
                 <w:rPr>
                   <w:rFonts w:ascii="Arial" w:cs="Arial" w:eastAsia="Arial" w:hAnsi="Arial"/>
@@ -25354,7 +25354,7 @@
               <w:spacing w:after="10" w:before="0"/>
               <w:ind w:left="120"/>
             </w:pPr>
-            <w:hyperlink w:history="1" r:id="rId68xsk9dzzthmzpslkhn9s">
+            <w:hyperlink w:history="1" r:id="rIdh0c0um0hdpsyydnpwbcps">
               <w:r>
                 <w:rPr>
                   <w:rFonts w:ascii="Arial" w:cs="Arial" w:eastAsia="Arial" w:hAnsi="Arial"/>
@@ -25549,7 +25549,7 @@
             <w:pPr>
               <w:spacing w:after="20" w:before="0"/>
             </w:pPr>
-            <w:hyperlink w:history="1" r:id="rIdhmjfgyxta_lnwkyzg-ewv">
+            <w:hyperlink w:history="1" r:id="rIdh3euups0nd8lyprrfhujx">
               <w:r>
                 <w:rPr>
                   <w:rFonts w:ascii="Arial" w:cs="Arial" w:eastAsia="Arial" w:hAnsi="Arial"/>
@@ -25582,7 +25582,7 @@
               <w:spacing w:after="10" w:before="0"/>
               <w:ind w:left="120"/>
             </w:pPr>
-            <w:hyperlink w:history="1" r:id="rIdtriqjyhihtjdn5ihzeyiz">
+            <w:hyperlink w:history="1" r:id="rId6owbpkwwwhc6wpwi6yky6">
               <w:r>
                 <w:rPr>
                   <w:rFonts w:ascii="Arial" w:cs="Arial" w:eastAsia="Arial" w:hAnsi="Arial"/>
@@ -25627,7 +25627,7 @@
             <w:pPr>
               <w:spacing w:after="20" w:before="0"/>
             </w:pPr>
-            <w:hyperlink w:history="1" r:id="rIdd56en-cwbq7fvb0tlngii">
+            <w:hyperlink w:history="1" r:id="rId6xvi58rg7zsulleq9tgk6">
               <w:r>
                 <w:rPr>
                   <w:rFonts w:ascii="Arial" w:cs="Arial" w:eastAsia="Arial" w:hAnsi="Arial"/>
@@ -25676,7 +25676,7 @@
               <w:spacing w:after="10" w:before="0"/>
               <w:ind w:left="120"/>
             </w:pPr>
-            <w:hyperlink w:history="1" r:id="rIdsyvauuq1o_tdon8_ds5ov">
+            <w:hyperlink w:history="1" r:id="rIdraw0gnqlgatagtr6ptjll">
               <w:r>
                 <w:rPr>
                   <w:rFonts w:ascii="Arial" w:cs="Arial" w:eastAsia="Arial" w:hAnsi="Arial"/>
@@ -26289,7 +26289,7 @@
             <w:pPr>
               <w:spacing w:after="20" w:before="0"/>
             </w:pPr>
-            <w:hyperlink w:history="1" r:id="rIdlnpechlinapbwjnu3palx">
+            <w:hyperlink w:history="1" r:id="rId4yycy676mlx_mliekpmxw">
               <w:r>
                 <w:rPr>
                   <w:rFonts w:ascii="Arial" w:cs="Arial" w:eastAsia="Arial" w:hAnsi="Arial"/>
@@ -26322,7 +26322,7 @@
               <w:spacing w:after="10" w:before="0"/>
               <w:ind w:left="120"/>
             </w:pPr>
-            <w:hyperlink w:history="1" r:id="rIdrakja9qvppoyutz8hypyg">
+            <w:hyperlink w:history="1" r:id="rIdjp_qvn9flbt9kulpq6mta">
               <w:r>
                 <w:rPr>
                   <w:rFonts w:ascii="Arial" w:cs="Arial" w:eastAsia="Arial" w:hAnsi="Arial"/>
@@ -26367,7 +26367,7 @@
             <w:pPr>
               <w:spacing w:after="20" w:before="0"/>
             </w:pPr>
-            <w:hyperlink w:history="1" r:id="rIdob5jktylaq0zdnzvgesnj">
+            <w:hyperlink w:history="1" r:id="rIdtxo4ei7nosuu7mvh_jbkw">
               <w:r>
                 <w:rPr>
                   <w:rFonts w:ascii="Arial" w:cs="Arial" w:eastAsia="Arial" w:hAnsi="Arial"/>
@@ -26416,7 +26416,7 @@
               <w:spacing w:after="10" w:before="0"/>
               <w:ind w:left="120"/>
             </w:pPr>
-            <w:hyperlink w:history="1" r:id="rIdfdtyzmk3lh5bnas04z86p">
+            <w:hyperlink w:history="1" r:id="rIdaqftw3irz5kwcerriwtr0">
               <w:r>
                 <w:rPr>
                   <w:rFonts w:ascii="Arial" w:cs="Arial" w:eastAsia="Arial" w:hAnsi="Arial"/>
@@ -26611,7 +26611,7 @@
             <w:pPr>
               <w:spacing w:after="20" w:before="0"/>
             </w:pPr>
-            <w:hyperlink w:history="1" r:id="rIdnj7s3gd5sq_kvw-37j_gj">
+            <w:hyperlink w:history="1" r:id="rIdfb_gokh6onlkb55mm_bzb">
               <w:r>
                 <w:rPr>
                   <w:rFonts w:ascii="Arial" w:cs="Arial" w:eastAsia="Arial" w:hAnsi="Arial"/>
@@ -26644,7 +26644,7 @@
               <w:spacing w:after="10" w:before="0"/>
               <w:ind w:left="120"/>
             </w:pPr>
-            <w:hyperlink w:history="1" r:id="rId64xt5ikdumvd1srlhrksh">
+            <w:hyperlink w:history="1" r:id="rIdweaftkxxbdzicvlprueyz">
               <w:r>
                 <w:rPr>
                   <w:rFonts w:ascii="Arial" w:cs="Arial" w:eastAsia="Arial" w:hAnsi="Arial"/>
@@ -26689,7 +26689,7 @@
             <w:pPr>
               <w:spacing w:after="20" w:before="0"/>
             </w:pPr>
-            <w:hyperlink w:history="1" r:id="rIdmalq0g_ewnmiemmtpkaxp">
+            <w:hyperlink w:history="1" r:id="rId0heh29tefdflttrtmq82e">
               <w:r>
                 <w:rPr>
                   <w:rFonts w:ascii="Arial" w:cs="Arial" w:eastAsia="Arial" w:hAnsi="Arial"/>
@@ -26738,7 +26738,7 @@
               <w:spacing w:after="10" w:before="0"/>
               <w:ind w:left="120"/>
             </w:pPr>
-            <w:hyperlink w:history="1" r:id="rIdxh3nz08qwl3krczy1vryx">
+            <w:hyperlink w:history="1" r:id="rId3ghnzmwkqtmzehqcx7avi">
               <w:r>
                 <w:rPr>
                   <w:rFonts w:ascii="Arial" w:cs="Arial" w:eastAsia="Arial" w:hAnsi="Arial"/>
@@ -27250,7 +27250,7 @@
         </w:rPr>
         <w:t xml:space="preserve">© 2026 SeaVuria and ARES. Aligned with KICD objectives. Developed by SeaVuria; technical implementation by ARES (with AI assistance from Claude). Licensed under </w:t>
       </w:r>
-      <w:hyperlink w:history="1" r:id="rId0zzxhocjdhf55dmsbxevt">
+      <w:hyperlink w:history="1" r:id="rIdzqfsgyqriv7kktnixmglw">
         <w:r>
           <w:rPr>
             <w:rFonts w:ascii="Arial" w:cs="Arial" w:eastAsia="Arial" w:hAnsi="Arial"/>
@@ -27271,7 +27271,7 @@
         </w:rPr>
         <w:t xml:space="preserve"> (</w:t>
       </w:r>
-      <w:hyperlink w:history="1" r:id="rId515pva8d-ie1yok2vkqwh">
+      <w:hyperlink w:history="1" r:id="rIdx2mfbq2ppmynwqobegvij">
         <w:r>
           <w:rPr>
             <w:rFonts w:ascii="Arial" w:cs="Arial" w:eastAsia="Arial" w:hAnsi="Arial"/>

--- a/data/outputs/v2/Core_Mathematics/SS2.3_Rotation/Core_Mathematics_Rotation_CBE_LessonSequence.docx
+++ b/data/outputs/v2/Core_Mathematics/SS2.3_Rotation/Core_Mathematics_Rotation_CBE_LessonSequence.docx
@@ -4,6 +4,7 @@
   <w:body>
     <w:p>
       <w:pPr>
+        <w:keepNext w:val="false"/>
         <w:spacing w:after="30" w:before="0"/>
         <w:jc w:val="center"/>
       </w:pPr>
@@ -23,6 +24,7 @@
     </w:p>
     <w:p>
       <w:pPr>
+        <w:keepNext w:val="false"/>
         <w:spacing w:after="60" w:before="0"/>
         <w:jc w:val="center"/>
       </w:pPr>
@@ -81,6 +83,7 @@
           </w:tcPr>
           <w:p>
             <w:pPr>
+              <w:keepNext w:val="false"/>
               <w:spacing w:after="40" w:before="0"/>
               <w:jc w:val="center"/>
             </w:pPr>
@@ -115,6 +118,7 @@
           </w:tcPr>
           <w:p>
             <w:pPr>
+              <w:keepNext w:val="false"/>
               <w:spacing w:after="40" w:before="0"/>
               <w:jc w:val="left"/>
             </w:pPr>
@@ -147,6 +151,7 @@
           </w:tcPr>
           <w:p>
             <w:pPr>
+              <w:keepNext w:val="false"/>
               <w:spacing w:after="40" w:before="0"/>
               <w:jc w:val="left"/>
             </w:pPr>
@@ -181,6 +186,7 @@
           </w:tcPr>
           <w:p>
             <w:pPr>
+              <w:keepNext w:val="false"/>
               <w:spacing w:after="40" w:before="0"/>
               <w:jc w:val="left"/>
             </w:pPr>
@@ -213,6 +219,7 @@
           </w:tcPr>
           <w:p>
             <w:pPr>
+              <w:keepNext w:val="false"/>
               <w:spacing w:after="40" w:before="0"/>
               <w:jc w:val="left"/>
             </w:pPr>
@@ -247,6 +254,7 @@
           </w:tcPr>
           <w:p>
             <w:pPr>
+              <w:keepNext w:val="false"/>
               <w:spacing w:after="40" w:before="0"/>
               <w:jc w:val="left"/>
             </w:pPr>
@@ -279,6 +287,7 @@
           </w:tcPr>
           <w:p>
             <w:pPr>
+              <w:keepNext w:val="false"/>
               <w:spacing w:after="40" w:before="0"/>
               <w:jc w:val="left"/>
             </w:pPr>
@@ -313,6 +322,7 @@
           </w:tcPr>
           <w:p>
             <w:pPr>
+              <w:keepNext w:val="false"/>
               <w:spacing w:after="40" w:before="0"/>
               <w:jc w:val="left"/>
             </w:pPr>
@@ -345,6 +355,7 @@
           </w:tcPr>
           <w:p>
             <w:pPr>
+              <w:keepNext w:val="false"/>
               <w:spacing w:after="40" w:before="0"/>
               <w:jc w:val="left"/>
             </w:pPr>
@@ -379,6 +390,7 @@
           </w:tcPr>
           <w:p>
             <w:pPr>
+              <w:keepNext w:val="false"/>
               <w:spacing w:after="40" w:before="0"/>
               <w:jc w:val="left"/>
             </w:pPr>
@@ -411,6 +423,7 @@
           </w:tcPr>
           <w:p>
             <w:pPr>
+              <w:keepNext w:val="false"/>
               <w:spacing w:after="40" w:before="0"/>
               <w:jc w:val="left"/>
             </w:pPr>
@@ -445,6 +458,7 @@
           </w:tcPr>
           <w:p>
             <w:pPr>
+              <w:keepNext w:val="false"/>
               <w:spacing w:after="40" w:before="0"/>
               <w:jc w:val="left"/>
             </w:pPr>
@@ -652,6 +666,7 @@
           </w:tcPr>
           <w:p>
             <w:pPr>
+              <w:keepNext w:val="false"/>
               <w:spacing w:after="40" w:before="0"/>
               <w:jc w:val="left"/>
             </w:pPr>
@@ -684,6 +699,7 @@
           </w:tcPr>
           <w:p>
             <w:pPr>
+              <w:keepNext w:val="false"/>
               <w:spacing w:after="40" w:before="0"/>
               <w:jc w:val="left"/>
             </w:pPr>
@@ -703,6 +719,7 @@
           </w:p>
           <w:p>
             <w:pPr>
+              <w:keepNext w:val="false"/>
               <w:spacing w:after="40" w:before="0"/>
               <w:jc w:val="left"/>
             </w:pPr>
@@ -722,6 +739,7 @@
           </w:p>
           <w:p>
             <w:pPr>
+              <w:keepNext w:val="false"/>
               <w:spacing w:after="40" w:before="0"/>
               <w:jc w:val="left"/>
             </w:pPr>
@@ -741,6 +759,7 @@
           </w:p>
           <w:p>
             <w:pPr>
+              <w:keepNext w:val="false"/>
               <w:spacing w:after="40" w:before="0"/>
               <w:jc w:val="left"/>
             </w:pPr>
@@ -760,6 +779,7 @@
           </w:p>
           <w:p>
             <w:pPr>
+              <w:keepNext w:val="false"/>
               <w:spacing w:after="40" w:before="0"/>
               <w:jc w:val="left"/>
             </w:pPr>
@@ -779,6 +799,7 @@
           </w:p>
           <w:p>
             <w:pPr>
+              <w:keepNext w:val="false"/>
               <w:spacing w:after="40" w:before="0"/>
               <w:jc w:val="left"/>
             </w:pPr>
@@ -798,6 +819,7 @@
           </w:p>
           <w:p>
             <w:pPr>
+              <w:keepNext w:val="false"/>
               <w:spacing w:after="40" w:before="0"/>
               <w:jc w:val="left"/>
             </w:pPr>
@@ -817,6 +839,7 @@
           </w:p>
           <w:p>
             <w:pPr>
+              <w:keepNext w:val="false"/>
               <w:spacing w:after="40" w:before="0"/>
               <w:jc w:val="left"/>
             </w:pPr>
@@ -851,6 +874,7 @@
           </w:tcPr>
           <w:p>
             <w:pPr>
+              <w:keepNext w:val="false"/>
               <w:spacing w:after="40" w:before="0"/>
               <w:jc w:val="left"/>
             </w:pPr>
@@ -938,6 +962,7 @@
           </w:tcPr>
           <w:p>
             <w:pPr>
+              <w:keepNext w:val="false"/>
               <w:spacing w:after="40" w:before="0"/>
               <w:jc w:val="left"/>
             </w:pPr>
@@ -1025,6 +1050,7 @@
           </w:tcPr>
           <w:p>
             <w:pPr>
+              <w:keepNext w:val="false"/>
               <w:spacing w:after="40" w:before="0"/>
               <w:jc w:val="left"/>
             </w:pPr>
@@ -1132,6 +1158,7 @@
           </w:tcPr>
           <w:p>
             <w:pPr>
+              <w:keepNext w:val="false"/>
               <w:spacing w:after="40" w:before="0"/>
               <w:jc w:val="left"/>
             </w:pPr>
@@ -1199,6 +1226,7 @@
           </w:tcPr>
           <w:p>
             <w:pPr>
+              <w:keepNext w:val="false"/>
               <w:spacing w:after="40" w:before="0"/>
               <w:jc w:val="left"/>
             </w:pPr>
@@ -1346,6 +1374,7 @@
           </w:tcPr>
           <w:p>
             <w:pPr>
+              <w:keepNext w:val="false"/>
               <w:spacing w:after="40" w:before="0"/>
               <w:jc w:val="left"/>
             </w:pPr>
@@ -1378,6 +1407,7 @@
           </w:tcPr>
           <w:p>
             <w:pPr>
+              <w:keepNext w:val="false"/>
               <w:spacing w:after="40" w:before="0"/>
               <w:jc w:val="left"/>
             </w:pPr>
@@ -1412,6 +1442,7 @@
           </w:tcPr>
           <w:p>
             <w:pPr>
+              <w:keepNext w:val="false"/>
               <w:spacing w:after="40" w:before="0"/>
               <w:jc w:val="left"/>
             </w:pPr>
@@ -1444,6 +1475,7 @@
           </w:tcPr>
           <w:p>
             <w:pPr>
+              <w:keepNext w:val="false"/>
               <w:spacing w:after="40" w:before="0"/>
               <w:jc w:val="left"/>
             </w:pPr>
@@ -1463,6 +1495,7 @@
           </w:p>
           <w:p>
             <w:pPr>
+              <w:keepNext w:val="false"/>
               <w:spacing w:after="40" w:before="0"/>
               <w:jc w:val="left"/>
             </w:pPr>
@@ -1482,6 +1515,7 @@
           </w:p>
           <w:p>
             <w:pPr>
+              <w:keepNext w:val="false"/>
               <w:spacing w:after="40" w:before="0"/>
               <w:jc w:val="left"/>
             </w:pPr>
@@ -1501,6 +1535,7 @@
           </w:p>
           <w:p>
             <w:pPr>
+              <w:keepNext w:val="false"/>
               <w:spacing w:after="40" w:before="0"/>
               <w:jc w:val="left"/>
             </w:pPr>
@@ -1535,6 +1570,7 @@
           </w:tcPr>
           <w:p>
             <w:pPr>
+              <w:keepNext w:val="false"/>
               <w:spacing w:after="40" w:before="0"/>
               <w:jc w:val="left"/>
             </w:pPr>
@@ -1567,6 +1603,7 @@
           </w:tcPr>
           <w:p>
             <w:pPr>
+              <w:keepNext w:val="false"/>
               <w:spacing w:after="40" w:before="0"/>
               <w:jc w:val="left"/>
             </w:pPr>
@@ -1586,6 +1623,7 @@
           </w:p>
           <w:p>
             <w:pPr>
+              <w:keepNext w:val="false"/>
               <w:spacing w:after="40" w:before="0"/>
               <w:jc w:val="left"/>
             </w:pPr>
@@ -1605,6 +1643,7 @@
           </w:p>
           <w:p>
             <w:pPr>
+              <w:keepNext w:val="false"/>
               <w:spacing w:after="40" w:before="0"/>
               <w:jc w:val="left"/>
             </w:pPr>
@@ -1624,6 +1663,7 @@
           </w:p>
           <w:p>
             <w:pPr>
+              <w:keepNext w:val="false"/>
               <w:spacing w:after="40" w:before="0"/>
               <w:jc w:val="left"/>
             </w:pPr>
@@ -1643,6 +1683,7 @@
           </w:p>
           <w:p>
             <w:pPr>
+              <w:keepNext w:val="false"/>
               <w:spacing w:after="40" w:before="0"/>
               <w:jc w:val="left"/>
             </w:pPr>
@@ -1662,6 +1703,7 @@
           </w:p>
           <w:p>
             <w:pPr>
+              <w:keepNext w:val="false"/>
               <w:spacing w:after="40" w:before="0"/>
               <w:jc w:val="left"/>
             </w:pPr>
@@ -1681,6 +1723,7 @@
           </w:p>
           <w:p>
             <w:pPr>
+              <w:keepNext w:val="false"/>
               <w:spacing w:after="40" w:before="0"/>
               <w:jc w:val="left"/>
             </w:pPr>
@@ -1700,6 +1743,7 @@
           </w:p>
           <w:p>
             <w:pPr>
+              <w:keepNext w:val="false"/>
               <w:spacing w:after="40" w:before="0"/>
               <w:jc w:val="left"/>
             </w:pPr>
@@ -1719,6 +1763,7 @@
           </w:p>
           <w:p>
             <w:pPr>
+              <w:keepNext w:val="false"/>
               <w:spacing w:after="40" w:before="0"/>
               <w:jc w:val="left"/>
             </w:pPr>
@@ -1753,6 +1798,7 @@
           </w:tcPr>
           <w:p>
             <w:pPr>
+              <w:keepNext w:val="false"/>
               <w:spacing w:after="40" w:before="0"/>
               <w:jc w:val="left"/>
             </w:pPr>
@@ -1785,6 +1831,7 @@
           </w:tcPr>
           <w:p>
             <w:pPr>
+              <w:keepNext w:val="false"/>
               <w:spacing w:after="40" w:before="0"/>
               <w:jc w:val="left"/>
             </w:pPr>
@@ -1804,6 +1851,7 @@
           </w:p>
           <w:p>
             <w:pPr>
+              <w:keepNext w:val="false"/>
               <w:spacing w:after="40" w:before="0"/>
               <w:jc w:val="left"/>
             </w:pPr>
@@ -1823,6 +1871,7 @@
           </w:p>
           <w:p>
             <w:pPr>
+              <w:keepNext w:val="false"/>
               <w:spacing w:after="40" w:before="0"/>
               <w:jc w:val="left"/>
             </w:pPr>
@@ -1842,6 +1891,7 @@
           </w:p>
           <w:p>
             <w:pPr>
+              <w:keepNext w:val="false"/>
               <w:spacing w:after="40" w:before="0"/>
               <w:jc w:val="left"/>
             </w:pPr>
@@ -1861,6 +1911,7 @@
           </w:p>
           <w:p>
             <w:pPr>
+              <w:keepNext w:val="false"/>
               <w:spacing w:after="40" w:before="0"/>
               <w:jc w:val="left"/>
             </w:pPr>
@@ -1880,6 +1931,7 @@
           </w:p>
           <w:p>
             <w:pPr>
+              <w:keepNext w:val="false"/>
               <w:spacing w:after="40" w:before="0"/>
               <w:jc w:val="left"/>
             </w:pPr>
@@ -1899,6 +1951,7 @@
           </w:p>
           <w:p>
             <w:pPr>
+              <w:keepNext w:val="false"/>
               <w:spacing w:after="40" w:before="0"/>
               <w:jc w:val="left"/>
             </w:pPr>
@@ -1918,6 +1971,7 @@
           </w:p>
           <w:p>
             <w:pPr>
+              <w:keepNext w:val="false"/>
               <w:spacing w:after="40" w:before="0"/>
               <w:jc w:val="left"/>
             </w:pPr>
@@ -1937,6 +1991,7 @@
           </w:p>
           <w:p>
             <w:pPr>
+              <w:keepNext w:val="false"/>
               <w:spacing w:after="40" w:before="0"/>
               <w:jc w:val="left"/>
             </w:pPr>
@@ -1956,6 +2011,7 @@
           </w:p>
           <w:p>
             <w:pPr>
+              <w:keepNext w:val="false"/>
               <w:spacing w:after="40" w:before="0"/>
               <w:jc w:val="left"/>
             </w:pPr>
@@ -1975,6 +2031,7 @@
           </w:p>
           <w:p>
             <w:pPr>
+              <w:keepNext w:val="false"/>
               <w:spacing w:after="40" w:before="0"/>
               <w:jc w:val="left"/>
             </w:pPr>
@@ -1994,6 +2051,7 @@
           </w:p>
           <w:p>
             <w:pPr>
+              <w:keepNext w:val="false"/>
               <w:spacing w:after="40" w:before="0"/>
               <w:jc w:val="left"/>
             </w:pPr>
@@ -2013,6 +2071,7 @@
           </w:p>
           <w:p>
             <w:pPr>
+              <w:keepNext w:val="false"/>
               <w:spacing w:after="40" w:before="0"/>
               <w:jc w:val="left"/>
             </w:pPr>
@@ -2032,6 +2091,7 @@
           </w:p>
           <w:p>
             <w:pPr>
+              <w:keepNext w:val="false"/>
               <w:spacing w:after="40" w:before="0"/>
               <w:jc w:val="left"/>
             </w:pPr>
@@ -2051,6 +2111,7 @@
           </w:p>
           <w:p>
             <w:pPr>
+              <w:keepNext w:val="false"/>
               <w:spacing w:after="40" w:before="0"/>
               <w:jc w:val="left"/>
             </w:pPr>
@@ -2085,6 +2146,7 @@
           </w:tcPr>
           <w:p>
             <w:pPr>
+              <w:keepNext w:val="false"/>
               <w:spacing w:after="40" w:before="0"/>
               <w:jc w:val="left"/>
             </w:pPr>
@@ -2316,7 +2378,7 @@
         </w:rPr>
         <w:t xml:space="preserve">© 2026 SeaVuria and ARES. This work is licensed under a </w:t>
       </w:r>
-      <w:hyperlink w:history="1" r:id="rIdpzvuacstkz-qqonpcfcrw">
+      <w:hyperlink w:history="1" r:id="rId4we3nsyomjzff34o02q-q">
         <w:r>
           <w:rPr>
             <w:rFonts w:ascii="Arial" w:cs="Arial" w:eastAsia="Arial" w:hAnsi="Arial"/>
@@ -2336,7 +2398,7 @@
         </w:rPr>
         <w:t xml:space="preserve"> (</w:t>
       </w:r>
-      <w:hyperlink w:history="1" r:id="rIdusvqb0dfcuhmktxikecru">
+      <w:hyperlink w:history="1" r:id="rIdivkf64lhj3ksgldcxgu2i">
         <w:r>
           <w:rPr>
             <w:rFonts w:ascii="Arial" w:cs="Arial" w:eastAsia="Arial" w:hAnsi="Arial"/>
@@ -2356,7 +2418,7 @@
         </w:rPr>
         <w:t xml:space="preserve">). To view a copy of this license, visit </w:t>
       </w:r>
-      <w:hyperlink w:history="1" r:id="rIdeqq6rdovpu8j4tefllp-p">
+      <w:hyperlink w:history="1" r:id="rIdt-va5q2ttk3ybssqxapkw">
         <w:r>
           <w:rPr>
             <w:rFonts w:ascii="Arial" w:cs="Arial" w:eastAsia="Arial" w:hAnsi="Arial"/>
@@ -2415,6 +2477,7 @@
           </w:tcPr>
           <w:p>
             <w:pPr>
+              <w:keepNext w:val="false"/>
               <w:spacing w:after="40" w:before="0"/>
               <w:jc w:val="center"/>
             </w:pPr>
@@ -2450,6 +2513,7 @@
           </w:tcPr>
           <w:p>
             <w:pPr>
+              <w:keepNext w:val="false"/>
               <w:spacing w:after="40" w:before="0"/>
               <w:jc w:val="center"/>
             </w:pPr>
@@ -2484,6 +2548,7 @@
           </w:tcPr>
           <w:p>
             <w:pPr>
+              <w:keepNext w:val="false"/>
               <w:spacing w:after="40" w:before="0"/>
               <w:jc w:val="left"/>
             </w:pPr>
@@ -2516,6 +2581,7 @@
           </w:tcPr>
           <w:p>
             <w:pPr>
+              <w:keepNext w:val="false"/>
               <w:spacing w:after="40" w:before="0"/>
               <w:jc w:val="left"/>
             </w:pPr>
@@ -2550,6 +2616,7 @@
           </w:tcPr>
           <w:p>
             <w:pPr>
+              <w:keepNext w:val="false"/>
               <w:spacing w:after="40" w:before="0"/>
               <w:jc w:val="left"/>
             </w:pPr>
@@ -2582,6 +2649,7 @@
           </w:tcPr>
           <w:p>
             <w:pPr>
+              <w:keepNext w:val="false"/>
               <w:spacing w:after="40" w:before="0"/>
               <w:jc w:val="left"/>
             </w:pPr>
@@ -2616,6 +2684,7 @@
           </w:tcPr>
           <w:p>
             <w:pPr>
+              <w:keepNext w:val="false"/>
               <w:spacing w:after="40" w:before="0"/>
               <w:jc w:val="left"/>
             </w:pPr>
@@ -2648,6 +2717,7 @@
           </w:tcPr>
           <w:p>
             <w:pPr>
+              <w:keepNext w:val="false"/>
               <w:spacing w:after="40" w:before="0"/>
               <w:jc w:val="left"/>
             </w:pPr>
@@ -2682,6 +2752,7 @@
           </w:tcPr>
           <w:p>
             <w:pPr>
+              <w:keepNext w:val="false"/>
               <w:spacing w:after="40" w:before="0"/>
               <w:jc w:val="left"/>
             </w:pPr>
@@ -2714,6 +2785,7 @@
           </w:tcPr>
           <w:p>
             <w:pPr>
+              <w:keepNext w:val="false"/>
               <w:spacing w:after="40" w:before="0"/>
               <w:jc w:val="left"/>
             </w:pPr>
@@ -2748,6 +2820,7 @@
           </w:tcPr>
           <w:p>
             <w:pPr>
+              <w:keepNext w:val="false"/>
               <w:spacing w:after="40" w:before="0"/>
               <w:jc w:val="left"/>
             </w:pPr>
@@ -2780,6 +2853,7 @@
           </w:tcPr>
           <w:p>
             <w:pPr>
+              <w:keepNext w:val="false"/>
               <w:spacing w:after="40" w:before="0"/>
               <w:jc w:val="left"/>
             </w:pPr>
@@ -2814,6 +2888,7 @@
           </w:tcPr>
           <w:p>
             <w:pPr>
+              <w:keepNext w:val="false"/>
               <w:spacing w:after="40" w:before="0"/>
               <w:jc w:val="left"/>
             </w:pPr>
@@ -2846,6 +2921,7 @@
           </w:tcPr>
           <w:p>
             <w:pPr>
+              <w:keepNext w:val="false"/>
               <w:spacing w:after="40" w:before="0"/>
               <w:jc w:val="left"/>
             </w:pPr>
@@ -2880,6 +2956,7 @@
           </w:tcPr>
           <w:p>
             <w:pPr>
+              <w:keepNext w:val="false"/>
               <w:spacing w:after="40" w:before="0"/>
               <w:jc w:val="left"/>
             </w:pPr>
@@ -2912,6 +2989,7 @@
           </w:tcPr>
           <w:p>
             <w:pPr>
+              <w:keepNext w:val="false"/>
               <w:spacing w:after="40" w:before="0"/>
               <w:jc w:val="left"/>
             </w:pPr>
@@ -2946,6 +3024,7 @@
           </w:tcPr>
           <w:p>
             <w:pPr>
+              <w:keepNext w:val="false"/>
               <w:spacing w:after="40" w:before="0"/>
               <w:jc w:val="left"/>
             </w:pPr>
@@ -2978,6 +3057,7 @@
           </w:tcPr>
           <w:p>
             <w:pPr>
+              <w:keepNext w:val="false"/>
               <w:spacing w:after="40" w:before="0"/>
               <w:jc w:val="left"/>
             </w:pPr>
@@ -3037,6 +3117,7 @@
           </w:tcPr>
           <w:p>
             <w:pPr>
+              <w:keepNext w:val="false"/>
               <w:spacing w:after="40" w:before="0"/>
               <w:jc w:val="center"/>
             </w:pPr>
@@ -3071,6 +3152,7 @@
           </w:tcPr>
           <w:p>
             <w:pPr>
+              <w:keepNext w:val="false"/>
               <w:spacing w:after="40" w:before="0"/>
               <w:jc w:val="left"/>
             </w:pPr>
@@ -3135,6 +3217,7 @@
           </w:tcPr>
           <w:p>
             <w:pPr>
+              <w:keepNext w:val="false"/>
               <w:spacing w:after="40" w:before="0"/>
               <w:jc w:val="center"/>
             </w:pPr>
@@ -3169,6 +3252,7 @@
           </w:tcPr>
           <w:p>
             <w:pPr>
+              <w:keepNext w:val="false"/>
               <w:spacing w:after="40" w:before="0"/>
               <w:jc w:val="left"/>
             </w:pPr>
@@ -3201,6 +3285,7 @@
           </w:tcPr>
           <w:p>
             <w:pPr>
+              <w:keepNext w:val="false"/>
               <w:spacing w:after="40" w:before="0"/>
               <w:jc w:val="left"/>
             </w:pPr>
@@ -3233,6 +3318,7 @@
           </w:tcPr>
           <w:p>
             <w:pPr>
+              <w:keepNext w:val="false"/>
               <w:spacing w:after="40" w:before="0"/>
               <w:jc w:val="left"/>
             </w:pPr>
@@ -3265,6 +3351,7 @@
           </w:tcPr>
           <w:p>
             <w:pPr>
+              <w:keepNext w:val="false"/>
               <w:spacing w:after="40" w:before="0"/>
               <w:jc w:val="left"/>
             </w:pPr>
@@ -3297,6 +3384,7 @@
           </w:tcPr>
           <w:p>
             <w:pPr>
+              <w:keepNext w:val="false"/>
               <w:spacing w:after="40" w:before="0"/>
               <w:jc w:val="left"/>
             </w:pPr>
@@ -3331,6 +3419,7 @@
           </w:tcPr>
           <w:p>
             <w:pPr>
+              <w:keepNext w:val="false"/>
               <w:spacing w:after="40" w:before="0"/>
               <w:jc w:val="left"/>
             </w:pPr>
@@ -3368,7 +3457,7 @@
             <w:pPr>
               <w:spacing w:after="20" w:before="0"/>
             </w:pPr>
-            <w:hyperlink w:history="1" r:id="rIdw2m6oiqg3gfoaru_85j-s">
+            <w:hyperlink w:history="1" r:id="rIdw4qq5_xebn6eu8yjqbjrt">
               <w:r>
                 <w:rPr>
                   <w:rFonts w:ascii="Arial" w:cs="Arial" w:eastAsia="Arial" w:hAnsi="Arial"/>
@@ -3401,7 +3490,7 @@
               <w:spacing w:after="10" w:before="0"/>
               <w:ind w:left="120"/>
             </w:pPr>
-            <w:hyperlink w:history="1" r:id="rIdirfg2hm9whcasox9qi40o">
+            <w:hyperlink w:history="1" r:id="rIdks97gvego9logdq9ahhrp">
               <w:r>
                 <w:rPr>
                   <w:rFonts w:ascii="Arial" w:cs="Arial" w:eastAsia="Arial" w:hAnsi="Arial"/>
@@ -3446,7 +3535,7 @@
             <w:pPr>
               <w:spacing w:after="20" w:before="0"/>
             </w:pPr>
-            <w:hyperlink w:history="1" r:id="rIdxjxbanpfq1nnakmtn6nla">
+            <w:hyperlink w:history="1" r:id="rIduozcdgnkkeq7wld9snspd">
               <w:r>
                 <w:rPr>
                   <w:rFonts w:ascii="Arial" w:cs="Arial" w:eastAsia="Arial" w:hAnsi="Arial"/>
@@ -3479,7 +3568,7 @@
               <w:spacing w:after="10" w:before="0"/>
               <w:ind w:left="120"/>
             </w:pPr>
-            <w:hyperlink w:history="1" r:id="rId-ophl4moamjnjoacyt0vw">
+            <w:hyperlink w:history="1" r:id="rIdgqf5mro37yhb37v75ddls">
               <w:r>
                 <w:rPr>
                   <w:rFonts w:ascii="Arial" w:cs="Arial" w:eastAsia="Arial" w:hAnsi="Arial"/>
@@ -3507,6 +3596,7 @@
           </w:tcPr>
           <w:p>
             <w:pPr>
+              <w:keepNext w:val="false"/>
               <w:spacing w:after="40" w:before="0"/>
               <w:jc w:val="left"/>
             </w:pPr>
@@ -3539,6 +3629,7 @@
           </w:tcPr>
           <w:p>
             <w:pPr>
+              <w:keepNext w:val="false"/>
               <w:spacing w:after="40" w:before="0"/>
               <w:jc w:val="left"/>
             </w:pPr>
@@ -3571,6 +3662,7 @@
           </w:tcPr>
           <w:p>
             <w:pPr>
+              <w:keepNext w:val="false"/>
               <w:spacing w:after="40" w:before="0"/>
               <w:jc w:val="left"/>
             </w:pPr>
@@ -3603,6 +3695,7 @@
           </w:tcPr>
           <w:p>
             <w:pPr>
+              <w:keepNext w:val="false"/>
               <w:spacing w:after="40" w:before="0"/>
               <w:jc w:val="left"/>
             </w:pPr>
@@ -3637,6 +3730,7 @@
           </w:tcPr>
           <w:p>
             <w:pPr>
+              <w:keepNext w:val="false"/>
               <w:spacing w:after="40" w:before="0"/>
               <w:jc w:val="left"/>
             </w:pPr>
@@ -3674,7 +3768,7 @@
             <w:pPr>
               <w:spacing w:after="20" w:before="0"/>
             </w:pPr>
-            <w:hyperlink w:history="1" r:id="rIdjanuah7ti_6cx_iigygx7">
+            <w:hyperlink w:history="1" r:id="rId_m4fb8xhfimosotekggiu">
               <w:r>
                 <w:rPr>
                   <w:rFonts w:ascii="Arial" w:cs="Arial" w:eastAsia="Arial" w:hAnsi="Arial"/>
@@ -3707,7 +3801,7 @@
               <w:spacing w:after="10" w:before="0"/>
               <w:ind w:left="120"/>
             </w:pPr>
-            <w:hyperlink w:history="1" r:id="rId2um0rgocylsvjz4n0p4i7">
+            <w:hyperlink w:history="1" r:id="rIdtubmqxiedslxzjez-pqya">
               <w:r>
                 <w:rPr>
                   <w:rFonts w:ascii="Arial" w:cs="Arial" w:eastAsia="Arial" w:hAnsi="Arial"/>
@@ -3752,7 +3846,7 @@
             <w:pPr>
               <w:spacing w:after="20" w:before="0"/>
             </w:pPr>
-            <w:hyperlink w:history="1" r:id="rId3cjj6vads2rzyo0yqzowj">
+            <w:hyperlink w:history="1" r:id="rIdstmaxapgri6-9yykcvgem">
               <w:r>
                 <w:rPr>
                   <w:rFonts w:ascii="Arial" w:cs="Arial" w:eastAsia="Arial" w:hAnsi="Arial"/>
@@ -3785,7 +3879,7 @@
               <w:spacing w:after="10" w:before="0"/>
               <w:ind w:left="120"/>
             </w:pPr>
-            <w:hyperlink w:history="1" r:id="rIda8nj52syvsy53hdtl4er-">
+            <w:hyperlink w:history="1" r:id="rId-yscyugv78vkajh8cthqg">
               <w:r>
                 <w:rPr>
                   <w:rFonts w:ascii="Arial" w:cs="Arial" w:eastAsia="Arial" w:hAnsi="Arial"/>
@@ -3813,6 +3907,7 @@
           </w:tcPr>
           <w:p>
             <w:pPr>
+              <w:keepNext w:val="false"/>
               <w:spacing w:after="40" w:before="0"/>
               <w:jc w:val="left"/>
             </w:pPr>
@@ -3845,6 +3940,7 @@
           </w:tcPr>
           <w:p>
             <w:pPr>
+              <w:keepNext w:val="false"/>
               <w:spacing w:after="40" w:before="0"/>
               <w:jc w:val="left"/>
             </w:pPr>
@@ -3877,6 +3973,7 @@
           </w:tcPr>
           <w:p>
             <w:pPr>
+              <w:keepNext w:val="false"/>
               <w:spacing w:after="40" w:before="0"/>
               <w:jc w:val="left"/>
             </w:pPr>
@@ -3909,6 +4006,7 @@
           </w:tcPr>
           <w:p>
             <w:pPr>
+              <w:keepNext w:val="false"/>
               <w:spacing w:after="40" w:before="0"/>
               <w:jc w:val="left"/>
             </w:pPr>
@@ -3943,6 +4041,7 @@
           </w:tcPr>
           <w:p>
             <w:pPr>
+              <w:keepNext w:val="false"/>
               <w:spacing w:after="40" w:before="0"/>
               <w:jc w:val="left"/>
             </w:pPr>
@@ -3980,7 +4079,7 @@
             <w:pPr>
               <w:spacing w:after="20" w:before="0"/>
             </w:pPr>
-            <w:hyperlink w:history="1" r:id="rId_f3nk3rzt4x576d82cyxv">
+            <w:hyperlink w:history="1" r:id="rIdcqjhono0k8iqumwkqt0z0">
               <w:r>
                 <w:rPr>
                   <w:rFonts w:ascii="Arial" w:cs="Arial" w:eastAsia="Arial" w:hAnsi="Arial"/>
@@ -4013,7 +4112,7 @@
               <w:spacing w:after="10" w:before="0"/>
               <w:ind w:left="120"/>
             </w:pPr>
-            <w:hyperlink w:history="1" r:id="rIdnbji9zkvjnqnrqmoixeky">
+            <w:hyperlink w:history="1" r:id="rIdp4coar0dnjoi3oaswghkn">
               <w:r>
                 <w:rPr>
                   <w:rFonts w:ascii="Arial" w:cs="Arial" w:eastAsia="Arial" w:hAnsi="Arial"/>
@@ -4058,7 +4157,7 @@
             <w:pPr>
               <w:spacing w:after="20" w:before="0"/>
             </w:pPr>
-            <w:hyperlink w:history="1" r:id="rIdqi0g0lr31b19be0swyecq">
+            <w:hyperlink w:history="1" r:id="rIdhstkqtmod6ie7byvzbxtu">
               <w:r>
                 <w:rPr>
                   <w:rFonts w:ascii="Arial" w:cs="Arial" w:eastAsia="Arial" w:hAnsi="Arial"/>
@@ -4091,7 +4190,7 @@
               <w:spacing w:after="10" w:before="0"/>
               <w:ind w:left="120"/>
             </w:pPr>
-            <w:hyperlink w:history="1" r:id="rIdmdbenf6x02ovvp8sb1vo5">
+            <w:hyperlink w:history="1" r:id="rIdu_gugkcnzkspk5cyvyfqr">
               <w:r>
                 <w:rPr>
                   <w:rFonts w:ascii="Arial" w:cs="Arial" w:eastAsia="Arial" w:hAnsi="Arial"/>
@@ -4119,6 +4218,7 @@
           </w:tcPr>
           <w:p>
             <w:pPr>
+              <w:keepNext w:val="false"/>
               <w:spacing w:after="40" w:before="0"/>
               <w:jc w:val="left"/>
             </w:pPr>
@@ -4151,6 +4251,7 @@
           </w:tcPr>
           <w:p>
             <w:pPr>
+              <w:keepNext w:val="false"/>
               <w:spacing w:after="40" w:before="0"/>
               <w:jc w:val="left"/>
             </w:pPr>
@@ -4183,6 +4284,7 @@
           </w:tcPr>
           <w:p>
             <w:pPr>
+              <w:keepNext w:val="false"/>
               <w:spacing w:after="40" w:before="0"/>
               <w:jc w:val="left"/>
             </w:pPr>
@@ -4215,6 +4317,7 @@
           </w:tcPr>
           <w:p>
             <w:pPr>
+              <w:keepNext w:val="false"/>
               <w:spacing w:after="40" w:before="0"/>
               <w:jc w:val="left"/>
             </w:pPr>
@@ -4249,6 +4352,7 @@
           </w:tcPr>
           <w:p>
             <w:pPr>
+              <w:keepNext w:val="false"/>
               <w:spacing w:after="40" w:before="0"/>
               <w:jc w:val="left"/>
             </w:pPr>
@@ -4286,7 +4390,7 @@
             <w:pPr>
               <w:spacing w:after="20" w:before="0"/>
             </w:pPr>
-            <w:hyperlink w:history="1" r:id="rId3xrmxwrcqik5gizbwp7nf">
+            <w:hyperlink w:history="1" r:id="rIdvvknobb9sa18ybvtd4_7d">
               <w:r>
                 <w:rPr>
                   <w:rFonts w:ascii="Arial" w:cs="Arial" w:eastAsia="Arial" w:hAnsi="Arial"/>
@@ -4319,7 +4423,7 @@
               <w:spacing w:after="10" w:before="0"/>
               <w:ind w:left="120"/>
             </w:pPr>
-            <w:hyperlink w:history="1" r:id="rIdyn1kyqhflno5ufacsnrvy">
+            <w:hyperlink w:history="1" r:id="rIdjnombi0kllhxstrh7ga9u">
               <w:r>
                 <w:rPr>
                   <w:rFonts w:ascii="Arial" w:cs="Arial" w:eastAsia="Arial" w:hAnsi="Arial"/>
@@ -4364,7 +4468,7 @@
             <w:pPr>
               <w:spacing w:after="20" w:before="0"/>
             </w:pPr>
-            <w:hyperlink w:history="1" r:id="rIdta1faiu8kokfqr0owgkpd">
+            <w:hyperlink w:history="1" r:id="rIdxrpdekkt_zokgwkt-f6f6">
               <w:r>
                 <w:rPr>
                   <w:rFonts w:ascii="Arial" w:cs="Arial" w:eastAsia="Arial" w:hAnsi="Arial"/>
@@ -4397,7 +4501,7 @@
               <w:spacing w:after="10" w:before="0"/>
               <w:ind w:left="120"/>
             </w:pPr>
-            <w:hyperlink w:history="1" r:id="rIdrvu3a1gknsvmqvovvbkc0">
+            <w:hyperlink w:history="1" r:id="rId57rjlf4gzuwww4l0i7rvb">
               <w:r>
                 <w:rPr>
                   <w:rFonts w:ascii="Arial" w:cs="Arial" w:eastAsia="Arial" w:hAnsi="Arial"/>
@@ -4425,6 +4529,7 @@
           </w:tcPr>
           <w:p>
             <w:pPr>
+              <w:keepNext w:val="false"/>
               <w:spacing w:after="40" w:before="0"/>
               <w:jc w:val="left"/>
             </w:pPr>
@@ -4457,6 +4562,7 @@
           </w:tcPr>
           <w:p>
             <w:pPr>
+              <w:keepNext w:val="false"/>
               <w:spacing w:after="40" w:before="0"/>
               <w:jc w:val="left"/>
             </w:pPr>
@@ -4489,6 +4595,7 @@
           </w:tcPr>
           <w:p>
             <w:pPr>
+              <w:keepNext w:val="false"/>
               <w:spacing w:after="40" w:before="0"/>
               <w:jc w:val="left"/>
             </w:pPr>
@@ -4521,6 +4628,7 @@
           </w:tcPr>
           <w:p>
             <w:pPr>
+              <w:keepNext w:val="false"/>
               <w:spacing w:after="40" w:before="0"/>
               <w:jc w:val="left"/>
             </w:pPr>
@@ -4555,6 +4663,7 @@
           </w:tcPr>
           <w:p>
             <w:pPr>
+              <w:keepNext w:val="false"/>
               <w:spacing w:after="40" w:before="0"/>
               <w:jc w:val="left"/>
             </w:pPr>
@@ -4592,7 +4701,7 @@
             <w:pPr>
               <w:spacing w:after="20" w:before="0"/>
             </w:pPr>
-            <w:hyperlink w:history="1" r:id="rIdffhutwwv-n8-cbodbgwu7">
+            <w:hyperlink w:history="1" r:id="rIdeaeglrv7iyd96p0zzx9mz">
               <w:r>
                 <w:rPr>
                   <w:rFonts w:ascii="Arial" w:cs="Arial" w:eastAsia="Arial" w:hAnsi="Arial"/>
@@ -4625,7 +4734,7 @@
               <w:spacing w:after="10" w:before="0"/>
               <w:ind w:left="120"/>
             </w:pPr>
-            <w:hyperlink w:history="1" r:id="rIdloyjzykjhsskgb3k_iprt">
+            <w:hyperlink w:history="1" r:id="rIdljyaaxtfvgmzglueq0cwm">
               <w:r>
                 <w:rPr>
                   <w:rFonts w:ascii="Arial" w:cs="Arial" w:eastAsia="Arial" w:hAnsi="Arial"/>
@@ -4670,7 +4779,7 @@
             <w:pPr>
               <w:spacing w:after="20" w:before="0"/>
             </w:pPr>
-            <w:hyperlink w:history="1" r:id="rIdw7d-gzhg7khqu4e9wcht0">
+            <w:hyperlink w:history="1" r:id="rId8ydl14tq8rh4wsvil7yho">
               <w:r>
                 <w:rPr>
                   <w:rFonts w:ascii="Arial" w:cs="Arial" w:eastAsia="Arial" w:hAnsi="Arial"/>
@@ -4703,7 +4812,7 @@
               <w:spacing w:after="10" w:before="0"/>
               <w:ind w:left="120"/>
             </w:pPr>
-            <w:hyperlink w:history="1" r:id="rIdusnjmvp_rw_di-tsqnqen">
+            <w:hyperlink w:history="1" r:id="rIdkbtfjf_shpiacxbmqr5wq">
               <w:r>
                 <w:rPr>
                   <w:rFonts w:ascii="Arial" w:cs="Arial" w:eastAsia="Arial" w:hAnsi="Arial"/>
@@ -4731,6 +4840,7 @@
           </w:tcPr>
           <w:p>
             <w:pPr>
+              <w:keepNext w:val="false"/>
               <w:spacing w:after="40" w:before="0"/>
               <w:jc w:val="left"/>
             </w:pPr>
@@ -4763,6 +4873,7 @@
           </w:tcPr>
           <w:p>
             <w:pPr>
+              <w:keepNext w:val="false"/>
               <w:spacing w:after="40" w:before="0"/>
               <w:jc w:val="left"/>
             </w:pPr>
@@ -4795,6 +4906,7 @@
           </w:tcPr>
           <w:p>
             <w:pPr>
+              <w:keepNext w:val="false"/>
               <w:spacing w:after="40" w:before="0"/>
               <w:jc w:val="left"/>
             </w:pPr>
@@ -4827,6 +4939,7 @@
           </w:tcPr>
           <w:p>
             <w:pPr>
+              <w:keepNext w:val="false"/>
               <w:spacing w:after="40" w:before="0"/>
               <w:jc w:val="left"/>
             </w:pPr>
@@ -4886,6 +4999,7 @@
           </w:tcPr>
           <w:p>
             <w:pPr>
+              <w:keepNext w:val="false"/>
               <w:spacing w:after="40" w:before="0"/>
               <w:jc w:val="center"/>
             </w:pPr>
@@ -4920,6 +5034,7 @@
           </w:tcPr>
           <w:p>
             <w:pPr>
+              <w:keepNext w:val="false"/>
               <w:spacing w:after="40" w:before="0"/>
               <w:jc w:val="left"/>
             </w:pPr>
@@ -4981,6 +5096,7 @@
           </w:tcPr>
           <w:p>
             <w:pPr>
+              <w:keepNext w:val="false"/>
               <w:spacing w:after="40" w:before="0"/>
               <w:jc w:val="center"/>
             </w:pPr>
@@ -5015,6 +5131,7 @@
           </w:tcPr>
           <w:p>
             <w:pPr>
+              <w:keepNext w:val="false"/>
               <w:spacing w:after="40" w:before="0"/>
               <w:jc w:val="left"/>
             </w:pPr>
@@ -5047,6 +5164,7 @@
           </w:tcPr>
           <w:p>
             <w:pPr>
+              <w:keepNext w:val="false"/>
               <w:spacing w:after="40" w:before="0"/>
               <w:jc w:val="left"/>
             </w:pPr>
@@ -5081,6 +5199,7 @@
           </w:tcPr>
           <w:p>
             <w:pPr>
+              <w:keepNext w:val="false"/>
               <w:spacing w:after="40" w:before="0"/>
               <w:jc w:val="left"/>
             </w:pPr>
@@ -5113,6 +5232,7 @@
           </w:tcPr>
           <w:p>
             <w:pPr>
+              <w:keepNext w:val="false"/>
               <w:spacing w:after="40" w:before="0"/>
               <w:jc w:val="left"/>
             </w:pPr>
@@ -5147,6 +5267,7 @@
           </w:tcPr>
           <w:p>
             <w:pPr>
+              <w:keepNext w:val="false"/>
               <w:spacing w:after="40" w:before="0"/>
               <w:jc w:val="left"/>
             </w:pPr>
@@ -5179,6 +5300,7 @@
           </w:tcPr>
           <w:p>
             <w:pPr>
+              <w:keepNext w:val="false"/>
               <w:spacing w:after="40" w:before="0"/>
               <w:jc w:val="left"/>
             </w:pPr>
@@ -5215,7 +5337,7 @@
         </w:rPr>
         <w:t xml:space="preserve">© 2026 SeaVuria and ARES. Aligned with KICD objectives. Developed by SeaVuria; technical implementation by ARES (with AI assistance from Claude). Licensed under </w:t>
       </w:r>
-      <w:hyperlink w:history="1" r:id="rIdatwj0z4ayvfgzfjwofkuc">
+      <w:hyperlink w:history="1" r:id="rIdcvqo9ymbmmiow_42qepwq">
         <w:r>
           <w:rPr>
             <w:rFonts w:ascii="Arial" w:cs="Arial" w:eastAsia="Arial" w:hAnsi="Arial"/>
@@ -5236,7 +5358,7 @@
         </w:rPr>
         <w:t xml:space="preserve"> (</w:t>
       </w:r>
-      <w:hyperlink w:history="1" r:id="rIdxez3dd7gjzm97bv2frjef">
+      <w:hyperlink w:history="1" r:id="rIdo_ogbk3vgawwltber-g83">
         <w:r>
           <w:rPr>
             <w:rFonts w:ascii="Arial" w:cs="Arial" w:eastAsia="Arial" w:hAnsi="Arial"/>
@@ -5296,6 +5418,7 @@
           </w:tcPr>
           <w:p>
             <w:pPr>
+              <w:keepNext w:val="false"/>
               <w:spacing w:after="40" w:before="0"/>
               <w:jc w:val="center"/>
             </w:pPr>
@@ -5331,6 +5454,7 @@
           </w:tcPr>
           <w:p>
             <w:pPr>
+              <w:keepNext w:val="false"/>
               <w:spacing w:after="40" w:before="0"/>
               <w:jc w:val="center"/>
             </w:pPr>
@@ -5365,6 +5489,7 @@
           </w:tcPr>
           <w:p>
             <w:pPr>
+              <w:keepNext w:val="false"/>
               <w:spacing w:after="40" w:before="0"/>
               <w:jc w:val="left"/>
             </w:pPr>
@@ -5397,6 +5522,7 @@
           </w:tcPr>
           <w:p>
             <w:pPr>
+              <w:keepNext w:val="false"/>
               <w:spacing w:after="40" w:before="0"/>
               <w:jc w:val="left"/>
             </w:pPr>
@@ -5431,6 +5557,7 @@
           </w:tcPr>
           <w:p>
             <w:pPr>
+              <w:keepNext w:val="false"/>
               <w:spacing w:after="40" w:before="0"/>
               <w:jc w:val="left"/>
             </w:pPr>
@@ -5463,6 +5590,7 @@
           </w:tcPr>
           <w:p>
             <w:pPr>
+              <w:keepNext w:val="false"/>
               <w:spacing w:after="40" w:before="0"/>
               <w:jc w:val="left"/>
             </w:pPr>
@@ -5497,6 +5625,7 @@
           </w:tcPr>
           <w:p>
             <w:pPr>
+              <w:keepNext w:val="false"/>
               <w:spacing w:after="40" w:before="0"/>
               <w:jc w:val="left"/>
             </w:pPr>
@@ -5529,6 +5658,7 @@
           </w:tcPr>
           <w:p>
             <w:pPr>
+              <w:keepNext w:val="false"/>
               <w:spacing w:after="40" w:before="0"/>
               <w:jc w:val="left"/>
             </w:pPr>
@@ -5563,6 +5693,7 @@
           </w:tcPr>
           <w:p>
             <w:pPr>
+              <w:keepNext w:val="false"/>
               <w:spacing w:after="40" w:before="0"/>
               <w:jc w:val="left"/>
             </w:pPr>
@@ -5595,6 +5726,7 @@
           </w:tcPr>
           <w:p>
             <w:pPr>
+              <w:keepNext w:val="false"/>
               <w:spacing w:after="40" w:before="0"/>
               <w:jc w:val="left"/>
             </w:pPr>
@@ -5629,6 +5761,7 @@
           </w:tcPr>
           <w:p>
             <w:pPr>
+              <w:keepNext w:val="false"/>
               <w:spacing w:after="40" w:before="0"/>
               <w:jc w:val="left"/>
             </w:pPr>
@@ -5661,6 +5794,7 @@
           </w:tcPr>
           <w:p>
             <w:pPr>
+              <w:keepNext w:val="false"/>
               <w:spacing w:after="40" w:before="0"/>
               <w:jc w:val="left"/>
             </w:pPr>
@@ -5695,6 +5829,7 @@
           </w:tcPr>
           <w:p>
             <w:pPr>
+              <w:keepNext w:val="false"/>
               <w:spacing w:after="40" w:before="0"/>
               <w:jc w:val="left"/>
             </w:pPr>
@@ -5727,6 +5862,7 @@
           </w:tcPr>
           <w:p>
             <w:pPr>
+              <w:keepNext w:val="false"/>
               <w:spacing w:after="40" w:before="0"/>
               <w:jc w:val="left"/>
             </w:pPr>
@@ -5761,6 +5897,7 @@
           </w:tcPr>
           <w:p>
             <w:pPr>
+              <w:keepNext w:val="false"/>
               <w:spacing w:after="40" w:before="0"/>
               <w:jc w:val="left"/>
             </w:pPr>
@@ -5793,6 +5930,7 @@
           </w:tcPr>
           <w:p>
             <w:pPr>
+              <w:keepNext w:val="false"/>
               <w:spacing w:after="40" w:before="0"/>
               <w:jc w:val="left"/>
             </w:pPr>
@@ -5827,6 +5965,7 @@
           </w:tcPr>
           <w:p>
             <w:pPr>
+              <w:keepNext w:val="false"/>
               <w:spacing w:after="40" w:before="0"/>
               <w:jc w:val="left"/>
             </w:pPr>
@@ -5859,6 +5998,7 @@
           </w:tcPr>
           <w:p>
             <w:pPr>
+              <w:keepNext w:val="false"/>
               <w:spacing w:after="40" w:before="0"/>
               <w:jc w:val="left"/>
             </w:pPr>
@@ -5918,6 +6058,7 @@
           </w:tcPr>
           <w:p>
             <w:pPr>
+              <w:keepNext w:val="false"/>
               <w:spacing w:after="40" w:before="0"/>
               <w:jc w:val="center"/>
             </w:pPr>
@@ -5952,6 +6093,7 @@
           </w:tcPr>
           <w:p>
             <w:pPr>
+              <w:keepNext w:val="false"/>
               <w:spacing w:after="40" w:before="0"/>
               <w:jc w:val="left"/>
             </w:pPr>
@@ -6016,6 +6158,7 @@
           </w:tcPr>
           <w:p>
             <w:pPr>
+              <w:keepNext w:val="false"/>
               <w:spacing w:after="40" w:before="0"/>
               <w:jc w:val="center"/>
             </w:pPr>
@@ -6050,6 +6193,7 @@
           </w:tcPr>
           <w:p>
             <w:pPr>
+              <w:keepNext w:val="false"/>
               <w:spacing w:after="40" w:before="0"/>
               <w:jc w:val="left"/>
             </w:pPr>
@@ -6082,6 +6226,7 @@
           </w:tcPr>
           <w:p>
             <w:pPr>
+              <w:keepNext w:val="false"/>
               <w:spacing w:after="40" w:before="0"/>
               <w:jc w:val="left"/>
             </w:pPr>
@@ -6114,6 +6259,7 @@
           </w:tcPr>
           <w:p>
             <w:pPr>
+              <w:keepNext w:val="false"/>
               <w:spacing w:after="40" w:before="0"/>
               <w:jc w:val="left"/>
             </w:pPr>
@@ -6146,6 +6292,7 @@
           </w:tcPr>
           <w:p>
             <w:pPr>
+              <w:keepNext w:val="false"/>
               <w:spacing w:after="40" w:before="0"/>
               <w:jc w:val="left"/>
             </w:pPr>
@@ -6178,6 +6325,7 @@
           </w:tcPr>
           <w:p>
             <w:pPr>
+              <w:keepNext w:val="false"/>
               <w:spacing w:after="40" w:before="0"/>
               <w:jc w:val="left"/>
             </w:pPr>
@@ -6212,6 +6360,7 @@
           </w:tcPr>
           <w:p>
             <w:pPr>
+              <w:keepNext w:val="false"/>
               <w:spacing w:after="40" w:before="0"/>
               <w:jc w:val="left"/>
             </w:pPr>
@@ -6249,7 +6398,7 @@
             <w:pPr>
               <w:spacing w:after="20" w:before="0"/>
             </w:pPr>
-            <w:hyperlink w:history="1" r:id="rIdbrfku6jtdnjnjfgqtfxos">
+            <w:hyperlink w:history="1" r:id="rIdgci1gma0oxiqffn2mwexq">
               <w:r>
                 <w:rPr>
                   <w:rFonts w:ascii="Arial" w:cs="Arial" w:eastAsia="Arial" w:hAnsi="Arial"/>
@@ -6282,7 +6431,7 @@
               <w:spacing w:after="10" w:before="0"/>
               <w:ind w:left="120"/>
             </w:pPr>
-            <w:hyperlink w:history="1" r:id="rIdylag06mj5p8p6vfds0vck">
+            <w:hyperlink w:history="1" r:id="rIdyyhbkpz8oh5ooij17erni">
               <w:r>
                 <w:rPr>
                   <w:rFonts w:ascii="Arial" w:cs="Arial" w:eastAsia="Arial" w:hAnsi="Arial"/>
@@ -6327,7 +6476,7 @@
             <w:pPr>
               <w:spacing w:after="20" w:before="0"/>
             </w:pPr>
-            <w:hyperlink w:history="1" r:id="rIdrpb2k9pzguth_pt6fxwbh">
+            <w:hyperlink w:history="1" r:id="rIdzijbwx5ozpzsgcy0xxy5s">
               <w:r>
                 <w:rPr>
                   <w:rFonts w:ascii="Arial" w:cs="Arial" w:eastAsia="Arial" w:hAnsi="Arial"/>
@@ -6360,7 +6509,7 @@
               <w:spacing w:after="10" w:before="0"/>
               <w:ind w:left="120"/>
             </w:pPr>
-            <w:hyperlink w:history="1" r:id="rIdgnkxueahzab7uwfhlr9gj">
+            <w:hyperlink w:history="1" r:id="rIdszmmuzn6ixigm7tj8i8mj">
               <w:r>
                 <w:rPr>
                   <w:rFonts w:ascii="Arial" w:cs="Arial" w:eastAsia="Arial" w:hAnsi="Arial"/>
@@ -6388,6 +6537,7 @@
           </w:tcPr>
           <w:p>
             <w:pPr>
+              <w:keepNext w:val="false"/>
               <w:spacing w:after="40" w:before="0"/>
               <w:jc w:val="left"/>
             </w:pPr>
@@ -6420,6 +6570,7 @@
           </w:tcPr>
           <w:p>
             <w:pPr>
+              <w:keepNext w:val="false"/>
               <w:spacing w:after="40" w:before="0"/>
               <w:jc w:val="left"/>
             </w:pPr>
@@ -6452,6 +6603,7 @@
           </w:tcPr>
           <w:p>
             <w:pPr>
+              <w:keepNext w:val="false"/>
               <w:spacing w:after="40" w:before="0"/>
               <w:jc w:val="left"/>
             </w:pPr>
@@ -6484,6 +6636,7 @@
           </w:tcPr>
           <w:p>
             <w:pPr>
+              <w:keepNext w:val="false"/>
               <w:spacing w:after="40" w:before="0"/>
               <w:jc w:val="left"/>
             </w:pPr>
@@ -6518,6 +6671,7 @@
           </w:tcPr>
           <w:p>
             <w:pPr>
+              <w:keepNext w:val="false"/>
               <w:spacing w:after="40" w:before="0"/>
               <w:jc w:val="left"/>
             </w:pPr>
@@ -6555,7 +6709,7 @@
             <w:pPr>
               <w:spacing w:after="20" w:before="0"/>
             </w:pPr>
-            <w:hyperlink w:history="1" r:id="rIdsnvhhsibjrfdunxpjlahw">
+            <w:hyperlink w:history="1" r:id="rId67noyezmy1n1v4bvf5ibh">
               <w:r>
                 <w:rPr>
                   <w:rFonts w:ascii="Arial" w:cs="Arial" w:eastAsia="Arial" w:hAnsi="Arial"/>
@@ -6588,7 +6742,7 @@
               <w:spacing w:after="10" w:before="0"/>
               <w:ind w:left="120"/>
             </w:pPr>
-            <w:hyperlink w:history="1" r:id="rIdsifccsg9hp6kypovnqwmt">
+            <w:hyperlink w:history="1" r:id="rIdujsl66c8emb7zxsmpkycp">
               <w:r>
                 <w:rPr>
                   <w:rFonts w:ascii="Arial" w:cs="Arial" w:eastAsia="Arial" w:hAnsi="Arial"/>
@@ -6633,7 +6787,7 @@
             <w:pPr>
               <w:spacing w:after="20" w:before="0"/>
             </w:pPr>
-            <w:hyperlink w:history="1" r:id="rId7jav-mxilhurkbotu1i-l">
+            <w:hyperlink w:history="1" r:id="rId_eql3ncwbff94u9gyysm3">
               <w:r>
                 <w:rPr>
                   <w:rFonts w:ascii="Arial" w:cs="Arial" w:eastAsia="Arial" w:hAnsi="Arial"/>
@@ -6666,7 +6820,7 @@
               <w:spacing w:after="10" w:before="0"/>
               <w:ind w:left="120"/>
             </w:pPr>
-            <w:hyperlink w:history="1" r:id="rIdwh-6h5qmh8h4kg08edf4e">
+            <w:hyperlink w:history="1" r:id="rIdb4zdhem5lbcbvodfblecj">
               <w:r>
                 <w:rPr>
                   <w:rFonts w:ascii="Arial" w:cs="Arial" w:eastAsia="Arial" w:hAnsi="Arial"/>
@@ -6694,6 +6848,7 @@
           </w:tcPr>
           <w:p>
             <w:pPr>
+              <w:keepNext w:val="false"/>
               <w:spacing w:after="40" w:before="0"/>
               <w:jc w:val="left"/>
             </w:pPr>
@@ -6726,6 +6881,7 @@
           </w:tcPr>
           <w:p>
             <w:pPr>
+              <w:keepNext w:val="false"/>
               <w:spacing w:after="40" w:before="0"/>
               <w:jc w:val="left"/>
             </w:pPr>
@@ -6758,6 +6914,7 @@
           </w:tcPr>
           <w:p>
             <w:pPr>
+              <w:keepNext w:val="false"/>
               <w:spacing w:after="40" w:before="0"/>
               <w:jc w:val="left"/>
             </w:pPr>
@@ -6790,6 +6947,7 @@
           </w:tcPr>
           <w:p>
             <w:pPr>
+              <w:keepNext w:val="false"/>
               <w:spacing w:after="40" w:before="0"/>
               <w:jc w:val="left"/>
             </w:pPr>
@@ -6824,6 +6982,7 @@
           </w:tcPr>
           <w:p>
             <w:pPr>
+              <w:keepNext w:val="false"/>
               <w:spacing w:after="40" w:before="0"/>
               <w:jc w:val="left"/>
             </w:pPr>
@@ -6861,7 +7020,7 @@
             <w:pPr>
               <w:spacing w:after="20" w:before="0"/>
             </w:pPr>
-            <w:hyperlink w:history="1" r:id="rId6phxjj8rsuuikvqylomaq">
+            <w:hyperlink w:history="1" r:id="rId3h4iqkxjbzbzhmmbxfdco">
               <w:r>
                 <w:rPr>
                   <w:rFonts w:ascii="Arial" w:cs="Arial" w:eastAsia="Arial" w:hAnsi="Arial"/>
@@ -6894,7 +7053,7 @@
               <w:spacing w:after="10" w:before="0"/>
               <w:ind w:left="120"/>
             </w:pPr>
-            <w:hyperlink w:history="1" r:id="rIdliyyd-gbkuytgyb3laqyr">
+            <w:hyperlink w:history="1" r:id="rIdkjcoifdbgb6ieljxwku99">
               <w:r>
                 <w:rPr>
                   <w:rFonts w:ascii="Arial" w:cs="Arial" w:eastAsia="Arial" w:hAnsi="Arial"/>
@@ -6939,7 +7098,7 @@
             <w:pPr>
               <w:spacing w:after="20" w:before="0"/>
             </w:pPr>
-            <w:hyperlink w:history="1" r:id="rIdkc5fhw5o_g9xpy_4_p5eu">
+            <w:hyperlink w:history="1" r:id="rIdfeifl4gxy8aszrtxhstdi">
               <w:r>
                 <w:rPr>
                   <w:rFonts w:ascii="Arial" w:cs="Arial" w:eastAsia="Arial" w:hAnsi="Arial"/>
@@ -6972,7 +7131,7 @@
               <w:spacing w:after="10" w:before="0"/>
               <w:ind w:left="120"/>
             </w:pPr>
-            <w:hyperlink w:history="1" r:id="rIdllb3ks2ykktuuxzoeb0fd">
+            <w:hyperlink w:history="1" r:id="rIddknysosp9q2emugiv73e8">
               <w:r>
                 <w:rPr>
                   <w:rFonts w:ascii="Arial" w:cs="Arial" w:eastAsia="Arial" w:hAnsi="Arial"/>
@@ -7000,6 +7159,7 @@
           </w:tcPr>
           <w:p>
             <w:pPr>
+              <w:keepNext w:val="false"/>
               <w:spacing w:after="40" w:before="0"/>
               <w:jc w:val="left"/>
             </w:pPr>
@@ -7032,6 +7192,7 @@
           </w:tcPr>
           <w:p>
             <w:pPr>
+              <w:keepNext w:val="false"/>
               <w:spacing w:after="40" w:before="0"/>
               <w:jc w:val="left"/>
             </w:pPr>
@@ -7064,6 +7225,7 @@
           </w:tcPr>
           <w:p>
             <w:pPr>
+              <w:keepNext w:val="false"/>
               <w:spacing w:after="40" w:before="0"/>
               <w:jc w:val="left"/>
             </w:pPr>
@@ -7096,6 +7258,7 @@
           </w:tcPr>
           <w:p>
             <w:pPr>
+              <w:keepNext w:val="false"/>
               <w:spacing w:after="40" w:before="0"/>
               <w:jc w:val="left"/>
             </w:pPr>
@@ -7130,6 +7293,7 @@
           </w:tcPr>
           <w:p>
             <w:pPr>
+              <w:keepNext w:val="false"/>
               <w:spacing w:after="40" w:before="0"/>
               <w:jc w:val="left"/>
             </w:pPr>
@@ -7167,7 +7331,7 @@
             <w:pPr>
               <w:spacing w:after="20" w:before="0"/>
             </w:pPr>
-            <w:hyperlink w:history="1" r:id="rIduplwplenehtllj6n6hi1l">
+            <w:hyperlink w:history="1" r:id="rIdb49w2inqsacjaxcufk-u8">
               <w:r>
                 <w:rPr>
                   <w:rFonts w:ascii="Arial" w:cs="Arial" w:eastAsia="Arial" w:hAnsi="Arial"/>
@@ -7200,7 +7364,7 @@
               <w:spacing w:after="10" w:before="0"/>
               <w:ind w:left="120"/>
             </w:pPr>
-            <w:hyperlink w:history="1" r:id="rIdra-_zukzkouhdnh9gtisn">
+            <w:hyperlink w:history="1" r:id="rIdtkss81wauze4eqc8zwoov">
               <w:r>
                 <w:rPr>
                   <w:rFonts w:ascii="Arial" w:cs="Arial" w:eastAsia="Arial" w:hAnsi="Arial"/>
@@ -7245,7 +7409,7 @@
             <w:pPr>
               <w:spacing w:after="20" w:before="0"/>
             </w:pPr>
-            <w:hyperlink w:history="1" r:id="rIdgmxx6trbktjbmnyjqupc_">
+            <w:hyperlink w:history="1" r:id="rIdg2v0-fqdulepd5khdtybm">
               <w:r>
                 <w:rPr>
                   <w:rFonts w:ascii="Arial" w:cs="Arial" w:eastAsia="Arial" w:hAnsi="Arial"/>
@@ -7278,7 +7442,7 @@
               <w:spacing w:after="10" w:before="0"/>
               <w:ind w:left="120"/>
             </w:pPr>
-            <w:hyperlink w:history="1" r:id="rId3oaj_ecepfuhntu96icbv">
+            <w:hyperlink w:history="1" r:id="rIdznowjwxpklv7tt-inlns6">
               <w:r>
                 <w:rPr>
                   <w:rFonts w:ascii="Arial" w:cs="Arial" w:eastAsia="Arial" w:hAnsi="Arial"/>
@@ -7306,6 +7470,7 @@
           </w:tcPr>
           <w:p>
             <w:pPr>
+              <w:keepNext w:val="false"/>
               <w:spacing w:after="40" w:before="0"/>
               <w:jc w:val="left"/>
             </w:pPr>
@@ -7338,6 +7503,7 @@
           </w:tcPr>
           <w:p>
             <w:pPr>
+              <w:keepNext w:val="false"/>
               <w:spacing w:after="40" w:before="0"/>
               <w:jc w:val="left"/>
             </w:pPr>
@@ -7370,6 +7536,7 @@
           </w:tcPr>
           <w:p>
             <w:pPr>
+              <w:keepNext w:val="false"/>
               <w:spacing w:after="40" w:before="0"/>
               <w:jc w:val="left"/>
             </w:pPr>
@@ -7402,6 +7569,7 @@
           </w:tcPr>
           <w:p>
             <w:pPr>
+              <w:keepNext w:val="false"/>
               <w:spacing w:after="40" w:before="0"/>
               <w:jc w:val="left"/>
             </w:pPr>
@@ -7436,6 +7604,7 @@
           </w:tcPr>
           <w:p>
             <w:pPr>
+              <w:keepNext w:val="false"/>
               <w:spacing w:after="40" w:before="0"/>
               <w:jc w:val="left"/>
             </w:pPr>
@@ -7473,7 +7642,7 @@
             <w:pPr>
               <w:spacing w:after="20" w:before="0"/>
             </w:pPr>
-            <w:hyperlink w:history="1" r:id="rIdawht19uq1iwc37ft8-m77">
+            <w:hyperlink w:history="1" r:id="rId6mbl_oip7zxxp-lsxq5wv">
               <w:r>
                 <w:rPr>
                   <w:rFonts w:ascii="Arial" w:cs="Arial" w:eastAsia="Arial" w:hAnsi="Arial"/>
@@ -7506,7 +7675,7 @@
               <w:spacing w:after="10" w:before="0"/>
               <w:ind w:left="120"/>
             </w:pPr>
-            <w:hyperlink w:history="1" r:id="rIdsd8y3rl2qucvipzzlqao-">
+            <w:hyperlink w:history="1" r:id="rIdqymw--irls2x0cq9yzreb">
               <w:r>
                 <w:rPr>
                   <w:rFonts w:ascii="Arial" w:cs="Arial" w:eastAsia="Arial" w:hAnsi="Arial"/>
@@ -7551,7 +7720,7 @@
             <w:pPr>
               <w:spacing w:after="20" w:before="0"/>
             </w:pPr>
-            <w:hyperlink w:history="1" r:id="rIdwzczw5ozi7ocvysnb_3cr">
+            <w:hyperlink w:history="1" r:id="rIdmj4szwbhlhzwlljvs0qgf">
               <w:r>
                 <w:rPr>
                   <w:rFonts w:ascii="Arial" w:cs="Arial" w:eastAsia="Arial" w:hAnsi="Arial"/>
@@ -7600,7 +7769,7 @@
               <w:spacing w:after="10" w:before="0"/>
               <w:ind w:left="120"/>
             </w:pPr>
-            <w:hyperlink w:history="1" r:id="rIdhdzs_lahobpxq_lah_ecg">
+            <w:hyperlink w:history="1" r:id="rIdnz6zyd12jmkdvk04knibe">
               <w:r>
                 <w:rPr>
                   <w:rFonts w:ascii="Arial" w:cs="Arial" w:eastAsia="Arial" w:hAnsi="Arial"/>
@@ -7628,6 +7797,7 @@
           </w:tcPr>
           <w:p>
             <w:pPr>
+              <w:keepNext w:val="false"/>
               <w:spacing w:after="40" w:before="0"/>
               <w:jc w:val="left"/>
             </w:pPr>
@@ -7660,6 +7830,7 @@
           </w:tcPr>
           <w:p>
             <w:pPr>
+              <w:keepNext w:val="false"/>
               <w:spacing w:after="40" w:before="0"/>
               <w:jc w:val="left"/>
             </w:pPr>
@@ -7692,6 +7863,7 @@
           </w:tcPr>
           <w:p>
             <w:pPr>
+              <w:keepNext w:val="false"/>
               <w:spacing w:after="40" w:before="0"/>
               <w:jc w:val="left"/>
             </w:pPr>
@@ -7724,6 +7896,7 @@
           </w:tcPr>
           <w:p>
             <w:pPr>
+              <w:keepNext w:val="false"/>
               <w:spacing w:after="40" w:before="0"/>
               <w:jc w:val="left"/>
             </w:pPr>
@@ -7783,6 +7956,7 @@
           </w:tcPr>
           <w:p>
             <w:pPr>
+              <w:keepNext w:val="false"/>
               <w:spacing w:after="40" w:before="0"/>
               <w:jc w:val="center"/>
             </w:pPr>
@@ -7817,6 +7991,7 @@
           </w:tcPr>
           <w:p>
             <w:pPr>
+              <w:keepNext w:val="false"/>
               <w:spacing w:after="40" w:before="0"/>
               <w:jc w:val="left"/>
             </w:pPr>
@@ -7836,6 +8011,7 @@
           </w:p>
           <w:p>
             <w:pPr>
+              <w:keepNext w:val="false"/>
               <w:spacing w:after="40" w:before="0"/>
               <w:jc w:val="left"/>
             </w:pPr>
@@ -7855,6 +8031,7 @@
           </w:p>
           <w:p>
             <w:pPr>
+              <w:keepNext w:val="false"/>
               <w:spacing w:after="40" w:before="0"/>
               <w:jc w:val="left"/>
             </w:pPr>
@@ -7874,6 +8051,7 @@
           </w:p>
           <w:p>
             <w:pPr>
+              <w:keepNext w:val="false"/>
               <w:spacing w:after="40" w:before="0"/>
               <w:jc w:val="left"/>
             </w:pPr>
@@ -7893,6 +8071,7 @@
           </w:p>
           <w:p>
             <w:pPr>
+              <w:keepNext w:val="false"/>
               <w:spacing w:after="40" w:before="0"/>
               <w:jc w:val="left"/>
             </w:pPr>
@@ -7912,6 +8091,7 @@
           </w:p>
           <w:p>
             <w:pPr>
+              <w:keepNext w:val="false"/>
               <w:spacing w:after="40" w:before="0"/>
               <w:jc w:val="left"/>
             </w:pPr>
@@ -7931,6 +8111,7 @@
           </w:p>
           <w:p>
             <w:pPr>
+              <w:keepNext w:val="false"/>
               <w:spacing w:after="40" w:before="0"/>
               <w:jc w:val="left"/>
             </w:pPr>
@@ -7950,6 +8131,7 @@
           </w:p>
           <w:p>
             <w:pPr>
+              <w:keepNext w:val="false"/>
               <w:spacing w:after="40" w:before="0"/>
               <w:jc w:val="left"/>
             </w:pPr>
@@ -7969,6 +8151,7 @@
           </w:p>
           <w:p>
             <w:pPr>
+              <w:keepNext w:val="false"/>
               <w:spacing w:after="40" w:before="0"/>
               <w:jc w:val="left"/>
             </w:pPr>
@@ -7988,6 +8171,7 @@
           </w:p>
           <w:p>
             <w:pPr>
+              <w:keepNext w:val="false"/>
               <w:spacing w:after="40" w:before="0"/>
               <w:jc w:val="left"/>
             </w:pPr>
@@ -8007,6 +8191,7 @@
           </w:p>
           <w:p>
             <w:pPr>
+              <w:keepNext w:val="false"/>
               <w:spacing w:after="40" w:before="0"/>
               <w:jc w:val="left"/>
             </w:pPr>
@@ -8026,6 +8211,7 @@
           </w:p>
           <w:p>
             <w:pPr>
+              <w:keepNext w:val="false"/>
               <w:spacing w:after="40" w:before="0"/>
               <w:jc w:val="left"/>
             </w:pPr>
@@ -8045,6 +8231,7 @@
           </w:p>
           <w:p>
             <w:pPr>
+              <w:keepNext w:val="false"/>
               <w:spacing w:after="40" w:before="0"/>
               <w:jc w:val="left"/>
             </w:pPr>
@@ -8106,6 +8293,7 @@
           </w:tcPr>
           <w:p>
             <w:pPr>
+              <w:keepNext w:val="false"/>
               <w:spacing w:after="40" w:before="0"/>
               <w:jc w:val="center"/>
             </w:pPr>
@@ -8140,6 +8328,7 @@
           </w:tcPr>
           <w:p>
             <w:pPr>
+              <w:keepNext w:val="false"/>
               <w:spacing w:after="40" w:before="0"/>
               <w:jc w:val="left"/>
             </w:pPr>
@@ -8172,6 +8361,7 @@
           </w:tcPr>
           <w:p>
             <w:pPr>
+              <w:keepNext w:val="false"/>
               <w:spacing w:after="40" w:before="0"/>
               <w:jc w:val="left"/>
             </w:pPr>
@@ -8206,6 +8396,7 @@
           </w:tcPr>
           <w:p>
             <w:pPr>
+              <w:keepNext w:val="false"/>
               <w:spacing w:after="40" w:before="0"/>
               <w:jc w:val="left"/>
             </w:pPr>
@@ -8238,6 +8429,7 @@
           </w:tcPr>
           <w:p>
             <w:pPr>
+              <w:keepNext w:val="false"/>
               <w:spacing w:after="40" w:before="0"/>
               <w:jc w:val="left"/>
             </w:pPr>
@@ -8272,6 +8464,7 @@
           </w:tcPr>
           <w:p>
             <w:pPr>
+              <w:keepNext w:val="false"/>
               <w:spacing w:after="40" w:before="0"/>
               <w:jc w:val="left"/>
             </w:pPr>
@@ -8304,6 +8497,7 @@
           </w:tcPr>
           <w:p>
             <w:pPr>
+              <w:keepNext w:val="false"/>
               <w:spacing w:after="40" w:before="0"/>
               <w:jc w:val="left"/>
             </w:pPr>
@@ -8340,7 +8534,7 @@
         </w:rPr>
         <w:t xml:space="preserve">© 2026 SeaVuria and ARES. Aligned with KICD objectives. Developed by SeaVuria; technical implementation by ARES (with AI assistance from Claude). Licensed under </w:t>
       </w:r>
-      <w:hyperlink w:history="1" r:id="rId2spzaxkoekq5os5pdg0wj">
+      <w:hyperlink w:history="1" r:id="rId8nynkrvo1tfp0qy-cgbqz">
         <w:r>
           <w:rPr>
             <w:rFonts w:ascii="Arial" w:cs="Arial" w:eastAsia="Arial" w:hAnsi="Arial"/>
@@ -8361,7 +8555,7 @@
         </w:rPr>
         <w:t xml:space="preserve"> (</w:t>
       </w:r>
-      <w:hyperlink w:history="1" r:id="rIdlvsd07w-pia4dvudi0gx2">
+      <w:hyperlink w:history="1" r:id="rIdoxgp5rozfteqadzk8pdqn">
         <w:r>
           <w:rPr>
             <w:rFonts w:ascii="Arial" w:cs="Arial" w:eastAsia="Arial" w:hAnsi="Arial"/>
@@ -8421,6 +8615,7 @@
           </w:tcPr>
           <w:p>
             <w:pPr>
+              <w:keepNext w:val="false"/>
               <w:spacing w:after="40" w:before="0"/>
               <w:jc w:val="center"/>
             </w:pPr>
@@ -8456,6 +8651,7 @@
           </w:tcPr>
           <w:p>
             <w:pPr>
+              <w:keepNext w:val="false"/>
               <w:spacing w:after="40" w:before="0"/>
               <w:jc w:val="center"/>
             </w:pPr>
@@ -8490,6 +8686,7 @@
           </w:tcPr>
           <w:p>
             <w:pPr>
+              <w:keepNext w:val="false"/>
               <w:spacing w:after="40" w:before="0"/>
               <w:jc w:val="left"/>
             </w:pPr>
@@ -8522,6 +8719,7 @@
           </w:tcPr>
           <w:p>
             <w:pPr>
+              <w:keepNext w:val="false"/>
               <w:spacing w:after="40" w:before="0"/>
               <w:jc w:val="left"/>
             </w:pPr>
@@ -8556,6 +8754,7 @@
           </w:tcPr>
           <w:p>
             <w:pPr>
+              <w:keepNext w:val="false"/>
               <w:spacing w:after="40" w:before="0"/>
               <w:jc w:val="left"/>
             </w:pPr>
@@ -8588,6 +8787,7 @@
           </w:tcPr>
           <w:p>
             <w:pPr>
+              <w:keepNext w:val="false"/>
               <w:spacing w:after="40" w:before="0"/>
               <w:jc w:val="left"/>
             </w:pPr>
@@ -8622,6 +8822,7 @@
           </w:tcPr>
           <w:p>
             <w:pPr>
+              <w:keepNext w:val="false"/>
               <w:spacing w:after="40" w:before="0"/>
               <w:jc w:val="left"/>
             </w:pPr>
@@ -8729,6 +8930,7 @@
           </w:tcPr>
           <w:p>
             <w:pPr>
+              <w:keepNext w:val="false"/>
               <w:spacing w:after="40" w:before="0"/>
               <w:jc w:val="left"/>
             </w:pPr>
@@ -8816,6 +9018,7 @@
           </w:tcPr>
           <w:p>
             <w:pPr>
+              <w:keepNext w:val="false"/>
               <w:spacing w:after="40" w:before="0"/>
               <w:jc w:val="left"/>
             </w:pPr>
@@ -8903,6 +9106,7 @@
           </w:tcPr>
           <w:p>
             <w:pPr>
+              <w:keepNext w:val="false"/>
               <w:spacing w:after="40" w:before="0"/>
               <w:jc w:val="left"/>
             </w:pPr>
@@ -8935,6 +9139,7 @@
           </w:tcPr>
           <w:p>
             <w:pPr>
+              <w:keepNext w:val="false"/>
               <w:spacing w:after="40" w:before="0"/>
               <w:jc w:val="left"/>
             </w:pPr>
@@ -8969,6 +9174,7 @@
           </w:tcPr>
           <w:p>
             <w:pPr>
+              <w:keepNext w:val="false"/>
               <w:spacing w:after="40" w:before="0"/>
               <w:jc w:val="left"/>
             </w:pPr>
@@ -9001,6 +9207,7 @@
           </w:tcPr>
           <w:p>
             <w:pPr>
+              <w:keepNext w:val="false"/>
               <w:spacing w:after="40" w:before="0"/>
               <w:jc w:val="left"/>
             </w:pPr>
@@ -9035,6 +9242,7 @@
           </w:tcPr>
           <w:p>
             <w:pPr>
+              <w:keepNext w:val="false"/>
               <w:spacing w:after="40" w:before="0"/>
               <w:jc w:val="left"/>
             </w:pPr>
@@ -9067,6 +9275,7 @@
           </w:tcPr>
           <w:p>
             <w:pPr>
+              <w:keepNext w:val="false"/>
               <w:spacing w:after="40" w:before="0"/>
               <w:jc w:val="left"/>
             </w:pPr>
@@ -9126,6 +9335,7 @@
           </w:tcPr>
           <w:p>
             <w:pPr>
+              <w:keepNext w:val="false"/>
               <w:spacing w:after="40" w:before="0"/>
               <w:jc w:val="center"/>
             </w:pPr>
@@ -9160,6 +9370,7 @@
           </w:tcPr>
           <w:p>
             <w:pPr>
+              <w:keepNext w:val="false"/>
               <w:spacing w:after="40" w:before="0"/>
               <w:jc w:val="left"/>
             </w:pPr>
@@ -9179,6 +9390,7 @@
           </w:p>
           <w:p>
             <w:pPr>
+              <w:keepNext w:val="false"/>
               <w:spacing w:after="40" w:before="0"/>
               <w:jc w:val="left"/>
             </w:pPr>
@@ -9198,6 +9410,7 @@
           </w:p>
           <w:p>
             <w:pPr>
+              <w:keepNext w:val="false"/>
               <w:spacing w:after="40" w:before="0"/>
               <w:jc w:val="left"/>
             </w:pPr>
@@ -9217,6 +9430,7 @@
           </w:p>
           <w:p>
             <w:pPr>
+              <w:keepNext w:val="false"/>
               <w:spacing w:after="40" w:before="0"/>
               <w:jc w:val="left"/>
             </w:pPr>
@@ -9236,6 +9450,7 @@
           </w:p>
           <w:p>
             <w:pPr>
+              <w:keepNext w:val="false"/>
               <w:spacing w:after="40" w:before="0"/>
               <w:jc w:val="left"/>
             </w:pPr>
@@ -9300,6 +9515,7 @@
           </w:tcPr>
           <w:p>
             <w:pPr>
+              <w:keepNext w:val="false"/>
               <w:spacing w:after="40" w:before="0"/>
               <w:jc w:val="center"/>
             </w:pPr>
@@ -9334,6 +9550,7 @@
           </w:tcPr>
           <w:p>
             <w:pPr>
+              <w:keepNext w:val="false"/>
               <w:spacing w:after="40" w:before="0"/>
               <w:jc w:val="left"/>
             </w:pPr>
@@ -9366,6 +9583,7 @@
           </w:tcPr>
           <w:p>
             <w:pPr>
+              <w:keepNext w:val="false"/>
               <w:spacing w:after="40" w:before="0"/>
               <w:jc w:val="left"/>
             </w:pPr>
@@ -9398,6 +9616,7 @@
           </w:tcPr>
           <w:p>
             <w:pPr>
+              <w:keepNext w:val="false"/>
               <w:spacing w:after="40" w:before="0"/>
               <w:jc w:val="left"/>
             </w:pPr>
@@ -9430,6 +9649,7 @@
           </w:tcPr>
           <w:p>
             <w:pPr>
+              <w:keepNext w:val="false"/>
               <w:spacing w:after="40" w:before="0"/>
               <w:jc w:val="left"/>
             </w:pPr>
@@ -9462,6 +9682,7 @@
           </w:tcPr>
           <w:p>
             <w:pPr>
+              <w:keepNext w:val="false"/>
               <w:spacing w:after="40" w:before="0"/>
               <w:jc w:val="left"/>
             </w:pPr>
@@ -9496,6 +9717,7 @@
           </w:tcPr>
           <w:p>
             <w:pPr>
+              <w:keepNext w:val="false"/>
               <w:spacing w:after="40" w:before="0"/>
               <w:jc w:val="left"/>
             </w:pPr>
@@ -9533,7 +9755,7 @@
             <w:pPr>
               <w:spacing w:after="20" w:before="0"/>
             </w:pPr>
-            <w:hyperlink w:history="1" r:id="rIdklwlh7favjqx3g7tplor9">
+            <w:hyperlink w:history="1" r:id="rIddfwozbgomcq-mjeyr3t9e">
               <w:r>
                 <w:rPr>
                   <w:rFonts w:ascii="Arial" w:cs="Arial" w:eastAsia="Arial" w:hAnsi="Arial"/>
@@ -9566,7 +9788,7 @@
               <w:spacing w:after="10" w:before="0"/>
               <w:ind w:left="120"/>
             </w:pPr>
-            <w:hyperlink w:history="1" r:id="rIdbkfqn9zotmvo00kpmafjl">
+            <w:hyperlink w:history="1" r:id="rId_b2lax5-wzlfvaouiqhxn">
               <w:r>
                 <w:rPr>
                   <w:rFonts w:ascii="Arial" w:cs="Arial" w:eastAsia="Arial" w:hAnsi="Arial"/>
@@ -9611,7 +9833,7 @@
             <w:pPr>
               <w:spacing w:after="20" w:before="0"/>
             </w:pPr>
-            <w:hyperlink w:history="1" r:id="rIdsreryrivpv2xrcvqqpz_j">
+            <w:hyperlink w:history="1" r:id="rIdcqkdihoo3wyp-gep-hd2y">
               <w:r>
                 <w:rPr>
                   <w:rFonts w:ascii="Arial" w:cs="Arial" w:eastAsia="Arial" w:hAnsi="Arial"/>
@@ -9644,7 +9866,7 @@
               <w:spacing w:after="10" w:before="0"/>
               <w:ind w:left="120"/>
             </w:pPr>
-            <w:hyperlink w:history="1" r:id="rIdeduuyconvaofjfzhfpjfd">
+            <w:hyperlink w:history="1" r:id="rIdrtzf2cvfnjjlrsogbzf4x">
               <w:r>
                 <w:rPr>
                   <w:rFonts w:ascii="Arial" w:cs="Arial" w:eastAsia="Arial" w:hAnsi="Arial"/>
@@ -9672,6 +9894,7 @@
           </w:tcPr>
           <w:p>
             <w:pPr>
+              <w:keepNext w:val="false"/>
               <w:spacing w:after="40" w:before="0"/>
               <w:jc w:val="left"/>
             </w:pPr>
@@ -9704,6 +9927,7 @@
           </w:tcPr>
           <w:p>
             <w:pPr>
+              <w:keepNext w:val="false"/>
               <w:spacing w:after="40" w:before="0"/>
               <w:jc w:val="left"/>
             </w:pPr>
@@ -9736,6 +9960,7 @@
           </w:tcPr>
           <w:p>
             <w:pPr>
+              <w:keepNext w:val="false"/>
               <w:spacing w:after="40" w:before="0"/>
               <w:jc w:val="left"/>
             </w:pPr>
@@ -9768,6 +9993,7 @@
           </w:tcPr>
           <w:p>
             <w:pPr>
+              <w:keepNext w:val="false"/>
               <w:spacing w:after="40" w:before="0"/>
               <w:jc w:val="left"/>
             </w:pPr>
@@ -9802,6 +10028,7 @@
           </w:tcPr>
           <w:p>
             <w:pPr>
+              <w:keepNext w:val="false"/>
               <w:spacing w:after="40" w:before="0"/>
               <w:jc w:val="left"/>
             </w:pPr>
@@ -9839,7 +10066,7 @@
             <w:pPr>
               <w:spacing w:after="20" w:before="0"/>
             </w:pPr>
-            <w:hyperlink w:history="1" r:id="rIdottbnp3j4n8afoquwa-8k">
+            <w:hyperlink w:history="1" r:id="rIdnhxsa2nnt8menxyvpa0jy">
               <w:r>
                 <w:rPr>
                   <w:rFonts w:ascii="Arial" w:cs="Arial" w:eastAsia="Arial" w:hAnsi="Arial"/>
@@ -9872,7 +10099,7 @@
               <w:spacing w:after="10" w:before="0"/>
               <w:ind w:left="120"/>
             </w:pPr>
-            <w:hyperlink w:history="1" r:id="rIdke7mq_2bj778syilgx1z4">
+            <w:hyperlink w:history="1" r:id="rIdq5ldydqs-ws_i-ytmpyka">
               <w:r>
                 <w:rPr>
                   <w:rFonts w:ascii="Arial" w:cs="Arial" w:eastAsia="Arial" w:hAnsi="Arial"/>
@@ -9917,7 +10144,7 @@
             <w:pPr>
               <w:spacing w:after="20" w:before="0"/>
             </w:pPr>
-            <w:hyperlink w:history="1" r:id="rId2orqjri7zggyidmt1puuu">
+            <w:hyperlink w:history="1" r:id="rId8qllguq_d1dpxglvoa5di">
               <w:r>
                 <w:rPr>
                   <w:rFonts w:ascii="Arial" w:cs="Arial" w:eastAsia="Arial" w:hAnsi="Arial"/>
@@ -9950,7 +10177,7 @@
               <w:spacing w:after="10" w:before="0"/>
               <w:ind w:left="120"/>
             </w:pPr>
-            <w:hyperlink w:history="1" r:id="rIdycx9csjxd7bmehqs56alk">
+            <w:hyperlink w:history="1" r:id="rIdt5atxtk8dj4tfjuuqrwyk">
               <w:r>
                 <w:rPr>
                   <w:rFonts w:ascii="Arial" w:cs="Arial" w:eastAsia="Arial" w:hAnsi="Arial"/>
@@ -9978,6 +10205,7 @@
           </w:tcPr>
           <w:p>
             <w:pPr>
+              <w:keepNext w:val="false"/>
               <w:spacing w:after="40" w:before="0"/>
               <w:jc w:val="left"/>
             </w:pPr>
@@ -10010,6 +10238,7 @@
           </w:tcPr>
           <w:p>
             <w:pPr>
+              <w:keepNext w:val="false"/>
               <w:spacing w:after="40" w:before="0"/>
               <w:jc w:val="left"/>
             </w:pPr>
@@ -10029,6 +10258,7 @@
           </w:p>
           <w:p>
             <w:pPr>
+              <w:keepNext w:val="false"/>
               <w:spacing w:after="40" w:before="0"/>
               <w:jc w:val="left"/>
             </w:pPr>
@@ -10048,6 +10278,7 @@
           </w:p>
           <w:p>
             <w:pPr>
+              <w:keepNext w:val="false"/>
               <w:spacing w:after="40" w:before="0"/>
               <w:jc w:val="left"/>
             </w:pPr>
@@ -10067,6 +10298,7 @@
           </w:p>
           <w:p>
             <w:pPr>
+              <w:keepNext w:val="false"/>
               <w:spacing w:after="40" w:before="0"/>
               <w:jc w:val="left"/>
             </w:pPr>
@@ -10086,6 +10318,7 @@
           </w:p>
           <w:p>
             <w:pPr>
+              <w:keepNext w:val="false"/>
               <w:spacing w:after="40" w:before="0"/>
               <w:jc w:val="left"/>
             </w:pPr>
@@ -10105,6 +10338,7 @@
           </w:p>
           <w:p>
             <w:pPr>
+              <w:keepNext w:val="false"/>
               <w:spacing w:after="40" w:before="0"/>
               <w:jc w:val="left"/>
             </w:pPr>
@@ -10124,6 +10358,7 @@
           </w:p>
           <w:p>
             <w:pPr>
+              <w:keepNext w:val="false"/>
               <w:spacing w:after="40" w:before="0"/>
               <w:jc w:val="left"/>
             </w:pPr>
@@ -10143,6 +10378,7 @@
           </w:p>
           <w:p>
             <w:pPr>
+              <w:keepNext w:val="false"/>
               <w:spacing w:after="40" w:before="0"/>
               <w:jc w:val="left"/>
             </w:pPr>
@@ -10162,6 +10398,7 @@
           </w:p>
           <w:p>
             <w:pPr>
+              <w:keepNext w:val="false"/>
               <w:spacing w:after="40" w:before="0"/>
               <w:jc w:val="left"/>
             </w:pPr>
@@ -10181,6 +10418,7 @@
           </w:p>
           <w:p>
             <w:pPr>
+              <w:keepNext w:val="false"/>
               <w:spacing w:after="40" w:before="0"/>
               <w:jc w:val="left"/>
             </w:pPr>
@@ -10200,6 +10438,7 @@
           </w:p>
           <w:p>
             <w:pPr>
+              <w:keepNext w:val="false"/>
               <w:spacing w:after="40" w:before="0"/>
               <w:jc w:val="left"/>
             </w:pPr>
@@ -10232,6 +10471,7 @@
           </w:tcPr>
           <w:p>
             <w:pPr>
+              <w:keepNext w:val="false"/>
               <w:spacing w:after="40" w:before="0"/>
               <w:jc w:val="left"/>
             </w:pPr>
@@ -10264,6 +10504,7 @@
           </w:tcPr>
           <w:p>
             <w:pPr>
+              <w:keepNext w:val="false"/>
               <w:spacing w:after="40" w:before="0"/>
               <w:jc w:val="left"/>
             </w:pPr>
@@ -10298,6 +10539,7 @@
           </w:tcPr>
           <w:p>
             <w:pPr>
+              <w:keepNext w:val="false"/>
               <w:spacing w:after="40" w:before="0"/>
               <w:jc w:val="left"/>
             </w:pPr>
@@ -10335,7 +10577,7 @@
             <w:pPr>
               <w:spacing w:after="20" w:before="0"/>
             </w:pPr>
-            <w:hyperlink w:history="1" r:id="rIdibgnxcwb5skpysr50tncp">
+            <w:hyperlink w:history="1" r:id="rIdj1cf1rnuhkukvcfxdocab">
               <w:r>
                 <w:rPr>
                   <w:rFonts w:ascii="Arial" w:cs="Arial" w:eastAsia="Arial" w:hAnsi="Arial"/>
@@ -10384,7 +10626,7 @@
               <w:spacing w:after="10" w:before="0"/>
               <w:ind w:left="120"/>
             </w:pPr>
-            <w:hyperlink w:history="1" r:id="rId1iv1gcbolag7lt0hxx3p_">
+            <w:hyperlink w:history="1" r:id="rIddcog4c7n0diutkoei6emd">
               <w:r>
                 <w:rPr>
                   <w:rFonts w:ascii="Arial" w:cs="Arial" w:eastAsia="Arial" w:hAnsi="Arial"/>
@@ -10429,7 +10671,7 @@
             <w:pPr>
               <w:spacing w:after="20" w:before="0"/>
             </w:pPr>
-            <w:hyperlink w:history="1" r:id="rIdzc5y0o58uwzizfqz2krlf">
+            <w:hyperlink w:history="1" r:id="rIdwgeilxcdo4af3t0sd60u4">
               <w:r>
                 <w:rPr>
                   <w:rFonts w:ascii="Arial" w:cs="Arial" w:eastAsia="Arial" w:hAnsi="Arial"/>
@@ -10478,7 +10720,7 @@
               <w:spacing w:after="10" w:before="0"/>
               <w:ind w:left="120"/>
             </w:pPr>
-            <w:hyperlink w:history="1" r:id="rIdgradtedawllqauiekrmeu">
+            <w:hyperlink w:history="1" r:id="rIdrlqgbdjuktxvlnefymkip">
               <w:r>
                 <w:rPr>
                   <w:rFonts w:ascii="Arial" w:cs="Arial" w:eastAsia="Arial" w:hAnsi="Arial"/>
@@ -10506,6 +10748,7 @@
           </w:tcPr>
           <w:p>
             <w:pPr>
+              <w:keepNext w:val="false"/>
               <w:spacing w:after="40" w:before="0"/>
               <w:jc w:val="left"/>
             </w:pPr>
@@ -10538,6 +10781,7 @@
           </w:tcPr>
           <w:p>
             <w:pPr>
+              <w:keepNext w:val="false"/>
               <w:spacing w:after="40" w:before="0"/>
               <w:jc w:val="left"/>
             </w:pPr>
@@ -10557,6 +10801,7 @@
           </w:p>
           <w:p>
             <w:pPr>
+              <w:keepNext w:val="false"/>
               <w:spacing w:after="40" w:before="0"/>
               <w:jc w:val="left"/>
             </w:pPr>
@@ -10576,6 +10821,7 @@
           </w:p>
           <w:p>
             <w:pPr>
+              <w:keepNext w:val="false"/>
               <w:spacing w:after="40" w:before="0"/>
               <w:jc w:val="left"/>
             </w:pPr>
@@ -10595,6 +10841,7 @@
           </w:p>
           <w:p>
             <w:pPr>
+              <w:keepNext w:val="false"/>
               <w:spacing w:after="40" w:before="0"/>
               <w:jc w:val="left"/>
             </w:pPr>
@@ -10614,6 +10861,7 @@
           </w:p>
           <w:p>
             <w:pPr>
+              <w:keepNext w:val="false"/>
               <w:spacing w:after="40" w:before="0"/>
               <w:jc w:val="left"/>
             </w:pPr>
@@ -10633,6 +10881,7 @@
           </w:p>
           <w:p>
             <w:pPr>
+              <w:keepNext w:val="false"/>
               <w:spacing w:after="40" w:before="0"/>
               <w:jc w:val="left"/>
             </w:pPr>
@@ -10652,6 +10901,7 @@
           </w:p>
           <w:p>
             <w:pPr>
+              <w:keepNext w:val="false"/>
               <w:spacing w:after="40" w:before="0"/>
               <w:jc w:val="left"/>
             </w:pPr>
@@ -10684,6 +10934,7 @@
           </w:tcPr>
           <w:p>
             <w:pPr>
+              <w:keepNext w:val="false"/>
               <w:spacing w:after="40" w:before="0"/>
               <w:jc w:val="left"/>
             </w:pPr>
@@ -10716,6 +10967,7 @@
           </w:tcPr>
           <w:p>
             <w:pPr>
+              <w:keepNext w:val="false"/>
               <w:spacing w:after="40" w:before="0"/>
               <w:jc w:val="left"/>
             </w:pPr>
@@ -10750,6 +11002,7 @@
           </w:tcPr>
           <w:p>
             <w:pPr>
+              <w:keepNext w:val="false"/>
               <w:spacing w:after="40" w:before="0"/>
               <w:jc w:val="left"/>
             </w:pPr>
@@ -10787,7 +11040,7 @@
             <w:pPr>
               <w:spacing w:after="20" w:before="0"/>
             </w:pPr>
-            <w:hyperlink w:history="1" r:id="rId_x0wy4bnne7cal27lzmwy">
+            <w:hyperlink w:history="1" r:id="rIdh-vyzvx34ajedin-n0wup">
               <w:r>
                 <w:rPr>
                   <w:rFonts w:ascii="Arial" w:cs="Arial" w:eastAsia="Arial" w:hAnsi="Arial"/>
@@ -10836,7 +11089,7 @@
               <w:spacing w:after="10" w:before="0"/>
               <w:ind w:left="120"/>
             </w:pPr>
-            <w:hyperlink w:history="1" r:id="rIdvijpsed7wb1ix1kg9xq0m">
+            <w:hyperlink w:history="1" r:id="rIdke3r9na5-2t0wmoxt3b0x">
               <w:r>
                 <w:rPr>
                   <w:rFonts w:ascii="Arial" w:cs="Arial" w:eastAsia="Arial" w:hAnsi="Arial"/>
@@ -10881,7 +11134,7 @@
             <w:pPr>
               <w:spacing w:after="20" w:before="0"/>
             </w:pPr>
-            <w:hyperlink w:history="1" r:id="rIdvznhrmm_8vhyrwjfh6aah">
+            <w:hyperlink w:history="1" r:id="rIdqswmwciouruizehrr-asd">
               <w:r>
                 <w:rPr>
                   <w:rFonts w:ascii="Arial" w:cs="Arial" w:eastAsia="Arial" w:hAnsi="Arial"/>
@@ -10930,7 +11183,7 @@
               <w:spacing w:after="10" w:before="0"/>
               <w:ind w:left="120"/>
             </w:pPr>
-            <w:hyperlink w:history="1" r:id="rIdeaepgiggz8e8ar3gskjie">
+            <w:hyperlink w:history="1" r:id="rIdikg7oflztticphxxkxviy">
               <w:r>
                 <w:rPr>
                   <w:rFonts w:ascii="Arial" w:cs="Arial" w:eastAsia="Arial" w:hAnsi="Arial"/>
@@ -10958,6 +11211,7 @@
           </w:tcPr>
           <w:p>
             <w:pPr>
+              <w:keepNext w:val="false"/>
               <w:spacing w:after="40" w:before="0"/>
               <w:jc w:val="left"/>
             </w:pPr>
@@ -10990,6 +11244,7 @@
           </w:tcPr>
           <w:p>
             <w:pPr>
+              <w:keepNext w:val="false"/>
               <w:spacing w:after="40" w:before="0"/>
               <w:jc w:val="left"/>
             </w:pPr>
@@ -11009,6 +11264,7 @@
           </w:p>
           <w:p>
             <w:pPr>
+              <w:keepNext w:val="false"/>
               <w:spacing w:after="40" w:before="0"/>
               <w:jc w:val="left"/>
             </w:pPr>
@@ -11028,6 +11284,7 @@
           </w:p>
           <w:p>
             <w:pPr>
+              <w:keepNext w:val="false"/>
               <w:spacing w:after="40" w:before="0"/>
               <w:jc w:val="left"/>
             </w:pPr>
@@ -11047,6 +11304,7 @@
           </w:p>
           <w:p>
             <w:pPr>
+              <w:keepNext w:val="false"/>
               <w:spacing w:after="40" w:before="0"/>
               <w:jc w:val="left"/>
             </w:pPr>
@@ -11066,6 +11324,7 @@
           </w:p>
           <w:p>
             <w:pPr>
+              <w:keepNext w:val="false"/>
               <w:spacing w:after="40" w:before="0"/>
               <w:jc w:val="left"/>
             </w:pPr>
@@ -11098,6 +11357,7 @@
           </w:tcPr>
           <w:p>
             <w:pPr>
+              <w:keepNext w:val="false"/>
               <w:spacing w:after="40" w:before="0"/>
               <w:jc w:val="left"/>
             </w:pPr>
@@ -11130,6 +11390,7 @@
           </w:tcPr>
           <w:p>
             <w:pPr>
+              <w:keepNext w:val="false"/>
               <w:spacing w:after="40" w:before="0"/>
               <w:jc w:val="left"/>
             </w:pPr>
@@ -11164,6 +11425,7 @@
           </w:tcPr>
           <w:p>
             <w:pPr>
+              <w:keepNext w:val="false"/>
               <w:spacing w:after="40" w:before="0"/>
               <w:jc w:val="left"/>
             </w:pPr>
@@ -11201,7 +11463,7 @@
             <w:pPr>
               <w:spacing w:after="20" w:before="0"/>
             </w:pPr>
-            <w:hyperlink w:history="1" r:id="rId3g-u66qns_cwadveqe99j">
+            <w:hyperlink w:history="1" r:id="rIdy6pazfswjycoydooz-kcw">
               <w:r>
                 <w:rPr>
                   <w:rFonts w:ascii="Arial" w:cs="Arial" w:eastAsia="Arial" w:hAnsi="Arial"/>
@@ -11250,7 +11512,7 @@
               <w:spacing w:after="10" w:before="0"/>
               <w:ind w:left="120"/>
             </w:pPr>
-            <w:hyperlink w:history="1" r:id="rId380fc_cqiyqpzx_hah50y">
+            <w:hyperlink w:history="1" r:id="rId0w1dcw808hkhygjfyipqc">
               <w:r>
                 <w:rPr>
                   <w:rFonts w:ascii="Arial" w:cs="Arial" w:eastAsia="Arial" w:hAnsi="Arial"/>
@@ -11295,7 +11557,7 @@
             <w:pPr>
               <w:spacing w:after="20" w:before="0"/>
             </w:pPr>
-            <w:hyperlink w:history="1" r:id="rIdxzwi3q6ccsopqb6kogfv4">
+            <w:hyperlink w:history="1" r:id="rIdw2ogo4cx3prn-ueo-q0pd">
               <w:r>
                 <w:rPr>
                   <w:rFonts w:ascii="Arial" w:cs="Arial" w:eastAsia="Arial" w:hAnsi="Arial"/>
@@ -11344,7 +11606,7 @@
               <w:spacing w:after="10" w:before="0"/>
               <w:ind w:left="120"/>
             </w:pPr>
-            <w:hyperlink w:history="1" r:id="rIdmzvrnjj_xyuatbghwfi-z">
+            <w:hyperlink w:history="1" r:id="rIdwkqe8wh7nwwmgkupsoagq">
               <w:r>
                 <w:rPr>
                   <w:rFonts w:ascii="Arial" w:cs="Arial" w:eastAsia="Arial" w:hAnsi="Arial"/>
@@ -11372,6 +11634,7 @@
           </w:tcPr>
           <w:p>
             <w:pPr>
+              <w:keepNext w:val="false"/>
               <w:spacing w:after="40" w:before="0"/>
               <w:jc w:val="left"/>
             </w:pPr>
@@ -11404,6 +11667,7 @@
           </w:tcPr>
           <w:p>
             <w:pPr>
+              <w:keepNext w:val="false"/>
               <w:spacing w:after="40" w:before="0"/>
               <w:jc w:val="left"/>
             </w:pPr>
@@ -11423,6 +11687,7 @@
           </w:p>
           <w:p>
             <w:pPr>
+              <w:keepNext w:val="false"/>
               <w:spacing w:after="40" w:before="0"/>
               <w:jc w:val="left"/>
             </w:pPr>
@@ -11442,6 +11707,7 @@
           </w:p>
           <w:p>
             <w:pPr>
+              <w:keepNext w:val="false"/>
               <w:spacing w:after="40" w:before="0"/>
               <w:jc w:val="left"/>
             </w:pPr>
@@ -11461,6 +11727,7 @@
           </w:p>
           <w:p>
             <w:pPr>
+              <w:keepNext w:val="false"/>
               <w:spacing w:after="40" w:before="0"/>
               <w:jc w:val="left"/>
             </w:pPr>
@@ -11480,6 +11747,7 @@
           </w:p>
           <w:p>
             <w:pPr>
+              <w:keepNext w:val="false"/>
               <w:spacing w:after="40" w:before="0"/>
               <w:jc w:val="left"/>
             </w:pPr>
@@ -11512,6 +11780,7 @@
           </w:tcPr>
           <w:p>
             <w:pPr>
+              <w:keepNext w:val="false"/>
               <w:spacing w:after="40" w:before="0"/>
               <w:jc w:val="left"/>
             </w:pPr>
@@ -11544,6 +11813,7 @@
           </w:tcPr>
           <w:p>
             <w:pPr>
+              <w:keepNext w:val="false"/>
               <w:spacing w:after="40" w:before="0"/>
               <w:jc w:val="left"/>
             </w:pPr>
@@ -11603,6 +11873,7 @@
           </w:tcPr>
           <w:p>
             <w:pPr>
+              <w:keepNext w:val="false"/>
               <w:spacing w:after="40" w:before="0"/>
               <w:jc w:val="center"/>
             </w:pPr>
@@ -11637,6 +11908,7 @@
           </w:tcPr>
           <w:p>
             <w:pPr>
+              <w:keepNext w:val="false"/>
               <w:spacing w:after="40" w:before="0"/>
               <w:jc w:val="left"/>
             </w:pPr>
@@ -11698,6 +11970,7 @@
           </w:tcPr>
           <w:p>
             <w:pPr>
+              <w:keepNext w:val="false"/>
               <w:spacing w:after="40" w:before="0"/>
               <w:jc w:val="center"/>
             </w:pPr>
@@ -11732,6 +12005,7 @@
           </w:tcPr>
           <w:p>
             <w:pPr>
+              <w:keepNext w:val="false"/>
               <w:spacing w:after="40" w:before="0"/>
               <w:jc w:val="left"/>
             </w:pPr>
@@ -11764,6 +12038,7 @@
           </w:tcPr>
           <w:p>
             <w:pPr>
+              <w:keepNext w:val="false"/>
               <w:spacing w:after="40" w:before="0"/>
               <w:jc w:val="left"/>
             </w:pPr>
@@ -11798,6 +12073,7 @@
           </w:tcPr>
           <w:p>
             <w:pPr>
+              <w:keepNext w:val="false"/>
               <w:spacing w:after="40" w:before="0"/>
               <w:jc w:val="left"/>
             </w:pPr>
@@ -11830,6 +12106,7 @@
           </w:tcPr>
           <w:p>
             <w:pPr>
+              <w:keepNext w:val="false"/>
               <w:spacing w:after="40" w:before="0"/>
               <w:jc w:val="left"/>
             </w:pPr>
@@ -11864,6 +12141,7 @@
           </w:tcPr>
           <w:p>
             <w:pPr>
+              <w:keepNext w:val="false"/>
               <w:spacing w:after="40" w:before="0"/>
               <w:jc w:val="left"/>
             </w:pPr>
@@ -11896,6 +12174,7 @@
           </w:tcPr>
           <w:p>
             <w:pPr>
+              <w:keepNext w:val="false"/>
               <w:spacing w:after="40" w:before="0"/>
               <w:jc w:val="left"/>
             </w:pPr>
@@ -11932,7 +12211,7 @@
         </w:rPr>
         <w:t xml:space="preserve">© 2026 SeaVuria and ARES. Aligned with KICD objectives. Developed by SeaVuria; technical implementation by ARES (with AI assistance from Claude). Licensed under </w:t>
       </w:r>
-      <w:hyperlink w:history="1" r:id="rId51bm6jre9m_owiz9v6qmg">
+      <w:hyperlink w:history="1" r:id="rIdqqujmyhizvqrh987e5ahd">
         <w:r>
           <w:rPr>
             <w:rFonts w:ascii="Arial" w:cs="Arial" w:eastAsia="Arial" w:hAnsi="Arial"/>
@@ -11953,7 +12232,7 @@
         </w:rPr>
         <w:t xml:space="preserve"> (</w:t>
       </w:r>
-      <w:hyperlink w:history="1" r:id="rId1yxzyjos7ahmpb_iwqone">
+      <w:hyperlink w:history="1" r:id="rIdqixzzltdyhnbzs3jpmns1">
         <w:r>
           <w:rPr>
             <w:rFonts w:ascii="Arial" w:cs="Arial" w:eastAsia="Arial" w:hAnsi="Arial"/>
@@ -12013,6 +12292,7 @@
           </w:tcPr>
           <w:p>
             <w:pPr>
+              <w:keepNext w:val="false"/>
               <w:spacing w:after="40" w:before="0"/>
               <w:jc w:val="center"/>
             </w:pPr>
@@ -12048,6 +12328,7 @@
           </w:tcPr>
           <w:p>
             <w:pPr>
+              <w:keepNext w:val="false"/>
               <w:spacing w:after="40" w:before="0"/>
               <w:jc w:val="center"/>
             </w:pPr>
@@ -12082,6 +12363,7 @@
           </w:tcPr>
           <w:p>
             <w:pPr>
+              <w:keepNext w:val="false"/>
               <w:spacing w:after="40" w:before="0"/>
               <w:jc w:val="left"/>
             </w:pPr>
@@ -12114,6 +12396,7 @@
           </w:tcPr>
           <w:p>
             <w:pPr>
+              <w:keepNext w:val="false"/>
               <w:spacing w:after="40" w:before="0"/>
               <w:jc w:val="left"/>
             </w:pPr>
@@ -12148,6 +12431,7 @@
           </w:tcPr>
           <w:p>
             <w:pPr>
+              <w:keepNext w:val="false"/>
               <w:spacing w:after="40" w:before="0"/>
               <w:jc w:val="left"/>
             </w:pPr>
@@ -12180,6 +12464,7 @@
           </w:tcPr>
           <w:p>
             <w:pPr>
+              <w:keepNext w:val="false"/>
               <w:spacing w:after="40" w:before="0"/>
               <w:jc w:val="left"/>
             </w:pPr>
@@ -12214,6 +12499,7 @@
           </w:tcPr>
           <w:p>
             <w:pPr>
+              <w:keepNext w:val="false"/>
               <w:spacing w:after="40" w:before="0"/>
               <w:jc w:val="left"/>
             </w:pPr>
@@ -12361,6 +12647,7 @@
           </w:tcPr>
           <w:p>
             <w:pPr>
+              <w:keepNext w:val="false"/>
               <w:spacing w:after="40" w:before="0"/>
               <w:jc w:val="left"/>
             </w:pPr>
@@ -12468,6 +12755,7 @@
           </w:tcPr>
           <w:p>
             <w:pPr>
+              <w:keepNext w:val="false"/>
               <w:spacing w:after="40" w:before="0"/>
               <w:jc w:val="left"/>
             </w:pPr>
@@ -12555,6 +12843,7 @@
           </w:tcPr>
           <w:p>
             <w:pPr>
+              <w:keepNext w:val="false"/>
               <w:spacing w:after="40" w:before="0"/>
               <w:jc w:val="left"/>
             </w:pPr>
@@ -12587,6 +12876,7 @@
           </w:tcPr>
           <w:p>
             <w:pPr>
+              <w:keepNext w:val="false"/>
               <w:spacing w:after="40" w:before="0"/>
               <w:jc w:val="left"/>
             </w:pPr>
@@ -12621,6 +12911,7 @@
           </w:tcPr>
           <w:p>
             <w:pPr>
+              <w:keepNext w:val="false"/>
               <w:spacing w:after="40" w:before="0"/>
               <w:jc w:val="left"/>
             </w:pPr>
@@ -12653,6 +12944,7 @@
           </w:tcPr>
           <w:p>
             <w:pPr>
+              <w:keepNext w:val="false"/>
               <w:spacing w:after="40" w:before="0"/>
               <w:jc w:val="left"/>
             </w:pPr>
@@ -12687,6 +12979,7 @@
           </w:tcPr>
           <w:p>
             <w:pPr>
+              <w:keepNext w:val="false"/>
               <w:spacing w:after="40" w:before="0"/>
               <w:jc w:val="left"/>
             </w:pPr>
@@ -12719,6 +13012,7 @@
           </w:tcPr>
           <w:p>
             <w:pPr>
+              <w:keepNext w:val="false"/>
               <w:spacing w:after="40" w:before="0"/>
               <w:jc w:val="left"/>
             </w:pPr>
@@ -12778,6 +13072,7 @@
           </w:tcPr>
           <w:p>
             <w:pPr>
+              <w:keepNext w:val="false"/>
               <w:spacing w:after="40" w:before="0"/>
               <w:jc w:val="center"/>
             </w:pPr>
@@ -12812,6 +13107,7 @@
           </w:tcPr>
           <w:p>
             <w:pPr>
+              <w:keepNext w:val="false"/>
               <w:spacing w:after="40" w:before="0"/>
               <w:jc w:val="left"/>
             </w:pPr>
@@ -12876,6 +13172,7 @@
           </w:tcPr>
           <w:p>
             <w:pPr>
+              <w:keepNext w:val="false"/>
               <w:spacing w:after="40" w:before="0"/>
               <w:jc w:val="center"/>
             </w:pPr>
@@ -12910,6 +13207,7 @@
           </w:tcPr>
           <w:p>
             <w:pPr>
+              <w:keepNext w:val="false"/>
               <w:spacing w:after="40" w:before="0"/>
               <w:jc w:val="left"/>
             </w:pPr>
@@ -12942,6 +13240,7 @@
           </w:tcPr>
           <w:p>
             <w:pPr>
+              <w:keepNext w:val="false"/>
               <w:spacing w:after="40" w:before="0"/>
               <w:jc w:val="left"/>
             </w:pPr>
@@ -12974,6 +13273,7 @@
           </w:tcPr>
           <w:p>
             <w:pPr>
+              <w:keepNext w:val="false"/>
               <w:spacing w:after="40" w:before="0"/>
               <w:jc w:val="left"/>
             </w:pPr>
@@ -13006,6 +13306,7 @@
           </w:tcPr>
           <w:p>
             <w:pPr>
+              <w:keepNext w:val="false"/>
               <w:spacing w:after="40" w:before="0"/>
               <w:jc w:val="left"/>
             </w:pPr>
@@ -13038,6 +13339,7 @@
           </w:tcPr>
           <w:p>
             <w:pPr>
+              <w:keepNext w:val="false"/>
               <w:spacing w:after="40" w:before="0"/>
               <w:jc w:val="left"/>
             </w:pPr>
@@ -13072,6 +13374,7 @@
           </w:tcPr>
           <w:p>
             <w:pPr>
+              <w:keepNext w:val="false"/>
               <w:spacing w:after="40" w:before="0"/>
               <w:jc w:val="left"/>
             </w:pPr>
@@ -13109,7 +13412,7 @@
             <w:pPr>
               <w:spacing w:after="20" w:before="0"/>
             </w:pPr>
-            <w:hyperlink w:history="1" r:id="rId5vdfaqfgei8pepcm6ngic">
+            <w:hyperlink w:history="1" r:id="rIdq8b-yijpkceaooirp9ugt">
               <w:r>
                 <w:rPr>
                   <w:rFonts w:ascii="Arial" w:cs="Arial" w:eastAsia="Arial" w:hAnsi="Arial"/>
@@ -13158,7 +13461,7 @@
               <w:spacing w:after="10" w:before="0"/>
               <w:ind w:left="120"/>
             </w:pPr>
-            <w:hyperlink w:history="1" r:id="rId9cngkq9qn3ytqwxlpbevx">
+            <w:hyperlink w:history="1" r:id="rIduvwuuy1ghyyw7-jfxkwjn">
               <w:r>
                 <w:rPr>
                   <w:rFonts w:ascii="Arial" w:cs="Arial" w:eastAsia="Arial" w:hAnsi="Arial"/>
@@ -13203,7 +13506,7 @@
             <w:pPr>
               <w:spacing w:after="20" w:before="0"/>
             </w:pPr>
-            <w:hyperlink w:history="1" r:id="rIdp9qa7x1zrhdpj7kq1zsuc">
+            <w:hyperlink w:history="1" r:id="rIdrhhyvccawm_7mnyiteiez">
               <w:r>
                 <w:rPr>
                   <w:rFonts w:ascii="Arial" w:cs="Arial" w:eastAsia="Arial" w:hAnsi="Arial"/>
@@ -13236,7 +13539,7 @@
               <w:spacing w:after="10" w:before="0"/>
               <w:ind w:left="120"/>
             </w:pPr>
-            <w:hyperlink w:history="1" r:id="rIdvk5nwrdjqw6hbz6ehogzs">
+            <w:hyperlink w:history="1" r:id="rIdom4fmotry5htzb8uqlqsm">
               <w:r>
                 <w:rPr>
                   <w:rFonts w:ascii="Arial" w:cs="Arial" w:eastAsia="Arial" w:hAnsi="Arial"/>
@@ -13264,6 +13567,7 @@
           </w:tcPr>
           <w:p>
             <w:pPr>
+              <w:keepNext w:val="false"/>
               <w:spacing w:after="40" w:before="0"/>
               <w:jc w:val="left"/>
             </w:pPr>
@@ -13296,6 +13600,7 @@
           </w:tcPr>
           <w:p>
             <w:pPr>
+              <w:keepNext w:val="false"/>
               <w:spacing w:after="40" w:before="0"/>
               <w:jc w:val="left"/>
             </w:pPr>
@@ -13328,6 +13633,7 @@
           </w:tcPr>
           <w:p>
             <w:pPr>
+              <w:keepNext w:val="false"/>
               <w:spacing w:after="40" w:before="0"/>
               <w:jc w:val="left"/>
             </w:pPr>
@@ -13360,6 +13666,7 @@
           </w:tcPr>
           <w:p>
             <w:pPr>
+              <w:keepNext w:val="false"/>
               <w:spacing w:after="40" w:before="0"/>
               <w:jc w:val="left"/>
             </w:pPr>
@@ -13394,6 +13701,7 @@
           </w:tcPr>
           <w:p>
             <w:pPr>
+              <w:keepNext w:val="false"/>
               <w:spacing w:after="40" w:before="0"/>
               <w:jc w:val="left"/>
             </w:pPr>
@@ -13431,7 +13739,7 @@
             <w:pPr>
               <w:spacing w:after="20" w:before="0"/>
             </w:pPr>
-            <w:hyperlink w:history="1" r:id="rIdxdaxuwv32jkhsevwiofig">
+            <w:hyperlink w:history="1" r:id="rIdaywkyg31ji1bwy7t-cco2">
               <w:r>
                 <w:rPr>
                   <w:rFonts w:ascii="Arial" w:cs="Arial" w:eastAsia="Arial" w:hAnsi="Arial"/>
@@ -13480,7 +13788,7 @@
               <w:spacing w:after="10" w:before="0"/>
               <w:ind w:left="120"/>
             </w:pPr>
-            <w:hyperlink w:history="1" r:id="rIds5k5pjz6-x9nay-akpzka">
+            <w:hyperlink w:history="1" r:id="rIdv96lgeish-xgusdh0nyxq">
               <w:r>
                 <w:rPr>
                   <w:rFonts w:ascii="Arial" w:cs="Arial" w:eastAsia="Arial" w:hAnsi="Arial"/>
@@ -13525,7 +13833,7 @@
             <w:pPr>
               <w:spacing w:after="20" w:before="0"/>
             </w:pPr>
-            <w:hyperlink w:history="1" r:id="rIdeoh-0mnnyfeaa6kfnd3wa">
+            <w:hyperlink w:history="1" r:id="rIdrcr4qdmkeifgljag-cj3t">
               <w:r>
                 <w:rPr>
                   <w:rFonts w:ascii="Arial" w:cs="Arial" w:eastAsia="Arial" w:hAnsi="Arial"/>
@@ -13558,7 +13866,7 @@
               <w:spacing w:after="10" w:before="0"/>
               <w:ind w:left="120"/>
             </w:pPr>
-            <w:hyperlink w:history="1" r:id="rIdhj5wchbofzdrx2u2yuiai">
+            <w:hyperlink w:history="1" r:id="rIdmkj6flufpq43mnyd9tdt7">
               <w:r>
                 <w:rPr>
                   <w:rFonts w:ascii="Arial" w:cs="Arial" w:eastAsia="Arial" w:hAnsi="Arial"/>
@@ -13586,6 +13894,7 @@
           </w:tcPr>
           <w:p>
             <w:pPr>
+              <w:keepNext w:val="false"/>
               <w:spacing w:after="40" w:before="0"/>
               <w:jc w:val="left"/>
             </w:pPr>
@@ -13618,6 +13927,7 @@
           </w:tcPr>
           <w:p>
             <w:pPr>
+              <w:keepNext w:val="false"/>
               <w:spacing w:after="40" w:before="0"/>
               <w:jc w:val="left"/>
             </w:pPr>
@@ -13650,6 +13960,7 @@
           </w:tcPr>
           <w:p>
             <w:pPr>
+              <w:keepNext w:val="false"/>
               <w:spacing w:after="40" w:before="0"/>
               <w:jc w:val="left"/>
             </w:pPr>
@@ -13682,6 +13993,7 @@
           </w:tcPr>
           <w:p>
             <w:pPr>
+              <w:keepNext w:val="false"/>
               <w:spacing w:after="40" w:before="0"/>
               <w:jc w:val="left"/>
             </w:pPr>
@@ -13716,6 +14028,7 @@
           </w:tcPr>
           <w:p>
             <w:pPr>
+              <w:keepNext w:val="false"/>
               <w:spacing w:after="40" w:before="0"/>
               <w:jc w:val="left"/>
             </w:pPr>
@@ -13753,7 +14066,7 @@
             <w:pPr>
               <w:spacing w:after="20" w:before="0"/>
             </w:pPr>
-            <w:hyperlink w:history="1" r:id="rIdz3r3chl7vravlldpg3bis">
+            <w:hyperlink w:history="1" r:id="rIdtzdhctd6hgqe-j1w-xnsi">
               <w:r>
                 <w:rPr>
                   <w:rFonts w:ascii="Arial" w:cs="Arial" w:eastAsia="Arial" w:hAnsi="Arial"/>
@@ -13802,7 +14115,7 @@
               <w:spacing w:after="10" w:before="0"/>
               <w:ind w:left="120"/>
             </w:pPr>
-            <w:hyperlink w:history="1" r:id="rIdnkgaanuurxyvmswu7gn3p">
+            <w:hyperlink w:history="1" r:id="rIdrcbq8ip8trlcugwy-bf_m">
               <w:r>
                 <w:rPr>
                   <w:rFonts w:ascii="Arial" w:cs="Arial" w:eastAsia="Arial" w:hAnsi="Arial"/>
@@ -13847,7 +14160,7 @@
             <w:pPr>
               <w:spacing w:after="20" w:before="0"/>
             </w:pPr>
-            <w:hyperlink w:history="1" r:id="rIdvddorox3cn41jddo_y5jg">
+            <w:hyperlink w:history="1" r:id="rIdns0mbay6eayshc8lnl0wl">
               <w:r>
                 <w:rPr>
                   <w:rFonts w:ascii="Arial" w:cs="Arial" w:eastAsia="Arial" w:hAnsi="Arial"/>
@@ -13880,7 +14193,7 @@
               <w:spacing w:after="10" w:before="0"/>
               <w:ind w:left="120"/>
             </w:pPr>
-            <w:hyperlink w:history="1" r:id="rIds3qchicwgnnska2wjsubo">
+            <w:hyperlink w:history="1" r:id="rIdb9onem6on8ph006ns262x">
               <w:r>
                 <w:rPr>
                   <w:rFonts w:ascii="Arial" w:cs="Arial" w:eastAsia="Arial" w:hAnsi="Arial"/>
@@ -13908,6 +14221,7 @@
           </w:tcPr>
           <w:p>
             <w:pPr>
+              <w:keepNext w:val="false"/>
               <w:spacing w:after="40" w:before="0"/>
               <w:jc w:val="left"/>
             </w:pPr>
@@ -13940,6 +14254,7 @@
           </w:tcPr>
           <w:p>
             <w:pPr>
+              <w:keepNext w:val="false"/>
               <w:spacing w:after="40" w:before="0"/>
               <w:jc w:val="left"/>
             </w:pPr>
@@ -13972,6 +14287,7 @@
           </w:tcPr>
           <w:p>
             <w:pPr>
+              <w:keepNext w:val="false"/>
               <w:spacing w:after="40" w:before="0"/>
               <w:jc w:val="left"/>
             </w:pPr>
@@ -14004,6 +14320,7 @@
           </w:tcPr>
           <w:p>
             <w:pPr>
+              <w:keepNext w:val="false"/>
               <w:spacing w:after="40" w:before="0"/>
               <w:jc w:val="left"/>
             </w:pPr>
@@ -14038,6 +14355,7 @@
           </w:tcPr>
           <w:p>
             <w:pPr>
+              <w:keepNext w:val="false"/>
               <w:spacing w:after="40" w:before="0"/>
               <w:jc w:val="left"/>
             </w:pPr>
@@ -14075,7 +14393,7 @@
             <w:pPr>
               <w:spacing w:after="20" w:before="0"/>
             </w:pPr>
-            <w:hyperlink w:history="1" r:id="rId5bijvkcg5qcgzfn3wvwi-">
+            <w:hyperlink w:history="1" r:id="rIdu09t5tqfrixocervr6iz1">
               <w:r>
                 <w:rPr>
                   <w:rFonts w:ascii="Arial" w:cs="Arial" w:eastAsia="Arial" w:hAnsi="Arial"/>
@@ -14124,7 +14442,7 @@
               <w:spacing w:after="10" w:before="0"/>
               <w:ind w:left="120"/>
             </w:pPr>
-            <w:hyperlink w:history="1" r:id="rIdl5c-jfidw-xookxutdcnr">
+            <w:hyperlink w:history="1" r:id="rIdslgfjtrr2lae90mjivnkd">
               <w:r>
                 <w:rPr>
                   <w:rFonts w:ascii="Arial" w:cs="Arial" w:eastAsia="Arial" w:hAnsi="Arial"/>
@@ -14169,7 +14487,7 @@
             <w:pPr>
               <w:spacing w:after="20" w:before="0"/>
             </w:pPr>
-            <w:hyperlink w:history="1" r:id="rIds8im2tixtdapieofnfwis">
+            <w:hyperlink w:history="1" r:id="rIdmssx-u5wxmcfwtm2zabcl">
               <w:r>
                 <w:rPr>
                   <w:rFonts w:ascii="Arial" w:cs="Arial" w:eastAsia="Arial" w:hAnsi="Arial"/>
@@ -14202,7 +14520,7 @@
               <w:spacing w:after="10" w:before="0"/>
               <w:ind w:left="120"/>
             </w:pPr>
-            <w:hyperlink w:history="1" r:id="rIdh27g0zj-x5rf3j4znufco">
+            <w:hyperlink w:history="1" r:id="rIdtocv8yzzaadizukprmp5o">
               <w:r>
                 <w:rPr>
                   <w:rFonts w:ascii="Arial" w:cs="Arial" w:eastAsia="Arial" w:hAnsi="Arial"/>
@@ -14230,6 +14548,7 @@
           </w:tcPr>
           <w:p>
             <w:pPr>
+              <w:keepNext w:val="false"/>
               <w:spacing w:after="40" w:before="0"/>
               <w:jc w:val="left"/>
             </w:pPr>
@@ -14262,6 +14581,7 @@
           </w:tcPr>
           <w:p>
             <w:pPr>
+              <w:keepNext w:val="false"/>
               <w:spacing w:after="40" w:before="0"/>
               <w:jc w:val="left"/>
             </w:pPr>
@@ -14294,6 +14614,7 @@
           </w:tcPr>
           <w:p>
             <w:pPr>
+              <w:keepNext w:val="false"/>
               <w:spacing w:after="40" w:before="0"/>
               <w:jc w:val="left"/>
             </w:pPr>
@@ -14326,6 +14647,7 @@
           </w:tcPr>
           <w:p>
             <w:pPr>
+              <w:keepNext w:val="false"/>
               <w:spacing w:after="40" w:before="0"/>
               <w:jc w:val="left"/>
             </w:pPr>
@@ -14360,6 +14682,7 @@
           </w:tcPr>
           <w:p>
             <w:pPr>
+              <w:keepNext w:val="false"/>
               <w:spacing w:after="40" w:before="0"/>
               <w:jc w:val="left"/>
             </w:pPr>
@@ -14397,7 +14720,7 @@
             <w:pPr>
               <w:spacing w:after="20" w:before="0"/>
             </w:pPr>
-            <w:hyperlink w:history="1" r:id="rIdy2vutnydfsw7wr_whdzfb">
+            <w:hyperlink w:history="1" r:id="rIdpobzzcz4msbiks_zoeyk-">
               <w:r>
                 <w:rPr>
                   <w:rFonts w:ascii="Arial" w:cs="Arial" w:eastAsia="Arial" w:hAnsi="Arial"/>
@@ -14446,7 +14769,7 @@
               <w:spacing w:after="10" w:before="0"/>
               <w:ind w:left="120"/>
             </w:pPr>
-            <w:hyperlink w:history="1" r:id="rId1_quzc0vihd1fw-ltge-r">
+            <w:hyperlink w:history="1" r:id="rIdzs-x_mkrxuyk4cfn1n1lt">
               <w:r>
                 <w:rPr>
                   <w:rFonts w:ascii="Arial" w:cs="Arial" w:eastAsia="Arial" w:hAnsi="Arial"/>
@@ -14491,7 +14814,7 @@
             <w:pPr>
               <w:spacing w:after="20" w:before="0"/>
             </w:pPr>
-            <w:hyperlink w:history="1" r:id="rIdbzv762rfmqa8ttn-auaib">
+            <w:hyperlink w:history="1" r:id="rIdrcn716olzvdtwl13e-mct">
               <w:r>
                 <w:rPr>
                   <w:rFonts w:ascii="Arial" w:cs="Arial" w:eastAsia="Arial" w:hAnsi="Arial"/>
@@ -14540,7 +14863,7 @@
               <w:spacing w:after="10" w:before="0"/>
               <w:ind w:left="120"/>
             </w:pPr>
-            <w:hyperlink w:history="1" r:id="rIdvgeeyrmgeou-rdwyynhnx">
+            <w:hyperlink w:history="1" r:id="rIdeidrssqy3xxitvua4bwaw">
               <w:r>
                 <w:rPr>
                   <w:rFonts w:ascii="Arial" w:cs="Arial" w:eastAsia="Arial" w:hAnsi="Arial"/>
@@ -14568,6 +14891,7 @@
           </w:tcPr>
           <w:p>
             <w:pPr>
+              <w:keepNext w:val="false"/>
               <w:spacing w:after="40" w:before="0"/>
               <w:jc w:val="left"/>
             </w:pPr>
@@ -14600,6 +14924,7 @@
           </w:tcPr>
           <w:p>
             <w:pPr>
+              <w:keepNext w:val="false"/>
               <w:spacing w:after="40" w:before="0"/>
               <w:jc w:val="left"/>
             </w:pPr>
@@ -14632,6 +14957,7 @@
           </w:tcPr>
           <w:p>
             <w:pPr>
+              <w:keepNext w:val="false"/>
               <w:spacing w:after="40" w:before="0"/>
               <w:jc w:val="left"/>
             </w:pPr>
@@ -14664,6 +14990,7 @@
           </w:tcPr>
           <w:p>
             <w:pPr>
+              <w:keepNext w:val="false"/>
               <w:spacing w:after="40" w:before="0"/>
               <w:jc w:val="left"/>
             </w:pPr>
@@ -14723,6 +15050,7 @@
           </w:tcPr>
           <w:p>
             <w:pPr>
+              <w:keepNext w:val="false"/>
               <w:spacing w:after="40" w:before="0"/>
               <w:jc w:val="center"/>
             </w:pPr>
@@ -14757,6 +15085,7 @@
           </w:tcPr>
           <w:p>
             <w:pPr>
+              <w:keepNext w:val="false"/>
               <w:spacing w:after="40" w:before="0"/>
               <w:jc w:val="left"/>
             </w:pPr>
@@ -14818,6 +15147,7 @@
           </w:tcPr>
           <w:p>
             <w:pPr>
+              <w:keepNext w:val="false"/>
               <w:spacing w:after="40" w:before="0"/>
               <w:jc w:val="center"/>
             </w:pPr>
@@ -14852,6 +15182,7 @@
           </w:tcPr>
           <w:p>
             <w:pPr>
+              <w:keepNext w:val="false"/>
               <w:spacing w:after="40" w:before="0"/>
               <w:jc w:val="left"/>
             </w:pPr>
@@ -14884,6 +15215,7 @@
           </w:tcPr>
           <w:p>
             <w:pPr>
+              <w:keepNext w:val="false"/>
               <w:spacing w:after="40" w:before="0"/>
               <w:jc w:val="left"/>
             </w:pPr>
@@ -14918,6 +15250,7 @@
           </w:tcPr>
           <w:p>
             <w:pPr>
+              <w:keepNext w:val="false"/>
               <w:spacing w:after="40" w:before="0"/>
               <w:jc w:val="left"/>
             </w:pPr>
@@ -14950,6 +15283,7 @@
           </w:tcPr>
           <w:p>
             <w:pPr>
+              <w:keepNext w:val="false"/>
               <w:spacing w:after="40" w:before="0"/>
               <w:jc w:val="left"/>
             </w:pPr>
@@ -14984,6 +15318,7 @@
           </w:tcPr>
           <w:p>
             <w:pPr>
+              <w:keepNext w:val="false"/>
               <w:spacing w:after="40" w:before="0"/>
               <w:jc w:val="left"/>
             </w:pPr>
@@ -15016,6 +15351,7 @@
           </w:tcPr>
           <w:p>
             <w:pPr>
+              <w:keepNext w:val="false"/>
               <w:spacing w:after="40" w:before="0"/>
               <w:jc w:val="left"/>
             </w:pPr>
@@ -15052,7 +15388,7 @@
         </w:rPr>
         <w:t xml:space="preserve">© 2026 SeaVuria and ARES. Aligned with KICD objectives. Developed by SeaVuria; technical implementation by ARES (with AI assistance from Claude). Licensed under </w:t>
       </w:r>
-      <w:hyperlink w:history="1" r:id="rId5upeunmgg709hzvdbah6i">
+      <w:hyperlink w:history="1" r:id="rId4uoz622ddijvhkxwmflzd">
         <w:r>
           <w:rPr>
             <w:rFonts w:ascii="Arial" w:cs="Arial" w:eastAsia="Arial" w:hAnsi="Arial"/>
@@ -15073,7 +15409,7 @@
         </w:rPr>
         <w:t xml:space="preserve"> (</w:t>
       </w:r>
-      <w:hyperlink w:history="1" r:id="rIdaddwcvqarqonwrcacazqb">
+      <w:hyperlink w:history="1" r:id="rId4i8ycg1jb3szdrh9ff4uq">
         <w:r>
           <w:rPr>
             <w:rFonts w:ascii="Arial" w:cs="Arial" w:eastAsia="Arial" w:hAnsi="Arial"/>
@@ -15133,6 +15469,7 @@
           </w:tcPr>
           <w:p>
             <w:pPr>
+              <w:keepNext w:val="false"/>
               <w:spacing w:after="40" w:before="0"/>
               <w:jc w:val="center"/>
             </w:pPr>
@@ -15168,6 +15505,7 @@
           </w:tcPr>
           <w:p>
             <w:pPr>
+              <w:keepNext w:val="false"/>
               <w:spacing w:after="40" w:before="0"/>
               <w:jc w:val="center"/>
             </w:pPr>
@@ -15202,6 +15540,7 @@
           </w:tcPr>
           <w:p>
             <w:pPr>
+              <w:keepNext w:val="false"/>
               <w:spacing w:after="40" w:before="0"/>
               <w:jc w:val="left"/>
             </w:pPr>
@@ -15234,6 +15573,7 @@
           </w:tcPr>
           <w:p>
             <w:pPr>
+              <w:keepNext w:val="false"/>
               <w:spacing w:after="40" w:before="0"/>
               <w:jc w:val="left"/>
             </w:pPr>
@@ -15268,6 +15608,7 @@
           </w:tcPr>
           <w:p>
             <w:pPr>
+              <w:keepNext w:val="false"/>
               <w:spacing w:after="40" w:before="0"/>
               <w:jc w:val="left"/>
             </w:pPr>
@@ -15300,6 +15641,7 @@
           </w:tcPr>
           <w:p>
             <w:pPr>
+              <w:keepNext w:val="false"/>
               <w:spacing w:after="40" w:before="0"/>
               <w:jc w:val="left"/>
             </w:pPr>
@@ -15334,6 +15676,7 @@
           </w:tcPr>
           <w:p>
             <w:pPr>
+              <w:keepNext w:val="false"/>
               <w:spacing w:after="40" w:before="0"/>
               <w:jc w:val="left"/>
             </w:pPr>
@@ -15366,6 +15709,7 @@
           </w:tcPr>
           <w:p>
             <w:pPr>
+              <w:keepNext w:val="false"/>
               <w:spacing w:after="40" w:before="0"/>
               <w:jc w:val="left"/>
             </w:pPr>
@@ -15400,6 +15744,7 @@
           </w:tcPr>
           <w:p>
             <w:pPr>
+              <w:keepNext w:val="false"/>
               <w:spacing w:after="40" w:before="0"/>
               <w:jc w:val="left"/>
             </w:pPr>
@@ -15432,6 +15777,7 @@
           </w:tcPr>
           <w:p>
             <w:pPr>
+              <w:keepNext w:val="false"/>
               <w:spacing w:after="40" w:before="0"/>
               <w:jc w:val="left"/>
             </w:pPr>
@@ -15466,6 +15812,7 @@
           </w:tcPr>
           <w:p>
             <w:pPr>
+              <w:keepNext w:val="false"/>
               <w:spacing w:after="40" w:before="0"/>
               <w:jc w:val="left"/>
             </w:pPr>
@@ -15498,6 +15845,7 @@
           </w:tcPr>
           <w:p>
             <w:pPr>
+              <w:keepNext w:val="false"/>
               <w:spacing w:after="40" w:before="0"/>
               <w:jc w:val="left"/>
             </w:pPr>
@@ -15532,6 +15880,7 @@
           </w:tcPr>
           <w:p>
             <w:pPr>
+              <w:keepNext w:val="false"/>
               <w:spacing w:after="40" w:before="0"/>
               <w:jc w:val="left"/>
             </w:pPr>
@@ -15564,6 +15913,7 @@
           </w:tcPr>
           <w:p>
             <w:pPr>
+              <w:keepNext w:val="false"/>
               <w:spacing w:after="40" w:before="0"/>
               <w:jc w:val="left"/>
             </w:pPr>
@@ -15598,6 +15948,7 @@
           </w:tcPr>
           <w:p>
             <w:pPr>
+              <w:keepNext w:val="false"/>
               <w:spacing w:after="40" w:before="0"/>
               <w:jc w:val="left"/>
             </w:pPr>
@@ -15630,6 +15981,7 @@
           </w:tcPr>
           <w:p>
             <w:pPr>
+              <w:keepNext w:val="false"/>
               <w:spacing w:after="40" w:before="0"/>
               <w:jc w:val="left"/>
             </w:pPr>
@@ -15664,6 +16016,7 @@
           </w:tcPr>
           <w:p>
             <w:pPr>
+              <w:keepNext w:val="false"/>
               <w:spacing w:after="40" w:before="0"/>
               <w:jc w:val="left"/>
             </w:pPr>
@@ -15696,6 +16049,7 @@
           </w:tcPr>
           <w:p>
             <w:pPr>
+              <w:keepNext w:val="false"/>
               <w:spacing w:after="40" w:before="0"/>
               <w:jc w:val="left"/>
             </w:pPr>
@@ -15755,6 +16109,7 @@
           </w:tcPr>
           <w:p>
             <w:pPr>
+              <w:keepNext w:val="false"/>
               <w:spacing w:after="40" w:before="0"/>
               <w:jc w:val="center"/>
             </w:pPr>
@@ -15789,6 +16144,7 @@
           </w:tcPr>
           <w:p>
             <w:pPr>
+              <w:keepNext w:val="false"/>
               <w:spacing w:after="40" w:before="0"/>
               <w:jc w:val="left"/>
             </w:pPr>
@@ -15853,6 +16209,7 @@
           </w:tcPr>
           <w:p>
             <w:pPr>
+              <w:keepNext w:val="false"/>
               <w:spacing w:after="40" w:before="0"/>
               <w:jc w:val="center"/>
             </w:pPr>
@@ -15887,6 +16244,7 @@
           </w:tcPr>
           <w:p>
             <w:pPr>
+              <w:keepNext w:val="false"/>
               <w:spacing w:after="40" w:before="0"/>
               <w:jc w:val="left"/>
             </w:pPr>
@@ -15919,6 +16277,7 @@
           </w:tcPr>
           <w:p>
             <w:pPr>
+              <w:keepNext w:val="false"/>
               <w:spacing w:after="40" w:before="0"/>
               <w:jc w:val="left"/>
             </w:pPr>
@@ -15951,6 +16310,7 @@
           </w:tcPr>
           <w:p>
             <w:pPr>
+              <w:keepNext w:val="false"/>
               <w:spacing w:after="40" w:before="0"/>
               <w:jc w:val="left"/>
             </w:pPr>
@@ -15983,6 +16343,7 @@
           </w:tcPr>
           <w:p>
             <w:pPr>
+              <w:keepNext w:val="false"/>
               <w:spacing w:after="40" w:before="0"/>
               <w:jc w:val="left"/>
             </w:pPr>
@@ -16015,6 +16376,7 @@
           </w:tcPr>
           <w:p>
             <w:pPr>
+              <w:keepNext w:val="false"/>
               <w:spacing w:after="40" w:before="0"/>
               <w:jc w:val="left"/>
             </w:pPr>
@@ -16049,6 +16411,7 @@
           </w:tcPr>
           <w:p>
             <w:pPr>
+              <w:keepNext w:val="false"/>
               <w:spacing w:after="40" w:before="0"/>
               <w:jc w:val="left"/>
             </w:pPr>
@@ -16086,7 +16449,7 @@
             <w:pPr>
               <w:spacing w:after="20" w:before="0"/>
             </w:pPr>
-            <w:hyperlink w:history="1" r:id="rIdwqzn7dsbrhtr4vu5xj_ai">
+            <w:hyperlink w:history="1" r:id="rIdwp19dm-lmmuc2logklk8p">
               <w:r>
                 <w:rPr>
                   <w:rFonts w:ascii="Arial" w:cs="Arial" w:eastAsia="Arial" w:hAnsi="Arial"/>
@@ -16119,7 +16482,7 @@
               <w:spacing w:after="10" w:before="0"/>
               <w:ind w:left="120"/>
             </w:pPr>
-            <w:hyperlink w:history="1" r:id="rIdj4it2uzg6k1qe45wmqk0k">
+            <w:hyperlink w:history="1" r:id="rIdyckvidj__glqytwemsisu">
               <w:r>
                 <w:rPr>
                   <w:rFonts w:ascii="Arial" w:cs="Arial" w:eastAsia="Arial" w:hAnsi="Arial"/>
@@ -16164,7 +16527,7 @@
             <w:pPr>
               <w:spacing w:after="20" w:before="0"/>
             </w:pPr>
-            <w:hyperlink w:history="1" r:id="rIdbquzwcqskqy5r_sss0m5d">
+            <w:hyperlink w:history="1" r:id="rIdhnj2npz6jlvhi3fugqvj4">
               <w:r>
                 <w:rPr>
                   <w:rFonts w:ascii="Arial" w:cs="Arial" w:eastAsia="Arial" w:hAnsi="Arial"/>
@@ -16197,7 +16560,7 @@
               <w:spacing w:after="10" w:before="0"/>
               <w:ind w:left="120"/>
             </w:pPr>
-            <w:hyperlink w:history="1" r:id="rIdeempbjgvsv3sk_94oylx7">
+            <w:hyperlink w:history="1" r:id="rIdxxm8emklgbs5futd6pibm">
               <w:r>
                 <w:rPr>
                   <w:rFonts w:ascii="Arial" w:cs="Arial" w:eastAsia="Arial" w:hAnsi="Arial"/>
@@ -16225,6 +16588,7 @@
           </w:tcPr>
           <w:p>
             <w:pPr>
+              <w:keepNext w:val="false"/>
               <w:spacing w:after="40" w:before="0"/>
               <w:jc w:val="left"/>
             </w:pPr>
@@ -16257,6 +16621,7 @@
           </w:tcPr>
           <w:p>
             <w:pPr>
+              <w:keepNext w:val="false"/>
               <w:spacing w:after="40" w:before="0"/>
               <w:jc w:val="left"/>
             </w:pPr>
@@ -16289,6 +16654,7 @@
           </w:tcPr>
           <w:p>
             <w:pPr>
+              <w:keepNext w:val="false"/>
               <w:spacing w:after="40" w:before="0"/>
               <w:jc w:val="left"/>
             </w:pPr>
@@ -16321,6 +16687,7 @@
           </w:tcPr>
           <w:p>
             <w:pPr>
+              <w:keepNext w:val="false"/>
               <w:spacing w:after="40" w:before="0"/>
               <w:jc w:val="left"/>
             </w:pPr>
@@ -16355,6 +16722,7 @@
           </w:tcPr>
           <w:p>
             <w:pPr>
+              <w:keepNext w:val="false"/>
               <w:spacing w:after="40" w:before="0"/>
               <w:jc w:val="left"/>
             </w:pPr>
@@ -16392,7 +16760,7 @@
             <w:pPr>
               <w:spacing w:after="20" w:before="0"/>
             </w:pPr>
-            <w:hyperlink w:history="1" r:id="rIda9h1tddc5mlpscmx38i-r">
+            <w:hyperlink w:history="1" r:id="rIdh8ze4qt_1bv9conqctuhr">
               <w:r>
                 <w:rPr>
                   <w:rFonts w:ascii="Arial" w:cs="Arial" w:eastAsia="Arial" w:hAnsi="Arial"/>
@@ -16425,7 +16793,7 @@
               <w:spacing w:after="10" w:before="0"/>
               <w:ind w:left="120"/>
             </w:pPr>
-            <w:hyperlink w:history="1" r:id="rIddzhmnfgw73kcayka28vsk">
+            <w:hyperlink w:history="1" r:id="rId31znt_xv7nwyl4edxn-1i">
               <w:r>
                 <w:rPr>
                   <w:rFonts w:ascii="Arial" w:cs="Arial" w:eastAsia="Arial" w:hAnsi="Arial"/>
@@ -16470,7 +16838,7 @@
             <w:pPr>
               <w:spacing w:after="20" w:before="0"/>
             </w:pPr>
-            <w:hyperlink w:history="1" r:id="rIdpsqih8hoa7hqptrz2e8xn">
+            <w:hyperlink w:history="1" r:id="rId9mwgam4avciuwot-gmbh-">
               <w:r>
                 <w:rPr>
                   <w:rFonts w:ascii="Arial" w:cs="Arial" w:eastAsia="Arial" w:hAnsi="Arial"/>
@@ -16503,7 +16871,7 @@
               <w:spacing w:after="10" w:before="0"/>
               <w:ind w:left="120"/>
             </w:pPr>
-            <w:hyperlink w:history="1" r:id="rIddzce8nxqin-6zj9dytsnt">
+            <w:hyperlink w:history="1" r:id="rIdfu2lfcuubu-txhuzlqr3n">
               <w:r>
                 <w:rPr>
                   <w:rFonts w:ascii="Arial" w:cs="Arial" w:eastAsia="Arial" w:hAnsi="Arial"/>
@@ -16531,6 +16899,7 @@
           </w:tcPr>
           <w:p>
             <w:pPr>
+              <w:keepNext w:val="false"/>
               <w:spacing w:after="40" w:before="0"/>
               <w:jc w:val="left"/>
             </w:pPr>
@@ -16563,6 +16932,7 @@
           </w:tcPr>
           <w:p>
             <w:pPr>
+              <w:keepNext w:val="false"/>
               <w:spacing w:after="40" w:before="0"/>
               <w:jc w:val="left"/>
             </w:pPr>
@@ -16595,6 +16965,7 @@
           </w:tcPr>
           <w:p>
             <w:pPr>
+              <w:keepNext w:val="false"/>
               <w:spacing w:after="40" w:before="0"/>
               <w:jc w:val="left"/>
             </w:pPr>
@@ -16627,6 +16998,7 @@
           </w:tcPr>
           <w:p>
             <w:pPr>
+              <w:keepNext w:val="false"/>
               <w:spacing w:after="40" w:before="0"/>
               <w:jc w:val="left"/>
             </w:pPr>
@@ -16661,6 +17033,7 @@
           </w:tcPr>
           <w:p>
             <w:pPr>
+              <w:keepNext w:val="false"/>
               <w:spacing w:after="40" w:before="0"/>
               <w:jc w:val="left"/>
             </w:pPr>
@@ -16698,7 +17071,7 @@
             <w:pPr>
               <w:spacing w:after="20" w:before="0"/>
             </w:pPr>
-            <w:hyperlink w:history="1" r:id="rIdnojsioiyg5lpcrbnyen5_">
+            <w:hyperlink w:history="1" r:id="rIdghhgy7bzgweqscl9izkxy">
               <w:r>
                 <w:rPr>
                   <w:rFonts w:ascii="Arial" w:cs="Arial" w:eastAsia="Arial" w:hAnsi="Arial"/>
@@ -16731,7 +17104,7 @@
               <w:spacing w:after="10" w:before="0"/>
               <w:ind w:left="120"/>
             </w:pPr>
-            <w:hyperlink w:history="1" r:id="rIdopytgglsio3fehpdx5aqr">
+            <w:hyperlink w:history="1" r:id="rIdkqvjkvzid1rotqco7kzos">
               <w:r>
                 <w:rPr>
                   <w:rFonts w:ascii="Arial" w:cs="Arial" w:eastAsia="Arial" w:hAnsi="Arial"/>
@@ -16776,7 +17149,7 @@
             <w:pPr>
               <w:spacing w:after="20" w:before="0"/>
             </w:pPr>
-            <w:hyperlink w:history="1" r:id="rIdpul_c1642svffnkyzuqg1">
+            <w:hyperlink w:history="1" r:id="rIdhimdx2dhsj_pg_je4yaj2">
               <w:r>
                 <w:rPr>
                   <w:rFonts w:ascii="Arial" w:cs="Arial" w:eastAsia="Arial" w:hAnsi="Arial"/>
@@ -16825,7 +17198,7 @@
               <w:spacing w:after="10" w:before="0"/>
               <w:ind w:left="120"/>
             </w:pPr>
-            <w:hyperlink w:history="1" r:id="rIdbfhoz_qvyofj65a-ktyzp">
+            <w:hyperlink w:history="1" r:id="rId0f7wpwebtor8b_7rloftn">
               <w:r>
                 <w:rPr>
                   <w:rFonts w:ascii="Arial" w:cs="Arial" w:eastAsia="Arial" w:hAnsi="Arial"/>
@@ -16853,6 +17226,7 @@
           </w:tcPr>
           <w:p>
             <w:pPr>
+              <w:keepNext w:val="false"/>
               <w:spacing w:after="40" w:before="0"/>
               <w:jc w:val="left"/>
             </w:pPr>
@@ -16885,6 +17259,7 @@
           </w:tcPr>
           <w:p>
             <w:pPr>
+              <w:keepNext w:val="false"/>
               <w:spacing w:after="40" w:before="0"/>
               <w:jc w:val="left"/>
             </w:pPr>
@@ -16917,6 +17292,7 @@
           </w:tcPr>
           <w:p>
             <w:pPr>
+              <w:keepNext w:val="false"/>
               <w:spacing w:after="40" w:before="0"/>
               <w:jc w:val="left"/>
             </w:pPr>
@@ -16949,6 +17325,7 @@
           </w:tcPr>
           <w:p>
             <w:pPr>
+              <w:keepNext w:val="false"/>
               <w:spacing w:after="40" w:before="0"/>
               <w:jc w:val="left"/>
             </w:pPr>
@@ -16983,6 +17360,7 @@
           </w:tcPr>
           <w:p>
             <w:pPr>
+              <w:keepNext w:val="false"/>
               <w:spacing w:after="40" w:before="0"/>
               <w:jc w:val="left"/>
             </w:pPr>
@@ -17020,7 +17398,7 @@
             <w:pPr>
               <w:spacing w:after="20" w:before="0"/>
             </w:pPr>
-            <w:hyperlink w:history="1" r:id="rIdh8a_ae-bjp4shysz5oewj">
+            <w:hyperlink w:history="1" r:id="rIdcyw05vbzlvoyalxxbdwa8">
               <w:r>
                 <w:rPr>
                   <w:rFonts w:ascii="Arial" w:cs="Arial" w:eastAsia="Arial" w:hAnsi="Arial"/>
@@ -17053,7 +17431,7 @@
               <w:spacing w:after="10" w:before="0"/>
               <w:ind w:left="120"/>
             </w:pPr>
-            <w:hyperlink w:history="1" r:id="rIdcf7i-_oh-7cqv-e-cgzug">
+            <w:hyperlink w:history="1" r:id="rIdjtxrci4lc-bt49zztauea">
               <w:r>
                 <w:rPr>
                   <w:rFonts w:ascii="Arial" w:cs="Arial" w:eastAsia="Arial" w:hAnsi="Arial"/>
@@ -17098,7 +17476,7 @@
             <w:pPr>
               <w:spacing w:after="20" w:before="0"/>
             </w:pPr>
-            <w:hyperlink w:history="1" r:id="rIdrooindvv7nxxl0ntblzav">
+            <w:hyperlink w:history="1" r:id="rIdh0ii8ddut0qafygydqjx2">
               <w:r>
                 <w:rPr>
                   <w:rFonts w:ascii="Arial" w:cs="Arial" w:eastAsia="Arial" w:hAnsi="Arial"/>
@@ -17147,7 +17525,7 @@
               <w:spacing w:after="10" w:before="0"/>
               <w:ind w:left="120"/>
             </w:pPr>
-            <w:hyperlink w:history="1" r:id="rId4vq_pog0czse4hz6sgo-b">
+            <w:hyperlink w:history="1" r:id="rIdh3cpa5noauaq9fh9x8-3v">
               <w:r>
                 <w:rPr>
                   <w:rFonts w:ascii="Arial" w:cs="Arial" w:eastAsia="Arial" w:hAnsi="Arial"/>
@@ -17175,6 +17553,7 @@
           </w:tcPr>
           <w:p>
             <w:pPr>
+              <w:keepNext w:val="false"/>
               <w:spacing w:after="40" w:before="0"/>
               <w:jc w:val="left"/>
             </w:pPr>
@@ -17207,6 +17586,7 @@
           </w:tcPr>
           <w:p>
             <w:pPr>
+              <w:keepNext w:val="false"/>
               <w:spacing w:after="40" w:before="0"/>
               <w:jc w:val="left"/>
             </w:pPr>
@@ -17239,6 +17619,7 @@
           </w:tcPr>
           <w:p>
             <w:pPr>
+              <w:keepNext w:val="false"/>
               <w:spacing w:after="40" w:before="0"/>
               <w:jc w:val="left"/>
             </w:pPr>
@@ -17271,6 +17652,7 @@
           </w:tcPr>
           <w:p>
             <w:pPr>
+              <w:keepNext w:val="false"/>
               <w:spacing w:after="40" w:before="0"/>
               <w:jc w:val="left"/>
             </w:pPr>
@@ -17305,6 +17687,7 @@
           </w:tcPr>
           <w:p>
             <w:pPr>
+              <w:keepNext w:val="false"/>
               <w:spacing w:after="40" w:before="0"/>
               <w:jc w:val="left"/>
             </w:pPr>
@@ -17342,7 +17725,7 @@
             <w:pPr>
               <w:spacing w:after="20" w:before="0"/>
             </w:pPr>
-            <w:hyperlink w:history="1" r:id="rId-21g1jzo86ao8kprlbl8l">
+            <w:hyperlink w:history="1" r:id="rId1mkdhh1hbujddyedqszdd">
               <w:r>
                 <w:rPr>
                   <w:rFonts w:ascii="Arial" w:cs="Arial" w:eastAsia="Arial" w:hAnsi="Arial"/>
@@ -17391,7 +17774,7 @@
               <w:spacing w:after="10" w:before="0"/>
               <w:ind w:left="120"/>
             </w:pPr>
-            <w:hyperlink w:history="1" r:id="rId1ig4s9nlir9uqewthqw1b">
+            <w:hyperlink w:history="1" r:id="rIdsy7suzr3cnrjtxbcqr5bz">
               <w:r>
                 <w:rPr>
                   <w:rFonts w:ascii="Arial" w:cs="Arial" w:eastAsia="Arial" w:hAnsi="Arial"/>
@@ -17436,7 +17819,7 @@
             <w:pPr>
               <w:spacing w:after="20" w:before="0"/>
             </w:pPr>
-            <w:hyperlink w:history="1" r:id="rIduxbowjhtswqvkouqv-uad">
+            <w:hyperlink w:history="1" r:id="rIda5qvmmkw_nxud8tyjwkmk">
               <w:r>
                 <w:rPr>
                   <w:rFonts w:ascii="Arial" w:cs="Arial" w:eastAsia="Arial" w:hAnsi="Arial"/>
@@ -17485,7 +17868,7 @@
               <w:spacing w:after="10" w:before="0"/>
               <w:ind w:left="120"/>
             </w:pPr>
-            <w:hyperlink w:history="1" r:id="rIdqtzitbzcs_g_25b-9pkn1">
+            <w:hyperlink w:history="1" r:id="rIdlm62x_b7ixg0gy1d_owww">
               <w:r>
                 <w:rPr>
                   <w:rFonts w:ascii="Arial" w:cs="Arial" w:eastAsia="Arial" w:hAnsi="Arial"/>
@@ -17513,6 +17896,7 @@
           </w:tcPr>
           <w:p>
             <w:pPr>
+              <w:keepNext w:val="false"/>
               <w:spacing w:after="40" w:before="0"/>
               <w:jc w:val="left"/>
             </w:pPr>
@@ -17545,6 +17929,7 @@
           </w:tcPr>
           <w:p>
             <w:pPr>
+              <w:keepNext w:val="false"/>
               <w:spacing w:after="40" w:before="0"/>
               <w:jc w:val="left"/>
             </w:pPr>
@@ -17577,6 +17962,7 @@
           </w:tcPr>
           <w:p>
             <w:pPr>
+              <w:keepNext w:val="false"/>
               <w:spacing w:after="40" w:before="0"/>
               <w:jc w:val="left"/>
             </w:pPr>
@@ -17609,6 +17995,7 @@
           </w:tcPr>
           <w:p>
             <w:pPr>
+              <w:keepNext w:val="false"/>
               <w:spacing w:after="40" w:before="0"/>
               <w:jc w:val="left"/>
             </w:pPr>
@@ -17668,6 +18055,7 @@
           </w:tcPr>
           <w:p>
             <w:pPr>
+              <w:keepNext w:val="false"/>
               <w:spacing w:after="40" w:before="0"/>
               <w:jc w:val="center"/>
             </w:pPr>
@@ -17702,6 +18090,7 @@
           </w:tcPr>
           <w:p>
             <w:pPr>
+              <w:keepNext w:val="false"/>
               <w:spacing w:after="40" w:before="0"/>
               <w:jc w:val="left"/>
             </w:pPr>
@@ -17763,6 +18152,7 @@
           </w:tcPr>
           <w:p>
             <w:pPr>
+              <w:keepNext w:val="false"/>
               <w:spacing w:after="40" w:before="0"/>
               <w:jc w:val="center"/>
             </w:pPr>
@@ -17797,6 +18187,7 @@
           </w:tcPr>
           <w:p>
             <w:pPr>
+              <w:keepNext w:val="false"/>
               <w:spacing w:after="40" w:before="0"/>
               <w:jc w:val="left"/>
             </w:pPr>
@@ -17829,6 +18220,7 @@
           </w:tcPr>
           <w:p>
             <w:pPr>
+              <w:keepNext w:val="false"/>
               <w:spacing w:after="40" w:before="0"/>
               <w:jc w:val="left"/>
             </w:pPr>
@@ -17863,6 +18255,7 @@
           </w:tcPr>
           <w:p>
             <w:pPr>
+              <w:keepNext w:val="false"/>
               <w:spacing w:after="40" w:before="0"/>
               <w:jc w:val="left"/>
             </w:pPr>
@@ -17895,6 +18288,7 @@
           </w:tcPr>
           <w:p>
             <w:pPr>
+              <w:keepNext w:val="false"/>
               <w:spacing w:after="40" w:before="0"/>
               <w:jc w:val="left"/>
             </w:pPr>
@@ -17929,6 +18323,7 @@
           </w:tcPr>
           <w:p>
             <w:pPr>
+              <w:keepNext w:val="false"/>
               <w:spacing w:after="40" w:before="0"/>
               <w:jc w:val="left"/>
             </w:pPr>
@@ -17961,6 +18356,7 @@
           </w:tcPr>
           <w:p>
             <w:pPr>
+              <w:keepNext w:val="false"/>
               <w:spacing w:after="40" w:before="0"/>
               <w:jc w:val="left"/>
             </w:pPr>
@@ -17997,7 +18393,7 @@
         </w:rPr>
         <w:t xml:space="preserve">© 2026 SeaVuria and ARES. Aligned with KICD objectives. Developed by SeaVuria; technical implementation by ARES (with AI assistance from Claude). Licensed under </w:t>
       </w:r>
-      <w:hyperlink w:history="1" r:id="rIdct-ixqbzdf2oamqr95msh">
+      <w:hyperlink w:history="1" r:id="rIdnw5vuzxbuszkjeyhgwqe5">
         <w:r>
           <w:rPr>
             <w:rFonts w:ascii="Arial" w:cs="Arial" w:eastAsia="Arial" w:hAnsi="Arial"/>
@@ -18018,7 +18414,7 @@
         </w:rPr>
         <w:t xml:space="preserve"> (</w:t>
       </w:r>
-      <w:hyperlink w:history="1" r:id="rIdzoeb_lo7csmxhenwyoqvy">
+      <w:hyperlink w:history="1" r:id="rIdqklvzvypfukddvyt7k_ok">
         <w:r>
           <w:rPr>
             <w:rFonts w:ascii="Arial" w:cs="Arial" w:eastAsia="Arial" w:hAnsi="Arial"/>
@@ -18078,6 +18474,7 @@
           </w:tcPr>
           <w:p>
             <w:pPr>
+              <w:keepNext w:val="false"/>
               <w:spacing w:after="40" w:before="0"/>
               <w:jc w:val="center"/>
             </w:pPr>
@@ -18113,6 +18510,7 @@
           </w:tcPr>
           <w:p>
             <w:pPr>
+              <w:keepNext w:val="false"/>
               <w:spacing w:after="40" w:before="0"/>
               <w:jc w:val="center"/>
             </w:pPr>
@@ -18147,6 +18545,7 @@
           </w:tcPr>
           <w:p>
             <w:pPr>
+              <w:keepNext w:val="false"/>
               <w:spacing w:after="40" w:before="0"/>
               <w:jc w:val="left"/>
             </w:pPr>
@@ -18179,6 +18578,7 @@
           </w:tcPr>
           <w:p>
             <w:pPr>
+              <w:keepNext w:val="false"/>
               <w:spacing w:after="40" w:before="0"/>
               <w:jc w:val="left"/>
             </w:pPr>
@@ -18213,6 +18613,7 @@
           </w:tcPr>
           <w:p>
             <w:pPr>
+              <w:keepNext w:val="false"/>
               <w:spacing w:after="40" w:before="0"/>
               <w:jc w:val="left"/>
             </w:pPr>
@@ -18245,6 +18646,7 @@
           </w:tcPr>
           <w:p>
             <w:pPr>
+              <w:keepNext w:val="false"/>
               <w:spacing w:after="40" w:before="0"/>
               <w:jc w:val="left"/>
             </w:pPr>
@@ -18279,6 +18681,7 @@
           </w:tcPr>
           <w:p>
             <w:pPr>
+              <w:keepNext w:val="false"/>
               <w:spacing w:after="40" w:before="0"/>
               <w:jc w:val="left"/>
             </w:pPr>
@@ -18311,6 +18714,7 @@
           </w:tcPr>
           <w:p>
             <w:pPr>
+              <w:keepNext w:val="false"/>
               <w:spacing w:after="40" w:before="0"/>
               <w:jc w:val="left"/>
             </w:pPr>
@@ -18345,6 +18749,7 @@
           </w:tcPr>
           <w:p>
             <w:pPr>
+              <w:keepNext w:val="false"/>
               <w:spacing w:after="40" w:before="0"/>
               <w:jc w:val="left"/>
             </w:pPr>
@@ -18377,6 +18782,7 @@
           </w:tcPr>
           <w:p>
             <w:pPr>
+              <w:keepNext w:val="false"/>
               <w:spacing w:after="40" w:before="0"/>
               <w:jc w:val="left"/>
             </w:pPr>
@@ -18411,6 +18817,7 @@
           </w:tcPr>
           <w:p>
             <w:pPr>
+              <w:keepNext w:val="false"/>
               <w:spacing w:after="40" w:before="0"/>
               <w:jc w:val="left"/>
             </w:pPr>
@@ -18443,6 +18850,7 @@
           </w:tcPr>
           <w:p>
             <w:pPr>
+              <w:keepNext w:val="false"/>
               <w:spacing w:after="40" w:before="0"/>
               <w:jc w:val="left"/>
             </w:pPr>
@@ -18477,6 +18885,7 @@
           </w:tcPr>
           <w:p>
             <w:pPr>
+              <w:keepNext w:val="false"/>
               <w:spacing w:after="40" w:before="0"/>
               <w:jc w:val="left"/>
             </w:pPr>
@@ -18509,6 +18918,7 @@
           </w:tcPr>
           <w:p>
             <w:pPr>
+              <w:keepNext w:val="false"/>
               <w:spacing w:after="40" w:before="0"/>
               <w:jc w:val="left"/>
             </w:pPr>
@@ -18543,6 +18953,7 @@
           </w:tcPr>
           <w:p>
             <w:pPr>
+              <w:keepNext w:val="false"/>
               <w:spacing w:after="40" w:before="0"/>
               <w:jc w:val="left"/>
             </w:pPr>
@@ -18575,6 +18986,7 @@
           </w:tcPr>
           <w:p>
             <w:pPr>
+              <w:keepNext w:val="false"/>
               <w:spacing w:after="40" w:before="0"/>
               <w:jc w:val="left"/>
             </w:pPr>
@@ -18609,6 +19021,7 @@
           </w:tcPr>
           <w:p>
             <w:pPr>
+              <w:keepNext w:val="false"/>
               <w:spacing w:after="40" w:before="0"/>
               <w:jc w:val="left"/>
             </w:pPr>
@@ -18641,6 +19054,7 @@
           </w:tcPr>
           <w:p>
             <w:pPr>
+              <w:keepNext w:val="false"/>
               <w:spacing w:after="40" w:before="0"/>
               <w:jc w:val="left"/>
             </w:pPr>
@@ -18700,6 +19114,7 @@
           </w:tcPr>
           <w:p>
             <w:pPr>
+              <w:keepNext w:val="false"/>
               <w:spacing w:after="40" w:before="0"/>
               <w:jc w:val="center"/>
             </w:pPr>
@@ -18734,6 +19149,7 @@
           </w:tcPr>
           <w:p>
             <w:pPr>
+              <w:keepNext w:val="false"/>
               <w:spacing w:after="40" w:before="0"/>
               <w:jc w:val="left"/>
             </w:pPr>
@@ -18798,6 +19214,7 @@
           </w:tcPr>
           <w:p>
             <w:pPr>
+              <w:keepNext w:val="false"/>
               <w:spacing w:after="40" w:before="0"/>
               <w:jc w:val="center"/>
             </w:pPr>
@@ -18832,6 +19249,7 @@
           </w:tcPr>
           <w:p>
             <w:pPr>
+              <w:keepNext w:val="false"/>
               <w:spacing w:after="40" w:before="0"/>
               <w:jc w:val="left"/>
             </w:pPr>
@@ -18864,6 +19282,7 @@
           </w:tcPr>
           <w:p>
             <w:pPr>
+              <w:keepNext w:val="false"/>
               <w:spacing w:after="40" w:before="0"/>
               <w:jc w:val="left"/>
             </w:pPr>
@@ -18896,6 +19315,7 @@
           </w:tcPr>
           <w:p>
             <w:pPr>
+              <w:keepNext w:val="false"/>
               <w:spacing w:after="40" w:before="0"/>
               <w:jc w:val="left"/>
             </w:pPr>
@@ -18928,6 +19348,7 @@
           </w:tcPr>
           <w:p>
             <w:pPr>
+              <w:keepNext w:val="false"/>
               <w:spacing w:after="40" w:before="0"/>
               <w:jc w:val="left"/>
             </w:pPr>
@@ -18960,6 +19381,7 @@
           </w:tcPr>
           <w:p>
             <w:pPr>
+              <w:keepNext w:val="false"/>
               <w:spacing w:after="40" w:before="0"/>
               <w:jc w:val="left"/>
             </w:pPr>
@@ -18994,6 +19416,7 @@
           </w:tcPr>
           <w:p>
             <w:pPr>
+              <w:keepNext w:val="false"/>
               <w:spacing w:after="40" w:before="0"/>
               <w:jc w:val="left"/>
             </w:pPr>
@@ -19031,7 +19454,7 @@
             <w:pPr>
               <w:spacing w:after="20" w:before="0"/>
             </w:pPr>
-            <w:hyperlink w:history="1" r:id="rIdmu6vzfzvulu-gasdywyto">
+            <w:hyperlink w:history="1" r:id="rIdjuiegnmhormmqfoop7f-k">
               <w:r>
                 <w:rPr>
                   <w:rFonts w:ascii="Arial" w:cs="Arial" w:eastAsia="Arial" w:hAnsi="Arial"/>
@@ -19064,7 +19487,7 @@
               <w:spacing w:after="10" w:before="0"/>
               <w:ind w:left="120"/>
             </w:pPr>
-            <w:hyperlink w:history="1" r:id="rIds4kmvzwty46k28e_vjedd">
+            <w:hyperlink w:history="1" r:id="rIdvmuttxetg-cxkqa9plycn">
               <w:r>
                 <w:rPr>
                   <w:rFonts w:ascii="Arial" w:cs="Arial" w:eastAsia="Arial" w:hAnsi="Arial"/>
@@ -19109,7 +19532,7 @@
             <w:pPr>
               <w:spacing w:after="20" w:before="0"/>
             </w:pPr>
-            <w:hyperlink w:history="1" r:id="rId9d8sg52dw0oqnfwasd1jw">
+            <w:hyperlink w:history="1" r:id="rIdnt8phxj1cqebas4boqhsn">
               <w:r>
                 <w:rPr>
                   <w:rFonts w:ascii="Arial" w:cs="Arial" w:eastAsia="Arial" w:hAnsi="Arial"/>
@@ -19142,7 +19565,7 @@
               <w:spacing w:after="10" w:before="0"/>
               <w:ind w:left="120"/>
             </w:pPr>
-            <w:hyperlink w:history="1" r:id="rIdpm1-78_wfreuueqzf-ajp">
+            <w:hyperlink w:history="1" r:id="rIdo_zzcex28s7o8nt76jyxe">
               <w:r>
                 <w:rPr>
                   <w:rFonts w:ascii="Arial" w:cs="Arial" w:eastAsia="Arial" w:hAnsi="Arial"/>
@@ -19170,6 +19593,7 @@
           </w:tcPr>
           <w:p>
             <w:pPr>
+              <w:keepNext w:val="false"/>
               <w:spacing w:after="40" w:before="0"/>
               <w:jc w:val="left"/>
             </w:pPr>
@@ -19202,6 +19626,7 @@
           </w:tcPr>
           <w:p>
             <w:pPr>
+              <w:keepNext w:val="false"/>
               <w:spacing w:after="40" w:before="0"/>
               <w:jc w:val="left"/>
             </w:pPr>
@@ -19234,6 +19659,7 @@
           </w:tcPr>
           <w:p>
             <w:pPr>
+              <w:keepNext w:val="false"/>
               <w:spacing w:after="40" w:before="0"/>
               <w:jc w:val="left"/>
             </w:pPr>
@@ -19266,6 +19692,7 @@
           </w:tcPr>
           <w:p>
             <w:pPr>
+              <w:keepNext w:val="false"/>
               <w:spacing w:after="40" w:before="0"/>
               <w:jc w:val="left"/>
             </w:pPr>
@@ -19300,6 +19727,7 @@
           </w:tcPr>
           <w:p>
             <w:pPr>
+              <w:keepNext w:val="false"/>
               <w:spacing w:after="40" w:before="0"/>
               <w:jc w:val="left"/>
             </w:pPr>
@@ -19337,7 +19765,7 @@
             <w:pPr>
               <w:spacing w:after="20" w:before="0"/>
             </w:pPr>
-            <w:hyperlink w:history="1" r:id="rIdeb5zbjjw9hgdqzy9_zwy5">
+            <w:hyperlink w:history="1" r:id="rId1gexlgtrcqib_qj5lzot0">
               <w:r>
                 <w:rPr>
                   <w:rFonts w:ascii="Arial" w:cs="Arial" w:eastAsia="Arial" w:hAnsi="Arial"/>
@@ -19370,7 +19798,7 @@
               <w:spacing w:after="10" w:before="0"/>
               <w:ind w:left="120"/>
             </w:pPr>
-            <w:hyperlink w:history="1" r:id="rIdmx9vwuzeyl-gv_glgjhyp">
+            <w:hyperlink w:history="1" r:id="rIdykvoxdigkqoydo1jzxfzd">
               <w:r>
                 <w:rPr>
                   <w:rFonts w:ascii="Arial" w:cs="Arial" w:eastAsia="Arial" w:hAnsi="Arial"/>
@@ -19415,7 +19843,7 @@
             <w:pPr>
               <w:spacing w:after="20" w:before="0"/>
             </w:pPr>
-            <w:hyperlink w:history="1" r:id="rIdwfmmkqihijbs8vajqz9cp">
+            <w:hyperlink w:history="1" r:id="rIdegyou7zqq0rbqnmjn6sii">
               <w:r>
                 <w:rPr>
                   <w:rFonts w:ascii="Arial" w:cs="Arial" w:eastAsia="Arial" w:hAnsi="Arial"/>
@@ -19448,7 +19876,7 @@
               <w:spacing w:after="10" w:before="0"/>
               <w:ind w:left="120"/>
             </w:pPr>
-            <w:hyperlink w:history="1" r:id="rIdvjobm9ufyiomixhunq5_2">
+            <w:hyperlink w:history="1" r:id="rIdqttuwsumgeweug-mpxl6i">
               <w:r>
                 <w:rPr>
                   <w:rFonts w:ascii="Arial" w:cs="Arial" w:eastAsia="Arial" w:hAnsi="Arial"/>
@@ -19476,6 +19904,7 @@
           </w:tcPr>
           <w:p>
             <w:pPr>
+              <w:keepNext w:val="false"/>
               <w:spacing w:after="40" w:before="0"/>
               <w:jc w:val="left"/>
             </w:pPr>
@@ -19508,6 +19937,7 @@
           </w:tcPr>
           <w:p>
             <w:pPr>
+              <w:keepNext w:val="false"/>
               <w:spacing w:after="40" w:before="0"/>
               <w:jc w:val="left"/>
             </w:pPr>
@@ -19540,6 +19970,7 @@
           </w:tcPr>
           <w:p>
             <w:pPr>
+              <w:keepNext w:val="false"/>
               <w:spacing w:after="40" w:before="0"/>
               <w:jc w:val="left"/>
             </w:pPr>
@@ -19572,6 +20003,7 @@
           </w:tcPr>
           <w:p>
             <w:pPr>
+              <w:keepNext w:val="false"/>
               <w:spacing w:after="40" w:before="0"/>
               <w:jc w:val="left"/>
             </w:pPr>
@@ -19606,6 +20038,7 @@
           </w:tcPr>
           <w:p>
             <w:pPr>
+              <w:keepNext w:val="false"/>
               <w:spacing w:after="40" w:before="0"/>
               <w:jc w:val="left"/>
             </w:pPr>
@@ -19643,7 +20076,7 @@
             <w:pPr>
               <w:spacing w:after="20" w:before="0"/>
             </w:pPr>
-            <w:hyperlink w:history="1" r:id="rIdejnje_iehrf80jzyixvz1">
+            <w:hyperlink w:history="1" r:id="rId533qcbwktcprbjwfzruac">
               <w:r>
                 <w:rPr>
                   <w:rFonts w:ascii="Arial" w:cs="Arial" w:eastAsia="Arial" w:hAnsi="Arial"/>
@@ -19692,7 +20125,7 @@
               <w:spacing w:after="10" w:before="0"/>
               <w:ind w:left="120"/>
             </w:pPr>
-            <w:hyperlink w:history="1" r:id="rIdvys8_s-urbp_qvgks_hpz">
+            <w:hyperlink w:history="1" r:id="rId5n5gcdsjg0xw8btyuweny">
               <w:r>
                 <w:rPr>
                   <w:rFonts w:ascii="Arial" w:cs="Arial" w:eastAsia="Arial" w:hAnsi="Arial"/>
@@ -19737,7 +20170,7 @@
             <w:pPr>
               <w:spacing w:after="20" w:before="0"/>
             </w:pPr>
-            <w:hyperlink w:history="1" r:id="rIdz122kh5i7f4vrzmlehxvt">
+            <w:hyperlink w:history="1" r:id="rIdlvyricwzkfqabni442lmu">
               <w:r>
                 <w:rPr>
                   <w:rFonts w:ascii="Arial" w:cs="Arial" w:eastAsia="Arial" w:hAnsi="Arial"/>
@@ -19786,7 +20219,7 @@
               <w:spacing w:after="10" w:before="0"/>
               <w:ind w:left="120"/>
             </w:pPr>
-            <w:hyperlink w:history="1" r:id="rIdgkzv2liv0-kco59ka6b08">
+            <w:hyperlink w:history="1" r:id="rIdqw9kasv7hm3azic7mtshd">
               <w:r>
                 <w:rPr>
                   <w:rFonts w:ascii="Arial" w:cs="Arial" w:eastAsia="Arial" w:hAnsi="Arial"/>
@@ -19814,6 +20247,7 @@
           </w:tcPr>
           <w:p>
             <w:pPr>
+              <w:keepNext w:val="false"/>
               <w:spacing w:after="40" w:before="0"/>
               <w:jc w:val="left"/>
             </w:pPr>
@@ -19846,6 +20280,7 @@
           </w:tcPr>
           <w:p>
             <w:pPr>
+              <w:keepNext w:val="false"/>
               <w:spacing w:after="40" w:before="0"/>
               <w:jc w:val="left"/>
             </w:pPr>
@@ -19878,6 +20313,7 @@
           </w:tcPr>
           <w:p>
             <w:pPr>
+              <w:keepNext w:val="false"/>
               <w:spacing w:after="40" w:before="0"/>
               <w:jc w:val="left"/>
             </w:pPr>
@@ -19910,6 +20346,7 @@
           </w:tcPr>
           <w:p>
             <w:pPr>
+              <w:keepNext w:val="false"/>
               <w:spacing w:after="40" w:before="0"/>
               <w:jc w:val="left"/>
             </w:pPr>
@@ -19944,6 +20381,7 @@
           </w:tcPr>
           <w:p>
             <w:pPr>
+              <w:keepNext w:val="false"/>
               <w:spacing w:after="40" w:before="0"/>
               <w:jc w:val="left"/>
             </w:pPr>
@@ -19981,7 +20419,7 @@
             <w:pPr>
               <w:spacing w:after="20" w:before="0"/>
             </w:pPr>
-            <w:hyperlink w:history="1" r:id="rIdwxbcevcvioj6vvx75egwe">
+            <w:hyperlink w:history="1" r:id="rIdi1zrvxbxmjhd7bo99othf">
               <w:r>
                 <w:rPr>
                   <w:rFonts w:ascii="Arial" w:cs="Arial" w:eastAsia="Arial" w:hAnsi="Arial"/>
@@ -20030,7 +20468,7 @@
               <w:spacing w:after="10" w:before="0"/>
               <w:ind w:left="120"/>
             </w:pPr>
-            <w:hyperlink w:history="1" r:id="rIdfr9n8o7ytuqgatb19jrrj">
+            <w:hyperlink w:history="1" r:id="rIdpar3kfaibodd-oc3cnl8-">
               <w:r>
                 <w:rPr>
                   <w:rFonts w:ascii="Arial" w:cs="Arial" w:eastAsia="Arial" w:hAnsi="Arial"/>
@@ -20075,7 +20513,7 @@
             <w:pPr>
               <w:spacing w:after="20" w:before="0"/>
             </w:pPr>
-            <w:hyperlink w:history="1" r:id="rId8fsthw1mvqsmjlsgha7gd">
+            <w:hyperlink w:history="1" r:id="rIdbdqa6vtydfnj-1tu_lz76">
               <w:r>
                 <w:rPr>
                   <w:rFonts w:ascii="Arial" w:cs="Arial" w:eastAsia="Arial" w:hAnsi="Arial"/>
@@ -20124,7 +20562,7 @@
               <w:spacing w:after="10" w:before="0"/>
               <w:ind w:left="120"/>
             </w:pPr>
-            <w:hyperlink w:history="1" r:id="rIdy0ebcut6c6xss6iogj3q4">
+            <w:hyperlink w:history="1" r:id="rId4sqfurtbkfnevmjawewhb">
               <w:r>
                 <w:rPr>
                   <w:rFonts w:ascii="Arial" w:cs="Arial" w:eastAsia="Arial" w:hAnsi="Arial"/>
@@ -20152,6 +20590,7 @@
           </w:tcPr>
           <w:p>
             <w:pPr>
+              <w:keepNext w:val="false"/>
               <w:spacing w:after="40" w:before="0"/>
               <w:jc w:val="left"/>
             </w:pPr>
@@ -20184,6 +20623,7 @@
           </w:tcPr>
           <w:p>
             <w:pPr>
+              <w:keepNext w:val="false"/>
               <w:spacing w:after="40" w:before="0"/>
               <w:jc w:val="left"/>
             </w:pPr>
@@ -20216,6 +20656,7 @@
           </w:tcPr>
           <w:p>
             <w:pPr>
+              <w:keepNext w:val="false"/>
               <w:spacing w:after="40" w:before="0"/>
               <w:jc w:val="left"/>
             </w:pPr>
@@ -20248,6 +20689,7 @@
           </w:tcPr>
           <w:p>
             <w:pPr>
+              <w:keepNext w:val="false"/>
               <w:spacing w:after="40" w:before="0"/>
               <w:jc w:val="left"/>
             </w:pPr>
@@ -20282,6 +20724,7 @@
           </w:tcPr>
           <w:p>
             <w:pPr>
+              <w:keepNext w:val="false"/>
               <w:spacing w:after="40" w:before="0"/>
               <w:jc w:val="left"/>
             </w:pPr>
@@ -20319,7 +20762,7 @@
             <w:pPr>
               <w:spacing w:after="20" w:before="0"/>
             </w:pPr>
-            <w:hyperlink w:history="1" r:id="rIdwba6uc2olt2maggwyjp83">
+            <w:hyperlink w:history="1" r:id="rIdztrlkqqulewvmzebdk6aq">
               <w:r>
                 <w:rPr>
                   <w:rFonts w:ascii="Arial" w:cs="Arial" w:eastAsia="Arial" w:hAnsi="Arial"/>
@@ -20368,7 +20811,7 @@
               <w:spacing w:after="10" w:before="0"/>
               <w:ind w:left="120"/>
             </w:pPr>
-            <w:hyperlink w:history="1" r:id="rIdmeilu5idgtbkvcinvfwiy">
+            <w:hyperlink w:history="1" r:id="rIdldh4s8p8qa7fzfivwxtwz">
               <w:r>
                 <w:rPr>
                   <w:rFonts w:ascii="Arial" w:cs="Arial" w:eastAsia="Arial" w:hAnsi="Arial"/>
@@ -20413,7 +20856,7 @@
             <w:pPr>
               <w:spacing w:after="20" w:before="0"/>
             </w:pPr>
-            <w:hyperlink w:history="1" r:id="rIdyg8ivoiuu12xr23vgmg47">
+            <w:hyperlink w:history="1" r:id="rIdghniiuie9p6w7fg9ckf0f">
               <w:r>
                 <w:rPr>
                   <w:rFonts w:ascii="Arial" w:cs="Arial" w:eastAsia="Arial" w:hAnsi="Arial"/>
@@ -20462,7 +20905,7 @@
               <w:spacing w:after="10" w:before="0"/>
               <w:ind w:left="120"/>
             </w:pPr>
-            <w:hyperlink w:history="1" r:id="rIdnx5vjate50o1zytajthfg">
+            <w:hyperlink w:history="1" r:id="rIdvxlzmn9pkvbsyy6hktmex">
               <w:r>
                 <w:rPr>
                   <w:rFonts w:ascii="Arial" w:cs="Arial" w:eastAsia="Arial" w:hAnsi="Arial"/>
@@ -20490,6 +20933,7 @@
           </w:tcPr>
           <w:p>
             <w:pPr>
+              <w:keepNext w:val="false"/>
               <w:spacing w:after="40" w:before="0"/>
               <w:jc w:val="left"/>
             </w:pPr>
@@ -20522,6 +20966,7 @@
           </w:tcPr>
           <w:p>
             <w:pPr>
+              <w:keepNext w:val="false"/>
               <w:spacing w:after="40" w:before="0"/>
               <w:jc w:val="left"/>
             </w:pPr>
@@ -20554,6 +20999,7 @@
           </w:tcPr>
           <w:p>
             <w:pPr>
+              <w:keepNext w:val="false"/>
               <w:spacing w:after="40" w:before="0"/>
               <w:jc w:val="left"/>
             </w:pPr>
@@ -20586,6 +21032,7 @@
           </w:tcPr>
           <w:p>
             <w:pPr>
+              <w:keepNext w:val="false"/>
               <w:spacing w:after="40" w:before="0"/>
               <w:jc w:val="left"/>
             </w:pPr>
@@ -20645,6 +21092,7 @@
           </w:tcPr>
           <w:p>
             <w:pPr>
+              <w:keepNext w:val="false"/>
               <w:spacing w:after="40" w:before="0"/>
               <w:jc w:val="center"/>
             </w:pPr>
@@ -20679,6 +21127,7 @@
           </w:tcPr>
           <w:p>
             <w:pPr>
+              <w:keepNext w:val="false"/>
               <w:spacing w:after="40" w:before="0"/>
               <w:jc w:val="left"/>
             </w:pPr>
@@ -20740,6 +21189,7 @@
           </w:tcPr>
           <w:p>
             <w:pPr>
+              <w:keepNext w:val="false"/>
               <w:spacing w:after="40" w:before="0"/>
               <w:jc w:val="center"/>
             </w:pPr>
@@ -20774,6 +21224,7 @@
           </w:tcPr>
           <w:p>
             <w:pPr>
+              <w:keepNext w:val="false"/>
               <w:spacing w:after="40" w:before="0"/>
               <w:jc w:val="left"/>
             </w:pPr>
@@ -20806,6 +21257,7 @@
           </w:tcPr>
           <w:p>
             <w:pPr>
+              <w:keepNext w:val="false"/>
               <w:spacing w:after="40" w:before="0"/>
               <w:jc w:val="left"/>
             </w:pPr>
@@ -20840,6 +21292,7 @@
           </w:tcPr>
           <w:p>
             <w:pPr>
+              <w:keepNext w:val="false"/>
               <w:spacing w:after="40" w:before="0"/>
               <w:jc w:val="left"/>
             </w:pPr>
@@ -20872,6 +21325,7 @@
           </w:tcPr>
           <w:p>
             <w:pPr>
+              <w:keepNext w:val="false"/>
               <w:spacing w:after="40" w:before="0"/>
               <w:jc w:val="left"/>
             </w:pPr>
@@ -20906,6 +21360,7 @@
           </w:tcPr>
           <w:p>
             <w:pPr>
+              <w:keepNext w:val="false"/>
               <w:spacing w:after="40" w:before="0"/>
               <w:jc w:val="left"/>
             </w:pPr>
@@ -20938,6 +21393,7 @@
           </w:tcPr>
           <w:p>
             <w:pPr>
+              <w:keepNext w:val="false"/>
               <w:spacing w:after="40" w:before="0"/>
               <w:jc w:val="left"/>
             </w:pPr>
@@ -20974,7 +21430,7 @@
         </w:rPr>
         <w:t xml:space="preserve">© 2026 SeaVuria and ARES. Aligned with KICD objectives. Developed by SeaVuria; technical implementation by ARES (with AI assistance from Claude). Licensed under </w:t>
       </w:r>
-      <w:hyperlink w:history="1" r:id="rIdseqtuii1b6y2z4qvayojt">
+      <w:hyperlink w:history="1" r:id="rIde7-5r-dk68thzuircn_r3">
         <w:r>
           <w:rPr>
             <w:rFonts w:ascii="Arial" w:cs="Arial" w:eastAsia="Arial" w:hAnsi="Arial"/>
@@ -20995,7 +21451,7 @@
         </w:rPr>
         <w:t xml:space="preserve"> (</w:t>
       </w:r>
-      <w:hyperlink w:history="1" r:id="rIdbe0ylktvpbyo-fizyqjjj">
+      <w:hyperlink w:history="1" r:id="rIdevtg_hfufdhxhyk1_urhg">
         <w:r>
           <w:rPr>
             <w:rFonts w:ascii="Arial" w:cs="Arial" w:eastAsia="Arial" w:hAnsi="Arial"/>
@@ -21055,6 +21511,7 @@
           </w:tcPr>
           <w:p>
             <w:pPr>
+              <w:keepNext w:val="false"/>
               <w:spacing w:after="40" w:before="0"/>
               <w:jc w:val="center"/>
             </w:pPr>
@@ -21090,6 +21547,7 @@
           </w:tcPr>
           <w:p>
             <w:pPr>
+              <w:keepNext w:val="false"/>
               <w:spacing w:after="40" w:before="0"/>
               <w:jc w:val="center"/>
             </w:pPr>
@@ -21124,6 +21582,7 @@
           </w:tcPr>
           <w:p>
             <w:pPr>
+              <w:keepNext w:val="false"/>
               <w:spacing w:after="40" w:before="0"/>
               <w:jc w:val="left"/>
             </w:pPr>
@@ -21156,6 +21615,7 @@
           </w:tcPr>
           <w:p>
             <w:pPr>
+              <w:keepNext w:val="false"/>
               <w:spacing w:after="40" w:before="0"/>
               <w:jc w:val="left"/>
             </w:pPr>
@@ -21190,6 +21650,7 @@
           </w:tcPr>
           <w:p>
             <w:pPr>
+              <w:keepNext w:val="false"/>
               <w:spacing w:after="40" w:before="0"/>
               <w:jc w:val="left"/>
             </w:pPr>
@@ -21222,6 +21683,7 @@
           </w:tcPr>
           <w:p>
             <w:pPr>
+              <w:keepNext w:val="false"/>
               <w:spacing w:after="40" w:before="0"/>
               <w:jc w:val="left"/>
             </w:pPr>
@@ -21256,6 +21718,7 @@
           </w:tcPr>
           <w:p>
             <w:pPr>
+              <w:keepNext w:val="false"/>
               <w:spacing w:after="40" w:before="0"/>
               <w:jc w:val="left"/>
             </w:pPr>
@@ -21288,6 +21751,7 @@
           </w:tcPr>
           <w:p>
             <w:pPr>
+              <w:keepNext w:val="false"/>
               <w:spacing w:after="40" w:before="0"/>
               <w:jc w:val="left"/>
             </w:pPr>
@@ -21322,6 +21786,7 @@
           </w:tcPr>
           <w:p>
             <w:pPr>
+              <w:keepNext w:val="false"/>
               <w:spacing w:after="40" w:before="0"/>
               <w:jc w:val="left"/>
             </w:pPr>
@@ -21354,6 +21819,7 @@
           </w:tcPr>
           <w:p>
             <w:pPr>
+              <w:keepNext w:val="false"/>
               <w:spacing w:after="40" w:before="0"/>
               <w:jc w:val="left"/>
             </w:pPr>
@@ -21388,6 +21854,7 @@
           </w:tcPr>
           <w:p>
             <w:pPr>
+              <w:keepNext w:val="false"/>
               <w:spacing w:after="40" w:before="0"/>
               <w:jc w:val="left"/>
             </w:pPr>
@@ -21420,6 +21887,7 @@
           </w:tcPr>
           <w:p>
             <w:pPr>
+              <w:keepNext w:val="false"/>
               <w:spacing w:after="40" w:before="0"/>
               <w:jc w:val="left"/>
             </w:pPr>
@@ -21454,6 +21922,7 @@
           </w:tcPr>
           <w:p>
             <w:pPr>
+              <w:keepNext w:val="false"/>
               <w:spacing w:after="40" w:before="0"/>
               <w:jc w:val="left"/>
             </w:pPr>
@@ -21486,6 +21955,7 @@
           </w:tcPr>
           <w:p>
             <w:pPr>
+              <w:keepNext w:val="false"/>
               <w:spacing w:after="40" w:before="0"/>
               <w:jc w:val="left"/>
             </w:pPr>
@@ -21520,6 +21990,7 @@
           </w:tcPr>
           <w:p>
             <w:pPr>
+              <w:keepNext w:val="false"/>
               <w:spacing w:after="40" w:before="0"/>
               <w:jc w:val="left"/>
             </w:pPr>
@@ -21552,6 +22023,7 @@
           </w:tcPr>
           <w:p>
             <w:pPr>
+              <w:keepNext w:val="false"/>
               <w:spacing w:after="40" w:before="0"/>
               <w:jc w:val="left"/>
             </w:pPr>
@@ -21586,6 +22058,7 @@
           </w:tcPr>
           <w:p>
             <w:pPr>
+              <w:keepNext w:val="false"/>
               <w:spacing w:after="40" w:before="0"/>
               <w:jc w:val="left"/>
             </w:pPr>
@@ -21618,6 +22091,7 @@
           </w:tcPr>
           <w:p>
             <w:pPr>
+              <w:keepNext w:val="false"/>
               <w:spacing w:after="40" w:before="0"/>
               <w:jc w:val="left"/>
             </w:pPr>
@@ -21677,6 +22151,7 @@
           </w:tcPr>
           <w:p>
             <w:pPr>
+              <w:keepNext w:val="false"/>
               <w:spacing w:after="40" w:before="0"/>
               <w:jc w:val="center"/>
             </w:pPr>
@@ -21711,6 +22186,7 @@
           </w:tcPr>
           <w:p>
             <w:pPr>
+              <w:keepNext w:val="false"/>
               <w:spacing w:after="40" w:before="0"/>
               <w:jc w:val="left"/>
             </w:pPr>
@@ -21775,6 +22251,7 @@
           </w:tcPr>
           <w:p>
             <w:pPr>
+              <w:keepNext w:val="false"/>
               <w:spacing w:after="40" w:before="0"/>
               <w:jc w:val="center"/>
             </w:pPr>
@@ -21809,6 +22286,7 @@
           </w:tcPr>
           <w:p>
             <w:pPr>
+              <w:keepNext w:val="false"/>
               <w:spacing w:after="40" w:before="0"/>
               <w:jc w:val="left"/>
             </w:pPr>
@@ -21841,6 +22319,7 @@
           </w:tcPr>
           <w:p>
             <w:pPr>
+              <w:keepNext w:val="false"/>
               <w:spacing w:after="40" w:before="0"/>
               <w:jc w:val="left"/>
             </w:pPr>
@@ -21873,6 +22352,7 @@
           </w:tcPr>
           <w:p>
             <w:pPr>
+              <w:keepNext w:val="false"/>
               <w:spacing w:after="40" w:before="0"/>
               <w:jc w:val="left"/>
             </w:pPr>
@@ -21905,6 +22385,7 @@
           </w:tcPr>
           <w:p>
             <w:pPr>
+              <w:keepNext w:val="false"/>
               <w:spacing w:after="40" w:before="0"/>
               <w:jc w:val="left"/>
             </w:pPr>
@@ -21937,6 +22418,7 @@
           </w:tcPr>
           <w:p>
             <w:pPr>
+              <w:keepNext w:val="false"/>
               <w:spacing w:after="40" w:before="0"/>
               <w:jc w:val="left"/>
             </w:pPr>
@@ -21971,6 +22453,7 @@
           </w:tcPr>
           <w:p>
             <w:pPr>
+              <w:keepNext w:val="false"/>
               <w:spacing w:after="40" w:before="0"/>
               <w:jc w:val="left"/>
             </w:pPr>
@@ -22008,7 +22491,7 @@
             <w:pPr>
               <w:spacing w:after="20" w:before="0"/>
             </w:pPr>
-            <w:hyperlink w:history="1" r:id="rIdqrefspussp37yeo02evaf">
+            <w:hyperlink w:history="1" r:id="rIdsxhab5x_nbjvtgcp9gyzm">
               <w:r>
                 <w:rPr>
                   <w:rFonts w:ascii="Arial" w:cs="Arial" w:eastAsia="Arial" w:hAnsi="Arial"/>
@@ -22041,7 +22524,7 @@
               <w:spacing w:after="10" w:before="0"/>
               <w:ind w:left="120"/>
             </w:pPr>
-            <w:hyperlink w:history="1" r:id="rIdhpphqsjc3zll3xkoqzxnp">
+            <w:hyperlink w:history="1" r:id="rIdm3_sy4gyegyesdp1lmcle">
               <w:r>
                 <w:rPr>
                   <w:rFonts w:ascii="Arial" w:cs="Arial" w:eastAsia="Arial" w:hAnsi="Arial"/>
@@ -22086,7 +22569,7 @@
             <w:pPr>
               <w:spacing w:after="20" w:before="0"/>
             </w:pPr>
-            <w:hyperlink w:history="1" r:id="rIdaaaq_ogaz5bfpeqhhclgs">
+            <w:hyperlink w:history="1" r:id="rIdc4kp_8m07j66wfsfys9cx">
               <w:r>
                 <w:rPr>
                   <w:rFonts w:ascii="Arial" w:cs="Arial" w:eastAsia="Arial" w:hAnsi="Arial"/>
@@ -22119,7 +22602,7 @@
               <w:spacing w:after="10" w:before="0"/>
               <w:ind w:left="120"/>
             </w:pPr>
-            <w:hyperlink w:history="1" r:id="rId8qvknxfl1ht0wxotapvj6">
+            <w:hyperlink w:history="1" r:id="rIdhar9u9uf7tgbfnzahokiy">
               <w:r>
                 <w:rPr>
                   <w:rFonts w:ascii="Arial" w:cs="Arial" w:eastAsia="Arial" w:hAnsi="Arial"/>
@@ -22147,6 +22630,7 @@
           </w:tcPr>
           <w:p>
             <w:pPr>
+              <w:keepNext w:val="false"/>
               <w:spacing w:after="40" w:before="0"/>
               <w:jc w:val="left"/>
             </w:pPr>
@@ -22179,6 +22663,7 @@
           </w:tcPr>
           <w:p>
             <w:pPr>
+              <w:keepNext w:val="false"/>
               <w:spacing w:after="40" w:before="0"/>
               <w:jc w:val="left"/>
             </w:pPr>
@@ -22211,6 +22696,7 @@
           </w:tcPr>
           <w:p>
             <w:pPr>
+              <w:keepNext w:val="false"/>
               <w:spacing w:after="40" w:before="0"/>
               <w:jc w:val="left"/>
             </w:pPr>
@@ -22243,6 +22729,7 @@
           </w:tcPr>
           <w:p>
             <w:pPr>
+              <w:keepNext w:val="false"/>
               <w:spacing w:after="40" w:before="0"/>
               <w:jc w:val="left"/>
             </w:pPr>
@@ -22277,6 +22764,7 @@
           </w:tcPr>
           <w:p>
             <w:pPr>
+              <w:keepNext w:val="false"/>
               <w:spacing w:after="40" w:before="0"/>
               <w:jc w:val="left"/>
             </w:pPr>
@@ -22314,7 +22802,7 @@
             <w:pPr>
               <w:spacing w:after="20" w:before="0"/>
             </w:pPr>
-            <w:hyperlink w:history="1" r:id="rIdu4xwbl6vvgwtt88scuic1">
+            <w:hyperlink w:history="1" r:id="rIdb-xc7n0uq3rbclzdsuqvb">
               <w:r>
                 <w:rPr>
                   <w:rFonts w:ascii="Arial" w:cs="Arial" w:eastAsia="Arial" w:hAnsi="Arial"/>
@@ -22347,7 +22835,7 @@
               <w:spacing w:after="10" w:before="0"/>
               <w:ind w:left="120"/>
             </w:pPr>
-            <w:hyperlink w:history="1" r:id="rId76k3zviu93lvnonsk8gfe">
+            <w:hyperlink w:history="1" r:id="rId0y_ibzesmj0ua0vj6eodq">
               <w:r>
                 <w:rPr>
                   <w:rFonts w:ascii="Arial" w:cs="Arial" w:eastAsia="Arial" w:hAnsi="Arial"/>
@@ -22392,7 +22880,7 @@
             <w:pPr>
               <w:spacing w:after="20" w:before="0"/>
             </w:pPr>
-            <w:hyperlink w:history="1" r:id="rIdunntgvh78mg1vhcb7y4d2">
+            <w:hyperlink w:history="1" r:id="rIddornrlxzapx7sjuv00g2_">
               <w:r>
                 <w:rPr>
                   <w:rFonts w:ascii="Arial" w:cs="Arial" w:eastAsia="Arial" w:hAnsi="Arial"/>
@@ -22425,7 +22913,7 @@
               <w:spacing w:after="10" w:before="0"/>
               <w:ind w:left="120"/>
             </w:pPr>
-            <w:hyperlink w:history="1" r:id="rIdg9uqzyure45tp1ps6d0lh">
+            <w:hyperlink w:history="1" r:id="rIddeoh7lf_9s_uj3v7wzoz1">
               <w:r>
                 <w:rPr>
                   <w:rFonts w:ascii="Arial" w:cs="Arial" w:eastAsia="Arial" w:hAnsi="Arial"/>
@@ -22453,6 +22941,7 @@
           </w:tcPr>
           <w:p>
             <w:pPr>
+              <w:keepNext w:val="false"/>
               <w:spacing w:after="40" w:before="0"/>
               <w:jc w:val="left"/>
             </w:pPr>
@@ -22485,6 +22974,7 @@
           </w:tcPr>
           <w:p>
             <w:pPr>
+              <w:keepNext w:val="false"/>
               <w:spacing w:after="40" w:before="0"/>
               <w:jc w:val="left"/>
             </w:pPr>
@@ -22517,6 +23007,7 @@
           </w:tcPr>
           <w:p>
             <w:pPr>
+              <w:keepNext w:val="false"/>
               <w:spacing w:after="40" w:before="0"/>
               <w:jc w:val="left"/>
             </w:pPr>
@@ -22549,6 +23040,7 @@
           </w:tcPr>
           <w:p>
             <w:pPr>
+              <w:keepNext w:val="false"/>
               <w:spacing w:after="40" w:before="0"/>
               <w:jc w:val="left"/>
             </w:pPr>
@@ -22583,6 +23075,7 @@
           </w:tcPr>
           <w:p>
             <w:pPr>
+              <w:keepNext w:val="false"/>
               <w:spacing w:after="40" w:before="0"/>
               <w:jc w:val="left"/>
             </w:pPr>
@@ -22620,7 +23113,7 @@
             <w:pPr>
               <w:spacing w:after="20" w:before="0"/>
             </w:pPr>
-            <w:hyperlink w:history="1" r:id="rId-ootfruy2uoryk2jzep-j">
+            <w:hyperlink w:history="1" r:id="rIdw8mps_-b6aknkyk3j_pj7">
               <w:r>
                 <w:rPr>
                   <w:rFonts w:ascii="Arial" w:cs="Arial" w:eastAsia="Arial" w:hAnsi="Arial"/>
@@ -22669,7 +23162,7 @@
               <w:spacing w:after="10" w:before="0"/>
               <w:ind w:left="120"/>
             </w:pPr>
-            <w:hyperlink w:history="1" r:id="rId7b3rs8ugizbn2fap7_jr9">
+            <w:hyperlink w:history="1" r:id="rIdh9gppza9kueivbthuiwuy">
               <w:r>
                 <w:rPr>
                   <w:rFonts w:ascii="Arial" w:cs="Arial" w:eastAsia="Arial" w:hAnsi="Arial"/>
@@ -22714,7 +23207,7 @@
             <w:pPr>
               <w:spacing w:after="20" w:before="0"/>
             </w:pPr>
-            <w:hyperlink w:history="1" r:id="rIdqt7a_hokqiizho2100-uh">
+            <w:hyperlink w:history="1" r:id="rIdn78ewmdu1wuwlgp4fbh5c">
               <w:r>
                 <w:rPr>
                   <w:rFonts w:ascii="Arial" w:cs="Arial" w:eastAsia="Arial" w:hAnsi="Arial"/>
@@ -22747,7 +23240,7 @@
               <w:spacing w:after="10" w:before="0"/>
               <w:ind w:left="120"/>
             </w:pPr>
-            <w:hyperlink w:history="1" r:id="rIdruigr6idvcevks8a7dgha">
+            <w:hyperlink w:history="1" r:id="rIdnfl4rj5u2sugw3pq-dfgc">
               <w:r>
                 <w:rPr>
                   <w:rFonts w:ascii="Arial" w:cs="Arial" w:eastAsia="Arial" w:hAnsi="Arial"/>
@@ -22775,6 +23268,7 @@
           </w:tcPr>
           <w:p>
             <w:pPr>
+              <w:keepNext w:val="false"/>
               <w:spacing w:after="40" w:before="0"/>
               <w:jc w:val="left"/>
             </w:pPr>
@@ -22807,6 +23301,7 @@
           </w:tcPr>
           <w:p>
             <w:pPr>
+              <w:keepNext w:val="false"/>
               <w:spacing w:after="40" w:before="0"/>
               <w:jc w:val="left"/>
             </w:pPr>
@@ -22839,6 +23334,7 @@
           </w:tcPr>
           <w:p>
             <w:pPr>
+              <w:keepNext w:val="false"/>
               <w:spacing w:after="40" w:before="0"/>
               <w:jc w:val="left"/>
             </w:pPr>
@@ -22871,6 +23367,7 @@
           </w:tcPr>
           <w:p>
             <w:pPr>
+              <w:keepNext w:val="false"/>
               <w:spacing w:after="40" w:before="0"/>
               <w:jc w:val="left"/>
             </w:pPr>
@@ -22905,6 +23402,7 @@
           </w:tcPr>
           <w:p>
             <w:pPr>
+              <w:keepNext w:val="false"/>
               <w:spacing w:after="40" w:before="0"/>
               <w:jc w:val="left"/>
             </w:pPr>
@@ -22942,7 +23440,7 @@
             <w:pPr>
               <w:spacing w:after="20" w:before="0"/>
             </w:pPr>
-            <w:hyperlink w:history="1" r:id="rIdwyavjxwcpyxrmiyeva6ug">
+            <w:hyperlink w:history="1" r:id="rIdsgyskch2vdkh2_faymdu5">
               <w:r>
                 <w:rPr>
                   <w:rFonts w:ascii="Arial" w:cs="Arial" w:eastAsia="Arial" w:hAnsi="Arial"/>
@@ -22991,7 +23489,7 @@
               <w:spacing w:after="10" w:before="0"/>
               <w:ind w:left="120"/>
             </w:pPr>
-            <w:hyperlink w:history="1" r:id="rIdlxy0if2jczgvsm9mrt8hj">
+            <w:hyperlink w:history="1" r:id="rId_fto3b51xy7e9mx57b-nz">
               <w:r>
                 <w:rPr>
                   <w:rFonts w:ascii="Arial" w:cs="Arial" w:eastAsia="Arial" w:hAnsi="Arial"/>
@@ -23036,7 +23534,7 @@
             <w:pPr>
               <w:spacing w:after="20" w:before="0"/>
             </w:pPr>
-            <w:hyperlink w:history="1" r:id="rIdns6eyityfomxnv56ks6tk">
+            <w:hyperlink w:history="1" r:id="rIdgtqvxdkqw6pcoiy_bahoj">
               <w:r>
                 <w:rPr>
                   <w:rFonts w:ascii="Arial" w:cs="Arial" w:eastAsia="Arial" w:hAnsi="Arial"/>
@@ -23069,7 +23567,7 @@
               <w:spacing w:after="10" w:before="0"/>
               <w:ind w:left="120"/>
             </w:pPr>
-            <w:hyperlink w:history="1" r:id="rIdedtzcf99cvplazpkhp5wa">
+            <w:hyperlink w:history="1" r:id="rId54_v69jx8di7mq5uc05gv">
               <w:r>
                 <w:rPr>
                   <w:rFonts w:ascii="Arial" w:cs="Arial" w:eastAsia="Arial" w:hAnsi="Arial"/>
@@ -23097,6 +23595,7 @@
           </w:tcPr>
           <w:p>
             <w:pPr>
+              <w:keepNext w:val="false"/>
               <w:spacing w:after="40" w:before="0"/>
               <w:jc w:val="left"/>
             </w:pPr>
@@ -23129,6 +23628,7 @@
           </w:tcPr>
           <w:p>
             <w:pPr>
+              <w:keepNext w:val="false"/>
               <w:spacing w:after="40" w:before="0"/>
               <w:jc w:val="left"/>
             </w:pPr>
@@ -23161,6 +23661,7 @@
           </w:tcPr>
           <w:p>
             <w:pPr>
+              <w:keepNext w:val="false"/>
               <w:spacing w:after="40" w:before="0"/>
               <w:jc w:val="left"/>
             </w:pPr>
@@ -23193,6 +23694,7 @@
           </w:tcPr>
           <w:p>
             <w:pPr>
+              <w:keepNext w:val="false"/>
               <w:spacing w:after="40" w:before="0"/>
               <w:jc w:val="left"/>
             </w:pPr>
@@ -23227,6 +23729,7 @@
           </w:tcPr>
           <w:p>
             <w:pPr>
+              <w:keepNext w:val="false"/>
               <w:spacing w:after="40" w:before="0"/>
               <w:jc w:val="left"/>
             </w:pPr>
@@ -23264,7 +23767,7 @@
             <w:pPr>
               <w:spacing w:after="20" w:before="0"/>
             </w:pPr>
-            <w:hyperlink w:history="1" r:id="rIdiy8pa5gjwtr-mi_rdfoqn">
+            <w:hyperlink w:history="1" r:id="rIdn3bkhos7qvjdp1ckxapyv">
               <w:r>
                 <w:rPr>
                   <w:rFonts w:ascii="Arial" w:cs="Arial" w:eastAsia="Arial" w:hAnsi="Arial"/>
@@ -23313,7 +23816,7 @@
               <w:spacing w:after="10" w:before="0"/>
               <w:ind w:left="120"/>
             </w:pPr>
-            <w:hyperlink w:history="1" r:id="rId5lu_ubonw6woeexbirkbo">
+            <w:hyperlink w:history="1" r:id="rIdmxkmkwzr_nrtr6bjplgrj">
               <w:r>
                 <w:rPr>
                   <w:rFonts w:ascii="Arial" w:cs="Arial" w:eastAsia="Arial" w:hAnsi="Arial"/>
@@ -23358,7 +23861,7 @@
             <w:pPr>
               <w:spacing w:after="20" w:before="0"/>
             </w:pPr>
-            <w:hyperlink w:history="1" r:id="rIdvyvtw3rae3pjjw25mah6g">
+            <w:hyperlink w:history="1" r:id="rIdhuievzgekzarvfyyytsfr">
               <w:r>
                 <w:rPr>
                   <w:rFonts w:ascii="Arial" w:cs="Arial" w:eastAsia="Arial" w:hAnsi="Arial"/>
@@ -23391,7 +23894,7 @@
               <w:spacing w:after="10" w:before="0"/>
               <w:ind w:left="120"/>
             </w:pPr>
-            <w:hyperlink w:history="1" r:id="rId_-z9wdtjym5gdjqmnxhmw">
+            <w:hyperlink w:history="1" r:id="rIdtur_rtkpuxvqb2xajm5hb">
               <w:r>
                 <w:rPr>
                   <w:rFonts w:ascii="Arial" w:cs="Arial" w:eastAsia="Arial" w:hAnsi="Arial"/>
@@ -23419,6 +23922,7 @@
           </w:tcPr>
           <w:p>
             <w:pPr>
+              <w:keepNext w:val="false"/>
               <w:spacing w:after="40" w:before="0"/>
               <w:jc w:val="left"/>
             </w:pPr>
@@ -23451,6 +23955,7 @@
           </w:tcPr>
           <w:p>
             <w:pPr>
+              <w:keepNext w:val="false"/>
               <w:spacing w:after="40" w:before="0"/>
               <w:jc w:val="left"/>
             </w:pPr>
@@ -23483,6 +23988,7 @@
           </w:tcPr>
           <w:p>
             <w:pPr>
+              <w:keepNext w:val="false"/>
               <w:spacing w:after="40" w:before="0"/>
               <w:jc w:val="left"/>
             </w:pPr>
@@ -23515,6 +24021,7 @@
           </w:tcPr>
           <w:p>
             <w:pPr>
+              <w:keepNext w:val="false"/>
               <w:spacing w:after="40" w:before="0"/>
               <w:jc w:val="left"/>
             </w:pPr>
@@ -23574,6 +24081,7 @@
           </w:tcPr>
           <w:p>
             <w:pPr>
+              <w:keepNext w:val="false"/>
               <w:spacing w:after="40" w:before="0"/>
               <w:jc w:val="center"/>
             </w:pPr>
@@ -23608,6 +24116,7 @@
           </w:tcPr>
           <w:p>
             <w:pPr>
+              <w:keepNext w:val="false"/>
               <w:spacing w:after="40" w:before="0"/>
               <w:jc w:val="left"/>
             </w:pPr>
@@ -23669,6 +24178,7 @@
           </w:tcPr>
           <w:p>
             <w:pPr>
+              <w:keepNext w:val="false"/>
               <w:spacing w:after="40" w:before="0"/>
               <w:jc w:val="center"/>
             </w:pPr>
@@ -23703,6 +24213,7 @@
           </w:tcPr>
           <w:p>
             <w:pPr>
+              <w:keepNext w:val="false"/>
               <w:spacing w:after="40" w:before="0"/>
               <w:jc w:val="left"/>
             </w:pPr>
@@ -23735,6 +24246,7 @@
           </w:tcPr>
           <w:p>
             <w:pPr>
+              <w:keepNext w:val="false"/>
               <w:spacing w:after="40" w:before="0"/>
               <w:jc w:val="left"/>
             </w:pPr>
@@ -23769,6 +24281,7 @@
           </w:tcPr>
           <w:p>
             <w:pPr>
+              <w:keepNext w:val="false"/>
               <w:spacing w:after="40" w:before="0"/>
               <w:jc w:val="left"/>
             </w:pPr>
@@ -23801,6 +24314,7 @@
           </w:tcPr>
           <w:p>
             <w:pPr>
+              <w:keepNext w:val="false"/>
               <w:spacing w:after="40" w:before="0"/>
               <w:jc w:val="left"/>
             </w:pPr>
@@ -23835,6 +24349,7 @@
           </w:tcPr>
           <w:p>
             <w:pPr>
+              <w:keepNext w:val="false"/>
               <w:spacing w:after="40" w:before="0"/>
               <w:jc w:val="left"/>
             </w:pPr>
@@ -23867,6 +24382,7 @@
           </w:tcPr>
           <w:p>
             <w:pPr>
+              <w:keepNext w:val="false"/>
               <w:spacing w:after="40" w:before="0"/>
               <w:jc w:val="left"/>
             </w:pPr>
@@ -23903,7 +24419,7 @@
         </w:rPr>
         <w:t xml:space="preserve">© 2026 SeaVuria and ARES. Aligned with KICD objectives. Developed by SeaVuria; technical implementation by ARES (with AI assistance from Claude). Licensed under </w:t>
       </w:r>
-      <w:hyperlink w:history="1" r:id="rIdukracq1yw-fcimwvif_bg">
+      <w:hyperlink w:history="1" r:id="rId6bmtbdsctce-ukjbiouc9">
         <w:r>
           <w:rPr>
             <w:rFonts w:ascii="Arial" w:cs="Arial" w:eastAsia="Arial" w:hAnsi="Arial"/>
@@ -23924,7 +24440,7 @@
         </w:rPr>
         <w:t xml:space="preserve"> (</w:t>
       </w:r>
-      <w:hyperlink w:history="1" r:id="rIdyg7pe63ndryr8wul3ouuk">
+      <w:hyperlink w:history="1" r:id="rIdo2wnwpowlnnufn87ufeam">
         <w:r>
           <w:rPr>
             <w:rFonts w:ascii="Arial" w:cs="Arial" w:eastAsia="Arial" w:hAnsi="Arial"/>
@@ -23984,6 +24500,7 @@
           </w:tcPr>
           <w:p>
             <w:pPr>
+              <w:keepNext w:val="false"/>
               <w:spacing w:after="40" w:before="0"/>
               <w:jc w:val="center"/>
             </w:pPr>
@@ -24019,6 +24536,7 @@
           </w:tcPr>
           <w:p>
             <w:pPr>
+              <w:keepNext w:val="false"/>
               <w:spacing w:after="40" w:before="0"/>
               <w:jc w:val="center"/>
             </w:pPr>
@@ -24053,6 +24571,7 @@
           </w:tcPr>
           <w:p>
             <w:pPr>
+              <w:keepNext w:val="false"/>
               <w:spacing w:after="40" w:before="0"/>
               <w:jc w:val="left"/>
             </w:pPr>
@@ -24085,6 +24604,7 @@
           </w:tcPr>
           <w:p>
             <w:pPr>
+              <w:keepNext w:val="false"/>
               <w:spacing w:after="40" w:before="0"/>
               <w:jc w:val="left"/>
             </w:pPr>
@@ -24119,6 +24639,7 @@
           </w:tcPr>
           <w:p>
             <w:pPr>
+              <w:keepNext w:val="false"/>
               <w:spacing w:after="40" w:before="0"/>
               <w:jc w:val="left"/>
             </w:pPr>
@@ -24151,6 +24672,7 @@
           </w:tcPr>
           <w:p>
             <w:pPr>
+              <w:keepNext w:val="false"/>
               <w:spacing w:after="40" w:before="0"/>
               <w:jc w:val="left"/>
             </w:pPr>
@@ -24185,6 +24707,7 @@
           </w:tcPr>
           <w:p>
             <w:pPr>
+              <w:keepNext w:val="false"/>
               <w:spacing w:after="40" w:before="0"/>
               <w:jc w:val="left"/>
             </w:pPr>
@@ -24217,6 +24740,7 @@
           </w:tcPr>
           <w:p>
             <w:pPr>
+              <w:keepNext w:val="false"/>
               <w:spacing w:after="40" w:before="0"/>
               <w:jc w:val="left"/>
             </w:pPr>
@@ -24251,6 +24775,7 @@
           </w:tcPr>
           <w:p>
             <w:pPr>
+              <w:keepNext w:val="false"/>
               <w:spacing w:after="40" w:before="0"/>
               <w:jc w:val="left"/>
             </w:pPr>
@@ -24283,6 +24808,7 @@
           </w:tcPr>
           <w:p>
             <w:pPr>
+              <w:keepNext w:val="false"/>
               <w:spacing w:after="40" w:before="0"/>
               <w:jc w:val="left"/>
             </w:pPr>
@@ -24317,6 +24843,7 @@
           </w:tcPr>
           <w:p>
             <w:pPr>
+              <w:keepNext w:val="false"/>
               <w:spacing w:after="40" w:before="0"/>
               <w:jc w:val="left"/>
             </w:pPr>
@@ -24349,6 +24876,7 @@
           </w:tcPr>
           <w:p>
             <w:pPr>
+              <w:keepNext w:val="false"/>
               <w:spacing w:after="40" w:before="0"/>
               <w:jc w:val="left"/>
             </w:pPr>
@@ -24383,6 +24911,7 @@
           </w:tcPr>
           <w:p>
             <w:pPr>
+              <w:keepNext w:val="false"/>
               <w:spacing w:after="40" w:before="0"/>
               <w:jc w:val="left"/>
             </w:pPr>
@@ -24415,6 +24944,7 @@
           </w:tcPr>
           <w:p>
             <w:pPr>
+              <w:keepNext w:val="false"/>
               <w:spacing w:after="40" w:before="0"/>
               <w:jc w:val="left"/>
             </w:pPr>
@@ -24449,6 +24979,7 @@
           </w:tcPr>
           <w:p>
             <w:pPr>
+              <w:keepNext w:val="false"/>
               <w:spacing w:after="40" w:before="0"/>
               <w:jc w:val="left"/>
             </w:pPr>
@@ -24481,6 +25012,7 @@
           </w:tcPr>
           <w:p>
             <w:pPr>
+              <w:keepNext w:val="false"/>
               <w:spacing w:after="40" w:before="0"/>
               <w:jc w:val="left"/>
             </w:pPr>
@@ -24515,6 +25047,7 @@
           </w:tcPr>
           <w:p>
             <w:pPr>
+              <w:keepNext w:val="false"/>
               <w:spacing w:after="40" w:before="0"/>
               <w:jc w:val="left"/>
             </w:pPr>
@@ -24547,6 +25080,7 @@
           </w:tcPr>
           <w:p>
             <w:pPr>
+              <w:keepNext w:val="false"/>
               <w:spacing w:after="40" w:before="0"/>
               <w:jc w:val="left"/>
             </w:pPr>
@@ -24606,6 +25140,7 @@
           </w:tcPr>
           <w:p>
             <w:pPr>
+              <w:keepNext w:val="false"/>
               <w:spacing w:after="40" w:before="0"/>
               <w:jc w:val="center"/>
             </w:pPr>
@@ -24640,6 +25175,7 @@
           </w:tcPr>
           <w:p>
             <w:pPr>
+              <w:keepNext w:val="false"/>
               <w:spacing w:after="40" w:before="0"/>
               <w:jc w:val="left"/>
             </w:pPr>
@@ -24704,6 +25240,7 @@
           </w:tcPr>
           <w:p>
             <w:pPr>
+              <w:keepNext w:val="false"/>
               <w:spacing w:after="40" w:before="0"/>
               <w:jc w:val="center"/>
             </w:pPr>
@@ -24738,6 +25275,7 @@
           </w:tcPr>
           <w:p>
             <w:pPr>
+              <w:keepNext w:val="false"/>
               <w:spacing w:after="40" w:before="0"/>
               <w:jc w:val="left"/>
             </w:pPr>
@@ -24770,6 +25308,7 @@
           </w:tcPr>
           <w:p>
             <w:pPr>
+              <w:keepNext w:val="false"/>
               <w:spacing w:after="40" w:before="0"/>
               <w:jc w:val="left"/>
             </w:pPr>
@@ -24802,6 +25341,7 @@
           </w:tcPr>
           <w:p>
             <w:pPr>
+              <w:keepNext w:val="false"/>
               <w:spacing w:after="40" w:before="0"/>
               <w:jc w:val="left"/>
             </w:pPr>
@@ -24834,6 +25374,7 @@
           </w:tcPr>
           <w:p>
             <w:pPr>
+              <w:keepNext w:val="false"/>
               <w:spacing w:after="40" w:before="0"/>
               <w:jc w:val="left"/>
             </w:pPr>
@@ -24866,6 +25407,7 @@
           </w:tcPr>
           <w:p>
             <w:pPr>
+              <w:keepNext w:val="false"/>
               <w:spacing w:after="40" w:before="0"/>
               <w:jc w:val="left"/>
             </w:pPr>
@@ -24900,6 +25442,7 @@
           </w:tcPr>
           <w:p>
             <w:pPr>
+              <w:keepNext w:val="false"/>
               <w:spacing w:after="40" w:before="0"/>
               <w:jc w:val="left"/>
             </w:pPr>
@@ -24937,7 +25480,7 @@
             <w:pPr>
               <w:spacing w:after="20" w:before="0"/>
             </w:pPr>
-            <w:hyperlink w:history="1" r:id="rId3ydffrkarkyfgpnpyn4cr">
+            <w:hyperlink w:history="1" r:id="rId59a4pbi_m93gwfvjfttik">
               <w:r>
                 <w:rPr>
                   <w:rFonts w:ascii="Arial" w:cs="Arial" w:eastAsia="Arial" w:hAnsi="Arial"/>
@@ -24970,7 +25513,7 @@
               <w:spacing w:after="10" w:before="0"/>
               <w:ind w:left="120"/>
             </w:pPr>
-            <w:hyperlink w:history="1" r:id="rId4s_dbrhxbgprzbxjhebhy">
+            <w:hyperlink w:history="1" r:id="rIdrt3fyzvfrja0kcbi266rb">
               <w:r>
                 <w:rPr>
                   <w:rFonts w:ascii="Arial" w:cs="Arial" w:eastAsia="Arial" w:hAnsi="Arial"/>
@@ -25015,7 +25558,7 @@
             <w:pPr>
               <w:spacing w:after="20" w:before="0"/>
             </w:pPr>
-            <w:hyperlink w:history="1" r:id="rIde-zkd9nn9vwukurzpte1m">
+            <w:hyperlink w:history="1" r:id="rIdz3b3v2k9mcqaiyhpy52tm">
               <w:r>
                 <w:rPr>
                   <w:rFonts w:ascii="Arial" w:cs="Arial" w:eastAsia="Arial" w:hAnsi="Arial"/>
@@ -25048,7 +25591,7 @@
               <w:spacing w:after="10" w:before="0"/>
               <w:ind w:left="120"/>
             </w:pPr>
-            <w:hyperlink w:history="1" r:id="rIdnqnjw9jfodl2qicqy4yzx">
+            <w:hyperlink w:history="1" r:id="rIdyc6qxljajss3ng3k3ahx_">
               <w:r>
                 <w:rPr>
                   <w:rFonts w:ascii="Arial" w:cs="Arial" w:eastAsia="Arial" w:hAnsi="Arial"/>
@@ -25076,6 +25619,7 @@
           </w:tcPr>
           <w:p>
             <w:pPr>
+              <w:keepNext w:val="false"/>
               <w:spacing w:after="40" w:before="0"/>
               <w:jc w:val="left"/>
             </w:pPr>
@@ -25108,6 +25652,7 @@
           </w:tcPr>
           <w:p>
             <w:pPr>
+              <w:keepNext w:val="false"/>
               <w:spacing w:after="40" w:before="0"/>
               <w:jc w:val="left"/>
             </w:pPr>
@@ -25140,6 +25685,7 @@
           </w:tcPr>
           <w:p>
             <w:pPr>
+              <w:keepNext w:val="false"/>
               <w:spacing w:after="40" w:before="0"/>
               <w:jc w:val="left"/>
             </w:pPr>
@@ -25172,6 +25718,7 @@
           </w:tcPr>
           <w:p>
             <w:pPr>
+              <w:keepNext w:val="false"/>
               <w:spacing w:after="40" w:before="0"/>
               <w:jc w:val="left"/>
             </w:pPr>
@@ -25206,6 +25753,7 @@
           </w:tcPr>
           <w:p>
             <w:pPr>
+              <w:keepNext w:val="false"/>
               <w:spacing w:after="40" w:before="0"/>
               <w:jc w:val="left"/>
             </w:pPr>
@@ -25243,7 +25791,7 @@
             <w:pPr>
               <w:spacing w:after="20" w:before="0"/>
             </w:pPr>
-            <w:hyperlink w:history="1" r:id="rIdtudem2qll0aiy1dixc4th">
+            <w:hyperlink w:history="1" r:id="rIdryeppmbxtlwivmqctnh4z">
               <w:r>
                 <w:rPr>
                   <w:rFonts w:ascii="Arial" w:cs="Arial" w:eastAsia="Arial" w:hAnsi="Arial"/>
@@ -25276,7 +25824,7 @@
               <w:spacing w:after="10" w:before="0"/>
               <w:ind w:left="120"/>
             </w:pPr>
-            <w:hyperlink w:history="1" r:id="rIdxybdea09mn3hjcsh2kab4">
+            <w:hyperlink w:history="1" r:id="rIdjon3m-yj0m_w8ddro0bma">
               <w:r>
                 <w:rPr>
                   <w:rFonts w:ascii="Arial" w:cs="Arial" w:eastAsia="Arial" w:hAnsi="Arial"/>
@@ -25321,7 +25869,7 @@
             <w:pPr>
               <w:spacing w:after="20" w:before="0"/>
             </w:pPr>
-            <w:hyperlink w:history="1" r:id="rIdxug3ko_jmwub91uofdsq7">
+            <w:hyperlink w:history="1" r:id="rIdgfglvek_xn01o-p55iyel">
               <w:r>
                 <w:rPr>
                   <w:rFonts w:ascii="Arial" w:cs="Arial" w:eastAsia="Arial" w:hAnsi="Arial"/>
@@ -25354,7 +25902,7 @@
               <w:spacing w:after="10" w:before="0"/>
               <w:ind w:left="120"/>
             </w:pPr>
-            <w:hyperlink w:history="1" r:id="rIdh0c0um0hdpsyydnpwbcps">
+            <w:hyperlink w:history="1" r:id="rIdsl0vhe2ucpcqcyhjcwf7k">
               <w:r>
                 <w:rPr>
                   <w:rFonts w:ascii="Arial" w:cs="Arial" w:eastAsia="Arial" w:hAnsi="Arial"/>
@@ -25382,6 +25930,7 @@
           </w:tcPr>
           <w:p>
             <w:pPr>
+              <w:keepNext w:val="false"/>
               <w:spacing w:after="40" w:before="0"/>
               <w:jc w:val="left"/>
             </w:pPr>
@@ -25414,6 +25963,7 @@
           </w:tcPr>
           <w:p>
             <w:pPr>
+              <w:keepNext w:val="false"/>
               <w:spacing w:after="40" w:before="0"/>
               <w:jc w:val="left"/>
             </w:pPr>
@@ -25446,6 +25996,7 @@
           </w:tcPr>
           <w:p>
             <w:pPr>
+              <w:keepNext w:val="false"/>
               <w:spacing w:after="40" w:before="0"/>
               <w:jc w:val="left"/>
             </w:pPr>
@@ -25478,6 +26029,7 @@
           </w:tcPr>
           <w:p>
             <w:pPr>
+              <w:keepNext w:val="false"/>
               <w:spacing w:after="40" w:before="0"/>
               <w:jc w:val="left"/>
             </w:pPr>
@@ -25512,6 +26064,7 @@
           </w:tcPr>
           <w:p>
             <w:pPr>
+              <w:keepNext w:val="false"/>
               <w:spacing w:after="40" w:before="0"/>
               <w:jc w:val="left"/>
             </w:pPr>
@@ -25549,7 +26102,7 @@
             <w:pPr>
               <w:spacing w:after="20" w:before="0"/>
             </w:pPr>
-            <w:hyperlink w:history="1" r:id="rIdh3euups0nd8lyprrfhujx">
+            <w:hyperlink w:history="1" r:id="rIdlwmbjky0gstecarpm9t-h">
               <w:r>
                 <w:rPr>
                   <w:rFonts w:ascii="Arial" w:cs="Arial" w:eastAsia="Arial" w:hAnsi="Arial"/>
@@ -25582,7 +26135,7 @@
               <w:spacing w:after="10" w:before="0"/>
               <w:ind w:left="120"/>
             </w:pPr>
-            <w:hyperlink w:history="1" r:id="rId6owbpkwwwhc6wpwi6yky6">
+            <w:hyperlink w:history="1" r:id="rIday6bd2bdjenrh6e6mmnu7">
               <w:r>
                 <w:rPr>
                   <w:rFonts w:ascii="Arial" w:cs="Arial" w:eastAsia="Arial" w:hAnsi="Arial"/>
@@ -25627,7 +26180,7 @@
             <w:pPr>
               <w:spacing w:after="20" w:before="0"/>
             </w:pPr>
-            <w:hyperlink w:history="1" r:id="rId6xvi58rg7zsulleq9tgk6">
+            <w:hyperlink w:history="1" r:id="rIdpueqgdrj8aldqcxarfyqg">
               <w:r>
                 <w:rPr>
                   <w:rFonts w:ascii="Arial" w:cs="Arial" w:eastAsia="Arial" w:hAnsi="Arial"/>
@@ -25676,7 +26229,7 @@
               <w:spacing w:after="10" w:before="0"/>
               <w:ind w:left="120"/>
             </w:pPr>
-            <w:hyperlink w:history="1" r:id="rIdraw0gnqlgatagtr6ptjll">
+            <w:hyperlink w:history="1" r:id="rId534qddikevqs0fg93k3ir">
               <w:r>
                 <w:rPr>
                   <w:rFonts w:ascii="Arial" w:cs="Arial" w:eastAsia="Arial" w:hAnsi="Arial"/>
@@ -25704,6 +26257,7 @@
           </w:tcPr>
           <w:p>
             <w:pPr>
+              <w:keepNext w:val="false"/>
               <w:spacing w:after="40" w:before="0"/>
               <w:jc w:val="left"/>
             </w:pPr>
@@ -25723,6 +26277,7 @@
           </w:p>
           <w:p>
             <w:pPr>
+              <w:keepNext w:val="false"/>
               <w:spacing w:after="40" w:before="0"/>
               <w:jc w:val="left"/>
             </w:pPr>
@@ -25742,6 +26297,7 @@
           </w:p>
           <w:p>
             <w:pPr>
+              <w:keepNext w:val="false"/>
               <w:spacing w:after="40" w:before="0"/>
               <w:jc w:val="left"/>
             </w:pPr>
@@ -25761,6 +26317,7 @@
           </w:p>
           <w:p>
             <w:pPr>
+              <w:keepNext w:val="false"/>
               <w:spacing w:after="40" w:before="0"/>
               <w:jc w:val="left"/>
             </w:pPr>
@@ -25780,6 +26337,7 @@
           </w:p>
           <w:p>
             <w:pPr>
+              <w:keepNext w:val="false"/>
               <w:spacing w:after="40" w:before="0"/>
               <w:jc w:val="left"/>
             </w:pPr>
@@ -25799,6 +26357,7 @@
           </w:p>
           <w:p>
             <w:pPr>
+              <w:keepNext w:val="false"/>
               <w:spacing w:after="40" w:before="0"/>
               <w:jc w:val="left"/>
             </w:pPr>
@@ -25818,6 +26377,7 @@
           </w:p>
           <w:p>
             <w:pPr>
+              <w:keepNext w:val="false"/>
               <w:spacing w:after="40" w:before="0"/>
               <w:jc w:val="left"/>
             </w:pPr>
@@ -25837,6 +26397,7 @@
           </w:p>
           <w:p>
             <w:pPr>
+              <w:keepNext w:val="false"/>
               <w:spacing w:after="40" w:before="0"/>
               <w:jc w:val="left"/>
             </w:pPr>
@@ -25856,6 +26417,7 @@
           </w:p>
           <w:p>
             <w:pPr>
+              <w:keepNext w:val="false"/>
               <w:spacing w:after="40" w:before="0"/>
               <w:jc w:val="left"/>
             </w:pPr>
@@ -25875,6 +26437,7 @@
           </w:p>
           <w:p>
             <w:pPr>
+              <w:keepNext w:val="false"/>
               <w:spacing w:after="40" w:before="0"/>
               <w:jc w:val="left"/>
             </w:pPr>
@@ -25894,6 +26457,7 @@
           </w:p>
           <w:p>
             <w:pPr>
+              <w:keepNext w:val="false"/>
               <w:spacing w:after="40" w:before="0"/>
               <w:jc w:val="left"/>
             </w:pPr>
@@ -25913,6 +26477,7 @@
           </w:p>
           <w:p>
             <w:pPr>
+              <w:keepNext w:val="false"/>
               <w:spacing w:after="40" w:before="0"/>
               <w:jc w:val="left"/>
             </w:pPr>
@@ -25932,6 +26497,7 @@
           </w:p>
           <w:p>
             <w:pPr>
+              <w:keepNext w:val="false"/>
               <w:spacing w:after="40" w:before="0"/>
               <w:jc w:val="left"/>
             </w:pPr>
@@ -25951,6 +26517,7 @@
           </w:p>
           <w:p>
             <w:pPr>
+              <w:keepNext w:val="false"/>
               <w:spacing w:after="40" w:before="0"/>
               <w:jc w:val="left"/>
             </w:pPr>
@@ -25970,6 +26537,7 @@
           </w:p>
           <w:p>
             <w:pPr>
+              <w:keepNext w:val="false"/>
               <w:spacing w:after="40" w:before="0"/>
               <w:jc w:val="left"/>
             </w:pPr>
@@ -26002,6 +26570,7 @@
           </w:tcPr>
           <w:p>
             <w:pPr>
+              <w:keepNext w:val="false"/>
               <w:spacing w:after="40" w:before="0"/>
               <w:jc w:val="left"/>
             </w:pPr>
@@ -26021,6 +26590,7 @@
           </w:p>
           <w:p>
             <w:pPr>
+              <w:keepNext w:val="false"/>
               <w:spacing w:after="40" w:before="0"/>
               <w:jc w:val="left"/>
             </w:pPr>
@@ -26040,6 +26610,7 @@
           </w:p>
           <w:p>
             <w:pPr>
+              <w:keepNext w:val="false"/>
               <w:spacing w:after="40" w:before="0"/>
               <w:jc w:val="left"/>
             </w:pPr>
@@ -26059,6 +26630,7 @@
           </w:p>
           <w:p>
             <w:pPr>
+              <w:keepNext w:val="false"/>
               <w:spacing w:after="40" w:before="0"/>
               <w:jc w:val="left"/>
             </w:pPr>
@@ -26078,6 +26650,7 @@
           </w:p>
           <w:p>
             <w:pPr>
+              <w:keepNext w:val="false"/>
               <w:spacing w:after="40" w:before="0"/>
               <w:jc w:val="left"/>
             </w:pPr>
@@ -26097,6 +26670,7 @@
           </w:p>
           <w:p>
             <w:pPr>
+              <w:keepNext w:val="false"/>
               <w:spacing w:after="40" w:before="0"/>
               <w:jc w:val="left"/>
             </w:pPr>
@@ -26116,6 +26690,7 @@
           </w:p>
           <w:p>
             <w:pPr>
+              <w:keepNext w:val="false"/>
               <w:spacing w:after="40" w:before="0"/>
               <w:jc w:val="left"/>
             </w:pPr>
@@ -26135,6 +26710,7 @@
           </w:p>
           <w:p>
             <w:pPr>
+              <w:keepNext w:val="false"/>
               <w:spacing w:after="40" w:before="0"/>
               <w:jc w:val="left"/>
             </w:pPr>
@@ -26154,6 +26730,7 @@
           </w:p>
           <w:p>
             <w:pPr>
+              <w:keepNext w:val="false"/>
               <w:spacing w:after="40" w:before="0"/>
               <w:jc w:val="left"/>
             </w:pPr>
@@ -26186,6 +26763,7 @@
           </w:tcPr>
           <w:p>
             <w:pPr>
+              <w:keepNext w:val="false"/>
               <w:spacing w:after="40" w:before="0"/>
               <w:jc w:val="left"/>
             </w:pPr>
@@ -26218,6 +26796,7 @@
           </w:tcPr>
           <w:p>
             <w:pPr>
+              <w:keepNext w:val="false"/>
               <w:spacing w:after="40" w:before="0"/>
               <w:jc w:val="left"/>
             </w:pPr>
@@ -26252,6 +26831,7 @@
           </w:tcPr>
           <w:p>
             <w:pPr>
+              <w:keepNext w:val="false"/>
               <w:spacing w:after="40" w:before="0"/>
               <w:jc w:val="left"/>
             </w:pPr>
@@ -26289,7 +26869,7 @@
             <w:pPr>
               <w:spacing w:after="20" w:before="0"/>
             </w:pPr>
-            <w:hyperlink w:history="1" r:id="rId4yycy676mlx_mliekpmxw">
+            <w:hyperlink w:history="1" r:id="rId5crfk9le7-akmexdyo6qg">
               <w:r>
                 <w:rPr>
                   <w:rFonts w:ascii="Arial" w:cs="Arial" w:eastAsia="Arial" w:hAnsi="Arial"/>
@@ -26322,7 +26902,7 @@
               <w:spacing w:after="10" w:before="0"/>
               <w:ind w:left="120"/>
             </w:pPr>
-            <w:hyperlink w:history="1" r:id="rIdjp_qvn9flbt9kulpq6mta">
+            <w:hyperlink w:history="1" r:id="rId6ebakfqeim_r5vcptrjr8">
               <w:r>
                 <w:rPr>
                   <w:rFonts w:ascii="Arial" w:cs="Arial" w:eastAsia="Arial" w:hAnsi="Arial"/>
@@ -26367,7 +26947,7 @@
             <w:pPr>
               <w:spacing w:after="20" w:before="0"/>
             </w:pPr>
-            <w:hyperlink w:history="1" r:id="rIdtxo4ei7nosuu7mvh_jbkw">
+            <w:hyperlink w:history="1" r:id="rIdy9a7tcojwupwgbnbnog7g">
               <w:r>
                 <w:rPr>
                   <w:rFonts w:ascii="Arial" w:cs="Arial" w:eastAsia="Arial" w:hAnsi="Arial"/>
@@ -26416,7 +26996,7 @@
               <w:spacing w:after="10" w:before="0"/>
               <w:ind w:left="120"/>
             </w:pPr>
-            <w:hyperlink w:history="1" r:id="rIdaqftw3irz5kwcerriwtr0">
+            <w:hyperlink w:history="1" r:id="rIdwuthndi5cio_spckjxxey">
               <w:r>
                 <w:rPr>
                   <w:rFonts w:ascii="Arial" w:cs="Arial" w:eastAsia="Arial" w:hAnsi="Arial"/>
@@ -26444,6 +27024,7 @@
           </w:tcPr>
           <w:p>
             <w:pPr>
+              <w:keepNext w:val="false"/>
               <w:spacing w:after="40" w:before="0"/>
               <w:jc w:val="left"/>
             </w:pPr>
@@ -26476,6 +27057,7 @@
           </w:tcPr>
           <w:p>
             <w:pPr>
+              <w:keepNext w:val="false"/>
               <w:spacing w:after="40" w:before="0"/>
               <w:jc w:val="left"/>
             </w:pPr>
@@ -26508,6 +27090,7 @@
           </w:tcPr>
           <w:p>
             <w:pPr>
+              <w:keepNext w:val="false"/>
               <w:spacing w:after="40" w:before="0"/>
               <w:jc w:val="left"/>
             </w:pPr>
@@ -26540,6 +27123,7 @@
           </w:tcPr>
           <w:p>
             <w:pPr>
+              <w:keepNext w:val="false"/>
               <w:spacing w:after="40" w:before="0"/>
               <w:jc w:val="left"/>
             </w:pPr>
@@ -26574,6 +27158,7 @@
           </w:tcPr>
           <w:p>
             <w:pPr>
+              <w:keepNext w:val="false"/>
               <w:spacing w:after="40" w:before="0"/>
               <w:jc w:val="left"/>
             </w:pPr>
@@ -26611,7 +27196,7 @@
             <w:pPr>
               <w:spacing w:after="20" w:before="0"/>
             </w:pPr>
-            <w:hyperlink w:history="1" r:id="rIdfb_gokh6onlkb55mm_bzb">
+            <w:hyperlink w:history="1" r:id="rIdgq-arqvvwp4srimwifvar">
               <w:r>
                 <w:rPr>
                   <w:rFonts w:ascii="Arial" w:cs="Arial" w:eastAsia="Arial" w:hAnsi="Arial"/>
@@ -26644,7 +27229,7 @@
               <w:spacing w:after="10" w:before="0"/>
               <w:ind w:left="120"/>
             </w:pPr>
-            <w:hyperlink w:history="1" r:id="rIdweaftkxxbdzicvlprueyz">
+            <w:hyperlink w:history="1" r:id="rIdkjert4hvrtgoaodniti96">
               <w:r>
                 <w:rPr>
                   <w:rFonts w:ascii="Arial" w:cs="Arial" w:eastAsia="Arial" w:hAnsi="Arial"/>
@@ -26689,7 +27274,7 @@
             <w:pPr>
               <w:spacing w:after="20" w:before="0"/>
             </w:pPr>
-            <w:hyperlink w:history="1" r:id="rId0heh29tefdflttrtmq82e">
+            <w:hyperlink w:history="1" r:id="rId2e_knjybgunqpxwyy2doy">
               <w:r>
                 <w:rPr>
                   <w:rFonts w:ascii="Arial" w:cs="Arial" w:eastAsia="Arial" w:hAnsi="Arial"/>
@@ -26738,7 +27323,7 @@
               <w:spacing w:after="10" w:before="0"/>
               <w:ind w:left="120"/>
             </w:pPr>
-            <w:hyperlink w:history="1" r:id="rId3ghnzmwkqtmzehqcx7avi">
+            <w:hyperlink w:history="1" r:id="rIdmxj8f0bz_8ksbvnxz9p80">
               <w:r>
                 <w:rPr>
                   <w:rFonts w:ascii="Arial" w:cs="Arial" w:eastAsia="Arial" w:hAnsi="Arial"/>
@@ -26766,6 +27351,7 @@
           </w:tcPr>
           <w:p>
             <w:pPr>
+              <w:keepNext w:val="false"/>
               <w:spacing w:after="40" w:before="0"/>
               <w:jc w:val="left"/>
             </w:pPr>
@@ -26798,6 +27384,7 @@
           </w:tcPr>
           <w:p>
             <w:pPr>
+              <w:keepNext w:val="false"/>
               <w:spacing w:after="40" w:before="0"/>
               <w:jc w:val="left"/>
             </w:pPr>
@@ -26830,6 +27417,7 @@
           </w:tcPr>
           <w:p>
             <w:pPr>
+              <w:keepNext w:val="false"/>
               <w:spacing w:after="40" w:before="0"/>
               <w:jc w:val="left"/>
             </w:pPr>
@@ -26862,6 +27450,7 @@
           </w:tcPr>
           <w:p>
             <w:pPr>
+              <w:keepNext w:val="false"/>
               <w:spacing w:after="40" w:before="0"/>
               <w:jc w:val="left"/>
             </w:pPr>
@@ -26921,6 +27510,7 @@
           </w:tcPr>
           <w:p>
             <w:pPr>
+              <w:keepNext w:val="false"/>
               <w:spacing w:after="40" w:before="0"/>
               <w:jc w:val="center"/>
             </w:pPr>
@@ -26955,6 +27545,7 @@
           </w:tcPr>
           <w:p>
             <w:pPr>
+              <w:keepNext w:val="false"/>
               <w:spacing w:after="40" w:before="0"/>
               <w:jc w:val="left"/>
             </w:pPr>
@@ -27016,6 +27607,7 @@
           </w:tcPr>
           <w:p>
             <w:pPr>
+              <w:keepNext w:val="false"/>
               <w:spacing w:after="40" w:before="0"/>
               <w:jc w:val="center"/>
             </w:pPr>
@@ -27050,6 +27642,7 @@
           </w:tcPr>
           <w:p>
             <w:pPr>
+              <w:keepNext w:val="false"/>
               <w:spacing w:after="40" w:before="0"/>
               <w:jc w:val="left"/>
             </w:pPr>
@@ -27082,6 +27675,7 @@
           </w:tcPr>
           <w:p>
             <w:pPr>
+              <w:keepNext w:val="false"/>
               <w:spacing w:after="40" w:before="0"/>
               <w:jc w:val="left"/>
             </w:pPr>
@@ -27116,6 +27710,7 @@
           </w:tcPr>
           <w:p>
             <w:pPr>
+              <w:keepNext w:val="false"/>
               <w:spacing w:after="40" w:before="0"/>
               <w:jc w:val="left"/>
             </w:pPr>
@@ -27148,6 +27743,7 @@
           </w:tcPr>
           <w:p>
             <w:pPr>
+              <w:keepNext w:val="false"/>
               <w:spacing w:after="40" w:before="0"/>
               <w:jc w:val="left"/>
             </w:pPr>
@@ -27182,6 +27778,7 @@
           </w:tcPr>
           <w:p>
             <w:pPr>
+              <w:keepNext w:val="false"/>
               <w:spacing w:after="40" w:before="0"/>
               <w:jc w:val="left"/>
             </w:pPr>
@@ -27214,6 +27811,7 @@
           </w:tcPr>
           <w:p>
             <w:pPr>
+              <w:keepNext w:val="false"/>
               <w:spacing w:after="40" w:before="0"/>
               <w:jc w:val="left"/>
             </w:pPr>
@@ -27250,7 +27848,7 @@
         </w:rPr>
         <w:t xml:space="preserve">© 2026 SeaVuria and ARES. Aligned with KICD objectives. Developed by SeaVuria; technical implementation by ARES (with AI assistance from Claude). Licensed under </w:t>
       </w:r>
-      <w:hyperlink w:history="1" r:id="rIdzqfsgyqriv7kktnixmglw">
+      <w:hyperlink w:history="1" r:id="rIdu0s46d0bk79sklm3hyfud">
         <w:r>
           <w:rPr>
             <w:rFonts w:ascii="Arial" w:cs="Arial" w:eastAsia="Arial" w:hAnsi="Arial"/>
@@ -27271,7 +27869,7 @@
         </w:rPr>
         <w:t xml:space="preserve"> (</w:t>
       </w:r>
-      <w:hyperlink w:history="1" r:id="rIdx2mfbq2ppmynwqobegvij">
+      <w:hyperlink w:history="1" r:id="rIdmleapqagv7faz6iajsf99">
         <w:r>
           <w:rPr>
             <w:rFonts w:ascii="Arial" w:cs="Arial" w:eastAsia="Arial" w:hAnsi="Arial"/>
@@ -27332,6 +27930,7 @@
           </w:tcPr>
           <w:p>
             <w:pPr>
+              <w:keepNext w:val="false"/>
               <w:spacing w:after="40" w:before="0"/>
               <w:jc w:val="center"/>
             </w:pPr>
@@ -27366,6 +27965,7 @@
           </w:tcPr>
           <w:p>
             <w:pPr>
+              <w:keepNext w:val="false"/>
               <w:spacing w:after="40" w:before="0"/>
               <w:jc w:val="left"/>
             </w:pPr>
@@ -27398,6 +27998,7 @@
           </w:tcPr>
           <w:p>
             <w:pPr>
+              <w:keepNext w:val="false"/>
               <w:spacing w:after="40" w:before="0"/>
               <w:jc w:val="left"/>
             </w:pPr>
@@ -27430,6 +28031,7 @@
           </w:tcPr>
           <w:p>
             <w:pPr>
+              <w:keepNext w:val="false"/>
               <w:spacing w:after="40" w:before="0"/>
               <w:jc w:val="left"/>
             </w:pPr>
@@ -27464,6 +28066,7 @@
           </w:tcPr>
           <w:p>
             <w:pPr>
+              <w:keepNext w:val="false"/>
               <w:spacing w:after="40" w:before="0"/>
               <w:jc w:val="left"/>
             </w:pPr>
@@ -27496,6 +28099,7 @@
           </w:tcPr>
           <w:p>
             <w:pPr>
+              <w:keepNext w:val="false"/>
               <w:spacing w:after="40" w:before="0"/>
               <w:jc w:val="left"/>
             </w:pPr>
@@ -27528,6 +28132,7 @@
           </w:tcPr>
           <w:p>
             <w:pPr>
+              <w:keepNext w:val="false"/>
               <w:spacing w:after="40" w:before="0"/>
               <w:jc w:val="left"/>
             </w:pPr>
@@ -27562,6 +28167,7 @@
           </w:tcPr>
           <w:p>
             <w:pPr>
+              <w:keepNext w:val="false"/>
               <w:spacing w:after="40" w:before="0"/>
               <w:jc w:val="left"/>
             </w:pPr>
@@ -27594,6 +28200,7 @@
           </w:tcPr>
           <w:p>
             <w:pPr>
+              <w:keepNext w:val="false"/>
               <w:spacing w:after="40" w:before="0"/>
               <w:jc w:val="left"/>
             </w:pPr>
@@ -27626,6 +28233,7 @@
           </w:tcPr>
           <w:p>
             <w:pPr>
+              <w:keepNext w:val="false"/>
               <w:spacing w:after="40" w:before="0"/>
               <w:jc w:val="left"/>
             </w:pPr>
@@ -27660,6 +28268,7 @@
           </w:tcPr>
           <w:p>
             <w:pPr>
+              <w:keepNext w:val="false"/>
               <w:spacing w:after="40" w:before="0"/>
               <w:jc w:val="left"/>
             </w:pPr>
@@ -27692,6 +28301,7 @@
           </w:tcPr>
           <w:p>
             <w:pPr>
+              <w:keepNext w:val="false"/>
               <w:spacing w:after="40" w:before="0"/>
               <w:jc w:val="left"/>
             </w:pPr>
@@ -27724,6 +28334,7 @@
           </w:tcPr>
           <w:p>
             <w:pPr>
+              <w:keepNext w:val="false"/>
               <w:spacing w:after="40" w:before="0"/>
               <w:jc w:val="left"/>
             </w:pPr>

--- a/data/outputs/v2/Core_Mathematics/SS2.3_Rotation/Core_Mathematics_Rotation_CBE_LessonSequence.docx
+++ b/data/outputs/v2/Core_Mathematics/SS2.3_Rotation/Core_Mathematics_Rotation_CBE_LessonSequence.docx
@@ -2378,7 +2378,7 @@
         </w:rPr>
         <w:t xml:space="preserve">© 2026 SeaVuria and ARES. This work is licensed under a </w:t>
       </w:r>
-      <w:hyperlink w:history="1" r:id="rId4we3nsyomjzff34o02q-q">
+      <w:hyperlink w:history="1" r:id="rIdjlocsozbppzjpnwb5xidg">
         <w:r>
           <w:rPr>
             <w:rFonts w:ascii="Arial" w:cs="Arial" w:eastAsia="Arial" w:hAnsi="Arial"/>
@@ -2398,7 +2398,7 @@
         </w:rPr>
         <w:t xml:space="preserve"> (</w:t>
       </w:r>
-      <w:hyperlink w:history="1" r:id="rIdivkf64lhj3ksgldcxgu2i">
+      <w:hyperlink w:history="1" r:id="rIdtcwz9mzeawkkybptc2nv3">
         <w:r>
           <w:rPr>
             <w:rFonts w:ascii="Arial" w:cs="Arial" w:eastAsia="Arial" w:hAnsi="Arial"/>
@@ -2418,7 +2418,7 @@
         </w:rPr>
         <w:t xml:space="preserve">). To view a copy of this license, visit </w:t>
       </w:r>
-      <w:hyperlink w:history="1" r:id="rIdt-va5q2ttk3ybssqxapkw">
+      <w:hyperlink w:history="1" r:id="rIdnm9lxcksdsgxerrgc_gkw">
         <w:r>
           <w:rPr>
             <w:rFonts w:ascii="Arial" w:cs="Arial" w:eastAsia="Arial" w:hAnsi="Arial"/>
@@ -3457,7 +3457,7 @@
             <w:pPr>
               <w:spacing w:after="20" w:before="0"/>
             </w:pPr>
-            <w:hyperlink w:history="1" r:id="rIdw4qq5_xebn6eu8yjqbjrt">
+            <w:hyperlink w:history="1" r:id="rIdtqvrnnh6goxosnjcxle0s">
               <w:r>
                 <w:rPr>
                   <w:rFonts w:ascii="Arial" w:cs="Arial" w:eastAsia="Arial" w:hAnsi="Arial"/>
@@ -3490,7 +3490,7 @@
               <w:spacing w:after="10" w:before="0"/>
               <w:ind w:left="120"/>
             </w:pPr>
-            <w:hyperlink w:history="1" r:id="rIdks97gvego9logdq9ahhrp">
+            <w:hyperlink w:history="1" r:id="rIddjw8klmfxmhoqhzxxa3sv">
               <w:r>
                 <w:rPr>
                   <w:rFonts w:ascii="Arial" w:cs="Arial" w:eastAsia="Arial" w:hAnsi="Arial"/>
@@ -3535,7 +3535,7 @@
             <w:pPr>
               <w:spacing w:after="20" w:before="0"/>
             </w:pPr>
-            <w:hyperlink w:history="1" r:id="rIduozcdgnkkeq7wld9snspd">
+            <w:hyperlink w:history="1" r:id="rIdr8x0vck-dc6nc3wul7k9p">
               <w:r>
                 <w:rPr>
                   <w:rFonts w:ascii="Arial" w:cs="Arial" w:eastAsia="Arial" w:hAnsi="Arial"/>
@@ -3568,7 +3568,7 @@
               <w:spacing w:after="10" w:before="0"/>
               <w:ind w:left="120"/>
             </w:pPr>
-            <w:hyperlink w:history="1" r:id="rIdgqf5mro37yhb37v75ddls">
+            <w:hyperlink w:history="1" r:id="rIdf5g8qmymsseelcn_ans65">
               <w:r>
                 <w:rPr>
                   <w:rFonts w:ascii="Arial" w:cs="Arial" w:eastAsia="Arial" w:hAnsi="Arial"/>
@@ -3768,7 +3768,7 @@
             <w:pPr>
               <w:spacing w:after="20" w:before="0"/>
             </w:pPr>
-            <w:hyperlink w:history="1" r:id="rId_m4fb8xhfimosotekggiu">
+            <w:hyperlink w:history="1" r:id="rIdhvgrmrms32d4-krufqha-">
               <w:r>
                 <w:rPr>
                   <w:rFonts w:ascii="Arial" w:cs="Arial" w:eastAsia="Arial" w:hAnsi="Arial"/>
@@ -3801,7 +3801,7 @@
               <w:spacing w:after="10" w:before="0"/>
               <w:ind w:left="120"/>
             </w:pPr>
-            <w:hyperlink w:history="1" r:id="rIdtubmqxiedslxzjez-pqya">
+            <w:hyperlink w:history="1" r:id="rId_kbtpswsjwppdizydnbkh">
               <w:r>
                 <w:rPr>
                   <w:rFonts w:ascii="Arial" w:cs="Arial" w:eastAsia="Arial" w:hAnsi="Arial"/>
@@ -3846,7 +3846,7 @@
             <w:pPr>
               <w:spacing w:after="20" w:before="0"/>
             </w:pPr>
-            <w:hyperlink w:history="1" r:id="rIdstmaxapgri6-9yykcvgem">
+            <w:hyperlink w:history="1" r:id="rId2z8-7amnsxwihkbumcl3g">
               <w:r>
                 <w:rPr>
                   <w:rFonts w:ascii="Arial" w:cs="Arial" w:eastAsia="Arial" w:hAnsi="Arial"/>
@@ -3879,7 +3879,7 @@
               <w:spacing w:after="10" w:before="0"/>
               <w:ind w:left="120"/>
             </w:pPr>
-            <w:hyperlink w:history="1" r:id="rId-yscyugv78vkajh8cthqg">
+            <w:hyperlink w:history="1" r:id="rIdwcfju15cwwqn7fc_jjdtr">
               <w:r>
                 <w:rPr>
                   <w:rFonts w:ascii="Arial" w:cs="Arial" w:eastAsia="Arial" w:hAnsi="Arial"/>
@@ -4079,7 +4079,7 @@
             <w:pPr>
               <w:spacing w:after="20" w:before="0"/>
             </w:pPr>
-            <w:hyperlink w:history="1" r:id="rIdcqjhono0k8iqumwkqt0z0">
+            <w:hyperlink w:history="1" r:id="rIdczz9dhdmrwxuixwx5pny0">
               <w:r>
                 <w:rPr>
                   <w:rFonts w:ascii="Arial" w:cs="Arial" w:eastAsia="Arial" w:hAnsi="Arial"/>
@@ -4112,7 +4112,7 @@
               <w:spacing w:after="10" w:before="0"/>
               <w:ind w:left="120"/>
             </w:pPr>
-            <w:hyperlink w:history="1" r:id="rIdp4coar0dnjoi3oaswghkn">
+            <w:hyperlink w:history="1" r:id="rId39yc5-vgmtdtyabeodelc">
               <w:r>
                 <w:rPr>
                   <w:rFonts w:ascii="Arial" w:cs="Arial" w:eastAsia="Arial" w:hAnsi="Arial"/>
@@ -4157,7 +4157,7 @@
             <w:pPr>
               <w:spacing w:after="20" w:before="0"/>
             </w:pPr>
-            <w:hyperlink w:history="1" r:id="rIdhstkqtmod6ie7byvzbxtu">
+            <w:hyperlink w:history="1" r:id="rIdwtffebbnfsxwjdl5pb3px">
               <w:r>
                 <w:rPr>
                   <w:rFonts w:ascii="Arial" w:cs="Arial" w:eastAsia="Arial" w:hAnsi="Arial"/>
@@ -4190,7 +4190,7 @@
               <w:spacing w:after="10" w:before="0"/>
               <w:ind w:left="120"/>
             </w:pPr>
-            <w:hyperlink w:history="1" r:id="rIdu_gugkcnzkspk5cyvyfqr">
+            <w:hyperlink w:history="1" r:id="rIdkpyskz4hchrypjs055g1o">
               <w:r>
                 <w:rPr>
                   <w:rFonts w:ascii="Arial" w:cs="Arial" w:eastAsia="Arial" w:hAnsi="Arial"/>
@@ -4390,7 +4390,7 @@
             <w:pPr>
               <w:spacing w:after="20" w:before="0"/>
             </w:pPr>
-            <w:hyperlink w:history="1" r:id="rIdvvknobb9sa18ybvtd4_7d">
+            <w:hyperlink w:history="1" r:id="rId2za_qvb2vckbb3nmjkmgb">
               <w:r>
                 <w:rPr>
                   <w:rFonts w:ascii="Arial" w:cs="Arial" w:eastAsia="Arial" w:hAnsi="Arial"/>
@@ -4423,7 +4423,7 @@
               <w:spacing w:after="10" w:before="0"/>
               <w:ind w:left="120"/>
             </w:pPr>
-            <w:hyperlink w:history="1" r:id="rIdjnombi0kllhxstrh7ga9u">
+            <w:hyperlink w:history="1" r:id="rIdxoq7lrhrohydj3kg1bghe">
               <w:r>
                 <w:rPr>
                   <w:rFonts w:ascii="Arial" w:cs="Arial" w:eastAsia="Arial" w:hAnsi="Arial"/>
@@ -4468,7 +4468,7 @@
             <w:pPr>
               <w:spacing w:after="20" w:before="0"/>
             </w:pPr>
-            <w:hyperlink w:history="1" r:id="rIdxrpdekkt_zokgwkt-f6f6">
+            <w:hyperlink w:history="1" r:id="rId_kblgfzytg4kjlj2x8cer">
               <w:r>
                 <w:rPr>
                   <w:rFonts w:ascii="Arial" w:cs="Arial" w:eastAsia="Arial" w:hAnsi="Arial"/>
@@ -4501,7 +4501,7 @@
               <w:spacing w:after="10" w:before="0"/>
               <w:ind w:left="120"/>
             </w:pPr>
-            <w:hyperlink w:history="1" r:id="rId57rjlf4gzuwww4l0i7rvb">
+            <w:hyperlink w:history="1" r:id="rIdjig2jdr0m9tv40nsly3fb">
               <w:r>
                 <w:rPr>
                   <w:rFonts w:ascii="Arial" w:cs="Arial" w:eastAsia="Arial" w:hAnsi="Arial"/>
@@ -4701,7 +4701,7 @@
             <w:pPr>
               <w:spacing w:after="20" w:before="0"/>
             </w:pPr>
-            <w:hyperlink w:history="1" r:id="rIdeaeglrv7iyd96p0zzx9mz">
+            <w:hyperlink w:history="1" r:id="rIdw_mhxpzr7maxrao8l7fva">
               <w:r>
                 <w:rPr>
                   <w:rFonts w:ascii="Arial" w:cs="Arial" w:eastAsia="Arial" w:hAnsi="Arial"/>
@@ -4734,7 +4734,7 @@
               <w:spacing w:after="10" w:before="0"/>
               <w:ind w:left="120"/>
             </w:pPr>
-            <w:hyperlink w:history="1" r:id="rIdljyaaxtfvgmzglueq0cwm">
+            <w:hyperlink w:history="1" r:id="rIddcdadjn8jvr6epoylut5w">
               <w:r>
                 <w:rPr>
                   <w:rFonts w:ascii="Arial" w:cs="Arial" w:eastAsia="Arial" w:hAnsi="Arial"/>
@@ -4779,7 +4779,7 @@
             <w:pPr>
               <w:spacing w:after="20" w:before="0"/>
             </w:pPr>
-            <w:hyperlink w:history="1" r:id="rId8ydl14tq8rh4wsvil7yho">
+            <w:hyperlink w:history="1" r:id="rIdqmefgki_ihg8vjubci8ak">
               <w:r>
                 <w:rPr>
                   <w:rFonts w:ascii="Arial" w:cs="Arial" w:eastAsia="Arial" w:hAnsi="Arial"/>
@@ -4812,7 +4812,7 @@
               <w:spacing w:after="10" w:before="0"/>
               <w:ind w:left="120"/>
             </w:pPr>
-            <w:hyperlink w:history="1" r:id="rIdkbtfjf_shpiacxbmqr5wq">
+            <w:hyperlink w:history="1" r:id="rIdf_6j2oukx-5d5cvm843bt">
               <w:r>
                 <w:rPr>
                   <w:rFonts w:ascii="Arial" w:cs="Arial" w:eastAsia="Arial" w:hAnsi="Arial"/>
@@ -5337,7 +5337,7 @@
         </w:rPr>
         <w:t xml:space="preserve">© 2026 SeaVuria and ARES. Aligned with KICD objectives. Developed by SeaVuria; technical implementation by ARES (with AI assistance from Claude). Licensed under </w:t>
       </w:r>
-      <w:hyperlink w:history="1" r:id="rIdcvqo9ymbmmiow_42qepwq">
+      <w:hyperlink w:history="1" r:id="rIdfahxsmz6vcacn-0o-li_a">
         <w:r>
           <w:rPr>
             <w:rFonts w:ascii="Arial" w:cs="Arial" w:eastAsia="Arial" w:hAnsi="Arial"/>
@@ -5358,7 +5358,7 @@
         </w:rPr>
         <w:t xml:space="preserve"> (</w:t>
       </w:r>
-      <w:hyperlink w:history="1" r:id="rIdo_ogbk3vgawwltber-g83">
+      <w:hyperlink w:history="1" r:id="rIdaoqox3giheru_v3pkvwqn">
         <w:r>
           <w:rPr>
             <w:rFonts w:ascii="Arial" w:cs="Arial" w:eastAsia="Arial" w:hAnsi="Arial"/>
@@ -6398,7 +6398,7 @@
             <w:pPr>
               <w:spacing w:after="20" w:before="0"/>
             </w:pPr>
-            <w:hyperlink w:history="1" r:id="rIdgci1gma0oxiqffn2mwexq">
+            <w:hyperlink w:history="1" r:id="rIdc5_1iot5gxkd6ofjg33ld">
               <w:r>
                 <w:rPr>
                   <w:rFonts w:ascii="Arial" w:cs="Arial" w:eastAsia="Arial" w:hAnsi="Arial"/>
@@ -6431,7 +6431,7 @@
               <w:spacing w:after="10" w:before="0"/>
               <w:ind w:left="120"/>
             </w:pPr>
-            <w:hyperlink w:history="1" r:id="rIdyyhbkpz8oh5ooij17erni">
+            <w:hyperlink w:history="1" r:id="rIdnz62r-thspcizuydbkkh9">
               <w:r>
                 <w:rPr>
                   <w:rFonts w:ascii="Arial" w:cs="Arial" w:eastAsia="Arial" w:hAnsi="Arial"/>
@@ -6476,7 +6476,7 @@
             <w:pPr>
               <w:spacing w:after="20" w:before="0"/>
             </w:pPr>
-            <w:hyperlink w:history="1" r:id="rIdzijbwx5ozpzsgcy0xxy5s">
+            <w:hyperlink w:history="1" r:id="rIdk8zy3oyrzhpb1gwkgodwl">
               <w:r>
                 <w:rPr>
                   <w:rFonts w:ascii="Arial" w:cs="Arial" w:eastAsia="Arial" w:hAnsi="Arial"/>
@@ -6509,7 +6509,7 @@
               <w:spacing w:after="10" w:before="0"/>
               <w:ind w:left="120"/>
             </w:pPr>
-            <w:hyperlink w:history="1" r:id="rIdszmmuzn6ixigm7tj8i8mj">
+            <w:hyperlink w:history="1" r:id="rId0wao0fkwzyiceshmx6ta3">
               <w:r>
                 <w:rPr>
                   <w:rFonts w:ascii="Arial" w:cs="Arial" w:eastAsia="Arial" w:hAnsi="Arial"/>
@@ -6709,7 +6709,7 @@
             <w:pPr>
               <w:spacing w:after="20" w:before="0"/>
             </w:pPr>
-            <w:hyperlink w:history="1" r:id="rId67noyezmy1n1v4bvf5ibh">
+            <w:hyperlink w:history="1" r:id="rIdwzdzfbjhaqg91nj2xvhfe">
               <w:r>
                 <w:rPr>
                   <w:rFonts w:ascii="Arial" w:cs="Arial" w:eastAsia="Arial" w:hAnsi="Arial"/>
@@ -6742,7 +6742,7 @@
               <w:spacing w:after="10" w:before="0"/>
               <w:ind w:left="120"/>
             </w:pPr>
-            <w:hyperlink w:history="1" r:id="rIdujsl66c8emb7zxsmpkycp">
+            <w:hyperlink w:history="1" r:id="rIdincivgzadr_pmhdwalfhv">
               <w:r>
                 <w:rPr>
                   <w:rFonts w:ascii="Arial" w:cs="Arial" w:eastAsia="Arial" w:hAnsi="Arial"/>
@@ -6787,7 +6787,7 @@
             <w:pPr>
               <w:spacing w:after="20" w:before="0"/>
             </w:pPr>
-            <w:hyperlink w:history="1" r:id="rId_eql3ncwbff94u9gyysm3">
+            <w:hyperlink w:history="1" r:id="rIdw9atgdtxvly8_4ktsdbup">
               <w:r>
                 <w:rPr>
                   <w:rFonts w:ascii="Arial" w:cs="Arial" w:eastAsia="Arial" w:hAnsi="Arial"/>
@@ -6820,7 +6820,7 @@
               <w:spacing w:after="10" w:before="0"/>
               <w:ind w:left="120"/>
             </w:pPr>
-            <w:hyperlink w:history="1" r:id="rIdb4zdhem5lbcbvodfblecj">
+            <w:hyperlink w:history="1" r:id="rIdvehicriqa9omzezz9r4di">
               <w:r>
                 <w:rPr>
                   <w:rFonts w:ascii="Arial" w:cs="Arial" w:eastAsia="Arial" w:hAnsi="Arial"/>
@@ -7020,7 +7020,7 @@
             <w:pPr>
               <w:spacing w:after="20" w:before="0"/>
             </w:pPr>
-            <w:hyperlink w:history="1" r:id="rId3h4iqkxjbzbzhmmbxfdco">
+            <w:hyperlink w:history="1" r:id="rIdywwfgc4yripsb32pwsvdc">
               <w:r>
                 <w:rPr>
                   <w:rFonts w:ascii="Arial" w:cs="Arial" w:eastAsia="Arial" w:hAnsi="Arial"/>
@@ -7053,7 +7053,7 @@
               <w:spacing w:after="10" w:before="0"/>
               <w:ind w:left="120"/>
             </w:pPr>
-            <w:hyperlink w:history="1" r:id="rIdkjcoifdbgb6ieljxwku99">
+            <w:hyperlink w:history="1" r:id="rIdj2-tvly_gxm5gvks5zdye">
               <w:r>
                 <w:rPr>
                   <w:rFonts w:ascii="Arial" w:cs="Arial" w:eastAsia="Arial" w:hAnsi="Arial"/>
@@ -7098,7 +7098,7 @@
             <w:pPr>
               <w:spacing w:after="20" w:before="0"/>
             </w:pPr>
-            <w:hyperlink w:history="1" r:id="rIdfeifl4gxy8aszrtxhstdi">
+            <w:hyperlink w:history="1" r:id="rIdqu0nxvsot6babikacfct4">
               <w:r>
                 <w:rPr>
                   <w:rFonts w:ascii="Arial" w:cs="Arial" w:eastAsia="Arial" w:hAnsi="Arial"/>
@@ -7131,7 +7131,7 @@
               <w:spacing w:after="10" w:before="0"/>
               <w:ind w:left="120"/>
             </w:pPr>
-            <w:hyperlink w:history="1" r:id="rIddknysosp9q2emugiv73e8">
+            <w:hyperlink w:history="1" r:id="rIdkbpakcmna17rmzwu1x2dx">
               <w:r>
                 <w:rPr>
                   <w:rFonts w:ascii="Arial" w:cs="Arial" w:eastAsia="Arial" w:hAnsi="Arial"/>
@@ -7331,7 +7331,7 @@
             <w:pPr>
               <w:spacing w:after="20" w:before="0"/>
             </w:pPr>
-            <w:hyperlink w:history="1" r:id="rIdb49w2inqsacjaxcufk-u8">
+            <w:hyperlink w:history="1" r:id="rIdkeksuuokyt5wz3pjbc-pe">
               <w:r>
                 <w:rPr>
                   <w:rFonts w:ascii="Arial" w:cs="Arial" w:eastAsia="Arial" w:hAnsi="Arial"/>
@@ -7364,7 +7364,7 @@
               <w:spacing w:after="10" w:before="0"/>
               <w:ind w:left="120"/>
             </w:pPr>
-            <w:hyperlink w:history="1" r:id="rIdtkss81wauze4eqc8zwoov">
+            <w:hyperlink w:history="1" r:id="rIdrzgmdaxndvcicvpgnkvvb">
               <w:r>
                 <w:rPr>
                   <w:rFonts w:ascii="Arial" w:cs="Arial" w:eastAsia="Arial" w:hAnsi="Arial"/>
@@ -7409,7 +7409,7 @@
             <w:pPr>
               <w:spacing w:after="20" w:before="0"/>
             </w:pPr>
-            <w:hyperlink w:history="1" r:id="rIdg2v0-fqdulepd5khdtybm">
+            <w:hyperlink w:history="1" r:id="rIdwulkm4ehsvqnprn4jmau0">
               <w:r>
                 <w:rPr>
                   <w:rFonts w:ascii="Arial" w:cs="Arial" w:eastAsia="Arial" w:hAnsi="Arial"/>
@@ -7442,7 +7442,7 @@
               <w:spacing w:after="10" w:before="0"/>
               <w:ind w:left="120"/>
             </w:pPr>
-            <w:hyperlink w:history="1" r:id="rIdznowjwxpklv7tt-inlns6">
+            <w:hyperlink w:history="1" r:id="rIdlabuvz8xxwl2sdbj8sq6c">
               <w:r>
                 <w:rPr>
                   <w:rFonts w:ascii="Arial" w:cs="Arial" w:eastAsia="Arial" w:hAnsi="Arial"/>
@@ -7642,7 +7642,7 @@
             <w:pPr>
               <w:spacing w:after="20" w:before="0"/>
             </w:pPr>
-            <w:hyperlink w:history="1" r:id="rId6mbl_oip7zxxp-lsxq5wv">
+            <w:hyperlink w:history="1" r:id="rIdmbv_sv53643e40fpnteky">
               <w:r>
                 <w:rPr>
                   <w:rFonts w:ascii="Arial" w:cs="Arial" w:eastAsia="Arial" w:hAnsi="Arial"/>
@@ -7675,7 +7675,7 @@
               <w:spacing w:after="10" w:before="0"/>
               <w:ind w:left="120"/>
             </w:pPr>
-            <w:hyperlink w:history="1" r:id="rIdqymw--irls2x0cq9yzreb">
+            <w:hyperlink w:history="1" r:id="rIdqqwqdiufui-gssebvyix8">
               <w:r>
                 <w:rPr>
                   <w:rFonts w:ascii="Arial" w:cs="Arial" w:eastAsia="Arial" w:hAnsi="Arial"/>
@@ -7720,7 +7720,7 @@
             <w:pPr>
               <w:spacing w:after="20" w:before="0"/>
             </w:pPr>
-            <w:hyperlink w:history="1" r:id="rIdmj4szwbhlhzwlljvs0qgf">
+            <w:hyperlink w:history="1" r:id="rIdn-ygn931diw1wfseybqfu">
               <w:r>
                 <w:rPr>
                   <w:rFonts w:ascii="Arial" w:cs="Arial" w:eastAsia="Arial" w:hAnsi="Arial"/>
@@ -7769,7 +7769,7 @@
               <w:spacing w:after="10" w:before="0"/>
               <w:ind w:left="120"/>
             </w:pPr>
-            <w:hyperlink w:history="1" r:id="rIdnz6zyd12jmkdvk04knibe">
+            <w:hyperlink w:history="1" r:id="rIdrtam3w6prqwvjdpuk_vsv">
               <w:r>
                 <w:rPr>
                   <w:rFonts w:ascii="Arial" w:cs="Arial" w:eastAsia="Arial" w:hAnsi="Arial"/>
@@ -8534,7 +8534,7 @@
         </w:rPr>
         <w:t xml:space="preserve">© 2026 SeaVuria and ARES. Aligned with KICD objectives. Developed by SeaVuria; technical implementation by ARES (with AI assistance from Claude). Licensed under </w:t>
       </w:r>
-      <w:hyperlink w:history="1" r:id="rId8nynkrvo1tfp0qy-cgbqz">
+      <w:hyperlink w:history="1" r:id="rIdhbd9dwhpgkbgt0vfwhx72">
         <w:r>
           <w:rPr>
             <w:rFonts w:ascii="Arial" w:cs="Arial" w:eastAsia="Arial" w:hAnsi="Arial"/>
@@ -8555,7 +8555,7 @@
         </w:rPr>
         <w:t xml:space="preserve"> (</w:t>
       </w:r>
-      <w:hyperlink w:history="1" r:id="rIdoxgp5rozfteqadzk8pdqn">
+      <w:hyperlink w:history="1" r:id="rIdwlymxvspqqpbamto7ndip">
         <w:r>
           <w:rPr>
             <w:rFonts w:ascii="Arial" w:cs="Arial" w:eastAsia="Arial" w:hAnsi="Arial"/>
@@ -9755,7 +9755,7 @@
             <w:pPr>
               <w:spacing w:after="20" w:before="0"/>
             </w:pPr>
-            <w:hyperlink w:history="1" r:id="rIddfwozbgomcq-mjeyr3t9e">
+            <w:hyperlink w:history="1" r:id="rIdwvlka7dlvlal5juxoaped">
               <w:r>
                 <w:rPr>
                   <w:rFonts w:ascii="Arial" w:cs="Arial" w:eastAsia="Arial" w:hAnsi="Arial"/>
@@ -9788,7 +9788,7 @@
               <w:spacing w:after="10" w:before="0"/>
               <w:ind w:left="120"/>
             </w:pPr>
-            <w:hyperlink w:history="1" r:id="rId_b2lax5-wzlfvaouiqhxn">
+            <w:hyperlink w:history="1" r:id="rIdfwh4cynlmpnzkxwfckulr">
               <w:r>
                 <w:rPr>
                   <w:rFonts w:ascii="Arial" w:cs="Arial" w:eastAsia="Arial" w:hAnsi="Arial"/>
@@ -9833,7 +9833,7 @@
             <w:pPr>
               <w:spacing w:after="20" w:before="0"/>
             </w:pPr>
-            <w:hyperlink w:history="1" r:id="rIdcqkdihoo3wyp-gep-hd2y">
+            <w:hyperlink w:history="1" r:id="rIdojzpsx4ga_mliupp2acze">
               <w:r>
                 <w:rPr>
                   <w:rFonts w:ascii="Arial" w:cs="Arial" w:eastAsia="Arial" w:hAnsi="Arial"/>
@@ -9866,7 +9866,7 @@
               <w:spacing w:after="10" w:before="0"/>
               <w:ind w:left="120"/>
             </w:pPr>
-            <w:hyperlink w:history="1" r:id="rIdrtzf2cvfnjjlrsogbzf4x">
+            <w:hyperlink w:history="1" r:id="rIdip1tcih7cejdacctof6x-">
               <w:r>
                 <w:rPr>
                   <w:rFonts w:ascii="Arial" w:cs="Arial" w:eastAsia="Arial" w:hAnsi="Arial"/>
@@ -10066,7 +10066,7 @@
             <w:pPr>
               <w:spacing w:after="20" w:before="0"/>
             </w:pPr>
-            <w:hyperlink w:history="1" r:id="rIdnhxsa2nnt8menxyvpa0jy">
+            <w:hyperlink w:history="1" r:id="rIdkhuynbastuovryohn_va6">
               <w:r>
                 <w:rPr>
                   <w:rFonts w:ascii="Arial" w:cs="Arial" w:eastAsia="Arial" w:hAnsi="Arial"/>
@@ -10099,7 +10099,7 @@
               <w:spacing w:after="10" w:before="0"/>
               <w:ind w:left="120"/>
             </w:pPr>
-            <w:hyperlink w:history="1" r:id="rIdq5ldydqs-ws_i-ytmpyka">
+            <w:hyperlink w:history="1" r:id="rIdapc83i10mmjk60skfzvfi">
               <w:r>
                 <w:rPr>
                   <w:rFonts w:ascii="Arial" w:cs="Arial" w:eastAsia="Arial" w:hAnsi="Arial"/>
@@ -10144,7 +10144,7 @@
             <w:pPr>
               <w:spacing w:after="20" w:before="0"/>
             </w:pPr>
-            <w:hyperlink w:history="1" r:id="rId8qllguq_d1dpxglvoa5di">
+            <w:hyperlink w:history="1" r:id="rIdmemf36sudk7wyj0hiolwr">
               <w:r>
                 <w:rPr>
                   <w:rFonts w:ascii="Arial" w:cs="Arial" w:eastAsia="Arial" w:hAnsi="Arial"/>
@@ -10177,7 +10177,7 @@
               <w:spacing w:after="10" w:before="0"/>
               <w:ind w:left="120"/>
             </w:pPr>
-            <w:hyperlink w:history="1" r:id="rIdt5atxtk8dj4tfjuuqrwyk">
+            <w:hyperlink w:history="1" r:id="rId-b6mi6h90h-eocmevj0yb">
               <w:r>
                 <w:rPr>
                   <w:rFonts w:ascii="Arial" w:cs="Arial" w:eastAsia="Arial" w:hAnsi="Arial"/>
@@ -10577,7 +10577,7 @@
             <w:pPr>
               <w:spacing w:after="20" w:before="0"/>
             </w:pPr>
-            <w:hyperlink w:history="1" r:id="rIdj1cf1rnuhkukvcfxdocab">
+            <w:hyperlink w:history="1" r:id="rIdabewrezsubnpecce_9zzm">
               <w:r>
                 <w:rPr>
                   <w:rFonts w:ascii="Arial" w:cs="Arial" w:eastAsia="Arial" w:hAnsi="Arial"/>
@@ -10626,7 +10626,7 @@
               <w:spacing w:after="10" w:before="0"/>
               <w:ind w:left="120"/>
             </w:pPr>
-            <w:hyperlink w:history="1" r:id="rIddcog4c7n0diutkoei6emd">
+            <w:hyperlink w:history="1" r:id="rIdsezfnsic2zync2cutsiak">
               <w:r>
                 <w:rPr>
                   <w:rFonts w:ascii="Arial" w:cs="Arial" w:eastAsia="Arial" w:hAnsi="Arial"/>
@@ -10671,7 +10671,7 @@
             <w:pPr>
               <w:spacing w:after="20" w:before="0"/>
             </w:pPr>
-            <w:hyperlink w:history="1" r:id="rIdwgeilxcdo4af3t0sd60u4">
+            <w:hyperlink w:history="1" r:id="rIdlfegpkj9vulrzayss9mze">
               <w:r>
                 <w:rPr>
                   <w:rFonts w:ascii="Arial" w:cs="Arial" w:eastAsia="Arial" w:hAnsi="Arial"/>
@@ -10720,7 +10720,7 @@
               <w:spacing w:after="10" w:before="0"/>
               <w:ind w:left="120"/>
             </w:pPr>
-            <w:hyperlink w:history="1" r:id="rIdrlqgbdjuktxvlnefymkip">
+            <w:hyperlink w:history="1" r:id="rId4vt-1lcwmatqb1c0zeukh">
               <w:r>
                 <w:rPr>
                   <w:rFonts w:ascii="Arial" w:cs="Arial" w:eastAsia="Arial" w:hAnsi="Arial"/>
@@ -11040,7 +11040,7 @@
             <w:pPr>
               <w:spacing w:after="20" w:before="0"/>
             </w:pPr>
-            <w:hyperlink w:history="1" r:id="rIdh-vyzvx34ajedin-n0wup">
+            <w:hyperlink w:history="1" r:id="rIdchme3t0wpn3wekahjfjti">
               <w:r>
                 <w:rPr>
                   <w:rFonts w:ascii="Arial" w:cs="Arial" w:eastAsia="Arial" w:hAnsi="Arial"/>
@@ -11089,7 +11089,7 @@
               <w:spacing w:after="10" w:before="0"/>
               <w:ind w:left="120"/>
             </w:pPr>
-            <w:hyperlink w:history="1" r:id="rIdke3r9na5-2t0wmoxt3b0x">
+            <w:hyperlink w:history="1" r:id="rId-bwdfpprkhhxjm0nm9evt">
               <w:r>
                 <w:rPr>
                   <w:rFonts w:ascii="Arial" w:cs="Arial" w:eastAsia="Arial" w:hAnsi="Arial"/>
@@ -11134,7 +11134,7 @@
             <w:pPr>
               <w:spacing w:after="20" w:before="0"/>
             </w:pPr>
-            <w:hyperlink w:history="1" r:id="rIdqswmwciouruizehrr-asd">
+            <w:hyperlink w:history="1" r:id="rIdindi08fdo3nfazeasiezq">
               <w:r>
                 <w:rPr>
                   <w:rFonts w:ascii="Arial" w:cs="Arial" w:eastAsia="Arial" w:hAnsi="Arial"/>
@@ -11183,7 +11183,7 @@
               <w:spacing w:after="10" w:before="0"/>
               <w:ind w:left="120"/>
             </w:pPr>
-            <w:hyperlink w:history="1" r:id="rIdikg7oflztticphxxkxviy">
+            <w:hyperlink w:history="1" r:id="rIdwpnmdq-uyfb4iwlmg9y0p">
               <w:r>
                 <w:rPr>
                   <w:rFonts w:ascii="Arial" w:cs="Arial" w:eastAsia="Arial" w:hAnsi="Arial"/>
@@ -11463,7 +11463,7 @@
             <w:pPr>
               <w:spacing w:after="20" w:before="0"/>
             </w:pPr>
-            <w:hyperlink w:history="1" r:id="rIdy6pazfswjycoydooz-kcw">
+            <w:hyperlink w:history="1" r:id="rIdcl4rcytru46-0hhxdgd2d">
               <w:r>
                 <w:rPr>
                   <w:rFonts w:ascii="Arial" w:cs="Arial" w:eastAsia="Arial" w:hAnsi="Arial"/>
@@ -11512,7 +11512,7 @@
               <w:spacing w:after="10" w:before="0"/>
               <w:ind w:left="120"/>
             </w:pPr>
-            <w:hyperlink w:history="1" r:id="rId0w1dcw808hkhygjfyipqc">
+            <w:hyperlink w:history="1" r:id="rIdp383hndtfntbtujwkpcsq">
               <w:r>
                 <w:rPr>
                   <w:rFonts w:ascii="Arial" w:cs="Arial" w:eastAsia="Arial" w:hAnsi="Arial"/>
@@ -11557,7 +11557,7 @@
             <w:pPr>
               <w:spacing w:after="20" w:before="0"/>
             </w:pPr>
-            <w:hyperlink w:history="1" r:id="rIdw2ogo4cx3prn-ueo-q0pd">
+            <w:hyperlink w:history="1" r:id="rIddgcswxwnguu458lmn-s3v">
               <w:r>
                 <w:rPr>
                   <w:rFonts w:ascii="Arial" w:cs="Arial" w:eastAsia="Arial" w:hAnsi="Arial"/>
@@ -11606,7 +11606,7 @@
               <w:spacing w:after="10" w:before="0"/>
               <w:ind w:left="120"/>
             </w:pPr>
-            <w:hyperlink w:history="1" r:id="rIdwkqe8wh7nwwmgkupsoagq">
+            <w:hyperlink w:history="1" r:id="rIdxo0asn7bavvuvo9m90aco">
               <w:r>
                 <w:rPr>
                   <w:rFonts w:ascii="Arial" w:cs="Arial" w:eastAsia="Arial" w:hAnsi="Arial"/>
@@ -12211,7 +12211,7 @@
         </w:rPr>
         <w:t xml:space="preserve">© 2026 SeaVuria and ARES. Aligned with KICD objectives. Developed by SeaVuria; technical implementation by ARES (with AI assistance from Claude). Licensed under </w:t>
       </w:r>
-      <w:hyperlink w:history="1" r:id="rIdqqujmyhizvqrh987e5ahd">
+      <w:hyperlink w:history="1" r:id="rIdd2_mnpkqankcuafqlsgvw">
         <w:r>
           <w:rPr>
             <w:rFonts w:ascii="Arial" w:cs="Arial" w:eastAsia="Arial" w:hAnsi="Arial"/>
@@ -12232,7 +12232,7 @@
         </w:rPr>
         <w:t xml:space="preserve"> (</w:t>
       </w:r>
-      <w:hyperlink w:history="1" r:id="rIdqixzzltdyhnbzs3jpmns1">
+      <w:hyperlink w:history="1" r:id="rIdxb7qbwd4iww07c3j1chhu">
         <w:r>
           <w:rPr>
             <w:rFonts w:ascii="Arial" w:cs="Arial" w:eastAsia="Arial" w:hAnsi="Arial"/>
@@ -13412,7 +13412,7 @@
             <w:pPr>
               <w:spacing w:after="20" w:before="0"/>
             </w:pPr>
-            <w:hyperlink w:history="1" r:id="rIdq8b-yijpkceaooirp9ugt">
+            <w:hyperlink w:history="1" r:id="rIdbwlu4r17dewi1mqxhbcgg">
               <w:r>
                 <w:rPr>
                   <w:rFonts w:ascii="Arial" w:cs="Arial" w:eastAsia="Arial" w:hAnsi="Arial"/>
@@ -13461,7 +13461,7 @@
               <w:spacing w:after="10" w:before="0"/>
               <w:ind w:left="120"/>
             </w:pPr>
-            <w:hyperlink w:history="1" r:id="rIduvwuuy1ghyyw7-jfxkwjn">
+            <w:hyperlink w:history="1" r:id="rIdlxtyki2s0p6rbotwk-9fb">
               <w:r>
                 <w:rPr>
                   <w:rFonts w:ascii="Arial" w:cs="Arial" w:eastAsia="Arial" w:hAnsi="Arial"/>
@@ -13506,7 +13506,7 @@
             <w:pPr>
               <w:spacing w:after="20" w:before="0"/>
             </w:pPr>
-            <w:hyperlink w:history="1" r:id="rIdrhhyvccawm_7mnyiteiez">
+            <w:hyperlink w:history="1" r:id="rIdtmn4le9iciun1gyfctngw">
               <w:r>
                 <w:rPr>
                   <w:rFonts w:ascii="Arial" w:cs="Arial" w:eastAsia="Arial" w:hAnsi="Arial"/>
@@ -13539,7 +13539,7 @@
               <w:spacing w:after="10" w:before="0"/>
               <w:ind w:left="120"/>
             </w:pPr>
-            <w:hyperlink w:history="1" r:id="rIdom4fmotry5htzb8uqlqsm">
+            <w:hyperlink w:history="1" r:id="rIda1ty1erwhwoc_qbescvon">
               <w:r>
                 <w:rPr>
                   <w:rFonts w:ascii="Arial" w:cs="Arial" w:eastAsia="Arial" w:hAnsi="Arial"/>
@@ -13739,7 +13739,7 @@
             <w:pPr>
               <w:spacing w:after="20" w:before="0"/>
             </w:pPr>
-            <w:hyperlink w:history="1" r:id="rIdaywkyg31ji1bwy7t-cco2">
+            <w:hyperlink w:history="1" r:id="rIdmajcsxidgz1r8g4y9ko1p">
               <w:r>
                 <w:rPr>
                   <w:rFonts w:ascii="Arial" w:cs="Arial" w:eastAsia="Arial" w:hAnsi="Arial"/>
@@ -13788,7 +13788,7 @@
               <w:spacing w:after="10" w:before="0"/>
               <w:ind w:left="120"/>
             </w:pPr>
-            <w:hyperlink w:history="1" r:id="rIdv96lgeish-xgusdh0nyxq">
+            <w:hyperlink w:history="1" r:id="rIddqj3fb5fge3kzbdmh_ljk">
               <w:r>
                 <w:rPr>
                   <w:rFonts w:ascii="Arial" w:cs="Arial" w:eastAsia="Arial" w:hAnsi="Arial"/>
@@ -13833,7 +13833,7 @@
             <w:pPr>
               <w:spacing w:after="20" w:before="0"/>
             </w:pPr>
-            <w:hyperlink w:history="1" r:id="rIdrcr4qdmkeifgljag-cj3t">
+            <w:hyperlink w:history="1" r:id="rIdcyrdrt3szz_cjtfjlpbxs">
               <w:r>
                 <w:rPr>
                   <w:rFonts w:ascii="Arial" w:cs="Arial" w:eastAsia="Arial" w:hAnsi="Arial"/>
@@ -13866,7 +13866,7 @@
               <w:spacing w:after="10" w:before="0"/>
               <w:ind w:left="120"/>
             </w:pPr>
-            <w:hyperlink w:history="1" r:id="rIdmkj6flufpq43mnyd9tdt7">
+            <w:hyperlink w:history="1" r:id="rIdnsdgs-zgf0dcn-ija4gfu">
               <w:r>
                 <w:rPr>
                   <w:rFonts w:ascii="Arial" w:cs="Arial" w:eastAsia="Arial" w:hAnsi="Arial"/>
@@ -14066,7 +14066,7 @@
             <w:pPr>
               <w:spacing w:after="20" w:before="0"/>
             </w:pPr>
-            <w:hyperlink w:history="1" r:id="rIdtzdhctd6hgqe-j1w-xnsi">
+            <w:hyperlink w:history="1" r:id="rIdm7fhsvvk_m9hjlks5z7li">
               <w:r>
                 <w:rPr>
                   <w:rFonts w:ascii="Arial" w:cs="Arial" w:eastAsia="Arial" w:hAnsi="Arial"/>
@@ -14115,7 +14115,7 @@
               <w:spacing w:after="10" w:before="0"/>
               <w:ind w:left="120"/>
             </w:pPr>
-            <w:hyperlink w:history="1" r:id="rIdrcbq8ip8trlcugwy-bf_m">
+            <w:hyperlink w:history="1" r:id="rIdaulkxyiyzavlfa5i1rakf">
               <w:r>
                 <w:rPr>
                   <w:rFonts w:ascii="Arial" w:cs="Arial" w:eastAsia="Arial" w:hAnsi="Arial"/>
@@ -14160,7 +14160,7 @@
             <w:pPr>
               <w:spacing w:after="20" w:before="0"/>
             </w:pPr>
-            <w:hyperlink w:history="1" r:id="rIdns0mbay6eayshc8lnl0wl">
+            <w:hyperlink w:history="1" r:id="rIdfbsd9vw9pph3tnjy6ppjp">
               <w:r>
                 <w:rPr>
                   <w:rFonts w:ascii="Arial" w:cs="Arial" w:eastAsia="Arial" w:hAnsi="Arial"/>
@@ -14193,7 +14193,7 @@
               <w:spacing w:after="10" w:before="0"/>
               <w:ind w:left="120"/>
             </w:pPr>
-            <w:hyperlink w:history="1" r:id="rIdb9onem6on8ph006ns262x">
+            <w:hyperlink w:history="1" r:id="rIdkvoxkjlxse1ebyusqbvso">
               <w:r>
                 <w:rPr>
                   <w:rFonts w:ascii="Arial" w:cs="Arial" w:eastAsia="Arial" w:hAnsi="Arial"/>
@@ -14393,7 +14393,7 @@
             <w:pPr>
               <w:spacing w:after="20" w:before="0"/>
             </w:pPr>
-            <w:hyperlink w:history="1" r:id="rIdu09t5tqfrixocervr6iz1">
+            <w:hyperlink w:history="1" r:id="rIdubtdr_whmvtz1tovwcgsv">
               <w:r>
                 <w:rPr>
                   <w:rFonts w:ascii="Arial" w:cs="Arial" w:eastAsia="Arial" w:hAnsi="Arial"/>
@@ -14442,7 +14442,7 @@
               <w:spacing w:after="10" w:before="0"/>
               <w:ind w:left="120"/>
             </w:pPr>
-            <w:hyperlink w:history="1" r:id="rIdslgfjtrr2lae90mjivnkd">
+            <w:hyperlink w:history="1" r:id="rIdhqbp5whdv4yr2pgzitogx">
               <w:r>
                 <w:rPr>
                   <w:rFonts w:ascii="Arial" w:cs="Arial" w:eastAsia="Arial" w:hAnsi="Arial"/>
@@ -14487,7 +14487,7 @@
             <w:pPr>
               <w:spacing w:after="20" w:before="0"/>
             </w:pPr>
-            <w:hyperlink w:history="1" r:id="rIdmssx-u5wxmcfwtm2zabcl">
+            <w:hyperlink w:history="1" r:id="rId8hdtvzppr10b1cscngmj1">
               <w:r>
                 <w:rPr>
                   <w:rFonts w:ascii="Arial" w:cs="Arial" w:eastAsia="Arial" w:hAnsi="Arial"/>
@@ -14520,7 +14520,7 @@
               <w:spacing w:after="10" w:before="0"/>
               <w:ind w:left="120"/>
             </w:pPr>
-            <w:hyperlink w:history="1" r:id="rIdtocv8yzzaadizukprmp5o">
+            <w:hyperlink w:history="1" r:id="rIdbvwszlfotboxisy6cx-t3">
               <w:r>
                 <w:rPr>
                   <w:rFonts w:ascii="Arial" w:cs="Arial" w:eastAsia="Arial" w:hAnsi="Arial"/>
@@ -14720,7 +14720,7 @@
             <w:pPr>
               <w:spacing w:after="20" w:before="0"/>
             </w:pPr>
-            <w:hyperlink w:history="1" r:id="rIdpobzzcz4msbiks_zoeyk-">
+            <w:hyperlink w:history="1" r:id="rIdqckv_9rq9u_r-eebw-bqq">
               <w:r>
                 <w:rPr>
                   <w:rFonts w:ascii="Arial" w:cs="Arial" w:eastAsia="Arial" w:hAnsi="Arial"/>
@@ -14769,7 +14769,7 @@
               <w:spacing w:after="10" w:before="0"/>
               <w:ind w:left="120"/>
             </w:pPr>
-            <w:hyperlink w:history="1" r:id="rIdzs-x_mkrxuyk4cfn1n1lt">
+            <w:hyperlink w:history="1" r:id="rId4qzpzxapxwmq6jzmz6oo-">
               <w:r>
                 <w:rPr>
                   <w:rFonts w:ascii="Arial" w:cs="Arial" w:eastAsia="Arial" w:hAnsi="Arial"/>
@@ -14814,7 +14814,7 @@
             <w:pPr>
               <w:spacing w:after="20" w:before="0"/>
             </w:pPr>
-            <w:hyperlink w:history="1" r:id="rIdrcn716olzvdtwl13e-mct">
+            <w:hyperlink w:history="1" r:id="rIdqbkciyzypcc9tqeldrzjq">
               <w:r>
                 <w:rPr>
                   <w:rFonts w:ascii="Arial" w:cs="Arial" w:eastAsia="Arial" w:hAnsi="Arial"/>
@@ -14863,7 +14863,7 @@
               <w:spacing w:after="10" w:before="0"/>
               <w:ind w:left="120"/>
             </w:pPr>
-            <w:hyperlink w:history="1" r:id="rIdeidrssqy3xxitvua4bwaw">
+            <w:hyperlink w:history="1" r:id="rIdrfkqc8klrrltkwwpdm7uj">
               <w:r>
                 <w:rPr>
                   <w:rFonts w:ascii="Arial" w:cs="Arial" w:eastAsia="Arial" w:hAnsi="Arial"/>
@@ -15388,7 +15388,7 @@
         </w:rPr>
         <w:t xml:space="preserve">© 2026 SeaVuria and ARES. Aligned with KICD objectives. Developed by SeaVuria; technical implementation by ARES (with AI assistance from Claude). Licensed under </w:t>
       </w:r>
-      <w:hyperlink w:history="1" r:id="rId4uoz622ddijvhkxwmflzd">
+      <w:hyperlink w:history="1" r:id="rIdpnun8ejd_f1hbib1t6tpj">
         <w:r>
           <w:rPr>
             <w:rFonts w:ascii="Arial" w:cs="Arial" w:eastAsia="Arial" w:hAnsi="Arial"/>
@@ -15409,7 +15409,7 @@
         </w:rPr>
         <w:t xml:space="preserve"> (</w:t>
       </w:r>
-      <w:hyperlink w:history="1" r:id="rId4i8ycg1jb3szdrh9ff4uq">
+      <w:hyperlink w:history="1" r:id="rIdl8ykoz6k0mrseamkkolua">
         <w:r>
           <w:rPr>
             <w:rFonts w:ascii="Arial" w:cs="Arial" w:eastAsia="Arial" w:hAnsi="Arial"/>
@@ -16449,7 +16449,7 @@
             <w:pPr>
               <w:spacing w:after="20" w:before="0"/>
             </w:pPr>
-            <w:hyperlink w:history="1" r:id="rIdwp19dm-lmmuc2logklk8p">
+            <w:hyperlink w:history="1" r:id="rIdoybheizbtpwyyojb3fsgu">
               <w:r>
                 <w:rPr>
                   <w:rFonts w:ascii="Arial" w:cs="Arial" w:eastAsia="Arial" w:hAnsi="Arial"/>
@@ -16482,7 +16482,7 @@
               <w:spacing w:after="10" w:before="0"/>
               <w:ind w:left="120"/>
             </w:pPr>
-            <w:hyperlink w:history="1" r:id="rIdyckvidj__glqytwemsisu">
+            <w:hyperlink w:history="1" r:id="rIdhjgzuzahhmfa9981zkitt">
               <w:r>
                 <w:rPr>
                   <w:rFonts w:ascii="Arial" w:cs="Arial" w:eastAsia="Arial" w:hAnsi="Arial"/>
@@ -16527,7 +16527,7 @@
             <w:pPr>
               <w:spacing w:after="20" w:before="0"/>
             </w:pPr>
-            <w:hyperlink w:history="1" r:id="rIdhnj2npz6jlvhi3fugqvj4">
+            <w:hyperlink w:history="1" r:id="rIdydw5urawmtxb0-3q3gqoj">
               <w:r>
                 <w:rPr>
                   <w:rFonts w:ascii="Arial" w:cs="Arial" w:eastAsia="Arial" w:hAnsi="Arial"/>
@@ -16560,7 +16560,7 @@
               <w:spacing w:after="10" w:before="0"/>
               <w:ind w:left="120"/>
             </w:pPr>
-            <w:hyperlink w:history="1" r:id="rIdxxm8emklgbs5futd6pibm">
+            <w:hyperlink w:history="1" r:id="rIdymwrjtjqmzuok0iz2qmwb">
               <w:r>
                 <w:rPr>
                   <w:rFonts w:ascii="Arial" w:cs="Arial" w:eastAsia="Arial" w:hAnsi="Arial"/>
@@ -16760,7 +16760,7 @@
             <w:pPr>
               <w:spacing w:after="20" w:before="0"/>
             </w:pPr>
-            <w:hyperlink w:history="1" r:id="rIdh8ze4qt_1bv9conqctuhr">
+            <w:hyperlink w:history="1" r:id="rIdfquiptsbhs1fryysozg-c">
               <w:r>
                 <w:rPr>
                   <w:rFonts w:ascii="Arial" w:cs="Arial" w:eastAsia="Arial" w:hAnsi="Arial"/>
@@ -16793,7 +16793,7 @@
               <w:spacing w:after="10" w:before="0"/>
               <w:ind w:left="120"/>
             </w:pPr>
-            <w:hyperlink w:history="1" r:id="rId31znt_xv7nwyl4edxn-1i">
+            <w:hyperlink w:history="1" r:id="rIdhoe1jgrzbgbc_xbppis5b">
               <w:r>
                 <w:rPr>
                   <w:rFonts w:ascii="Arial" w:cs="Arial" w:eastAsia="Arial" w:hAnsi="Arial"/>
@@ -16838,7 +16838,7 @@
             <w:pPr>
               <w:spacing w:after="20" w:before="0"/>
             </w:pPr>
-            <w:hyperlink w:history="1" r:id="rId9mwgam4avciuwot-gmbh-">
+            <w:hyperlink w:history="1" r:id="rIdy0naanpduhu6by6xp1uu7">
               <w:r>
                 <w:rPr>
                   <w:rFonts w:ascii="Arial" w:cs="Arial" w:eastAsia="Arial" w:hAnsi="Arial"/>
@@ -16871,7 +16871,7 @@
               <w:spacing w:after="10" w:before="0"/>
               <w:ind w:left="120"/>
             </w:pPr>
-            <w:hyperlink w:history="1" r:id="rIdfu2lfcuubu-txhuzlqr3n">
+            <w:hyperlink w:history="1" r:id="rIdbn1oqtfavms3kyfldybpg">
               <w:r>
                 <w:rPr>
                   <w:rFonts w:ascii="Arial" w:cs="Arial" w:eastAsia="Arial" w:hAnsi="Arial"/>
@@ -17071,7 +17071,7 @@
             <w:pPr>
               <w:spacing w:after="20" w:before="0"/>
             </w:pPr>
-            <w:hyperlink w:history="1" r:id="rIdghhgy7bzgweqscl9izkxy">
+            <w:hyperlink w:history="1" r:id="rId2slrhntg2icjo-wcokvit">
               <w:r>
                 <w:rPr>
                   <w:rFonts w:ascii="Arial" w:cs="Arial" w:eastAsia="Arial" w:hAnsi="Arial"/>
@@ -17104,7 +17104,7 @@
               <w:spacing w:after="10" w:before="0"/>
               <w:ind w:left="120"/>
             </w:pPr>
-            <w:hyperlink w:history="1" r:id="rIdkqvjkvzid1rotqco7kzos">
+            <w:hyperlink w:history="1" r:id="rIdyvaih4gbnkmummufxkc0d">
               <w:r>
                 <w:rPr>
                   <w:rFonts w:ascii="Arial" w:cs="Arial" w:eastAsia="Arial" w:hAnsi="Arial"/>
@@ -17149,7 +17149,7 @@
             <w:pPr>
               <w:spacing w:after="20" w:before="0"/>
             </w:pPr>
-            <w:hyperlink w:history="1" r:id="rIdhimdx2dhsj_pg_je4yaj2">
+            <w:hyperlink w:history="1" r:id="rIdsm030z4h5izcbzbijwjh4">
               <w:r>
                 <w:rPr>
                   <w:rFonts w:ascii="Arial" w:cs="Arial" w:eastAsia="Arial" w:hAnsi="Arial"/>
@@ -17198,7 +17198,7 @@
               <w:spacing w:after="10" w:before="0"/>
               <w:ind w:left="120"/>
             </w:pPr>
-            <w:hyperlink w:history="1" r:id="rId0f7wpwebtor8b_7rloftn">
+            <w:hyperlink w:history="1" r:id="rIdqepqct3rlrow-pmy0cbvo">
               <w:r>
                 <w:rPr>
                   <w:rFonts w:ascii="Arial" w:cs="Arial" w:eastAsia="Arial" w:hAnsi="Arial"/>
@@ -17398,7 +17398,7 @@
             <w:pPr>
               <w:spacing w:after="20" w:before="0"/>
             </w:pPr>
-            <w:hyperlink w:history="1" r:id="rIdcyw05vbzlvoyalxxbdwa8">
+            <w:hyperlink w:history="1" r:id="rIdaqt9ksxkpcirkylhtuwza">
               <w:r>
                 <w:rPr>
                   <w:rFonts w:ascii="Arial" w:cs="Arial" w:eastAsia="Arial" w:hAnsi="Arial"/>
@@ -17431,7 +17431,7 @@
               <w:spacing w:after="10" w:before="0"/>
               <w:ind w:left="120"/>
             </w:pPr>
-            <w:hyperlink w:history="1" r:id="rIdjtxrci4lc-bt49zztauea">
+            <w:hyperlink w:history="1" r:id="rId31iaonwwpguwppfzdz4gn">
               <w:r>
                 <w:rPr>
                   <w:rFonts w:ascii="Arial" w:cs="Arial" w:eastAsia="Arial" w:hAnsi="Arial"/>
@@ -17476,7 +17476,7 @@
             <w:pPr>
               <w:spacing w:after="20" w:before="0"/>
             </w:pPr>
-            <w:hyperlink w:history="1" r:id="rIdh0ii8ddut0qafygydqjx2">
+            <w:hyperlink w:history="1" r:id="rIdk85epyytg3rxjf3gfxift">
               <w:r>
                 <w:rPr>
                   <w:rFonts w:ascii="Arial" w:cs="Arial" w:eastAsia="Arial" w:hAnsi="Arial"/>
@@ -17525,7 +17525,7 @@
               <w:spacing w:after="10" w:before="0"/>
               <w:ind w:left="120"/>
             </w:pPr>
-            <w:hyperlink w:history="1" r:id="rIdh3cpa5noauaq9fh9x8-3v">
+            <w:hyperlink w:history="1" r:id="rIdq0oo0ja_khkiyscmb9m-p">
               <w:r>
                 <w:rPr>
                   <w:rFonts w:ascii="Arial" w:cs="Arial" w:eastAsia="Arial" w:hAnsi="Arial"/>
@@ -17725,7 +17725,7 @@
             <w:pPr>
               <w:spacing w:after="20" w:before="0"/>
             </w:pPr>
-            <w:hyperlink w:history="1" r:id="rId1mkdhh1hbujddyedqszdd">
+            <w:hyperlink w:history="1" r:id="rIdqtcl64j3tcdxwcjr1n7wo">
               <w:r>
                 <w:rPr>
                   <w:rFonts w:ascii="Arial" w:cs="Arial" w:eastAsia="Arial" w:hAnsi="Arial"/>
@@ -17774,7 +17774,7 @@
               <w:spacing w:after="10" w:before="0"/>
               <w:ind w:left="120"/>
             </w:pPr>
-            <w:hyperlink w:history="1" r:id="rIdsy7suzr3cnrjtxbcqr5bz">
+            <w:hyperlink w:history="1" r:id="rIdktbje9e3evrnk5p27gi9w">
               <w:r>
                 <w:rPr>
                   <w:rFonts w:ascii="Arial" w:cs="Arial" w:eastAsia="Arial" w:hAnsi="Arial"/>
@@ -17819,7 +17819,7 @@
             <w:pPr>
               <w:spacing w:after="20" w:before="0"/>
             </w:pPr>
-            <w:hyperlink w:history="1" r:id="rIda5qvmmkw_nxud8tyjwkmk">
+            <w:hyperlink w:history="1" r:id="rIdhcrewy0y-cuw4r1lz61br">
               <w:r>
                 <w:rPr>
                   <w:rFonts w:ascii="Arial" w:cs="Arial" w:eastAsia="Arial" w:hAnsi="Arial"/>
@@ -17868,7 +17868,7 @@
               <w:spacing w:after="10" w:before="0"/>
               <w:ind w:left="120"/>
             </w:pPr>
-            <w:hyperlink w:history="1" r:id="rIdlm62x_b7ixg0gy1d_owww">
+            <w:hyperlink w:history="1" r:id="rIdwp0uw9gkzydss3d_pds6o">
               <w:r>
                 <w:rPr>
                   <w:rFonts w:ascii="Arial" w:cs="Arial" w:eastAsia="Arial" w:hAnsi="Arial"/>
@@ -18393,7 +18393,7 @@
         </w:rPr>
         <w:t xml:space="preserve">© 2026 SeaVuria and ARES. Aligned with KICD objectives. Developed by SeaVuria; technical implementation by ARES (with AI assistance from Claude). Licensed under </w:t>
       </w:r>
-      <w:hyperlink w:history="1" r:id="rIdnw5vuzxbuszkjeyhgwqe5">
+      <w:hyperlink w:history="1" r:id="rIdkaakw-r-rqsrt8exl2kjk">
         <w:r>
           <w:rPr>
             <w:rFonts w:ascii="Arial" w:cs="Arial" w:eastAsia="Arial" w:hAnsi="Arial"/>
@@ -18414,7 +18414,7 @@
         </w:rPr>
         <w:t xml:space="preserve"> (</w:t>
       </w:r>
-      <w:hyperlink w:history="1" r:id="rIdqklvzvypfukddvyt7k_ok">
+      <w:hyperlink w:history="1" r:id="rIdyfq_qzphwrjyhdqa61sfc">
         <w:r>
           <w:rPr>
             <w:rFonts w:ascii="Arial" w:cs="Arial" w:eastAsia="Arial" w:hAnsi="Arial"/>
@@ -19454,7 +19454,7 @@
             <w:pPr>
               <w:spacing w:after="20" w:before="0"/>
             </w:pPr>
-            <w:hyperlink w:history="1" r:id="rIdjuiegnmhormmqfoop7f-k">
+            <w:hyperlink w:history="1" r:id="rIdtzyz5yhb54qf2yp_baoyw">
               <w:r>
                 <w:rPr>
                   <w:rFonts w:ascii="Arial" w:cs="Arial" w:eastAsia="Arial" w:hAnsi="Arial"/>
@@ -19487,7 +19487,7 @@
               <w:spacing w:after="10" w:before="0"/>
               <w:ind w:left="120"/>
             </w:pPr>
-            <w:hyperlink w:history="1" r:id="rIdvmuttxetg-cxkqa9plycn">
+            <w:hyperlink w:history="1" r:id="rIdtullgowleytqwkpudavlz">
               <w:r>
                 <w:rPr>
                   <w:rFonts w:ascii="Arial" w:cs="Arial" w:eastAsia="Arial" w:hAnsi="Arial"/>
@@ -19532,7 +19532,7 @@
             <w:pPr>
               <w:spacing w:after="20" w:before="0"/>
             </w:pPr>
-            <w:hyperlink w:history="1" r:id="rIdnt8phxj1cqebas4boqhsn">
+            <w:hyperlink w:history="1" r:id="rId180msvsv9sowak2jhotqw">
               <w:r>
                 <w:rPr>
                   <w:rFonts w:ascii="Arial" w:cs="Arial" w:eastAsia="Arial" w:hAnsi="Arial"/>
@@ -19565,7 +19565,7 @@
               <w:spacing w:after="10" w:before="0"/>
               <w:ind w:left="120"/>
             </w:pPr>
-            <w:hyperlink w:history="1" r:id="rIdo_zzcex28s7o8nt76jyxe">
+            <w:hyperlink w:history="1" r:id="rId-werqq8_t3hhzxvao1yc1">
               <w:r>
                 <w:rPr>
                   <w:rFonts w:ascii="Arial" w:cs="Arial" w:eastAsia="Arial" w:hAnsi="Arial"/>
@@ -19765,7 +19765,7 @@
             <w:pPr>
               <w:spacing w:after="20" w:before="0"/>
             </w:pPr>
-            <w:hyperlink w:history="1" r:id="rId1gexlgtrcqib_qj5lzot0">
+            <w:hyperlink w:history="1" r:id="rIdpbt1h7mhpyklxkbjn71wt">
               <w:r>
                 <w:rPr>
                   <w:rFonts w:ascii="Arial" w:cs="Arial" w:eastAsia="Arial" w:hAnsi="Arial"/>
@@ -19798,7 +19798,7 @@
               <w:spacing w:after="10" w:before="0"/>
               <w:ind w:left="120"/>
             </w:pPr>
-            <w:hyperlink w:history="1" r:id="rIdykvoxdigkqoydo1jzxfzd">
+            <w:hyperlink w:history="1" r:id="rId0utfnerngceyd22mb-nwz">
               <w:r>
                 <w:rPr>
                   <w:rFonts w:ascii="Arial" w:cs="Arial" w:eastAsia="Arial" w:hAnsi="Arial"/>
@@ -19843,7 +19843,7 @@
             <w:pPr>
               <w:spacing w:after="20" w:before="0"/>
             </w:pPr>
-            <w:hyperlink w:history="1" r:id="rIdegyou7zqq0rbqnmjn6sii">
+            <w:hyperlink w:history="1" r:id="rId2jylety72zvctaqpyltxb">
               <w:r>
                 <w:rPr>
                   <w:rFonts w:ascii="Arial" w:cs="Arial" w:eastAsia="Arial" w:hAnsi="Arial"/>
@@ -19876,7 +19876,7 @@
               <w:spacing w:after="10" w:before="0"/>
               <w:ind w:left="120"/>
             </w:pPr>
-            <w:hyperlink w:history="1" r:id="rIdqttuwsumgeweug-mpxl6i">
+            <w:hyperlink w:history="1" r:id="rIdeoxwohzwnt_gjmx-cmncm">
               <w:r>
                 <w:rPr>
                   <w:rFonts w:ascii="Arial" w:cs="Arial" w:eastAsia="Arial" w:hAnsi="Arial"/>
@@ -20076,7 +20076,7 @@
             <w:pPr>
               <w:spacing w:after="20" w:before="0"/>
             </w:pPr>
-            <w:hyperlink w:history="1" r:id="rId533qcbwktcprbjwfzruac">
+            <w:hyperlink w:history="1" r:id="rIdwtz80v1_o2zxvhys5s-2t">
               <w:r>
                 <w:rPr>
                   <w:rFonts w:ascii="Arial" w:cs="Arial" w:eastAsia="Arial" w:hAnsi="Arial"/>
@@ -20125,7 +20125,7 @@
               <w:spacing w:after="10" w:before="0"/>
               <w:ind w:left="120"/>
             </w:pPr>
-            <w:hyperlink w:history="1" r:id="rId5n5gcdsjg0xw8btyuweny">
+            <w:hyperlink w:history="1" r:id="rIdjirowg5o81ojnischb6jc">
               <w:r>
                 <w:rPr>
                   <w:rFonts w:ascii="Arial" w:cs="Arial" w:eastAsia="Arial" w:hAnsi="Arial"/>
@@ -20170,7 +20170,7 @@
             <w:pPr>
               <w:spacing w:after="20" w:before="0"/>
             </w:pPr>
-            <w:hyperlink w:history="1" r:id="rIdlvyricwzkfqabni442lmu">
+            <w:hyperlink w:history="1" r:id="rIdurrszhevt3u7kthbowvqx">
               <w:r>
                 <w:rPr>
                   <w:rFonts w:ascii="Arial" w:cs="Arial" w:eastAsia="Arial" w:hAnsi="Arial"/>
@@ -20219,7 +20219,7 @@
               <w:spacing w:after="10" w:before="0"/>
               <w:ind w:left="120"/>
             </w:pPr>
-            <w:hyperlink w:history="1" r:id="rIdqw9kasv7hm3azic7mtshd">
+            <w:hyperlink w:history="1" r:id="rIdk87gwy0gbn6di0agdnbm3">
               <w:r>
                 <w:rPr>
                   <w:rFonts w:ascii="Arial" w:cs="Arial" w:eastAsia="Arial" w:hAnsi="Arial"/>
@@ -20419,7 +20419,7 @@
             <w:pPr>
               <w:spacing w:after="20" w:before="0"/>
             </w:pPr>
-            <w:hyperlink w:history="1" r:id="rIdi1zrvxbxmjhd7bo99othf">
+            <w:hyperlink w:history="1" r:id="rIdrkrwhifjsxfrusrka7yzr">
               <w:r>
                 <w:rPr>
                   <w:rFonts w:ascii="Arial" w:cs="Arial" w:eastAsia="Arial" w:hAnsi="Arial"/>
@@ -20468,7 +20468,7 @@
               <w:spacing w:after="10" w:before="0"/>
               <w:ind w:left="120"/>
             </w:pPr>
-            <w:hyperlink w:history="1" r:id="rIdpar3kfaibodd-oc3cnl8-">
+            <w:hyperlink w:history="1" r:id="rIdis6sl8tkfcq-t2mb--z1p">
               <w:r>
                 <w:rPr>
                   <w:rFonts w:ascii="Arial" w:cs="Arial" w:eastAsia="Arial" w:hAnsi="Arial"/>
@@ -20513,7 +20513,7 @@
             <w:pPr>
               <w:spacing w:after="20" w:before="0"/>
             </w:pPr>
-            <w:hyperlink w:history="1" r:id="rIdbdqa6vtydfnj-1tu_lz76">
+            <w:hyperlink w:history="1" r:id="rIdv1rfczg4-v2-g22r5vsr7">
               <w:r>
                 <w:rPr>
                   <w:rFonts w:ascii="Arial" w:cs="Arial" w:eastAsia="Arial" w:hAnsi="Arial"/>
@@ -20562,7 +20562,7 @@
               <w:spacing w:after="10" w:before="0"/>
               <w:ind w:left="120"/>
             </w:pPr>
-            <w:hyperlink w:history="1" r:id="rId4sqfurtbkfnevmjawewhb">
+            <w:hyperlink w:history="1" r:id="rIdilr0fthoipxwb2t25caei">
               <w:r>
                 <w:rPr>
                   <w:rFonts w:ascii="Arial" w:cs="Arial" w:eastAsia="Arial" w:hAnsi="Arial"/>
@@ -20762,7 +20762,7 @@
             <w:pPr>
               <w:spacing w:after="20" w:before="0"/>
             </w:pPr>
-            <w:hyperlink w:history="1" r:id="rIdztrlkqqulewvmzebdk6aq">
+            <w:hyperlink w:history="1" r:id="rIdpy2gol6vwb0w-lni802gm">
               <w:r>
                 <w:rPr>
                   <w:rFonts w:ascii="Arial" w:cs="Arial" w:eastAsia="Arial" w:hAnsi="Arial"/>
@@ -20811,7 +20811,7 @@
               <w:spacing w:after="10" w:before="0"/>
               <w:ind w:left="120"/>
             </w:pPr>
-            <w:hyperlink w:history="1" r:id="rIdldh4s8p8qa7fzfivwxtwz">
+            <w:hyperlink w:history="1" r:id="rId8yw57r49lznfy0q9zltk1">
               <w:r>
                 <w:rPr>
                   <w:rFonts w:ascii="Arial" w:cs="Arial" w:eastAsia="Arial" w:hAnsi="Arial"/>
@@ -20856,7 +20856,7 @@
             <w:pPr>
               <w:spacing w:after="20" w:before="0"/>
             </w:pPr>
-            <w:hyperlink w:history="1" r:id="rIdghniiuie9p6w7fg9ckf0f">
+            <w:hyperlink w:history="1" r:id="rIdzng5x661staxojltc_oi2">
               <w:r>
                 <w:rPr>
                   <w:rFonts w:ascii="Arial" w:cs="Arial" w:eastAsia="Arial" w:hAnsi="Arial"/>
@@ -20905,7 +20905,7 @@
               <w:spacing w:after="10" w:before="0"/>
               <w:ind w:left="120"/>
             </w:pPr>
-            <w:hyperlink w:history="1" r:id="rIdvxlzmn9pkvbsyy6hktmex">
+            <w:hyperlink w:history="1" r:id="rIdjz6jsoegbsmrrgsauiuxt">
               <w:r>
                 <w:rPr>
                   <w:rFonts w:ascii="Arial" w:cs="Arial" w:eastAsia="Arial" w:hAnsi="Arial"/>
@@ -21430,7 +21430,7 @@
         </w:rPr>
         <w:t xml:space="preserve">© 2026 SeaVuria and ARES. Aligned with KICD objectives. Developed by SeaVuria; technical implementation by ARES (with AI assistance from Claude). Licensed under </w:t>
       </w:r>
-      <w:hyperlink w:history="1" r:id="rIde7-5r-dk68thzuircn_r3">
+      <w:hyperlink w:history="1" r:id="rIdajz-40w738ks_rwpzs0il">
         <w:r>
           <w:rPr>
             <w:rFonts w:ascii="Arial" w:cs="Arial" w:eastAsia="Arial" w:hAnsi="Arial"/>
@@ -21451,7 +21451,7 @@
         </w:rPr>
         <w:t xml:space="preserve"> (</w:t>
       </w:r>
-      <w:hyperlink w:history="1" r:id="rIdevtg_hfufdhxhyk1_urhg">
+      <w:hyperlink w:history="1" r:id="rIdro3y1b9ubtjb1d_m8wjop">
         <w:r>
           <w:rPr>
             <w:rFonts w:ascii="Arial" w:cs="Arial" w:eastAsia="Arial" w:hAnsi="Arial"/>
@@ -22491,7 +22491,7 @@
             <w:pPr>
               <w:spacing w:after="20" w:before="0"/>
             </w:pPr>
-            <w:hyperlink w:history="1" r:id="rIdsxhab5x_nbjvtgcp9gyzm">
+            <w:hyperlink w:history="1" r:id="rIdtl4efpf_vafxvsv7szrt4">
               <w:r>
                 <w:rPr>
                   <w:rFonts w:ascii="Arial" w:cs="Arial" w:eastAsia="Arial" w:hAnsi="Arial"/>
@@ -22524,7 +22524,7 @@
               <w:spacing w:after="10" w:before="0"/>
               <w:ind w:left="120"/>
             </w:pPr>
-            <w:hyperlink w:history="1" r:id="rIdm3_sy4gyegyesdp1lmcle">
+            <w:hyperlink w:history="1" r:id="rIdz-jtttidr36hnzyrwryj9">
               <w:r>
                 <w:rPr>
                   <w:rFonts w:ascii="Arial" w:cs="Arial" w:eastAsia="Arial" w:hAnsi="Arial"/>
@@ -22569,7 +22569,7 @@
             <w:pPr>
               <w:spacing w:after="20" w:before="0"/>
             </w:pPr>
-            <w:hyperlink w:history="1" r:id="rIdc4kp_8m07j66wfsfys9cx">
+            <w:hyperlink w:history="1" r:id="rId8t-qnbi19hn5gmmcaegfa">
               <w:r>
                 <w:rPr>
                   <w:rFonts w:ascii="Arial" w:cs="Arial" w:eastAsia="Arial" w:hAnsi="Arial"/>
@@ -22602,7 +22602,7 @@
               <w:spacing w:after="10" w:before="0"/>
               <w:ind w:left="120"/>
             </w:pPr>
-            <w:hyperlink w:history="1" r:id="rIdhar9u9uf7tgbfnzahokiy">
+            <w:hyperlink w:history="1" r:id="rIdllr0pyisa5rtoq3rhipzv">
               <w:r>
                 <w:rPr>
                   <w:rFonts w:ascii="Arial" w:cs="Arial" w:eastAsia="Arial" w:hAnsi="Arial"/>
@@ -22802,7 +22802,7 @@
             <w:pPr>
               <w:spacing w:after="20" w:before="0"/>
             </w:pPr>
-            <w:hyperlink w:history="1" r:id="rIdb-xc7n0uq3rbclzdsuqvb">
+            <w:hyperlink w:history="1" r:id="rIdbf6z7cn9fk9vwm9hiyxea">
               <w:r>
                 <w:rPr>
                   <w:rFonts w:ascii="Arial" w:cs="Arial" w:eastAsia="Arial" w:hAnsi="Arial"/>
@@ -22835,7 +22835,7 @@
               <w:spacing w:after="10" w:before="0"/>
               <w:ind w:left="120"/>
             </w:pPr>
-            <w:hyperlink w:history="1" r:id="rId0y_ibzesmj0ua0vj6eodq">
+            <w:hyperlink w:history="1" r:id="rIdtgcnmpbilfz8aspis709p">
               <w:r>
                 <w:rPr>
                   <w:rFonts w:ascii="Arial" w:cs="Arial" w:eastAsia="Arial" w:hAnsi="Arial"/>
@@ -22880,7 +22880,7 @@
             <w:pPr>
               <w:spacing w:after="20" w:before="0"/>
             </w:pPr>
-            <w:hyperlink w:history="1" r:id="rIddornrlxzapx7sjuv00g2_">
+            <w:hyperlink w:history="1" r:id="rIddp0suoip11iyqpzlzd1ox">
               <w:r>
                 <w:rPr>
                   <w:rFonts w:ascii="Arial" w:cs="Arial" w:eastAsia="Arial" w:hAnsi="Arial"/>
@@ -22913,7 +22913,7 @@
               <w:spacing w:after="10" w:before="0"/>
               <w:ind w:left="120"/>
             </w:pPr>
-            <w:hyperlink w:history="1" r:id="rIddeoh7lf_9s_uj3v7wzoz1">
+            <w:hyperlink w:history="1" r:id="rIdt1ho_i6rxq1ec0iwcieh8">
               <w:r>
                 <w:rPr>
                   <w:rFonts w:ascii="Arial" w:cs="Arial" w:eastAsia="Arial" w:hAnsi="Arial"/>
@@ -23113,7 +23113,7 @@
             <w:pPr>
               <w:spacing w:after="20" w:before="0"/>
             </w:pPr>
-            <w:hyperlink w:history="1" r:id="rIdw8mps_-b6aknkyk3j_pj7">
+            <w:hyperlink w:history="1" r:id="rId5m_mxd8mdzrcaqczgtzpq">
               <w:r>
                 <w:rPr>
                   <w:rFonts w:ascii="Arial" w:cs="Arial" w:eastAsia="Arial" w:hAnsi="Arial"/>
@@ -23162,7 +23162,7 @@
               <w:spacing w:after="10" w:before="0"/>
               <w:ind w:left="120"/>
             </w:pPr>
-            <w:hyperlink w:history="1" r:id="rIdh9gppza9kueivbthuiwuy">
+            <w:hyperlink w:history="1" r:id="rId9lfmm4_zcmn1-a-6rrcsg">
               <w:r>
                 <w:rPr>
                   <w:rFonts w:ascii="Arial" w:cs="Arial" w:eastAsia="Arial" w:hAnsi="Arial"/>
@@ -23207,7 +23207,7 @@
             <w:pPr>
               <w:spacing w:after="20" w:before="0"/>
             </w:pPr>
-            <w:hyperlink w:history="1" r:id="rIdn78ewmdu1wuwlgp4fbh5c">
+            <w:hyperlink w:history="1" r:id="rIdhtkd9yr09n--c1afa3mqa">
               <w:r>
                 <w:rPr>
                   <w:rFonts w:ascii="Arial" w:cs="Arial" w:eastAsia="Arial" w:hAnsi="Arial"/>
@@ -23240,7 +23240,7 @@
               <w:spacing w:after="10" w:before="0"/>
               <w:ind w:left="120"/>
             </w:pPr>
-            <w:hyperlink w:history="1" r:id="rIdnfl4rj5u2sugw3pq-dfgc">
+            <w:hyperlink w:history="1" r:id="rIdwgz1yarh8s9swyo1croz2">
               <w:r>
                 <w:rPr>
                   <w:rFonts w:ascii="Arial" w:cs="Arial" w:eastAsia="Arial" w:hAnsi="Arial"/>
@@ -23440,7 +23440,7 @@
             <w:pPr>
               <w:spacing w:after="20" w:before="0"/>
             </w:pPr>
-            <w:hyperlink w:history="1" r:id="rIdsgyskch2vdkh2_faymdu5">
+            <w:hyperlink w:history="1" r:id="rIdfzgyn60yi4xnuotm71u7y">
               <w:r>
                 <w:rPr>
                   <w:rFonts w:ascii="Arial" w:cs="Arial" w:eastAsia="Arial" w:hAnsi="Arial"/>
@@ -23489,7 +23489,7 @@
               <w:spacing w:after="10" w:before="0"/>
               <w:ind w:left="120"/>
             </w:pPr>
-            <w:hyperlink w:history="1" r:id="rId_fto3b51xy7e9mx57b-nz">
+            <w:hyperlink w:history="1" r:id="rIddwfmnsaijkb-xv7i15l8s">
               <w:r>
                 <w:rPr>
                   <w:rFonts w:ascii="Arial" w:cs="Arial" w:eastAsia="Arial" w:hAnsi="Arial"/>
@@ -23534,7 +23534,7 @@
             <w:pPr>
               <w:spacing w:after="20" w:before="0"/>
             </w:pPr>
-            <w:hyperlink w:history="1" r:id="rIdgtqvxdkqw6pcoiy_bahoj">
+            <w:hyperlink w:history="1" r:id="rIdwnys19gksponofa2bghqb">
               <w:r>
                 <w:rPr>
                   <w:rFonts w:ascii="Arial" w:cs="Arial" w:eastAsia="Arial" w:hAnsi="Arial"/>
@@ -23567,7 +23567,7 @@
               <w:spacing w:after="10" w:before="0"/>
               <w:ind w:left="120"/>
             </w:pPr>
-            <w:hyperlink w:history="1" r:id="rId54_v69jx8di7mq5uc05gv">
+            <w:hyperlink w:history="1" r:id="rIdirm59-b52zd7jxigtlewj">
               <w:r>
                 <w:rPr>
                   <w:rFonts w:ascii="Arial" w:cs="Arial" w:eastAsia="Arial" w:hAnsi="Arial"/>
@@ -23767,7 +23767,7 @@
             <w:pPr>
               <w:spacing w:after="20" w:before="0"/>
             </w:pPr>
-            <w:hyperlink w:history="1" r:id="rIdn3bkhos7qvjdp1ckxapyv">
+            <w:hyperlink w:history="1" r:id="rIdkmmupmniqf4_k-iij_vhi">
               <w:r>
                 <w:rPr>
                   <w:rFonts w:ascii="Arial" w:cs="Arial" w:eastAsia="Arial" w:hAnsi="Arial"/>
@@ -23816,7 +23816,7 @@
               <w:spacing w:after="10" w:before="0"/>
               <w:ind w:left="120"/>
             </w:pPr>
-            <w:hyperlink w:history="1" r:id="rIdmxkmkwzr_nrtr6bjplgrj">
+            <w:hyperlink w:history="1" r:id="rIdit8jruwygt5atlcrmnjga">
               <w:r>
                 <w:rPr>
                   <w:rFonts w:ascii="Arial" w:cs="Arial" w:eastAsia="Arial" w:hAnsi="Arial"/>
@@ -23861,7 +23861,7 @@
             <w:pPr>
               <w:spacing w:after="20" w:before="0"/>
             </w:pPr>
-            <w:hyperlink w:history="1" r:id="rIdhuievzgekzarvfyyytsfr">
+            <w:hyperlink w:history="1" r:id="rIdbo7neimh7vopqtw_lefuq">
               <w:r>
                 <w:rPr>
                   <w:rFonts w:ascii="Arial" w:cs="Arial" w:eastAsia="Arial" w:hAnsi="Arial"/>
@@ -23894,7 +23894,7 @@
               <w:spacing w:after="10" w:before="0"/>
               <w:ind w:left="120"/>
             </w:pPr>
-            <w:hyperlink w:history="1" r:id="rIdtur_rtkpuxvqb2xajm5hb">
+            <w:hyperlink w:history="1" r:id="rIdsm-w1h4wjqnrhug79bcuk">
               <w:r>
                 <w:rPr>
                   <w:rFonts w:ascii="Arial" w:cs="Arial" w:eastAsia="Arial" w:hAnsi="Arial"/>
@@ -24419,7 +24419,7 @@
         </w:rPr>
         <w:t xml:space="preserve">© 2026 SeaVuria and ARES. Aligned with KICD objectives. Developed by SeaVuria; technical implementation by ARES (with AI assistance from Claude). Licensed under </w:t>
       </w:r>
-      <w:hyperlink w:history="1" r:id="rId6bmtbdsctce-ukjbiouc9">
+      <w:hyperlink w:history="1" r:id="rIdpomnntegc9hrz8aic4pnf">
         <w:r>
           <w:rPr>
             <w:rFonts w:ascii="Arial" w:cs="Arial" w:eastAsia="Arial" w:hAnsi="Arial"/>
@@ -24440,7 +24440,7 @@
         </w:rPr>
         <w:t xml:space="preserve"> (</w:t>
       </w:r>
-      <w:hyperlink w:history="1" r:id="rIdo2wnwpowlnnufn87ufeam">
+      <w:hyperlink w:history="1" r:id="rId9r1w8avdoogablmecejsw">
         <w:r>
           <w:rPr>
             <w:rFonts w:ascii="Arial" w:cs="Arial" w:eastAsia="Arial" w:hAnsi="Arial"/>
@@ -25480,7 +25480,7 @@
             <w:pPr>
               <w:spacing w:after="20" w:before="0"/>
             </w:pPr>
-            <w:hyperlink w:history="1" r:id="rId59a4pbi_m93gwfvjfttik">
+            <w:hyperlink w:history="1" r:id="rIdtsuyeetuhvo-szx6fm_vj">
               <w:r>
                 <w:rPr>
                   <w:rFonts w:ascii="Arial" w:cs="Arial" w:eastAsia="Arial" w:hAnsi="Arial"/>
@@ -25513,7 +25513,7 @@
               <w:spacing w:after="10" w:before="0"/>
               <w:ind w:left="120"/>
             </w:pPr>
-            <w:hyperlink w:history="1" r:id="rIdrt3fyzvfrja0kcbi266rb">
+            <w:hyperlink w:history="1" r:id="rIdvunx64qyaf-5umm9p5gpj">
               <w:r>
                 <w:rPr>
                   <w:rFonts w:ascii="Arial" w:cs="Arial" w:eastAsia="Arial" w:hAnsi="Arial"/>
@@ -25558,7 +25558,7 @@
             <w:pPr>
               <w:spacing w:after="20" w:before="0"/>
             </w:pPr>
-            <w:hyperlink w:history="1" r:id="rIdz3b3v2k9mcqaiyhpy52tm">
+            <w:hyperlink w:history="1" r:id="rId-b3hdmywlwm9z8gsy-oqm">
               <w:r>
                 <w:rPr>
                   <w:rFonts w:ascii="Arial" w:cs="Arial" w:eastAsia="Arial" w:hAnsi="Arial"/>
@@ -25591,7 +25591,7 @@
               <w:spacing w:after="10" w:before="0"/>
               <w:ind w:left="120"/>
             </w:pPr>
-            <w:hyperlink w:history="1" r:id="rIdyc6qxljajss3ng3k3ahx_">
+            <w:hyperlink w:history="1" r:id="rIduslrpesw2nasbiqylno4y">
               <w:r>
                 <w:rPr>
                   <w:rFonts w:ascii="Arial" w:cs="Arial" w:eastAsia="Arial" w:hAnsi="Arial"/>
@@ -25791,7 +25791,7 @@
             <w:pPr>
               <w:spacing w:after="20" w:before="0"/>
             </w:pPr>
-            <w:hyperlink w:history="1" r:id="rIdryeppmbxtlwivmqctnh4z">
+            <w:hyperlink w:history="1" r:id="rIdg5h3r0pnl9ig82d_ajpip">
               <w:r>
                 <w:rPr>
                   <w:rFonts w:ascii="Arial" w:cs="Arial" w:eastAsia="Arial" w:hAnsi="Arial"/>
@@ -25824,7 +25824,7 @@
               <w:spacing w:after="10" w:before="0"/>
               <w:ind w:left="120"/>
             </w:pPr>
-            <w:hyperlink w:history="1" r:id="rIdjon3m-yj0m_w8ddro0bma">
+            <w:hyperlink w:history="1" r:id="rIdgip0nf_ehc1rwl5hrdsl3">
               <w:r>
                 <w:rPr>
                   <w:rFonts w:ascii="Arial" w:cs="Arial" w:eastAsia="Arial" w:hAnsi="Arial"/>
@@ -25869,7 +25869,7 @@
             <w:pPr>
               <w:spacing w:after="20" w:before="0"/>
             </w:pPr>
-            <w:hyperlink w:history="1" r:id="rIdgfglvek_xn01o-p55iyel">
+            <w:hyperlink w:history="1" r:id="rIdenf-zn4vw3e28wcjhd5lt">
               <w:r>
                 <w:rPr>
                   <w:rFonts w:ascii="Arial" w:cs="Arial" w:eastAsia="Arial" w:hAnsi="Arial"/>
@@ -25902,7 +25902,7 @@
               <w:spacing w:after="10" w:before="0"/>
               <w:ind w:left="120"/>
             </w:pPr>
-            <w:hyperlink w:history="1" r:id="rIdsl0vhe2ucpcqcyhjcwf7k">
+            <w:hyperlink w:history="1" r:id="rIdsw1ljepjdbabylraf7v5x">
               <w:r>
                 <w:rPr>
                   <w:rFonts w:ascii="Arial" w:cs="Arial" w:eastAsia="Arial" w:hAnsi="Arial"/>
@@ -26102,7 +26102,7 @@
             <w:pPr>
               <w:spacing w:after="20" w:before="0"/>
             </w:pPr>
-            <w:hyperlink w:history="1" r:id="rIdlwmbjky0gstecarpm9t-h">
+            <w:hyperlink w:history="1" r:id="rIdviu_heqhhxwpkfjwk4bew">
               <w:r>
                 <w:rPr>
                   <w:rFonts w:ascii="Arial" w:cs="Arial" w:eastAsia="Arial" w:hAnsi="Arial"/>
@@ -26135,7 +26135,7 @@
               <w:spacing w:after="10" w:before="0"/>
               <w:ind w:left="120"/>
             </w:pPr>
-            <w:hyperlink w:history="1" r:id="rIday6bd2bdjenrh6e6mmnu7">
+            <w:hyperlink w:history="1" r:id="rIdrh_vy1xbjbiusrfnbbrei">
               <w:r>
                 <w:rPr>
                   <w:rFonts w:ascii="Arial" w:cs="Arial" w:eastAsia="Arial" w:hAnsi="Arial"/>
@@ -26180,7 +26180,7 @@
             <w:pPr>
               <w:spacing w:after="20" w:before="0"/>
             </w:pPr>
-            <w:hyperlink w:history="1" r:id="rIdpueqgdrj8aldqcxarfyqg">
+            <w:hyperlink w:history="1" r:id="rId3fmxof-4goadfrl34-s-v">
               <w:r>
                 <w:rPr>
                   <w:rFonts w:ascii="Arial" w:cs="Arial" w:eastAsia="Arial" w:hAnsi="Arial"/>
@@ -26229,7 +26229,7 @@
               <w:spacing w:after="10" w:before="0"/>
               <w:ind w:left="120"/>
             </w:pPr>
-            <w:hyperlink w:history="1" r:id="rId534qddikevqs0fg93k3ir">
+            <w:hyperlink w:history="1" r:id="rIdwtqo_vcaxqjxtvdf5bsq3">
               <w:r>
                 <w:rPr>
                   <w:rFonts w:ascii="Arial" w:cs="Arial" w:eastAsia="Arial" w:hAnsi="Arial"/>
@@ -26869,7 +26869,7 @@
             <w:pPr>
               <w:spacing w:after="20" w:before="0"/>
             </w:pPr>
-            <w:hyperlink w:history="1" r:id="rId5crfk9le7-akmexdyo6qg">
+            <w:hyperlink w:history="1" r:id="rId99dreaowio_ev4mvtlj5y">
               <w:r>
                 <w:rPr>
                   <w:rFonts w:ascii="Arial" w:cs="Arial" w:eastAsia="Arial" w:hAnsi="Arial"/>
@@ -26902,7 +26902,7 @@
               <w:spacing w:after="10" w:before="0"/>
               <w:ind w:left="120"/>
             </w:pPr>
-            <w:hyperlink w:history="1" r:id="rId6ebakfqeim_r5vcptrjr8">
+            <w:hyperlink w:history="1" r:id="rIdiysw9luqevhm5gafcqlku">
               <w:r>
                 <w:rPr>
                   <w:rFonts w:ascii="Arial" w:cs="Arial" w:eastAsia="Arial" w:hAnsi="Arial"/>
@@ -26947,7 +26947,7 @@
             <w:pPr>
               <w:spacing w:after="20" w:before="0"/>
             </w:pPr>
-            <w:hyperlink w:history="1" r:id="rIdy9a7tcojwupwgbnbnog7g">
+            <w:hyperlink w:history="1" r:id="rId8xhimjilgib79fjoshsjg">
               <w:r>
                 <w:rPr>
                   <w:rFonts w:ascii="Arial" w:cs="Arial" w:eastAsia="Arial" w:hAnsi="Arial"/>
@@ -26996,7 +26996,7 @@
               <w:spacing w:after="10" w:before="0"/>
               <w:ind w:left="120"/>
             </w:pPr>
-            <w:hyperlink w:history="1" r:id="rIdwuthndi5cio_spckjxxey">
+            <w:hyperlink w:history="1" r:id="rIdoorfoao0yzstres4jgqes">
               <w:r>
                 <w:rPr>
                   <w:rFonts w:ascii="Arial" w:cs="Arial" w:eastAsia="Arial" w:hAnsi="Arial"/>
@@ -27196,7 +27196,7 @@
             <w:pPr>
               <w:spacing w:after="20" w:before="0"/>
             </w:pPr>
-            <w:hyperlink w:history="1" r:id="rIdgq-arqvvwp4srimwifvar">
+            <w:hyperlink w:history="1" r:id="rIdyoirq5qizz311ddzltz8o">
               <w:r>
                 <w:rPr>
                   <w:rFonts w:ascii="Arial" w:cs="Arial" w:eastAsia="Arial" w:hAnsi="Arial"/>
@@ -27229,7 +27229,7 @@
               <w:spacing w:after="10" w:before="0"/>
               <w:ind w:left="120"/>
             </w:pPr>
-            <w:hyperlink w:history="1" r:id="rIdkjert4hvrtgoaodniti96">
+            <w:hyperlink w:history="1" r:id="rIdw7nmkrmpf93irdnlqvabp">
               <w:r>
                 <w:rPr>
                   <w:rFonts w:ascii="Arial" w:cs="Arial" w:eastAsia="Arial" w:hAnsi="Arial"/>
@@ -27274,7 +27274,7 @@
             <w:pPr>
               <w:spacing w:after="20" w:before="0"/>
             </w:pPr>
-            <w:hyperlink w:history="1" r:id="rId2e_knjybgunqpxwyy2doy">
+            <w:hyperlink w:history="1" r:id="rIddpx-f-cexwkjspvgy2xug">
               <w:r>
                 <w:rPr>
                   <w:rFonts w:ascii="Arial" w:cs="Arial" w:eastAsia="Arial" w:hAnsi="Arial"/>
@@ -27323,7 +27323,7 @@
               <w:spacing w:after="10" w:before="0"/>
               <w:ind w:left="120"/>
             </w:pPr>
-            <w:hyperlink w:history="1" r:id="rIdmxj8f0bz_8ksbvnxz9p80">
+            <w:hyperlink w:history="1" r:id="rIdcsba51x7geupdb439sb_u">
               <w:r>
                 <w:rPr>
                   <w:rFonts w:ascii="Arial" w:cs="Arial" w:eastAsia="Arial" w:hAnsi="Arial"/>
@@ -27848,7 +27848,7 @@
         </w:rPr>
         <w:t xml:space="preserve">© 2026 SeaVuria and ARES. Aligned with KICD objectives. Developed by SeaVuria; technical implementation by ARES (with AI assistance from Claude). Licensed under </w:t>
       </w:r>
-      <w:hyperlink w:history="1" r:id="rIdu0s46d0bk79sklm3hyfud">
+      <w:hyperlink w:history="1" r:id="rIdvkrn9uhd3cdramyuamp4m">
         <w:r>
           <w:rPr>
             <w:rFonts w:ascii="Arial" w:cs="Arial" w:eastAsia="Arial" w:hAnsi="Arial"/>
@@ -27869,7 +27869,7 @@
         </w:rPr>
         <w:t xml:space="preserve"> (</w:t>
       </w:r>
-      <w:hyperlink w:history="1" r:id="rIdmleapqagv7faz6iajsf99">
+      <w:hyperlink w:history="1" r:id="rIdo8wjq8f7ar7co_7wakujq">
         <w:r>
           <w:rPr>
             <w:rFonts w:ascii="Arial" w:cs="Arial" w:eastAsia="Arial" w:hAnsi="Arial"/>
